--- a/Shahriarirad_Reza_CV.docx
+++ b/Shahriarirad_Reza_CV.docx
@@ -63,9 +63,9 @@
     </w:p>
     <w:p>
       <w:pPr>
-        <w:spacing w:after="60"/>
-      </w:pPr>
-      <w:hyperlink w:history="1" r:id="rIdlpwu-dglbiphroartu2np">
+        <w:spacing w:after="80"/>
+      </w:pPr>
+      <w:hyperlink w:history="1" r:id="rId3y33g4k7x9_mdeajefq6-">
         <w:r>
           <w:rPr>
             <w:rFonts w:ascii="Calibri" w:cs="Calibri" w:eastAsia="Calibri" w:hAnsi="Calibri"/>
@@ -86,7 +86,7 @@
         </w:rPr>
         <w:t xml:space="preserve"> | </w:t>
       </w:r>
-      <w:hyperlink w:history="1" r:id="rId-uslqpt7sv9skiizw-vlj">
+      <w:hyperlink w:history="1" r:id="rIdxppckx1ile1hgd43vi47r">
         <w:r>
           <w:rPr>
             <w:rFonts w:ascii="Calibri" w:cs="Calibri" w:eastAsia="Calibri" w:hAnsi="Calibri"/>
@@ -107,7 +107,7 @@
         </w:rPr>
         <w:t xml:space="preserve"> | </w:t>
       </w:r>
-      <w:hyperlink w:history="1" r:id="rId1gugu90lsghmyvuvsiegd">
+      <w:hyperlink w:history="1" r:id="rIdzalicx0rjlsusgolekve0">
         <w:r>
           <w:rPr>
             <w:rFonts w:ascii="Calibri" w:cs="Calibri" w:eastAsia="Calibri" w:hAnsi="Calibri"/>
@@ -128,7 +128,7 @@
         </w:rPr>
         <w:t xml:space="preserve"> | </w:t>
       </w:r>
-      <w:hyperlink w:history="1" r:id="rIdhyei36j8vzja1fqtlx8mg">
+      <w:hyperlink w:history="1" r:id="rIdjj7vanvfobbsg1ykfcwti">
         <w:r>
           <w:rPr>
             <w:rFonts w:ascii="Calibri" w:cs="Calibri" w:eastAsia="Calibri" w:hAnsi="Calibri"/>
@@ -149,7 +149,7 @@
         </w:rPr>
         <w:t xml:space="preserve"> | </w:t>
       </w:r>
-      <w:hyperlink w:history="1" r:id="rIdibfvw-jiyobmbc9hhgkxv">
+      <w:hyperlink w:history="1" r:id="rIdxsrnbjkl_o1qbuou5uhju">
         <w:r>
           <w:rPr>
             <w:rFonts w:ascii="Calibri" w:cs="Calibri" w:eastAsia="Calibri" w:hAnsi="Calibri"/>
@@ -170,7 +170,7 @@
         </w:rPr>
         <w:t xml:space="preserve"> | </w:t>
       </w:r>
-      <w:hyperlink w:history="1" r:id="rId1p-hy0yrhuazhwihcgg5f">
+      <w:hyperlink w:history="1" r:id="rId4_-q6pshhu0wxbylvwl9m">
         <w:r>
           <w:rPr>
             <w:rFonts w:ascii="Calibri" w:cs="Calibri" w:eastAsia="Calibri" w:hAnsi="Calibri"/>
@@ -191,7 +191,7 @@
         </w:rPr>
         <w:t xml:space="preserve"> | </w:t>
       </w:r>
-      <w:hyperlink w:history="1" r:id="rIdg1wwabnhgqpqpz4_bourt">
+      <w:hyperlink w:history="1" r:id="rIdbxmrvalmld3ap7r87bq0p">
         <w:r>
           <w:rPr>
             <w:rFonts w:ascii="Calibri" w:cs="Calibri" w:eastAsia="Calibri" w:hAnsi="Calibri"/>
@@ -214,15 +214,10 @@
     </w:p>
     <w:p>
       <w:pPr>
-        <w:spacing w:before="120" w:after="0"/>
-      </w:pPr>
-    </w:p>
-    <w:p>
-      <w:pPr>
         <w:pBdr>
           <w:bottom w:val="single" w:color="B8953A" w:sz="8" w:space="4"/>
         </w:pBdr>
-        <w:spacing w:before="240" w:after="60"/>
+        <w:spacing w:after="60" w:before="240"/>
       </w:pPr>
       <w:r>
         <w:rPr>
@@ -241,12 +236,12 @@
       <w:tblPr>
         <w:tblW w:type="dxa" w:w="10080"/>
         <w:tblBorders>
-          <w:top w:val="none"/>
-          <w:left w:val="none"/>
-          <w:bottom w:val="none"/>
-          <w:right w:val="none"/>
-          <w:insideH w:val="none"/>
-          <w:insideV w:val="none"/>
+          <w:top w:val="none" w:sz="0"/>
+          <w:left w:val="none" w:sz="0"/>
+          <w:bottom w:val="none" w:sz="0"/>
+          <w:right w:val="none" w:sz="0"/>
+          <w:insideH w:val="none" w:sz="0"/>
+          <w:insideV w:val="none" w:sz="0"/>
         </w:tblBorders>
       </w:tblPr>
       <w:tblGrid>
@@ -256,7 +251,7 @@
       <w:tr>
         <w:tc>
           <w:tcPr>
-            <w:tcW w:type="dxa" w:w="2200"/>
+            <w:tcW w:type="dxa" w:w="1400"/>
             <w:tcBorders>
               <w:top w:val="none" w:sz="0"/>
               <w:left w:val="none" w:sz="0"/>
@@ -286,7 +281,7 @@
         </w:tc>
         <w:tc>
           <w:tcPr>
-            <w:tcW w:type="dxa" w:w="7880"/>
+            <w:tcW w:type="dxa" w:w="8680"/>
             <w:tcBorders>
               <w:top w:val="none" w:sz="0"/>
               <w:left w:val="none" w:sz="0"/>
@@ -316,7 +311,7 @@
       <w:tr>
         <w:tc>
           <w:tcPr>
-            <w:tcW w:type="dxa" w:w="2200"/>
+            <w:tcW w:type="dxa" w:w="1400"/>
             <w:tcBorders>
               <w:top w:val="none" w:sz="0"/>
               <w:left w:val="none" w:sz="0"/>
@@ -346,7 +341,7 @@
         </w:tc>
         <w:tc>
           <w:tcPr>
-            <w:tcW w:type="dxa" w:w="7880"/>
+            <w:tcW w:type="dxa" w:w="8680"/>
             <w:tcBorders>
               <w:top w:val="none" w:sz="0"/>
               <w:left w:val="none" w:sz="0"/>
@@ -376,7 +371,7 @@
       <w:tr>
         <w:tc>
           <w:tcPr>
-            <w:tcW w:type="dxa" w:w="2200"/>
+            <w:tcW w:type="dxa" w:w="1400"/>
             <w:tcBorders>
               <w:top w:val="none" w:sz="0"/>
               <w:left w:val="none" w:sz="0"/>
@@ -406,7 +401,7 @@
         </w:tc>
         <w:tc>
           <w:tcPr>
-            <w:tcW w:type="dxa" w:w="7880"/>
+            <w:tcW w:type="dxa" w:w="8680"/>
             <w:tcBorders>
               <w:top w:val="none" w:sz="0"/>
               <w:left w:val="none" w:sz="0"/>
@@ -436,7 +431,7 @@
       <w:tr>
         <w:tc>
           <w:tcPr>
-            <w:tcW w:type="dxa" w:w="2200"/>
+            <w:tcW w:type="dxa" w:w="1400"/>
             <w:tcBorders>
               <w:top w:val="none" w:sz="0"/>
               <w:left w:val="none" w:sz="0"/>
@@ -466,7 +461,7 @@
         </w:tc>
         <w:tc>
           <w:tcPr>
-            <w:tcW w:type="dxa" w:w="7880"/>
+            <w:tcW w:type="dxa" w:w="8680"/>
             <w:tcBorders>
               <w:top w:val="none" w:sz="0"/>
               <w:left w:val="none" w:sz="0"/>
@@ -496,7 +491,7 @@
       <w:tr>
         <w:tc>
           <w:tcPr>
-            <w:tcW w:type="dxa" w:w="2200"/>
+            <w:tcW w:type="dxa" w:w="1400"/>
             <w:tcBorders>
               <w:top w:val="none" w:sz="0"/>
               <w:left w:val="none" w:sz="0"/>
@@ -526,7 +521,7 @@
         </w:tc>
         <w:tc>
           <w:tcPr>
-            <w:tcW w:type="dxa" w:w="7880"/>
+            <w:tcW w:type="dxa" w:w="8680"/>
             <w:tcBorders>
               <w:top w:val="none" w:sz="0"/>
               <w:left w:val="none" w:sz="0"/>
@@ -556,7 +551,7 @@
       <w:tr>
         <w:tc>
           <w:tcPr>
-            <w:tcW w:type="dxa" w:w="2200"/>
+            <w:tcW w:type="dxa" w:w="1400"/>
             <w:tcBorders>
               <w:top w:val="none" w:sz="0"/>
               <w:left w:val="none" w:sz="0"/>
@@ -586,7 +581,7 @@
         </w:tc>
         <w:tc>
           <w:tcPr>
-            <w:tcW w:type="dxa" w:w="7880"/>
+            <w:tcW w:type="dxa" w:w="8680"/>
             <w:tcBorders>
               <w:top w:val="none" w:sz="0"/>
               <w:left w:val="none" w:sz="0"/>
@@ -616,7 +611,7 @@
       <w:tr>
         <w:tc>
           <w:tcPr>
-            <w:tcW w:type="dxa" w:w="2200"/>
+            <w:tcW w:type="dxa" w:w="1400"/>
             <w:tcBorders>
               <w:top w:val="none" w:sz="0"/>
               <w:left w:val="none" w:sz="0"/>
@@ -646,7 +641,7 @@
         </w:tc>
         <w:tc>
           <w:tcPr>
-            <w:tcW w:type="dxa" w:w="7880"/>
+            <w:tcW w:type="dxa" w:w="8680"/>
             <w:tcBorders>
               <w:top w:val="none" w:sz="0"/>
               <w:left w:val="none" w:sz="0"/>
@@ -676,7 +671,7 @@
       <w:tr>
         <w:tc>
           <w:tcPr>
-            <w:tcW w:type="dxa" w:w="2200"/>
+            <w:tcW w:type="dxa" w:w="1400"/>
             <w:tcBorders>
               <w:top w:val="none" w:sz="0"/>
               <w:left w:val="none" w:sz="0"/>
@@ -706,7 +701,7 @@
         </w:tc>
         <w:tc>
           <w:tcPr>
-            <w:tcW w:type="dxa" w:w="7880"/>
+            <w:tcW w:type="dxa" w:w="8680"/>
             <w:tcBorders>
               <w:top w:val="none" w:sz="0"/>
               <w:left w:val="none" w:sz="0"/>
@@ -736,15 +731,10 @@
     </w:tbl>
     <w:p>
       <w:pPr>
-        <w:spacing w:before="120" w:after="0"/>
-      </w:pPr>
-    </w:p>
-    <w:p>
-      <w:pPr>
         <w:pBdr>
           <w:bottom w:val="single" w:color="B8953A" w:sz="8" w:space="4"/>
         </w:pBdr>
-        <w:spacing w:before="240" w:after="60"/>
+        <w:spacing w:after="60" w:before="240"/>
       </w:pPr>
       <w:r>
         <w:rPr>
@@ -763,12 +753,12 @@
       <w:tblPr>
         <w:tblW w:type="dxa" w:w="10080"/>
         <w:tblBorders>
-          <w:top w:val="none"/>
-          <w:left w:val="none"/>
-          <w:bottom w:val="none"/>
-          <w:right w:val="none"/>
-          <w:insideH w:val="none"/>
-          <w:insideV w:val="none"/>
+          <w:top w:val="none" w:sz="0"/>
+          <w:left w:val="none" w:sz="0"/>
+          <w:bottom w:val="none" w:sz="0"/>
+          <w:right w:val="none" w:sz="0"/>
+          <w:insideH w:val="none" w:sz="0"/>
+          <w:insideV w:val="none" w:sz="0"/>
         </w:tblBorders>
       </w:tblPr>
       <w:tblGrid>
@@ -928,15 +918,10 @@
     </w:tbl>
     <w:p>
       <w:pPr>
-        <w:spacing w:before="120" w:after="0"/>
-      </w:pPr>
-    </w:p>
-    <w:p>
-      <w:pPr>
         <w:pBdr>
           <w:bottom w:val="single" w:color="B8953A" w:sz="8" w:space="4"/>
         </w:pBdr>
-        <w:spacing w:before="240" w:after="60"/>
+        <w:spacing w:after="60" w:before="240"/>
       </w:pPr>
       <w:r>
         <w:rPr>
@@ -955,12 +940,12 @@
       <w:tblPr>
         <w:tblW w:type="dxa" w:w="10080"/>
         <w:tblBorders>
-          <w:top w:val="none"/>
-          <w:left w:val="none"/>
-          <w:bottom w:val="none"/>
-          <w:right w:val="none"/>
-          <w:insideH w:val="none"/>
-          <w:insideV w:val="none"/>
+          <w:top w:val="none" w:sz="0"/>
+          <w:left w:val="none" w:sz="0"/>
+          <w:bottom w:val="none" w:sz="0"/>
+          <w:right w:val="none" w:sz="0"/>
+          <w:insideH w:val="none" w:sz="0"/>
+          <w:insideV w:val="none" w:sz="0"/>
         </w:tblBorders>
       </w:tblPr>
       <w:tblGrid>
@@ -1053,11 +1038,11 @@
             <w:r>
               <w:rPr>
                 <w:rFonts w:ascii="Calibri" w:cs="Calibri" w:eastAsia="Calibri" w:hAnsi="Calibri"/>
-                <w:color w:val="6B84A0"/>
+                <w:color w:val="000000"/>
                 <w:sz w:val="18"/>
                 <w:szCs w:val="18"/>
               </w:rPr>
-              <w:t xml:space="preserve">Conducting 30+ IRB-approved research projects across plastic &amp; reconstructive surgery, thoracic surgery, cardiac surgery, bariatric &amp; abdominal wall reconstruction, oral &amp; maxillofacial surgery, GI surgery, and trauma. Leading translational innovation projects and industry collaborations.</w:t>
+              <w:t xml:space="preserve">Conducting 30+ IRB-approved research projects across plastic surgery, thoracic surgery, cardiac surgery, bariatric &amp; abdominal wall reconstruction, oral &amp; maxillofacial surgery, GI surgery, and trauma.</w:t>
             </w:r>
           </w:p>
         </w:tc>
@@ -1319,15 +1304,10 @@
     </w:tbl>
     <w:p>
       <w:pPr>
-        <w:spacing w:before="120" w:after="0"/>
-      </w:pPr>
-    </w:p>
-    <w:p>
-      <w:pPr>
         <w:pBdr>
           <w:bottom w:val="single" w:color="B8953A" w:sz="8" w:space="4"/>
         </w:pBdr>
-        <w:spacing w:before="240" w:after="60"/>
+        <w:spacing w:after="60" w:before="240"/>
       </w:pPr>
       <w:r>
         <w:rPr>
@@ -1346,12 +1326,12 @@
       <w:tblPr>
         <w:tblW w:type="dxa" w:w="10080"/>
         <w:tblBorders>
-          <w:top w:val="none"/>
-          <w:left w:val="none"/>
-          <w:bottom w:val="none"/>
-          <w:right w:val="none"/>
-          <w:insideH w:val="none"/>
-          <w:insideV w:val="none"/>
+          <w:top w:val="none" w:sz="0"/>
+          <w:left w:val="none" w:sz="0"/>
+          <w:bottom w:val="none" w:sz="0"/>
+          <w:right w:val="none" w:sz="0"/>
+          <w:insideH w:val="none" w:sz="0"/>
+          <w:insideV w:val="none" w:sz="0"/>
         </w:tblBorders>
       </w:tblPr>
       <w:tblGrid>
@@ -1406,7 +1386,7 @@
             </w:tcMar>
           </w:tcPr>
           <w:p>
-            <w:hyperlink w:history="1" r:id="rIdtfbdovynstscsehe8kkzc">
+            <w:hyperlink w:history="1" r:id="rId4e1-bswpm-v-9us4tj9wm">
               <w:r>
                 <w:rPr>
                   <w:rFonts w:ascii="Calibri" w:cs="Calibri" w:eastAsia="Calibri" w:hAnsi="Calibri"/>
@@ -1514,15 +1494,10 @@
     </w:tbl>
     <w:p>
       <w:pPr>
-        <w:spacing w:before="120" w:after="0"/>
-      </w:pPr>
-    </w:p>
-    <w:p>
-      <w:pPr>
         <w:pBdr>
           <w:bottom w:val="single" w:color="B8953A" w:sz="8" w:space="4"/>
         </w:pBdr>
-        <w:spacing w:before="240" w:after="60"/>
+        <w:spacing w:after="60" w:before="240"/>
       </w:pPr>
       <w:r>
         <w:rPr>
@@ -1541,12 +1516,12 @@
       <w:tblPr>
         <w:tblW w:type="dxa" w:w="10080"/>
         <w:tblBorders>
-          <w:top w:val="none"/>
-          <w:left w:val="none"/>
-          <w:bottom w:val="none"/>
-          <w:right w:val="none"/>
-          <w:insideH w:val="none"/>
-          <w:insideV w:val="none"/>
+          <w:top w:val="none" w:sz="0"/>
+          <w:left w:val="none" w:sz="0"/>
+          <w:bottom w:val="none" w:sz="0"/>
+          <w:right w:val="none" w:sz="0"/>
+          <w:insideH w:val="none" w:sz="0"/>
+          <w:insideV w:val="none" w:sz="0"/>
         </w:tblBorders>
       </w:tblPr>
       <w:tblGrid>
@@ -1629,15 +1604,10 @@
     </w:tbl>
     <w:p>
       <w:pPr>
-        <w:spacing w:before="120" w:after="0"/>
-      </w:pPr>
-    </w:p>
-    <w:p>
-      <w:pPr>
         <w:pBdr>
           <w:bottom w:val="single" w:color="B8953A" w:sz="8" w:space="4"/>
         </w:pBdr>
-        <w:spacing w:before="240" w:after="60"/>
+        <w:spacing w:after="60" w:before="240"/>
       </w:pPr>
       <w:r>
         <w:rPr>
@@ -1656,12 +1626,12 @@
       <w:tblPr>
         <w:tblW w:type="dxa" w:w="10080"/>
         <w:tblBorders>
-          <w:top w:val="single" w:color="auto" w:sz="4"/>
-          <w:left w:val="single" w:color="auto" w:sz="4"/>
-          <w:bottom w:val="single" w:color="auto" w:sz="4"/>
-          <w:right w:val="single" w:color="auto" w:sz="4"/>
-          <w:insideH w:val="single" w:color="auto" w:sz="4"/>
-          <w:insideV w:val="single" w:color="auto" w:sz="4"/>
+          <w:top w:val="none" w:sz="0"/>
+          <w:left w:val="none" w:sz="0"/>
+          <w:bottom w:val="none" w:sz="0"/>
+          <w:right w:val="none" w:sz="0"/>
+          <w:insideH w:val="none" w:sz="0"/>
+          <w:insideV w:val="none" w:sz="0"/>
         </w:tblBorders>
       </w:tblPr>
       <w:tblGrid>
@@ -1674,10 +1644,10 @@
           <w:tcPr>
             <w:tcW w:type="dxa" w:w="3360"/>
             <w:tcBorders>
-              <w:top w:val="none"/>
-              <w:left w:val="none"/>
-              <w:bottom w:val="none"/>
-              <w:right w:val="none"/>
+              <w:top w:val="none" w:sz="0"/>
+              <w:left w:val="none" w:sz="0"/>
+              <w:bottom w:val="none" w:sz="0"/>
+              <w:right w:val="none" w:sz="0"/>
             </w:tcBorders>
             <w:tcMar>
               <w:top w:type="dxa" w:w="40"/>
@@ -1704,10 +1674,10 @@
           <w:tcPr>
             <w:tcW w:type="dxa" w:w="3360"/>
             <w:tcBorders>
-              <w:top w:val="none"/>
-              <w:left w:val="none"/>
-              <w:bottom w:val="none"/>
-              <w:right w:val="none"/>
+              <w:top w:val="none" w:sz="0"/>
+              <w:left w:val="none" w:sz="0"/>
+              <w:bottom w:val="none" w:sz="0"/>
+              <w:right w:val="none" w:sz="0"/>
             </w:tcBorders>
             <w:tcMar>
               <w:top w:type="dxa" w:w="40"/>
@@ -1734,10 +1704,10 @@
           <w:tcPr>
             <w:tcW w:type="dxa" w:w="3360"/>
             <w:tcBorders>
-              <w:top w:val="none"/>
-              <w:left w:val="none"/>
-              <w:bottom w:val="none"/>
-              <w:right w:val="none"/>
+              <w:top w:val="none" w:sz="0"/>
+              <w:left w:val="none" w:sz="0"/>
+              <w:bottom w:val="none" w:sz="0"/>
+              <w:right w:val="none" w:sz="0"/>
             </w:tcBorders>
             <w:tcMar>
               <w:top w:type="dxa" w:w="40"/>
@@ -1766,10 +1736,10 @@
           <w:tcPr>
             <w:tcW w:type="dxa" w:w="3360"/>
             <w:tcBorders>
-              <w:top w:val="none"/>
-              <w:left w:val="none"/>
-              <w:bottom w:val="none"/>
-              <w:right w:val="none"/>
+              <w:top w:val="none" w:sz="0"/>
+              <w:left w:val="none" w:sz="0"/>
+              <w:bottom w:val="none" w:sz="0"/>
+              <w:right w:val="none" w:sz="0"/>
             </w:tcBorders>
             <w:tcMar>
               <w:top w:type="dxa" w:w="40"/>
@@ -1796,10 +1766,10 @@
           <w:tcPr>
             <w:tcW w:type="dxa" w:w="3360"/>
             <w:tcBorders>
-              <w:top w:val="none"/>
-              <w:left w:val="none"/>
-              <w:bottom w:val="none"/>
-              <w:right w:val="none"/>
+              <w:top w:val="none" w:sz="0"/>
+              <w:left w:val="none" w:sz="0"/>
+              <w:bottom w:val="none" w:sz="0"/>
+              <w:right w:val="none" w:sz="0"/>
             </w:tcBorders>
             <w:tcMar>
               <w:top w:type="dxa" w:w="40"/>
@@ -1826,10 +1796,10 @@
           <w:tcPr>
             <w:tcW w:type="dxa" w:w="3360"/>
             <w:tcBorders>
-              <w:top w:val="none"/>
-              <w:left w:val="none"/>
-              <w:bottom w:val="none"/>
-              <w:right w:val="none"/>
+              <w:top w:val="none" w:sz="0"/>
+              <w:left w:val="none" w:sz="0"/>
+              <w:bottom w:val="none" w:sz="0"/>
+              <w:right w:val="none" w:sz="0"/>
             </w:tcBorders>
             <w:tcMar>
               <w:top w:type="dxa" w:w="40"/>
@@ -1856,15 +1826,10 @@
     </w:tbl>
     <w:p>
       <w:pPr>
-        <w:spacing w:before="120" w:after="0"/>
-      </w:pPr>
-    </w:p>
-    <w:p>
-      <w:pPr>
         <w:pBdr>
           <w:bottom w:val="single" w:color="B8953A" w:sz="8" w:space="4"/>
         </w:pBdr>
-        <w:spacing w:before="240" w:after="60"/>
+        <w:spacing w:after="60" w:before="240"/>
       </w:pPr>
       <w:r>
         <w:rPr>
@@ -1884,11 +1849,11 @@
         <w:tblW w:type="dxa" w:w="10080"/>
         <w:tblBorders>
           <w:top w:val="single" w:color="CCCCCC" w:sz="4"/>
-          <w:left w:val="none"/>
+          <w:left w:val="none" w:sz="0"/>
           <w:bottom w:val="single" w:color="CCCCCC" w:sz="4"/>
-          <w:right w:val="none"/>
+          <w:right w:val="none" w:sz="0"/>
           <w:insideH w:val="single" w:color="EEEEEE" w:sz="2"/>
-          <w:insideV w:val="none"/>
+          <w:insideV w:val="none" w:sz="0"/>
         </w:tblBorders>
       </w:tblPr>
       <w:tblGrid>
@@ -1903,12 +1868,18 @@
         <w:tc>
           <w:tcPr>
             <w:tcW w:type="dxa" w:w="1200"/>
+            <w:tcBorders>
+              <w:top w:val="none" w:sz="0"/>
+              <w:left w:val="none" w:sz="0"/>
+              <w:bottom w:val="none" w:sz="0"/>
+              <w:right w:val="none" w:sz="0"/>
+            </w:tcBorders>
             <w:shd w:fill="F0F4F8" w:val="clear"/>
             <w:tcMar>
-              <w:top w:type="dxa" w:w="60"/>
-              <w:left w:type="dxa" w:w="100"/>
-              <w:bottom w:type="dxa" w:w="60"/>
-              <w:right w:type="dxa" w:w="100"/>
+              <w:top w:type="dxa" w:w="40"/>
+              <w:left w:type="dxa" w:w="80"/>
+              <w:bottom w:type="dxa" w:w="40"/>
+              <w:right w:type="dxa" w:w="80"/>
             </w:tcMar>
           </w:tcPr>
           <w:p>
@@ -1928,12 +1899,18 @@
         <w:tc>
           <w:tcPr>
             <w:tcW w:type="dxa" w:w="7680"/>
+            <w:tcBorders>
+              <w:top w:val="none" w:sz="0"/>
+              <w:left w:val="none" w:sz="0"/>
+              <w:bottom w:val="none" w:sz="0"/>
+              <w:right w:val="none" w:sz="0"/>
+            </w:tcBorders>
             <w:shd w:fill="F0F4F8" w:val="clear"/>
             <w:tcMar>
-              <w:top w:type="dxa" w:w="60"/>
-              <w:left w:type="dxa" w:w="100"/>
-              <w:bottom w:type="dxa" w:w="60"/>
-              <w:right w:type="dxa" w:w="100"/>
+              <w:top w:type="dxa" w:w="40"/>
+              <w:left w:type="dxa" w:w="80"/>
+              <w:bottom w:type="dxa" w:w="40"/>
+              <w:right w:type="dxa" w:w="80"/>
             </w:tcMar>
           </w:tcPr>
           <w:p>
@@ -1953,12 +1930,18 @@
         <w:tc>
           <w:tcPr>
             <w:tcW w:type="dxa" w:w="1200"/>
+            <w:tcBorders>
+              <w:top w:val="none" w:sz="0"/>
+              <w:left w:val="none" w:sz="0"/>
+              <w:bottom w:val="none" w:sz="0"/>
+              <w:right w:val="none" w:sz="0"/>
+            </w:tcBorders>
             <w:shd w:fill="F0F4F8" w:val="clear"/>
             <w:tcMar>
-              <w:top w:type="dxa" w:w="60"/>
-              <w:left w:type="dxa" w:w="100"/>
-              <w:bottom w:type="dxa" w:w="60"/>
-              <w:right w:type="dxa" w:w="100"/>
+              <w:top w:type="dxa" w:w="40"/>
+              <w:left w:type="dxa" w:w="80"/>
+              <w:bottom w:type="dxa" w:w="40"/>
+              <w:right w:type="dxa" w:w="80"/>
             </w:tcMar>
           </w:tcPr>
           <w:p>
@@ -1980,11 +1963,17 @@
         <w:tc>
           <w:tcPr>
             <w:tcW w:type="dxa" w:w="1200"/>
+            <w:tcBorders>
+              <w:top w:val="none" w:sz="0"/>
+              <w:left w:val="none" w:sz="0"/>
+              <w:bottom w:val="none" w:sz="0"/>
+              <w:right w:val="none" w:sz="0"/>
+            </w:tcBorders>
             <w:tcMar>
-              <w:top w:type="dxa" w:w="60"/>
-              <w:left w:type="dxa" w:w="100"/>
-              <w:bottom w:type="dxa" w:w="60"/>
-              <w:right w:type="dxa" w:w="100"/>
+              <w:top w:type="dxa" w:w="40"/>
+              <w:left w:type="dxa" w:w="80"/>
+              <w:bottom w:type="dxa" w:w="40"/>
+              <w:right w:type="dxa" w:w="80"/>
             </w:tcMar>
           </w:tcPr>
           <w:p>
@@ -2004,11 +1993,17 @@
         <w:tc>
           <w:tcPr>
             <w:tcW w:type="dxa" w:w="7680"/>
+            <w:tcBorders>
+              <w:top w:val="none" w:sz="0"/>
+              <w:left w:val="none" w:sz="0"/>
+              <w:bottom w:val="none" w:sz="0"/>
+              <w:right w:val="none" w:sz="0"/>
+            </w:tcBorders>
             <w:tcMar>
-              <w:top w:type="dxa" w:w="60"/>
-              <w:left w:type="dxa" w:w="100"/>
-              <w:bottom w:type="dxa" w:w="60"/>
-              <w:right w:type="dxa" w:w="100"/>
+              <w:top w:type="dxa" w:w="40"/>
+              <w:left w:type="dxa" w:w="80"/>
+              <w:bottom w:type="dxa" w:w="40"/>
+              <w:right w:type="dxa" w:w="80"/>
             </w:tcMar>
           </w:tcPr>
           <w:p>
@@ -2026,11 +2021,17 @@
         <w:tc>
           <w:tcPr>
             <w:tcW w:type="dxa" w:w="1200"/>
+            <w:tcBorders>
+              <w:top w:val="none" w:sz="0"/>
+              <w:left w:val="none" w:sz="0"/>
+              <w:bottom w:val="none" w:sz="0"/>
+              <w:right w:val="none" w:sz="0"/>
+            </w:tcBorders>
             <w:tcMar>
-              <w:top w:type="dxa" w:w="60"/>
-              <w:left w:type="dxa" w:w="100"/>
-              <w:bottom w:type="dxa" w:w="60"/>
-              <w:right w:type="dxa" w:w="100"/>
+              <w:top w:type="dxa" w:w="40"/>
+              <w:left w:type="dxa" w:w="80"/>
+              <w:bottom w:type="dxa" w:w="40"/>
+              <w:right w:type="dxa" w:w="80"/>
             </w:tcMar>
           </w:tcPr>
           <w:p>
@@ -2050,11 +2051,17 @@
         <w:tc>
           <w:tcPr>
             <w:tcW w:type="dxa" w:w="1200"/>
+            <w:tcBorders>
+              <w:top w:val="none" w:sz="0"/>
+              <w:left w:val="none" w:sz="0"/>
+              <w:bottom w:val="none" w:sz="0"/>
+              <w:right w:val="none" w:sz="0"/>
+            </w:tcBorders>
             <w:tcMar>
-              <w:top w:type="dxa" w:w="60"/>
-              <w:left w:type="dxa" w:w="100"/>
-              <w:bottom w:type="dxa" w:w="60"/>
-              <w:right w:type="dxa" w:w="100"/>
+              <w:top w:type="dxa" w:w="40"/>
+              <w:left w:type="dxa" w:w="80"/>
+              <w:bottom w:type="dxa" w:w="40"/>
+              <w:right w:type="dxa" w:w="80"/>
             </w:tcMar>
           </w:tcPr>
           <w:p>
@@ -2074,11 +2081,17 @@
         <w:tc>
           <w:tcPr>
             <w:tcW w:type="dxa" w:w="7680"/>
+            <w:tcBorders>
+              <w:top w:val="none" w:sz="0"/>
+              <w:left w:val="none" w:sz="0"/>
+              <w:bottom w:val="none" w:sz="0"/>
+              <w:right w:val="none" w:sz="0"/>
+            </w:tcBorders>
             <w:tcMar>
-              <w:top w:type="dxa" w:w="60"/>
-              <w:left w:type="dxa" w:w="100"/>
-              <w:bottom w:type="dxa" w:w="60"/>
-              <w:right w:type="dxa" w:w="100"/>
+              <w:top w:type="dxa" w:w="40"/>
+              <w:left w:type="dxa" w:w="80"/>
+              <w:bottom w:type="dxa" w:w="40"/>
+              <w:right w:type="dxa" w:w="80"/>
             </w:tcMar>
           </w:tcPr>
           <w:p>
@@ -2096,11 +2109,17 @@
         <w:tc>
           <w:tcPr>
             <w:tcW w:type="dxa" w:w="1200"/>
+            <w:tcBorders>
+              <w:top w:val="none" w:sz="0"/>
+              <w:left w:val="none" w:sz="0"/>
+              <w:bottom w:val="none" w:sz="0"/>
+              <w:right w:val="none" w:sz="0"/>
+            </w:tcBorders>
             <w:tcMar>
-              <w:top w:type="dxa" w:w="60"/>
-              <w:left w:type="dxa" w:w="100"/>
-              <w:bottom w:type="dxa" w:w="60"/>
-              <w:right w:type="dxa" w:w="100"/>
+              <w:top w:type="dxa" w:w="40"/>
+              <w:left w:type="dxa" w:w="80"/>
+              <w:bottom w:type="dxa" w:w="40"/>
+              <w:right w:type="dxa" w:w="80"/>
             </w:tcMar>
           </w:tcPr>
           <w:p>
@@ -2119,15 +2138,10 @@
     </w:tbl>
     <w:p>
       <w:pPr>
-        <w:spacing w:before="120" w:after="0"/>
-      </w:pPr>
-    </w:p>
-    <w:p>
-      <w:pPr>
         <w:pBdr>
           <w:bottom w:val="single" w:color="B8953A" w:sz="8" w:space="4"/>
         </w:pBdr>
-        <w:spacing w:before="240" w:after="60"/>
+        <w:spacing w:after="60" w:before="240"/>
       </w:pPr>
       <w:r>
         <w:rPr>
@@ -2147,11 +2161,11 @@
         <w:tblW w:type="dxa" w:w="10080"/>
         <w:tblBorders>
           <w:top w:val="single" w:color="CCCCCC" w:sz="4"/>
-          <w:left w:val="none"/>
+          <w:left w:val="none" w:sz="0"/>
           <w:bottom w:val="single" w:color="CCCCCC" w:sz="4"/>
-          <w:right w:val="none"/>
+          <w:right w:val="none" w:sz="0"/>
           <w:insideH w:val="single" w:color="EEEEEE" w:sz="2"/>
-          <w:insideV w:val="none"/>
+          <w:insideV w:val="none" w:sz="0"/>
         </w:tblBorders>
       </w:tblPr>
       <w:tblGrid>
@@ -2166,12 +2180,18 @@
         <w:tc>
           <w:tcPr>
             <w:tcW w:type="dxa" w:w="2000"/>
+            <w:tcBorders>
+              <w:top w:val="none" w:sz="0"/>
+              <w:left w:val="none" w:sz="0"/>
+              <w:bottom w:val="none" w:sz="0"/>
+              <w:right w:val="none" w:sz="0"/>
+            </w:tcBorders>
             <w:shd w:fill="F0F4F8" w:val="clear"/>
             <w:tcMar>
-              <w:top w:type="dxa" w:w="60"/>
-              <w:left w:type="dxa" w:w="100"/>
-              <w:bottom w:type="dxa" w:w="60"/>
-              <w:right w:type="dxa" w:w="100"/>
+              <w:top w:type="dxa" w:w="40"/>
+              <w:left w:type="dxa" w:w="80"/>
+              <w:bottom w:type="dxa" w:w="40"/>
+              <w:right w:type="dxa" w:w="80"/>
             </w:tcMar>
           </w:tcPr>
           <w:p>
@@ -2191,12 +2211,18 @@
         <w:tc>
           <w:tcPr>
             <w:tcW w:type="dxa" w:w="2000"/>
+            <w:tcBorders>
+              <w:top w:val="none" w:sz="0"/>
+              <w:left w:val="none" w:sz="0"/>
+              <w:bottom w:val="none" w:sz="0"/>
+              <w:right w:val="none" w:sz="0"/>
+            </w:tcBorders>
             <w:shd w:fill="F0F4F8" w:val="clear"/>
             <w:tcMar>
-              <w:top w:type="dxa" w:w="60"/>
-              <w:left w:type="dxa" w:w="100"/>
-              <w:bottom w:type="dxa" w:w="60"/>
-              <w:right w:type="dxa" w:w="100"/>
+              <w:top w:type="dxa" w:w="40"/>
+              <w:left w:type="dxa" w:w="80"/>
+              <w:bottom w:type="dxa" w:w="40"/>
+              <w:right w:type="dxa" w:w="80"/>
             </w:tcMar>
           </w:tcPr>
           <w:p>
@@ -2214,12 +2240,18 @@
         <w:tc>
           <w:tcPr>
             <w:tcW w:type="dxa" w:w="2000"/>
+            <w:tcBorders>
+              <w:top w:val="none" w:sz="0"/>
+              <w:left w:val="none" w:sz="0"/>
+              <w:bottom w:val="none" w:sz="0"/>
+              <w:right w:val="none" w:sz="0"/>
+            </w:tcBorders>
             <w:shd w:fill="F0F4F8" w:val="clear"/>
             <w:tcMar>
-              <w:top w:type="dxa" w:w="60"/>
-              <w:left w:type="dxa" w:w="100"/>
-              <w:bottom w:type="dxa" w:w="60"/>
-              <w:right w:type="dxa" w:w="100"/>
+              <w:top w:type="dxa" w:w="40"/>
+              <w:left w:type="dxa" w:w="80"/>
+              <w:bottom w:type="dxa" w:w="40"/>
+              <w:right w:type="dxa" w:w="80"/>
             </w:tcMar>
           </w:tcPr>
           <w:p>
@@ -2239,11 +2271,17 @@
         <w:tc>
           <w:tcPr>
             <w:tcW w:type="dxa" w:w="2000"/>
+            <w:tcBorders>
+              <w:top w:val="none" w:sz="0"/>
+              <w:left w:val="none" w:sz="0"/>
+              <w:bottom w:val="none" w:sz="0"/>
+              <w:right w:val="none" w:sz="0"/>
+            </w:tcBorders>
             <w:tcMar>
-              <w:top w:type="dxa" w:w="60"/>
-              <w:left w:type="dxa" w:w="100"/>
-              <w:bottom w:type="dxa" w:w="60"/>
-              <w:right w:type="dxa" w:w="100"/>
+              <w:top w:type="dxa" w:w="40"/>
+              <w:left w:type="dxa" w:w="80"/>
+              <w:bottom w:type="dxa" w:w="40"/>
+              <w:right w:type="dxa" w:w="80"/>
             </w:tcMar>
           </w:tcPr>
           <w:p>
@@ -2261,11 +2299,17 @@
         <w:tc>
           <w:tcPr>
             <w:tcW w:type="dxa" w:w="2000"/>
+            <w:tcBorders>
+              <w:top w:val="none" w:sz="0"/>
+              <w:left w:val="none" w:sz="0"/>
+              <w:bottom w:val="none" w:sz="0"/>
+              <w:right w:val="none" w:sz="0"/>
+            </w:tcBorders>
             <w:tcMar>
-              <w:top w:type="dxa" w:w="60"/>
-              <w:left w:type="dxa" w:w="100"/>
-              <w:bottom w:type="dxa" w:w="60"/>
-              <w:right w:type="dxa" w:w="100"/>
+              <w:top w:type="dxa" w:w="40"/>
+              <w:left w:type="dxa" w:w="80"/>
+              <w:bottom w:type="dxa" w:w="40"/>
+              <w:right w:type="dxa" w:w="80"/>
             </w:tcMar>
           </w:tcPr>
           <w:p>
@@ -2283,15 +2327,21 @@
         <w:tc>
           <w:tcPr>
             <w:tcW w:type="dxa" w:w="2000"/>
+            <w:tcBorders>
+              <w:top w:val="none" w:sz="0"/>
+              <w:left w:val="none" w:sz="0"/>
+              <w:bottom w:val="none" w:sz="0"/>
+              <w:right w:val="none" w:sz="0"/>
+            </w:tcBorders>
             <w:tcMar>
-              <w:top w:type="dxa" w:w="60"/>
-              <w:left w:type="dxa" w:w="100"/>
-              <w:bottom w:type="dxa" w:w="60"/>
-              <w:right w:type="dxa" w:w="100"/>
+              <w:top w:type="dxa" w:w="40"/>
+              <w:left w:type="dxa" w:w="80"/>
+              <w:bottom w:type="dxa" w:w="40"/>
+              <w:right w:type="dxa" w:w="80"/>
             </w:tcMar>
           </w:tcPr>
           <w:p>
-            <w:hyperlink w:history="1" r:id="rIdl3xrzmj0q8w2xcf-qlmpc">
+            <w:hyperlink w:history="1" r:id="rIdyst8vibpfrdyty3qjrdtl">
               <w:r>
                 <w:rPr>
                   <w:rFonts w:ascii="Calibri" w:cs="Calibri" w:eastAsia="Calibri" w:hAnsi="Calibri"/>
@@ -2312,11 +2362,17 @@
         <w:tc>
           <w:tcPr>
             <w:tcW w:type="dxa" w:w="2000"/>
+            <w:tcBorders>
+              <w:top w:val="none" w:sz="0"/>
+              <w:left w:val="none" w:sz="0"/>
+              <w:bottom w:val="none" w:sz="0"/>
+              <w:right w:val="none" w:sz="0"/>
+            </w:tcBorders>
             <w:tcMar>
-              <w:top w:type="dxa" w:w="60"/>
-              <w:left w:type="dxa" w:w="100"/>
-              <w:bottom w:type="dxa" w:w="60"/>
-              <w:right w:type="dxa" w:w="100"/>
+              <w:top w:type="dxa" w:w="40"/>
+              <w:left w:type="dxa" w:w="80"/>
+              <w:bottom w:type="dxa" w:w="40"/>
+              <w:right w:type="dxa" w:w="80"/>
             </w:tcMar>
           </w:tcPr>
           <w:p>
@@ -2334,11 +2390,17 @@
         <w:tc>
           <w:tcPr>
             <w:tcW w:type="dxa" w:w="2000"/>
+            <w:tcBorders>
+              <w:top w:val="none" w:sz="0"/>
+              <w:left w:val="none" w:sz="0"/>
+              <w:bottom w:val="none" w:sz="0"/>
+              <w:right w:val="none" w:sz="0"/>
+            </w:tcBorders>
             <w:tcMar>
-              <w:top w:type="dxa" w:w="60"/>
-              <w:left w:type="dxa" w:w="100"/>
-              <w:bottom w:type="dxa" w:w="60"/>
-              <w:right w:type="dxa" w:w="100"/>
+              <w:top w:type="dxa" w:w="40"/>
+              <w:left w:type="dxa" w:w="80"/>
+              <w:bottom w:type="dxa" w:w="40"/>
+              <w:right w:type="dxa" w:w="80"/>
             </w:tcMar>
           </w:tcPr>
           <w:p>
@@ -2356,11 +2418,17 @@
         <w:tc>
           <w:tcPr>
             <w:tcW w:type="dxa" w:w="2000"/>
+            <w:tcBorders>
+              <w:top w:val="none" w:sz="0"/>
+              <w:left w:val="none" w:sz="0"/>
+              <w:bottom w:val="none" w:sz="0"/>
+              <w:right w:val="none" w:sz="0"/>
+            </w:tcBorders>
             <w:tcMar>
-              <w:top w:type="dxa" w:w="60"/>
-              <w:left w:type="dxa" w:w="100"/>
-              <w:bottom w:type="dxa" w:w="60"/>
-              <w:right w:type="dxa" w:w="100"/>
+              <w:top w:type="dxa" w:w="40"/>
+              <w:left w:type="dxa" w:w="80"/>
+              <w:bottom w:type="dxa" w:w="40"/>
+              <w:right w:type="dxa" w:w="80"/>
             </w:tcMar>
           </w:tcPr>
           <w:p>
@@ -2382,11 +2450,17 @@
         <w:tc>
           <w:tcPr>
             <w:tcW w:type="dxa" w:w="2000"/>
+            <w:tcBorders>
+              <w:top w:val="none" w:sz="0"/>
+              <w:left w:val="none" w:sz="0"/>
+              <w:bottom w:val="none" w:sz="0"/>
+              <w:right w:val="none" w:sz="0"/>
+            </w:tcBorders>
             <w:tcMar>
-              <w:top w:type="dxa" w:w="60"/>
-              <w:left w:type="dxa" w:w="100"/>
-              <w:bottom w:type="dxa" w:w="60"/>
-              <w:right w:type="dxa" w:w="100"/>
+              <w:top w:type="dxa" w:w="40"/>
+              <w:left w:type="dxa" w:w="80"/>
+              <w:bottom w:type="dxa" w:w="40"/>
+              <w:right w:type="dxa" w:w="80"/>
             </w:tcMar>
           </w:tcPr>
           <w:p>
@@ -2404,11 +2478,17 @@
         <w:tc>
           <w:tcPr>
             <w:tcW w:type="dxa" w:w="2000"/>
+            <w:tcBorders>
+              <w:top w:val="none" w:sz="0"/>
+              <w:left w:val="none" w:sz="0"/>
+              <w:bottom w:val="none" w:sz="0"/>
+              <w:right w:val="none" w:sz="0"/>
+            </w:tcBorders>
             <w:tcMar>
-              <w:top w:type="dxa" w:w="60"/>
-              <w:left w:type="dxa" w:w="100"/>
-              <w:bottom w:type="dxa" w:w="60"/>
-              <w:right w:type="dxa" w:w="100"/>
+              <w:top w:type="dxa" w:w="40"/>
+              <w:left w:type="dxa" w:w="80"/>
+              <w:bottom w:type="dxa" w:w="40"/>
+              <w:right w:type="dxa" w:w="80"/>
             </w:tcMar>
           </w:tcPr>
           <w:p>
@@ -2426,11 +2506,17 @@
         <w:tc>
           <w:tcPr>
             <w:tcW w:type="dxa" w:w="2000"/>
+            <w:tcBorders>
+              <w:top w:val="none" w:sz="0"/>
+              <w:left w:val="none" w:sz="0"/>
+              <w:bottom w:val="none" w:sz="0"/>
+              <w:right w:val="none" w:sz="0"/>
+            </w:tcBorders>
             <w:tcMar>
-              <w:top w:type="dxa" w:w="60"/>
-              <w:left w:type="dxa" w:w="100"/>
-              <w:bottom w:type="dxa" w:w="60"/>
-              <w:right w:type="dxa" w:w="100"/>
+              <w:top w:type="dxa" w:w="40"/>
+              <w:left w:type="dxa" w:w="80"/>
+              <w:bottom w:type="dxa" w:w="40"/>
+              <w:right w:type="dxa" w:w="80"/>
             </w:tcMar>
           </w:tcPr>
           <w:p>
@@ -2452,11 +2538,17 @@
         <w:tc>
           <w:tcPr>
             <w:tcW w:type="dxa" w:w="2000"/>
+            <w:tcBorders>
+              <w:top w:val="none" w:sz="0"/>
+              <w:left w:val="none" w:sz="0"/>
+              <w:bottom w:val="none" w:sz="0"/>
+              <w:right w:val="none" w:sz="0"/>
+            </w:tcBorders>
             <w:tcMar>
-              <w:top w:type="dxa" w:w="60"/>
-              <w:left w:type="dxa" w:w="100"/>
-              <w:bottom w:type="dxa" w:w="60"/>
-              <w:right w:type="dxa" w:w="100"/>
+              <w:top w:type="dxa" w:w="40"/>
+              <w:left w:type="dxa" w:w="80"/>
+              <w:bottom w:type="dxa" w:w="40"/>
+              <w:right w:type="dxa" w:w="80"/>
             </w:tcMar>
           </w:tcPr>
           <w:p>
@@ -2474,11 +2566,17 @@
         <w:tc>
           <w:tcPr>
             <w:tcW w:type="dxa" w:w="2000"/>
+            <w:tcBorders>
+              <w:top w:val="none" w:sz="0"/>
+              <w:left w:val="none" w:sz="0"/>
+              <w:bottom w:val="none" w:sz="0"/>
+              <w:right w:val="none" w:sz="0"/>
+            </w:tcBorders>
             <w:tcMar>
-              <w:top w:type="dxa" w:w="60"/>
-              <w:left w:type="dxa" w:w="100"/>
-              <w:bottom w:type="dxa" w:w="60"/>
-              <w:right w:type="dxa" w:w="100"/>
+              <w:top w:type="dxa" w:w="40"/>
+              <w:left w:type="dxa" w:w="80"/>
+              <w:bottom w:type="dxa" w:w="40"/>
+              <w:right w:type="dxa" w:w="80"/>
             </w:tcMar>
           </w:tcPr>
           <w:p>
@@ -2496,11 +2594,17 @@
         <w:tc>
           <w:tcPr>
             <w:tcW w:type="dxa" w:w="2000"/>
+            <w:tcBorders>
+              <w:top w:val="none" w:sz="0"/>
+              <w:left w:val="none" w:sz="0"/>
+              <w:bottom w:val="none" w:sz="0"/>
+              <w:right w:val="none" w:sz="0"/>
+            </w:tcBorders>
             <w:tcMar>
-              <w:top w:type="dxa" w:w="60"/>
-              <w:left w:type="dxa" w:w="100"/>
-              <w:bottom w:type="dxa" w:w="60"/>
-              <w:right w:type="dxa" w:w="100"/>
+              <w:top w:type="dxa" w:w="40"/>
+              <w:left w:type="dxa" w:w="80"/>
+              <w:bottom w:type="dxa" w:w="40"/>
+              <w:right w:type="dxa" w:w="80"/>
             </w:tcMar>
           </w:tcPr>
           <w:p>
@@ -2522,11 +2626,17 @@
         <w:tc>
           <w:tcPr>
             <w:tcW w:type="dxa" w:w="2000"/>
+            <w:tcBorders>
+              <w:top w:val="none" w:sz="0"/>
+              <w:left w:val="none" w:sz="0"/>
+              <w:bottom w:val="none" w:sz="0"/>
+              <w:right w:val="none" w:sz="0"/>
+            </w:tcBorders>
             <w:tcMar>
-              <w:top w:type="dxa" w:w="60"/>
-              <w:left w:type="dxa" w:w="100"/>
-              <w:bottom w:type="dxa" w:w="60"/>
-              <w:right w:type="dxa" w:w="100"/>
+              <w:top w:type="dxa" w:w="40"/>
+              <w:left w:type="dxa" w:w="80"/>
+              <w:bottom w:type="dxa" w:w="40"/>
+              <w:right w:type="dxa" w:w="80"/>
             </w:tcMar>
           </w:tcPr>
           <w:p>
@@ -2544,11 +2654,17 @@
         <w:tc>
           <w:tcPr>
             <w:tcW w:type="dxa" w:w="2000"/>
+            <w:tcBorders>
+              <w:top w:val="none" w:sz="0"/>
+              <w:left w:val="none" w:sz="0"/>
+              <w:bottom w:val="none" w:sz="0"/>
+              <w:right w:val="none" w:sz="0"/>
+            </w:tcBorders>
             <w:tcMar>
-              <w:top w:type="dxa" w:w="60"/>
-              <w:left w:type="dxa" w:w="100"/>
-              <w:bottom w:type="dxa" w:w="60"/>
-              <w:right w:type="dxa" w:w="100"/>
+              <w:top w:type="dxa" w:w="40"/>
+              <w:left w:type="dxa" w:w="80"/>
+              <w:bottom w:type="dxa" w:w="40"/>
+              <w:right w:type="dxa" w:w="80"/>
             </w:tcMar>
           </w:tcPr>
           <w:p>
@@ -2566,11 +2682,17 @@
         <w:tc>
           <w:tcPr>
             <w:tcW w:type="dxa" w:w="2000"/>
+            <w:tcBorders>
+              <w:top w:val="none" w:sz="0"/>
+              <w:left w:val="none" w:sz="0"/>
+              <w:bottom w:val="none" w:sz="0"/>
+              <w:right w:val="none" w:sz="0"/>
+            </w:tcBorders>
             <w:tcMar>
-              <w:top w:type="dxa" w:w="60"/>
-              <w:left w:type="dxa" w:w="100"/>
-              <w:bottom w:type="dxa" w:w="60"/>
-              <w:right w:type="dxa" w:w="100"/>
+              <w:top w:type="dxa" w:w="40"/>
+              <w:left w:type="dxa" w:w="80"/>
+              <w:bottom w:type="dxa" w:w="40"/>
+              <w:right w:type="dxa" w:w="80"/>
             </w:tcMar>
           </w:tcPr>
           <w:p>
@@ -2592,11 +2714,17 @@
         <w:tc>
           <w:tcPr>
             <w:tcW w:type="dxa" w:w="2000"/>
+            <w:tcBorders>
+              <w:top w:val="none" w:sz="0"/>
+              <w:left w:val="none" w:sz="0"/>
+              <w:bottom w:val="none" w:sz="0"/>
+              <w:right w:val="none" w:sz="0"/>
+            </w:tcBorders>
             <w:tcMar>
-              <w:top w:type="dxa" w:w="60"/>
-              <w:left w:type="dxa" w:w="100"/>
-              <w:bottom w:type="dxa" w:w="60"/>
-              <w:right w:type="dxa" w:w="100"/>
+              <w:top w:type="dxa" w:w="40"/>
+              <w:left w:type="dxa" w:w="80"/>
+              <w:bottom w:type="dxa" w:w="40"/>
+              <w:right w:type="dxa" w:w="80"/>
             </w:tcMar>
           </w:tcPr>
           <w:p>
@@ -2614,11 +2742,17 @@
         <w:tc>
           <w:tcPr>
             <w:tcW w:type="dxa" w:w="2000"/>
+            <w:tcBorders>
+              <w:top w:val="none" w:sz="0"/>
+              <w:left w:val="none" w:sz="0"/>
+              <w:bottom w:val="none" w:sz="0"/>
+              <w:right w:val="none" w:sz="0"/>
+            </w:tcBorders>
             <w:tcMar>
-              <w:top w:type="dxa" w:w="60"/>
-              <w:left w:type="dxa" w:w="100"/>
-              <w:bottom w:type="dxa" w:w="60"/>
-              <w:right w:type="dxa" w:w="100"/>
+              <w:top w:type="dxa" w:w="40"/>
+              <w:left w:type="dxa" w:w="80"/>
+              <w:bottom w:type="dxa" w:w="40"/>
+              <w:right w:type="dxa" w:w="80"/>
             </w:tcMar>
           </w:tcPr>
           <w:p>
@@ -2636,11 +2770,17 @@
         <w:tc>
           <w:tcPr>
             <w:tcW w:type="dxa" w:w="2000"/>
+            <w:tcBorders>
+              <w:top w:val="none" w:sz="0"/>
+              <w:left w:val="none" w:sz="0"/>
+              <w:bottom w:val="none" w:sz="0"/>
+              <w:right w:val="none" w:sz="0"/>
+            </w:tcBorders>
             <w:tcMar>
-              <w:top w:type="dxa" w:w="60"/>
-              <w:left w:type="dxa" w:w="100"/>
-              <w:bottom w:type="dxa" w:w="60"/>
-              <w:right w:type="dxa" w:w="100"/>
+              <w:top w:type="dxa" w:w="40"/>
+              <w:left w:type="dxa" w:w="80"/>
+              <w:bottom w:type="dxa" w:w="40"/>
+              <w:right w:type="dxa" w:w="80"/>
             </w:tcMar>
           </w:tcPr>
           <w:p>
@@ -2662,11 +2802,17 @@
         <w:tc>
           <w:tcPr>
             <w:tcW w:type="dxa" w:w="2000"/>
+            <w:tcBorders>
+              <w:top w:val="none" w:sz="0"/>
+              <w:left w:val="none" w:sz="0"/>
+              <w:bottom w:val="none" w:sz="0"/>
+              <w:right w:val="none" w:sz="0"/>
+            </w:tcBorders>
             <w:tcMar>
-              <w:top w:type="dxa" w:w="60"/>
-              <w:left w:type="dxa" w:w="100"/>
-              <w:bottom w:type="dxa" w:w="60"/>
-              <w:right w:type="dxa" w:w="100"/>
+              <w:top w:type="dxa" w:w="40"/>
+              <w:left w:type="dxa" w:w="80"/>
+              <w:bottom w:type="dxa" w:w="40"/>
+              <w:right w:type="dxa" w:w="80"/>
             </w:tcMar>
           </w:tcPr>
           <w:p>
@@ -2684,11 +2830,17 @@
         <w:tc>
           <w:tcPr>
             <w:tcW w:type="dxa" w:w="2000"/>
+            <w:tcBorders>
+              <w:top w:val="none" w:sz="0"/>
+              <w:left w:val="none" w:sz="0"/>
+              <w:bottom w:val="none" w:sz="0"/>
+              <w:right w:val="none" w:sz="0"/>
+            </w:tcBorders>
             <w:tcMar>
-              <w:top w:type="dxa" w:w="60"/>
-              <w:left w:type="dxa" w:w="100"/>
-              <w:bottom w:type="dxa" w:w="60"/>
-              <w:right w:type="dxa" w:w="100"/>
+              <w:top w:type="dxa" w:w="40"/>
+              <w:left w:type="dxa" w:w="80"/>
+              <w:bottom w:type="dxa" w:w="40"/>
+              <w:right w:type="dxa" w:w="80"/>
             </w:tcMar>
           </w:tcPr>
           <w:p>
@@ -2706,11 +2858,17 @@
         <w:tc>
           <w:tcPr>
             <w:tcW w:type="dxa" w:w="2000"/>
+            <w:tcBorders>
+              <w:top w:val="none" w:sz="0"/>
+              <w:left w:val="none" w:sz="0"/>
+              <w:bottom w:val="none" w:sz="0"/>
+              <w:right w:val="none" w:sz="0"/>
+            </w:tcBorders>
             <w:tcMar>
-              <w:top w:type="dxa" w:w="60"/>
-              <w:left w:type="dxa" w:w="100"/>
-              <w:bottom w:type="dxa" w:w="60"/>
-              <w:right w:type="dxa" w:w="100"/>
+              <w:top w:type="dxa" w:w="40"/>
+              <w:left w:type="dxa" w:w="80"/>
+              <w:bottom w:type="dxa" w:w="40"/>
+              <w:right w:type="dxa" w:w="80"/>
             </w:tcMar>
           </w:tcPr>
           <w:p>
@@ -2731,7 +2889,7 @@
     </w:tbl>
     <w:p>
       <w:pPr>
-        <w:spacing w:before="80" w:after="60"/>
+        <w:spacing w:after="60" w:before="80"/>
       </w:pPr>
       <w:r>
         <w:rPr>
@@ -2742,14 +2900,14 @@
         </w:rPr>
         <w:t xml:space="preserve">Full list: </w:t>
       </w:r>
-      <w:hyperlink w:history="1" r:id="rId1_st07_dj1n8sjmheuxaq">
+      <w:hyperlink w:history="1" r:id="rId7u5qwuibq8f8mkrs7p5jj">
         <w:r>
           <w:rPr>
             <w:rFonts w:ascii="Calibri" w:cs="Calibri" w:eastAsia="Calibri" w:hAnsi="Calibri"/>
             <w:color w:val="4A607E"/>
             <w:sz w:val="20"/>
             <w:szCs w:val="20"/>
-            <w:u w:val="single"/>
+            <w:u w:val="single" w:color="4A607E"/>
           </w:rPr>
           <w:t xml:space="preserve">Appendix A. List of Publications</w:t>
         </w:r>
@@ -2757,15 +2915,10 @@
     </w:p>
     <w:p>
       <w:pPr>
-        <w:spacing w:before="120" w:after="0"/>
-      </w:pPr>
-    </w:p>
-    <w:p>
-      <w:pPr>
         <w:pBdr>
           <w:bottom w:val="single" w:color="B8953A" w:sz="8" w:space="4"/>
         </w:pBdr>
-        <w:spacing w:before="240" w:after="60"/>
+        <w:spacing w:after="60" w:before="240"/>
       </w:pPr>
       <w:r>
         <w:rPr>
@@ -2782,7 +2935,7 @@
     </w:p>
     <w:p>
       <w:pPr>
-        <w:spacing w:before="60" w:after="40"/>
+        <w:spacing w:after="40" w:before="60"/>
       </w:pPr>
       <w:r>
         <w:rPr>
@@ -2828,14 +2981,14 @@
         </w:rPr>
         <w:t xml:space="preserve">• </w:t>
       </w:r>
-      <w:hyperlink w:history="1" r:id="rIdsuqc20alf50ullem2f-fv">
+      <w:hyperlink w:history="1" r:id="rId_ezrxagaxkmhlhg3uc1eu">
         <w:r>
           <w:rPr>
             <w:rFonts w:ascii="Calibri" w:cs="Calibri" w:eastAsia="Calibri" w:hAnsi="Calibri"/>
             <w:color w:val="4A607E"/>
             <w:sz w:val="20"/>
             <w:szCs w:val="20"/>
-            <w:u w:val="single"/>
+            <w:u w:val="single" w:color="4A607E"/>
           </w:rPr>
           <w:t xml:space="preserve">Shiraz E-Medical Journal</w:t>
         </w:r>
@@ -2863,7 +3016,7 @@
     </w:p>
     <w:p>
       <w:pPr>
-        <w:spacing w:before="80" w:after="40"/>
+        <w:spacing w:after="40" w:before="80"/>
       </w:pPr>
       <w:r>
         <w:rPr>
@@ -2952,14 +3105,14 @@
         </w:rPr>
         <w:t xml:space="preserve">Full list: </w:t>
       </w:r>
-      <w:hyperlink w:history="1" r:id="rIdogbjb2-sddpfataaixbv0">
+      <w:hyperlink w:history="1" r:id="rIdwseiot-hnrahaxbo49_vr">
         <w:r>
           <w:rPr>
             <w:rFonts w:ascii="Calibri" w:cs="Calibri" w:eastAsia="Calibri" w:hAnsi="Calibri"/>
             <w:color w:val="4A607E"/>
             <w:sz w:val="20"/>
             <w:szCs w:val="20"/>
-            <w:u w:val="single"/>
+            <w:u w:val="single" w:color="4A607E"/>
           </w:rPr>
           <w:t xml:space="preserve">Web of Science Reviewer Profile</w:t>
         </w:r>
@@ -2967,15 +3120,10 @@
     </w:p>
     <w:p>
       <w:pPr>
-        <w:spacing w:before="120" w:after="0"/>
-      </w:pPr>
-    </w:p>
-    <w:p>
-      <w:pPr>
         <w:pBdr>
           <w:bottom w:val="single" w:color="B8953A" w:sz="8" w:space="4"/>
         </w:pBdr>
-        <w:spacing w:before="240" w:after="60"/>
+        <w:spacing w:after="60" w:before="240"/>
       </w:pPr>
       <w:r>
         <w:rPr>
@@ -3012,7 +3160,7 @@
           <w:sz w:val="18"/>
           <w:szCs w:val="18"/>
         </w:rPr>
-        <w:t xml:space="preserve">Plastic Surgery Research Council (PSRC); Society of Surgical Oncology (SSO); AOFAS Annual Meeting 2025; Annual Balfour Surgery Research Symposium; Mayo Clinic AI Summit; Advanced Robotic Surgery Conference 2025; Organ Transplantation before and during the COVID-19 era; 31st Biennial Congress of ISUCRS; 10th National Burn Congress 2021; Transplantation; 26th European Paediatric Rheumatology e-Congress (PReS); NICOPA11; First National Congress on Animal Models in Experimental Medical Researches; 3rd Professor Amirhakimi Pediatric Congress; ISCOMS 2015</w:t>
+        <w:t xml:space="preserve">PSRC; SSO; AOFAS Annual Meeting 2025; Annual Balfour Surgery Research Symposium; Mayo Clinic AI Summit; Advanced Robotic Surgery Conference 2025; Organ Transplantation before and during COVID-19 era; 31st Biennial Congress of ISUCRS; 10th National Burn Congress 2021; Transplantation; 26th European Paediatric Rheumatology e-Congress (PReS); NICOPA11; First National Congress on Animal Models in Experimental Medical Researches; 3rd Professor Amirhakimi Pediatric Congress; ISCOMS 2015</w:t>
       </w:r>
     </w:p>
     <w:p>
@@ -3034,7 +3182,7 @@
           <w:sz w:val="18"/>
           <w:szCs w:val="18"/>
         </w:rPr>
-        <w:t xml:space="preserve">12</w:t>
+        <w:t xml:space="preserve">14</w:t>
       </w:r>
     </w:p>
     <w:p>
@@ -3075,15 +3223,10 @@
     </w:p>
     <w:p>
       <w:pPr>
-        <w:spacing w:before="120" w:after="0"/>
-      </w:pPr>
-    </w:p>
-    <w:p>
-      <w:pPr>
         <w:pBdr>
           <w:bottom w:val="single" w:color="B8953A" w:sz="8" w:space="4"/>
         </w:pBdr>
-        <w:spacing w:before="240" w:after="60"/>
+        <w:spacing w:after="60" w:before="240"/>
       </w:pPr>
       <w:r>
         <w:rPr>
@@ -3102,12 +3245,12 @@
       <w:tblPr>
         <w:tblW w:type="dxa" w:w="10080"/>
         <w:tblBorders>
-          <w:top w:val="none"/>
-          <w:left w:val="none"/>
-          <w:bottom w:val="none"/>
-          <w:right w:val="none"/>
-          <w:insideH w:val="none"/>
-          <w:insideV w:val="none"/>
+          <w:top w:val="none" w:sz="0"/>
+          <w:left w:val="none" w:sz="0"/>
+          <w:bottom w:val="none" w:sz="0"/>
+          <w:right w:val="none" w:sz="0"/>
+          <w:insideH w:val="none" w:sz="0"/>
+          <w:insideV w:val="none" w:sz="0"/>
         </w:tblBorders>
       </w:tblPr>
       <w:tblGrid>
@@ -3280,15 +3423,10 @@
     </w:tbl>
     <w:p>
       <w:pPr>
-        <w:spacing w:before="120" w:after="0"/>
-      </w:pPr>
-    </w:p>
-    <w:p>
-      <w:pPr>
         <w:pBdr>
           <w:bottom w:val="single" w:color="B8953A" w:sz="8" w:space="4"/>
         </w:pBdr>
-        <w:spacing w:before="240" w:after="60"/>
+        <w:spacing w:after="60" w:before="240"/>
       </w:pPr>
       <w:r>
         <w:rPr>
@@ -3321,7 +3459,7 @@
     </w:p>
     <w:p>
       <w:pPr>
-        <w:spacing w:before="60" w:after="20"/>
+        <w:spacing w:after="20" w:before="60"/>
       </w:pPr>
       <w:r>
         <w:rPr>
@@ -3366,7 +3504,7 @@
     </w:p>
     <w:p>
       <w:pPr>
-        <w:spacing w:before="60" w:after="20"/>
+        <w:spacing w:after="20" w:before="60"/>
       </w:pPr>
       <w:r>
         <w:rPr>
@@ -3411,7 +3549,7 @@
     </w:p>
     <w:p>
       <w:pPr>
-        <w:spacing w:before="60" w:after="20"/>
+        <w:spacing w:after="20" w:before="60"/>
       </w:pPr>
       <w:r>
         <w:rPr>
@@ -3456,7 +3594,7 @@
     </w:p>
     <w:p>
       <w:pPr>
-        <w:spacing w:before="60" w:after="20"/>
+        <w:spacing w:after="20" w:before="60"/>
       </w:pPr>
       <w:r>
         <w:rPr>
@@ -3501,7 +3639,7 @@
     </w:p>
     <w:p>
       <w:pPr>
-        <w:spacing w:before="60" w:after="20"/>
+        <w:spacing w:after="20" w:before="60"/>
       </w:pPr>
       <w:r>
         <w:rPr>
@@ -3546,7 +3684,7 @@
     </w:p>
     <w:p>
       <w:pPr>
-        <w:spacing w:before="60" w:after="20"/>
+        <w:spacing w:after="20" w:before="60"/>
       </w:pPr>
       <w:r>
         <w:rPr>
@@ -3591,7 +3729,7 @@
     </w:p>
     <w:p>
       <w:pPr>
-        <w:spacing w:before="60" w:after="20"/>
+        <w:spacing w:after="20" w:before="60"/>
       </w:pPr>
       <w:r>
         <w:rPr>
@@ -3636,7 +3774,7 @@
     </w:p>
     <w:p>
       <w:pPr>
-        <w:spacing w:before="60" w:after="20"/>
+        <w:spacing w:after="20" w:before="60"/>
       </w:pPr>
       <w:r>
         <w:rPr>
@@ -3681,7 +3819,7 @@
     </w:p>
     <w:p>
       <w:pPr>
-        <w:spacing w:before="60" w:after="20"/>
+        <w:spacing w:after="20" w:before="60"/>
       </w:pPr>
       <w:r>
         <w:rPr>
@@ -3734,7 +3872,7 @@
         <w:pBdr>
           <w:bottom w:val="single" w:color="B8953A" w:sz="8" w:space="4"/>
         </w:pBdr>
-        <w:spacing w:before="240" w:after="60"/>
+        <w:spacing w:after="60" w:before="240"/>
       </w:pPr>
       <w:r>
         <w:rPr>
@@ -3767,7 +3905,7 @@
     </w:p>
     <w:p>
       <w:pPr>
-        <w:spacing w:before="80" w:after="60"/>
+        <w:spacing w:after="60" w:before="80"/>
       </w:pPr>
       <w:r>
         <w:rPr>
@@ -3791,7 +3929,6 @@
           <w:rFonts w:ascii="Calibri" w:cs="Calibri" w:eastAsia="Calibri" w:hAnsi="Calibri"/>
           <w:b/>
           <w:bCs/>
-          <w:color w:val="000000"/>
           <w:sz w:val="18"/>
           <w:szCs w:val="18"/>
         </w:rPr>
@@ -3877,7 +4014,6 @@
           <w:rFonts w:ascii="Calibri" w:cs="Calibri" w:eastAsia="Calibri" w:hAnsi="Calibri"/>
           <w:b/>
           <w:bCs/>
-          <w:color w:val="000000"/>
           <w:sz w:val="18"/>
           <w:szCs w:val="18"/>
         </w:rPr>
@@ -3907,9 +4043,17 @@
           <w:sz w:val="18"/>
           <w:szCs w:val="18"/>
         </w:rPr>
+        <w:t xml:space="preserve"/>
+      </w:r>
+      <w:r>
+        <w:rPr>
+          <w:rFonts w:ascii="Calibri" w:cs="Calibri" w:eastAsia="Calibri" w:hAnsi="Calibri"/>
+          <w:sz w:val="18"/>
+          <w:szCs w:val="18"/>
+        </w:rPr>
         <w:t xml:space="preserve">. </w:t>
       </w:r>
-      <w:hyperlink w:history="1" r:id="rIdtn4ndkue1dwmiuc_nccqb">
+      <w:hyperlink w:history="1" r:id="rId9nn5_qpje2uewblu0t5vm">
         <w:r>
           <w:rPr>
             <w:rFonts w:ascii="Calibri" w:cs="Calibri" w:eastAsia="Calibri" w:hAnsi="Calibri"/>
@@ -3959,7 +4103,6 @@
           <w:rFonts w:ascii="Calibri" w:cs="Calibri" w:eastAsia="Calibri" w:hAnsi="Calibri"/>
           <w:b/>
           <w:bCs/>
-          <w:color w:val="000000"/>
           <w:sz w:val="18"/>
           <w:szCs w:val="18"/>
         </w:rPr>
@@ -3999,7 +4142,7 @@
         </w:rPr>
         <w:t xml:space="preserve">. </w:t>
       </w:r>
-      <w:hyperlink w:history="1" r:id="rIdhndfqoyawooqazujsbnts">
+      <w:hyperlink w:history="1" r:id="rIdjnijaa0oirpylhlj6_dvn">
         <w:r>
           <w:rPr>
             <w:rFonts w:ascii="Calibri" w:cs="Calibri" w:eastAsia="Calibri" w:hAnsi="Calibri"/>
@@ -4049,7 +4192,6 @@
           <w:rFonts w:ascii="Calibri" w:cs="Calibri" w:eastAsia="Calibri" w:hAnsi="Calibri"/>
           <w:b/>
           <w:bCs/>
-          <w:color w:val="000000"/>
           <w:sz w:val="18"/>
           <w:szCs w:val="18"/>
         </w:rPr>
@@ -4079,9 +4221,17 @@
           <w:sz w:val="18"/>
           <w:szCs w:val="18"/>
         </w:rPr>
+        <w:t xml:space="preserve"/>
+      </w:r>
+      <w:r>
+        <w:rPr>
+          <w:rFonts w:ascii="Calibri" w:cs="Calibri" w:eastAsia="Calibri" w:hAnsi="Calibri"/>
+          <w:sz w:val="18"/>
+          <w:szCs w:val="18"/>
+        </w:rPr>
         <w:t xml:space="preserve">. </w:t>
       </w:r>
-      <w:hyperlink w:history="1" r:id="rIdlavs_ijkmbxazpsbaabi0">
+      <w:hyperlink w:history="1" r:id="rIdseczfrmz5z4-im06tnwyu">
         <w:r>
           <w:rPr>
             <w:rFonts w:ascii="Calibri" w:cs="Calibri" w:eastAsia="Calibri" w:hAnsi="Calibri"/>
@@ -4131,7 +4281,6 @@
           <w:rFonts w:ascii="Calibri" w:cs="Calibri" w:eastAsia="Calibri" w:hAnsi="Calibri"/>
           <w:b/>
           <w:bCs/>
-          <w:color w:val="000000"/>
           <w:sz w:val="18"/>
           <w:szCs w:val="18"/>
         </w:rPr>
@@ -4140,6 +4289,14 @@
       <w:r>
         <w:rPr>
           <w:rFonts w:ascii="Calibri" w:cs="Calibri" w:eastAsia="Calibri" w:hAnsi="Calibri"/>
+          <w:sz w:val="18"/>
+          <w:szCs w:val="18"/>
+        </w:rPr>
+        <w:t xml:space="preserve"/>
+      </w:r>
+      <w:r>
+        <w:rPr>
+          <w:rFonts w:ascii="Calibri" w:cs="Calibri" w:eastAsia="Calibri" w:hAnsi="Calibri"/>
           <w:b/>
           <w:bCs/>
           <w:sz w:val="18"/>
@@ -4163,7 +4320,7 @@
         </w:rPr>
         <w:t xml:space="preserve">. </w:t>
       </w:r>
-      <w:hyperlink w:history="1" r:id="rIdyr-zeum6qf_bzbognnwgs">
+      <w:hyperlink w:history="1" r:id="rIdfp5czqvydadpcw2zlmis0">
         <w:r>
           <w:rPr>
             <w:rFonts w:ascii="Calibri" w:cs="Calibri" w:eastAsia="Calibri" w:hAnsi="Calibri"/>
@@ -4213,7 +4370,6 @@
           <w:rFonts w:ascii="Calibri" w:cs="Calibri" w:eastAsia="Calibri" w:hAnsi="Calibri"/>
           <w:b/>
           <w:bCs/>
-          <w:color w:val="000000"/>
           <w:sz w:val="18"/>
           <w:szCs w:val="18"/>
         </w:rPr>
@@ -4253,7 +4409,7 @@
         </w:rPr>
         <w:t xml:space="preserve">. </w:t>
       </w:r>
-      <w:hyperlink w:history="1" r:id="rIdrfk5c6bd0bywfilcvd4se">
+      <w:hyperlink w:history="1" r:id="rIdn9sqpusnjmpi7zqrs3zjk">
         <w:r>
           <w:rPr>
             <w:rFonts w:ascii="Calibri" w:cs="Calibri" w:eastAsia="Calibri" w:hAnsi="Calibri"/>
@@ -4303,7 +4459,6 @@
           <w:rFonts w:ascii="Calibri" w:cs="Calibri" w:eastAsia="Calibri" w:hAnsi="Calibri"/>
           <w:b/>
           <w:bCs/>
-          <w:color w:val="000000"/>
           <w:sz w:val="18"/>
           <w:szCs w:val="18"/>
         </w:rPr>
@@ -4343,7 +4498,7 @@
         </w:rPr>
         <w:t xml:space="preserve">. </w:t>
       </w:r>
-      <w:hyperlink w:history="1" r:id="rIdefhjp1rniped7g2hmxsbw">
+      <w:hyperlink w:history="1" r:id="rIddqew2gq9kldqycit9hq7u">
         <w:r>
           <w:rPr>
             <w:rFonts w:ascii="Calibri" w:cs="Calibri" w:eastAsia="Calibri" w:hAnsi="Calibri"/>
@@ -4393,7 +4548,6 @@
           <w:rFonts w:ascii="Calibri" w:cs="Calibri" w:eastAsia="Calibri" w:hAnsi="Calibri"/>
           <w:b/>
           <w:bCs/>
-          <w:color w:val="000000"/>
           <w:sz w:val="18"/>
           <w:szCs w:val="18"/>
         </w:rPr>
@@ -4423,9 +4577,17 @@
           <w:sz w:val="18"/>
           <w:szCs w:val="18"/>
         </w:rPr>
+        <w:t xml:space="preserve"/>
+      </w:r>
+      <w:r>
+        <w:rPr>
+          <w:rFonts w:ascii="Calibri" w:cs="Calibri" w:eastAsia="Calibri" w:hAnsi="Calibri"/>
+          <w:sz w:val="18"/>
+          <w:szCs w:val="18"/>
+        </w:rPr>
         <w:t xml:space="preserve">. </w:t>
       </w:r>
-      <w:hyperlink w:history="1" r:id="rIdksqak1mguq7gyn8tjzeio">
+      <w:hyperlink w:history="1" r:id="rId0wvcbiwofcqyno1mq8okw">
         <w:r>
           <w:rPr>
             <w:rFonts w:ascii="Calibri" w:cs="Calibri" w:eastAsia="Calibri" w:hAnsi="Calibri"/>
@@ -4475,7 +4637,6 @@
           <w:rFonts w:ascii="Calibri" w:cs="Calibri" w:eastAsia="Calibri" w:hAnsi="Calibri"/>
           <w:b/>
           <w:bCs/>
-          <w:color w:val="000000"/>
           <w:sz w:val="18"/>
           <w:szCs w:val="18"/>
         </w:rPr>
@@ -4505,9 +4666,17 @@
           <w:sz w:val="18"/>
           <w:szCs w:val="18"/>
         </w:rPr>
+        <w:t xml:space="preserve"/>
+      </w:r>
+      <w:r>
+        <w:rPr>
+          <w:rFonts w:ascii="Calibri" w:cs="Calibri" w:eastAsia="Calibri" w:hAnsi="Calibri"/>
+          <w:sz w:val="18"/>
+          <w:szCs w:val="18"/>
+        </w:rPr>
         <w:t xml:space="preserve">. </w:t>
       </w:r>
-      <w:hyperlink w:history="1" r:id="rIdmk_0fh15bhuaszo5enmcw">
+      <w:hyperlink w:history="1" r:id="rIdtrgpwhnu_pfyawm2f5dzt">
         <w:r>
           <w:rPr>
             <w:rFonts w:ascii="Calibri" w:cs="Calibri" w:eastAsia="Calibri" w:hAnsi="Calibri"/>
@@ -4557,7 +4726,6 @@
           <w:rFonts w:ascii="Calibri" w:cs="Calibri" w:eastAsia="Calibri" w:hAnsi="Calibri"/>
           <w:b/>
           <w:bCs/>
-          <w:color w:val="000000"/>
           <w:sz w:val="18"/>
           <w:szCs w:val="18"/>
         </w:rPr>
@@ -4597,7 +4765,7 @@
         </w:rPr>
         <w:t xml:space="preserve">. </w:t>
       </w:r>
-      <w:hyperlink w:history="1" r:id="rIdkwhvar9mtloyquxhz9vk8">
+      <w:hyperlink w:history="1" r:id="rIdzoghsf7gnzq_lzpvsigqp">
         <w:r>
           <w:rPr>
             <w:rFonts w:ascii="Calibri" w:cs="Calibri" w:eastAsia="Calibri" w:hAnsi="Calibri"/>
@@ -4647,7 +4815,6 @@
           <w:rFonts w:ascii="Calibri" w:cs="Calibri" w:eastAsia="Calibri" w:hAnsi="Calibri"/>
           <w:b/>
           <w:bCs/>
-          <w:color w:val="000000"/>
           <w:sz w:val="18"/>
           <w:szCs w:val="18"/>
         </w:rPr>
@@ -4687,7 +4854,7 @@
         </w:rPr>
         <w:t xml:space="preserve">. </w:t>
       </w:r>
-      <w:hyperlink w:history="1" r:id="rId84nezefd5uh0dv5uwkjvl">
+      <w:hyperlink w:history="1" r:id="rIdxi3gk1qy_sny06b-vsxzb">
         <w:r>
           <w:rPr>
             <w:rFonts w:ascii="Calibri" w:cs="Calibri" w:eastAsia="Calibri" w:hAnsi="Calibri"/>
@@ -4737,7 +4904,6 @@
           <w:rFonts w:ascii="Calibri" w:cs="Calibri" w:eastAsia="Calibri" w:hAnsi="Calibri"/>
           <w:b/>
           <w:bCs/>
-          <w:color w:val="000000"/>
           <w:sz w:val="18"/>
           <w:szCs w:val="18"/>
         </w:rPr>
@@ -4767,9 +4933,17 @@
           <w:sz w:val="18"/>
           <w:szCs w:val="18"/>
         </w:rPr>
+        <w:t xml:space="preserve"/>
+      </w:r>
+      <w:r>
+        <w:rPr>
+          <w:rFonts w:ascii="Calibri" w:cs="Calibri" w:eastAsia="Calibri" w:hAnsi="Calibri"/>
+          <w:sz w:val="18"/>
+          <w:szCs w:val="18"/>
+        </w:rPr>
         <w:t xml:space="preserve">. </w:t>
       </w:r>
-      <w:hyperlink w:history="1" r:id="rIdbhfb9qy_bibr9ktgn2otd">
+      <w:hyperlink w:history="1" r:id="rIdgg3rfksvbgkogw_tuqesx">
         <w:r>
           <w:rPr>
             <w:rFonts w:ascii="Calibri" w:cs="Calibri" w:eastAsia="Calibri" w:hAnsi="Calibri"/>
@@ -4819,7 +4993,6 @@
           <w:rFonts w:ascii="Calibri" w:cs="Calibri" w:eastAsia="Calibri" w:hAnsi="Calibri"/>
           <w:b/>
           <w:bCs/>
-          <w:color w:val="000000"/>
           <w:sz w:val="18"/>
           <w:szCs w:val="18"/>
         </w:rPr>
@@ -4859,7 +5032,7 @@
         </w:rPr>
         <w:t xml:space="preserve">. </w:t>
       </w:r>
-      <w:hyperlink w:history="1" r:id="rIdwxbo0gohwzwwfvaccbyqq">
+      <w:hyperlink w:history="1" r:id="rIdfdbswfvzv-q3cmmsadzcu">
         <w:r>
           <w:rPr>
             <w:rFonts w:ascii="Calibri" w:cs="Calibri" w:eastAsia="Calibri" w:hAnsi="Calibri"/>
@@ -4909,7 +5082,6 @@
           <w:rFonts w:ascii="Calibri" w:cs="Calibri" w:eastAsia="Calibri" w:hAnsi="Calibri"/>
           <w:b/>
           <w:bCs/>
-          <w:color w:val="000000"/>
           <w:sz w:val="18"/>
           <w:szCs w:val="18"/>
         </w:rPr>
@@ -4939,9 +5111,17 @@
           <w:sz w:val="18"/>
           <w:szCs w:val="18"/>
         </w:rPr>
+        <w:t xml:space="preserve"/>
+      </w:r>
+      <w:r>
+        <w:rPr>
+          <w:rFonts w:ascii="Calibri" w:cs="Calibri" w:eastAsia="Calibri" w:hAnsi="Calibri"/>
+          <w:sz w:val="18"/>
+          <w:szCs w:val="18"/>
+        </w:rPr>
         <w:t xml:space="preserve">. </w:t>
       </w:r>
-      <w:hyperlink w:history="1" r:id="rIdjz1ncu8f1qznp2cmhhqku">
+      <w:hyperlink w:history="1" r:id="rIdfnzpfrzlsvbsybyktgmlh">
         <w:r>
           <w:rPr>
             <w:rFonts w:ascii="Calibri" w:cs="Calibri" w:eastAsia="Calibri" w:hAnsi="Calibri"/>
@@ -4991,7 +5171,6 @@
           <w:rFonts w:ascii="Calibri" w:cs="Calibri" w:eastAsia="Calibri" w:hAnsi="Calibri"/>
           <w:b/>
           <w:bCs/>
-          <w:color w:val="000000"/>
           <w:sz w:val="18"/>
           <w:szCs w:val="18"/>
         </w:rPr>
@@ -5031,7 +5210,7 @@
         </w:rPr>
         <w:t xml:space="preserve">. </w:t>
       </w:r>
-      <w:hyperlink w:history="1" r:id="rIdwnjncxbhxhskursrh6eux">
+      <w:hyperlink w:history="1" r:id="rIdojyl8uku32xytbas5pi_w">
         <w:r>
           <w:rPr>
             <w:rFonts w:ascii="Calibri" w:cs="Calibri" w:eastAsia="Calibri" w:hAnsi="Calibri"/>
@@ -5081,7 +5260,6 @@
           <w:rFonts w:ascii="Calibri" w:cs="Calibri" w:eastAsia="Calibri" w:hAnsi="Calibri"/>
           <w:b/>
           <w:bCs/>
-          <w:color w:val="000000"/>
           <w:sz w:val="18"/>
           <w:szCs w:val="18"/>
         </w:rPr>
@@ -5121,7 +5299,7 @@
         </w:rPr>
         <w:t xml:space="preserve">. </w:t>
       </w:r>
-      <w:hyperlink w:history="1" r:id="rIdqziad8zabgf4zo7hlkfsj">
+      <w:hyperlink w:history="1" r:id="rIdzh5hr6usxty-pnsfpriv7">
         <w:r>
           <w:rPr>
             <w:rFonts w:ascii="Calibri" w:cs="Calibri" w:eastAsia="Calibri" w:hAnsi="Calibri"/>
@@ -5171,7 +5349,6 @@
           <w:rFonts w:ascii="Calibri" w:cs="Calibri" w:eastAsia="Calibri" w:hAnsi="Calibri"/>
           <w:b/>
           <w:bCs/>
-          <w:color w:val="000000"/>
           <w:sz w:val="18"/>
           <w:szCs w:val="18"/>
         </w:rPr>
@@ -5201,9 +5378,17 @@
           <w:sz w:val="18"/>
           <w:szCs w:val="18"/>
         </w:rPr>
+        <w:t xml:space="preserve"/>
+      </w:r>
+      <w:r>
+        <w:rPr>
+          <w:rFonts w:ascii="Calibri" w:cs="Calibri" w:eastAsia="Calibri" w:hAnsi="Calibri"/>
+          <w:sz w:val="18"/>
+          <w:szCs w:val="18"/>
+        </w:rPr>
         <w:t xml:space="preserve">. </w:t>
       </w:r>
-      <w:hyperlink w:history="1" r:id="rIdvzkq_zkdp5s4oh0s1mhpb">
+      <w:hyperlink w:history="1" r:id="rIdlvy4k31ptbk5wgm7d1nsg">
         <w:r>
           <w:rPr>
             <w:rFonts w:ascii="Calibri" w:cs="Calibri" w:eastAsia="Calibri" w:hAnsi="Calibri"/>
@@ -5253,7 +5438,6 @@
           <w:rFonts w:ascii="Calibri" w:cs="Calibri" w:eastAsia="Calibri" w:hAnsi="Calibri"/>
           <w:b/>
           <w:bCs/>
-          <w:color w:val="000000"/>
           <w:sz w:val="18"/>
           <w:szCs w:val="18"/>
         </w:rPr>
@@ -5293,7 +5477,7 @@
         </w:rPr>
         <w:t xml:space="preserve">. </w:t>
       </w:r>
-      <w:hyperlink w:history="1" r:id="rIdoawqgxl-tloi5-ya-zfpv">
+      <w:hyperlink w:history="1" r:id="rIdnyiscod4t67mnf_oehjue">
         <w:r>
           <w:rPr>
             <w:rFonts w:ascii="Calibri" w:cs="Calibri" w:eastAsia="Calibri" w:hAnsi="Calibri"/>
@@ -5343,7 +5527,6 @@
           <w:rFonts w:ascii="Calibri" w:cs="Calibri" w:eastAsia="Calibri" w:hAnsi="Calibri"/>
           <w:b/>
           <w:bCs/>
-          <w:color w:val="000000"/>
           <w:sz w:val="18"/>
           <w:szCs w:val="18"/>
         </w:rPr>
@@ -5383,7 +5566,7 @@
         </w:rPr>
         <w:t xml:space="preserve">. </w:t>
       </w:r>
-      <w:hyperlink w:history="1" r:id="rId6qhpgll-w-urvqjuitn6i">
+      <w:hyperlink w:history="1" r:id="rIdc8n_rl-vwxvjzdhr-_whf">
         <w:r>
           <w:rPr>
             <w:rFonts w:ascii="Calibri" w:cs="Calibri" w:eastAsia="Calibri" w:hAnsi="Calibri"/>
@@ -5433,7 +5616,6 @@
           <w:rFonts w:ascii="Calibri" w:cs="Calibri" w:eastAsia="Calibri" w:hAnsi="Calibri"/>
           <w:b/>
           <w:bCs/>
-          <w:color w:val="000000"/>
           <w:sz w:val="18"/>
           <w:szCs w:val="18"/>
         </w:rPr>
@@ -5463,9 +5645,17 @@
           <w:sz w:val="18"/>
           <w:szCs w:val="18"/>
         </w:rPr>
+        <w:t xml:space="preserve"/>
+      </w:r>
+      <w:r>
+        <w:rPr>
+          <w:rFonts w:ascii="Calibri" w:cs="Calibri" w:eastAsia="Calibri" w:hAnsi="Calibri"/>
+          <w:sz w:val="18"/>
+          <w:szCs w:val="18"/>
+        </w:rPr>
         <w:t xml:space="preserve">. </w:t>
       </w:r>
-      <w:hyperlink w:history="1" r:id="rId6ncc-itrq_nckurmdti8n">
+      <w:hyperlink w:history="1" r:id="rIdsxhsra6cbs5t2j3tvrtjh">
         <w:r>
           <w:rPr>
             <w:rFonts w:ascii="Calibri" w:cs="Calibri" w:eastAsia="Calibri" w:hAnsi="Calibri"/>
@@ -5515,7 +5705,6 @@
           <w:rFonts w:ascii="Calibri" w:cs="Calibri" w:eastAsia="Calibri" w:hAnsi="Calibri"/>
           <w:b/>
           <w:bCs/>
-          <w:color w:val="000000"/>
           <w:sz w:val="18"/>
           <w:szCs w:val="18"/>
         </w:rPr>
@@ -5545,9 +5734,17 @@
           <w:sz w:val="18"/>
           <w:szCs w:val="18"/>
         </w:rPr>
+        <w:t xml:space="preserve"/>
+      </w:r>
+      <w:r>
+        <w:rPr>
+          <w:rFonts w:ascii="Calibri" w:cs="Calibri" w:eastAsia="Calibri" w:hAnsi="Calibri"/>
+          <w:sz w:val="18"/>
+          <w:szCs w:val="18"/>
+        </w:rPr>
         <w:t xml:space="preserve">. </w:t>
       </w:r>
-      <w:hyperlink w:history="1" r:id="rId-u5efb-5kq4vfrbrpemva">
+      <w:hyperlink w:history="1" r:id="rIdqhkdfjf05exmnhb1tqr0w">
         <w:r>
           <w:rPr>
             <w:rFonts w:ascii="Calibri" w:cs="Calibri" w:eastAsia="Calibri" w:hAnsi="Calibri"/>
@@ -5597,7 +5794,6 @@
           <w:rFonts w:ascii="Calibri" w:cs="Calibri" w:eastAsia="Calibri" w:hAnsi="Calibri"/>
           <w:b/>
           <w:bCs/>
-          <w:color w:val="000000"/>
           <w:sz w:val="18"/>
           <w:szCs w:val="18"/>
         </w:rPr>
@@ -5637,7 +5833,7 @@
         </w:rPr>
         <w:t xml:space="preserve">. </w:t>
       </w:r>
-      <w:hyperlink w:history="1" r:id="rId55wb7_z6kp5n7n27slkbq">
+      <w:hyperlink w:history="1" r:id="rIdoutzblugyml1idano5ukz">
         <w:r>
           <w:rPr>
             <w:rFonts w:ascii="Calibri" w:cs="Calibri" w:eastAsia="Calibri" w:hAnsi="Calibri"/>
@@ -5687,7 +5883,6 @@
           <w:rFonts w:ascii="Calibri" w:cs="Calibri" w:eastAsia="Calibri" w:hAnsi="Calibri"/>
           <w:b/>
           <w:bCs/>
-          <w:color w:val="000000"/>
           <w:sz w:val="18"/>
           <w:szCs w:val="18"/>
         </w:rPr>
@@ -5696,6 +5891,14 @@
       <w:r>
         <w:rPr>
           <w:rFonts w:ascii="Calibri" w:cs="Calibri" w:eastAsia="Calibri" w:hAnsi="Calibri"/>
+          <w:sz w:val="18"/>
+          <w:szCs w:val="18"/>
+        </w:rPr>
+        <w:t xml:space="preserve"/>
+      </w:r>
+      <w:r>
+        <w:rPr>
+          <w:rFonts w:ascii="Calibri" w:cs="Calibri" w:eastAsia="Calibri" w:hAnsi="Calibri"/>
           <w:b/>
           <w:bCs/>
           <w:sz w:val="18"/>
@@ -5719,7 +5922,7 @@
         </w:rPr>
         <w:t xml:space="preserve">. </w:t>
       </w:r>
-      <w:hyperlink w:history="1" r:id="rIdojdshjibpsv6omykwxcac">
+      <w:hyperlink w:history="1" r:id="rIdwfgj4tinhixqcyxdhat6_">
         <w:r>
           <w:rPr>
             <w:rFonts w:ascii="Calibri" w:cs="Calibri" w:eastAsia="Calibri" w:hAnsi="Calibri"/>
@@ -5769,7 +5972,6 @@
           <w:rFonts w:ascii="Calibri" w:cs="Calibri" w:eastAsia="Calibri" w:hAnsi="Calibri"/>
           <w:b/>
           <w:bCs/>
-          <w:color w:val="000000"/>
           <w:sz w:val="18"/>
           <w:szCs w:val="18"/>
         </w:rPr>
@@ -5809,7 +6011,7 @@
         </w:rPr>
         <w:t xml:space="preserve">. </w:t>
       </w:r>
-      <w:hyperlink w:history="1" r:id="rIdw-yiuz_m42fnlzkgdgnml">
+      <w:hyperlink w:history="1" r:id="rIdpaca0xy4mtzjztl-usugn">
         <w:r>
           <w:rPr>
             <w:rFonts w:ascii="Calibri" w:cs="Calibri" w:eastAsia="Calibri" w:hAnsi="Calibri"/>
@@ -5859,7 +6061,6 @@
           <w:rFonts w:ascii="Calibri" w:cs="Calibri" w:eastAsia="Calibri" w:hAnsi="Calibri"/>
           <w:b/>
           <w:bCs/>
-          <w:color w:val="000000"/>
           <w:sz w:val="18"/>
           <w:szCs w:val="18"/>
         </w:rPr>
@@ -5899,7 +6100,7 @@
         </w:rPr>
         <w:t xml:space="preserve">. </w:t>
       </w:r>
-      <w:hyperlink w:history="1" r:id="rIdbnpbnhc2mrhhczyk-bhlo">
+      <w:hyperlink w:history="1" r:id="rIdipzxfzbizchermrk5gwda">
         <w:r>
           <w:rPr>
             <w:rFonts w:ascii="Calibri" w:cs="Calibri" w:eastAsia="Calibri" w:hAnsi="Calibri"/>
@@ -5949,7 +6150,6 @@
           <w:rFonts w:ascii="Calibri" w:cs="Calibri" w:eastAsia="Calibri" w:hAnsi="Calibri"/>
           <w:b/>
           <w:bCs/>
-          <w:color w:val="000000"/>
           <w:sz w:val="18"/>
           <w:szCs w:val="18"/>
         </w:rPr>
@@ -5979,9 +6179,17 @@
           <w:sz w:val="18"/>
           <w:szCs w:val="18"/>
         </w:rPr>
+        <w:t xml:space="preserve"/>
+      </w:r>
+      <w:r>
+        <w:rPr>
+          <w:rFonts w:ascii="Calibri" w:cs="Calibri" w:eastAsia="Calibri" w:hAnsi="Calibri"/>
+          <w:sz w:val="18"/>
+          <w:szCs w:val="18"/>
+        </w:rPr>
         <w:t xml:space="preserve">. </w:t>
       </w:r>
-      <w:hyperlink w:history="1" r:id="rIds8qif-atq2nleoogd4rl_">
+      <w:hyperlink w:history="1" r:id="rId17nmxeivwwi3ddgusb51w">
         <w:r>
           <w:rPr>
             <w:rFonts w:ascii="Calibri" w:cs="Calibri" w:eastAsia="Calibri" w:hAnsi="Calibri"/>
@@ -6031,7 +6239,6 @@
           <w:rFonts w:ascii="Calibri" w:cs="Calibri" w:eastAsia="Calibri" w:hAnsi="Calibri"/>
           <w:b/>
           <w:bCs/>
-          <w:color w:val="000000"/>
           <w:sz w:val="18"/>
           <w:szCs w:val="18"/>
         </w:rPr>
@@ -6071,7 +6278,7 @@
         </w:rPr>
         <w:t xml:space="preserve">. </w:t>
       </w:r>
-      <w:hyperlink w:history="1" r:id="rId5pal8_wj0uqwdbgtlrkck">
+      <w:hyperlink w:history="1" r:id="rIdmcai4qh7xx3ajcynna53c">
         <w:r>
           <w:rPr>
             <w:rFonts w:ascii="Calibri" w:cs="Calibri" w:eastAsia="Calibri" w:hAnsi="Calibri"/>
@@ -6121,7 +6328,6 @@
           <w:rFonts w:ascii="Calibri" w:cs="Calibri" w:eastAsia="Calibri" w:hAnsi="Calibri"/>
           <w:b/>
           <w:bCs/>
-          <w:color w:val="000000"/>
           <w:sz w:val="18"/>
           <w:szCs w:val="18"/>
         </w:rPr>
@@ -6151,9 +6357,17 @@
           <w:sz w:val="18"/>
           <w:szCs w:val="18"/>
         </w:rPr>
+        <w:t xml:space="preserve"/>
+      </w:r>
+      <w:r>
+        <w:rPr>
+          <w:rFonts w:ascii="Calibri" w:cs="Calibri" w:eastAsia="Calibri" w:hAnsi="Calibri"/>
+          <w:sz w:val="18"/>
+          <w:szCs w:val="18"/>
+        </w:rPr>
         <w:t xml:space="preserve">. </w:t>
       </w:r>
-      <w:hyperlink w:history="1" r:id="rIdv8jeotaoblfia45d_dv8y">
+      <w:hyperlink w:history="1" r:id="rId_n-if64unovoky5psimpg">
         <w:r>
           <w:rPr>
             <w:rFonts w:ascii="Calibri" w:cs="Calibri" w:eastAsia="Calibri" w:hAnsi="Calibri"/>
@@ -6203,7 +6417,6 @@
           <w:rFonts w:ascii="Calibri" w:cs="Calibri" w:eastAsia="Calibri" w:hAnsi="Calibri"/>
           <w:b/>
           <w:bCs/>
-          <w:color w:val="000000"/>
           <w:sz w:val="18"/>
           <w:szCs w:val="18"/>
         </w:rPr>
@@ -6243,7 +6456,7 @@
         </w:rPr>
         <w:t xml:space="preserve">. </w:t>
       </w:r>
-      <w:hyperlink w:history="1" r:id="rIdz6qvcdllue8b4u2drwvo1">
+      <w:hyperlink w:history="1" r:id="rIdrkt2v9fi_uv4yycnrt1f7">
         <w:r>
           <w:rPr>
             <w:rFonts w:ascii="Calibri" w:cs="Calibri" w:eastAsia="Calibri" w:hAnsi="Calibri"/>
@@ -6293,7 +6506,6 @@
           <w:rFonts w:ascii="Calibri" w:cs="Calibri" w:eastAsia="Calibri" w:hAnsi="Calibri"/>
           <w:b/>
           <w:bCs/>
-          <w:color w:val="000000"/>
           <w:sz w:val="18"/>
           <w:szCs w:val="18"/>
         </w:rPr>
@@ -6333,7 +6545,7 @@
         </w:rPr>
         <w:t xml:space="preserve">. </w:t>
       </w:r>
-      <w:hyperlink w:history="1" r:id="rIdtowyogscn2e3okjj9zuxa">
+      <w:hyperlink w:history="1" r:id="rIdt8sxtcdu_dotoqbsnuslo">
         <w:r>
           <w:rPr>
             <w:rFonts w:ascii="Calibri" w:cs="Calibri" w:eastAsia="Calibri" w:hAnsi="Calibri"/>
@@ -6383,7 +6595,6 @@
           <w:rFonts w:ascii="Calibri" w:cs="Calibri" w:eastAsia="Calibri" w:hAnsi="Calibri"/>
           <w:b/>
           <w:bCs/>
-          <w:color w:val="000000"/>
           <w:sz w:val="18"/>
           <w:szCs w:val="18"/>
         </w:rPr>
@@ -6423,7 +6634,7 @@
         </w:rPr>
         <w:t xml:space="preserve">. </w:t>
       </w:r>
-      <w:hyperlink w:history="1" r:id="rIdesow8dkxn_k4fsvdjw9or">
+      <w:hyperlink w:history="1" r:id="rIdcslw0hbugqirghd9ogknj">
         <w:r>
           <w:rPr>
             <w:rFonts w:ascii="Calibri" w:cs="Calibri" w:eastAsia="Calibri" w:hAnsi="Calibri"/>
@@ -6473,7 +6684,6 @@
           <w:rFonts w:ascii="Calibri" w:cs="Calibri" w:eastAsia="Calibri" w:hAnsi="Calibri"/>
           <w:b/>
           <w:bCs/>
-          <w:color w:val="000000"/>
           <w:sz w:val="18"/>
           <w:szCs w:val="18"/>
         </w:rPr>
@@ -6513,7 +6723,7 @@
         </w:rPr>
         <w:t xml:space="preserve">. </w:t>
       </w:r>
-      <w:hyperlink w:history="1" r:id="rIdecos0591wiawyholkiw_b">
+      <w:hyperlink w:history="1" r:id="rId0eyiozl4wrpdgkmdavhlc">
         <w:r>
           <w:rPr>
             <w:rFonts w:ascii="Calibri" w:cs="Calibri" w:eastAsia="Calibri" w:hAnsi="Calibri"/>
@@ -6563,7 +6773,6 @@
           <w:rFonts w:ascii="Calibri" w:cs="Calibri" w:eastAsia="Calibri" w:hAnsi="Calibri"/>
           <w:b/>
           <w:bCs/>
-          <w:color w:val="000000"/>
           <w:sz w:val="18"/>
           <w:szCs w:val="18"/>
         </w:rPr>
@@ -6593,9 +6802,17 @@
           <w:sz w:val="18"/>
           <w:szCs w:val="18"/>
         </w:rPr>
+        <w:t xml:space="preserve"/>
+      </w:r>
+      <w:r>
+        <w:rPr>
+          <w:rFonts w:ascii="Calibri" w:cs="Calibri" w:eastAsia="Calibri" w:hAnsi="Calibri"/>
+          <w:sz w:val="18"/>
+          <w:szCs w:val="18"/>
+        </w:rPr>
         <w:t xml:space="preserve">. </w:t>
       </w:r>
-      <w:hyperlink w:history="1" r:id="rIdt3ab_v25a6t2hkobcfgu_">
+      <w:hyperlink w:history="1" r:id="rIdvw2shvf5_8vfjmidukibc">
         <w:r>
           <w:rPr>
             <w:rFonts w:ascii="Calibri" w:cs="Calibri" w:eastAsia="Calibri" w:hAnsi="Calibri"/>
@@ -6645,7 +6862,6 @@
           <w:rFonts w:ascii="Calibri" w:cs="Calibri" w:eastAsia="Calibri" w:hAnsi="Calibri"/>
           <w:b/>
           <w:bCs/>
-          <w:color w:val="000000"/>
           <w:sz w:val="18"/>
           <w:szCs w:val="18"/>
         </w:rPr>
@@ -6675,9 +6891,17 @@
           <w:sz w:val="18"/>
           <w:szCs w:val="18"/>
         </w:rPr>
+        <w:t xml:space="preserve"/>
+      </w:r>
+      <w:r>
+        <w:rPr>
+          <w:rFonts w:ascii="Calibri" w:cs="Calibri" w:eastAsia="Calibri" w:hAnsi="Calibri"/>
+          <w:sz w:val="18"/>
+          <w:szCs w:val="18"/>
+        </w:rPr>
         <w:t xml:space="preserve">. </w:t>
       </w:r>
-      <w:hyperlink w:history="1" r:id="rIdcqqkkexub7srpfbaez-6l">
+      <w:hyperlink w:history="1" r:id="rId4mrkeuykic1cvd2g1wuf_">
         <w:r>
           <w:rPr>
             <w:rFonts w:ascii="Calibri" w:cs="Calibri" w:eastAsia="Calibri" w:hAnsi="Calibri"/>
@@ -6727,7 +6951,6 @@
           <w:rFonts w:ascii="Calibri" w:cs="Calibri" w:eastAsia="Calibri" w:hAnsi="Calibri"/>
           <w:b/>
           <w:bCs/>
-          <w:color w:val="000000"/>
           <w:sz w:val="18"/>
           <w:szCs w:val="18"/>
         </w:rPr>
@@ -6767,7 +6990,7 @@
         </w:rPr>
         <w:t xml:space="preserve">. </w:t>
       </w:r>
-      <w:hyperlink w:history="1" r:id="rIddbxz6lgl-f2gs6vls6zjt">
+      <w:hyperlink w:history="1" r:id="rIdj6kpuz3jijazr6xi9qqca">
         <w:r>
           <w:rPr>
             <w:rFonts w:ascii="Calibri" w:cs="Calibri" w:eastAsia="Calibri" w:hAnsi="Calibri"/>
@@ -6817,7 +7040,6 @@
           <w:rFonts w:ascii="Calibri" w:cs="Calibri" w:eastAsia="Calibri" w:hAnsi="Calibri"/>
           <w:b/>
           <w:bCs/>
-          <w:color w:val="000000"/>
           <w:sz w:val="18"/>
           <w:szCs w:val="18"/>
         </w:rPr>
@@ -6857,7 +7079,7 @@
         </w:rPr>
         <w:t xml:space="preserve">. </w:t>
       </w:r>
-      <w:hyperlink w:history="1" r:id="rIdrm-cpkguef_05tor8t_ej">
+      <w:hyperlink w:history="1" r:id="rIdwt0jo6kfdld5jtrpbmonp">
         <w:r>
           <w:rPr>
             <w:rFonts w:ascii="Calibri" w:cs="Calibri" w:eastAsia="Calibri" w:hAnsi="Calibri"/>
@@ -6907,7 +7129,6 @@
           <w:rFonts w:ascii="Calibri" w:cs="Calibri" w:eastAsia="Calibri" w:hAnsi="Calibri"/>
           <w:b/>
           <w:bCs/>
-          <w:color w:val="000000"/>
           <w:sz w:val="18"/>
           <w:szCs w:val="18"/>
         </w:rPr>
@@ -6947,7 +7168,7 @@
         </w:rPr>
         <w:t xml:space="preserve">. </w:t>
       </w:r>
-      <w:hyperlink w:history="1" r:id="rIdeas060hx7ekyjl_fnhoh4">
+      <w:hyperlink w:history="1" r:id="rIdbucolfhvg98zlphoar8x0">
         <w:r>
           <w:rPr>
             <w:rFonts w:ascii="Calibri" w:cs="Calibri" w:eastAsia="Calibri" w:hAnsi="Calibri"/>
@@ -6997,7 +7218,6 @@
           <w:rFonts w:ascii="Calibri" w:cs="Calibri" w:eastAsia="Calibri" w:hAnsi="Calibri"/>
           <w:b/>
           <w:bCs/>
-          <w:color w:val="000000"/>
           <w:sz w:val="18"/>
           <w:szCs w:val="18"/>
         </w:rPr>
@@ -7027,9 +7247,17 @@
           <w:sz w:val="18"/>
           <w:szCs w:val="18"/>
         </w:rPr>
+        <w:t xml:space="preserve"/>
+      </w:r>
+      <w:r>
+        <w:rPr>
+          <w:rFonts w:ascii="Calibri" w:cs="Calibri" w:eastAsia="Calibri" w:hAnsi="Calibri"/>
+          <w:sz w:val="18"/>
+          <w:szCs w:val="18"/>
+        </w:rPr>
         <w:t xml:space="preserve">. </w:t>
       </w:r>
-      <w:hyperlink w:history="1" r:id="rIdtioq7bqjmxfyfv9qsi75n">
+      <w:hyperlink w:history="1" r:id="rIdqdfkw8jahgu5lgkats7aw">
         <w:r>
           <w:rPr>
             <w:rFonts w:ascii="Calibri" w:cs="Calibri" w:eastAsia="Calibri" w:hAnsi="Calibri"/>
@@ -7079,7 +7307,6 @@
           <w:rFonts w:ascii="Calibri" w:cs="Calibri" w:eastAsia="Calibri" w:hAnsi="Calibri"/>
           <w:b/>
           <w:bCs/>
-          <w:color w:val="000000"/>
           <w:sz w:val="18"/>
           <w:szCs w:val="18"/>
         </w:rPr>
@@ -7088,6 +7315,14 @@
       <w:r>
         <w:rPr>
           <w:rFonts w:ascii="Calibri" w:cs="Calibri" w:eastAsia="Calibri" w:hAnsi="Calibri"/>
+          <w:sz w:val="18"/>
+          <w:szCs w:val="18"/>
+        </w:rPr>
+        <w:t xml:space="preserve"/>
+      </w:r>
+      <w:r>
+        <w:rPr>
+          <w:rFonts w:ascii="Calibri" w:cs="Calibri" w:eastAsia="Calibri" w:hAnsi="Calibri"/>
           <w:b/>
           <w:bCs/>
           <w:sz w:val="18"/>
@@ -7111,7 +7346,7 @@
         </w:rPr>
         <w:t xml:space="preserve">. </w:t>
       </w:r>
-      <w:hyperlink w:history="1" r:id="rIdx_xieiftieokrm0ace25s">
+      <w:hyperlink w:history="1" r:id="rId3fmseiwz6y1zguqbievq1">
         <w:r>
           <w:rPr>
             <w:rFonts w:ascii="Calibri" w:cs="Calibri" w:eastAsia="Calibri" w:hAnsi="Calibri"/>
@@ -7161,7 +7396,6 @@
           <w:rFonts w:ascii="Calibri" w:cs="Calibri" w:eastAsia="Calibri" w:hAnsi="Calibri"/>
           <w:b/>
           <w:bCs/>
-          <w:color w:val="000000"/>
           <w:sz w:val="18"/>
           <w:szCs w:val="18"/>
         </w:rPr>
@@ -7201,7 +7435,7 @@
         </w:rPr>
         <w:t xml:space="preserve">. </w:t>
       </w:r>
-      <w:hyperlink w:history="1" r:id="rIdocjgdnzdhb5phbqoq0hle">
+      <w:hyperlink w:history="1" r:id="rIdnnrsf3ml7jj3uozqvvsyl">
         <w:r>
           <w:rPr>
             <w:rFonts w:ascii="Calibri" w:cs="Calibri" w:eastAsia="Calibri" w:hAnsi="Calibri"/>
@@ -7251,7 +7485,6 @@
           <w:rFonts w:ascii="Calibri" w:cs="Calibri" w:eastAsia="Calibri" w:hAnsi="Calibri"/>
           <w:b/>
           <w:bCs/>
-          <w:color w:val="000000"/>
           <w:sz w:val="18"/>
           <w:szCs w:val="18"/>
         </w:rPr>
@@ -7291,7 +7524,7 @@
         </w:rPr>
         <w:t xml:space="preserve">. </w:t>
       </w:r>
-      <w:hyperlink w:history="1" r:id="rIdw4wcg5t1wcfxurnexnfmw">
+      <w:hyperlink w:history="1" r:id="rIdmwicgqrzzbryhnp101vcv">
         <w:r>
           <w:rPr>
             <w:rFonts w:ascii="Calibri" w:cs="Calibri" w:eastAsia="Calibri" w:hAnsi="Calibri"/>
@@ -7341,7 +7574,6 @@
           <w:rFonts w:ascii="Calibri" w:cs="Calibri" w:eastAsia="Calibri" w:hAnsi="Calibri"/>
           <w:b/>
           <w:bCs/>
-          <w:color w:val="000000"/>
           <w:sz w:val="18"/>
           <w:szCs w:val="18"/>
         </w:rPr>
@@ -7371,9 +7603,17 @@
           <w:sz w:val="18"/>
           <w:szCs w:val="18"/>
         </w:rPr>
+        <w:t xml:space="preserve"/>
+      </w:r>
+      <w:r>
+        <w:rPr>
+          <w:rFonts w:ascii="Calibri" w:cs="Calibri" w:eastAsia="Calibri" w:hAnsi="Calibri"/>
+          <w:sz w:val="18"/>
+          <w:szCs w:val="18"/>
+        </w:rPr>
         <w:t xml:space="preserve">. </w:t>
       </w:r>
-      <w:hyperlink w:history="1" r:id="rId7khwsbfbfxwrlreoug3lr">
+      <w:hyperlink w:history="1" r:id="rId_bu8fkhexsy-sz0g9slu1">
         <w:r>
           <w:rPr>
             <w:rFonts w:ascii="Calibri" w:cs="Calibri" w:eastAsia="Calibri" w:hAnsi="Calibri"/>
@@ -7423,7 +7663,6 @@
           <w:rFonts w:ascii="Calibri" w:cs="Calibri" w:eastAsia="Calibri" w:hAnsi="Calibri"/>
           <w:b/>
           <w:bCs/>
-          <w:color w:val="000000"/>
           <w:sz w:val="18"/>
           <w:szCs w:val="18"/>
         </w:rPr>
@@ -7432,6 +7671,14 @@
       <w:r>
         <w:rPr>
           <w:rFonts w:ascii="Calibri" w:cs="Calibri" w:eastAsia="Calibri" w:hAnsi="Calibri"/>
+          <w:sz w:val="18"/>
+          <w:szCs w:val="18"/>
+        </w:rPr>
+        <w:t xml:space="preserve"/>
+      </w:r>
+      <w:r>
+        <w:rPr>
+          <w:rFonts w:ascii="Calibri" w:cs="Calibri" w:eastAsia="Calibri" w:hAnsi="Calibri"/>
           <w:b/>
           <w:bCs/>
           <w:sz w:val="18"/>
@@ -7455,7 +7702,7 @@
         </w:rPr>
         <w:t xml:space="preserve">. </w:t>
       </w:r>
-      <w:hyperlink w:history="1" r:id="rIdvqoyjkx047bs205tit9js">
+      <w:hyperlink w:history="1" r:id="rId1a_ngqaa4yz-evhmq_jli">
         <w:r>
           <w:rPr>
             <w:rFonts w:ascii="Calibri" w:cs="Calibri" w:eastAsia="Calibri" w:hAnsi="Calibri"/>
@@ -7505,7 +7752,6 @@
           <w:rFonts w:ascii="Calibri" w:cs="Calibri" w:eastAsia="Calibri" w:hAnsi="Calibri"/>
           <w:b/>
           <w:bCs/>
-          <w:color w:val="000000"/>
           <w:sz w:val="18"/>
           <w:szCs w:val="18"/>
         </w:rPr>
@@ -7514,6 +7760,14 @@
       <w:r>
         <w:rPr>
           <w:rFonts w:ascii="Calibri" w:cs="Calibri" w:eastAsia="Calibri" w:hAnsi="Calibri"/>
+          <w:sz w:val="18"/>
+          <w:szCs w:val="18"/>
+        </w:rPr>
+        <w:t xml:space="preserve"/>
+      </w:r>
+      <w:r>
+        <w:rPr>
+          <w:rFonts w:ascii="Calibri" w:cs="Calibri" w:eastAsia="Calibri" w:hAnsi="Calibri"/>
           <w:b/>
           <w:bCs/>
           <w:sz w:val="18"/>
@@ -7537,7 +7791,7 @@
         </w:rPr>
         <w:t xml:space="preserve">. </w:t>
       </w:r>
-      <w:hyperlink w:history="1" r:id="rIdezbrsysbv_g9e-kdv9oao">
+      <w:hyperlink w:history="1" r:id="rId0wn32mpdebhqzgsdkqckg">
         <w:r>
           <w:rPr>
             <w:rFonts w:ascii="Calibri" w:cs="Calibri" w:eastAsia="Calibri" w:hAnsi="Calibri"/>
@@ -7587,7 +7841,6 @@
           <w:rFonts w:ascii="Calibri" w:cs="Calibri" w:eastAsia="Calibri" w:hAnsi="Calibri"/>
           <w:b/>
           <w:bCs/>
-          <w:color w:val="000000"/>
           <w:sz w:val="18"/>
           <w:szCs w:val="18"/>
         </w:rPr>
@@ -7627,7 +7880,7 @@
         </w:rPr>
         <w:t xml:space="preserve">. </w:t>
       </w:r>
-      <w:hyperlink w:history="1" r:id="rIdddp4xpa1ft5xey4sxs4jo">
+      <w:hyperlink w:history="1" r:id="rIdvdywinbty4ai5jgtuqwxq">
         <w:r>
           <w:rPr>
             <w:rFonts w:ascii="Calibri" w:cs="Calibri" w:eastAsia="Calibri" w:hAnsi="Calibri"/>
@@ -7677,7 +7930,6 @@
           <w:rFonts w:ascii="Calibri" w:cs="Calibri" w:eastAsia="Calibri" w:hAnsi="Calibri"/>
           <w:b/>
           <w:bCs/>
-          <w:color w:val="000000"/>
           <w:sz w:val="18"/>
           <w:szCs w:val="18"/>
         </w:rPr>
@@ -7686,6 +7938,14 @@
       <w:r>
         <w:rPr>
           <w:rFonts w:ascii="Calibri" w:cs="Calibri" w:eastAsia="Calibri" w:hAnsi="Calibri"/>
+          <w:sz w:val="18"/>
+          <w:szCs w:val="18"/>
+        </w:rPr>
+        <w:t xml:space="preserve"/>
+      </w:r>
+      <w:r>
+        <w:rPr>
+          <w:rFonts w:ascii="Calibri" w:cs="Calibri" w:eastAsia="Calibri" w:hAnsi="Calibri"/>
           <w:b/>
           <w:bCs/>
           <w:sz w:val="18"/>
@@ -7709,7 +7969,7 @@
         </w:rPr>
         <w:t xml:space="preserve">. </w:t>
       </w:r>
-      <w:hyperlink w:history="1" r:id="rIdaztkur7ag23l8udirqewx">
+      <w:hyperlink w:history="1" r:id="rIdfoulge_79homm09tanibd">
         <w:r>
           <w:rPr>
             <w:rFonts w:ascii="Calibri" w:cs="Calibri" w:eastAsia="Calibri" w:hAnsi="Calibri"/>
@@ -7759,7 +8019,6 @@
           <w:rFonts w:ascii="Calibri" w:cs="Calibri" w:eastAsia="Calibri" w:hAnsi="Calibri"/>
           <w:b/>
           <w:bCs/>
-          <w:color w:val="000000"/>
           <w:sz w:val="18"/>
           <w:szCs w:val="18"/>
         </w:rPr>
@@ -7799,7 +8058,7 @@
         </w:rPr>
         <w:t xml:space="preserve">. </w:t>
       </w:r>
-      <w:hyperlink w:history="1" r:id="rIdxenm1tjmpywp_vspo3cg-">
+      <w:hyperlink w:history="1" r:id="rIdf5nsypu16a_1y-vulgod4">
         <w:r>
           <w:rPr>
             <w:rFonts w:ascii="Calibri" w:cs="Calibri" w:eastAsia="Calibri" w:hAnsi="Calibri"/>
@@ -7849,7 +8108,6 @@
           <w:rFonts w:ascii="Calibri" w:cs="Calibri" w:eastAsia="Calibri" w:hAnsi="Calibri"/>
           <w:b/>
           <w:bCs/>
-          <w:color w:val="000000"/>
           <w:sz w:val="18"/>
           <w:szCs w:val="18"/>
         </w:rPr>
@@ -7858,6 +8116,14 @@
       <w:r>
         <w:rPr>
           <w:rFonts w:ascii="Calibri" w:cs="Calibri" w:eastAsia="Calibri" w:hAnsi="Calibri"/>
+          <w:sz w:val="18"/>
+          <w:szCs w:val="18"/>
+        </w:rPr>
+        <w:t xml:space="preserve"/>
+      </w:r>
+      <w:r>
+        <w:rPr>
+          <w:rFonts w:ascii="Calibri" w:cs="Calibri" w:eastAsia="Calibri" w:hAnsi="Calibri"/>
           <w:b/>
           <w:bCs/>
           <w:sz w:val="18"/>
@@ -7881,7 +8147,7 @@
         </w:rPr>
         <w:t xml:space="preserve">. </w:t>
       </w:r>
-      <w:hyperlink w:history="1" r:id="rIdeopirk8xabl6epthjwgz8">
+      <w:hyperlink w:history="1" r:id="rId9larwfya3jlybqpjkm4i9">
         <w:r>
           <w:rPr>
             <w:rFonts w:ascii="Calibri" w:cs="Calibri" w:eastAsia="Calibri" w:hAnsi="Calibri"/>
@@ -7931,7 +8197,6 @@
           <w:rFonts w:ascii="Calibri" w:cs="Calibri" w:eastAsia="Calibri" w:hAnsi="Calibri"/>
           <w:b/>
           <w:bCs/>
-          <w:color w:val="000000"/>
           <w:sz w:val="18"/>
           <w:szCs w:val="18"/>
         </w:rPr>
@@ -7940,6 +8205,14 @@
       <w:r>
         <w:rPr>
           <w:rFonts w:ascii="Calibri" w:cs="Calibri" w:eastAsia="Calibri" w:hAnsi="Calibri"/>
+          <w:sz w:val="18"/>
+          <w:szCs w:val="18"/>
+        </w:rPr>
+        <w:t xml:space="preserve"/>
+      </w:r>
+      <w:r>
+        <w:rPr>
+          <w:rFonts w:ascii="Calibri" w:cs="Calibri" w:eastAsia="Calibri" w:hAnsi="Calibri"/>
           <w:b/>
           <w:bCs/>
           <w:sz w:val="18"/>
@@ -7963,7 +8236,7 @@
         </w:rPr>
         <w:t xml:space="preserve">. </w:t>
       </w:r>
-      <w:hyperlink w:history="1" r:id="rIdfqccsvbamgn5yruteqw8b">
+      <w:hyperlink w:history="1" r:id="rId6hoehr6yt9bzglafwv-bt">
         <w:r>
           <w:rPr>
             <w:rFonts w:ascii="Calibri" w:cs="Calibri" w:eastAsia="Calibri" w:hAnsi="Calibri"/>
@@ -8013,7 +8286,6 @@
           <w:rFonts w:ascii="Calibri" w:cs="Calibri" w:eastAsia="Calibri" w:hAnsi="Calibri"/>
           <w:b/>
           <w:bCs/>
-          <w:color w:val="000000"/>
           <w:sz w:val="18"/>
           <w:szCs w:val="18"/>
         </w:rPr>
@@ -8053,7 +8325,7 @@
         </w:rPr>
         <w:t xml:space="preserve">. </w:t>
       </w:r>
-      <w:hyperlink w:history="1" r:id="rIddavg3pwgghhgrsqtyfn0u">
+      <w:hyperlink w:history="1" r:id="rIdg5enhmxntuduhzpqpndwo">
         <w:r>
           <w:rPr>
             <w:rFonts w:ascii="Calibri" w:cs="Calibri" w:eastAsia="Calibri" w:hAnsi="Calibri"/>
@@ -8103,7 +8375,6 @@
           <w:rFonts w:ascii="Calibri" w:cs="Calibri" w:eastAsia="Calibri" w:hAnsi="Calibri"/>
           <w:b/>
           <w:bCs/>
-          <w:color w:val="000000"/>
           <w:sz w:val="18"/>
           <w:szCs w:val="18"/>
         </w:rPr>
@@ -8133,9 +8404,17 @@
           <w:sz w:val="18"/>
           <w:szCs w:val="18"/>
         </w:rPr>
+        <w:t xml:space="preserve"/>
+      </w:r>
+      <w:r>
+        <w:rPr>
+          <w:rFonts w:ascii="Calibri" w:cs="Calibri" w:eastAsia="Calibri" w:hAnsi="Calibri"/>
+          <w:sz w:val="18"/>
+          <w:szCs w:val="18"/>
+        </w:rPr>
         <w:t xml:space="preserve">. </w:t>
       </w:r>
-      <w:hyperlink w:history="1" r:id="rIdb2go6fkf0dbqtzwhy-jgd">
+      <w:hyperlink w:history="1" r:id="rIdsnb1sl8abqp8-jxh-qbmw">
         <w:r>
           <w:rPr>
             <w:rFonts w:ascii="Calibri" w:cs="Calibri" w:eastAsia="Calibri" w:hAnsi="Calibri"/>
@@ -8185,7 +8464,6 @@
           <w:rFonts w:ascii="Calibri" w:cs="Calibri" w:eastAsia="Calibri" w:hAnsi="Calibri"/>
           <w:b/>
           <w:bCs/>
-          <w:color w:val="000000"/>
           <w:sz w:val="18"/>
           <w:szCs w:val="18"/>
         </w:rPr>
@@ -8225,7 +8503,7 @@
         </w:rPr>
         <w:t xml:space="preserve">. </w:t>
       </w:r>
-      <w:hyperlink w:history="1" r:id="rIdhipruj9ctrv5zkg98o8gm">
+      <w:hyperlink w:history="1" r:id="rIdhxuxbikxx3v2rfmdn13tc">
         <w:r>
           <w:rPr>
             <w:rFonts w:ascii="Calibri" w:cs="Calibri" w:eastAsia="Calibri" w:hAnsi="Calibri"/>
@@ -8275,7 +8553,6 @@
           <w:rFonts w:ascii="Calibri" w:cs="Calibri" w:eastAsia="Calibri" w:hAnsi="Calibri"/>
           <w:b/>
           <w:bCs/>
-          <w:color w:val="000000"/>
           <w:sz w:val="18"/>
           <w:szCs w:val="18"/>
         </w:rPr>
@@ -8315,7 +8592,7 @@
         </w:rPr>
         <w:t xml:space="preserve">. </w:t>
       </w:r>
-      <w:hyperlink w:history="1" r:id="rIdznzwalmgcklcfklzpbosn">
+      <w:hyperlink w:history="1" r:id="rIdhe0jbh69kqfb7oc-atutc">
         <w:r>
           <w:rPr>
             <w:rFonts w:ascii="Calibri" w:cs="Calibri" w:eastAsia="Calibri" w:hAnsi="Calibri"/>
@@ -8365,7 +8642,6 @@
           <w:rFonts w:ascii="Calibri" w:cs="Calibri" w:eastAsia="Calibri" w:hAnsi="Calibri"/>
           <w:b/>
           <w:bCs/>
-          <w:color w:val="000000"/>
           <w:sz w:val="18"/>
           <w:szCs w:val="18"/>
         </w:rPr>
@@ -8395,9 +8671,17 @@
           <w:sz w:val="18"/>
           <w:szCs w:val="18"/>
         </w:rPr>
+        <w:t xml:space="preserve"/>
+      </w:r>
+      <w:r>
+        <w:rPr>
+          <w:rFonts w:ascii="Calibri" w:cs="Calibri" w:eastAsia="Calibri" w:hAnsi="Calibri"/>
+          <w:sz w:val="18"/>
+          <w:szCs w:val="18"/>
+        </w:rPr>
         <w:t xml:space="preserve">. </w:t>
       </w:r>
-      <w:hyperlink w:history="1" r:id="rId9rm843_i3sq-suzck1ph1">
+      <w:hyperlink w:history="1" r:id="rIdfhe59wgbvxsnhffrj53nd">
         <w:r>
           <w:rPr>
             <w:rFonts w:ascii="Calibri" w:cs="Calibri" w:eastAsia="Calibri" w:hAnsi="Calibri"/>
@@ -8447,7 +8731,6 @@
           <w:rFonts w:ascii="Calibri" w:cs="Calibri" w:eastAsia="Calibri" w:hAnsi="Calibri"/>
           <w:b/>
           <w:bCs/>
-          <w:color w:val="000000"/>
           <w:sz w:val="18"/>
           <w:szCs w:val="18"/>
         </w:rPr>
@@ -8487,7 +8770,7 @@
         </w:rPr>
         <w:t xml:space="preserve">. </w:t>
       </w:r>
-      <w:hyperlink w:history="1" r:id="rIdym4meg1jkjbc2z0n1gmho">
+      <w:hyperlink w:history="1" r:id="rIdgcq5dygay95vyjvruyi8v">
         <w:r>
           <w:rPr>
             <w:rFonts w:ascii="Calibri" w:cs="Calibri" w:eastAsia="Calibri" w:hAnsi="Calibri"/>
@@ -8537,7 +8820,6 @@
           <w:rFonts w:ascii="Calibri" w:cs="Calibri" w:eastAsia="Calibri" w:hAnsi="Calibri"/>
           <w:b/>
           <w:bCs/>
-          <w:color w:val="000000"/>
           <w:sz w:val="18"/>
           <w:szCs w:val="18"/>
         </w:rPr>
@@ -8577,7 +8859,7 @@
         </w:rPr>
         <w:t xml:space="preserve">. </w:t>
       </w:r>
-      <w:hyperlink w:history="1" r:id="rIddx8g46a-qkpcz1vgo9hvd">
+      <w:hyperlink w:history="1" r:id="rIdq6qndfbybijy16d9oxbzu">
         <w:r>
           <w:rPr>
             <w:rFonts w:ascii="Calibri" w:cs="Calibri" w:eastAsia="Calibri" w:hAnsi="Calibri"/>
@@ -8627,7 +8909,6 @@
           <w:rFonts w:ascii="Calibri" w:cs="Calibri" w:eastAsia="Calibri" w:hAnsi="Calibri"/>
           <w:b/>
           <w:bCs/>
-          <w:color w:val="000000"/>
           <w:sz w:val="18"/>
           <w:szCs w:val="18"/>
         </w:rPr>
@@ -8657,9 +8938,17 @@
           <w:sz w:val="18"/>
           <w:szCs w:val="18"/>
         </w:rPr>
+        <w:t xml:space="preserve"/>
+      </w:r>
+      <w:r>
+        <w:rPr>
+          <w:rFonts w:ascii="Calibri" w:cs="Calibri" w:eastAsia="Calibri" w:hAnsi="Calibri"/>
+          <w:sz w:val="18"/>
+          <w:szCs w:val="18"/>
+        </w:rPr>
         <w:t xml:space="preserve">. </w:t>
       </w:r>
-      <w:hyperlink w:history="1" r:id="rIdggglnohk07ssdr2ha_am9">
+      <w:hyperlink w:history="1" r:id="rId_m5rd_h8o_-nmz9ahjjtb">
         <w:r>
           <w:rPr>
             <w:rFonts w:ascii="Calibri" w:cs="Calibri" w:eastAsia="Calibri" w:hAnsi="Calibri"/>
@@ -8709,7 +8998,6 @@
           <w:rFonts w:ascii="Calibri" w:cs="Calibri" w:eastAsia="Calibri" w:hAnsi="Calibri"/>
           <w:b/>
           <w:bCs/>
-          <w:color w:val="000000"/>
           <w:sz w:val="18"/>
           <w:szCs w:val="18"/>
         </w:rPr>
@@ -8749,7 +9037,7 @@
         </w:rPr>
         <w:t xml:space="preserve">. </w:t>
       </w:r>
-      <w:hyperlink w:history="1" r:id="rIdrnw_irf9f4buqofkhbiq2">
+      <w:hyperlink w:history="1" r:id="rId4wnihg8yaequp4fb7b8f4">
         <w:r>
           <w:rPr>
             <w:rFonts w:ascii="Calibri" w:cs="Calibri" w:eastAsia="Calibri" w:hAnsi="Calibri"/>
@@ -8799,7 +9087,6 @@
           <w:rFonts w:ascii="Calibri" w:cs="Calibri" w:eastAsia="Calibri" w:hAnsi="Calibri"/>
           <w:b/>
           <w:bCs/>
-          <w:color w:val="000000"/>
           <w:sz w:val="18"/>
           <w:szCs w:val="18"/>
         </w:rPr>
@@ -8829,9 +9116,17 @@
           <w:sz w:val="18"/>
           <w:szCs w:val="18"/>
         </w:rPr>
+        <w:t xml:space="preserve"/>
+      </w:r>
+      <w:r>
+        <w:rPr>
+          <w:rFonts w:ascii="Calibri" w:cs="Calibri" w:eastAsia="Calibri" w:hAnsi="Calibri"/>
+          <w:sz w:val="18"/>
+          <w:szCs w:val="18"/>
+        </w:rPr>
         <w:t xml:space="preserve">. </w:t>
       </w:r>
-      <w:hyperlink w:history="1" r:id="rIdu9zlrkb8ygalnkudwmpzz">
+      <w:hyperlink w:history="1" r:id="rIdqrvdzcvmgnolpyykexvb6">
         <w:r>
           <w:rPr>
             <w:rFonts w:ascii="Calibri" w:cs="Calibri" w:eastAsia="Calibri" w:hAnsi="Calibri"/>
@@ -8881,7 +9176,6 @@
           <w:rFonts w:ascii="Calibri" w:cs="Calibri" w:eastAsia="Calibri" w:hAnsi="Calibri"/>
           <w:b/>
           <w:bCs/>
-          <w:color w:val="000000"/>
           <w:sz w:val="18"/>
           <w:szCs w:val="18"/>
         </w:rPr>
@@ -8890,6 +9184,14 @@
       <w:r>
         <w:rPr>
           <w:rFonts w:ascii="Calibri" w:cs="Calibri" w:eastAsia="Calibri" w:hAnsi="Calibri"/>
+          <w:sz w:val="18"/>
+          <w:szCs w:val="18"/>
+        </w:rPr>
+        <w:t xml:space="preserve"/>
+      </w:r>
+      <w:r>
+        <w:rPr>
+          <w:rFonts w:ascii="Calibri" w:cs="Calibri" w:eastAsia="Calibri" w:hAnsi="Calibri"/>
           <w:b/>
           <w:bCs/>
           <w:sz w:val="18"/>
@@ -8913,7 +9215,7 @@
         </w:rPr>
         <w:t xml:space="preserve">. </w:t>
       </w:r>
-      <w:hyperlink w:history="1" r:id="rId5u_fe7oeg1sbc0ib4mypw">
+      <w:hyperlink w:history="1" r:id="rIdb71gntlrumyeykz3vrwjm">
         <w:r>
           <w:rPr>
             <w:rFonts w:ascii="Calibri" w:cs="Calibri" w:eastAsia="Calibri" w:hAnsi="Calibri"/>
@@ -8963,7 +9265,6 @@
           <w:rFonts w:ascii="Calibri" w:cs="Calibri" w:eastAsia="Calibri" w:hAnsi="Calibri"/>
           <w:b/>
           <w:bCs/>
-          <w:color w:val="000000"/>
           <w:sz w:val="18"/>
           <w:szCs w:val="18"/>
         </w:rPr>
@@ -8993,9 +9294,17 @@
           <w:sz w:val="18"/>
           <w:szCs w:val="18"/>
         </w:rPr>
+        <w:t xml:space="preserve"/>
+      </w:r>
+      <w:r>
+        <w:rPr>
+          <w:rFonts w:ascii="Calibri" w:cs="Calibri" w:eastAsia="Calibri" w:hAnsi="Calibri"/>
+          <w:sz w:val="18"/>
+          <w:szCs w:val="18"/>
+        </w:rPr>
         <w:t xml:space="preserve">. </w:t>
       </w:r>
-      <w:hyperlink w:history="1" r:id="rIdeagefztt0efa_e-nqwm_p">
+      <w:hyperlink w:history="1" r:id="rIdfobj7scuwqfujnxjp35qz">
         <w:r>
           <w:rPr>
             <w:rFonts w:ascii="Calibri" w:cs="Calibri" w:eastAsia="Calibri" w:hAnsi="Calibri"/>
@@ -9045,7 +9354,6 @@
           <w:rFonts w:ascii="Calibri" w:cs="Calibri" w:eastAsia="Calibri" w:hAnsi="Calibri"/>
           <w:b/>
           <w:bCs/>
-          <w:color w:val="000000"/>
           <w:sz w:val="18"/>
           <w:szCs w:val="18"/>
         </w:rPr>
@@ -9085,7 +9393,7 @@
         </w:rPr>
         <w:t xml:space="preserve">. </w:t>
       </w:r>
-      <w:hyperlink w:history="1" r:id="rIdw3xepwz2va4iamiefx9e9">
+      <w:hyperlink w:history="1" r:id="rIdpyopcvb_gpkhbd7fs691w">
         <w:r>
           <w:rPr>
             <w:rFonts w:ascii="Calibri" w:cs="Calibri" w:eastAsia="Calibri" w:hAnsi="Calibri"/>
@@ -9135,7 +9443,6 @@
           <w:rFonts w:ascii="Calibri" w:cs="Calibri" w:eastAsia="Calibri" w:hAnsi="Calibri"/>
           <w:b/>
           <w:bCs/>
-          <w:color w:val="000000"/>
           <w:sz w:val="18"/>
           <w:szCs w:val="18"/>
         </w:rPr>
@@ -9175,7 +9482,7 @@
         </w:rPr>
         <w:t xml:space="preserve">. </w:t>
       </w:r>
-      <w:hyperlink w:history="1" r:id="rIdbny6hufabyj7_sltvfrcw">
+      <w:hyperlink w:history="1" r:id="rIdyqpo23j4jz2gpewinlokj">
         <w:r>
           <w:rPr>
             <w:rFonts w:ascii="Calibri" w:cs="Calibri" w:eastAsia="Calibri" w:hAnsi="Calibri"/>
@@ -9225,7 +9532,6 @@
           <w:rFonts w:ascii="Calibri" w:cs="Calibri" w:eastAsia="Calibri" w:hAnsi="Calibri"/>
           <w:b/>
           <w:bCs/>
-          <w:color w:val="000000"/>
           <w:sz w:val="18"/>
           <w:szCs w:val="18"/>
         </w:rPr>
@@ -9265,7 +9571,7 @@
         </w:rPr>
         <w:t xml:space="preserve">. </w:t>
       </w:r>
-      <w:hyperlink w:history="1" r:id="rId8wajyqh0tnvgfqp2gfrmi">
+      <w:hyperlink w:history="1" r:id="rId_lbd07op0i1f56mzisskl">
         <w:r>
           <w:rPr>
             <w:rFonts w:ascii="Calibri" w:cs="Calibri" w:eastAsia="Calibri" w:hAnsi="Calibri"/>
@@ -9315,7 +9621,6 @@
           <w:rFonts w:ascii="Calibri" w:cs="Calibri" w:eastAsia="Calibri" w:hAnsi="Calibri"/>
           <w:b/>
           <w:bCs/>
-          <w:color w:val="000000"/>
           <w:sz w:val="18"/>
           <w:szCs w:val="18"/>
         </w:rPr>
@@ -9345,9 +9650,17 @@
           <w:sz w:val="18"/>
           <w:szCs w:val="18"/>
         </w:rPr>
+        <w:t xml:space="preserve"/>
+      </w:r>
+      <w:r>
+        <w:rPr>
+          <w:rFonts w:ascii="Calibri" w:cs="Calibri" w:eastAsia="Calibri" w:hAnsi="Calibri"/>
+          <w:sz w:val="18"/>
+          <w:szCs w:val="18"/>
+        </w:rPr>
         <w:t xml:space="preserve">. </w:t>
       </w:r>
-      <w:hyperlink w:history="1" r:id="rIdtdpc1nk2vxuyqwfcp8brn">
+      <w:hyperlink w:history="1" r:id="rIdnt0rv8ljsncvyhxxm9tio">
         <w:r>
           <w:rPr>
             <w:rFonts w:ascii="Calibri" w:cs="Calibri" w:eastAsia="Calibri" w:hAnsi="Calibri"/>
@@ -9397,7 +9710,6 @@
           <w:rFonts w:ascii="Calibri" w:cs="Calibri" w:eastAsia="Calibri" w:hAnsi="Calibri"/>
           <w:b/>
           <w:bCs/>
-          <w:color w:val="000000"/>
           <w:sz w:val="18"/>
           <w:szCs w:val="18"/>
         </w:rPr>
@@ -9437,7 +9749,7 @@
         </w:rPr>
         <w:t xml:space="preserve">. </w:t>
       </w:r>
-      <w:hyperlink w:history="1" r:id="rIdendfwgqtofsvirrrmrrvq">
+      <w:hyperlink w:history="1" r:id="rIdkzpllxkkd3shzl3ssca3x">
         <w:r>
           <w:rPr>
             <w:rFonts w:ascii="Calibri" w:cs="Calibri" w:eastAsia="Calibri" w:hAnsi="Calibri"/>
@@ -9487,7 +9799,6 @@
           <w:rFonts w:ascii="Calibri" w:cs="Calibri" w:eastAsia="Calibri" w:hAnsi="Calibri"/>
           <w:b/>
           <w:bCs/>
-          <w:color w:val="000000"/>
           <w:sz w:val="18"/>
           <w:szCs w:val="18"/>
         </w:rPr>
@@ -9527,7 +9838,7 @@
         </w:rPr>
         <w:t xml:space="preserve">. </w:t>
       </w:r>
-      <w:hyperlink w:history="1" r:id="rIdhiysujkviyhfih-apml8i">
+      <w:hyperlink w:history="1" r:id="rIdaollptcgnba6j8ieoos9r">
         <w:r>
           <w:rPr>
             <w:rFonts w:ascii="Calibri" w:cs="Calibri" w:eastAsia="Calibri" w:hAnsi="Calibri"/>
@@ -9577,7 +9888,6 @@
           <w:rFonts w:ascii="Calibri" w:cs="Calibri" w:eastAsia="Calibri" w:hAnsi="Calibri"/>
           <w:b/>
           <w:bCs/>
-          <w:color w:val="000000"/>
           <w:sz w:val="18"/>
           <w:szCs w:val="18"/>
         </w:rPr>
@@ -9617,7 +9927,7 @@
         </w:rPr>
         <w:t xml:space="preserve">. </w:t>
       </w:r>
-      <w:hyperlink w:history="1" r:id="rId6mddtfatw2nzp6v_-fs3x">
+      <w:hyperlink w:history="1" r:id="rIdcjn-aczrem8chyynqopa8">
         <w:r>
           <w:rPr>
             <w:rFonts w:ascii="Calibri" w:cs="Calibri" w:eastAsia="Calibri" w:hAnsi="Calibri"/>
@@ -9667,7 +9977,6 @@
           <w:rFonts w:ascii="Calibri" w:cs="Calibri" w:eastAsia="Calibri" w:hAnsi="Calibri"/>
           <w:b/>
           <w:bCs/>
-          <w:color w:val="000000"/>
           <w:sz w:val="18"/>
           <w:szCs w:val="18"/>
         </w:rPr>
@@ -9676,6 +9985,14 @@
       <w:r>
         <w:rPr>
           <w:rFonts w:ascii="Calibri" w:cs="Calibri" w:eastAsia="Calibri" w:hAnsi="Calibri"/>
+          <w:sz w:val="18"/>
+          <w:szCs w:val="18"/>
+        </w:rPr>
+        <w:t xml:space="preserve"/>
+      </w:r>
+      <w:r>
+        <w:rPr>
+          <w:rFonts w:ascii="Calibri" w:cs="Calibri" w:eastAsia="Calibri" w:hAnsi="Calibri"/>
           <w:b/>
           <w:bCs/>
           <w:sz w:val="18"/>
@@ -9699,7 +10016,7 @@
         </w:rPr>
         <w:t xml:space="preserve">. </w:t>
       </w:r>
-      <w:hyperlink w:history="1" r:id="rIdrfciobn-k-1m5f2gz9knv">
+      <w:hyperlink w:history="1" r:id="rIddrgjhmt7doo8nosztc9-7">
         <w:r>
           <w:rPr>
             <w:rFonts w:ascii="Calibri" w:cs="Calibri" w:eastAsia="Calibri" w:hAnsi="Calibri"/>
@@ -9749,7 +10066,6 @@
           <w:rFonts w:ascii="Calibri" w:cs="Calibri" w:eastAsia="Calibri" w:hAnsi="Calibri"/>
           <w:b/>
           <w:bCs/>
-          <w:color w:val="000000"/>
           <w:sz w:val="18"/>
           <w:szCs w:val="18"/>
         </w:rPr>
@@ -9758,6 +10074,14 @@
       <w:r>
         <w:rPr>
           <w:rFonts w:ascii="Calibri" w:cs="Calibri" w:eastAsia="Calibri" w:hAnsi="Calibri"/>
+          <w:sz w:val="18"/>
+          <w:szCs w:val="18"/>
+        </w:rPr>
+        <w:t xml:space="preserve"/>
+      </w:r>
+      <w:r>
+        <w:rPr>
+          <w:rFonts w:ascii="Calibri" w:cs="Calibri" w:eastAsia="Calibri" w:hAnsi="Calibri"/>
           <w:b/>
           <w:bCs/>
           <w:sz w:val="18"/>
@@ -9781,7 +10105,7 @@
         </w:rPr>
         <w:t xml:space="preserve">. </w:t>
       </w:r>
-      <w:hyperlink w:history="1" r:id="rId60hltfhpsf02ubslk6a9t">
+      <w:hyperlink w:history="1" r:id="rIditsp10e2h_bgyrczyl88d">
         <w:r>
           <w:rPr>
             <w:rFonts w:ascii="Calibri" w:cs="Calibri" w:eastAsia="Calibri" w:hAnsi="Calibri"/>
@@ -9831,7 +10155,6 @@
           <w:rFonts w:ascii="Calibri" w:cs="Calibri" w:eastAsia="Calibri" w:hAnsi="Calibri"/>
           <w:b/>
           <w:bCs/>
-          <w:color w:val="000000"/>
           <w:sz w:val="18"/>
           <w:szCs w:val="18"/>
         </w:rPr>
@@ -9871,7 +10194,7 @@
         </w:rPr>
         <w:t xml:space="preserve">. </w:t>
       </w:r>
-      <w:hyperlink w:history="1" r:id="rIdebv7km5hcixedsngn7i4x">
+      <w:hyperlink w:history="1" r:id="rIdpgvxmer1s3kmwf4ujoomk">
         <w:r>
           <w:rPr>
             <w:rFonts w:ascii="Calibri" w:cs="Calibri" w:eastAsia="Calibri" w:hAnsi="Calibri"/>
@@ -9921,7 +10244,6 @@
           <w:rFonts w:ascii="Calibri" w:cs="Calibri" w:eastAsia="Calibri" w:hAnsi="Calibri"/>
           <w:b/>
           <w:bCs/>
-          <w:color w:val="000000"/>
           <w:sz w:val="18"/>
           <w:szCs w:val="18"/>
         </w:rPr>
@@ -9951,9 +10273,17 @@
           <w:sz w:val="18"/>
           <w:szCs w:val="18"/>
         </w:rPr>
+        <w:t xml:space="preserve"/>
+      </w:r>
+      <w:r>
+        <w:rPr>
+          <w:rFonts w:ascii="Calibri" w:cs="Calibri" w:eastAsia="Calibri" w:hAnsi="Calibri"/>
+          <w:sz w:val="18"/>
+          <w:szCs w:val="18"/>
+        </w:rPr>
         <w:t xml:space="preserve">. </w:t>
       </w:r>
-      <w:hyperlink w:history="1" r:id="rIda_oaj0b6btow7imwxvbt_">
+      <w:hyperlink w:history="1" r:id="rIdiclirn3sntgat6mgeyapg">
         <w:r>
           <w:rPr>
             <w:rFonts w:ascii="Calibri" w:cs="Calibri" w:eastAsia="Calibri" w:hAnsi="Calibri"/>
@@ -10003,7 +10333,6 @@
           <w:rFonts w:ascii="Calibri" w:cs="Calibri" w:eastAsia="Calibri" w:hAnsi="Calibri"/>
           <w:b/>
           <w:bCs/>
-          <w:color w:val="000000"/>
           <w:sz w:val="18"/>
           <w:szCs w:val="18"/>
         </w:rPr>
@@ -10043,7 +10372,7 @@
         </w:rPr>
         <w:t xml:space="preserve">. </w:t>
       </w:r>
-      <w:hyperlink w:history="1" r:id="rIdvvzatr0vavqmuxx61h9rj">
+      <w:hyperlink w:history="1" r:id="rIdj6dh23si83b0jhhnfzml1">
         <w:r>
           <w:rPr>
             <w:rFonts w:ascii="Calibri" w:cs="Calibri" w:eastAsia="Calibri" w:hAnsi="Calibri"/>
@@ -10093,7 +10422,6 @@
           <w:rFonts w:ascii="Calibri" w:cs="Calibri" w:eastAsia="Calibri" w:hAnsi="Calibri"/>
           <w:b/>
           <w:bCs/>
-          <w:color w:val="000000"/>
           <w:sz w:val="18"/>
           <w:szCs w:val="18"/>
         </w:rPr>
@@ -10133,7 +10461,7 @@
         </w:rPr>
         <w:t xml:space="preserve">. </w:t>
       </w:r>
-      <w:hyperlink w:history="1" r:id="rIdcsbvuvc-t2yjk8jo_xtc9">
+      <w:hyperlink w:history="1" r:id="rIds0iexhuywdlxf_4nlrgq_">
         <w:r>
           <w:rPr>
             <w:rFonts w:ascii="Calibri" w:cs="Calibri" w:eastAsia="Calibri" w:hAnsi="Calibri"/>
@@ -10183,7 +10511,6 @@
           <w:rFonts w:ascii="Calibri" w:cs="Calibri" w:eastAsia="Calibri" w:hAnsi="Calibri"/>
           <w:b/>
           <w:bCs/>
-          <w:color w:val="000000"/>
           <w:sz w:val="18"/>
           <w:szCs w:val="18"/>
         </w:rPr>
@@ -10223,7 +10550,7 @@
         </w:rPr>
         <w:t xml:space="preserve">. </w:t>
       </w:r>
-      <w:hyperlink w:history="1" r:id="rIdtsarmmpdegh2vhtiiqk14">
+      <w:hyperlink w:history="1" r:id="rId-di3m-hkmqarzywm-v7dj">
         <w:r>
           <w:rPr>
             <w:rFonts w:ascii="Calibri" w:cs="Calibri" w:eastAsia="Calibri" w:hAnsi="Calibri"/>
@@ -10273,7 +10600,6 @@
           <w:rFonts w:ascii="Calibri" w:cs="Calibri" w:eastAsia="Calibri" w:hAnsi="Calibri"/>
           <w:b/>
           <w:bCs/>
-          <w:color w:val="000000"/>
           <w:sz w:val="18"/>
           <w:szCs w:val="18"/>
         </w:rPr>
@@ -10313,7 +10639,7 @@
         </w:rPr>
         <w:t xml:space="preserve">. </w:t>
       </w:r>
-      <w:hyperlink w:history="1" r:id="rIdbgwlkjuxzokhjg1wcavkk">
+      <w:hyperlink w:history="1" r:id="rIduunu1ksl5kqw89wj772qg">
         <w:r>
           <w:rPr>
             <w:rFonts w:ascii="Calibri" w:cs="Calibri" w:eastAsia="Calibri" w:hAnsi="Calibri"/>
@@ -10363,7 +10689,6 @@
           <w:rFonts w:ascii="Calibri" w:cs="Calibri" w:eastAsia="Calibri" w:hAnsi="Calibri"/>
           <w:b/>
           <w:bCs/>
-          <w:color w:val="000000"/>
           <w:sz w:val="18"/>
           <w:szCs w:val="18"/>
         </w:rPr>
@@ -10393,9 +10718,17 @@
           <w:sz w:val="18"/>
           <w:szCs w:val="18"/>
         </w:rPr>
+        <w:t xml:space="preserve"/>
+      </w:r>
+      <w:r>
+        <w:rPr>
+          <w:rFonts w:ascii="Calibri" w:cs="Calibri" w:eastAsia="Calibri" w:hAnsi="Calibri"/>
+          <w:sz w:val="18"/>
+          <w:szCs w:val="18"/>
+        </w:rPr>
         <w:t xml:space="preserve">. </w:t>
       </w:r>
-      <w:hyperlink w:history="1" r:id="rId3iki1zteiykwfiiahulr4">
+      <w:hyperlink w:history="1" r:id="rIduco0s4vqb5hk-_elablwc">
         <w:r>
           <w:rPr>
             <w:rFonts w:ascii="Calibri" w:cs="Calibri" w:eastAsia="Calibri" w:hAnsi="Calibri"/>
@@ -10445,7 +10778,6 @@
           <w:rFonts w:ascii="Calibri" w:cs="Calibri" w:eastAsia="Calibri" w:hAnsi="Calibri"/>
           <w:b/>
           <w:bCs/>
-          <w:color w:val="000000"/>
           <w:sz w:val="18"/>
           <w:szCs w:val="18"/>
         </w:rPr>
@@ -10485,7 +10817,7 @@
         </w:rPr>
         <w:t xml:space="preserve">. </w:t>
       </w:r>
-      <w:hyperlink w:history="1" r:id="rId41i29u0rcvqzfeq_acj42">
+      <w:hyperlink w:history="1" r:id="rId_wr9xqj5zidktki7cxnkz">
         <w:r>
           <w:rPr>
             <w:rFonts w:ascii="Calibri" w:cs="Calibri" w:eastAsia="Calibri" w:hAnsi="Calibri"/>
@@ -10535,7 +10867,6 @@
           <w:rFonts w:ascii="Calibri" w:cs="Calibri" w:eastAsia="Calibri" w:hAnsi="Calibri"/>
           <w:b/>
           <w:bCs/>
-          <w:color w:val="000000"/>
           <w:sz w:val="18"/>
           <w:szCs w:val="18"/>
         </w:rPr>
@@ -10575,7 +10906,7 @@
         </w:rPr>
         <w:t xml:space="preserve">. </w:t>
       </w:r>
-      <w:hyperlink w:history="1" r:id="rIdweusricy3kchywrypesi9">
+      <w:hyperlink w:history="1" r:id="rIdb3fhb5s3a7geb6ssbthrq">
         <w:r>
           <w:rPr>
             <w:rFonts w:ascii="Calibri" w:cs="Calibri" w:eastAsia="Calibri" w:hAnsi="Calibri"/>
@@ -10625,7 +10956,6 @@
           <w:rFonts w:ascii="Calibri" w:cs="Calibri" w:eastAsia="Calibri" w:hAnsi="Calibri"/>
           <w:b/>
           <w:bCs/>
-          <w:color w:val="000000"/>
           <w:sz w:val="18"/>
           <w:szCs w:val="18"/>
         </w:rPr>
@@ -10655,9 +10985,17 @@
           <w:sz w:val="18"/>
           <w:szCs w:val="18"/>
         </w:rPr>
+        <w:t xml:space="preserve"/>
+      </w:r>
+      <w:r>
+        <w:rPr>
+          <w:rFonts w:ascii="Calibri" w:cs="Calibri" w:eastAsia="Calibri" w:hAnsi="Calibri"/>
+          <w:sz w:val="18"/>
+          <w:szCs w:val="18"/>
+        </w:rPr>
         <w:t xml:space="preserve">. </w:t>
       </w:r>
-      <w:hyperlink w:history="1" r:id="rIdmpjw-rbqoauarle2x-795">
+      <w:hyperlink w:history="1" r:id="rIdh3npnoimyqkjfyg-bqeq-">
         <w:r>
           <w:rPr>
             <w:rFonts w:ascii="Calibri" w:cs="Calibri" w:eastAsia="Calibri" w:hAnsi="Calibri"/>
@@ -10707,7 +11045,6 @@
           <w:rFonts w:ascii="Calibri" w:cs="Calibri" w:eastAsia="Calibri" w:hAnsi="Calibri"/>
           <w:b/>
           <w:bCs/>
-          <w:color w:val="000000"/>
           <w:sz w:val="18"/>
           <w:szCs w:val="18"/>
         </w:rPr>
@@ -10747,7 +11084,7 @@
         </w:rPr>
         <w:t xml:space="preserve">. </w:t>
       </w:r>
-      <w:hyperlink w:history="1" r:id="rIdqhmkrmdpbdxo9-04c7bvn">
+      <w:hyperlink w:history="1" r:id="rIdagn2-c2etvr8d7fzs5c6x">
         <w:r>
           <w:rPr>
             <w:rFonts w:ascii="Calibri" w:cs="Calibri" w:eastAsia="Calibri" w:hAnsi="Calibri"/>
@@ -10797,7 +11134,6 @@
           <w:rFonts w:ascii="Calibri" w:cs="Calibri" w:eastAsia="Calibri" w:hAnsi="Calibri"/>
           <w:b/>
           <w:bCs/>
-          <w:color w:val="000000"/>
           <w:sz w:val="18"/>
           <w:szCs w:val="18"/>
         </w:rPr>
@@ -10827,9 +11163,17 @@
           <w:sz w:val="18"/>
           <w:szCs w:val="18"/>
         </w:rPr>
+        <w:t xml:space="preserve"/>
+      </w:r>
+      <w:r>
+        <w:rPr>
+          <w:rFonts w:ascii="Calibri" w:cs="Calibri" w:eastAsia="Calibri" w:hAnsi="Calibri"/>
+          <w:sz w:val="18"/>
+          <w:szCs w:val="18"/>
+        </w:rPr>
         <w:t xml:space="preserve">. </w:t>
       </w:r>
-      <w:hyperlink w:history="1" r:id="rIdcbirfiibkwhnhdwpodw_l">
+      <w:hyperlink w:history="1" r:id="rIdkc0zhffuvlsuhcnwwdpp9">
         <w:r>
           <w:rPr>
             <w:rFonts w:ascii="Calibri" w:cs="Calibri" w:eastAsia="Calibri" w:hAnsi="Calibri"/>
@@ -10879,7 +11223,6 @@
           <w:rFonts w:ascii="Calibri" w:cs="Calibri" w:eastAsia="Calibri" w:hAnsi="Calibri"/>
           <w:b/>
           <w:bCs/>
-          <w:color w:val="000000"/>
           <w:sz w:val="18"/>
           <w:szCs w:val="18"/>
         </w:rPr>
@@ -10909,9 +11252,17 @@
           <w:sz w:val="18"/>
           <w:szCs w:val="18"/>
         </w:rPr>
+        <w:t xml:space="preserve"/>
+      </w:r>
+      <w:r>
+        <w:rPr>
+          <w:rFonts w:ascii="Calibri" w:cs="Calibri" w:eastAsia="Calibri" w:hAnsi="Calibri"/>
+          <w:sz w:val="18"/>
+          <w:szCs w:val="18"/>
+        </w:rPr>
         <w:t xml:space="preserve">. </w:t>
       </w:r>
-      <w:hyperlink w:history="1" r:id="rIdc4doczkfmetyga3a-zzro">
+      <w:hyperlink w:history="1" r:id="rIdhtvtfzopaxhwctjjqjrt6">
         <w:r>
           <w:rPr>
             <w:rFonts w:ascii="Calibri" w:cs="Calibri" w:eastAsia="Calibri" w:hAnsi="Calibri"/>
@@ -10961,7 +11312,6 @@
           <w:rFonts w:ascii="Calibri" w:cs="Calibri" w:eastAsia="Calibri" w:hAnsi="Calibri"/>
           <w:b/>
           <w:bCs/>
-          <w:color w:val="000000"/>
           <w:sz w:val="18"/>
           <w:szCs w:val="18"/>
         </w:rPr>
@@ -11001,7 +11351,7 @@
         </w:rPr>
         <w:t xml:space="preserve">. </w:t>
       </w:r>
-      <w:hyperlink w:history="1" r:id="rId4orrbb73u-t6rnarzhket">
+      <w:hyperlink w:history="1" r:id="rIdlkcyf4f8vr9blu8qkuc1h">
         <w:r>
           <w:rPr>
             <w:rFonts w:ascii="Calibri" w:cs="Calibri" w:eastAsia="Calibri" w:hAnsi="Calibri"/>
@@ -11051,7 +11401,6 @@
           <w:rFonts w:ascii="Calibri" w:cs="Calibri" w:eastAsia="Calibri" w:hAnsi="Calibri"/>
           <w:b/>
           <w:bCs/>
-          <w:color w:val="000000"/>
           <w:sz w:val="18"/>
           <w:szCs w:val="18"/>
         </w:rPr>
@@ -11091,7 +11440,7 @@
         </w:rPr>
         <w:t xml:space="preserve">. </w:t>
       </w:r>
-      <w:hyperlink w:history="1" r:id="rIdq3wyknv1foz6yudpuukho">
+      <w:hyperlink w:history="1" r:id="rIdysl88exwr5tyyy5b2e2vd">
         <w:r>
           <w:rPr>
             <w:rFonts w:ascii="Calibri" w:cs="Calibri" w:eastAsia="Calibri" w:hAnsi="Calibri"/>
@@ -11141,7 +11490,6 @@
           <w:rFonts w:ascii="Calibri" w:cs="Calibri" w:eastAsia="Calibri" w:hAnsi="Calibri"/>
           <w:b/>
           <w:bCs/>
-          <w:color w:val="000000"/>
           <w:sz w:val="18"/>
           <w:szCs w:val="18"/>
         </w:rPr>
@@ -11181,7 +11529,7 @@
         </w:rPr>
         <w:t xml:space="preserve">. </w:t>
       </w:r>
-      <w:hyperlink w:history="1" r:id="rIda6gdl_evt0n0svo16y0lt">
+      <w:hyperlink w:history="1" r:id="rIdb1xj9gsqj-gkrtuf5irsv">
         <w:r>
           <w:rPr>
             <w:rFonts w:ascii="Calibri" w:cs="Calibri" w:eastAsia="Calibri" w:hAnsi="Calibri"/>
@@ -11231,7 +11579,6 @@
           <w:rFonts w:ascii="Calibri" w:cs="Calibri" w:eastAsia="Calibri" w:hAnsi="Calibri"/>
           <w:b/>
           <w:bCs/>
-          <w:color w:val="000000"/>
           <w:sz w:val="18"/>
           <w:szCs w:val="18"/>
         </w:rPr>
@@ -11271,7 +11618,7 @@
         </w:rPr>
         <w:t xml:space="preserve">. </w:t>
       </w:r>
-      <w:hyperlink w:history="1" r:id="rIdlkzefbdh7ohhkajhknyce">
+      <w:hyperlink w:history="1" r:id="rIdwg6zjqmz26o_ec-3wdspd">
         <w:r>
           <w:rPr>
             <w:rFonts w:ascii="Calibri" w:cs="Calibri" w:eastAsia="Calibri" w:hAnsi="Calibri"/>
@@ -11321,7 +11668,6 @@
           <w:rFonts w:ascii="Calibri" w:cs="Calibri" w:eastAsia="Calibri" w:hAnsi="Calibri"/>
           <w:b/>
           <w:bCs/>
-          <w:color w:val="000000"/>
           <w:sz w:val="18"/>
           <w:szCs w:val="18"/>
         </w:rPr>
@@ -11361,7 +11707,7 @@
         </w:rPr>
         <w:t xml:space="preserve">. </w:t>
       </w:r>
-      <w:hyperlink w:history="1" r:id="rIdkuhx7e7rnahtmjfhqxm_9">
+      <w:hyperlink w:history="1" r:id="rIdb7zwcceum8rs0az7ligug">
         <w:r>
           <w:rPr>
             <w:rFonts w:ascii="Calibri" w:cs="Calibri" w:eastAsia="Calibri" w:hAnsi="Calibri"/>
@@ -11411,7 +11757,6 @@
           <w:rFonts w:ascii="Calibri" w:cs="Calibri" w:eastAsia="Calibri" w:hAnsi="Calibri"/>
           <w:b/>
           <w:bCs/>
-          <w:color w:val="000000"/>
           <w:sz w:val="18"/>
           <w:szCs w:val="18"/>
         </w:rPr>
@@ -11451,7 +11796,7 @@
         </w:rPr>
         <w:t xml:space="preserve">. </w:t>
       </w:r>
-      <w:hyperlink w:history="1" r:id="rIdlwhaxivs5ggyaxmzwvya1">
+      <w:hyperlink w:history="1" r:id="rIdmgapnxdw5ft4ad4krfsjp">
         <w:r>
           <w:rPr>
             <w:rFonts w:ascii="Calibri" w:cs="Calibri" w:eastAsia="Calibri" w:hAnsi="Calibri"/>
@@ -11501,7 +11846,6 @@
           <w:rFonts w:ascii="Calibri" w:cs="Calibri" w:eastAsia="Calibri" w:hAnsi="Calibri"/>
           <w:b/>
           <w:bCs/>
-          <w:color w:val="000000"/>
           <w:sz w:val="18"/>
           <w:szCs w:val="18"/>
         </w:rPr>
@@ -11541,7 +11885,7 @@
         </w:rPr>
         <w:t xml:space="preserve">. </w:t>
       </w:r>
-      <w:hyperlink w:history="1" r:id="rIdxbhywtzw7nxcrpccnpw2p">
+      <w:hyperlink w:history="1" r:id="rIdb-j3xo0xo5vvuy8i5z-mm">
         <w:r>
           <w:rPr>
             <w:rFonts w:ascii="Calibri" w:cs="Calibri" w:eastAsia="Calibri" w:hAnsi="Calibri"/>
@@ -11591,7 +11935,6 @@
           <w:rFonts w:ascii="Calibri" w:cs="Calibri" w:eastAsia="Calibri" w:hAnsi="Calibri"/>
           <w:b/>
           <w:bCs/>
-          <w:color w:val="000000"/>
           <w:sz w:val="18"/>
           <w:szCs w:val="18"/>
         </w:rPr>
@@ -11631,7 +11974,7 @@
         </w:rPr>
         <w:t xml:space="preserve">. </w:t>
       </w:r>
-      <w:hyperlink w:history="1" r:id="rIdd4vgz_hvb9yw7evd2hx2u">
+      <w:hyperlink w:history="1" r:id="rIdxy5dgwwnt6zgl7m34qsmy">
         <w:r>
           <w:rPr>
             <w:rFonts w:ascii="Calibri" w:cs="Calibri" w:eastAsia="Calibri" w:hAnsi="Calibri"/>
@@ -11681,7 +12024,6 @@
           <w:rFonts w:ascii="Calibri" w:cs="Calibri" w:eastAsia="Calibri" w:hAnsi="Calibri"/>
           <w:b/>
           <w:bCs/>
-          <w:color w:val="000000"/>
           <w:sz w:val="18"/>
           <w:szCs w:val="18"/>
         </w:rPr>
@@ -11711,9 +12053,17 @@
           <w:sz w:val="18"/>
           <w:szCs w:val="18"/>
         </w:rPr>
+        <w:t xml:space="preserve"/>
+      </w:r>
+      <w:r>
+        <w:rPr>
+          <w:rFonts w:ascii="Calibri" w:cs="Calibri" w:eastAsia="Calibri" w:hAnsi="Calibri"/>
+          <w:sz w:val="18"/>
+          <w:szCs w:val="18"/>
+        </w:rPr>
         <w:t xml:space="preserve">. </w:t>
       </w:r>
-      <w:hyperlink w:history="1" r:id="rIdizutcrgck-dtqebhebqqg">
+      <w:hyperlink w:history="1" r:id="rIdahy1ynbuevm_xppd2y7uv">
         <w:r>
           <w:rPr>
             <w:rFonts w:ascii="Calibri" w:cs="Calibri" w:eastAsia="Calibri" w:hAnsi="Calibri"/>
@@ -11763,7 +12113,6 @@
           <w:rFonts w:ascii="Calibri" w:cs="Calibri" w:eastAsia="Calibri" w:hAnsi="Calibri"/>
           <w:b/>
           <w:bCs/>
-          <w:color w:val="000000"/>
           <w:sz w:val="18"/>
           <w:szCs w:val="18"/>
         </w:rPr>
@@ -11803,7 +12152,7 @@
         </w:rPr>
         <w:t xml:space="preserve">. </w:t>
       </w:r>
-      <w:hyperlink w:history="1" r:id="rIdv2k8xmzqrr7zat6_k6bj_">
+      <w:hyperlink w:history="1" r:id="rIdefebtvtze9d9hk1zswvwp">
         <w:r>
           <w:rPr>
             <w:rFonts w:ascii="Calibri" w:cs="Calibri" w:eastAsia="Calibri" w:hAnsi="Calibri"/>
@@ -11853,7 +12202,6 @@
           <w:rFonts w:ascii="Calibri" w:cs="Calibri" w:eastAsia="Calibri" w:hAnsi="Calibri"/>
           <w:b/>
           <w:bCs/>
-          <w:color w:val="000000"/>
           <w:sz w:val="18"/>
           <w:szCs w:val="18"/>
         </w:rPr>
@@ -11893,7 +12241,7 @@
         </w:rPr>
         <w:t xml:space="preserve">. </w:t>
       </w:r>
-      <w:hyperlink w:history="1" r:id="rIdvgkbutpm1bq2szbisqr1x">
+      <w:hyperlink w:history="1" r:id="rId4q3wo6ofp_gzsav2yy564">
         <w:r>
           <w:rPr>
             <w:rFonts w:ascii="Calibri" w:cs="Calibri" w:eastAsia="Calibri" w:hAnsi="Calibri"/>
@@ -11943,7 +12291,6 @@
           <w:rFonts w:ascii="Calibri" w:cs="Calibri" w:eastAsia="Calibri" w:hAnsi="Calibri"/>
           <w:b/>
           <w:bCs/>
-          <w:color w:val="000000"/>
           <w:sz w:val="18"/>
           <w:szCs w:val="18"/>
         </w:rPr>
@@ -11973,9 +12320,17 @@
           <w:sz w:val="18"/>
           <w:szCs w:val="18"/>
         </w:rPr>
+        <w:t xml:space="preserve"/>
+      </w:r>
+      <w:r>
+        <w:rPr>
+          <w:rFonts w:ascii="Calibri" w:cs="Calibri" w:eastAsia="Calibri" w:hAnsi="Calibri"/>
+          <w:sz w:val="18"/>
+          <w:szCs w:val="18"/>
+        </w:rPr>
         <w:t xml:space="preserve">. </w:t>
       </w:r>
-      <w:hyperlink w:history="1" r:id="rIdi-bqfds5xkh7llqsfgwv1">
+      <w:hyperlink w:history="1" r:id="rId9cmcl5btbfki3x0svhyvr">
         <w:r>
           <w:rPr>
             <w:rFonts w:ascii="Calibri" w:cs="Calibri" w:eastAsia="Calibri" w:hAnsi="Calibri"/>
@@ -12025,7 +12380,6 @@
           <w:rFonts w:ascii="Calibri" w:cs="Calibri" w:eastAsia="Calibri" w:hAnsi="Calibri"/>
           <w:b/>
           <w:bCs/>
-          <w:color w:val="000000"/>
           <w:sz w:val="18"/>
           <w:szCs w:val="18"/>
         </w:rPr>
@@ -12065,7 +12419,7 @@
         </w:rPr>
         <w:t xml:space="preserve">. </w:t>
       </w:r>
-      <w:hyperlink w:history="1" r:id="rIdz8n9iqsqu7ggbz6zxizqm">
+      <w:hyperlink w:history="1" r:id="rIdcun8vha4dj1sjtvnh8t8e">
         <w:r>
           <w:rPr>
             <w:rFonts w:ascii="Calibri" w:cs="Calibri" w:eastAsia="Calibri" w:hAnsi="Calibri"/>
@@ -12115,7 +12469,6 @@
           <w:rFonts w:ascii="Calibri" w:cs="Calibri" w:eastAsia="Calibri" w:hAnsi="Calibri"/>
           <w:b/>
           <w:bCs/>
-          <w:color w:val="000000"/>
           <w:sz w:val="18"/>
           <w:szCs w:val="18"/>
         </w:rPr>
@@ -12155,7 +12508,7 @@
         </w:rPr>
         <w:t xml:space="preserve">. </w:t>
       </w:r>
-      <w:hyperlink w:history="1" r:id="rId_tb1iptnnfkykvce7hagq">
+      <w:hyperlink w:history="1" r:id="rIdujpsd_lxudr787xaienrz">
         <w:r>
           <w:rPr>
             <w:rFonts w:ascii="Calibri" w:cs="Calibri" w:eastAsia="Calibri" w:hAnsi="Calibri"/>
@@ -12205,7 +12558,6 @@
           <w:rFonts w:ascii="Calibri" w:cs="Calibri" w:eastAsia="Calibri" w:hAnsi="Calibri"/>
           <w:b/>
           <w:bCs/>
-          <w:color w:val="000000"/>
           <w:sz w:val="18"/>
           <w:szCs w:val="18"/>
         </w:rPr>
@@ -12245,7 +12597,7 @@
         </w:rPr>
         <w:t xml:space="preserve">. </w:t>
       </w:r>
-      <w:hyperlink w:history="1" r:id="rIdskix9l6vawzt0hpiql4zk">
+      <w:hyperlink w:history="1" r:id="rIdkbdzn5r8jdmb03m6hzqid">
         <w:r>
           <w:rPr>
             <w:rFonts w:ascii="Calibri" w:cs="Calibri" w:eastAsia="Calibri" w:hAnsi="Calibri"/>
@@ -12295,7 +12647,6 @@
           <w:rFonts w:ascii="Calibri" w:cs="Calibri" w:eastAsia="Calibri" w:hAnsi="Calibri"/>
           <w:b/>
           <w:bCs/>
-          <w:color w:val="000000"/>
           <w:sz w:val="18"/>
           <w:szCs w:val="18"/>
         </w:rPr>
@@ -12335,7 +12686,7 @@
         </w:rPr>
         <w:t xml:space="preserve">. </w:t>
       </w:r>
-      <w:hyperlink w:history="1" r:id="rIdefrhdutyacnv_x9gidyab">
+      <w:hyperlink w:history="1" r:id="rIdpbblrexaecdt12m6qgysn">
         <w:r>
           <w:rPr>
             <w:rFonts w:ascii="Calibri" w:cs="Calibri" w:eastAsia="Calibri" w:hAnsi="Calibri"/>
@@ -12385,7 +12736,6 @@
           <w:rFonts w:ascii="Calibri" w:cs="Calibri" w:eastAsia="Calibri" w:hAnsi="Calibri"/>
           <w:b/>
           <w:bCs/>
-          <w:color w:val="000000"/>
           <w:sz w:val="18"/>
           <w:szCs w:val="18"/>
         </w:rPr>
@@ -12425,7 +12775,7 @@
         </w:rPr>
         <w:t xml:space="preserve">. </w:t>
       </w:r>
-      <w:hyperlink w:history="1" r:id="rId0gkghexrmcplcysicinns">
+      <w:hyperlink w:history="1" r:id="rIdtqmqq9fzade2bkfi6slks">
         <w:r>
           <w:rPr>
             <w:rFonts w:ascii="Calibri" w:cs="Calibri" w:eastAsia="Calibri" w:hAnsi="Calibri"/>
@@ -12475,7 +12825,6 @@
           <w:rFonts w:ascii="Calibri" w:cs="Calibri" w:eastAsia="Calibri" w:hAnsi="Calibri"/>
           <w:b/>
           <w:bCs/>
-          <w:color w:val="000000"/>
           <w:sz w:val="18"/>
           <w:szCs w:val="18"/>
         </w:rPr>
@@ -12515,7 +12864,7 @@
         </w:rPr>
         <w:t xml:space="preserve">. </w:t>
       </w:r>
-      <w:hyperlink w:history="1" r:id="rId0hv3t0q5qc_f4cq0yc03j">
+      <w:hyperlink w:history="1" r:id="rIdunyprhkg3sggfh7_llkcs">
         <w:r>
           <w:rPr>
             <w:rFonts w:ascii="Calibri" w:cs="Calibri" w:eastAsia="Calibri" w:hAnsi="Calibri"/>
@@ -12565,7 +12914,6 @@
           <w:rFonts w:ascii="Calibri" w:cs="Calibri" w:eastAsia="Calibri" w:hAnsi="Calibri"/>
           <w:b/>
           <w:bCs/>
-          <w:color w:val="000000"/>
           <w:sz w:val="18"/>
           <w:szCs w:val="18"/>
         </w:rPr>
@@ -12605,7 +12953,7 @@
         </w:rPr>
         <w:t xml:space="preserve">. </w:t>
       </w:r>
-      <w:hyperlink w:history="1" r:id="rIdsxhqsrma1tf0lsons3rlf">
+      <w:hyperlink w:history="1" r:id="rIdka3kq0b7zpfuvtixgi3q_">
         <w:r>
           <w:rPr>
             <w:rFonts w:ascii="Calibri" w:cs="Calibri" w:eastAsia="Calibri" w:hAnsi="Calibri"/>
@@ -12655,7 +13003,6 @@
           <w:rFonts w:ascii="Calibri" w:cs="Calibri" w:eastAsia="Calibri" w:hAnsi="Calibri"/>
           <w:b/>
           <w:bCs/>
-          <w:color w:val="000000"/>
           <w:sz w:val="18"/>
           <w:szCs w:val="18"/>
         </w:rPr>
@@ -12695,7 +13042,7 @@
         </w:rPr>
         <w:t xml:space="preserve">. </w:t>
       </w:r>
-      <w:hyperlink w:history="1" r:id="rIdtnprjoucmowlftanp4hp_">
+      <w:hyperlink w:history="1" r:id="rIdwjdxo_11ezee8rkkxegns">
         <w:r>
           <w:rPr>
             <w:rFonts w:ascii="Calibri" w:cs="Calibri" w:eastAsia="Calibri" w:hAnsi="Calibri"/>
@@ -12745,7 +13092,6 @@
           <w:rFonts w:ascii="Calibri" w:cs="Calibri" w:eastAsia="Calibri" w:hAnsi="Calibri"/>
           <w:b/>
           <w:bCs/>
-          <w:color w:val="000000"/>
           <w:sz w:val="18"/>
           <w:szCs w:val="18"/>
         </w:rPr>
@@ -12785,7 +13131,7 @@
         </w:rPr>
         <w:t xml:space="preserve">. </w:t>
       </w:r>
-      <w:hyperlink w:history="1" r:id="rIdel6goy5g4ms8yf8clwpfk">
+      <w:hyperlink w:history="1" r:id="rId0g7ln8o-c4vzhablbo6yw">
         <w:r>
           <w:rPr>
             <w:rFonts w:ascii="Calibri" w:cs="Calibri" w:eastAsia="Calibri" w:hAnsi="Calibri"/>
@@ -12835,7 +13181,6 @@
           <w:rFonts w:ascii="Calibri" w:cs="Calibri" w:eastAsia="Calibri" w:hAnsi="Calibri"/>
           <w:b/>
           <w:bCs/>
-          <w:color w:val="000000"/>
           <w:sz w:val="18"/>
           <w:szCs w:val="18"/>
         </w:rPr>
@@ -12875,7 +13220,7 @@
         </w:rPr>
         <w:t xml:space="preserve">. </w:t>
       </w:r>
-      <w:hyperlink w:history="1" r:id="rIdwv_akkvct0eu4bwyqaqll">
+      <w:hyperlink w:history="1" r:id="rIdnk2g9mcreelhvq6twcol2">
         <w:r>
           <w:rPr>
             <w:rFonts w:ascii="Calibri" w:cs="Calibri" w:eastAsia="Calibri" w:hAnsi="Calibri"/>
@@ -12925,7 +13270,6 @@
           <w:rFonts w:ascii="Calibri" w:cs="Calibri" w:eastAsia="Calibri" w:hAnsi="Calibri"/>
           <w:b/>
           <w:bCs/>
-          <w:color w:val="000000"/>
           <w:sz w:val="18"/>
           <w:szCs w:val="18"/>
         </w:rPr>
@@ -12965,7 +13309,7 @@
         </w:rPr>
         <w:t xml:space="preserve">. </w:t>
       </w:r>
-      <w:hyperlink w:history="1" r:id="rIdudqmxrz_grb-dlvrcnfu5">
+      <w:hyperlink w:history="1" r:id="rIduo_ka1yga8vl1b3gdgkos">
         <w:r>
           <w:rPr>
             <w:rFonts w:ascii="Calibri" w:cs="Calibri" w:eastAsia="Calibri" w:hAnsi="Calibri"/>
@@ -13015,7 +13359,6 @@
           <w:rFonts w:ascii="Calibri" w:cs="Calibri" w:eastAsia="Calibri" w:hAnsi="Calibri"/>
           <w:b/>
           <w:bCs/>
-          <w:color w:val="000000"/>
           <w:sz w:val="18"/>
           <w:szCs w:val="18"/>
         </w:rPr>
@@ -13045,9 +13388,17 @@
           <w:sz w:val="18"/>
           <w:szCs w:val="18"/>
         </w:rPr>
+        <w:t xml:space="preserve"/>
+      </w:r>
+      <w:r>
+        <w:rPr>
+          <w:rFonts w:ascii="Calibri" w:cs="Calibri" w:eastAsia="Calibri" w:hAnsi="Calibri"/>
+          <w:sz w:val="18"/>
+          <w:szCs w:val="18"/>
+        </w:rPr>
         <w:t xml:space="preserve">. </w:t>
       </w:r>
-      <w:hyperlink w:history="1" r:id="rIdd-khjt-u3cfwkwhwcznvz">
+      <w:hyperlink w:history="1" r:id="rId8lzmeniuwfoivmiftwptt">
         <w:r>
           <w:rPr>
             <w:rFonts w:ascii="Calibri" w:cs="Calibri" w:eastAsia="Calibri" w:hAnsi="Calibri"/>
@@ -13097,7 +13448,6 @@
           <w:rFonts w:ascii="Calibri" w:cs="Calibri" w:eastAsia="Calibri" w:hAnsi="Calibri"/>
           <w:b/>
           <w:bCs/>
-          <w:color w:val="000000"/>
           <w:sz w:val="18"/>
           <w:szCs w:val="18"/>
         </w:rPr>
@@ -13137,7 +13487,7 @@
         </w:rPr>
         <w:t xml:space="preserve">. </w:t>
       </w:r>
-      <w:hyperlink w:history="1" r:id="rIdjffotdjabspwhmy_fzun7">
+      <w:hyperlink w:history="1" r:id="rId_xr2mzofbx91cxhbcr8cv">
         <w:r>
           <w:rPr>
             <w:rFonts w:ascii="Calibri" w:cs="Calibri" w:eastAsia="Calibri" w:hAnsi="Calibri"/>
@@ -13187,7 +13537,6 @@
           <w:rFonts w:ascii="Calibri" w:cs="Calibri" w:eastAsia="Calibri" w:hAnsi="Calibri"/>
           <w:b/>
           <w:bCs/>
-          <w:color w:val="000000"/>
           <w:sz w:val="18"/>
           <w:szCs w:val="18"/>
         </w:rPr>
@@ -13227,7 +13576,7 @@
         </w:rPr>
         <w:t xml:space="preserve">. </w:t>
       </w:r>
-      <w:hyperlink w:history="1" r:id="rIdns0pmjjokq13hm0mr_m1t">
+      <w:hyperlink w:history="1" r:id="rIdvoiq5zhqssrdtdali5mt8">
         <w:r>
           <w:rPr>
             <w:rFonts w:ascii="Calibri" w:cs="Calibri" w:eastAsia="Calibri" w:hAnsi="Calibri"/>
@@ -13277,7 +13626,6 @@
           <w:rFonts w:ascii="Calibri" w:cs="Calibri" w:eastAsia="Calibri" w:hAnsi="Calibri"/>
           <w:b/>
           <w:bCs/>
-          <w:color w:val="000000"/>
           <w:sz w:val="18"/>
           <w:szCs w:val="18"/>
         </w:rPr>
@@ -13317,7 +13665,7 @@
         </w:rPr>
         <w:t xml:space="preserve">. </w:t>
       </w:r>
-      <w:hyperlink w:history="1" r:id="rIdykh7pitbbxde1ajhdfykg">
+      <w:hyperlink w:history="1" r:id="rIdrll27fz7phpzy-zjjb9nn">
         <w:r>
           <w:rPr>
             <w:rFonts w:ascii="Calibri" w:cs="Calibri" w:eastAsia="Calibri" w:hAnsi="Calibri"/>
@@ -13367,7 +13715,6 @@
           <w:rFonts w:ascii="Calibri" w:cs="Calibri" w:eastAsia="Calibri" w:hAnsi="Calibri"/>
           <w:b/>
           <w:bCs/>
-          <w:color w:val="000000"/>
           <w:sz w:val="18"/>
           <w:szCs w:val="18"/>
         </w:rPr>
@@ -13407,7 +13754,7 @@
         </w:rPr>
         <w:t xml:space="preserve">. </w:t>
       </w:r>
-      <w:hyperlink w:history="1" r:id="rId5zpumoif5xqyk3434jptq">
+      <w:hyperlink w:history="1" r:id="rIdmw1lgow8jskyatg3dqjnd">
         <w:r>
           <w:rPr>
             <w:rFonts w:ascii="Calibri" w:cs="Calibri" w:eastAsia="Calibri" w:hAnsi="Calibri"/>
@@ -13457,7 +13804,6 @@
           <w:rFonts w:ascii="Calibri" w:cs="Calibri" w:eastAsia="Calibri" w:hAnsi="Calibri"/>
           <w:b/>
           <w:bCs/>
-          <w:color w:val="000000"/>
           <w:sz w:val="18"/>
           <w:szCs w:val="18"/>
         </w:rPr>
@@ -13497,7 +13843,7 @@
         </w:rPr>
         <w:t xml:space="preserve">. </w:t>
       </w:r>
-      <w:hyperlink w:history="1" r:id="rIde1tuf1u59argz3yhffcxq">
+      <w:hyperlink w:history="1" r:id="rId1uzzgldmgwznzr7dm8ox6">
         <w:r>
           <w:rPr>
             <w:rFonts w:ascii="Calibri" w:cs="Calibri" w:eastAsia="Calibri" w:hAnsi="Calibri"/>
@@ -13547,7 +13893,6 @@
           <w:rFonts w:ascii="Calibri" w:cs="Calibri" w:eastAsia="Calibri" w:hAnsi="Calibri"/>
           <w:b/>
           <w:bCs/>
-          <w:color w:val="000000"/>
           <w:sz w:val="18"/>
           <w:szCs w:val="18"/>
         </w:rPr>
@@ -13587,7 +13932,7 @@
         </w:rPr>
         <w:t xml:space="preserve">. </w:t>
       </w:r>
-      <w:hyperlink w:history="1" r:id="rId0r5gizmkaqppwon0aqqmc">
+      <w:hyperlink w:history="1" r:id="rIdd5l-qdggqbbulzocg9vfj">
         <w:r>
           <w:rPr>
             <w:rFonts w:ascii="Calibri" w:cs="Calibri" w:eastAsia="Calibri" w:hAnsi="Calibri"/>
@@ -13637,7 +13982,6 @@
           <w:rFonts w:ascii="Calibri" w:cs="Calibri" w:eastAsia="Calibri" w:hAnsi="Calibri"/>
           <w:b/>
           <w:bCs/>
-          <w:color w:val="000000"/>
           <w:sz w:val="18"/>
           <w:szCs w:val="18"/>
         </w:rPr>
@@ -13677,7 +14021,7 @@
         </w:rPr>
         <w:t xml:space="preserve">. </w:t>
       </w:r>
-      <w:hyperlink w:history="1" r:id="rIdn7b8ahuvp5lszk0glhdfb">
+      <w:hyperlink w:history="1" r:id="rId7enlgkeol29s7ojtpclnr">
         <w:r>
           <w:rPr>
             <w:rFonts w:ascii="Calibri" w:cs="Calibri" w:eastAsia="Calibri" w:hAnsi="Calibri"/>
@@ -13727,7 +14071,6 @@
           <w:rFonts w:ascii="Calibri" w:cs="Calibri" w:eastAsia="Calibri" w:hAnsi="Calibri"/>
           <w:b/>
           <w:bCs/>
-          <w:color w:val="000000"/>
           <w:sz w:val="18"/>
           <w:szCs w:val="18"/>
         </w:rPr>
@@ -13736,6 +14079,14 @@
       <w:r>
         <w:rPr>
           <w:rFonts w:ascii="Calibri" w:cs="Calibri" w:eastAsia="Calibri" w:hAnsi="Calibri"/>
+          <w:sz w:val="18"/>
+          <w:szCs w:val="18"/>
+        </w:rPr>
+        <w:t xml:space="preserve"/>
+      </w:r>
+      <w:r>
+        <w:rPr>
+          <w:rFonts w:ascii="Calibri" w:cs="Calibri" w:eastAsia="Calibri" w:hAnsi="Calibri"/>
           <w:b/>
           <w:bCs/>
           <w:sz w:val="18"/>
@@ -13759,7 +14110,7 @@
         </w:rPr>
         <w:t xml:space="preserve">. </w:t>
       </w:r>
-      <w:hyperlink w:history="1" r:id="rIdvaum5wh7ebmt3hm7yqkb-">
+      <w:hyperlink w:history="1" r:id="rIdfec_p0aye33mnycboesjc">
         <w:r>
           <w:rPr>
             <w:rFonts w:ascii="Calibri" w:cs="Calibri" w:eastAsia="Calibri" w:hAnsi="Calibri"/>
@@ -13809,7 +14160,6 @@
           <w:rFonts w:ascii="Calibri" w:cs="Calibri" w:eastAsia="Calibri" w:hAnsi="Calibri"/>
           <w:b/>
           <w:bCs/>
-          <w:color w:val="000000"/>
           <w:sz w:val="18"/>
           <w:szCs w:val="18"/>
         </w:rPr>
@@ -13849,7 +14199,7 @@
         </w:rPr>
         <w:t xml:space="preserve">. </w:t>
       </w:r>
-      <w:hyperlink w:history="1" r:id="rIdvmm1z1vjh2j6mhl_o-7fh">
+      <w:hyperlink w:history="1" r:id="rId5kb0kt5wt0823g6eydsx2">
         <w:r>
           <w:rPr>
             <w:rFonts w:ascii="Calibri" w:cs="Calibri" w:eastAsia="Calibri" w:hAnsi="Calibri"/>
@@ -13899,7 +14249,6 @@
           <w:rFonts w:ascii="Calibri" w:cs="Calibri" w:eastAsia="Calibri" w:hAnsi="Calibri"/>
           <w:b/>
           <w:bCs/>
-          <w:color w:val="000000"/>
           <w:sz w:val="18"/>
           <w:szCs w:val="18"/>
         </w:rPr>
@@ -13939,7 +14288,7 @@
         </w:rPr>
         <w:t xml:space="preserve">. </w:t>
       </w:r>
-      <w:hyperlink w:history="1" r:id="rIdc9aagqyvhqap6vc5ewyom">
+      <w:hyperlink w:history="1" r:id="rIdidho0qlqy_xkfa3uphvjk">
         <w:r>
           <w:rPr>
             <w:rFonts w:ascii="Calibri" w:cs="Calibri" w:eastAsia="Calibri" w:hAnsi="Calibri"/>
@@ -13989,7 +14338,6 @@
           <w:rFonts w:ascii="Calibri" w:cs="Calibri" w:eastAsia="Calibri" w:hAnsi="Calibri"/>
           <w:b/>
           <w:bCs/>
-          <w:color w:val="000000"/>
           <w:sz w:val="18"/>
           <w:szCs w:val="18"/>
         </w:rPr>
@@ -14029,7 +14377,7 @@
         </w:rPr>
         <w:t xml:space="preserve">. </w:t>
       </w:r>
-      <w:hyperlink w:history="1" r:id="rIdtfunlrjbgmvhea-l31vkj">
+      <w:hyperlink w:history="1" r:id="rIdlkc3slwrccoqho8rqwbb_">
         <w:r>
           <w:rPr>
             <w:rFonts w:ascii="Calibri" w:cs="Calibri" w:eastAsia="Calibri" w:hAnsi="Calibri"/>
@@ -14079,7 +14427,6 @@
           <w:rFonts w:ascii="Calibri" w:cs="Calibri" w:eastAsia="Calibri" w:hAnsi="Calibri"/>
           <w:b/>
           <w:bCs/>
-          <w:color w:val="000000"/>
           <w:sz w:val="18"/>
           <w:szCs w:val="18"/>
         </w:rPr>
@@ -14119,7 +14466,7 @@
         </w:rPr>
         <w:t xml:space="preserve">. </w:t>
       </w:r>
-      <w:hyperlink w:history="1" r:id="rIdcu08acgwezwaof1tdfv82">
+      <w:hyperlink w:history="1" r:id="rIdmbxrdzpv0tqvl2xcr491d">
         <w:r>
           <w:rPr>
             <w:rFonts w:ascii="Calibri" w:cs="Calibri" w:eastAsia="Calibri" w:hAnsi="Calibri"/>
@@ -14169,7 +14516,6 @@
           <w:rFonts w:ascii="Calibri" w:cs="Calibri" w:eastAsia="Calibri" w:hAnsi="Calibri"/>
           <w:b/>
           <w:bCs/>
-          <w:color w:val="000000"/>
           <w:sz w:val="18"/>
           <w:szCs w:val="18"/>
         </w:rPr>
@@ -14178,6 +14524,14 @@
       <w:r>
         <w:rPr>
           <w:rFonts w:ascii="Calibri" w:cs="Calibri" w:eastAsia="Calibri" w:hAnsi="Calibri"/>
+          <w:sz w:val="18"/>
+          <w:szCs w:val="18"/>
+        </w:rPr>
+        <w:t xml:space="preserve"/>
+      </w:r>
+      <w:r>
+        <w:rPr>
+          <w:rFonts w:ascii="Calibri" w:cs="Calibri" w:eastAsia="Calibri" w:hAnsi="Calibri"/>
           <w:b/>
           <w:bCs/>
           <w:sz w:val="18"/>
@@ -14201,7 +14555,7 @@
         </w:rPr>
         <w:t xml:space="preserve">. </w:t>
       </w:r>
-      <w:hyperlink w:history="1" r:id="rIdc6eqyo78n3rckamvx_4gd">
+      <w:hyperlink w:history="1" r:id="rIdm6g_hh80khlybjpsjwzww">
         <w:r>
           <w:rPr>
             <w:rFonts w:ascii="Calibri" w:cs="Calibri" w:eastAsia="Calibri" w:hAnsi="Calibri"/>
@@ -14251,7 +14605,6 @@
           <w:rFonts w:ascii="Calibri" w:cs="Calibri" w:eastAsia="Calibri" w:hAnsi="Calibri"/>
           <w:b/>
           <w:bCs/>
-          <w:color w:val="000000"/>
           <w:sz w:val="18"/>
           <w:szCs w:val="18"/>
         </w:rPr>
@@ -14260,6 +14613,14 @@
       <w:r>
         <w:rPr>
           <w:rFonts w:ascii="Calibri" w:cs="Calibri" w:eastAsia="Calibri" w:hAnsi="Calibri"/>
+          <w:sz w:val="18"/>
+          <w:szCs w:val="18"/>
+        </w:rPr>
+        <w:t xml:space="preserve"/>
+      </w:r>
+      <w:r>
+        <w:rPr>
+          <w:rFonts w:ascii="Calibri" w:cs="Calibri" w:eastAsia="Calibri" w:hAnsi="Calibri"/>
           <w:b/>
           <w:bCs/>
           <w:sz w:val="18"/>
@@ -14283,7 +14644,7 @@
         </w:rPr>
         <w:t xml:space="preserve">. </w:t>
       </w:r>
-      <w:hyperlink w:history="1" r:id="rIdo0jl_vp9gazisaixiusvd">
+      <w:hyperlink w:history="1" r:id="rIdfocs0m_aqtijalv_8j27x">
         <w:r>
           <w:rPr>
             <w:rFonts w:ascii="Calibri" w:cs="Calibri" w:eastAsia="Calibri" w:hAnsi="Calibri"/>
@@ -14333,7 +14694,6 @@
           <w:rFonts w:ascii="Calibri" w:cs="Calibri" w:eastAsia="Calibri" w:hAnsi="Calibri"/>
           <w:b/>
           <w:bCs/>
-          <w:color w:val="000000"/>
           <w:sz w:val="18"/>
           <w:szCs w:val="18"/>
         </w:rPr>
@@ -14342,6 +14702,14 @@
       <w:r>
         <w:rPr>
           <w:rFonts w:ascii="Calibri" w:cs="Calibri" w:eastAsia="Calibri" w:hAnsi="Calibri"/>
+          <w:sz w:val="18"/>
+          <w:szCs w:val="18"/>
+        </w:rPr>
+        <w:t xml:space="preserve"/>
+      </w:r>
+      <w:r>
+        <w:rPr>
+          <w:rFonts w:ascii="Calibri" w:cs="Calibri" w:eastAsia="Calibri" w:hAnsi="Calibri"/>
           <w:b/>
           <w:bCs/>
           <w:sz w:val="18"/>
@@ -14365,7 +14733,7 @@
         </w:rPr>
         <w:t xml:space="preserve">. </w:t>
       </w:r>
-      <w:hyperlink w:history="1" r:id="rIdiqg_bgawidx142zlsc4sq">
+      <w:hyperlink w:history="1" r:id="rIdbuu48uzvalafkaa3uavvy">
         <w:r>
           <w:rPr>
             <w:rFonts w:ascii="Calibri" w:cs="Calibri" w:eastAsia="Calibri" w:hAnsi="Calibri"/>
@@ -14415,7 +14783,6 @@
           <w:rFonts w:ascii="Calibri" w:cs="Calibri" w:eastAsia="Calibri" w:hAnsi="Calibri"/>
           <w:b/>
           <w:bCs/>
-          <w:color w:val="000000"/>
           <w:sz w:val="18"/>
           <w:szCs w:val="18"/>
         </w:rPr>
@@ -14445,9 +14812,17 @@
           <w:sz w:val="18"/>
           <w:szCs w:val="18"/>
         </w:rPr>
+        <w:t xml:space="preserve"/>
+      </w:r>
+      <w:r>
+        <w:rPr>
+          <w:rFonts w:ascii="Calibri" w:cs="Calibri" w:eastAsia="Calibri" w:hAnsi="Calibri"/>
+          <w:sz w:val="18"/>
+          <w:szCs w:val="18"/>
+        </w:rPr>
         <w:t xml:space="preserve">. </w:t>
       </w:r>
-      <w:hyperlink w:history="1" r:id="rIdjqbtdyoq52rkarjuzdcs-">
+      <w:hyperlink w:history="1" r:id="rId7nsly0sqll4j6mz4cizj2">
         <w:r>
           <w:rPr>
             <w:rFonts w:ascii="Calibri" w:cs="Calibri" w:eastAsia="Calibri" w:hAnsi="Calibri"/>
@@ -14497,7 +14872,6 @@
           <w:rFonts w:ascii="Calibri" w:cs="Calibri" w:eastAsia="Calibri" w:hAnsi="Calibri"/>
           <w:b/>
           <w:bCs/>
-          <w:color w:val="000000"/>
           <w:sz w:val="18"/>
           <w:szCs w:val="18"/>
         </w:rPr>
@@ -14537,7 +14911,7 @@
         </w:rPr>
         <w:t xml:space="preserve">. </w:t>
       </w:r>
-      <w:hyperlink w:history="1" r:id="rIdd2tkpba4gqfqj8nfjpvyx">
+      <w:hyperlink w:history="1" r:id="rIdmbsqynxohbolzl4_efld1">
         <w:r>
           <w:rPr>
             <w:rFonts w:ascii="Calibri" w:cs="Calibri" w:eastAsia="Calibri" w:hAnsi="Calibri"/>
@@ -14587,7 +14961,6 @@
           <w:rFonts w:ascii="Calibri" w:cs="Calibri" w:eastAsia="Calibri" w:hAnsi="Calibri"/>
           <w:b/>
           <w:bCs/>
-          <w:color w:val="000000"/>
           <w:sz w:val="18"/>
           <w:szCs w:val="18"/>
         </w:rPr>
@@ -14596,6 +14969,14 @@
       <w:r>
         <w:rPr>
           <w:rFonts w:ascii="Calibri" w:cs="Calibri" w:eastAsia="Calibri" w:hAnsi="Calibri"/>
+          <w:sz w:val="18"/>
+          <w:szCs w:val="18"/>
+        </w:rPr>
+        <w:t xml:space="preserve"/>
+      </w:r>
+      <w:r>
+        <w:rPr>
+          <w:rFonts w:ascii="Calibri" w:cs="Calibri" w:eastAsia="Calibri" w:hAnsi="Calibri"/>
           <w:b/>
           <w:bCs/>
           <w:sz w:val="18"/>
@@ -14619,7 +15000,7 @@
         </w:rPr>
         <w:t xml:space="preserve">. </w:t>
       </w:r>
-      <w:hyperlink w:history="1" r:id="rId8gh2dv-c8mmndephrsmpv">
+      <w:hyperlink w:history="1" r:id="rId5u288bcxrnpht3rvnugn1">
         <w:r>
           <w:rPr>
             <w:rFonts w:ascii="Calibri" w:cs="Calibri" w:eastAsia="Calibri" w:hAnsi="Calibri"/>
@@ -14669,7 +15050,6 @@
           <w:rFonts w:ascii="Calibri" w:cs="Calibri" w:eastAsia="Calibri" w:hAnsi="Calibri"/>
           <w:b/>
           <w:bCs/>
-          <w:color w:val="000000"/>
           <w:sz w:val="18"/>
           <w:szCs w:val="18"/>
         </w:rPr>
@@ -14709,7 +15089,7 @@
         </w:rPr>
         <w:t xml:space="preserve">. </w:t>
       </w:r>
-      <w:hyperlink w:history="1" r:id="rIdo2iicznnps28tt74uuhrr">
+      <w:hyperlink w:history="1" r:id="rId2nwp0xsfyl5aw8mghwxb6">
         <w:r>
           <w:rPr>
             <w:rFonts w:ascii="Calibri" w:cs="Calibri" w:eastAsia="Calibri" w:hAnsi="Calibri"/>
@@ -14759,7 +15139,6 @@
           <w:rFonts w:ascii="Calibri" w:cs="Calibri" w:eastAsia="Calibri" w:hAnsi="Calibri"/>
           <w:b/>
           <w:bCs/>
-          <w:color w:val="000000"/>
           <w:sz w:val="18"/>
           <w:szCs w:val="18"/>
         </w:rPr>
@@ -14799,7 +15178,7 @@
         </w:rPr>
         <w:t xml:space="preserve">. </w:t>
       </w:r>
-      <w:hyperlink w:history="1" r:id="rIdbgg26qtwb5ytyfp8d_sio">
+      <w:hyperlink w:history="1" r:id="rIde79x8ppmnoxjflfy7cnwx">
         <w:r>
           <w:rPr>
             <w:rFonts w:ascii="Calibri" w:cs="Calibri" w:eastAsia="Calibri" w:hAnsi="Calibri"/>
@@ -14849,7 +15228,6 @@
           <w:rFonts w:ascii="Calibri" w:cs="Calibri" w:eastAsia="Calibri" w:hAnsi="Calibri"/>
           <w:b/>
           <w:bCs/>
-          <w:color w:val="000000"/>
           <w:sz w:val="18"/>
           <w:szCs w:val="18"/>
         </w:rPr>
@@ -14889,7 +15267,7 @@
         </w:rPr>
         <w:t xml:space="preserve">. </w:t>
       </w:r>
-      <w:hyperlink w:history="1" r:id="rIdhd55v0z_5axzh861ctoa2">
+      <w:hyperlink w:history="1" r:id="rIdd-a91g6w2yjeh4edue-ya">
         <w:r>
           <w:rPr>
             <w:rFonts w:ascii="Calibri" w:cs="Calibri" w:eastAsia="Calibri" w:hAnsi="Calibri"/>
@@ -14939,7 +15317,6 @@
           <w:rFonts w:ascii="Calibri" w:cs="Calibri" w:eastAsia="Calibri" w:hAnsi="Calibri"/>
           <w:b/>
           <w:bCs/>
-          <w:color w:val="000000"/>
           <w:sz w:val="18"/>
           <w:szCs w:val="18"/>
         </w:rPr>
@@ -14969,9 +15346,17 @@
           <w:sz w:val="18"/>
           <w:szCs w:val="18"/>
         </w:rPr>
+        <w:t xml:space="preserve"/>
+      </w:r>
+      <w:r>
+        <w:rPr>
+          <w:rFonts w:ascii="Calibri" w:cs="Calibri" w:eastAsia="Calibri" w:hAnsi="Calibri"/>
+          <w:sz w:val="18"/>
+          <w:szCs w:val="18"/>
+        </w:rPr>
         <w:t xml:space="preserve">. </w:t>
       </w:r>
-      <w:hyperlink w:history="1" r:id="rIdexjtn2z1xeoqw3pr1gpap">
+      <w:hyperlink w:history="1" r:id="rIdolppkfbm_fo7nhslnxnqi">
         <w:r>
           <w:rPr>
             <w:rFonts w:ascii="Calibri" w:cs="Calibri" w:eastAsia="Calibri" w:hAnsi="Calibri"/>
@@ -15021,7 +15406,6 @@
           <w:rFonts w:ascii="Calibri" w:cs="Calibri" w:eastAsia="Calibri" w:hAnsi="Calibri"/>
           <w:b/>
           <w:bCs/>
-          <w:color w:val="000000"/>
           <w:sz w:val="18"/>
           <w:szCs w:val="18"/>
         </w:rPr>
@@ -15061,7 +15445,7 @@
         </w:rPr>
         <w:t xml:space="preserve">. </w:t>
       </w:r>
-      <w:hyperlink w:history="1" r:id="rIdmds0po9g0mbb6eqfro_hp">
+      <w:hyperlink w:history="1" r:id="rIdwserkpatx0gvl_k1efte3">
         <w:r>
           <w:rPr>
             <w:rFonts w:ascii="Calibri" w:cs="Calibri" w:eastAsia="Calibri" w:hAnsi="Calibri"/>
@@ -15111,7 +15495,6 @@
           <w:rFonts w:ascii="Calibri" w:cs="Calibri" w:eastAsia="Calibri" w:hAnsi="Calibri"/>
           <w:b/>
           <w:bCs/>
-          <w:color w:val="000000"/>
           <w:sz w:val="18"/>
           <w:szCs w:val="18"/>
         </w:rPr>
@@ -15151,7 +15534,7 @@
         </w:rPr>
         <w:t xml:space="preserve">. </w:t>
       </w:r>
-      <w:hyperlink w:history="1" r:id="rIdq_v20gnddhavpu_efpnh_">
+      <w:hyperlink w:history="1" r:id="rId-1ifh6vpgwmptwfm9t9nc">
         <w:r>
           <w:rPr>
             <w:rFonts w:ascii="Calibri" w:cs="Calibri" w:eastAsia="Calibri" w:hAnsi="Calibri"/>
@@ -15201,7 +15584,6 @@
           <w:rFonts w:ascii="Calibri" w:cs="Calibri" w:eastAsia="Calibri" w:hAnsi="Calibri"/>
           <w:b/>
           <w:bCs/>
-          <w:color w:val="000000"/>
           <w:sz w:val="18"/>
           <w:szCs w:val="18"/>
         </w:rPr>
@@ -15287,7 +15669,6 @@
           <w:rFonts w:ascii="Calibri" w:cs="Calibri" w:eastAsia="Calibri" w:hAnsi="Calibri"/>
           <w:b/>
           <w:bCs/>
-          <w:color w:val="000000"/>
           <w:sz w:val="18"/>
           <w:szCs w:val="18"/>
         </w:rPr>
@@ -15327,7 +15708,7 @@
         </w:rPr>
         <w:t xml:space="preserve">. </w:t>
       </w:r>
-      <w:hyperlink w:history="1" r:id="rIdqnjyvlqxts754wkstoqd9">
+      <w:hyperlink w:history="1" r:id="rIdcr06fobafidruhxeclpr2">
         <w:r>
           <w:rPr>
             <w:rFonts w:ascii="Calibri" w:cs="Calibri" w:eastAsia="Calibri" w:hAnsi="Calibri"/>
@@ -15377,7 +15758,6 @@
           <w:rFonts w:ascii="Calibri" w:cs="Calibri" w:eastAsia="Calibri" w:hAnsi="Calibri"/>
           <w:b/>
           <w:bCs/>
-          <w:color w:val="000000"/>
           <w:sz w:val="18"/>
           <w:szCs w:val="18"/>
         </w:rPr>
@@ -15417,7 +15797,7 @@
         </w:rPr>
         <w:t xml:space="preserve">. </w:t>
       </w:r>
-      <w:hyperlink w:history="1" r:id="rId5rx71qexvgeyd1jhavtrb">
+      <w:hyperlink w:history="1" r:id="rIdienxrmsbq40n_b7oile1s">
         <w:r>
           <w:rPr>
             <w:rFonts w:ascii="Calibri" w:cs="Calibri" w:eastAsia="Calibri" w:hAnsi="Calibri"/>
@@ -15467,7 +15847,6 @@
           <w:rFonts w:ascii="Calibri" w:cs="Calibri" w:eastAsia="Calibri" w:hAnsi="Calibri"/>
           <w:b/>
           <w:bCs/>
-          <w:color w:val="000000"/>
           <w:sz w:val="18"/>
           <w:szCs w:val="18"/>
         </w:rPr>
@@ -15507,7 +15886,7 @@
         </w:rPr>
         <w:t xml:space="preserve">. </w:t>
       </w:r>
-      <w:hyperlink w:history="1" r:id="rIdnis4xmt--vavohfzxmxdi">
+      <w:hyperlink w:history="1" r:id="rIdmgoaj8lkwlve4vgt38rqi">
         <w:r>
           <w:rPr>
             <w:rFonts w:ascii="Calibri" w:cs="Calibri" w:eastAsia="Calibri" w:hAnsi="Calibri"/>
@@ -15549,7 +15928,7 @@
     </w:p>
     <w:p>
       <w:pPr>
-        <w:spacing w:before="120" w:after="60"/>
+        <w:spacing w:after="60" w:before="120"/>
       </w:pPr>
       <w:r>
         <w:rPr>
@@ -15573,7 +15952,6 @@
           <w:rFonts w:ascii="Calibri" w:cs="Calibri" w:eastAsia="Calibri" w:hAnsi="Calibri"/>
           <w:b/>
           <w:bCs/>
-          <w:color w:val="000000"/>
           <w:sz w:val="18"/>
           <w:szCs w:val="18"/>
         </w:rPr>
@@ -15603,9 +15981,17 @@
           <w:sz w:val="18"/>
           <w:szCs w:val="18"/>
         </w:rPr>
+        <w:t xml:space="preserve"/>
+      </w:r>
+      <w:r>
+        <w:rPr>
+          <w:rFonts w:ascii="Calibri" w:cs="Calibri" w:eastAsia="Calibri" w:hAnsi="Calibri"/>
+          <w:sz w:val="18"/>
+          <w:szCs w:val="18"/>
+        </w:rPr>
         <w:t xml:space="preserve">. </w:t>
       </w:r>
-      <w:hyperlink w:history="1" r:id="rIdwbg_sjqwnp8huze_ztbfe">
+      <w:hyperlink w:history="1" r:id="rIdy2e40kazhqxrm6tphbybz">
         <w:r>
           <w:rPr>
             <w:rFonts w:ascii="Calibri" w:cs="Calibri" w:eastAsia="Calibri" w:hAnsi="Calibri"/>
@@ -15655,7 +16041,6 @@
           <w:rFonts w:ascii="Calibri" w:cs="Calibri" w:eastAsia="Calibri" w:hAnsi="Calibri"/>
           <w:b/>
           <w:bCs/>
-          <w:color w:val="000000"/>
           <w:sz w:val="18"/>
           <w:szCs w:val="18"/>
         </w:rPr>
@@ -15695,7 +16080,7 @@
         </w:rPr>
         <w:t xml:space="preserve">. </w:t>
       </w:r>
-      <w:hyperlink w:history="1" r:id="rIdpox_uzmuqnazydmlynied">
+      <w:hyperlink w:history="1" r:id="rIdi3eaf_wnn8ycm7qbvodsh">
         <w:r>
           <w:rPr>
             <w:rFonts w:ascii="Calibri" w:cs="Calibri" w:eastAsia="Calibri" w:hAnsi="Calibri"/>
@@ -15745,7 +16130,6 @@
           <w:rFonts w:ascii="Calibri" w:cs="Calibri" w:eastAsia="Calibri" w:hAnsi="Calibri"/>
           <w:b/>
           <w:bCs/>
-          <w:color w:val="000000"/>
           <w:sz w:val="18"/>
           <w:szCs w:val="18"/>
         </w:rPr>
@@ -15775,9 +16159,17 @@
           <w:sz w:val="18"/>
           <w:szCs w:val="18"/>
         </w:rPr>
+        <w:t xml:space="preserve"/>
+      </w:r>
+      <w:r>
+        <w:rPr>
+          <w:rFonts w:ascii="Calibri" w:cs="Calibri" w:eastAsia="Calibri" w:hAnsi="Calibri"/>
+          <w:sz w:val="18"/>
+          <w:szCs w:val="18"/>
+        </w:rPr>
         <w:t xml:space="preserve">. </w:t>
       </w:r>
-      <w:hyperlink w:history="1" r:id="rIdbl1ujsfqoxpfox7nqqabl">
+      <w:hyperlink w:history="1" r:id="rIdev5lvqxfgmxclrt_wkexo">
         <w:r>
           <w:rPr>
             <w:rFonts w:ascii="Calibri" w:cs="Calibri" w:eastAsia="Calibri" w:hAnsi="Calibri"/>
@@ -15827,7 +16219,6 @@
           <w:rFonts w:ascii="Calibri" w:cs="Calibri" w:eastAsia="Calibri" w:hAnsi="Calibri"/>
           <w:b/>
           <w:bCs/>
-          <w:color w:val="000000"/>
           <w:sz w:val="18"/>
           <w:szCs w:val="18"/>
         </w:rPr>
@@ -15867,7 +16258,7 @@
         </w:rPr>
         <w:t xml:space="preserve">. </w:t>
       </w:r>
-      <w:hyperlink w:history="1" r:id="rIdxa84c0mmz1tiokeglwiyv">
+      <w:hyperlink w:history="1" r:id="rId8hcevi4ipvmfefajijnh9">
         <w:r>
           <w:rPr>
             <w:rFonts w:ascii="Calibri" w:cs="Calibri" w:eastAsia="Calibri" w:hAnsi="Calibri"/>
@@ -15917,7 +16308,6 @@
           <w:rFonts w:ascii="Calibri" w:cs="Calibri" w:eastAsia="Calibri" w:hAnsi="Calibri"/>
           <w:b/>
           <w:bCs/>
-          <w:color w:val="000000"/>
           <w:sz w:val="18"/>
           <w:szCs w:val="18"/>
         </w:rPr>
@@ -15947,9 +16337,17 @@
           <w:sz w:val="18"/>
           <w:szCs w:val="18"/>
         </w:rPr>
+        <w:t xml:space="preserve"/>
+      </w:r>
+      <w:r>
+        <w:rPr>
+          <w:rFonts w:ascii="Calibri" w:cs="Calibri" w:eastAsia="Calibri" w:hAnsi="Calibri"/>
+          <w:sz w:val="18"/>
+          <w:szCs w:val="18"/>
+        </w:rPr>
         <w:t xml:space="preserve">. </w:t>
       </w:r>
-      <w:hyperlink w:history="1" r:id="rIduoe8j4bkefmkpq3ptvlho">
+      <w:hyperlink w:history="1" r:id="rId1sqydog74on5qq0frw4nm">
         <w:r>
           <w:rPr>
             <w:rFonts w:ascii="Calibri" w:cs="Calibri" w:eastAsia="Calibri" w:hAnsi="Calibri"/>
@@ -15999,7 +16397,6 @@
           <w:rFonts w:ascii="Calibri" w:cs="Calibri" w:eastAsia="Calibri" w:hAnsi="Calibri"/>
           <w:b/>
           <w:bCs/>
-          <w:color w:val="000000"/>
           <w:sz w:val="18"/>
           <w:szCs w:val="18"/>
         </w:rPr>
@@ -16039,7 +16436,7 @@
         </w:rPr>
         <w:t xml:space="preserve">. </w:t>
       </w:r>
-      <w:hyperlink w:history="1" r:id="rIdtvigemm8v6nnlbcrpzncs">
+      <w:hyperlink w:history="1" r:id="rIdxnoevdj9upf7wglokcszr">
         <w:r>
           <w:rPr>
             <w:rFonts w:ascii="Calibri" w:cs="Calibri" w:eastAsia="Calibri" w:hAnsi="Calibri"/>
@@ -16089,7 +16486,6 @@
           <w:rFonts w:ascii="Calibri" w:cs="Calibri" w:eastAsia="Calibri" w:hAnsi="Calibri"/>
           <w:b/>
           <w:bCs/>
-          <w:color w:val="000000"/>
           <w:sz w:val="18"/>
           <w:szCs w:val="18"/>
         </w:rPr>
@@ -16129,7 +16525,7 @@
         </w:rPr>
         <w:t xml:space="preserve">. </w:t>
       </w:r>
-      <w:hyperlink w:history="1" r:id="rIdeaf7enjvqzhy3axkbdytr">
+      <w:hyperlink w:history="1" r:id="rIdevl803a1fpz6u7n7ft-i8">
         <w:r>
           <w:rPr>
             <w:rFonts w:ascii="Calibri" w:cs="Calibri" w:eastAsia="Calibri" w:hAnsi="Calibri"/>
@@ -16179,7 +16575,6 @@
           <w:rFonts w:ascii="Calibri" w:cs="Calibri" w:eastAsia="Calibri" w:hAnsi="Calibri"/>
           <w:b/>
           <w:bCs/>
-          <w:color w:val="000000"/>
           <w:sz w:val="18"/>
           <w:szCs w:val="18"/>
         </w:rPr>
@@ -16219,7 +16614,7 @@
         </w:rPr>
         <w:t xml:space="preserve">. </w:t>
       </w:r>
-      <w:hyperlink w:history="1" r:id="rIdxefczv-ax89dq1vcpncyh">
+      <w:hyperlink w:history="1" r:id="rIdic9kzn_t5huvu9madounn">
         <w:r>
           <w:rPr>
             <w:rFonts w:ascii="Calibri" w:cs="Calibri" w:eastAsia="Calibri" w:hAnsi="Calibri"/>
@@ -16269,7 +16664,6 @@
           <w:rFonts w:ascii="Calibri" w:cs="Calibri" w:eastAsia="Calibri" w:hAnsi="Calibri"/>
           <w:b/>
           <w:bCs/>
-          <w:color w:val="000000"/>
           <w:sz w:val="18"/>
           <w:szCs w:val="18"/>
         </w:rPr>
@@ -16299,9 +16693,17 @@
           <w:sz w:val="18"/>
           <w:szCs w:val="18"/>
         </w:rPr>
+        <w:t xml:space="preserve"/>
+      </w:r>
+      <w:r>
+        <w:rPr>
+          <w:rFonts w:ascii="Calibri" w:cs="Calibri" w:eastAsia="Calibri" w:hAnsi="Calibri"/>
+          <w:sz w:val="18"/>
+          <w:szCs w:val="18"/>
+        </w:rPr>
         <w:t xml:space="preserve">. </w:t>
       </w:r>
-      <w:hyperlink w:history="1" r:id="rIdfxlz6qnvyyjhu5ynxatm-">
+      <w:hyperlink w:history="1" r:id="rIdwaziiowrhomag13euyzda">
         <w:r>
           <w:rPr>
             <w:rFonts w:ascii="Calibri" w:cs="Calibri" w:eastAsia="Calibri" w:hAnsi="Calibri"/>
@@ -16351,7 +16753,6 @@
           <w:rFonts w:ascii="Calibri" w:cs="Calibri" w:eastAsia="Calibri" w:hAnsi="Calibri"/>
           <w:b/>
           <w:bCs/>
-          <w:color w:val="000000"/>
           <w:sz w:val="18"/>
           <w:szCs w:val="18"/>
         </w:rPr>
@@ -16381,9 +16782,17 @@
           <w:sz w:val="18"/>
           <w:szCs w:val="18"/>
         </w:rPr>
+        <w:t xml:space="preserve"/>
+      </w:r>
+      <w:r>
+        <w:rPr>
+          <w:rFonts w:ascii="Calibri" w:cs="Calibri" w:eastAsia="Calibri" w:hAnsi="Calibri"/>
+          <w:sz w:val="18"/>
+          <w:szCs w:val="18"/>
+        </w:rPr>
         <w:t xml:space="preserve">. </w:t>
       </w:r>
-      <w:hyperlink w:history="1" r:id="rIdjxd1jeslg-yugit2tb-c1">
+      <w:hyperlink w:history="1" r:id="rIdf6qx4iepsmbpahc-70gjj">
         <w:r>
           <w:rPr>
             <w:rFonts w:ascii="Calibri" w:cs="Calibri" w:eastAsia="Calibri" w:hAnsi="Calibri"/>
@@ -16433,7 +16842,6 @@
           <w:rFonts w:ascii="Calibri" w:cs="Calibri" w:eastAsia="Calibri" w:hAnsi="Calibri"/>
           <w:b/>
           <w:bCs/>
-          <w:color w:val="000000"/>
           <w:sz w:val="18"/>
           <w:szCs w:val="18"/>
         </w:rPr>
@@ -16463,9 +16871,17 @@
           <w:sz w:val="18"/>
           <w:szCs w:val="18"/>
         </w:rPr>
+        <w:t xml:space="preserve"/>
+      </w:r>
+      <w:r>
+        <w:rPr>
+          <w:rFonts w:ascii="Calibri" w:cs="Calibri" w:eastAsia="Calibri" w:hAnsi="Calibri"/>
+          <w:sz w:val="18"/>
+          <w:szCs w:val="18"/>
+        </w:rPr>
         <w:t xml:space="preserve">. </w:t>
       </w:r>
-      <w:hyperlink w:history="1" r:id="rIdjaanvvmncjhmwo_3rhtzx">
+      <w:hyperlink w:history="1" r:id="rIdi0wbvaw-glfki7olyw60d">
         <w:r>
           <w:rPr>
             <w:rFonts w:ascii="Calibri" w:cs="Calibri" w:eastAsia="Calibri" w:hAnsi="Calibri"/>
@@ -16515,7 +16931,6 @@
           <w:rFonts w:ascii="Calibri" w:cs="Calibri" w:eastAsia="Calibri" w:hAnsi="Calibri"/>
           <w:b/>
           <w:bCs/>
-          <w:color w:val="000000"/>
           <w:sz w:val="18"/>
           <w:szCs w:val="18"/>
         </w:rPr>
@@ -16555,7 +16970,7 @@
         </w:rPr>
         <w:t xml:space="preserve">. </w:t>
       </w:r>
-      <w:hyperlink w:history="1" r:id="rIdm7prs0htyqgiuqnii_fwi">
+      <w:hyperlink w:history="1" r:id="rIdqa1lgop7wb52me5lwglnf">
         <w:r>
           <w:rPr>
             <w:rFonts w:ascii="Calibri" w:cs="Calibri" w:eastAsia="Calibri" w:hAnsi="Calibri"/>
@@ -16605,7 +17020,6 @@
           <w:rFonts w:ascii="Calibri" w:cs="Calibri" w:eastAsia="Calibri" w:hAnsi="Calibri"/>
           <w:b/>
           <w:bCs/>
-          <w:color w:val="000000"/>
           <w:sz w:val="18"/>
           <w:szCs w:val="18"/>
         </w:rPr>
@@ -16645,7 +17059,7 @@
         </w:rPr>
         <w:t xml:space="preserve">. </w:t>
       </w:r>
-      <w:hyperlink w:history="1" r:id="rId8opdbc2gtps6x_-fjiynd">
+      <w:hyperlink w:history="1" r:id="rIdtl0ahevjjdcafjhtevqrs">
         <w:r>
           <w:rPr>
             <w:rFonts w:ascii="Calibri" w:cs="Calibri" w:eastAsia="Calibri" w:hAnsi="Calibri"/>
@@ -16695,7 +17109,6 @@
           <w:rFonts w:ascii="Calibri" w:cs="Calibri" w:eastAsia="Calibri" w:hAnsi="Calibri"/>
           <w:b/>
           <w:bCs/>
-          <w:color w:val="000000"/>
           <w:sz w:val="18"/>
           <w:szCs w:val="18"/>
         </w:rPr>
@@ -16735,7 +17148,7 @@
         </w:rPr>
         <w:t xml:space="preserve">. </w:t>
       </w:r>
-      <w:hyperlink w:history="1" r:id="rIdmwjrfsefgi3ybibhkd6et">
+      <w:hyperlink w:history="1" r:id="rIdr9ksmnmuhayoyejhpzwoo">
         <w:r>
           <w:rPr>
             <w:rFonts w:ascii="Calibri" w:cs="Calibri" w:eastAsia="Calibri" w:hAnsi="Calibri"/>
@@ -16785,7 +17198,6 @@
           <w:rFonts w:ascii="Calibri" w:cs="Calibri" w:eastAsia="Calibri" w:hAnsi="Calibri"/>
           <w:b/>
           <w:bCs/>
-          <w:color w:val="000000"/>
           <w:sz w:val="18"/>
           <w:szCs w:val="18"/>
         </w:rPr>
@@ -16815,9 +17227,17 @@
           <w:sz w:val="18"/>
           <w:szCs w:val="18"/>
         </w:rPr>
+        <w:t xml:space="preserve"/>
+      </w:r>
+      <w:r>
+        <w:rPr>
+          <w:rFonts w:ascii="Calibri" w:cs="Calibri" w:eastAsia="Calibri" w:hAnsi="Calibri"/>
+          <w:sz w:val="18"/>
+          <w:szCs w:val="18"/>
+        </w:rPr>
         <w:t xml:space="preserve">. </w:t>
       </w:r>
-      <w:hyperlink w:history="1" r:id="rIde9kaafgwei8g4xsk8ugsl">
+      <w:hyperlink w:history="1" r:id="rIdohporkipxntl2hu02zurk">
         <w:r>
           <w:rPr>
             <w:rFonts w:ascii="Calibri" w:cs="Calibri" w:eastAsia="Calibri" w:hAnsi="Calibri"/>
@@ -16867,7 +17287,6 @@
           <w:rFonts w:ascii="Calibri" w:cs="Calibri" w:eastAsia="Calibri" w:hAnsi="Calibri"/>
           <w:b/>
           <w:bCs/>
-          <w:color w:val="000000"/>
           <w:sz w:val="18"/>
           <w:szCs w:val="18"/>
         </w:rPr>
@@ -16897,9 +17316,17 @@
           <w:sz w:val="18"/>
           <w:szCs w:val="18"/>
         </w:rPr>
+        <w:t xml:space="preserve"/>
+      </w:r>
+      <w:r>
+        <w:rPr>
+          <w:rFonts w:ascii="Calibri" w:cs="Calibri" w:eastAsia="Calibri" w:hAnsi="Calibri"/>
+          <w:sz w:val="18"/>
+          <w:szCs w:val="18"/>
+        </w:rPr>
         <w:t xml:space="preserve">. </w:t>
       </w:r>
-      <w:hyperlink w:history="1" r:id="rIdegb_phifjrlb6dl58oh9d">
+      <w:hyperlink w:history="1" r:id="rIdqxj9_jxtnj-vcakga0zzk">
         <w:r>
           <w:rPr>
             <w:rFonts w:ascii="Calibri" w:cs="Calibri" w:eastAsia="Calibri" w:hAnsi="Calibri"/>
@@ -16949,7 +17376,6 @@
           <w:rFonts w:ascii="Calibri" w:cs="Calibri" w:eastAsia="Calibri" w:hAnsi="Calibri"/>
           <w:b/>
           <w:bCs/>
-          <w:color w:val="000000"/>
           <w:sz w:val="18"/>
           <w:szCs w:val="18"/>
         </w:rPr>
@@ -16989,7 +17415,7 @@
         </w:rPr>
         <w:t xml:space="preserve">. </w:t>
       </w:r>
-      <w:hyperlink w:history="1" r:id="rId1d1fcfibgevjrmx_auvhw">
+      <w:hyperlink w:history="1" r:id="rId5csboihxwo2lmhq53fdba">
         <w:r>
           <w:rPr>
             <w:rFonts w:ascii="Calibri" w:cs="Calibri" w:eastAsia="Calibri" w:hAnsi="Calibri"/>
@@ -17039,7 +17465,6 @@
           <w:rFonts w:ascii="Calibri" w:cs="Calibri" w:eastAsia="Calibri" w:hAnsi="Calibri"/>
           <w:b/>
           <w:bCs/>
-          <w:color w:val="000000"/>
           <w:sz w:val="18"/>
           <w:szCs w:val="18"/>
         </w:rPr>
@@ -17079,7 +17504,7 @@
         </w:rPr>
         <w:t xml:space="preserve">. </w:t>
       </w:r>
-      <w:hyperlink w:history="1" r:id="rIdh5fbykbf9biqtewwuqdbh">
+      <w:hyperlink w:history="1" r:id="rIdp_4-hneqyqk_nhhiuut88">
         <w:r>
           <w:rPr>
             <w:rFonts w:ascii="Calibri" w:cs="Calibri" w:eastAsia="Calibri" w:hAnsi="Calibri"/>
@@ -17129,7 +17554,6 @@
           <w:rFonts w:ascii="Calibri" w:cs="Calibri" w:eastAsia="Calibri" w:hAnsi="Calibri"/>
           <w:b/>
           <w:bCs/>
-          <w:color w:val="000000"/>
           <w:sz w:val="18"/>
           <w:szCs w:val="18"/>
         </w:rPr>
@@ -17159,9 +17583,17 @@
           <w:sz w:val="18"/>
           <w:szCs w:val="18"/>
         </w:rPr>
+        <w:t xml:space="preserve"/>
+      </w:r>
+      <w:r>
+        <w:rPr>
+          <w:rFonts w:ascii="Calibri" w:cs="Calibri" w:eastAsia="Calibri" w:hAnsi="Calibri"/>
+          <w:sz w:val="18"/>
+          <w:szCs w:val="18"/>
+        </w:rPr>
         <w:t xml:space="preserve">. </w:t>
       </w:r>
-      <w:hyperlink w:history="1" r:id="rIdn0fnqxfvqdvkj5ric8sn5">
+      <w:hyperlink w:history="1" r:id="rIdcqsyaroywalcpde9nxdpb">
         <w:r>
           <w:rPr>
             <w:rFonts w:ascii="Calibri" w:cs="Calibri" w:eastAsia="Calibri" w:hAnsi="Calibri"/>
@@ -17211,7 +17643,6 @@
           <w:rFonts w:ascii="Calibri" w:cs="Calibri" w:eastAsia="Calibri" w:hAnsi="Calibri"/>
           <w:b/>
           <w:bCs/>
-          <w:color w:val="000000"/>
           <w:sz w:val="18"/>
           <w:szCs w:val="18"/>
         </w:rPr>
@@ -17251,7 +17682,7 @@
         </w:rPr>
         <w:t xml:space="preserve">. </w:t>
       </w:r>
-      <w:hyperlink w:history="1" r:id="rIdccesrrzxnchwatlbt3k4f">
+      <w:hyperlink w:history="1" r:id="rIdourlr38wrak9nlt3xf5lc">
         <w:r>
           <w:rPr>
             <w:rFonts w:ascii="Calibri" w:cs="Calibri" w:eastAsia="Calibri" w:hAnsi="Calibri"/>
@@ -17301,7 +17732,6 @@
           <w:rFonts w:ascii="Calibri" w:cs="Calibri" w:eastAsia="Calibri" w:hAnsi="Calibri"/>
           <w:b/>
           <w:bCs/>
-          <w:color w:val="000000"/>
           <w:sz w:val="18"/>
           <w:szCs w:val="18"/>
         </w:rPr>
@@ -17341,7 +17771,7 @@
         </w:rPr>
         <w:t xml:space="preserve">. </w:t>
       </w:r>
-      <w:hyperlink w:history="1" r:id="rIdeycm-jw-pif-jo6e1mdgs">
+      <w:hyperlink w:history="1" r:id="rIdcptvev4eggxuv7qlisurz">
         <w:r>
           <w:rPr>
             <w:rFonts w:ascii="Calibri" w:cs="Calibri" w:eastAsia="Calibri" w:hAnsi="Calibri"/>
@@ -17391,7 +17821,6 @@
           <w:rFonts w:ascii="Calibri" w:cs="Calibri" w:eastAsia="Calibri" w:hAnsi="Calibri"/>
           <w:b/>
           <w:bCs/>
-          <w:color w:val="000000"/>
           <w:sz w:val="18"/>
           <w:szCs w:val="18"/>
         </w:rPr>
@@ -17431,7 +17860,7 @@
         </w:rPr>
         <w:t xml:space="preserve">. </w:t>
       </w:r>
-      <w:hyperlink w:history="1" r:id="rIds3ualzm1kvria-v5fp9au">
+      <w:hyperlink w:history="1" r:id="rId7lq3yl6y4anfle2n4goji">
         <w:r>
           <w:rPr>
             <w:rFonts w:ascii="Calibri" w:cs="Calibri" w:eastAsia="Calibri" w:hAnsi="Calibri"/>
@@ -17481,7 +17910,6 @@
           <w:rFonts w:ascii="Calibri" w:cs="Calibri" w:eastAsia="Calibri" w:hAnsi="Calibri"/>
           <w:b/>
           <w:bCs/>
-          <w:color w:val="000000"/>
           <w:sz w:val="18"/>
           <w:szCs w:val="18"/>
         </w:rPr>
@@ -17511,9 +17939,17 @@
           <w:sz w:val="18"/>
           <w:szCs w:val="18"/>
         </w:rPr>
+        <w:t xml:space="preserve"/>
+      </w:r>
+      <w:r>
+        <w:rPr>
+          <w:rFonts w:ascii="Calibri" w:cs="Calibri" w:eastAsia="Calibri" w:hAnsi="Calibri"/>
+          <w:sz w:val="18"/>
+          <w:szCs w:val="18"/>
+        </w:rPr>
         <w:t xml:space="preserve">. </w:t>
       </w:r>
-      <w:hyperlink w:history="1" r:id="rIdfxgbubao1x0k0uwddh3pe">
+      <w:hyperlink w:history="1" r:id="rIdpmq_ykqy_k2_wt8f3e9de">
         <w:r>
           <w:rPr>
             <w:rFonts w:ascii="Calibri" w:cs="Calibri" w:eastAsia="Calibri" w:hAnsi="Calibri"/>
@@ -17563,7 +17999,6 @@
           <w:rFonts w:ascii="Calibri" w:cs="Calibri" w:eastAsia="Calibri" w:hAnsi="Calibri"/>
           <w:b/>
           <w:bCs/>
-          <w:color w:val="000000"/>
           <w:sz w:val="18"/>
           <w:szCs w:val="18"/>
         </w:rPr>
@@ -17593,9 +18028,17 @@
           <w:sz w:val="18"/>
           <w:szCs w:val="18"/>
         </w:rPr>
+        <w:t xml:space="preserve"/>
+      </w:r>
+      <w:r>
+        <w:rPr>
+          <w:rFonts w:ascii="Calibri" w:cs="Calibri" w:eastAsia="Calibri" w:hAnsi="Calibri"/>
+          <w:sz w:val="18"/>
+          <w:szCs w:val="18"/>
+        </w:rPr>
         <w:t xml:space="preserve">. </w:t>
       </w:r>
-      <w:hyperlink w:history="1" r:id="rId--naruadagvjejtvyd5yu">
+      <w:hyperlink w:history="1" r:id="rIdwlrvodsx_xnedwnt6n5k8">
         <w:r>
           <w:rPr>
             <w:rFonts w:ascii="Calibri" w:cs="Calibri" w:eastAsia="Calibri" w:hAnsi="Calibri"/>
@@ -17645,7 +18088,6 @@
           <w:rFonts w:ascii="Calibri" w:cs="Calibri" w:eastAsia="Calibri" w:hAnsi="Calibri"/>
           <w:b/>
           <w:bCs/>
-          <w:color w:val="000000"/>
           <w:sz w:val="18"/>
           <w:szCs w:val="18"/>
         </w:rPr>
@@ -17685,7 +18127,7 @@
         </w:rPr>
         <w:t xml:space="preserve">. </w:t>
       </w:r>
-      <w:hyperlink w:history="1" r:id="rIdit-jpo3hsoaz2aqo5czwa">
+      <w:hyperlink w:history="1" r:id="rIdq0c6_jq-nc22clqfyr8aa">
         <w:r>
           <w:rPr>
             <w:rFonts w:ascii="Calibri" w:cs="Calibri" w:eastAsia="Calibri" w:hAnsi="Calibri"/>
@@ -17735,7 +18177,6 @@
           <w:rFonts w:ascii="Calibri" w:cs="Calibri" w:eastAsia="Calibri" w:hAnsi="Calibri"/>
           <w:b/>
           <w:bCs/>
-          <w:color w:val="000000"/>
           <w:sz w:val="18"/>
           <w:szCs w:val="18"/>
         </w:rPr>
@@ -17765,9 +18206,17 @@
           <w:sz w:val="18"/>
           <w:szCs w:val="18"/>
         </w:rPr>
+        <w:t xml:space="preserve"/>
+      </w:r>
+      <w:r>
+        <w:rPr>
+          <w:rFonts w:ascii="Calibri" w:cs="Calibri" w:eastAsia="Calibri" w:hAnsi="Calibri"/>
+          <w:sz w:val="18"/>
+          <w:szCs w:val="18"/>
+        </w:rPr>
         <w:t xml:space="preserve">. </w:t>
       </w:r>
-      <w:hyperlink w:history="1" r:id="rIdxthp94fmjqo_9dzcfyseh">
+      <w:hyperlink w:history="1" r:id="rId3s8aign5r-28bplolz-b3">
         <w:r>
           <w:rPr>
             <w:rFonts w:ascii="Calibri" w:cs="Calibri" w:eastAsia="Calibri" w:hAnsi="Calibri"/>
@@ -17817,7 +18266,6 @@
           <w:rFonts w:ascii="Calibri" w:cs="Calibri" w:eastAsia="Calibri" w:hAnsi="Calibri"/>
           <w:b/>
           <w:bCs/>
-          <w:color w:val="000000"/>
           <w:sz w:val="18"/>
           <w:szCs w:val="18"/>
         </w:rPr>
@@ -17847,9 +18295,17 @@
           <w:sz w:val="18"/>
           <w:szCs w:val="18"/>
         </w:rPr>
+        <w:t xml:space="preserve"/>
+      </w:r>
+      <w:r>
+        <w:rPr>
+          <w:rFonts w:ascii="Calibri" w:cs="Calibri" w:eastAsia="Calibri" w:hAnsi="Calibri"/>
+          <w:sz w:val="18"/>
+          <w:szCs w:val="18"/>
+        </w:rPr>
         <w:t xml:space="preserve">. </w:t>
       </w:r>
-      <w:hyperlink w:history="1" r:id="rIdoppyien15egkj3djvizye">
+      <w:hyperlink w:history="1" r:id="rIdktezrmdvrjrfptgwmcu7q">
         <w:r>
           <w:rPr>
             <w:rFonts w:ascii="Calibri" w:cs="Calibri" w:eastAsia="Calibri" w:hAnsi="Calibri"/>
@@ -17899,7 +18355,6 @@
           <w:rFonts w:ascii="Calibri" w:cs="Calibri" w:eastAsia="Calibri" w:hAnsi="Calibri"/>
           <w:b/>
           <w:bCs/>
-          <w:color w:val="000000"/>
           <w:sz w:val="18"/>
           <w:szCs w:val="18"/>
         </w:rPr>
@@ -17929,9 +18384,17 @@
           <w:sz w:val="18"/>
           <w:szCs w:val="18"/>
         </w:rPr>
+        <w:t xml:space="preserve"/>
+      </w:r>
+      <w:r>
+        <w:rPr>
+          <w:rFonts w:ascii="Calibri" w:cs="Calibri" w:eastAsia="Calibri" w:hAnsi="Calibri"/>
+          <w:sz w:val="18"/>
+          <w:szCs w:val="18"/>
+        </w:rPr>
         <w:t xml:space="preserve">. </w:t>
       </w:r>
-      <w:hyperlink w:history="1" r:id="rId6rv6f82zhdksw3coy44e6">
+      <w:hyperlink w:history="1" r:id="rIdjwb_epqjkijb79f7amtze">
         <w:r>
           <w:rPr>
             <w:rFonts w:ascii="Calibri" w:cs="Calibri" w:eastAsia="Calibri" w:hAnsi="Calibri"/>
@@ -17981,7 +18444,6 @@
           <w:rFonts w:ascii="Calibri" w:cs="Calibri" w:eastAsia="Calibri" w:hAnsi="Calibri"/>
           <w:b/>
           <w:bCs/>
-          <w:color w:val="000000"/>
           <w:sz w:val="18"/>
           <w:szCs w:val="18"/>
         </w:rPr>
@@ -18021,7 +18483,7 @@
         </w:rPr>
         <w:t xml:space="preserve">. </w:t>
       </w:r>
-      <w:hyperlink w:history="1" r:id="rIdk3baf1blqrvxkenykzfxv">
+      <w:hyperlink w:history="1" r:id="rIdtl8pl-55fr_c9l1vlvup3">
         <w:r>
           <w:rPr>
             <w:rFonts w:ascii="Calibri" w:cs="Calibri" w:eastAsia="Calibri" w:hAnsi="Calibri"/>
@@ -18071,7 +18533,6 @@
           <w:rFonts w:ascii="Calibri" w:cs="Calibri" w:eastAsia="Calibri" w:hAnsi="Calibri"/>
           <w:b/>
           <w:bCs/>
-          <w:color w:val="000000"/>
           <w:sz w:val="18"/>
           <w:szCs w:val="18"/>
         </w:rPr>
@@ -18111,7 +18572,7 @@
         </w:rPr>
         <w:t xml:space="preserve">. </w:t>
       </w:r>
-      <w:hyperlink w:history="1" r:id="rId-sc71pirakup8hlpv6npe">
+      <w:hyperlink w:history="1" r:id="rIdef5eknbguarb-wcq6gzq5">
         <w:r>
           <w:rPr>
             <w:rFonts w:ascii="Calibri" w:cs="Calibri" w:eastAsia="Calibri" w:hAnsi="Calibri"/>
@@ -18161,7 +18622,6 @@
           <w:rFonts w:ascii="Calibri" w:cs="Calibri" w:eastAsia="Calibri" w:hAnsi="Calibri"/>
           <w:b/>
           <w:bCs/>
-          <w:color w:val="000000"/>
           <w:sz w:val="18"/>
           <w:szCs w:val="18"/>
         </w:rPr>
@@ -18191,9 +18651,17 @@
           <w:sz w:val="18"/>
           <w:szCs w:val="18"/>
         </w:rPr>
+        <w:t xml:space="preserve"/>
+      </w:r>
+      <w:r>
+        <w:rPr>
+          <w:rFonts w:ascii="Calibri" w:cs="Calibri" w:eastAsia="Calibri" w:hAnsi="Calibri"/>
+          <w:sz w:val="18"/>
+          <w:szCs w:val="18"/>
+        </w:rPr>
         <w:t xml:space="preserve">. </w:t>
       </w:r>
-      <w:hyperlink w:history="1" r:id="rIdgpkdqhge3bno6rmkehmmn">
+      <w:hyperlink w:history="1" r:id="rIdrskexsduyhxsm0jtewfst">
         <w:r>
           <w:rPr>
             <w:rFonts w:ascii="Calibri" w:cs="Calibri" w:eastAsia="Calibri" w:hAnsi="Calibri"/>
@@ -18243,7 +18711,6 @@
           <w:rFonts w:ascii="Calibri" w:cs="Calibri" w:eastAsia="Calibri" w:hAnsi="Calibri"/>
           <w:b/>
           <w:bCs/>
-          <w:color w:val="000000"/>
           <w:sz w:val="18"/>
           <w:szCs w:val="18"/>
         </w:rPr>
@@ -18273,9 +18740,17 @@
           <w:sz w:val="18"/>
           <w:szCs w:val="18"/>
         </w:rPr>
+        <w:t xml:space="preserve"/>
+      </w:r>
+      <w:r>
+        <w:rPr>
+          <w:rFonts w:ascii="Calibri" w:cs="Calibri" w:eastAsia="Calibri" w:hAnsi="Calibri"/>
+          <w:sz w:val="18"/>
+          <w:szCs w:val="18"/>
+        </w:rPr>
         <w:t xml:space="preserve">. </w:t>
       </w:r>
-      <w:hyperlink w:history="1" r:id="rIdbmt0bldyngece8gibgwnk">
+      <w:hyperlink w:history="1" r:id="rIdsrm6y6-d2udmwgewlqqzd">
         <w:r>
           <w:rPr>
             <w:rFonts w:ascii="Calibri" w:cs="Calibri" w:eastAsia="Calibri" w:hAnsi="Calibri"/>
@@ -18325,7 +18800,6 @@
           <w:rFonts w:ascii="Calibri" w:cs="Calibri" w:eastAsia="Calibri" w:hAnsi="Calibri"/>
           <w:b/>
           <w:bCs/>
-          <w:color w:val="000000"/>
           <w:sz w:val="18"/>
           <w:szCs w:val="18"/>
         </w:rPr>
@@ -18365,7 +18839,7 @@
         </w:rPr>
         <w:t xml:space="preserve">. </w:t>
       </w:r>
-      <w:hyperlink w:history="1" r:id="rIdiz2cu9d54wupzxujdf7mo">
+      <w:hyperlink w:history="1" r:id="rIdfk0oignmhvqy-yncryyhy">
         <w:r>
           <w:rPr>
             <w:rFonts w:ascii="Calibri" w:cs="Calibri" w:eastAsia="Calibri" w:hAnsi="Calibri"/>
@@ -18415,7 +18889,6 @@
           <w:rFonts w:ascii="Calibri" w:cs="Calibri" w:eastAsia="Calibri" w:hAnsi="Calibri"/>
           <w:b/>
           <w:bCs/>
-          <w:color w:val="000000"/>
           <w:sz w:val="18"/>
           <w:szCs w:val="18"/>
         </w:rPr>
@@ -18445,9 +18918,17 @@
           <w:sz w:val="18"/>
           <w:szCs w:val="18"/>
         </w:rPr>
+        <w:t xml:space="preserve"/>
+      </w:r>
+      <w:r>
+        <w:rPr>
+          <w:rFonts w:ascii="Calibri" w:cs="Calibri" w:eastAsia="Calibri" w:hAnsi="Calibri"/>
+          <w:sz w:val="18"/>
+          <w:szCs w:val="18"/>
+        </w:rPr>
         <w:t xml:space="preserve">. </w:t>
       </w:r>
-      <w:hyperlink w:history="1" r:id="rIdylxktqmsowmsvaghpctqp">
+      <w:hyperlink w:history="1" r:id="rIdtzifjh4lx3jsd5gkxa90v">
         <w:r>
           <w:rPr>
             <w:rFonts w:ascii="Calibri" w:cs="Calibri" w:eastAsia="Calibri" w:hAnsi="Calibri"/>
@@ -18497,7 +18978,6 @@
           <w:rFonts w:ascii="Calibri" w:cs="Calibri" w:eastAsia="Calibri" w:hAnsi="Calibri"/>
           <w:b/>
           <w:bCs/>
-          <w:color w:val="000000"/>
           <w:sz w:val="18"/>
           <w:szCs w:val="18"/>
         </w:rPr>
@@ -18527,9 +19007,17 @@
           <w:sz w:val="18"/>
           <w:szCs w:val="18"/>
         </w:rPr>
+        <w:t xml:space="preserve"/>
+      </w:r>
+      <w:r>
+        <w:rPr>
+          <w:rFonts w:ascii="Calibri" w:cs="Calibri" w:eastAsia="Calibri" w:hAnsi="Calibri"/>
+          <w:sz w:val="18"/>
+          <w:szCs w:val="18"/>
+        </w:rPr>
         <w:t xml:space="preserve">. </w:t>
       </w:r>
-      <w:hyperlink w:history="1" r:id="rIdq4j60f0r2uksusrvn_bss">
+      <w:hyperlink w:history="1" r:id="rId-wuyfwqyuzxdjamqiuezj">
         <w:r>
           <w:rPr>
             <w:rFonts w:ascii="Calibri" w:cs="Calibri" w:eastAsia="Calibri" w:hAnsi="Calibri"/>
@@ -18579,7 +19067,6 @@
           <w:rFonts w:ascii="Calibri" w:cs="Calibri" w:eastAsia="Calibri" w:hAnsi="Calibri"/>
           <w:b/>
           <w:bCs/>
-          <w:color w:val="000000"/>
           <w:sz w:val="18"/>
           <w:szCs w:val="18"/>
         </w:rPr>
@@ -18619,7 +19106,7 @@
         </w:rPr>
         <w:t xml:space="preserve">. </w:t>
       </w:r>
-      <w:hyperlink w:history="1" r:id="rId4qv9n16pd4kktazwvm016">
+      <w:hyperlink w:history="1" r:id="rIdezwxkpnoaazu1h8f_jnaw">
         <w:r>
           <w:rPr>
             <w:rFonts w:ascii="Calibri" w:cs="Calibri" w:eastAsia="Calibri" w:hAnsi="Calibri"/>
@@ -18669,7 +19156,6 @@
           <w:rFonts w:ascii="Calibri" w:cs="Calibri" w:eastAsia="Calibri" w:hAnsi="Calibri"/>
           <w:b/>
           <w:bCs/>
-          <w:color w:val="000000"/>
           <w:sz w:val="18"/>
           <w:szCs w:val="18"/>
         </w:rPr>
@@ -18709,7 +19195,7 @@
         </w:rPr>
         <w:t xml:space="preserve">. </w:t>
       </w:r>
-      <w:hyperlink w:history="1" r:id="rId4kmr_gc_27cltv91yp7ng">
+      <w:hyperlink w:history="1" r:id="rIdfifnydkd1ekgygs9y2fxc">
         <w:r>
           <w:rPr>
             <w:rFonts w:ascii="Calibri" w:cs="Calibri" w:eastAsia="Calibri" w:hAnsi="Calibri"/>
@@ -18759,7 +19245,6 @@
           <w:rFonts w:ascii="Calibri" w:cs="Calibri" w:eastAsia="Calibri" w:hAnsi="Calibri"/>
           <w:b/>
           <w:bCs/>
-          <w:color w:val="000000"/>
           <w:sz w:val="18"/>
           <w:szCs w:val="18"/>
         </w:rPr>
@@ -18789,9 +19274,17 @@
           <w:sz w:val="18"/>
           <w:szCs w:val="18"/>
         </w:rPr>
+        <w:t xml:space="preserve"/>
+      </w:r>
+      <w:r>
+        <w:rPr>
+          <w:rFonts w:ascii="Calibri" w:cs="Calibri" w:eastAsia="Calibri" w:hAnsi="Calibri"/>
+          <w:sz w:val="18"/>
+          <w:szCs w:val="18"/>
+        </w:rPr>
         <w:t xml:space="preserve">. </w:t>
       </w:r>
-      <w:hyperlink w:history="1" r:id="rIdceztgiy0oms247igcqt3j">
+      <w:hyperlink w:history="1" r:id="rIdub3wgpuk9jsqxb-2-7wkf">
         <w:r>
           <w:rPr>
             <w:rFonts w:ascii="Calibri" w:cs="Calibri" w:eastAsia="Calibri" w:hAnsi="Calibri"/>
@@ -18841,7 +19334,6 @@
           <w:rFonts w:ascii="Calibri" w:cs="Calibri" w:eastAsia="Calibri" w:hAnsi="Calibri"/>
           <w:b/>
           <w:bCs/>
-          <w:color w:val="000000"/>
           <w:sz w:val="18"/>
           <w:szCs w:val="18"/>
         </w:rPr>
@@ -18881,7 +19373,7 @@
         </w:rPr>
         <w:t xml:space="preserve">. </w:t>
       </w:r>
-      <w:hyperlink w:history="1" r:id="rIdlsc9-jdqz5ddirpfmdeey">
+      <w:hyperlink w:history="1" r:id="rIdd7tg0acqruiznabp4haut">
         <w:r>
           <w:rPr>
             <w:rFonts w:ascii="Calibri" w:cs="Calibri" w:eastAsia="Calibri" w:hAnsi="Calibri"/>
@@ -18931,7 +19423,6 @@
           <w:rFonts w:ascii="Calibri" w:cs="Calibri" w:eastAsia="Calibri" w:hAnsi="Calibri"/>
           <w:b/>
           <w:bCs/>
-          <w:color w:val="000000"/>
           <w:sz w:val="18"/>
           <w:szCs w:val="18"/>
         </w:rPr>
@@ -18971,7 +19462,7 @@
         </w:rPr>
         <w:t xml:space="preserve">. </w:t>
       </w:r>
-      <w:hyperlink w:history="1" r:id="rIdszypmz5tqrmfsfhyflktr">
+      <w:hyperlink w:history="1" r:id="rIdsoomsr_fxmpbzeko99b4q">
         <w:r>
           <w:rPr>
             <w:rFonts w:ascii="Calibri" w:cs="Calibri" w:eastAsia="Calibri" w:hAnsi="Calibri"/>
@@ -19021,7 +19512,6 @@
           <w:rFonts w:ascii="Calibri" w:cs="Calibri" w:eastAsia="Calibri" w:hAnsi="Calibri"/>
           <w:b/>
           <w:bCs/>
-          <w:color w:val="000000"/>
           <w:sz w:val="18"/>
           <w:szCs w:val="18"/>
         </w:rPr>
@@ -19030,6 +19520,14 @@
       <w:r>
         <w:rPr>
           <w:rFonts w:ascii="Calibri" w:cs="Calibri" w:eastAsia="Calibri" w:hAnsi="Calibri"/>
+          <w:sz w:val="18"/>
+          <w:szCs w:val="18"/>
+        </w:rPr>
+        <w:t xml:space="preserve"/>
+      </w:r>
+      <w:r>
+        <w:rPr>
+          <w:rFonts w:ascii="Calibri" w:cs="Calibri" w:eastAsia="Calibri" w:hAnsi="Calibri"/>
           <w:b/>
           <w:bCs/>
           <w:sz w:val="18"/>
@@ -19053,7 +19551,7 @@
         </w:rPr>
         <w:t xml:space="preserve">. </w:t>
       </w:r>
-      <w:hyperlink w:history="1" r:id="rIdhea2kmkf13nfvowmsu-hm">
+      <w:hyperlink w:history="1" r:id="rIdzpwt2aihjr8j-txsum4jl">
         <w:r>
           <w:rPr>
             <w:rFonts w:ascii="Calibri" w:cs="Calibri" w:eastAsia="Calibri" w:hAnsi="Calibri"/>
@@ -19103,7 +19601,6 @@
           <w:rFonts w:ascii="Calibri" w:cs="Calibri" w:eastAsia="Calibri" w:hAnsi="Calibri"/>
           <w:b/>
           <w:bCs/>
-          <w:color w:val="000000"/>
           <w:sz w:val="18"/>
           <w:szCs w:val="18"/>
         </w:rPr>
@@ -19126,6 +19623,14 @@
           <w:szCs w:val="18"/>
         </w:rPr>
         <w:t xml:space="preserve">Shahriarirad R</w:t>
+      </w:r>
+      <w:r>
+        <w:rPr>
+          <w:rFonts w:ascii="Calibri" w:cs="Calibri" w:eastAsia="Calibri" w:hAnsi="Calibri"/>
+          <w:sz w:val="18"/>
+          <w:szCs w:val="18"/>
+        </w:rPr>
+        <w:t xml:space="preserve"/>
       </w:r>
       <w:r>
         <w:rPr>
@@ -19181,7 +19686,6 @@
           <w:rFonts w:ascii="Calibri" w:cs="Calibri" w:eastAsia="Calibri" w:hAnsi="Calibri"/>
           <w:b/>
           <w:bCs/>
-          <w:color w:val="000000"/>
           <w:sz w:val="18"/>
           <w:szCs w:val="18"/>
         </w:rPr>
@@ -19221,7 +19725,7 @@
         </w:rPr>
         <w:t xml:space="preserve">. </w:t>
       </w:r>
-      <w:hyperlink w:history="1" r:id="rIdl0fzx-ljjz9ubayvwdh3p">
+      <w:hyperlink w:history="1" r:id="rId24uidygajn3oiufmxo_vm">
         <w:r>
           <w:rPr>
             <w:rFonts w:ascii="Calibri" w:cs="Calibri" w:eastAsia="Calibri" w:hAnsi="Calibri"/>
@@ -19271,7 +19775,6 @@
           <w:rFonts w:ascii="Calibri" w:cs="Calibri" w:eastAsia="Calibri" w:hAnsi="Calibri"/>
           <w:b/>
           <w:bCs/>
-          <w:color w:val="000000"/>
           <w:sz w:val="18"/>
           <w:szCs w:val="18"/>
         </w:rPr>
@@ -19311,7 +19814,7 @@
         </w:rPr>
         <w:t xml:space="preserve">. </w:t>
       </w:r>
-      <w:hyperlink w:history="1" r:id="rIdb4ne9pbvm_w8j4gancapy">
+      <w:hyperlink w:history="1" r:id="rIdqprbglfzpxjdjlwepniwj">
         <w:r>
           <w:rPr>
             <w:rFonts w:ascii="Calibri" w:cs="Calibri" w:eastAsia="Calibri" w:hAnsi="Calibri"/>
@@ -19361,7 +19864,6 @@
           <w:rFonts w:ascii="Calibri" w:cs="Calibri" w:eastAsia="Calibri" w:hAnsi="Calibri"/>
           <w:b/>
           <w:bCs/>
-          <w:color w:val="000000"/>
           <w:sz w:val="18"/>
           <w:szCs w:val="18"/>
         </w:rPr>
@@ -19401,7 +19903,7 @@
         </w:rPr>
         <w:t xml:space="preserve">. </w:t>
       </w:r>
-      <w:hyperlink w:history="1" r:id="rIdx52i1hhm_ab50vok9wy2l">
+      <w:hyperlink w:history="1" r:id="rId6fuwwjfuq-vzixtqb3box">
         <w:r>
           <w:rPr>
             <w:rFonts w:ascii="Calibri" w:cs="Calibri" w:eastAsia="Calibri" w:hAnsi="Calibri"/>
@@ -19451,7 +19953,6 @@
           <w:rFonts w:ascii="Calibri" w:cs="Calibri" w:eastAsia="Calibri" w:hAnsi="Calibri"/>
           <w:b/>
           <w:bCs/>
-          <w:color w:val="000000"/>
           <w:sz w:val="18"/>
           <w:szCs w:val="18"/>
         </w:rPr>
@@ -19491,7 +19992,7 @@
         </w:rPr>
         <w:t xml:space="preserve">. </w:t>
       </w:r>
-      <w:hyperlink w:history="1" r:id="rIdu2izk7z4orxyggyqohx57">
+      <w:hyperlink w:history="1" r:id="rIdmyeq5o3tjayaxyk2-zncu">
         <w:r>
           <w:rPr>
             <w:rFonts w:ascii="Calibri" w:cs="Calibri" w:eastAsia="Calibri" w:hAnsi="Calibri"/>
@@ -19541,7 +20042,6 @@
           <w:rFonts w:ascii="Calibri" w:cs="Calibri" w:eastAsia="Calibri" w:hAnsi="Calibri"/>
           <w:b/>
           <w:bCs/>
-          <w:color w:val="000000"/>
           <w:sz w:val="18"/>
           <w:szCs w:val="18"/>
         </w:rPr>
@@ -19581,7 +20081,7 @@
         </w:rPr>
         <w:t xml:space="preserve">. </w:t>
       </w:r>
-      <w:hyperlink w:history="1" r:id="rId4xgdu_lpitg3qrqgfhqpi">
+      <w:hyperlink w:history="1" r:id="rIdzfaofl0o5grl6h8jfrchx">
         <w:r>
           <w:rPr>
             <w:rFonts w:ascii="Calibri" w:cs="Calibri" w:eastAsia="Calibri" w:hAnsi="Calibri"/>
@@ -19631,7 +20131,6 @@
           <w:rFonts w:ascii="Calibri" w:cs="Calibri" w:eastAsia="Calibri" w:hAnsi="Calibri"/>
           <w:b/>
           <w:bCs/>
-          <w:color w:val="000000"/>
           <w:sz w:val="18"/>
           <w:szCs w:val="18"/>
         </w:rPr>
@@ -19671,7 +20170,7 @@
         </w:rPr>
         <w:t xml:space="preserve">. </w:t>
       </w:r>
-      <w:hyperlink w:history="1" r:id="rIdy1kqxoywvnor234b4irq2">
+      <w:hyperlink w:history="1" r:id="rIdvrp12kbybl3mjx-djvq16">
         <w:r>
           <w:rPr>
             <w:rFonts w:ascii="Calibri" w:cs="Calibri" w:eastAsia="Calibri" w:hAnsi="Calibri"/>
@@ -19721,7 +20220,6 @@
           <w:rFonts w:ascii="Calibri" w:cs="Calibri" w:eastAsia="Calibri" w:hAnsi="Calibri"/>
           <w:b/>
           <w:bCs/>
-          <w:color w:val="000000"/>
           <w:sz w:val="18"/>
           <w:szCs w:val="18"/>
         </w:rPr>
@@ -19751,9 +20249,17 @@
           <w:sz w:val="18"/>
           <w:szCs w:val="18"/>
         </w:rPr>
+        <w:t xml:space="preserve"/>
+      </w:r>
+      <w:r>
+        <w:rPr>
+          <w:rFonts w:ascii="Calibri" w:cs="Calibri" w:eastAsia="Calibri" w:hAnsi="Calibri"/>
+          <w:sz w:val="18"/>
+          <w:szCs w:val="18"/>
+        </w:rPr>
         <w:t xml:space="preserve">. </w:t>
       </w:r>
-      <w:hyperlink w:history="1" r:id="rId5obt8emmjzi_gs0wztwfn">
+      <w:hyperlink w:history="1" r:id="rIdqqlxaetzyiqi9paocav9x">
         <w:r>
           <w:rPr>
             <w:rFonts w:ascii="Calibri" w:cs="Calibri" w:eastAsia="Calibri" w:hAnsi="Calibri"/>
@@ -19803,7 +20309,6 @@
           <w:rFonts w:ascii="Calibri" w:cs="Calibri" w:eastAsia="Calibri" w:hAnsi="Calibri"/>
           <w:b/>
           <w:bCs/>
-          <w:color w:val="000000"/>
           <w:sz w:val="18"/>
           <w:szCs w:val="18"/>
         </w:rPr>
@@ -19843,7 +20348,7 @@
         </w:rPr>
         <w:t xml:space="preserve">. </w:t>
       </w:r>
-      <w:hyperlink w:history="1" r:id="rId71580_lwa7vcqcwxqrti4">
+      <w:hyperlink w:history="1" r:id="rId7ryqaulpkzgaerzx2ty67">
         <w:r>
           <w:rPr>
             <w:rFonts w:ascii="Calibri" w:cs="Calibri" w:eastAsia="Calibri" w:hAnsi="Calibri"/>
@@ -19893,7 +20398,6 @@
           <w:rFonts w:ascii="Calibri" w:cs="Calibri" w:eastAsia="Calibri" w:hAnsi="Calibri"/>
           <w:b/>
           <w:bCs/>
-          <w:color w:val="000000"/>
           <w:sz w:val="18"/>
           <w:szCs w:val="18"/>
         </w:rPr>
@@ -19933,7 +20437,7 @@
         </w:rPr>
         <w:t xml:space="preserve">. </w:t>
       </w:r>
-      <w:hyperlink w:history="1" r:id="rIdqnsg4kqzrk7irmsciok67">
+      <w:hyperlink w:history="1" r:id="rIdydkwjn1rg8wz_c3-rnul0">
         <w:r>
           <w:rPr>
             <w:rFonts w:ascii="Calibri" w:cs="Calibri" w:eastAsia="Calibri" w:hAnsi="Calibri"/>
@@ -19983,7 +20487,6 @@
           <w:rFonts w:ascii="Calibri" w:cs="Calibri" w:eastAsia="Calibri" w:hAnsi="Calibri"/>
           <w:b/>
           <w:bCs/>
-          <w:color w:val="000000"/>
           <w:sz w:val="18"/>
           <w:szCs w:val="18"/>
         </w:rPr>
@@ -20013,9 +20516,17 @@
           <w:sz w:val="18"/>
           <w:szCs w:val="18"/>
         </w:rPr>
+        <w:t xml:space="preserve"/>
+      </w:r>
+      <w:r>
+        <w:rPr>
+          <w:rFonts w:ascii="Calibri" w:cs="Calibri" w:eastAsia="Calibri" w:hAnsi="Calibri"/>
+          <w:sz w:val="18"/>
+          <w:szCs w:val="18"/>
+        </w:rPr>
         <w:t xml:space="preserve">. </w:t>
       </w:r>
-      <w:hyperlink w:history="1" r:id="rIdw8ckqmlw7qvauv-cmxqrf">
+      <w:hyperlink w:history="1" r:id="rIdpk9ozs2joqz2woc4vzawn">
         <w:r>
           <w:rPr>
             <w:rFonts w:ascii="Calibri" w:cs="Calibri" w:eastAsia="Calibri" w:hAnsi="Calibri"/>
@@ -20065,7 +20576,6 @@
           <w:rFonts w:ascii="Calibri" w:cs="Calibri" w:eastAsia="Calibri" w:hAnsi="Calibri"/>
           <w:b/>
           <w:bCs/>
-          <w:color w:val="000000"/>
           <w:sz w:val="18"/>
           <w:szCs w:val="18"/>
         </w:rPr>
@@ -20105,7 +20615,7 @@
         </w:rPr>
         <w:t xml:space="preserve">. </w:t>
       </w:r>
-      <w:hyperlink w:history="1" r:id="rIdwr0kashzc-a6buwcol3mt">
+      <w:hyperlink w:history="1" r:id="rIddsuxs12le-gnv_q6qfq44">
         <w:r>
           <w:rPr>
             <w:rFonts w:ascii="Calibri" w:cs="Calibri" w:eastAsia="Calibri" w:hAnsi="Calibri"/>
@@ -20155,7 +20665,6 @@
           <w:rFonts w:ascii="Calibri" w:cs="Calibri" w:eastAsia="Calibri" w:hAnsi="Calibri"/>
           <w:b/>
           <w:bCs/>
-          <w:color w:val="000000"/>
           <w:sz w:val="18"/>
           <w:szCs w:val="18"/>
         </w:rPr>
@@ -20195,7 +20704,7 @@
         </w:rPr>
         <w:t xml:space="preserve">. </w:t>
       </w:r>
-      <w:hyperlink w:history="1" r:id="rIdi_n8miznoyftgqrekyim6">
+      <w:hyperlink w:history="1" r:id="rId8qo3clvhqhf5gtmf-ltkw">
         <w:r>
           <w:rPr>
             <w:rFonts w:ascii="Calibri" w:cs="Calibri" w:eastAsia="Calibri" w:hAnsi="Calibri"/>
@@ -20245,7 +20754,6 @@
           <w:rFonts w:ascii="Calibri" w:cs="Calibri" w:eastAsia="Calibri" w:hAnsi="Calibri"/>
           <w:b/>
           <w:bCs/>
-          <w:color w:val="000000"/>
           <w:sz w:val="18"/>
           <w:szCs w:val="18"/>
         </w:rPr>
@@ -20285,7 +20793,7 @@
         </w:rPr>
         <w:t xml:space="preserve">. </w:t>
       </w:r>
-      <w:hyperlink w:history="1" r:id="rId6z13h5uesizjr8rb0_s2e">
+      <w:hyperlink w:history="1" r:id="rIdhzi-0yydyutuamecubapa">
         <w:r>
           <w:rPr>
             <w:rFonts w:ascii="Calibri" w:cs="Calibri" w:eastAsia="Calibri" w:hAnsi="Calibri"/>
@@ -20335,7 +20843,6 @@
           <w:rFonts w:ascii="Calibri" w:cs="Calibri" w:eastAsia="Calibri" w:hAnsi="Calibri"/>
           <w:b/>
           <w:bCs/>
-          <w:color w:val="000000"/>
           <w:sz w:val="18"/>
           <w:szCs w:val="18"/>
         </w:rPr>
@@ -20375,7 +20882,7 @@
         </w:rPr>
         <w:t xml:space="preserve">. </w:t>
       </w:r>
-      <w:hyperlink w:history="1" r:id="rIdpbtrcbchkrx0ckufyzco8">
+      <w:hyperlink w:history="1" r:id="rIdxukqdmchi6gwcozeumahj">
         <w:r>
           <w:rPr>
             <w:rFonts w:ascii="Calibri" w:cs="Calibri" w:eastAsia="Calibri" w:hAnsi="Calibri"/>
@@ -20417,7 +20924,7 @@
     </w:p>
     <w:p>
       <w:pPr>
-        <w:spacing w:before="120" w:after="60"/>
+        <w:spacing w:after="60" w:before="120"/>
       </w:pPr>
       <w:r>
         <w:rPr>
@@ -20441,7 +20948,6 @@
           <w:rFonts w:ascii="Calibri" w:cs="Calibri" w:eastAsia="Calibri" w:hAnsi="Calibri"/>
           <w:b/>
           <w:bCs/>
-          <w:color w:val="000000"/>
           <w:sz w:val="18"/>
           <w:szCs w:val="18"/>
         </w:rPr>
@@ -20450,6 +20956,14 @@
       <w:r>
         <w:rPr>
           <w:rFonts w:ascii="Calibri" w:cs="Calibri" w:eastAsia="Calibri" w:hAnsi="Calibri"/>
+          <w:sz w:val="18"/>
+          <w:szCs w:val="18"/>
+        </w:rPr>
+        <w:t xml:space="preserve"/>
+      </w:r>
+      <w:r>
+        <w:rPr>
+          <w:rFonts w:ascii="Calibri" w:cs="Calibri" w:eastAsia="Calibri" w:hAnsi="Calibri"/>
           <w:b/>
           <w:bCs/>
           <w:sz w:val="18"/>
@@ -20473,7 +20987,7 @@
         </w:rPr>
         <w:t xml:space="preserve">. </w:t>
       </w:r>
-      <w:hyperlink w:history="1" r:id="rIdhqnzhyqczsiekftnsiloo">
+      <w:hyperlink w:history="1" r:id="rIdvt-432ls_ydu3bqc6s5an">
         <w:r>
           <w:rPr>
             <w:rFonts w:ascii="Calibri" w:cs="Calibri" w:eastAsia="Calibri" w:hAnsi="Calibri"/>
@@ -20523,7 +21037,6 @@
           <w:rFonts w:ascii="Calibri" w:cs="Calibri" w:eastAsia="Calibri" w:hAnsi="Calibri"/>
           <w:b/>
           <w:bCs/>
-          <w:color w:val="000000"/>
           <w:sz w:val="18"/>
           <w:szCs w:val="18"/>
         </w:rPr>
@@ -20532,6 +21045,14 @@
       <w:r>
         <w:rPr>
           <w:rFonts w:ascii="Calibri" w:cs="Calibri" w:eastAsia="Calibri" w:hAnsi="Calibri"/>
+          <w:sz w:val="18"/>
+          <w:szCs w:val="18"/>
+        </w:rPr>
+        <w:t xml:space="preserve"/>
+      </w:r>
+      <w:r>
+        <w:rPr>
+          <w:rFonts w:ascii="Calibri" w:cs="Calibri" w:eastAsia="Calibri" w:hAnsi="Calibri"/>
           <w:b/>
           <w:bCs/>
           <w:sz w:val="18"/>
@@ -20555,7 +21076,7 @@
         </w:rPr>
         <w:t xml:space="preserve">. </w:t>
       </w:r>
-      <w:hyperlink w:history="1" r:id="rIdwqm1sc4yergk9idzvkuu0">
+      <w:hyperlink w:history="1" r:id="rId3wxmlhihvkkvz2ytgt8i9">
         <w:r>
           <w:rPr>
             <w:rFonts w:ascii="Calibri" w:cs="Calibri" w:eastAsia="Calibri" w:hAnsi="Calibri"/>
@@ -20605,7 +21126,7 @@
         <w:pBdr>
           <w:bottom w:val="single" w:color="B8953A" w:sz="8" w:space="4"/>
         </w:pBdr>
-        <w:spacing w:before="240" w:after="60"/>
+        <w:spacing w:after="60" w:before="240"/>
       </w:pPr>
       <w:r>
         <w:rPr>
@@ -21367,7 +21888,7 @@
         <w:pBdr>
           <w:bottom w:val="single" w:color="B8953A" w:sz="8" w:space="4"/>
         </w:pBdr>
-        <w:spacing w:before="240" w:after="60"/>
+        <w:spacing w:after="60" w:before="240"/>
       </w:pPr>
       <w:r>
         <w:rPr>
@@ -21383,6 +21904,9 @@
       </w:r>
     </w:p>
     <w:p>
+      <w:pPr>
+        <w:spacing w:before="40"/>
+      </w:pPr>
       <w:r>
         <w:rPr>
           <w:rFonts w:ascii="Calibri" w:cs="Calibri" w:eastAsia="Calibri" w:hAnsi="Calibri"/>
@@ -21421,6 +21945,9 @@
       </w:r>
     </w:p>
     <w:p>
+      <w:pPr>
+        <w:spacing w:before="40"/>
+      </w:pPr>
       <w:r>
         <w:rPr>
           <w:rFonts w:ascii="Calibri" w:cs="Calibri" w:eastAsia="Calibri" w:hAnsi="Calibri"/>
@@ -21459,6 +21986,9 @@
       </w:r>
     </w:p>
     <w:p>
+      <w:pPr>
+        <w:spacing w:before="40"/>
+      </w:pPr>
       <w:r>
         <w:rPr>
           <w:rFonts w:ascii="Calibri" w:cs="Calibri" w:eastAsia="Calibri" w:hAnsi="Calibri"/>
@@ -21497,6 +22027,9 @@
       </w:r>
     </w:p>
     <w:p>
+      <w:pPr>
+        <w:spacing w:before="40"/>
+      </w:pPr>
       <w:r>
         <w:rPr>
           <w:rFonts w:ascii="Calibri" w:cs="Calibri" w:eastAsia="Calibri" w:hAnsi="Calibri"/>
@@ -21535,6 +22068,9 @@
       </w:r>
     </w:p>
     <w:p>
+      <w:pPr>
+        <w:spacing w:before="40"/>
+      </w:pPr>
       <w:r>
         <w:rPr>
           <w:rFonts w:ascii="Calibri" w:cs="Calibri" w:eastAsia="Calibri" w:hAnsi="Calibri"/>
@@ -21573,6 +22109,9 @@
       </w:r>
     </w:p>
     <w:p>
+      <w:pPr>
+        <w:spacing w:before="40"/>
+      </w:pPr>
       <w:r>
         <w:rPr>
           <w:rFonts w:ascii="Calibri" w:cs="Calibri" w:eastAsia="Calibri" w:hAnsi="Calibri"/>
@@ -21611,6 +22150,9 @@
       </w:r>
     </w:p>
     <w:p>
+      <w:pPr>
+        <w:spacing w:before="40"/>
+      </w:pPr>
       <w:r>
         <w:rPr>
           <w:rFonts w:ascii="Calibri" w:cs="Calibri" w:eastAsia="Calibri" w:hAnsi="Calibri"/>
@@ -21649,6 +22191,9 @@
       </w:r>
     </w:p>
     <w:p>
+      <w:pPr>
+        <w:spacing w:before="40"/>
+      </w:pPr>
       <w:r>
         <w:rPr>
           <w:rFonts w:ascii="Calibri" w:cs="Calibri" w:eastAsia="Calibri" w:hAnsi="Calibri"/>
@@ -21687,6 +22232,9 @@
       </w:r>
     </w:p>
     <w:p>
+      <w:pPr>
+        <w:spacing w:before="40"/>
+      </w:pPr>
       <w:r>
         <w:rPr>
           <w:rFonts w:ascii="Calibri" w:cs="Calibri" w:eastAsia="Calibri" w:hAnsi="Calibri"/>
@@ -21725,6 +22273,9 @@
       </w:r>
     </w:p>
     <w:p>
+      <w:pPr>
+        <w:spacing w:before="40"/>
+      </w:pPr>
       <w:r>
         <w:rPr>
           <w:rFonts w:ascii="Calibri" w:cs="Calibri" w:eastAsia="Calibri" w:hAnsi="Calibri"/>
@@ -21763,6 +22314,9 @@
       </w:r>
     </w:p>
     <w:p>
+      <w:pPr>
+        <w:spacing w:before="40"/>
+      </w:pPr>
       <w:r>
         <w:rPr>
           <w:rFonts w:ascii="Calibri" w:cs="Calibri" w:eastAsia="Calibri" w:hAnsi="Calibri"/>
@@ -21801,6 +22355,9 @@
       </w:r>
     </w:p>
     <w:p>
+      <w:pPr>
+        <w:spacing w:before="40"/>
+      </w:pPr>
       <w:r>
         <w:rPr>
           <w:rFonts w:ascii="Calibri" w:cs="Calibri" w:eastAsia="Calibri" w:hAnsi="Calibri"/>
@@ -21839,6 +22396,9 @@
       </w:r>
     </w:p>
     <w:p>
+      <w:pPr>
+        <w:spacing w:before="40"/>
+      </w:pPr>
       <w:r>
         <w:rPr>
           <w:rFonts w:ascii="Calibri" w:cs="Calibri" w:eastAsia="Calibri" w:hAnsi="Calibri"/>
@@ -21877,6 +22437,9 @@
       </w:r>
     </w:p>
     <w:p>
+      <w:pPr>
+        <w:spacing w:before="40"/>
+      </w:pPr>
       <w:r>
         <w:rPr>
           <w:rFonts w:ascii="Calibri" w:cs="Calibri" w:eastAsia="Calibri" w:hAnsi="Calibri"/>
@@ -21915,6 +22478,9 @@
       </w:r>
     </w:p>
     <w:p>
+      <w:pPr>
+        <w:spacing w:before="40"/>
+      </w:pPr>
       <w:r>
         <w:rPr>
           <w:rFonts w:ascii="Calibri" w:cs="Calibri" w:eastAsia="Calibri" w:hAnsi="Calibri"/>
@@ -21953,6 +22519,9 @@
       </w:r>
     </w:p>
     <w:p>
+      <w:pPr>
+        <w:spacing w:before="40"/>
+      </w:pPr>
       <w:r>
         <w:rPr>
           <w:rFonts w:ascii="Calibri" w:cs="Calibri" w:eastAsia="Calibri" w:hAnsi="Calibri"/>
@@ -21991,6 +22560,9 @@
       </w:r>
     </w:p>
     <w:p>
+      <w:pPr>
+        <w:spacing w:before="40"/>
+      </w:pPr>
       <w:r>
         <w:rPr>
           <w:rFonts w:ascii="Calibri" w:cs="Calibri" w:eastAsia="Calibri" w:hAnsi="Calibri"/>
@@ -22029,7 +22601,7 @@
       </w:r>
     </w:p>
     <w:sectPr>
-      <w:footerReference w:type="default" r:id="rId6"/>
+      <w:footerReference w:type="default" r:id="rId7"/>
       <w:pgSz w:w="12240" w:h="15840" w:orient="portrait"/>
       <w:pgMar w:top="1080" w:right="1080" w:bottom="1080" w:left="1080" w:header="708" w:footer="708" w:gutter="0"/>
       <w:pgNumType/>
@@ -22041,6 +22613,43 @@
 
 <file path=word/comments.xml><?xml version="1.0" encoding="utf-8"?>
 <w:comments xmlns:cx="http://schemas.microsoft.com/office/drawing/2014/chartex" xmlns:cx1="http://schemas.microsoft.com/office/drawing/2015/9/8/chartex" xmlns:cx2="http://schemas.microsoft.com/office/drawing/2015/10/21/chartex" xmlns:cx3="http://schemas.microsoft.com/office/drawing/2016/5/9/chartex" xmlns:cx4="http://schemas.microsoft.com/office/drawing/2016/5/10/chartex" xmlns:cx5="http://schemas.microsoft.com/office/drawing/2016/5/11/chartex" xmlns:cx6="http://schemas.microsoft.com/office/drawing/2016/5/12/chartex" xmlns:cx7="http://schemas.microsoft.com/office/drawing/2016/5/13/chartex" xmlns:cx8="http://schemas.microsoft.com/office/drawing/2016/5/14/chartex" xmlns:mc="http://schemas.openxmlformats.org/markup-compatibility/2006" xmlns:aink="http://schemas.microsoft.com/office/drawing/2016/ink" xmlns:am3d="http://schemas.microsoft.com/office/drawing/2017/model3d" xmlns:o="urn:schemas-microsoft-com:office:office" xmlns:r="http://schemas.openxmlformats.org/officeDocument/2006/relationships" xmlns:m="http://schemas.openxmlformats.org/officeDocument/2006/math" xmlns:v="urn:schemas-microsoft-com:vml" xmlns:wp14="http://schemas.microsoft.com/office/word/2010/wordprocessingDrawing" xmlns:wp="http://schemas.openxmlformats.org/drawingml/2006/wordprocessingDrawing" xmlns:w10="urn:schemas-microsoft-com:office:word" xmlns:w="http://schemas.openxmlformats.org/wordprocessingml/2006/main" xmlns:w14="http://schemas.microsoft.com/office/word/2010/wordml" xmlns:w15="http://schemas.microsoft.com/office/word/2012/wordml" xmlns:w16cex="http://schemas.microsoft.com/office/word/2018/wordml/cex" xmlns:w16cid="http://schemas.microsoft.com/office/word/2016/wordml/cid" xmlns:w16="http://schemas.microsoft.com/office/word/2018/wordml" xmlns:w16sdtdh="http://schemas.microsoft.com/office/word/2020/wordml/sdtdatahash" xmlns:w16se="http://schemas.microsoft.com/office/word/2015/wordml/symex" xmlns:wpg="http://schemas.microsoft.com/office/word/2010/wordprocessingGroup" xmlns:wpi="http://schemas.microsoft.com/office/word/2010/wordprocessingInk" xmlns:wne="http://schemas.microsoft.com/office/word/2006/wordml" xmlns:wps="http://schemas.microsoft.com/office/word/2010/wordprocessingShape"/>
+</file>
+
+<file path=word/endnotes.xml><?xml version="1.0" encoding="utf-8"?>
+<w:endnotes xmlns:wpc="http://schemas.microsoft.com/office/word/2010/wordprocessingCanvas" xmlns:mc="http://schemas.openxmlformats.org/markup-compatibility/2006" xmlns:o="urn:schemas-microsoft-com:office:office" xmlns:r="http://schemas.openxmlformats.org/officeDocument/2006/relationships" xmlns:m="http://schemas.openxmlformats.org/officeDocument/2006/math" xmlns:v="urn:schemas-microsoft-com:vml" xmlns:wp14="http://schemas.microsoft.com/office/word/2010/wordprocessingDrawing" xmlns:wp="http://schemas.openxmlformats.org/drawingml/2006/wordprocessingDrawing" xmlns:w10="urn:schemas-microsoft-com:office:word" xmlns:w="http://schemas.openxmlformats.org/wordprocessingml/2006/main" xmlns:w14="http://schemas.microsoft.com/office/word/2010/wordml" xmlns:w15="http://schemas.microsoft.com/office/word/2012/wordml" xmlns:wpg="http://schemas.microsoft.com/office/word/2010/wordprocessingGroup" xmlns:wpi="http://schemas.microsoft.com/office/word/2010/wordprocessingInk" xmlns:wne="http://schemas.microsoft.com/office/word/2006/wordml" xmlns:wps="http://schemas.microsoft.com/office/word/2010/wordprocessingShape" mc:Ignorable="w14 w15 wp14">
+  <w:endnote w:type="separator" w:id="-1">
+    <w:p>
+      <w:pPr>
+        <w:spacing w:after="0" w:line="240" w:lineRule="auto"/>
+      </w:pPr>
+      <w:r>
+        <w:rPr>
+          <w:rStyle w:val="EndnoteReference"/>
+        </w:rPr>
+        <w:endnoteRef/>
+      </w:r>
+      <w:r>
+        <w:separator/>
+      </w:r>
+    </w:p>
+  </w:endnote>
+  <w:endnote w:type="continuationSeparator" w:id="0">
+    <w:p>
+      <w:pPr>
+        <w:spacing w:after="0" w:line="240" w:lineRule="auto"/>
+      </w:pPr>
+      <w:r>
+        <w:rPr>
+          <w:rStyle w:val="EndnoteReference"/>
+        </w:rPr>
+        <w:endnoteRef/>
+      </w:r>
+      <w:r>
+        <w:continuationSeparator/>
+      </w:r>
+    </w:p>
+  </w:endnote>
+</w:endnotes>
 </file>
 
 <file path=word/footer1.xml><?xml version="1.0" encoding="utf-8"?>
@@ -22374,5 +22983,42 @@
       <w:szCs w:val="20"/>
     </w:rPr>
   </w:style>
+  <w:style w:type="character" w:styleId="EndnoteReference">
+    <w:name w:val="endnote reference"/>
+    <w:basedOn w:val="DefaultParagraphFont"/>
+    <w:uiPriority w:val="99"/>
+    <w:semiHidden/>
+    <w:unhideWhenUsed/>
+    <w:rPr>
+      <w:vertAlign w:val="superscript"/>
+    </w:rPr>
+  </w:style>
+  <w:style w:type="paragraph" w:styleId="EndnoteText">
+    <w:name w:val="endnote text"/>
+    <w:basedOn w:val="Normal"/>
+    <w:link w:val="EndnoteTextChar"/>
+    <w:uiPriority w:val="99"/>
+    <w:semiHidden/>
+    <w:unhideWhenUsed/>
+    <w:pPr>
+      <w:spacing w:after="0" w:line="240" w:lineRule="auto"/>
+    </w:pPr>
+    <w:rPr>
+      <w:sz w:val="20"/>
+      <w:szCs w:val="20"/>
+    </w:rPr>
+  </w:style>
+  <w:style w:type="character" w:styleId="EndnoteTextChar">
+    <w:name w:val="Endnote Text Char"/>
+    <w:basedOn w:val="DefaultParagraphFont"/>
+    <w:link w:val="EndnoteText"/>
+    <w:uiPriority w:val="99"/>
+    <w:semiHidden/>
+    <w:unhideWhenUsed/>
+    <w:rPr>
+      <w:sz w:val="20"/>
+      <w:szCs w:val="20"/>
+    </w:rPr>
+  </w:style>
 </w:styles>
 </file>
--- a/Shahriarirad_Reza_CV.docx
+++ b/Shahriarirad_Reza_CV.docx
@@ -65,7 +65,7 @@
       <w:pPr>
         <w:spacing w:after="80"/>
       </w:pPr>
-      <w:hyperlink w:history="1" r:id="rId3y33g4k7x9_mdeajefq6-">
+      <w:hyperlink w:history="1" r:id="rId13ku57ib3knc0dakuy0uf">
         <w:r>
           <w:rPr>
             <w:rFonts w:ascii="Calibri" w:cs="Calibri" w:eastAsia="Calibri" w:hAnsi="Calibri"/>
@@ -86,7 +86,7 @@
         </w:rPr>
         <w:t xml:space="preserve"> | </w:t>
       </w:r>
-      <w:hyperlink w:history="1" r:id="rIdxppckx1ile1hgd43vi47r">
+      <w:hyperlink w:history="1" r:id="rIdcxlwxbgpgkgkrgk9y_u6e">
         <w:r>
           <w:rPr>
             <w:rFonts w:ascii="Calibri" w:cs="Calibri" w:eastAsia="Calibri" w:hAnsi="Calibri"/>
@@ -107,7 +107,7 @@
         </w:rPr>
         <w:t xml:space="preserve"> | </w:t>
       </w:r>
-      <w:hyperlink w:history="1" r:id="rIdzalicx0rjlsusgolekve0">
+      <w:hyperlink w:history="1" r:id="rId-xsbugieygnroqklcjt3a">
         <w:r>
           <w:rPr>
             <w:rFonts w:ascii="Calibri" w:cs="Calibri" w:eastAsia="Calibri" w:hAnsi="Calibri"/>
@@ -128,7 +128,7 @@
         </w:rPr>
         <w:t xml:space="preserve"> | </w:t>
       </w:r>
-      <w:hyperlink w:history="1" r:id="rIdjj7vanvfobbsg1ykfcwti">
+      <w:hyperlink w:history="1" r:id="rId0kpvebu_4-sgavgn66owo">
         <w:r>
           <w:rPr>
             <w:rFonts w:ascii="Calibri" w:cs="Calibri" w:eastAsia="Calibri" w:hAnsi="Calibri"/>
@@ -149,7 +149,7 @@
         </w:rPr>
         <w:t xml:space="preserve"> | </w:t>
       </w:r>
-      <w:hyperlink w:history="1" r:id="rIdxsrnbjkl_o1qbuou5uhju">
+      <w:hyperlink w:history="1" r:id="rIdvegwwktum7fg87ekqc_xw">
         <w:r>
           <w:rPr>
             <w:rFonts w:ascii="Calibri" w:cs="Calibri" w:eastAsia="Calibri" w:hAnsi="Calibri"/>
@@ -170,7 +170,7 @@
         </w:rPr>
         <w:t xml:space="preserve"> | </w:t>
       </w:r>
-      <w:hyperlink w:history="1" r:id="rId4_-q6pshhu0wxbylvwl9m">
+      <w:hyperlink w:history="1" r:id="rIdj5x59q5bfryxvlfyxfnwv">
         <w:r>
           <w:rPr>
             <w:rFonts w:ascii="Calibri" w:cs="Calibri" w:eastAsia="Calibri" w:hAnsi="Calibri"/>
@@ -191,7 +191,7 @@
         </w:rPr>
         <w:t xml:space="preserve"> | </w:t>
       </w:r>
-      <w:hyperlink w:history="1" r:id="rIdbxmrvalmld3ap7r87bq0p">
+      <w:hyperlink w:history="1" r:id="rIdvxuoosjcqzps4b2luoaaf">
         <w:r>
           <w:rPr>
             <w:rFonts w:ascii="Calibri" w:cs="Calibri" w:eastAsia="Calibri" w:hAnsi="Calibri"/>
@@ -1386,7 +1386,7 @@
             </w:tcMar>
           </w:tcPr>
           <w:p>
-            <w:hyperlink w:history="1" r:id="rId4e1-bswpm-v-9us4tj9wm">
+            <w:hyperlink w:history="1" r:id="rIdrn3pznwsyntzqplahtpwi">
               <w:r>
                 <w:rPr>
                   <w:rFonts w:ascii="Calibri" w:cs="Calibri" w:eastAsia="Calibri" w:hAnsi="Calibri"/>
@@ -2341,7 +2341,7 @@
             </w:tcMar>
           </w:tcPr>
           <w:p>
-            <w:hyperlink w:history="1" r:id="rIdyst8vibpfrdyty3qjrdtl">
+            <w:hyperlink w:history="1" r:id="rIdmu-cdwqdhezw_odhvayxo">
               <w:r>
                 <w:rPr>
                   <w:rFonts w:ascii="Calibri" w:cs="Calibri" w:eastAsia="Calibri" w:hAnsi="Calibri"/>
@@ -2900,7 +2900,7 @@
         </w:rPr>
         <w:t xml:space="preserve">Full list: </w:t>
       </w:r>
-      <w:hyperlink w:history="1" r:id="rId7u5qwuibq8f8mkrs7p5jj">
+      <w:hyperlink w:history="1" r:id="rIdrk6mct86e9tkh3yckcceo">
         <w:r>
           <w:rPr>
             <w:rFonts w:ascii="Calibri" w:cs="Calibri" w:eastAsia="Calibri" w:hAnsi="Calibri"/>
@@ -2981,7 +2981,7 @@
         </w:rPr>
         <w:t xml:space="preserve">• </w:t>
       </w:r>
-      <w:hyperlink w:history="1" r:id="rId_ezrxagaxkmhlhg3uc1eu">
+      <w:hyperlink w:history="1" r:id="rId1xubuq70dijnwmsb3oggk">
         <w:r>
           <w:rPr>
             <w:rFonts w:ascii="Calibri" w:cs="Calibri" w:eastAsia="Calibri" w:hAnsi="Calibri"/>
@@ -3105,7 +3105,7 @@
         </w:rPr>
         <w:t xml:space="preserve">Full list: </w:t>
       </w:r>
-      <w:hyperlink w:history="1" r:id="rIdwseiot-hnrahaxbo49_vr">
+      <w:hyperlink w:history="1" r:id="rIdr50m3km79erxgm-7whw0g">
         <w:r>
           <w:rPr>
             <w:rFonts w:ascii="Calibri" w:cs="Calibri" w:eastAsia="Calibri" w:hAnsi="Calibri"/>
@@ -4053,7 +4053,7 @@
         </w:rPr>
         <w:t xml:space="preserve">. </w:t>
       </w:r>
-      <w:hyperlink w:history="1" r:id="rId9nn5_qpje2uewblu0t5vm">
+      <w:hyperlink w:history="1" r:id="rIdxzvh49a6iavlnt1-qz7bu">
         <w:r>
           <w:rPr>
             <w:rFonts w:ascii="Calibri" w:cs="Calibri" w:eastAsia="Calibri" w:hAnsi="Calibri"/>
@@ -4142,7 +4142,7 @@
         </w:rPr>
         <w:t xml:space="preserve">. </w:t>
       </w:r>
-      <w:hyperlink w:history="1" r:id="rIdjnijaa0oirpylhlj6_dvn">
+      <w:hyperlink w:history="1" r:id="rIdqama3ynmganjqeq9-gdfy">
         <w:r>
           <w:rPr>
             <w:rFonts w:ascii="Calibri" w:cs="Calibri" w:eastAsia="Calibri" w:hAnsi="Calibri"/>
@@ -4231,7 +4231,7 @@
         </w:rPr>
         <w:t xml:space="preserve">. </w:t>
       </w:r>
-      <w:hyperlink w:history="1" r:id="rIdseczfrmz5z4-im06tnwyu">
+      <w:hyperlink w:history="1" r:id="rIdr0mhqoblijmwxokj4qhwi">
         <w:r>
           <w:rPr>
             <w:rFonts w:ascii="Calibri" w:cs="Calibri" w:eastAsia="Calibri" w:hAnsi="Calibri"/>
@@ -4320,7 +4320,7 @@
         </w:rPr>
         <w:t xml:space="preserve">. </w:t>
       </w:r>
-      <w:hyperlink w:history="1" r:id="rIdfp5czqvydadpcw2zlmis0">
+      <w:hyperlink w:history="1" r:id="rIdw30dksvmcz4excjro63d_">
         <w:r>
           <w:rPr>
             <w:rFonts w:ascii="Calibri" w:cs="Calibri" w:eastAsia="Calibri" w:hAnsi="Calibri"/>
@@ -4409,7 +4409,7 @@
         </w:rPr>
         <w:t xml:space="preserve">. </w:t>
       </w:r>
-      <w:hyperlink w:history="1" r:id="rIdn9sqpusnjmpi7zqrs3zjk">
+      <w:hyperlink w:history="1" r:id="rId4-odczj5o-rnxnuctvr84">
         <w:r>
           <w:rPr>
             <w:rFonts w:ascii="Calibri" w:cs="Calibri" w:eastAsia="Calibri" w:hAnsi="Calibri"/>
@@ -4498,7 +4498,7 @@
         </w:rPr>
         <w:t xml:space="preserve">. </w:t>
       </w:r>
-      <w:hyperlink w:history="1" r:id="rIddqew2gq9kldqycit9hq7u">
+      <w:hyperlink w:history="1" r:id="rId5e3vwyfo0ixp1lgzinnmb">
         <w:r>
           <w:rPr>
             <w:rFonts w:ascii="Calibri" w:cs="Calibri" w:eastAsia="Calibri" w:hAnsi="Calibri"/>
@@ -4587,7 +4587,7 @@
         </w:rPr>
         <w:t xml:space="preserve">. </w:t>
       </w:r>
-      <w:hyperlink w:history="1" r:id="rId0wvcbiwofcqyno1mq8okw">
+      <w:hyperlink w:history="1" r:id="rIdhwswm2_0tagoqjefsucxi">
         <w:r>
           <w:rPr>
             <w:rFonts w:ascii="Calibri" w:cs="Calibri" w:eastAsia="Calibri" w:hAnsi="Calibri"/>
@@ -4676,7 +4676,7 @@
         </w:rPr>
         <w:t xml:space="preserve">. </w:t>
       </w:r>
-      <w:hyperlink w:history="1" r:id="rIdtrgpwhnu_pfyawm2f5dzt">
+      <w:hyperlink w:history="1" r:id="rIdorold60tmxp1p_tbw6zyd">
         <w:r>
           <w:rPr>
             <w:rFonts w:ascii="Calibri" w:cs="Calibri" w:eastAsia="Calibri" w:hAnsi="Calibri"/>
@@ -4765,7 +4765,7 @@
         </w:rPr>
         <w:t xml:space="preserve">. </w:t>
       </w:r>
-      <w:hyperlink w:history="1" r:id="rIdzoghsf7gnzq_lzpvsigqp">
+      <w:hyperlink w:history="1" r:id="rId9h1rwn6qrrdnneud5kncv">
         <w:r>
           <w:rPr>
             <w:rFonts w:ascii="Calibri" w:cs="Calibri" w:eastAsia="Calibri" w:hAnsi="Calibri"/>
@@ -4854,7 +4854,7 @@
         </w:rPr>
         <w:t xml:space="preserve">. </w:t>
       </w:r>
-      <w:hyperlink w:history="1" r:id="rIdxi3gk1qy_sny06b-vsxzb">
+      <w:hyperlink w:history="1" r:id="rId4zeqh2hslc-mpyo1tm3cu">
         <w:r>
           <w:rPr>
             <w:rFonts w:ascii="Calibri" w:cs="Calibri" w:eastAsia="Calibri" w:hAnsi="Calibri"/>
@@ -4943,7 +4943,7 @@
         </w:rPr>
         <w:t xml:space="preserve">. </w:t>
       </w:r>
-      <w:hyperlink w:history="1" r:id="rIdgg3rfksvbgkogw_tuqesx">
+      <w:hyperlink w:history="1" r:id="rIdt_j-w6lwmbcsayr7f98na">
         <w:r>
           <w:rPr>
             <w:rFonts w:ascii="Calibri" w:cs="Calibri" w:eastAsia="Calibri" w:hAnsi="Calibri"/>
@@ -5032,7 +5032,7 @@
         </w:rPr>
         <w:t xml:space="preserve">. </w:t>
       </w:r>
-      <w:hyperlink w:history="1" r:id="rIdfdbswfvzv-q3cmmsadzcu">
+      <w:hyperlink w:history="1" r:id="rIdji51v62hyxqqu_69zldhd">
         <w:r>
           <w:rPr>
             <w:rFonts w:ascii="Calibri" w:cs="Calibri" w:eastAsia="Calibri" w:hAnsi="Calibri"/>
@@ -5121,7 +5121,7 @@
         </w:rPr>
         <w:t xml:space="preserve">. </w:t>
       </w:r>
-      <w:hyperlink w:history="1" r:id="rIdfnzpfrzlsvbsybyktgmlh">
+      <w:hyperlink w:history="1" r:id="rIdw6htbuzqgenqpjl5ybvay">
         <w:r>
           <w:rPr>
             <w:rFonts w:ascii="Calibri" w:cs="Calibri" w:eastAsia="Calibri" w:hAnsi="Calibri"/>
@@ -5210,7 +5210,7 @@
         </w:rPr>
         <w:t xml:space="preserve">. </w:t>
       </w:r>
-      <w:hyperlink w:history="1" r:id="rIdojyl8uku32xytbas5pi_w">
+      <w:hyperlink w:history="1" r:id="rId4wkuenw-6fv-ib9lbil_k">
         <w:r>
           <w:rPr>
             <w:rFonts w:ascii="Calibri" w:cs="Calibri" w:eastAsia="Calibri" w:hAnsi="Calibri"/>
@@ -5299,7 +5299,7 @@
         </w:rPr>
         <w:t xml:space="preserve">. </w:t>
       </w:r>
-      <w:hyperlink w:history="1" r:id="rIdzh5hr6usxty-pnsfpriv7">
+      <w:hyperlink w:history="1" r:id="rIdftbbls9bovs6tw73vbpsd">
         <w:r>
           <w:rPr>
             <w:rFonts w:ascii="Calibri" w:cs="Calibri" w:eastAsia="Calibri" w:hAnsi="Calibri"/>
@@ -5388,7 +5388,7 @@
         </w:rPr>
         <w:t xml:space="preserve">. </w:t>
       </w:r>
-      <w:hyperlink w:history="1" r:id="rIdlvy4k31ptbk5wgm7d1nsg">
+      <w:hyperlink w:history="1" r:id="rIdsl1k3yonfmjm1hdl7oiu9">
         <w:r>
           <w:rPr>
             <w:rFonts w:ascii="Calibri" w:cs="Calibri" w:eastAsia="Calibri" w:hAnsi="Calibri"/>
@@ -5477,7 +5477,7 @@
         </w:rPr>
         <w:t xml:space="preserve">. </w:t>
       </w:r>
-      <w:hyperlink w:history="1" r:id="rIdnyiscod4t67mnf_oehjue">
+      <w:hyperlink w:history="1" r:id="rIdr-ns8jo6kbzdkin77xhxp">
         <w:r>
           <w:rPr>
             <w:rFonts w:ascii="Calibri" w:cs="Calibri" w:eastAsia="Calibri" w:hAnsi="Calibri"/>
@@ -5566,7 +5566,7 @@
         </w:rPr>
         <w:t xml:space="preserve">. </w:t>
       </w:r>
-      <w:hyperlink w:history="1" r:id="rIdc8n_rl-vwxvjzdhr-_whf">
+      <w:hyperlink w:history="1" r:id="rIdd_waignxgnhisediu11od">
         <w:r>
           <w:rPr>
             <w:rFonts w:ascii="Calibri" w:cs="Calibri" w:eastAsia="Calibri" w:hAnsi="Calibri"/>
@@ -5655,7 +5655,7 @@
         </w:rPr>
         <w:t xml:space="preserve">. </w:t>
       </w:r>
-      <w:hyperlink w:history="1" r:id="rIdsxhsra6cbs5t2j3tvrtjh">
+      <w:hyperlink w:history="1" r:id="rIdvcupftrofcmd7aqpae5fk">
         <w:r>
           <w:rPr>
             <w:rFonts w:ascii="Calibri" w:cs="Calibri" w:eastAsia="Calibri" w:hAnsi="Calibri"/>
@@ -5744,7 +5744,7 @@
         </w:rPr>
         <w:t xml:space="preserve">. </w:t>
       </w:r>
-      <w:hyperlink w:history="1" r:id="rIdqhkdfjf05exmnhb1tqr0w">
+      <w:hyperlink w:history="1" r:id="rId2elonwe2m5gc3fnk9vsih">
         <w:r>
           <w:rPr>
             <w:rFonts w:ascii="Calibri" w:cs="Calibri" w:eastAsia="Calibri" w:hAnsi="Calibri"/>
@@ -5833,7 +5833,7 @@
         </w:rPr>
         <w:t xml:space="preserve">. </w:t>
       </w:r>
-      <w:hyperlink w:history="1" r:id="rIdoutzblugyml1idano5ukz">
+      <w:hyperlink w:history="1" r:id="rIdbbkjijs4baiyavbjaarzj">
         <w:r>
           <w:rPr>
             <w:rFonts w:ascii="Calibri" w:cs="Calibri" w:eastAsia="Calibri" w:hAnsi="Calibri"/>
@@ -5922,7 +5922,7 @@
         </w:rPr>
         <w:t xml:space="preserve">. </w:t>
       </w:r>
-      <w:hyperlink w:history="1" r:id="rIdwfgj4tinhixqcyxdhat6_">
+      <w:hyperlink w:history="1" r:id="rIdhwlyw-oxjler5saa8ousc">
         <w:r>
           <w:rPr>
             <w:rFonts w:ascii="Calibri" w:cs="Calibri" w:eastAsia="Calibri" w:hAnsi="Calibri"/>
@@ -6011,7 +6011,7 @@
         </w:rPr>
         <w:t xml:space="preserve">. </w:t>
       </w:r>
-      <w:hyperlink w:history="1" r:id="rIdpaca0xy4mtzjztl-usugn">
+      <w:hyperlink w:history="1" r:id="rIdokpiqpmwkjfoglybf4kiv">
         <w:r>
           <w:rPr>
             <w:rFonts w:ascii="Calibri" w:cs="Calibri" w:eastAsia="Calibri" w:hAnsi="Calibri"/>
@@ -6100,7 +6100,7 @@
         </w:rPr>
         <w:t xml:space="preserve">. </w:t>
       </w:r>
-      <w:hyperlink w:history="1" r:id="rIdipzxfzbizchermrk5gwda">
+      <w:hyperlink w:history="1" r:id="rId_fffur5b4smc21xj8pzbq">
         <w:r>
           <w:rPr>
             <w:rFonts w:ascii="Calibri" w:cs="Calibri" w:eastAsia="Calibri" w:hAnsi="Calibri"/>
@@ -6189,7 +6189,7 @@
         </w:rPr>
         <w:t xml:space="preserve">. </w:t>
       </w:r>
-      <w:hyperlink w:history="1" r:id="rId17nmxeivwwi3ddgusb51w">
+      <w:hyperlink w:history="1" r:id="rIdg8rfstqq1sravg5yy1w8b">
         <w:r>
           <w:rPr>
             <w:rFonts w:ascii="Calibri" w:cs="Calibri" w:eastAsia="Calibri" w:hAnsi="Calibri"/>
@@ -6278,7 +6278,7 @@
         </w:rPr>
         <w:t xml:space="preserve">. </w:t>
       </w:r>
-      <w:hyperlink w:history="1" r:id="rIdmcai4qh7xx3ajcynna53c">
+      <w:hyperlink w:history="1" r:id="rId4fyzlplzj5tptydgq4f0g">
         <w:r>
           <w:rPr>
             <w:rFonts w:ascii="Calibri" w:cs="Calibri" w:eastAsia="Calibri" w:hAnsi="Calibri"/>
@@ -6367,7 +6367,7 @@
         </w:rPr>
         <w:t xml:space="preserve">. </w:t>
       </w:r>
-      <w:hyperlink w:history="1" r:id="rId_n-if64unovoky5psimpg">
+      <w:hyperlink w:history="1" r:id="rIdfuhg0eki6w5dqsw57ndhe">
         <w:r>
           <w:rPr>
             <w:rFonts w:ascii="Calibri" w:cs="Calibri" w:eastAsia="Calibri" w:hAnsi="Calibri"/>
@@ -6456,7 +6456,7 @@
         </w:rPr>
         <w:t xml:space="preserve">. </w:t>
       </w:r>
-      <w:hyperlink w:history="1" r:id="rIdrkt2v9fi_uv4yycnrt1f7">
+      <w:hyperlink w:history="1" r:id="rIdmt1_6irm8sat8dkcydwrq">
         <w:r>
           <w:rPr>
             <w:rFonts w:ascii="Calibri" w:cs="Calibri" w:eastAsia="Calibri" w:hAnsi="Calibri"/>
@@ -6545,7 +6545,7 @@
         </w:rPr>
         <w:t xml:space="preserve">. </w:t>
       </w:r>
-      <w:hyperlink w:history="1" r:id="rIdt8sxtcdu_dotoqbsnuslo">
+      <w:hyperlink w:history="1" r:id="rIdkofqnn9pyudhyrtbfnyhn">
         <w:r>
           <w:rPr>
             <w:rFonts w:ascii="Calibri" w:cs="Calibri" w:eastAsia="Calibri" w:hAnsi="Calibri"/>
@@ -6634,7 +6634,7 @@
         </w:rPr>
         <w:t xml:space="preserve">. </w:t>
       </w:r>
-      <w:hyperlink w:history="1" r:id="rIdcslw0hbugqirghd9ogknj">
+      <w:hyperlink w:history="1" r:id="rIdvpmxvtzb6lypoxynf7a2_">
         <w:r>
           <w:rPr>
             <w:rFonts w:ascii="Calibri" w:cs="Calibri" w:eastAsia="Calibri" w:hAnsi="Calibri"/>
@@ -6723,7 +6723,7 @@
         </w:rPr>
         <w:t xml:space="preserve">. </w:t>
       </w:r>
-      <w:hyperlink w:history="1" r:id="rId0eyiozl4wrpdgkmdavhlc">
+      <w:hyperlink w:history="1" r:id="rIdwe-tr3pjte3snvjvpsycs">
         <w:r>
           <w:rPr>
             <w:rFonts w:ascii="Calibri" w:cs="Calibri" w:eastAsia="Calibri" w:hAnsi="Calibri"/>
@@ -6812,7 +6812,7 @@
         </w:rPr>
         <w:t xml:space="preserve">. </w:t>
       </w:r>
-      <w:hyperlink w:history="1" r:id="rIdvw2shvf5_8vfjmidukibc">
+      <w:hyperlink w:history="1" r:id="rIdh1d7t6jht4z6u9tgkai-p">
         <w:r>
           <w:rPr>
             <w:rFonts w:ascii="Calibri" w:cs="Calibri" w:eastAsia="Calibri" w:hAnsi="Calibri"/>
@@ -6901,7 +6901,7 @@
         </w:rPr>
         <w:t xml:space="preserve">. </w:t>
       </w:r>
-      <w:hyperlink w:history="1" r:id="rId4mrkeuykic1cvd2g1wuf_">
+      <w:hyperlink w:history="1" r:id="rIdl7math2cc3bkdamslm4ti">
         <w:r>
           <w:rPr>
             <w:rFonts w:ascii="Calibri" w:cs="Calibri" w:eastAsia="Calibri" w:hAnsi="Calibri"/>
@@ -6990,7 +6990,7 @@
         </w:rPr>
         <w:t xml:space="preserve">. </w:t>
       </w:r>
-      <w:hyperlink w:history="1" r:id="rIdj6kpuz3jijazr6xi9qqca">
+      <w:hyperlink w:history="1" r:id="rIdi1pierbhdu_akq_tex8ya">
         <w:r>
           <w:rPr>
             <w:rFonts w:ascii="Calibri" w:cs="Calibri" w:eastAsia="Calibri" w:hAnsi="Calibri"/>
@@ -7079,7 +7079,7 @@
         </w:rPr>
         <w:t xml:space="preserve">. </w:t>
       </w:r>
-      <w:hyperlink w:history="1" r:id="rIdwt0jo6kfdld5jtrpbmonp">
+      <w:hyperlink w:history="1" r:id="rIdljveqeano6cxatxwfjnmf">
         <w:r>
           <w:rPr>
             <w:rFonts w:ascii="Calibri" w:cs="Calibri" w:eastAsia="Calibri" w:hAnsi="Calibri"/>
@@ -7168,7 +7168,7 @@
         </w:rPr>
         <w:t xml:space="preserve">. </w:t>
       </w:r>
-      <w:hyperlink w:history="1" r:id="rIdbucolfhvg98zlphoar8x0">
+      <w:hyperlink w:history="1" r:id="rIdk2f_rlk5flti-z-hvrgob">
         <w:r>
           <w:rPr>
             <w:rFonts w:ascii="Calibri" w:cs="Calibri" w:eastAsia="Calibri" w:hAnsi="Calibri"/>
@@ -7257,7 +7257,7 @@
         </w:rPr>
         <w:t xml:space="preserve">. </w:t>
       </w:r>
-      <w:hyperlink w:history="1" r:id="rIdqdfkw8jahgu5lgkats7aw">
+      <w:hyperlink w:history="1" r:id="rIdtqlyueuuln21qvss27jlk">
         <w:r>
           <w:rPr>
             <w:rFonts w:ascii="Calibri" w:cs="Calibri" w:eastAsia="Calibri" w:hAnsi="Calibri"/>
@@ -7346,7 +7346,7 @@
         </w:rPr>
         <w:t xml:space="preserve">. </w:t>
       </w:r>
-      <w:hyperlink w:history="1" r:id="rId3fmseiwz6y1zguqbievq1">
+      <w:hyperlink w:history="1" r:id="rIddaicpxgv5s8bdlpt1k0ys">
         <w:r>
           <w:rPr>
             <w:rFonts w:ascii="Calibri" w:cs="Calibri" w:eastAsia="Calibri" w:hAnsi="Calibri"/>
@@ -7435,7 +7435,7 @@
         </w:rPr>
         <w:t xml:space="preserve">. </w:t>
       </w:r>
-      <w:hyperlink w:history="1" r:id="rIdnnrsf3ml7jj3uozqvvsyl">
+      <w:hyperlink w:history="1" r:id="rIde6cv6b1puikjwn8884bx9">
         <w:r>
           <w:rPr>
             <w:rFonts w:ascii="Calibri" w:cs="Calibri" w:eastAsia="Calibri" w:hAnsi="Calibri"/>
@@ -7524,7 +7524,7 @@
         </w:rPr>
         <w:t xml:space="preserve">. </w:t>
       </w:r>
-      <w:hyperlink w:history="1" r:id="rIdmwicgqrzzbryhnp101vcv">
+      <w:hyperlink w:history="1" r:id="rIdpx4na1ktt5ee4fsqxvrg7">
         <w:r>
           <w:rPr>
             <w:rFonts w:ascii="Calibri" w:cs="Calibri" w:eastAsia="Calibri" w:hAnsi="Calibri"/>
@@ -7613,7 +7613,7 @@
         </w:rPr>
         <w:t xml:space="preserve">. </w:t>
       </w:r>
-      <w:hyperlink w:history="1" r:id="rId_bu8fkhexsy-sz0g9slu1">
+      <w:hyperlink w:history="1" r:id="rIdtnglgqht7cjuy_bopaeel">
         <w:r>
           <w:rPr>
             <w:rFonts w:ascii="Calibri" w:cs="Calibri" w:eastAsia="Calibri" w:hAnsi="Calibri"/>
@@ -7702,7 +7702,7 @@
         </w:rPr>
         <w:t xml:space="preserve">. </w:t>
       </w:r>
-      <w:hyperlink w:history="1" r:id="rId1a_ngqaa4yz-evhmq_jli">
+      <w:hyperlink w:history="1" r:id="rIdit_oqtensejsu1aks8gmo">
         <w:r>
           <w:rPr>
             <w:rFonts w:ascii="Calibri" w:cs="Calibri" w:eastAsia="Calibri" w:hAnsi="Calibri"/>
@@ -7791,7 +7791,7 @@
         </w:rPr>
         <w:t xml:space="preserve">. </w:t>
       </w:r>
-      <w:hyperlink w:history="1" r:id="rId0wn32mpdebhqzgsdkqckg">
+      <w:hyperlink w:history="1" r:id="rIdnej418ymvjmbi2fntx7_v">
         <w:r>
           <w:rPr>
             <w:rFonts w:ascii="Calibri" w:cs="Calibri" w:eastAsia="Calibri" w:hAnsi="Calibri"/>
@@ -7880,7 +7880,7 @@
         </w:rPr>
         <w:t xml:space="preserve">. </w:t>
       </w:r>
-      <w:hyperlink w:history="1" r:id="rIdvdywinbty4ai5jgtuqwxq">
+      <w:hyperlink w:history="1" r:id="rIdwu3mydhufzmrxxjttwg1p">
         <w:r>
           <w:rPr>
             <w:rFonts w:ascii="Calibri" w:cs="Calibri" w:eastAsia="Calibri" w:hAnsi="Calibri"/>
@@ -7969,7 +7969,7 @@
         </w:rPr>
         <w:t xml:space="preserve">. </w:t>
       </w:r>
-      <w:hyperlink w:history="1" r:id="rIdfoulge_79homm09tanibd">
+      <w:hyperlink w:history="1" r:id="rIdt05icwdwp09mbef3m73ea">
         <w:r>
           <w:rPr>
             <w:rFonts w:ascii="Calibri" w:cs="Calibri" w:eastAsia="Calibri" w:hAnsi="Calibri"/>
@@ -8058,7 +8058,7 @@
         </w:rPr>
         <w:t xml:space="preserve">. </w:t>
       </w:r>
-      <w:hyperlink w:history="1" r:id="rIdf5nsypu16a_1y-vulgod4">
+      <w:hyperlink w:history="1" r:id="rIdpoupjuyjilstrlamnxjfu">
         <w:r>
           <w:rPr>
             <w:rFonts w:ascii="Calibri" w:cs="Calibri" w:eastAsia="Calibri" w:hAnsi="Calibri"/>
@@ -8147,7 +8147,7 @@
         </w:rPr>
         <w:t xml:space="preserve">. </w:t>
       </w:r>
-      <w:hyperlink w:history="1" r:id="rId9larwfya3jlybqpjkm4i9">
+      <w:hyperlink w:history="1" r:id="rId8whdt8wfdle1zf0a5-xfn">
         <w:r>
           <w:rPr>
             <w:rFonts w:ascii="Calibri" w:cs="Calibri" w:eastAsia="Calibri" w:hAnsi="Calibri"/>
@@ -8236,7 +8236,7 @@
         </w:rPr>
         <w:t xml:space="preserve">. </w:t>
       </w:r>
-      <w:hyperlink w:history="1" r:id="rId6hoehr6yt9bzglafwv-bt">
+      <w:hyperlink w:history="1" r:id="rIdlgtalfm-cg_rv3ouni0oc">
         <w:r>
           <w:rPr>
             <w:rFonts w:ascii="Calibri" w:cs="Calibri" w:eastAsia="Calibri" w:hAnsi="Calibri"/>
@@ -8325,7 +8325,7 @@
         </w:rPr>
         <w:t xml:space="preserve">. </w:t>
       </w:r>
-      <w:hyperlink w:history="1" r:id="rIdg5enhmxntuduhzpqpndwo">
+      <w:hyperlink w:history="1" r:id="rIdrr7kt60xbktq12nccecfq">
         <w:r>
           <w:rPr>
             <w:rFonts w:ascii="Calibri" w:cs="Calibri" w:eastAsia="Calibri" w:hAnsi="Calibri"/>
@@ -8414,7 +8414,7 @@
         </w:rPr>
         <w:t xml:space="preserve">. </w:t>
       </w:r>
-      <w:hyperlink w:history="1" r:id="rIdsnb1sl8abqp8-jxh-qbmw">
+      <w:hyperlink w:history="1" r:id="rIdxk0rwmop38npqreujlxaz">
         <w:r>
           <w:rPr>
             <w:rFonts w:ascii="Calibri" w:cs="Calibri" w:eastAsia="Calibri" w:hAnsi="Calibri"/>
@@ -8503,7 +8503,7 @@
         </w:rPr>
         <w:t xml:space="preserve">. </w:t>
       </w:r>
-      <w:hyperlink w:history="1" r:id="rIdhxuxbikxx3v2rfmdn13tc">
+      <w:hyperlink w:history="1" r:id="rId_wyrsi3t4zhwpagiulg_d">
         <w:r>
           <w:rPr>
             <w:rFonts w:ascii="Calibri" w:cs="Calibri" w:eastAsia="Calibri" w:hAnsi="Calibri"/>
@@ -8592,7 +8592,7 @@
         </w:rPr>
         <w:t xml:space="preserve">. </w:t>
       </w:r>
-      <w:hyperlink w:history="1" r:id="rIdhe0jbh69kqfb7oc-atutc">
+      <w:hyperlink w:history="1" r:id="rIdpxg615y3vz_lclwgldjxe">
         <w:r>
           <w:rPr>
             <w:rFonts w:ascii="Calibri" w:cs="Calibri" w:eastAsia="Calibri" w:hAnsi="Calibri"/>
@@ -8681,7 +8681,7 @@
         </w:rPr>
         <w:t xml:space="preserve">. </w:t>
       </w:r>
-      <w:hyperlink w:history="1" r:id="rIdfhe59wgbvxsnhffrj53nd">
+      <w:hyperlink w:history="1" r:id="rIdfxvp0nblegjdm4ywv5-rl">
         <w:r>
           <w:rPr>
             <w:rFonts w:ascii="Calibri" w:cs="Calibri" w:eastAsia="Calibri" w:hAnsi="Calibri"/>
@@ -8770,7 +8770,7 @@
         </w:rPr>
         <w:t xml:space="preserve">. </w:t>
       </w:r>
-      <w:hyperlink w:history="1" r:id="rIdgcq5dygay95vyjvruyi8v">
+      <w:hyperlink w:history="1" r:id="rIdftlougey3si8zoe0eerko">
         <w:r>
           <w:rPr>
             <w:rFonts w:ascii="Calibri" w:cs="Calibri" w:eastAsia="Calibri" w:hAnsi="Calibri"/>
@@ -8859,7 +8859,7 @@
         </w:rPr>
         <w:t xml:space="preserve">. </w:t>
       </w:r>
-      <w:hyperlink w:history="1" r:id="rIdq6qndfbybijy16d9oxbzu">
+      <w:hyperlink w:history="1" r:id="rIdqcgvlp5ltqrnsp4tpdtkm">
         <w:r>
           <w:rPr>
             <w:rFonts w:ascii="Calibri" w:cs="Calibri" w:eastAsia="Calibri" w:hAnsi="Calibri"/>
@@ -8948,7 +8948,7 @@
         </w:rPr>
         <w:t xml:space="preserve">. </w:t>
       </w:r>
-      <w:hyperlink w:history="1" r:id="rId_m5rd_h8o_-nmz9ahjjtb">
+      <w:hyperlink w:history="1" r:id="rIdnqt-3y3xbt2jwil__3j-h">
         <w:r>
           <w:rPr>
             <w:rFonts w:ascii="Calibri" w:cs="Calibri" w:eastAsia="Calibri" w:hAnsi="Calibri"/>
@@ -9037,7 +9037,7 @@
         </w:rPr>
         <w:t xml:space="preserve">. </w:t>
       </w:r>
-      <w:hyperlink w:history="1" r:id="rId4wnihg8yaequp4fb7b8f4">
+      <w:hyperlink w:history="1" r:id="rId82jiglalwboxw0metr1lz">
         <w:r>
           <w:rPr>
             <w:rFonts w:ascii="Calibri" w:cs="Calibri" w:eastAsia="Calibri" w:hAnsi="Calibri"/>
@@ -9126,7 +9126,7 @@
         </w:rPr>
         <w:t xml:space="preserve">. </w:t>
       </w:r>
-      <w:hyperlink w:history="1" r:id="rIdqrvdzcvmgnolpyykexvb6">
+      <w:hyperlink w:history="1" r:id="rIdjga7h9wgpbdfscm4qtgzk">
         <w:r>
           <w:rPr>
             <w:rFonts w:ascii="Calibri" w:cs="Calibri" w:eastAsia="Calibri" w:hAnsi="Calibri"/>
@@ -9215,7 +9215,7 @@
         </w:rPr>
         <w:t xml:space="preserve">. </w:t>
       </w:r>
-      <w:hyperlink w:history="1" r:id="rIdb71gntlrumyeykz3vrwjm">
+      <w:hyperlink w:history="1" r:id="rIdxc0knxmtr0mqb1qtfhnnq">
         <w:r>
           <w:rPr>
             <w:rFonts w:ascii="Calibri" w:cs="Calibri" w:eastAsia="Calibri" w:hAnsi="Calibri"/>
@@ -9304,7 +9304,7 @@
         </w:rPr>
         <w:t xml:space="preserve">. </w:t>
       </w:r>
-      <w:hyperlink w:history="1" r:id="rIdfobj7scuwqfujnxjp35qz">
+      <w:hyperlink w:history="1" r:id="rIdovmd-6hhj0eznnubsbyd-">
         <w:r>
           <w:rPr>
             <w:rFonts w:ascii="Calibri" w:cs="Calibri" w:eastAsia="Calibri" w:hAnsi="Calibri"/>
@@ -9393,7 +9393,7 @@
         </w:rPr>
         <w:t xml:space="preserve">. </w:t>
       </w:r>
-      <w:hyperlink w:history="1" r:id="rIdpyopcvb_gpkhbd7fs691w">
+      <w:hyperlink w:history="1" r:id="rIdcpkmhqaxwnttx76cs_ls3">
         <w:r>
           <w:rPr>
             <w:rFonts w:ascii="Calibri" w:cs="Calibri" w:eastAsia="Calibri" w:hAnsi="Calibri"/>
@@ -9482,7 +9482,7 @@
         </w:rPr>
         <w:t xml:space="preserve">. </w:t>
       </w:r>
-      <w:hyperlink w:history="1" r:id="rIdyqpo23j4jz2gpewinlokj">
+      <w:hyperlink w:history="1" r:id="rIdxufm1s0kv2si4d2dmdagl">
         <w:r>
           <w:rPr>
             <w:rFonts w:ascii="Calibri" w:cs="Calibri" w:eastAsia="Calibri" w:hAnsi="Calibri"/>
@@ -9571,7 +9571,7 @@
         </w:rPr>
         <w:t xml:space="preserve">. </w:t>
       </w:r>
-      <w:hyperlink w:history="1" r:id="rId_lbd07op0i1f56mzisskl">
+      <w:hyperlink w:history="1" r:id="rIdznu11l6jy0n46ww8lle5x">
         <w:r>
           <w:rPr>
             <w:rFonts w:ascii="Calibri" w:cs="Calibri" w:eastAsia="Calibri" w:hAnsi="Calibri"/>
@@ -9660,7 +9660,7 @@
         </w:rPr>
         <w:t xml:space="preserve">. </w:t>
       </w:r>
-      <w:hyperlink w:history="1" r:id="rIdnt0rv8ljsncvyhxxm9tio">
+      <w:hyperlink w:history="1" r:id="rId-bijf0dxqguz-adgsn-ux">
         <w:r>
           <w:rPr>
             <w:rFonts w:ascii="Calibri" w:cs="Calibri" w:eastAsia="Calibri" w:hAnsi="Calibri"/>
@@ -9749,7 +9749,7 @@
         </w:rPr>
         <w:t xml:space="preserve">. </w:t>
       </w:r>
-      <w:hyperlink w:history="1" r:id="rIdkzpllxkkd3shzl3ssca3x">
+      <w:hyperlink w:history="1" r:id="rIdhxaz1iszpslw20eh1amam">
         <w:r>
           <w:rPr>
             <w:rFonts w:ascii="Calibri" w:cs="Calibri" w:eastAsia="Calibri" w:hAnsi="Calibri"/>
@@ -9838,7 +9838,7 @@
         </w:rPr>
         <w:t xml:space="preserve">. </w:t>
       </w:r>
-      <w:hyperlink w:history="1" r:id="rIdaollptcgnba6j8ieoos9r">
+      <w:hyperlink w:history="1" r:id="rIdlqrq9nuogt9qlzfpsj8pk">
         <w:r>
           <w:rPr>
             <w:rFonts w:ascii="Calibri" w:cs="Calibri" w:eastAsia="Calibri" w:hAnsi="Calibri"/>
@@ -9927,7 +9927,7 @@
         </w:rPr>
         <w:t xml:space="preserve">. </w:t>
       </w:r>
-      <w:hyperlink w:history="1" r:id="rIdcjn-aczrem8chyynqopa8">
+      <w:hyperlink w:history="1" r:id="rIdp_k-kmdp98elcyub11zke">
         <w:r>
           <w:rPr>
             <w:rFonts w:ascii="Calibri" w:cs="Calibri" w:eastAsia="Calibri" w:hAnsi="Calibri"/>
@@ -10016,7 +10016,7 @@
         </w:rPr>
         <w:t xml:space="preserve">. </w:t>
       </w:r>
-      <w:hyperlink w:history="1" r:id="rIddrgjhmt7doo8nosztc9-7">
+      <w:hyperlink w:history="1" r:id="rIdgul7x3vxmgigovzitacf7">
         <w:r>
           <w:rPr>
             <w:rFonts w:ascii="Calibri" w:cs="Calibri" w:eastAsia="Calibri" w:hAnsi="Calibri"/>
@@ -10105,7 +10105,7 @@
         </w:rPr>
         <w:t xml:space="preserve">. </w:t>
       </w:r>
-      <w:hyperlink w:history="1" r:id="rIditsp10e2h_bgyrczyl88d">
+      <w:hyperlink w:history="1" r:id="rIdvpzydndeegddjuuxyq2rp">
         <w:r>
           <w:rPr>
             <w:rFonts w:ascii="Calibri" w:cs="Calibri" w:eastAsia="Calibri" w:hAnsi="Calibri"/>
@@ -10194,7 +10194,7 @@
         </w:rPr>
         <w:t xml:space="preserve">. </w:t>
       </w:r>
-      <w:hyperlink w:history="1" r:id="rIdpgvxmer1s3kmwf4ujoomk">
+      <w:hyperlink w:history="1" r:id="rId3gesrvhkglxetm1qt_1pd">
         <w:r>
           <w:rPr>
             <w:rFonts w:ascii="Calibri" w:cs="Calibri" w:eastAsia="Calibri" w:hAnsi="Calibri"/>
@@ -10283,7 +10283,7 @@
         </w:rPr>
         <w:t xml:space="preserve">. </w:t>
       </w:r>
-      <w:hyperlink w:history="1" r:id="rIdiclirn3sntgat6mgeyapg">
+      <w:hyperlink w:history="1" r:id="rId2v0wkuk_o0qy_d-vucqy1">
         <w:r>
           <w:rPr>
             <w:rFonts w:ascii="Calibri" w:cs="Calibri" w:eastAsia="Calibri" w:hAnsi="Calibri"/>
@@ -10372,7 +10372,7 @@
         </w:rPr>
         <w:t xml:space="preserve">. </w:t>
       </w:r>
-      <w:hyperlink w:history="1" r:id="rIdj6dh23si83b0jhhnfzml1">
+      <w:hyperlink w:history="1" r:id="rIddg7ull4fdcsekkccu8fid">
         <w:r>
           <w:rPr>
             <w:rFonts w:ascii="Calibri" w:cs="Calibri" w:eastAsia="Calibri" w:hAnsi="Calibri"/>
@@ -10461,7 +10461,7 @@
         </w:rPr>
         <w:t xml:space="preserve">. </w:t>
       </w:r>
-      <w:hyperlink w:history="1" r:id="rIds0iexhuywdlxf_4nlrgq_">
+      <w:hyperlink w:history="1" r:id="rIdtkopyjv2sopq6y1vwjlvj">
         <w:r>
           <w:rPr>
             <w:rFonts w:ascii="Calibri" w:cs="Calibri" w:eastAsia="Calibri" w:hAnsi="Calibri"/>
@@ -10550,7 +10550,7 @@
         </w:rPr>
         <w:t xml:space="preserve">. </w:t>
       </w:r>
-      <w:hyperlink w:history="1" r:id="rId-di3m-hkmqarzywm-v7dj">
+      <w:hyperlink w:history="1" r:id="rIdkvlgw6agbeofbs5qoowfg">
         <w:r>
           <w:rPr>
             <w:rFonts w:ascii="Calibri" w:cs="Calibri" w:eastAsia="Calibri" w:hAnsi="Calibri"/>
@@ -10639,7 +10639,7 @@
         </w:rPr>
         <w:t xml:space="preserve">. </w:t>
       </w:r>
-      <w:hyperlink w:history="1" r:id="rIduunu1ksl5kqw89wj772qg">
+      <w:hyperlink w:history="1" r:id="rId_ozfe6agtyydrb8a-28eu">
         <w:r>
           <w:rPr>
             <w:rFonts w:ascii="Calibri" w:cs="Calibri" w:eastAsia="Calibri" w:hAnsi="Calibri"/>
@@ -10728,7 +10728,7 @@
         </w:rPr>
         <w:t xml:space="preserve">. </w:t>
       </w:r>
-      <w:hyperlink w:history="1" r:id="rIduco0s4vqb5hk-_elablwc">
+      <w:hyperlink w:history="1" r:id="rId6_pyxxkn_k1-wigi4_kra">
         <w:r>
           <w:rPr>
             <w:rFonts w:ascii="Calibri" w:cs="Calibri" w:eastAsia="Calibri" w:hAnsi="Calibri"/>
@@ -10817,7 +10817,7 @@
         </w:rPr>
         <w:t xml:space="preserve">. </w:t>
       </w:r>
-      <w:hyperlink w:history="1" r:id="rId_wr9xqj5zidktki7cxnkz">
+      <w:hyperlink w:history="1" r:id="rIdfr2esk9kc-xdhf1ik82yt">
         <w:r>
           <w:rPr>
             <w:rFonts w:ascii="Calibri" w:cs="Calibri" w:eastAsia="Calibri" w:hAnsi="Calibri"/>
@@ -10906,7 +10906,7 @@
         </w:rPr>
         <w:t xml:space="preserve">. </w:t>
       </w:r>
-      <w:hyperlink w:history="1" r:id="rIdb3fhb5s3a7geb6ssbthrq">
+      <w:hyperlink w:history="1" r:id="rIdpij7gi6yb2nnraeowp7g0">
         <w:r>
           <w:rPr>
             <w:rFonts w:ascii="Calibri" w:cs="Calibri" w:eastAsia="Calibri" w:hAnsi="Calibri"/>
@@ -10995,7 +10995,7 @@
         </w:rPr>
         <w:t xml:space="preserve">. </w:t>
       </w:r>
-      <w:hyperlink w:history="1" r:id="rIdh3npnoimyqkjfyg-bqeq-">
+      <w:hyperlink w:history="1" r:id="rIdligheriijgk9o2wjlshhv">
         <w:r>
           <w:rPr>
             <w:rFonts w:ascii="Calibri" w:cs="Calibri" w:eastAsia="Calibri" w:hAnsi="Calibri"/>
@@ -11084,7 +11084,7 @@
         </w:rPr>
         <w:t xml:space="preserve">. </w:t>
       </w:r>
-      <w:hyperlink w:history="1" r:id="rIdagn2-c2etvr8d7fzs5c6x">
+      <w:hyperlink w:history="1" r:id="rIdrlwfkzo-nhacawojkf_np">
         <w:r>
           <w:rPr>
             <w:rFonts w:ascii="Calibri" w:cs="Calibri" w:eastAsia="Calibri" w:hAnsi="Calibri"/>
@@ -11173,7 +11173,7 @@
         </w:rPr>
         <w:t xml:space="preserve">. </w:t>
       </w:r>
-      <w:hyperlink w:history="1" r:id="rIdkc0zhffuvlsuhcnwwdpp9">
+      <w:hyperlink w:history="1" r:id="rIddhsc8jkeb1yk1lwwmwzkm">
         <w:r>
           <w:rPr>
             <w:rFonts w:ascii="Calibri" w:cs="Calibri" w:eastAsia="Calibri" w:hAnsi="Calibri"/>
@@ -11262,7 +11262,7 @@
         </w:rPr>
         <w:t xml:space="preserve">. </w:t>
       </w:r>
-      <w:hyperlink w:history="1" r:id="rIdhtvtfzopaxhwctjjqjrt6">
+      <w:hyperlink w:history="1" r:id="rIdcp7nrj_sbisdp6cy0f8vb">
         <w:r>
           <w:rPr>
             <w:rFonts w:ascii="Calibri" w:cs="Calibri" w:eastAsia="Calibri" w:hAnsi="Calibri"/>
@@ -11351,7 +11351,7 @@
         </w:rPr>
         <w:t xml:space="preserve">. </w:t>
       </w:r>
-      <w:hyperlink w:history="1" r:id="rIdlkcyf4f8vr9blu8qkuc1h">
+      <w:hyperlink w:history="1" r:id="rIdcumqyurfgrr_mlmv0pxv9">
         <w:r>
           <w:rPr>
             <w:rFonts w:ascii="Calibri" w:cs="Calibri" w:eastAsia="Calibri" w:hAnsi="Calibri"/>
@@ -11440,7 +11440,7 @@
         </w:rPr>
         <w:t xml:space="preserve">. </w:t>
       </w:r>
-      <w:hyperlink w:history="1" r:id="rIdysl88exwr5tyyy5b2e2vd">
+      <w:hyperlink w:history="1" r:id="rId4fapuzi1nymkxkchegfbp">
         <w:r>
           <w:rPr>
             <w:rFonts w:ascii="Calibri" w:cs="Calibri" w:eastAsia="Calibri" w:hAnsi="Calibri"/>
@@ -11529,7 +11529,7 @@
         </w:rPr>
         <w:t xml:space="preserve">. </w:t>
       </w:r>
-      <w:hyperlink w:history="1" r:id="rIdb1xj9gsqj-gkrtuf5irsv">
+      <w:hyperlink w:history="1" r:id="rIdirmzubtopylcgpqpfmui1">
         <w:r>
           <w:rPr>
             <w:rFonts w:ascii="Calibri" w:cs="Calibri" w:eastAsia="Calibri" w:hAnsi="Calibri"/>
@@ -11618,7 +11618,7 @@
         </w:rPr>
         <w:t xml:space="preserve">. </w:t>
       </w:r>
-      <w:hyperlink w:history="1" r:id="rIdwg6zjqmz26o_ec-3wdspd">
+      <w:hyperlink w:history="1" r:id="rId3dheio94w859smgsdcbc7">
         <w:r>
           <w:rPr>
             <w:rFonts w:ascii="Calibri" w:cs="Calibri" w:eastAsia="Calibri" w:hAnsi="Calibri"/>
@@ -11707,7 +11707,7 @@
         </w:rPr>
         <w:t xml:space="preserve">. </w:t>
       </w:r>
-      <w:hyperlink w:history="1" r:id="rIdb7zwcceum8rs0az7ligug">
+      <w:hyperlink w:history="1" r:id="rIdc3utqxywb29mzp7oyuvij">
         <w:r>
           <w:rPr>
             <w:rFonts w:ascii="Calibri" w:cs="Calibri" w:eastAsia="Calibri" w:hAnsi="Calibri"/>
@@ -11796,7 +11796,7 @@
         </w:rPr>
         <w:t xml:space="preserve">. </w:t>
       </w:r>
-      <w:hyperlink w:history="1" r:id="rIdmgapnxdw5ft4ad4krfsjp">
+      <w:hyperlink w:history="1" r:id="rIdz4zielor7ln8pd0wy1eaz">
         <w:r>
           <w:rPr>
             <w:rFonts w:ascii="Calibri" w:cs="Calibri" w:eastAsia="Calibri" w:hAnsi="Calibri"/>
@@ -11885,7 +11885,7 @@
         </w:rPr>
         <w:t xml:space="preserve">. </w:t>
       </w:r>
-      <w:hyperlink w:history="1" r:id="rIdb-j3xo0xo5vvuy8i5z-mm">
+      <w:hyperlink w:history="1" r:id="rId0xahrp9ijv5s-3aczhanw">
         <w:r>
           <w:rPr>
             <w:rFonts w:ascii="Calibri" w:cs="Calibri" w:eastAsia="Calibri" w:hAnsi="Calibri"/>
@@ -11974,7 +11974,7 @@
         </w:rPr>
         <w:t xml:space="preserve">. </w:t>
       </w:r>
-      <w:hyperlink w:history="1" r:id="rIdxy5dgwwnt6zgl7m34qsmy">
+      <w:hyperlink w:history="1" r:id="rIdie2jwo1ykrnpgpjvstepg">
         <w:r>
           <w:rPr>
             <w:rFonts w:ascii="Calibri" w:cs="Calibri" w:eastAsia="Calibri" w:hAnsi="Calibri"/>
@@ -12063,7 +12063,7 @@
         </w:rPr>
         <w:t xml:space="preserve">. </w:t>
       </w:r>
-      <w:hyperlink w:history="1" r:id="rIdahy1ynbuevm_xppd2y7uv">
+      <w:hyperlink w:history="1" r:id="rIdk-qyikkmfoix4o7pt5xzu">
         <w:r>
           <w:rPr>
             <w:rFonts w:ascii="Calibri" w:cs="Calibri" w:eastAsia="Calibri" w:hAnsi="Calibri"/>
@@ -12152,7 +12152,7 @@
         </w:rPr>
         <w:t xml:space="preserve">. </w:t>
       </w:r>
-      <w:hyperlink w:history="1" r:id="rIdefebtvtze9d9hk1zswvwp">
+      <w:hyperlink w:history="1" r:id="rIdk7hodaloahtbmpmiqq_cb">
         <w:r>
           <w:rPr>
             <w:rFonts w:ascii="Calibri" w:cs="Calibri" w:eastAsia="Calibri" w:hAnsi="Calibri"/>
@@ -12241,7 +12241,7 @@
         </w:rPr>
         <w:t xml:space="preserve">. </w:t>
       </w:r>
-      <w:hyperlink w:history="1" r:id="rId4q3wo6ofp_gzsav2yy564">
+      <w:hyperlink w:history="1" r:id="rIdrj1zwpvedav5xu9glws1o">
         <w:r>
           <w:rPr>
             <w:rFonts w:ascii="Calibri" w:cs="Calibri" w:eastAsia="Calibri" w:hAnsi="Calibri"/>
@@ -12330,7 +12330,7 @@
         </w:rPr>
         <w:t xml:space="preserve">. </w:t>
       </w:r>
-      <w:hyperlink w:history="1" r:id="rId9cmcl5btbfki3x0svhyvr">
+      <w:hyperlink w:history="1" r:id="rIdmhlm_oiioyjl4er-x5e3i">
         <w:r>
           <w:rPr>
             <w:rFonts w:ascii="Calibri" w:cs="Calibri" w:eastAsia="Calibri" w:hAnsi="Calibri"/>
@@ -12419,7 +12419,7 @@
         </w:rPr>
         <w:t xml:space="preserve">. </w:t>
       </w:r>
-      <w:hyperlink w:history="1" r:id="rIdcun8vha4dj1sjtvnh8t8e">
+      <w:hyperlink w:history="1" r:id="rId1liwiec0wsvcpro7xb0ib">
         <w:r>
           <w:rPr>
             <w:rFonts w:ascii="Calibri" w:cs="Calibri" w:eastAsia="Calibri" w:hAnsi="Calibri"/>
@@ -12508,7 +12508,7 @@
         </w:rPr>
         <w:t xml:space="preserve">. </w:t>
       </w:r>
-      <w:hyperlink w:history="1" r:id="rIdujpsd_lxudr787xaienrz">
+      <w:hyperlink w:history="1" r:id="rId_tk9u_mbuglavfkxo1sng">
         <w:r>
           <w:rPr>
             <w:rFonts w:ascii="Calibri" w:cs="Calibri" w:eastAsia="Calibri" w:hAnsi="Calibri"/>
@@ -12597,7 +12597,7 @@
         </w:rPr>
         <w:t xml:space="preserve">. </w:t>
       </w:r>
-      <w:hyperlink w:history="1" r:id="rIdkbdzn5r8jdmb03m6hzqid">
+      <w:hyperlink w:history="1" r:id="rIdm16wklhv348cy32ejxvh0">
         <w:r>
           <w:rPr>
             <w:rFonts w:ascii="Calibri" w:cs="Calibri" w:eastAsia="Calibri" w:hAnsi="Calibri"/>
@@ -12686,7 +12686,7 @@
         </w:rPr>
         <w:t xml:space="preserve">. </w:t>
       </w:r>
-      <w:hyperlink w:history="1" r:id="rIdpbblrexaecdt12m6qgysn">
+      <w:hyperlink w:history="1" r:id="rIdjbqdwsyqdh42zztnerl0c">
         <w:r>
           <w:rPr>
             <w:rFonts w:ascii="Calibri" w:cs="Calibri" w:eastAsia="Calibri" w:hAnsi="Calibri"/>
@@ -12775,7 +12775,7 @@
         </w:rPr>
         <w:t xml:space="preserve">. </w:t>
       </w:r>
-      <w:hyperlink w:history="1" r:id="rIdtqmqq9fzade2bkfi6slks">
+      <w:hyperlink w:history="1" r:id="rIdrerlwsdoifxsyxd69nxs3">
         <w:r>
           <w:rPr>
             <w:rFonts w:ascii="Calibri" w:cs="Calibri" w:eastAsia="Calibri" w:hAnsi="Calibri"/>
@@ -12864,7 +12864,7 @@
         </w:rPr>
         <w:t xml:space="preserve">. </w:t>
       </w:r>
-      <w:hyperlink w:history="1" r:id="rIdunyprhkg3sggfh7_llkcs">
+      <w:hyperlink w:history="1" r:id="rIdi8pp2kg3uragb7-khr535">
         <w:r>
           <w:rPr>
             <w:rFonts w:ascii="Calibri" w:cs="Calibri" w:eastAsia="Calibri" w:hAnsi="Calibri"/>
@@ -12953,7 +12953,7 @@
         </w:rPr>
         <w:t xml:space="preserve">. </w:t>
       </w:r>
-      <w:hyperlink w:history="1" r:id="rIdka3kq0b7zpfuvtixgi3q_">
+      <w:hyperlink w:history="1" r:id="rId82bmkmewe6neicqkscddo">
         <w:r>
           <w:rPr>
             <w:rFonts w:ascii="Calibri" w:cs="Calibri" w:eastAsia="Calibri" w:hAnsi="Calibri"/>
@@ -13042,7 +13042,7 @@
         </w:rPr>
         <w:t xml:space="preserve">. </w:t>
       </w:r>
-      <w:hyperlink w:history="1" r:id="rIdwjdxo_11ezee8rkkxegns">
+      <w:hyperlink w:history="1" r:id="rId9wcm0hhynnxuf-vhglose">
         <w:r>
           <w:rPr>
             <w:rFonts w:ascii="Calibri" w:cs="Calibri" w:eastAsia="Calibri" w:hAnsi="Calibri"/>
@@ -13131,7 +13131,7 @@
         </w:rPr>
         <w:t xml:space="preserve">. </w:t>
       </w:r>
-      <w:hyperlink w:history="1" r:id="rId0g7ln8o-c4vzhablbo6yw">
+      <w:hyperlink w:history="1" r:id="rIdm99qszkrpctnsbkcaznuo">
         <w:r>
           <w:rPr>
             <w:rFonts w:ascii="Calibri" w:cs="Calibri" w:eastAsia="Calibri" w:hAnsi="Calibri"/>
@@ -13220,7 +13220,7 @@
         </w:rPr>
         <w:t xml:space="preserve">. </w:t>
       </w:r>
-      <w:hyperlink w:history="1" r:id="rIdnk2g9mcreelhvq6twcol2">
+      <w:hyperlink w:history="1" r:id="rIdpyk4bqudzuy-t73opeydt">
         <w:r>
           <w:rPr>
             <w:rFonts w:ascii="Calibri" w:cs="Calibri" w:eastAsia="Calibri" w:hAnsi="Calibri"/>
@@ -13309,7 +13309,7 @@
         </w:rPr>
         <w:t xml:space="preserve">. </w:t>
       </w:r>
-      <w:hyperlink w:history="1" r:id="rIduo_ka1yga8vl1b3gdgkos">
+      <w:hyperlink w:history="1" r:id="rIdnuwevoijutxp6cfmdlq-l">
         <w:r>
           <w:rPr>
             <w:rFonts w:ascii="Calibri" w:cs="Calibri" w:eastAsia="Calibri" w:hAnsi="Calibri"/>
@@ -13398,7 +13398,7 @@
         </w:rPr>
         <w:t xml:space="preserve">. </w:t>
       </w:r>
-      <w:hyperlink w:history="1" r:id="rId8lzmeniuwfoivmiftwptt">
+      <w:hyperlink w:history="1" r:id="rIdbaoy_vdwagfzvjr_ch6ei">
         <w:r>
           <w:rPr>
             <w:rFonts w:ascii="Calibri" w:cs="Calibri" w:eastAsia="Calibri" w:hAnsi="Calibri"/>
@@ -13487,7 +13487,7 @@
         </w:rPr>
         <w:t xml:space="preserve">. </w:t>
       </w:r>
-      <w:hyperlink w:history="1" r:id="rId_xr2mzofbx91cxhbcr8cv">
+      <w:hyperlink w:history="1" r:id="rIdefeo4wcv3xgbr7-vhd0yr">
         <w:r>
           <w:rPr>
             <w:rFonts w:ascii="Calibri" w:cs="Calibri" w:eastAsia="Calibri" w:hAnsi="Calibri"/>
@@ -13576,7 +13576,7 @@
         </w:rPr>
         <w:t xml:space="preserve">. </w:t>
       </w:r>
-      <w:hyperlink w:history="1" r:id="rIdvoiq5zhqssrdtdali5mt8">
+      <w:hyperlink w:history="1" r:id="rIdd5u5uxh72bhwetwkdxhe6">
         <w:r>
           <w:rPr>
             <w:rFonts w:ascii="Calibri" w:cs="Calibri" w:eastAsia="Calibri" w:hAnsi="Calibri"/>
@@ -13665,7 +13665,7 @@
         </w:rPr>
         <w:t xml:space="preserve">. </w:t>
       </w:r>
-      <w:hyperlink w:history="1" r:id="rIdrll27fz7phpzy-zjjb9nn">
+      <w:hyperlink w:history="1" r:id="rIdcjdhs14laptv37nmof9yw">
         <w:r>
           <w:rPr>
             <w:rFonts w:ascii="Calibri" w:cs="Calibri" w:eastAsia="Calibri" w:hAnsi="Calibri"/>
@@ -13754,7 +13754,7 @@
         </w:rPr>
         <w:t xml:space="preserve">. </w:t>
       </w:r>
-      <w:hyperlink w:history="1" r:id="rIdmw1lgow8jskyatg3dqjnd">
+      <w:hyperlink w:history="1" r:id="rIdkvdizc2bpwfatgfjwditk">
         <w:r>
           <w:rPr>
             <w:rFonts w:ascii="Calibri" w:cs="Calibri" w:eastAsia="Calibri" w:hAnsi="Calibri"/>
@@ -13843,7 +13843,7 @@
         </w:rPr>
         <w:t xml:space="preserve">. </w:t>
       </w:r>
-      <w:hyperlink w:history="1" r:id="rId1uzzgldmgwznzr7dm8ox6">
+      <w:hyperlink w:history="1" r:id="rIdv7e5r9i-non8146u2qahe">
         <w:r>
           <w:rPr>
             <w:rFonts w:ascii="Calibri" w:cs="Calibri" w:eastAsia="Calibri" w:hAnsi="Calibri"/>
@@ -13932,7 +13932,7 @@
         </w:rPr>
         <w:t xml:space="preserve">. </w:t>
       </w:r>
-      <w:hyperlink w:history="1" r:id="rIdd5l-qdggqbbulzocg9vfj">
+      <w:hyperlink w:history="1" r:id="rIdzjkm_rqog7fzxig3-tyxw">
         <w:r>
           <w:rPr>
             <w:rFonts w:ascii="Calibri" w:cs="Calibri" w:eastAsia="Calibri" w:hAnsi="Calibri"/>
@@ -14021,7 +14021,7 @@
         </w:rPr>
         <w:t xml:space="preserve">. </w:t>
       </w:r>
-      <w:hyperlink w:history="1" r:id="rId7enlgkeol29s7ojtpclnr">
+      <w:hyperlink w:history="1" r:id="rId1p2d_5r7t_s2rjppanjxj">
         <w:r>
           <w:rPr>
             <w:rFonts w:ascii="Calibri" w:cs="Calibri" w:eastAsia="Calibri" w:hAnsi="Calibri"/>
@@ -14110,7 +14110,7 @@
         </w:rPr>
         <w:t xml:space="preserve">. </w:t>
       </w:r>
-      <w:hyperlink w:history="1" r:id="rIdfec_p0aye33mnycboesjc">
+      <w:hyperlink w:history="1" r:id="rIdarewx-unlycqhvcj4smoc">
         <w:r>
           <w:rPr>
             <w:rFonts w:ascii="Calibri" w:cs="Calibri" w:eastAsia="Calibri" w:hAnsi="Calibri"/>
@@ -14199,7 +14199,7 @@
         </w:rPr>
         <w:t xml:space="preserve">. </w:t>
       </w:r>
-      <w:hyperlink w:history="1" r:id="rId5kb0kt5wt0823g6eydsx2">
+      <w:hyperlink w:history="1" r:id="rId2ztfddpwdirf6qzsuaj_n">
         <w:r>
           <w:rPr>
             <w:rFonts w:ascii="Calibri" w:cs="Calibri" w:eastAsia="Calibri" w:hAnsi="Calibri"/>
@@ -14288,7 +14288,7 @@
         </w:rPr>
         <w:t xml:space="preserve">. </w:t>
       </w:r>
-      <w:hyperlink w:history="1" r:id="rIdidho0qlqy_xkfa3uphvjk">
+      <w:hyperlink w:history="1" r:id="rIdrskgvxwwfljs_6a-vxed1">
         <w:r>
           <w:rPr>
             <w:rFonts w:ascii="Calibri" w:cs="Calibri" w:eastAsia="Calibri" w:hAnsi="Calibri"/>
@@ -14377,7 +14377,7 @@
         </w:rPr>
         <w:t xml:space="preserve">. </w:t>
       </w:r>
-      <w:hyperlink w:history="1" r:id="rIdlkc3slwrccoqho8rqwbb_">
+      <w:hyperlink w:history="1" r:id="rIdrmmnvvig9_8vrdj-rgmcq">
         <w:r>
           <w:rPr>
             <w:rFonts w:ascii="Calibri" w:cs="Calibri" w:eastAsia="Calibri" w:hAnsi="Calibri"/>
@@ -14466,7 +14466,7 @@
         </w:rPr>
         <w:t xml:space="preserve">. </w:t>
       </w:r>
-      <w:hyperlink w:history="1" r:id="rIdmbxrdzpv0tqvl2xcr491d">
+      <w:hyperlink w:history="1" r:id="rIdis30haznerkczevnlynbo">
         <w:r>
           <w:rPr>
             <w:rFonts w:ascii="Calibri" w:cs="Calibri" w:eastAsia="Calibri" w:hAnsi="Calibri"/>
@@ -14555,7 +14555,7 @@
         </w:rPr>
         <w:t xml:space="preserve">. </w:t>
       </w:r>
-      <w:hyperlink w:history="1" r:id="rIdm6g_hh80khlybjpsjwzww">
+      <w:hyperlink w:history="1" r:id="rIdw4c6idcrxn6fu58sdwld1">
         <w:r>
           <w:rPr>
             <w:rFonts w:ascii="Calibri" w:cs="Calibri" w:eastAsia="Calibri" w:hAnsi="Calibri"/>
@@ -14644,7 +14644,7 @@
         </w:rPr>
         <w:t xml:space="preserve">. </w:t>
       </w:r>
-      <w:hyperlink w:history="1" r:id="rIdfocs0m_aqtijalv_8j27x">
+      <w:hyperlink w:history="1" r:id="rIdplnactqll3kjryuyv333o">
         <w:r>
           <w:rPr>
             <w:rFonts w:ascii="Calibri" w:cs="Calibri" w:eastAsia="Calibri" w:hAnsi="Calibri"/>
@@ -14733,7 +14733,7 @@
         </w:rPr>
         <w:t xml:space="preserve">. </w:t>
       </w:r>
-      <w:hyperlink w:history="1" r:id="rIdbuu48uzvalafkaa3uavvy">
+      <w:hyperlink w:history="1" r:id="rIdcrdpv6udkgulwhekir9mw">
         <w:r>
           <w:rPr>
             <w:rFonts w:ascii="Calibri" w:cs="Calibri" w:eastAsia="Calibri" w:hAnsi="Calibri"/>
@@ -14822,7 +14822,7 @@
         </w:rPr>
         <w:t xml:space="preserve">. </w:t>
       </w:r>
-      <w:hyperlink w:history="1" r:id="rId7nsly0sqll4j6mz4cizj2">
+      <w:hyperlink w:history="1" r:id="rId_1yh4siautzjgkh4-ypo2">
         <w:r>
           <w:rPr>
             <w:rFonts w:ascii="Calibri" w:cs="Calibri" w:eastAsia="Calibri" w:hAnsi="Calibri"/>
@@ -14911,7 +14911,7 @@
         </w:rPr>
         <w:t xml:space="preserve">. </w:t>
       </w:r>
-      <w:hyperlink w:history="1" r:id="rIdmbsqynxohbolzl4_efld1">
+      <w:hyperlink w:history="1" r:id="rIdomc9usgyeljaeh8n-fo9t">
         <w:r>
           <w:rPr>
             <w:rFonts w:ascii="Calibri" w:cs="Calibri" w:eastAsia="Calibri" w:hAnsi="Calibri"/>
@@ -15000,7 +15000,7 @@
         </w:rPr>
         <w:t xml:space="preserve">. </w:t>
       </w:r>
-      <w:hyperlink w:history="1" r:id="rId5u288bcxrnpht3rvnugn1">
+      <w:hyperlink w:history="1" r:id="rIdj9bgyqapn6vhmgwkxzwzf">
         <w:r>
           <w:rPr>
             <w:rFonts w:ascii="Calibri" w:cs="Calibri" w:eastAsia="Calibri" w:hAnsi="Calibri"/>
@@ -15089,7 +15089,7 @@
         </w:rPr>
         <w:t xml:space="preserve">. </w:t>
       </w:r>
-      <w:hyperlink w:history="1" r:id="rId2nwp0xsfyl5aw8mghwxb6">
+      <w:hyperlink w:history="1" r:id="rIdvafn_uqrjra2sopdzdtri">
         <w:r>
           <w:rPr>
             <w:rFonts w:ascii="Calibri" w:cs="Calibri" w:eastAsia="Calibri" w:hAnsi="Calibri"/>
@@ -15178,7 +15178,7 @@
         </w:rPr>
         <w:t xml:space="preserve">. </w:t>
       </w:r>
-      <w:hyperlink w:history="1" r:id="rIde79x8ppmnoxjflfy7cnwx">
+      <w:hyperlink w:history="1" r:id="rId0quint1zg7s_ivoyj0907">
         <w:r>
           <w:rPr>
             <w:rFonts w:ascii="Calibri" w:cs="Calibri" w:eastAsia="Calibri" w:hAnsi="Calibri"/>
@@ -15267,7 +15267,7 @@
         </w:rPr>
         <w:t xml:space="preserve">. </w:t>
       </w:r>
-      <w:hyperlink w:history="1" r:id="rIdd-a91g6w2yjeh4edue-ya">
+      <w:hyperlink w:history="1" r:id="rIdigjw-itwk9tzkacwdgjey">
         <w:r>
           <w:rPr>
             <w:rFonts w:ascii="Calibri" w:cs="Calibri" w:eastAsia="Calibri" w:hAnsi="Calibri"/>
@@ -15356,7 +15356,7 @@
         </w:rPr>
         <w:t xml:space="preserve">. </w:t>
       </w:r>
-      <w:hyperlink w:history="1" r:id="rIdolppkfbm_fo7nhslnxnqi">
+      <w:hyperlink w:history="1" r:id="rIdkkvxqw1m77xf1phmqu8g-">
         <w:r>
           <w:rPr>
             <w:rFonts w:ascii="Calibri" w:cs="Calibri" w:eastAsia="Calibri" w:hAnsi="Calibri"/>
@@ -15445,7 +15445,7 @@
         </w:rPr>
         <w:t xml:space="preserve">. </w:t>
       </w:r>
-      <w:hyperlink w:history="1" r:id="rIdwserkpatx0gvl_k1efte3">
+      <w:hyperlink w:history="1" r:id="rIdyoky_874hgr4jarryz_gv">
         <w:r>
           <w:rPr>
             <w:rFonts w:ascii="Calibri" w:cs="Calibri" w:eastAsia="Calibri" w:hAnsi="Calibri"/>
@@ -15534,7 +15534,7 @@
         </w:rPr>
         <w:t xml:space="preserve">. </w:t>
       </w:r>
-      <w:hyperlink w:history="1" r:id="rId-1ifh6vpgwmptwfm9t9nc">
+      <w:hyperlink w:history="1" r:id="rId9xy5s1d5tbo30ne9sa_t1">
         <w:r>
           <w:rPr>
             <w:rFonts w:ascii="Calibri" w:cs="Calibri" w:eastAsia="Calibri" w:hAnsi="Calibri"/>
@@ -15708,7 +15708,7 @@
         </w:rPr>
         <w:t xml:space="preserve">. </w:t>
       </w:r>
-      <w:hyperlink w:history="1" r:id="rIdcr06fobafidruhxeclpr2">
+      <w:hyperlink w:history="1" r:id="rIdl7m2j0aexvnv_el5mhsap">
         <w:r>
           <w:rPr>
             <w:rFonts w:ascii="Calibri" w:cs="Calibri" w:eastAsia="Calibri" w:hAnsi="Calibri"/>
@@ -15797,7 +15797,7 @@
         </w:rPr>
         <w:t xml:space="preserve">. </w:t>
       </w:r>
-      <w:hyperlink w:history="1" r:id="rIdienxrmsbq40n_b7oile1s">
+      <w:hyperlink w:history="1" r:id="rIdj4wzpywwmgbutn-vcjb16">
         <w:r>
           <w:rPr>
             <w:rFonts w:ascii="Calibri" w:cs="Calibri" w:eastAsia="Calibri" w:hAnsi="Calibri"/>
@@ -15886,7 +15886,7 @@
         </w:rPr>
         <w:t xml:space="preserve">. </w:t>
       </w:r>
-      <w:hyperlink w:history="1" r:id="rIdmgoaj8lkwlve4vgt38rqi">
+      <w:hyperlink w:history="1" r:id="rIdbsecmoqldjiik7hqnw8wx">
         <w:r>
           <w:rPr>
             <w:rFonts w:ascii="Calibri" w:cs="Calibri" w:eastAsia="Calibri" w:hAnsi="Calibri"/>
@@ -15991,7 +15991,7 @@
         </w:rPr>
         <w:t xml:space="preserve">. </w:t>
       </w:r>
-      <w:hyperlink w:history="1" r:id="rIdy2e40kazhqxrm6tphbybz">
+      <w:hyperlink w:history="1" r:id="rIdtwdtrl4nx3gsvf1rh_lk5">
         <w:r>
           <w:rPr>
             <w:rFonts w:ascii="Calibri" w:cs="Calibri" w:eastAsia="Calibri" w:hAnsi="Calibri"/>
@@ -16080,7 +16080,7 @@
         </w:rPr>
         <w:t xml:space="preserve">. </w:t>
       </w:r>
-      <w:hyperlink w:history="1" r:id="rIdi3eaf_wnn8ycm7qbvodsh">
+      <w:hyperlink w:history="1" r:id="rIdsymudvymxpuxqqqtxjurj">
         <w:r>
           <w:rPr>
             <w:rFonts w:ascii="Calibri" w:cs="Calibri" w:eastAsia="Calibri" w:hAnsi="Calibri"/>
@@ -16169,7 +16169,7 @@
         </w:rPr>
         <w:t xml:space="preserve">. </w:t>
       </w:r>
-      <w:hyperlink w:history="1" r:id="rIdev5lvqxfgmxclrt_wkexo">
+      <w:hyperlink w:history="1" r:id="rIdjyfwiugtcyfviwagh9owj">
         <w:r>
           <w:rPr>
             <w:rFonts w:ascii="Calibri" w:cs="Calibri" w:eastAsia="Calibri" w:hAnsi="Calibri"/>
@@ -16258,7 +16258,7 @@
         </w:rPr>
         <w:t xml:space="preserve">. </w:t>
       </w:r>
-      <w:hyperlink w:history="1" r:id="rId8hcevi4ipvmfefajijnh9">
+      <w:hyperlink w:history="1" r:id="rId0cidnu1ubx190pcx4r1oy">
         <w:r>
           <w:rPr>
             <w:rFonts w:ascii="Calibri" w:cs="Calibri" w:eastAsia="Calibri" w:hAnsi="Calibri"/>
@@ -16347,7 +16347,7 @@
         </w:rPr>
         <w:t xml:space="preserve">. </w:t>
       </w:r>
-      <w:hyperlink w:history="1" r:id="rId1sqydog74on5qq0frw4nm">
+      <w:hyperlink w:history="1" r:id="rId3xf_4wczx5zc0bfopukt9">
         <w:r>
           <w:rPr>
             <w:rFonts w:ascii="Calibri" w:cs="Calibri" w:eastAsia="Calibri" w:hAnsi="Calibri"/>
@@ -16436,7 +16436,7 @@
         </w:rPr>
         <w:t xml:space="preserve">. </w:t>
       </w:r>
-      <w:hyperlink w:history="1" r:id="rIdxnoevdj9upf7wglokcszr">
+      <w:hyperlink w:history="1" r:id="rIdpla0uxa2mkgka3wocsmf6">
         <w:r>
           <w:rPr>
             <w:rFonts w:ascii="Calibri" w:cs="Calibri" w:eastAsia="Calibri" w:hAnsi="Calibri"/>
@@ -16525,7 +16525,7 @@
         </w:rPr>
         <w:t xml:space="preserve">. </w:t>
       </w:r>
-      <w:hyperlink w:history="1" r:id="rIdevl803a1fpz6u7n7ft-i8">
+      <w:hyperlink w:history="1" r:id="rIdhonulnrbby1ruxji3hhw1">
         <w:r>
           <w:rPr>
             <w:rFonts w:ascii="Calibri" w:cs="Calibri" w:eastAsia="Calibri" w:hAnsi="Calibri"/>
@@ -16614,7 +16614,7 @@
         </w:rPr>
         <w:t xml:space="preserve">. </w:t>
       </w:r>
-      <w:hyperlink w:history="1" r:id="rIdic9kzn_t5huvu9madounn">
+      <w:hyperlink w:history="1" r:id="rIdwmynxdizwowfrr4akx2ra">
         <w:r>
           <w:rPr>
             <w:rFonts w:ascii="Calibri" w:cs="Calibri" w:eastAsia="Calibri" w:hAnsi="Calibri"/>
@@ -16703,7 +16703,7 @@
         </w:rPr>
         <w:t xml:space="preserve">. </w:t>
       </w:r>
-      <w:hyperlink w:history="1" r:id="rIdwaziiowrhomag13euyzda">
+      <w:hyperlink w:history="1" r:id="rIdbcikjau3-9dfuoyckdwtu">
         <w:r>
           <w:rPr>
             <w:rFonts w:ascii="Calibri" w:cs="Calibri" w:eastAsia="Calibri" w:hAnsi="Calibri"/>
@@ -16792,7 +16792,7 @@
         </w:rPr>
         <w:t xml:space="preserve">. </w:t>
       </w:r>
-      <w:hyperlink w:history="1" r:id="rIdf6qx4iepsmbpahc-70gjj">
+      <w:hyperlink w:history="1" r:id="rIdvpfnotsqc-qdssdshtygv">
         <w:r>
           <w:rPr>
             <w:rFonts w:ascii="Calibri" w:cs="Calibri" w:eastAsia="Calibri" w:hAnsi="Calibri"/>
@@ -16881,7 +16881,7 @@
         </w:rPr>
         <w:t xml:space="preserve">. </w:t>
       </w:r>
-      <w:hyperlink w:history="1" r:id="rIdi0wbvaw-glfki7olyw60d">
+      <w:hyperlink w:history="1" r:id="rId2tbkb49odb2e-2scojiby">
         <w:r>
           <w:rPr>
             <w:rFonts w:ascii="Calibri" w:cs="Calibri" w:eastAsia="Calibri" w:hAnsi="Calibri"/>
@@ -16970,7 +16970,7 @@
         </w:rPr>
         <w:t xml:space="preserve">. </w:t>
       </w:r>
-      <w:hyperlink w:history="1" r:id="rIdqa1lgop7wb52me5lwglnf">
+      <w:hyperlink w:history="1" r:id="rIdphnafjp7bzatnbjmw4bwo">
         <w:r>
           <w:rPr>
             <w:rFonts w:ascii="Calibri" w:cs="Calibri" w:eastAsia="Calibri" w:hAnsi="Calibri"/>
@@ -17059,7 +17059,7 @@
         </w:rPr>
         <w:t xml:space="preserve">. </w:t>
       </w:r>
-      <w:hyperlink w:history="1" r:id="rIdtl0ahevjjdcafjhtevqrs">
+      <w:hyperlink w:history="1" r:id="rIdyuhe9gbxtmt4vojyvrfi7">
         <w:r>
           <w:rPr>
             <w:rFonts w:ascii="Calibri" w:cs="Calibri" w:eastAsia="Calibri" w:hAnsi="Calibri"/>
@@ -17148,7 +17148,7 @@
         </w:rPr>
         <w:t xml:space="preserve">. </w:t>
       </w:r>
-      <w:hyperlink w:history="1" r:id="rIdr9ksmnmuhayoyejhpzwoo">
+      <w:hyperlink w:history="1" r:id="rId6sfuaowduidmsqwcgn0z2">
         <w:r>
           <w:rPr>
             <w:rFonts w:ascii="Calibri" w:cs="Calibri" w:eastAsia="Calibri" w:hAnsi="Calibri"/>
@@ -17237,7 +17237,7 @@
         </w:rPr>
         <w:t xml:space="preserve">. </w:t>
       </w:r>
-      <w:hyperlink w:history="1" r:id="rIdohporkipxntl2hu02zurk">
+      <w:hyperlink w:history="1" r:id="rIdyty2yurae6bsc4dpdyobq">
         <w:r>
           <w:rPr>
             <w:rFonts w:ascii="Calibri" w:cs="Calibri" w:eastAsia="Calibri" w:hAnsi="Calibri"/>
@@ -17326,7 +17326,7 @@
         </w:rPr>
         <w:t xml:space="preserve">. </w:t>
       </w:r>
-      <w:hyperlink w:history="1" r:id="rIdqxj9_jxtnj-vcakga0zzk">
+      <w:hyperlink w:history="1" r:id="rIdpgkvnnt2wzd1lmjs2h5v8">
         <w:r>
           <w:rPr>
             <w:rFonts w:ascii="Calibri" w:cs="Calibri" w:eastAsia="Calibri" w:hAnsi="Calibri"/>
@@ -17415,7 +17415,7 @@
         </w:rPr>
         <w:t xml:space="preserve">. </w:t>
       </w:r>
-      <w:hyperlink w:history="1" r:id="rId5csboihxwo2lmhq53fdba">
+      <w:hyperlink w:history="1" r:id="rId8rzb4w7ndyh99k2lol1n3">
         <w:r>
           <w:rPr>
             <w:rFonts w:ascii="Calibri" w:cs="Calibri" w:eastAsia="Calibri" w:hAnsi="Calibri"/>
@@ -17504,7 +17504,7 @@
         </w:rPr>
         <w:t xml:space="preserve">. </w:t>
       </w:r>
-      <w:hyperlink w:history="1" r:id="rIdp_4-hneqyqk_nhhiuut88">
+      <w:hyperlink w:history="1" r:id="rIdvmyvyd1jbwvkxo69lltr9">
         <w:r>
           <w:rPr>
             <w:rFonts w:ascii="Calibri" w:cs="Calibri" w:eastAsia="Calibri" w:hAnsi="Calibri"/>
@@ -17593,7 +17593,7 @@
         </w:rPr>
         <w:t xml:space="preserve">. </w:t>
       </w:r>
-      <w:hyperlink w:history="1" r:id="rIdcqsyaroywalcpde9nxdpb">
+      <w:hyperlink w:history="1" r:id="rId_o0lnx-qeyvtubikybbqi">
         <w:r>
           <w:rPr>
             <w:rFonts w:ascii="Calibri" w:cs="Calibri" w:eastAsia="Calibri" w:hAnsi="Calibri"/>
@@ -17682,7 +17682,7 @@
         </w:rPr>
         <w:t xml:space="preserve">. </w:t>
       </w:r>
-      <w:hyperlink w:history="1" r:id="rIdourlr38wrak9nlt3xf5lc">
+      <w:hyperlink w:history="1" r:id="rIdbbvcgf0edqu0yq2m5pafz">
         <w:r>
           <w:rPr>
             <w:rFonts w:ascii="Calibri" w:cs="Calibri" w:eastAsia="Calibri" w:hAnsi="Calibri"/>
@@ -17771,7 +17771,7 @@
         </w:rPr>
         <w:t xml:space="preserve">. </w:t>
       </w:r>
-      <w:hyperlink w:history="1" r:id="rIdcptvev4eggxuv7qlisurz">
+      <w:hyperlink w:history="1" r:id="rIdpbgycrejjjrabhu3cllyd">
         <w:r>
           <w:rPr>
             <w:rFonts w:ascii="Calibri" w:cs="Calibri" w:eastAsia="Calibri" w:hAnsi="Calibri"/>
@@ -17860,7 +17860,7 @@
         </w:rPr>
         <w:t xml:space="preserve">. </w:t>
       </w:r>
-      <w:hyperlink w:history="1" r:id="rId7lq3yl6y4anfle2n4goji">
+      <w:hyperlink w:history="1" r:id="rIdvxkazkd7ffbqaatbpuk7x">
         <w:r>
           <w:rPr>
             <w:rFonts w:ascii="Calibri" w:cs="Calibri" w:eastAsia="Calibri" w:hAnsi="Calibri"/>
@@ -17949,7 +17949,7 @@
         </w:rPr>
         <w:t xml:space="preserve">. </w:t>
       </w:r>
-      <w:hyperlink w:history="1" r:id="rIdpmq_ykqy_k2_wt8f3e9de">
+      <w:hyperlink w:history="1" r:id="rId7memukiyeuimzv67znjxf">
         <w:r>
           <w:rPr>
             <w:rFonts w:ascii="Calibri" w:cs="Calibri" w:eastAsia="Calibri" w:hAnsi="Calibri"/>
@@ -18038,7 +18038,7 @@
         </w:rPr>
         <w:t xml:space="preserve">. </w:t>
       </w:r>
-      <w:hyperlink w:history="1" r:id="rIdwlrvodsx_xnedwnt6n5k8">
+      <w:hyperlink w:history="1" r:id="rIdpt5dinukjpdh85_5fpwge">
         <w:r>
           <w:rPr>
             <w:rFonts w:ascii="Calibri" w:cs="Calibri" w:eastAsia="Calibri" w:hAnsi="Calibri"/>
@@ -18127,7 +18127,7 @@
         </w:rPr>
         <w:t xml:space="preserve">. </w:t>
       </w:r>
-      <w:hyperlink w:history="1" r:id="rIdq0c6_jq-nc22clqfyr8aa">
+      <w:hyperlink w:history="1" r:id="rIdfhpyuwa3blsonvt1vbw6c">
         <w:r>
           <w:rPr>
             <w:rFonts w:ascii="Calibri" w:cs="Calibri" w:eastAsia="Calibri" w:hAnsi="Calibri"/>
@@ -18216,7 +18216,7 @@
         </w:rPr>
         <w:t xml:space="preserve">. </w:t>
       </w:r>
-      <w:hyperlink w:history="1" r:id="rId3s8aign5r-28bplolz-b3">
+      <w:hyperlink w:history="1" r:id="rId90l70kkb2qikrn47nsgxm">
         <w:r>
           <w:rPr>
             <w:rFonts w:ascii="Calibri" w:cs="Calibri" w:eastAsia="Calibri" w:hAnsi="Calibri"/>
@@ -18305,7 +18305,7 @@
         </w:rPr>
         <w:t xml:space="preserve">. </w:t>
       </w:r>
-      <w:hyperlink w:history="1" r:id="rIdktezrmdvrjrfptgwmcu7q">
+      <w:hyperlink w:history="1" r:id="rIdzdbuuceyb2foaofs1o08x">
         <w:r>
           <w:rPr>
             <w:rFonts w:ascii="Calibri" w:cs="Calibri" w:eastAsia="Calibri" w:hAnsi="Calibri"/>
@@ -18394,7 +18394,7 @@
         </w:rPr>
         <w:t xml:space="preserve">. </w:t>
       </w:r>
-      <w:hyperlink w:history="1" r:id="rIdjwb_epqjkijb79f7amtze">
+      <w:hyperlink w:history="1" r:id="rIdxtxgccpxlgrg3dk2nh93y">
         <w:r>
           <w:rPr>
             <w:rFonts w:ascii="Calibri" w:cs="Calibri" w:eastAsia="Calibri" w:hAnsi="Calibri"/>
@@ -18483,7 +18483,7 @@
         </w:rPr>
         <w:t xml:space="preserve">. </w:t>
       </w:r>
-      <w:hyperlink w:history="1" r:id="rIdtl8pl-55fr_c9l1vlvup3">
+      <w:hyperlink w:history="1" r:id="rIdp5gbpwvbetvfmpcwxfsxm">
         <w:r>
           <w:rPr>
             <w:rFonts w:ascii="Calibri" w:cs="Calibri" w:eastAsia="Calibri" w:hAnsi="Calibri"/>
@@ -18572,7 +18572,7 @@
         </w:rPr>
         <w:t xml:space="preserve">. </w:t>
       </w:r>
-      <w:hyperlink w:history="1" r:id="rIdef5eknbguarb-wcq6gzq5">
+      <w:hyperlink w:history="1" r:id="rId9yhl8yk8t9cgez9pkdonc">
         <w:r>
           <w:rPr>
             <w:rFonts w:ascii="Calibri" w:cs="Calibri" w:eastAsia="Calibri" w:hAnsi="Calibri"/>
@@ -18661,7 +18661,7 @@
         </w:rPr>
         <w:t xml:space="preserve">. </w:t>
       </w:r>
-      <w:hyperlink w:history="1" r:id="rIdrskexsduyhxsm0jtewfst">
+      <w:hyperlink w:history="1" r:id="rIdlgglqk5n03qvpkmvtdgvl">
         <w:r>
           <w:rPr>
             <w:rFonts w:ascii="Calibri" w:cs="Calibri" w:eastAsia="Calibri" w:hAnsi="Calibri"/>
@@ -18750,7 +18750,7 @@
         </w:rPr>
         <w:t xml:space="preserve">. </w:t>
       </w:r>
-      <w:hyperlink w:history="1" r:id="rIdsrm6y6-d2udmwgewlqqzd">
+      <w:hyperlink w:history="1" r:id="rId0ctpbfp7vyfyt_1uqndnt">
         <w:r>
           <w:rPr>
             <w:rFonts w:ascii="Calibri" w:cs="Calibri" w:eastAsia="Calibri" w:hAnsi="Calibri"/>
@@ -18839,7 +18839,7 @@
         </w:rPr>
         <w:t xml:space="preserve">. </w:t>
       </w:r>
-      <w:hyperlink w:history="1" r:id="rIdfk0oignmhvqy-yncryyhy">
+      <w:hyperlink w:history="1" r:id="rIdjgiqqbycf9nahotco7ahz">
         <w:r>
           <w:rPr>
             <w:rFonts w:ascii="Calibri" w:cs="Calibri" w:eastAsia="Calibri" w:hAnsi="Calibri"/>
@@ -18928,7 +18928,7 @@
         </w:rPr>
         <w:t xml:space="preserve">. </w:t>
       </w:r>
-      <w:hyperlink w:history="1" r:id="rIdtzifjh4lx3jsd5gkxa90v">
+      <w:hyperlink w:history="1" r:id="rIdzxdejlffkhgftitgwf-rf">
         <w:r>
           <w:rPr>
             <w:rFonts w:ascii="Calibri" w:cs="Calibri" w:eastAsia="Calibri" w:hAnsi="Calibri"/>
@@ -19017,7 +19017,7 @@
         </w:rPr>
         <w:t xml:space="preserve">. </w:t>
       </w:r>
-      <w:hyperlink w:history="1" r:id="rId-wuyfwqyuzxdjamqiuezj">
+      <w:hyperlink w:history="1" r:id="rIdaexts9b9dcn5cwkkts5wg">
         <w:r>
           <w:rPr>
             <w:rFonts w:ascii="Calibri" w:cs="Calibri" w:eastAsia="Calibri" w:hAnsi="Calibri"/>
@@ -19106,7 +19106,7 @@
         </w:rPr>
         <w:t xml:space="preserve">. </w:t>
       </w:r>
-      <w:hyperlink w:history="1" r:id="rIdezwxkpnoaazu1h8f_jnaw">
+      <w:hyperlink w:history="1" r:id="rIdexrkkqgljm_knqzsx7m4g">
         <w:r>
           <w:rPr>
             <w:rFonts w:ascii="Calibri" w:cs="Calibri" w:eastAsia="Calibri" w:hAnsi="Calibri"/>
@@ -19195,7 +19195,7 @@
         </w:rPr>
         <w:t xml:space="preserve">. </w:t>
       </w:r>
-      <w:hyperlink w:history="1" r:id="rIdfifnydkd1ekgygs9y2fxc">
+      <w:hyperlink w:history="1" r:id="rIdg3d8cj6jm0hyaayzixx9e">
         <w:r>
           <w:rPr>
             <w:rFonts w:ascii="Calibri" w:cs="Calibri" w:eastAsia="Calibri" w:hAnsi="Calibri"/>
@@ -19284,7 +19284,7 @@
         </w:rPr>
         <w:t xml:space="preserve">. </w:t>
       </w:r>
-      <w:hyperlink w:history="1" r:id="rIdub3wgpuk9jsqxb-2-7wkf">
+      <w:hyperlink w:history="1" r:id="rIdxijmx3vi9tkxv6cmxpsvt">
         <w:r>
           <w:rPr>
             <w:rFonts w:ascii="Calibri" w:cs="Calibri" w:eastAsia="Calibri" w:hAnsi="Calibri"/>
@@ -19373,7 +19373,7 @@
         </w:rPr>
         <w:t xml:space="preserve">. </w:t>
       </w:r>
-      <w:hyperlink w:history="1" r:id="rIdd7tg0acqruiznabp4haut">
+      <w:hyperlink w:history="1" r:id="rIdk7ktcowi9y5kdpraej0gs">
         <w:r>
           <w:rPr>
             <w:rFonts w:ascii="Calibri" w:cs="Calibri" w:eastAsia="Calibri" w:hAnsi="Calibri"/>
@@ -19462,7 +19462,7 @@
         </w:rPr>
         <w:t xml:space="preserve">. </w:t>
       </w:r>
-      <w:hyperlink w:history="1" r:id="rIdsoomsr_fxmpbzeko99b4q">
+      <w:hyperlink w:history="1" r:id="rIdvsupz1i7_oqu4r0duht4d">
         <w:r>
           <w:rPr>
             <w:rFonts w:ascii="Calibri" w:cs="Calibri" w:eastAsia="Calibri" w:hAnsi="Calibri"/>
@@ -19551,7 +19551,7 @@
         </w:rPr>
         <w:t xml:space="preserve">. </w:t>
       </w:r>
-      <w:hyperlink w:history="1" r:id="rIdzpwt2aihjr8j-txsum4jl">
+      <w:hyperlink w:history="1" r:id="rIdkgoxhwwd8nyu8nmvqpa3u">
         <w:r>
           <w:rPr>
             <w:rFonts w:ascii="Calibri" w:cs="Calibri" w:eastAsia="Calibri" w:hAnsi="Calibri"/>
@@ -19725,7 +19725,7 @@
         </w:rPr>
         <w:t xml:space="preserve">. </w:t>
       </w:r>
-      <w:hyperlink w:history="1" r:id="rId24uidygajn3oiufmxo_vm">
+      <w:hyperlink w:history="1" r:id="rIdete6erjmdm2lc_xkqkas9">
         <w:r>
           <w:rPr>
             <w:rFonts w:ascii="Calibri" w:cs="Calibri" w:eastAsia="Calibri" w:hAnsi="Calibri"/>
@@ -19814,7 +19814,7 @@
         </w:rPr>
         <w:t xml:space="preserve">. </w:t>
       </w:r>
-      <w:hyperlink w:history="1" r:id="rIdqprbglfzpxjdjlwepniwj">
+      <w:hyperlink w:history="1" r:id="rIddnzy5wbuc2yaoefwt1gsm">
         <w:r>
           <w:rPr>
             <w:rFonts w:ascii="Calibri" w:cs="Calibri" w:eastAsia="Calibri" w:hAnsi="Calibri"/>
@@ -19903,7 +19903,7 @@
         </w:rPr>
         <w:t xml:space="preserve">. </w:t>
       </w:r>
-      <w:hyperlink w:history="1" r:id="rId6fuwwjfuq-vzixtqb3box">
+      <w:hyperlink w:history="1" r:id="rIdodzunbqgusmfiwg4n_c4w">
         <w:r>
           <w:rPr>
             <w:rFonts w:ascii="Calibri" w:cs="Calibri" w:eastAsia="Calibri" w:hAnsi="Calibri"/>
@@ -19992,7 +19992,7 @@
         </w:rPr>
         <w:t xml:space="preserve">. </w:t>
       </w:r>
-      <w:hyperlink w:history="1" r:id="rIdmyeq5o3tjayaxyk2-zncu">
+      <w:hyperlink w:history="1" r:id="rId-ufjlzwtyp5itkgmxwkkh">
         <w:r>
           <w:rPr>
             <w:rFonts w:ascii="Calibri" w:cs="Calibri" w:eastAsia="Calibri" w:hAnsi="Calibri"/>
@@ -20081,7 +20081,7 @@
         </w:rPr>
         <w:t xml:space="preserve">. </w:t>
       </w:r>
-      <w:hyperlink w:history="1" r:id="rIdzfaofl0o5grl6h8jfrchx">
+      <w:hyperlink w:history="1" r:id="rIdaxasshud52m4uglkhlrl6">
         <w:r>
           <w:rPr>
             <w:rFonts w:ascii="Calibri" w:cs="Calibri" w:eastAsia="Calibri" w:hAnsi="Calibri"/>
@@ -20170,7 +20170,7 @@
         </w:rPr>
         <w:t xml:space="preserve">. </w:t>
       </w:r>
-      <w:hyperlink w:history="1" r:id="rIdvrp12kbybl3mjx-djvq16">
+      <w:hyperlink w:history="1" r:id="rIdrffdd5kxs-ouob7hlkhy2">
         <w:r>
           <w:rPr>
             <w:rFonts w:ascii="Calibri" w:cs="Calibri" w:eastAsia="Calibri" w:hAnsi="Calibri"/>
@@ -20259,7 +20259,7 @@
         </w:rPr>
         <w:t xml:space="preserve">. </w:t>
       </w:r>
-      <w:hyperlink w:history="1" r:id="rIdqqlxaetzyiqi9paocav9x">
+      <w:hyperlink w:history="1" r:id="rIdvb2yc6hl-z9r5nt70bmjj">
         <w:r>
           <w:rPr>
             <w:rFonts w:ascii="Calibri" w:cs="Calibri" w:eastAsia="Calibri" w:hAnsi="Calibri"/>
@@ -20348,7 +20348,7 @@
         </w:rPr>
         <w:t xml:space="preserve">. </w:t>
       </w:r>
-      <w:hyperlink w:history="1" r:id="rId7ryqaulpkzgaerzx2ty67">
+      <w:hyperlink w:history="1" r:id="rIdpnafwateupouyrlhntyzx">
         <w:r>
           <w:rPr>
             <w:rFonts w:ascii="Calibri" w:cs="Calibri" w:eastAsia="Calibri" w:hAnsi="Calibri"/>
@@ -20437,7 +20437,7 @@
         </w:rPr>
         <w:t xml:space="preserve">. </w:t>
       </w:r>
-      <w:hyperlink w:history="1" r:id="rIdydkwjn1rg8wz_c3-rnul0">
+      <w:hyperlink w:history="1" r:id="rIdy_huztusdkh8aygegyq_v">
         <w:r>
           <w:rPr>
             <w:rFonts w:ascii="Calibri" w:cs="Calibri" w:eastAsia="Calibri" w:hAnsi="Calibri"/>
@@ -20526,7 +20526,7 @@
         </w:rPr>
         <w:t xml:space="preserve">. </w:t>
       </w:r>
-      <w:hyperlink w:history="1" r:id="rIdpk9ozs2joqz2woc4vzawn">
+      <w:hyperlink w:history="1" r:id="rId9kp88kr2zt5y2km7hgaw4">
         <w:r>
           <w:rPr>
             <w:rFonts w:ascii="Calibri" w:cs="Calibri" w:eastAsia="Calibri" w:hAnsi="Calibri"/>
@@ -20615,7 +20615,7 @@
         </w:rPr>
         <w:t xml:space="preserve">. </w:t>
       </w:r>
-      <w:hyperlink w:history="1" r:id="rIddsuxs12le-gnv_q6qfq44">
+      <w:hyperlink w:history="1" r:id="rId4alkxtjgb_jpv0chvzc2r">
         <w:r>
           <w:rPr>
             <w:rFonts w:ascii="Calibri" w:cs="Calibri" w:eastAsia="Calibri" w:hAnsi="Calibri"/>
@@ -20704,7 +20704,7 @@
         </w:rPr>
         <w:t xml:space="preserve">. </w:t>
       </w:r>
-      <w:hyperlink w:history="1" r:id="rId8qo3clvhqhf5gtmf-ltkw">
+      <w:hyperlink w:history="1" r:id="rIdtofcna1otvxumusf3arm2">
         <w:r>
           <w:rPr>
             <w:rFonts w:ascii="Calibri" w:cs="Calibri" w:eastAsia="Calibri" w:hAnsi="Calibri"/>
@@ -20793,7 +20793,7 @@
         </w:rPr>
         <w:t xml:space="preserve">. </w:t>
       </w:r>
-      <w:hyperlink w:history="1" r:id="rIdhzi-0yydyutuamecubapa">
+      <w:hyperlink w:history="1" r:id="rIdfvizrbpmtbqdznzd0ynan">
         <w:r>
           <w:rPr>
             <w:rFonts w:ascii="Calibri" w:cs="Calibri" w:eastAsia="Calibri" w:hAnsi="Calibri"/>
@@ -20882,7 +20882,7 @@
         </w:rPr>
         <w:t xml:space="preserve">. </w:t>
       </w:r>
-      <w:hyperlink w:history="1" r:id="rIdxukqdmchi6gwcozeumahj">
+      <w:hyperlink w:history="1" r:id="rIdbr3bhgqfpfqpyxpjx8yx5">
         <w:r>
           <w:rPr>
             <w:rFonts w:ascii="Calibri" w:cs="Calibri" w:eastAsia="Calibri" w:hAnsi="Calibri"/>
@@ -20987,7 +20987,7 @@
         </w:rPr>
         <w:t xml:space="preserve">. </w:t>
       </w:r>
-      <w:hyperlink w:history="1" r:id="rIdvt-432ls_ydu3bqc6s5an">
+      <w:hyperlink w:history="1" r:id="rIdxschis2cbuwqtg1aabwdp">
         <w:r>
           <w:rPr>
             <w:rFonts w:ascii="Calibri" w:cs="Calibri" w:eastAsia="Calibri" w:hAnsi="Calibri"/>
@@ -21076,7 +21076,7 @@
         </w:rPr>
         <w:t xml:space="preserve">. </w:t>
       </w:r>
-      <w:hyperlink w:history="1" r:id="rId3wxmlhihvkkvz2ytgt8i9">
+      <w:hyperlink w:history="1" r:id="rIdpqun2hyu6buj4dzkgiqqj">
         <w:r>
           <w:rPr>
             <w:rFonts w:ascii="Calibri" w:cs="Calibri" w:eastAsia="Calibri" w:hAnsi="Calibri"/>

--- a/Shahriarirad_Reza_CV.docx
+++ b/Shahriarirad_Reza_CV.docx
@@ -65,7 +65,7 @@
       <w:pPr>
         <w:spacing w:after="80"/>
       </w:pPr>
-      <w:hyperlink w:history="1" r:id="rId13ku57ib3knc0dakuy0uf">
+      <w:hyperlink w:history="1" r:id="rIdtuvlqqpc8wf1f2yehfqfk">
         <w:r>
           <w:rPr>
             <w:rFonts w:ascii="Calibri" w:cs="Calibri" w:eastAsia="Calibri" w:hAnsi="Calibri"/>
@@ -86,7 +86,7 @@
         </w:rPr>
         <w:t xml:space="preserve"> | </w:t>
       </w:r>
-      <w:hyperlink w:history="1" r:id="rIdcxlwxbgpgkgkrgk9y_u6e">
+      <w:hyperlink w:history="1" r:id="rIdxlp_b-fiknqlsmafjjhfm">
         <w:r>
           <w:rPr>
             <w:rFonts w:ascii="Calibri" w:cs="Calibri" w:eastAsia="Calibri" w:hAnsi="Calibri"/>
@@ -107,7 +107,7 @@
         </w:rPr>
         <w:t xml:space="preserve"> | </w:t>
       </w:r>
-      <w:hyperlink w:history="1" r:id="rId-xsbugieygnroqklcjt3a">
+      <w:hyperlink w:history="1" r:id="rIdvagqwcgcont9sooiakgp1">
         <w:r>
           <w:rPr>
             <w:rFonts w:ascii="Calibri" w:cs="Calibri" w:eastAsia="Calibri" w:hAnsi="Calibri"/>
@@ -128,7 +128,7 @@
         </w:rPr>
         <w:t xml:space="preserve"> | </w:t>
       </w:r>
-      <w:hyperlink w:history="1" r:id="rId0kpvebu_4-sgavgn66owo">
+      <w:hyperlink w:history="1" r:id="rIdsvhjfzvxosfetx8b4mycc">
         <w:r>
           <w:rPr>
             <w:rFonts w:ascii="Calibri" w:cs="Calibri" w:eastAsia="Calibri" w:hAnsi="Calibri"/>
@@ -149,7 +149,7 @@
         </w:rPr>
         <w:t xml:space="preserve"> | </w:t>
       </w:r>
-      <w:hyperlink w:history="1" r:id="rIdvegwwktum7fg87ekqc_xw">
+      <w:hyperlink w:history="1" r:id="rIdgbmujiqy_1so6i9-3ejwq">
         <w:r>
           <w:rPr>
             <w:rFonts w:ascii="Calibri" w:cs="Calibri" w:eastAsia="Calibri" w:hAnsi="Calibri"/>
@@ -170,7 +170,7 @@
         </w:rPr>
         <w:t xml:space="preserve"> | </w:t>
       </w:r>
-      <w:hyperlink w:history="1" r:id="rIdj5x59q5bfryxvlfyxfnwv">
+      <w:hyperlink w:history="1" r:id="rIdxmhw_a63khdvqds8jjdvf">
         <w:r>
           <w:rPr>
             <w:rFonts w:ascii="Calibri" w:cs="Calibri" w:eastAsia="Calibri" w:hAnsi="Calibri"/>
@@ -191,7 +191,7 @@
         </w:rPr>
         <w:t xml:space="preserve"> | </w:t>
       </w:r>
-      <w:hyperlink w:history="1" r:id="rIdvxuoosjcqzps4b2luoaaf">
+      <w:hyperlink w:history="1" r:id="rIdu4nnzqum33lfq6oyzfuxq">
         <w:r>
           <w:rPr>
             <w:rFonts w:ascii="Calibri" w:cs="Calibri" w:eastAsia="Calibri" w:hAnsi="Calibri"/>
@@ -483,7 +483,7 @@
                 <w:sz w:val="20"/>
                 <w:szCs w:val="20"/>
               </w:rPr>
-              <w:t xml:space="preserve">March 14, 2026</w:t>
+              <w:t xml:space="preserve">March 16, 2026</w:t>
             </w:r>
           </w:p>
         </w:tc>
@@ -1386,7 +1386,7 @@
             </w:tcMar>
           </w:tcPr>
           <w:p>
-            <w:hyperlink w:history="1" r:id="rIdrn3pznwsyntzqplahtpwi">
+            <w:hyperlink w:history="1" r:id="rIdxfyu12divjbukziqjkyzx">
               <w:r>
                 <w:rPr>
                   <w:rFonts w:ascii="Calibri" w:cs="Calibri" w:eastAsia="Calibri" w:hAnsi="Calibri"/>
@@ -2341,7 +2341,7 @@
             </w:tcMar>
           </w:tcPr>
           <w:p>
-            <w:hyperlink w:history="1" r:id="rIdmu-cdwqdhezw_odhvayxo">
+            <w:hyperlink w:history="1" r:id="rIdkfi7s1tnxrhetjpay8ehq">
               <w:r>
                 <w:rPr>
                   <w:rFonts w:ascii="Calibri" w:cs="Calibri" w:eastAsia="Calibri" w:hAnsi="Calibri"/>
@@ -2900,7 +2900,7 @@
         </w:rPr>
         <w:t xml:space="preserve">Full list: </w:t>
       </w:r>
-      <w:hyperlink w:history="1" r:id="rIdrk6mct86e9tkh3yckcceo">
+      <w:hyperlink w:history="1" r:id="rIdghzfw0gzsvzuq7zramnqg">
         <w:r>
           <w:rPr>
             <w:rFonts w:ascii="Calibri" w:cs="Calibri" w:eastAsia="Calibri" w:hAnsi="Calibri"/>
@@ -2981,7 +2981,7 @@
         </w:rPr>
         <w:t xml:space="preserve">• </w:t>
       </w:r>
-      <w:hyperlink w:history="1" r:id="rId1xubuq70dijnwmsb3oggk">
+      <w:hyperlink w:history="1" r:id="rIdcu_4val335acvdnam1z2_">
         <w:r>
           <w:rPr>
             <w:rFonts w:ascii="Calibri" w:cs="Calibri" w:eastAsia="Calibri" w:hAnsi="Calibri"/>
@@ -3105,7 +3105,7 @@
         </w:rPr>
         <w:t xml:space="preserve">Full list: </w:t>
       </w:r>
-      <w:hyperlink w:history="1" r:id="rIdr50m3km79erxgm-7whw0g">
+      <w:hyperlink w:history="1" r:id="rId4wkkgqktkpizaeavfjwiw">
         <w:r>
           <w:rPr>
             <w:rFonts w:ascii="Calibri" w:cs="Calibri" w:eastAsia="Calibri" w:hAnsi="Calibri"/>
@@ -4053,7 +4053,7 @@
         </w:rPr>
         <w:t xml:space="preserve">. </w:t>
       </w:r>
-      <w:hyperlink w:history="1" r:id="rIdxzvh49a6iavlnt1-qz7bu">
+      <w:hyperlink w:history="1" r:id="rId_ok9m8frlvwpvbokjc0xl">
         <w:r>
           <w:rPr>
             <w:rFonts w:ascii="Calibri" w:cs="Calibri" w:eastAsia="Calibri" w:hAnsi="Calibri"/>
@@ -4142,7 +4142,7 @@
         </w:rPr>
         <w:t xml:space="preserve">. </w:t>
       </w:r>
-      <w:hyperlink w:history="1" r:id="rIdqama3ynmganjqeq9-gdfy">
+      <w:hyperlink w:history="1" r:id="rIdt8hdrx7ydos6nd6ohmwke">
         <w:r>
           <w:rPr>
             <w:rFonts w:ascii="Calibri" w:cs="Calibri" w:eastAsia="Calibri" w:hAnsi="Calibri"/>
@@ -4231,7 +4231,7 @@
         </w:rPr>
         <w:t xml:space="preserve">. </w:t>
       </w:r>
-      <w:hyperlink w:history="1" r:id="rIdr0mhqoblijmwxokj4qhwi">
+      <w:hyperlink w:history="1" r:id="rIdoubzxin0by2okkdlp0lfx">
         <w:r>
           <w:rPr>
             <w:rFonts w:ascii="Calibri" w:cs="Calibri" w:eastAsia="Calibri" w:hAnsi="Calibri"/>
@@ -4320,7 +4320,7 @@
         </w:rPr>
         <w:t xml:space="preserve">. </w:t>
       </w:r>
-      <w:hyperlink w:history="1" r:id="rIdw30dksvmcz4excjro63d_">
+      <w:hyperlink w:history="1" r:id="rIdioybeuawrd57uikvclhlo">
         <w:r>
           <w:rPr>
             <w:rFonts w:ascii="Calibri" w:cs="Calibri" w:eastAsia="Calibri" w:hAnsi="Calibri"/>
@@ -4409,7 +4409,7 @@
         </w:rPr>
         <w:t xml:space="preserve">. </w:t>
       </w:r>
-      <w:hyperlink w:history="1" r:id="rId4-odczj5o-rnxnuctvr84">
+      <w:hyperlink w:history="1" r:id="rId9sw3b3whvy6iyc-ubvwes">
         <w:r>
           <w:rPr>
             <w:rFonts w:ascii="Calibri" w:cs="Calibri" w:eastAsia="Calibri" w:hAnsi="Calibri"/>
@@ -4498,7 +4498,7 @@
         </w:rPr>
         <w:t xml:space="preserve">. </w:t>
       </w:r>
-      <w:hyperlink w:history="1" r:id="rId5e3vwyfo0ixp1lgzinnmb">
+      <w:hyperlink w:history="1" r:id="rIdbv8ofwekqu25-2ogof6b9">
         <w:r>
           <w:rPr>
             <w:rFonts w:ascii="Calibri" w:cs="Calibri" w:eastAsia="Calibri" w:hAnsi="Calibri"/>
@@ -4587,7 +4587,7 @@
         </w:rPr>
         <w:t xml:space="preserve">. </w:t>
       </w:r>
-      <w:hyperlink w:history="1" r:id="rIdhwswm2_0tagoqjefsucxi">
+      <w:hyperlink w:history="1" r:id="rIdoysieqnuqdjyhqqrfzfk-">
         <w:r>
           <w:rPr>
             <w:rFonts w:ascii="Calibri" w:cs="Calibri" w:eastAsia="Calibri" w:hAnsi="Calibri"/>
@@ -4676,7 +4676,7 @@
         </w:rPr>
         <w:t xml:space="preserve">. </w:t>
       </w:r>
-      <w:hyperlink w:history="1" r:id="rIdorold60tmxp1p_tbw6zyd">
+      <w:hyperlink w:history="1" r:id="rId8jz6p-izwlp-9xrpufcg7">
         <w:r>
           <w:rPr>
             <w:rFonts w:ascii="Calibri" w:cs="Calibri" w:eastAsia="Calibri" w:hAnsi="Calibri"/>
@@ -4765,7 +4765,7 @@
         </w:rPr>
         <w:t xml:space="preserve">. </w:t>
       </w:r>
-      <w:hyperlink w:history="1" r:id="rId9h1rwn6qrrdnneud5kncv">
+      <w:hyperlink w:history="1" r:id="rIdzv-ayyxzau3fa5f1sssc7">
         <w:r>
           <w:rPr>
             <w:rFonts w:ascii="Calibri" w:cs="Calibri" w:eastAsia="Calibri" w:hAnsi="Calibri"/>
@@ -4854,7 +4854,7 @@
         </w:rPr>
         <w:t xml:space="preserve">. </w:t>
       </w:r>
-      <w:hyperlink w:history="1" r:id="rId4zeqh2hslc-mpyo1tm3cu">
+      <w:hyperlink w:history="1" r:id="rIdhg3-tye-qqszryexelnen">
         <w:r>
           <w:rPr>
             <w:rFonts w:ascii="Calibri" w:cs="Calibri" w:eastAsia="Calibri" w:hAnsi="Calibri"/>
@@ -4943,7 +4943,7 @@
         </w:rPr>
         <w:t xml:space="preserve">. </w:t>
       </w:r>
-      <w:hyperlink w:history="1" r:id="rIdt_j-w6lwmbcsayr7f98na">
+      <w:hyperlink w:history="1" r:id="rIdpy_ewqklkltrxaj2f7out">
         <w:r>
           <w:rPr>
             <w:rFonts w:ascii="Calibri" w:cs="Calibri" w:eastAsia="Calibri" w:hAnsi="Calibri"/>
@@ -5032,7 +5032,7 @@
         </w:rPr>
         <w:t xml:space="preserve">. </w:t>
       </w:r>
-      <w:hyperlink w:history="1" r:id="rIdji51v62hyxqqu_69zldhd">
+      <w:hyperlink w:history="1" r:id="rIdxup4sbmd6q_unsjrdgw9e">
         <w:r>
           <w:rPr>
             <w:rFonts w:ascii="Calibri" w:cs="Calibri" w:eastAsia="Calibri" w:hAnsi="Calibri"/>
@@ -5121,7 +5121,7 @@
         </w:rPr>
         <w:t xml:space="preserve">. </w:t>
       </w:r>
-      <w:hyperlink w:history="1" r:id="rIdw6htbuzqgenqpjl5ybvay">
+      <w:hyperlink w:history="1" r:id="rIdt7mbkpejnsykrjomogosu">
         <w:r>
           <w:rPr>
             <w:rFonts w:ascii="Calibri" w:cs="Calibri" w:eastAsia="Calibri" w:hAnsi="Calibri"/>
@@ -5210,7 +5210,7 @@
         </w:rPr>
         <w:t xml:space="preserve">. </w:t>
       </w:r>
-      <w:hyperlink w:history="1" r:id="rId4wkuenw-6fv-ib9lbil_k">
+      <w:hyperlink w:history="1" r:id="rIdpgfkrwi0e0tp5ghsjecob">
         <w:r>
           <w:rPr>
             <w:rFonts w:ascii="Calibri" w:cs="Calibri" w:eastAsia="Calibri" w:hAnsi="Calibri"/>
@@ -5299,7 +5299,7 @@
         </w:rPr>
         <w:t xml:space="preserve">. </w:t>
       </w:r>
-      <w:hyperlink w:history="1" r:id="rIdftbbls9bovs6tw73vbpsd">
+      <w:hyperlink w:history="1" r:id="rIdbwjfagxgggaf8rx-tc7qd">
         <w:r>
           <w:rPr>
             <w:rFonts w:ascii="Calibri" w:cs="Calibri" w:eastAsia="Calibri" w:hAnsi="Calibri"/>
@@ -5388,7 +5388,7 @@
         </w:rPr>
         <w:t xml:space="preserve">. </w:t>
       </w:r>
-      <w:hyperlink w:history="1" r:id="rIdsl1k3yonfmjm1hdl7oiu9">
+      <w:hyperlink w:history="1" r:id="rIdg96oygupzq6eilkcyzyyh">
         <w:r>
           <w:rPr>
             <w:rFonts w:ascii="Calibri" w:cs="Calibri" w:eastAsia="Calibri" w:hAnsi="Calibri"/>
@@ -5477,7 +5477,7 @@
         </w:rPr>
         <w:t xml:space="preserve">. </w:t>
       </w:r>
-      <w:hyperlink w:history="1" r:id="rIdr-ns8jo6kbzdkin77xhxp">
+      <w:hyperlink w:history="1" r:id="rId9dcgzun_xhdk8dzubqkyy">
         <w:r>
           <w:rPr>
             <w:rFonts w:ascii="Calibri" w:cs="Calibri" w:eastAsia="Calibri" w:hAnsi="Calibri"/>
@@ -5566,7 +5566,7 @@
         </w:rPr>
         <w:t xml:space="preserve">. </w:t>
       </w:r>
-      <w:hyperlink w:history="1" r:id="rIdd_waignxgnhisediu11od">
+      <w:hyperlink w:history="1" r:id="rIds6quljvzuho2jdnum1v_-">
         <w:r>
           <w:rPr>
             <w:rFonts w:ascii="Calibri" w:cs="Calibri" w:eastAsia="Calibri" w:hAnsi="Calibri"/>
@@ -5655,7 +5655,7 @@
         </w:rPr>
         <w:t xml:space="preserve">. </w:t>
       </w:r>
-      <w:hyperlink w:history="1" r:id="rIdvcupftrofcmd7aqpae5fk">
+      <w:hyperlink w:history="1" r:id="rIdcchwbett8obdwdskyb5q8">
         <w:r>
           <w:rPr>
             <w:rFonts w:ascii="Calibri" w:cs="Calibri" w:eastAsia="Calibri" w:hAnsi="Calibri"/>
@@ -5744,7 +5744,7 @@
         </w:rPr>
         <w:t xml:space="preserve">. </w:t>
       </w:r>
-      <w:hyperlink w:history="1" r:id="rId2elonwe2m5gc3fnk9vsih">
+      <w:hyperlink w:history="1" r:id="rIdk2rgfptkixov5hfhiam9o">
         <w:r>
           <w:rPr>
             <w:rFonts w:ascii="Calibri" w:cs="Calibri" w:eastAsia="Calibri" w:hAnsi="Calibri"/>
@@ -5833,7 +5833,7 @@
         </w:rPr>
         <w:t xml:space="preserve">. </w:t>
       </w:r>
-      <w:hyperlink w:history="1" r:id="rIdbbkjijs4baiyavbjaarzj">
+      <w:hyperlink w:history="1" r:id="rIdkhpicm8kezwbittdhaoxd">
         <w:r>
           <w:rPr>
             <w:rFonts w:ascii="Calibri" w:cs="Calibri" w:eastAsia="Calibri" w:hAnsi="Calibri"/>
@@ -5922,7 +5922,7 @@
         </w:rPr>
         <w:t xml:space="preserve">. </w:t>
       </w:r>
-      <w:hyperlink w:history="1" r:id="rIdhwlyw-oxjler5saa8ousc">
+      <w:hyperlink w:history="1" r:id="rId1wljm7cdx1lwl6bejf0pv">
         <w:r>
           <w:rPr>
             <w:rFonts w:ascii="Calibri" w:cs="Calibri" w:eastAsia="Calibri" w:hAnsi="Calibri"/>
@@ -6011,7 +6011,7 @@
         </w:rPr>
         <w:t xml:space="preserve">. </w:t>
       </w:r>
-      <w:hyperlink w:history="1" r:id="rIdokpiqpmwkjfoglybf4kiv">
+      <w:hyperlink w:history="1" r:id="rIdx5k9qxb75xsq_w7zl_4vc">
         <w:r>
           <w:rPr>
             <w:rFonts w:ascii="Calibri" w:cs="Calibri" w:eastAsia="Calibri" w:hAnsi="Calibri"/>
@@ -6100,7 +6100,7 @@
         </w:rPr>
         <w:t xml:space="preserve">. </w:t>
       </w:r>
-      <w:hyperlink w:history="1" r:id="rId_fffur5b4smc21xj8pzbq">
+      <w:hyperlink w:history="1" r:id="rIdcwz_qn3jpfdl2qh8kfvrg">
         <w:r>
           <w:rPr>
             <w:rFonts w:ascii="Calibri" w:cs="Calibri" w:eastAsia="Calibri" w:hAnsi="Calibri"/>
@@ -6189,7 +6189,7 @@
         </w:rPr>
         <w:t xml:space="preserve">. </w:t>
       </w:r>
-      <w:hyperlink w:history="1" r:id="rIdg8rfstqq1sravg5yy1w8b">
+      <w:hyperlink w:history="1" r:id="rId_50-qqu41emo79huuoqnt">
         <w:r>
           <w:rPr>
             <w:rFonts w:ascii="Calibri" w:cs="Calibri" w:eastAsia="Calibri" w:hAnsi="Calibri"/>
@@ -6278,7 +6278,7 @@
         </w:rPr>
         <w:t xml:space="preserve">. </w:t>
       </w:r>
-      <w:hyperlink w:history="1" r:id="rId4fyzlplzj5tptydgq4f0g">
+      <w:hyperlink w:history="1" r:id="rIduubblhrmqura2sg7rvttc">
         <w:r>
           <w:rPr>
             <w:rFonts w:ascii="Calibri" w:cs="Calibri" w:eastAsia="Calibri" w:hAnsi="Calibri"/>
@@ -6367,7 +6367,7 @@
         </w:rPr>
         <w:t xml:space="preserve">. </w:t>
       </w:r>
-      <w:hyperlink w:history="1" r:id="rIdfuhg0eki6w5dqsw57ndhe">
+      <w:hyperlink w:history="1" r:id="rIdcydfxhtn8i-ry8pwaa4ne">
         <w:r>
           <w:rPr>
             <w:rFonts w:ascii="Calibri" w:cs="Calibri" w:eastAsia="Calibri" w:hAnsi="Calibri"/>
@@ -6456,7 +6456,7 @@
         </w:rPr>
         <w:t xml:space="preserve">. </w:t>
       </w:r>
-      <w:hyperlink w:history="1" r:id="rIdmt1_6irm8sat8dkcydwrq">
+      <w:hyperlink w:history="1" r:id="rIdh8jf2w9i7ogze-beauw9u">
         <w:r>
           <w:rPr>
             <w:rFonts w:ascii="Calibri" w:cs="Calibri" w:eastAsia="Calibri" w:hAnsi="Calibri"/>
@@ -6545,7 +6545,7 @@
         </w:rPr>
         <w:t xml:space="preserve">. </w:t>
       </w:r>
-      <w:hyperlink w:history="1" r:id="rIdkofqnn9pyudhyrtbfnyhn">
+      <w:hyperlink w:history="1" r:id="rIdvjm5z97nr9f-tte3srf7l">
         <w:r>
           <w:rPr>
             <w:rFonts w:ascii="Calibri" w:cs="Calibri" w:eastAsia="Calibri" w:hAnsi="Calibri"/>
@@ -6634,7 +6634,7 @@
         </w:rPr>
         <w:t xml:space="preserve">. </w:t>
       </w:r>
-      <w:hyperlink w:history="1" r:id="rIdvpmxvtzb6lypoxynf7a2_">
+      <w:hyperlink w:history="1" r:id="rIdeel2otisktkirsbgna4de">
         <w:r>
           <w:rPr>
             <w:rFonts w:ascii="Calibri" w:cs="Calibri" w:eastAsia="Calibri" w:hAnsi="Calibri"/>
@@ -6723,7 +6723,7 @@
         </w:rPr>
         <w:t xml:space="preserve">. </w:t>
       </w:r>
-      <w:hyperlink w:history="1" r:id="rIdwe-tr3pjte3snvjvpsycs">
+      <w:hyperlink w:history="1" r:id="rIdgpjaw23epehe0jwvetzua">
         <w:r>
           <w:rPr>
             <w:rFonts w:ascii="Calibri" w:cs="Calibri" w:eastAsia="Calibri" w:hAnsi="Calibri"/>
@@ -6812,7 +6812,7 @@
         </w:rPr>
         <w:t xml:space="preserve">. </w:t>
       </w:r>
-      <w:hyperlink w:history="1" r:id="rIdh1d7t6jht4z6u9tgkai-p">
+      <w:hyperlink w:history="1" r:id="rIdss6qvxaeuoinhnayfhv0d">
         <w:r>
           <w:rPr>
             <w:rFonts w:ascii="Calibri" w:cs="Calibri" w:eastAsia="Calibri" w:hAnsi="Calibri"/>
@@ -6901,7 +6901,7 @@
         </w:rPr>
         <w:t xml:space="preserve">. </w:t>
       </w:r>
-      <w:hyperlink w:history="1" r:id="rIdl7math2cc3bkdamslm4ti">
+      <w:hyperlink w:history="1" r:id="rId0lnzvwqwcxpr6hj5cpjt7">
         <w:r>
           <w:rPr>
             <w:rFonts w:ascii="Calibri" w:cs="Calibri" w:eastAsia="Calibri" w:hAnsi="Calibri"/>
@@ -6990,7 +6990,7 @@
         </w:rPr>
         <w:t xml:space="preserve">. </w:t>
       </w:r>
-      <w:hyperlink w:history="1" r:id="rIdi1pierbhdu_akq_tex8ya">
+      <w:hyperlink w:history="1" r:id="rIdz_juruejwezqjcucw0k58">
         <w:r>
           <w:rPr>
             <w:rFonts w:ascii="Calibri" w:cs="Calibri" w:eastAsia="Calibri" w:hAnsi="Calibri"/>
@@ -7079,7 +7079,7 @@
         </w:rPr>
         <w:t xml:space="preserve">. </w:t>
       </w:r>
-      <w:hyperlink w:history="1" r:id="rIdljveqeano6cxatxwfjnmf">
+      <w:hyperlink w:history="1" r:id="rIdcq589n3fddijebt9ljzel">
         <w:r>
           <w:rPr>
             <w:rFonts w:ascii="Calibri" w:cs="Calibri" w:eastAsia="Calibri" w:hAnsi="Calibri"/>
@@ -7168,7 +7168,7 @@
         </w:rPr>
         <w:t xml:space="preserve">. </w:t>
       </w:r>
-      <w:hyperlink w:history="1" r:id="rIdk2f_rlk5flti-z-hvrgob">
+      <w:hyperlink w:history="1" r:id="rIdcmqncs1_ijchy8o1l1zjc">
         <w:r>
           <w:rPr>
             <w:rFonts w:ascii="Calibri" w:cs="Calibri" w:eastAsia="Calibri" w:hAnsi="Calibri"/>
@@ -7257,7 +7257,7 @@
         </w:rPr>
         <w:t xml:space="preserve">. </w:t>
       </w:r>
-      <w:hyperlink w:history="1" r:id="rIdtqlyueuuln21qvss27jlk">
+      <w:hyperlink w:history="1" r:id="rIdv7mmo6zlmdznwqc07pohg">
         <w:r>
           <w:rPr>
             <w:rFonts w:ascii="Calibri" w:cs="Calibri" w:eastAsia="Calibri" w:hAnsi="Calibri"/>
@@ -7346,7 +7346,7 @@
         </w:rPr>
         <w:t xml:space="preserve">. </w:t>
       </w:r>
-      <w:hyperlink w:history="1" r:id="rIddaicpxgv5s8bdlpt1k0ys">
+      <w:hyperlink w:history="1" r:id="rIdfxybsyzfomj48sazul-wl">
         <w:r>
           <w:rPr>
             <w:rFonts w:ascii="Calibri" w:cs="Calibri" w:eastAsia="Calibri" w:hAnsi="Calibri"/>
@@ -7435,7 +7435,7 @@
         </w:rPr>
         <w:t xml:space="preserve">. </w:t>
       </w:r>
-      <w:hyperlink w:history="1" r:id="rIde6cv6b1puikjwn8884bx9">
+      <w:hyperlink w:history="1" r:id="rIdel0k2yirsraqj8mn6_uv1">
         <w:r>
           <w:rPr>
             <w:rFonts w:ascii="Calibri" w:cs="Calibri" w:eastAsia="Calibri" w:hAnsi="Calibri"/>
@@ -7524,7 +7524,7 @@
         </w:rPr>
         <w:t xml:space="preserve">. </w:t>
       </w:r>
-      <w:hyperlink w:history="1" r:id="rIdpx4na1ktt5ee4fsqxvrg7">
+      <w:hyperlink w:history="1" r:id="rIdkvup8jr8tbcqdkwzp7cqo">
         <w:r>
           <w:rPr>
             <w:rFonts w:ascii="Calibri" w:cs="Calibri" w:eastAsia="Calibri" w:hAnsi="Calibri"/>
@@ -7613,7 +7613,7 @@
         </w:rPr>
         <w:t xml:space="preserve">. </w:t>
       </w:r>
-      <w:hyperlink w:history="1" r:id="rIdtnglgqht7cjuy_bopaeel">
+      <w:hyperlink w:history="1" r:id="rIdstmo7nyw2xile3a92ndby">
         <w:r>
           <w:rPr>
             <w:rFonts w:ascii="Calibri" w:cs="Calibri" w:eastAsia="Calibri" w:hAnsi="Calibri"/>
@@ -7702,7 +7702,7 @@
         </w:rPr>
         <w:t xml:space="preserve">. </w:t>
       </w:r>
-      <w:hyperlink w:history="1" r:id="rIdit_oqtensejsu1aks8gmo">
+      <w:hyperlink w:history="1" r:id="rId9_5cnfwdhgid06psoowxl">
         <w:r>
           <w:rPr>
             <w:rFonts w:ascii="Calibri" w:cs="Calibri" w:eastAsia="Calibri" w:hAnsi="Calibri"/>
@@ -7791,7 +7791,7 @@
         </w:rPr>
         <w:t xml:space="preserve">. </w:t>
       </w:r>
-      <w:hyperlink w:history="1" r:id="rIdnej418ymvjmbi2fntx7_v">
+      <w:hyperlink w:history="1" r:id="rId5-nt_vwb_i1hmwkxrrzde">
         <w:r>
           <w:rPr>
             <w:rFonts w:ascii="Calibri" w:cs="Calibri" w:eastAsia="Calibri" w:hAnsi="Calibri"/>
@@ -7880,7 +7880,7 @@
         </w:rPr>
         <w:t xml:space="preserve">. </w:t>
       </w:r>
-      <w:hyperlink w:history="1" r:id="rIdwu3mydhufzmrxxjttwg1p">
+      <w:hyperlink w:history="1" r:id="rId2fsliqf6ycxemnojah21m">
         <w:r>
           <w:rPr>
             <w:rFonts w:ascii="Calibri" w:cs="Calibri" w:eastAsia="Calibri" w:hAnsi="Calibri"/>
@@ -7969,7 +7969,7 @@
         </w:rPr>
         <w:t xml:space="preserve">. </w:t>
       </w:r>
-      <w:hyperlink w:history="1" r:id="rIdt05icwdwp09mbef3m73ea">
+      <w:hyperlink w:history="1" r:id="rIdq19bccyk872mev_7i6rh-">
         <w:r>
           <w:rPr>
             <w:rFonts w:ascii="Calibri" w:cs="Calibri" w:eastAsia="Calibri" w:hAnsi="Calibri"/>
@@ -8058,7 +8058,7 @@
         </w:rPr>
         <w:t xml:space="preserve">. </w:t>
       </w:r>
-      <w:hyperlink w:history="1" r:id="rIdpoupjuyjilstrlamnxjfu">
+      <w:hyperlink w:history="1" r:id="rIdizmhzv1pj_mjrtdsnywxy">
         <w:r>
           <w:rPr>
             <w:rFonts w:ascii="Calibri" w:cs="Calibri" w:eastAsia="Calibri" w:hAnsi="Calibri"/>
@@ -8147,7 +8147,7 @@
         </w:rPr>
         <w:t xml:space="preserve">. </w:t>
       </w:r>
-      <w:hyperlink w:history="1" r:id="rId8whdt8wfdle1zf0a5-xfn">
+      <w:hyperlink w:history="1" r:id="rId5g3vptoojfpn3lt-tumvj">
         <w:r>
           <w:rPr>
             <w:rFonts w:ascii="Calibri" w:cs="Calibri" w:eastAsia="Calibri" w:hAnsi="Calibri"/>
@@ -8236,7 +8236,7 @@
         </w:rPr>
         <w:t xml:space="preserve">. </w:t>
       </w:r>
-      <w:hyperlink w:history="1" r:id="rIdlgtalfm-cg_rv3ouni0oc">
+      <w:hyperlink w:history="1" r:id="rIdldvv9y4brnhkgzk0aymmz">
         <w:r>
           <w:rPr>
             <w:rFonts w:ascii="Calibri" w:cs="Calibri" w:eastAsia="Calibri" w:hAnsi="Calibri"/>
@@ -8325,7 +8325,7 @@
         </w:rPr>
         <w:t xml:space="preserve">. </w:t>
       </w:r>
-      <w:hyperlink w:history="1" r:id="rIdrr7kt60xbktq12nccecfq">
+      <w:hyperlink w:history="1" r:id="rId54mibwnoqrdb_kgdm9-s-">
         <w:r>
           <w:rPr>
             <w:rFonts w:ascii="Calibri" w:cs="Calibri" w:eastAsia="Calibri" w:hAnsi="Calibri"/>
@@ -8414,7 +8414,7 @@
         </w:rPr>
         <w:t xml:space="preserve">. </w:t>
       </w:r>
-      <w:hyperlink w:history="1" r:id="rIdxk0rwmop38npqreujlxaz">
+      <w:hyperlink w:history="1" r:id="rIdkzhklr4cmwinrgd4dlqma">
         <w:r>
           <w:rPr>
             <w:rFonts w:ascii="Calibri" w:cs="Calibri" w:eastAsia="Calibri" w:hAnsi="Calibri"/>
@@ -8503,7 +8503,7 @@
         </w:rPr>
         <w:t xml:space="preserve">. </w:t>
       </w:r>
-      <w:hyperlink w:history="1" r:id="rId_wyrsi3t4zhwpagiulg_d">
+      <w:hyperlink w:history="1" r:id="rIdbjkiyx7eaek6dt5jkp5zx">
         <w:r>
           <w:rPr>
             <w:rFonts w:ascii="Calibri" w:cs="Calibri" w:eastAsia="Calibri" w:hAnsi="Calibri"/>
@@ -8592,7 +8592,7 @@
         </w:rPr>
         <w:t xml:space="preserve">. </w:t>
       </w:r>
-      <w:hyperlink w:history="1" r:id="rIdpxg615y3vz_lclwgldjxe">
+      <w:hyperlink w:history="1" r:id="rIdyixnwtwtz4hn_xuz0xdc7">
         <w:r>
           <w:rPr>
             <w:rFonts w:ascii="Calibri" w:cs="Calibri" w:eastAsia="Calibri" w:hAnsi="Calibri"/>
@@ -8681,7 +8681,7 @@
         </w:rPr>
         <w:t xml:space="preserve">. </w:t>
       </w:r>
-      <w:hyperlink w:history="1" r:id="rIdfxvp0nblegjdm4ywv5-rl">
+      <w:hyperlink w:history="1" r:id="rId1-o4osc97j9q1qxhajmah">
         <w:r>
           <w:rPr>
             <w:rFonts w:ascii="Calibri" w:cs="Calibri" w:eastAsia="Calibri" w:hAnsi="Calibri"/>
@@ -8770,7 +8770,7 @@
         </w:rPr>
         <w:t xml:space="preserve">. </w:t>
       </w:r>
-      <w:hyperlink w:history="1" r:id="rIdftlougey3si8zoe0eerko">
+      <w:hyperlink w:history="1" r:id="rId5qpgeqtdkdzyoh162co2n">
         <w:r>
           <w:rPr>
             <w:rFonts w:ascii="Calibri" w:cs="Calibri" w:eastAsia="Calibri" w:hAnsi="Calibri"/>
@@ -8859,7 +8859,7 @@
         </w:rPr>
         <w:t xml:space="preserve">. </w:t>
       </w:r>
-      <w:hyperlink w:history="1" r:id="rIdqcgvlp5ltqrnsp4tpdtkm">
+      <w:hyperlink w:history="1" r:id="rId-dwcsxngveawxfdgilo7n">
         <w:r>
           <w:rPr>
             <w:rFonts w:ascii="Calibri" w:cs="Calibri" w:eastAsia="Calibri" w:hAnsi="Calibri"/>
@@ -8948,7 +8948,7 @@
         </w:rPr>
         <w:t xml:space="preserve">. </w:t>
       </w:r>
-      <w:hyperlink w:history="1" r:id="rIdnqt-3y3xbt2jwil__3j-h">
+      <w:hyperlink w:history="1" r:id="rIdrjrhsmhrbxkpyshy1tzz9">
         <w:r>
           <w:rPr>
             <w:rFonts w:ascii="Calibri" w:cs="Calibri" w:eastAsia="Calibri" w:hAnsi="Calibri"/>
@@ -9037,7 +9037,7 @@
         </w:rPr>
         <w:t xml:space="preserve">. </w:t>
       </w:r>
-      <w:hyperlink w:history="1" r:id="rId82jiglalwboxw0metr1lz">
+      <w:hyperlink w:history="1" r:id="rIdqxs6aueoikatsagrrybpy">
         <w:r>
           <w:rPr>
             <w:rFonts w:ascii="Calibri" w:cs="Calibri" w:eastAsia="Calibri" w:hAnsi="Calibri"/>
@@ -9126,7 +9126,7 @@
         </w:rPr>
         <w:t xml:space="preserve">. </w:t>
       </w:r>
-      <w:hyperlink w:history="1" r:id="rIdjga7h9wgpbdfscm4qtgzk">
+      <w:hyperlink w:history="1" r:id="rIdwvgeizbg7vl4rz2gerpoj">
         <w:r>
           <w:rPr>
             <w:rFonts w:ascii="Calibri" w:cs="Calibri" w:eastAsia="Calibri" w:hAnsi="Calibri"/>
@@ -9215,7 +9215,7 @@
         </w:rPr>
         <w:t xml:space="preserve">. </w:t>
       </w:r>
-      <w:hyperlink w:history="1" r:id="rIdxc0knxmtr0mqb1qtfhnnq">
+      <w:hyperlink w:history="1" r:id="rIdaeekanzsiqyd2xyrt3mn0">
         <w:r>
           <w:rPr>
             <w:rFonts w:ascii="Calibri" w:cs="Calibri" w:eastAsia="Calibri" w:hAnsi="Calibri"/>
@@ -9304,7 +9304,7 @@
         </w:rPr>
         <w:t xml:space="preserve">. </w:t>
       </w:r>
-      <w:hyperlink w:history="1" r:id="rIdovmd-6hhj0eznnubsbyd-">
+      <w:hyperlink w:history="1" r:id="rIddz0k0_qhp93lz7soibb1s">
         <w:r>
           <w:rPr>
             <w:rFonts w:ascii="Calibri" w:cs="Calibri" w:eastAsia="Calibri" w:hAnsi="Calibri"/>
@@ -9393,7 +9393,7 @@
         </w:rPr>
         <w:t xml:space="preserve">. </w:t>
       </w:r>
-      <w:hyperlink w:history="1" r:id="rIdcpkmhqaxwnttx76cs_ls3">
+      <w:hyperlink w:history="1" r:id="rIdpppbtvu3wxcithoz2c3ja">
         <w:r>
           <w:rPr>
             <w:rFonts w:ascii="Calibri" w:cs="Calibri" w:eastAsia="Calibri" w:hAnsi="Calibri"/>
@@ -9482,7 +9482,7 @@
         </w:rPr>
         <w:t xml:space="preserve">. </w:t>
       </w:r>
-      <w:hyperlink w:history="1" r:id="rIdxufm1s0kv2si4d2dmdagl">
+      <w:hyperlink w:history="1" r:id="rIdig32u6io_xaektasmuvqx">
         <w:r>
           <w:rPr>
             <w:rFonts w:ascii="Calibri" w:cs="Calibri" w:eastAsia="Calibri" w:hAnsi="Calibri"/>
@@ -9571,7 +9571,7 @@
         </w:rPr>
         <w:t xml:space="preserve">. </w:t>
       </w:r>
-      <w:hyperlink w:history="1" r:id="rIdznu11l6jy0n46ww8lle5x">
+      <w:hyperlink w:history="1" r:id="rIdyib0s9edt89b6l20oqucb">
         <w:r>
           <w:rPr>
             <w:rFonts w:ascii="Calibri" w:cs="Calibri" w:eastAsia="Calibri" w:hAnsi="Calibri"/>
@@ -9660,7 +9660,7 @@
         </w:rPr>
         <w:t xml:space="preserve">. </w:t>
       </w:r>
-      <w:hyperlink w:history="1" r:id="rId-bijf0dxqguz-adgsn-ux">
+      <w:hyperlink w:history="1" r:id="rIdwjk-9petotq9nekwrbnbb">
         <w:r>
           <w:rPr>
             <w:rFonts w:ascii="Calibri" w:cs="Calibri" w:eastAsia="Calibri" w:hAnsi="Calibri"/>
@@ -9749,7 +9749,7 @@
         </w:rPr>
         <w:t xml:space="preserve">. </w:t>
       </w:r>
-      <w:hyperlink w:history="1" r:id="rIdhxaz1iszpslw20eh1amam">
+      <w:hyperlink w:history="1" r:id="rId_mnlkgghyj2wm4w0ihvpz">
         <w:r>
           <w:rPr>
             <w:rFonts w:ascii="Calibri" w:cs="Calibri" w:eastAsia="Calibri" w:hAnsi="Calibri"/>
@@ -9838,7 +9838,7 @@
         </w:rPr>
         <w:t xml:space="preserve">. </w:t>
       </w:r>
-      <w:hyperlink w:history="1" r:id="rIdlqrq9nuogt9qlzfpsj8pk">
+      <w:hyperlink w:history="1" r:id="rId3o5e2sdkzaszvfpxyssa-">
         <w:r>
           <w:rPr>
             <w:rFonts w:ascii="Calibri" w:cs="Calibri" w:eastAsia="Calibri" w:hAnsi="Calibri"/>
@@ -9927,7 +9927,7 @@
         </w:rPr>
         <w:t xml:space="preserve">. </w:t>
       </w:r>
-      <w:hyperlink w:history="1" r:id="rIdp_k-kmdp98elcyub11zke">
+      <w:hyperlink w:history="1" r:id="rIdnhm2yd3hg4e-c_9bazsor">
         <w:r>
           <w:rPr>
             <w:rFonts w:ascii="Calibri" w:cs="Calibri" w:eastAsia="Calibri" w:hAnsi="Calibri"/>
@@ -10016,7 +10016,7 @@
         </w:rPr>
         <w:t xml:space="preserve">. </w:t>
       </w:r>
-      <w:hyperlink w:history="1" r:id="rIdgul7x3vxmgigovzitacf7">
+      <w:hyperlink w:history="1" r:id="rId2g4mx7h_m0teoepdc0jha">
         <w:r>
           <w:rPr>
             <w:rFonts w:ascii="Calibri" w:cs="Calibri" w:eastAsia="Calibri" w:hAnsi="Calibri"/>
@@ -10105,7 +10105,7 @@
         </w:rPr>
         <w:t xml:space="preserve">. </w:t>
       </w:r>
-      <w:hyperlink w:history="1" r:id="rIdvpzydndeegddjuuxyq2rp">
+      <w:hyperlink w:history="1" r:id="rIdid13p6f94t131zk3zakxt">
         <w:r>
           <w:rPr>
             <w:rFonts w:ascii="Calibri" w:cs="Calibri" w:eastAsia="Calibri" w:hAnsi="Calibri"/>
@@ -10194,7 +10194,7 @@
         </w:rPr>
         <w:t xml:space="preserve">. </w:t>
       </w:r>
-      <w:hyperlink w:history="1" r:id="rId3gesrvhkglxetm1qt_1pd">
+      <w:hyperlink w:history="1" r:id="rIdqswaazl_xtw7s3be__ing">
         <w:r>
           <w:rPr>
             <w:rFonts w:ascii="Calibri" w:cs="Calibri" w:eastAsia="Calibri" w:hAnsi="Calibri"/>
@@ -10283,7 +10283,7 @@
         </w:rPr>
         <w:t xml:space="preserve">. </w:t>
       </w:r>
-      <w:hyperlink w:history="1" r:id="rId2v0wkuk_o0qy_d-vucqy1">
+      <w:hyperlink w:history="1" r:id="rIdyk7ahm0itpc5vlszghuok">
         <w:r>
           <w:rPr>
             <w:rFonts w:ascii="Calibri" w:cs="Calibri" w:eastAsia="Calibri" w:hAnsi="Calibri"/>
@@ -10372,7 +10372,7 @@
         </w:rPr>
         <w:t xml:space="preserve">. </w:t>
       </w:r>
-      <w:hyperlink w:history="1" r:id="rIddg7ull4fdcsekkccu8fid">
+      <w:hyperlink w:history="1" r:id="rIdb47wynerfwagu8fs__0wd">
         <w:r>
           <w:rPr>
             <w:rFonts w:ascii="Calibri" w:cs="Calibri" w:eastAsia="Calibri" w:hAnsi="Calibri"/>
@@ -10461,7 +10461,7 @@
         </w:rPr>
         <w:t xml:space="preserve">. </w:t>
       </w:r>
-      <w:hyperlink w:history="1" r:id="rIdtkopyjv2sopq6y1vwjlvj">
+      <w:hyperlink w:history="1" r:id="rIdgkrnh5oxnynllujfwfkmk">
         <w:r>
           <w:rPr>
             <w:rFonts w:ascii="Calibri" w:cs="Calibri" w:eastAsia="Calibri" w:hAnsi="Calibri"/>
@@ -10550,7 +10550,7 @@
         </w:rPr>
         <w:t xml:space="preserve">. </w:t>
       </w:r>
-      <w:hyperlink w:history="1" r:id="rIdkvlgw6agbeofbs5qoowfg">
+      <w:hyperlink w:history="1" r:id="rIdrnb5yzz1cyjobq91wbhz0">
         <w:r>
           <w:rPr>
             <w:rFonts w:ascii="Calibri" w:cs="Calibri" w:eastAsia="Calibri" w:hAnsi="Calibri"/>
@@ -10639,7 +10639,7 @@
         </w:rPr>
         <w:t xml:space="preserve">. </w:t>
       </w:r>
-      <w:hyperlink w:history="1" r:id="rId_ozfe6agtyydrb8a-28eu">
+      <w:hyperlink w:history="1" r:id="rIdldi9mtu_540hgfuiqwqcc">
         <w:r>
           <w:rPr>
             <w:rFonts w:ascii="Calibri" w:cs="Calibri" w:eastAsia="Calibri" w:hAnsi="Calibri"/>
@@ -10728,7 +10728,7 @@
         </w:rPr>
         <w:t xml:space="preserve">. </w:t>
       </w:r>
-      <w:hyperlink w:history="1" r:id="rId6_pyxxkn_k1-wigi4_kra">
+      <w:hyperlink w:history="1" r:id="rIdqarss5fbigipc8hlrr5a1">
         <w:r>
           <w:rPr>
             <w:rFonts w:ascii="Calibri" w:cs="Calibri" w:eastAsia="Calibri" w:hAnsi="Calibri"/>
@@ -10817,7 +10817,7 @@
         </w:rPr>
         <w:t xml:space="preserve">. </w:t>
       </w:r>
-      <w:hyperlink w:history="1" r:id="rIdfr2esk9kc-xdhf1ik82yt">
+      <w:hyperlink w:history="1" r:id="rIdm3ftshhdaflr8dbkb4zdr">
         <w:r>
           <w:rPr>
             <w:rFonts w:ascii="Calibri" w:cs="Calibri" w:eastAsia="Calibri" w:hAnsi="Calibri"/>
@@ -10906,7 +10906,7 @@
         </w:rPr>
         <w:t xml:space="preserve">. </w:t>
       </w:r>
-      <w:hyperlink w:history="1" r:id="rIdpij7gi6yb2nnraeowp7g0">
+      <w:hyperlink w:history="1" r:id="rIdi3awlgq4ar4-j-quqfbc6">
         <w:r>
           <w:rPr>
             <w:rFonts w:ascii="Calibri" w:cs="Calibri" w:eastAsia="Calibri" w:hAnsi="Calibri"/>
@@ -10995,7 +10995,7 @@
         </w:rPr>
         <w:t xml:space="preserve">. </w:t>
       </w:r>
-      <w:hyperlink w:history="1" r:id="rIdligheriijgk9o2wjlshhv">
+      <w:hyperlink w:history="1" r:id="rId35jucxf5e0kfu4x6nodgn">
         <w:r>
           <w:rPr>
             <w:rFonts w:ascii="Calibri" w:cs="Calibri" w:eastAsia="Calibri" w:hAnsi="Calibri"/>
@@ -11084,7 +11084,7 @@
         </w:rPr>
         <w:t xml:space="preserve">. </w:t>
       </w:r>
-      <w:hyperlink w:history="1" r:id="rIdrlwfkzo-nhacawojkf_np">
+      <w:hyperlink w:history="1" r:id="rIdt1-wz-afkrzgm9jaw7sss">
         <w:r>
           <w:rPr>
             <w:rFonts w:ascii="Calibri" w:cs="Calibri" w:eastAsia="Calibri" w:hAnsi="Calibri"/>
@@ -11173,7 +11173,7 @@
         </w:rPr>
         <w:t xml:space="preserve">. </w:t>
       </w:r>
-      <w:hyperlink w:history="1" r:id="rIddhsc8jkeb1yk1lwwmwzkm">
+      <w:hyperlink w:history="1" r:id="rIdqpduluhasjfbr8hhrzrra">
         <w:r>
           <w:rPr>
             <w:rFonts w:ascii="Calibri" w:cs="Calibri" w:eastAsia="Calibri" w:hAnsi="Calibri"/>
@@ -11262,7 +11262,7 @@
         </w:rPr>
         <w:t xml:space="preserve">. </w:t>
       </w:r>
-      <w:hyperlink w:history="1" r:id="rIdcp7nrj_sbisdp6cy0f8vb">
+      <w:hyperlink w:history="1" r:id="rIdhyzkyl9fn_zlhw4iy7g_6">
         <w:r>
           <w:rPr>
             <w:rFonts w:ascii="Calibri" w:cs="Calibri" w:eastAsia="Calibri" w:hAnsi="Calibri"/>
@@ -11351,7 +11351,7 @@
         </w:rPr>
         <w:t xml:space="preserve">. </w:t>
       </w:r>
-      <w:hyperlink w:history="1" r:id="rIdcumqyurfgrr_mlmv0pxv9">
+      <w:hyperlink w:history="1" r:id="rIdeuoebdcmhizlgbmyzkfqv">
         <w:r>
           <w:rPr>
             <w:rFonts w:ascii="Calibri" w:cs="Calibri" w:eastAsia="Calibri" w:hAnsi="Calibri"/>
@@ -11440,7 +11440,7 @@
         </w:rPr>
         <w:t xml:space="preserve">. </w:t>
       </w:r>
-      <w:hyperlink w:history="1" r:id="rId4fapuzi1nymkxkchegfbp">
+      <w:hyperlink w:history="1" r:id="rIdqck8wctuamb99bmddhl9l">
         <w:r>
           <w:rPr>
             <w:rFonts w:ascii="Calibri" w:cs="Calibri" w:eastAsia="Calibri" w:hAnsi="Calibri"/>
@@ -11529,7 +11529,7 @@
         </w:rPr>
         <w:t xml:space="preserve">. </w:t>
       </w:r>
-      <w:hyperlink w:history="1" r:id="rIdirmzubtopylcgpqpfmui1">
+      <w:hyperlink w:history="1" r:id="rIdnqptvm5ur9qph_xa0kxe9">
         <w:r>
           <w:rPr>
             <w:rFonts w:ascii="Calibri" w:cs="Calibri" w:eastAsia="Calibri" w:hAnsi="Calibri"/>
@@ -11618,7 +11618,7 @@
         </w:rPr>
         <w:t xml:space="preserve">. </w:t>
       </w:r>
-      <w:hyperlink w:history="1" r:id="rId3dheio94w859smgsdcbc7">
+      <w:hyperlink w:history="1" r:id="rIdc_vfwuo11ea9excuubg6p">
         <w:r>
           <w:rPr>
             <w:rFonts w:ascii="Calibri" w:cs="Calibri" w:eastAsia="Calibri" w:hAnsi="Calibri"/>
@@ -11707,7 +11707,7 @@
         </w:rPr>
         <w:t xml:space="preserve">. </w:t>
       </w:r>
-      <w:hyperlink w:history="1" r:id="rIdc3utqxywb29mzp7oyuvij">
+      <w:hyperlink w:history="1" r:id="rIdsycx2xn3oegfak6e81hua">
         <w:r>
           <w:rPr>
             <w:rFonts w:ascii="Calibri" w:cs="Calibri" w:eastAsia="Calibri" w:hAnsi="Calibri"/>
@@ -11796,7 +11796,7 @@
         </w:rPr>
         <w:t xml:space="preserve">. </w:t>
       </w:r>
-      <w:hyperlink w:history="1" r:id="rIdz4zielor7ln8pd0wy1eaz">
+      <w:hyperlink w:history="1" r:id="rIdonwahnuyhpedcbdxr2aph">
         <w:r>
           <w:rPr>
             <w:rFonts w:ascii="Calibri" w:cs="Calibri" w:eastAsia="Calibri" w:hAnsi="Calibri"/>
@@ -11885,7 +11885,7 @@
         </w:rPr>
         <w:t xml:space="preserve">. </w:t>
       </w:r>
-      <w:hyperlink w:history="1" r:id="rId0xahrp9ijv5s-3aczhanw">
+      <w:hyperlink w:history="1" r:id="rIdr5wbzimqv9tym122ljodl">
         <w:r>
           <w:rPr>
             <w:rFonts w:ascii="Calibri" w:cs="Calibri" w:eastAsia="Calibri" w:hAnsi="Calibri"/>
@@ -11974,7 +11974,7 @@
         </w:rPr>
         <w:t xml:space="preserve">. </w:t>
       </w:r>
-      <w:hyperlink w:history="1" r:id="rIdie2jwo1ykrnpgpjvstepg">
+      <w:hyperlink w:history="1" r:id="rIdyjj6zqwtnzz5smken-nve">
         <w:r>
           <w:rPr>
             <w:rFonts w:ascii="Calibri" w:cs="Calibri" w:eastAsia="Calibri" w:hAnsi="Calibri"/>
@@ -12063,7 +12063,7 @@
         </w:rPr>
         <w:t xml:space="preserve">. </w:t>
       </w:r>
-      <w:hyperlink w:history="1" r:id="rIdk-qyikkmfoix4o7pt5xzu">
+      <w:hyperlink w:history="1" r:id="rIdtchpc-evkmbwp05ilja7p">
         <w:r>
           <w:rPr>
             <w:rFonts w:ascii="Calibri" w:cs="Calibri" w:eastAsia="Calibri" w:hAnsi="Calibri"/>
@@ -12152,7 +12152,7 @@
         </w:rPr>
         <w:t xml:space="preserve">. </w:t>
       </w:r>
-      <w:hyperlink w:history="1" r:id="rIdk7hodaloahtbmpmiqq_cb">
+      <w:hyperlink w:history="1" r:id="rIddyipp5ey-l1dgxv4-mi5o">
         <w:r>
           <w:rPr>
             <w:rFonts w:ascii="Calibri" w:cs="Calibri" w:eastAsia="Calibri" w:hAnsi="Calibri"/>
@@ -12241,7 +12241,7 @@
         </w:rPr>
         <w:t xml:space="preserve">. </w:t>
       </w:r>
-      <w:hyperlink w:history="1" r:id="rIdrj1zwpvedav5xu9glws1o">
+      <w:hyperlink w:history="1" r:id="rId_niwudhtf-owg3s8aq86t">
         <w:r>
           <w:rPr>
             <w:rFonts w:ascii="Calibri" w:cs="Calibri" w:eastAsia="Calibri" w:hAnsi="Calibri"/>
@@ -12330,7 +12330,7 @@
         </w:rPr>
         <w:t xml:space="preserve">. </w:t>
       </w:r>
-      <w:hyperlink w:history="1" r:id="rIdmhlm_oiioyjl4er-x5e3i">
+      <w:hyperlink w:history="1" r:id="rIdumqbavbaxeobpp3gnscyx">
         <w:r>
           <w:rPr>
             <w:rFonts w:ascii="Calibri" w:cs="Calibri" w:eastAsia="Calibri" w:hAnsi="Calibri"/>
@@ -12419,7 +12419,7 @@
         </w:rPr>
         <w:t xml:space="preserve">. </w:t>
       </w:r>
-      <w:hyperlink w:history="1" r:id="rId1liwiec0wsvcpro7xb0ib">
+      <w:hyperlink w:history="1" r:id="rId7du4ipdototqpf5-xn6wk">
         <w:r>
           <w:rPr>
             <w:rFonts w:ascii="Calibri" w:cs="Calibri" w:eastAsia="Calibri" w:hAnsi="Calibri"/>
@@ -12508,7 +12508,7 @@
         </w:rPr>
         <w:t xml:space="preserve">. </w:t>
       </w:r>
-      <w:hyperlink w:history="1" r:id="rId_tk9u_mbuglavfkxo1sng">
+      <w:hyperlink w:history="1" r:id="rIdtsy544_alkmjkxhk68kvc">
         <w:r>
           <w:rPr>
             <w:rFonts w:ascii="Calibri" w:cs="Calibri" w:eastAsia="Calibri" w:hAnsi="Calibri"/>
@@ -12597,7 +12597,7 @@
         </w:rPr>
         <w:t xml:space="preserve">. </w:t>
       </w:r>
-      <w:hyperlink w:history="1" r:id="rIdm16wklhv348cy32ejxvh0">
+      <w:hyperlink w:history="1" r:id="rIdstqpajux_e4tjngisug38">
         <w:r>
           <w:rPr>
             <w:rFonts w:ascii="Calibri" w:cs="Calibri" w:eastAsia="Calibri" w:hAnsi="Calibri"/>
@@ -12686,7 +12686,7 @@
         </w:rPr>
         <w:t xml:space="preserve">. </w:t>
       </w:r>
-      <w:hyperlink w:history="1" r:id="rIdjbqdwsyqdh42zztnerl0c">
+      <w:hyperlink w:history="1" r:id="rIdvsod5ntxn9u4w5lb9paln">
         <w:r>
           <w:rPr>
             <w:rFonts w:ascii="Calibri" w:cs="Calibri" w:eastAsia="Calibri" w:hAnsi="Calibri"/>
@@ -12775,7 +12775,7 @@
         </w:rPr>
         <w:t xml:space="preserve">. </w:t>
       </w:r>
-      <w:hyperlink w:history="1" r:id="rIdrerlwsdoifxsyxd69nxs3">
+      <w:hyperlink w:history="1" r:id="rIdfvxrkiim53n5xzkmgbgir">
         <w:r>
           <w:rPr>
             <w:rFonts w:ascii="Calibri" w:cs="Calibri" w:eastAsia="Calibri" w:hAnsi="Calibri"/>
@@ -12864,7 +12864,7 @@
         </w:rPr>
         <w:t xml:space="preserve">. </w:t>
       </w:r>
-      <w:hyperlink w:history="1" r:id="rIdi8pp2kg3uragb7-khr535">
+      <w:hyperlink w:history="1" r:id="rId2haob8ynoltol3mocnr2r">
         <w:r>
           <w:rPr>
             <w:rFonts w:ascii="Calibri" w:cs="Calibri" w:eastAsia="Calibri" w:hAnsi="Calibri"/>
@@ -12953,7 +12953,7 @@
         </w:rPr>
         <w:t xml:space="preserve">. </w:t>
       </w:r>
-      <w:hyperlink w:history="1" r:id="rId82bmkmewe6neicqkscddo">
+      <w:hyperlink w:history="1" r:id="rIdyesoel-krxw3qpqr8rkyi">
         <w:r>
           <w:rPr>
             <w:rFonts w:ascii="Calibri" w:cs="Calibri" w:eastAsia="Calibri" w:hAnsi="Calibri"/>
@@ -13042,7 +13042,7 @@
         </w:rPr>
         <w:t xml:space="preserve">. </w:t>
       </w:r>
-      <w:hyperlink w:history="1" r:id="rId9wcm0hhynnxuf-vhglose">
+      <w:hyperlink w:history="1" r:id="rIdx6cjl6lkb1g85ffdyuvpt">
         <w:r>
           <w:rPr>
             <w:rFonts w:ascii="Calibri" w:cs="Calibri" w:eastAsia="Calibri" w:hAnsi="Calibri"/>
@@ -13131,7 +13131,7 @@
         </w:rPr>
         <w:t xml:space="preserve">. </w:t>
       </w:r>
-      <w:hyperlink w:history="1" r:id="rIdm99qszkrpctnsbkcaznuo">
+      <w:hyperlink w:history="1" r:id="rIdq59ye7k4hm4o_bkt0adsl">
         <w:r>
           <w:rPr>
             <w:rFonts w:ascii="Calibri" w:cs="Calibri" w:eastAsia="Calibri" w:hAnsi="Calibri"/>
@@ -13220,7 +13220,7 @@
         </w:rPr>
         <w:t xml:space="preserve">. </w:t>
       </w:r>
-      <w:hyperlink w:history="1" r:id="rIdpyk4bqudzuy-t73opeydt">
+      <w:hyperlink w:history="1" r:id="rIdnyi73pdsatlrly965t0wg">
         <w:r>
           <w:rPr>
             <w:rFonts w:ascii="Calibri" w:cs="Calibri" w:eastAsia="Calibri" w:hAnsi="Calibri"/>
@@ -13309,7 +13309,7 @@
         </w:rPr>
         <w:t xml:space="preserve">. </w:t>
       </w:r>
-      <w:hyperlink w:history="1" r:id="rIdnuwevoijutxp6cfmdlq-l">
+      <w:hyperlink w:history="1" r:id="rIdsmt-pv-lzemwcmecl4in7">
         <w:r>
           <w:rPr>
             <w:rFonts w:ascii="Calibri" w:cs="Calibri" w:eastAsia="Calibri" w:hAnsi="Calibri"/>
@@ -13398,7 +13398,7 @@
         </w:rPr>
         <w:t xml:space="preserve">. </w:t>
       </w:r>
-      <w:hyperlink w:history="1" r:id="rIdbaoy_vdwagfzvjr_ch6ei">
+      <w:hyperlink w:history="1" r:id="rIdx5ckcl47onhtovidwvhqi">
         <w:r>
           <w:rPr>
             <w:rFonts w:ascii="Calibri" w:cs="Calibri" w:eastAsia="Calibri" w:hAnsi="Calibri"/>
@@ -13487,7 +13487,7 @@
         </w:rPr>
         <w:t xml:space="preserve">. </w:t>
       </w:r>
-      <w:hyperlink w:history="1" r:id="rIdefeo4wcv3xgbr7-vhd0yr">
+      <w:hyperlink w:history="1" r:id="rIdpk6jqy_ztwbmmjmlbl68s">
         <w:r>
           <w:rPr>
             <w:rFonts w:ascii="Calibri" w:cs="Calibri" w:eastAsia="Calibri" w:hAnsi="Calibri"/>
@@ -13576,7 +13576,7 @@
         </w:rPr>
         <w:t xml:space="preserve">. </w:t>
       </w:r>
-      <w:hyperlink w:history="1" r:id="rIdd5u5uxh72bhwetwkdxhe6">
+      <w:hyperlink w:history="1" r:id="rIdc7-pqv2bxdh30xfre4so7">
         <w:r>
           <w:rPr>
             <w:rFonts w:ascii="Calibri" w:cs="Calibri" w:eastAsia="Calibri" w:hAnsi="Calibri"/>
@@ -13665,7 +13665,7 @@
         </w:rPr>
         <w:t xml:space="preserve">. </w:t>
       </w:r>
-      <w:hyperlink w:history="1" r:id="rIdcjdhs14laptv37nmof9yw">
+      <w:hyperlink w:history="1" r:id="rIdv2ynb4akxzeutpglwk0kn">
         <w:r>
           <w:rPr>
             <w:rFonts w:ascii="Calibri" w:cs="Calibri" w:eastAsia="Calibri" w:hAnsi="Calibri"/>
@@ -13754,7 +13754,7 @@
         </w:rPr>
         <w:t xml:space="preserve">. </w:t>
       </w:r>
-      <w:hyperlink w:history="1" r:id="rIdkvdizc2bpwfatgfjwditk">
+      <w:hyperlink w:history="1" r:id="rIdkh3nkmvi4uzpjyik8eywv">
         <w:r>
           <w:rPr>
             <w:rFonts w:ascii="Calibri" w:cs="Calibri" w:eastAsia="Calibri" w:hAnsi="Calibri"/>
@@ -13843,7 +13843,7 @@
         </w:rPr>
         <w:t xml:space="preserve">. </w:t>
       </w:r>
-      <w:hyperlink w:history="1" r:id="rIdv7e5r9i-non8146u2qahe">
+      <w:hyperlink w:history="1" r:id="rIdamkpy5clmhcl22agrjdgk">
         <w:r>
           <w:rPr>
             <w:rFonts w:ascii="Calibri" w:cs="Calibri" w:eastAsia="Calibri" w:hAnsi="Calibri"/>
@@ -13932,7 +13932,7 @@
         </w:rPr>
         <w:t xml:space="preserve">. </w:t>
       </w:r>
-      <w:hyperlink w:history="1" r:id="rIdzjkm_rqog7fzxig3-tyxw">
+      <w:hyperlink w:history="1" r:id="rId1oypkfky9fll8-em6c-pv">
         <w:r>
           <w:rPr>
             <w:rFonts w:ascii="Calibri" w:cs="Calibri" w:eastAsia="Calibri" w:hAnsi="Calibri"/>
@@ -14021,7 +14021,7 @@
         </w:rPr>
         <w:t xml:space="preserve">. </w:t>
       </w:r>
-      <w:hyperlink w:history="1" r:id="rId1p2d_5r7t_s2rjppanjxj">
+      <w:hyperlink w:history="1" r:id="rIdsed05kzjeujn0fapsmus-">
         <w:r>
           <w:rPr>
             <w:rFonts w:ascii="Calibri" w:cs="Calibri" w:eastAsia="Calibri" w:hAnsi="Calibri"/>
@@ -14110,7 +14110,7 @@
         </w:rPr>
         <w:t xml:space="preserve">. </w:t>
       </w:r>
-      <w:hyperlink w:history="1" r:id="rIdarewx-unlycqhvcj4smoc">
+      <w:hyperlink w:history="1" r:id="rIdlu3tcn3izalfod05nxf9p">
         <w:r>
           <w:rPr>
             <w:rFonts w:ascii="Calibri" w:cs="Calibri" w:eastAsia="Calibri" w:hAnsi="Calibri"/>
@@ -14199,7 +14199,7 @@
         </w:rPr>
         <w:t xml:space="preserve">. </w:t>
       </w:r>
-      <w:hyperlink w:history="1" r:id="rId2ztfddpwdirf6qzsuaj_n">
+      <w:hyperlink w:history="1" r:id="rIdtrif3mkg3udeic7yrmizb">
         <w:r>
           <w:rPr>
             <w:rFonts w:ascii="Calibri" w:cs="Calibri" w:eastAsia="Calibri" w:hAnsi="Calibri"/>
@@ -14288,7 +14288,7 @@
         </w:rPr>
         <w:t xml:space="preserve">. </w:t>
       </w:r>
-      <w:hyperlink w:history="1" r:id="rIdrskgvxwwfljs_6a-vxed1">
+      <w:hyperlink w:history="1" r:id="rId907c0_icinf-hqcdj2uqs">
         <w:r>
           <w:rPr>
             <w:rFonts w:ascii="Calibri" w:cs="Calibri" w:eastAsia="Calibri" w:hAnsi="Calibri"/>
@@ -14377,7 +14377,7 @@
         </w:rPr>
         <w:t xml:space="preserve">. </w:t>
       </w:r>
-      <w:hyperlink w:history="1" r:id="rIdrmmnvvig9_8vrdj-rgmcq">
+      <w:hyperlink w:history="1" r:id="rIddztct3iak-sphryzwcuns">
         <w:r>
           <w:rPr>
             <w:rFonts w:ascii="Calibri" w:cs="Calibri" w:eastAsia="Calibri" w:hAnsi="Calibri"/>
@@ -14466,7 +14466,7 @@
         </w:rPr>
         <w:t xml:space="preserve">. </w:t>
       </w:r>
-      <w:hyperlink w:history="1" r:id="rIdis30haznerkczevnlynbo">
+      <w:hyperlink w:history="1" r:id="rId5cn6kxzcctouitozgw557">
         <w:r>
           <w:rPr>
             <w:rFonts w:ascii="Calibri" w:cs="Calibri" w:eastAsia="Calibri" w:hAnsi="Calibri"/>
@@ -14555,7 +14555,7 @@
         </w:rPr>
         <w:t xml:space="preserve">. </w:t>
       </w:r>
-      <w:hyperlink w:history="1" r:id="rIdw4c6idcrxn6fu58sdwld1">
+      <w:hyperlink w:history="1" r:id="rIdu99jdgeechpqejt4u206o">
         <w:r>
           <w:rPr>
             <w:rFonts w:ascii="Calibri" w:cs="Calibri" w:eastAsia="Calibri" w:hAnsi="Calibri"/>
@@ -14644,7 +14644,7 @@
         </w:rPr>
         <w:t xml:space="preserve">. </w:t>
       </w:r>
-      <w:hyperlink w:history="1" r:id="rIdplnactqll3kjryuyv333o">
+      <w:hyperlink w:history="1" r:id="rId1hwli69bb3yjqxeed-ixb">
         <w:r>
           <w:rPr>
             <w:rFonts w:ascii="Calibri" w:cs="Calibri" w:eastAsia="Calibri" w:hAnsi="Calibri"/>
@@ -14733,7 +14733,7 @@
         </w:rPr>
         <w:t xml:space="preserve">. </w:t>
       </w:r>
-      <w:hyperlink w:history="1" r:id="rIdcrdpv6udkgulwhekir9mw">
+      <w:hyperlink w:history="1" r:id="rIdx75yhwshvobkhhhx77731">
         <w:r>
           <w:rPr>
             <w:rFonts w:ascii="Calibri" w:cs="Calibri" w:eastAsia="Calibri" w:hAnsi="Calibri"/>
@@ -14822,7 +14822,7 @@
         </w:rPr>
         <w:t xml:space="preserve">. </w:t>
       </w:r>
-      <w:hyperlink w:history="1" r:id="rId_1yh4siautzjgkh4-ypo2">
+      <w:hyperlink w:history="1" r:id="rIdgkwoia_lpx7osux7j9khe">
         <w:r>
           <w:rPr>
             <w:rFonts w:ascii="Calibri" w:cs="Calibri" w:eastAsia="Calibri" w:hAnsi="Calibri"/>
@@ -14911,7 +14911,7 @@
         </w:rPr>
         <w:t xml:space="preserve">. </w:t>
       </w:r>
-      <w:hyperlink w:history="1" r:id="rIdomc9usgyeljaeh8n-fo9t">
+      <w:hyperlink w:history="1" r:id="rIdgogwtkf5i9xtkkgfumaoe">
         <w:r>
           <w:rPr>
             <w:rFonts w:ascii="Calibri" w:cs="Calibri" w:eastAsia="Calibri" w:hAnsi="Calibri"/>
@@ -15000,7 +15000,7 @@
         </w:rPr>
         <w:t xml:space="preserve">. </w:t>
       </w:r>
-      <w:hyperlink w:history="1" r:id="rIdj9bgyqapn6vhmgwkxzwzf">
+      <w:hyperlink w:history="1" r:id="rIdqfr8_6_n8uilqhdlwuskf">
         <w:r>
           <w:rPr>
             <w:rFonts w:ascii="Calibri" w:cs="Calibri" w:eastAsia="Calibri" w:hAnsi="Calibri"/>
@@ -15089,7 +15089,7 @@
         </w:rPr>
         <w:t xml:space="preserve">. </w:t>
       </w:r>
-      <w:hyperlink w:history="1" r:id="rIdvafn_uqrjra2sopdzdtri">
+      <w:hyperlink w:history="1" r:id="rIdxj6_r65mbbyskfogxsanh">
         <w:r>
           <w:rPr>
             <w:rFonts w:ascii="Calibri" w:cs="Calibri" w:eastAsia="Calibri" w:hAnsi="Calibri"/>
@@ -15178,7 +15178,7 @@
         </w:rPr>
         <w:t xml:space="preserve">. </w:t>
       </w:r>
-      <w:hyperlink w:history="1" r:id="rId0quint1zg7s_ivoyj0907">
+      <w:hyperlink w:history="1" r:id="rIdjhvbiwcxolvhqxagel1js">
         <w:r>
           <w:rPr>
             <w:rFonts w:ascii="Calibri" w:cs="Calibri" w:eastAsia="Calibri" w:hAnsi="Calibri"/>
@@ -15267,7 +15267,7 @@
         </w:rPr>
         <w:t xml:space="preserve">. </w:t>
       </w:r>
-      <w:hyperlink w:history="1" r:id="rIdigjw-itwk9tzkacwdgjey">
+      <w:hyperlink w:history="1" r:id="rId4q6ywzldp6gyem2egz9ue">
         <w:r>
           <w:rPr>
             <w:rFonts w:ascii="Calibri" w:cs="Calibri" w:eastAsia="Calibri" w:hAnsi="Calibri"/>
@@ -15356,7 +15356,7 @@
         </w:rPr>
         <w:t xml:space="preserve">. </w:t>
       </w:r>
-      <w:hyperlink w:history="1" r:id="rIdkkvxqw1m77xf1phmqu8g-">
+      <w:hyperlink w:history="1" r:id="rIdnowiraaah7opk0hdn2m_w">
         <w:r>
           <w:rPr>
             <w:rFonts w:ascii="Calibri" w:cs="Calibri" w:eastAsia="Calibri" w:hAnsi="Calibri"/>
@@ -15445,7 +15445,7 @@
         </w:rPr>
         <w:t xml:space="preserve">. </w:t>
       </w:r>
-      <w:hyperlink w:history="1" r:id="rIdyoky_874hgr4jarryz_gv">
+      <w:hyperlink w:history="1" r:id="rIdfv_usv7lhlbempxwxicrg">
         <w:r>
           <w:rPr>
             <w:rFonts w:ascii="Calibri" w:cs="Calibri" w:eastAsia="Calibri" w:hAnsi="Calibri"/>
@@ -15534,7 +15534,7 @@
         </w:rPr>
         <w:t xml:space="preserve">. </w:t>
       </w:r>
-      <w:hyperlink w:history="1" r:id="rId9xy5s1d5tbo30ne9sa_t1">
+      <w:hyperlink w:history="1" r:id="rIdqjhe3xpyv5r_53c16ocf2">
         <w:r>
           <w:rPr>
             <w:rFonts w:ascii="Calibri" w:cs="Calibri" w:eastAsia="Calibri" w:hAnsi="Calibri"/>
@@ -15708,7 +15708,7 @@
         </w:rPr>
         <w:t xml:space="preserve">. </w:t>
       </w:r>
-      <w:hyperlink w:history="1" r:id="rIdl7m2j0aexvnv_el5mhsap">
+      <w:hyperlink w:history="1" r:id="rIdla6rv4tear84mketubjnw">
         <w:r>
           <w:rPr>
             <w:rFonts w:ascii="Calibri" w:cs="Calibri" w:eastAsia="Calibri" w:hAnsi="Calibri"/>
@@ -15797,7 +15797,7 @@
         </w:rPr>
         <w:t xml:space="preserve">. </w:t>
       </w:r>
-      <w:hyperlink w:history="1" r:id="rIdj4wzpywwmgbutn-vcjb16">
+      <w:hyperlink w:history="1" r:id="rIdw2a4zjica78qwf3cccmje">
         <w:r>
           <w:rPr>
             <w:rFonts w:ascii="Calibri" w:cs="Calibri" w:eastAsia="Calibri" w:hAnsi="Calibri"/>
@@ -15886,7 +15886,7 @@
         </w:rPr>
         <w:t xml:space="preserve">. </w:t>
       </w:r>
-      <w:hyperlink w:history="1" r:id="rIdbsecmoqldjiik7hqnw8wx">
+      <w:hyperlink w:history="1" r:id="rIdx4lhrl1ktihhh0w2u9g5g">
         <w:r>
           <w:rPr>
             <w:rFonts w:ascii="Calibri" w:cs="Calibri" w:eastAsia="Calibri" w:hAnsi="Calibri"/>
@@ -15991,7 +15991,7 @@
         </w:rPr>
         <w:t xml:space="preserve">. </w:t>
       </w:r>
-      <w:hyperlink w:history="1" r:id="rIdtwdtrl4nx3gsvf1rh_lk5">
+      <w:hyperlink w:history="1" r:id="rIdtj0jejkc3l-gnfmhb6lzu">
         <w:r>
           <w:rPr>
             <w:rFonts w:ascii="Calibri" w:cs="Calibri" w:eastAsia="Calibri" w:hAnsi="Calibri"/>
@@ -16080,7 +16080,7 @@
         </w:rPr>
         <w:t xml:space="preserve">. </w:t>
       </w:r>
-      <w:hyperlink w:history="1" r:id="rIdsymudvymxpuxqqqtxjurj">
+      <w:hyperlink w:history="1" r:id="rId68m12tnqpncdorjhtkufv">
         <w:r>
           <w:rPr>
             <w:rFonts w:ascii="Calibri" w:cs="Calibri" w:eastAsia="Calibri" w:hAnsi="Calibri"/>
@@ -16169,7 +16169,7 @@
         </w:rPr>
         <w:t xml:space="preserve">. </w:t>
       </w:r>
-      <w:hyperlink w:history="1" r:id="rIdjyfwiugtcyfviwagh9owj">
+      <w:hyperlink w:history="1" r:id="rIdpjepvjm0fzcteafn1twbf">
         <w:r>
           <w:rPr>
             <w:rFonts w:ascii="Calibri" w:cs="Calibri" w:eastAsia="Calibri" w:hAnsi="Calibri"/>
@@ -16258,7 +16258,7 @@
         </w:rPr>
         <w:t xml:space="preserve">. </w:t>
       </w:r>
-      <w:hyperlink w:history="1" r:id="rId0cidnu1ubx190pcx4r1oy">
+      <w:hyperlink w:history="1" r:id="rIdfntik3b0axtugtqees_ia">
         <w:r>
           <w:rPr>
             <w:rFonts w:ascii="Calibri" w:cs="Calibri" w:eastAsia="Calibri" w:hAnsi="Calibri"/>
@@ -16347,7 +16347,7 @@
         </w:rPr>
         <w:t xml:space="preserve">. </w:t>
       </w:r>
-      <w:hyperlink w:history="1" r:id="rId3xf_4wczx5zc0bfopukt9">
+      <w:hyperlink w:history="1" r:id="rIdpv3xau88auy4-lwoopuyb">
         <w:r>
           <w:rPr>
             <w:rFonts w:ascii="Calibri" w:cs="Calibri" w:eastAsia="Calibri" w:hAnsi="Calibri"/>
@@ -16436,7 +16436,7 @@
         </w:rPr>
         <w:t xml:space="preserve">. </w:t>
       </w:r>
-      <w:hyperlink w:history="1" r:id="rIdpla0uxa2mkgka3wocsmf6">
+      <w:hyperlink w:history="1" r:id="rIdwusvt2zbqmie5-1xw_drr">
         <w:r>
           <w:rPr>
             <w:rFonts w:ascii="Calibri" w:cs="Calibri" w:eastAsia="Calibri" w:hAnsi="Calibri"/>
@@ -16525,7 +16525,7 @@
         </w:rPr>
         <w:t xml:space="preserve">. </w:t>
       </w:r>
-      <w:hyperlink w:history="1" r:id="rIdhonulnrbby1ruxji3hhw1">
+      <w:hyperlink w:history="1" r:id="rIdrc4b3rhnhtqlboukcrsbe">
         <w:r>
           <w:rPr>
             <w:rFonts w:ascii="Calibri" w:cs="Calibri" w:eastAsia="Calibri" w:hAnsi="Calibri"/>
@@ -16614,7 +16614,7 @@
         </w:rPr>
         <w:t xml:space="preserve">. </w:t>
       </w:r>
-      <w:hyperlink w:history="1" r:id="rIdwmynxdizwowfrr4akx2ra">
+      <w:hyperlink w:history="1" r:id="rIdhidhegp2ltnisq2ew2t7u">
         <w:r>
           <w:rPr>
             <w:rFonts w:ascii="Calibri" w:cs="Calibri" w:eastAsia="Calibri" w:hAnsi="Calibri"/>
@@ -16703,7 +16703,7 @@
         </w:rPr>
         <w:t xml:space="preserve">. </w:t>
       </w:r>
-      <w:hyperlink w:history="1" r:id="rIdbcikjau3-9dfuoyckdwtu">
+      <w:hyperlink w:history="1" r:id="rIdiuptlgukzszyqvu5xaoih">
         <w:r>
           <w:rPr>
             <w:rFonts w:ascii="Calibri" w:cs="Calibri" w:eastAsia="Calibri" w:hAnsi="Calibri"/>
@@ -16792,7 +16792,7 @@
         </w:rPr>
         <w:t xml:space="preserve">. </w:t>
       </w:r>
-      <w:hyperlink w:history="1" r:id="rIdvpfnotsqc-qdssdshtygv">
+      <w:hyperlink w:history="1" r:id="rIdmgaeiinwa91rjnnzisszy">
         <w:r>
           <w:rPr>
             <w:rFonts w:ascii="Calibri" w:cs="Calibri" w:eastAsia="Calibri" w:hAnsi="Calibri"/>
@@ -16881,7 +16881,7 @@
         </w:rPr>
         <w:t xml:space="preserve">. </w:t>
       </w:r>
-      <w:hyperlink w:history="1" r:id="rId2tbkb49odb2e-2scojiby">
+      <w:hyperlink w:history="1" r:id="rIdsh4lsmm-6to0-wjbldxdv">
         <w:r>
           <w:rPr>
             <w:rFonts w:ascii="Calibri" w:cs="Calibri" w:eastAsia="Calibri" w:hAnsi="Calibri"/>
@@ -16970,7 +16970,7 @@
         </w:rPr>
         <w:t xml:space="preserve">. </w:t>
       </w:r>
-      <w:hyperlink w:history="1" r:id="rIdphnafjp7bzatnbjmw4bwo">
+      <w:hyperlink w:history="1" r:id="rIdl_agpol7tdjmjsd8z7ad3">
         <w:r>
           <w:rPr>
             <w:rFonts w:ascii="Calibri" w:cs="Calibri" w:eastAsia="Calibri" w:hAnsi="Calibri"/>
@@ -17059,7 +17059,7 @@
         </w:rPr>
         <w:t xml:space="preserve">. </w:t>
       </w:r>
-      <w:hyperlink w:history="1" r:id="rIdyuhe9gbxtmt4vojyvrfi7">
+      <w:hyperlink w:history="1" r:id="rIdqom9hp79j2rgcsql-dxcj">
         <w:r>
           <w:rPr>
             <w:rFonts w:ascii="Calibri" w:cs="Calibri" w:eastAsia="Calibri" w:hAnsi="Calibri"/>
@@ -17148,7 +17148,7 @@
         </w:rPr>
         <w:t xml:space="preserve">. </w:t>
       </w:r>
-      <w:hyperlink w:history="1" r:id="rId6sfuaowduidmsqwcgn0z2">
+      <w:hyperlink w:history="1" r:id="rIdfz2jjklj0ove4l_bdsdsk">
         <w:r>
           <w:rPr>
             <w:rFonts w:ascii="Calibri" w:cs="Calibri" w:eastAsia="Calibri" w:hAnsi="Calibri"/>
@@ -17237,7 +17237,7 @@
         </w:rPr>
         <w:t xml:space="preserve">. </w:t>
       </w:r>
-      <w:hyperlink w:history="1" r:id="rIdyty2yurae6bsc4dpdyobq">
+      <w:hyperlink w:history="1" r:id="rIdwg9fk8cukneoztrlbyd14">
         <w:r>
           <w:rPr>
             <w:rFonts w:ascii="Calibri" w:cs="Calibri" w:eastAsia="Calibri" w:hAnsi="Calibri"/>
@@ -17326,7 +17326,7 @@
         </w:rPr>
         <w:t xml:space="preserve">. </w:t>
       </w:r>
-      <w:hyperlink w:history="1" r:id="rIdpgkvnnt2wzd1lmjs2h5v8">
+      <w:hyperlink w:history="1" r:id="rIdv1k7oxrkd0_ucrf6bf12i">
         <w:r>
           <w:rPr>
             <w:rFonts w:ascii="Calibri" w:cs="Calibri" w:eastAsia="Calibri" w:hAnsi="Calibri"/>
@@ -17415,7 +17415,7 @@
         </w:rPr>
         <w:t xml:space="preserve">. </w:t>
       </w:r>
-      <w:hyperlink w:history="1" r:id="rId8rzb4w7ndyh99k2lol1n3">
+      <w:hyperlink w:history="1" r:id="rIdx7ragh9-en-7ernfxziw3">
         <w:r>
           <w:rPr>
             <w:rFonts w:ascii="Calibri" w:cs="Calibri" w:eastAsia="Calibri" w:hAnsi="Calibri"/>
@@ -17504,7 +17504,7 @@
         </w:rPr>
         <w:t xml:space="preserve">. </w:t>
       </w:r>
-      <w:hyperlink w:history="1" r:id="rIdvmyvyd1jbwvkxo69lltr9">
+      <w:hyperlink w:history="1" r:id="rId-qgg5at0l3uksidaokedx">
         <w:r>
           <w:rPr>
             <w:rFonts w:ascii="Calibri" w:cs="Calibri" w:eastAsia="Calibri" w:hAnsi="Calibri"/>
@@ -17593,7 +17593,7 @@
         </w:rPr>
         <w:t xml:space="preserve">. </w:t>
       </w:r>
-      <w:hyperlink w:history="1" r:id="rId_o0lnx-qeyvtubikybbqi">
+      <w:hyperlink w:history="1" r:id="rIde-al_ayjinlfk5en9kyw2">
         <w:r>
           <w:rPr>
             <w:rFonts w:ascii="Calibri" w:cs="Calibri" w:eastAsia="Calibri" w:hAnsi="Calibri"/>
@@ -17682,7 +17682,7 @@
         </w:rPr>
         <w:t xml:space="preserve">. </w:t>
       </w:r>
-      <w:hyperlink w:history="1" r:id="rIdbbvcgf0edqu0yq2m5pafz">
+      <w:hyperlink w:history="1" r:id="rIdkkeudc79lzh-7n-qxfk4q">
         <w:r>
           <w:rPr>
             <w:rFonts w:ascii="Calibri" w:cs="Calibri" w:eastAsia="Calibri" w:hAnsi="Calibri"/>
@@ -17771,7 +17771,7 @@
         </w:rPr>
         <w:t xml:space="preserve">. </w:t>
       </w:r>
-      <w:hyperlink w:history="1" r:id="rIdpbgycrejjjrabhu3cllyd">
+      <w:hyperlink w:history="1" r:id="rIdvxihybntzcuiwwhadozb4">
         <w:r>
           <w:rPr>
             <w:rFonts w:ascii="Calibri" w:cs="Calibri" w:eastAsia="Calibri" w:hAnsi="Calibri"/>
@@ -17860,7 +17860,7 @@
         </w:rPr>
         <w:t xml:space="preserve">. </w:t>
       </w:r>
-      <w:hyperlink w:history="1" r:id="rIdvxkazkd7ffbqaatbpuk7x">
+      <w:hyperlink w:history="1" r:id="rIdjk1x8qt88p1vphjomyu9y">
         <w:r>
           <w:rPr>
             <w:rFonts w:ascii="Calibri" w:cs="Calibri" w:eastAsia="Calibri" w:hAnsi="Calibri"/>
@@ -17949,7 +17949,7 @@
         </w:rPr>
         <w:t xml:space="preserve">. </w:t>
       </w:r>
-      <w:hyperlink w:history="1" r:id="rId7memukiyeuimzv67znjxf">
+      <w:hyperlink w:history="1" r:id="rIdkqi2encjrewjhyqe0zpxa">
         <w:r>
           <w:rPr>
             <w:rFonts w:ascii="Calibri" w:cs="Calibri" w:eastAsia="Calibri" w:hAnsi="Calibri"/>
@@ -18038,7 +18038,7 @@
         </w:rPr>
         <w:t xml:space="preserve">. </w:t>
       </w:r>
-      <w:hyperlink w:history="1" r:id="rIdpt5dinukjpdh85_5fpwge">
+      <w:hyperlink w:history="1" r:id="rIdn7yr0ziciinvndsiz4_zh">
         <w:r>
           <w:rPr>
             <w:rFonts w:ascii="Calibri" w:cs="Calibri" w:eastAsia="Calibri" w:hAnsi="Calibri"/>
@@ -18127,7 +18127,7 @@
         </w:rPr>
         <w:t xml:space="preserve">. </w:t>
       </w:r>
-      <w:hyperlink w:history="1" r:id="rIdfhpyuwa3blsonvt1vbw6c">
+      <w:hyperlink w:history="1" r:id="rIdyrnxfb0vwuylgdk3jmvdt">
         <w:r>
           <w:rPr>
             <w:rFonts w:ascii="Calibri" w:cs="Calibri" w:eastAsia="Calibri" w:hAnsi="Calibri"/>
@@ -18216,7 +18216,7 @@
         </w:rPr>
         <w:t xml:space="preserve">. </w:t>
       </w:r>
-      <w:hyperlink w:history="1" r:id="rId90l70kkb2qikrn47nsgxm">
+      <w:hyperlink w:history="1" r:id="rId1vdwgpprrm6rmzydn115-">
         <w:r>
           <w:rPr>
             <w:rFonts w:ascii="Calibri" w:cs="Calibri" w:eastAsia="Calibri" w:hAnsi="Calibri"/>
@@ -18305,7 +18305,7 @@
         </w:rPr>
         <w:t xml:space="preserve">. </w:t>
       </w:r>
-      <w:hyperlink w:history="1" r:id="rIdzdbuuceyb2foaofs1o08x">
+      <w:hyperlink w:history="1" r:id="rIdgxc5t_hoju8fgk48dingg">
         <w:r>
           <w:rPr>
             <w:rFonts w:ascii="Calibri" w:cs="Calibri" w:eastAsia="Calibri" w:hAnsi="Calibri"/>
@@ -18394,7 +18394,7 @@
         </w:rPr>
         <w:t xml:space="preserve">. </w:t>
       </w:r>
-      <w:hyperlink w:history="1" r:id="rIdxtxgccpxlgrg3dk2nh93y">
+      <w:hyperlink w:history="1" r:id="rIdcv1a5s5z-urktcljlmsmy">
         <w:r>
           <w:rPr>
             <w:rFonts w:ascii="Calibri" w:cs="Calibri" w:eastAsia="Calibri" w:hAnsi="Calibri"/>
@@ -18483,7 +18483,7 @@
         </w:rPr>
         <w:t xml:space="preserve">. </w:t>
       </w:r>
-      <w:hyperlink w:history="1" r:id="rIdp5gbpwvbetvfmpcwxfsxm">
+      <w:hyperlink w:history="1" r:id="rIdcqajhv4nyhzff5b_hqa4g">
         <w:r>
           <w:rPr>
             <w:rFonts w:ascii="Calibri" w:cs="Calibri" w:eastAsia="Calibri" w:hAnsi="Calibri"/>
@@ -18572,7 +18572,7 @@
         </w:rPr>
         <w:t xml:space="preserve">. </w:t>
       </w:r>
-      <w:hyperlink w:history="1" r:id="rId9yhl8yk8t9cgez9pkdonc">
+      <w:hyperlink w:history="1" r:id="rId9kcfthpaor4dhkfwolqfj">
         <w:r>
           <w:rPr>
             <w:rFonts w:ascii="Calibri" w:cs="Calibri" w:eastAsia="Calibri" w:hAnsi="Calibri"/>
@@ -18661,7 +18661,7 @@
         </w:rPr>
         <w:t xml:space="preserve">. </w:t>
       </w:r>
-      <w:hyperlink w:history="1" r:id="rIdlgglqk5n03qvpkmvtdgvl">
+      <w:hyperlink w:history="1" r:id="rId4vqbmbay_fymthoz8zo8i">
         <w:r>
           <w:rPr>
             <w:rFonts w:ascii="Calibri" w:cs="Calibri" w:eastAsia="Calibri" w:hAnsi="Calibri"/>
@@ -18750,7 +18750,7 @@
         </w:rPr>
         <w:t xml:space="preserve">. </w:t>
       </w:r>
-      <w:hyperlink w:history="1" r:id="rId0ctpbfp7vyfyt_1uqndnt">
+      <w:hyperlink w:history="1" r:id="rIdygdyrgjkkrltfxxbwi35f">
         <w:r>
           <w:rPr>
             <w:rFonts w:ascii="Calibri" w:cs="Calibri" w:eastAsia="Calibri" w:hAnsi="Calibri"/>
@@ -18839,7 +18839,7 @@
         </w:rPr>
         <w:t xml:space="preserve">. </w:t>
       </w:r>
-      <w:hyperlink w:history="1" r:id="rIdjgiqqbycf9nahotco7ahz">
+      <w:hyperlink w:history="1" r:id="rIda7m3nzbckvw_uwx-eybsc">
         <w:r>
           <w:rPr>
             <w:rFonts w:ascii="Calibri" w:cs="Calibri" w:eastAsia="Calibri" w:hAnsi="Calibri"/>
@@ -18928,7 +18928,7 @@
         </w:rPr>
         <w:t xml:space="preserve">. </w:t>
       </w:r>
-      <w:hyperlink w:history="1" r:id="rIdzxdejlffkhgftitgwf-rf">
+      <w:hyperlink w:history="1" r:id="rIdulqkum-o3rk11ixdltm-s">
         <w:r>
           <w:rPr>
             <w:rFonts w:ascii="Calibri" w:cs="Calibri" w:eastAsia="Calibri" w:hAnsi="Calibri"/>
@@ -19017,7 +19017,7 @@
         </w:rPr>
         <w:t xml:space="preserve">. </w:t>
       </w:r>
-      <w:hyperlink w:history="1" r:id="rIdaexts9b9dcn5cwkkts5wg">
+      <w:hyperlink w:history="1" r:id="rIdalishfdxhsifbmsxo_7i0">
         <w:r>
           <w:rPr>
             <w:rFonts w:ascii="Calibri" w:cs="Calibri" w:eastAsia="Calibri" w:hAnsi="Calibri"/>
@@ -19106,7 +19106,7 @@
         </w:rPr>
         <w:t xml:space="preserve">. </w:t>
       </w:r>
-      <w:hyperlink w:history="1" r:id="rIdexrkkqgljm_knqzsx7m4g">
+      <w:hyperlink w:history="1" r:id="rIdbvozcadckppc--rmmiuky">
         <w:r>
           <w:rPr>
             <w:rFonts w:ascii="Calibri" w:cs="Calibri" w:eastAsia="Calibri" w:hAnsi="Calibri"/>
@@ -19195,7 +19195,7 @@
         </w:rPr>
         <w:t xml:space="preserve">. </w:t>
       </w:r>
-      <w:hyperlink w:history="1" r:id="rIdg3d8cj6jm0hyaayzixx9e">
+      <w:hyperlink w:history="1" r:id="rIdcjjaumhtxp0xohzzxetnh">
         <w:r>
           <w:rPr>
             <w:rFonts w:ascii="Calibri" w:cs="Calibri" w:eastAsia="Calibri" w:hAnsi="Calibri"/>
@@ -19284,7 +19284,7 @@
         </w:rPr>
         <w:t xml:space="preserve">. </w:t>
       </w:r>
-      <w:hyperlink w:history="1" r:id="rIdxijmx3vi9tkxv6cmxpsvt">
+      <w:hyperlink w:history="1" r:id="rIdaccqy1a1yj9w7cybvx-kr">
         <w:r>
           <w:rPr>
             <w:rFonts w:ascii="Calibri" w:cs="Calibri" w:eastAsia="Calibri" w:hAnsi="Calibri"/>
@@ -19373,7 +19373,7 @@
         </w:rPr>
         <w:t xml:space="preserve">. </w:t>
       </w:r>
-      <w:hyperlink w:history="1" r:id="rIdk7ktcowi9y5kdpraej0gs">
+      <w:hyperlink w:history="1" r:id="rIdsmrbglny4qtgkhm5ehcno">
         <w:r>
           <w:rPr>
             <w:rFonts w:ascii="Calibri" w:cs="Calibri" w:eastAsia="Calibri" w:hAnsi="Calibri"/>
@@ -19462,7 +19462,7 @@
         </w:rPr>
         <w:t xml:space="preserve">. </w:t>
       </w:r>
-      <w:hyperlink w:history="1" r:id="rIdvsupz1i7_oqu4r0duht4d">
+      <w:hyperlink w:history="1" r:id="rIda48gzvyhuihbodz8vme8d">
         <w:r>
           <w:rPr>
             <w:rFonts w:ascii="Calibri" w:cs="Calibri" w:eastAsia="Calibri" w:hAnsi="Calibri"/>
@@ -19551,7 +19551,7 @@
         </w:rPr>
         <w:t xml:space="preserve">. </w:t>
       </w:r>
-      <w:hyperlink w:history="1" r:id="rIdkgoxhwwd8nyu8nmvqpa3u">
+      <w:hyperlink w:history="1" r:id="rIdtp6mgsptccmonbc3v8shq">
         <w:r>
           <w:rPr>
             <w:rFonts w:ascii="Calibri" w:cs="Calibri" w:eastAsia="Calibri" w:hAnsi="Calibri"/>
@@ -19725,7 +19725,7 @@
         </w:rPr>
         <w:t xml:space="preserve">. </w:t>
       </w:r>
-      <w:hyperlink w:history="1" r:id="rIdete6erjmdm2lc_xkqkas9">
+      <w:hyperlink w:history="1" r:id="rIdackmefx43gjegagj6faxf">
         <w:r>
           <w:rPr>
             <w:rFonts w:ascii="Calibri" w:cs="Calibri" w:eastAsia="Calibri" w:hAnsi="Calibri"/>
@@ -19814,7 +19814,7 @@
         </w:rPr>
         <w:t xml:space="preserve">. </w:t>
       </w:r>
-      <w:hyperlink w:history="1" r:id="rIddnzy5wbuc2yaoefwt1gsm">
+      <w:hyperlink w:history="1" r:id="rIdog92osdq2futyfyqy6zk_">
         <w:r>
           <w:rPr>
             <w:rFonts w:ascii="Calibri" w:cs="Calibri" w:eastAsia="Calibri" w:hAnsi="Calibri"/>
@@ -19903,7 +19903,7 @@
         </w:rPr>
         <w:t xml:space="preserve">. </w:t>
       </w:r>
-      <w:hyperlink w:history="1" r:id="rIdodzunbqgusmfiwg4n_c4w">
+      <w:hyperlink w:history="1" r:id="rId3iorfovuopoqgfhsfq-90">
         <w:r>
           <w:rPr>
             <w:rFonts w:ascii="Calibri" w:cs="Calibri" w:eastAsia="Calibri" w:hAnsi="Calibri"/>
@@ -19992,7 +19992,7 @@
         </w:rPr>
         <w:t xml:space="preserve">. </w:t>
       </w:r>
-      <w:hyperlink w:history="1" r:id="rId-ufjlzwtyp5itkgmxwkkh">
+      <w:hyperlink w:history="1" r:id="rIdc2nya_4bhy6d5am4zxnqi">
         <w:r>
           <w:rPr>
             <w:rFonts w:ascii="Calibri" w:cs="Calibri" w:eastAsia="Calibri" w:hAnsi="Calibri"/>
@@ -20081,7 +20081,7 @@
         </w:rPr>
         <w:t xml:space="preserve">. </w:t>
       </w:r>
-      <w:hyperlink w:history="1" r:id="rIdaxasshud52m4uglkhlrl6">
+      <w:hyperlink w:history="1" r:id="rIdn1w87uu_qxfvxoqktxhgb">
         <w:r>
           <w:rPr>
             <w:rFonts w:ascii="Calibri" w:cs="Calibri" w:eastAsia="Calibri" w:hAnsi="Calibri"/>
@@ -20170,7 +20170,7 @@
         </w:rPr>
         <w:t xml:space="preserve">. </w:t>
       </w:r>
-      <w:hyperlink w:history="1" r:id="rIdrffdd5kxs-ouob7hlkhy2">
+      <w:hyperlink w:history="1" r:id="rIdx2gk5b5cmphql94iyaxgy">
         <w:r>
           <w:rPr>
             <w:rFonts w:ascii="Calibri" w:cs="Calibri" w:eastAsia="Calibri" w:hAnsi="Calibri"/>
@@ -20259,7 +20259,7 @@
         </w:rPr>
         <w:t xml:space="preserve">. </w:t>
       </w:r>
-      <w:hyperlink w:history="1" r:id="rIdvb2yc6hl-z9r5nt70bmjj">
+      <w:hyperlink w:history="1" r:id="rIdzxjmsdgfvuy1oyj8rqy4e">
         <w:r>
           <w:rPr>
             <w:rFonts w:ascii="Calibri" w:cs="Calibri" w:eastAsia="Calibri" w:hAnsi="Calibri"/>
@@ -20348,7 +20348,7 @@
         </w:rPr>
         <w:t xml:space="preserve">. </w:t>
       </w:r>
-      <w:hyperlink w:history="1" r:id="rIdpnafwateupouyrlhntyzx">
+      <w:hyperlink w:history="1" r:id="rId4sfrf_kfxip-iutuiii6e">
         <w:r>
           <w:rPr>
             <w:rFonts w:ascii="Calibri" w:cs="Calibri" w:eastAsia="Calibri" w:hAnsi="Calibri"/>
@@ -20437,7 +20437,7 @@
         </w:rPr>
         <w:t xml:space="preserve">. </w:t>
       </w:r>
-      <w:hyperlink w:history="1" r:id="rIdy_huztusdkh8aygegyq_v">
+      <w:hyperlink w:history="1" r:id="rId3fau5tq9zduv2dprie5t0">
         <w:r>
           <w:rPr>
             <w:rFonts w:ascii="Calibri" w:cs="Calibri" w:eastAsia="Calibri" w:hAnsi="Calibri"/>
@@ -20526,7 +20526,7 @@
         </w:rPr>
         <w:t xml:space="preserve">. </w:t>
       </w:r>
-      <w:hyperlink w:history="1" r:id="rId9kp88kr2zt5y2km7hgaw4">
+      <w:hyperlink w:history="1" r:id="rIdsp8kbgswym4xvphcngudc">
         <w:r>
           <w:rPr>
             <w:rFonts w:ascii="Calibri" w:cs="Calibri" w:eastAsia="Calibri" w:hAnsi="Calibri"/>
@@ -20615,7 +20615,7 @@
         </w:rPr>
         <w:t xml:space="preserve">. </w:t>
       </w:r>
-      <w:hyperlink w:history="1" r:id="rId4alkxtjgb_jpv0chvzc2r">
+      <w:hyperlink w:history="1" r:id="rIdubk6wi8enyqwiemz5ffq6">
         <w:r>
           <w:rPr>
             <w:rFonts w:ascii="Calibri" w:cs="Calibri" w:eastAsia="Calibri" w:hAnsi="Calibri"/>
@@ -20704,7 +20704,7 @@
         </w:rPr>
         <w:t xml:space="preserve">. </w:t>
       </w:r>
-      <w:hyperlink w:history="1" r:id="rIdtofcna1otvxumusf3arm2">
+      <w:hyperlink w:history="1" r:id="rId45eyeguzamwokjhnbg6vx">
         <w:r>
           <w:rPr>
             <w:rFonts w:ascii="Calibri" w:cs="Calibri" w:eastAsia="Calibri" w:hAnsi="Calibri"/>
@@ -20793,7 +20793,7 @@
         </w:rPr>
         <w:t xml:space="preserve">. </w:t>
       </w:r>
-      <w:hyperlink w:history="1" r:id="rIdfvizrbpmtbqdznzd0ynan">
+      <w:hyperlink w:history="1" r:id="rIdcbdxuahnyjk3jexc6sfpp">
         <w:r>
           <w:rPr>
             <w:rFonts w:ascii="Calibri" w:cs="Calibri" w:eastAsia="Calibri" w:hAnsi="Calibri"/>
@@ -20882,7 +20882,7 @@
         </w:rPr>
         <w:t xml:space="preserve">. </w:t>
       </w:r>
-      <w:hyperlink w:history="1" r:id="rIdbr3bhgqfpfqpyxpjx8yx5">
+      <w:hyperlink w:history="1" r:id="rIdmmmxiakxsdsifmnblx8w6">
         <w:r>
           <w:rPr>
             <w:rFonts w:ascii="Calibri" w:cs="Calibri" w:eastAsia="Calibri" w:hAnsi="Calibri"/>
@@ -20987,7 +20987,7 @@
         </w:rPr>
         <w:t xml:space="preserve">. </w:t>
       </w:r>
-      <w:hyperlink w:history="1" r:id="rIdxschis2cbuwqtg1aabwdp">
+      <w:hyperlink w:history="1" r:id="rIdzmkk1ftxnwwcqe0innpgq">
         <w:r>
           <w:rPr>
             <w:rFonts w:ascii="Calibri" w:cs="Calibri" w:eastAsia="Calibri" w:hAnsi="Calibri"/>
@@ -21076,7 +21076,7 @@
         </w:rPr>
         <w:t xml:space="preserve">. </w:t>
       </w:r>
-      <w:hyperlink w:history="1" r:id="rIdpqun2hyu6buj4dzkgiqqj">
+      <w:hyperlink w:history="1" r:id="rIdtw7tuf8o0fst6lv1fuqrh">
         <w:r>
           <w:rPr>
             <w:rFonts w:ascii="Calibri" w:cs="Calibri" w:eastAsia="Calibri" w:hAnsi="Calibri"/>

--- a/Shahriarirad_Reza_CV.docx
+++ b/Shahriarirad_Reza_CV.docx
@@ -65,7 +65,7 @@
       <w:pPr>
         <w:spacing w:after="80"/>
       </w:pPr>
-      <w:hyperlink w:history="1" r:id="rIdtuvlqqpc8wf1f2yehfqfk">
+      <w:hyperlink w:history="1" r:id="rIdcv2fp0te4adeprjd2us7r">
         <w:r>
           <w:rPr>
             <w:rFonts w:ascii="Calibri" w:cs="Calibri" w:eastAsia="Calibri" w:hAnsi="Calibri"/>
@@ -86,7 +86,7 @@
         </w:rPr>
         <w:t xml:space="preserve"> | </w:t>
       </w:r>
-      <w:hyperlink w:history="1" r:id="rIdxlp_b-fiknqlsmafjjhfm">
+      <w:hyperlink w:history="1" r:id="rIdtnwpzxjyjmhmckybzm1qe">
         <w:r>
           <w:rPr>
             <w:rFonts w:ascii="Calibri" w:cs="Calibri" w:eastAsia="Calibri" w:hAnsi="Calibri"/>
@@ -107,7 +107,7 @@
         </w:rPr>
         <w:t xml:space="preserve"> | </w:t>
       </w:r>
-      <w:hyperlink w:history="1" r:id="rIdvagqwcgcont9sooiakgp1">
+      <w:hyperlink w:history="1" r:id="rIdr9mjlp3pf_739ggwqnhhx">
         <w:r>
           <w:rPr>
             <w:rFonts w:ascii="Calibri" w:cs="Calibri" w:eastAsia="Calibri" w:hAnsi="Calibri"/>
@@ -128,7 +128,7 @@
         </w:rPr>
         <w:t xml:space="preserve"> | </w:t>
       </w:r>
-      <w:hyperlink w:history="1" r:id="rIdsvhjfzvxosfetx8b4mycc">
+      <w:hyperlink w:history="1" r:id="rIdxwgm7tzgrshzj5qkgmiy8">
         <w:r>
           <w:rPr>
             <w:rFonts w:ascii="Calibri" w:cs="Calibri" w:eastAsia="Calibri" w:hAnsi="Calibri"/>
@@ -149,7 +149,7 @@
         </w:rPr>
         <w:t xml:space="preserve"> | </w:t>
       </w:r>
-      <w:hyperlink w:history="1" r:id="rIdgbmujiqy_1so6i9-3ejwq">
+      <w:hyperlink w:history="1" r:id="rId_4pfsd2nmctcz7la3ezfj">
         <w:r>
           <w:rPr>
             <w:rFonts w:ascii="Calibri" w:cs="Calibri" w:eastAsia="Calibri" w:hAnsi="Calibri"/>
@@ -170,7 +170,7 @@
         </w:rPr>
         <w:t xml:space="preserve"> | </w:t>
       </w:r>
-      <w:hyperlink w:history="1" r:id="rIdxmhw_a63khdvqds8jjdvf">
+      <w:hyperlink w:history="1" r:id="rIdq3mjq6exze29bisqngvwg">
         <w:r>
           <w:rPr>
             <w:rFonts w:ascii="Calibri" w:cs="Calibri" w:eastAsia="Calibri" w:hAnsi="Calibri"/>
@@ -191,7 +191,7 @@
         </w:rPr>
         <w:t xml:space="preserve"> | </w:t>
       </w:r>
-      <w:hyperlink w:history="1" r:id="rIdu4nnzqum33lfq6oyzfuxq">
+      <w:hyperlink w:history="1" r:id="rId0eitut8jclkfzdq1trejy">
         <w:r>
           <w:rPr>
             <w:rFonts w:ascii="Calibri" w:cs="Calibri" w:eastAsia="Calibri" w:hAnsi="Calibri"/>
@@ -483,7 +483,7 @@
                 <w:sz w:val="20"/>
                 <w:szCs w:val="20"/>
               </w:rPr>
-              <w:t xml:space="preserve">March 16, 2026</w:t>
+              <w:t xml:space="preserve">March 23, 2026</w:t>
             </w:r>
           </w:p>
         </w:tc>
@@ -1386,7 +1386,7 @@
             </w:tcMar>
           </w:tcPr>
           <w:p>
-            <w:hyperlink w:history="1" r:id="rIdxfyu12divjbukziqjkyzx">
+            <w:hyperlink w:history="1" r:id="rIdgzlghjslsep4slp63zdz-">
               <w:r>
                 <w:rPr>
                   <w:rFonts w:ascii="Calibri" w:cs="Calibri" w:eastAsia="Calibri" w:hAnsi="Calibri"/>
@@ -2341,7 +2341,7 @@
             </w:tcMar>
           </w:tcPr>
           <w:p>
-            <w:hyperlink w:history="1" r:id="rIdkfi7s1tnxrhetjpay8ehq">
+            <w:hyperlink w:history="1" r:id="rIdtjf2x1w31d8rt2biom5kf">
               <w:r>
                 <w:rPr>
                   <w:rFonts w:ascii="Calibri" w:cs="Calibri" w:eastAsia="Calibri" w:hAnsi="Calibri"/>
@@ -2900,7 +2900,7 @@
         </w:rPr>
         <w:t xml:space="preserve">Full list: </w:t>
       </w:r>
-      <w:hyperlink w:history="1" r:id="rIdghzfw0gzsvzuq7zramnqg">
+      <w:hyperlink w:history="1" r:id="rIduw2l8o3ebb3rufvc3qfei">
         <w:r>
           <w:rPr>
             <w:rFonts w:ascii="Calibri" w:cs="Calibri" w:eastAsia="Calibri" w:hAnsi="Calibri"/>
@@ -2981,7 +2981,7 @@
         </w:rPr>
         <w:t xml:space="preserve">• </w:t>
       </w:r>
-      <w:hyperlink w:history="1" r:id="rIdcu_4val335acvdnam1z2_">
+      <w:hyperlink w:history="1" r:id="rIda8pnqxyofo5myifmfzyau">
         <w:r>
           <w:rPr>
             <w:rFonts w:ascii="Calibri" w:cs="Calibri" w:eastAsia="Calibri" w:hAnsi="Calibri"/>
@@ -3105,7 +3105,7 @@
         </w:rPr>
         <w:t xml:space="preserve">Full list: </w:t>
       </w:r>
-      <w:hyperlink w:history="1" r:id="rId4wkkgqktkpizaeavfjwiw">
+      <w:hyperlink w:history="1" r:id="rIdkzgse183kp6jv2cscgajq">
         <w:r>
           <w:rPr>
             <w:rFonts w:ascii="Calibri" w:cs="Calibri" w:eastAsia="Calibri" w:hAnsi="Calibri"/>
@@ -4053,7 +4053,7 @@
         </w:rPr>
         <w:t xml:space="preserve">. </w:t>
       </w:r>
-      <w:hyperlink w:history="1" r:id="rId_ok9m8frlvwpvbokjc0xl">
+      <w:hyperlink w:history="1" r:id="rId4lu-ne3p0kmsll3d_xgq5">
         <w:r>
           <w:rPr>
             <w:rFonts w:ascii="Calibri" w:cs="Calibri" w:eastAsia="Calibri" w:hAnsi="Calibri"/>
@@ -4142,7 +4142,7 @@
         </w:rPr>
         <w:t xml:space="preserve">. </w:t>
       </w:r>
-      <w:hyperlink w:history="1" r:id="rIdt8hdrx7ydos6nd6ohmwke">
+      <w:hyperlink w:history="1" r:id="rIdugqyfpuibvnbyscagt3vs">
         <w:r>
           <w:rPr>
             <w:rFonts w:ascii="Calibri" w:cs="Calibri" w:eastAsia="Calibri" w:hAnsi="Calibri"/>
@@ -4231,7 +4231,7 @@
         </w:rPr>
         <w:t xml:space="preserve">. </w:t>
       </w:r>
-      <w:hyperlink w:history="1" r:id="rIdoubzxin0by2okkdlp0lfx">
+      <w:hyperlink w:history="1" r:id="rId48slosrxhaad-oe2g1huc">
         <w:r>
           <w:rPr>
             <w:rFonts w:ascii="Calibri" w:cs="Calibri" w:eastAsia="Calibri" w:hAnsi="Calibri"/>
@@ -4320,7 +4320,7 @@
         </w:rPr>
         <w:t xml:space="preserve">. </w:t>
       </w:r>
-      <w:hyperlink w:history="1" r:id="rIdioybeuawrd57uikvclhlo">
+      <w:hyperlink w:history="1" r:id="rIdzfqlqxazsiiw1vpgw0s5t">
         <w:r>
           <w:rPr>
             <w:rFonts w:ascii="Calibri" w:cs="Calibri" w:eastAsia="Calibri" w:hAnsi="Calibri"/>
@@ -4409,7 +4409,7 @@
         </w:rPr>
         <w:t xml:space="preserve">. </w:t>
       </w:r>
-      <w:hyperlink w:history="1" r:id="rId9sw3b3whvy6iyc-ubvwes">
+      <w:hyperlink w:history="1" r:id="rIdoohpgso4p-lq0ln-v8yy9">
         <w:r>
           <w:rPr>
             <w:rFonts w:ascii="Calibri" w:cs="Calibri" w:eastAsia="Calibri" w:hAnsi="Calibri"/>
@@ -4498,7 +4498,7 @@
         </w:rPr>
         <w:t xml:space="preserve">. </w:t>
       </w:r>
-      <w:hyperlink w:history="1" r:id="rIdbv8ofwekqu25-2ogof6b9">
+      <w:hyperlink w:history="1" r:id="rIdlsquxexxsxhr-acqnnvjd">
         <w:r>
           <w:rPr>
             <w:rFonts w:ascii="Calibri" w:cs="Calibri" w:eastAsia="Calibri" w:hAnsi="Calibri"/>
@@ -4587,7 +4587,7 @@
         </w:rPr>
         <w:t xml:space="preserve">. </w:t>
       </w:r>
-      <w:hyperlink w:history="1" r:id="rIdoysieqnuqdjyhqqrfzfk-">
+      <w:hyperlink w:history="1" r:id="rIdtjnrpshkymtle5oi8mhv8">
         <w:r>
           <w:rPr>
             <w:rFonts w:ascii="Calibri" w:cs="Calibri" w:eastAsia="Calibri" w:hAnsi="Calibri"/>
@@ -4676,7 +4676,7 @@
         </w:rPr>
         <w:t xml:space="preserve">. </w:t>
       </w:r>
-      <w:hyperlink w:history="1" r:id="rId8jz6p-izwlp-9xrpufcg7">
+      <w:hyperlink w:history="1" r:id="rIdrweydxdbilowujrxo6rwc">
         <w:r>
           <w:rPr>
             <w:rFonts w:ascii="Calibri" w:cs="Calibri" w:eastAsia="Calibri" w:hAnsi="Calibri"/>
@@ -4765,7 +4765,7 @@
         </w:rPr>
         <w:t xml:space="preserve">. </w:t>
       </w:r>
-      <w:hyperlink w:history="1" r:id="rIdzv-ayyxzau3fa5f1sssc7">
+      <w:hyperlink w:history="1" r:id="rIdt8d7ks4gqs5qfapxv8f6g">
         <w:r>
           <w:rPr>
             <w:rFonts w:ascii="Calibri" w:cs="Calibri" w:eastAsia="Calibri" w:hAnsi="Calibri"/>
@@ -4854,7 +4854,7 @@
         </w:rPr>
         <w:t xml:space="preserve">. </w:t>
       </w:r>
-      <w:hyperlink w:history="1" r:id="rIdhg3-tye-qqszryexelnen">
+      <w:hyperlink w:history="1" r:id="rIdnstk7fnklhqsajuti40v0">
         <w:r>
           <w:rPr>
             <w:rFonts w:ascii="Calibri" w:cs="Calibri" w:eastAsia="Calibri" w:hAnsi="Calibri"/>
@@ -4943,7 +4943,7 @@
         </w:rPr>
         <w:t xml:space="preserve">. </w:t>
       </w:r>
-      <w:hyperlink w:history="1" r:id="rIdpy_ewqklkltrxaj2f7out">
+      <w:hyperlink w:history="1" r:id="rIdtjgmrbuaoll2ykyh1vy7n">
         <w:r>
           <w:rPr>
             <w:rFonts w:ascii="Calibri" w:cs="Calibri" w:eastAsia="Calibri" w:hAnsi="Calibri"/>
@@ -5032,7 +5032,7 @@
         </w:rPr>
         <w:t xml:space="preserve">. </w:t>
       </w:r>
-      <w:hyperlink w:history="1" r:id="rIdxup4sbmd6q_unsjrdgw9e">
+      <w:hyperlink w:history="1" r:id="rIdz5n2tvzflwjghcwygbhva">
         <w:r>
           <w:rPr>
             <w:rFonts w:ascii="Calibri" w:cs="Calibri" w:eastAsia="Calibri" w:hAnsi="Calibri"/>
@@ -5121,7 +5121,7 @@
         </w:rPr>
         <w:t xml:space="preserve">. </w:t>
       </w:r>
-      <w:hyperlink w:history="1" r:id="rIdt7mbkpejnsykrjomogosu">
+      <w:hyperlink w:history="1" r:id="rIdkc0uwj-r8b6gg1of0wci8">
         <w:r>
           <w:rPr>
             <w:rFonts w:ascii="Calibri" w:cs="Calibri" w:eastAsia="Calibri" w:hAnsi="Calibri"/>
@@ -5210,7 +5210,7 @@
         </w:rPr>
         <w:t xml:space="preserve">. </w:t>
       </w:r>
-      <w:hyperlink w:history="1" r:id="rIdpgfkrwi0e0tp5ghsjecob">
+      <w:hyperlink w:history="1" r:id="rIdzhtrx9ipvbvm_nzrjpqym">
         <w:r>
           <w:rPr>
             <w:rFonts w:ascii="Calibri" w:cs="Calibri" w:eastAsia="Calibri" w:hAnsi="Calibri"/>
@@ -5299,7 +5299,7 @@
         </w:rPr>
         <w:t xml:space="preserve">. </w:t>
       </w:r>
-      <w:hyperlink w:history="1" r:id="rIdbwjfagxgggaf8rx-tc7qd">
+      <w:hyperlink w:history="1" r:id="rIdurk7vb-3l-1j6fthatdxl">
         <w:r>
           <w:rPr>
             <w:rFonts w:ascii="Calibri" w:cs="Calibri" w:eastAsia="Calibri" w:hAnsi="Calibri"/>
@@ -5388,7 +5388,7 @@
         </w:rPr>
         <w:t xml:space="preserve">. </w:t>
       </w:r>
-      <w:hyperlink w:history="1" r:id="rIdg96oygupzq6eilkcyzyyh">
+      <w:hyperlink w:history="1" r:id="rId2hrwh4rnsifb07c-av3qq">
         <w:r>
           <w:rPr>
             <w:rFonts w:ascii="Calibri" w:cs="Calibri" w:eastAsia="Calibri" w:hAnsi="Calibri"/>
@@ -5477,7 +5477,7 @@
         </w:rPr>
         <w:t xml:space="preserve">. </w:t>
       </w:r>
-      <w:hyperlink w:history="1" r:id="rId9dcgzun_xhdk8dzubqkyy">
+      <w:hyperlink w:history="1" r:id="rIduyo-8gtkhc3h277k0teeo">
         <w:r>
           <w:rPr>
             <w:rFonts w:ascii="Calibri" w:cs="Calibri" w:eastAsia="Calibri" w:hAnsi="Calibri"/>
@@ -5566,7 +5566,7 @@
         </w:rPr>
         <w:t xml:space="preserve">. </w:t>
       </w:r>
-      <w:hyperlink w:history="1" r:id="rIds6quljvzuho2jdnum1v_-">
+      <w:hyperlink w:history="1" r:id="rIddgchu7c_zoyotjcilstep">
         <w:r>
           <w:rPr>
             <w:rFonts w:ascii="Calibri" w:cs="Calibri" w:eastAsia="Calibri" w:hAnsi="Calibri"/>
@@ -5655,7 +5655,7 @@
         </w:rPr>
         <w:t xml:space="preserve">. </w:t>
       </w:r>
-      <w:hyperlink w:history="1" r:id="rIdcchwbett8obdwdskyb5q8">
+      <w:hyperlink w:history="1" r:id="rIdsmn_zfdqdzbpg4vhh8cey">
         <w:r>
           <w:rPr>
             <w:rFonts w:ascii="Calibri" w:cs="Calibri" w:eastAsia="Calibri" w:hAnsi="Calibri"/>
@@ -5744,7 +5744,7 @@
         </w:rPr>
         <w:t xml:space="preserve">. </w:t>
       </w:r>
-      <w:hyperlink w:history="1" r:id="rIdk2rgfptkixov5hfhiam9o">
+      <w:hyperlink w:history="1" r:id="rIdmpaxos0kvvc4muvda-n79">
         <w:r>
           <w:rPr>
             <w:rFonts w:ascii="Calibri" w:cs="Calibri" w:eastAsia="Calibri" w:hAnsi="Calibri"/>
@@ -5833,7 +5833,7 @@
         </w:rPr>
         <w:t xml:space="preserve">. </w:t>
       </w:r>
-      <w:hyperlink w:history="1" r:id="rIdkhpicm8kezwbittdhaoxd">
+      <w:hyperlink w:history="1" r:id="rId0rr-609nasucu4uq-difh">
         <w:r>
           <w:rPr>
             <w:rFonts w:ascii="Calibri" w:cs="Calibri" w:eastAsia="Calibri" w:hAnsi="Calibri"/>
@@ -5922,7 +5922,7 @@
         </w:rPr>
         <w:t xml:space="preserve">. </w:t>
       </w:r>
-      <w:hyperlink w:history="1" r:id="rId1wljm7cdx1lwl6bejf0pv">
+      <w:hyperlink w:history="1" r:id="rIdve68mmt19g9kiozvfo1ns">
         <w:r>
           <w:rPr>
             <w:rFonts w:ascii="Calibri" w:cs="Calibri" w:eastAsia="Calibri" w:hAnsi="Calibri"/>
@@ -6011,7 +6011,7 @@
         </w:rPr>
         <w:t xml:space="preserve">. </w:t>
       </w:r>
-      <w:hyperlink w:history="1" r:id="rIdx5k9qxb75xsq_w7zl_4vc">
+      <w:hyperlink w:history="1" r:id="rIdhaeepw7sn1olkecnybjhy">
         <w:r>
           <w:rPr>
             <w:rFonts w:ascii="Calibri" w:cs="Calibri" w:eastAsia="Calibri" w:hAnsi="Calibri"/>
@@ -6100,7 +6100,7 @@
         </w:rPr>
         <w:t xml:space="preserve">. </w:t>
       </w:r>
-      <w:hyperlink w:history="1" r:id="rIdcwz_qn3jpfdl2qh8kfvrg">
+      <w:hyperlink w:history="1" r:id="rId03gjr0xsm9tjgiosv_2sa">
         <w:r>
           <w:rPr>
             <w:rFonts w:ascii="Calibri" w:cs="Calibri" w:eastAsia="Calibri" w:hAnsi="Calibri"/>
@@ -6189,7 +6189,7 @@
         </w:rPr>
         <w:t xml:space="preserve">. </w:t>
       </w:r>
-      <w:hyperlink w:history="1" r:id="rId_50-qqu41emo79huuoqnt">
+      <w:hyperlink w:history="1" r:id="rIddfwwran92k5bheitvo6xo">
         <w:r>
           <w:rPr>
             <w:rFonts w:ascii="Calibri" w:cs="Calibri" w:eastAsia="Calibri" w:hAnsi="Calibri"/>
@@ -6278,7 +6278,7 @@
         </w:rPr>
         <w:t xml:space="preserve">. </w:t>
       </w:r>
-      <w:hyperlink w:history="1" r:id="rIduubblhrmqura2sg7rvttc">
+      <w:hyperlink w:history="1" r:id="rIdi-rkjct3jsngt-0u0kfy1">
         <w:r>
           <w:rPr>
             <w:rFonts w:ascii="Calibri" w:cs="Calibri" w:eastAsia="Calibri" w:hAnsi="Calibri"/>
@@ -6367,7 +6367,7 @@
         </w:rPr>
         <w:t xml:space="preserve">. </w:t>
       </w:r>
-      <w:hyperlink w:history="1" r:id="rIdcydfxhtn8i-ry8pwaa4ne">
+      <w:hyperlink w:history="1" r:id="rId8cezf8eu37cnncz9btabm">
         <w:r>
           <w:rPr>
             <w:rFonts w:ascii="Calibri" w:cs="Calibri" w:eastAsia="Calibri" w:hAnsi="Calibri"/>
@@ -6456,7 +6456,7 @@
         </w:rPr>
         <w:t xml:space="preserve">. </w:t>
       </w:r>
-      <w:hyperlink w:history="1" r:id="rIdh8jf2w9i7ogze-beauw9u">
+      <w:hyperlink w:history="1" r:id="rId7hloe_if_m01x65l8kgkz">
         <w:r>
           <w:rPr>
             <w:rFonts w:ascii="Calibri" w:cs="Calibri" w:eastAsia="Calibri" w:hAnsi="Calibri"/>
@@ -6545,7 +6545,7 @@
         </w:rPr>
         <w:t xml:space="preserve">. </w:t>
       </w:r>
-      <w:hyperlink w:history="1" r:id="rIdvjm5z97nr9f-tte3srf7l">
+      <w:hyperlink w:history="1" r:id="rId9aqe2bbh5fvn7uxietwwn">
         <w:r>
           <w:rPr>
             <w:rFonts w:ascii="Calibri" w:cs="Calibri" w:eastAsia="Calibri" w:hAnsi="Calibri"/>
@@ -6634,7 +6634,7 @@
         </w:rPr>
         <w:t xml:space="preserve">. </w:t>
       </w:r>
-      <w:hyperlink w:history="1" r:id="rIdeel2otisktkirsbgna4de">
+      <w:hyperlink w:history="1" r:id="rIdctyr-egtwvetgwpak7mp7">
         <w:r>
           <w:rPr>
             <w:rFonts w:ascii="Calibri" w:cs="Calibri" w:eastAsia="Calibri" w:hAnsi="Calibri"/>
@@ -6723,7 +6723,7 @@
         </w:rPr>
         <w:t xml:space="preserve">. </w:t>
       </w:r>
-      <w:hyperlink w:history="1" r:id="rIdgpjaw23epehe0jwvetzua">
+      <w:hyperlink w:history="1" r:id="rId-rfqzzrfvu-gngl8exenx">
         <w:r>
           <w:rPr>
             <w:rFonts w:ascii="Calibri" w:cs="Calibri" w:eastAsia="Calibri" w:hAnsi="Calibri"/>
@@ -6812,7 +6812,7 @@
         </w:rPr>
         <w:t xml:space="preserve">. </w:t>
       </w:r>
-      <w:hyperlink w:history="1" r:id="rIdss6qvxaeuoinhnayfhv0d">
+      <w:hyperlink w:history="1" r:id="rIdmpyuhrdxuv8kbfpwuipji">
         <w:r>
           <w:rPr>
             <w:rFonts w:ascii="Calibri" w:cs="Calibri" w:eastAsia="Calibri" w:hAnsi="Calibri"/>
@@ -6901,7 +6901,7 @@
         </w:rPr>
         <w:t xml:space="preserve">. </w:t>
       </w:r>
-      <w:hyperlink w:history="1" r:id="rId0lnzvwqwcxpr6hj5cpjt7">
+      <w:hyperlink w:history="1" r:id="rIdsheioqovmr-r4j9gouptr">
         <w:r>
           <w:rPr>
             <w:rFonts w:ascii="Calibri" w:cs="Calibri" w:eastAsia="Calibri" w:hAnsi="Calibri"/>
@@ -6990,7 +6990,7 @@
         </w:rPr>
         <w:t xml:space="preserve">. </w:t>
       </w:r>
-      <w:hyperlink w:history="1" r:id="rIdz_juruejwezqjcucw0k58">
+      <w:hyperlink w:history="1" r:id="rIdhbu-5zadiorfyc5l2tbz4">
         <w:r>
           <w:rPr>
             <w:rFonts w:ascii="Calibri" w:cs="Calibri" w:eastAsia="Calibri" w:hAnsi="Calibri"/>
@@ -7079,7 +7079,7 @@
         </w:rPr>
         <w:t xml:space="preserve">. </w:t>
       </w:r>
-      <w:hyperlink w:history="1" r:id="rIdcq589n3fddijebt9ljzel">
+      <w:hyperlink w:history="1" r:id="rIdswo3cmuczktxbbdffm9sb">
         <w:r>
           <w:rPr>
             <w:rFonts w:ascii="Calibri" w:cs="Calibri" w:eastAsia="Calibri" w:hAnsi="Calibri"/>
@@ -7168,7 +7168,7 @@
         </w:rPr>
         <w:t xml:space="preserve">. </w:t>
       </w:r>
-      <w:hyperlink w:history="1" r:id="rIdcmqncs1_ijchy8o1l1zjc">
+      <w:hyperlink w:history="1" r:id="rId9gxg6gzptoa6ygdki_jbc">
         <w:r>
           <w:rPr>
             <w:rFonts w:ascii="Calibri" w:cs="Calibri" w:eastAsia="Calibri" w:hAnsi="Calibri"/>
@@ -7257,7 +7257,7 @@
         </w:rPr>
         <w:t xml:space="preserve">. </w:t>
       </w:r>
-      <w:hyperlink w:history="1" r:id="rIdv7mmo6zlmdznwqc07pohg">
+      <w:hyperlink w:history="1" r:id="rIdsxa2bgwxcjcmejnh2yn5u">
         <w:r>
           <w:rPr>
             <w:rFonts w:ascii="Calibri" w:cs="Calibri" w:eastAsia="Calibri" w:hAnsi="Calibri"/>
@@ -7346,7 +7346,7 @@
         </w:rPr>
         <w:t xml:space="preserve">. </w:t>
       </w:r>
-      <w:hyperlink w:history="1" r:id="rIdfxybsyzfomj48sazul-wl">
+      <w:hyperlink w:history="1" r:id="rId8w24dsj1xne_wzhnydrsb">
         <w:r>
           <w:rPr>
             <w:rFonts w:ascii="Calibri" w:cs="Calibri" w:eastAsia="Calibri" w:hAnsi="Calibri"/>
@@ -7435,7 +7435,7 @@
         </w:rPr>
         <w:t xml:space="preserve">. </w:t>
       </w:r>
-      <w:hyperlink w:history="1" r:id="rIdel0k2yirsraqj8mn6_uv1">
+      <w:hyperlink w:history="1" r:id="rIdklagtr2v-fdumh_ew8tdb">
         <w:r>
           <w:rPr>
             <w:rFonts w:ascii="Calibri" w:cs="Calibri" w:eastAsia="Calibri" w:hAnsi="Calibri"/>
@@ -7524,7 +7524,7 @@
         </w:rPr>
         <w:t xml:space="preserve">. </w:t>
       </w:r>
-      <w:hyperlink w:history="1" r:id="rIdkvup8jr8tbcqdkwzp7cqo">
+      <w:hyperlink w:history="1" r:id="rId_shvtftxa1f58proiumaa">
         <w:r>
           <w:rPr>
             <w:rFonts w:ascii="Calibri" w:cs="Calibri" w:eastAsia="Calibri" w:hAnsi="Calibri"/>
@@ -7613,7 +7613,7 @@
         </w:rPr>
         <w:t xml:space="preserve">. </w:t>
       </w:r>
-      <w:hyperlink w:history="1" r:id="rIdstmo7nyw2xile3a92ndby">
+      <w:hyperlink w:history="1" r:id="rId5s9fhcyq1pc0380eb-kdx">
         <w:r>
           <w:rPr>
             <w:rFonts w:ascii="Calibri" w:cs="Calibri" w:eastAsia="Calibri" w:hAnsi="Calibri"/>
@@ -7702,7 +7702,7 @@
         </w:rPr>
         <w:t xml:space="preserve">. </w:t>
       </w:r>
-      <w:hyperlink w:history="1" r:id="rId9_5cnfwdhgid06psoowxl">
+      <w:hyperlink w:history="1" r:id="rIddwnrxrxj9uxtfaphpg8nx">
         <w:r>
           <w:rPr>
             <w:rFonts w:ascii="Calibri" w:cs="Calibri" w:eastAsia="Calibri" w:hAnsi="Calibri"/>
@@ -7791,7 +7791,7 @@
         </w:rPr>
         <w:t xml:space="preserve">. </w:t>
       </w:r>
-      <w:hyperlink w:history="1" r:id="rId5-nt_vwb_i1hmwkxrrzde">
+      <w:hyperlink w:history="1" r:id="rId0lth3m5jtfvgpgqzum1be">
         <w:r>
           <w:rPr>
             <w:rFonts w:ascii="Calibri" w:cs="Calibri" w:eastAsia="Calibri" w:hAnsi="Calibri"/>
@@ -7880,7 +7880,7 @@
         </w:rPr>
         <w:t xml:space="preserve">. </w:t>
       </w:r>
-      <w:hyperlink w:history="1" r:id="rId2fsliqf6ycxemnojah21m">
+      <w:hyperlink w:history="1" r:id="rIdsr0xv1zqaf5qoibsyjx64">
         <w:r>
           <w:rPr>
             <w:rFonts w:ascii="Calibri" w:cs="Calibri" w:eastAsia="Calibri" w:hAnsi="Calibri"/>
@@ -7969,7 +7969,7 @@
         </w:rPr>
         <w:t xml:space="preserve">. </w:t>
       </w:r>
-      <w:hyperlink w:history="1" r:id="rIdq19bccyk872mev_7i6rh-">
+      <w:hyperlink w:history="1" r:id="rIdagnief4giprjh7biu6qwi">
         <w:r>
           <w:rPr>
             <w:rFonts w:ascii="Calibri" w:cs="Calibri" w:eastAsia="Calibri" w:hAnsi="Calibri"/>
@@ -8058,7 +8058,7 @@
         </w:rPr>
         <w:t xml:space="preserve">. </w:t>
       </w:r>
-      <w:hyperlink w:history="1" r:id="rIdizmhzv1pj_mjrtdsnywxy">
+      <w:hyperlink w:history="1" r:id="rIdxfb9cx61zkfs9ywjhdxhy">
         <w:r>
           <w:rPr>
             <w:rFonts w:ascii="Calibri" w:cs="Calibri" w:eastAsia="Calibri" w:hAnsi="Calibri"/>
@@ -8147,7 +8147,7 @@
         </w:rPr>
         <w:t xml:space="preserve">. </w:t>
       </w:r>
-      <w:hyperlink w:history="1" r:id="rId5g3vptoojfpn3lt-tumvj">
+      <w:hyperlink w:history="1" r:id="rIdpssnakxg2jikorkgiand8">
         <w:r>
           <w:rPr>
             <w:rFonts w:ascii="Calibri" w:cs="Calibri" w:eastAsia="Calibri" w:hAnsi="Calibri"/>
@@ -8236,7 +8236,7 @@
         </w:rPr>
         <w:t xml:space="preserve">. </w:t>
       </w:r>
-      <w:hyperlink w:history="1" r:id="rIdldvv9y4brnhkgzk0aymmz">
+      <w:hyperlink w:history="1" r:id="rIdiksi6nkutlvwb4g9me-mb">
         <w:r>
           <w:rPr>
             <w:rFonts w:ascii="Calibri" w:cs="Calibri" w:eastAsia="Calibri" w:hAnsi="Calibri"/>
@@ -8325,7 +8325,7 @@
         </w:rPr>
         <w:t xml:space="preserve">. </w:t>
       </w:r>
-      <w:hyperlink w:history="1" r:id="rId54mibwnoqrdb_kgdm9-s-">
+      <w:hyperlink w:history="1" r:id="rIdsuwduly3i4ptw5o8j9hhc">
         <w:r>
           <w:rPr>
             <w:rFonts w:ascii="Calibri" w:cs="Calibri" w:eastAsia="Calibri" w:hAnsi="Calibri"/>
@@ -8414,7 +8414,7 @@
         </w:rPr>
         <w:t xml:space="preserve">. </w:t>
       </w:r>
-      <w:hyperlink w:history="1" r:id="rIdkzhklr4cmwinrgd4dlqma">
+      <w:hyperlink w:history="1" r:id="rIdawpkmjf7d1xjwq9tqqgdh">
         <w:r>
           <w:rPr>
             <w:rFonts w:ascii="Calibri" w:cs="Calibri" w:eastAsia="Calibri" w:hAnsi="Calibri"/>
@@ -8503,7 +8503,7 @@
         </w:rPr>
         <w:t xml:space="preserve">. </w:t>
       </w:r>
-      <w:hyperlink w:history="1" r:id="rIdbjkiyx7eaek6dt5jkp5zx">
+      <w:hyperlink w:history="1" r:id="rIdvs1wvgp-yv28szzqrmciu">
         <w:r>
           <w:rPr>
             <w:rFonts w:ascii="Calibri" w:cs="Calibri" w:eastAsia="Calibri" w:hAnsi="Calibri"/>
@@ -8592,7 +8592,7 @@
         </w:rPr>
         <w:t xml:space="preserve">. </w:t>
       </w:r>
-      <w:hyperlink w:history="1" r:id="rIdyixnwtwtz4hn_xuz0xdc7">
+      <w:hyperlink w:history="1" r:id="rIdkjuumxw0i2kklfo5il5yi">
         <w:r>
           <w:rPr>
             <w:rFonts w:ascii="Calibri" w:cs="Calibri" w:eastAsia="Calibri" w:hAnsi="Calibri"/>
@@ -8681,7 +8681,7 @@
         </w:rPr>
         <w:t xml:space="preserve">. </w:t>
       </w:r>
-      <w:hyperlink w:history="1" r:id="rId1-o4osc97j9q1qxhajmah">
+      <w:hyperlink w:history="1" r:id="rIdy6lzvlwb7n-71ig-yormo">
         <w:r>
           <w:rPr>
             <w:rFonts w:ascii="Calibri" w:cs="Calibri" w:eastAsia="Calibri" w:hAnsi="Calibri"/>
@@ -8770,7 +8770,7 @@
         </w:rPr>
         <w:t xml:space="preserve">. </w:t>
       </w:r>
-      <w:hyperlink w:history="1" r:id="rId5qpgeqtdkdzyoh162co2n">
+      <w:hyperlink w:history="1" r:id="rIdcev5cwelyjckfqujguvlz">
         <w:r>
           <w:rPr>
             <w:rFonts w:ascii="Calibri" w:cs="Calibri" w:eastAsia="Calibri" w:hAnsi="Calibri"/>
@@ -8859,7 +8859,7 @@
         </w:rPr>
         <w:t xml:space="preserve">. </w:t>
       </w:r>
-      <w:hyperlink w:history="1" r:id="rId-dwcsxngveawxfdgilo7n">
+      <w:hyperlink w:history="1" r:id="rIdgulwn2akgxfizscwd2xgx">
         <w:r>
           <w:rPr>
             <w:rFonts w:ascii="Calibri" w:cs="Calibri" w:eastAsia="Calibri" w:hAnsi="Calibri"/>
@@ -8948,7 +8948,7 @@
         </w:rPr>
         <w:t xml:space="preserve">. </w:t>
       </w:r>
-      <w:hyperlink w:history="1" r:id="rIdrjrhsmhrbxkpyshy1tzz9">
+      <w:hyperlink w:history="1" r:id="rIdgk5-mptcf_qmtgytqlx-c">
         <w:r>
           <w:rPr>
             <w:rFonts w:ascii="Calibri" w:cs="Calibri" w:eastAsia="Calibri" w:hAnsi="Calibri"/>
@@ -9037,7 +9037,7 @@
         </w:rPr>
         <w:t xml:space="preserve">. </w:t>
       </w:r>
-      <w:hyperlink w:history="1" r:id="rIdqxs6aueoikatsagrrybpy">
+      <w:hyperlink w:history="1" r:id="rIdf6jzlylvyhoks56atumy6">
         <w:r>
           <w:rPr>
             <w:rFonts w:ascii="Calibri" w:cs="Calibri" w:eastAsia="Calibri" w:hAnsi="Calibri"/>
@@ -9126,7 +9126,7 @@
         </w:rPr>
         <w:t xml:space="preserve">. </w:t>
       </w:r>
-      <w:hyperlink w:history="1" r:id="rIdwvgeizbg7vl4rz2gerpoj">
+      <w:hyperlink w:history="1" r:id="rIdofenjmll9i2eilkv8inz8">
         <w:r>
           <w:rPr>
             <w:rFonts w:ascii="Calibri" w:cs="Calibri" w:eastAsia="Calibri" w:hAnsi="Calibri"/>
@@ -9215,7 +9215,7 @@
         </w:rPr>
         <w:t xml:space="preserve">. </w:t>
       </w:r>
-      <w:hyperlink w:history="1" r:id="rIdaeekanzsiqyd2xyrt3mn0">
+      <w:hyperlink w:history="1" r:id="rId8dasq4rwlld-6s1oopxae">
         <w:r>
           <w:rPr>
             <w:rFonts w:ascii="Calibri" w:cs="Calibri" w:eastAsia="Calibri" w:hAnsi="Calibri"/>
@@ -9304,7 +9304,7 @@
         </w:rPr>
         <w:t xml:space="preserve">. </w:t>
       </w:r>
-      <w:hyperlink w:history="1" r:id="rIddz0k0_qhp93lz7soibb1s">
+      <w:hyperlink w:history="1" r:id="rIdd4xii_a3b4kqphdwrcssf">
         <w:r>
           <w:rPr>
             <w:rFonts w:ascii="Calibri" w:cs="Calibri" w:eastAsia="Calibri" w:hAnsi="Calibri"/>
@@ -9393,7 +9393,7 @@
         </w:rPr>
         <w:t xml:space="preserve">. </w:t>
       </w:r>
-      <w:hyperlink w:history="1" r:id="rIdpppbtvu3wxcithoz2c3ja">
+      <w:hyperlink w:history="1" r:id="rId0b2vzmivlyhjactmysjnk">
         <w:r>
           <w:rPr>
             <w:rFonts w:ascii="Calibri" w:cs="Calibri" w:eastAsia="Calibri" w:hAnsi="Calibri"/>
@@ -9482,7 +9482,7 @@
         </w:rPr>
         <w:t xml:space="preserve">. </w:t>
       </w:r>
-      <w:hyperlink w:history="1" r:id="rIdig32u6io_xaektasmuvqx">
+      <w:hyperlink w:history="1" r:id="rIdk4orlqmtcc7yncmklhvd8">
         <w:r>
           <w:rPr>
             <w:rFonts w:ascii="Calibri" w:cs="Calibri" w:eastAsia="Calibri" w:hAnsi="Calibri"/>
@@ -9571,7 +9571,7 @@
         </w:rPr>
         <w:t xml:space="preserve">. </w:t>
       </w:r>
-      <w:hyperlink w:history="1" r:id="rIdyib0s9edt89b6l20oqucb">
+      <w:hyperlink w:history="1" r:id="rId9ycsisgdzxwqrg1kpeuut">
         <w:r>
           <w:rPr>
             <w:rFonts w:ascii="Calibri" w:cs="Calibri" w:eastAsia="Calibri" w:hAnsi="Calibri"/>
@@ -9660,7 +9660,7 @@
         </w:rPr>
         <w:t xml:space="preserve">. </w:t>
       </w:r>
-      <w:hyperlink w:history="1" r:id="rIdwjk-9petotq9nekwrbnbb">
+      <w:hyperlink w:history="1" r:id="rIdtkcteyobasi0kylok35ba">
         <w:r>
           <w:rPr>
             <w:rFonts w:ascii="Calibri" w:cs="Calibri" w:eastAsia="Calibri" w:hAnsi="Calibri"/>
@@ -9749,7 +9749,7 @@
         </w:rPr>
         <w:t xml:space="preserve">. </w:t>
       </w:r>
-      <w:hyperlink w:history="1" r:id="rId_mnlkgghyj2wm4w0ihvpz">
+      <w:hyperlink w:history="1" r:id="rId2mkxgfmovsx5ufxzqdpn-">
         <w:r>
           <w:rPr>
             <w:rFonts w:ascii="Calibri" w:cs="Calibri" w:eastAsia="Calibri" w:hAnsi="Calibri"/>
@@ -9838,7 +9838,7 @@
         </w:rPr>
         <w:t xml:space="preserve">. </w:t>
       </w:r>
-      <w:hyperlink w:history="1" r:id="rId3o5e2sdkzaszvfpxyssa-">
+      <w:hyperlink w:history="1" r:id="rId21di2_49piwd6bxyr2zkb">
         <w:r>
           <w:rPr>
             <w:rFonts w:ascii="Calibri" w:cs="Calibri" w:eastAsia="Calibri" w:hAnsi="Calibri"/>
@@ -9927,7 +9927,7 @@
         </w:rPr>
         <w:t xml:space="preserve">. </w:t>
       </w:r>
-      <w:hyperlink w:history="1" r:id="rIdnhm2yd3hg4e-c_9bazsor">
+      <w:hyperlink w:history="1" r:id="rIdxcbsqlq9tauflzeabafqq">
         <w:r>
           <w:rPr>
             <w:rFonts w:ascii="Calibri" w:cs="Calibri" w:eastAsia="Calibri" w:hAnsi="Calibri"/>
@@ -10016,7 +10016,7 @@
         </w:rPr>
         <w:t xml:space="preserve">. </w:t>
       </w:r>
-      <w:hyperlink w:history="1" r:id="rId2g4mx7h_m0teoepdc0jha">
+      <w:hyperlink w:history="1" r:id="rIdbtsnl9q3awanqcjv-sphd">
         <w:r>
           <w:rPr>
             <w:rFonts w:ascii="Calibri" w:cs="Calibri" w:eastAsia="Calibri" w:hAnsi="Calibri"/>
@@ -10105,7 +10105,7 @@
         </w:rPr>
         <w:t xml:space="preserve">. </w:t>
       </w:r>
-      <w:hyperlink w:history="1" r:id="rIdid13p6f94t131zk3zakxt">
+      <w:hyperlink w:history="1" r:id="rIdaoml8bjhcclktx_mjmhks">
         <w:r>
           <w:rPr>
             <w:rFonts w:ascii="Calibri" w:cs="Calibri" w:eastAsia="Calibri" w:hAnsi="Calibri"/>
@@ -10194,7 +10194,7 @@
         </w:rPr>
         <w:t xml:space="preserve">. </w:t>
       </w:r>
-      <w:hyperlink w:history="1" r:id="rIdqswaazl_xtw7s3be__ing">
+      <w:hyperlink w:history="1" r:id="rIdxmusuxs9xkg2fhr4xtes-">
         <w:r>
           <w:rPr>
             <w:rFonts w:ascii="Calibri" w:cs="Calibri" w:eastAsia="Calibri" w:hAnsi="Calibri"/>
@@ -10283,7 +10283,7 @@
         </w:rPr>
         <w:t xml:space="preserve">. </w:t>
       </w:r>
-      <w:hyperlink w:history="1" r:id="rIdyk7ahm0itpc5vlszghuok">
+      <w:hyperlink w:history="1" r:id="rIdmtkfvsskk90faoe_j2qmn">
         <w:r>
           <w:rPr>
             <w:rFonts w:ascii="Calibri" w:cs="Calibri" w:eastAsia="Calibri" w:hAnsi="Calibri"/>
@@ -10372,7 +10372,7 @@
         </w:rPr>
         <w:t xml:space="preserve">. </w:t>
       </w:r>
-      <w:hyperlink w:history="1" r:id="rIdb47wynerfwagu8fs__0wd">
+      <w:hyperlink w:history="1" r:id="rIdu0nt2ki38-5hjnnhernhr">
         <w:r>
           <w:rPr>
             <w:rFonts w:ascii="Calibri" w:cs="Calibri" w:eastAsia="Calibri" w:hAnsi="Calibri"/>
@@ -10461,7 +10461,7 @@
         </w:rPr>
         <w:t xml:space="preserve">. </w:t>
       </w:r>
-      <w:hyperlink w:history="1" r:id="rIdgkrnh5oxnynllujfwfkmk">
+      <w:hyperlink w:history="1" r:id="rId2x5lwq8t_wzki2mwn_nvr">
         <w:r>
           <w:rPr>
             <w:rFonts w:ascii="Calibri" w:cs="Calibri" w:eastAsia="Calibri" w:hAnsi="Calibri"/>
@@ -10550,7 +10550,7 @@
         </w:rPr>
         <w:t xml:space="preserve">. </w:t>
       </w:r>
-      <w:hyperlink w:history="1" r:id="rIdrnb5yzz1cyjobq91wbhz0">
+      <w:hyperlink w:history="1" r:id="rId1jvfi9zs20ratbu1jqdtg">
         <w:r>
           <w:rPr>
             <w:rFonts w:ascii="Calibri" w:cs="Calibri" w:eastAsia="Calibri" w:hAnsi="Calibri"/>
@@ -10639,7 +10639,7 @@
         </w:rPr>
         <w:t xml:space="preserve">. </w:t>
       </w:r>
-      <w:hyperlink w:history="1" r:id="rIdldi9mtu_540hgfuiqwqcc">
+      <w:hyperlink w:history="1" r:id="rIdrbcusga_uiutqs--d5cko">
         <w:r>
           <w:rPr>
             <w:rFonts w:ascii="Calibri" w:cs="Calibri" w:eastAsia="Calibri" w:hAnsi="Calibri"/>
@@ -10728,7 +10728,7 @@
         </w:rPr>
         <w:t xml:space="preserve">. </w:t>
       </w:r>
-      <w:hyperlink w:history="1" r:id="rIdqarss5fbigipc8hlrr5a1">
+      <w:hyperlink w:history="1" r:id="rIdgjvlakc7lnnm-kh-lfozi">
         <w:r>
           <w:rPr>
             <w:rFonts w:ascii="Calibri" w:cs="Calibri" w:eastAsia="Calibri" w:hAnsi="Calibri"/>
@@ -10817,7 +10817,7 @@
         </w:rPr>
         <w:t xml:space="preserve">. </w:t>
       </w:r>
-      <w:hyperlink w:history="1" r:id="rIdm3ftshhdaflr8dbkb4zdr">
+      <w:hyperlink w:history="1" r:id="rIdml4yatx48hlln0chw51x7">
         <w:r>
           <w:rPr>
             <w:rFonts w:ascii="Calibri" w:cs="Calibri" w:eastAsia="Calibri" w:hAnsi="Calibri"/>
@@ -10906,7 +10906,7 @@
         </w:rPr>
         <w:t xml:space="preserve">. </w:t>
       </w:r>
-      <w:hyperlink w:history="1" r:id="rIdi3awlgq4ar4-j-quqfbc6">
+      <w:hyperlink w:history="1" r:id="rIdhhczys--v0losj9epurvu">
         <w:r>
           <w:rPr>
             <w:rFonts w:ascii="Calibri" w:cs="Calibri" w:eastAsia="Calibri" w:hAnsi="Calibri"/>
@@ -10995,7 +10995,7 @@
         </w:rPr>
         <w:t xml:space="preserve">. </w:t>
       </w:r>
-      <w:hyperlink w:history="1" r:id="rId35jucxf5e0kfu4x6nodgn">
+      <w:hyperlink w:history="1" r:id="rIdgv5mtbsmroateer2vfi-w">
         <w:r>
           <w:rPr>
             <w:rFonts w:ascii="Calibri" w:cs="Calibri" w:eastAsia="Calibri" w:hAnsi="Calibri"/>
@@ -11084,7 +11084,7 @@
         </w:rPr>
         <w:t xml:space="preserve">. </w:t>
       </w:r>
-      <w:hyperlink w:history="1" r:id="rIdt1-wz-afkrzgm9jaw7sss">
+      <w:hyperlink w:history="1" r:id="rIddy71uhy_nm6b8jmr2ytez">
         <w:r>
           <w:rPr>
             <w:rFonts w:ascii="Calibri" w:cs="Calibri" w:eastAsia="Calibri" w:hAnsi="Calibri"/>
@@ -11173,7 +11173,7 @@
         </w:rPr>
         <w:t xml:space="preserve">. </w:t>
       </w:r>
-      <w:hyperlink w:history="1" r:id="rIdqpduluhasjfbr8hhrzrra">
+      <w:hyperlink w:history="1" r:id="rIdlccg3ajl5rv9oo9ff74jx">
         <w:r>
           <w:rPr>
             <w:rFonts w:ascii="Calibri" w:cs="Calibri" w:eastAsia="Calibri" w:hAnsi="Calibri"/>
@@ -11262,7 +11262,7 @@
         </w:rPr>
         <w:t xml:space="preserve">. </w:t>
       </w:r>
-      <w:hyperlink w:history="1" r:id="rIdhyzkyl9fn_zlhw4iy7g_6">
+      <w:hyperlink w:history="1" r:id="rIdwptmfo5ovsok9j6fpbnov">
         <w:r>
           <w:rPr>
             <w:rFonts w:ascii="Calibri" w:cs="Calibri" w:eastAsia="Calibri" w:hAnsi="Calibri"/>
@@ -11351,7 +11351,7 @@
         </w:rPr>
         <w:t xml:space="preserve">. </w:t>
       </w:r>
-      <w:hyperlink w:history="1" r:id="rIdeuoebdcmhizlgbmyzkfqv">
+      <w:hyperlink w:history="1" r:id="rIdwwdo_b8kqlzjpgip-d5_i">
         <w:r>
           <w:rPr>
             <w:rFonts w:ascii="Calibri" w:cs="Calibri" w:eastAsia="Calibri" w:hAnsi="Calibri"/>
@@ -11440,7 +11440,7 @@
         </w:rPr>
         <w:t xml:space="preserve">. </w:t>
       </w:r>
-      <w:hyperlink w:history="1" r:id="rIdqck8wctuamb99bmddhl9l">
+      <w:hyperlink w:history="1" r:id="rId9jo5j3i7a-mpg0igufgm6">
         <w:r>
           <w:rPr>
             <w:rFonts w:ascii="Calibri" w:cs="Calibri" w:eastAsia="Calibri" w:hAnsi="Calibri"/>
@@ -11529,7 +11529,7 @@
         </w:rPr>
         <w:t xml:space="preserve">. </w:t>
       </w:r>
-      <w:hyperlink w:history="1" r:id="rIdnqptvm5ur9qph_xa0kxe9">
+      <w:hyperlink w:history="1" r:id="rIdxx5vgrrg_kzdkj1t6ktt0">
         <w:r>
           <w:rPr>
             <w:rFonts w:ascii="Calibri" w:cs="Calibri" w:eastAsia="Calibri" w:hAnsi="Calibri"/>
@@ -11618,7 +11618,7 @@
         </w:rPr>
         <w:t xml:space="preserve">. </w:t>
       </w:r>
-      <w:hyperlink w:history="1" r:id="rIdc_vfwuo11ea9excuubg6p">
+      <w:hyperlink w:history="1" r:id="rIdw5zxbbhfyvsk5dftohzqt">
         <w:r>
           <w:rPr>
             <w:rFonts w:ascii="Calibri" w:cs="Calibri" w:eastAsia="Calibri" w:hAnsi="Calibri"/>
@@ -11707,7 +11707,7 @@
         </w:rPr>
         <w:t xml:space="preserve">. </w:t>
       </w:r>
-      <w:hyperlink w:history="1" r:id="rIdsycx2xn3oegfak6e81hua">
+      <w:hyperlink w:history="1" r:id="rId_dqvoj2ls65l5gfyxdmdf">
         <w:r>
           <w:rPr>
             <w:rFonts w:ascii="Calibri" w:cs="Calibri" w:eastAsia="Calibri" w:hAnsi="Calibri"/>
@@ -11796,7 +11796,7 @@
         </w:rPr>
         <w:t xml:space="preserve">. </w:t>
       </w:r>
-      <w:hyperlink w:history="1" r:id="rIdonwahnuyhpedcbdxr2aph">
+      <w:hyperlink w:history="1" r:id="rIdowkrzwlp0hmkyaegisrju">
         <w:r>
           <w:rPr>
             <w:rFonts w:ascii="Calibri" w:cs="Calibri" w:eastAsia="Calibri" w:hAnsi="Calibri"/>
@@ -11885,7 +11885,7 @@
         </w:rPr>
         <w:t xml:space="preserve">. </w:t>
       </w:r>
-      <w:hyperlink w:history="1" r:id="rIdr5wbzimqv9tym122ljodl">
+      <w:hyperlink w:history="1" r:id="rId5cg0glkhkujiktlx1tyib">
         <w:r>
           <w:rPr>
             <w:rFonts w:ascii="Calibri" w:cs="Calibri" w:eastAsia="Calibri" w:hAnsi="Calibri"/>
@@ -11974,7 +11974,7 @@
         </w:rPr>
         <w:t xml:space="preserve">. </w:t>
       </w:r>
-      <w:hyperlink w:history="1" r:id="rIdyjj6zqwtnzz5smken-nve">
+      <w:hyperlink w:history="1" r:id="rId_lintmchjnrtg9daif4et">
         <w:r>
           <w:rPr>
             <w:rFonts w:ascii="Calibri" w:cs="Calibri" w:eastAsia="Calibri" w:hAnsi="Calibri"/>
@@ -12063,7 +12063,7 @@
         </w:rPr>
         <w:t xml:space="preserve">. </w:t>
       </w:r>
-      <w:hyperlink w:history="1" r:id="rIdtchpc-evkmbwp05ilja7p">
+      <w:hyperlink w:history="1" r:id="rId3jnakohvbehs2hn0wguxz">
         <w:r>
           <w:rPr>
             <w:rFonts w:ascii="Calibri" w:cs="Calibri" w:eastAsia="Calibri" w:hAnsi="Calibri"/>
@@ -12152,7 +12152,7 @@
         </w:rPr>
         <w:t xml:space="preserve">. </w:t>
       </w:r>
-      <w:hyperlink w:history="1" r:id="rIddyipp5ey-l1dgxv4-mi5o">
+      <w:hyperlink w:history="1" r:id="rIdhfsevyxyzrdyzxtd_zkku">
         <w:r>
           <w:rPr>
             <w:rFonts w:ascii="Calibri" w:cs="Calibri" w:eastAsia="Calibri" w:hAnsi="Calibri"/>
@@ -12241,7 +12241,7 @@
         </w:rPr>
         <w:t xml:space="preserve">. </w:t>
       </w:r>
-      <w:hyperlink w:history="1" r:id="rId_niwudhtf-owg3s8aq86t">
+      <w:hyperlink w:history="1" r:id="rId1nwotpsoc2mpvfer-xts2">
         <w:r>
           <w:rPr>
             <w:rFonts w:ascii="Calibri" w:cs="Calibri" w:eastAsia="Calibri" w:hAnsi="Calibri"/>
@@ -12330,7 +12330,7 @@
         </w:rPr>
         <w:t xml:space="preserve">. </w:t>
       </w:r>
-      <w:hyperlink w:history="1" r:id="rIdumqbavbaxeobpp3gnscyx">
+      <w:hyperlink w:history="1" r:id="rIdtl7tbpfhl0trjqrpudeof">
         <w:r>
           <w:rPr>
             <w:rFonts w:ascii="Calibri" w:cs="Calibri" w:eastAsia="Calibri" w:hAnsi="Calibri"/>
@@ -12419,7 +12419,7 @@
         </w:rPr>
         <w:t xml:space="preserve">. </w:t>
       </w:r>
-      <w:hyperlink w:history="1" r:id="rId7du4ipdototqpf5-xn6wk">
+      <w:hyperlink w:history="1" r:id="rIdgkrtywtvp7goneinesbo8">
         <w:r>
           <w:rPr>
             <w:rFonts w:ascii="Calibri" w:cs="Calibri" w:eastAsia="Calibri" w:hAnsi="Calibri"/>
@@ -12508,7 +12508,7 @@
         </w:rPr>
         <w:t xml:space="preserve">. </w:t>
       </w:r>
-      <w:hyperlink w:history="1" r:id="rIdtsy544_alkmjkxhk68kvc">
+      <w:hyperlink w:history="1" r:id="rIdcxpg3kqlbnzoxah2fqzsf">
         <w:r>
           <w:rPr>
             <w:rFonts w:ascii="Calibri" w:cs="Calibri" w:eastAsia="Calibri" w:hAnsi="Calibri"/>
@@ -12597,7 +12597,7 @@
         </w:rPr>
         <w:t xml:space="preserve">. </w:t>
       </w:r>
-      <w:hyperlink w:history="1" r:id="rIdstqpajux_e4tjngisug38">
+      <w:hyperlink w:history="1" r:id="rIdpl4ymnbphtyejhenupjxz">
         <w:r>
           <w:rPr>
             <w:rFonts w:ascii="Calibri" w:cs="Calibri" w:eastAsia="Calibri" w:hAnsi="Calibri"/>
@@ -12686,7 +12686,7 @@
         </w:rPr>
         <w:t xml:space="preserve">. </w:t>
       </w:r>
-      <w:hyperlink w:history="1" r:id="rIdvsod5ntxn9u4w5lb9paln">
+      <w:hyperlink w:history="1" r:id="rIddkw8ehqq_n6wu10py037i">
         <w:r>
           <w:rPr>
             <w:rFonts w:ascii="Calibri" w:cs="Calibri" w:eastAsia="Calibri" w:hAnsi="Calibri"/>
@@ -12775,7 +12775,7 @@
         </w:rPr>
         <w:t xml:space="preserve">. </w:t>
       </w:r>
-      <w:hyperlink w:history="1" r:id="rIdfvxrkiim53n5xzkmgbgir">
+      <w:hyperlink w:history="1" r:id="rIds7u6a2ldnlvaayier6-ba">
         <w:r>
           <w:rPr>
             <w:rFonts w:ascii="Calibri" w:cs="Calibri" w:eastAsia="Calibri" w:hAnsi="Calibri"/>
@@ -12864,7 +12864,7 @@
         </w:rPr>
         <w:t xml:space="preserve">. </w:t>
       </w:r>
-      <w:hyperlink w:history="1" r:id="rId2haob8ynoltol3mocnr2r">
+      <w:hyperlink w:history="1" r:id="rIdnuqipm75q-jnpl2oasabo">
         <w:r>
           <w:rPr>
             <w:rFonts w:ascii="Calibri" w:cs="Calibri" w:eastAsia="Calibri" w:hAnsi="Calibri"/>
@@ -12953,7 +12953,7 @@
         </w:rPr>
         <w:t xml:space="preserve">. </w:t>
       </w:r>
-      <w:hyperlink w:history="1" r:id="rIdyesoel-krxw3qpqr8rkyi">
+      <w:hyperlink w:history="1" r:id="rIdiktbgkqiumsx_nesluu9f">
         <w:r>
           <w:rPr>
             <w:rFonts w:ascii="Calibri" w:cs="Calibri" w:eastAsia="Calibri" w:hAnsi="Calibri"/>
@@ -13042,7 +13042,7 @@
         </w:rPr>
         <w:t xml:space="preserve">. </w:t>
       </w:r>
-      <w:hyperlink w:history="1" r:id="rIdx6cjl6lkb1g85ffdyuvpt">
+      <w:hyperlink w:history="1" r:id="rIdk13ddtb-c7oxypnpcwgcj">
         <w:r>
           <w:rPr>
             <w:rFonts w:ascii="Calibri" w:cs="Calibri" w:eastAsia="Calibri" w:hAnsi="Calibri"/>
@@ -13131,7 +13131,7 @@
         </w:rPr>
         <w:t xml:space="preserve">. </w:t>
       </w:r>
-      <w:hyperlink w:history="1" r:id="rIdq59ye7k4hm4o_bkt0adsl">
+      <w:hyperlink w:history="1" r:id="rIdiubbqj-qp3zbi11sz8ybh">
         <w:r>
           <w:rPr>
             <w:rFonts w:ascii="Calibri" w:cs="Calibri" w:eastAsia="Calibri" w:hAnsi="Calibri"/>
@@ -13220,7 +13220,7 @@
         </w:rPr>
         <w:t xml:space="preserve">. </w:t>
       </w:r>
-      <w:hyperlink w:history="1" r:id="rIdnyi73pdsatlrly965t0wg">
+      <w:hyperlink w:history="1" r:id="rIdmas6o6ohmn_3q4mgurquq">
         <w:r>
           <w:rPr>
             <w:rFonts w:ascii="Calibri" w:cs="Calibri" w:eastAsia="Calibri" w:hAnsi="Calibri"/>
@@ -13309,7 +13309,7 @@
         </w:rPr>
         <w:t xml:space="preserve">. </w:t>
       </w:r>
-      <w:hyperlink w:history="1" r:id="rIdsmt-pv-lzemwcmecl4in7">
+      <w:hyperlink w:history="1" r:id="rIdazochgbjd7vkg037bhwsy">
         <w:r>
           <w:rPr>
             <w:rFonts w:ascii="Calibri" w:cs="Calibri" w:eastAsia="Calibri" w:hAnsi="Calibri"/>
@@ -13398,7 +13398,7 @@
         </w:rPr>
         <w:t xml:space="preserve">. </w:t>
       </w:r>
-      <w:hyperlink w:history="1" r:id="rIdx5ckcl47onhtovidwvhqi">
+      <w:hyperlink w:history="1" r:id="rIdcuqnczbc27jjs25pelt57">
         <w:r>
           <w:rPr>
             <w:rFonts w:ascii="Calibri" w:cs="Calibri" w:eastAsia="Calibri" w:hAnsi="Calibri"/>
@@ -13487,7 +13487,7 @@
         </w:rPr>
         <w:t xml:space="preserve">. </w:t>
       </w:r>
-      <w:hyperlink w:history="1" r:id="rIdpk6jqy_ztwbmmjmlbl68s">
+      <w:hyperlink w:history="1" r:id="rIdzyumkz0vq9abfjugxboqs">
         <w:r>
           <w:rPr>
             <w:rFonts w:ascii="Calibri" w:cs="Calibri" w:eastAsia="Calibri" w:hAnsi="Calibri"/>
@@ -13576,7 +13576,7 @@
         </w:rPr>
         <w:t xml:space="preserve">. </w:t>
       </w:r>
-      <w:hyperlink w:history="1" r:id="rIdc7-pqv2bxdh30xfre4so7">
+      <w:hyperlink w:history="1" r:id="rIdpcelcvyyaockb6hfeallj">
         <w:r>
           <w:rPr>
             <w:rFonts w:ascii="Calibri" w:cs="Calibri" w:eastAsia="Calibri" w:hAnsi="Calibri"/>
@@ -13665,7 +13665,7 @@
         </w:rPr>
         <w:t xml:space="preserve">. </w:t>
       </w:r>
-      <w:hyperlink w:history="1" r:id="rIdv2ynb4akxzeutpglwk0kn">
+      <w:hyperlink w:history="1" r:id="rIdsfanlsua_phmxa8umt6e9">
         <w:r>
           <w:rPr>
             <w:rFonts w:ascii="Calibri" w:cs="Calibri" w:eastAsia="Calibri" w:hAnsi="Calibri"/>
@@ -13754,7 +13754,7 @@
         </w:rPr>
         <w:t xml:space="preserve">. </w:t>
       </w:r>
-      <w:hyperlink w:history="1" r:id="rIdkh3nkmvi4uzpjyik8eywv">
+      <w:hyperlink w:history="1" r:id="rIdojiiw_8le8trcxwy_k7za">
         <w:r>
           <w:rPr>
             <w:rFonts w:ascii="Calibri" w:cs="Calibri" w:eastAsia="Calibri" w:hAnsi="Calibri"/>
@@ -13843,7 +13843,7 @@
         </w:rPr>
         <w:t xml:space="preserve">. </w:t>
       </w:r>
-      <w:hyperlink w:history="1" r:id="rIdamkpy5clmhcl22agrjdgk">
+      <w:hyperlink w:history="1" r:id="rId301j9mzluqks-zzcudt6k">
         <w:r>
           <w:rPr>
             <w:rFonts w:ascii="Calibri" w:cs="Calibri" w:eastAsia="Calibri" w:hAnsi="Calibri"/>
@@ -13932,7 +13932,7 @@
         </w:rPr>
         <w:t xml:space="preserve">. </w:t>
       </w:r>
-      <w:hyperlink w:history="1" r:id="rId1oypkfky9fll8-em6c-pv">
+      <w:hyperlink w:history="1" r:id="rIdr0z7rdny8ltwtj7exvzg_">
         <w:r>
           <w:rPr>
             <w:rFonts w:ascii="Calibri" w:cs="Calibri" w:eastAsia="Calibri" w:hAnsi="Calibri"/>
@@ -14021,7 +14021,7 @@
         </w:rPr>
         <w:t xml:space="preserve">. </w:t>
       </w:r>
-      <w:hyperlink w:history="1" r:id="rIdsed05kzjeujn0fapsmus-">
+      <w:hyperlink w:history="1" r:id="rId5fc3-npnwa-c5mqckqgnr">
         <w:r>
           <w:rPr>
             <w:rFonts w:ascii="Calibri" w:cs="Calibri" w:eastAsia="Calibri" w:hAnsi="Calibri"/>
@@ -14110,7 +14110,7 @@
         </w:rPr>
         <w:t xml:space="preserve">. </w:t>
       </w:r>
-      <w:hyperlink w:history="1" r:id="rIdlu3tcn3izalfod05nxf9p">
+      <w:hyperlink w:history="1" r:id="rIdla3u_mdaafgt1vflse-zt">
         <w:r>
           <w:rPr>
             <w:rFonts w:ascii="Calibri" w:cs="Calibri" w:eastAsia="Calibri" w:hAnsi="Calibri"/>
@@ -14199,7 +14199,7 @@
         </w:rPr>
         <w:t xml:space="preserve">. </w:t>
       </w:r>
-      <w:hyperlink w:history="1" r:id="rIdtrif3mkg3udeic7yrmizb">
+      <w:hyperlink w:history="1" r:id="rIdzg2vttsixkeehpe-pkwin">
         <w:r>
           <w:rPr>
             <w:rFonts w:ascii="Calibri" w:cs="Calibri" w:eastAsia="Calibri" w:hAnsi="Calibri"/>
@@ -14288,7 +14288,7 @@
         </w:rPr>
         <w:t xml:space="preserve">. </w:t>
       </w:r>
-      <w:hyperlink w:history="1" r:id="rId907c0_icinf-hqcdj2uqs">
+      <w:hyperlink w:history="1" r:id="rIdejlmvsb79efub-t-c99ki">
         <w:r>
           <w:rPr>
             <w:rFonts w:ascii="Calibri" w:cs="Calibri" w:eastAsia="Calibri" w:hAnsi="Calibri"/>
@@ -14377,7 +14377,7 @@
         </w:rPr>
         <w:t xml:space="preserve">. </w:t>
       </w:r>
-      <w:hyperlink w:history="1" r:id="rIddztct3iak-sphryzwcuns">
+      <w:hyperlink w:history="1" r:id="rIdyattud6msoalucy3ezl3e">
         <w:r>
           <w:rPr>
             <w:rFonts w:ascii="Calibri" w:cs="Calibri" w:eastAsia="Calibri" w:hAnsi="Calibri"/>
@@ -14466,7 +14466,7 @@
         </w:rPr>
         <w:t xml:space="preserve">. </w:t>
       </w:r>
-      <w:hyperlink w:history="1" r:id="rId5cn6kxzcctouitozgw557">
+      <w:hyperlink w:history="1" r:id="rIdayawuwzni_dytvyqzyvmz">
         <w:r>
           <w:rPr>
             <w:rFonts w:ascii="Calibri" w:cs="Calibri" w:eastAsia="Calibri" w:hAnsi="Calibri"/>
@@ -14555,7 +14555,7 @@
         </w:rPr>
         <w:t xml:space="preserve">. </w:t>
       </w:r>
-      <w:hyperlink w:history="1" r:id="rIdu99jdgeechpqejt4u206o">
+      <w:hyperlink w:history="1" r:id="rIdwmhiipuoj-asrtjf8rlol">
         <w:r>
           <w:rPr>
             <w:rFonts w:ascii="Calibri" w:cs="Calibri" w:eastAsia="Calibri" w:hAnsi="Calibri"/>
@@ -14644,7 +14644,7 @@
         </w:rPr>
         <w:t xml:space="preserve">. </w:t>
       </w:r>
-      <w:hyperlink w:history="1" r:id="rId1hwli69bb3yjqxeed-ixb">
+      <w:hyperlink w:history="1" r:id="rIddpxoqu-_iin1tnhijavra">
         <w:r>
           <w:rPr>
             <w:rFonts w:ascii="Calibri" w:cs="Calibri" w:eastAsia="Calibri" w:hAnsi="Calibri"/>
@@ -14733,7 +14733,7 @@
         </w:rPr>
         <w:t xml:space="preserve">. </w:t>
       </w:r>
-      <w:hyperlink w:history="1" r:id="rIdx75yhwshvobkhhhx77731">
+      <w:hyperlink w:history="1" r:id="rId0w-emhsbhm5erwe0mcp7o">
         <w:r>
           <w:rPr>
             <w:rFonts w:ascii="Calibri" w:cs="Calibri" w:eastAsia="Calibri" w:hAnsi="Calibri"/>
@@ -14822,7 +14822,7 @@
         </w:rPr>
         <w:t xml:space="preserve">. </w:t>
       </w:r>
-      <w:hyperlink w:history="1" r:id="rIdgkwoia_lpx7osux7j9khe">
+      <w:hyperlink w:history="1" r:id="rIdj2wslx8dwwk5mdblwvhjb">
         <w:r>
           <w:rPr>
             <w:rFonts w:ascii="Calibri" w:cs="Calibri" w:eastAsia="Calibri" w:hAnsi="Calibri"/>
@@ -14911,7 +14911,7 @@
         </w:rPr>
         <w:t xml:space="preserve">. </w:t>
       </w:r>
-      <w:hyperlink w:history="1" r:id="rIdgogwtkf5i9xtkkgfumaoe">
+      <w:hyperlink w:history="1" r:id="rId5cpkop6yluqdugnm3dlsn">
         <w:r>
           <w:rPr>
             <w:rFonts w:ascii="Calibri" w:cs="Calibri" w:eastAsia="Calibri" w:hAnsi="Calibri"/>
@@ -15000,7 +15000,7 @@
         </w:rPr>
         <w:t xml:space="preserve">. </w:t>
       </w:r>
-      <w:hyperlink w:history="1" r:id="rIdqfr8_6_n8uilqhdlwuskf">
+      <w:hyperlink w:history="1" r:id="rIdsnlpqj1oxrsvxoby6f9p7">
         <w:r>
           <w:rPr>
             <w:rFonts w:ascii="Calibri" w:cs="Calibri" w:eastAsia="Calibri" w:hAnsi="Calibri"/>
@@ -15089,7 +15089,7 @@
         </w:rPr>
         <w:t xml:space="preserve">. </w:t>
       </w:r>
-      <w:hyperlink w:history="1" r:id="rIdxj6_r65mbbyskfogxsanh">
+      <w:hyperlink w:history="1" r:id="rId7vpqbeigzg8izjotlxgn2">
         <w:r>
           <w:rPr>
             <w:rFonts w:ascii="Calibri" w:cs="Calibri" w:eastAsia="Calibri" w:hAnsi="Calibri"/>
@@ -15178,7 +15178,7 @@
         </w:rPr>
         <w:t xml:space="preserve">. </w:t>
       </w:r>
-      <w:hyperlink w:history="1" r:id="rIdjhvbiwcxolvhqxagel1js">
+      <w:hyperlink w:history="1" r:id="rId8trocvazxz00ptxipckkc">
         <w:r>
           <w:rPr>
             <w:rFonts w:ascii="Calibri" w:cs="Calibri" w:eastAsia="Calibri" w:hAnsi="Calibri"/>
@@ -15267,7 +15267,7 @@
         </w:rPr>
         <w:t xml:space="preserve">. </w:t>
       </w:r>
-      <w:hyperlink w:history="1" r:id="rId4q6ywzldp6gyem2egz9ue">
+      <w:hyperlink w:history="1" r:id="rIdndpyewjow6t4untzo7wjv">
         <w:r>
           <w:rPr>
             <w:rFonts w:ascii="Calibri" w:cs="Calibri" w:eastAsia="Calibri" w:hAnsi="Calibri"/>
@@ -15356,7 +15356,7 @@
         </w:rPr>
         <w:t xml:space="preserve">. </w:t>
       </w:r>
-      <w:hyperlink w:history="1" r:id="rIdnowiraaah7opk0hdn2m_w">
+      <w:hyperlink w:history="1" r:id="rId2hhojrr58dfgwpn3jgiu8">
         <w:r>
           <w:rPr>
             <w:rFonts w:ascii="Calibri" w:cs="Calibri" w:eastAsia="Calibri" w:hAnsi="Calibri"/>
@@ -15445,7 +15445,7 @@
         </w:rPr>
         <w:t xml:space="preserve">. </w:t>
       </w:r>
-      <w:hyperlink w:history="1" r:id="rIdfv_usv7lhlbempxwxicrg">
+      <w:hyperlink w:history="1" r:id="rIdnemt9zqalhfihkb-dpla4">
         <w:r>
           <w:rPr>
             <w:rFonts w:ascii="Calibri" w:cs="Calibri" w:eastAsia="Calibri" w:hAnsi="Calibri"/>
@@ -15534,7 +15534,7 @@
         </w:rPr>
         <w:t xml:space="preserve">. </w:t>
       </w:r>
-      <w:hyperlink w:history="1" r:id="rIdqjhe3xpyv5r_53c16ocf2">
+      <w:hyperlink w:history="1" r:id="rIdzvmr9sk55ddpxkcc2whoy">
         <w:r>
           <w:rPr>
             <w:rFonts w:ascii="Calibri" w:cs="Calibri" w:eastAsia="Calibri" w:hAnsi="Calibri"/>
@@ -15708,7 +15708,7 @@
         </w:rPr>
         <w:t xml:space="preserve">. </w:t>
       </w:r>
-      <w:hyperlink w:history="1" r:id="rIdla6rv4tear84mketubjnw">
+      <w:hyperlink w:history="1" r:id="rIdn0wbmpinstfvzbndgna3z">
         <w:r>
           <w:rPr>
             <w:rFonts w:ascii="Calibri" w:cs="Calibri" w:eastAsia="Calibri" w:hAnsi="Calibri"/>
@@ -15797,7 +15797,7 @@
         </w:rPr>
         <w:t xml:space="preserve">. </w:t>
       </w:r>
-      <w:hyperlink w:history="1" r:id="rIdw2a4zjica78qwf3cccmje">
+      <w:hyperlink w:history="1" r:id="rId8ggua2ycpv8pql7xdmmo-">
         <w:r>
           <w:rPr>
             <w:rFonts w:ascii="Calibri" w:cs="Calibri" w:eastAsia="Calibri" w:hAnsi="Calibri"/>
@@ -15886,7 +15886,7 @@
         </w:rPr>
         <w:t xml:space="preserve">. </w:t>
       </w:r>
-      <w:hyperlink w:history="1" r:id="rIdx4lhrl1ktihhh0w2u9g5g">
+      <w:hyperlink w:history="1" r:id="rIdowczo-ina4cgfbjuyjozs">
         <w:r>
           <w:rPr>
             <w:rFonts w:ascii="Calibri" w:cs="Calibri" w:eastAsia="Calibri" w:hAnsi="Calibri"/>
@@ -15991,7 +15991,7 @@
         </w:rPr>
         <w:t xml:space="preserve">. </w:t>
       </w:r>
-      <w:hyperlink w:history="1" r:id="rIdtj0jejkc3l-gnfmhb6lzu">
+      <w:hyperlink w:history="1" r:id="rIdh0h237kkjrfdwfzjnoqvp">
         <w:r>
           <w:rPr>
             <w:rFonts w:ascii="Calibri" w:cs="Calibri" w:eastAsia="Calibri" w:hAnsi="Calibri"/>
@@ -16080,7 +16080,7 @@
         </w:rPr>
         <w:t xml:space="preserve">. </w:t>
       </w:r>
-      <w:hyperlink w:history="1" r:id="rId68m12tnqpncdorjhtkufv">
+      <w:hyperlink w:history="1" r:id="rIdkoqffdqfvavdjcekkhych">
         <w:r>
           <w:rPr>
             <w:rFonts w:ascii="Calibri" w:cs="Calibri" w:eastAsia="Calibri" w:hAnsi="Calibri"/>
@@ -16169,7 +16169,7 @@
         </w:rPr>
         <w:t xml:space="preserve">. </w:t>
       </w:r>
-      <w:hyperlink w:history="1" r:id="rIdpjepvjm0fzcteafn1twbf">
+      <w:hyperlink w:history="1" r:id="rIdp6w94pzm2b0nqrstsnxvx">
         <w:r>
           <w:rPr>
             <w:rFonts w:ascii="Calibri" w:cs="Calibri" w:eastAsia="Calibri" w:hAnsi="Calibri"/>
@@ -16258,7 +16258,7 @@
         </w:rPr>
         <w:t xml:space="preserve">. </w:t>
       </w:r>
-      <w:hyperlink w:history="1" r:id="rIdfntik3b0axtugtqees_ia">
+      <w:hyperlink w:history="1" r:id="rIdkdvuwdy9_snfs3jihyipr">
         <w:r>
           <w:rPr>
             <w:rFonts w:ascii="Calibri" w:cs="Calibri" w:eastAsia="Calibri" w:hAnsi="Calibri"/>
@@ -16347,7 +16347,7 @@
         </w:rPr>
         <w:t xml:space="preserve">. </w:t>
       </w:r>
-      <w:hyperlink w:history="1" r:id="rIdpv3xau88auy4-lwoopuyb">
+      <w:hyperlink w:history="1" r:id="rIdkkgpelj6cfzzowj_hdizo">
         <w:r>
           <w:rPr>
             <w:rFonts w:ascii="Calibri" w:cs="Calibri" w:eastAsia="Calibri" w:hAnsi="Calibri"/>
@@ -16436,7 +16436,7 @@
         </w:rPr>
         <w:t xml:space="preserve">. </w:t>
       </w:r>
-      <w:hyperlink w:history="1" r:id="rIdwusvt2zbqmie5-1xw_drr">
+      <w:hyperlink w:history="1" r:id="rIdyhddf7wmyrps-ygjzv2ej">
         <w:r>
           <w:rPr>
             <w:rFonts w:ascii="Calibri" w:cs="Calibri" w:eastAsia="Calibri" w:hAnsi="Calibri"/>
@@ -16525,7 +16525,7 @@
         </w:rPr>
         <w:t xml:space="preserve">. </w:t>
       </w:r>
-      <w:hyperlink w:history="1" r:id="rIdrc4b3rhnhtqlboukcrsbe">
+      <w:hyperlink w:history="1" r:id="rIdm7exdvr6zdoyj_keacf9p">
         <w:r>
           <w:rPr>
             <w:rFonts w:ascii="Calibri" w:cs="Calibri" w:eastAsia="Calibri" w:hAnsi="Calibri"/>
@@ -16614,7 +16614,7 @@
         </w:rPr>
         <w:t xml:space="preserve">. </w:t>
       </w:r>
-      <w:hyperlink w:history="1" r:id="rIdhidhegp2ltnisq2ew2t7u">
+      <w:hyperlink w:history="1" r:id="rIddijbnu6nryylw0o8c5ufc">
         <w:r>
           <w:rPr>
             <w:rFonts w:ascii="Calibri" w:cs="Calibri" w:eastAsia="Calibri" w:hAnsi="Calibri"/>
@@ -16703,7 +16703,7 @@
         </w:rPr>
         <w:t xml:space="preserve">. </w:t>
       </w:r>
-      <w:hyperlink w:history="1" r:id="rIdiuptlgukzszyqvu5xaoih">
+      <w:hyperlink w:history="1" r:id="rIdseona55svlt8f32vv4nkf">
         <w:r>
           <w:rPr>
             <w:rFonts w:ascii="Calibri" w:cs="Calibri" w:eastAsia="Calibri" w:hAnsi="Calibri"/>
@@ -16792,7 +16792,7 @@
         </w:rPr>
         <w:t xml:space="preserve">. </w:t>
       </w:r>
-      <w:hyperlink w:history="1" r:id="rIdmgaeiinwa91rjnnzisszy">
+      <w:hyperlink w:history="1" r:id="rId8ooabhfw546mxjj-qi_1g">
         <w:r>
           <w:rPr>
             <w:rFonts w:ascii="Calibri" w:cs="Calibri" w:eastAsia="Calibri" w:hAnsi="Calibri"/>
@@ -16881,7 +16881,7 @@
         </w:rPr>
         <w:t xml:space="preserve">. </w:t>
       </w:r>
-      <w:hyperlink w:history="1" r:id="rIdsh4lsmm-6to0-wjbldxdv">
+      <w:hyperlink w:history="1" r:id="rIdejmzt9flpqafcykmtx6x4">
         <w:r>
           <w:rPr>
             <w:rFonts w:ascii="Calibri" w:cs="Calibri" w:eastAsia="Calibri" w:hAnsi="Calibri"/>
@@ -16970,7 +16970,7 @@
         </w:rPr>
         <w:t xml:space="preserve">. </w:t>
       </w:r>
-      <w:hyperlink w:history="1" r:id="rIdl_agpol7tdjmjsd8z7ad3">
+      <w:hyperlink w:history="1" r:id="rIdugderyrvt7kdxarf9elln">
         <w:r>
           <w:rPr>
             <w:rFonts w:ascii="Calibri" w:cs="Calibri" w:eastAsia="Calibri" w:hAnsi="Calibri"/>
@@ -17059,7 +17059,7 @@
         </w:rPr>
         <w:t xml:space="preserve">. </w:t>
       </w:r>
-      <w:hyperlink w:history="1" r:id="rIdqom9hp79j2rgcsql-dxcj">
+      <w:hyperlink w:history="1" r:id="rId-piclo7doury7bzategmf">
         <w:r>
           <w:rPr>
             <w:rFonts w:ascii="Calibri" w:cs="Calibri" w:eastAsia="Calibri" w:hAnsi="Calibri"/>
@@ -17148,7 +17148,7 @@
         </w:rPr>
         <w:t xml:space="preserve">. </w:t>
       </w:r>
-      <w:hyperlink w:history="1" r:id="rIdfz2jjklj0ove4l_bdsdsk">
+      <w:hyperlink w:history="1" r:id="rIdpz9kkfjscpx-yln2vnexu">
         <w:r>
           <w:rPr>
             <w:rFonts w:ascii="Calibri" w:cs="Calibri" w:eastAsia="Calibri" w:hAnsi="Calibri"/>
@@ -17237,7 +17237,7 @@
         </w:rPr>
         <w:t xml:space="preserve">. </w:t>
       </w:r>
-      <w:hyperlink w:history="1" r:id="rIdwg9fk8cukneoztrlbyd14">
+      <w:hyperlink w:history="1" r:id="rIdfxb_j3glbnid1xt0bndt4">
         <w:r>
           <w:rPr>
             <w:rFonts w:ascii="Calibri" w:cs="Calibri" w:eastAsia="Calibri" w:hAnsi="Calibri"/>
@@ -17326,7 +17326,7 @@
         </w:rPr>
         <w:t xml:space="preserve">. </w:t>
       </w:r>
-      <w:hyperlink w:history="1" r:id="rIdv1k7oxrkd0_ucrf6bf12i">
+      <w:hyperlink w:history="1" r:id="rIdav2nvd0emdba9rf7tqnhl">
         <w:r>
           <w:rPr>
             <w:rFonts w:ascii="Calibri" w:cs="Calibri" w:eastAsia="Calibri" w:hAnsi="Calibri"/>
@@ -17415,7 +17415,7 @@
         </w:rPr>
         <w:t xml:space="preserve">. </w:t>
       </w:r>
-      <w:hyperlink w:history="1" r:id="rIdx7ragh9-en-7ernfxziw3">
+      <w:hyperlink w:history="1" r:id="rIdva5l0mowb8m_tcp-zjayz">
         <w:r>
           <w:rPr>
             <w:rFonts w:ascii="Calibri" w:cs="Calibri" w:eastAsia="Calibri" w:hAnsi="Calibri"/>
@@ -17504,7 +17504,7 @@
         </w:rPr>
         <w:t xml:space="preserve">. </w:t>
       </w:r>
-      <w:hyperlink w:history="1" r:id="rId-qgg5at0l3uksidaokedx">
+      <w:hyperlink w:history="1" r:id="rIds4ltvy29yejadnw1kykqu">
         <w:r>
           <w:rPr>
             <w:rFonts w:ascii="Calibri" w:cs="Calibri" w:eastAsia="Calibri" w:hAnsi="Calibri"/>
@@ -17593,7 +17593,7 @@
         </w:rPr>
         <w:t xml:space="preserve">. </w:t>
       </w:r>
-      <w:hyperlink w:history="1" r:id="rIde-al_ayjinlfk5en9kyw2">
+      <w:hyperlink w:history="1" r:id="rId4m95j63oo5zckv7oegnxc">
         <w:r>
           <w:rPr>
             <w:rFonts w:ascii="Calibri" w:cs="Calibri" w:eastAsia="Calibri" w:hAnsi="Calibri"/>
@@ -17682,7 +17682,7 @@
         </w:rPr>
         <w:t xml:space="preserve">. </w:t>
       </w:r>
-      <w:hyperlink w:history="1" r:id="rIdkkeudc79lzh-7n-qxfk4q">
+      <w:hyperlink w:history="1" r:id="rIdr9jzpjbcw2ve63u15jrdk">
         <w:r>
           <w:rPr>
             <w:rFonts w:ascii="Calibri" w:cs="Calibri" w:eastAsia="Calibri" w:hAnsi="Calibri"/>
@@ -17771,7 +17771,7 @@
         </w:rPr>
         <w:t xml:space="preserve">. </w:t>
       </w:r>
-      <w:hyperlink w:history="1" r:id="rIdvxihybntzcuiwwhadozb4">
+      <w:hyperlink w:history="1" r:id="rIdm3nuaasisbnyympwexflr">
         <w:r>
           <w:rPr>
             <w:rFonts w:ascii="Calibri" w:cs="Calibri" w:eastAsia="Calibri" w:hAnsi="Calibri"/>
@@ -17860,7 +17860,7 @@
         </w:rPr>
         <w:t xml:space="preserve">. </w:t>
       </w:r>
-      <w:hyperlink w:history="1" r:id="rIdjk1x8qt88p1vphjomyu9y">
+      <w:hyperlink w:history="1" r:id="rIddklwdhwbypyi4gw0wftfo">
         <w:r>
           <w:rPr>
             <w:rFonts w:ascii="Calibri" w:cs="Calibri" w:eastAsia="Calibri" w:hAnsi="Calibri"/>
@@ -17949,7 +17949,7 @@
         </w:rPr>
         <w:t xml:space="preserve">. </w:t>
       </w:r>
-      <w:hyperlink w:history="1" r:id="rIdkqi2encjrewjhyqe0zpxa">
+      <w:hyperlink w:history="1" r:id="rId8528b3bypggwnzrd7xbrj">
         <w:r>
           <w:rPr>
             <w:rFonts w:ascii="Calibri" w:cs="Calibri" w:eastAsia="Calibri" w:hAnsi="Calibri"/>
@@ -18038,7 +18038,7 @@
         </w:rPr>
         <w:t xml:space="preserve">. </w:t>
       </w:r>
-      <w:hyperlink w:history="1" r:id="rIdn7yr0ziciinvndsiz4_zh">
+      <w:hyperlink w:history="1" r:id="rIds3quiz8ci0pmqmdw20buh">
         <w:r>
           <w:rPr>
             <w:rFonts w:ascii="Calibri" w:cs="Calibri" w:eastAsia="Calibri" w:hAnsi="Calibri"/>
@@ -18127,7 +18127,7 @@
         </w:rPr>
         <w:t xml:space="preserve">. </w:t>
       </w:r>
-      <w:hyperlink w:history="1" r:id="rIdyrnxfb0vwuylgdk3jmvdt">
+      <w:hyperlink w:history="1" r:id="rIddagifemksjwwe5hmauzlj">
         <w:r>
           <w:rPr>
             <w:rFonts w:ascii="Calibri" w:cs="Calibri" w:eastAsia="Calibri" w:hAnsi="Calibri"/>
@@ -18216,7 +18216,7 @@
         </w:rPr>
         <w:t xml:space="preserve">. </w:t>
       </w:r>
-      <w:hyperlink w:history="1" r:id="rId1vdwgpprrm6rmzydn115-">
+      <w:hyperlink w:history="1" r:id="rIdaxxord1hkud6yy9qzvttf">
         <w:r>
           <w:rPr>
             <w:rFonts w:ascii="Calibri" w:cs="Calibri" w:eastAsia="Calibri" w:hAnsi="Calibri"/>
@@ -18305,7 +18305,7 @@
         </w:rPr>
         <w:t xml:space="preserve">. </w:t>
       </w:r>
-      <w:hyperlink w:history="1" r:id="rIdgxc5t_hoju8fgk48dingg">
+      <w:hyperlink w:history="1" r:id="rId5iacxyuujmhbm5sbsxpmy">
         <w:r>
           <w:rPr>
             <w:rFonts w:ascii="Calibri" w:cs="Calibri" w:eastAsia="Calibri" w:hAnsi="Calibri"/>
@@ -18394,7 +18394,7 @@
         </w:rPr>
         <w:t xml:space="preserve">. </w:t>
       </w:r>
-      <w:hyperlink w:history="1" r:id="rIdcv1a5s5z-urktcljlmsmy">
+      <w:hyperlink w:history="1" r:id="rIdpghv3om3bph3uef0pswo9">
         <w:r>
           <w:rPr>
             <w:rFonts w:ascii="Calibri" w:cs="Calibri" w:eastAsia="Calibri" w:hAnsi="Calibri"/>
@@ -18483,7 +18483,7 @@
         </w:rPr>
         <w:t xml:space="preserve">. </w:t>
       </w:r>
-      <w:hyperlink w:history="1" r:id="rIdcqajhv4nyhzff5b_hqa4g">
+      <w:hyperlink w:history="1" r:id="rIduzjrwdigt3kfemtzusjlf">
         <w:r>
           <w:rPr>
             <w:rFonts w:ascii="Calibri" w:cs="Calibri" w:eastAsia="Calibri" w:hAnsi="Calibri"/>
@@ -18572,7 +18572,7 @@
         </w:rPr>
         <w:t xml:space="preserve">. </w:t>
       </w:r>
-      <w:hyperlink w:history="1" r:id="rId9kcfthpaor4dhkfwolqfj">
+      <w:hyperlink w:history="1" r:id="rIdfzikyblaoyotisnextvby">
         <w:r>
           <w:rPr>
             <w:rFonts w:ascii="Calibri" w:cs="Calibri" w:eastAsia="Calibri" w:hAnsi="Calibri"/>
@@ -18661,7 +18661,7 @@
         </w:rPr>
         <w:t xml:space="preserve">. </w:t>
       </w:r>
-      <w:hyperlink w:history="1" r:id="rId4vqbmbay_fymthoz8zo8i">
+      <w:hyperlink w:history="1" r:id="rIdekzgnoymvnd8ebux41xax">
         <w:r>
           <w:rPr>
             <w:rFonts w:ascii="Calibri" w:cs="Calibri" w:eastAsia="Calibri" w:hAnsi="Calibri"/>
@@ -18750,7 +18750,7 @@
         </w:rPr>
         <w:t xml:space="preserve">. </w:t>
       </w:r>
-      <w:hyperlink w:history="1" r:id="rIdygdyrgjkkrltfxxbwi35f">
+      <w:hyperlink w:history="1" r:id="rId8wtd57xofjfbfjvdy1-2i">
         <w:r>
           <w:rPr>
             <w:rFonts w:ascii="Calibri" w:cs="Calibri" w:eastAsia="Calibri" w:hAnsi="Calibri"/>
@@ -18839,7 +18839,7 @@
         </w:rPr>
         <w:t xml:space="preserve">. </w:t>
       </w:r>
-      <w:hyperlink w:history="1" r:id="rIda7m3nzbckvw_uwx-eybsc">
+      <w:hyperlink w:history="1" r:id="rIdhsakbztbtlxvnnpgk15mv">
         <w:r>
           <w:rPr>
             <w:rFonts w:ascii="Calibri" w:cs="Calibri" w:eastAsia="Calibri" w:hAnsi="Calibri"/>
@@ -18928,7 +18928,7 @@
         </w:rPr>
         <w:t xml:space="preserve">. </w:t>
       </w:r>
-      <w:hyperlink w:history="1" r:id="rIdulqkum-o3rk11ixdltm-s">
+      <w:hyperlink w:history="1" r:id="rIdl4ua3lgwcgzv0i4l_i_2u">
         <w:r>
           <w:rPr>
             <w:rFonts w:ascii="Calibri" w:cs="Calibri" w:eastAsia="Calibri" w:hAnsi="Calibri"/>
@@ -19017,7 +19017,7 @@
         </w:rPr>
         <w:t xml:space="preserve">. </w:t>
       </w:r>
-      <w:hyperlink w:history="1" r:id="rIdalishfdxhsifbmsxo_7i0">
+      <w:hyperlink w:history="1" r:id="rId4myix30bklznfpjcqu-8a">
         <w:r>
           <w:rPr>
             <w:rFonts w:ascii="Calibri" w:cs="Calibri" w:eastAsia="Calibri" w:hAnsi="Calibri"/>
@@ -19106,7 +19106,7 @@
         </w:rPr>
         <w:t xml:space="preserve">. </w:t>
       </w:r>
-      <w:hyperlink w:history="1" r:id="rIdbvozcadckppc--rmmiuky">
+      <w:hyperlink w:history="1" r:id="rIdnpufazehni2mbiho-chpi">
         <w:r>
           <w:rPr>
             <w:rFonts w:ascii="Calibri" w:cs="Calibri" w:eastAsia="Calibri" w:hAnsi="Calibri"/>
@@ -19195,7 +19195,7 @@
         </w:rPr>
         <w:t xml:space="preserve">. </w:t>
       </w:r>
-      <w:hyperlink w:history="1" r:id="rIdcjjaumhtxp0xohzzxetnh">
+      <w:hyperlink w:history="1" r:id="rIdx84sjsdyt-xf7slxoqxmz">
         <w:r>
           <w:rPr>
             <w:rFonts w:ascii="Calibri" w:cs="Calibri" w:eastAsia="Calibri" w:hAnsi="Calibri"/>
@@ -19284,7 +19284,7 @@
         </w:rPr>
         <w:t xml:space="preserve">. </w:t>
       </w:r>
-      <w:hyperlink w:history="1" r:id="rIdaccqy1a1yj9w7cybvx-kr">
+      <w:hyperlink w:history="1" r:id="rIdfuz9y5gtys0fczuosnvtf">
         <w:r>
           <w:rPr>
             <w:rFonts w:ascii="Calibri" w:cs="Calibri" w:eastAsia="Calibri" w:hAnsi="Calibri"/>
@@ -19373,7 +19373,7 @@
         </w:rPr>
         <w:t xml:space="preserve">. </w:t>
       </w:r>
-      <w:hyperlink w:history="1" r:id="rIdsmrbglny4qtgkhm5ehcno">
+      <w:hyperlink w:history="1" r:id="rIdaqg2uq64jwahz-ykjx4tk">
         <w:r>
           <w:rPr>
             <w:rFonts w:ascii="Calibri" w:cs="Calibri" w:eastAsia="Calibri" w:hAnsi="Calibri"/>
@@ -19462,7 +19462,7 @@
         </w:rPr>
         <w:t xml:space="preserve">. </w:t>
       </w:r>
-      <w:hyperlink w:history="1" r:id="rIda48gzvyhuihbodz8vme8d">
+      <w:hyperlink w:history="1" r:id="rIddunvybiemmaj3t87yjytu">
         <w:r>
           <w:rPr>
             <w:rFonts w:ascii="Calibri" w:cs="Calibri" w:eastAsia="Calibri" w:hAnsi="Calibri"/>
@@ -19551,7 +19551,7 @@
         </w:rPr>
         <w:t xml:space="preserve">. </w:t>
       </w:r>
-      <w:hyperlink w:history="1" r:id="rIdtp6mgsptccmonbc3v8shq">
+      <w:hyperlink w:history="1" r:id="rIdyn0uyynfoliny03f9xevb">
         <w:r>
           <w:rPr>
             <w:rFonts w:ascii="Calibri" w:cs="Calibri" w:eastAsia="Calibri" w:hAnsi="Calibri"/>
@@ -19725,7 +19725,7 @@
         </w:rPr>
         <w:t xml:space="preserve">. </w:t>
       </w:r>
-      <w:hyperlink w:history="1" r:id="rIdackmefx43gjegagj6faxf">
+      <w:hyperlink w:history="1" r:id="rIdkxd6wfvkb3r8by1gyb27u">
         <w:r>
           <w:rPr>
             <w:rFonts w:ascii="Calibri" w:cs="Calibri" w:eastAsia="Calibri" w:hAnsi="Calibri"/>
@@ -19814,7 +19814,7 @@
         </w:rPr>
         <w:t xml:space="preserve">. </w:t>
       </w:r>
-      <w:hyperlink w:history="1" r:id="rIdog92osdq2futyfyqy6zk_">
+      <w:hyperlink w:history="1" r:id="rIdge0yut8q7lvbjg4kepgh_">
         <w:r>
           <w:rPr>
             <w:rFonts w:ascii="Calibri" w:cs="Calibri" w:eastAsia="Calibri" w:hAnsi="Calibri"/>
@@ -19903,7 +19903,7 @@
         </w:rPr>
         <w:t xml:space="preserve">. </w:t>
       </w:r>
-      <w:hyperlink w:history="1" r:id="rId3iorfovuopoqgfhsfq-90">
+      <w:hyperlink w:history="1" r:id="rId6hoop_aozke5dhdqcn8ti">
         <w:r>
           <w:rPr>
             <w:rFonts w:ascii="Calibri" w:cs="Calibri" w:eastAsia="Calibri" w:hAnsi="Calibri"/>
@@ -19992,7 +19992,7 @@
         </w:rPr>
         <w:t xml:space="preserve">. </w:t>
       </w:r>
-      <w:hyperlink w:history="1" r:id="rIdc2nya_4bhy6d5am4zxnqi">
+      <w:hyperlink w:history="1" r:id="rIdcct-xnjbevn9owblwnqyv">
         <w:r>
           <w:rPr>
             <w:rFonts w:ascii="Calibri" w:cs="Calibri" w:eastAsia="Calibri" w:hAnsi="Calibri"/>
@@ -20081,7 +20081,7 @@
         </w:rPr>
         <w:t xml:space="preserve">. </w:t>
       </w:r>
-      <w:hyperlink w:history="1" r:id="rIdn1w87uu_qxfvxoqktxhgb">
+      <w:hyperlink w:history="1" r:id="rIdg4iovccafn9kfzqwbc_ir">
         <w:r>
           <w:rPr>
             <w:rFonts w:ascii="Calibri" w:cs="Calibri" w:eastAsia="Calibri" w:hAnsi="Calibri"/>
@@ -20170,7 +20170,7 @@
         </w:rPr>
         <w:t xml:space="preserve">. </w:t>
       </w:r>
-      <w:hyperlink w:history="1" r:id="rIdx2gk5b5cmphql94iyaxgy">
+      <w:hyperlink w:history="1" r:id="rIdekgboozsykguuf9eeyjlx">
         <w:r>
           <w:rPr>
             <w:rFonts w:ascii="Calibri" w:cs="Calibri" w:eastAsia="Calibri" w:hAnsi="Calibri"/>
@@ -20259,7 +20259,7 @@
         </w:rPr>
         <w:t xml:space="preserve">. </w:t>
       </w:r>
-      <w:hyperlink w:history="1" r:id="rIdzxjmsdgfvuy1oyj8rqy4e">
+      <w:hyperlink w:history="1" r:id="rId86mua__s8nknx9pbjrann">
         <w:r>
           <w:rPr>
             <w:rFonts w:ascii="Calibri" w:cs="Calibri" w:eastAsia="Calibri" w:hAnsi="Calibri"/>
@@ -20348,7 +20348,7 @@
         </w:rPr>
         <w:t xml:space="preserve">. </w:t>
       </w:r>
-      <w:hyperlink w:history="1" r:id="rId4sfrf_kfxip-iutuiii6e">
+      <w:hyperlink w:history="1" r:id="rIdulrmxt1gko1xw_5ouow-1">
         <w:r>
           <w:rPr>
             <w:rFonts w:ascii="Calibri" w:cs="Calibri" w:eastAsia="Calibri" w:hAnsi="Calibri"/>
@@ -20437,7 +20437,7 @@
         </w:rPr>
         <w:t xml:space="preserve">. </w:t>
       </w:r>
-      <w:hyperlink w:history="1" r:id="rId3fau5tq9zduv2dprie5t0">
+      <w:hyperlink w:history="1" r:id="rIdshwxrdanawdb3oecubp9d">
         <w:r>
           <w:rPr>
             <w:rFonts w:ascii="Calibri" w:cs="Calibri" w:eastAsia="Calibri" w:hAnsi="Calibri"/>
@@ -20526,7 +20526,7 @@
         </w:rPr>
         <w:t xml:space="preserve">. </w:t>
       </w:r>
-      <w:hyperlink w:history="1" r:id="rIdsp8kbgswym4xvphcngudc">
+      <w:hyperlink w:history="1" r:id="rIdwckjs9tiqusw-s4tdsdzf">
         <w:r>
           <w:rPr>
             <w:rFonts w:ascii="Calibri" w:cs="Calibri" w:eastAsia="Calibri" w:hAnsi="Calibri"/>
@@ -20615,7 +20615,7 @@
         </w:rPr>
         <w:t xml:space="preserve">. </w:t>
       </w:r>
-      <w:hyperlink w:history="1" r:id="rIdubk6wi8enyqwiemz5ffq6">
+      <w:hyperlink w:history="1" r:id="rIdieuwbp1qh5wxvj_ds_mvi">
         <w:r>
           <w:rPr>
             <w:rFonts w:ascii="Calibri" w:cs="Calibri" w:eastAsia="Calibri" w:hAnsi="Calibri"/>
@@ -20704,7 +20704,7 @@
         </w:rPr>
         <w:t xml:space="preserve">. </w:t>
       </w:r>
-      <w:hyperlink w:history="1" r:id="rId45eyeguzamwokjhnbg6vx">
+      <w:hyperlink w:history="1" r:id="rIdob5t6iesz_abcwnsys-ut">
         <w:r>
           <w:rPr>
             <w:rFonts w:ascii="Calibri" w:cs="Calibri" w:eastAsia="Calibri" w:hAnsi="Calibri"/>
@@ -20793,7 +20793,7 @@
         </w:rPr>
         <w:t xml:space="preserve">. </w:t>
       </w:r>
-      <w:hyperlink w:history="1" r:id="rIdcbdxuahnyjk3jexc6sfpp">
+      <w:hyperlink w:history="1" r:id="rIdictsng6dvvtrqxzmr95hf">
         <w:r>
           <w:rPr>
             <w:rFonts w:ascii="Calibri" w:cs="Calibri" w:eastAsia="Calibri" w:hAnsi="Calibri"/>
@@ -20882,7 +20882,7 @@
         </w:rPr>
         <w:t xml:space="preserve">. </w:t>
       </w:r>
-      <w:hyperlink w:history="1" r:id="rIdmmmxiakxsdsifmnblx8w6">
+      <w:hyperlink w:history="1" r:id="rIdtdts1klgbrlgx12t9o8s1">
         <w:r>
           <w:rPr>
             <w:rFonts w:ascii="Calibri" w:cs="Calibri" w:eastAsia="Calibri" w:hAnsi="Calibri"/>
@@ -20987,7 +20987,7 @@
         </w:rPr>
         <w:t xml:space="preserve">. </w:t>
       </w:r>
-      <w:hyperlink w:history="1" r:id="rIdzmkk1ftxnwwcqe0innpgq">
+      <w:hyperlink w:history="1" r:id="rIdoafvdqzb-us7i9pjz996c">
         <w:r>
           <w:rPr>
             <w:rFonts w:ascii="Calibri" w:cs="Calibri" w:eastAsia="Calibri" w:hAnsi="Calibri"/>
@@ -21076,7 +21076,7 @@
         </w:rPr>
         <w:t xml:space="preserve">. </w:t>
       </w:r>
-      <w:hyperlink w:history="1" r:id="rIdtw7tuf8o0fst6lv1fuqrh">
+      <w:hyperlink w:history="1" r:id="rId7wv39kbg4kpvimi_bxzfq">
         <w:r>
           <w:rPr>
             <w:rFonts w:ascii="Calibri" w:cs="Calibri" w:eastAsia="Calibri" w:hAnsi="Calibri"/>

--- a/Shahriarirad_Reza_CV.docx
+++ b/Shahriarirad_Reza_CV.docx
@@ -65,7 +65,7 @@
       <w:pPr>
         <w:spacing w:after="80"/>
       </w:pPr>
-      <w:hyperlink w:history="1" r:id="rIdcv2fp0te4adeprjd2us7r">
+      <w:hyperlink w:history="1" r:id="rIdtlnm5c7fldbzyxymr5dsi">
         <w:r>
           <w:rPr>
             <w:rFonts w:ascii="Calibri" w:cs="Calibri" w:eastAsia="Calibri" w:hAnsi="Calibri"/>
@@ -86,7 +86,7 @@
         </w:rPr>
         <w:t xml:space="preserve"> | </w:t>
       </w:r>
-      <w:hyperlink w:history="1" r:id="rIdtnwpzxjyjmhmckybzm1qe">
+      <w:hyperlink w:history="1" r:id="rIds6msa04a-micy1nafa0np">
         <w:r>
           <w:rPr>
             <w:rFonts w:ascii="Calibri" w:cs="Calibri" w:eastAsia="Calibri" w:hAnsi="Calibri"/>
@@ -107,7 +107,7 @@
         </w:rPr>
         <w:t xml:space="preserve"> | </w:t>
       </w:r>
-      <w:hyperlink w:history="1" r:id="rIdr9mjlp3pf_739ggwqnhhx">
+      <w:hyperlink w:history="1" r:id="rIdwv76yfd3tgeqr3yaaryk3">
         <w:r>
           <w:rPr>
             <w:rFonts w:ascii="Calibri" w:cs="Calibri" w:eastAsia="Calibri" w:hAnsi="Calibri"/>
@@ -128,7 +128,7 @@
         </w:rPr>
         <w:t xml:space="preserve"> | </w:t>
       </w:r>
-      <w:hyperlink w:history="1" r:id="rIdxwgm7tzgrshzj5qkgmiy8">
+      <w:hyperlink w:history="1" r:id="rIdrmvnceovnnewhexe8rswy">
         <w:r>
           <w:rPr>
             <w:rFonts w:ascii="Calibri" w:cs="Calibri" w:eastAsia="Calibri" w:hAnsi="Calibri"/>
@@ -149,7 +149,7 @@
         </w:rPr>
         <w:t xml:space="preserve"> | </w:t>
       </w:r>
-      <w:hyperlink w:history="1" r:id="rId_4pfsd2nmctcz7la3ezfj">
+      <w:hyperlink w:history="1" r:id="rIdznqkt8bql0tb9uh9oaf2-">
         <w:r>
           <w:rPr>
             <w:rFonts w:ascii="Calibri" w:cs="Calibri" w:eastAsia="Calibri" w:hAnsi="Calibri"/>
@@ -170,7 +170,7 @@
         </w:rPr>
         <w:t xml:space="preserve"> | </w:t>
       </w:r>
-      <w:hyperlink w:history="1" r:id="rIdq3mjq6exze29bisqngvwg">
+      <w:hyperlink w:history="1" r:id="rIdlv6twng781scbghoyq2wv">
         <w:r>
           <w:rPr>
             <w:rFonts w:ascii="Calibri" w:cs="Calibri" w:eastAsia="Calibri" w:hAnsi="Calibri"/>
@@ -191,7 +191,7 @@
         </w:rPr>
         <w:t xml:space="preserve"> | </w:t>
       </w:r>
-      <w:hyperlink w:history="1" r:id="rId0eitut8jclkfzdq1trejy">
+      <w:hyperlink w:history="1" r:id="rIdepu3elxqleoushnaffey1">
         <w:r>
           <w:rPr>
             <w:rFonts w:ascii="Calibri" w:cs="Calibri" w:eastAsia="Calibri" w:hAnsi="Calibri"/>
@@ -483,7 +483,7 @@
                 <w:sz w:val="20"/>
                 <w:szCs w:val="20"/>
               </w:rPr>
-              <w:t xml:space="preserve">March 23, 2026</w:t>
+              <w:t xml:space="preserve">March 30, 2026</w:t>
             </w:r>
           </w:p>
         </w:tc>
@@ -1386,7 +1386,7 @@
             </w:tcMar>
           </w:tcPr>
           <w:p>
-            <w:hyperlink w:history="1" r:id="rIdgzlghjslsep4slp63zdz-">
+            <w:hyperlink w:history="1" r:id="rId6shdzpbhcojswxalunbey">
               <w:r>
                 <w:rPr>
                   <w:rFonts w:ascii="Calibri" w:cs="Calibri" w:eastAsia="Calibri" w:hAnsi="Calibri"/>
@@ -2341,7 +2341,7 @@
             </w:tcMar>
           </w:tcPr>
           <w:p>
-            <w:hyperlink w:history="1" r:id="rIdtjf2x1w31d8rt2biom5kf">
+            <w:hyperlink w:history="1" r:id="rIddakz3buuu0upbpxxjwenp">
               <w:r>
                 <w:rPr>
                   <w:rFonts w:ascii="Calibri" w:cs="Calibri" w:eastAsia="Calibri" w:hAnsi="Calibri"/>
@@ -2900,7 +2900,7 @@
         </w:rPr>
         <w:t xml:space="preserve">Full list: </w:t>
       </w:r>
-      <w:hyperlink w:history="1" r:id="rIduw2l8o3ebb3rufvc3qfei">
+      <w:hyperlink w:history="1" r:id="rIdbhrt0tootti3bf_cvxnwa">
         <w:r>
           <w:rPr>
             <w:rFonts w:ascii="Calibri" w:cs="Calibri" w:eastAsia="Calibri" w:hAnsi="Calibri"/>
@@ -2981,7 +2981,7 @@
         </w:rPr>
         <w:t xml:space="preserve">• </w:t>
       </w:r>
-      <w:hyperlink w:history="1" r:id="rIda8pnqxyofo5myifmfzyau">
+      <w:hyperlink w:history="1" r:id="rIdwbx3mfmjbsom8kyilz55w">
         <w:r>
           <w:rPr>
             <w:rFonts w:ascii="Calibri" w:cs="Calibri" w:eastAsia="Calibri" w:hAnsi="Calibri"/>
@@ -3105,7 +3105,7 @@
         </w:rPr>
         <w:t xml:space="preserve">Full list: </w:t>
       </w:r>
-      <w:hyperlink w:history="1" r:id="rIdkzgse183kp6jv2cscgajq">
+      <w:hyperlink w:history="1" r:id="rIdogpo9bvaspypgxwjmvqwi">
         <w:r>
           <w:rPr>
             <w:rFonts w:ascii="Calibri" w:cs="Calibri" w:eastAsia="Calibri" w:hAnsi="Calibri"/>
@@ -4053,7 +4053,7 @@
         </w:rPr>
         <w:t xml:space="preserve">. </w:t>
       </w:r>
-      <w:hyperlink w:history="1" r:id="rId4lu-ne3p0kmsll3d_xgq5">
+      <w:hyperlink w:history="1" r:id="rIdoiuydkiftztiyszixjyeq">
         <w:r>
           <w:rPr>
             <w:rFonts w:ascii="Calibri" w:cs="Calibri" w:eastAsia="Calibri" w:hAnsi="Calibri"/>
@@ -4142,7 +4142,7 @@
         </w:rPr>
         <w:t xml:space="preserve">. </w:t>
       </w:r>
-      <w:hyperlink w:history="1" r:id="rIdugqyfpuibvnbyscagt3vs">
+      <w:hyperlink w:history="1" r:id="rIdi_pszy4cu6swsf4vxo9wb">
         <w:r>
           <w:rPr>
             <w:rFonts w:ascii="Calibri" w:cs="Calibri" w:eastAsia="Calibri" w:hAnsi="Calibri"/>
@@ -4231,7 +4231,7 @@
         </w:rPr>
         <w:t xml:space="preserve">. </w:t>
       </w:r>
-      <w:hyperlink w:history="1" r:id="rId48slosrxhaad-oe2g1huc">
+      <w:hyperlink w:history="1" r:id="rId_kqoaizz7mmjdho7vmvth">
         <w:r>
           <w:rPr>
             <w:rFonts w:ascii="Calibri" w:cs="Calibri" w:eastAsia="Calibri" w:hAnsi="Calibri"/>
@@ -4320,7 +4320,7 @@
         </w:rPr>
         <w:t xml:space="preserve">. </w:t>
       </w:r>
-      <w:hyperlink w:history="1" r:id="rIdzfqlqxazsiiw1vpgw0s5t">
+      <w:hyperlink w:history="1" r:id="rIdpyna4hzsvjbntj3xigkpb">
         <w:r>
           <w:rPr>
             <w:rFonts w:ascii="Calibri" w:cs="Calibri" w:eastAsia="Calibri" w:hAnsi="Calibri"/>
@@ -4409,7 +4409,7 @@
         </w:rPr>
         <w:t xml:space="preserve">. </w:t>
       </w:r>
-      <w:hyperlink w:history="1" r:id="rIdoohpgso4p-lq0ln-v8yy9">
+      <w:hyperlink w:history="1" r:id="rId1ldxpwcoe_iirjqikuyd_">
         <w:r>
           <w:rPr>
             <w:rFonts w:ascii="Calibri" w:cs="Calibri" w:eastAsia="Calibri" w:hAnsi="Calibri"/>
@@ -4498,7 +4498,7 @@
         </w:rPr>
         <w:t xml:space="preserve">. </w:t>
       </w:r>
-      <w:hyperlink w:history="1" r:id="rIdlsquxexxsxhr-acqnnvjd">
+      <w:hyperlink w:history="1" r:id="rIdn42xiqaqiwvo4todme3nw">
         <w:r>
           <w:rPr>
             <w:rFonts w:ascii="Calibri" w:cs="Calibri" w:eastAsia="Calibri" w:hAnsi="Calibri"/>
@@ -4587,7 +4587,7 @@
         </w:rPr>
         <w:t xml:space="preserve">. </w:t>
       </w:r>
-      <w:hyperlink w:history="1" r:id="rIdtjnrpshkymtle5oi8mhv8">
+      <w:hyperlink w:history="1" r:id="rIdshpxt6f_t9lcqfqyb0kvx">
         <w:r>
           <w:rPr>
             <w:rFonts w:ascii="Calibri" w:cs="Calibri" w:eastAsia="Calibri" w:hAnsi="Calibri"/>
@@ -4676,7 +4676,7 @@
         </w:rPr>
         <w:t xml:space="preserve">. </w:t>
       </w:r>
-      <w:hyperlink w:history="1" r:id="rIdrweydxdbilowujrxo6rwc">
+      <w:hyperlink w:history="1" r:id="rId76hbqlsfxxx3f2frigltu">
         <w:r>
           <w:rPr>
             <w:rFonts w:ascii="Calibri" w:cs="Calibri" w:eastAsia="Calibri" w:hAnsi="Calibri"/>
@@ -4765,7 +4765,7 @@
         </w:rPr>
         <w:t xml:space="preserve">. </w:t>
       </w:r>
-      <w:hyperlink w:history="1" r:id="rIdt8d7ks4gqs5qfapxv8f6g">
+      <w:hyperlink w:history="1" r:id="rIdutsi_pqvvh6a1hoatbv8z">
         <w:r>
           <w:rPr>
             <w:rFonts w:ascii="Calibri" w:cs="Calibri" w:eastAsia="Calibri" w:hAnsi="Calibri"/>
@@ -4854,7 +4854,7 @@
         </w:rPr>
         <w:t xml:space="preserve">. </w:t>
       </w:r>
-      <w:hyperlink w:history="1" r:id="rIdnstk7fnklhqsajuti40v0">
+      <w:hyperlink w:history="1" r:id="rIdddqqghq9hprz4ndp4f6_r">
         <w:r>
           <w:rPr>
             <w:rFonts w:ascii="Calibri" w:cs="Calibri" w:eastAsia="Calibri" w:hAnsi="Calibri"/>
@@ -4943,7 +4943,7 @@
         </w:rPr>
         <w:t xml:space="preserve">. </w:t>
       </w:r>
-      <w:hyperlink w:history="1" r:id="rIdtjgmrbuaoll2ykyh1vy7n">
+      <w:hyperlink w:history="1" r:id="rIddj6_okixvugmke95dmy-i">
         <w:r>
           <w:rPr>
             <w:rFonts w:ascii="Calibri" w:cs="Calibri" w:eastAsia="Calibri" w:hAnsi="Calibri"/>
@@ -5032,7 +5032,7 @@
         </w:rPr>
         <w:t xml:space="preserve">. </w:t>
       </w:r>
-      <w:hyperlink w:history="1" r:id="rIdz5n2tvzflwjghcwygbhva">
+      <w:hyperlink w:history="1" r:id="rIdruav7bnff-v3zxoaozrcw">
         <w:r>
           <w:rPr>
             <w:rFonts w:ascii="Calibri" w:cs="Calibri" w:eastAsia="Calibri" w:hAnsi="Calibri"/>
@@ -5121,7 +5121,7 @@
         </w:rPr>
         <w:t xml:space="preserve">. </w:t>
       </w:r>
-      <w:hyperlink w:history="1" r:id="rIdkc0uwj-r8b6gg1of0wci8">
+      <w:hyperlink w:history="1" r:id="rIdd6lusjt6j_yj6sgefzmxv">
         <w:r>
           <w:rPr>
             <w:rFonts w:ascii="Calibri" w:cs="Calibri" w:eastAsia="Calibri" w:hAnsi="Calibri"/>
@@ -5210,7 +5210,7 @@
         </w:rPr>
         <w:t xml:space="preserve">. </w:t>
       </w:r>
-      <w:hyperlink w:history="1" r:id="rIdzhtrx9ipvbvm_nzrjpqym">
+      <w:hyperlink w:history="1" r:id="rIdfboitigzda_boubaxj-r8">
         <w:r>
           <w:rPr>
             <w:rFonts w:ascii="Calibri" w:cs="Calibri" w:eastAsia="Calibri" w:hAnsi="Calibri"/>
@@ -5299,7 +5299,7 @@
         </w:rPr>
         <w:t xml:space="preserve">. </w:t>
       </w:r>
-      <w:hyperlink w:history="1" r:id="rIdurk7vb-3l-1j6fthatdxl">
+      <w:hyperlink w:history="1" r:id="rIdwrk_7brjhk-9gt80nlxjg">
         <w:r>
           <w:rPr>
             <w:rFonts w:ascii="Calibri" w:cs="Calibri" w:eastAsia="Calibri" w:hAnsi="Calibri"/>
@@ -5388,7 +5388,7 @@
         </w:rPr>
         <w:t xml:space="preserve">. </w:t>
       </w:r>
-      <w:hyperlink w:history="1" r:id="rId2hrwh4rnsifb07c-av3qq">
+      <w:hyperlink w:history="1" r:id="rIdbchfwsdsayihstbtxvt4n">
         <w:r>
           <w:rPr>
             <w:rFonts w:ascii="Calibri" w:cs="Calibri" w:eastAsia="Calibri" w:hAnsi="Calibri"/>
@@ -5477,7 +5477,7 @@
         </w:rPr>
         <w:t xml:space="preserve">. </w:t>
       </w:r>
-      <w:hyperlink w:history="1" r:id="rIduyo-8gtkhc3h277k0teeo">
+      <w:hyperlink w:history="1" r:id="rIdnusssoldscw18jrq4dprv">
         <w:r>
           <w:rPr>
             <w:rFonts w:ascii="Calibri" w:cs="Calibri" w:eastAsia="Calibri" w:hAnsi="Calibri"/>
@@ -5566,7 +5566,7 @@
         </w:rPr>
         <w:t xml:space="preserve">. </w:t>
       </w:r>
-      <w:hyperlink w:history="1" r:id="rIddgchu7c_zoyotjcilstep">
+      <w:hyperlink w:history="1" r:id="rIddguxnlhkeo2dga_pclfkp">
         <w:r>
           <w:rPr>
             <w:rFonts w:ascii="Calibri" w:cs="Calibri" w:eastAsia="Calibri" w:hAnsi="Calibri"/>
@@ -5655,7 +5655,7 @@
         </w:rPr>
         <w:t xml:space="preserve">. </w:t>
       </w:r>
-      <w:hyperlink w:history="1" r:id="rIdsmn_zfdqdzbpg4vhh8cey">
+      <w:hyperlink w:history="1" r:id="rIdckxqqzn6yuix1og6j4zgl">
         <w:r>
           <w:rPr>
             <w:rFonts w:ascii="Calibri" w:cs="Calibri" w:eastAsia="Calibri" w:hAnsi="Calibri"/>
@@ -5744,7 +5744,7 @@
         </w:rPr>
         <w:t xml:space="preserve">. </w:t>
       </w:r>
-      <w:hyperlink w:history="1" r:id="rIdmpaxos0kvvc4muvda-n79">
+      <w:hyperlink w:history="1" r:id="rIdbpb7tiwfhzcd2gngypllw">
         <w:r>
           <w:rPr>
             <w:rFonts w:ascii="Calibri" w:cs="Calibri" w:eastAsia="Calibri" w:hAnsi="Calibri"/>
@@ -5833,7 +5833,7 @@
         </w:rPr>
         <w:t xml:space="preserve">. </w:t>
       </w:r>
-      <w:hyperlink w:history="1" r:id="rId0rr-609nasucu4uq-difh">
+      <w:hyperlink w:history="1" r:id="rId9zp8jstvlkswosn9q7qqu">
         <w:r>
           <w:rPr>
             <w:rFonts w:ascii="Calibri" w:cs="Calibri" w:eastAsia="Calibri" w:hAnsi="Calibri"/>
@@ -5922,7 +5922,7 @@
         </w:rPr>
         <w:t xml:space="preserve">. </w:t>
       </w:r>
-      <w:hyperlink w:history="1" r:id="rIdve68mmt19g9kiozvfo1ns">
+      <w:hyperlink w:history="1" r:id="rId7wiw7o_jd89segdszlfe2">
         <w:r>
           <w:rPr>
             <w:rFonts w:ascii="Calibri" w:cs="Calibri" w:eastAsia="Calibri" w:hAnsi="Calibri"/>
@@ -6011,7 +6011,7 @@
         </w:rPr>
         <w:t xml:space="preserve">. </w:t>
       </w:r>
-      <w:hyperlink w:history="1" r:id="rIdhaeepw7sn1olkecnybjhy">
+      <w:hyperlink w:history="1" r:id="rIdfdolrzmusy55ooreau1ap">
         <w:r>
           <w:rPr>
             <w:rFonts w:ascii="Calibri" w:cs="Calibri" w:eastAsia="Calibri" w:hAnsi="Calibri"/>
@@ -6100,7 +6100,7 @@
         </w:rPr>
         <w:t xml:space="preserve">. </w:t>
       </w:r>
-      <w:hyperlink w:history="1" r:id="rId03gjr0xsm9tjgiosv_2sa">
+      <w:hyperlink w:history="1" r:id="rIdukd0zpndjym4o2xcbvzlv">
         <w:r>
           <w:rPr>
             <w:rFonts w:ascii="Calibri" w:cs="Calibri" w:eastAsia="Calibri" w:hAnsi="Calibri"/>
@@ -6189,7 +6189,7 @@
         </w:rPr>
         <w:t xml:space="preserve">. </w:t>
       </w:r>
-      <w:hyperlink w:history="1" r:id="rIddfwwran92k5bheitvo6xo">
+      <w:hyperlink w:history="1" r:id="rIdxiu39az-tpealebjeuplt">
         <w:r>
           <w:rPr>
             <w:rFonts w:ascii="Calibri" w:cs="Calibri" w:eastAsia="Calibri" w:hAnsi="Calibri"/>
@@ -6278,7 +6278,7 @@
         </w:rPr>
         <w:t xml:space="preserve">. </w:t>
       </w:r>
-      <w:hyperlink w:history="1" r:id="rIdi-rkjct3jsngt-0u0kfy1">
+      <w:hyperlink w:history="1" r:id="rIdqjmhr2bbn4uhh9db1vlcl">
         <w:r>
           <w:rPr>
             <w:rFonts w:ascii="Calibri" w:cs="Calibri" w:eastAsia="Calibri" w:hAnsi="Calibri"/>
@@ -6367,7 +6367,7 @@
         </w:rPr>
         <w:t xml:space="preserve">. </w:t>
       </w:r>
-      <w:hyperlink w:history="1" r:id="rId8cezf8eu37cnncz9btabm">
+      <w:hyperlink w:history="1" r:id="rIdrlgfdwigolkk8nrpbpf_l">
         <w:r>
           <w:rPr>
             <w:rFonts w:ascii="Calibri" w:cs="Calibri" w:eastAsia="Calibri" w:hAnsi="Calibri"/>
@@ -6456,7 +6456,7 @@
         </w:rPr>
         <w:t xml:space="preserve">. </w:t>
       </w:r>
-      <w:hyperlink w:history="1" r:id="rId7hloe_if_m01x65l8kgkz">
+      <w:hyperlink w:history="1" r:id="rIdqjues_fcqkivowpbqmijb">
         <w:r>
           <w:rPr>
             <w:rFonts w:ascii="Calibri" w:cs="Calibri" w:eastAsia="Calibri" w:hAnsi="Calibri"/>
@@ -6545,7 +6545,7 @@
         </w:rPr>
         <w:t xml:space="preserve">. </w:t>
       </w:r>
-      <w:hyperlink w:history="1" r:id="rId9aqe2bbh5fvn7uxietwwn">
+      <w:hyperlink w:history="1" r:id="rIdoq4mjuhskz24my0hjbjqh">
         <w:r>
           <w:rPr>
             <w:rFonts w:ascii="Calibri" w:cs="Calibri" w:eastAsia="Calibri" w:hAnsi="Calibri"/>
@@ -6634,7 +6634,7 @@
         </w:rPr>
         <w:t xml:space="preserve">. </w:t>
       </w:r>
-      <w:hyperlink w:history="1" r:id="rIdctyr-egtwvetgwpak7mp7">
+      <w:hyperlink w:history="1" r:id="rIdrv26elauxbkyurh7ozsev">
         <w:r>
           <w:rPr>
             <w:rFonts w:ascii="Calibri" w:cs="Calibri" w:eastAsia="Calibri" w:hAnsi="Calibri"/>
@@ -6723,7 +6723,7 @@
         </w:rPr>
         <w:t xml:space="preserve">. </w:t>
       </w:r>
-      <w:hyperlink w:history="1" r:id="rId-rfqzzrfvu-gngl8exenx">
+      <w:hyperlink w:history="1" r:id="rIddddput8dbnbrcuia879ac">
         <w:r>
           <w:rPr>
             <w:rFonts w:ascii="Calibri" w:cs="Calibri" w:eastAsia="Calibri" w:hAnsi="Calibri"/>
@@ -6812,7 +6812,7 @@
         </w:rPr>
         <w:t xml:space="preserve">. </w:t>
       </w:r>
-      <w:hyperlink w:history="1" r:id="rIdmpyuhrdxuv8kbfpwuipji">
+      <w:hyperlink w:history="1" r:id="rId_ldut7gzfuoxbggrz4aof">
         <w:r>
           <w:rPr>
             <w:rFonts w:ascii="Calibri" w:cs="Calibri" w:eastAsia="Calibri" w:hAnsi="Calibri"/>
@@ -6901,7 +6901,7 @@
         </w:rPr>
         <w:t xml:space="preserve">. </w:t>
       </w:r>
-      <w:hyperlink w:history="1" r:id="rIdsheioqovmr-r4j9gouptr">
+      <w:hyperlink w:history="1" r:id="rId5tsyyisnjivzlpszsuowe">
         <w:r>
           <w:rPr>
             <w:rFonts w:ascii="Calibri" w:cs="Calibri" w:eastAsia="Calibri" w:hAnsi="Calibri"/>
@@ -6990,7 +6990,7 @@
         </w:rPr>
         <w:t xml:space="preserve">. </w:t>
       </w:r>
-      <w:hyperlink w:history="1" r:id="rIdhbu-5zadiorfyc5l2tbz4">
+      <w:hyperlink w:history="1" r:id="rIddqg96bvvme5xavhdng01k">
         <w:r>
           <w:rPr>
             <w:rFonts w:ascii="Calibri" w:cs="Calibri" w:eastAsia="Calibri" w:hAnsi="Calibri"/>
@@ -7079,7 +7079,7 @@
         </w:rPr>
         <w:t xml:space="preserve">. </w:t>
       </w:r>
-      <w:hyperlink w:history="1" r:id="rIdswo3cmuczktxbbdffm9sb">
+      <w:hyperlink w:history="1" r:id="rId0pd_gmxjbt9r7jihzqljm">
         <w:r>
           <w:rPr>
             <w:rFonts w:ascii="Calibri" w:cs="Calibri" w:eastAsia="Calibri" w:hAnsi="Calibri"/>
@@ -7168,7 +7168,7 @@
         </w:rPr>
         <w:t xml:space="preserve">. </w:t>
       </w:r>
-      <w:hyperlink w:history="1" r:id="rId9gxg6gzptoa6ygdki_jbc">
+      <w:hyperlink w:history="1" r:id="rId2ws1b-3xqtrukr1o8osrk">
         <w:r>
           <w:rPr>
             <w:rFonts w:ascii="Calibri" w:cs="Calibri" w:eastAsia="Calibri" w:hAnsi="Calibri"/>
@@ -7257,7 +7257,7 @@
         </w:rPr>
         <w:t xml:space="preserve">. </w:t>
       </w:r>
-      <w:hyperlink w:history="1" r:id="rIdsxa2bgwxcjcmejnh2yn5u">
+      <w:hyperlink w:history="1" r:id="rId7xftvj2yb1gxrt0sni5yw">
         <w:r>
           <w:rPr>
             <w:rFonts w:ascii="Calibri" w:cs="Calibri" w:eastAsia="Calibri" w:hAnsi="Calibri"/>
@@ -7346,7 +7346,7 @@
         </w:rPr>
         <w:t xml:space="preserve">. </w:t>
       </w:r>
-      <w:hyperlink w:history="1" r:id="rId8w24dsj1xne_wzhnydrsb">
+      <w:hyperlink w:history="1" r:id="rIdlzzfjl3xwk2q8v0euk7ew">
         <w:r>
           <w:rPr>
             <w:rFonts w:ascii="Calibri" w:cs="Calibri" w:eastAsia="Calibri" w:hAnsi="Calibri"/>
@@ -7435,7 +7435,7 @@
         </w:rPr>
         <w:t xml:space="preserve">. </w:t>
       </w:r>
-      <w:hyperlink w:history="1" r:id="rIdklagtr2v-fdumh_ew8tdb">
+      <w:hyperlink w:history="1" r:id="rIdbahhll90wz6t3kv8b7mt_">
         <w:r>
           <w:rPr>
             <w:rFonts w:ascii="Calibri" w:cs="Calibri" w:eastAsia="Calibri" w:hAnsi="Calibri"/>
@@ -7524,7 +7524,7 @@
         </w:rPr>
         <w:t xml:space="preserve">. </w:t>
       </w:r>
-      <w:hyperlink w:history="1" r:id="rId_shvtftxa1f58proiumaa">
+      <w:hyperlink w:history="1" r:id="rIdeqoo8rexeswr0vcv6exwj">
         <w:r>
           <w:rPr>
             <w:rFonts w:ascii="Calibri" w:cs="Calibri" w:eastAsia="Calibri" w:hAnsi="Calibri"/>
@@ -7613,7 +7613,7 @@
         </w:rPr>
         <w:t xml:space="preserve">. </w:t>
       </w:r>
-      <w:hyperlink w:history="1" r:id="rId5s9fhcyq1pc0380eb-kdx">
+      <w:hyperlink w:history="1" r:id="rIdejchjobykudhtvjgih4du">
         <w:r>
           <w:rPr>
             <w:rFonts w:ascii="Calibri" w:cs="Calibri" w:eastAsia="Calibri" w:hAnsi="Calibri"/>
@@ -7702,7 +7702,7 @@
         </w:rPr>
         <w:t xml:space="preserve">. </w:t>
       </w:r>
-      <w:hyperlink w:history="1" r:id="rIddwnrxrxj9uxtfaphpg8nx">
+      <w:hyperlink w:history="1" r:id="rIdax8vl7fy7hkoxcbqcdt6p">
         <w:r>
           <w:rPr>
             <w:rFonts w:ascii="Calibri" w:cs="Calibri" w:eastAsia="Calibri" w:hAnsi="Calibri"/>
@@ -7791,7 +7791,7 @@
         </w:rPr>
         <w:t xml:space="preserve">. </w:t>
       </w:r>
-      <w:hyperlink w:history="1" r:id="rId0lth3m5jtfvgpgqzum1be">
+      <w:hyperlink w:history="1" r:id="rIdgbrlq5glhbqcdeo9iir66">
         <w:r>
           <w:rPr>
             <w:rFonts w:ascii="Calibri" w:cs="Calibri" w:eastAsia="Calibri" w:hAnsi="Calibri"/>
@@ -7880,7 +7880,7 @@
         </w:rPr>
         <w:t xml:space="preserve">. </w:t>
       </w:r>
-      <w:hyperlink w:history="1" r:id="rIdsr0xv1zqaf5qoibsyjx64">
+      <w:hyperlink w:history="1" r:id="rIdei2rlzmdj-hcs4w8tzv_7">
         <w:r>
           <w:rPr>
             <w:rFonts w:ascii="Calibri" w:cs="Calibri" w:eastAsia="Calibri" w:hAnsi="Calibri"/>
@@ -7969,7 +7969,7 @@
         </w:rPr>
         <w:t xml:space="preserve">. </w:t>
       </w:r>
-      <w:hyperlink w:history="1" r:id="rIdagnief4giprjh7biu6qwi">
+      <w:hyperlink w:history="1" r:id="rIduilvu7cxprov5nqzgejow">
         <w:r>
           <w:rPr>
             <w:rFonts w:ascii="Calibri" w:cs="Calibri" w:eastAsia="Calibri" w:hAnsi="Calibri"/>
@@ -8058,7 +8058,7 @@
         </w:rPr>
         <w:t xml:space="preserve">. </w:t>
       </w:r>
-      <w:hyperlink w:history="1" r:id="rIdxfb9cx61zkfs9ywjhdxhy">
+      <w:hyperlink w:history="1" r:id="rId8efqlnpnrgpu1hxvyermj">
         <w:r>
           <w:rPr>
             <w:rFonts w:ascii="Calibri" w:cs="Calibri" w:eastAsia="Calibri" w:hAnsi="Calibri"/>
@@ -8147,7 +8147,7 @@
         </w:rPr>
         <w:t xml:space="preserve">. </w:t>
       </w:r>
-      <w:hyperlink w:history="1" r:id="rIdpssnakxg2jikorkgiand8">
+      <w:hyperlink w:history="1" r:id="rIdfjo_qjfj8e94l_uvtqzb8">
         <w:r>
           <w:rPr>
             <w:rFonts w:ascii="Calibri" w:cs="Calibri" w:eastAsia="Calibri" w:hAnsi="Calibri"/>
@@ -8236,7 +8236,7 @@
         </w:rPr>
         <w:t xml:space="preserve">. </w:t>
       </w:r>
-      <w:hyperlink w:history="1" r:id="rIdiksi6nkutlvwb4g9me-mb">
+      <w:hyperlink w:history="1" r:id="rIdogyetypkcf8fr5pzxdmr9">
         <w:r>
           <w:rPr>
             <w:rFonts w:ascii="Calibri" w:cs="Calibri" w:eastAsia="Calibri" w:hAnsi="Calibri"/>
@@ -8325,7 +8325,7 @@
         </w:rPr>
         <w:t xml:space="preserve">. </w:t>
       </w:r>
-      <w:hyperlink w:history="1" r:id="rIdsuwduly3i4ptw5o8j9hhc">
+      <w:hyperlink w:history="1" r:id="rIdlupi0hbugdabsr9g7wlen">
         <w:r>
           <w:rPr>
             <w:rFonts w:ascii="Calibri" w:cs="Calibri" w:eastAsia="Calibri" w:hAnsi="Calibri"/>
@@ -8414,7 +8414,7 @@
         </w:rPr>
         <w:t xml:space="preserve">. </w:t>
       </w:r>
-      <w:hyperlink w:history="1" r:id="rIdawpkmjf7d1xjwq9tqqgdh">
+      <w:hyperlink w:history="1" r:id="rIddjuf313bw7pqjpq7n0q3r">
         <w:r>
           <w:rPr>
             <w:rFonts w:ascii="Calibri" w:cs="Calibri" w:eastAsia="Calibri" w:hAnsi="Calibri"/>
@@ -8503,7 +8503,7 @@
         </w:rPr>
         <w:t xml:space="preserve">. </w:t>
       </w:r>
-      <w:hyperlink w:history="1" r:id="rIdvs1wvgp-yv28szzqrmciu">
+      <w:hyperlink w:history="1" r:id="rIdjhwwpiu3vjbyq4cpuedam">
         <w:r>
           <w:rPr>
             <w:rFonts w:ascii="Calibri" w:cs="Calibri" w:eastAsia="Calibri" w:hAnsi="Calibri"/>
@@ -8592,7 +8592,7 @@
         </w:rPr>
         <w:t xml:space="preserve">. </w:t>
       </w:r>
-      <w:hyperlink w:history="1" r:id="rIdkjuumxw0i2kklfo5il5yi">
+      <w:hyperlink w:history="1" r:id="rIdl_-ragsxbhc4aiftul6bx">
         <w:r>
           <w:rPr>
             <w:rFonts w:ascii="Calibri" w:cs="Calibri" w:eastAsia="Calibri" w:hAnsi="Calibri"/>
@@ -8681,7 +8681,7 @@
         </w:rPr>
         <w:t xml:space="preserve">. </w:t>
       </w:r>
-      <w:hyperlink w:history="1" r:id="rIdy6lzvlwb7n-71ig-yormo">
+      <w:hyperlink w:history="1" r:id="rIdfsiyfk--aks-s9mprgsfl">
         <w:r>
           <w:rPr>
             <w:rFonts w:ascii="Calibri" w:cs="Calibri" w:eastAsia="Calibri" w:hAnsi="Calibri"/>
@@ -8770,7 +8770,7 @@
         </w:rPr>
         <w:t xml:space="preserve">. </w:t>
       </w:r>
-      <w:hyperlink w:history="1" r:id="rIdcev5cwelyjckfqujguvlz">
+      <w:hyperlink w:history="1" r:id="rIdpbhqmr1pis4jpgfxnve0r">
         <w:r>
           <w:rPr>
             <w:rFonts w:ascii="Calibri" w:cs="Calibri" w:eastAsia="Calibri" w:hAnsi="Calibri"/>
@@ -8859,7 +8859,7 @@
         </w:rPr>
         <w:t xml:space="preserve">. </w:t>
       </w:r>
-      <w:hyperlink w:history="1" r:id="rIdgulwn2akgxfizscwd2xgx">
+      <w:hyperlink w:history="1" r:id="rIdm5f6n64kybbmsndhc8mhe">
         <w:r>
           <w:rPr>
             <w:rFonts w:ascii="Calibri" w:cs="Calibri" w:eastAsia="Calibri" w:hAnsi="Calibri"/>
@@ -8948,7 +8948,7 @@
         </w:rPr>
         <w:t xml:space="preserve">. </w:t>
       </w:r>
-      <w:hyperlink w:history="1" r:id="rIdgk5-mptcf_qmtgytqlx-c">
+      <w:hyperlink w:history="1" r:id="rIdcv_vw56qr76jeqwtnq6-_">
         <w:r>
           <w:rPr>
             <w:rFonts w:ascii="Calibri" w:cs="Calibri" w:eastAsia="Calibri" w:hAnsi="Calibri"/>
@@ -9037,7 +9037,7 @@
         </w:rPr>
         <w:t xml:space="preserve">. </w:t>
       </w:r>
-      <w:hyperlink w:history="1" r:id="rIdf6jzlylvyhoks56atumy6">
+      <w:hyperlink w:history="1" r:id="rId_hdhgkogn103eop2u_zyv">
         <w:r>
           <w:rPr>
             <w:rFonts w:ascii="Calibri" w:cs="Calibri" w:eastAsia="Calibri" w:hAnsi="Calibri"/>
@@ -9126,7 +9126,7 @@
         </w:rPr>
         <w:t xml:space="preserve">. </w:t>
       </w:r>
-      <w:hyperlink w:history="1" r:id="rIdofenjmll9i2eilkv8inz8">
+      <w:hyperlink w:history="1" r:id="rIdzu__-tqyoc5f_cnjbw2ck">
         <w:r>
           <w:rPr>
             <w:rFonts w:ascii="Calibri" w:cs="Calibri" w:eastAsia="Calibri" w:hAnsi="Calibri"/>
@@ -9215,7 +9215,7 @@
         </w:rPr>
         <w:t xml:space="preserve">. </w:t>
       </w:r>
-      <w:hyperlink w:history="1" r:id="rId8dasq4rwlld-6s1oopxae">
+      <w:hyperlink w:history="1" r:id="rIdzrddf0wnvk-_itrqv_egd">
         <w:r>
           <w:rPr>
             <w:rFonts w:ascii="Calibri" w:cs="Calibri" w:eastAsia="Calibri" w:hAnsi="Calibri"/>
@@ -9304,7 +9304,7 @@
         </w:rPr>
         <w:t xml:space="preserve">. </w:t>
       </w:r>
-      <w:hyperlink w:history="1" r:id="rIdd4xii_a3b4kqphdwrcssf">
+      <w:hyperlink w:history="1" r:id="rId-mec7e66jf_xelmn23-bd">
         <w:r>
           <w:rPr>
             <w:rFonts w:ascii="Calibri" w:cs="Calibri" w:eastAsia="Calibri" w:hAnsi="Calibri"/>
@@ -9393,7 +9393,7 @@
         </w:rPr>
         <w:t xml:space="preserve">. </w:t>
       </w:r>
-      <w:hyperlink w:history="1" r:id="rId0b2vzmivlyhjactmysjnk">
+      <w:hyperlink w:history="1" r:id="rIdqrrwegz6tfecasb-y3ppe">
         <w:r>
           <w:rPr>
             <w:rFonts w:ascii="Calibri" w:cs="Calibri" w:eastAsia="Calibri" w:hAnsi="Calibri"/>
@@ -9482,7 +9482,7 @@
         </w:rPr>
         <w:t xml:space="preserve">. </w:t>
       </w:r>
-      <w:hyperlink w:history="1" r:id="rIdk4orlqmtcc7yncmklhvd8">
+      <w:hyperlink w:history="1" r:id="rIdiviynaaa3kwu5uvztbwqf">
         <w:r>
           <w:rPr>
             <w:rFonts w:ascii="Calibri" w:cs="Calibri" w:eastAsia="Calibri" w:hAnsi="Calibri"/>
@@ -9571,7 +9571,7 @@
         </w:rPr>
         <w:t xml:space="preserve">. </w:t>
       </w:r>
-      <w:hyperlink w:history="1" r:id="rId9ycsisgdzxwqrg1kpeuut">
+      <w:hyperlink w:history="1" r:id="rIdgwky-2savy715wgybikgw">
         <w:r>
           <w:rPr>
             <w:rFonts w:ascii="Calibri" w:cs="Calibri" w:eastAsia="Calibri" w:hAnsi="Calibri"/>
@@ -9660,7 +9660,7 @@
         </w:rPr>
         <w:t xml:space="preserve">. </w:t>
       </w:r>
-      <w:hyperlink w:history="1" r:id="rIdtkcteyobasi0kylok35ba">
+      <w:hyperlink w:history="1" r:id="rIdtlilm1wbvbn4zbkqmi3q6">
         <w:r>
           <w:rPr>
             <w:rFonts w:ascii="Calibri" w:cs="Calibri" w:eastAsia="Calibri" w:hAnsi="Calibri"/>
@@ -9749,7 +9749,7 @@
         </w:rPr>
         <w:t xml:space="preserve">. </w:t>
       </w:r>
-      <w:hyperlink w:history="1" r:id="rId2mkxgfmovsx5ufxzqdpn-">
+      <w:hyperlink w:history="1" r:id="rId7xxpw_9uykisaireomc4g">
         <w:r>
           <w:rPr>
             <w:rFonts w:ascii="Calibri" w:cs="Calibri" w:eastAsia="Calibri" w:hAnsi="Calibri"/>
@@ -9838,7 +9838,7 @@
         </w:rPr>
         <w:t xml:space="preserve">. </w:t>
       </w:r>
-      <w:hyperlink w:history="1" r:id="rId21di2_49piwd6bxyr2zkb">
+      <w:hyperlink w:history="1" r:id="rIdcoomkpxru_s6bvhx-lqif">
         <w:r>
           <w:rPr>
             <w:rFonts w:ascii="Calibri" w:cs="Calibri" w:eastAsia="Calibri" w:hAnsi="Calibri"/>
@@ -9927,7 +9927,7 @@
         </w:rPr>
         <w:t xml:space="preserve">. </w:t>
       </w:r>
-      <w:hyperlink w:history="1" r:id="rIdxcbsqlq9tauflzeabafqq">
+      <w:hyperlink w:history="1" r:id="rIdc7p9pevzvt1x-dwi22zsw">
         <w:r>
           <w:rPr>
             <w:rFonts w:ascii="Calibri" w:cs="Calibri" w:eastAsia="Calibri" w:hAnsi="Calibri"/>
@@ -10016,7 +10016,7 @@
         </w:rPr>
         <w:t xml:space="preserve">. </w:t>
       </w:r>
-      <w:hyperlink w:history="1" r:id="rIdbtsnl9q3awanqcjv-sphd">
+      <w:hyperlink w:history="1" r:id="rIdn9ieeljvuhvu2xgijbyl1">
         <w:r>
           <w:rPr>
             <w:rFonts w:ascii="Calibri" w:cs="Calibri" w:eastAsia="Calibri" w:hAnsi="Calibri"/>
@@ -10105,7 +10105,7 @@
         </w:rPr>
         <w:t xml:space="preserve">. </w:t>
       </w:r>
-      <w:hyperlink w:history="1" r:id="rIdaoml8bjhcclktx_mjmhks">
+      <w:hyperlink w:history="1" r:id="rIdhqdo8gnvbxrjo6z8_yabg">
         <w:r>
           <w:rPr>
             <w:rFonts w:ascii="Calibri" w:cs="Calibri" w:eastAsia="Calibri" w:hAnsi="Calibri"/>
@@ -10194,7 +10194,7 @@
         </w:rPr>
         <w:t xml:space="preserve">. </w:t>
       </w:r>
-      <w:hyperlink w:history="1" r:id="rIdxmusuxs9xkg2fhr4xtes-">
+      <w:hyperlink w:history="1" r:id="rId-e2r9-c4hckesb4y4opk7">
         <w:r>
           <w:rPr>
             <w:rFonts w:ascii="Calibri" w:cs="Calibri" w:eastAsia="Calibri" w:hAnsi="Calibri"/>
@@ -10283,7 +10283,7 @@
         </w:rPr>
         <w:t xml:space="preserve">. </w:t>
       </w:r>
-      <w:hyperlink w:history="1" r:id="rIdmtkfvsskk90faoe_j2qmn">
+      <w:hyperlink w:history="1" r:id="rIdvz64xzdtwbkizeyjjdo8z">
         <w:r>
           <w:rPr>
             <w:rFonts w:ascii="Calibri" w:cs="Calibri" w:eastAsia="Calibri" w:hAnsi="Calibri"/>
@@ -10372,7 +10372,7 @@
         </w:rPr>
         <w:t xml:space="preserve">. </w:t>
       </w:r>
-      <w:hyperlink w:history="1" r:id="rIdu0nt2ki38-5hjnnhernhr">
+      <w:hyperlink w:history="1" r:id="rIdlshct76cgpp53zqhfgon_">
         <w:r>
           <w:rPr>
             <w:rFonts w:ascii="Calibri" w:cs="Calibri" w:eastAsia="Calibri" w:hAnsi="Calibri"/>
@@ -10461,7 +10461,7 @@
         </w:rPr>
         <w:t xml:space="preserve">. </w:t>
       </w:r>
-      <w:hyperlink w:history="1" r:id="rId2x5lwq8t_wzki2mwn_nvr">
+      <w:hyperlink w:history="1" r:id="rId10agl08htqj7f56usp9lz">
         <w:r>
           <w:rPr>
             <w:rFonts w:ascii="Calibri" w:cs="Calibri" w:eastAsia="Calibri" w:hAnsi="Calibri"/>
@@ -10550,7 +10550,7 @@
         </w:rPr>
         <w:t xml:space="preserve">. </w:t>
       </w:r>
-      <w:hyperlink w:history="1" r:id="rId1jvfi9zs20ratbu1jqdtg">
+      <w:hyperlink w:history="1" r:id="rIdg7zixenthujzywj_ouddg">
         <w:r>
           <w:rPr>
             <w:rFonts w:ascii="Calibri" w:cs="Calibri" w:eastAsia="Calibri" w:hAnsi="Calibri"/>
@@ -10639,7 +10639,7 @@
         </w:rPr>
         <w:t xml:space="preserve">. </w:t>
       </w:r>
-      <w:hyperlink w:history="1" r:id="rIdrbcusga_uiutqs--d5cko">
+      <w:hyperlink w:history="1" r:id="rId-owk9p_zuqurias9lwo7g">
         <w:r>
           <w:rPr>
             <w:rFonts w:ascii="Calibri" w:cs="Calibri" w:eastAsia="Calibri" w:hAnsi="Calibri"/>
@@ -10728,7 +10728,7 @@
         </w:rPr>
         <w:t xml:space="preserve">. </w:t>
       </w:r>
-      <w:hyperlink w:history="1" r:id="rIdgjvlakc7lnnm-kh-lfozi">
+      <w:hyperlink w:history="1" r:id="rIdnrhmt4oqkov1yj_ucu___">
         <w:r>
           <w:rPr>
             <w:rFonts w:ascii="Calibri" w:cs="Calibri" w:eastAsia="Calibri" w:hAnsi="Calibri"/>
@@ -10817,7 +10817,7 @@
         </w:rPr>
         <w:t xml:space="preserve">. </w:t>
       </w:r>
-      <w:hyperlink w:history="1" r:id="rIdml4yatx48hlln0chw51x7">
+      <w:hyperlink w:history="1" r:id="rIdfphay6ghpnsck_hv6wviw">
         <w:r>
           <w:rPr>
             <w:rFonts w:ascii="Calibri" w:cs="Calibri" w:eastAsia="Calibri" w:hAnsi="Calibri"/>
@@ -10906,7 +10906,7 @@
         </w:rPr>
         <w:t xml:space="preserve">. </w:t>
       </w:r>
-      <w:hyperlink w:history="1" r:id="rIdhhczys--v0losj9epurvu">
+      <w:hyperlink w:history="1" r:id="rIdatdj0ma3li-sllt1cdhtu">
         <w:r>
           <w:rPr>
             <w:rFonts w:ascii="Calibri" w:cs="Calibri" w:eastAsia="Calibri" w:hAnsi="Calibri"/>
@@ -10995,7 +10995,7 @@
         </w:rPr>
         <w:t xml:space="preserve">. </w:t>
       </w:r>
-      <w:hyperlink w:history="1" r:id="rIdgv5mtbsmroateer2vfi-w">
+      <w:hyperlink w:history="1" r:id="rIdvqnnbeadczdnkvf3fbn7o">
         <w:r>
           <w:rPr>
             <w:rFonts w:ascii="Calibri" w:cs="Calibri" w:eastAsia="Calibri" w:hAnsi="Calibri"/>
@@ -11084,7 +11084,7 @@
         </w:rPr>
         <w:t xml:space="preserve">. </w:t>
       </w:r>
-      <w:hyperlink w:history="1" r:id="rIddy71uhy_nm6b8jmr2ytez">
+      <w:hyperlink w:history="1" r:id="rIdvam1jad4r5iyaxjplbkvm">
         <w:r>
           <w:rPr>
             <w:rFonts w:ascii="Calibri" w:cs="Calibri" w:eastAsia="Calibri" w:hAnsi="Calibri"/>
@@ -11173,7 +11173,7 @@
         </w:rPr>
         <w:t xml:space="preserve">. </w:t>
       </w:r>
-      <w:hyperlink w:history="1" r:id="rIdlccg3ajl5rv9oo9ff74jx">
+      <w:hyperlink w:history="1" r:id="rIddzjmsauxaa2ijenmkcdda">
         <w:r>
           <w:rPr>
             <w:rFonts w:ascii="Calibri" w:cs="Calibri" w:eastAsia="Calibri" w:hAnsi="Calibri"/>
@@ -11262,7 +11262,7 @@
         </w:rPr>
         <w:t xml:space="preserve">. </w:t>
       </w:r>
-      <w:hyperlink w:history="1" r:id="rIdwptmfo5ovsok9j6fpbnov">
+      <w:hyperlink w:history="1" r:id="rIdyyprfhooiwyddcyvrfdxc">
         <w:r>
           <w:rPr>
             <w:rFonts w:ascii="Calibri" w:cs="Calibri" w:eastAsia="Calibri" w:hAnsi="Calibri"/>
@@ -11351,7 +11351,7 @@
         </w:rPr>
         <w:t xml:space="preserve">. </w:t>
       </w:r>
-      <w:hyperlink w:history="1" r:id="rIdwwdo_b8kqlzjpgip-d5_i">
+      <w:hyperlink w:history="1" r:id="rId7yfqyqsuom8niei28zmec">
         <w:r>
           <w:rPr>
             <w:rFonts w:ascii="Calibri" w:cs="Calibri" w:eastAsia="Calibri" w:hAnsi="Calibri"/>
@@ -11440,7 +11440,7 @@
         </w:rPr>
         <w:t xml:space="preserve">. </w:t>
       </w:r>
-      <w:hyperlink w:history="1" r:id="rId9jo5j3i7a-mpg0igufgm6">
+      <w:hyperlink w:history="1" r:id="rIdmr1n1tnc5zhxdsmg92wqo">
         <w:r>
           <w:rPr>
             <w:rFonts w:ascii="Calibri" w:cs="Calibri" w:eastAsia="Calibri" w:hAnsi="Calibri"/>
@@ -11529,7 +11529,7 @@
         </w:rPr>
         <w:t xml:space="preserve">. </w:t>
       </w:r>
-      <w:hyperlink w:history="1" r:id="rIdxx5vgrrg_kzdkj1t6ktt0">
+      <w:hyperlink w:history="1" r:id="rIdtt3qppmufc3adowwrwjyx">
         <w:r>
           <w:rPr>
             <w:rFonts w:ascii="Calibri" w:cs="Calibri" w:eastAsia="Calibri" w:hAnsi="Calibri"/>
@@ -11618,7 +11618,7 @@
         </w:rPr>
         <w:t xml:space="preserve">. </w:t>
       </w:r>
-      <w:hyperlink w:history="1" r:id="rIdw5zxbbhfyvsk5dftohzqt">
+      <w:hyperlink w:history="1" r:id="rIdmdz5-qfxvvl5xg4vmr7wy">
         <w:r>
           <w:rPr>
             <w:rFonts w:ascii="Calibri" w:cs="Calibri" w:eastAsia="Calibri" w:hAnsi="Calibri"/>
@@ -11707,7 +11707,7 @@
         </w:rPr>
         <w:t xml:space="preserve">. </w:t>
       </w:r>
-      <w:hyperlink w:history="1" r:id="rId_dqvoj2ls65l5gfyxdmdf">
+      <w:hyperlink w:history="1" r:id="rIdq7etqwh5mjpyduhw4z1wz">
         <w:r>
           <w:rPr>
             <w:rFonts w:ascii="Calibri" w:cs="Calibri" w:eastAsia="Calibri" w:hAnsi="Calibri"/>
@@ -11796,7 +11796,7 @@
         </w:rPr>
         <w:t xml:space="preserve">. </w:t>
       </w:r>
-      <w:hyperlink w:history="1" r:id="rIdowkrzwlp0hmkyaegisrju">
+      <w:hyperlink w:history="1" r:id="rIdmfottjk-oxvkvtyhmya6w">
         <w:r>
           <w:rPr>
             <w:rFonts w:ascii="Calibri" w:cs="Calibri" w:eastAsia="Calibri" w:hAnsi="Calibri"/>
@@ -11885,7 +11885,7 @@
         </w:rPr>
         <w:t xml:space="preserve">. </w:t>
       </w:r>
-      <w:hyperlink w:history="1" r:id="rId5cg0glkhkujiktlx1tyib">
+      <w:hyperlink w:history="1" r:id="rIdflzruyko-76coxwqfe2hh">
         <w:r>
           <w:rPr>
             <w:rFonts w:ascii="Calibri" w:cs="Calibri" w:eastAsia="Calibri" w:hAnsi="Calibri"/>
@@ -11974,7 +11974,7 @@
         </w:rPr>
         <w:t xml:space="preserve">. </w:t>
       </w:r>
-      <w:hyperlink w:history="1" r:id="rId_lintmchjnrtg9daif4et">
+      <w:hyperlink w:history="1" r:id="rId75zsrbbhno6qtiwcpgog-">
         <w:r>
           <w:rPr>
             <w:rFonts w:ascii="Calibri" w:cs="Calibri" w:eastAsia="Calibri" w:hAnsi="Calibri"/>
@@ -12063,7 +12063,7 @@
         </w:rPr>
         <w:t xml:space="preserve">. </w:t>
       </w:r>
-      <w:hyperlink w:history="1" r:id="rId3jnakohvbehs2hn0wguxz">
+      <w:hyperlink w:history="1" r:id="rId71ifnhrgqzfmi-a7for1u">
         <w:r>
           <w:rPr>
             <w:rFonts w:ascii="Calibri" w:cs="Calibri" w:eastAsia="Calibri" w:hAnsi="Calibri"/>
@@ -12152,7 +12152,7 @@
         </w:rPr>
         <w:t xml:space="preserve">. </w:t>
       </w:r>
-      <w:hyperlink w:history="1" r:id="rIdhfsevyxyzrdyzxtd_zkku">
+      <w:hyperlink w:history="1" r:id="rIdrenal8fq94ljioopapoku">
         <w:r>
           <w:rPr>
             <w:rFonts w:ascii="Calibri" w:cs="Calibri" w:eastAsia="Calibri" w:hAnsi="Calibri"/>
@@ -12241,7 +12241,7 @@
         </w:rPr>
         <w:t xml:space="preserve">. </w:t>
       </w:r>
-      <w:hyperlink w:history="1" r:id="rId1nwotpsoc2mpvfer-xts2">
+      <w:hyperlink w:history="1" r:id="rIdd3f7cuwvyzmdlli3_lfwf">
         <w:r>
           <w:rPr>
             <w:rFonts w:ascii="Calibri" w:cs="Calibri" w:eastAsia="Calibri" w:hAnsi="Calibri"/>
@@ -12330,7 +12330,7 @@
         </w:rPr>
         <w:t xml:space="preserve">. </w:t>
       </w:r>
-      <w:hyperlink w:history="1" r:id="rIdtl7tbpfhl0trjqrpudeof">
+      <w:hyperlink w:history="1" r:id="rIdpntxjtp4fa89tns-hl0vv">
         <w:r>
           <w:rPr>
             <w:rFonts w:ascii="Calibri" w:cs="Calibri" w:eastAsia="Calibri" w:hAnsi="Calibri"/>
@@ -12419,7 +12419,7 @@
         </w:rPr>
         <w:t xml:space="preserve">. </w:t>
       </w:r>
-      <w:hyperlink w:history="1" r:id="rIdgkrtywtvp7goneinesbo8">
+      <w:hyperlink w:history="1" r:id="rIdqrxkgixju6lymbyx9lv1c">
         <w:r>
           <w:rPr>
             <w:rFonts w:ascii="Calibri" w:cs="Calibri" w:eastAsia="Calibri" w:hAnsi="Calibri"/>
@@ -12508,7 +12508,7 @@
         </w:rPr>
         <w:t xml:space="preserve">. </w:t>
       </w:r>
-      <w:hyperlink w:history="1" r:id="rIdcxpg3kqlbnzoxah2fqzsf">
+      <w:hyperlink w:history="1" r:id="rIdygbxbineekvylegwqglyd">
         <w:r>
           <w:rPr>
             <w:rFonts w:ascii="Calibri" w:cs="Calibri" w:eastAsia="Calibri" w:hAnsi="Calibri"/>
@@ -12597,7 +12597,7 @@
         </w:rPr>
         <w:t xml:space="preserve">. </w:t>
       </w:r>
-      <w:hyperlink w:history="1" r:id="rIdpl4ymnbphtyejhenupjxz">
+      <w:hyperlink w:history="1" r:id="rIdpl132hkb8q5liz62n6xih">
         <w:r>
           <w:rPr>
             <w:rFonts w:ascii="Calibri" w:cs="Calibri" w:eastAsia="Calibri" w:hAnsi="Calibri"/>
@@ -12686,7 +12686,7 @@
         </w:rPr>
         <w:t xml:space="preserve">. </w:t>
       </w:r>
-      <w:hyperlink w:history="1" r:id="rIddkw8ehqq_n6wu10py037i">
+      <w:hyperlink w:history="1" r:id="rId0j3lvkmlw2w6txryu3wfe">
         <w:r>
           <w:rPr>
             <w:rFonts w:ascii="Calibri" w:cs="Calibri" w:eastAsia="Calibri" w:hAnsi="Calibri"/>
@@ -12775,7 +12775,7 @@
         </w:rPr>
         <w:t xml:space="preserve">. </w:t>
       </w:r>
-      <w:hyperlink w:history="1" r:id="rIds7u6a2ldnlvaayier6-ba">
+      <w:hyperlink w:history="1" r:id="rIdismv9ga86ddfb5ku1fmmv">
         <w:r>
           <w:rPr>
             <w:rFonts w:ascii="Calibri" w:cs="Calibri" w:eastAsia="Calibri" w:hAnsi="Calibri"/>
@@ -12864,7 +12864,7 @@
         </w:rPr>
         <w:t xml:space="preserve">. </w:t>
       </w:r>
-      <w:hyperlink w:history="1" r:id="rIdnuqipm75q-jnpl2oasabo">
+      <w:hyperlink w:history="1" r:id="rIdolpumnag09yz8jj2wluwx">
         <w:r>
           <w:rPr>
             <w:rFonts w:ascii="Calibri" w:cs="Calibri" w:eastAsia="Calibri" w:hAnsi="Calibri"/>
@@ -12953,7 +12953,7 @@
         </w:rPr>
         <w:t xml:space="preserve">. </w:t>
       </w:r>
-      <w:hyperlink w:history="1" r:id="rIdiktbgkqiumsx_nesluu9f">
+      <w:hyperlink w:history="1" r:id="rId-tm-tymwstgui-e7wefwz">
         <w:r>
           <w:rPr>
             <w:rFonts w:ascii="Calibri" w:cs="Calibri" w:eastAsia="Calibri" w:hAnsi="Calibri"/>
@@ -13042,7 +13042,7 @@
         </w:rPr>
         <w:t xml:space="preserve">. </w:t>
       </w:r>
-      <w:hyperlink w:history="1" r:id="rIdk13ddtb-c7oxypnpcwgcj">
+      <w:hyperlink w:history="1" r:id="rIdfx6kekxahvdvus8est8n_">
         <w:r>
           <w:rPr>
             <w:rFonts w:ascii="Calibri" w:cs="Calibri" w:eastAsia="Calibri" w:hAnsi="Calibri"/>
@@ -13131,7 +13131,7 @@
         </w:rPr>
         <w:t xml:space="preserve">. </w:t>
       </w:r>
-      <w:hyperlink w:history="1" r:id="rIdiubbqj-qp3zbi11sz8ybh">
+      <w:hyperlink w:history="1" r:id="rId2lbmqpzyneojie8okshn-">
         <w:r>
           <w:rPr>
             <w:rFonts w:ascii="Calibri" w:cs="Calibri" w:eastAsia="Calibri" w:hAnsi="Calibri"/>
@@ -13220,7 +13220,7 @@
         </w:rPr>
         <w:t xml:space="preserve">. </w:t>
       </w:r>
-      <w:hyperlink w:history="1" r:id="rIdmas6o6ohmn_3q4mgurquq">
+      <w:hyperlink w:history="1" r:id="rIdotjr6yhyydcuvxeraamby">
         <w:r>
           <w:rPr>
             <w:rFonts w:ascii="Calibri" w:cs="Calibri" w:eastAsia="Calibri" w:hAnsi="Calibri"/>
@@ -13309,7 +13309,7 @@
         </w:rPr>
         <w:t xml:space="preserve">. </w:t>
       </w:r>
-      <w:hyperlink w:history="1" r:id="rIdazochgbjd7vkg037bhwsy">
+      <w:hyperlink w:history="1" r:id="rIdpupp3kv8xwmt09eze_fil">
         <w:r>
           <w:rPr>
             <w:rFonts w:ascii="Calibri" w:cs="Calibri" w:eastAsia="Calibri" w:hAnsi="Calibri"/>
@@ -13398,7 +13398,7 @@
         </w:rPr>
         <w:t xml:space="preserve">. </w:t>
       </w:r>
-      <w:hyperlink w:history="1" r:id="rIdcuqnczbc27jjs25pelt57">
+      <w:hyperlink w:history="1" r:id="rIdrq4o5kbxudff00pbb9x6n">
         <w:r>
           <w:rPr>
             <w:rFonts w:ascii="Calibri" w:cs="Calibri" w:eastAsia="Calibri" w:hAnsi="Calibri"/>
@@ -13487,7 +13487,7 @@
         </w:rPr>
         <w:t xml:space="preserve">. </w:t>
       </w:r>
-      <w:hyperlink w:history="1" r:id="rIdzyumkz0vq9abfjugxboqs">
+      <w:hyperlink w:history="1" r:id="rIdvridmmjjl8vas1f3upzeo">
         <w:r>
           <w:rPr>
             <w:rFonts w:ascii="Calibri" w:cs="Calibri" w:eastAsia="Calibri" w:hAnsi="Calibri"/>
@@ -13576,7 +13576,7 @@
         </w:rPr>
         <w:t xml:space="preserve">. </w:t>
       </w:r>
-      <w:hyperlink w:history="1" r:id="rIdpcelcvyyaockb6hfeallj">
+      <w:hyperlink w:history="1" r:id="rIdatgdmdcfkde4vdtpwlswh">
         <w:r>
           <w:rPr>
             <w:rFonts w:ascii="Calibri" w:cs="Calibri" w:eastAsia="Calibri" w:hAnsi="Calibri"/>
@@ -13665,7 +13665,7 @@
         </w:rPr>
         <w:t xml:space="preserve">. </w:t>
       </w:r>
-      <w:hyperlink w:history="1" r:id="rIdsfanlsua_phmxa8umt6e9">
+      <w:hyperlink w:history="1" r:id="rIdaq-9drl1jggomokxqrm5b">
         <w:r>
           <w:rPr>
             <w:rFonts w:ascii="Calibri" w:cs="Calibri" w:eastAsia="Calibri" w:hAnsi="Calibri"/>
@@ -13754,7 +13754,7 @@
         </w:rPr>
         <w:t xml:space="preserve">. </w:t>
       </w:r>
-      <w:hyperlink w:history="1" r:id="rIdojiiw_8le8trcxwy_k7za">
+      <w:hyperlink w:history="1" r:id="rIdj5dwbiqwgxiwpi-8sleir">
         <w:r>
           <w:rPr>
             <w:rFonts w:ascii="Calibri" w:cs="Calibri" w:eastAsia="Calibri" w:hAnsi="Calibri"/>
@@ -13843,7 +13843,7 @@
         </w:rPr>
         <w:t xml:space="preserve">. </w:t>
       </w:r>
-      <w:hyperlink w:history="1" r:id="rId301j9mzluqks-zzcudt6k">
+      <w:hyperlink w:history="1" r:id="rId2eelmnet5jvpz_vjnqehk">
         <w:r>
           <w:rPr>
             <w:rFonts w:ascii="Calibri" w:cs="Calibri" w:eastAsia="Calibri" w:hAnsi="Calibri"/>
@@ -13932,7 +13932,7 @@
         </w:rPr>
         <w:t xml:space="preserve">. </w:t>
       </w:r>
-      <w:hyperlink w:history="1" r:id="rIdr0z7rdny8ltwtj7exvzg_">
+      <w:hyperlink w:history="1" r:id="rIdtpwlhoibchfql4qyklngr">
         <w:r>
           <w:rPr>
             <w:rFonts w:ascii="Calibri" w:cs="Calibri" w:eastAsia="Calibri" w:hAnsi="Calibri"/>
@@ -14021,7 +14021,7 @@
         </w:rPr>
         <w:t xml:space="preserve">. </w:t>
       </w:r>
-      <w:hyperlink w:history="1" r:id="rId5fc3-npnwa-c5mqckqgnr">
+      <w:hyperlink w:history="1" r:id="rIdgqr8widbbq7oxrn0lxomg">
         <w:r>
           <w:rPr>
             <w:rFonts w:ascii="Calibri" w:cs="Calibri" w:eastAsia="Calibri" w:hAnsi="Calibri"/>
@@ -14110,7 +14110,7 @@
         </w:rPr>
         <w:t xml:space="preserve">. </w:t>
       </w:r>
-      <w:hyperlink w:history="1" r:id="rIdla3u_mdaafgt1vflse-zt">
+      <w:hyperlink w:history="1" r:id="rIdef03fsagsfpmexnalktyn">
         <w:r>
           <w:rPr>
             <w:rFonts w:ascii="Calibri" w:cs="Calibri" w:eastAsia="Calibri" w:hAnsi="Calibri"/>
@@ -14199,7 +14199,7 @@
         </w:rPr>
         <w:t xml:space="preserve">. </w:t>
       </w:r>
-      <w:hyperlink w:history="1" r:id="rIdzg2vttsixkeehpe-pkwin">
+      <w:hyperlink w:history="1" r:id="rIdeemzjfdounzxhdxobzyox">
         <w:r>
           <w:rPr>
             <w:rFonts w:ascii="Calibri" w:cs="Calibri" w:eastAsia="Calibri" w:hAnsi="Calibri"/>
@@ -14288,7 +14288,7 @@
         </w:rPr>
         <w:t xml:space="preserve">. </w:t>
       </w:r>
-      <w:hyperlink w:history="1" r:id="rIdejlmvsb79efub-t-c99ki">
+      <w:hyperlink w:history="1" r:id="rIdqfhytczfaaxmjckij1sv_">
         <w:r>
           <w:rPr>
             <w:rFonts w:ascii="Calibri" w:cs="Calibri" w:eastAsia="Calibri" w:hAnsi="Calibri"/>
@@ -14377,7 +14377,7 @@
         </w:rPr>
         <w:t xml:space="preserve">. </w:t>
       </w:r>
-      <w:hyperlink w:history="1" r:id="rIdyattud6msoalucy3ezl3e">
+      <w:hyperlink w:history="1" r:id="rIdpc0c5vx15mkjbygkw32g5">
         <w:r>
           <w:rPr>
             <w:rFonts w:ascii="Calibri" w:cs="Calibri" w:eastAsia="Calibri" w:hAnsi="Calibri"/>
@@ -14466,7 +14466,7 @@
         </w:rPr>
         <w:t xml:space="preserve">. </w:t>
       </w:r>
-      <w:hyperlink w:history="1" r:id="rIdayawuwzni_dytvyqzyvmz">
+      <w:hyperlink w:history="1" r:id="rIdr268fg-qurp-bsryzedzm">
         <w:r>
           <w:rPr>
             <w:rFonts w:ascii="Calibri" w:cs="Calibri" w:eastAsia="Calibri" w:hAnsi="Calibri"/>
@@ -14555,7 +14555,7 @@
         </w:rPr>
         <w:t xml:space="preserve">. </w:t>
       </w:r>
-      <w:hyperlink w:history="1" r:id="rIdwmhiipuoj-asrtjf8rlol">
+      <w:hyperlink w:history="1" r:id="rIdiu_id5s-avq6mgqiezens">
         <w:r>
           <w:rPr>
             <w:rFonts w:ascii="Calibri" w:cs="Calibri" w:eastAsia="Calibri" w:hAnsi="Calibri"/>
@@ -14644,7 +14644,7 @@
         </w:rPr>
         <w:t xml:space="preserve">. </w:t>
       </w:r>
-      <w:hyperlink w:history="1" r:id="rIddpxoqu-_iin1tnhijavra">
+      <w:hyperlink w:history="1" r:id="rId5ijo5ymrvyz0zncntzyia">
         <w:r>
           <w:rPr>
             <w:rFonts w:ascii="Calibri" w:cs="Calibri" w:eastAsia="Calibri" w:hAnsi="Calibri"/>
@@ -14733,7 +14733,7 @@
         </w:rPr>
         <w:t xml:space="preserve">. </w:t>
       </w:r>
-      <w:hyperlink w:history="1" r:id="rId0w-emhsbhm5erwe0mcp7o">
+      <w:hyperlink w:history="1" r:id="rId0sbdqsbsc6rozn5zisbci">
         <w:r>
           <w:rPr>
             <w:rFonts w:ascii="Calibri" w:cs="Calibri" w:eastAsia="Calibri" w:hAnsi="Calibri"/>
@@ -14822,7 +14822,7 @@
         </w:rPr>
         <w:t xml:space="preserve">. </w:t>
       </w:r>
-      <w:hyperlink w:history="1" r:id="rIdj2wslx8dwwk5mdblwvhjb">
+      <w:hyperlink w:history="1" r:id="rIdajb82g2eo9zvtxihlupio">
         <w:r>
           <w:rPr>
             <w:rFonts w:ascii="Calibri" w:cs="Calibri" w:eastAsia="Calibri" w:hAnsi="Calibri"/>
@@ -14911,7 +14911,7 @@
         </w:rPr>
         <w:t xml:space="preserve">. </w:t>
       </w:r>
-      <w:hyperlink w:history="1" r:id="rId5cpkop6yluqdugnm3dlsn">
+      <w:hyperlink w:history="1" r:id="rIdsmkjd6o-gnm3sozjilm6d">
         <w:r>
           <w:rPr>
             <w:rFonts w:ascii="Calibri" w:cs="Calibri" w:eastAsia="Calibri" w:hAnsi="Calibri"/>
@@ -15000,7 +15000,7 @@
         </w:rPr>
         <w:t xml:space="preserve">. </w:t>
       </w:r>
-      <w:hyperlink w:history="1" r:id="rIdsnlpqj1oxrsvxoby6f9p7">
+      <w:hyperlink w:history="1" r:id="rIdk05zydkikgxzxaeih4blu">
         <w:r>
           <w:rPr>
             <w:rFonts w:ascii="Calibri" w:cs="Calibri" w:eastAsia="Calibri" w:hAnsi="Calibri"/>
@@ -15089,7 +15089,7 @@
         </w:rPr>
         <w:t xml:space="preserve">. </w:t>
       </w:r>
-      <w:hyperlink w:history="1" r:id="rId7vpqbeigzg8izjotlxgn2">
+      <w:hyperlink w:history="1" r:id="rIdjhqak5ouiandrb8nh3typ">
         <w:r>
           <w:rPr>
             <w:rFonts w:ascii="Calibri" w:cs="Calibri" w:eastAsia="Calibri" w:hAnsi="Calibri"/>
@@ -15178,7 +15178,7 @@
         </w:rPr>
         <w:t xml:space="preserve">. </w:t>
       </w:r>
-      <w:hyperlink w:history="1" r:id="rId8trocvazxz00ptxipckkc">
+      <w:hyperlink w:history="1" r:id="rIdkrkck8cs_xk2cw_-aaojj">
         <w:r>
           <w:rPr>
             <w:rFonts w:ascii="Calibri" w:cs="Calibri" w:eastAsia="Calibri" w:hAnsi="Calibri"/>
@@ -15267,7 +15267,7 @@
         </w:rPr>
         <w:t xml:space="preserve">. </w:t>
       </w:r>
-      <w:hyperlink w:history="1" r:id="rIdndpyewjow6t4untzo7wjv">
+      <w:hyperlink w:history="1" r:id="rIdhcdt4ma4by6spucuikpvo">
         <w:r>
           <w:rPr>
             <w:rFonts w:ascii="Calibri" w:cs="Calibri" w:eastAsia="Calibri" w:hAnsi="Calibri"/>
@@ -15356,7 +15356,7 @@
         </w:rPr>
         <w:t xml:space="preserve">. </w:t>
       </w:r>
-      <w:hyperlink w:history="1" r:id="rId2hhojrr58dfgwpn3jgiu8">
+      <w:hyperlink w:history="1" r:id="rIdhxz_p-npwv1n8gbaohxxn">
         <w:r>
           <w:rPr>
             <w:rFonts w:ascii="Calibri" w:cs="Calibri" w:eastAsia="Calibri" w:hAnsi="Calibri"/>
@@ -15445,7 +15445,7 @@
         </w:rPr>
         <w:t xml:space="preserve">. </w:t>
       </w:r>
-      <w:hyperlink w:history="1" r:id="rIdnemt9zqalhfihkb-dpla4">
+      <w:hyperlink w:history="1" r:id="rIdhmrqpwuevabvg6cozv1vw">
         <w:r>
           <w:rPr>
             <w:rFonts w:ascii="Calibri" w:cs="Calibri" w:eastAsia="Calibri" w:hAnsi="Calibri"/>
@@ -15534,7 +15534,7 @@
         </w:rPr>
         <w:t xml:space="preserve">. </w:t>
       </w:r>
-      <w:hyperlink w:history="1" r:id="rIdzvmr9sk55ddpxkcc2whoy">
+      <w:hyperlink w:history="1" r:id="rIdy4_hw1e2qyvhqyejg6klo">
         <w:r>
           <w:rPr>
             <w:rFonts w:ascii="Calibri" w:cs="Calibri" w:eastAsia="Calibri" w:hAnsi="Calibri"/>
@@ -15708,7 +15708,7 @@
         </w:rPr>
         <w:t xml:space="preserve">. </w:t>
       </w:r>
-      <w:hyperlink w:history="1" r:id="rIdn0wbmpinstfvzbndgna3z">
+      <w:hyperlink w:history="1" r:id="rIdzxhzvmpyqtifpj339wnpo">
         <w:r>
           <w:rPr>
             <w:rFonts w:ascii="Calibri" w:cs="Calibri" w:eastAsia="Calibri" w:hAnsi="Calibri"/>
@@ -15797,7 +15797,7 @@
         </w:rPr>
         <w:t xml:space="preserve">. </w:t>
       </w:r>
-      <w:hyperlink w:history="1" r:id="rId8ggua2ycpv8pql7xdmmo-">
+      <w:hyperlink w:history="1" r:id="rIdejgx-e4qh3u-ynh0mib2t">
         <w:r>
           <w:rPr>
             <w:rFonts w:ascii="Calibri" w:cs="Calibri" w:eastAsia="Calibri" w:hAnsi="Calibri"/>
@@ -15886,7 +15886,7 @@
         </w:rPr>
         <w:t xml:space="preserve">. </w:t>
       </w:r>
-      <w:hyperlink w:history="1" r:id="rIdowczo-ina4cgfbjuyjozs">
+      <w:hyperlink w:history="1" r:id="rIdd_zsfgnqaot_ryn0qabse">
         <w:r>
           <w:rPr>
             <w:rFonts w:ascii="Calibri" w:cs="Calibri" w:eastAsia="Calibri" w:hAnsi="Calibri"/>
@@ -15991,7 +15991,7 @@
         </w:rPr>
         <w:t xml:space="preserve">. </w:t>
       </w:r>
-      <w:hyperlink w:history="1" r:id="rIdh0h237kkjrfdwfzjnoqvp">
+      <w:hyperlink w:history="1" r:id="rIdjhubs9ipbodz_8rgoqxbs">
         <w:r>
           <w:rPr>
             <w:rFonts w:ascii="Calibri" w:cs="Calibri" w:eastAsia="Calibri" w:hAnsi="Calibri"/>
@@ -16080,7 +16080,7 @@
         </w:rPr>
         <w:t xml:space="preserve">. </w:t>
       </w:r>
-      <w:hyperlink w:history="1" r:id="rIdkoqffdqfvavdjcekkhych">
+      <w:hyperlink w:history="1" r:id="rId4rl3cfwl35mvho-xku4zh">
         <w:r>
           <w:rPr>
             <w:rFonts w:ascii="Calibri" w:cs="Calibri" w:eastAsia="Calibri" w:hAnsi="Calibri"/>
@@ -16169,7 +16169,7 @@
         </w:rPr>
         <w:t xml:space="preserve">. </w:t>
       </w:r>
-      <w:hyperlink w:history="1" r:id="rIdp6w94pzm2b0nqrstsnxvx">
+      <w:hyperlink w:history="1" r:id="rIdgj_ckg6izf-hcbeqs0rfm">
         <w:r>
           <w:rPr>
             <w:rFonts w:ascii="Calibri" w:cs="Calibri" w:eastAsia="Calibri" w:hAnsi="Calibri"/>
@@ -16258,7 +16258,7 @@
         </w:rPr>
         <w:t xml:space="preserve">. </w:t>
       </w:r>
-      <w:hyperlink w:history="1" r:id="rIdkdvuwdy9_snfs3jihyipr">
+      <w:hyperlink w:history="1" r:id="rIdhap9hikbks73hj33vr_vw">
         <w:r>
           <w:rPr>
             <w:rFonts w:ascii="Calibri" w:cs="Calibri" w:eastAsia="Calibri" w:hAnsi="Calibri"/>
@@ -16347,7 +16347,7 @@
         </w:rPr>
         <w:t xml:space="preserve">. </w:t>
       </w:r>
-      <w:hyperlink w:history="1" r:id="rIdkkgpelj6cfzzowj_hdizo">
+      <w:hyperlink w:history="1" r:id="rId9oixkdl8elkcorjca28jz">
         <w:r>
           <w:rPr>
             <w:rFonts w:ascii="Calibri" w:cs="Calibri" w:eastAsia="Calibri" w:hAnsi="Calibri"/>
@@ -16436,7 +16436,7 @@
         </w:rPr>
         <w:t xml:space="preserve">. </w:t>
       </w:r>
-      <w:hyperlink w:history="1" r:id="rIdyhddf7wmyrps-ygjzv2ej">
+      <w:hyperlink w:history="1" r:id="rId29j7mksquxavsvtc-3lcv">
         <w:r>
           <w:rPr>
             <w:rFonts w:ascii="Calibri" w:cs="Calibri" w:eastAsia="Calibri" w:hAnsi="Calibri"/>
@@ -16525,7 +16525,7 @@
         </w:rPr>
         <w:t xml:space="preserve">. </w:t>
       </w:r>
-      <w:hyperlink w:history="1" r:id="rIdm7exdvr6zdoyj_keacf9p">
+      <w:hyperlink w:history="1" r:id="rIdlt8qy3mpxvn373svykcno">
         <w:r>
           <w:rPr>
             <w:rFonts w:ascii="Calibri" w:cs="Calibri" w:eastAsia="Calibri" w:hAnsi="Calibri"/>
@@ -16614,7 +16614,7 @@
         </w:rPr>
         <w:t xml:space="preserve">. </w:t>
       </w:r>
-      <w:hyperlink w:history="1" r:id="rIddijbnu6nryylw0o8c5ufc">
+      <w:hyperlink w:history="1" r:id="rIdhk6stqbqdm1x3-ujx8dig">
         <w:r>
           <w:rPr>
             <w:rFonts w:ascii="Calibri" w:cs="Calibri" w:eastAsia="Calibri" w:hAnsi="Calibri"/>
@@ -16703,7 +16703,7 @@
         </w:rPr>
         <w:t xml:space="preserve">. </w:t>
       </w:r>
-      <w:hyperlink w:history="1" r:id="rIdseona55svlt8f32vv4nkf">
+      <w:hyperlink w:history="1" r:id="rIdetk6qyddva_4eghqhgq28">
         <w:r>
           <w:rPr>
             <w:rFonts w:ascii="Calibri" w:cs="Calibri" w:eastAsia="Calibri" w:hAnsi="Calibri"/>
@@ -16792,7 +16792,7 @@
         </w:rPr>
         <w:t xml:space="preserve">. </w:t>
       </w:r>
-      <w:hyperlink w:history="1" r:id="rId8ooabhfw546mxjj-qi_1g">
+      <w:hyperlink w:history="1" r:id="rIdzksyd13udyquksghxf5ty">
         <w:r>
           <w:rPr>
             <w:rFonts w:ascii="Calibri" w:cs="Calibri" w:eastAsia="Calibri" w:hAnsi="Calibri"/>
@@ -16881,7 +16881,7 @@
         </w:rPr>
         <w:t xml:space="preserve">. </w:t>
       </w:r>
-      <w:hyperlink w:history="1" r:id="rIdejmzt9flpqafcykmtx6x4">
+      <w:hyperlink w:history="1" r:id="rIdcmask6dnhrmhidswhc3y0">
         <w:r>
           <w:rPr>
             <w:rFonts w:ascii="Calibri" w:cs="Calibri" w:eastAsia="Calibri" w:hAnsi="Calibri"/>
@@ -16970,7 +16970,7 @@
         </w:rPr>
         <w:t xml:space="preserve">. </w:t>
       </w:r>
-      <w:hyperlink w:history="1" r:id="rIdugderyrvt7kdxarf9elln">
+      <w:hyperlink w:history="1" r:id="rIdghrylrtxbml2vsauuav85">
         <w:r>
           <w:rPr>
             <w:rFonts w:ascii="Calibri" w:cs="Calibri" w:eastAsia="Calibri" w:hAnsi="Calibri"/>
@@ -17059,7 +17059,7 @@
         </w:rPr>
         <w:t xml:space="preserve">. </w:t>
       </w:r>
-      <w:hyperlink w:history="1" r:id="rId-piclo7doury7bzategmf">
+      <w:hyperlink w:history="1" r:id="rIdax_ulr1ssbu8xplvrtc3v">
         <w:r>
           <w:rPr>
             <w:rFonts w:ascii="Calibri" w:cs="Calibri" w:eastAsia="Calibri" w:hAnsi="Calibri"/>
@@ -17148,7 +17148,7 @@
         </w:rPr>
         <w:t xml:space="preserve">. </w:t>
       </w:r>
-      <w:hyperlink w:history="1" r:id="rIdpz9kkfjscpx-yln2vnexu">
+      <w:hyperlink w:history="1" r:id="rIdonmxj9uznqzuwxwbdvlrj">
         <w:r>
           <w:rPr>
             <w:rFonts w:ascii="Calibri" w:cs="Calibri" w:eastAsia="Calibri" w:hAnsi="Calibri"/>
@@ -17237,7 +17237,7 @@
         </w:rPr>
         <w:t xml:space="preserve">. </w:t>
       </w:r>
-      <w:hyperlink w:history="1" r:id="rIdfxb_j3glbnid1xt0bndt4">
+      <w:hyperlink w:history="1" r:id="rId5mws8gpogmoeauofzzjcq">
         <w:r>
           <w:rPr>
             <w:rFonts w:ascii="Calibri" w:cs="Calibri" w:eastAsia="Calibri" w:hAnsi="Calibri"/>
@@ -17326,7 +17326,7 @@
         </w:rPr>
         <w:t xml:space="preserve">. </w:t>
       </w:r>
-      <w:hyperlink w:history="1" r:id="rIdav2nvd0emdba9rf7tqnhl">
+      <w:hyperlink w:history="1" r:id="rIdrf2jl6sajwjmk6fk4oeuq">
         <w:r>
           <w:rPr>
             <w:rFonts w:ascii="Calibri" w:cs="Calibri" w:eastAsia="Calibri" w:hAnsi="Calibri"/>
@@ -17415,7 +17415,7 @@
         </w:rPr>
         <w:t xml:space="preserve">. </w:t>
       </w:r>
-      <w:hyperlink w:history="1" r:id="rIdva5l0mowb8m_tcp-zjayz">
+      <w:hyperlink w:history="1" r:id="rId6uuvfz_znrciebxla772i">
         <w:r>
           <w:rPr>
             <w:rFonts w:ascii="Calibri" w:cs="Calibri" w:eastAsia="Calibri" w:hAnsi="Calibri"/>
@@ -17504,7 +17504,7 @@
         </w:rPr>
         <w:t xml:space="preserve">. </w:t>
       </w:r>
-      <w:hyperlink w:history="1" r:id="rIds4ltvy29yejadnw1kykqu">
+      <w:hyperlink w:history="1" r:id="rId9luxdbysbqugtdjfi-9kt">
         <w:r>
           <w:rPr>
             <w:rFonts w:ascii="Calibri" w:cs="Calibri" w:eastAsia="Calibri" w:hAnsi="Calibri"/>
@@ -17593,7 +17593,7 @@
         </w:rPr>
         <w:t xml:space="preserve">. </w:t>
       </w:r>
-      <w:hyperlink w:history="1" r:id="rId4m95j63oo5zckv7oegnxc">
+      <w:hyperlink w:history="1" r:id="rId6u2huvrppdjjvfmdlphop">
         <w:r>
           <w:rPr>
             <w:rFonts w:ascii="Calibri" w:cs="Calibri" w:eastAsia="Calibri" w:hAnsi="Calibri"/>
@@ -17682,7 +17682,7 @@
         </w:rPr>
         <w:t xml:space="preserve">. </w:t>
       </w:r>
-      <w:hyperlink w:history="1" r:id="rIdr9jzpjbcw2ve63u15jrdk">
+      <w:hyperlink w:history="1" r:id="rId6crx-dsstp2gqjcbmzpdi">
         <w:r>
           <w:rPr>
             <w:rFonts w:ascii="Calibri" w:cs="Calibri" w:eastAsia="Calibri" w:hAnsi="Calibri"/>
@@ -17771,7 +17771,7 @@
         </w:rPr>
         <w:t xml:space="preserve">. </w:t>
       </w:r>
-      <w:hyperlink w:history="1" r:id="rIdm3nuaasisbnyympwexflr">
+      <w:hyperlink w:history="1" r:id="rIdl-cmzpriaysvj5n6u9fta">
         <w:r>
           <w:rPr>
             <w:rFonts w:ascii="Calibri" w:cs="Calibri" w:eastAsia="Calibri" w:hAnsi="Calibri"/>
@@ -17860,7 +17860,7 @@
         </w:rPr>
         <w:t xml:space="preserve">. </w:t>
       </w:r>
-      <w:hyperlink w:history="1" r:id="rIddklwdhwbypyi4gw0wftfo">
+      <w:hyperlink w:history="1" r:id="rId8a9qd1lcldt7lipkq6kbm">
         <w:r>
           <w:rPr>
             <w:rFonts w:ascii="Calibri" w:cs="Calibri" w:eastAsia="Calibri" w:hAnsi="Calibri"/>
@@ -17949,7 +17949,7 @@
         </w:rPr>
         <w:t xml:space="preserve">. </w:t>
       </w:r>
-      <w:hyperlink w:history="1" r:id="rId8528b3bypggwnzrd7xbrj">
+      <w:hyperlink w:history="1" r:id="rIdu9me5_i3hg-kpdlnn1ph9">
         <w:r>
           <w:rPr>
             <w:rFonts w:ascii="Calibri" w:cs="Calibri" w:eastAsia="Calibri" w:hAnsi="Calibri"/>
@@ -18038,7 +18038,7 @@
         </w:rPr>
         <w:t xml:space="preserve">. </w:t>
       </w:r>
-      <w:hyperlink w:history="1" r:id="rIds3quiz8ci0pmqmdw20buh">
+      <w:hyperlink w:history="1" r:id="rIdjfcswvuulgtcfd1wdiz61">
         <w:r>
           <w:rPr>
             <w:rFonts w:ascii="Calibri" w:cs="Calibri" w:eastAsia="Calibri" w:hAnsi="Calibri"/>
@@ -18127,7 +18127,7 @@
         </w:rPr>
         <w:t xml:space="preserve">. </w:t>
       </w:r>
-      <w:hyperlink w:history="1" r:id="rIddagifemksjwwe5hmauzlj">
+      <w:hyperlink w:history="1" r:id="rId6fozbzzeezi9f7lgrlj9j">
         <w:r>
           <w:rPr>
             <w:rFonts w:ascii="Calibri" w:cs="Calibri" w:eastAsia="Calibri" w:hAnsi="Calibri"/>
@@ -18216,7 +18216,7 @@
         </w:rPr>
         <w:t xml:space="preserve">. </w:t>
       </w:r>
-      <w:hyperlink w:history="1" r:id="rIdaxxord1hkud6yy9qzvttf">
+      <w:hyperlink w:history="1" r:id="rIdnjf_itqlm7qrmtbmh-uby">
         <w:r>
           <w:rPr>
             <w:rFonts w:ascii="Calibri" w:cs="Calibri" w:eastAsia="Calibri" w:hAnsi="Calibri"/>
@@ -18305,7 +18305,7 @@
         </w:rPr>
         <w:t xml:space="preserve">. </w:t>
       </w:r>
-      <w:hyperlink w:history="1" r:id="rId5iacxyuujmhbm5sbsxpmy">
+      <w:hyperlink w:history="1" r:id="rIdp5g65wbetb7ddo7vybs4u">
         <w:r>
           <w:rPr>
             <w:rFonts w:ascii="Calibri" w:cs="Calibri" w:eastAsia="Calibri" w:hAnsi="Calibri"/>
@@ -18394,7 +18394,7 @@
         </w:rPr>
         <w:t xml:space="preserve">. </w:t>
       </w:r>
-      <w:hyperlink w:history="1" r:id="rIdpghv3om3bph3uef0pswo9">
+      <w:hyperlink w:history="1" r:id="rIdnb_hbvpkyizux881vasgy">
         <w:r>
           <w:rPr>
             <w:rFonts w:ascii="Calibri" w:cs="Calibri" w:eastAsia="Calibri" w:hAnsi="Calibri"/>
@@ -18483,7 +18483,7 @@
         </w:rPr>
         <w:t xml:space="preserve">. </w:t>
       </w:r>
-      <w:hyperlink w:history="1" r:id="rIduzjrwdigt3kfemtzusjlf">
+      <w:hyperlink w:history="1" r:id="rIdd4_k6fsgfwxz6ub6xx-md">
         <w:r>
           <w:rPr>
             <w:rFonts w:ascii="Calibri" w:cs="Calibri" w:eastAsia="Calibri" w:hAnsi="Calibri"/>
@@ -18572,7 +18572,7 @@
         </w:rPr>
         <w:t xml:space="preserve">. </w:t>
       </w:r>
-      <w:hyperlink w:history="1" r:id="rIdfzikyblaoyotisnextvby">
+      <w:hyperlink w:history="1" r:id="rIddyq86xq5bv5djhtfbyr8t">
         <w:r>
           <w:rPr>
             <w:rFonts w:ascii="Calibri" w:cs="Calibri" w:eastAsia="Calibri" w:hAnsi="Calibri"/>
@@ -18661,7 +18661,7 @@
         </w:rPr>
         <w:t xml:space="preserve">. </w:t>
       </w:r>
-      <w:hyperlink w:history="1" r:id="rIdekzgnoymvnd8ebux41xax">
+      <w:hyperlink w:history="1" r:id="rId7prybqfvezty5nfrffukh">
         <w:r>
           <w:rPr>
             <w:rFonts w:ascii="Calibri" w:cs="Calibri" w:eastAsia="Calibri" w:hAnsi="Calibri"/>
@@ -18750,7 +18750,7 @@
         </w:rPr>
         <w:t xml:space="preserve">. </w:t>
       </w:r>
-      <w:hyperlink w:history="1" r:id="rId8wtd57xofjfbfjvdy1-2i">
+      <w:hyperlink w:history="1" r:id="rIdafj2jogxd69q3xhrxac9j">
         <w:r>
           <w:rPr>
             <w:rFonts w:ascii="Calibri" w:cs="Calibri" w:eastAsia="Calibri" w:hAnsi="Calibri"/>
@@ -18839,7 +18839,7 @@
         </w:rPr>
         <w:t xml:space="preserve">. </w:t>
       </w:r>
-      <w:hyperlink w:history="1" r:id="rIdhsakbztbtlxvnnpgk15mv">
+      <w:hyperlink w:history="1" r:id="rIdhk-dpswhfm1lwhxc1hcc4">
         <w:r>
           <w:rPr>
             <w:rFonts w:ascii="Calibri" w:cs="Calibri" w:eastAsia="Calibri" w:hAnsi="Calibri"/>
@@ -18928,7 +18928,7 @@
         </w:rPr>
         <w:t xml:space="preserve">. </w:t>
       </w:r>
-      <w:hyperlink w:history="1" r:id="rIdl4ua3lgwcgzv0i4l_i_2u">
+      <w:hyperlink w:history="1" r:id="rIdj3jfstibqyqxd0fp6oov0">
         <w:r>
           <w:rPr>
             <w:rFonts w:ascii="Calibri" w:cs="Calibri" w:eastAsia="Calibri" w:hAnsi="Calibri"/>
@@ -19017,7 +19017,7 @@
         </w:rPr>
         <w:t xml:space="preserve">. </w:t>
       </w:r>
-      <w:hyperlink w:history="1" r:id="rId4myix30bklznfpjcqu-8a">
+      <w:hyperlink w:history="1" r:id="rIdzn9xikn9kuul4-8f9703x">
         <w:r>
           <w:rPr>
             <w:rFonts w:ascii="Calibri" w:cs="Calibri" w:eastAsia="Calibri" w:hAnsi="Calibri"/>
@@ -19106,7 +19106,7 @@
         </w:rPr>
         <w:t xml:space="preserve">. </w:t>
       </w:r>
-      <w:hyperlink w:history="1" r:id="rIdnpufazehni2mbiho-chpi">
+      <w:hyperlink w:history="1" r:id="rIdk3slu5jwz6avu54tu_wxu">
         <w:r>
           <w:rPr>
             <w:rFonts w:ascii="Calibri" w:cs="Calibri" w:eastAsia="Calibri" w:hAnsi="Calibri"/>
@@ -19195,7 +19195,7 @@
         </w:rPr>
         <w:t xml:space="preserve">. </w:t>
       </w:r>
-      <w:hyperlink w:history="1" r:id="rIdx84sjsdyt-xf7slxoqxmz">
+      <w:hyperlink w:history="1" r:id="rIdcrtwclisc7yfjsnzshdu4">
         <w:r>
           <w:rPr>
             <w:rFonts w:ascii="Calibri" w:cs="Calibri" w:eastAsia="Calibri" w:hAnsi="Calibri"/>
@@ -19284,7 +19284,7 @@
         </w:rPr>
         <w:t xml:space="preserve">. </w:t>
       </w:r>
-      <w:hyperlink w:history="1" r:id="rIdfuz9y5gtys0fczuosnvtf">
+      <w:hyperlink w:history="1" r:id="rIdhe-zbk51y3krwdagffpog">
         <w:r>
           <w:rPr>
             <w:rFonts w:ascii="Calibri" w:cs="Calibri" w:eastAsia="Calibri" w:hAnsi="Calibri"/>
@@ -19373,7 +19373,7 @@
         </w:rPr>
         <w:t xml:space="preserve">. </w:t>
       </w:r>
-      <w:hyperlink w:history="1" r:id="rIdaqg2uq64jwahz-ykjx4tk">
+      <w:hyperlink w:history="1" r:id="rIdf8mz1ipolx81pia8pvcdz">
         <w:r>
           <w:rPr>
             <w:rFonts w:ascii="Calibri" w:cs="Calibri" w:eastAsia="Calibri" w:hAnsi="Calibri"/>
@@ -19462,7 +19462,7 @@
         </w:rPr>
         <w:t xml:space="preserve">. </w:t>
       </w:r>
-      <w:hyperlink w:history="1" r:id="rIddunvybiemmaj3t87yjytu">
+      <w:hyperlink w:history="1" r:id="rIdpnmhbw5myaa5g349e4wcy">
         <w:r>
           <w:rPr>
             <w:rFonts w:ascii="Calibri" w:cs="Calibri" w:eastAsia="Calibri" w:hAnsi="Calibri"/>
@@ -19551,7 +19551,7 @@
         </w:rPr>
         <w:t xml:space="preserve">. </w:t>
       </w:r>
-      <w:hyperlink w:history="1" r:id="rIdyn0uyynfoliny03f9xevb">
+      <w:hyperlink w:history="1" r:id="rIdh_myu7discnp0oi7jxys-">
         <w:r>
           <w:rPr>
             <w:rFonts w:ascii="Calibri" w:cs="Calibri" w:eastAsia="Calibri" w:hAnsi="Calibri"/>
@@ -19725,7 +19725,7 @@
         </w:rPr>
         <w:t xml:space="preserve">. </w:t>
       </w:r>
-      <w:hyperlink w:history="1" r:id="rIdkxd6wfvkb3r8by1gyb27u">
+      <w:hyperlink w:history="1" r:id="rIdimaoltdhbi9ufeeaxaqef">
         <w:r>
           <w:rPr>
             <w:rFonts w:ascii="Calibri" w:cs="Calibri" w:eastAsia="Calibri" w:hAnsi="Calibri"/>
@@ -19814,7 +19814,7 @@
         </w:rPr>
         <w:t xml:space="preserve">. </w:t>
       </w:r>
-      <w:hyperlink w:history="1" r:id="rIdge0yut8q7lvbjg4kepgh_">
+      <w:hyperlink w:history="1" r:id="rId5bdhx01gcpthga7hwds14">
         <w:r>
           <w:rPr>
             <w:rFonts w:ascii="Calibri" w:cs="Calibri" w:eastAsia="Calibri" w:hAnsi="Calibri"/>
@@ -19903,7 +19903,7 @@
         </w:rPr>
         <w:t xml:space="preserve">. </w:t>
       </w:r>
-      <w:hyperlink w:history="1" r:id="rId6hoop_aozke5dhdqcn8ti">
+      <w:hyperlink w:history="1" r:id="rIdao3ynbcnblttmgljwbx2r">
         <w:r>
           <w:rPr>
             <w:rFonts w:ascii="Calibri" w:cs="Calibri" w:eastAsia="Calibri" w:hAnsi="Calibri"/>
@@ -19992,7 +19992,7 @@
         </w:rPr>
         <w:t xml:space="preserve">. </w:t>
       </w:r>
-      <w:hyperlink w:history="1" r:id="rIdcct-xnjbevn9owblwnqyv">
+      <w:hyperlink w:history="1" r:id="rIdy-oz0hsexraohhnzbnry_">
         <w:r>
           <w:rPr>
             <w:rFonts w:ascii="Calibri" w:cs="Calibri" w:eastAsia="Calibri" w:hAnsi="Calibri"/>
@@ -20081,7 +20081,7 @@
         </w:rPr>
         <w:t xml:space="preserve">. </w:t>
       </w:r>
-      <w:hyperlink w:history="1" r:id="rIdg4iovccafn9kfzqwbc_ir">
+      <w:hyperlink w:history="1" r:id="rIditcllrxxelsraerg2fe6_">
         <w:r>
           <w:rPr>
             <w:rFonts w:ascii="Calibri" w:cs="Calibri" w:eastAsia="Calibri" w:hAnsi="Calibri"/>
@@ -20170,7 +20170,7 @@
         </w:rPr>
         <w:t xml:space="preserve">. </w:t>
       </w:r>
-      <w:hyperlink w:history="1" r:id="rIdekgboozsykguuf9eeyjlx">
+      <w:hyperlink w:history="1" r:id="rIde3h5cecw61vwavlztnjfq">
         <w:r>
           <w:rPr>
             <w:rFonts w:ascii="Calibri" w:cs="Calibri" w:eastAsia="Calibri" w:hAnsi="Calibri"/>
@@ -20259,7 +20259,7 @@
         </w:rPr>
         <w:t xml:space="preserve">. </w:t>
       </w:r>
-      <w:hyperlink w:history="1" r:id="rId86mua__s8nknx9pbjrann">
+      <w:hyperlink w:history="1" r:id="rIdo9nsldnqllqspcfnk1ajt">
         <w:r>
           <w:rPr>
             <w:rFonts w:ascii="Calibri" w:cs="Calibri" w:eastAsia="Calibri" w:hAnsi="Calibri"/>
@@ -20348,7 +20348,7 @@
         </w:rPr>
         <w:t xml:space="preserve">. </w:t>
       </w:r>
-      <w:hyperlink w:history="1" r:id="rIdulrmxt1gko1xw_5ouow-1">
+      <w:hyperlink w:history="1" r:id="rId6thyqc0jrmi76f8bf1vp_">
         <w:r>
           <w:rPr>
             <w:rFonts w:ascii="Calibri" w:cs="Calibri" w:eastAsia="Calibri" w:hAnsi="Calibri"/>
@@ -20437,7 +20437,7 @@
         </w:rPr>
         <w:t xml:space="preserve">. </w:t>
       </w:r>
-      <w:hyperlink w:history="1" r:id="rIdshwxrdanawdb3oecubp9d">
+      <w:hyperlink w:history="1" r:id="rIdllrw0tujpd607dogejyge">
         <w:r>
           <w:rPr>
             <w:rFonts w:ascii="Calibri" w:cs="Calibri" w:eastAsia="Calibri" w:hAnsi="Calibri"/>
@@ -20526,7 +20526,7 @@
         </w:rPr>
         <w:t xml:space="preserve">. </w:t>
       </w:r>
-      <w:hyperlink w:history="1" r:id="rIdwckjs9tiqusw-s4tdsdzf">
+      <w:hyperlink w:history="1" r:id="rIdwo2bqq1teepyioj4kdkrm">
         <w:r>
           <w:rPr>
             <w:rFonts w:ascii="Calibri" w:cs="Calibri" w:eastAsia="Calibri" w:hAnsi="Calibri"/>
@@ -20615,7 +20615,7 @@
         </w:rPr>
         <w:t xml:space="preserve">. </w:t>
       </w:r>
-      <w:hyperlink w:history="1" r:id="rIdieuwbp1qh5wxvj_ds_mvi">
+      <w:hyperlink w:history="1" r:id="rIdrqb5hajr40cg6rformgjs">
         <w:r>
           <w:rPr>
             <w:rFonts w:ascii="Calibri" w:cs="Calibri" w:eastAsia="Calibri" w:hAnsi="Calibri"/>
@@ -20704,7 +20704,7 @@
         </w:rPr>
         <w:t xml:space="preserve">. </w:t>
       </w:r>
-      <w:hyperlink w:history="1" r:id="rIdob5t6iesz_abcwnsys-ut">
+      <w:hyperlink w:history="1" r:id="rIdjpngdcabqwqt2ucay_knq">
         <w:r>
           <w:rPr>
             <w:rFonts w:ascii="Calibri" w:cs="Calibri" w:eastAsia="Calibri" w:hAnsi="Calibri"/>
@@ -20793,7 +20793,7 @@
         </w:rPr>
         <w:t xml:space="preserve">. </w:t>
       </w:r>
-      <w:hyperlink w:history="1" r:id="rIdictsng6dvvtrqxzmr95hf">
+      <w:hyperlink w:history="1" r:id="rIdsmvluwqlygdvfhrqzcu4-">
         <w:r>
           <w:rPr>
             <w:rFonts w:ascii="Calibri" w:cs="Calibri" w:eastAsia="Calibri" w:hAnsi="Calibri"/>
@@ -20882,7 +20882,7 @@
         </w:rPr>
         <w:t xml:space="preserve">. </w:t>
       </w:r>
-      <w:hyperlink w:history="1" r:id="rIdtdts1klgbrlgx12t9o8s1">
+      <w:hyperlink w:history="1" r:id="rIdvy8sge4pmduyxtleti0jc">
         <w:r>
           <w:rPr>
             <w:rFonts w:ascii="Calibri" w:cs="Calibri" w:eastAsia="Calibri" w:hAnsi="Calibri"/>
@@ -20987,7 +20987,7 @@
         </w:rPr>
         <w:t xml:space="preserve">. </w:t>
       </w:r>
-      <w:hyperlink w:history="1" r:id="rIdoafvdqzb-us7i9pjz996c">
+      <w:hyperlink w:history="1" r:id="rIdvwr77ve1zzo4lyb8zf98j">
         <w:r>
           <w:rPr>
             <w:rFonts w:ascii="Calibri" w:cs="Calibri" w:eastAsia="Calibri" w:hAnsi="Calibri"/>
@@ -21076,7 +21076,7 @@
         </w:rPr>
         <w:t xml:space="preserve">. </w:t>
       </w:r>
-      <w:hyperlink w:history="1" r:id="rId7wv39kbg4kpvimi_bxzfq">
+      <w:hyperlink w:history="1" r:id="rIdgvbtlywexwevfgc2dihhl">
         <w:r>
           <w:rPr>
             <w:rFonts w:ascii="Calibri" w:cs="Calibri" w:eastAsia="Calibri" w:hAnsi="Calibri"/>

--- a/Shahriarirad_Reza_CV.docx
+++ b/Shahriarirad_Reza_CV.docx
@@ -65,7 +65,7 @@
       <w:pPr>
         <w:spacing w:after="80"/>
       </w:pPr>
-      <w:hyperlink w:history="1" r:id="rIdtlnm5c7fldbzyxymr5dsi">
+      <w:hyperlink w:history="1" r:id="rId6rvhhhuwdxez2wnye7gui">
         <w:r>
           <w:rPr>
             <w:rFonts w:ascii="Calibri" w:cs="Calibri" w:eastAsia="Calibri" w:hAnsi="Calibri"/>
@@ -86,7 +86,7 @@
         </w:rPr>
         <w:t xml:space="preserve"> | </w:t>
       </w:r>
-      <w:hyperlink w:history="1" r:id="rIds6msa04a-micy1nafa0np">
+      <w:hyperlink w:history="1" r:id="rIdngxzvyvjnficcmyq1qkk5">
         <w:r>
           <w:rPr>
             <w:rFonts w:ascii="Calibri" w:cs="Calibri" w:eastAsia="Calibri" w:hAnsi="Calibri"/>
@@ -107,7 +107,7 @@
         </w:rPr>
         <w:t xml:space="preserve"> | </w:t>
       </w:r>
-      <w:hyperlink w:history="1" r:id="rIdwv76yfd3tgeqr3yaaryk3">
+      <w:hyperlink w:history="1" r:id="rIdt5faogostbo3jrsmuxy1q">
         <w:r>
           <w:rPr>
             <w:rFonts w:ascii="Calibri" w:cs="Calibri" w:eastAsia="Calibri" w:hAnsi="Calibri"/>
@@ -128,7 +128,7 @@
         </w:rPr>
         <w:t xml:space="preserve"> | </w:t>
       </w:r>
-      <w:hyperlink w:history="1" r:id="rIdrmvnceovnnewhexe8rswy">
+      <w:hyperlink w:history="1" r:id="rIdi0vvnm42idrylezp4abu9">
         <w:r>
           <w:rPr>
             <w:rFonts w:ascii="Calibri" w:cs="Calibri" w:eastAsia="Calibri" w:hAnsi="Calibri"/>
@@ -149,7 +149,7 @@
         </w:rPr>
         <w:t xml:space="preserve"> | </w:t>
       </w:r>
-      <w:hyperlink w:history="1" r:id="rIdznqkt8bql0tb9uh9oaf2-">
+      <w:hyperlink w:history="1" r:id="rIdafswby31ob4o9gfgyonla">
         <w:r>
           <w:rPr>
             <w:rFonts w:ascii="Calibri" w:cs="Calibri" w:eastAsia="Calibri" w:hAnsi="Calibri"/>
@@ -170,7 +170,7 @@
         </w:rPr>
         <w:t xml:space="preserve"> | </w:t>
       </w:r>
-      <w:hyperlink w:history="1" r:id="rIdlv6twng781scbghoyq2wv">
+      <w:hyperlink w:history="1" r:id="rIdmw3xr-fjwahpasnq-l-6c">
         <w:r>
           <w:rPr>
             <w:rFonts w:ascii="Calibri" w:cs="Calibri" w:eastAsia="Calibri" w:hAnsi="Calibri"/>
@@ -191,7 +191,7 @@
         </w:rPr>
         <w:t xml:space="preserve"> | </w:t>
       </w:r>
-      <w:hyperlink w:history="1" r:id="rIdepu3elxqleoushnaffey1">
+      <w:hyperlink w:history="1" r:id="rIdp5byxp5z4lgxz6p2hmyji">
         <w:r>
           <w:rPr>
             <w:rFonts w:ascii="Calibri" w:cs="Calibri" w:eastAsia="Calibri" w:hAnsi="Calibri"/>
@@ -1386,7 +1386,7 @@
             </w:tcMar>
           </w:tcPr>
           <w:p>
-            <w:hyperlink w:history="1" r:id="rId6shdzpbhcojswxalunbey">
+            <w:hyperlink w:history="1" r:id="rIdjicy0nawb5un4fjewek-h">
               <w:r>
                 <w:rPr>
                   <w:rFonts w:ascii="Calibri" w:cs="Calibri" w:eastAsia="Calibri" w:hAnsi="Calibri"/>
@@ -2341,7 +2341,7 @@
             </w:tcMar>
           </w:tcPr>
           <w:p>
-            <w:hyperlink w:history="1" r:id="rIddakz3buuu0upbpxxjwenp">
+            <w:hyperlink w:history="1" r:id="rId5pzvfhcxcc5mheabtrlww">
               <w:r>
                 <w:rPr>
                   <w:rFonts w:ascii="Calibri" w:cs="Calibri" w:eastAsia="Calibri" w:hAnsi="Calibri"/>
@@ -2900,7 +2900,7 @@
         </w:rPr>
         <w:t xml:space="preserve">Full list: </w:t>
       </w:r>
-      <w:hyperlink w:history="1" r:id="rIdbhrt0tootti3bf_cvxnwa">
+      <w:hyperlink w:history="1" r:id="rIdabkpbzs8b6itxr-kmbeyj">
         <w:r>
           <w:rPr>
             <w:rFonts w:ascii="Calibri" w:cs="Calibri" w:eastAsia="Calibri" w:hAnsi="Calibri"/>
@@ -2981,7 +2981,7 @@
         </w:rPr>
         <w:t xml:space="preserve">• </w:t>
       </w:r>
-      <w:hyperlink w:history="1" r:id="rIdwbx3mfmjbsom8kyilz55w">
+      <w:hyperlink w:history="1" r:id="rIdatuyxcgpgxx2v3nttndrm">
         <w:r>
           <w:rPr>
             <w:rFonts w:ascii="Calibri" w:cs="Calibri" w:eastAsia="Calibri" w:hAnsi="Calibri"/>
@@ -3105,7 +3105,7 @@
         </w:rPr>
         <w:t xml:space="preserve">Full list: </w:t>
       </w:r>
-      <w:hyperlink w:history="1" r:id="rIdogpo9bvaspypgxwjmvqwi">
+      <w:hyperlink w:history="1" r:id="rIdxn65pqulbq4lmtyu_t0ry">
         <w:r>
           <w:rPr>
             <w:rFonts w:ascii="Calibri" w:cs="Calibri" w:eastAsia="Calibri" w:hAnsi="Calibri"/>
@@ -4053,7 +4053,7 @@
         </w:rPr>
         <w:t xml:space="preserve">. </w:t>
       </w:r>
-      <w:hyperlink w:history="1" r:id="rIdoiuydkiftztiyszixjyeq">
+      <w:hyperlink w:history="1" r:id="rIdmxpte-z8kkqrqf87xw9qx">
         <w:r>
           <w:rPr>
             <w:rFonts w:ascii="Calibri" w:cs="Calibri" w:eastAsia="Calibri" w:hAnsi="Calibri"/>
@@ -4142,7 +4142,7 @@
         </w:rPr>
         <w:t xml:space="preserve">. </w:t>
       </w:r>
-      <w:hyperlink w:history="1" r:id="rIdi_pszy4cu6swsf4vxo9wb">
+      <w:hyperlink w:history="1" r:id="rId3hrfrgsn55f-ss3bxorxk">
         <w:r>
           <w:rPr>
             <w:rFonts w:ascii="Calibri" w:cs="Calibri" w:eastAsia="Calibri" w:hAnsi="Calibri"/>
@@ -4231,7 +4231,7 @@
         </w:rPr>
         <w:t xml:space="preserve">. </w:t>
       </w:r>
-      <w:hyperlink w:history="1" r:id="rId_kqoaizz7mmjdho7vmvth">
+      <w:hyperlink w:history="1" r:id="rIdvzbbqd9-pb8emdyg_-kid">
         <w:r>
           <w:rPr>
             <w:rFonts w:ascii="Calibri" w:cs="Calibri" w:eastAsia="Calibri" w:hAnsi="Calibri"/>
@@ -4320,7 +4320,7 @@
         </w:rPr>
         <w:t xml:space="preserve">. </w:t>
       </w:r>
-      <w:hyperlink w:history="1" r:id="rIdpyna4hzsvjbntj3xigkpb">
+      <w:hyperlink w:history="1" r:id="rIds-rqce8yxekyqqyydxuay">
         <w:r>
           <w:rPr>
             <w:rFonts w:ascii="Calibri" w:cs="Calibri" w:eastAsia="Calibri" w:hAnsi="Calibri"/>
@@ -4409,7 +4409,7 @@
         </w:rPr>
         <w:t xml:space="preserve">. </w:t>
       </w:r>
-      <w:hyperlink w:history="1" r:id="rId1ldxpwcoe_iirjqikuyd_">
+      <w:hyperlink w:history="1" r:id="rIdfct8nyxpjh-_qvlqqsqlc">
         <w:r>
           <w:rPr>
             <w:rFonts w:ascii="Calibri" w:cs="Calibri" w:eastAsia="Calibri" w:hAnsi="Calibri"/>
@@ -4498,7 +4498,7 @@
         </w:rPr>
         <w:t xml:space="preserve">. </w:t>
       </w:r>
-      <w:hyperlink w:history="1" r:id="rIdn42xiqaqiwvo4todme3nw">
+      <w:hyperlink w:history="1" r:id="rIdwlkpm9rmdqdsg9iuto10e">
         <w:r>
           <w:rPr>
             <w:rFonts w:ascii="Calibri" w:cs="Calibri" w:eastAsia="Calibri" w:hAnsi="Calibri"/>
@@ -4587,7 +4587,7 @@
         </w:rPr>
         <w:t xml:space="preserve">. </w:t>
       </w:r>
-      <w:hyperlink w:history="1" r:id="rIdshpxt6f_t9lcqfqyb0kvx">
+      <w:hyperlink w:history="1" r:id="rIduam8r2p0anaeda0gqo1wh">
         <w:r>
           <w:rPr>
             <w:rFonts w:ascii="Calibri" w:cs="Calibri" w:eastAsia="Calibri" w:hAnsi="Calibri"/>
@@ -4676,7 +4676,7 @@
         </w:rPr>
         <w:t xml:space="preserve">. </w:t>
       </w:r>
-      <w:hyperlink w:history="1" r:id="rId76hbqlsfxxx3f2frigltu">
+      <w:hyperlink w:history="1" r:id="rIdbplegneoioycjhfwrsktm">
         <w:r>
           <w:rPr>
             <w:rFonts w:ascii="Calibri" w:cs="Calibri" w:eastAsia="Calibri" w:hAnsi="Calibri"/>
@@ -4765,7 +4765,7 @@
         </w:rPr>
         <w:t xml:space="preserve">. </w:t>
       </w:r>
-      <w:hyperlink w:history="1" r:id="rIdutsi_pqvvh6a1hoatbv8z">
+      <w:hyperlink w:history="1" r:id="rIdne4zt7rqirahm_7he4c6w">
         <w:r>
           <w:rPr>
             <w:rFonts w:ascii="Calibri" w:cs="Calibri" w:eastAsia="Calibri" w:hAnsi="Calibri"/>
@@ -4854,7 +4854,7 @@
         </w:rPr>
         <w:t xml:space="preserve">. </w:t>
       </w:r>
-      <w:hyperlink w:history="1" r:id="rIdddqqghq9hprz4ndp4f6_r">
+      <w:hyperlink w:history="1" r:id="rIdkal0cdtdf2utizmniiivo">
         <w:r>
           <w:rPr>
             <w:rFonts w:ascii="Calibri" w:cs="Calibri" w:eastAsia="Calibri" w:hAnsi="Calibri"/>
@@ -4943,7 +4943,7 @@
         </w:rPr>
         <w:t xml:space="preserve">. </w:t>
       </w:r>
-      <w:hyperlink w:history="1" r:id="rIddj6_okixvugmke95dmy-i">
+      <w:hyperlink w:history="1" r:id="rIdbijqmjvaan0mo9mbz6p-_">
         <w:r>
           <w:rPr>
             <w:rFonts w:ascii="Calibri" w:cs="Calibri" w:eastAsia="Calibri" w:hAnsi="Calibri"/>
@@ -5032,7 +5032,7 @@
         </w:rPr>
         <w:t xml:space="preserve">. </w:t>
       </w:r>
-      <w:hyperlink w:history="1" r:id="rIdruav7bnff-v3zxoaozrcw">
+      <w:hyperlink w:history="1" r:id="rIdxwbhxxb1g33qpsyjmemtf">
         <w:r>
           <w:rPr>
             <w:rFonts w:ascii="Calibri" w:cs="Calibri" w:eastAsia="Calibri" w:hAnsi="Calibri"/>
@@ -5121,7 +5121,7 @@
         </w:rPr>
         <w:t xml:space="preserve">. </w:t>
       </w:r>
-      <w:hyperlink w:history="1" r:id="rIdd6lusjt6j_yj6sgefzmxv">
+      <w:hyperlink w:history="1" r:id="rIdekjfe6umgha18ll7z2sjs">
         <w:r>
           <w:rPr>
             <w:rFonts w:ascii="Calibri" w:cs="Calibri" w:eastAsia="Calibri" w:hAnsi="Calibri"/>
@@ -5210,7 +5210,7 @@
         </w:rPr>
         <w:t xml:space="preserve">. </w:t>
       </w:r>
-      <w:hyperlink w:history="1" r:id="rIdfboitigzda_boubaxj-r8">
+      <w:hyperlink w:history="1" r:id="rIdaep7cw65ypcxrhuypjspo">
         <w:r>
           <w:rPr>
             <w:rFonts w:ascii="Calibri" w:cs="Calibri" w:eastAsia="Calibri" w:hAnsi="Calibri"/>
@@ -5299,7 +5299,7 @@
         </w:rPr>
         <w:t xml:space="preserve">. </w:t>
       </w:r>
-      <w:hyperlink w:history="1" r:id="rIdwrk_7brjhk-9gt80nlxjg">
+      <w:hyperlink w:history="1" r:id="rIddc7l55m-gmszekm3muxbd">
         <w:r>
           <w:rPr>
             <w:rFonts w:ascii="Calibri" w:cs="Calibri" w:eastAsia="Calibri" w:hAnsi="Calibri"/>
@@ -5388,7 +5388,7 @@
         </w:rPr>
         <w:t xml:space="preserve">. </w:t>
       </w:r>
-      <w:hyperlink w:history="1" r:id="rIdbchfwsdsayihstbtxvt4n">
+      <w:hyperlink w:history="1" r:id="rIdrznd2ehcvuy8w4gv9vydf">
         <w:r>
           <w:rPr>
             <w:rFonts w:ascii="Calibri" w:cs="Calibri" w:eastAsia="Calibri" w:hAnsi="Calibri"/>
@@ -5477,7 +5477,7 @@
         </w:rPr>
         <w:t xml:space="preserve">. </w:t>
       </w:r>
-      <w:hyperlink w:history="1" r:id="rIdnusssoldscw18jrq4dprv">
+      <w:hyperlink w:history="1" r:id="rIdngya2zllors9rpgrz66v5">
         <w:r>
           <w:rPr>
             <w:rFonts w:ascii="Calibri" w:cs="Calibri" w:eastAsia="Calibri" w:hAnsi="Calibri"/>
@@ -5566,7 +5566,7 @@
         </w:rPr>
         <w:t xml:space="preserve">. </w:t>
       </w:r>
-      <w:hyperlink w:history="1" r:id="rIddguxnlhkeo2dga_pclfkp">
+      <w:hyperlink w:history="1" r:id="rIdaabtj-tzdv_nrquonn_sk">
         <w:r>
           <w:rPr>
             <w:rFonts w:ascii="Calibri" w:cs="Calibri" w:eastAsia="Calibri" w:hAnsi="Calibri"/>
@@ -5655,7 +5655,7 @@
         </w:rPr>
         <w:t xml:space="preserve">. </w:t>
       </w:r>
-      <w:hyperlink w:history="1" r:id="rIdckxqqzn6yuix1og6j4zgl">
+      <w:hyperlink w:history="1" r:id="rId7sosc3ccottqyntzpaa0a">
         <w:r>
           <w:rPr>
             <w:rFonts w:ascii="Calibri" w:cs="Calibri" w:eastAsia="Calibri" w:hAnsi="Calibri"/>
@@ -5744,7 +5744,7 @@
         </w:rPr>
         <w:t xml:space="preserve">. </w:t>
       </w:r>
-      <w:hyperlink w:history="1" r:id="rIdbpb7tiwfhzcd2gngypllw">
+      <w:hyperlink w:history="1" r:id="rIdpu4padfj5lhgboqwtuxiu">
         <w:r>
           <w:rPr>
             <w:rFonts w:ascii="Calibri" w:cs="Calibri" w:eastAsia="Calibri" w:hAnsi="Calibri"/>
@@ -5833,7 +5833,7 @@
         </w:rPr>
         <w:t xml:space="preserve">. </w:t>
       </w:r>
-      <w:hyperlink w:history="1" r:id="rId9zp8jstvlkswosn9q7qqu">
+      <w:hyperlink w:history="1" r:id="rIdotr2a0defozlijz__iait">
         <w:r>
           <w:rPr>
             <w:rFonts w:ascii="Calibri" w:cs="Calibri" w:eastAsia="Calibri" w:hAnsi="Calibri"/>
@@ -5922,7 +5922,7 @@
         </w:rPr>
         <w:t xml:space="preserve">. </w:t>
       </w:r>
-      <w:hyperlink w:history="1" r:id="rId7wiw7o_jd89segdszlfe2">
+      <w:hyperlink w:history="1" r:id="rId-71xjewx5xyvi0oyzgxcd">
         <w:r>
           <w:rPr>
             <w:rFonts w:ascii="Calibri" w:cs="Calibri" w:eastAsia="Calibri" w:hAnsi="Calibri"/>
@@ -6011,7 +6011,7 @@
         </w:rPr>
         <w:t xml:space="preserve">. </w:t>
       </w:r>
-      <w:hyperlink w:history="1" r:id="rIdfdolrzmusy55ooreau1ap">
+      <w:hyperlink w:history="1" r:id="rIdisrhd6w7o2wc9fmv1g_5-">
         <w:r>
           <w:rPr>
             <w:rFonts w:ascii="Calibri" w:cs="Calibri" w:eastAsia="Calibri" w:hAnsi="Calibri"/>
@@ -6100,7 +6100,7 @@
         </w:rPr>
         <w:t xml:space="preserve">. </w:t>
       </w:r>
-      <w:hyperlink w:history="1" r:id="rIdukd0zpndjym4o2xcbvzlv">
+      <w:hyperlink w:history="1" r:id="rIdhtosm3bdizacxjwsvsyit">
         <w:r>
           <w:rPr>
             <w:rFonts w:ascii="Calibri" w:cs="Calibri" w:eastAsia="Calibri" w:hAnsi="Calibri"/>
@@ -6189,7 +6189,7 @@
         </w:rPr>
         <w:t xml:space="preserve">. </w:t>
       </w:r>
-      <w:hyperlink w:history="1" r:id="rIdxiu39az-tpealebjeuplt">
+      <w:hyperlink w:history="1" r:id="rIdnay40fdobp8fqyv_pdgqp">
         <w:r>
           <w:rPr>
             <w:rFonts w:ascii="Calibri" w:cs="Calibri" w:eastAsia="Calibri" w:hAnsi="Calibri"/>
@@ -6278,7 +6278,7 @@
         </w:rPr>
         <w:t xml:space="preserve">. </w:t>
       </w:r>
-      <w:hyperlink w:history="1" r:id="rIdqjmhr2bbn4uhh9db1vlcl">
+      <w:hyperlink w:history="1" r:id="rIdj2l8k4hy6unwpuxit2yx9">
         <w:r>
           <w:rPr>
             <w:rFonts w:ascii="Calibri" w:cs="Calibri" w:eastAsia="Calibri" w:hAnsi="Calibri"/>
@@ -6367,7 +6367,7 @@
         </w:rPr>
         <w:t xml:space="preserve">. </w:t>
       </w:r>
-      <w:hyperlink w:history="1" r:id="rIdrlgfdwigolkk8nrpbpf_l">
+      <w:hyperlink w:history="1" r:id="rId0qrvqa8dzxehmiiwwmr_l">
         <w:r>
           <w:rPr>
             <w:rFonts w:ascii="Calibri" w:cs="Calibri" w:eastAsia="Calibri" w:hAnsi="Calibri"/>
@@ -6456,7 +6456,7 @@
         </w:rPr>
         <w:t xml:space="preserve">. </w:t>
       </w:r>
-      <w:hyperlink w:history="1" r:id="rIdqjues_fcqkivowpbqmijb">
+      <w:hyperlink w:history="1" r:id="rIdenteaxzr3anw1knotczzk">
         <w:r>
           <w:rPr>
             <w:rFonts w:ascii="Calibri" w:cs="Calibri" w:eastAsia="Calibri" w:hAnsi="Calibri"/>
@@ -6545,7 +6545,7 @@
         </w:rPr>
         <w:t xml:space="preserve">. </w:t>
       </w:r>
-      <w:hyperlink w:history="1" r:id="rIdoq4mjuhskz24my0hjbjqh">
+      <w:hyperlink w:history="1" r:id="rIdopcrk5qufqxdi4cbugnyl">
         <w:r>
           <w:rPr>
             <w:rFonts w:ascii="Calibri" w:cs="Calibri" w:eastAsia="Calibri" w:hAnsi="Calibri"/>
@@ -6634,7 +6634,7 @@
         </w:rPr>
         <w:t xml:space="preserve">. </w:t>
       </w:r>
-      <w:hyperlink w:history="1" r:id="rIdrv26elauxbkyurh7ozsev">
+      <w:hyperlink w:history="1" r:id="rIdadvbi_pmylkspnc0fyms-">
         <w:r>
           <w:rPr>
             <w:rFonts w:ascii="Calibri" w:cs="Calibri" w:eastAsia="Calibri" w:hAnsi="Calibri"/>
@@ -6723,7 +6723,7 @@
         </w:rPr>
         <w:t xml:space="preserve">. </w:t>
       </w:r>
-      <w:hyperlink w:history="1" r:id="rIddddput8dbnbrcuia879ac">
+      <w:hyperlink w:history="1" r:id="rIdpow8fwshkf7nmwi1tjrte">
         <w:r>
           <w:rPr>
             <w:rFonts w:ascii="Calibri" w:cs="Calibri" w:eastAsia="Calibri" w:hAnsi="Calibri"/>
@@ -6812,7 +6812,7 @@
         </w:rPr>
         <w:t xml:space="preserve">. </w:t>
       </w:r>
-      <w:hyperlink w:history="1" r:id="rId_ldut7gzfuoxbggrz4aof">
+      <w:hyperlink w:history="1" r:id="rId6wvres9ph0ti14y6vh-3b">
         <w:r>
           <w:rPr>
             <w:rFonts w:ascii="Calibri" w:cs="Calibri" w:eastAsia="Calibri" w:hAnsi="Calibri"/>
@@ -6901,7 +6901,7 @@
         </w:rPr>
         <w:t xml:space="preserve">. </w:t>
       </w:r>
-      <w:hyperlink w:history="1" r:id="rId5tsyyisnjivzlpszsuowe">
+      <w:hyperlink w:history="1" r:id="rIdbdzqzpvmgs1l4_gz2crck">
         <w:r>
           <w:rPr>
             <w:rFonts w:ascii="Calibri" w:cs="Calibri" w:eastAsia="Calibri" w:hAnsi="Calibri"/>
@@ -6990,7 +6990,7 @@
         </w:rPr>
         <w:t xml:space="preserve">. </w:t>
       </w:r>
-      <w:hyperlink w:history="1" r:id="rIddqg96bvvme5xavhdng01k">
+      <w:hyperlink w:history="1" r:id="rIddjnwluk-eewosjnmkeai1">
         <w:r>
           <w:rPr>
             <w:rFonts w:ascii="Calibri" w:cs="Calibri" w:eastAsia="Calibri" w:hAnsi="Calibri"/>
@@ -7079,7 +7079,7 @@
         </w:rPr>
         <w:t xml:space="preserve">. </w:t>
       </w:r>
-      <w:hyperlink w:history="1" r:id="rId0pd_gmxjbt9r7jihzqljm">
+      <w:hyperlink w:history="1" r:id="rIdd0nd8x3awrbbd8vqx-2ma">
         <w:r>
           <w:rPr>
             <w:rFonts w:ascii="Calibri" w:cs="Calibri" w:eastAsia="Calibri" w:hAnsi="Calibri"/>
@@ -7168,7 +7168,7 @@
         </w:rPr>
         <w:t xml:space="preserve">. </w:t>
       </w:r>
-      <w:hyperlink w:history="1" r:id="rId2ws1b-3xqtrukr1o8osrk">
+      <w:hyperlink w:history="1" r:id="rId0sdokxjt9ufvo-shn-uru">
         <w:r>
           <w:rPr>
             <w:rFonts w:ascii="Calibri" w:cs="Calibri" w:eastAsia="Calibri" w:hAnsi="Calibri"/>
@@ -7257,7 +7257,7 @@
         </w:rPr>
         <w:t xml:space="preserve">. </w:t>
       </w:r>
-      <w:hyperlink w:history="1" r:id="rId7xftvj2yb1gxrt0sni5yw">
+      <w:hyperlink w:history="1" r:id="rId-8gcbrzwwdubucal8ifnx">
         <w:r>
           <w:rPr>
             <w:rFonts w:ascii="Calibri" w:cs="Calibri" w:eastAsia="Calibri" w:hAnsi="Calibri"/>
@@ -7346,7 +7346,7 @@
         </w:rPr>
         <w:t xml:space="preserve">. </w:t>
       </w:r>
-      <w:hyperlink w:history="1" r:id="rIdlzzfjl3xwk2q8v0euk7ew">
+      <w:hyperlink w:history="1" r:id="rId1fv4hvmupwcqsehbmsv3-">
         <w:r>
           <w:rPr>
             <w:rFonts w:ascii="Calibri" w:cs="Calibri" w:eastAsia="Calibri" w:hAnsi="Calibri"/>
@@ -7435,7 +7435,7 @@
         </w:rPr>
         <w:t xml:space="preserve">. </w:t>
       </w:r>
-      <w:hyperlink w:history="1" r:id="rIdbahhll90wz6t3kv8b7mt_">
+      <w:hyperlink w:history="1" r:id="rIdeatlukxj7j_tgesz_0wf5">
         <w:r>
           <w:rPr>
             <w:rFonts w:ascii="Calibri" w:cs="Calibri" w:eastAsia="Calibri" w:hAnsi="Calibri"/>
@@ -7524,7 +7524,7 @@
         </w:rPr>
         <w:t xml:space="preserve">. </w:t>
       </w:r>
-      <w:hyperlink w:history="1" r:id="rIdeqoo8rexeswr0vcv6exwj">
+      <w:hyperlink w:history="1" r:id="rIdm8xpi-u04d7_k_ottsgdm">
         <w:r>
           <w:rPr>
             <w:rFonts w:ascii="Calibri" w:cs="Calibri" w:eastAsia="Calibri" w:hAnsi="Calibri"/>
@@ -7613,7 +7613,7 @@
         </w:rPr>
         <w:t xml:space="preserve">. </w:t>
       </w:r>
-      <w:hyperlink w:history="1" r:id="rIdejchjobykudhtvjgih4du">
+      <w:hyperlink w:history="1" r:id="rIdocs1hrpmjuche29b1xmt1">
         <w:r>
           <w:rPr>
             <w:rFonts w:ascii="Calibri" w:cs="Calibri" w:eastAsia="Calibri" w:hAnsi="Calibri"/>
@@ -7702,7 +7702,7 @@
         </w:rPr>
         <w:t xml:space="preserve">. </w:t>
       </w:r>
-      <w:hyperlink w:history="1" r:id="rIdax8vl7fy7hkoxcbqcdt6p">
+      <w:hyperlink w:history="1" r:id="rIddfln4pc3kprlk3_ks7m1i">
         <w:r>
           <w:rPr>
             <w:rFonts w:ascii="Calibri" w:cs="Calibri" w:eastAsia="Calibri" w:hAnsi="Calibri"/>
@@ -7791,7 +7791,7 @@
         </w:rPr>
         <w:t xml:space="preserve">. </w:t>
       </w:r>
-      <w:hyperlink w:history="1" r:id="rIdgbrlq5glhbqcdeo9iir66">
+      <w:hyperlink w:history="1" r:id="rIda2k4kajiqmxmyikbkc90-">
         <w:r>
           <w:rPr>
             <w:rFonts w:ascii="Calibri" w:cs="Calibri" w:eastAsia="Calibri" w:hAnsi="Calibri"/>
@@ -7880,7 +7880,7 @@
         </w:rPr>
         <w:t xml:space="preserve">. </w:t>
       </w:r>
-      <w:hyperlink w:history="1" r:id="rIdei2rlzmdj-hcs4w8tzv_7">
+      <w:hyperlink w:history="1" r:id="rIdiupvsh4u4jjcnsmk6qdty">
         <w:r>
           <w:rPr>
             <w:rFonts w:ascii="Calibri" w:cs="Calibri" w:eastAsia="Calibri" w:hAnsi="Calibri"/>
@@ -7969,7 +7969,7 @@
         </w:rPr>
         <w:t xml:space="preserve">. </w:t>
       </w:r>
-      <w:hyperlink w:history="1" r:id="rIduilvu7cxprov5nqzgejow">
+      <w:hyperlink w:history="1" r:id="rIdmiowvjuvx7gdl8zpupzwx">
         <w:r>
           <w:rPr>
             <w:rFonts w:ascii="Calibri" w:cs="Calibri" w:eastAsia="Calibri" w:hAnsi="Calibri"/>
@@ -8058,7 +8058,7 @@
         </w:rPr>
         <w:t xml:space="preserve">. </w:t>
       </w:r>
-      <w:hyperlink w:history="1" r:id="rId8efqlnpnrgpu1hxvyermj">
+      <w:hyperlink w:history="1" r:id="rId1eekc88yqe2sp_ghkhovi">
         <w:r>
           <w:rPr>
             <w:rFonts w:ascii="Calibri" w:cs="Calibri" w:eastAsia="Calibri" w:hAnsi="Calibri"/>
@@ -8147,7 +8147,7 @@
         </w:rPr>
         <w:t xml:space="preserve">. </w:t>
       </w:r>
-      <w:hyperlink w:history="1" r:id="rIdfjo_qjfj8e94l_uvtqzb8">
+      <w:hyperlink w:history="1" r:id="rIdabp_dinqxlltdbqvvp6u8">
         <w:r>
           <w:rPr>
             <w:rFonts w:ascii="Calibri" w:cs="Calibri" w:eastAsia="Calibri" w:hAnsi="Calibri"/>
@@ -8236,7 +8236,7 @@
         </w:rPr>
         <w:t xml:space="preserve">. </w:t>
       </w:r>
-      <w:hyperlink w:history="1" r:id="rIdogyetypkcf8fr5pzxdmr9">
+      <w:hyperlink w:history="1" r:id="rIdro32wm_g5e0j-bmymiakn">
         <w:r>
           <w:rPr>
             <w:rFonts w:ascii="Calibri" w:cs="Calibri" w:eastAsia="Calibri" w:hAnsi="Calibri"/>
@@ -8325,7 +8325,7 @@
         </w:rPr>
         <w:t xml:space="preserve">. </w:t>
       </w:r>
-      <w:hyperlink w:history="1" r:id="rIdlupi0hbugdabsr9g7wlen">
+      <w:hyperlink w:history="1" r:id="rIdrpix7ha3-p6gahu3y3v3x">
         <w:r>
           <w:rPr>
             <w:rFonts w:ascii="Calibri" w:cs="Calibri" w:eastAsia="Calibri" w:hAnsi="Calibri"/>
@@ -8414,7 +8414,7 @@
         </w:rPr>
         <w:t xml:space="preserve">. </w:t>
       </w:r>
-      <w:hyperlink w:history="1" r:id="rIddjuf313bw7pqjpq7n0q3r">
+      <w:hyperlink w:history="1" r:id="rIdz285wuwnru8r38g33dbhk">
         <w:r>
           <w:rPr>
             <w:rFonts w:ascii="Calibri" w:cs="Calibri" w:eastAsia="Calibri" w:hAnsi="Calibri"/>
@@ -8503,7 +8503,7 @@
         </w:rPr>
         <w:t xml:space="preserve">. </w:t>
       </w:r>
-      <w:hyperlink w:history="1" r:id="rIdjhwwpiu3vjbyq4cpuedam">
+      <w:hyperlink w:history="1" r:id="rIdzmwz_3vcl_panqrimitd3">
         <w:r>
           <w:rPr>
             <w:rFonts w:ascii="Calibri" w:cs="Calibri" w:eastAsia="Calibri" w:hAnsi="Calibri"/>
@@ -8592,7 +8592,7 @@
         </w:rPr>
         <w:t xml:space="preserve">. </w:t>
       </w:r>
-      <w:hyperlink w:history="1" r:id="rIdl_-ragsxbhc4aiftul6bx">
+      <w:hyperlink w:history="1" r:id="rIdalowtdeeswpkjqfgs5bqi">
         <w:r>
           <w:rPr>
             <w:rFonts w:ascii="Calibri" w:cs="Calibri" w:eastAsia="Calibri" w:hAnsi="Calibri"/>
@@ -8681,7 +8681,7 @@
         </w:rPr>
         <w:t xml:space="preserve">. </w:t>
       </w:r>
-      <w:hyperlink w:history="1" r:id="rIdfsiyfk--aks-s9mprgsfl">
+      <w:hyperlink w:history="1" r:id="rIdt5m1wlf-mba4-glctmdx5">
         <w:r>
           <w:rPr>
             <w:rFonts w:ascii="Calibri" w:cs="Calibri" w:eastAsia="Calibri" w:hAnsi="Calibri"/>
@@ -8770,7 +8770,7 @@
         </w:rPr>
         <w:t xml:space="preserve">. </w:t>
       </w:r>
-      <w:hyperlink w:history="1" r:id="rIdpbhqmr1pis4jpgfxnve0r">
+      <w:hyperlink w:history="1" r:id="rIdds8j1_zsygkspsh7jno9k">
         <w:r>
           <w:rPr>
             <w:rFonts w:ascii="Calibri" w:cs="Calibri" w:eastAsia="Calibri" w:hAnsi="Calibri"/>
@@ -8859,7 +8859,7 @@
         </w:rPr>
         <w:t xml:space="preserve">. </w:t>
       </w:r>
-      <w:hyperlink w:history="1" r:id="rIdm5f6n64kybbmsndhc8mhe">
+      <w:hyperlink w:history="1" r:id="rIdcwdfot_zm0w7qv9ddvbgh">
         <w:r>
           <w:rPr>
             <w:rFonts w:ascii="Calibri" w:cs="Calibri" w:eastAsia="Calibri" w:hAnsi="Calibri"/>
@@ -8948,7 +8948,7 @@
         </w:rPr>
         <w:t xml:space="preserve">. </w:t>
       </w:r>
-      <w:hyperlink w:history="1" r:id="rIdcv_vw56qr76jeqwtnq6-_">
+      <w:hyperlink w:history="1" r:id="rIdvbts8-hyerasxbfh5s0zn">
         <w:r>
           <w:rPr>
             <w:rFonts w:ascii="Calibri" w:cs="Calibri" w:eastAsia="Calibri" w:hAnsi="Calibri"/>
@@ -9037,7 +9037,7 @@
         </w:rPr>
         <w:t xml:space="preserve">. </w:t>
       </w:r>
-      <w:hyperlink w:history="1" r:id="rId_hdhgkogn103eop2u_zyv">
+      <w:hyperlink w:history="1" r:id="rIdhh2bbuudwx8ttf2cfntn4">
         <w:r>
           <w:rPr>
             <w:rFonts w:ascii="Calibri" w:cs="Calibri" w:eastAsia="Calibri" w:hAnsi="Calibri"/>
@@ -9126,7 +9126,7 @@
         </w:rPr>
         <w:t xml:space="preserve">. </w:t>
       </w:r>
-      <w:hyperlink w:history="1" r:id="rIdzu__-tqyoc5f_cnjbw2ck">
+      <w:hyperlink w:history="1" r:id="rIdqerfwxky1cmkjo-djfiw8">
         <w:r>
           <w:rPr>
             <w:rFonts w:ascii="Calibri" w:cs="Calibri" w:eastAsia="Calibri" w:hAnsi="Calibri"/>
@@ -9215,7 +9215,7 @@
         </w:rPr>
         <w:t xml:space="preserve">. </w:t>
       </w:r>
-      <w:hyperlink w:history="1" r:id="rIdzrddf0wnvk-_itrqv_egd">
+      <w:hyperlink w:history="1" r:id="rIdvmhh85u9plr1w0u_tmde9">
         <w:r>
           <w:rPr>
             <w:rFonts w:ascii="Calibri" w:cs="Calibri" w:eastAsia="Calibri" w:hAnsi="Calibri"/>
@@ -9304,7 +9304,7 @@
         </w:rPr>
         <w:t xml:space="preserve">. </w:t>
       </w:r>
-      <w:hyperlink w:history="1" r:id="rId-mec7e66jf_xelmn23-bd">
+      <w:hyperlink w:history="1" r:id="rIdxzr8m13ifghjadkusrvku">
         <w:r>
           <w:rPr>
             <w:rFonts w:ascii="Calibri" w:cs="Calibri" w:eastAsia="Calibri" w:hAnsi="Calibri"/>
@@ -9393,7 +9393,7 @@
         </w:rPr>
         <w:t xml:space="preserve">. </w:t>
       </w:r>
-      <w:hyperlink w:history="1" r:id="rIdqrrwegz6tfecasb-y3ppe">
+      <w:hyperlink w:history="1" r:id="rIdrrepcekrkbfkvydnryqm5">
         <w:r>
           <w:rPr>
             <w:rFonts w:ascii="Calibri" w:cs="Calibri" w:eastAsia="Calibri" w:hAnsi="Calibri"/>
@@ -9482,7 +9482,7 @@
         </w:rPr>
         <w:t xml:space="preserve">. </w:t>
       </w:r>
-      <w:hyperlink w:history="1" r:id="rIdiviynaaa3kwu5uvztbwqf">
+      <w:hyperlink w:history="1" r:id="rIdfgo1itc6czabgvckqsoki">
         <w:r>
           <w:rPr>
             <w:rFonts w:ascii="Calibri" w:cs="Calibri" w:eastAsia="Calibri" w:hAnsi="Calibri"/>
@@ -9571,7 +9571,7 @@
         </w:rPr>
         <w:t xml:space="preserve">. </w:t>
       </w:r>
-      <w:hyperlink w:history="1" r:id="rIdgwky-2savy715wgybikgw">
+      <w:hyperlink w:history="1" r:id="rId7-us2uje7n7vvyn7fkd68">
         <w:r>
           <w:rPr>
             <w:rFonts w:ascii="Calibri" w:cs="Calibri" w:eastAsia="Calibri" w:hAnsi="Calibri"/>
@@ -9660,7 +9660,7 @@
         </w:rPr>
         <w:t xml:space="preserve">. </w:t>
       </w:r>
-      <w:hyperlink w:history="1" r:id="rIdtlilm1wbvbn4zbkqmi3q6">
+      <w:hyperlink w:history="1" r:id="rIdtwaaafmnxrpawwg8zbbii">
         <w:r>
           <w:rPr>
             <w:rFonts w:ascii="Calibri" w:cs="Calibri" w:eastAsia="Calibri" w:hAnsi="Calibri"/>
@@ -9749,7 +9749,7 @@
         </w:rPr>
         <w:t xml:space="preserve">. </w:t>
       </w:r>
-      <w:hyperlink w:history="1" r:id="rId7xxpw_9uykisaireomc4g">
+      <w:hyperlink w:history="1" r:id="rId-a77rug-wkphcqqhzw58f">
         <w:r>
           <w:rPr>
             <w:rFonts w:ascii="Calibri" w:cs="Calibri" w:eastAsia="Calibri" w:hAnsi="Calibri"/>
@@ -9838,7 +9838,7 @@
         </w:rPr>
         <w:t xml:space="preserve">. </w:t>
       </w:r>
-      <w:hyperlink w:history="1" r:id="rIdcoomkpxru_s6bvhx-lqif">
+      <w:hyperlink w:history="1" r:id="rIdci_firi0rladvdrpo0ewx">
         <w:r>
           <w:rPr>
             <w:rFonts w:ascii="Calibri" w:cs="Calibri" w:eastAsia="Calibri" w:hAnsi="Calibri"/>
@@ -9927,7 +9927,7 @@
         </w:rPr>
         <w:t xml:space="preserve">. </w:t>
       </w:r>
-      <w:hyperlink w:history="1" r:id="rIdc7p9pevzvt1x-dwi22zsw">
+      <w:hyperlink w:history="1" r:id="rIdr5-20wfl-butzeqok4tb7">
         <w:r>
           <w:rPr>
             <w:rFonts w:ascii="Calibri" w:cs="Calibri" w:eastAsia="Calibri" w:hAnsi="Calibri"/>
@@ -10016,7 +10016,7 @@
         </w:rPr>
         <w:t xml:space="preserve">. </w:t>
       </w:r>
-      <w:hyperlink w:history="1" r:id="rIdn9ieeljvuhvu2xgijbyl1">
+      <w:hyperlink w:history="1" r:id="rIdlhy7jsaknwbjzpqgv43sy">
         <w:r>
           <w:rPr>
             <w:rFonts w:ascii="Calibri" w:cs="Calibri" w:eastAsia="Calibri" w:hAnsi="Calibri"/>
@@ -10105,7 +10105,7 @@
         </w:rPr>
         <w:t xml:space="preserve">. </w:t>
       </w:r>
-      <w:hyperlink w:history="1" r:id="rIdhqdo8gnvbxrjo6z8_yabg">
+      <w:hyperlink w:history="1" r:id="rIdji-lwyj_9szmv7e0s9yhq">
         <w:r>
           <w:rPr>
             <w:rFonts w:ascii="Calibri" w:cs="Calibri" w:eastAsia="Calibri" w:hAnsi="Calibri"/>
@@ -10194,7 +10194,7 @@
         </w:rPr>
         <w:t xml:space="preserve">. </w:t>
       </w:r>
-      <w:hyperlink w:history="1" r:id="rId-e2r9-c4hckesb4y4opk7">
+      <w:hyperlink w:history="1" r:id="rIdmklbeychhnd3npnkevfmp">
         <w:r>
           <w:rPr>
             <w:rFonts w:ascii="Calibri" w:cs="Calibri" w:eastAsia="Calibri" w:hAnsi="Calibri"/>
@@ -10283,7 +10283,7 @@
         </w:rPr>
         <w:t xml:space="preserve">. </w:t>
       </w:r>
-      <w:hyperlink w:history="1" r:id="rIdvz64xzdtwbkizeyjjdo8z">
+      <w:hyperlink w:history="1" r:id="rIdubkllfpfsaysdocv9ldkn">
         <w:r>
           <w:rPr>
             <w:rFonts w:ascii="Calibri" w:cs="Calibri" w:eastAsia="Calibri" w:hAnsi="Calibri"/>
@@ -10372,7 +10372,7 @@
         </w:rPr>
         <w:t xml:space="preserve">. </w:t>
       </w:r>
-      <w:hyperlink w:history="1" r:id="rIdlshct76cgpp53zqhfgon_">
+      <w:hyperlink w:history="1" r:id="rIdgcbe5fm17x13xxzyc1_4-">
         <w:r>
           <w:rPr>
             <w:rFonts w:ascii="Calibri" w:cs="Calibri" w:eastAsia="Calibri" w:hAnsi="Calibri"/>
@@ -10461,7 +10461,7 @@
         </w:rPr>
         <w:t xml:space="preserve">. </w:t>
       </w:r>
-      <w:hyperlink w:history="1" r:id="rId10agl08htqj7f56usp9lz">
+      <w:hyperlink w:history="1" r:id="rId0zehxkqa7g4nomgxhcmzt">
         <w:r>
           <w:rPr>
             <w:rFonts w:ascii="Calibri" w:cs="Calibri" w:eastAsia="Calibri" w:hAnsi="Calibri"/>
@@ -10550,7 +10550,7 @@
         </w:rPr>
         <w:t xml:space="preserve">. </w:t>
       </w:r>
-      <w:hyperlink w:history="1" r:id="rIdg7zixenthujzywj_ouddg">
+      <w:hyperlink w:history="1" r:id="rIdou4ikapyh8hxlvhgvscqp">
         <w:r>
           <w:rPr>
             <w:rFonts w:ascii="Calibri" w:cs="Calibri" w:eastAsia="Calibri" w:hAnsi="Calibri"/>
@@ -10639,7 +10639,7 @@
         </w:rPr>
         <w:t xml:space="preserve">. </w:t>
       </w:r>
-      <w:hyperlink w:history="1" r:id="rId-owk9p_zuqurias9lwo7g">
+      <w:hyperlink w:history="1" r:id="rIddyjge3qaxpo2g3dbeys9c">
         <w:r>
           <w:rPr>
             <w:rFonts w:ascii="Calibri" w:cs="Calibri" w:eastAsia="Calibri" w:hAnsi="Calibri"/>
@@ -10728,7 +10728,7 @@
         </w:rPr>
         <w:t xml:space="preserve">. </w:t>
       </w:r>
-      <w:hyperlink w:history="1" r:id="rIdnrhmt4oqkov1yj_ucu___">
+      <w:hyperlink w:history="1" r:id="rIdqoijigf_ez-jr9jwgrly0">
         <w:r>
           <w:rPr>
             <w:rFonts w:ascii="Calibri" w:cs="Calibri" w:eastAsia="Calibri" w:hAnsi="Calibri"/>
@@ -10817,7 +10817,7 @@
         </w:rPr>
         <w:t xml:space="preserve">. </w:t>
       </w:r>
-      <w:hyperlink w:history="1" r:id="rIdfphay6ghpnsck_hv6wviw">
+      <w:hyperlink w:history="1" r:id="rIdz4btq115di4cvre1fcwtf">
         <w:r>
           <w:rPr>
             <w:rFonts w:ascii="Calibri" w:cs="Calibri" w:eastAsia="Calibri" w:hAnsi="Calibri"/>
@@ -10906,7 +10906,7 @@
         </w:rPr>
         <w:t xml:space="preserve">. </w:t>
       </w:r>
-      <w:hyperlink w:history="1" r:id="rIdatdj0ma3li-sllt1cdhtu">
+      <w:hyperlink w:history="1" r:id="rIdy7vhnoffxocwmsjnfyiyr">
         <w:r>
           <w:rPr>
             <w:rFonts w:ascii="Calibri" w:cs="Calibri" w:eastAsia="Calibri" w:hAnsi="Calibri"/>
@@ -10995,7 +10995,7 @@
         </w:rPr>
         <w:t xml:space="preserve">. </w:t>
       </w:r>
-      <w:hyperlink w:history="1" r:id="rIdvqnnbeadczdnkvf3fbn7o">
+      <w:hyperlink w:history="1" r:id="rId2jgjbmav-j1mj0kk51pgg">
         <w:r>
           <w:rPr>
             <w:rFonts w:ascii="Calibri" w:cs="Calibri" w:eastAsia="Calibri" w:hAnsi="Calibri"/>
@@ -11084,7 +11084,7 @@
         </w:rPr>
         <w:t xml:space="preserve">. </w:t>
       </w:r>
-      <w:hyperlink w:history="1" r:id="rIdvam1jad4r5iyaxjplbkvm">
+      <w:hyperlink w:history="1" r:id="rIduq9t4vwhnb-m7vaiilfxj">
         <w:r>
           <w:rPr>
             <w:rFonts w:ascii="Calibri" w:cs="Calibri" w:eastAsia="Calibri" w:hAnsi="Calibri"/>
@@ -11173,7 +11173,7 @@
         </w:rPr>
         <w:t xml:space="preserve">. </w:t>
       </w:r>
-      <w:hyperlink w:history="1" r:id="rIddzjmsauxaa2ijenmkcdda">
+      <w:hyperlink w:history="1" r:id="rIdkedxf56ju9tftdndhbq2l">
         <w:r>
           <w:rPr>
             <w:rFonts w:ascii="Calibri" w:cs="Calibri" w:eastAsia="Calibri" w:hAnsi="Calibri"/>
@@ -11262,7 +11262,7 @@
         </w:rPr>
         <w:t xml:space="preserve">. </w:t>
       </w:r>
-      <w:hyperlink w:history="1" r:id="rIdyyprfhooiwyddcyvrfdxc">
+      <w:hyperlink w:history="1" r:id="rIdxx5n7hvkmmnxttizhvbqv">
         <w:r>
           <w:rPr>
             <w:rFonts w:ascii="Calibri" w:cs="Calibri" w:eastAsia="Calibri" w:hAnsi="Calibri"/>
@@ -11351,7 +11351,7 @@
         </w:rPr>
         <w:t xml:space="preserve">. </w:t>
       </w:r>
-      <w:hyperlink w:history="1" r:id="rId7yfqyqsuom8niei28zmec">
+      <w:hyperlink w:history="1" r:id="rIddhst7xdn9xmxb2aumxln8">
         <w:r>
           <w:rPr>
             <w:rFonts w:ascii="Calibri" w:cs="Calibri" w:eastAsia="Calibri" w:hAnsi="Calibri"/>
@@ -11440,7 +11440,7 @@
         </w:rPr>
         <w:t xml:space="preserve">. </w:t>
       </w:r>
-      <w:hyperlink w:history="1" r:id="rIdmr1n1tnc5zhxdsmg92wqo">
+      <w:hyperlink w:history="1" r:id="rIdy1laxbpxpfn6ytvjudamx">
         <w:r>
           <w:rPr>
             <w:rFonts w:ascii="Calibri" w:cs="Calibri" w:eastAsia="Calibri" w:hAnsi="Calibri"/>
@@ -11529,7 +11529,7 @@
         </w:rPr>
         <w:t xml:space="preserve">. </w:t>
       </w:r>
-      <w:hyperlink w:history="1" r:id="rIdtt3qppmufc3adowwrwjyx">
+      <w:hyperlink w:history="1" r:id="rIdgbeh3hxxen1s7ye-uohn9">
         <w:r>
           <w:rPr>
             <w:rFonts w:ascii="Calibri" w:cs="Calibri" w:eastAsia="Calibri" w:hAnsi="Calibri"/>
@@ -11618,7 +11618,7 @@
         </w:rPr>
         <w:t xml:space="preserve">. </w:t>
       </w:r>
-      <w:hyperlink w:history="1" r:id="rIdmdz5-qfxvvl5xg4vmr7wy">
+      <w:hyperlink w:history="1" r:id="rIdomyou5ffab4vmvkwdydyx">
         <w:r>
           <w:rPr>
             <w:rFonts w:ascii="Calibri" w:cs="Calibri" w:eastAsia="Calibri" w:hAnsi="Calibri"/>
@@ -11707,7 +11707,7 @@
         </w:rPr>
         <w:t xml:space="preserve">. </w:t>
       </w:r>
-      <w:hyperlink w:history="1" r:id="rIdq7etqwh5mjpyduhw4z1wz">
+      <w:hyperlink w:history="1" r:id="rIdi3fgyxxv3hqv2ofpgzj1w">
         <w:r>
           <w:rPr>
             <w:rFonts w:ascii="Calibri" w:cs="Calibri" w:eastAsia="Calibri" w:hAnsi="Calibri"/>
@@ -11796,7 +11796,7 @@
         </w:rPr>
         <w:t xml:space="preserve">. </w:t>
       </w:r>
-      <w:hyperlink w:history="1" r:id="rIdmfottjk-oxvkvtyhmya6w">
+      <w:hyperlink w:history="1" r:id="rIdrscinlk1we8q84rv3ptfy">
         <w:r>
           <w:rPr>
             <w:rFonts w:ascii="Calibri" w:cs="Calibri" w:eastAsia="Calibri" w:hAnsi="Calibri"/>
@@ -11885,7 +11885,7 @@
         </w:rPr>
         <w:t xml:space="preserve">. </w:t>
       </w:r>
-      <w:hyperlink w:history="1" r:id="rIdflzruyko-76coxwqfe2hh">
+      <w:hyperlink w:history="1" r:id="rIdsbabv-mitonepckimupju">
         <w:r>
           <w:rPr>
             <w:rFonts w:ascii="Calibri" w:cs="Calibri" w:eastAsia="Calibri" w:hAnsi="Calibri"/>
@@ -11974,7 +11974,7 @@
         </w:rPr>
         <w:t xml:space="preserve">. </w:t>
       </w:r>
-      <w:hyperlink w:history="1" r:id="rId75zsrbbhno6qtiwcpgog-">
+      <w:hyperlink w:history="1" r:id="rIdsossfpuwpu-pbu5gikpeb">
         <w:r>
           <w:rPr>
             <w:rFonts w:ascii="Calibri" w:cs="Calibri" w:eastAsia="Calibri" w:hAnsi="Calibri"/>
@@ -12063,7 +12063,7 @@
         </w:rPr>
         <w:t xml:space="preserve">. </w:t>
       </w:r>
-      <w:hyperlink w:history="1" r:id="rId71ifnhrgqzfmi-a7for1u">
+      <w:hyperlink w:history="1" r:id="rIdrpevye_cdmcnehwv_uic-">
         <w:r>
           <w:rPr>
             <w:rFonts w:ascii="Calibri" w:cs="Calibri" w:eastAsia="Calibri" w:hAnsi="Calibri"/>
@@ -12152,7 +12152,7 @@
         </w:rPr>
         <w:t xml:space="preserve">. </w:t>
       </w:r>
-      <w:hyperlink w:history="1" r:id="rIdrenal8fq94ljioopapoku">
+      <w:hyperlink w:history="1" r:id="rIdhq5mjz9o7rgp3tyhosk5u">
         <w:r>
           <w:rPr>
             <w:rFonts w:ascii="Calibri" w:cs="Calibri" w:eastAsia="Calibri" w:hAnsi="Calibri"/>
@@ -12241,7 +12241,7 @@
         </w:rPr>
         <w:t xml:space="preserve">. </w:t>
       </w:r>
-      <w:hyperlink w:history="1" r:id="rIdd3f7cuwvyzmdlli3_lfwf">
+      <w:hyperlink w:history="1" r:id="rIdmd06zfyfdlys4vaxl4ikv">
         <w:r>
           <w:rPr>
             <w:rFonts w:ascii="Calibri" w:cs="Calibri" w:eastAsia="Calibri" w:hAnsi="Calibri"/>
@@ -12330,7 +12330,7 @@
         </w:rPr>
         <w:t xml:space="preserve">. </w:t>
       </w:r>
-      <w:hyperlink w:history="1" r:id="rIdpntxjtp4fa89tns-hl0vv">
+      <w:hyperlink w:history="1" r:id="rIdohoh7e6mnaut4uqpnefud">
         <w:r>
           <w:rPr>
             <w:rFonts w:ascii="Calibri" w:cs="Calibri" w:eastAsia="Calibri" w:hAnsi="Calibri"/>
@@ -12419,7 +12419,7 @@
         </w:rPr>
         <w:t xml:space="preserve">. </w:t>
       </w:r>
-      <w:hyperlink w:history="1" r:id="rIdqrxkgixju6lymbyx9lv1c">
+      <w:hyperlink w:history="1" r:id="rIdkhcdvixzw3kdxbf74wupn">
         <w:r>
           <w:rPr>
             <w:rFonts w:ascii="Calibri" w:cs="Calibri" w:eastAsia="Calibri" w:hAnsi="Calibri"/>
@@ -12508,7 +12508,7 @@
         </w:rPr>
         <w:t xml:space="preserve">. </w:t>
       </w:r>
-      <w:hyperlink w:history="1" r:id="rIdygbxbineekvylegwqglyd">
+      <w:hyperlink w:history="1" r:id="rIdvioro9_zcly1srjzkxzgm">
         <w:r>
           <w:rPr>
             <w:rFonts w:ascii="Calibri" w:cs="Calibri" w:eastAsia="Calibri" w:hAnsi="Calibri"/>
@@ -12597,7 +12597,7 @@
         </w:rPr>
         <w:t xml:space="preserve">. </w:t>
       </w:r>
-      <w:hyperlink w:history="1" r:id="rIdpl132hkb8q5liz62n6xih">
+      <w:hyperlink w:history="1" r:id="rIdam4oudpdbo_jcb1y5txme">
         <w:r>
           <w:rPr>
             <w:rFonts w:ascii="Calibri" w:cs="Calibri" w:eastAsia="Calibri" w:hAnsi="Calibri"/>
@@ -12686,7 +12686,7 @@
         </w:rPr>
         <w:t xml:space="preserve">. </w:t>
       </w:r>
-      <w:hyperlink w:history="1" r:id="rId0j3lvkmlw2w6txryu3wfe">
+      <w:hyperlink w:history="1" r:id="rIdzq7q01dtu5g-thywbc9nd">
         <w:r>
           <w:rPr>
             <w:rFonts w:ascii="Calibri" w:cs="Calibri" w:eastAsia="Calibri" w:hAnsi="Calibri"/>
@@ -12775,7 +12775,7 @@
         </w:rPr>
         <w:t xml:space="preserve">. </w:t>
       </w:r>
-      <w:hyperlink w:history="1" r:id="rIdismv9ga86ddfb5ku1fmmv">
+      <w:hyperlink w:history="1" r:id="rId7i2dtcgiuvs6nvphs8i1o">
         <w:r>
           <w:rPr>
             <w:rFonts w:ascii="Calibri" w:cs="Calibri" w:eastAsia="Calibri" w:hAnsi="Calibri"/>
@@ -12864,7 +12864,7 @@
         </w:rPr>
         <w:t xml:space="preserve">. </w:t>
       </w:r>
-      <w:hyperlink w:history="1" r:id="rIdolpumnag09yz8jj2wluwx">
+      <w:hyperlink w:history="1" r:id="rIdfw4ixada3_b18mytwezzd">
         <w:r>
           <w:rPr>
             <w:rFonts w:ascii="Calibri" w:cs="Calibri" w:eastAsia="Calibri" w:hAnsi="Calibri"/>
@@ -12953,7 +12953,7 @@
         </w:rPr>
         <w:t xml:space="preserve">. </w:t>
       </w:r>
-      <w:hyperlink w:history="1" r:id="rId-tm-tymwstgui-e7wefwz">
+      <w:hyperlink w:history="1" r:id="rIdmilauiprclz5dksf0-ylx">
         <w:r>
           <w:rPr>
             <w:rFonts w:ascii="Calibri" w:cs="Calibri" w:eastAsia="Calibri" w:hAnsi="Calibri"/>
@@ -13042,7 +13042,7 @@
         </w:rPr>
         <w:t xml:space="preserve">. </w:t>
       </w:r>
-      <w:hyperlink w:history="1" r:id="rIdfx6kekxahvdvus8est8n_">
+      <w:hyperlink w:history="1" r:id="rIdrcc_gmkbe4iozp7gv8fro">
         <w:r>
           <w:rPr>
             <w:rFonts w:ascii="Calibri" w:cs="Calibri" w:eastAsia="Calibri" w:hAnsi="Calibri"/>
@@ -13131,7 +13131,7 @@
         </w:rPr>
         <w:t xml:space="preserve">. </w:t>
       </w:r>
-      <w:hyperlink w:history="1" r:id="rId2lbmqpzyneojie8okshn-">
+      <w:hyperlink w:history="1" r:id="rIduqjxs0s0woya47lsjg6vw">
         <w:r>
           <w:rPr>
             <w:rFonts w:ascii="Calibri" w:cs="Calibri" w:eastAsia="Calibri" w:hAnsi="Calibri"/>
@@ -13220,7 +13220,7 @@
         </w:rPr>
         <w:t xml:space="preserve">. </w:t>
       </w:r>
-      <w:hyperlink w:history="1" r:id="rIdotjr6yhyydcuvxeraamby">
+      <w:hyperlink w:history="1" r:id="rIda2ebdlmvq6mp6ywdhhtc2">
         <w:r>
           <w:rPr>
             <w:rFonts w:ascii="Calibri" w:cs="Calibri" w:eastAsia="Calibri" w:hAnsi="Calibri"/>
@@ -13309,7 +13309,7 @@
         </w:rPr>
         <w:t xml:space="preserve">. </w:t>
       </w:r>
-      <w:hyperlink w:history="1" r:id="rIdpupp3kv8xwmt09eze_fil">
+      <w:hyperlink w:history="1" r:id="rIds8z5kc97pxwxpaeu5h9nx">
         <w:r>
           <w:rPr>
             <w:rFonts w:ascii="Calibri" w:cs="Calibri" w:eastAsia="Calibri" w:hAnsi="Calibri"/>
@@ -13398,7 +13398,7 @@
         </w:rPr>
         <w:t xml:space="preserve">. </w:t>
       </w:r>
-      <w:hyperlink w:history="1" r:id="rIdrq4o5kbxudff00pbb9x6n">
+      <w:hyperlink w:history="1" r:id="rIdr90kbm8hc8ljmqljal7y3">
         <w:r>
           <w:rPr>
             <w:rFonts w:ascii="Calibri" w:cs="Calibri" w:eastAsia="Calibri" w:hAnsi="Calibri"/>
@@ -13487,7 +13487,7 @@
         </w:rPr>
         <w:t xml:space="preserve">. </w:t>
       </w:r>
-      <w:hyperlink w:history="1" r:id="rIdvridmmjjl8vas1f3upzeo">
+      <w:hyperlink w:history="1" r:id="rId8yd0qsq4wyqi1hisvdqmj">
         <w:r>
           <w:rPr>
             <w:rFonts w:ascii="Calibri" w:cs="Calibri" w:eastAsia="Calibri" w:hAnsi="Calibri"/>
@@ -13576,7 +13576,7 @@
         </w:rPr>
         <w:t xml:space="preserve">. </w:t>
       </w:r>
-      <w:hyperlink w:history="1" r:id="rIdatgdmdcfkde4vdtpwlswh">
+      <w:hyperlink w:history="1" r:id="rIdtsfr2p-4iszqpupbgmq-9">
         <w:r>
           <w:rPr>
             <w:rFonts w:ascii="Calibri" w:cs="Calibri" w:eastAsia="Calibri" w:hAnsi="Calibri"/>
@@ -13665,7 +13665,7 @@
         </w:rPr>
         <w:t xml:space="preserve">. </w:t>
       </w:r>
-      <w:hyperlink w:history="1" r:id="rIdaq-9drl1jggomokxqrm5b">
+      <w:hyperlink w:history="1" r:id="rIda4t307qnrovi_fbygypsw">
         <w:r>
           <w:rPr>
             <w:rFonts w:ascii="Calibri" w:cs="Calibri" w:eastAsia="Calibri" w:hAnsi="Calibri"/>
@@ -13754,7 +13754,7 @@
         </w:rPr>
         <w:t xml:space="preserve">. </w:t>
       </w:r>
-      <w:hyperlink w:history="1" r:id="rIdj5dwbiqwgxiwpi-8sleir">
+      <w:hyperlink w:history="1" r:id="rIdvvg41wif3vsl5rhspnblg">
         <w:r>
           <w:rPr>
             <w:rFonts w:ascii="Calibri" w:cs="Calibri" w:eastAsia="Calibri" w:hAnsi="Calibri"/>
@@ -13843,7 +13843,7 @@
         </w:rPr>
         <w:t xml:space="preserve">. </w:t>
       </w:r>
-      <w:hyperlink w:history="1" r:id="rId2eelmnet5jvpz_vjnqehk">
+      <w:hyperlink w:history="1" r:id="rIdsk_szcjfsgpx3qqwymoep">
         <w:r>
           <w:rPr>
             <w:rFonts w:ascii="Calibri" w:cs="Calibri" w:eastAsia="Calibri" w:hAnsi="Calibri"/>
@@ -13932,7 +13932,7 @@
         </w:rPr>
         <w:t xml:space="preserve">. </w:t>
       </w:r>
-      <w:hyperlink w:history="1" r:id="rIdtpwlhoibchfql4qyklngr">
+      <w:hyperlink w:history="1" r:id="rId4rpceuqwdapazof2lb8ly">
         <w:r>
           <w:rPr>
             <w:rFonts w:ascii="Calibri" w:cs="Calibri" w:eastAsia="Calibri" w:hAnsi="Calibri"/>
@@ -14021,7 +14021,7 @@
         </w:rPr>
         <w:t xml:space="preserve">. </w:t>
       </w:r>
-      <w:hyperlink w:history="1" r:id="rIdgqr8widbbq7oxrn0lxomg">
+      <w:hyperlink w:history="1" r:id="rId1glhc7lp7snxwz435p5_g">
         <w:r>
           <w:rPr>
             <w:rFonts w:ascii="Calibri" w:cs="Calibri" w:eastAsia="Calibri" w:hAnsi="Calibri"/>
@@ -14110,7 +14110,7 @@
         </w:rPr>
         <w:t xml:space="preserve">. </w:t>
       </w:r>
-      <w:hyperlink w:history="1" r:id="rIdef03fsagsfpmexnalktyn">
+      <w:hyperlink w:history="1" r:id="rId8dk4ik5ur7a-9rtxf6vse">
         <w:r>
           <w:rPr>
             <w:rFonts w:ascii="Calibri" w:cs="Calibri" w:eastAsia="Calibri" w:hAnsi="Calibri"/>
@@ -14199,7 +14199,7 @@
         </w:rPr>
         <w:t xml:space="preserve">. </w:t>
       </w:r>
-      <w:hyperlink w:history="1" r:id="rIdeemzjfdounzxhdxobzyox">
+      <w:hyperlink w:history="1" r:id="rIdj_-fyzlraq9fdpdhqj7ky">
         <w:r>
           <w:rPr>
             <w:rFonts w:ascii="Calibri" w:cs="Calibri" w:eastAsia="Calibri" w:hAnsi="Calibri"/>
@@ -14288,7 +14288,7 @@
         </w:rPr>
         <w:t xml:space="preserve">. </w:t>
       </w:r>
-      <w:hyperlink w:history="1" r:id="rIdqfhytczfaaxmjckij1sv_">
+      <w:hyperlink w:history="1" r:id="rIdgfipwi6b0z7fltiy1clvu">
         <w:r>
           <w:rPr>
             <w:rFonts w:ascii="Calibri" w:cs="Calibri" w:eastAsia="Calibri" w:hAnsi="Calibri"/>
@@ -14377,7 +14377,7 @@
         </w:rPr>
         <w:t xml:space="preserve">. </w:t>
       </w:r>
-      <w:hyperlink w:history="1" r:id="rIdpc0c5vx15mkjbygkw32g5">
+      <w:hyperlink w:history="1" r:id="rIdikb-z1ehdn7mmpyt-tkt8">
         <w:r>
           <w:rPr>
             <w:rFonts w:ascii="Calibri" w:cs="Calibri" w:eastAsia="Calibri" w:hAnsi="Calibri"/>
@@ -14466,7 +14466,7 @@
         </w:rPr>
         <w:t xml:space="preserve">. </w:t>
       </w:r>
-      <w:hyperlink w:history="1" r:id="rIdr268fg-qurp-bsryzedzm">
+      <w:hyperlink w:history="1" r:id="rIdyuf-_u4a900yyx86zdcdu">
         <w:r>
           <w:rPr>
             <w:rFonts w:ascii="Calibri" w:cs="Calibri" w:eastAsia="Calibri" w:hAnsi="Calibri"/>
@@ -14555,7 +14555,7 @@
         </w:rPr>
         <w:t xml:space="preserve">. </w:t>
       </w:r>
-      <w:hyperlink w:history="1" r:id="rIdiu_id5s-avq6mgqiezens">
+      <w:hyperlink w:history="1" r:id="rIdkffcjex9myrlz5lkjubgq">
         <w:r>
           <w:rPr>
             <w:rFonts w:ascii="Calibri" w:cs="Calibri" w:eastAsia="Calibri" w:hAnsi="Calibri"/>
@@ -14644,7 +14644,7 @@
         </w:rPr>
         <w:t xml:space="preserve">. </w:t>
       </w:r>
-      <w:hyperlink w:history="1" r:id="rId5ijo5ymrvyz0zncntzyia">
+      <w:hyperlink w:history="1" r:id="rIdcuuvyzodmqdyfp241pmta">
         <w:r>
           <w:rPr>
             <w:rFonts w:ascii="Calibri" w:cs="Calibri" w:eastAsia="Calibri" w:hAnsi="Calibri"/>
@@ -14733,7 +14733,7 @@
         </w:rPr>
         <w:t xml:space="preserve">. </w:t>
       </w:r>
-      <w:hyperlink w:history="1" r:id="rId0sbdqsbsc6rozn5zisbci">
+      <w:hyperlink w:history="1" r:id="rIdnpam9vtwdurgzzu0zp2ud">
         <w:r>
           <w:rPr>
             <w:rFonts w:ascii="Calibri" w:cs="Calibri" w:eastAsia="Calibri" w:hAnsi="Calibri"/>
@@ -14822,7 +14822,7 @@
         </w:rPr>
         <w:t xml:space="preserve">. </w:t>
       </w:r>
-      <w:hyperlink w:history="1" r:id="rIdajb82g2eo9zvtxihlupio">
+      <w:hyperlink w:history="1" r:id="rIdyalvhi8vh3xjl-1-t-jqr">
         <w:r>
           <w:rPr>
             <w:rFonts w:ascii="Calibri" w:cs="Calibri" w:eastAsia="Calibri" w:hAnsi="Calibri"/>
@@ -14911,7 +14911,7 @@
         </w:rPr>
         <w:t xml:space="preserve">. </w:t>
       </w:r>
-      <w:hyperlink w:history="1" r:id="rIdsmkjd6o-gnm3sozjilm6d">
+      <w:hyperlink w:history="1" r:id="rId-9uch0vxrhuydzx2motpk">
         <w:r>
           <w:rPr>
             <w:rFonts w:ascii="Calibri" w:cs="Calibri" w:eastAsia="Calibri" w:hAnsi="Calibri"/>
@@ -15000,7 +15000,7 @@
         </w:rPr>
         <w:t xml:space="preserve">. </w:t>
       </w:r>
-      <w:hyperlink w:history="1" r:id="rIdk05zydkikgxzxaeih4blu">
+      <w:hyperlink w:history="1" r:id="rIdb0qpqas3xo2tekgjeadrb">
         <w:r>
           <w:rPr>
             <w:rFonts w:ascii="Calibri" w:cs="Calibri" w:eastAsia="Calibri" w:hAnsi="Calibri"/>
@@ -15089,7 +15089,7 @@
         </w:rPr>
         <w:t xml:space="preserve">. </w:t>
       </w:r>
-      <w:hyperlink w:history="1" r:id="rIdjhqak5ouiandrb8nh3typ">
+      <w:hyperlink w:history="1" r:id="rIdudt4nnpzhlxcydo049f7c">
         <w:r>
           <w:rPr>
             <w:rFonts w:ascii="Calibri" w:cs="Calibri" w:eastAsia="Calibri" w:hAnsi="Calibri"/>
@@ -15178,7 +15178,7 @@
         </w:rPr>
         <w:t xml:space="preserve">. </w:t>
       </w:r>
-      <w:hyperlink w:history="1" r:id="rIdkrkck8cs_xk2cw_-aaojj">
+      <w:hyperlink w:history="1" r:id="rIdlm89ojxzdmb1a0d_7dzhy">
         <w:r>
           <w:rPr>
             <w:rFonts w:ascii="Calibri" w:cs="Calibri" w:eastAsia="Calibri" w:hAnsi="Calibri"/>
@@ -15267,7 +15267,7 @@
         </w:rPr>
         <w:t xml:space="preserve">. </w:t>
       </w:r>
-      <w:hyperlink w:history="1" r:id="rIdhcdt4ma4by6spucuikpvo">
+      <w:hyperlink w:history="1" r:id="rIdvti4etwhljow2kfwx1mit">
         <w:r>
           <w:rPr>
             <w:rFonts w:ascii="Calibri" w:cs="Calibri" w:eastAsia="Calibri" w:hAnsi="Calibri"/>
@@ -15356,7 +15356,7 @@
         </w:rPr>
         <w:t xml:space="preserve">. </w:t>
       </w:r>
-      <w:hyperlink w:history="1" r:id="rIdhxz_p-npwv1n8gbaohxxn">
+      <w:hyperlink w:history="1" r:id="rId_6vdkd71sft9xxpszchii">
         <w:r>
           <w:rPr>
             <w:rFonts w:ascii="Calibri" w:cs="Calibri" w:eastAsia="Calibri" w:hAnsi="Calibri"/>
@@ -15445,7 +15445,7 @@
         </w:rPr>
         <w:t xml:space="preserve">. </w:t>
       </w:r>
-      <w:hyperlink w:history="1" r:id="rIdhmrqpwuevabvg6cozv1vw">
+      <w:hyperlink w:history="1" r:id="rIdvbmhsdv-urn6xmrmzsxgc">
         <w:r>
           <w:rPr>
             <w:rFonts w:ascii="Calibri" w:cs="Calibri" w:eastAsia="Calibri" w:hAnsi="Calibri"/>
@@ -15534,7 +15534,7 @@
         </w:rPr>
         <w:t xml:space="preserve">. </w:t>
       </w:r>
-      <w:hyperlink w:history="1" r:id="rIdy4_hw1e2qyvhqyejg6klo">
+      <w:hyperlink w:history="1" r:id="rIdghticfzmtlllbdf-qd4r0">
         <w:r>
           <w:rPr>
             <w:rFonts w:ascii="Calibri" w:cs="Calibri" w:eastAsia="Calibri" w:hAnsi="Calibri"/>
@@ -15708,7 +15708,7 @@
         </w:rPr>
         <w:t xml:space="preserve">. </w:t>
       </w:r>
-      <w:hyperlink w:history="1" r:id="rIdzxhzvmpyqtifpj339wnpo">
+      <w:hyperlink w:history="1" r:id="rIdgquwcwsu12vyr5njc3kw7">
         <w:r>
           <w:rPr>
             <w:rFonts w:ascii="Calibri" w:cs="Calibri" w:eastAsia="Calibri" w:hAnsi="Calibri"/>
@@ -15797,7 +15797,7 @@
         </w:rPr>
         <w:t xml:space="preserve">. </w:t>
       </w:r>
-      <w:hyperlink w:history="1" r:id="rIdejgx-e4qh3u-ynh0mib2t">
+      <w:hyperlink w:history="1" r:id="rIdbn_ce0-phdg4qtrkbqi71">
         <w:r>
           <w:rPr>
             <w:rFonts w:ascii="Calibri" w:cs="Calibri" w:eastAsia="Calibri" w:hAnsi="Calibri"/>
@@ -15886,7 +15886,7 @@
         </w:rPr>
         <w:t xml:space="preserve">. </w:t>
       </w:r>
-      <w:hyperlink w:history="1" r:id="rIdd_zsfgnqaot_ryn0qabse">
+      <w:hyperlink w:history="1" r:id="rIdnbfbvygvlltghfcgrin_9">
         <w:r>
           <w:rPr>
             <w:rFonts w:ascii="Calibri" w:cs="Calibri" w:eastAsia="Calibri" w:hAnsi="Calibri"/>
@@ -15991,7 +15991,7 @@
         </w:rPr>
         <w:t xml:space="preserve">. </w:t>
       </w:r>
-      <w:hyperlink w:history="1" r:id="rIdjhubs9ipbodz_8rgoqxbs">
+      <w:hyperlink w:history="1" r:id="rIdjcrwn1gszjaomecrkcvne">
         <w:r>
           <w:rPr>
             <w:rFonts w:ascii="Calibri" w:cs="Calibri" w:eastAsia="Calibri" w:hAnsi="Calibri"/>
@@ -16080,7 +16080,7 @@
         </w:rPr>
         <w:t xml:space="preserve">. </w:t>
       </w:r>
-      <w:hyperlink w:history="1" r:id="rId4rl3cfwl35mvho-xku4zh">
+      <w:hyperlink w:history="1" r:id="rIdpt4ki0ggwvb1egr9e8brz">
         <w:r>
           <w:rPr>
             <w:rFonts w:ascii="Calibri" w:cs="Calibri" w:eastAsia="Calibri" w:hAnsi="Calibri"/>
@@ -16169,7 +16169,7 @@
         </w:rPr>
         <w:t xml:space="preserve">. </w:t>
       </w:r>
-      <w:hyperlink w:history="1" r:id="rIdgj_ckg6izf-hcbeqs0rfm">
+      <w:hyperlink w:history="1" r:id="rId4cd6l-4zqmcpgutegsw_l">
         <w:r>
           <w:rPr>
             <w:rFonts w:ascii="Calibri" w:cs="Calibri" w:eastAsia="Calibri" w:hAnsi="Calibri"/>
@@ -16258,7 +16258,7 @@
         </w:rPr>
         <w:t xml:space="preserve">. </w:t>
       </w:r>
-      <w:hyperlink w:history="1" r:id="rIdhap9hikbks73hj33vr_vw">
+      <w:hyperlink w:history="1" r:id="rIdbjd4i64ibfuqlhewq3nu1">
         <w:r>
           <w:rPr>
             <w:rFonts w:ascii="Calibri" w:cs="Calibri" w:eastAsia="Calibri" w:hAnsi="Calibri"/>
@@ -16347,7 +16347,7 @@
         </w:rPr>
         <w:t xml:space="preserve">. </w:t>
       </w:r>
-      <w:hyperlink w:history="1" r:id="rId9oixkdl8elkcorjca28jz">
+      <w:hyperlink w:history="1" r:id="rIdvekfdd10grdyvgg0jybtm">
         <w:r>
           <w:rPr>
             <w:rFonts w:ascii="Calibri" w:cs="Calibri" w:eastAsia="Calibri" w:hAnsi="Calibri"/>
@@ -16436,7 +16436,7 @@
         </w:rPr>
         <w:t xml:space="preserve">. </w:t>
       </w:r>
-      <w:hyperlink w:history="1" r:id="rId29j7mksquxavsvtc-3lcv">
+      <w:hyperlink w:history="1" r:id="rIdvtacm5ik7hhgoppnleaqb">
         <w:r>
           <w:rPr>
             <w:rFonts w:ascii="Calibri" w:cs="Calibri" w:eastAsia="Calibri" w:hAnsi="Calibri"/>
@@ -16525,7 +16525,7 @@
         </w:rPr>
         <w:t xml:space="preserve">. </w:t>
       </w:r>
-      <w:hyperlink w:history="1" r:id="rIdlt8qy3mpxvn373svykcno">
+      <w:hyperlink w:history="1" r:id="rIdy1fg8jq01cans8q4apg-q">
         <w:r>
           <w:rPr>
             <w:rFonts w:ascii="Calibri" w:cs="Calibri" w:eastAsia="Calibri" w:hAnsi="Calibri"/>
@@ -16614,7 +16614,7 @@
         </w:rPr>
         <w:t xml:space="preserve">. </w:t>
       </w:r>
-      <w:hyperlink w:history="1" r:id="rIdhk6stqbqdm1x3-ujx8dig">
+      <w:hyperlink w:history="1" r:id="rIdj1opo6_ukik0o46cir4dw">
         <w:r>
           <w:rPr>
             <w:rFonts w:ascii="Calibri" w:cs="Calibri" w:eastAsia="Calibri" w:hAnsi="Calibri"/>
@@ -16703,7 +16703,7 @@
         </w:rPr>
         <w:t xml:space="preserve">. </w:t>
       </w:r>
-      <w:hyperlink w:history="1" r:id="rIdetk6qyddva_4eghqhgq28">
+      <w:hyperlink w:history="1" r:id="rId4ojlve16-bs8tamiut8is">
         <w:r>
           <w:rPr>
             <w:rFonts w:ascii="Calibri" w:cs="Calibri" w:eastAsia="Calibri" w:hAnsi="Calibri"/>
@@ -16792,7 +16792,7 @@
         </w:rPr>
         <w:t xml:space="preserve">. </w:t>
       </w:r>
-      <w:hyperlink w:history="1" r:id="rIdzksyd13udyquksghxf5ty">
+      <w:hyperlink w:history="1" r:id="rIdk7cnljk75u_xcjuq3vgq8">
         <w:r>
           <w:rPr>
             <w:rFonts w:ascii="Calibri" w:cs="Calibri" w:eastAsia="Calibri" w:hAnsi="Calibri"/>
@@ -16881,7 +16881,7 @@
         </w:rPr>
         <w:t xml:space="preserve">. </w:t>
       </w:r>
-      <w:hyperlink w:history="1" r:id="rIdcmask6dnhrmhidswhc3y0">
+      <w:hyperlink w:history="1" r:id="rId31ttm5fhua6otkmk1zxb2">
         <w:r>
           <w:rPr>
             <w:rFonts w:ascii="Calibri" w:cs="Calibri" w:eastAsia="Calibri" w:hAnsi="Calibri"/>
@@ -16970,7 +16970,7 @@
         </w:rPr>
         <w:t xml:space="preserve">. </w:t>
       </w:r>
-      <w:hyperlink w:history="1" r:id="rIdghrylrtxbml2vsauuav85">
+      <w:hyperlink w:history="1" r:id="rIdc_freciv_4gozeo3-hs0v">
         <w:r>
           <w:rPr>
             <w:rFonts w:ascii="Calibri" w:cs="Calibri" w:eastAsia="Calibri" w:hAnsi="Calibri"/>
@@ -17059,7 +17059,7 @@
         </w:rPr>
         <w:t xml:space="preserve">. </w:t>
       </w:r>
-      <w:hyperlink w:history="1" r:id="rIdax_ulr1ssbu8xplvrtc3v">
+      <w:hyperlink w:history="1" r:id="rIdtkmwt5nog24_7-7lnrvzn">
         <w:r>
           <w:rPr>
             <w:rFonts w:ascii="Calibri" w:cs="Calibri" w:eastAsia="Calibri" w:hAnsi="Calibri"/>
@@ -17148,7 +17148,7 @@
         </w:rPr>
         <w:t xml:space="preserve">. </w:t>
       </w:r>
-      <w:hyperlink w:history="1" r:id="rIdonmxj9uznqzuwxwbdvlrj">
+      <w:hyperlink w:history="1" r:id="rIdwijnd6diamqxadfrwcv0q">
         <w:r>
           <w:rPr>
             <w:rFonts w:ascii="Calibri" w:cs="Calibri" w:eastAsia="Calibri" w:hAnsi="Calibri"/>
@@ -17237,7 +17237,7 @@
         </w:rPr>
         <w:t xml:space="preserve">. </w:t>
       </w:r>
-      <w:hyperlink w:history="1" r:id="rId5mws8gpogmoeauofzzjcq">
+      <w:hyperlink w:history="1" r:id="rIdu6y8ou7azj0ickm7-8q38">
         <w:r>
           <w:rPr>
             <w:rFonts w:ascii="Calibri" w:cs="Calibri" w:eastAsia="Calibri" w:hAnsi="Calibri"/>
@@ -17326,7 +17326,7 @@
         </w:rPr>
         <w:t xml:space="preserve">. </w:t>
       </w:r>
-      <w:hyperlink w:history="1" r:id="rIdrf2jl6sajwjmk6fk4oeuq">
+      <w:hyperlink w:history="1" r:id="rIdhcju7__yy-n5j8k_8wtuu">
         <w:r>
           <w:rPr>
             <w:rFonts w:ascii="Calibri" w:cs="Calibri" w:eastAsia="Calibri" w:hAnsi="Calibri"/>
@@ -17415,7 +17415,7 @@
         </w:rPr>
         <w:t xml:space="preserve">. </w:t>
       </w:r>
-      <w:hyperlink w:history="1" r:id="rId6uuvfz_znrciebxla772i">
+      <w:hyperlink w:history="1" r:id="rIds3ih0rsxcglas8uspckjg">
         <w:r>
           <w:rPr>
             <w:rFonts w:ascii="Calibri" w:cs="Calibri" w:eastAsia="Calibri" w:hAnsi="Calibri"/>
@@ -17504,7 +17504,7 @@
         </w:rPr>
         <w:t xml:space="preserve">. </w:t>
       </w:r>
-      <w:hyperlink w:history="1" r:id="rId9luxdbysbqugtdjfi-9kt">
+      <w:hyperlink w:history="1" r:id="rIdq96zkglzxugvaqinrjlea">
         <w:r>
           <w:rPr>
             <w:rFonts w:ascii="Calibri" w:cs="Calibri" w:eastAsia="Calibri" w:hAnsi="Calibri"/>
@@ -17593,7 +17593,7 @@
         </w:rPr>
         <w:t xml:space="preserve">. </w:t>
       </w:r>
-      <w:hyperlink w:history="1" r:id="rId6u2huvrppdjjvfmdlphop">
+      <w:hyperlink w:history="1" r:id="rIdxtoo71at5_ogpk8e96iff">
         <w:r>
           <w:rPr>
             <w:rFonts w:ascii="Calibri" w:cs="Calibri" w:eastAsia="Calibri" w:hAnsi="Calibri"/>
@@ -17682,7 +17682,7 @@
         </w:rPr>
         <w:t xml:space="preserve">. </w:t>
       </w:r>
-      <w:hyperlink w:history="1" r:id="rId6crx-dsstp2gqjcbmzpdi">
+      <w:hyperlink w:history="1" r:id="rId8kdudhgyizsiepwwdxbdm">
         <w:r>
           <w:rPr>
             <w:rFonts w:ascii="Calibri" w:cs="Calibri" w:eastAsia="Calibri" w:hAnsi="Calibri"/>
@@ -17771,7 +17771,7 @@
         </w:rPr>
         <w:t xml:space="preserve">. </w:t>
       </w:r>
-      <w:hyperlink w:history="1" r:id="rIdl-cmzpriaysvj5n6u9fta">
+      <w:hyperlink w:history="1" r:id="rIdssja01_gijwktv35xztjw">
         <w:r>
           <w:rPr>
             <w:rFonts w:ascii="Calibri" w:cs="Calibri" w:eastAsia="Calibri" w:hAnsi="Calibri"/>
@@ -17860,7 +17860,7 @@
         </w:rPr>
         <w:t xml:space="preserve">. </w:t>
       </w:r>
-      <w:hyperlink w:history="1" r:id="rId8a9qd1lcldt7lipkq6kbm">
+      <w:hyperlink w:history="1" r:id="rIdrrjuipcovaw2ukdveinei">
         <w:r>
           <w:rPr>
             <w:rFonts w:ascii="Calibri" w:cs="Calibri" w:eastAsia="Calibri" w:hAnsi="Calibri"/>
@@ -17949,7 +17949,7 @@
         </w:rPr>
         <w:t xml:space="preserve">. </w:t>
       </w:r>
-      <w:hyperlink w:history="1" r:id="rIdu9me5_i3hg-kpdlnn1ph9">
+      <w:hyperlink w:history="1" r:id="rId647ul8cgsdrv07b-wxqai">
         <w:r>
           <w:rPr>
             <w:rFonts w:ascii="Calibri" w:cs="Calibri" w:eastAsia="Calibri" w:hAnsi="Calibri"/>
@@ -18038,7 +18038,7 @@
         </w:rPr>
         <w:t xml:space="preserve">. </w:t>
       </w:r>
-      <w:hyperlink w:history="1" r:id="rIdjfcswvuulgtcfd1wdiz61">
+      <w:hyperlink w:history="1" r:id="rIdupck59qof0100owzyp9xk">
         <w:r>
           <w:rPr>
             <w:rFonts w:ascii="Calibri" w:cs="Calibri" w:eastAsia="Calibri" w:hAnsi="Calibri"/>
@@ -18127,7 +18127,7 @@
         </w:rPr>
         <w:t xml:space="preserve">. </w:t>
       </w:r>
-      <w:hyperlink w:history="1" r:id="rId6fozbzzeezi9f7lgrlj9j">
+      <w:hyperlink w:history="1" r:id="rIdduwphpslw-qvrjxekv7rm">
         <w:r>
           <w:rPr>
             <w:rFonts w:ascii="Calibri" w:cs="Calibri" w:eastAsia="Calibri" w:hAnsi="Calibri"/>
@@ -18216,7 +18216,7 @@
         </w:rPr>
         <w:t xml:space="preserve">. </w:t>
       </w:r>
-      <w:hyperlink w:history="1" r:id="rIdnjf_itqlm7qrmtbmh-uby">
+      <w:hyperlink w:history="1" r:id="rIdicffgckwuqjnkzxnogjjm">
         <w:r>
           <w:rPr>
             <w:rFonts w:ascii="Calibri" w:cs="Calibri" w:eastAsia="Calibri" w:hAnsi="Calibri"/>
@@ -18305,7 +18305,7 @@
         </w:rPr>
         <w:t xml:space="preserve">. </w:t>
       </w:r>
-      <w:hyperlink w:history="1" r:id="rIdp5g65wbetb7ddo7vybs4u">
+      <w:hyperlink w:history="1" r:id="rIdqok2oyowqutuxlb7zritb">
         <w:r>
           <w:rPr>
             <w:rFonts w:ascii="Calibri" w:cs="Calibri" w:eastAsia="Calibri" w:hAnsi="Calibri"/>
@@ -18394,7 +18394,7 @@
         </w:rPr>
         <w:t xml:space="preserve">. </w:t>
       </w:r>
-      <w:hyperlink w:history="1" r:id="rIdnb_hbvpkyizux881vasgy">
+      <w:hyperlink w:history="1" r:id="rIdswojibb13ii2_gls4cp-r">
         <w:r>
           <w:rPr>
             <w:rFonts w:ascii="Calibri" w:cs="Calibri" w:eastAsia="Calibri" w:hAnsi="Calibri"/>
@@ -18483,7 +18483,7 @@
         </w:rPr>
         <w:t xml:space="preserve">. </w:t>
       </w:r>
-      <w:hyperlink w:history="1" r:id="rIdd4_k6fsgfwxz6ub6xx-md">
+      <w:hyperlink w:history="1" r:id="rIdlvn_zdmjuzvplusowomf7">
         <w:r>
           <w:rPr>
             <w:rFonts w:ascii="Calibri" w:cs="Calibri" w:eastAsia="Calibri" w:hAnsi="Calibri"/>
@@ -18572,7 +18572,7 @@
         </w:rPr>
         <w:t xml:space="preserve">. </w:t>
       </w:r>
-      <w:hyperlink w:history="1" r:id="rIddyq86xq5bv5djhtfbyr8t">
+      <w:hyperlink w:history="1" r:id="rIdv1_y98za2rlfw-r2qgxu1">
         <w:r>
           <w:rPr>
             <w:rFonts w:ascii="Calibri" w:cs="Calibri" w:eastAsia="Calibri" w:hAnsi="Calibri"/>
@@ -18661,7 +18661,7 @@
         </w:rPr>
         <w:t xml:space="preserve">. </w:t>
       </w:r>
-      <w:hyperlink w:history="1" r:id="rId7prybqfvezty5nfrffukh">
+      <w:hyperlink w:history="1" r:id="rIdul3ehme0wv1tw7eila0hx">
         <w:r>
           <w:rPr>
             <w:rFonts w:ascii="Calibri" w:cs="Calibri" w:eastAsia="Calibri" w:hAnsi="Calibri"/>
@@ -18750,7 +18750,7 @@
         </w:rPr>
         <w:t xml:space="preserve">. </w:t>
       </w:r>
-      <w:hyperlink w:history="1" r:id="rIdafj2jogxd69q3xhrxac9j">
+      <w:hyperlink w:history="1" r:id="rIdrvkux_rjfrj82vvqyljb-">
         <w:r>
           <w:rPr>
             <w:rFonts w:ascii="Calibri" w:cs="Calibri" w:eastAsia="Calibri" w:hAnsi="Calibri"/>
@@ -18839,7 +18839,7 @@
         </w:rPr>
         <w:t xml:space="preserve">. </w:t>
       </w:r>
-      <w:hyperlink w:history="1" r:id="rIdhk-dpswhfm1lwhxc1hcc4">
+      <w:hyperlink w:history="1" r:id="rIddykegfssuzr8r2gajfqwb">
         <w:r>
           <w:rPr>
             <w:rFonts w:ascii="Calibri" w:cs="Calibri" w:eastAsia="Calibri" w:hAnsi="Calibri"/>
@@ -18928,7 +18928,7 @@
         </w:rPr>
         <w:t xml:space="preserve">. </w:t>
       </w:r>
-      <w:hyperlink w:history="1" r:id="rIdj3jfstibqyqxd0fp6oov0">
+      <w:hyperlink w:history="1" r:id="rIdgse230g4obrgm2mpyxjy3">
         <w:r>
           <w:rPr>
             <w:rFonts w:ascii="Calibri" w:cs="Calibri" w:eastAsia="Calibri" w:hAnsi="Calibri"/>
@@ -19017,7 +19017,7 @@
         </w:rPr>
         <w:t xml:space="preserve">. </w:t>
       </w:r>
-      <w:hyperlink w:history="1" r:id="rIdzn9xikn9kuul4-8f9703x">
+      <w:hyperlink w:history="1" r:id="rIdreeacil8ixe-_z7hyw6i2">
         <w:r>
           <w:rPr>
             <w:rFonts w:ascii="Calibri" w:cs="Calibri" w:eastAsia="Calibri" w:hAnsi="Calibri"/>
@@ -19106,7 +19106,7 @@
         </w:rPr>
         <w:t xml:space="preserve">. </w:t>
       </w:r>
-      <w:hyperlink w:history="1" r:id="rIdk3slu5jwz6avu54tu_wxu">
+      <w:hyperlink w:history="1" r:id="rIddvmryumdnlump4lhrsgzp">
         <w:r>
           <w:rPr>
             <w:rFonts w:ascii="Calibri" w:cs="Calibri" w:eastAsia="Calibri" w:hAnsi="Calibri"/>
@@ -19195,7 +19195,7 @@
         </w:rPr>
         <w:t xml:space="preserve">. </w:t>
       </w:r>
-      <w:hyperlink w:history="1" r:id="rIdcrtwclisc7yfjsnzshdu4">
+      <w:hyperlink w:history="1" r:id="rId5r1rbrl7vqrm_3wkut9ap">
         <w:r>
           <w:rPr>
             <w:rFonts w:ascii="Calibri" w:cs="Calibri" w:eastAsia="Calibri" w:hAnsi="Calibri"/>
@@ -19284,7 +19284,7 @@
         </w:rPr>
         <w:t xml:space="preserve">. </w:t>
       </w:r>
-      <w:hyperlink w:history="1" r:id="rIdhe-zbk51y3krwdagffpog">
+      <w:hyperlink w:history="1" r:id="rId3vkcm7qzilx-rrzbx4lif">
         <w:r>
           <w:rPr>
             <w:rFonts w:ascii="Calibri" w:cs="Calibri" w:eastAsia="Calibri" w:hAnsi="Calibri"/>
@@ -19373,7 +19373,7 @@
         </w:rPr>
         <w:t xml:space="preserve">. </w:t>
       </w:r>
-      <w:hyperlink w:history="1" r:id="rIdf8mz1ipolx81pia8pvcdz">
+      <w:hyperlink w:history="1" r:id="rIdjek-e3manqm_6j4quojyt">
         <w:r>
           <w:rPr>
             <w:rFonts w:ascii="Calibri" w:cs="Calibri" w:eastAsia="Calibri" w:hAnsi="Calibri"/>
@@ -19462,7 +19462,7 @@
         </w:rPr>
         <w:t xml:space="preserve">. </w:t>
       </w:r>
-      <w:hyperlink w:history="1" r:id="rIdpnmhbw5myaa5g349e4wcy">
+      <w:hyperlink w:history="1" r:id="rIdnlq81us6dejasj9pg14ed">
         <w:r>
           <w:rPr>
             <w:rFonts w:ascii="Calibri" w:cs="Calibri" w:eastAsia="Calibri" w:hAnsi="Calibri"/>
@@ -19551,7 +19551,7 @@
         </w:rPr>
         <w:t xml:space="preserve">. </w:t>
       </w:r>
-      <w:hyperlink w:history="1" r:id="rIdh_myu7discnp0oi7jxys-">
+      <w:hyperlink w:history="1" r:id="rIdoux-folvaqn3zwiwl4fow">
         <w:r>
           <w:rPr>
             <w:rFonts w:ascii="Calibri" w:cs="Calibri" w:eastAsia="Calibri" w:hAnsi="Calibri"/>
@@ -19725,7 +19725,7 @@
         </w:rPr>
         <w:t xml:space="preserve">. </w:t>
       </w:r>
-      <w:hyperlink w:history="1" r:id="rIdimaoltdhbi9ufeeaxaqef">
+      <w:hyperlink w:history="1" r:id="rIdiat0iw--da-czgw6rfkwj">
         <w:r>
           <w:rPr>
             <w:rFonts w:ascii="Calibri" w:cs="Calibri" w:eastAsia="Calibri" w:hAnsi="Calibri"/>
@@ -19814,7 +19814,7 @@
         </w:rPr>
         <w:t xml:space="preserve">. </w:t>
       </w:r>
-      <w:hyperlink w:history="1" r:id="rId5bdhx01gcpthga7hwds14">
+      <w:hyperlink w:history="1" r:id="rId4a9pnednwncaxwxuybjus">
         <w:r>
           <w:rPr>
             <w:rFonts w:ascii="Calibri" w:cs="Calibri" w:eastAsia="Calibri" w:hAnsi="Calibri"/>
@@ -19903,7 +19903,7 @@
         </w:rPr>
         <w:t xml:space="preserve">. </w:t>
       </w:r>
-      <w:hyperlink w:history="1" r:id="rIdao3ynbcnblttmgljwbx2r">
+      <w:hyperlink w:history="1" r:id="rId9cqb2ghp_3y-g5geuipzu">
         <w:r>
           <w:rPr>
             <w:rFonts w:ascii="Calibri" w:cs="Calibri" w:eastAsia="Calibri" w:hAnsi="Calibri"/>
@@ -19992,7 +19992,7 @@
         </w:rPr>
         <w:t xml:space="preserve">. </w:t>
       </w:r>
-      <w:hyperlink w:history="1" r:id="rIdy-oz0hsexraohhnzbnry_">
+      <w:hyperlink w:history="1" r:id="rIda44csakxizixwo6gp9dir">
         <w:r>
           <w:rPr>
             <w:rFonts w:ascii="Calibri" w:cs="Calibri" w:eastAsia="Calibri" w:hAnsi="Calibri"/>
@@ -20081,7 +20081,7 @@
         </w:rPr>
         <w:t xml:space="preserve">. </w:t>
       </w:r>
-      <w:hyperlink w:history="1" r:id="rIditcllrxxelsraerg2fe6_">
+      <w:hyperlink w:history="1" r:id="rId7427blchphzr7sevcbfxf">
         <w:r>
           <w:rPr>
             <w:rFonts w:ascii="Calibri" w:cs="Calibri" w:eastAsia="Calibri" w:hAnsi="Calibri"/>
@@ -20170,7 +20170,7 @@
         </w:rPr>
         <w:t xml:space="preserve">. </w:t>
       </w:r>
-      <w:hyperlink w:history="1" r:id="rIde3h5cecw61vwavlztnjfq">
+      <w:hyperlink w:history="1" r:id="rIduc9mjnm609l7ni3lfwrok">
         <w:r>
           <w:rPr>
             <w:rFonts w:ascii="Calibri" w:cs="Calibri" w:eastAsia="Calibri" w:hAnsi="Calibri"/>
@@ -20259,7 +20259,7 @@
         </w:rPr>
         <w:t xml:space="preserve">. </w:t>
       </w:r>
-      <w:hyperlink w:history="1" r:id="rIdo9nsldnqllqspcfnk1ajt">
+      <w:hyperlink w:history="1" r:id="rIdut0gpijw_zw_ycjik-gmd">
         <w:r>
           <w:rPr>
             <w:rFonts w:ascii="Calibri" w:cs="Calibri" w:eastAsia="Calibri" w:hAnsi="Calibri"/>
@@ -20348,7 +20348,7 @@
         </w:rPr>
         <w:t xml:space="preserve">. </w:t>
       </w:r>
-      <w:hyperlink w:history="1" r:id="rId6thyqc0jrmi76f8bf1vp_">
+      <w:hyperlink w:history="1" r:id="rIdrwfpez6cuh-tvdlscigvl">
         <w:r>
           <w:rPr>
             <w:rFonts w:ascii="Calibri" w:cs="Calibri" w:eastAsia="Calibri" w:hAnsi="Calibri"/>
@@ -20437,7 +20437,7 @@
         </w:rPr>
         <w:t xml:space="preserve">. </w:t>
       </w:r>
-      <w:hyperlink w:history="1" r:id="rIdllrw0tujpd607dogejyge">
+      <w:hyperlink w:history="1" r:id="rId9qycpaxt-2ubjulc7xzyq">
         <w:r>
           <w:rPr>
             <w:rFonts w:ascii="Calibri" w:cs="Calibri" w:eastAsia="Calibri" w:hAnsi="Calibri"/>
@@ -20526,7 +20526,7 @@
         </w:rPr>
         <w:t xml:space="preserve">. </w:t>
       </w:r>
-      <w:hyperlink w:history="1" r:id="rIdwo2bqq1teepyioj4kdkrm">
+      <w:hyperlink w:history="1" r:id="rIdbjl2d2l4xfkywuepf569x">
         <w:r>
           <w:rPr>
             <w:rFonts w:ascii="Calibri" w:cs="Calibri" w:eastAsia="Calibri" w:hAnsi="Calibri"/>
@@ -20615,7 +20615,7 @@
         </w:rPr>
         <w:t xml:space="preserve">. </w:t>
       </w:r>
-      <w:hyperlink w:history="1" r:id="rIdrqb5hajr40cg6rformgjs">
+      <w:hyperlink w:history="1" r:id="rId-zoqjunzp1bwqxm_jzzdk">
         <w:r>
           <w:rPr>
             <w:rFonts w:ascii="Calibri" w:cs="Calibri" w:eastAsia="Calibri" w:hAnsi="Calibri"/>
@@ -20704,7 +20704,7 @@
         </w:rPr>
         <w:t xml:space="preserve">. </w:t>
       </w:r>
-      <w:hyperlink w:history="1" r:id="rIdjpngdcabqwqt2ucay_knq">
+      <w:hyperlink w:history="1" r:id="rIdgw1c74ir_2a6zmue7sek7">
         <w:r>
           <w:rPr>
             <w:rFonts w:ascii="Calibri" w:cs="Calibri" w:eastAsia="Calibri" w:hAnsi="Calibri"/>
@@ -20793,7 +20793,7 @@
         </w:rPr>
         <w:t xml:space="preserve">. </w:t>
       </w:r>
-      <w:hyperlink w:history="1" r:id="rIdsmvluwqlygdvfhrqzcu4-">
+      <w:hyperlink w:history="1" r:id="rId7bcgj162xxummkj2qfl29">
         <w:r>
           <w:rPr>
             <w:rFonts w:ascii="Calibri" w:cs="Calibri" w:eastAsia="Calibri" w:hAnsi="Calibri"/>
@@ -20882,7 +20882,7 @@
         </w:rPr>
         <w:t xml:space="preserve">. </w:t>
       </w:r>
-      <w:hyperlink w:history="1" r:id="rIdvy8sge4pmduyxtleti0jc">
+      <w:hyperlink w:history="1" r:id="rIdh5os4gv9bhxpmumjxsvks">
         <w:r>
           <w:rPr>
             <w:rFonts w:ascii="Calibri" w:cs="Calibri" w:eastAsia="Calibri" w:hAnsi="Calibri"/>
@@ -20987,7 +20987,7 @@
         </w:rPr>
         <w:t xml:space="preserve">. </w:t>
       </w:r>
-      <w:hyperlink w:history="1" r:id="rIdvwr77ve1zzo4lyb8zf98j">
+      <w:hyperlink w:history="1" r:id="rIdfxi1il3xgawum50nsawxa">
         <w:r>
           <w:rPr>
             <w:rFonts w:ascii="Calibri" w:cs="Calibri" w:eastAsia="Calibri" w:hAnsi="Calibri"/>
@@ -21076,7 +21076,7 @@
         </w:rPr>
         <w:t xml:space="preserve">. </w:t>
       </w:r>
-      <w:hyperlink w:history="1" r:id="rIdgvbtlywexwevfgc2dihhl">
+      <w:hyperlink w:history="1" r:id="rIddl28lg3uvceqnoasg2dpg">
         <w:r>
           <w:rPr>
             <w:rFonts w:ascii="Calibri" w:cs="Calibri" w:eastAsia="Calibri" w:hAnsi="Calibri"/>

--- a/Shahriarirad_Reza_CV.docx
+++ b/Shahriarirad_Reza_CV.docx
@@ -65,7 +65,7 @@
       <w:pPr>
         <w:spacing w:after="80"/>
       </w:pPr>
-      <w:hyperlink w:history="1" r:id="rId6rvhhhuwdxez2wnye7gui">
+      <w:hyperlink w:history="1" r:id="rIdgyifgp4zsid-w5p-_45mw">
         <w:r>
           <w:rPr>
             <w:rFonts w:ascii="Calibri" w:cs="Calibri" w:eastAsia="Calibri" w:hAnsi="Calibri"/>
@@ -86,7 +86,7 @@
         </w:rPr>
         <w:t xml:space="preserve"> | </w:t>
       </w:r>
-      <w:hyperlink w:history="1" r:id="rIdngxzvyvjnficcmyq1qkk5">
+      <w:hyperlink w:history="1" r:id="rIdx5pnsni42t4vedbjdxb98">
         <w:r>
           <w:rPr>
             <w:rFonts w:ascii="Calibri" w:cs="Calibri" w:eastAsia="Calibri" w:hAnsi="Calibri"/>
@@ -107,7 +107,7 @@
         </w:rPr>
         <w:t xml:space="preserve"> | </w:t>
       </w:r>
-      <w:hyperlink w:history="1" r:id="rIdt5faogostbo3jrsmuxy1q">
+      <w:hyperlink w:history="1" r:id="rIdbj1srjbufawui-sjmxdwz">
         <w:r>
           <w:rPr>
             <w:rFonts w:ascii="Calibri" w:cs="Calibri" w:eastAsia="Calibri" w:hAnsi="Calibri"/>
@@ -128,7 +128,7 @@
         </w:rPr>
         <w:t xml:space="preserve"> | </w:t>
       </w:r>
-      <w:hyperlink w:history="1" r:id="rIdi0vvnm42idrylezp4abu9">
+      <w:hyperlink w:history="1" r:id="rIdhrjrh7smxtnzuvapby0hc">
         <w:r>
           <w:rPr>
             <w:rFonts w:ascii="Calibri" w:cs="Calibri" w:eastAsia="Calibri" w:hAnsi="Calibri"/>
@@ -149,7 +149,7 @@
         </w:rPr>
         <w:t xml:space="preserve"> | </w:t>
       </w:r>
-      <w:hyperlink w:history="1" r:id="rIdafswby31ob4o9gfgyonla">
+      <w:hyperlink w:history="1" r:id="rIdxdmcjzftuypndat1sqttu">
         <w:r>
           <w:rPr>
             <w:rFonts w:ascii="Calibri" w:cs="Calibri" w:eastAsia="Calibri" w:hAnsi="Calibri"/>
@@ -170,7 +170,7 @@
         </w:rPr>
         <w:t xml:space="preserve"> | </w:t>
       </w:r>
-      <w:hyperlink w:history="1" r:id="rIdmw3xr-fjwahpasnq-l-6c">
+      <w:hyperlink w:history="1" r:id="rIdp1toetq9wbkeaka15dncg">
         <w:r>
           <w:rPr>
             <w:rFonts w:ascii="Calibri" w:cs="Calibri" w:eastAsia="Calibri" w:hAnsi="Calibri"/>
@@ -191,7 +191,7 @@
         </w:rPr>
         <w:t xml:space="preserve"> | </w:t>
       </w:r>
-      <w:hyperlink w:history="1" r:id="rIdp5byxp5z4lgxz6p2hmyji">
+      <w:hyperlink w:history="1" r:id="rId2fkcc8nq-tsilhajmnt15">
         <w:r>
           <w:rPr>
             <w:rFonts w:ascii="Calibri" w:cs="Calibri" w:eastAsia="Calibri" w:hAnsi="Calibri"/>
@@ -483,7 +483,7 @@
                 <w:sz w:val="20"/>
                 <w:szCs w:val="20"/>
               </w:rPr>
-              <w:t xml:space="preserve">March 30, 2026</w:t>
+              <w:t xml:space="preserve">April 2, 2026</w:t>
             </w:r>
           </w:p>
         </w:tc>
@@ -603,7 +603,7 @@
                 <w:sz w:val="20"/>
                 <w:szCs w:val="20"/>
               </w:rPr>
-              <w:t xml:space="preserve">3248</w:t>
+              <w:t xml:space="preserve">3319</w:t>
             </w:r>
           </w:p>
         </w:tc>
@@ -1386,7 +1386,7 @@
             </w:tcMar>
           </w:tcPr>
           <w:p>
-            <w:hyperlink w:history="1" r:id="rIdjicy0nawb5un4fjewek-h">
+            <w:hyperlink w:history="1" r:id="rIdai8qxt6-5prrnhoplbqmp">
               <w:r>
                 <w:rPr>
                   <w:rFonts w:ascii="Calibri" w:cs="Calibri" w:eastAsia="Calibri" w:hAnsi="Calibri"/>
@@ -2341,7 +2341,7 @@
             </w:tcMar>
           </w:tcPr>
           <w:p>
-            <w:hyperlink w:history="1" r:id="rId5pzvfhcxcc5mheabtrlww">
+            <w:hyperlink w:history="1" r:id="rIdyjs-d2fon0yrd5njxc1q3">
               <w:r>
                 <w:rPr>
                   <w:rFonts w:ascii="Calibri" w:cs="Calibri" w:eastAsia="Calibri" w:hAnsi="Calibri"/>
@@ -2352,7 +2352,7 @@
                   <w:szCs w:val="20"/>
                   <w:u w:val="single"/>
                 </w:rPr>
-                <w:t xml:space="preserve">3248</w:t>
+                <w:t xml:space="preserve">3319</w:t>
               </w:r>
             </w:hyperlink>
           </w:p>
@@ -2900,7 +2900,7 @@
         </w:rPr>
         <w:t xml:space="preserve">Full list: </w:t>
       </w:r>
-      <w:hyperlink w:history="1" r:id="rIdabkpbzs8b6itxr-kmbeyj">
+      <w:hyperlink w:history="1" r:id="rIdjdgsphenh0b9ruf5ouhuk">
         <w:r>
           <w:rPr>
             <w:rFonts w:ascii="Calibri" w:cs="Calibri" w:eastAsia="Calibri" w:hAnsi="Calibri"/>
@@ -2981,7 +2981,7 @@
         </w:rPr>
         <w:t xml:space="preserve">• </w:t>
       </w:r>
-      <w:hyperlink w:history="1" r:id="rIdatuyxcgpgxx2v3nttndrm">
+      <w:hyperlink w:history="1" r:id="rIdzl4nop2ox7wiq05wfpxlq">
         <w:r>
           <w:rPr>
             <w:rFonts w:ascii="Calibri" w:cs="Calibri" w:eastAsia="Calibri" w:hAnsi="Calibri"/>
@@ -3105,7 +3105,7 @@
         </w:rPr>
         <w:t xml:space="preserve">Full list: </w:t>
       </w:r>
-      <w:hyperlink w:history="1" r:id="rIdxn65pqulbq4lmtyu_t0ry">
+      <w:hyperlink w:history="1" r:id="rIdqbo0pmpuixvqxwfd5rjlr">
         <w:r>
           <w:rPr>
             <w:rFonts w:ascii="Calibri" w:cs="Calibri" w:eastAsia="Calibri" w:hAnsi="Calibri"/>
@@ -4053,7 +4053,7 @@
         </w:rPr>
         <w:t xml:space="preserve">. </w:t>
       </w:r>
-      <w:hyperlink w:history="1" r:id="rIdmxpte-z8kkqrqf87xw9qx">
+      <w:hyperlink w:history="1" r:id="rIda3ka409e2vkuhodj8-fx2">
         <w:r>
           <w:rPr>
             <w:rFonts w:ascii="Calibri" w:cs="Calibri" w:eastAsia="Calibri" w:hAnsi="Calibri"/>
@@ -4142,7 +4142,7 @@
         </w:rPr>
         <w:t xml:space="preserve">. </w:t>
       </w:r>
-      <w:hyperlink w:history="1" r:id="rId3hrfrgsn55f-ss3bxorxk">
+      <w:hyperlink w:history="1" r:id="rId8y_uamgmp5zxwovsniawv">
         <w:r>
           <w:rPr>
             <w:rFonts w:ascii="Calibri" w:cs="Calibri" w:eastAsia="Calibri" w:hAnsi="Calibri"/>
@@ -4231,7 +4231,7 @@
         </w:rPr>
         <w:t xml:space="preserve">. </w:t>
       </w:r>
-      <w:hyperlink w:history="1" r:id="rIdvzbbqd9-pb8emdyg_-kid">
+      <w:hyperlink w:history="1" r:id="rIdnisyndiuchbe5vl0auj4k">
         <w:r>
           <w:rPr>
             <w:rFonts w:ascii="Calibri" w:cs="Calibri" w:eastAsia="Calibri" w:hAnsi="Calibri"/>
@@ -4320,7 +4320,7 @@
         </w:rPr>
         <w:t xml:space="preserve">. </w:t>
       </w:r>
-      <w:hyperlink w:history="1" r:id="rIds-rqce8yxekyqqyydxuay">
+      <w:hyperlink w:history="1" r:id="rIdfvkqiqyuqsqgy2j-rgsyq">
         <w:r>
           <w:rPr>
             <w:rFonts w:ascii="Calibri" w:cs="Calibri" w:eastAsia="Calibri" w:hAnsi="Calibri"/>
@@ -4409,7 +4409,7 @@
         </w:rPr>
         <w:t xml:space="preserve">. </w:t>
       </w:r>
-      <w:hyperlink w:history="1" r:id="rIdfct8nyxpjh-_qvlqqsqlc">
+      <w:hyperlink w:history="1" r:id="rIdmzmjxfxgcliwiotgtywal">
         <w:r>
           <w:rPr>
             <w:rFonts w:ascii="Calibri" w:cs="Calibri" w:eastAsia="Calibri" w:hAnsi="Calibri"/>
@@ -4498,7 +4498,7 @@
         </w:rPr>
         <w:t xml:space="preserve">. </w:t>
       </w:r>
-      <w:hyperlink w:history="1" r:id="rIdwlkpm9rmdqdsg9iuto10e">
+      <w:hyperlink w:history="1" r:id="rIdlkzckqgbvbiaddzyhuqqs">
         <w:r>
           <w:rPr>
             <w:rFonts w:ascii="Calibri" w:cs="Calibri" w:eastAsia="Calibri" w:hAnsi="Calibri"/>
@@ -4587,7 +4587,7 @@
         </w:rPr>
         <w:t xml:space="preserve">. </w:t>
       </w:r>
-      <w:hyperlink w:history="1" r:id="rIduam8r2p0anaeda0gqo1wh">
+      <w:hyperlink w:history="1" r:id="rIduir7_naa-7fhcuq0msyrz">
         <w:r>
           <w:rPr>
             <w:rFonts w:ascii="Calibri" w:cs="Calibri" w:eastAsia="Calibri" w:hAnsi="Calibri"/>
@@ -4676,7 +4676,7 @@
         </w:rPr>
         <w:t xml:space="preserve">. </w:t>
       </w:r>
-      <w:hyperlink w:history="1" r:id="rIdbplegneoioycjhfwrsktm">
+      <w:hyperlink w:history="1" r:id="rIdwfoqzcmndqlbrzhumff8b">
         <w:r>
           <w:rPr>
             <w:rFonts w:ascii="Calibri" w:cs="Calibri" w:eastAsia="Calibri" w:hAnsi="Calibri"/>
@@ -4765,7 +4765,7 @@
         </w:rPr>
         <w:t xml:space="preserve">. </w:t>
       </w:r>
-      <w:hyperlink w:history="1" r:id="rIdne4zt7rqirahm_7he4c6w">
+      <w:hyperlink w:history="1" r:id="rIdrwfu2s3al3pyrasbnnw_p">
         <w:r>
           <w:rPr>
             <w:rFonts w:ascii="Calibri" w:cs="Calibri" w:eastAsia="Calibri" w:hAnsi="Calibri"/>
@@ -4854,7 +4854,7 @@
         </w:rPr>
         <w:t xml:space="preserve">. </w:t>
       </w:r>
-      <w:hyperlink w:history="1" r:id="rIdkal0cdtdf2utizmniiivo">
+      <w:hyperlink w:history="1" r:id="rIdfr5ltmquo2fhvrcw42rq5">
         <w:r>
           <w:rPr>
             <w:rFonts w:ascii="Calibri" w:cs="Calibri" w:eastAsia="Calibri" w:hAnsi="Calibri"/>
@@ -4943,7 +4943,7 @@
         </w:rPr>
         <w:t xml:space="preserve">. </w:t>
       </w:r>
-      <w:hyperlink w:history="1" r:id="rIdbijqmjvaan0mo9mbz6p-_">
+      <w:hyperlink w:history="1" r:id="rIdab_qoj1dhv9lrrq7cpiwb">
         <w:r>
           <w:rPr>
             <w:rFonts w:ascii="Calibri" w:cs="Calibri" w:eastAsia="Calibri" w:hAnsi="Calibri"/>
@@ -5032,7 +5032,7 @@
         </w:rPr>
         <w:t xml:space="preserve">. </w:t>
       </w:r>
-      <w:hyperlink w:history="1" r:id="rIdxwbhxxb1g33qpsyjmemtf">
+      <w:hyperlink w:history="1" r:id="rIdkhbpsdot4ztgkhvmahgf6">
         <w:r>
           <w:rPr>
             <w:rFonts w:ascii="Calibri" w:cs="Calibri" w:eastAsia="Calibri" w:hAnsi="Calibri"/>
@@ -5121,7 +5121,7 @@
         </w:rPr>
         <w:t xml:space="preserve">. </w:t>
       </w:r>
-      <w:hyperlink w:history="1" r:id="rIdekjfe6umgha18ll7z2sjs">
+      <w:hyperlink w:history="1" r:id="rIdsne18aq1qmpgf1j4u2kkp">
         <w:r>
           <w:rPr>
             <w:rFonts w:ascii="Calibri" w:cs="Calibri" w:eastAsia="Calibri" w:hAnsi="Calibri"/>
@@ -5210,7 +5210,7 @@
         </w:rPr>
         <w:t xml:space="preserve">. </w:t>
       </w:r>
-      <w:hyperlink w:history="1" r:id="rIdaep7cw65ypcxrhuypjspo">
+      <w:hyperlink w:history="1" r:id="rIdcratqvrmzrgunm51rrbf6">
         <w:r>
           <w:rPr>
             <w:rFonts w:ascii="Calibri" w:cs="Calibri" w:eastAsia="Calibri" w:hAnsi="Calibri"/>
@@ -5299,7 +5299,7 @@
         </w:rPr>
         <w:t xml:space="preserve">. </w:t>
       </w:r>
-      <w:hyperlink w:history="1" r:id="rIddc7l55m-gmszekm3muxbd">
+      <w:hyperlink w:history="1" r:id="rIdwywcthuycds88hzsvnsju">
         <w:r>
           <w:rPr>
             <w:rFonts w:ascii="Calibri" w:cs="Calibri" w:eastAsia="Calibri" w:hAnsi="Calibri"/>
@@ -5388,7 +5388,7 @@
         </w:rPr>
         <w:t xml:space="preserve">. </w:t>
       </w:r>
-      <w:hyperlink w:history="1" r:id="rIdrznd2ehcvuy8w4gv9vydf">
+      <w:hyperlink w:history="1" r:id="rIdjckyot3w6hfds9onix2sa">
         <w:r>
           <w:rPr>
             <w:rFonts w:ascii="Calibri" w:cs="Calibri" w:eastAsia="Calibri" w:hAnsi="Calibri"/>
@@ -5477,7 +5477,7 @@
         </w:rPr>
         <w:t xml:space="preserve">. </w:t>
       </w:r>
-      <w:hyperlink w:history="1" r:id="rIdngya2zllors9rpgrz66v5">
+      <w:hyperlink w:history="1" r:id="rIdxqnfrgocatqjsltjal1pq">
         <w:r>
           <w:rPr>
             <w:rFonts w:ascii="Calibri" w:cs="Calibri" w:eastAsia="Calibri" w:hAnsi="Calibri"/>
@@ -5566,7 +5566,7 @@
         </w:rPr>
         <w:t xml:space="preserve">. </w:t>
       </w:r>
-      <w:hyperlink w:history="1" r:id="rIdaabtj-tzdv_nrquonn_sk">
+      <w:hyperlink w:history="1" r:id="rIdupiesxmcxcgmvsafk9h5j">
         <w:r>
           <w:rPr>
             <w:rFonts w:ascii="Calibri" w:cs="Calibri" w:eastAsia="Calibri" w:hAnsi="Calibri"/>
@@ -5655,7 +5655,7 @@
         </w:rPr>
         <w:t xml:space="preserve">. </w:t>
       </w:r>
-      <w:hyperlink w:history="1" r:id="rId7sosc3ccottqyntzpaa0a">
+      <w:hyperlink w:history="1" r:id="rIdr0_dwgvahromz_dsk-k8a">
         <w:r>
           <w:rPr>
             <w:rFonts w:ascii="Calibri" w:cs="Calibri" w:eastAsia="Calibri" w:hAnsi="Calibri"/>
@@ -5744,7 +5744,7 @@
         </w:rPr>
         <w:t xml:space="preserve">. </w:t>
       </w:r>
-      <w:hyperlink w:history="1" r:id="rIdpu4padfj5lhgboqwtuxiu">
+      <w:hyperlink w:history="1" r:id="rIdzlsk8cyynzqxted3oo2z0">
         <w:r>
           <w:rPr>
             <w:rFonts w:ascii="Calibri" w:cs="Calibri" w:eastAsia="Calibri" w:hAnsi="Calibri"/>
@@ -5833,7 +5833,7 @@
         </w:rPr>
         <w:t xml:space="preserve">. </w:t>
       </w:r>
-      <w:hyperlink w:history="1" r:id="rIdotr2a0defozlijz__iait">
+      <w:hyperlink w:history="1" r:id="rIdiye1w7que19cex54xvi65">
         <w:r>
           <w:rPr>
             <w:rFonts w:ascii="Calibri" w:cs="Calibri" w:eastAsia="Calibri" w:hAnsi="Calibri"/>
@@ -5922,7 +5922,7 @@
         </w:rPr>
         <w:t xml:space="preserve">. </w:t>
       </w:r>
-      <w:hyperlink w:history="1" r:id="rId-71xjewx5xyvi0oyzgxcd">
+      <w:hyperlink w:history="1" r:id="rIdm94efovqtudmszj4kymqk">
         <w:r>
           <w:rPr>
             <w:rFonts w:ascii="Calibri" w:cs="Calibri" w:eastAsia="Calibri" w:hAnsi="Calibri"/>
@@ -6011,7 +6011,7 @@
         </w:rPr>
         <w:t xml:space="preserve">. </w:t>
       </w:r>
-      <w:hyperlink w:history="1" r:id="rIdisrhd6w7o2wc9fmv1g_5-">
+      <w:hyperlink w:history="1" r:id="rIdkrkq8b-w5od0jmdsitall">
         <w:r>
           <w:rPr>
             <w:rFonts w:ascii="Calibri" w:cs="Calibri" w:eastAsia="Calibri" w:hAnsi="Calibri"/>
@@ -6100,7 +6100,7 @@
         </w:rPr>
         <w:t xml:space="preserve">. </w:t>
       </w:r>
-      <w:hyperlink w:history="1" r:id="rIdhtosm3bdizacxjwsvsyit">
+      <w:hyperlink w:history="1" r:id="rIdhixsculy1ntcxzg6jpdeo">
         <w:r>
           <w:rPr>
             <w:rFonts w:ascii="Calibri" w:cs="Calibri" w:eastAsia="Calibri" w:hAnsi="Calibri"/>
@@ -6189,7 +6189,7 @@
         </w:rPr>
         <w:t xml:space="preserve">. </w:t>
       </w:r>
-      <w:hyperlink w:history="1" r:id="rIdnay40fdobp8fqyv_pdgqp">
+      <w:hyperlink w:history="1" r:id="rIdyf-3utodflf3znkuxtcyw">
         <w:r>
           <w:rPr>
             <w:rFonts w:ascii="Calibri" w:cs="Calibri" w:eastAsia="Calibri" w:hAnsi="Calibri"/>
@@ -6278,7 +6278,7 @@
         </w:rPr>
         <w:t xml:space="preserve">. </w:t>
       </w:r>
-      <w:hyperlink w:history="1" r:id="rIdj2l8k4hy6unwpuxit2yx9">
+      <w:hyperlink w:history="1" r:id="rId1eelyuuycrtl61uosfee5">
         <w:r>
           <w:rPr>
             <w:rFonts w:ascii="Calibri" w:cs="Calibri" w:eastAsia="Calibri" w:hAnsi="Calibri"/>
@@ -6367,7 +6367,7 @@
         </w:rPr>
         <w:t xml:space="preserve">. </w:t>
       </w:r>
-      <w:hyperlink w:history="1" r:id="rId0qrvqa8dzxehmiiwwmr_l">
+      <w:hyperlink w:history="1" r:id="rIdtrobw4fziyly6pzw1yyt-">
         <w:r>
           <w:rPr>
             <w:rFonts w:ascii="Calibri" w:cs="Calibri" w:eastAsia="Calibri" w:hAnsi="Calibri"/>
@@ -6456,7 +6456,7 @@
         </w:rPr>
         <w:t xml:space="preserve">. </w:t>
       </w:r>
-      <w:hyperlink w:history="1" r:id="rIdenteaxzr3anw1knotczzk">
+      <w:hyperlink w:history="1" r:id="rId7tghskabqfbmqahb5xle8">
         <w:r>
           <w:rPr>
             <w:rFonts w:ascii="Calibri" w:cs="Calibri" w:eastAsia="Calibri" w:hAnsi="Calibri"/>
@@ -6545,7 +6545,7 @@
         </w:rPr>
         <w:t xml:space="preserve">. </w:t>
       </w:r>
-      <w:hyperlink w:history="1" r:id="rIdopcrk5qufqxdi4cbugnyl">
+      <w:hyperlink w:history="1" r:id="rId_wnxvmq2lyobab_sgghhg">
         <w:r>
           <w:rPr>
             <w:rFonts w:ascii="Calibri" w:cs="Calibri" w:eastAsia="Calibri" w:hAnsi="Calibri"/>
@@ -6634,7 +6634,7 @@
         </w:rPr>
         <w:t xml:space="preserve">. </w:t>
       </w:r>
-      <w:hyperlink w:history="1" r:id="rIdadvbi_pmylkspnc0fyms-">
+      <w:hyperlink w:history="1" r:id="rIdn7b0ekyk4hxysaqecqol6">
         <w:r>
           <w:rPr>
             <w:rFonts w:ascii="Calibri" w:cs="Calibri" w:eastAsia="Calibri" w:hAnsi="Calibri"/>
@@ -6723,7 +6723,7 @@
         </w:rPr>
         <w:t xml:space="preserve">. </w:t>
       </w:r>
-      <w:hyperlink w:history="1" r:id="rIdpow8fwshkf7nmwi1tjrte">
+      <w:hyperlink w:history="1" r:id="rIdm67wruz77pyxvtr7sbg26">
         <w:r>
           <w:rPr>
             <w:rFonts w:ascii="Calibri" w:cs="Calibri" w:eastAsia="Calibri" w:hAnsi="Calibri"/>
@@ -6812,7 +6812,7 @@
         </w:rPr>
         <w:t xml:space="preserve">. </w:t>
       </w:r>
-      <w:hyperlink w:history="1" r:id="rId6wvres9ph0ti14y6vh-3b">
+      <w:hyperlink w:history="1" r:id="rIdpggpkg1g-vqw0cr_ctkf2">
         <w:r>
           <w:rPr>
             <w:rFonts w:ascii="Calibri" w:cs="Calibri" w:eastAsia="Calibri" w:hAnsi="Calibri"/>
@@ -6901,7 +6901,7 @@
         </w:rPr>
         <w:t xml:space="preserve">. </w:t>
       </w:r>
-      <w:hyperlink w:history="1" r:id="rIdbdzqzpvmgs1l4_gz2crck">
+      <w:hyperlink w:history="1" r:id="rIdswsglexbw1gydlv6coqwr">
         <w:r>
           <w:rPr>
             <w:rFonts w:ascii="Calibri" w:cs="Calibri" w:eastAsia="Calibri" w:hAnsi="Calibri"/>
@@ -6990,7 +6990,7 @@
         </w:rPr>
         <w:t xml:space="preserve">. </w:t>
       </w:r>
-      <w:hyperlink w:history="1" r:id="rIddjnwluk-eewosjnmkeai1">
+      <w:hyperlink w:history="1" r:id="rIdygqujde056otcft3cqria">
         <w:r>
           <w:rPr>
             <w:rFonts w:ascii="Calibri" w:cs="Calibri" w:eastAsia="Calibri" w:hAnsi="Calibri"/>
@@ -7079,7 +7079,7 @@
         </w:rPr>
         <w:t xml:space="preserve">. </w:t>
       </w:r>
-      <w:hyperlink w:history="1" r:id="rIdd0nd8x3awrbbd8vqx-2ma">
+      <w:hyperlink w:history="1" r:id="rIdyvxtqpnx-je9ng86jltbu">
         <w:r>
           <w:rPr>
             <w:rFonts w:ascii="Calibri" w:cs="Calibri" w:eastAsia="Calibri" w:hAnsi="Calibri"/>
@@ -7168,7 +7168,7 @@
         </w:rPr>
         <w:t xml:space="preserve">. </w:t>
       </w:r>
-      <w:hyperlink w:history="1" r:id="rId0sdokxjt9ufvo-shn-uru">
+      <w:hyperlink w:history="1" r:id="rIdpa6t3ayrqjb-wx9-rbved">
         <w:r>
           <w:rPr>
             <w:rFonts w:ascii="Calibri" w:cs="Calibri" w:eastAsia="Calibri" w:hAnsi="Calibri"/>
@@ -7257,7 +7257,7 @@
         </w:rPr>
         <w:t xml:space="preserve">. </w:t>
       </w:r>
-      <w:hyperlink w:history="1" r:id="rId-8gcbrzwwdubucal8ifnx">
+      <w:hyperlink w:history="1" r:id="rIdfjp6arsxojkisf79tqori">
         <w:r>
           <w:rPr>
             <w:rFonts w:ascii="Calibri" w:cs="Calibri" w:eastAsia="Calibri" w:hAnsi="Calibri"/>
@@ -7346,7 +7346,7 @@
         </w:rPr>
         <w:t xml:space="preserve">. </w:t>
       </w:r>
-      <w:hyperlink w:history="1" r:id="rId1fv4hvmupwcqsehbmsv3-">
+      <w:hyperlink w:history="1" r:id="rIdjgnlv4nv-bmbhfqgecq_b">
         <w:r>
           <w:rPr>
             <w:rFonts w:ascii="Calibri" w:cs="Calibri" w:eastAsia="Calibri" w:hAnsi="Calibri"/>
@@ -7435,7 +7435,7 @@
         </w:rPr>
         <w:t xml:space="preserve">. </w:t>
       </w:r>
-      <w:hyperlink w:history="1" r:id="rIdeatlukxj7j_tgesz_0wf5">
+      <w:hyperlink w:history="1" r:id="rIdchtiust0bcdd_impm56bh">
         <w:r>
           <w:rPr>
             <w:rFonts w:ascii="Calibri" w:cs="Calibri" w:eastAsia="Calibri" w:hAnsi="Calibri"/>
@@ -7524,7 +7524,7 @@
         </w:rPr>
         <w:t xml:space="preserve">. </w:t>
       </w:r>
-      <w:hyperlink w:history="1" r:id="rIdm8xpi-u04d7_k_ottsgdm">
+      <w:hyperlink w:history="1" r:id="rIdnfwual4sdzwa46xzvdcli">
         <w:r>
           <w:rPr>
             <w:rFonts w:ascii="Calibri" w:cs="Calibri" w:eastAsia="Calibri" w:hAnsi="Calibri"/>
@@ -7613,7 +7613,7 @@
         </w:rPr>
         <w:t xml:space="preserve">. </w:t>
       </w:r>
-      <w:hyperlink w:history="1" r:id="rIdocs1hrpmjuche29b1xmt1">
+      <w:hyperlink w:history="1" r:id="rId7o-4t5kh0ghar6gaudzbr">
         <w:r>
           <w:rPr>
             <w:rFonts w:ascii="Calibri" w:cs="Calibri" w:eastAsia="Calibri" w:hAnsi="Calibri"/>
@@ -7702,7 +7702,7 @@
         </w:rPr>
         <w:t xml:space="preserve">. </w:t>
       </w:r>
-      <w:hyperlink w:history="1" r:id="rIddfln4pc3kprlk3_ks7m1i">
+      <w:hyperlink w:history="1" r:id="rIdersx_gqjn2ryza3eds3k7">
         <w:r>
           <w:rPr>
             <w:rFonts w:ascii="Calibri" w:cs="Calibri" w:eastAsia="Calibri" w:hAnsi="Calibri"/>
@@ -7791,7 +7791,7 @@
         </w:rPr>
         <w:t xml:space="preserve">. </w:t>
       </w:r>
-      <w:hyperlink w:history="1" r:id="rIda2k4kajiqmxmyikbkc90-">
+      <w:hyperlink w:history="1" r:id="rId0sc3j09lazdbjbk6m7gub">
         <w:r>
           <w:rPr>
             <w:rFonts w:ascii="Calibri" w:cs="Calibri" w:eastAsia="Calibri" w:hAnsi="Calibri"/>
@@ -7880,7 +7880,7 @@
         </w:rPr>
         <w:t xml:space="preserve">. </w:t>
       </w:r>
-      <w:hyperlink w:history="1" r:id="rIdiupvsh4u4jjcnsmk6qdty">
+      <w:hyperlink w:history="1" r:id="rIddgrp0jpc38ruymmjxdtne">
         <w:r>
           <w:rPr>
             <w:rFonts w:ascii="Calibri" w:cs="Calibri" w:eastAsia="Calibri" w:hAnsi="Calibri"/>
@@ -7969,7 +7969,7 @@
         </w:rPr>
         <w:t xml:space="preserve">. </w:t>
       </w:r>
-      <w:hyperlink w:history="1" r:id="rIdmiowvjuvx7gdl8zpupzwx">
+      <w:hyperlink w:history="1" r:id="rIdk-qjgs5ruhfyqabdlp9kz">
         <w:r>
           <w:rPr>
             <w:rFonts w:ascii="Calibri" w:cs="Calibri" w:eastAsia="Calibri" w:hAnsi="Calibri"/>
@@ -8058,7 +8058,7 @@
         </w:rPr>
         <w:t xml:space="preserve">. </w:t>
       </w:r>
-      <w:hyperlink w:history="1" r:id="rId1eekc88yqe2sp_ghkhovi">
+      <w:hyperlink w:history="1" r:id="rIdhrmkmw3j4eagisqy2ndcb">
         <w:r>
           <w:rPr>
             <w:rFonts w:ascii="Calibri" w:cs="Calibri" w:eastAsia="Calibri" w:hAnsi="Calibri"/>
@@ -8147,7 +8147,7 @@
         </w:rPr>
         <w:t xml:space="preserve">. </w:t>
       </w:r>
-      <w:hyperlink w:history="1" r:id="rIdabp_dinqxlltdbqvvp6u8">
+      <w:hyperlink w:history="1" r:id="rIdiay0p30zcwimt4cfr-2fh">
         <w:r>
           <w:rPr>
             <w:rFonts w:ascii="Calibri" w:cs="Calibri" w:eastAsia="Calibri" w:hAnsi="Calibri"/>
@@ -8236,7 +8236,7 @@
         </w:rPr>
         <w:t xml:space="preserve">. </w:t>
       </w:r>
-      <w:hyperlink w:history="1" r:id="rIdro32wm_g5e0j-bmymiakn">
+      <w:hyperlink w:history="1" r:id="rIdo30fp9mhprjsfimzpb4kq">
         <w:r>
           <w:rPr>
             <w:rFonts w:ascii="Calibri" w:cs="Calibri" w:eastAsia="Calibri" w:hAnsi="Calibri"/>
@@ -8325,7 +8325,7 @@
         </w:rPr>
         <w:t xml:space="preserve">. </w:t>
       </w:r>
-      <w:hyperlink w:history="1" r:id="rIdrpix7ha3-p6gahu3y3v3x">
+      <w:hyperlink w:history="1" r:id="rIdpnc_giu5rg5sqg1r7ggwi">
         <w:r>
           <w:rPr>
             <w:rFonts w:ascii="Calibri" w:cs="Calibri" w:eastAsia="Calibri" w:hAnsi="Calibri"/>
@@ -8414,7 +8414,7 @@
         </w:rPr>
         <w:t xml:space="preserve">. </w:t>
       </w:r>
-      <w:hyperlink w:history="1" r:id="rIdz285wuwnru8r38g33dbhk">
+      <w:hyperlink w:history="1" r:id="rIdz9xcfhbah-qeta9_ua0qu">
         <w:r>
           <w:rPr>
             <w:rFonts w:ascii="Calibri" w:cs="Calibri" w:eastAsia="Calibri" w:hAnsi="Calibri"/>
@@ -8503,7 +8503,7 @@
         </w:rPr>
         <w:t xml:space="preserve">. </w:t>
       </w:r>
-      <w:hyperlink w:history="1" r:id="rIdzmwz_3vcl_panqrimitd3">
+      <w:hyperlink w:history="1" r:id="rIdkyd1txykw5u91qnlnaov7">
         <w:r>
           <w:rPr>
             <w:rFonts w:ascii="Calibri" w:cs="Calibri" w:eastAsia="Calibri" w:hAnsi="Calibri"/>
@@ -8592,7 +8592,7 @@
         </w:rPr>
         <w:t xml:space="preserve">. </w:t>
       </w:r>
-      <w:hyperlink w:history="1" r:id="rIdalowtdeeswpkjqfgs5bqi">
+      <w:hyperlink w:history="1" r:id="rId8e1fmqh5-w3gbkuhh3fkm">
         <w:r>
           <w:rPr>
             <w:rFonts w:ascii="Calibri" w:cs="Calibri" w:eastAsia="Calibri" w:hAnsi="Calibri"/>
@@ -8681,7 +8681,7 @@
         </w:rPr>
         <w:t xml:space="preserve">. </w:t>
       </w:r>
-      <w:hyperlink w:history="1" r:id="rIdt5m1wlf-mba4-glctmdx5">
+      <w:hyperlink w:history="1" r:id="rId9agzaybxplla9xcpxlf2z">
         <w:r>
           <w:rPr>
             <w:rFonts w:ascii="Calibri" w:cs="Calibri" w:eastAsia="Calibri" w:hAnsi="Calibri"/>
@@ -8770,7 +8770,7 @@
         </w:rPr>
         <w:t xml:space="preserve">. </w:t>
       </w:r>
-      <w:hyperlink w:history="1" r:id="rIdds8j1_zsygkspsh7jno9k">
+      <w:hyperlink w:history="1" r:id="rIdepb8szzov7ixdikcmpylg">
         <w:r>
           <w:rPr>
             <w:rFonts w:ascii="Calibri" w:cs="Calibri" w:eastAsia="Calibri" w:hAnsi="Calibri"/>
@@ -8859,7 +8859,7 @@
         </w:rPr>
         <w:t xml:space="preserve">. </w:t>
       </w:r>
-      <w:hyperlink w:history="1" r:id="rIdcwdfot_zm0w7qv9ddvbgh">
+      <w:hyperlink w:history="1" r:id="rIdwrlgdz1k7y-krl3yzbxdc">
         <w:r>
           <w:rPr>
             <w:rFonts w:ascii="Calibri" w:cs="Calibri" w:eastAsia="Calibri" w:hAnsi="Calibri"/>
@@ -8948,7 +8948,7 @@
         </w:rPr>
         <w:t xml:space="preserve">. </w:t>
       </w:r>
-      <w:hyperlink w:history="1" r:id="rIdvbts8-hyerasxbfh5s0zn">
+      <w:hyperlink w:history="1" r:id="rIdonbdsnw03e40zv0zg-4po">
         <w:r>
           <w:rPr>
             <w:rFonts w:ascii="Calibri" w:cs="Calibri" w:eastAsia="Calibri" w:hAnsi="Calibri"/>
@@ -9037,7 +9037,7 @@
         </w:rPr>
         <w:t xml:space="preserve">. </w:t>
       </w:r>
-      <w:hyperlink w:history="1" r:id="rIdhh2bbuudwx8ttf2cfntn4">
+      <w:hyperlink w:history="1" r:id="rIdwt2ybqsrmmj5szevkao3j">
         <w:r>
           <w:rPr>
             <w:rFonts w:ascii="Calibri" w:cs="Calibri" w:eastAsia="Calibri" w:hAnsi="Calibri"/>
@@ -9126,7 +9126,7 @@
         </w:rPr>
         <w:t xml:space="preserve">. </w:t>
       </w:r>
-      <w:hyperlink w:history="1" r:id="rIdqerfwxky1cmkjo-djfiw8">
+      <w:hyperlink w:history="1" r:id="rIdtfbaahcsyydc5xsy-6zpk">
         <w:r>
           <w:rPr>
             <w:rFonts w:ascii="Calibri" w:cs="Calibri" w:eastAsia="Calibri" w:hAnsi="Calibri"/>
@@ -9215,7 +9215,7 @@
         </w:rPr>
         <w:t xml:space="preserve">. </w:t>
       </w:r>
-      <w:hyperlink w:history="1" r:id="rIdvmhh85u9plr1w0u_tmde9">
+      <w:hyperlink w:history="1" r:id="rIdhjqy1vfivjcv0o-obrm0v">
         <w:r>
           <w:rPr>
             <w:rFonts w:ascii="Calibri" w:cs="Calibri" w:eastAsia="Calibri" w:hAnsi="Calibri"/>
@@ -9304,7 +9304,7 @@
         </w:rPr>
         <w:t xml:space="preserve">. </w:t>
       </w:r>
-      <w:hyperlink w:history="1" r:id="rIdxzr8m13ifghjadkusrvku">
+      <w:hyperlink w:history="1" r:id="rIdfgxusravw1lah-zuhdeuy">
         <w:r>
           <w:rPr>
             <w:rFonts w:ascii="Calibri" w:cs="Calibri" w:eastAsia="Calibri" w:hAnsi="Calibri"/>
@@ -9393,7 +9393,7 @@
         </w:rPr>
         <w:t xml:space="preserve">. </w:t>
       </w:r>
-      <w:hyperlink w:history="1" r:id="rIdrrepcekrkbfkvydnryqm5">
+      <w:hyperlink w:history="1" r:id="rIdqd9f85f-omzamele0ja2r">
         <w:r>
           <w:rPr>
             <w:rFonts w:ascii="Calibri" w:cs="Calibri" w:eastAsia="Calibri" w:hAnsi="Calibri"/>
@@ -9482,7 +9482,7 @@
         </w:rPr>
         <w:t xml:space="preserve">. </w:t>
       </w:r>
-      <w:hyperlink w:history="1" r:id="rIdfgo1itc6czabgvckqsoki">
+      <w:hyperlink w:history="1" r:id="rIdawez8u5poe3shpm1o12om">
         <w:r>
           <w:rPr>
             <w:rFonts w:ascii="Calibri" w:cs="Calibri" w:eastAsia="Calibri" w:hAnsi="Calibri"/>
@@ -9571,7 +9571,7 @@
         </w:rPr>
         <w:t xml:space="preserve">. </w:t>
       </w:r>
-      <w:hyperlink w:history="1" r:id="rId7-us2uje7n7vvyn7fkd68">
+      <w:hyperlink w:history="1" r:id="rIdprtak-bywns4nb_z2igpv">
         <w:r>
           <w:rPr>
             <w:rFonts w:ascii="Calibri" w:cs="Calibri" w:eastAsia="Calibri" w:hAnsi="Calibri"/>
@@ -9660,7 +9660,7 @@
         </w:rPr>
         <w:t xml:space="preserve">. </w:t>
       </w:r>
-      <w:hyperlink w:history="1" r:id="rIdtwaaafmnxrpawwg8zbbii">
+      <w:hyperlink w:history="1" r:id="rIdmlpe498csllcili0abdqx">
         <w:r>
           <w:rPr>
             <w:rFonts w:ascii="Calibri" w:cs="Calibri" w:eastAsia="Calibri" w:hAnsi="Calibri"/>
@@ -9749,7 +9749,7 @@
         </w:rPr>
         <w:t xml:space="preserve">. </w:t>
       </w:r>
-      <w:hyperlink w:history="1" r:id="rId-a77rug-wkphcqqhzw58f">
+      <w:hyperlink w:history="1" r:id="rId7dnbqvl8lnjdasx-r9b7b">
         <w:r>
           <w:rPr>
             <w:rFonts w:ascii="Calibri" w:cs="Calibri" w:eastAsia="Calibri" w:hAnsi="Calibri"/>
@@ -9838,7 +9838,7 @@
         </w:rPr>
         <w:t xml:space="preserve">. </w:t>
       </w:r>
-      <w:hyperlink w:history="1" r:id="rIdci_firi0rladvdrpo0ewx">
+      <w:hyperlink w:history="1" r:id="rId4qf9miapero4cw5nvzg9d">
         <w:r>
           <w:rPr>
             <w:rFonts w:ascii="Calibri" w:cs="Calibri" w:eastAsia="Calibri" w:hAnsi="Calibri"/>
@@ -9927,7 +9927,7 @@
         </w:rPr>
         <w:t xml:space="preserve">. </w:t>
       </w:r>
-      <w:hyperlink w:history="1" r:id="rIdr5-20wfl-butzeqok4tb7">
+      <w:hyperlink w:history="1" r:id="rIdl9852tfgqobhe1sguazlc">
         <w:r>
           <w:rPr>
             <w:rFonts w:ascii="Calibri" w:cs="Calibri" w:eastAsia="Calibri" w:hAnsi="Calibri"/>
@@ -10016,7 +10016,7 @@
         </w:rPr>
         <w:t xml:space="preserve">. </w:t>
       </w:r>
-      <w:hyperlink w:history="1" r:id="rIdlhy7jsaknwbjzpqgv43sy">
+      <w:hyperlink w:history="1" r:id="rIdtiwenfpstjn7abdt7jnrm">
         <w:r>
           <w:rPr>
             <w:rFonts w:ascii="Calibri" w:cs="Calibri" w:eastAsia="Calibri" w:hAnsi="Calibri"/>
@@ -10105,7 +10105,7 @@
         </w:rPr>
         <w:t xml:space="preserve">. </w:t>
       </w:r>
-      <w:hyperlink w:history="1" r:id="rIdji-lwyj_9szmv7e0s9yhq">
+      <w:hyperlink w:history="1" r:id="rIduthp49wnbf7njqm-vvzqt">
         <w:r>
           <w:rPr>
             <w:rFonts w:ascii="Calibri" w:cs="Calibri" w:eastAsia="Calibri" w:hAnsi="Calibri"/>
@@ -10194,7 +10194,7 @@
         </w:rPr>
         <w:t xml:space="preserve">. </w:t>
       </w:r>
-      <w:hyperlink w:history="1" r:id="rIdmklbeychhnd3npnkevfmp">
+      <w:hyperlink w:history="1" r:id="rIddm8ojfdv4jguvfartdjw-">
         <w:r>
           <w:rPr>
             <w:rFonts w:ascii="Calibri" w:cs="Calibri" w:eastAsia="Calibri" w:hAnsi="Calibri"/>
@@ -10283,7 +10283,7 @@
         </w:rPr>
         <w:t xml:space="preserve">. </w:t>
       </w:r>
-      <w:hyperlink w:history="1" r:id="rIdubkllfpfsaysdocv9ldkn">
+      <w:hyperlink w:history="1" r:id="rIdabxlrno1jet3gqs0pucyn">
         <w:r>
           <w:rPr>
             <w:rFonts w:ascii="Calibri" w:cs="Calibri" w:eastAsia="Calibri" w:hAnsi="Calibri"/>
@@ -10372,7 +10372,7 @@
         </w:rPr>
         <w:t xml:space="preserve">. </w:t>
       </w:r>
-      <w:hyperlink w:history="1" r:id="rIdgcbe5fm17x13xxzyc1_4-">
+      <w:hyperlink w:history="1" r:id="rIdmuz0d7e548x8_vmvkxhud">
         <w:r>
           <w:rPr>
             <w:rFonts w:ascii="Calibri" w:cs="Calibri" w:eastAsia="Calibri" w:hAnsi="Calibri"/>
@@ -10461,7 +10461,7 @@
         </w:rPr>
         <w:t xml:space="preserve">. </w:t>
       </w:r>
-      <w:hyperlink w:history="1" r:id="rId0zehxkqa7g4nomgxhcmzt">
+      <w:hyperlink w:history="1" r:id="rIdcszrcwgdbzeiatc38mb6a">
         <w:r>
           <w:rPr>
             <w:rFonts w:ascii="Calibri" w:cs="Calibri" w:eastAsia="Calibri" w:hAnsi="Calibri"/>
@@ -10550,7 +10550,7 @@
         </w:rPr>
         <w:t xml:space="preserve">. </w:t>
       </w:r>
-      <w:hyperlink w:history="1" r:id="rIdou4ikapyh8hxlvhgvscqp">
+      <w:hyperlink w:history="1" r:id="rIdijofxbvygvbphlp-neff6">
         <w:r>
           <w:rPr>
             <w:rFonts w:ascii="Calibri" w:cs="Calibri" w:eastAsia="Calibri" w:hAnsi="Calibri"/>
@@ -10639,7 +10639,7 @@
         </w:rPr>
         <w:t xml:space="preserve">. </w:t>
       </w:r>
-      <w:hyperlink w:history="1" r:id="rIddyjge3qaxpo2g3dbeys9c">
+      <w:hyperlink w:history="1" r:id="rId0qxvuotnjchar1-mi-ohr">
         <w:r>
           <w:rPr>
             <w:rFonts w:ascii="Calibri" w:cs="Calibri" w:eastAsia="Calibri" w:hAnsi="Calibri"/>
@@ -10728,7 +10728,7 @@
         </w:rPr>
         <w:t xml:space="preserve">. </w:t>
       </w:r>
-      <w:hyperlink w:history="1" r:id="rIdqoijigf_ez-jr9jwgrly0">
+      <w:hyperlink w:history="1" r:id="rIddlxn4x1djy3dcx08j2j_j">
         <w:r>
           <w:rPr>
             <w:rFonts w:ascii="Calibri" w:cs="Calibri" w:eastAsia="Calibri" w:hAnsi="Calibri"/>
@@ -10817,7 +10817,7 @@
         </w:rPr>
         <w:t xml:space="preserve">. </w:t>
       </w:r>
-      <w:hyperlink w:history="1" r:id="rIdz4btq115di4cvre1fcwtf">
+      <w:hyperlink w:history="1" r:id="rIduu7lwxkrnjwk9qnbhnwpc">
         <w:r>
           <w:rPr>
             <w:rFonts w:ascii="Calibri" w:cs="Calibri" w:eastAsia="Calibri" w:hAnsi="Calibri"/>
@@ -10906,7 +10906,7 @@
         </w:rPr>
         <w:t xml:space="preserve">. </w:t>
       </w:r>
-      <w:hyperlink w:history="1" r:id="rIdy7vhnoffxocwmsjnfyiyr">
+      <w:hyperlink w:history="1" r:id="rId0k6kloiou5seh7jf04eaz">
         <w:r>
           <w:rPr>
             <w:rFonts w:ascii="Calibri" w:cs="Calibri" w:eastAsia="Calibri" w:hAnsi="Calibri"/>
@@ -10995,7 +10995,7 @@
         </w:rPr>
         <w:t xml:space="preserve">. </w:t>
       </w:r>
-      <w:hyperlink w:history="1" r:id="rId2jgjbmav-j1mj0kk51pgg">
+      <w:hyperlink w:history="1" r:id="rIdqt1tmkbdue8ovtxkzmjgv">
         <w:r>
           <w:rPr>
             <w:rFonts w:ascii="Calibri" w:cs="Calibri" w:eastAsia="Calibri" w:hAnsi="Calibri"/>
@@ -11084,7 +11084,7 @@
         </w:rPr>
         <w:t xml:space="preserve">. </w:t>
       </w:r>
-      <w:hyperlink w:history="1" r:id="rIduq9t4vwhnb-m7vaiilfxj">
+      <w:hyperlink w:history="1" r:id="rIdvetrpiqcubzjzozm3oqg3">
         <w:r>
           <w:rPr>
             <w:rFonts w:ascii="Calibri" w:cs="Calibri" w:eastAsia="Calibri" w:hAnsi="Calibri"/>
@@ -11173,7 +11173,7 @@
         </w:rPr>
         <w:t xml:space="preserve">. </w:t>
       </w:r>
-      <w:hyperlink w:history="1" r:id="rIdkedxf56ju9tftdndhbq2l">
+      <w:hyperlink w:history="1" r:id="rIdv0zer0oojztyyhom2y_f3">
         <w:r>
           <w:rPr>
             <w:rFonts w:ascii="Calibri" w:cs="Calibri" w:eastAsia="Calibri" w:hAnsi="Calibri"/>
@@ -11262,7 +11262,7 @@
         </w:rPr>
         <w:t xml:space="preserve">. </w:t>
       </w:r>
-      <w:hyperlink w:history="1" r:id="rIdxx5n7hvkmmnxttizhvbqv">
+      <w:hyperlink w:history="1" r:id="rIdnap97r8khl3hc_yilquex">
         <w:r>
           <w:rPr>
             <w:rFonts w:ascii="Calibri" w:cs="Calibri" w:eastAsia="Calibri" w:hAnsi="Calibri"/>
@@ -11351,7 +11351,7 @@
         </w:rPr>
         <w:t xml:space="preserve">. </w:t>
       </w:r>
-      <w:hyperlink w:history="1" r:id="rIddhst7xdn9xmxb2aumxln8">
+      <w:hyperlink w:history="1" r:id="rIdobnxlzfnye6nfj3dj0qcy">
         <w:r>
           <w:rPr>
             <w:rFonts w:ascii="Calibri" w:cs="Calibri" w:eastAsia="Calibri" w:hAnsi="Calibri"/>
@@ -11440,7 +11440,7 @@
         </w:rPr>
         <w:t xml:space="preserve">. </w:t>
       </w:r>
-      <w:hyperlink w:history="1" r:id="rIdy1laxbpxpfn6ytvjudamx">
+      <w:hyperlink w:history="1" r:id="rId2tro2ntp7_m76nu8ttetu">
         <w:r>
           <w:rPr>
             <w:rFonts w:ascii="Calibri" w:cs="Calibri" w:eastAsia="Calibri" w:hAnsi="Calibri"/>
@@ -11529,7 +11529,7 @@
         </w:rPr>
         <w:t xml:space="preserve">. </w:t>
       </w:r>
-      <w:hyperlink w:history="1" r:id="rIdgbeh3hxxen1s7ye-uohn9">
+      <w:hyperlink w:history="1" r:id="rIdeh8wpjzwesqoyq-9oc44f">
         <w:r>
           <w:rPr>
             <w:rFonts w:ascii="Calibri" w:cs="Calibri" w:eastAsia="Calibri" w:hAnsi="Calibri"/>
@@ -11618,7 +11618,7 @@
         </w:rPr>
         <w:t xml:space="preserve">. </w:t>
       </w:r>
-      <w:hyperlink w:history="1" r:id="rIdomyou5ffab4vmvkwdydyx">
+      <w:hyperlink w:history="1" r:id="rIdzweretqwgj9cmkw3ujjaj">
         <w:r>
           <w:rPr>
             <w:rFonts w:ascii="Calibri" w:cs="Calibri" w:eastAsia="Calibri" w:hAnsi="Calibri"/>
@@ -11707,7 +11707,7 @@
         </w:rPr>
         <w:t xml:space="preserve">. </w:t>
       </w:r>
-      <w:hyperlink w:history="1" r:id="rIdi3fgyxxv3hqv2ofpgzj1w">
+      <w:hyperlink w:history="1" r:id="rIdryfno6jeub5kzr5wucdfs">
         <w:r>
           <w:rPr>
             <w:rFonts w:ascii="Calibri" w:cs="Calibri" w:eastAsia="Calibri" w:hAnsi="Calibri"/>
@@ -11796,7 +11796,7 @@
         </w:rPr>
         <w:t xml:space="preserve">. </w:t>
       </w:r>
-      <w:hyperlink w:history="1" r:id="rIdrscinlk1we8q84rv3ptfy">
+      <w:hyperlink w:history="1" r:id="rIdsoso4llrz1vqjnoxcy2fo">
         <w:r>
           <w:rPr>
             <w:rFonts w:ascii="Calibri" w:cs="Calibri" w:eastAsia="Calibri" w:hAnsi="Calibri"/>
@@ -11885,7 +11885,7 @@
         </w:rPr>
         <w:t xml:space="preserve">. </w:t>
       </w:r>
-      <w:hyperlink w:history="1" r:id="rIdsbabv-mitonepckimupju">
+      <w:hyperlink w:history="1" r:id="rIdqjhalhbqkklbgx5mohopy">
         <w:r>
           <w:rPr>
             <w:rFonts w:ascii="Calibri" w:cs="Calibri" w:eastAsia="Calibri" w:hAnsi="Calibri"/>
@@ -11974,7 +11974,7 @@
         </w:rPr>
         <w:t xml:space="preserve">. </w:t>
       </w:r>
-      <w:hyperlink w:history="1" r:id="rIdsossfpuwpu-pbu5gikpeb">
+      <w:hyperlink w:history="1" r:id="rId8yejfk6piuyrgjicuabb0">
         <w:r>
           <w:rPr>
             <w:rFonts w:ascii="Calibri" w:cs="Calibri" w:eastAsia="Calibri" w:hAnsi="Calibri"/>
@@ -12063,7 +12063,7 @@
         </w:rPr>
         <w:t xml:space="preserve">. </w:t>
       </w:r>
-      <w:hyperlink w:history="1" r:id="rIdrpevye_cdmcnehwv_uic-">
+      <w:hyperlink w:history="1" r:id="rIdrsxcrrc6ohc_lbkhywf0n">
         <w:r>
           <w:rPr>
             <w:rFonts w:ascii="Calibri" w:cs="Calibri" w:eastAsia="Calibri" w:hAnsi="Calibri"/>
@@ -12152,7 +12152,7 @@
         </w:rPr>
         <w:t xml:space="preserve">. </w:t>
       </w:r>
-      <w:hyperlink w:history="1" r:id="rIdhq5mjz9o7rgp3tyhosk5u">
+      <w:hyperlink w:history="1" r:id="rIdnmoommopjzc6xk9n1h3kr">
         <w:r>
           <w:rPr>
             <w:rFonts w:ascii="Calibri" w:cs="Calibri" w:eastAsia="Calibri" w:hAnsi="Calibri"/>
@@ -12241,7 +12241,7 @@
         </w:rPr>
         <w:t xml:space="preserve">. </w:t>
       </w:r>
-      <w:hyperlink w:history="1" r:id="rIdmd06zfyfdlys4vaxl4ikv">
+      <w:hyperlink w:history="1" r:id="rId98aqjiyn4smv4bgbv_d9h">
         <w:r>
           <w:rPr>
             <w:rFonts w:ascii="Calibri" w:cs="Calibri" w:eastAsia="Calibri" w:hAnsi="Calibri"/>
@@ -12330,7 +12330,7 @@
         </w:rPr>
         <w:t xml:space="preserve">. </w:t>
       </w:r>
-      <w:hyperlink w:history="1" r:id="rIdohoh7e6mnaut4uqpnefud">
+      <w:hyperlink w:history="1" r:id="rIdwoly39maoks7rebzyuuz4">
         <w:r>
           <w:rPr>
             <w:rFonts w:ascii="Calibri" w:cs="Calibri" w:eastAsia="Calibri" w:hAnsi="Calibri"/>
@@ -12419,7 +12419,7 @@
         </w:rPr>
         <w:t xml:space="preserve">. </w:t>
       </w:r>
-      <w:hyperlink w:history="1" r:id="rIdkhcdvixzw3kdxbf74wupn">
+      <w:hyperlink w:history="1" r:id="rIdqshgrdnpqczj3mbzrmedl">
         <w:r>
           <w:rPr>
             <w:rFonts w:ascii="Calibri" w:cs="Calibri" w:eastAsia="Calibri" w:hAnsi="Calibri"/>
@@ -12508,7 +12508,7 @@
         </w:rPr>
         <w:t xml:space="preserve">. </w:t>
       </w:r>
-      <w:hyperlink w:history="1" r:id="rIdvioro9_zcly1srjzkxzgm">
+      <w:hyperlink w:history="1" r:id="rIdrz651fhax5jgmm3_bl12y">
         <w:r>
           <w:rPr>
             <w:rFonts w:ascii="Calibri" w:cs="Calibri" w:eastAsia="Calibri" w:hAnsi="Calibri"/>
@@ -12597,7 +12597,7 @@
         </w:rPr>
         <w:t xml:space="preserve">. </w:t>
       </w:r>
-      <w:hyperlink w:history="1" r:id="rIdam4oudpdbo_jcb1y5txme">
+      <w:hyperlink w:history="1" r:id="rIdidqaxjmyp3vsobg3vendj">
         <w:r>
           <w:rPr>
             <w:rFonts w:ascii="Calibri" w:cs="Calibri" w:eastAsia="Calibri" w:hAnsi="Calibri"/>
@@ -12686,7 +12686,7 @@
         </w:rPr>
         <w:t xml:space="preserve">. </w:t>
       </w:r>
-      <w:hyperlink w:history="1" r:id="rIdzq7q01dtu5g-thywbc9nd">
+      <w:hyperlink w:history="1" r:id="rIdfmaqnejm8sprovooy31hw">
         <w:r>
           <w:rPr>
             <w:rFonts w:ascii="Calibri" w:cs="Calibri" w:eastAsia="Calibri" w:hAnsi="Calibri"/>
@@ -12775,7 +12775,7 @@
         </w:rPr>
         <w:t xml:space="preserve">. </w:t>
       </w:r>
-      <w:hyperlink w:history="1" r:id="rId7i2dtcgiuvs6nvphs8i1o">
+      <w:hyperlink w:history="1" r:id="rIdqejyvv4gmmgzfhtyva_hj">
         <w:r>
           <w:rPr>
             <w:rFonts w:ascii="Calibri" w:cs="Calibri" w:eastAsia="Calibri" w:hAnsi="Calibri"/>
@@ -12864,7 +12864,7 @@
         </w:rPr>
         <w:t xml:space="preserve">. </w:t>
       </w:r>
-      <w:hyperlink w:history="1" r:id="rIdfw4ixada3_b18mytwezzd">
+      <w:hyperlink w:history="1" r:id="rIdlwb8gdkdvpnghfnxqynxd">
         <w:r>
           <w:rPr>
             <w:rFonts w:ascii="Calibri" w:cs="Calibri" w:eastAsia="Calibri" w:hAnsi="Calibri"/>
@@ -12953,7 +12953,7 @@
         </w:rPr>
         <w:t xml:space="preserve">. </w:t>
       </w:r>
-      <w:hyperlink w:history="1" r:id="rIdmilauiprclz5dksf0-ylx">
+      <w:hyperlink w:history="1" r:id="rIdqsqli_ayii6ddikwxner1">
         <w:r>
           <w:rPr>
             <w:rFonts w:ascii="Calibri" w:cs="Calibri" w:eastAsia="Calibri" w:hAnsi="Calibri"/>
@@ -13042,7 +13042,7 @@
         </w:rPr>
         <w:t xml:space="preserve">. </w:t>
       </w:r>
-      <w:hyperlink w:history="1" r:id="rIdrcc_gmkbe4iozp7gv8fro">
+      <w:hyperlink w:history="1" r:id="rIdi0cceaocy7ra-_iubxcsu">
         <w:r>
           <w:rPr>
             <w:rFonts w:ascii="Calibri" w:cs="Calibri" w:eastAsia="Calibri" w:hAnsi="Calibri"/>
@@ -13131,7 +13131,7 @@
         </w:rPr>
         <w:t xml:space="preserve">. </w:t>
       </w:r>
-      <w:hyperlink w:history="1" r:id="rIduqjxs0s0woya47lsjg6vw">
+      <w:hyperlink w:history="1" r:id="rIdttzk8e4koyqfgfjsgcwbr">
         <w:r>
           <w:rPr>
             <w:rFonts w:ascii="Calibri" w:cs="Calibri" w:eastAsia="Calibri" w:hAnsi="Calibri"/>
@@ -13220,7 +13220,7 @@
         </w:rPr>
         <w:t xml:space="preserve">. </w:t>
       </w:r>
-      <w:hyperlink w:history="1" r:id="rIda2ebdlmvq6mp6ywdhhtc2">
+      <w:hyperlink w:history="1" r:id="rIdzzwhbqh-uouhgochf7p0b">
         <w:r>
           <w:rPr>
             <w:rFonts w:ascii="Calibri" w:cs="Calibri" w:eastAsia="Calibri" w:hAnsi="Calibri"/>
@@ -13309,7 +13309,7 @@
         </w:rPr>
         <w:t xml:space="preserve">. </w:t>
       </w:r>
-      <w:hyperlink w:history="1" r:id="rIds8z5kc97pxwxpaeu5h9nx">
+      <w:hyperlink w:history="1" r:id="rIdcej6s2dpg_jkiu3cn2pfh">
         <w:r>
           <w:rPr>
             <w:rFonts w:ascii="Calibri" w:cs="Calibri" w:eastAsia="Calibri" w:hAnsi="Calibri"/>
@@ -13398,7 +13398,7 @@
         </w:rPr>
         <w:t xml:space="preserve">. </w:t>
       </w:r>
-      <w:hyperlink w:history="1" r:id="rIdr90kbm8hc8ljmqljal7y3">
+      <w:hyperlink w:history="1" r:id="rIdpmatpusbw7sr4eims0otu">
         <w:r>
           <w:rPr>
             <w:rFonts w:ascii="Calibri" w:cs="Calibri" w:eastAsia="Calibri" w:hAnsi="Calibri"/>
@@ -13487,7 +13487,7 @@
         </w:rPr>
         <w:t xml:space="preserve">. </w:t>
       </w:r>
-      <w:hyperlink w:history="1" r:id="rId8yd0qsq4wyqi1hisvdqmj">
+      <w:hyperlink w:history="1" r:id="rIdukifvmkb9cytk1pkw_mtj">
         <w:r>
           <w:rPr>
             <w:rFonts w:ascii="Calibri" w:cs="Calibri" w:eastAsia="Calibri" w:hAnsi="Calibri"/>
@@ -13576,7 +13576,7 @@
         </w:rPr>
         <w:t xml:space="preserve">. </w:t>
       </w:r>
-      <w:hyperlink w:history="1" r:id="rIdtsfr2p-4iszqpupbgmq-9">
+      <w:hyperlink w:history="1" r:id="rIdqpbpkdc3ahmaa2wv-esan">
         <w:r>
           <w:rPr>
             <w:rFonts w:ascii="Calibri" w:cs="Calibri" w:eastAsia="Calibri" w:hAnsi="Calibri"/>
@@ -13665,7 +13665,7 @@
         </w:rPr>
         <w:t xml:space="preserve">. </w:t>
       </w:r>
-      <w:hyperlink w:history="1" r:id="rIda4t307qnrovi_fbygypsw">
+      <w:hyperlink w:history="1" r:id="rIdcd1i1jl1azsf0pxjlutqb">
         <w:r>
           <w:rPr>
             <w:rFonts w:ascii="Calibri" w:cs="Calibri" w:eastAsia="Calibri" w:hAnsi="Calibri"/>
@@ -13754,7 +13754,7 @@
         </w:rPr>
         <w:t xml:space="preserve">. </w:t>
       </w:r>
-      <w:hyperlink w:history="1" r:id="rIdvvg41wif3vsl5rhspnblg">
+      <w:hyperlink w:history="1" r:id="rIds8b7pixe56kzolfvn85-x">
         <w:r>
           <w:rPr>
             <w:rFonts w:ascii="Calibri" w:cs="Calibri" w:eastAsia="Calibri" w:hAnsi="Calibri"/>
@@ -13843,7 +13843,7 @@
         </w:rPr>
         <w:t xml:space="preserve">. </w:t>
       </w:r>
-      <w:hyperlink w:history="1" r:id="rIdsk_szcjfsgpx3qqwymoep">
+      <w:hyperlink w:history="1" r:id="rIdc26voqqugxppqxcdf7pqg">
         <w:r>
           <w:rPr>
             <w:rFonts w:ascii="Calibri" w:cs="Calibri" w:eastAsia="Calibri" w:hAnsi="Calibri"/>
@@ -13932,7 +13932,7 @@
         </w:rPr>
         <w:t xml:space="preserve">. </w:t>
       </w:r>
-      <w:hyperlink w:history="1" r:id="rId4rpceuqwdapazof2lb8ly">
+      <w:hyperlink w:history="1" r:id="rIdpjt-cyautup8kvr_cysuw">
         <w:r>
           <w:rPr>
             <w:rFonts w:ascii="Calibri" w:cs="Calibri" w:eastAsia="Calibri" w:hAnsi="Calibri"/>
@@ -14021,7 +14021,7 @@
         </w:rPr>
         <w:t xml:space="preserve">. </w:t>
       </w:r>
-      <w:hyperlink w:history="1" r:id="rId1glhc7lp7snxwz435p5_g">
+      <w:hyperlink w:history="1" r:id="rIde7liiptcb6m5r2lv_t2qb">
         <w:r>
           <w:rPr>
             <w:rFonts w:ascii="Calibri" w:cs="Calibri" w:eastAsia="Calibri" w:hAnsi="Calibri"/>
@@ -14110,7 +14110,7 @@
         </w:rPr>
         <w:t xml:space="preserve">. </w:t>
       </w:r>
-      <w:hyperlink w:history="1" r:id="rId8dk4ik5ur7a-9rtxf6vse">
+      <w:hyperlink w:history="1" r:id="rIdveb_kykinyqx0ipobx2jh">
         <w:r>
           <w:rPr>
             <w:rFonts w:ascii="Calibri" w:cs="Calibri" w:eastAsia="Calibri" w:hAnsi="Calibri"/>
@@ -14199,7 +14199,7 @@
         </w:rPr>
         <w:t xml:space="preserve">. </w:t>
       </w:r>
-      <w:hyperlink w:history="1" r:id="rIdj_-fyzlraq9fdpdhqj7ky">
+      <w:hyperlink w:history="1" r:id="rId-hefiih0py6qgjtpazhyy">
         <w:r>
           <w:rPr>
             <w:rFonts w:ascii="Calibri" w:cs="Calibri" w:eastAsia="Calibri" w:hAnsi="Calibri"/>
@@ -14288,7 +14288,7 @@
         </w:rPr>
         <w:t xml:space="preserve">. </w:t>
       </w:r>
-      <w:hyperlink w:history="1" r:id="rIdgfipwi6b0z7fltiy1clvu">
+      <w:hyperlink w:history="1" r:id="rIdsoiiwyle0qedk8pphlupf">
         <w:r>
           <w:rPr>
             <w:rFonts w:ascii="Calibri" w:cs="Calibri" w:eastAsia="Calibri" w:hAnsi="Calibri"/>
@@ -14377,7 +14377,7 @@
         </w:rPr>
         <w:t xml:space="preserve">. </w:t>
       </w:r>
-      <w:hyperlink w:history="1" r:id="rIdikb-z1ehdn7mmpyt-tkt8">
+      <w:hyperlink w:history="1" r:id="rIdxya0wu-danxmb7iv8r742">
         <w:r>
           <w:rPr>
             <w:rFonts w:ascii="Calibri" w:cs="Calibri" w:eastAsia="Calibri" w:hAnsi="Calibri"/>
@@ -14466,7 +14466,7 @@
         </w:rPr>
         <w:t xml:space="preserve">. </w:t>
       </w:r>
-      <w:hyperlink w:history="1" r:id="rIdyuf-_u4a900yyx86zdcdu">
+      <w:hyperlink w:history="1" r:id="rIdyngtpvpaopm6a6p5h2-me">
         <w:r>
           <w:rPr>
             <w:rFonts w:ascii="Calibri" w:cs="Calibri" w:eastAsia="Calibri" w:hAnsi="Calibri"/>
@@ -14555,7 +14555,7 @@
         </w:rPr>
         <w:t xml:space="preserve">. </w:t>
       </w:r>
-      <w:hyperlink w:history="1" r:id="rIdkffcjex9myrlz5lkjubgq">
+      <w:hyperlink w:history="1" r:id="rIdwphrk3j_y48orqs7rfkcr">
         <w:r>
           <w:rPr>
             <w:rFonts w:ascii="Calibri" w:cs="Calibri" w:eastAsia="Calibri" w:hAnsi="Calibri"/>
@@ -14644,7 +14644,7 @@
         </w:rPr>
         <w:t xml:space="preserve">. </w:t>
       </w:r>
-      <w:hyperlink w:history="1" r:id="rIdcuuvyzodmqdyfp241pmta">
+      <w:hyperlink w:history="1" r:id="rIdnkv_alb4cezhujyuw7s72">
         <w:r>
           <w:rPr>
             <w:rFonts w:ascii="Calibri" w:cs="Calibri" w:eastAsia="Calibri" w:hAnsi="Calibri"/>
@@ -14733,7 +14733,7 @@
         </w:rPr>
         <w:t xml:space="preserve">. </w:t>
       </w:r>
-      <w:hyperlink w:history="1" r:id="rIdnpam9vtwdurgzzu0zp2ud">
+      <w:hyperlink w:history="1" r:id="rIdwrevw20faizmxm2pdwuhm">
         <w:r>
           <w:rPr>
             <w:rFonts w:ascii="Calibri" w:cs="Calibri" w:eastAsia="Calibri" w:hAnsi="Calibri"/>
@@ -14822,7 +14822,7 @@
         </w:rPr>
         <w:t xml:space="preserve">. </w:t>
       </w:r>
-      <w:hyperlink w:history="1" r:id="rIdyalvhi8vh3xjl-1-t-jqr">
+      <w:hyperlink w:history="1" r:id="rIdjfig0eae5aj2fhpi5cg19">
         <w:r>
           <w:rPr>
             <w:rFonts w:ascii="Calibri" w:cs="Calibri" w:eastAsia="Calibri" w:hAnsi="Calibri"/>
@@ -14911,7 +14911,7 @@
         </w:rPr>
         <w:t xml:space="preserve">. </w:t>
       </w:r>
-      <w:hyperlink w:history="1" r:id="rId-9uch0vxrhuydzx2motpk">
+      <w:hyperlink w:history="1" r:id="rIdhhlqwh1woxesfn3mk3tyn">
         <w:r>
           <w:rPr>
             <w:rFonts w:ascii="Calibri" w:cs="Calibri" w:eastAsia="Calibri" w:hAnsi="Calibri"/>
@@ -15000,7 +15000,7 @@
         </w:rPr>
         <w:t xml:space="preserve">. </w:t>
       </w:r>
-      <w:hyperlink w:history="1" r:id="rIdb0qpqas3xo2tekgjeadrb">
+      <w:hyperlink w:history="1" r:id="rIdmpkfujemdmwvl4ycje2df">
         <w:r>
           <w:rPr>
             <w:rFonts w:ascii="Calibri" w:cs="Calibri" w:eastAsia="Calibri" w:hAnsi="Calibri"/>
@@ -15089,7 +15089,7 @@
         </w:rPr>
         <w:t xml:space="preserve">. </w:t>
       </w:r>
-      <w:hyperlink w:history="1" r:id="rIdudt4nnpzhlxcydo049f7c">
+      <w:hyperlink w:history="1" r:id="rIdj_wlv_qlbjlwhca3tcv2l">
         <w:r>
           <w:rPr>
             <w:rFonts w:ascii="Calibri" w:cs="Calibri" w:eastAsia="Calibri" w:hAnsi="Calibri"/>
@@ -15178,7 +15178,7 @@
         </w:rPr>
         <w:t xml:space="preserve">. </w:t>
       </w:r>
-      <w:hyperlink w:history="1" r:id="rIdlm89ojxzdmb1a0d_7dzhy">
+      <w:hyperlink w:history="1" r:id="rIdberqptl-kaf6-imls-8yb">
         <w:r>
           <w:rPr>
             <w:rFonts w:ascii="Calibri" w:cs="Calibri" w:eastAsia="Calibri" w:hAnsi="Calibri"/>
@@ -15267,7 +15267,7 @@
         </w:rPr>
         <w:t xml:space="preserve">. </w:t>
       </w:r>
-      <w:hyperlink w:history="1" r:id="rIdvti4etwhljow2kfwx1mit">
+      <w:hyperlink w:history="1" r:id="rIdruyejzw38hzcogvovzli9">
         <w:r>
           <w:rPr>
             <w:rFonts w:ascii="Calibri" w:cs="Calibri" w:eastAsia="Calibri" w:hAnsi="Calibri"/>
@@ -15356,7 +15356,7 @@
         </w:rPr>
         <w:t xml:space="preserve">. </w:t>
       </w:r>
-      <w:hyperlink w:history="1" r:id="rId_6vdkd71sft9xxpszchii">
+      <w:hyperlink w:history="1" r:id="rIdezu3qjywyjzjt_8_zchkx">
         <w:r>
           <w:rPr>
             <w:rFonts w:ascii="Calibri" w:cs="Calibri" w:eastAsia="Calibri" w:hAnsi="Calibri"/>
@@ -15445,7 +15445,7 @@
         </w:rPr>
         <w:t xml:space="preserve">. </w:t>
       </w:r>
-      <w:hyperlink w:history="1" r:id="rIdvbmhsdv-urn6xmrmzsxgc">
+      <w:hyperlink w:history="1" r:id="rIdbmit8uwea00ujibkk7roe">
         <w:r>
           <w:rPr>
             <w:rFonts w:ascii="Calibri" w:cs="Calibri" w:eastAsia="Calibri" w:hAnsi="Calibri"/>
@@ -15534,7 +15534,7 @@
         </w:rPr>
         <w:t xml:space="preserve">. </w:t>
       </w:r>
-      <w:hyperlink w:history="1" r:id="rIdghticfzmtlllbdf-qd4r0">
+      <w:hyperlink w:history="1" r:id="rIddismrtyotcsdsfzkby_8q">
         <w:r>
           <w:rPr>
             <w:rFonts w:ascii="Calibri" w:cs="Calibri" w:eastAsia="Calibri" w:hAnsi="Calibri"/>
@@ -15708,7 +15708,7 @@
         </w:rPr>
         <w:t xml:space="preserve">. </w:t>
       </w:r>
-      <w:hyperlink w:history="1" r:id="rIdgquwcwsu12vyr5njc3kw7">
+      <w:hyperlink w:history="1" r:id="rIdqxyld4yu2vochx5xgfzkr">
         <w:r>
           <w:rPr>
             <w:rFonts w:ascii="Calibri" w:cs="Calibri" w:eastAsia="Calibri" w:hAnsi="Calibri"/>
@@ -15797,7 +15797,7 @@
         </w:rPr>
         <w:t xml:space="preserve">. </w:t>
       </w:r>
-      <w:hyperlink w:history="1" r:id="rIdbn_ce0-phdg4qtrkbqi71">
+      <w:hyperlink w:history="1" r:id="rIdnrozhj0j9d5f7y_gjeyrq">
         <w:r>
           <w:rPr>
             <w:rFonts w:ascii="Calibri" w:cs="Calibri" w:eastAsia="Calibri" w:hAnsi="Calibri"/>
@@ -15886,7 +15886,7 @@
         </w:rPr>
         <w:t xml:space="preserve">. </w:t>
       </w:r>
-      <w:hyperlink w:history="1" r:id="rIdnbfbvygvlltghfcgrin_9">
+      <w:hyperlink w:history="1" r:id="rIdmc33fyqio5f8fnvaixjco">
         <w:r>
           <w:rPr>
             <w:rFonts w:ascii="Calibri" w:cs="Calibri" w:eastAsia="Calibri" w:hAnsi="Calibri"/>
@@ -15991,7 +15991,7 @@
         </w:rPr>
         <w:t xml:space="preserve">. </w:t>
       </w:r>
-      <w:hyperlink w:history="1" r:id="rIdjcrwn1gszjaomecrkcvne">
+      <w:hyperlink w:history="1" r:id="rIdaohpj01k4039imeosphgl">
         <w:r>
           <w:rPr>
             <w:rFonts w:ascii="Calibri" w:cs="Calibri" w:eastAsia="Calibri" w:hAnsi="Calibri"/>
@@ -16080,7 +16080,7 @@
         </w:rPr>
         <w:t xml:space="preserve">. </w:t>
       </w:r>
-      <w:hyperlink w:history="1" r:id="rIdpt4ki0ggwvb1egr9e8brz">
+      <w:hyperlink w:history="1" r:id="rIdhastg15y0kblg5ydqaubc">
         <w:r>
           <w:rPr>
             <w:rFonts w:ascii="Calibri" w:cs="Calibri" w:eastAsia="Calibri" w:hAnsi="Calibri"/>
@@ -16169,7 +16169,7 @@
         </w:rPr>
         <w:t xml:space="preserve">. </w:t>
       </w:r>
-      <w:hyperlink w:history="1" r:id="rId4cd6l-4zqmcpgutegsw_l">
+      <w:hyperlink w:history="1" r:id="rIdvuwach2yjwpch16iv5rcq">
         <w:r>
           <w:rPr>
             <w:rFonts w:ascii="Calibri" w:cs="Calibri" w:eastAsia="Calibri" w:hAnsi="Calibri"/>
@@ -16258,7 +16258,7 @@
         </w:rPr>
         <w:t xml:space="preserve">. </w:t>
       </w:r>
-      <w:hyperlink w:history="1" r:id="rIdbjd4i64ibfuqlhewq3nu1">
+      <w:hyperlink w:history="1" r:id="rIdzw7w8wfqmo2vaoyzcl9-i">
         <w:r>
           <w:rPr>
             <w:rFonts w:ascii="Calibri" w:cs="Calibri" w:eastAsia="Calibri" w:hAnsi="Calibri"/>
@@ -16347,7 +16347,7 @@
         </w:rPr>
         <w:t xml:space="preserve">. </w:t>
       </w:r>
-      <w:hyperlink w:history="1" r:id="rIdvekfdd10grdyvgg0jybtm">
+      <w:hyperlink w:history="1" r:id="rIdiqy1ldb4lpccz52nxr3sm">
         <w:r>
           <w:rPr>
             <w:rFonts w:ascii="Calibri" w:cs="Calibri" w:eastAsia="Calibri" w:hAnsi="Calibri"/>
@@ -16436,7 +16436,7 @@
         </w:rPr>
         <w:t xml:space="preserve">. </w:t>
       </w:r>
-      <w:hyperlink w:history="1" r:id="rIdvtacm5ik7hhgoppnleaqb">
+      <w:hyperlink w:history="1" r:id="rIdloqg58ldafa6ozbnc9zkz">
         <w:r>
           <w:rPr>
             <w:rFonts w:ascii="Calibri" w:cs="Calibri" w:eastAsia="Calibri" w:hAnsi="Calibri"/>
@@ -16525,7 +16525,7 @@
         </w:rPr>
         <w:t xml:space="preserve">. </w:t>
       </w:r>
-      <w:hyperlink w:history="1" r:id="rIdy1fg8jq01cans8q4apg-q">
+      <w:hyperlink w:history="1" r:id="rIdtpatukoas5scwflc7xxir">
         <w:r>
           <w:rPr>
             <w:rFonts w:ascii="Calibri" w:cs="Calibri" w:eastAsia="Calibri" w:hAnsi="Calibri"/>
@@ -16614,7 +16614,7 @@
         </w:rPr>
         <w:t xml:space="preserve">. </w:t>
       </w:r>
-      <w:hyperlink w:history="1" r:id="rIdj1opo6_ukik0o46cir4dw">
+      <w:hyperlink w:history="1" r:id="rId1ywdz2wagz5zbub7qb7j-">
         <w:r>
           <w:rPr>
             <w:rFonts w:ascii="Calibri" w:cs="Calibri" w:eastAsia="Calibri" w:hAnsi="Calibri"/>
@@ -16703,7 +16703,7 @@
         </w:rPr>
         <w:t xml:space="preserve">. </w:t>
       </w:r>
-      <w:hyperlink w:history="1" r:id="rId4ojlve16-bs8tamiut8is">
+      <w:hyperlink w:history="1" r:id="rIdzww3tr-g4l4737dul8mjv">
         <w:r>
           <w:rPr>
             <w:rFonts w:ascii="Calibri" w:cs="Calibri" w:eastAsia="Calibri" w:hAnsi="Calibri"/>
@@ -16792,7 +16792,7 @@
         </w:rPr>
         <w:t xml:space="preserve">. </w:t>
       </w:r>
-      <w:hyperlink w:history="1" r:id="rIdk7cnljk75u_xcjuq3vgq8">
+      <w:hyperlink w:history="1" r:id="rIdfx5cpr0hb5awekqzue9uc">
         <w:r>
           <w:rPr>
             <w:rFonts w:ascii="Calibri" w:cs="Calibri" w:eastAsia="Calibri" w:hAnsi="Calibri"/>
@@ -16881,7 +16881,7 @@
         </w:rPr>
         <w:t xml:space="preserve">. </w:t>
       </w:r>
-      <w:hyperlink w:history="1" r:id="rId31ttm5fhua6otkmk1zxb2">
+      <w:hyperlink w:history="1" r:id="rIdazudemtx2bk7xvf291mn6">
         <w:r>
           <w:rPr>
             <w:rFonts w:ascii="Calibri" w:cs="Calibri" w:eastAsia="Calibri" w:hAnsi="Calibri"/>
@@ -16970,7 +16970,7 @@
         </w:rPr>
         <w:t xml:space="preserve">. </w:t>
       </w:r>
-      <w:hyperlink w:history="1" r:id="rIdc_freciv_4gozeo3-hs0v">
+      <w:hyperlink w:history="1" r:id="rIdaq-iaw0vqnwjlctehmjmo">
         <w:r>
           <w:rPr>
             <w:rFonts w:ascii="Calibri" w:cs="Calibri" w:eastAsia="Calibri" w:hAnsi="Calibri"/>
@@ -17059,7 +17059,7 @@
         </w:rPr>
         <w:t xml:space="preserve">. </w:t>
       </w:r>
-      <w:hyperlink w:history="1" r:id="rIdtkmwt5nog24_7-7lnrvzn">
+      <w:hyperlink w:history="1" r:id="rId6udj8mhbuhxkpallmmaz-">
         <w:r>
           <w:rPr>
             <w:rFonts w:ascii="Calibri" w:cs="Calibri" w:eastAsia="Calibri" w:hAnsi="Calibri"/>
@@ -17148,7 +17148,7 @@
         </w:rPr>
         <w:t xml:space="preserve">. </w:t>
       </w:r>
-      <w:hyperlink w:history="1" r:id="rIdwijnd6diamqxadfrwcv0q">
+      <w:hyperlink w:history="1" r:id="rId0u2l6r6k_dcjy7a8iqe-x">
         <w:r>
           <w:rPr>
             <w:rFonts w:ascii="Calibri" w:cs="Calibri" w:eastAsia="Calibri" w:hAnsi="Calibri"/>
@@ -17237,7 +17237,7 @@
         </w:rPr>
         <w:t xml:space="preserve">. </w:t>
       </w:r>
-      <w:hyperlink w:history="1" r:id="rIdu6y8ou7azj0ickm7-8q38">
+      <w:hyperlink w:history="1" r:id="rIdhm9i10fwq3tw4c4puhu2l">
         <w:r>
           <w:rPr>
             <w:rFonts w:ascii="Calibri" w:cs="Calibri" w:eastAsia="Calibri" w:hAnsi="Calibri"/>
@@ -17326,7 +17326,7 @@
         </w:rPr>
         <w:t xml:space="preserve">. </w:t>
       </w:r>
-      <w:hyperlink w:history="1" r:id="rIdhcju7__yy-n5j8k_8wtuu">
+      <w:hyperlink w:history="1" r:id="rIddmkagww47o5l7rseb9hzl">
         <w:r>
           <w:rPr>
             <w:rFonts w:ascii="Calibri" w:cs="Calibri" w:eastAsia="Calibri" w:hAnsi="Calibri"/>
@@ -17415,7 +17415,7 @@
         </w:rPr>
         <w:t xml:space="preserve">. </w:t>
       </w:r>
-      <w:hyperlink w:history="1" r:id="rIds3ih0rsxcglas8uspckjg">
+      <w:hyperlink w:history="1" r:id="rIdupqmqpsbtpprh8q8laj34">
         <w:r>
           <w:rPr>
             <w:rFonts w:ascii="Calibri" w:cs="Calibri" w:eastAsia="Calibri" w:hAnsi="Calibri"/>
@@ -17504,7 +17504,7 @@
         </w:rPr>
         <w:t xml:space="preserve">. </w:t>
       </w:r>
-      <w:hyperlink w:history="1" r:id="rIdq96zkglzxugvaqinrjlea">
+      <w:hyperlink w:history="1" r:id="rIdrtw9xcqeogsurdpjheoig">
         <w:r>
           <w:rPr>
             <w:rFonts w:ascii="Calibri" w:cs="Calibri" w:eastAsia="Calibri" w:hAnsi="Calibri"/>
@@ -17593,7 +17593,7 @@
         </w:rPr>
         <w:t xml:space="preserve">. </w:t>
       </w:r>
-      <w:hyperlink w:history="1" r:id="rIdxtoo71at5_ogpk8e96iff">
+      <w:hyperlink w:history="1" r:id="rId3y5p8lut6nfr82gb_gvmv">
         <w:r>
           <w:rPr>
             <w:rFonts w:ascii="Calibri" w:cs="Calibri" w:eastAsia="Calibri" w:hAnsi="Calibri"/>
@@ -17682,7 +17682,7 @@
         </w:rPr>
         <w:t xml:space="preserve">. </w:t>
       </w:r>
-      <w:hyperlink w:history="1" r:id="rId8kdudhgyizsiepwwdxbdm">
+      <w:hyperlink w:history="1" r:id="rIdljgnrknefakqu3sc5agxq">
         <w:r>
           <w:rPr>
             <w:rFonts w:ascii="Calibri" w:cs="Calibri" w:eastAsia="Calibri" w:hAnsi="Calibri"/>
@@ -17771,7 +17771,7 @@
         </w:rPr>
         <w:t xml:space="preserve">. </w:t>
       </w:r>
-      <w:hyperlink w:history="1" r:id="rIdssja01_gijwktv35xztjw">
+      <w:hyperlink w:history="1" r:id="rIdwoku8vgyjg6sz6pepxabi">
         <w:r>
           <w:rPr>
             <w:rFonts w:ascii="Calibri" w:cs="Calibri" w:eastAsia="Calibri" w:hAnsi="Calibri"/>
@@ -17860,7 +17860,7 @@
         </w:rPr>
         <w:t xml:space="preserve">. </w:t>
       </w:r>
-      <w:hyperlink w:history="1" r:id="rIdrrjuipcovaw2ukdveinei">
+      <w:hyperlink w:history="1" r:id="rIdl1hjqnl2wbkyvie8gregj">
         <w:r>
           <w:rPr>
             <w:rFonts w:ascii="Calibri" w:cs="Calibri" w:eastAsia="Calibri" w:hAnsi="Calibri"/>
@@ -17949,7 +17949,7 @@
         </w:rPr>
         <w:t xml:space="preserve">. </w:t>
       </w:r>
-      <w:hyperlink w:history="1" r:id="rId647ul8cgsdrv07b-wxqai">
+      <w:hyperlink w:history="1" r:id="rIdqnexjcojseebnn1ggqhlo">
         <w:r>
           <w:rPr>
             <w:rFonts w:ascii="Calibri" w:cs="Calibri" w:eastAsia="Calibri" w:hAnsi="Calibri"/>
@@ -18038,7 +18038,7 @@
         </w:rPr>
         <w:t xml:space="preserve">. </w:t>
       </w:r>
-      <w:hyperlink w:history="1" r:id="rIdupck59qof0100owzyp9xk">
+      <w:hyperlink w:history="1" r:id="rIdpodorkq0mcormegydguz7">
         <w:r>
           <w:rPr>
             <w:rFonts w:ascii="Calibri" w:cs="Calibri" w:eastAsia="Calibri" w:hAnsi="Calibri"/>
@@ -18127,7 +18127,7 @@
         </w:rPr>
         <w:t xml:space="preserve">. </w:t>
       </w:r>
-      <w:hyperlink w:history="1" r:id="rIdduwphpslw-qvrjxekv7rm">
+      <w:hyperlink w:history="1" r:id="rIdvwpfzh_qybunvaqrhgz9c">
         <w:r>
           <w:rPr>
             <w:rFonts w:ascii="Calibri" w:cs="Calibri" w:eastAsia="Calibri" w:hAnsi="Calibri"/>
@@ -18216,7 +18216,7 @@
         </w:rPr>
         <w:t xml:space="preserve">. </w:t>
       </w:r>
-      <w:hyperlink w:history="1" r:id="rIdicffgckwuqjnkzxnogjjm">
+      <w:hyperlink w:history="1" r:id="rIdd70d84otr5-22gn-hft7n">
         <w:r>
           <w:rPr>
             <w:rFonts w:ascii="Calibri" w:cs="Calibri" w:eastAsia="Calibri" w:hAnsi="Calibri"/>
@@ -18305,7 +18305,7 @@
         </w:rPr>
         <w:t xml:space="preserve">. </w:t>
       </w:r>
-      <w:hyperlink w:history="1" r:id="rIdqok2oyowqutuxlb7zritb">
+      <w:hyperlink w:history="1" r:id="rId3oaumcvwjiceac7ahjzir">
         <w:r>
           <w:rPr>
             <w:rFonts w:ascii="Calibri" w:cs="Calibri" w:eastAsia="Calibri" w:hAnsi="Calibri"/>
@@ -18394,7 +18394,7 @@
         </w:rPr>
         <w:t xml:space="preserve">. </w:t>
       </w:r>
-      <w:hyperlink w:history="1" r:id="rIdswojibb13ii2_gls4cp-r">
+      <w:hyperlink w:history="1" r:id="rIdvhiwerny4axc_pxixsjun">
         <w:r>
           <w:rPr>
             <w:rFonts w:ascii="Calibri" w:cs="Calibri" w:eastAsia="Calibri" w:hAnsi="Calibri"/>
@@ -18483,7 +18483,7 @@
         </w:rPr>
         <w:t xml:space="preserve">. </w:t>
       </w:r>
-      <w:hyperlink w:history="1" r:id="rIdlvn_zdmjuzvplusowomf7">
+      <w:hyperlink w:history="1" r:id="rId5vhjazmvlek2zx6k5pr15">
         <w:r>
           <w:rPr>
             <w:rFonts w:ascii="Calibri" w:cs="Calibri" w:eastAsia="Calibri" w:hAnsi="Calibri"/>
@@ -18572,7 +18572,7 @@
         </w:rPr>
         <w:t xml:space="preserve">. </w:t>
       </w:r>
-      <w:hyperlink w:history="1" r:id="rIdv1_y98za2rlfw-r2qgxu1">
+      <w:hyperlink w:history="1" r:id="rIdzvmgkf2-cthzn8pwzanhr">
         <w:r>
           <w:rPr>
             <w:rFonts w:ascii="Calibri" w:cs="Calibri" w:eastAsia="Calibri" w:hAnsi="Calibri"/>
@@ -18661,7 +18661,7 @@
         </w:rPr>
         <w:t xml:space="preserve">. </w:t>
       </w:r>
-      <w:hyperlink w:history="1" r:id="rIdul3ehme0wv1tw7eila0hx">
+      <w:hyperlink w:history="1" r:id="rIdcsgyg-rjnkfsg-xw42nub">
         <w:r>
           <w:rPr>
             <w:rFonts w:ascii="Calibri" w:cs="Calibri" w:eastAsia="Calibri" w:hAnsi="Calibri"/>
@@ -18750,7 +18750,7 @@
         </w:rPr>
         <w:t xml:space="preserve">. </w:t>
       </w:r>
-      <w:hyperlink w:history="1" r:id="rIdrvkux_rjfrj82vvqyljb-">
+      <w:hyperlink w:history="1" r:id="rId6naxr4ag-evf55cn5eoy5">
         <w:r>
           <w:rPr>
             <w:rFonts w:ascii="Calibri" w:cs="Calibri" w:eastAsia="Calibri" w:hAnsi="Calibri"/>
@@ -18839,7 +18839,7 @@
         </w:rPr>
         <w:t xml:space="preserve">. </w:t>
       </w:r>
-      <w:hyperlink w:history="1" r:id="rIddykegfssuzr8r2gajfqwb">
+      <w:hyperlink w:history="1" r:id="rIdn5btbk2focgbspmwnwvi0">
         <w:r>
           <w:rPr>
             <w:rFonts w:ascii="Calibri" w:cs="Calibri" w:eastAsia="Calibri" w:hAnsi="Calibri"/>
@@ -18928,7 +18928,7 @@
         </w:rPr>
         <w:t xml:space="preserve">. </w:t>
       </w:r>
-      <w:hyperlink w:history="1" r:id="rIdgse230g4obrgm2mpyxjy3">
+      <w:hyperlink w:history="1" r:id="rIdz8mlk7dfb8jer_qqq8u_z">
         <w:r>
           <w:rPr>
             <w:rFonts w:ascii="Calibri" w:cs="Calibri" w:eastAsia="Calibri" w:hAnsi="Calibri"/>
@@ -19017,7 +19017,7 @@
         </w:rPr>
         <w:t xml:space="preserve">. </w:t>
       </w:r>
-      <w:hyperlink w:history="1" r:id="rIdreeacil8ixe-_z7hyw6i2">
+      <w:hyperlink w:history="1" r:id="rId5ry2hvzdbaoo-kk1iakhu">
         <w:r>
           <w:rPr>
             <w:rFonts w:ascii="Calibri" w:cs="Calibri" w:eastAsia="Calibri" w:hAnsi="Calibri"/>
@@ -19106,7 +19106,7 @@
         </w:rPr>
         <w:t xml:space="preserve">. </w:t>
       </w:r>
-      <w:hyperlink w:history="1" r:id="rIddvmryumdnlump4lhrsgzp">
+      <w:hyperlink w:history="1" r:id="rIdzxhg5auct7_7eb_dytthf">
         <w:r>
           <w:rPr>
             <w:rFonts w:ascii="Calibri" w:cs="Calibri" w:eastAsia="Calibri" w:hAnsi="Calibri"/>
@@ -19195,7 +19195,7 @@
         </w:rPr>
         <w:t xml:space="preserve">. </w:t>
       </w:r>
-      <w:hyperlink w:history="1" r:id="rId5r1rbrl7vqrm_3wkut9ap">
+      <w:hyperlink w:history="1" r:id="rIdyu_un6f9ebillk1y7igpp">
         <w:r>
           <w:rPr>
             <w:rFonts w:ascii="Calibri" w:cs="Calibri" w:eastAsia="Calibri" w:hAnsi="Calibri"/>
@@ -19284,7 +19284,7 @@
         </w:rPr>
         <w:t xml:space="preserve">. </w:t>
       </w:r>
-      <w:hyperlink w:history="1" r:id="rId3vkcm7qzilx-rrzbx4lif">
+      <w:hyperlink w:history="1" r:id="rIdd0ursa7cdnw3zujr0gc8m">
         <w:r>
           <w:rPr>
             <w:rFonts w:ascii="Calibri" w:cs="Calibri" w:eastAsia="Calibri" w:hAnsi="Calibri"/>
@@ -19373,7 +19373,7 @@
         </w:rPr>
         <w:t xml:space="preserve">. </w:t>
       </w:r>
-      <w:hyperlink w:history="1" r:id="rIdjek-e3manqm_6j4quojyt">
+      <w:hyperlink w:history="1" r:id="rIdw-_cj7ko5wglvwj9yqjvo">
         <w:r>
           <w:rPr>
             <w:rFonts w:ascii="Calibri" w:cs="Calibri" w:eastAsia="Calibri" w:hAnsi="Calibri"/>
@@ -19462,7 +19462,7 @@
         </w:rPr>
         <w:t xml:space="preserve">. </w:t>
       </w:r>
-      <w:hyperlink w:history="1" r:id="rIdnlq81us6dejasj9pg14ed">
+      <w:hyperlink w:history="1" r:id="rIdjvodacv2ydihr2gyogzul">
         <w:r>
           <w:rPr>
             <w:rFonts w:ascii="Calibri" w:cs="Calibri" w:eastAsia="Calibri" w:hAnsi="Calibri"/>
@@ -19551,7 +19551,7 @@
         </w:rPr>
         <w:t xml:space="preserve">. </w:t>
       </w:r>
-      <w:hyperlink w:history="1" r:id="rIdoux-folvaqn3zwiwl4fow">
+      <w:hyperlink w:history="1" r:id="rIdh1ohutpuwnp-jezpcghkp">
         <w:r>
           <w:rPr>
             <w:rFonts w:ascii="Calibri" w:cs="Calibri" w:eastAsia="Calibri" w:hAnsi="Calibri"/>
@@ -19725,7 +19725,7 @@
         </w:rPr>
         <w:t xml:space="preserve">. </w:t>
       </w:r>
-      <w:hyperlink w:history="1" r:id="rIdiat0iw--da-czgw6rfkwj">
+      <w:hyperlink w:history="1" r:id="rIdcdntcweysugytx1ap5zym">
         <w:r>
           <w:rPr>
             <w:rFonts w:ascii="Calibri" w:cs="Calibri" w:eastAsia="Calibri" w:hAnsi="Calibri"/>
@@ -19814,7 +19814,7 @@
         </w:rPr>
         <w:t xml:space="preserve">. </w:t>
       </w:r>
-      <w:hyperlink w:history="1" r:id="rId4a9pnednwncaxwxuybjus">
+      <w:hyperlink w:history="1" r:id="rIdca8fbw-j87u7rtq_i5moj">
         <w:r>
           <w:rPr>
             <w:rFonts w:ascii="Calibri" w:cs="Calibri" w:eastAsia="Calibri" w:hAnsi="Calibri"/>
@@ -19903,7 +19903,7 @@
         </w:rPr>
         <w:t xml:space="preserve">. </w:t>
       </w:r>
-      <w:hyperlink w:history="1" r:id="rId9cqb2ghp_3y-g5geuipzu">
+      <w:hyperlink w:history="1" r:id="rIdzbqylcc_nbmcfqssnc51v">
         <w:r>
           <w:rPr>
             <w:rFonts w:ascii="Calibri" w:cs="Calibri" w:eastAsia="Calibri" w:hAnsi="Calibri"/>
@@ -19992,7 +19992,7 @@
         </w:rPr>
         <w:t xml:space="preserve">. </w:t>
       </w:r>
-      <w:hyperlink w:history="1" r:id="rIda44csakxizixwo6gp9dir">
+      <w:hyperlink w:history="1" r:id="rIdw2wwnoz-onmqztjtu22du">
         <w:r>
           <w:rPr>
             <w:rFonts w:ascii="Calibri" w:cs="Calibri" w:eastAsia="Calibri" w:hAnsi="Calibri"/>
@@ -20081,7 +20081,7 @@
         </w:rPr>
         <w:t xml:space="preserve">. </w:t>
       </w:r>
-      <w:hyperlink w:history="1" r:id="rId7427blchphzr7sevcbfxf">
+      <w:hyperlink w:history="1" r:id="rIdzivditicurb7h4kuasrqq">
         <w:r>
           <w:rPr>
             <w:rFonts w:ascii="Calibri" w:cs="Calibri" w:eastAsia="Calibri" w:hAnsi="Calibri"/>
@@ -20170,7 +20170,7 @@
         </w:rPr>
         <w:t xml:space="preserve">. </w:t>
       </w:r>
-      <w:hyperlink w:history="1" r:id="rIduc9mjnm609l7ni3lfwrok">
+      <w:hyperlink w:history="1" r:id="rIdolqcxq3p1khmu7sfqflp3">
         <w:r>
           <w:rPr>
             <w:rFonts w:ascii="Calibri" w:cs="Calibri" w:eastAsia="Calibri" w:hAnsi="Calibri"/>
@@ -20259,7 +20259,7 @@
         </w:rPr>
         <w:t xml:space="preserve">. </w:t>
       </w:r>
-      <w:hyperlink w:history="1" r:id="rIdut0gpijw_zw_ycjik-gmd">
+      <w:hyperlink w:history="1" r:id="rIdkdjvswdussmigod_ullp3">
         <w:r>
           <w:rPr>
             <w:rFonts w:ascii="Calibri" w:cs="Calibri" w:eastAsia="Calibri" w:hAnsi="Calibri"/>
@@ -20348,7 +20348,7 @@
         </w:rPr>
         <w:t xml:space="preserve">. </w:t>
       </w:r>
-      <w:hyperlink w:history="1" r:id="rIdrwfpez6cuh-tvdlscigvl">
+      <w:hyperlink w:history="1" r:id="rIdq2osau0lihzzud2a4donq">
         <w:r>
           <w:rPr>
             <w:rFonts w:ascii="Calibri" w:cs="Calibri" w:eastAsia="Calibri" w:hAnsi="Calibri"/>
@@ -20437,7 +20437,7 @@
         </w:rPr>
         <w:t xml:space="preserve">. </w:t>
       </w:r>
-      <w:hyperlink w:history="1" r:id="rId9qycpaxt-2ubjulc7xzyq">
+      <w:hyperlink w:history="1" r:id="rIduagjfdfxkwjzrblenfk3s">
         <w:r>
           <w:rPr>
             <w:rFonts w:ascii="Calibri" w:cs="Calibri" w:eastAsia="Calibri" w:hAnsi="Calibri"/>
@@ -20526,7 +20526,7 @@
         </w:rPr>
         <w:t xml:space="preserve">. </w:t>
       </w:r>
-      <w:hyperlink w:history="1" r:id="rIdbjl2d2l4xfkywuepf569x">
+      <w:hyperlink w:history="1" r:id="rIdsfacchjttwkzuq74bmapa">
         <w:r>
           <w:rPr>
             <w:rFonts w:ascii="Calibri" w:cs="Calibri" w:eastAsia="Calibri" w:hAnsi="Calibri"/>
@@ -20615,7 +20615,7 @@
         </w:rPr>
         <w:t xml:space="preserve">. </w:t>
       </w:r>
-      <w:hyperlink w:history="1" r:id="rId-zoqjunzp1bwqxm_jzzdk">
+      <w:hyperlink w:history="1" r:id="rIdoxgxhguvwjrtsyptuumoc">
         <w:r>
           <w:rPr>
             <w:rFonts w:ascii="Calibri" w:cs="Calibri" w:eastAsia="Calibri" w:hAnsi="Calibri"/>
@@ -20704,7 +20704,7 @@
         </w:rPr>
         <w:t xml:space="preserve">. </w:t>
       </w:r>
-      <w:hyperlink w:history="1" r:id="rIdgw1c74ir_2a6zmue7sek7">
+      <w:hyperlink w:history="1" r:id="rIdzycow2heitpskj7ppummr">
         <w:r>
           <w:rPr>
             <w:rFonts w:ascii="Calibri" w:cs="Calibri" w:eastAsia="Calibri" w:hAnsi="Calibri"/>
@@ -20793,7 +20793,7 @@
         </w:rPr>
         <w:t xml:space="preserve">. </w:t>
       </w:r>
-      <w:hyperlink w:history="1" r:id="rId7bcgj162xxummkj2qfl29">
+      <w:hyperlink w:history="1" r:id="rIdale2edlzd6sjrjqrirfwq">
         <w:r>
           <w:rPr>
             <w:rFonts w:ascii="Calibri" w:cs="Calibri" w:eastAsia="Calibri" w:hAnsi="Calibri"/>
@@ -20882,7 +20882,7 @@
         </w:rPr>
         <w:t xml:space="preserve">. </w:t>
       </w:r>
-      <w:hyperlink w:history="1" r:id="rIdh5os4gv9bhxpmumjxsvks">
+      <w:hyperlink w:history="1" r:id="rIdb-sowrgw1dp4zmw8iux-s">
         <w:r>
           <w:rPr>
             <w:rFonts w:ascii="Calibri" w:cs="Calibri" w:eastAsia="Calibri" w:hAnsi="Calibri"/>
@@ -20987,7 +20987,7 @@
         </w:rPr>
         <w:t xml:space="preserve">. </w:t>
       </w:r>
-      <w:hyperlink w:history="1" r:id="rIdfxi1il3xgawum50nsawxa">
+      <w:hyperlink w:history="1" r:id="rIdbxilriajud6hddznsjjqn">
         <w:r>
           <w:rPr>
             <w:rFonts w:ascii="Calibri" w:cs="Calibri" w:eastAsia="Calibri" w:hAnsi="Calibri"/>
@@ -21076,7 +21076,7 @@
         </w:rPr>
         <w:t xml:space="preserve">. </w:t>
       </w:r>
-      <w:hyperlink w:history="1" r:id="rIddl28lg3uvceqnoasg2dpg">
+      <w:hyperlink w:history="1" r:id="rId9iw0g7xmeunynu5vgckc3">
         <w:r>
           <w:rPr>
             <w:rFonts w:ascii="Calibri" w:cs="Calibri" w:eastAsia="Calibri" w:hAnsi="Calibri"/>

--- a/Shahriarirad_Reza_CV.docx
+++ b/Shahriarirad_Reza_CV.docx
@@ -65,7 +65,7 @@
       <w:pPr>
         <w:spacing w:after="80"/>
       </w:pPr>
-      <w:hyperlink w:history="1" r:id="rIdgyifgp4zsid-w5p-_45mw">
+      <w:hyperlink w:history="1" r:id="rIdkvxphanvu9yd6gks_kpps">
         <w:r>
           <w:rPr>
             <w:rFonts w:ascii="Calibri" w:cs="Calibri" w:eastAsia="Calibri" w:hAnsi="Calibri"/>
@@ -86,7 +86,7 @@
         </w:rPr>
         <w:t xml:space="preserve"> | </w:t>
       </w:r>
-      <w:hyperlink w:history="1" r:id="rIdx5pnsni42t4vedbjdxb98">
+      <w:hyperlink w:history="1" r:id="rIdvwspwk4_dyx-t9aefbvp2">
         <w:r>
           <w:rPr>
             <w:rFonts w:ascii="Calibri" w:cs="Calibri" w:eastAsia="Calibri" w:hAnsi="Calibri"/>
@@ -107,7 +107,7 @@
         </w:rPr>
         <w:t xml:space="preserve"> | </w:t>
       </w:r>
-      <w:hyperlink w:history="1" r:id="rIdbj1srjbufawui-sjmxdwz">
+      <w:hyperlink w:history="1" r:id="rIdh7ze0u7a-jkyhc4tet-dw">
         <w:r>
           <w:rPr>
             <w:rFonts w:ascii="Calibri" w:cs="Calibri" w:eastAsia="Calibri" w:hAnsi="Calibri"/>
@@ -128,7 +128,7 @@
         </w:rPr>
         <w:t xml:space="preserve"> | </w:t>
       </w:r>
-      <w:hyperlink w:history="1" r:id="rIdhrjrh7smxtnzuvapby0hc">
+      <w:hyperlink w:history="1" r:id="rId3irccxq__pd6plpnq-iml">
         <w:r>
           <w:rPr>
             <w:rFonts w:ascii="Calibri" w:cs="Calibri" w:eastAsia="Calibri" w:hAnsi="Calibri"/>
@@ -149,7 +149,7 @@
         </w:rPr>
         <w:t xml:space="preserve"> | </w:t>
       </w:r>
-      <w:hyperlink w:history="1" r:id="rIdxdmcjzftuypndat1sqttu">
+      <w:hyperlink w:history="1" r:id="rId47txfxiwi5tu7mm1egjgg">
         <w:r>
           <w:rPr>
             <w:rFonts w:ascii="Calibri" w:cs="Calibri" w:eastAsia="Calibri" w:hAnsi="Calibri"/>
@@ -170,7 +170,7 @@
         </w:rPr>
         <w:t xml:space="preserve"> | </w:t>
       </w:r>
-      <w:hyperlink w:history="1" r:id="rIdp1toetq9wbkeaka15dncg">
+      <w:hyperlink w:history="1" r:id="rId6d-dlphgmzke7mbhlfjdm">
         <w:r>
           <w:rPr>
             <w:rFonts w:ascii="Calibri" w:cs="Calibri" w:eastAsia="Calibri" w:hAnsi="Calibri"/>
@@ -191,7 +191,7 @@
         </w:rPr>
         <w:t xml:space="preserve"> | </w:t>
       </w:r>
-      <w:hyperlink w:history="1" r:id="rId2fkcc8nq-tsilhajmnt15">
+      <w:hyperlink w:history="1" r:id="rIdqawbvgqxtadt3bh0igjcx">
         <w:r>
           <w:rPr>
             <w:rFonts w:ascii="Calibri" w:cs="Calibri" w:eastAsia="Calibri" w:hAnsi="Calibri"/>
@@ -603,7 +603,7 @@
                 <w:sz w:val="20"/>
                 <w:szCs w:val="20"/>
               </w:rPr>
-              <w:t xml:space="preserve">3319</w:t>
+              <w:t xml:space="preserve">3248</w:t>
             </w:r>
           </w:p>
         </w:tc>
@@ -1386,7 +1386,7 @@
             </w:tcMar>
           </w:tcPr>
           <w:p>
-            <w:hyperlink w:history="1" r:id="rIdai8qxt6-5prrnhoplbqmp">
+            <w:hyperlink w:history="1" r:id="rIdzydj0wh_j-nlwfv0njoa0">
               <w:r>
                 <w:rPr>
                   <w:rFonts w:ascii="Calibri" w:cs="Calibri" w:eastAsia="Calibri" w:hAnsi="Calibri"/>
@@ -2341,7 +2341,7 @@
             </w:tcMar>
           </w:tcPr>
           <w:p>
-            <w:hyperlink w:history="1" r:id="rIdyjs-d2fon0yrd5njxc1q3">
+            <w:hyperlink w:history="1" r:id="rIderefnpo22mvvmisov23bq">
               <w:r>
                 <w:rPr>
                   <w:rFonts w:ascii="Calibri" w:cs="Calibri" w:eastAsia="Calibri" w:hAnsi="Calibri"/>
@@ -2352,7 +2352,7 @@
                   <w:szCs w:val="20"/>
                   <w:u w:val="single"/>
                 </w:rPr>
-                <w:t xml:space="preserve">3319</w:t>
+                <w:t xml:space="preserve">3248</w:t>
               </w:r>
             </w:hyperlink>
           </w:p>
@@ -2900,7 +2900,7 @@
         </w:rPr>
         <w:t xml:space="preserve">Full list: </w:t>
       </w:r>
-      <w:hyperlink w:history="1" r:id="rIdjdgsphenh0b9ruf5ouhuk">
+      <w:hyperlink w:history="1" r:id="rIda6cx_jbwrykbebklopajr">
         <w:r>
           <w:rPr>
             <w:rFonts w:ascii="Calibri" w:cs="Calibri" w:eastAsia="Calibri" w:hAnsi="Calibri"/>
@@ -2981,7 +2981,7 @@
         </w:rPr>
         <w:t xml:space="preserve">• </w:t>
       </w:r>
-      <w:hyperlink w:history="1" r:id="rIdzl4nop2ox7wiq05wfpxlq">
+      <w:hyperlink w:history="1" r:id="rIdfygduzkpafhuyunc0ilsk">
         <w:r>
           <w:rPr>
             <w:rFonts w:ascii="Calibri" w:cs="Calibri" w:eastAsia="Calibri" w:hAnsi="Calibri"/>
@@ -3105,7 +3105,7 @@
         </w:rPr>
         <w:t xml:space="preserve">Full list: </w:t>
       </w:r>
-      <w:hyperlink w:history="1" r:id="rIdqbo0pmpuixvqxwfd5rjlr">
+      <w:hyperlink w:history="1" r:id="rIdp2uqekk3fcfb_dbadxaec">
         <w:r>
           <w:rPr>
             <w:rFonts w:ascii="Calibri" w:cs="Calibri" w:eastAsia="Calibri" w:hAnsi="Calibri"/>
@@ -4053,7 +4053,7 @@
         </w:rPr>
         <w:t xml:space="preserve">. </w:t>
       </w:r>
-      <w:hyperlink w:history="1" r:id="rIda3ka409e2vkuhodj8-fx2">
+      <w:hyperlink w:history="1" r:id="rId5obrp6mtyktqtsd23ww4x">
         <w:r>
           <w:rPr>
             <w:rFonts w:ascii="Calibri" w:cs="Calibri" w:eastAsia="Calibri" w:hAnsi="Calibri"/>
@@ -4142,7 +4142,7 @@
         </w:rPr>
         <w:t xml:space="preserve">. </w:t>
       </w:r>
-      <w:hyperlink w:history="1" r:id="rId8y_uamgmp5zxwovsniawv">
+      <w:hyperlink w:history="1" r:id="rIdhh2e_zuolcajw6gy8acv2">
         <w:r>
           <w:rPr>
             <w:rFonts w:ascii="Calibri" w:cs="Calibri" w:eastAsia="Calibri" w:hAnsi="Calibri"/>
@@ -4231,7 +4231,7 @@
         </w:rPr>
         <w:t xml:space="preserve">. </w:t>
       </w:r>
-      <w:hyperlink w:history="1" r:id="rIdnisyndiuchbe5vl0auj4k">
+      <w:hyperlink w:history="1" r:id="rIdclvnf3pftlhhkg0-d5lhd">
         <w:r>
           <w:rPr>
             <w:rFonts w:ascii="Calibri" w:cs="Calibri" w:eastAsia="Calibri" w:hAnsi="Calibri"/>
@@ -4320,7 +4320,7 @@
         </w:rPr>
         <w:t xml:space="preserve">. </w:t>
       </w:r>
-      <w:hyperlink w:history="1" r:id="rIdfvkqiqyuqsqgy2j-rgsyq">
+      <w:hyperlink w:history="1" r:id="rIdujp9blgxq-ox010qqv2cb">
         <w:r>
           <w:rPr>
             <w:rFonts w:ascii="Calibri" w:cs="Calibri" w:eastAsia="Calibri" w:hAnsi="Calibri"/>
@@ -4409,7 +4409,7 @@
         </w:rPr>
         <w:t xml:space="preserve">. </w:t>
       </w:r>
-      <w:hyperlink w:history="1" r:id="rIdmzmjxfxgcliwiotgtywal">
+      <w:hyperlink w:history="1" r:id="rIdnu4awewzxdsdwvtuvv5h9">
         <w:r>
           <w:rPr>
             <w:rFonts w:ascii="Calibri" w:cs="Calibri" w:eastAsia="Calibri" w:hAnsi="Calibri"/>
@@ -4498,7 +4498,7 @@
         </w:rPr>
         <w:t xml:space="preserve">. </w:t>
       </w:r>
-      <w:hyperlink w:history="1" r:id="rIdlkzckqgbvbiaddzyhuqqs">
+      <w:hyperlink w:history="1" r:id="rIdxlecvrk-kkgce_93dbmji">
         <w:r>
           <w:rPr>
             <w:rFonts w:ascii="Calibri" w:cs="Calibri" w:eastAsia="Calibri" w:hAnsi="Calibri"/>
@@ -4587,7 +4587,7 @@
         </w:rPr>
         <w:t xml:space="preserve">. </w:t>
       </w:r>
-      <w:hyperlink w:history="1" r:id="rIduir7_naa-7fhcuq0msyrz">
+      <w:hyperlink w:history="1" r:id="rIddcslhdlnpmg6zshqbailv">
         <w:r>
           <w:rPr>
             <w:rFonts w:ascii="Calibri" w:cs="Calibri" w:eastAsia="Calibri" w:hAnsi="Calibri"/>
@@ -4676,7 +4676,7 @@
         </w:rPr>
         <w:t xml:space="preserve">. </w:t>
       </w:r>
-      <w:hyperlink w:history="1" r:id="rIdwfoqzcmndqlbrzhumff8b">
+      <w:hyperlink w:history="1" r:id="rIdw0zvdweml_bphehna_hag">
         <w:r>
           <w:rPr>
             <w:rFonts w:ascii="Calibri" w:cs="Calibri" w:eastAsia="Calibri" w:hAnsi="Calibri"/>
@@ -4765,7 +4765,7 @@
         </w:rPr>
         <w:t xml:space="preserve">. </w:t>
       </w:r>
-      <w:hyperlink w:history="1" r:id="rIdrwfu2s3al3pyrasbnnw_p">
+      <w:hyperlink w:history="1" r:id="rIdl-6s5jefbv3ifmz7athzk">
         <w:r>
           <w:rPr>
             <w:rFonts w:ascii="Calibri" w:cs="Calibri" w:eastAsia="Calibri" w:hAnsi="Calibri"/>
@@ -4854,7 +4854,7 @@
         </w:rPr>
         <w:t xml:space="preserve">. </w:t>
       </w:r>
-      <w:hyperlink w:history="1" r:id="rIdfr5ltmquo2fhvrcw42rq5">
+      <w:hyperlink w:history="1" r:id="rIdwfebwe1qigfju5s780o95">
         <w:r>
           <w:rPr>
             <w:rFonts w:ascii="Calibri" w:cs="Calibri" w:eastAsia="Calibri" w:hAnsi="Calibri"/>
@@ -4943,7 +4943,7 @@
         </w:rPr>
         <w:t xml:space="preserve">. </w:t>
       </w:r>
-      <w:hyperlink w:history="1" r:id="rIdab_qoj1dhv9lrrq7cpiwb">
+      <w:hyperlink w:history="1" r:id="rIders9yfpr0f-qxkp2nsvbt">
         <w:r>
           <w:rPr>
             <w:rFonts w:ascii="Calibri" w:cs="Calibri" w:eastAsia="Calibri" w:hAnsi="Calibri"/>
@@ -5032,7 +5032,7 @@
         </w:rPr>
         <w:t xml:space="preserve">. </w:t>
       </w:r>
-      <w:hyperlink w:history="1" r:id="rIdkhbpsdot4ztgkhvmahgf6">
+      <w:hyperlink w:history="1" r:id="rIdru8ldqaz44ybnqt-cybc-">
         <w:r>
           <w:rPr>
             <w:rFonts w:ascii="Calibri" w:cs="Calibri" w:eastAsia="Calibri" w:hAnsi="Calibri"/>
@@ -5121,7 +5121,7 @@
         </w:rPr>
         <w:t xml:space="preserve">. </w:t>
       </w:r>
-      <w:hyperlink w:history="1" r:id="rIdsne18aq1qmpgf1j4u2kkp">
+      <w:hyperlink w:history="1" r:id="rIdfzye7opwgtd9d-9cooteu">
         <w:r>
           <w:rPr>
             <w:rFonts w:ascii="Calibri" w:cs="Calibri" w:eastAsia="Calibri" w:hAnsi="Calibri"/>
@@ -5210,7 +5210,7 @@
         </w:rPr>
         <w:t xml:space="preserve">. </w:t>
       </w:r>
-      <w:hyperlink w:history="1" r:id="rIdcratqvrmzrgunm51rrbf6">
+      <w:hyperlink w:history="1" r:id="rIdslumzaqs_x36ibkbomwv8">
         <w:r>
           <w:rPr>
             <w:rFonts w:ascii="Calibri" w:cs="Calibri" w:eastAsia="Calibri" w:hAnsi="Calibri"/>
@@ -5299,7 +5299,7 @@
         </w:rPr>
         <w:t xml:space="preserve">. </w:t>
       </w:r>
-      <w:hyperlink w:history="1" r:id="rIdwywcthuycds88hzsvnsju">
+      <w:hyperlink w:history="1" r:id="rIdtwhtghtx98z_8jjariy7g">
         <w:r>
           <w:rPr>
             <w:rFonts w:ascii="Calibri" w:cs="Calibri" w:eastAsia="Calibri" w:hAnsi="Calibri"/>
@@ -5388,7 +5388,7 @@
         </w:rPr>
         <w:t xml:space="preserve">. </w:t>
       </w:r>
-      <w:hyperlink w:history="1" r:id="rIdjckyot3w6hfds9onix2sa">
+      <w:hyperlink w:history="1" r:id="rId8fn9z5xapiov-s4sq8qrz">
         <w:r>
           <w:rPr>
             <w:rFonts w:ascii="Calibri" w:cs="Calibri" w:eastAsia="Calibri" w:hAnsi="Calibri"/>
@@ -5477,7 +5477,7 @@
         </w:rPr>
         <w:t xml:space="preserve">. </w:t>
       </w:r>
-      <w:hyperlink w:history="1" r:id="rIdxqnfrgocatqjsltjal1pq">
+      <w:hyperlink w:history="1" r:id="rIdsagkdpkewawbajmxiyshm">
         <w:r>
           <w:rPr>
             <w:rFonts w:ascii="Calibri" w:cs="Calibri" w:eastAsia="Calibri" w:hAnsi="Calibri"/>
@@ -5566,7 +5566,7 @@
         </w:rPr>
         <w:t xml:space="preserve">. </w:t>
       </w:r>
-      <w:hyperlink w:history="1" r:id="rIdupiesxmcxcgmvsafk9h5j">
+      <w:hyperlink w:history="1" r:id="rId804fsvcalabd5kzhthr0y">
         <w:r>
           <w:rPr>
             <w:rFonts w:ascii="Calibri" w:cs="Calibri" w:eastAsia="Calibri" w:hAnsi="Calibri"/>
@@ -5655,7 +5655,7 @@
         </w:rPr>
         <w:t xml:space="preserve">. </w:t>
       </w:r>
-      <w:hyperlink w:history="1" r:id="rIdr0_dwgvahromz_dsk-k8a">
+      <w:hyperlink w:history="1" r:id="rIdxzmrkikytpny9j8x8tl7o">
         <w:r>
           <w:rPr>
             <w:rFonts w:ascii="Calibri" w:cs="Calibri" w:eastAsia="Calibri" w:hAnsi="Calibri"/>
@@ -5744,7 +5744,7 @@
         </w:rPr>
         <w:t xml:space="preserve">. </w:t>
       </w:r>
-      <w:hyperlink w:history="1" r:id="rIdzlsk8cyynzqxted3oo2z0">
+      <w:hyperlink w:history="1" r:id="rIdx6gfei3iol5oezvr4mkob">
         <w:r>
           <w:rPr>
             <w:rFonts w:ascii="Calibri" w:cs="Calibri" w:eastAsia="Calibri" w:hAnsi="Calibri"/>
@@ -5833,7 +5833,7 @@
         </w:rPr>
         <w:t xml:space="preserve">. </w:t>
       </w:r>
-      <w:hyperlink w:history="1" r:id="rIdiye1w7que19cex54xvi65">
+      <w:hyperlink w:history="1" r:id="rIdswkyebxflxqckk1ttkmzc">
         <w:r>
           <w:rPr>
             <w:rFonts w:ascii="Calibri" w:cs="Calibri" w:eastAsia="Calibri" w:hAnsi="Calibri"/>
@@ -5922,7 +5922,7 @@
         </w:rPr>
         <w:t xml:space="preserve">. </w:t>
       </w:r>
-      <w:hyperlink w:history="1" r:id="rIdm94efovqtudmszj4kymqk">
+      <w:hyperlink w:history="1" r:id="rIdxcxyvg782s5hvv6b61cr3">
         <w:r>
           <w:rPr>
             <w:rFonts w:ascii="Calibri" w:cs="Calibri" w:eastAsia="Calibri" w:hAnsi="Calibri"/>
@@ -6011,7 +6011,7 @@
         </w:rPr>
         <w:t xml:space="preserve">. </w:t>
       </w:r>
-      <w:hyperlink w:history="1" r:id="rIdkrkq8b-w5od0jmdsitall">
+      <w:hyperlink w:history="1" r:id="rIdqdy5u0vd1ds18eaao13ne">
         <w:r>
           <w:rPr>
             <w:rFonts w:ascii="Calibri" w:cs="Calibri" w:eastAsia="Calibri" w:hAnsi="Calibri"/>
@@ -6100,7 +6100,7 @@
         </w:rPr>
         <w:t xml:space="preserve">. </w:t>
       </w:r>
-      <w:hyperlink w:history="1" r:id="rIdhixsculy1ntcxzg6jpdeo">
+      <w:hyperlink w:history="1" r:id="rIdkvf-tdml6lyh5a5hwbwy1">
         <w:r>
           <w:rPr>
             <w:rFonts w:ascii="Calibri" w:cs="Calibri" w:eastAsia="Calibri" w:hAnsi="Calibri"/>
@@ -6189,7 +6189,7 @@
         </w:rPr>
         <w:t xml:space="preserve">. </w:t>
       </w:r>
-      <w:hyperlink w:history="1" r:id="rIdyf-3utodflf3znkuxtcyw">
+      <w:hyperlink w:history="1" r:id="rIdxw6z5__qf3szbfiihx3nx">
         <w:r>
           <w:rPr>
             <w:rFonts w:ascii="Calibri" w:cs="Calibri" w:eastAsia="Calibri" w:hAnsi="Calibri"/>
@@ -6278,7 +6278,7 @@
         </w:rPr>
         <w:t xml:space="preserve">. </w:t>
       </w:r>
-      <w:hyperlink w:history="1" r:id="rId1eelyuuycrtl61uosfee5">
+      <w:hyperlink w:history="1" r:id="rIdjmfhe2jfqmmrhzd1otwkq">
         <w:r>
           <w:rPr>
             <w:rFonts w:ascii="Calibri" w:cs="Calibri" w:eastAsia="Calibri" w:hAnsi="Calibri"/>
@@ -6367,7 +6367,7 @@
         </w:rPr>
         <w:t xml:space="preserve">. </w:t>
       </w:r>
-      <w:hyperlink w:history="1" r:id="rIdtrobw4fziyly6pzw1yyt-">
+      <w:hyperlink w:history="1" r:id="rIdj5rerkw0v5bfq7lkwasse">
         <w:r>
           <w:rPr>
             <w:rFonts w:ascii="Calibri" w:cs="Calibri" w:eastAsia="Calibri" w:hAnsi="Calibri"/>
@@ -6456,7 +6456,7 @@
         </w:rPr>
         <w:t xml:space="preserve">. </w:t>
       </w:r>
-      <w:hyperlink w:history="1" r:id="rId7tghskabqfbmqahb5xle8">
+      <w:hyperlink w:history="1" r:id="rIdalho1rbt9ecd2u3bucsxu">
         <w:r>
           <w:rPr>
             <w:rFonts w:ascii="Calibri" w:cs="Calibri" w:eastAsia="Calibri" w:hAnsi="Calibri"/>
@@ -6545,7 +6545,7 @@
         </w:rPr>
         <w:t xml:space="preserve">. </w:t>
       </w:r>
-      <w:hyperlink w:history="1" r:id="rId_wnxvmq2lyobab_sgghhg">
+      <w:hyperlink w:history="1" r:id="rIdkle4f0eggrrus3s8ukdu4">
         <w:r>
           <w:rPr>
             <w:rFonts w:ascii="Calibri" w:cs="Calibri" w:eastAsia="Calibri" w:hAnsi="Calibri"/>
@@ -6634,7 +6634,7 @@
         </w:rPr>
         <w:t xml:space="preserve">. </w:t>
       </w:r>
-      <w:hyperlink w:history="1" r:id="rIdn7b0ekyk4hxysaqecqol6">
+      <w:hyperlink w:history="1" r:id="rId96vwsixam9rjri22tdpux">
         <w:r>
           <w:rPr>
             <w:rFonts w:ascii="Calibri" w:cs="Calibri" w:eastAsia="Calibri" w:hAnsi="Calibri"/>
@@ -6723,7 +6723,7 @@
         </w:rPr>
         <w:t xml:space="preserve">. </w:t>
       </w:r>
-      <w:hyperlink w:history="1" r:id="rIdm67wruz77pyxvtr7sbg26">
+      <w:hyperlink w:history="1" r:id="rIdcgnzvw7lo8ria1_iwewco">
         <w:r>
           <w:rPr>
             <w:rFonts w:ascii="Calibri" w:cs="Calibri" w:eastAsia="Calibri" w:hAnsi="Calibri"/>
@@ -6812,7 +6812,7 @@
         </w:rPr>
         <w:t xml:space="preserve">. </w:t>
       </w:r>
-      <w:hyperlink w:history="1" r:id="rIdpggpkg1g-vqw0cr_ctkf2">
+      <w:hyperlink w:history="1" r:id="rIdktm8jn1ybmakhlarsmoui">
         <w:r>
           <w:rPr>
             <w:rFonts w:ascii="Calibri" w:cs="Calibri" w:eastAsia="Calibri" w:hAnsi="Calibri"/>
@@ -6901,7 +6901,7 @@
         </w:rPr>
         <w:t xml:space="preserve">. </w:t>
       </w:r>
-      <w:hyperlink w:history="1" r:id="rIdswsglexbw1gydlv6coqwr">
+      <w:hyperlink w:history="1" r:id="rIdrttqyrajksw6drraumvhe">
         <w:r>
           <w:rPr>
             <w:rFonts w:ascii="Calibri" w:cs="Calibri" w:eastAsia="Calibri" w:hAnsi="Calibri"/>
@@ -6990,7 +6990,7 @@
         </w:rPr>
         <w:t xml:space="preserve">. </w:t>
       </w:r>
-      <w:hyperlink w:history="1" r:id="rIdygqujde056otcft3cqria">
+      <w:hyperlink w:history="1" r:id="rIdnkxkebcokfbg25ddydtug">
         <w:r>
           <w:rPr>
             <w:rFonts w:ascii="Calibri" w:cs="Calibri" w:eastAsia="Calibri" w:hAnsi="Calibri"/>
@@ -7079,7 +7079,7 @@
         </w:rPr>
         <w:t xml:space="preserve">. </w:t>
       </w:r>
-      <w:hyperlink w:history="1" r:id="rIdyvxtqpnx-je9ng86jltbu">
+      <w:hyperlink w:history="1" r:id="rIdzpfgfmuzbiouxajq0vrqe">
         <w:r>
           <w:rPr>
             <w:rFonts w:ascii="Calibri" w:cs="Calibri" w:eastAsia="Calibri" w:hAnsi="Calibri"/>
@@ -7168,7 +7168,7 @@
         </w:rPr>
         <w:t xml:space="preserve">. </w:t>
       </w:r>
-      <w:hyperlink w:history="1" r:id="rIdpa6t3ayrqjb-wx9-rbved">
+      <w:hyperlink w:history="1" r:id="rIdl0mukhbm96bbugrh5m5uh">
         <w:r>
           <w:rPr>
             <w:rFonts w:ascii="Calibri" w:cs="Calibri" w:eastAsia="Calibri" w:hAnsi="Calibri"/>
@@ -7257,7 +7257,7 @@
         </w:rPr>
         <w:t xml:space="preserve">. </w:t>
       </w:r>
-      <w:hyperlink w:history="1" r:id="rIdfjp6arsxojkisf79tqori">
+      <w:hyperlink w:history="1" r:id="rIde0k33j2smltno1o0tzk6v">
         <w:r>
           <w:rPr>
             <w:rFonts w:ascii="Calibri" w:cs="Calibri" w:eastAsia="Calibri" w:hAnsi="Calibri"/>
@@ -7346,7 +7346,7 @@
         </w:rPr>
         <w:t xml:space="preserve">. </w:t>
       </w:r>
-      <w:hyperlink w:history="1" r:id="rIdjgnlv4nv-bmbhfqgecq_b">
+      <w:hyperlink w:history="1" r:id="rId1aafikhftusb-at6zsdn_">
         <w:r>
           <w:rPr>
             <w:rFonts w:ascii="Calibri" w:cs="Calibri" w:eastAsia="Calibri" w:hAnsi="Calibri"/>
@@ -7435,7 +7435,7 @@
         </w:rPr>
         <w:t xml:space="preserve">. </w:t>
       </w:r>
-      <w:hyperlink w:history="1" r:id="rIdchtiust0bcdd_impm56bh">
+      <w:hyperlink w:history="1" r:id="rId0bdq0xk2wzbo9uoay-7xf">
         <w:r>
           <w:rPr>
             <w:rFonts w:ascii="Calibri" w:cs="Calibri" w:eastAsia="Calibri" w:hAnsi="Calibri"/>
@@ -7524,7 +7524,7 @@
         </w:rPr>
         <w:t xml:space="preserve">. </w:t>
       </w:r>
-      <w:hyperlink w:history="1" r:id="rIdnfwual4sdzwa46xzvdcli">
+      <w:hyperlink w:history="1" r:id="rId-7zachz-uqgmhv50xj6--">
         <w:r>
           <w:rPr>
             <w:rFonts w:ascii="Calibri" w:cs="Calibri" w:eastAsia="Calibri" w:hAnsi="Calibri"/>
@@ -7613,7 +7613,7 @@
         </w:rPr>
         <w:t xml:space="preserve">. </w:t>
       </w:r>
-      <w:hyperlink w:history="1" r:id="rId7o-4t5kh0ghar6gaudzbr">
+      <w:hyperlink w:history="1" r:id="rId7wr9sg1uw4nlvte79y4v4">
         <w:r>
           <w:rPr>
             <w:rFonts w:ascii="Calibri" w:cs="Calibri" w:eastAsia="Calibri" w:hAnsi="Calibri"/>
@@ -7702,7 +7702,7 @@
         </w:rPr>
         <w:t xml:space="preserve">. </w:t>
       </w:r>
-      <w:hyperlink w:history="1" r:id="rIdersx_gqjn2ryza3eds3k7">
+      <w:hyperlink w:history="1" r:id="rIdzfsmoom1ynpkuikuyglje">
         <w:r>
           <w:rPr>
             <w:rFonts w:ascii="Calibri" w:cs="Calibri" w:eastAsia="Calibri" w:hAnsi="Calibri"/>
@@ -7791,7 +7791,7 @@
         </w:rPr>
         <w:t xml:space="preserve">. </w:t>
       </w:r>
-      <w:hyperlink w:history="1" r:id="rId0sc3j09lazdbjbk6m7gub">
+      <w:hyperlink w:history="1" r:id="rIdd1ctphhjeqserz_7ssuyy">
         <w:r>
           <w:rPr>
             <w:rFonts w:ascii="Calibri" w:cs="Calibri" w:eastAsia="Calibri" w:hAnsi="Calibri"/>
@@ -7880,7 +7880,7 @@
         </w:rPr>
         <w:t xml:space="preserve">. </w:t>
       </w:r>
-      <w:hyperlink w:history="1" r:id="rIddgrp0jpc38ruymmjxdtne">
+      <w:hyperlink w:history="1" r:id="rIdjg_x1wvccyca754q3bhlj">
         <w:r>
           <w:rPr>
             <w:rFonts w:ascii="Calibri" w:cs="Calibri" w:eastAsia="Calibri" w:hAnsi="Calibri"/>
@@ -7969,7 +7969,7 @@
         </w:rPr>
         <w:t xml:space="preserve">. </w:t>
       </w:r>
-      <w:hyperlink w:history="1" r:id="rIdk-qjgs5ruhfyqabdlp9kz">
+      <w:hyperlink w:history="1" r:id="rIdxzz2i5tinctvuwikujgm3">
         <w:r>
           <w:rPr>
             <w:rFonts w:ascii="Calibri" w:cs="Calibri" w:eastAsia="Calibri" w:hAnsi="Calibri"/>
@@ -8058,7 +8058,7 @@
         </w:rPr>
         <w:t xml:space="preserve">. </w:t>
       </w:r>
-      <w:hyperlink w:history="1" r:id="rIdhrmkmw3j4eagisqy2ndcb">
+      <w:hyperlink w:history="1" r:id="rId02upy5t-k8keoxqppwzkf">
         <w:r>
           <w:rPr>
             <w:rFonts w:ascii="Calibri" w:cs="Calibri" w:eastAsia="Calibri" w:hAnsi="Calibri"/>
@@ -8147,7 +8147,7 @@
         </w:rPr>
         <w:t xml:space="preserve">. </w:t>
       </w:r>
-      <w:hyperlink w:history="1" r:id="rIdiay0p30zcwimt4cfr-2fh">
+      <w:hyperlink w:history="1" r:id="rIdko7cmxe_rb3o2kgu56twi">
         <w:r>
           <w:rPr>
             <w:rFonts w:ascii="Calibri" w:cs="Calibri" w:eastAsia="Calibri" w:hAnsi="Calibri"/>
@@ -8236,7 +8236,7 @@
         </w:rPr>
         <w:t xml:space="preserve">. </w:t>
       </w:r>
-      <w:hyperlink w:history="1" r:id="rIdo30fp9mhprjsfimzpb4kq">
+      <w:hyperlink w:history="1" r:id="rIdnhopihbeb2se1jytketxt">
         <w:r>
           <w:rPr>
             <w:rFonts w:ascii="Calibri" w:cs="Calibri" w:eastAsia="Calibri" w:hAnsi="Calibri"/>
@@ -8325,7 +8325,7 @@
         </w:rPr>
         <w:t xml:space="preserve">. </w:t>
       </w:r>
-      <w:hyperlink w:history="1" r:id="rIdpnc_giu5rg5sqg1r7ggwi">
+      <w:hyperlink w:history="1" r:id="rIdxucc3ajamvxfb0d8qisud">
         <w:r>
           <w:rPr>
             <w:rFonts w:ascii="Calibri" w:cs="Calibri" w:eastAsia="Calibri" w:hAnsi="Calibri"/>
@@ -8414,7 +8414,7 @@
         </w:rPr>
         <w:t xml:space="preserve">. </w:t>
       </w:r>
-      <w:hyperlink w:history="1" r:id="rIdz9xcfhbah-qeta9_ua0qu">
+      <w:hyperlink w:history="1" r:id="rIdsj3n9ibat1rfdhmjokato">
         <w:r>
           <w:rPr>
             <w:rFonts w:ascii="Calibri" w:cs="Calibri" w:eastAsia="Calibri" w:hAnsi="Calibri"/>
@@ -8503,7 +8503,7 @@
         </w:rPr>
         <w:t xml:space="preserve">. </w:t>
       </w:r>
-      <w:hyperlink w:history="1" r:id="rIdkyd1txykw5u91qnlnaov7">
+      <w:hyperlink w:history="1" r:id="rId3mht2kuhn9kk968pouje6">
         <w:r>
           <w:rPr>
             <w:rFonts w:ascii="Calibri" w:cs="Calibri" w:eastAsia="Calibri" w:hAnsi="Calibri"/>
@@ -8592,7 +8592,7 @@
         </w:rPr>
         <w:t xml:space="preserve">. </w:t>
       </w:r>
-      <w:hyperlink w:history="1" r:id="rId8e1fmqh5-w3gbkuhh3fkm">
+      <w:hyperlink w:history="1" r:id="rIdv6bs5ifp7k43xynrsdxyt">
         <w:r>
           <w:rPr>
             <w:rFonts w:ascii="Calibri" w:cs="Calibri" w:eastAsia="Calibri" w:hAnsi="Calibri"/>
@@ -8681,7 +8681,7 @@
         </w:rPr>
         <w:t xml:space="preserve">. </w:t>
       </w:r>
-      <w:hyperlink w:history="1" r:id="rId9agzaybxplla9xcpxlf2z">
+      <w:hyperlink w:history="1" r:id="rIdfnchw-k9z5tzqp9dwbur6">
         <w:r>
           <w:rPr>
             <w:rFonts w:ascii="Calibri" w:cs="Calibri" w:eastAsia="Calibri" w:hAnsi="Calibri"/>
@@ -8770,7 +8770,7 @@
         </w:rPr>
         <w:t xml:space="preserve">. </w:t>
       </w:r>
-      <w:hyperlink w:history="1" r:id="rIdepb8szzov7ixdikcmpylg">
+      <w:hyperlink w:history="1" r:id="rIdqacktn_mzkxiai26850s0">
         <w:r>
           <w:rPr>
             <w:rFonts w:ascii="Calibri" w:cs="Calibri" w:eastAsia="Calibri" w:hAnsi="Calibri"/>
@@ -8859,7 +8859,7 @@
         </w:rPr>
         <w:t xml:space="preserve">. </w:t>
       </w:r>
-      <w:hyperlink w:history="1" r:id="rIdwrlgdz1k7y-krl3yzbxdc">
+      <w:hyperlink w:history="1" r:id="rIdzk9tr_juzcfro6qugpoy6">
         <w:r>
           <w:rPr>
             <w:rFonts w:ascii="Calibri" w:cs="Calibri" w:eastAsia="Calibri" w:hAnsi="Calibri"/>
@@ -8948,7 +8948,7 @@
         </w:rPr>
         <w:t xml:space="preserve">. </w:t>
       </w:r>
-      <w:hyperlink w:history="1" r:id="rIdonbdsnw03e40zv0zg-4po">
+      <w:hyperlink w:history="1" r:id="rIdxcorejisyezqxd2qmtot-">
         <w:r>
           <w:rPr>
             <w:rFonts w:ascii="Calibri" w:cs="Calibri" w:eastAsia="Calibri" w:hAnsi="Calibri"/>
@@ -9037,7 +9037,7 @@
         </w:rPr>
         <w:t xml:space="preserve">. </w:t>
       </w:r>
-      <w:hyperlink w:history="1" r:id="rIdwt2ybqsrmmj5szevkao3j">
+      <w:hyperlink w:history="1" r:id="rIdapv4gh5tmsp7phmry0fih">
         <w:r>
           <w:rPr>
             <w:rFonts w:ascii="Calibri" w:cs="Calibri" w:eastAsia="Calibri" w:hAnsi="Calibri"/>
@@ -9126,7 +9126,7 @@
         </w:rPr>
         <w:t xml:space="preserve">. </w:t>
       </w:r>
-      <w:hyperlink w:history="1" r:id="rIdtfbaahcsyydc5xsy-6zpk">
+      <w:hyperlink w:history="1" r:id="rIdu9vimxrsmqwmpldfigfi2">
         <w:r>
           <w:rPr>
             <w:rFonts w:ascii="Calibri" w:cs="Calibri" w:eastAsia="Calibri" w:hAnsi="Calibri"/>
@@ -9215,7 +9215,7 @@
         </w:rPr>
         <w:t xml:space="preserve">. </w:t>
       </w:r>
-      <w:hyperlink w:history="1" r:id="rIdhjqy1vfivjcv0o-obrm0v">
+      <w:hyperlink w:history="1" r:id="rId5vbfgpnnm-otpgz-sivqi">
         <w:r>
           <w:rPr>
             <w:rFonts w:ascii="Calibri" w:cs="Calibri" w:eastAsia="Calibri" w:hAnsi="Calibri"/>
@@ -9304,7 +9304,7 @@
         </w:rPr>
         <w:t xml:space="preserve">. </w:t>
       </w:r>
-      <w:hyperlink w:history="1" r:id="rIdfgxusravw1lah-zuhdeuy">
+      <w:hyperlink w:history="1" r:id="rIdivxcggbhbxjq7yqlt2ww3">
         <w:r>
           <w:rPr>
             <w:rFonts w:ascii="Calibri" w:cs="Calibri" w:eastAsia="Calibri" w:hAnsi="Calibri"/>
@@ -9393,7 +9393,7 @@
         </w:rPr>
         <w:t xml:space="preserve">. </w:t>
       </w:r>
-      <w:hyperlink w:history="1" r:id="rIdqd9f85f-omzamele0ja2r">
+      <w:hyperlink w:history="1" r:id="rIdnw2163wfmzx49aprdlnqu">
         <w:r>
           <w:rPr>
             <w:rFonts w:ascii="Calibri" w:cs="Calibri" w:eastAsia="Calibri" w:hAnsi="Calibri"/>
@@ -9482,7 +9482,7 @@
         </w:rPr>
         <w:t xml:space="preserve">. </w:t>
       </w:r>
-      <w:hyperlink w:history="1" r:id="rIdawez8u5poe3shpm1o12om">
+      <w:hyperlink w:history="1" r:id="rIdgkgfrc_3kunkzhnj-dsns">
         <w:r>
           <w:rPr>
             <w:rFonts w:ascii="Calibri" w:cs="Calibri" w:eastAsia="Calibri" w:hAnsi="Calibri"/>
@@ -9571,7 +9571,7 @@
         </w:rPr>
         <w:t xml:space="preserve">. </w:t>
       </w:r>
-      <w:hyperlink w:history="1" r:id="rIdprtak-bywns4nb_z2igpv">
+      <w:hyperlink w:history="1" r:id="rIdnwsg6cljiie45h7b8bbrj">
         <w:r>
           <w:rPr>
             <w:rFonts w:ascii="Calibri" w:cs="Calibri" w:eastAsia="Calibri" w:hAnsi="Calibri"/>
@@ -9660,7 +9660,7 @@
         </w:rPr>
         <w:t xml:space="preserve">. </w:t>
       </w:r>
-      <w:hyperlink w:history="1" r:id="rIdmlpe498csllcili0abdqx">
+      <w:hyperlink w:history="1" r:id="rId0beo80l7jp0hvllty-qw4">
         <w:r>
           <w:rPr>
             <w:rFonts w:ascii="Calibri" w:cs="Calibri" w:eastAsia="Calibri" w:hAnsi="Calibri"/>
@@ -9749,7 +9749,7 @@
         </w:rPr>
         <w:t xml:space="preserve">. </w:t>
       </w:r>
-      <w:hyperlink w:history="1" r:id="rId7dnbqvl8lnjdasx-r9b7b">
+      <w:hyperlink w:history="1" r:id="rIdzybvnhnbg-a3xm0q9d2la">
         <w:r>
           <w:rPr>
             <w:rFonts w:ascii="Calibri" w:cs="Calibri" w:eastAsia="Calibri" w:hAnsi="Calibri"/>
@@ -9838,7 +9838,7 @@
         </w:rPr>
         <w:t xml:space="preserve">. </w:t>
       </w:r>
-      <w:hyperlink w:history="1" r:id="rId4qf9miapero4cw5nvzg9d">
+      <w:hyperlink w:history="1" r:id="rIdv9p7g7jthqcbmpjsfuccr">
         <w:r>
           <w:rPr>
             <w:rFonts w:ascii="Calibri" w:cs="Calibri" w:eastAsia="Calibri" w:hAnsi="Calibri"/>
@@ -9927,7 +9927,7 @@
         </w:rPr>
         <w:t xml:space="preserve">. </w:t>
       </w:r>
-      <w:hyperlink w:history="1" r:id="rIdl9852tfgqobhe1sguazlc">
+      <w:hyperlink w:history="1" r:id="rIdz8mgfsqtzgvufzuzafjyk">
         <w:r>
           <w:rPr>
             <w:rFonts w:ascii="Calibri" w:cs="Calibri" w:eastAsia="Calibri" w:hAnsi="Calibri"/>
@@ -10016,7 +10016,7 @@
         </w:rPr>
         <w:t xml:space="preserve">. </w:t>
       </w:r>
-      <w:hyperlink w:history="1" r:id="rIdtiwenfpstjn7abdt7jnrm">
+      <w:hyperlink w:history="1" r:id="rIdackvso4nxbv4tdpojtzmn">
         <w:r>
           <w:rPr>
             <w:rFonts w:ascii="Calibri" w:cs="Calibri" w:eastAsia="Calibri" w:hAnsi="Calibri"/>
@@ -10105,7 +10105,7 @@
         </w:rPr>
         <w:t xml:space="preserve">. </w:t>
       </w:r>
-      <w:hyperlink w:history="1" r:id="rIduthp49wnbf7njqm-vvzqt">
+      <w:hyperlink w:history="1" r:id="rIdjdplvz54wyebowibmmmwi">
         <w:r>
           <w:rPr>
             <w:rFonts w:ascii="Calibri" w:cs="Calibri" w:eastAsia="Calibri" w:hAnsi="Calibri"/>
@@ -10194,7 +10194,7 @@
         </w:rPr>
         <w:t xml:space="preserve">. </w:t>
       </w:r>
-      <w:hyperlink w:history="1" r:id="rIddm8ojfdv4jguvfartdjw-">
+      <w:hyperlink w:history="1" r:id="rIdj36w8b6mvv9eop6qbxjdx">
         <w:r>
           <w:rPr>
             <w:rFonts w:ascii="Calibri" w:cs="Calibri" w:eastAsia="Calibri" w:hAnsi="Calibri"/>
@@ -10283,7 +10283,7 @@
         </w:rPr>
         <w:t xml:space="preserve">. </w:t>
       </w:r>
-      <w:hyperlink w:history="1" r:id="rIdabxlrno1jet3gqs0pucyn">
+      <w:hyperlink w:history="1" r:id="rId7qkwiijnyg7i9erujr8gv">
         <w:r>
           <w:rPr>
             <w:rFonts w:ascii="Calibri" w:cs="Calibri" w:eastAsia="Calibri" w:hAnsi="Calibri"/>
@@ -10372,7 +10372,7 @@
         </w:rPr>
         <w:t xml:space="preserve">. </w:t>
       </w:r>
-      <w:hyperlink w:history="1" r:id="rIdmuz0d7e548x8_vmvkxhud">
+      <w:hyperlink w:history="1" r:id="rIdkihc6gprhsssi_rcuizlw">
         <w:r>
           <w:rPr>
             <w:rFonts w:ascii="Calibri" w:cs="Calibri" w:eastAsia="Calibri" w:hAnsi="Calibri"/>
@@ -10461,7 +10461,7 @@
         </w:rPr>
         <w:t xml:space="preserve">. </w:t>
       </w:r>
-      <w:hyperlink w:history="1" r:id="rIdcszrcwgdbzeiatc38mb6a">
+      <w:hyperlink w:history="1" r:id="rIdt5dt2aa2c4-kbizgzkav4">
         <w:r>
           <w:rPr>
             <w:rFonts w:ascii="Calibri" w:cs="Calibri" w:eastAsia="Calibri" w:hAnsi="Calibri"/>
@@ -10550,7 +10550,7 @@
         </w:rPr>
         <w:t xml:space="preserve">. </w:t>
       </w:r>
-      <w:hyperlink w:history="1" r:id="rIdijofxbvygvbphlp-neff6">
+      <w:hyperlink w:history="1" r:id="rIdoyhgn7m8iyyqm22xzixkd">
         <w:r>
           <w:rPr>
             <w:rFonts w:ascii="Calibri" w:cs="Calibri" w:eastAsia="Calibri" w:hAnsi="Calibri"/>
@@ -10639,7 +10639,7 @@
         </w:rPr>
         <w:t xml:space="preserve">. </w:t>
       </w:r>
-      <w:hyperlink w:history="1" r:id="rId0qxvuotnjchar1-mi-ohr">
+      <w:hyperlink w:history="1" r:id="rIdz10yurphgkshstukbm9bp">
         <w:r>
           <w:rPr>
             <w:rFonts w:ascii="Calibri" w:cs="Calibri" w:eastAsia="Calibri" w:hAnsi="Calibri"/>
@@ -10728,7 +10728,7 @@
         </w:rPr>
         <w:t xml:space="preserve">. </w:t>
       </w:r>
-      <w:hyperlink w:history="1" r:id="rIddlxn4x1djy3dcx08j2j_j">
+      <w:hyperlink w:history="1" r:id="rIdusvqord30mqjhuanok6hm">
         <w:r>
           <w:rPr>
             <w:rFonts w:ascii="Calibri" w:cs="Calibri" w:eastAsia="Calibri" w:hAnsi="Calibri"/>
@@ -10817,7 +10817,7 @@
         </w:rPr>
         <w:t xml:space="preserve">. </w:t>
       </w:r>
-      <w:hyperlink w:history="1" r:id="rIduu7lwxkrnjwk9qnbhnwpc">
+      <w:hyperlink w:history="1" r:id="rIdr1hsjzrrm3axayyde1h6d">
         <w:r>
           <w:rPr>
             <w:rFonts w:ascii="Calibri" w:cs="Calibri" w:eastAsia="Calibri" w:hAnsi="Calibri"/>
@@ -10906,7 +10906,7 @@
         </w:rPr>
         <w:t xml:space="preserve">. </w:t>
       </w:r>
-      <w:hyperlink w:history="1" r:id="rId0k6kloiou5seh7jf04eaz">
+      <w:hyperlink w:history="1" r:id="rIdndikipkefwoso2ld2p-bs">
         <w:r>
           <w:rPr>
             <w:rFonts w:ascii="Calibri" w:cs="Calibri" w:eastAsia="Calibri" w:hAnsi="Calibri"/>
@@ -10995,7 +10995,7 @@
         </w:rPr>
         <w:t xml:space="preserve">. </w:t>
       </w:r>
-      <w:hyperlink w:history="1" r:id="rIdqt1tmkbdue8ovtxkzmjgv">
+      <w:hyperlink w:history="1" r:id="rIdtvcbdfqqdau2cxyb21qmv">
         <w:r>
           <w:rPr>
             <w:rFonts w:ascii="Calibri" w:cs="Calibri" w:eastAsia="Calibri" w:hAnsi="Calibri"/>
@@ -11084,7 +11084,7 @@
         </w:rPr>
         <w:t xml:space="preserve">. </w:t>
       </w:r>
-      <w:hyperlink w:history="1" r:id="rIdvetrpiqcubzjzozm3oqg3">
+      <w:hyperlink w:history="1" r:id="rId79anlzxiih_ufg_rg9tyc">
         <w:r>
           <w:rPr>
             <w:rFonts w:ascii="Calibri" w:cs="Calibri" w:eastAsia="Calibri" w:hAnsi="Calibri"/>
@@ -11173,7 +11173,7 @@
         </w:rPr>
         <w:t xml:space="preserve">. </w:t>
       </w:r>
-      <w:hyperlink w:history="1" r:id="rIdv0zer0oojztyyhom2y_f3">
+      <w:hyperlink w:history="1" r:id="rIdbbmbtrsjy5ksszlwwlpon">
         <w:r>
           <w:rPr>
             <w:rFonts w:ascii="Calibri" w:cs="Calibri" w:eastAsia="Calibri" w:hAnsi="Calibri"/>
@@ -11262,7 +11262,7 @@
         </w:rPr>
         <w:t xml:space="preserve">. </w:t>
       </w:r>
-      <w:hyperlink w:history="1" r:id="rIdnap97r8khl3hc_yilquex">
+      <w:hyperlink w:history="1" r:id="rIdik0yv-jqn5r7h68s9nqvs">
         <w:r>
           <w:rPr>
             <w:rFonts w:ascii="Calibri" w:cs="Calibri" w:eastAsia="Calibri" w:hAnsi="Calibri"/>
@@ -11351,7 +11351,7 @@
         </w:rPr>
         <w:t xml:space="preserve">. </w:t>
       </w:r>
-      <w:hyperlink w:history="1" r:id="rIdobnxlzfnye6nfj3dj0qcy">
+      <w:hyperlink w:history="1" r:id="rIdknfxkwcjyv-h88ntsul3o">
         <w:r>
           <w:rPr>
             <w:rFonts w:ascii="Calibri" w:cs="Calibri" w:eastAsia="Calibri" w:hAnsi="Calibri"/>
@@ -11440,7 +11440,7 @@
         </w:rPr>
         <w:t xml:space="preserve">. </w:t>
       </w:r>
-      <w:hyperlink w:history="1" r:id="rId2tro2ntp7_m76nu8ttetu">
+      <w:hyperlink w:history="1" r:id="rIdhixfog7v8ncoisjxsbr85">
         <w:r>
           <w:rPr>
             <w:rFonts w:ascii="Calibri" w:cs="Calibri" w:eastAsia="Calibri" w:hAnsi="Calibri"/>
@@ -11529,7 +11529,7 @@
         </w:rPr>
         <w:t xml:space="preserve">. </w:t>
       </w:r>
-      <w:hyperlink w:history="1" r:id="rIdeh8wpjzwesqoyq-9oc44f">
+      <w:hyperlink w:history="1" r:id="rIda3ydqile10g7stmklzzdf">
         <w:r>
           <w:rPr>
             <w:rFonts w:ascii="Calibri" w:cs="Calibri" w:eastAsia="Calibri" w:hAnsi="Calibri"/>
@@ -11618,7 +11618,7 @@
         </w:rPr>
         <w:t xml:space="preserve">. </w:t>
       </w:r>
-      <w:hyperlink w:history="1" r:id="rIdzweretqwgj9cmkw3ujjaj">
+      <w:hyperlink w:history="1" r:id="rIdnhcedbid8xu2xad-4giak">
         <w:r>
           <w:rPr>
             <w:rFonts w:ascii="Calibri" w:cs="Calibri" w:eastAsia="Calibri" w:hAnsi="Calibri"/>
@@ -11707,7 +11707,7 @@
         </w:rPr>
         <w:t xml:space="preserve">. </w:t>
       </w:r>
-      <w:hyperlink w:history="1" r:id="rIdryfno6jeub5kzr5wucdfs">
+      <w:hyperlink w:history="1" r:id="rId-lxpxsurxrgplm-sid98k">
         <w:r>
           <w:rPr>
             <w:rFonts w:ascii="Calibri" w:cs="Calibri" w:eastAsia="Calibri" w:hAnsi="Calibri"/>
@@ -11796,7 +11796,7 @@
         </w:rPr>
         <w:t xml:space="preserve">. </w:t>
       </w:r>
-      <w:hyperlink w:history="1" r:id="rIdsoso4llrz1vqjnoxcy2fo">
+      <w:hyperlink w:history="1" r:id="rIdmyco9vt3s8yy3oa23m65c">
         <w:r>
           <w:rPr>
             <w:rFonts w:ascii="Calibri" w:cs="Calibri" w:eastAsia="Calibri" w:hAnsi="Calibri"/>
@@ -11885,7 +11885,7 @@
         </w:rPr>
         <w:t xml:space="preserve">. </w:t>
       </w:r>
-      <w:hyperlink w:history="1" r:id="rIdqjhalhbqkklbgx5mohopy">
+      <w:hyperlink w:history="1" r:id="rIdas5f33d8yv-u9ar3ustyn">
         <w:r>
           <w:rPr>
             <w:rFonts w:ascii="Calibri" w:cs="Calibri" w:eastAsia="Calibri" w:hAnsi="Calibri"/>
@@ -11974,7 +11974,7 @@
         </w:rPr>
         <w:t xml:space="preserve">. </w:t>
       </w:r>
-      <w:hyperlink w:history="1" r:id="rId8yejfk6piuyrgjicuabb0">
+      <w:hyperlink w:history="1" r:id="rIdj_gnt19ohbksnkioh2xrc">
         <w:r>
           <w:rPr>
             <w:rFonts w:ascii="Calibri" w:cs="Calibri" w:eastAsia="Calibri" w:hAnsi="Calibri"/>
@@ -12063,7 +12063,7 @@
         </w:rPr>
         <w:t xml:space="preserve">. </w:t>
       </w:r>
-      <w:hyperlink w:history="1" r:id="rIdrsxcrrc6ohc_lbkhywf0n">
+      <w:hyperlink w:history="1" r:id="rIdv7tc3uiwwsneltyqyorwe">
         <w:r>
           <w:rPr>
             <w:rFonts w:ascii="Calibri" w:cs="Calibri" w:eastAsia="Calibri" w:hAnsi="Calibri"/>
@@ -12152,7 +12152,7 @@
         </w:rPr>
         <w:t xml:space="preserve">. </w:t>
       </w:r>
-      <w:hyperlink w:history="1" r:id="rIdnmoommopjzc6xk9n1h3kr">
+      <w:hyperlink w:history="1" r:id="rId5cy1lbvr-no7tbca45zuc">
         <w:r>
           <w:rPr>
             <w:rFonts w:ascii="Calibri" w:cs="Calibri" w:eastAsia="Calibri" w:hAnsi="Calibri"/>
@@ -12241,7 +12241,7 @@
         </w:rPr>
         <w:t xml:space="preserve">. </w:t>
       </w:r>
-      <w:hyperlink w:history="1" r:id="rId98aqjiyn4smv4bgbv_d9h">
+      <w:hyperlink w:history="1" r:id="rIdn-or45r33ykeiarb59bx9">
         <w:r>
           <w:rPr>
             <w:rFonts w:ascii="Calibri" w:cs="Calibri" w:eastAsia="Calibri" w:hAnsi="Calibri"/>
@@ -12330,7 +12330,7 @@
         </w:rPr>
         <w:t xml:space="preserve">. </w:t>
       </w:r>
-      <w:hyperlink w:history="1" r:id="rIdwoly39maoks7rebzyuuz4">
+      <w:hyperlink w:history="1" r:id="rId9dralno72gxtvz2bqneht">
         <w:r>
           <w:rPr>
             <w:rFonts w:ascii="Calibri" w:cs="Calibri" w:eastAsia="Calibri" w:hAnsi="Calibri"/>
@@ -12419,7 +12419,7 @@
         </w:rPr>
         <w:t xml:space="preserve">. </w:t>
       </w:r>
-      <w:hyperlink w:history="1" r:id="rIdqshgrdnpqczj3mbzrmedl">
+      <w:hyperlink w:history="1" r:id="rIdtylnwzxe1pextwe55ojwi">
         <w:r>
           <w:rPr>
             <w:rFonts w:ascii="Calibri" w:cs="Calibri" w:eastAsia="Calibri" w:hAnsi="Calibri"/>
@@ -12508,7 +12508,7 @@
         </w:rPr>
         <w:t xml:space="preserve">. </w:t>
       </w:r>
-      <w:hyperlink w:history="1" r:id="rIdrz651fhax5jgmm3_bl12y">
+      <w:hyperlink w:history="1" r:id="rIdrizuhaedpf1ijx38syx0-">
         <w:r>
           <w:rPr>
             <w:rFonts w:ascii="Calibri" w:cs="Calibri" w:eastAsia="Calibri" w:hAnsi="Calibri"/>
@@ -12597,7 +12597,7 @@
         </w:rPr>
         <w:t xml:space="preserve">. </w:t>
       </w:r>
-      <w:hyperlink w:history="1" r:id="rIdidqaxjmyp3vsobg3vendj">
+      <w:hyperlink w:history="1" r:id="rIdy5ry0wjmtfcjeynfc5ufr">
         <w:r>
           <w:rPr>
             <w:rFonts w:ascii="Calibri" w:cs="Calibri" w:eastAsia="Calibri" w:hAnsi="Calibri"/>
@@ -12686,7 +12686,7 @@
         </w:rPr>
         <w:t xml:space="preserve">. </w:t>
       </w:r>
-      <w:hyperlink w:history="1" r:id="rIdfmaqnejm8sprovooy31hw">
+      <w:hyperlink w:history="1" r:id="rId5d2hmpj_f3sszewrlevjq">
         <w:r>
           <w:rPr>
             <w:rFonts w:ascii="Calibri" w:cs="Calibri" w:eastAsia="Calibri" w:hAnsi="Calibri"/>
@@ -12775,7 +12775,7 @@
         </w:rPr>
         <w:t xml:space="preserve">. </w:t>
       </w:r>
-      <w:hyperlink w:history="1" r:id="rIdqejyvv4gmmgzfhtyva_hj">
+      <w:hyperlink w:history="1" r:id="rIdjubwmursotrsiotffle4f">
         <w:r>
           <w:rPr>
             <w:rFonts w:ascii="Calibri" w:cs="Calibri" w:eastAsia="Calibri" w:hAnsi="Calibri"/>
@@ -12864,7 +12864,7 @@
         </w:rPr>
         <w:t xml:space="preserve">. </w:t>
       </w:r>
-      <w:hyperlink w:history="1" r:id="rIdlwb8gdkdvpnghfnxqynxd">
+      <w:hyperlink w:history="1" r:id="rIdrg0dyga-umgquhso0dmzk">
         <w:r>
           <w:rPr>
             <w:rFonts w:ascii="Calibri" w:cs="Calibri" w:eastAsia="Calibri" w:hAnsi="Calibri"/>
@@ -12953,7 +12953,7 @@
         </w:rPr>
         <w:t xml:space="preserve">. </w:t>
       </w:r>
-      <w:hyperlink w:history="1" r:id="rIdqsqli_ayii6ddikwxner1">
+      <w:hyperlink w:history="1" r:id="rIdmcrh4vrbfrusnb9qus13r">
         <w:r>
           <w:rPr>
             <w:rFonts w:ascii="Calibri" w:cs="Calibri" w:eastAsia="Calibri" w:hAnsi="Calibri"/>
@@ -13042,7 +13042,7 @@
         </w:rPr>
         <w:t xml:space="preserve">. </w:t>
       </w:r>
-      <w:hyperlink w:history="1" r:id="rIdi0cceaocy7ra-_iubxcsu">
+      <w:hyperlink w:history="1" r:id="rIdekgtuar3vpyewdkip39mt">
         <w:r>
           <w:rPr>
             <w:rFonts w:ascii="Calibri" w:cs="Calibri" w:eastAsia="Calibri" w:hAnsi="Calibri"/>
@@ -13131,7 +13131,7 @@
         </w:rPr>
         <w:t xml:space="preserve">. </w:t>
       </w:r>
-      <w:hyperlink w:history="1" r:id="rIdttzk8e4koyqfgfjsgcwbr">
+      <w:hyperlink w:history="1" r:id="rIdriuhubtau0qd0-3fhazx7">
         <w:r>
           <w:rPr>
             <w:rFonts w:ascii="Calibri" w:cs="Calibri" w:eastAsia="Calibri" w:hAnsi="Calibri"/>
@@ -13220,7 +13220,7 @@
         </w:rPr>
         <w:t xml:space="preserve">. </w:t>
       </w:r>
-      <w:hyperlink w:history="1" r:id="rIdzzwhbqh-uouhgochf7p0b">
+      <w:hyperlink w:history="1" r:id="rIdy3bwbyvxo-poeyzrzbyly">
         <w:r>
           <w:rPr>
             <w:rFonts w:ascii="Calibri" w:cs="Calibri" w:eastAsia="Calibri" w:hAnsi="Calibri"/>
@@ -13309,7 +13309,7 @@
         </w:rPr>
         <w:t xml:space="preserve">. </w:t>
       </w:r>
-      <w:hyperlink w:history="1" r:id="rIdcej6s2dpg_jkiu3cn2pfh">
+      <w:hyperlink w:history="1" r:id="rIdfm17bou9glnakjujnl6ly">
         <w:r>
           <w:rPr>
             <w:rFonts w:ascii="Calibri" w:cs="Calibri" w:eastAsia="Calibri" w:hAnsi="Calibri"/>
@@ -13398,7 +13398,7 @@
         </w:rPr>
         <w:t xml:space="preserve">. </w:t>
       </w:r>
-      <w:hyperlink w:history="1" r:id="rIdpmatpusbw7sr4eims0otu">
+      <w:hyperlink w:history="1" r:id="rIdir_5-n8re2fwwj1bhfnor">
         <w:r>
           <w:rPr>
             <w:rFonts w:ascii="Calibri" w:cs="Calibri" w:eastAsia="Calibri" w:hAnsi="Calibri"/>
@@ -13487,7 +13487,7 @@
         </w:rPr>
         <w:t xml:space="preserve">. </w:t>
       </w:r>
-      <w:hyperlink w:history="1" r:id="rIdukifvmkb9cytk1pkw_mtj">
+      <w:hyperlink w:history="1" r:id="rIdxkxy_ulsicnafygwl7ydq">
         <w:r>
           <w:rPr>
             <w:rFonts w:ascii="Calibri" w:cs="Calibri" w:eastAsia="Calibri" w:hAnsi="Calibri"/>
@@ -13576,7 +13576,7 @@
         </w:rPr>
         <w:t xml:space="preserve">. </w:t>
       </w:r>
-      <w:hyperlink w:history="1" r:id="rIdqpbpkdc3ahmaa2wv-esan">
+      <w:hyperlink w:history="1" r:id="rIdosqaepov6fpr3rqe9fh6j">
         <w:r>
           <w:rPr>
             <w:rFonts w:ascii="Calibri" w:cs="Calibri" w:eastAsia="Calibri" w:hAnsi="Calibri"/>
@@ -13665,7 +13665,7 @@
         </w:rPr>
         <w:t xml:space="preserve">. </w:t>
       </w:r>
-      <w:hyperlink w:history="1" r:id="rIdcd1i1jl1azsf0pxjlutqb">
+      <w:hyperlink w:history="1" r:id="rIdm4rsp8xdopzpazdqwi55v">
         <w:r>
           <w:rPr>
             <w:rFonts w:ascii="Calibri" w:cs="Calibri" w:eastAsia="Calibri" w:hAnsi="Calibri"/>
@@ -13754,7 +13754,7 @@
         </w:rPr>
         <w:t xml:space="preserve">. </w:t>
       </w:r>
-      <w:hyperlink w:history="1" r:id="rIds8b7pixe56kzolfvn85-x">
+      <w:hyperlink w:history="1" r:id="rIdxom8cxv1jeklzr2tw2yc5">
         <w:r>
           <w:rPr>
             <w:rFonts w:ascii="Calibri" w:cs="Calibri" w:eastAsia="Calibri" w:hAnsi="Calibri"/>
@@ -13843,7 +13843,7 @@
         </w:rPr>
         <w:t xml:space="preserve">. </w:t>
       </w:r>
-      <w:hyperlink w:history="1" r:id="rIdc26voqqugxppqxcdf7pqg">
+      <w:hyperlink w:history="1" r:id="rId3bskdtjs9ob8uu4j3axbb">
         <w:r>
           <w:rPr>
             <w:rFonts w:ascii="Calibri" w:cs="Calibri" w:eastAsia="Calibri" w:hAnsi="Calibri"/>
@@ -13932,7 +13932,7 @@
         </w:rPr>
         <w:t xml:space="preserve">. </w:t>
       </w:r>
-      <w:hyperlink w:history="1" r:id="rIdpjt-cyautup8kvr_cysuw">
+      <w:hyperlink w:history="1" r:id="rIds8zjruoh1p7yiwapx240c">
         <w:r>
           <w:rPr>
             <w:rFonts w:ascii="Calibri" w:cs="Calibri" w:eastAsia="Calibri" w:hAnsi="Calibri"/>
@@ -14021,7 +14021,7 @@
         </w:rPr>
         <w:t xml:space="preserve">. </w:t>
       </w:r>
-      <w:hyperlink w:history="1" r:id="rIde7liiptcb6m5r2lv_t2qb">
+      <w:hyperlink w:history="1" r:id="rIdgbtvd2ezf7xzydruk-mg5">
         <w:r>
           <w:rPr>
             <w:rFonts w:ascii="Calibri" w:cs="Calibri" w:eastAsia="Calibri" w:hAnsi="Calibri"/>
@@ -14110,7 +14110,7 @@
         </w:rPr>
         <w:t xml:space="preserve">. </w:t>
       </w:r>
-      <w:hyperlink w:history="1" r:id="rIdveb_kykinyqx0ipobx2jh">
+      <w:hyperlink w:history="1" r:id="rIdgn7qfok4ad41hp7ajudi2">
         <w:r>
           <w:rPr>
             <w:rFonts w:ascii="Calibri" w:cs="Calibri" w:eastAsia="Calibri" w:hAnsi="Calibri"/>
@@ -14199,7 +14199,7 @@
         </w:rPr>
         <w:t xml:space="preserve">. </w:t>
       </w:r>
-      <w:hyperlink w:history="1" r:id="rId-hefiih0py6qgjtpazhyy">
+      <w:hyperlink w:history="1" r:id="rIdnhpewuctaq-zchoyossll">
         <w:r>
           <w:rPr>
             <w:rFonts w:ascii="Calibri" w:cs="Calibri" w:eastAsia="Calibri" w:hAnsi="Calibri"/>
@@ -14288,7 +14288,7 @@
         </w:rPr>
         <w:t xml:space="preserve">. </w:t>
       </w:r>
-      <w:hyperlink w:history="1" r:id="rIdsoiiwyle0qedk8pphlupf">
+      <w:hyperlink w:history="1" r:id="rIdws9yzwa1v9fzqxayxpvcf">
         <w:r>
           <w:rPr>
             <w:rFonts w:ascii="Calibri" w:cs="Calibri" w:eastAsia="Calibri" w:hAnsi="Calibri"/>
@@ -14377,7 +14377,7 @@
         </w:rPr>
         <w:t xml:space="preserve">. </w:t>
       </w:r>
-      <w:hyperlink w:history="1" r:id="rIdxya0wu-danxmb7iv8r742">
+      <w:hyperlink w:history="1" r:id="rIdizowpjb9kzpbivctv7aub">
         <w:r>
           <w:rPr>
             <w:rFonts w:ascii="Calibri" w:cs="Calibri" w:eastAsia="Calibri" w:hAnsi="Calibri"/>
@@ -14466,7 +14466,7 @@
         </w:rPr>
         <w:t xml:space="preserve">. </w:t>
       </w:r>
-      <w:hyperlink w:history="1" r:id="rIdyngtpvpaopm6a6p5h2-me">
+      <w:hyperlink w:history="1" r:id="rIdid3llay17tliy4nj5m4fe">
         <w:r>
           <w:rPr>
             <w:rFonts w:ascii="Calibri" w:cs="Calibri" w:eastAsia="Calibri" w:hAnsi="Calibri"/>
@@ -14555,7 +14555,7 @@
         </w:rPr>
         <w:t xml:space="preserve">. </w:t>
       </w:r>
-      <w:hyperlink w:history="1" r:id="rIdwphrk3j_y48orqs7rfkcr">
+      <w:hyperlink w:history="1" r:id="rIdk8u6htjswv3xg0nxt3djc">
         <w:r>
           <w:rPr>
             <w:rFonts w:ascii="Calibri" w:cs="Calibri" w:eastAsia="Calibri" w:hAnsi="Calibri"/>
@@ -14644,7 +14644,7 @@
         </w:rPr>
         <w:t xml:space="preserve">. </w:t>
       </w:r>
-      <w:hyperlink w:history="1" r:id="rIdnkv_alb4cezhujyuw7s72">
+      <w:hyperlink w:history="1" r:id="rIdsvexkiivoaupzbr5xjwq0">
         <w:r>
           <w:rPr>
             <w:rFonts w:ascii="Calibri" w:cs="Calibri" w:eastAsia="Calibri" w:hAnsi="Calibri"/>
@@ -14733,7 +14733,7 @@
         </w:rPr>
         <w:t xml:space="preserve">. </w:t>
       </w:r>
-      <w:hyperlink w:history="1" r:id="rIdwrevw20faizmxm2pdwuhm">
+      <w:hyperlink w:history="1" r:id="rIdgfgzsjlwzmnkmby67mmji">
         <w:r>
           <w:rPr>
             <w:rFonts w:ascii="Calibri" w:cs="Calibri" w:eastAsia="Calibri" w:hAnsi="Calibri"/>
@@ -14822,7 +14822,7 @@
         </w:rPr>
         <w:t xml:space="preserve">. </w:t>
       </w:r>
-      <w:hyperlink w:history="1" r:id="rIdjfig0eae5aj2fhpi5cg19">
+      <w:hyperlink w:history="1" r:id="rIduv_wcljypbacqp7zcubpg">
         <w:r>
           <w:rPr>
             <w:rFonts w:ascii="Calibri" w:cs="Calibri" w:eastAsia="Calibri" w:hAnsi="Calibri"/>
@@ -14911,7 +14911,7 @@
         </w:rPr>
         <w:t xml:space="preserve">. </w:t>
       </w:r>
-      <w:hyperlink w:history="1" r:id="rIdhhlqwh1woxesfn3mk3tyn">
+      <w:hyperlink w:history="1" r:id="rId8pr8oxkj1ocs_putqag7e">
         <w:r>
           <w:rPr>
             <w:rFonts w:ascii="Calibri" w:cs="Calibri" w:eastAsia="Calibri" w:hAnsi="Calibri"/>
@@ -15000,7 +15000,7 @@
         </w:rPr>
         <w:t xml:space="preserve">. </w:t>
       </w:r>
-      <w:hyperlink w:history="1" r:id="rIdmpkfujemdmwvl4ycje2df">
+      <w:hyperlink w:history="1" r:id="rIdivvlbfw0hhncsrmw6l0qa">
         <w:r>
           <w:rPr>
             <w:rFonts w:ascii="Calibri" w:cs="Calibri" w:eastAsia="Calibri" w:hAnsi="Calibri"/>
@@ -15089,7 +15089,7 @@
         </w:rPr>
         <w:t xml:space="preserve">. </w:t>
       </w:r>
-      <w:hyperlink w:history="1" r:id="rIdj_wlv_qlbjlwhca3tcv2l">
+      <w:hyperlink w:history="1" r:id="rIdcvn1l76lsmqvv3klnro_f">
         <w:r>
           <w:rPr>
             <w:rFonts w:ascii="Calibri" w:cs="Calibri" w:eastAsia="Calibri" w:hAnsi="Calibri"/>
@@ -15178,7 +15178,7 @@
         </w:rPr>
         <w:t xml:space="preserve">. </w:t>
       </w:r>
-      <w:hyperlink w:history="1" r:id="rIdberqptl-kaf6-imls-8yb">
+      <w:hyperlink w:history="1" r:id="rId4-bkxwhdnh51xkwldm3pl">
         <w:r>
           <w:rPr>
             <w:rFonts w:ascii="Calibri" w:cs="Calibri" w:eastAsia="Calibri" w:hAnsi="Calibri"/>
@@ -15267,7 +15267,7 @@
         </w:rPr>
         <w:t xml:space="preserve">. </w:t>
       </w:r>
-      <w:hyperlink w:history="1" r:id="rIdruyejzw38hzcogvovzli9">
+      <w:hyperlink w:history="1" r:id="rIdh5cklzcbwximuwddhipjf">
         <w:r>
           <w:rPr>
             <w:rFonts w:ascii="Calibri" w:cs="Calibri" w:eastAsia="Calibri" w:hAnsi="Calibri"/>
@@ -15356,7 +15356,7 @@
         </w:rPr>
         <w:t xml:space="preserve">. </w:t>
       </w:r>
-      <w:hyperlink w:history="1" r:id="rIdezu3qjywyjzjt_8_zchkx">
+      <w:hyperlink w:history="1" r:id="rIdotstwquuyzamcj0b8iauv">
         <w:r>
           <w:rPr>
             <w:rFonts w:ascii="Calibri" w:cs="Calibri" w:eastAsia="Calibri" w:hAnsi="Calibri"/>
@@ -15445,7 +15445,7 @@
         </w:rPr>
         <w:t xml:space="preserve">. </w:t>
       </w:r>
-      <w:hyperlink w:history="1" r:id="rIdbmit8uwea00ujibkk7roe">
+      <w:hyperlink w:history="1" r:id="rIdsuwqt2a4acc18ooaxowim">
         <w:r>
           <w:rPr>
             <w:rFonts w:ascii="Calibri" w:cs="Calibri" w:eastAsia="Calibri" w:hAnsi="Calibri"/>
@@ -15534,7 +15534,7 @@
         </w:rPr>
         <w:t xml:space="preserve">. </w:t>
       </w:r>
-      <w:hyperlink w:history="1" r:id="rIddismrtyotcsdsfzkby_8q">
+      <w:hyperlink w:history="1" r:id="rIdygm3-gr8xvfeot5fzap6s">
         <w:r>
           <w:rPr>
             <w:rFonts w:ascii="Calibri" w:cs="Calibri" w:eastAsia="Calibri" w:hAnsi="Calibri"/>
@@ -15708,7 +15708,7 @@
         </w:rPr>
         <w:t xml:space="preserve">. </w:t>
       </w:r>
-      <w:hyperlink w:history="1" r:id="rIdqxyld4yu2vochx5xgfzkr">
+      <w:hyperlink w:history="1" r:id="rIdxg_exldjmw9fmuydbbxvq">
         <w:r>
           <w:rPr>
             <w:rFonts w:ascii="Calibri" w:cs="Calibri" w:eastAsia="Calibri" w:hAnsi="Calibri"/>
@@ -15797,7 +15797,7 @@
         </w:rPr>
         <w:t xml:space="preserve">. </w:t>
       </w:r>
-      <w:hyperlink w:history="1" r:id="rIdnrozhj0j9d5f7y_gjeyrq">
+      <w:hyperlink w:history="1" r:id="rId9cthooolh-feqek-pbuzr">
         <w:r>
           <w:rPr>
             <w:rFonts w:ascii="Calibri" w:cs="Calibri" w:eastAsia="Calibri" w:hAnsi="Calibri"/>
@@ -15886,7 +15886,7 @@
         </w:rPr>
         <w:t xml:space="preserve">. </w:t>
       </w:r>
-      <w:hyperlink w:history="1" r:id="rIdmc33fyqio5f8fnvaixjco">
+      <w:hyperlink w:history="1" r:id="rIdykrpbxgigjkw_3uzqz0iv">
         <w:r>
           <w:rPr>
             <w:rFonts w:ascii="Calibri" w:cs="Calibri" w:eastAsia="Calibri" w:hAnsi="Calibri"/>
@@ -15991,7 +15991,7 @@
         </w:rPr>
         <w:t xml:space="preserve">. </w:t>
       </w:r>
-      <w:hyperlink w:history="1" r:id="rIdaohpj01k4039imeosphgl">
+      <w:hyperlink w:history="1" r:id="rIdirwecaxn9hqqfwc7qggvl">
         <w:r>
           <w:rPr>
             <w:rFonts w:ascii="Calibri" w:cs="Calibri" w:eastAsia="Calibri" w:hAnsi="Calibri"/>
@@ -16080,7 +16080,7 @@
         </w:rPr>
         <w:t xml:space="preserve">. </w:t>
       </w:r>
-      <w:hyperlink w:history="1" r:id="rIdhastg15y0kblg5ydqaubc">
+      <w:hyperlink w:history="1" r:id="rIdsontvgk0tg3iqwuhiyq2g">
         <w:r>
           <w:rPr>
             <w:rFonts w:ascii="Calibri" w:cs="Calibri" w:eastAsia="Calibri" w:hAnsi="Calibri"/>
@@ -16169,7 +16169,7 @@
         </w:rPr>
         <w:t xml:space="preserve">. </w:t>
       </w:r>
-      <w:hyperlink w:history="1" r:id="rIdvuwach2yjwpch16iv5rcq">
+      <w:hyperlink w:history="1" r:id="rIdfhtyg3td3csusnnf4b4wp">
         <w:r>
           <w:rPr>
             <w:rFonts w:ascii="Calibri" w:cs="Calibri" w:eastAsia="Calibri" w:hAnsi="Calibri"/>
@@ -16258,7 +16258,7 @@
         </w:rPr>
         <w:t xml:space="preserve">. </w:t>
       </w:r>
-      <w:hyperlink w:history="1" r:id="rIdzw7w8wfqmo2vaoyzcl9-i">
+      <w:hyperlink w:history="1" r:id="rIdnd881okj1rrxy6o1s-wvk">
         <w:r>
           <w:rPr>
             <w:rFonts w:ascii="Calibri" w:cs="Calibri" w:eastAsia="Calibri" w:hAnsi="Calibri"/>
@@ -16347,7 +16347,7 @@
         </w:rPr>
         <w:t xml:space="preserve">. </w:t>
       </w:r>
-      <w:hyperlink w:history="1" r:id="rIdiqy1ldb4lpccz52nxr3sm">
+      <w:hyperlink w:history="1" r:id="rIdbdbp6r11jd7a8d8ijgu7h">
         <w:r>
           <w:rPr>
             <w:rFonts w:ascii="Calibri" w:cs="Calibri" w:eastAsia="Calibri" w:hAnsi="Calibri"/>
@@ -16436,7 +16436,7 @@
         </w:rPr>
         <w:t xml:space="preserve">. </w:t>
       </w:r>
-      <w:hyperlink w:history="1" r:id="rIdloqg58ldafa6ozbnc9zkz">
+      <w:hyperlink w:history="1" r:id="rIdq66jlufuvjwgwlafexdjq">
         <w:r>
           <w:rPr>
             <w:rFonts w:ascii="Calibri" w:cs="Calibri" w:eastAsia="Calibri" w:hAnsi="Calibri"/>
@@ -16525,7 +16525,7 @@
         </w:rPr>
         <w:t xml:space="preserve">. </w:t>
       </w:r>
-      <w:hyperlink w:history="1" r:id="rIdtpatukoas5scwflc7xxir">
+      <w:hyperlink w:history="1" r:id="rIdks3o6hcvurndj679sx1lt">
         <w:r>
           <w:rPr>
             <w:rFonts w:ascii="Calibri" w:cs="Calibri" w:eastAsia="Calibri" w:hAnsi="Calibri"/>
@@ -16614,7 +16614,7 @@
         </w:rPr>
         <w:t xml:space="preserve">. </w:t>
       </w:r>
-      <w:hyperlink w:history="1" r:id="rId1ywdz2wagz5zbub7qb7j-">
+      <w:hyperlink w:history="1" r:id="rIdu-z4mch4q9glromvduvgz">
         <w:r>
           <w:rPr>
             <w:rFonts w:ascii="Calibri" w:cs="Calibri" w:eastAsia="Calibri" w:hAnsi="Calibri"/>
@@ -16703,7 +16703,7 @@
         </w:rPr>
         <w:t xml:space="preserve">. </w:t>
       </w:r>
-      <w:hyperlink w:history="1" r:id="rIdzww3tr-g4l4737dul8mjv">
+      <w:hyperlink w:history="1" r:id="rIdl_gegu49bxryxjnhkyeqk">
         <w:r>
           <w:rPr>
             <w:rFonts w:ascii="Calibri" w:cs="Calibri" w:eastAsia="Calibri" w:hAnsi="Calibri"/>
@@ -16792,7 +16792,7 @@
         </w:rPr>
         <w:t xml:space="preserve">. </w:t>
       </w:r>
-      <w:hyperlink w:history="1" r:id="rIdfx5cpr0hb5awekqzue9uc">
+      <w:hyperlink w:history="1" r:id="rIdbswuwgjdnkeekryprylhb">
         <w:r>
           <w:rPr>
             <w:rFonts w:ascii="Calibri" w:cs="Calibri" w:eastAsia="Calibri" w:hAnsi="Calibri"/>
@@ -16881,7 +16881,7 @@
         </w:rPr>
         <w:t xml:space="preserve">. </w:t>
       </w:r>
-      <w:hyperlink w:history="1" r:id="rIdazudemtx2bk7xvf291mn6">
+      <w:hyperlink w:history="1" r:id="rIdr0ppige9gg-c63jszj9dh">
         <w:r>
           <w:rPr>
             <w:rFonts w:ascii="Calibri" w:cs="Calibri" w:eastAsia="Calibri" w:hAnsi="Calibri"/>
@@ -16970,7 +16970,7 @@
         </w:rPr>
         <w:t xml:space="preserve">. </w:t>
       </w:r>
-      <w:hyperlink w:history="1" r:id="rIdaq-iaw0vqnwjlctehmjmo">
+      <w:hyperlink w:history="1" r:id="rIdur4-eeimskmdduetsn0f2">
         <w:r>
           <w:rPr>
             <w:rFonts w:ascii="Calibri" w:cs="Calibri" w:eastAsia="Calibri" w:hAnsi="Calibri"/>
@@ -17059,7 +17059,7 @@
         </w:rPr>
         <w:t xml:space="preserve">. </w:t>
       </w:r>
-      <w:hyperlink w:history="1" r:id="rId6udj8mhbuhxkpallmmaz-">
+      <w:hyperlink w:history="1" r:id="rIdwkj5yswr0hj2m5s8tf_wy">
         <w:r>
           <w:rPr>
             <w:rFonts w:ascii="Calibri" w:cs="Calibri" w:eastAsia="Calibri" w:hAnsi="Calibri"/>
@@ -17148,7 +17148,7 @@
         </w:rPr>
         <w:t xml:space="preserve">. </w:t>
       </w:r>
-      <w:hyperlink w:history="1" r:id="rId0u2l6r6k_dcjy7a8iqe-x">
+      <w:hyperlink w:history="1" r:id="rIdszyyiov26pyienflg97ea">
         <w:r>
           <w:rPr>
             <w:rFonts w:ascii="Calibri" w:cs="Calibri" w:eastAsia="Calibri" w:hAnsi="Calibri"/>
@@ -17237,7 +17237,7 @@
         </w:rPr>
         <w:t xml:space="preserve">. </w:t>
       </w:r>
-      <w:hyperlink w:history="1" r:id="rIdhm9i10fwq3tw4c4puhu2l">
+      <w:hyperlink w:history="1" r:id="rIdm4fix08q4lrjvg5ubs0tr">
         <w:r>
           <w:rPr>
             <w:rFonts w:ascii="Calibri" w:cs="Calibri" w:eastAsia="Calibri" w:hAnsi="Calibri"/>
@@ -17326,7 +17326,7 @@
         </w:rPr>
         <w:t xml:space="preserve">. </w:t>
       </w:r>
-      <w:hyperlink w:history="1" r:id="rIddmkagww47o5l7rseb9hzl">
+      <w:hyperlink w:history="1" r:id="rIdy-hsin8fho4pneffvajw-">
         <w:r>
           <w:rPr>
             <w:rFonts w:ascii="Calibri" w:cs="Calibri" w:eastAsia="Calibri" w:hAnsi="Calibri"/>
@@ -17415,7 +17415,7 @@
         </w:rPr>
         <w:t xml:space="preserve">. </w:t>
       </w:r>
-      <w:hyperlink w:history="1" r:id="rIdupqmqpsbtpprh8q8laj34">
+      <w:hyperlink w:history="1" r:id="rIdw2objkyz9hiilju7ne7ph">
         <w:r>
           <w:rPr>
             <w:rFonts w:ascii="Calibri" w:cs="Calibri" w:eastAsia="Calibri" w:hAnsi="Calibri"/>
@@ -17504,7 +17504,7 @@
         </w:rPr>
         <w:t xml:space="preserve">. </w:t>
       </w:r>
-      <w:hyperlink w:history="1" r:id="rIdrtw9xcqeogsurdpjheoig">
+      <w:hyperlink w:history="1" r:id="rIdroliua8_i_cotlqwdykse">
         <w:r>
           <w:rPr>
             <w:rFonts w:ascii="Calibri" w:cs="Calibri" w:eastAsia="Calibri" w:hAnsi="Calibri"/>
@@ -17593,7 +17593,7 @@
         </w:rPr>
         <w:t xml:space="preserve">. </w:t>
       </w:r>
-      <w:hyperlink w:history="1" r:id="rId3y5p8lut6nfr82gb_gvmv">
+      <w:hyperlink w:history="1" r:id="rIddbmwltqy64zrgf9csdncv">
         <w:r>
           <w:rPr>
             <w:rFonts w:ascii="Calibri" w:cs="Calibri" w:eastAsia="Calibri" w:hAnsi="Calibri"/>
@@ -17682,7 +17682,7 @@
         </w:rPr>
         <w:t xml:space="preserve">. </w:t>
       </w:r>
-      <w:hyperlink w:history="1" r:id="rIdljgnrknefakqu3sc5agxq">
+      <w:hyperlink w:history="1" r:id="rIdbxcleuu18fw-wipsbpig3">
         <w:r>
           <w:rPr>
             <w:rFonts w:ascii="Calibri" w:cs="Calibri" w:eastAsia="Calibri" w:hAnsi="Calibri"/>
@@ -17771,7 +17771,7 @@
         </w:rPr>
         <w:t xml:space="preserve">. </w:t>
       </w:r>
-      <w:hyperlink w:history="1" r:id="rIdwoku8vgyjg6sz6pepxabi">
+      <w:hyperlink w:history="1" r:id="rIdltcithydx4l-ne8f6muij">
         <w:r>
           <w:rPr>
             <w:rFonts w:ascii="Calibri" w:cs="Calibri" w:eastAsia="Calibri" w:hAnsi="Calibri"/>
@@ -17860,7 +17860,7 @@
         </w:rPr>
         <w:t xml:space="preserve">. </w:t>
       </w:r>
-      <w:hyperlink w:history="1" r:id="rIdl1hjqnl2wbkyvie8gregj">
+      <w:hyperlink w:history="1" r:id="rIdogcssw_jdetlse4jalc16">
         <w:r>
           <w:rPr>
             <w:rFonts w:ascii="Calibri" w:cs="Calibri" w:eastAsia="Calibri" w:hAnsi="Calibri"/>
@@ -17949,7 +17949,7 @@
         </w:rPr>
         <w:t xml:space="preserve">. </w:t>
       </w:r>
-      <w:hyperlink w:history="1" r:id="rIdqnexjcojseebnn1ggqhlo">
+      <w:hyperlink w:history="1" r:id="rId7gnpiiswluk3cvdoxigcy">
         <w:r>
           <w:rPr>
             <w:rFonts w:ascii="Calibri" w:cs="Calibri" w:eastAsia="Calibri" w:hAnsi="Calibri"/>
@@ -18038,7 +18038,7 @@
         </w:rPr>
         <w:t xml:space="preserve">. </w:t>
       </w:r>
-      <w:hyperlink w:history="1" r:id="rIdpodorkq0mcormegydguz7">
+      <w:hyperlink w:history="1" r:id="rIdpxewi-oxv6ldurc9_mgmw">
         <w:r>
           <w:rPr>
             <w:rFonts w:ascii="Calibri" w:cs="Calibri" w:eastAsia="Calibri" w:hAnsi="Calibri"/>
@@ -18127,7 +18127,7 @@
         </w:rPr>
         <w:t xml:space="preserve">. </w:t>
       </w:r>
-      <w:hyperlink w:history="1" r:id="rIdvwpfzh_qybunvaqrhgz9c">
+      <w:hyperlink w:history="1" r:id="rIdqrxdyrkfu-ygjyek3sisp">
         <w:r>
           <w:rPr>
             <w:rFonts w:ascii="Calibri" w:cs="Calibri" w:eastAsia="Calibri" w:hAnsi="Calibri"/>
@@ -18216,7 +18216,7 @@
         </w:rPr>
         <w:t xml:space="preserve">. </w:t>
       </w:r>
-      <w:hyperlink w:history="1" r:id="rIdd70d84otr5-22gn-hft7n">
+      <w:hyperlink w:history="1" r:id="rIdmx9sv5thlqasgazrahzaf">
         <w:r>
           <w:rPr>
             <w:rFonts w:ascii="Calibri" w:cs="Calibri" w:eastAsia="Calibri" w:hAnsi="Calibri"/>
@@ -18305,7 +18305,7 @@
         </w:rPr>
         <w:t xml:space="preserve">. </w:t>
       </w:r>
-      <w:hyperlink w:history="1" r:id="rId3oaumcvwjiceac7ahjzir">
+      <w:hyperlink w:history="1" r:id="rIdolw50ets9tob_o0554nsb">
         <w:r>
           <w:rPr>
             <w:rFonts w:ascii="Calibri" w:cs="Calibri" w:eastAsia="Calibri" w:hAnsi="Calibri"/>
@@ -18394,7 +18394,7 @@
         </w:rPr>
         <w:t xml:space="preserve">. </w:t>
       </w:r>
-      <w:hyperlink w:history="1" r:id="rIdvhiwerny4axc_pxixsjun">
+      <w:hyperlink w:history="1" r:id="rIdnudzlcwnfhdbhzy1p4zko">
         <w:r>
           <w:rPr>
             <w:rFonts w:ascii="Calibri" w:cs="Calibri" w:eastAsia="Calibri" w:hAnsi="Calibri"/>
@@ -18483,7 +18483,7 @@
         </w:rPr>
         <w:t xml:space="preserve">. </w:t>
       </w:r>
-      <w:hyperlink w:history="1" r:id="rId5vhjazmvlek2zx6k5pr15">
+      <w:hyperlink w:history="1" r:id="rIdqyav95vthre1aepx5nlkp">
         <w:r>
           <w:rPr>
             <w:rFonts w:ascii="Calibri" w:cs="Calibri" w:eastAsia="Calibri" w:hAnsi="Calibri"/>
@@ -18572,7 +18572,7 @@
         </w:rPr>
         <w:t xml:space="preserve">. </w:t>
       </w:r>
-      <w:hyperlink w:history="1" r:id="rIdzvmgkf2-cthzn8pwzanhr">
+      <w:hyperlink w:history="1" r:id="rIdonbo7xrerlyip7x3dlc2o">
         <w:r>
           <w:rPr>
             <w:rFonts w:ascii="Calibri" w:cs="Calibri" w:eastAsia="Calibri" w:hAnsi="Calibri"/>
@@ -18661,7 +18661,7 @@
         </w:rPr>
         <w:t xml:space="preserve">. </w:t>
       </w:r>
-      <w:hyperlink w:history="1" r:id="rIdcsgyg-rjnkfsg-xw42nub">
+      <w:hyperlink w:history="1" r:id="rIdgxk5nnunz1noscczrtxjb">
         <w:r>
           <w:rPr>
             <w:rFonts w:ascii="Calibri" w:cs="Calibri" w:eastAsia="Calibri" w:hAnsi="Calibri"/>
@@ -18750,7 +18750,7 @@
         </w:rPr>
         <w:t xml:space="preserve">. </w:t>
       </w:r>
-      <w:hyperlink w:history="1" r:id="rId6naxr4ag-evf55cn5eoy5">
+      <w:hyperlink w:history="1" r:id="rId5oqwzympndhgphkkkyhh_">
         <w:r>
           <w:rPr>
             <w:rFonts w:ascii="Calibri" w:cs="Calibri" w:eastAsia="Calibri" w:hAnsi="Calibri"/>
@@ -18839,7 +18839,7 @@
         </w:rPr>
         <w:t xml:space="preserve">. </w:t>
       </w:r>
-      <w:hyperlink w:history="1" r:id="rIdn5btbk2focgbspmwnwvi0">
+      <w:hyperlink w:history="1" r:id="rIdb_kdxu8pozbecs9hh1fwe">
         <w:r>
           <w:rPr>
             <w:rFonts w:ascii="Calibri" w:cs="Calibri" w:eastAsia="Calibri" w:hAnsi="Calibri"/>
@@ -18928,7 +18928,7 @@
         </w:rPr>
         <w:t xml:space="preserve">. </w:t>
       </w:r>
-      <w:hyperlink w:history="1" r:id="rIdz8mlk7dfb8jer_qqq8u_z">
+      <w:hyperlink w:history="1" r:id="rIdcbqg4vhy79aqfhwwh-lji">
         <w:r>
           <w:rPr>
             <w:rFonts w:ascii="Calibri" w:cs="Calibri" w:eastAsia="Calibri" w:hAnsi="Calibri"/>
@@ -19017,7 +19017,7 @@
         </w:rPr>
         <w:t xml:space="preserve">. </w:t>
       </w:r>
-      <w:hyperlink w:history="1" r:id="rId5ry2hvzdbaoo-kk1iakhu">
+      <w:hyperlink w:history="1" r:id="rIdnpdrchut4bjjycrsaou55">
         <w:r>
           <w:rPr>
             <w:rFonts w:ascii="Calibri" w:cs="Calibri" w:eastAsia="Calibri" w:hAnsi="Calibri"/>
@@ -19106,7 +19106,7 @@
         </w:rPr>
         <w:t xml:space="preserve">. </w:t>
       </w:r>
-      <w:hyperlink w:history="1" r:id="rIdzxhg5auct7_7eb_dytthf">
+      <w:hyperlink w:history="1" r:id="rIdji0prwbnhdapslpkhio0d">
         <w:r>
           <w:rPr>
             <w:rFonts w:ascii="Calibri" w:cs="Calibri" w:eastAsia="Calibri" w:hAnsi="Calibri"/>
@@ -19195,7 +19195,7 @@
         </w:rPr>
         <w:t xml:space="preserve">. </w:t>
       </w:r>
-      <w:hyperlink w:history="1" r:id="rIdyu_un6f9ebillk1y7igpp">
+      <w:hyperlink w:history="1" r:id="rIdfch2zqegh5czeg3bfoiy3">
         <w:r>
           <w:rPr>
             <w:rFonts w:ascii="Calibri" w:cs="Calibri" w:eastAsia="Calibri" w:hAnsi="Calibri"/>
@@ -19284,7 +19284,7 @@
         </w:rPr>
         <w:t xml:space="preserve">. </w:t>
       </w:r>
-      <w:hyperlink w:history="1" r:id="rIdd0ursa7cdnw3zujr0gc8m">
+      <w:hyperlink w:history="1" r:id="rIdwvmpnzz7gyu9nriornm7z">
         <w:r>
           <w:rPr>
             <w:rFonts w:ascii="Calibri" w:cs="Calibri" w:eastAsia="Calibri" w:hAnsi="Calibri"/>
@@ -19373,7 +19373,7 @@
         </w:rPr>
         <w:t xml:space="preserve">. </w:t>
       </w:r>
-      <w:hyperlink w:history="1" r:id="rIdw-_cj7ko5wglvwj9yqjvo">
+      <w:hyperlink w:history="1" r:id="rIdvudwwxgchqsrbtrm8d-om">
         <w:r>
           <w:rPr>
             <w:rFonts w:ascii="Calibri" w:cs="Calibri" w:eastAsia="Calibri" w:hAnsi="Calibri"/>
@@ -19462,7 +19462,7 @@
         </w:rPr>
         <w:t xml:space="preserve">. </w:t>
       </w:r>
-      <w:hyperlink w:history="1" r:id="rIdjvodacv2ydihr2gyogzul">
+      <w:hyperlink w:history="1" r:id="rIdxug_wjfcd6sbc0ctt9l4p">
         <w:r>
           <w:rPr>
             <w:rFonts w:ascii="Calibri" w:cs="Calibri" w:eastAsia="Calibri" w:hAnsi="Calibri"/>
@@ -19551,7 +19551,7 @@
         </w:rPr>
         <w:t xml:space="preserve">. </w:t>
       </w:r>
-      <w:hyperlink w:history="1" r:id="rIdh1ohutpuwnp-jezpcghkp">
+      <w:hyperlink w:history="1" r:id="rIdcvxixccidrup3pe8iywa1">
         <w:r>
           <w:rPr>
             <w:rFonts w:ascii="Calibri" w:cs="Calibri" w:eastAsia="Calibri" w:hAnsi="Calibri"/>
@@ -19725,7 +19725,7 @@
         </w:rPr>
         <w:t xml:space="preserve">. </w:t>
       </w:r>
-      <w:hyperlink w:history="1" r:id="rIdcdntcweysugytx1ap5zym">
+      <w:hyperlink w:history="1" r:id="rIdocbozsi_xxvogfoko8wwg">
         <w:r>
           <w:rPr>
             <w:rFonts w:ascii="Calibri" w:cs="Calibri" w:eastAsia="Calibri" w:hAnsi="Calibri"/>
@@ -19814,7 +19814,7 @@
         </w:rPr>
         <w:t xml:space="preserve">. </w:t>
       </w:r>
-      <w:hyperlink w:history="1" r:id="rIdca8fbw-j87u7rtq_i5moj">
+      <w:hyperlink w:history="1" r:id="rIdbkmfq7k9h4bbuonw6o29p">
         <w:r>
           <w:rPr>
             <w:rFonts w:ascii="Calibri" w:cs="Calibri" w:eastAsia="Calibri" w:hAnsi="Calibri"/>
@@ -19903,7 +19903,7 @@
         </w:rPr>
         <w:t xml:space="preserve">. </w:t>
       </w:r>
-      <w:hyperlink w:history="1" r:id="rIdzbqylcc_nbmcfqssnc51v">
+      <w:hyperlink w:history="1" r:id="rIdr6rr8z8rgftnf552pe5ky">
         <w:r>
           <w:rPr>
             <w:rFonts w:ascii="Calibri" w:cs="Calibri" w:eastAsia="Calibri" w:hAnsi="Calibri"/>
@@ -19992,7 +19992,7 @@
         </w:rPr>
         <w:t xml:space="preserve">. </w:t>
       </w:r>
-      <w:hyperlink w:history="1" r:id="rIdw2wwnoz-onmqztjtu22du">
+      <w:hyperlink w:history="1" r:id="rId8ipyaozsaxs2pj51xnwqf">
         <w:r>
           <w:rPr>
             <w:rFonts w:ascii="Calibri" w:cs="Calibri" w:eastAsia="Calibri" w:hAnsi="Calibri"/>
@@ -20081,7 +20081,7 @@
         </w:rPr>
         <w:t xml:space="preserve">. </w:t>
       </w:r>
-      <w:hyperlink w:history="1" r:id="rIdzivditicurb7h4kuasrqq">
+      <w:hyperlink w:history="1" r:id="rId_vrmtexeyqhxvwhnomaex">
         <w:r>
           <w:rPr>
             <w:rFonts w:ascii="Calibri" w:cs="Calibri" w:eastAsia="Calibri" w:hAnsi="Calibri"/>
@@ -20170,7 +20170,7 @@
         </w:rPr>
         <w:t xml:space="preserve">. </w:t>
       </w:r>
-      <w:hyperlink w:history="1" r:id="rIdolqcxq3p1khmu7sfqflp3">
+      <w:hyperlink w:history="1" r:id="rIdbavdxvid7hzoes-9qhlgt">
         <w:r>
           <w:rPr>
             <w:rFonts w:ascii="Calibri" w:cs="Calibri" w:eastAsia="Calibri" w:hAnsi="Calibri"/>
@@ -20259,7 +20259,7 @@
         </w:rPr>
         <w:t xml:space="preserve">. </w:t>
       </w:r>
-      <w:hyperlink w:history="1" r:id="rIdkdjvswdussmigod_ullp3">
+      <w:hyperlink w:history="1" r:id="rIdul3e6smegacfbqsu28prl">
         <w:r>
           <w:rPr>
             <w:rFonts w:ascii="Calibri" w:cs="Calibri" w:eastAsia="Calibri" w:hAnsi="Calibri"/>
@@ -20348,7 +20348,7 @@
         </w:rPr>
         <w:t xml:space="preserve">. </w:t>
       </w:r>
-      <w:hyperlink w:history="1" r:id="rIdq2osau0lihzzud2a4donq">
+      <w:hyperlink w:history="1" r:id="rIdfo9lrftukjy2-hezkekxb">
         <w:r>
           <w:rPr>
             <w:rFonts w:ascii="Calibri" w:cs="Calibri" w:eastAsia="Calibri" w:hAnsi="Calibri"/>
@@ -20437,7 +20437,7 @@
         </w:rPr>
         <w:t xml:space="preserve">. </w:t>
       </w:r>
-      <w:hyperlink w:history="1" r:id="rIduagjfdfxkwjzrblenfk3s">
+      <w:hyperlink w:history="1" r:id="rIdoju7t7zw2yks6p_irryok">
         <w:r>
           <w:rPr>
             <w:rFonts w:ascii="Calibri" w:cs="Calibri" w:eastAsia="Calibri" w:hAnsi="Calibri"/>
@@ -20526,7 +20526,7 @@
         </w:rPr>
         <w:t xml:space="preserve">. </w:t>
       </w:r>
-      <w:hyperlink w:history="1" r:id="rIdsfacchjttwkzuq74bmapa">
+      <w:hyperlink w:history="1" r:id="rId8ln5fsb53j_it2idsyl2e">
         <w:r>
           <w:rPr>
             <w:rFonts w:ascii="Calibri" w:cs="Calibri" w:eastAsia="Calibri" w:hAnsi="Calibri"/>
@@ -20615,7 +20615,7 @@
         </w:rPr>
         <w:t xml:space="preserve">. </w:t>
       </w:r>
-      <w:hyperlink w:history="1" r:id="rIdoxgxhguvwjrtsyptuumoc">
+      <w:hyperlink w:history="1" r:id="rId8zaf4dvcvfw0ezkgn022m">
         <w:r>
           <w:rPr>
             <w:rFonts w:ascii="Calibri" w:cs="Calibri" w:eastAsia="Calibri" w:hAnsi="Calibri"/>
@@ -20704,7 +20704,7 @@
         </w:rPr>
         <w:t xml:space="preserve">. </w:t>
       </w:r>
-      <w:hyperlink w:history="1" r:id="rIdzycow2heitpskj7ppummr">
+      <w:hyperlink w:history="1" r:id="rIdoygwz0ryzzij5fomlzton">
         <w:r>
           <w:rPr>
             <w:rFonts w:ascii="Calibri" w:cs="Calibri" w:eastAsia="Calibri" w:hAnsi="Calibri"/>
@@ -20793,7 +20793,7 @@
         </w:rPr>
         <w:t xml:space="preserve">. </w:t>
       </w:r>
-      <w:hyperlink w:history="1" r:id="rIdale2edlzd6sjrjqrirfwq">
+      <w:hyperlink w:history="1" r:id="rIdy27hjq1nmfdohaylg05nn">
         <w:r>
           <w:rPr>
             <w:rFonts w:ascii="Calibri" w:cs="Calibri" w:eastAsia="Calibri" w:hAnsi="Calibri"/>
@@ -20882,7 +20882,7 @@
         </w:rPr>
         <w:t xml:space="preserve">. </w:t>
       </w:r>
-      <w:hyperlink w:history="1" r:id="rIdb-sowrgw1dp4zmw8iux-s">
+      <w:hyperlink w:history="1" r:id="rIdc7irlpvoo98pt_dupn7pp">
         <w:r>
           <w:rPr>
             <w:rFonts w:ascii="Calibri" w:cs="Calibri" w:eastAsia="Calibri" w:hAnsi="Calibri"/>
@@ -20987,7 +20987,7 @@
         </w:rPr>
         <w:t xml:space="preserve">. </w:t>
       </w:r>
-      <w:hyperlink w:history="1" r:id="rIdbxilriajud6hddznsjjqn">
+      <w:hyperlink w:history="1" r:id="rIdcrajnix8rhztz8jmmorgt">
         <w:r>
           <w:rPr>
             <w:rFonts w:ascii="Calibri" w:cs="Calibri" w:eastAsia="Calibri" w:hAnsi="Calibri"/>
@@ -21076,7 +21076,7 @@
         </w:rPr>
         <w:t xml:space="preserve">. </w:t>
       </w:r>
-      <w:hyperlink w:history="1" r:id="rId9iw0g7xmeunynu5vgckc3">
+      <w:hyperlink w:history="1" r:id="rIdu60rxtbqm-tipyadycfcn">
         <w:r>
           <w:rPr>
             <w:rFonts w:ascii="Calibri" w:cs="Calibri" w:eastAsia="Calibri" w:hAnsi="Calibri"/>

--- a/Shahriarirad_Reza_CV.docx
+++ b/Shahriarirad_Reza_CV.docx
@@ -65,7 +65,7 @@
       <w:pPr>
         <w:spacing w:after="80"/>
       </w:pPr>
-      <w:hyperlink w:history="1" r:id="rIdkvxphanvu9yd6gks_kpps">
+      <w:hyperlink w:history="1" r:id="rIdoywenzyldixoo-ahml1nl">
         <w:r>
           <w:rPr>
             <w:rFonts w:ascii="Calibri" w:cs="Calibri" w:eastAsia="Calibri" w:hAnsi="Calibri"/>
@@ -86,7 +86,7 @@
         </w:rPr>
         <w:t xml:space="preserve"> | </w:t>
       </w:r>
-      <w:hyperlink w:history="1" r:id="rIdvwspwk4_dyx-t9aefbvp2">
+      <w:hyperlink w:history="1" r:id="rIdiwfcszn1z6dgbzelwctmg">
         <w:r>
           <w:rPr>
             <w:rFonts w:ascii="Calibri" w:cs="Calibri" w:eastAsia="Calibri" w:hAnsi="Calibri"/>
@@ -107,7 +107,7 @@
         </w:rPr>
         <w:t xml:space="preserve"> | </w:t>
       </w:r>
-      <w:hyperlink w:history="1" r:id="rIdh7ze0u7a-jkyhc4tet-dw">
+      <w:hyperlink w:history="1" r:id="rIdtgsif3zv0hjzplo8_i9r_">
         <w:r>
           <w:rPr>
             <w:rFonts w:ascii="Calibri" w:cs="Calibri" w:eastAsia="Calibri" w:hAnsi="Calibri"/>
@@ -128,7 +128,7 @@
         </w:rPr>
         <w:t xml:space="preserve"> | </w:t>
       </w:r>
-      <w:hyperlink w:history="1" r:id="rId3irccxq__pd6plpnq-iml">
+      <w:hyperlink w:history="1" r:id="rId87njvzjbejmiadfxvcklv">
         <w:r>
           <w:rPr>
             <w:rFonts w:ascii="Calibri" w:cs="Calibri" w:eastAsia="Calibri" w:hAnsi="Calibri"/>
@@ -149,7 +149,7 @@
         </w:rPr>
         <w:t xml:space="preserve"> | </w:t>
       </w:r>
-      <w:hyperlink w:history="1" r:id="rId47txfxiwi5tu7mm1egjgg">
+      <w:hyperlink w:history="1" r:id="rId-4nfrhauaq-kcrtssni6i">
         <w:r>
           <w:rPr>
             <w:rFonts w:ascii="Calibri" w:cs="Calibri" w:eastAsia="Calibri" w:hAnsi="Calibri"/>
@@ -170,7 +170,7 @@
         </w:rPr>
         <w:t xml:space="preserve"> | </w:t>
       </w:r>
-      <w:hyperlink w:history="1" r:id="rId6d-dlphgmzke7mbhlfjdm">
+      <w:hyperlink w:history="1" r:id="rId2swpbq5aq_lkpgitdzeeo">
         <w:r>
           <w:rPr>
             <w:rFonts w:ascii="Calibri" w:cs="Calibri" w:eastAsia="Calibri" w:hAnsi="Calibri"/>
@@ -191,7 +191,7 @@
         </w:rPr>
         <w:t xml:space="preserve"> | </w:t>
       </w:r>
-      <w:hyperlink w:history="1" r:id="rIdqawbvgqxtadt3bh0igjcx">
+      <w:hyperlink w:history="1" r:id="rId8wzzurpgn--_hovhipyes">
         <w:r>
           <w:rPr>
             <w:rFonts w:ascii="Calibri" w:cs="Calibri" w:eastAsia="Calibri" w:hAnsi="Calibri"/>
@@ -483,7 +483,7 @@
                 <w:sz w:val="20"/>
                 <w:szCs w:val="20"/>
               </w:rPr>
-              <w:t xml:space="preserve">April 2, 2026</w:t>
+              <w:t xml:space="preserve">April 4, 2026</w:t>
             </w:r>
           </w:p>
         </w:tc>
@@ -1386,7 +1386,7 @@
             </w:tcMar>
           </w:tcPr>
           <w:p>
-            <w:hyperlink w:history="1" r:id="rIdzydj0wh_j-nlwfv0njoa0">
+            <w:hyperlink w:history="1" r:id="rIdsejypkdy2elluzutjihj8">
               <w:r>
                 <w:rPr>
                   <w:rFonts w:ascii="Calibri" w:cs="Calibri" w:eastAsia="Calibri" w:hAnsi="Calibri"/>
@@ -2341,7 +2341,7 @@
             </w:tcMar>
           </w:tcPr>
           <w:p>
-            <w:hyperlink w:history="1" r:id="rIderefnpo22mvvmisov23bq">
+            <w:hyperlink w:history="1" r:id="rIdwdd9hdbxthevclolcr1cg">
               <w:r>
                 <w:rPr>
                   <w:rFonts w:ascii="Calibri" w:cs="Calibri" w:eastAsia="Calibri" w:hAnsi="Calibri"/>
@@ -2900,7 +2900,7 @@
         </w:rPr>
         <w:t xml:space="preserve">Full list: </w:t>
       </w:r>
-      <w:hyperlink w:history="1" r:id="rIda6cx_jbwrykbebklopajr">
+      <w:hyperlink w:history="1" r:id="rIdmfanncvfel2qvsmzv6rbt">
         <w:r>
           <w:rPr>
             <w:rFonts w:ascii="Calibri" w:cs="Calibri" w:eastAsia="Calibri" w:hAnsi="Calibri"/>
@@ -2981,7 +2981,7 @@
         </w:rPr>
         <w:t xml:space="preserve">• </w:t>
       </w:r>
-      <w:hyperlink w:history="1" r:id="rIdfygduzkpafhuyunc0ilsk">
+      <w:hyperlink w:history="1" r:id="rIdvyjxc96gl8q_rkpbajps3">
         <w:r>
           <w:rPr>
             <w:rFonts w:ascii="Calibri" w:cs="Calibri" w:eastAsia="Calibri" w:hAnsi="Calibri"/>
@@ -3105,7 +3105,7 @@
         </w:rPr>
         <w:t xml:space="preserve">Full list: </w:t>
       </w:r>
-      <w:hyperlink w:history="1" r:id="rIdp2uqekk3fcfb_dbadxaec">
+      <w:hyperlink w:history="1" r:id="rIdbhc12tvo7mnjg1-f3zyx4">
         <w:r>
           <w:rPr>
             <w:rFonts w:ascii="Calibri" w:cs="Calibri" w:eastAsia="Calibri" w:hAnsi="Calibri"/>
@@ -4053,7 +4053,7 @@
         </w:rPr>
         <w:t xml:space="preserve">. </w:t>
       </w:r>
-      <w:hyperlink w:history="1" r:id="rId5obrp6mtyktqtsd23ww4x">
+      <w:hyperlink w:history="1" r:id="rIdoxnqgxfgfcbhpdxvpxrkb">
         <w:r>
           <w:rPr>
             <w:rFonts w:ascii="Calibri" w:cs="Calibri" w:eastAsia="Calibri" w:hAnsi="Calibri"/>
@@ -4142,7 +4142,7 @@
         </w:rPr>
         <w:t xml:space="preserve">. </w:t>
       </w:r>
-      <w:hyperlink w:history="1" r:id="rIdhh2e_zuolcajw6gy8acv2">
+      <w:hyperlink w:history="1" r:id="rIdiqea3p72f893i_xhptrzw">
         <w:r>
           <w:rPr>
             <w:rFonts w:ascii="Calibri" w:cs="Calibri" w:eastAsia="Calibri" w:hAnsi="Calibri"/>
@@ -4231,7 +4231,7 @@
         </w:rPr>
         <w:t xml:space="preserve">. </w:t>
       </w:r>
-      <w:hyperlink w:history="1" r:id="rIdclvnf3pftlhhkg0-d5lhd">
+      <w:hyperlink w:history="1" r:id="rIdnoek_hy1iopvf_4gjylp5">
         <w:r>
           <w:rPr>
             <w:rFonts w:ascii="Calibri" w:cs="Calibri" w:eastAsia="Calibri" w:hAnsi="Calibri"/>
@@ -4320,7 +4320,7 @@
         </w:rPr>
         <w:t xml:space="preserve">. </w:t>
       </w:r>
-      <w:hyperlink w:history="1" r:id="rIdujp9blgxq-ox010qqv2cb">
+      <w:hyperlink w:history="1" r:id="rId2rynnods7spthordrghv2">
         <w:r>
           <w:rPr>
             <w:rFonts w:ascii="Calibri" w:cs="Calibri" w:eastAsia="Calibri" w:hAnsi="Calibri"/>
@@ -4409,7 +4409,7 @@
         </w:rPr>
         <w:t xml:space="preserve">. </w:t>
       </w:r>
-      <w:hyperlink w:history="1" r:id="rIdnu4awewzxdsdwvtuvv5h9">
+      <w:hyperlink w:history="1" r:id="rIdaoi3pzekzc9wg0d2weyk1">
         <w:r>
           <w:rPr>
             <w:rFonts w:ascii="Calibri" w:cs="Calibri" w:eastAsia="Calibri" w:hAnsi="Calibri"/>
@@ -4498,7 +4498,7 @@
         </w:rPr>
         <w:t xml:space="preserve">. </w:t>
       </w:r>
-      <w:hyperlink w:history="1" r:id="rIdxlecvrk-kkgce_93dbmji">
+      <w:hyperlink w:history="1" r:id="rIdql7sucrsorc4myrchx3vr">
         <w:r>
           <w:rPr>
             <w:rFonts w:ascii="Calibri" w:cs="Calibri" w:eastAsia="Calibri" w:hAnsi="Calibri"/>
@@ -4587,7 +4587,7 @@
         </w:rPr>
         <w:t xml:space="preserve">. </w:t>
       </w:r>
-      <w:hyperlink w:history="1" r:id="rIddcslhdlnpmg6zshqbailv">
+      <w:hyperlink w:history="1" r:id="rIdvxzqkvgmjhdshhbvvht5l">
         <w:r>
           <w:rPr>
             <w:rFonts w:ascii="Calibri" w:cs="Calibri" w:eastAsia="Calibri" w:hAnsi="Calibri"/>
@@ -4676,7 +4676,7 @@
         </w:rPr>
         <w:t xml:space="preserve">. </w:t>
       </w:r>
-      <w:hyperlink w:history="1" r:id="rIdw0zvdweml_bphehna_hag">
+      <w:hyperlink w:history="1" r:id="rIduetqgdqvymlab9ipouowg">
         <w:r>
           <w:rPr>
             <w:rFonts w:ascii="Calibri" w:cs="Calibri" w:eastAsia="Calibri" w:hAnsi="Calibri"/>
@@ -4765,7 +4765,7 @@
         </w:rPr>
         <w:t xml:space="preserve">. </w:t>
       </w:r>
-      <w:hyperlink w:history="1" r:id="rIdl-6s5jefbv3ifmz7athzk">
+      <w:hyperlink w:history="1" r:id="rIdivsj3kk0cdhwngyjvovhf">
         <w:r>
           <w:rPr>
             <w:rFonts w:ascii="Calibri" w:cs="Calibri" w:eastAsia="Calibri" w:hAnsi="Calibri"/>
@@ -4854,7 +4854,7 @@
         </w:rPr>
         <w:t xml:space="preserve">. </w:t>
       </w:r>
-      <w:hyperlink w:history="1" r:id="rIdwfebwe1qigfju5s780o95">
+      <w:hyperlink w:history="1" r:id="rIdszss0kaekaltppnll6rwk">
         <w:r>
           <w:rPr>
             <w:rFonts w:ascii="Calibri" w:cs="Calibri" w:eastAsia="Calibri" w:hAnsi="Calibri"/>
@@ -4943,7 +4943,7 @@
         </w:rPr>
         <w:t xml:space="preserve">. </w:t>
       </w:r>
-      <w:hyperlink w:history="1" r:id="rIders9yfpr0f-qxkp2nsvbt">
+      <w:hyperlink w:history="1" r:id="rIddgt08k1mqvprvo450nucu">
         <w:r>
           <w:rPr>
             <w:rFonts w:ascii="Calibri" w:cs="Calibri" w:eastAsia="Calibri" w:hAnsi="Calibri"/>
@@ -5032,7 +5032,7 @@
         </w:rPr>
         <w:t xml:space="preserve">. </w:t>
       </w:r>
-      <w:hyperlink w:history="1" r:id="rIdru8ldqaz44ybnqt-cybc-">
+      <w:hyperlink w:history="1" r:id="rIdz77avcgcnaai4frmzh6yq">
         <w:r>
           <w:rPr>
             <w:rFonts w:ascii="Calibri" w:cs="Calibri" w:eastAsia="Calibri" w:hAnsi="Calibri"/>
@@ -5121,7 +5121,7 @@
         </w:rPr>
         <w:t xml:space="preserve">. </w:t>
       </w:r>
-      <w:hyperlink w:history="1" r:id="rIdfzye7opwgtd9d-9cooteu">
+      <w:hyperlink w:history="1" r:id="rId2rpmxi0m3mhxnl7eiubt9">
         <w:r>
           <w:rPr>
             <w:rFonts w:ascii="Calibri" w:cs="Calibri" w:eastAsia="Calibri" w:hAnsi="Calibri"/>
@@ -5210,7 +5210,7 @@
         </w:rPr>
         <w:t xml:space="preserve">. </w:t>
       </w:r>
-      <w:hyperlink w:history="1" r:id="rIdslumzaqs_x36ibkbomwv8">
+      <w:hyperlink w:history="1" r:id="rIdovmnolcm_69ygmbcr8r5i">
         <w:r>
           <w:rPr>
             <w:rFonts w:ascii="Calibri" w:cs="Calibri" w:eastAsia="Calibri" w:hAnsi="Calibri"/>
@@ -5299,7 +5299,7 @@
         </w:rPr>
         <w:t xml:space="preserve">. </w:t>
       </w:r>
-      <w:hyperlink w:history="1" r:id="rIdtwhtghtx98z_8jjariy7g">
+      <w:hyperlink w:history="1" r:id="rIdsu4tz-c3r9zhuyy5vlx-i">
         <w:r>
           <w:rPr>
             <w:rFonts w:ascii="Calibri" w:cs="Calibri" w:eastAsia="Calibri" w:hAnsi="Calibri"/>
@@ -5388,7 +5388,7 @@
         </w:rPr>
         <w:t xml:space="preserve">. </w:t>
       </w:r>
-      <w:hyperlink w:history="1" r:id="rId8fn9z5xapiov-s4sq8qrz">
+      <w:hyperlink w:history="1" r:id="rIdyf2jj6p6dy0_jksufxi7e">
         <w:r>
           <w:rPr>
             <w:rFonts w:ascii="Calibri" w:cs="Calibri" w:eastAsia="Calibri" w:hAnsi="Calibri"/>
@@ -5477,7 +5477,7 @@
         </w:rPr>
         <w:t xml:space="preserve">. </w:t>
       </w:r>
-      <w:hyperlink w:history="1" r:id="rIdsagkdpkewawbajmxiyshm">
+      <w:hyperlink w:history="1" r:id="rIdmts7t1v7jns_a4ktszjz_">
         <w:r>
           <w:rPr>
             <w:rFonts w:ascii="Calibri" w:cs="Calibri" w:eastAsia="Calibri" w:hAnsi="Calibri"/>
@@ -5566,7 +5566,7 @@
         </w:rPr>
         <w:t xml:space="preserve">. </w:t>
       </w:r>
-      <w:hyperlink w:history="1" r:id="rId804fsvcalabd5kzhthr0y">
+      <w:hyperlink w:history="1" r:id="rId2nmtjjomq40j53je3ees6">
         <w:r>
           <w:rPr>
             <w:rFonts w:ascii="Calibri" w:cs="Calibri" w:eastAsia="Calibri" w:hAnsi="Calibri"/>
@@ -5655,7 +5655,7 @@
         </w:rPr>
         <w:t xml:space="preserve">. </w:t>
       </w:r>
-      <w:hyperlink w:history="1" r:id="rIdxzmrkikytpny9j8x8tl7o">
+      <w:hyperlink w:history="1" r:id="rId5gjqux515yf45ig-52kiz">
         <w:r>
           <w:rPr>
             <w:rFonts w:ascii="Calibri" w:cs="Calibri" w:eastAsia="Calibri" w:hAnsi="Calibri"/>
@@ -5744,7 +5744,7 @@
         </w:rPr>
         <w:t xml:space="preserve">. </w:t>
       </w:r>
-      <w:hyperlink w:history="1" r:id="rIdx6gfei3iol5oezvr4mkob">
+      <w:hyperlink w:history="1" r:id="rIdhhilvmnldaiefbo_70u86">
         <w:r>
           <w:rPr>
             <w:rFonts w:ascii="Calibri" w:cs="Calibri" w:eastAsia="Calibri" w:hAnsi="Calibri"/>
@@ -5833,7 +5833,7 @@
         </w:rPr>
         <w:t xml:space="preserve">. </w:t>
       </w:r>
-      <w:hyperlink w:history="1" r:id="rIdswkyebxflxqckk1ttkmzc">
+      <w:hyperlink w:history="1" r:id="rIdydasl0acr6m0fhmv25f4f">
         <w:r>
           <w:rPr>
             <w:rFonts w:ascii="Calibri" w:cs="Calibri" w:eastAsia="Calibri" w:hAnsi="Calibri"/>
@@ -5922,7 +5922,7 @@
         </w:rPr>
         <w:t xml:space="preserve">. </w:t>
       </w:r>
-      <w:hyperlink w:history="1" r:id="rIdxcxyvg782s5hvv6b61cr3">
+      <w:hyperlink w:history="1" r:id="rIdqwxeanoh1bkcmzmkrwi37">
         <w:r>
           <w:rPr>
             <w:rFonts w:ascii="Calibri" w:cs="Calibri" w:eastAsia="Calibri" w:hAnsi="Calibri"/>
@@ -6011,7 +6011,7 @@
         </w:rPr>
         <w:t xml:space="preserve">. </w:t>
       </w:r>
-      <w:hyperlink w:history="1" r:id="rIdqdy5u0vd1ds18eaao13ne">
+      <w:hyperlink w:history="1" r:id="rId3vqapswyuiafmef4ssoyl">
         <w:r>
           <w:rPr>
             <w:rFonts w:ascii="Calibri" w:cs="Calibri" w:eastAsia="Calibri" w:hAnsi="Calibri"/>
@@ -6100,7 +6100,7 @@
         </w:rPr>
         <w:t xml:space="preserve">. </w:t>
       </w:r>
-      <w:hyperlink w:history="1" r:id="rIdkvf-tdml6lyh5a5hwbwy1">
+      <w:hyperlink w:history="1" r:id="rIdttnimadmc_w1oz73xqrxa">
         <w:r>
           <w:rPr>
             <w:rFonts w:ascii="Calibri" w:cs="Calibri" w:eastAsia="Calibri" w:hAnsi="Calibri"/>
@@ -6189,7 +6189,7 @@
         </w:rPr>
         <w:t xml:space="preserve">. </w:t>
       </w:r>
-      <w:hyperlink w:history="1" r:id="rIdxw6z5__qf3szbfiihx3nx">
+      <w:hyperlink w:history="1" r:id="rIdsjigazk-4pvhcnwzokwyz">
         <w:r>
           <w:rPr>
             <w:rFonts w:ascii="Calibri" w:cs="Calibri" w:eastAsia="Calibri" w:hAnsi="Calibri"/>
@@ -6278,7 +6278,7 @@
         </w:rPr>
         <w:t xml:space="preserve">. </w:t>
       </w:r>
-      <w:hyperlink w:history="1" r:id="rIdjmfhe2jfqmmrhzd1otwkq">
+      <w:hyperlink w:history="1" r:id="rId-tjgslqhvhdczriodkvzz">
         <w:r>
           <w:rPr>
             <w:rFonts w:ascii="Calibri" w:cs="Calibri" w:eastAsia="Calibri" w:hAnsi="Calibri"/>
@@ -6367,7 +6367,7 @@
         </w:rPr>
         <w:t xml:space="preserve">. </w:t>
       </w:r>
-      <w:hyperlink w:history="1" r:id="rIdj5rerkw0v5bfq7lkwasse">
+      <w:hyperlink w:history="1" r:id="rIdamvujnk-h3nr7vigof8fo">
         <w:r>
           <w:rPr>
             <w:rFonts w:ascii="Calibri" w:cs="Calibri" w:eastAsia="Calibri" w:hAnsi="Calibri"/>
@@ -6456,7 +6456,7 @@
         </w:rPr>
         <w:t xml:space="preserve">. </w:t>
       </w:r>
-      <w:hyperlink w:history="1" r:id="rIdalho1rbt9ecd2u3bucsxu">
+      <w:hyperlink w:history="1" r:id="rId6mfyslhhn7y5zoa-wqbve">
         <w:r>
           <w:rPr>
             <w:rFonts w:ascii="Calibri" w:cs="Calibri" w:eastAsia="Calibri" w:hAnsi="Calibri"/>
@@ -6545,7 +6545,7 @@
         </w:rPr>
         <w:t xml:space="preserve">. </w:t>
       </w:r>
-      <w:hyperlink w:history="1" r:id="rIdkle4f0eggrrus3s8ukdu4">
+      <w:hyperlink w:history="1" r:id="rId7e87vc8vhiif8t6mh870t">
         <w:r>
           <w:rPr>
             <w:rFonts w:ascii="Calibri" w:cs="Calibri" w:eastAsia="Calibri" w:hAnsi="Calibri"/>
@@ -6634,7 +6634,7 @@
         </w:rPr>
         <w:t xml:space="preserve">. </w:t>
       </w:r>
-      <w:hyperlink w:history="1" r:id="rId96vwsixam9rjri22tdpux">
+      <w:hyperlink w:history="1" r:id="rIdwjttgt7hye9pikf2lzfps">
         <w:r>
           <w:rPr>
             <w:rFonts w:ascii="Calibri" w:cs="Calibri" w:eastAsia="Calibri" w:hAnsi="Calibri"/>
@@ -6723,7 +6723,7 @@
         </w:rPr>
         <w:t xml:space="preserve">. </w:t>
       </w:r>
-      <w:hyperlink w:history="1" r:id="rIdcgnzvw7lo8ria1_iwewco">
+      <w:hyperlink w:history="1" r:id="rIdvdekfj1tpc88znarpwldn">
         <w:r>
           <w:rPr>
             <w:rFonts w:ascii="Calibri" w:cs="Calibri" w:eastAsia="Calibri" w:hAnsi="Calibri"/>
@@ -6812,7 +6812,7 @@
         </w:rPr>
         <w:t xml:space="preserve">. </w:t>
       </w:r>
-      <w:hyperlink w:history="1" r:id="rIdktm8jn1ybmakhlarsmoui">
+      <w:hyperlink w:history="1" r:id="rIdl64w3v_eajpfoph-mnf4v">
         <w:r>
           <w:rPr>
             <w:rFonts w:ascii="Calibri" w:cs="Calibri" w:eastAsia="Calibri" w:hAnsi="Calibri"/>
@@ -6901,7 +6901,7 @@
         </w:rPr>
         <w:t xml:space="preserve">. </w:t>
       </w:r>
-      <w:hyperlink w:history="1" r:id="rIdrttqyrajksw6drraumvhe">
+      <w:hyperlink w:history="1" r:id="rIdfvwchwyluczaahemdv4fr">
         <w:r>
           <w:rPr>
             <w:rFonts w:ascii="Calibri" w:cs="Calibri" w:eastAsia="Calibri" w:hAnsi="Calibri"/>
@@ -6990,7 +6990,7 @@
         </w:rPr>
         <w:t xml:space="preserve">. </w:t>
       </w:r>
-      <w:hyperlink w:history="1" r:id="rIdnkxkebcokfbg25ddydtug">
+      <w:hyperlink w:history="1" r:id="rIdnx47zw9p0nvbkwpopaucn">
         <w:r>
           <w:rPr>
             <w:rFonts w:ascii="Calibri" w:cs="Calibri" w:eastAsia="Calibri" w:hAnsi="Calibri"/>
@@ -7079,7 +7079,7 @@
         </w:rPr>
         <w:t xml:space="preserve">. </w:t>
       </w:r>
-      <w:hyperlink w:history="1" r:id="rIdzpfgfmuzbiouxajq0vrqe">
+      <w:hyperlink w:history="1" r:id="rIdo65a7hl-z1bzkv2l4wsn4">
         <w:r>
           <w:rPr>
             <w:rFonts w:ascii="Calibri" w:cs="Calibri" w:eastAsia="Calibri" w:hAnsi="Calibri"/>
@@ -7168,7 +7168,7 @@
         </w:rPr>
         <w:t xml:space="preserve">. </w:t>
       </w:r>
-      <w:hyperlink w:history="1" r:id="rIdl0mukhbm96bbugrh5m5uh">
+      <w:hyperlink w:history="1" r:id="rIdsympanknlcdpajyvzivkq">
         <w:r>
           <w:rPr>
             <w:rFonts w:ascii="Calibri" w:cs="Calibri" w:eastAsia="Calibri" w:hAnsi="Calibri"/>
@@ -7257,7 +7257,7 @@
         </w:rPr>
         <w:t xml:space="preserve">. </w:t>
       </w:r>
-      <w:hyperlink w:history="1" r:id="rIde0k33j2smltno1o0tzk6v">
+      <w:hyperlink w:history="1" r:id="rIddq9i_xd1eebj3eumc0sle">
         <w:r>
           <w:rPr>
             <w:rFonts w:ascii="Calibri" w:cs="Calibri" w:eastAsia="Calibri" w:hAnsi="Calibri"/>
@@ -7346,7 +7346,7 @@
         </w:rPr>
         <w:t xml:space="preserve">. </w:t>
       </w:r>
-      <w:hyperlink w:history="1" r:id="rId1aafikhftusb-at6zsdn_">
+      <w:hyperlink w:history="1" r:id="rIddkvpkkixrvnjtyjgxfjcb">
         <w:r>
           <w:rPr>
             <w:rFonts w:ascii="Calibri" w:cs="Calibri" w:eastAsia="Calibri" w:hAnsi="Calibri"/>
@@ -7435,7 +7435,7 @@
         </w:rPr>
         <w:t xml:space="preserve">. </w:t>
       </w:r>
-      <w:hyperlink w:history="1" r:id="rId0bdq0xk2wzbo9uoay-7xf">
+      <w:hyperlink w:history="1" r:id="rIdvrpc3gf9qaliuwpmqoj8b">
         <w:r>
           <w:rPr>
             <w:rFonts w:ascii="Calibri" w:cs="Calibri" w:eastAsia="Calibri" w:hAnsi="Calibri"/>
@@ -7524,7 +7524,7 @@
         </w:rPr>
         <w:t xml:space="preserve">. </w:t>
       </w:r>
-      <w:hyperlink w:history="1" r:id="rId-7zachz-uqgmhv50xj6--">
+      <w:hyperlink w:history="1" r:id="rId4cvvr6ftbqcnij5ktdr3i">
         <w:r>
           <w:rPr>
             <w:rFonts w:ascii="Calibri" w:cs="Calibri" w:eastAsia="Calibri" w:hAnsi="Calibri"/>
@@ -7613,7 +7613,7 @@
         </w:rPr>
         <w:t xml:space="preserve">. </w:t>
       </w:r>
-      <w:hyperlink w:history="1" r:id="rId7wr9sg1uw4nlvte79y4v4">
+      <w:hyperlink w:history="1" r:id="rIdhk9cgcbq-3rxjbpft2rux">
         <w:r>
           <w:rPr>
             <w:rFonts w:ascii="Calibri" w:cs="Calibri" w:eastAsia="Calibri" w:hAnsi="Calibri"/>
@@ -7702,7 +7702,7 @@
         </w:rPr>
         <w:t xml:space="preserve">. </w:t>
       </w:r>
-      <w:hyperlink w:history="1" r:id="rIdzfsmoom1ynpkuikuyglje">
+      <w:hyperlink w:history="1" r:id="rIdjg2e08ixjxwtmkgu2mmf8">
         <w:r>
           <w:rPr>
             <w:rFonts w:ascii="Calibri" w:cs="Calibri" w:eastAsia="Calibri" w:hAnsi="Calibri"/>
@@ -7791,7 +7791,7 @@
         </w:rPr>
         <w:t xml:space="preserve">. </w:t>
       </w:r>
-      <w:hyperlink w:history="1" r:id="rIdd1ctphhjeqserz_7ssuyy">
+      <w:hyperlink w:history="1" r:id="rIdos0xz2akyi_9r23fgsa7w">
         <w:r>
           <w:rPr>
             <w:rFonts w:ascii="Calibri" w:cs="Calibri" w:eastAsia="Calibri" w:hAnsi="Calibri"/>
@@ -7880,7 +7880,7 @@
         </w:rPr>
         <w:t xml:space="preserve">. </w:t>
       </w:r>
-      <w:hyperlink w:history="1" r:id="rIdjg_x1wvccyca754q3bhlj">
+      <w:hyperlink w:history="1" r:id="rIdlqbxedekqmbwnjxklyuuc">
         <w:r>
           <w:rPr>
             <w:rFonts w:ascii="Calibri" w:cs="Calibri" w:eastAsia="Calibri" w:hAnsi="Calibri"/>
@@ -7969,7 +7969,7 @@
         </w:rPr>
         <w:t xml:space="preserve">. </w:t>
       </w:r>
-      <w:hyperlink w:history="1" r:id="rIdxzz2i5tinctvuwikujgm3">
+      <w:hyperlink w:history="1" r:id="rIdsihltn0gzoqjwwvxqxall">
         <w:r>
           <w:rPr>
             <w:rFonts w:ascii="Calibri" w:cs="Calibri" w:eastAsia="Calibri" w:hAnsi="Calibri"/>
@@ -8058,7 +8058,7 @@
         </w:rPr>
         <w:t xml:space="preserve">. </w:t>
       </w:r>
-      <w:hyperlink w:history="1" r:id="rId02upy5t-k8keoxqppwzkf">
+      <w:hyperlink w:history="1" r:id="rId_pa1upes3pf44kji94ayd">
         <w:r>
           <w:rPr>
             <w:rFonts w:ascii="Calibri" w:cs="Calibri" w:eastAsia="Calibri" w:hAnsi="Calibri"/>
@@ -8147,7 +8147,7 @@
         </w:rPr>
         <w:t xml:space="preserve">. </w:t>
       </w:r>
-      <w:hyperlink w:history="1" r:id="rIdko7cmxe_rb3o2kgu56twi">
+      <w:hyperlink w:history="1" r:id="rIdqh6jxkmlx1u1uqh5_wjg-">
         <w:r>
           <w:rPr>
             <w:rFonts w:ascii="Calibri" w:cs="Calibri" w:eastAsia="Calibri" w:hAnsi="Calibri"/>
@@ -8236,7 +8236,7 @@
         </w:rPr>
         <w:t xml:space="preserve">. </w:t>
       </w:r>
-      <w:hyperlink w:history="1" r:id="rIdnhopihbeb2se1jytketxt">
+      <w:hyperlink w:history="1" r:id="rIdzwwbernjsm8ycwhd4jbjr">
         <w:r>
           <w:rPr>
             <w:rFonts w:ascii="Calibri" w:cs="Calibri" w:eastAsia="Calibri" w:hAnsi="Calibri"/>
@@ -8325,7 +8325,7 @@
         </w:rPr>
         <w:t xml:space="preserve">. </w:t>
       </w:r>
-      <w:hyperlink w:history="1" r:id="rIdxucc3ajamvxfb0d8qisud">
+      <w:hyperlink w:history="1" r:id="rIdd3bc15gu8ewotz5bhemlx">
         <w:r>
           <w:rPr>
             <w:rFonts w:ascii="Calibri" w:cs="Calibri" w:eastAsia="Calibri" w:hAnsi="Calibri"/>
@@ -8414,7 +8414,7 @@
         </w:rPr>
         <w:t xml:space="preserve">. </w:t>
       </w:r>
-      <w:hyperlink w:history="1" r:id="rIdsj3n9ibat1rfdhmjokato">
+      <w:hyperlink w:history="1" r:id="rIdr306pdns3r1ysb9bhrauf">
         <w:r>
           <w:rPr>
             <w:rFonts w:ascii="Calibri" w:cs="Calibri" w:eastAsia="Calibri" w:hAnsi="Calibri"/>
@@ -8503,7 +8503,7 @@
         </w:rPr>
         <w:t xml:space="preserve">. </w:t>
       </w:r>
-      <w:hyperlink w:history="1" r:id="rId3mht2kuhn9kk968pouje6">
+      <w:hyperlink w:history="1" r:id="rIdpmzjoybknw1f1cko5yvrh">
         <w:r>
           <w:rPr>
             <w:rFonts w:ascii="Calibri" w:cs="Calibri" w:eastAsia="Calibri" w:hAnsi="Calibri"/>
@@ -8592,7 +8592,7 @@
         </w:rPr>
         <w:t xml:space="preserve">. </w:t>
       </w:r>
-      <w:hyperlink w:history="1" r:id="rIdv6bs5ifp7k43xynrsdxyt">
+      <w:hyperlink w:history="1" r:id="rIddhkuv7rliqnd3rr4cxcrz">
         <w:r>
           <w:rPr>
             <w:rFonts w:ascii="Calibri" w:cs="Calibri" w:eastAsia="Calibri" w:hAnsi="Calibri"/>
@@ -8681,7 +8681,7 @@
         </w:rPr>
         <w:t xml:space="preserve">. </w:t>
       </w:r>
-      <w:hyperlink w:history="1" r:id="rIdfnchw-k9z5tzqp9dwbur6">
+      <w:hyperlink w:history="1" r:id="rIdxtjijbs6zmm7rscw6jyek">
         <w:r>
           <w:rPr>
             <w:rFonts w:ascii="Calibri" w:cs="Calibri" w:eastAsia="Calibri" w:hAnsi="Calibri"/>
@@ -8770,7 +8770,7 @@
         </w:rPr>
         <w:t xml:space="preserve">. </w:t>
       </w:r>
-      <w:hyperlink w:history="1" r:id="rIdqacktn_mzkxiai26850s0">
+      <w:hyperlink w:history="1" r:id="rId9auijuln5bumgzm3jyu33">
         <w:r>
           <w:rPr>
             <w:rFonts w:ascii="Calibri" w:cs="Calibri" w:eastAsia="Calibri" w:hAnsi="Calibri"/>
@@ -8859,7 +8859,7 @@
         </w:rPr>
         <w:t xml:space="preserve">. </w:t>
       </w:r>
-      <w:hyperlink w:history="1" r:id="rIdzk9tr_juzcfro6qugpoy6">
+      <w:hyperlink w:history="1" r:id="rId2ugoomd4sxtx2jl3oe9wn">
         <w:r>
           <w:rPr>
             <w:rFonts w:ascii="Calibri" w:cs="Calibri" w:eastAsia="Calibri" w:hAnsi="Calibri"/>
@@ -8948,7 +8948,7 @@
         </w:rPr>
         <w:t xml:space="preserve">. </w:t>
       </w:r>
-      <w:hyperlink w:history="1" r:id="rIdxcorejisyezqxd2qmtot-">
+      <w:hyperlink w:history="1" r:id="rIdgkzujwkzosnttelvjrds5">
         <w:r>
           <w:rPr>
             <w:rFonts w:ascii="Calibri" w:cs="Calibri" w:eastAsia="Calibri" w:hAnsi="Calibri"/>
@@ -9037,7 +9037,7 @@
         </w:rPr>
         <w:t xml:space="preserve">. </w:t>
       </w:r>
-      <w:hyperlink w:history="1" r:id="rIdapv4gh5tmsp7phmry0fih">
+      <w:hyperlink w:history="1" r:id="rId_b4fndhwwh4lqde2oc_up">
         <w:r>
           <w:rPr>
             <w:rFonts w:ascii="Calibri" w:cs="Calibri" w:eastAsia="Calibri" w:hAnsi="Calibri"/>
@@ -9126,7 +9126,7 @@
         </w:rPr>
         <w:t xml:space="preserve">. </w:t>
       </w:r>
-      <w:hyperlink w:history="1" r:id="rIdu9vimxrsmqwmpldfigfi2">
+      <w:hyperlink w:history="1" r:id="rIdf5snd3tmsd2y-nkl1zinu">
         <w:r>
           <w:rPr>
             <w:rFonts w:ascii="Calibri" w:cs="Calibri" w:eastAsia="Calibri" w:hAnsi="Calibri"/>
@@ -9215,7 +9215,7 @@
         </w:rPr>
         <w:t xml:space="preserve">. </w:t>
       </w:r>
-      <w:hyperlink w:history="1" r:id="rId5vbfgpnnm-otpgz-sivqi">
+      <w:hyperlink w:history="1" r:id="rId0d7gucaofknv-huehrksg">
         <w:r>
           <w:rPr>
             <w:rFonts w:ascii="Calibri" w:cs="Calibri" w:eastAsia="Calibri" w:hAnsi="Calibri"/>
@@ -9304,7 +9304,7 @@
         </w:rPr>
         <w:t xml:space="preserve">. </w:t>
       </w:r>
-      <w:hyperlink w:history="1" r:id="rIdivxcggbhbxjq7yqlt2ww3">
+      <w:hyperlink w:history="1" r:id="rIdejhdb6lkqxsmkm6cfjs6j">
         <w:r>
           <w:rPr>
             <w:rFonts w:ascii="Calibri" w:cs="Calibri" w:eastAsia="Calibri" w:hAnsi="Calibri"/>
@@ -9393,7 +9393,7 @@
         </w:rPr>
         <w:t xml:space="preserve">. </w:t>
       </w:r>
-      <w:hyperlink w:history="1" r:id="rIdnw2163wfmzx49aprdlnqu">
+      <w:hyperlink w:history="1" r:id="rIdgl9nyq0nytdmuprfz6evb">
         <w:r>
           <w:rPr>
             <w:rFonts w:ascii="Calibri" w:cs="Calibri" w:eastAsia="Calibri" w:hAnsi="Calibri"/>
@@ -9482,7 +9482,7 @@
         </w:rPr>
         <w:t xml:space="preserve">. </w:t>
       </w:r>
-      <w:hyperlink w:history="1" r:id="rIdgkgfrc_3kunkzhnj-dsns">
+      <w:hyperlink w:history="1" r:id="rIdhv1yq60dzuygtfwvjd0mp">
         <w:r>
           <w:rPr>
             <w:rFonts w:ascii="Calibri" w:cs="Calibri" w:eastAsia="Calibri" w:hAnsi="Calibri"/>
@@ -9571,7 +9571,7 @@
         </w:rPr>
         <w:t xml:space="preserve">. </w:t>
       </w:r>
-      <w:hyperlink w:history="1" r:id="rIdnwsg6cljiie45h7b8bbrj">
+      <w:hyperlink w:history="1" r:id="rIdsght5oogjzeqkjx4peuwr">
         <w:r>
           <w:rPr>
             <w:rFonts w:ascii="Calibri" w:cs="Calibri" w:eastAsia="Calibri" w:hAnsi="Calibri"/>
@@ -9660,7 +9660,7 @@
         </w:rPr>
         <w:t xml:space="preserve">. </w:t>
       </w:r>
-      <w:hyperlink w:history="1" r:id="rId0beo80l7jp0hvllty-qw4">
+      <w:hyperlink w:history="1" r:id="rIddjzncpyksufmmlbbgmmcr">
         <w:r>
           <w:rPr>
             <w:rFonts w:ascii="Calibri" w:cs="Calibri" w:eastAsia="Calibri" w:hAnsi="Calibri"/>
@@ -9749,7 +9749,7 @@
         </w:rPr>
         <w:t xml:space="preserve">. </w:t>
       </w:r>
-      <w:hyperlink w:history="1" r:id="rIdzybvnhnbg-a3xm0q9d2la">
+      <w:hyperlink w:history="1" r:id="rIdh1xwss4igqetn-q1lukw-">
         <w:r>
           <w:rPr>
             <w:rFonts w:ascii="Calibri" w:cs="Calibri" w:eastAsia="Calibri" w:hAnsi="Calibri"/>
@@ -9838,7 +9838,7 @@
         </w:rPr>
         <w:t xml:space="preserve">. </w:t>
       </w:r>
-      <w:hyperlink w:history="1" r:id="rIdv9p7g7jthqcbmpjsfuccr">
+      <w:hyperlink w:history="1" r:id="rIdwowhqda3fp2pduus0xlq7">
         <w:r>
           <w:rPr>
             <w:rFonts w:ascii="Calibri" w:cs="Calibri" w:eastAsia="Calibri" w:hAnsi="Calibri"/>
@@ -9927,7 +9927,7 @@
         </w:rPr>
         <w:t xml:space="preserve">. </w:t>
       </w:r>
-      <w:hyperlink w:history="1" r:id="rIdz8mgfsqtzgvufzuzafjyk">
+      <w:hyperlink w:history="1" r:id="rIdwdfho7lbmcfulobi0geum">
         <w:r>
           <w:rPr>
             <w:rFonts w:ascii="Calibri" w:cs="Calibri" w:eastAsia="Calibri" w:hAnsi="Calibri"/>
@@ -10016,7 +10016,7 @@
         </w:rPr>
         <w:t xml:space="preserve">. </w:t>
       </w:r>
-      <w:hyperlink w:history="1" r:id="rIdackvso4nxbv4tdpojtzmn">
+      <w:hyperlink w:history="1" r:id="rId2z5r0pcruveg2vqeypn1j">
         <w:r>
           <w:rPr>
             <w:rFonts w:ascii="Calibri" w:cs="Calibri" w:eastAsia="Calibri" w:hAnsi="Calibri"/>
@@ -10105,7 +10105,7 @@
         </w:rPr>
         <w:t xml:space="preserve">. </w:t>
       </w:r>
-      <w:hyperlink w:history="1" r:id="rIdjdplvz54wyebowibmmmwi">
+      <w:hyperlink w:history="1" r:id="rIdi4jpd6drfc3xikhepnzrl">
         <w:r>
           <w:rPr>
             <w:rFonts w:ascii="Calibri" w:cs="Calibri" w:eastAsia="Calibri" w:hAnsi="Calibri"/>
@@ -10194,7 +10194,7 @@
         </w:rPr>
         <w:t xml:space="preserve">. </w:t>
       </w:r>
-      <w:hyperlink w:history="1" r:id="rIdj36w8b6mvv9eop6qbxjdx">
+      <w:hyperlink w:history="1" r:id="rIdf9gd0ctsb2oa7nbmmrtd_">
         <w:r>
           <w:rPr>
             <w:rFonts w:ascii="Calibri" w:cs="Calibri" w:eastAsia="Calibri" w:hAnsi="Calibri"/>
@@ -10283,7 +10283,7 @@
         </w:rPr>
         <w:t xml:space="preserve">. </w:t>
       </w:r>
-      <w:hyperlink w:history="1" r:id="rId7qkwiijnyg7i9erujr8gv">
+      <w:hyperlink w:history="1" r:id="rIdd25mysbauxvupzkqqc6xf">
         <w:r>
           <w:rPr>
             <w:rFonts w:ascii="Calibri" w:cs="Calibri" w:eastAsia="Calibri" w:hAnsi="Calibri"/>
@@ -10372,7 +10372,7 @@
         </w:rPr>
         <w:t xml:space="preserve">. </w:t>
       </w:r>
-      <w:hyperlink w:history="1" r:id="rIdkihc6gprhsssi_rcuizlw">
+      <w:hyperlink w:history="1" r:id="rIdn6ep9cclxaagwh0ouph3m">
         <w:r>
           <w:rPr>
             <w:rFonts w:ascii="Calibri" w:cs="Calibri" w:eastAsia="Calibri" w:hAnsi="Calibri"/>
@@ -10461,7 +10461,7 @@
         </w:rPr>
         <w:t xml:space="preserve">. </w:t>
       </w:r>
-      <w:hyperlink w:history="1" r:id="rIdt5dt2aa2c4-kbizgzkav4">
+      <w:hyperlink w:history="1" r:id="rIdqwmeyjqlkspszbvfdzqxh">
         <w:r>
           <w:rPr>
             <w:rFonts w:ascii="Calibri" w:cs="Calibri" w:eastAsia="Calibri" w:hAnsi="Calibri"/>
@@ -10550,7 +10550,7 @@
         </w:rPr>
         <w:t xml:space="preserve">. </w:t>
       </w:r>
-      <w:hyperlink w:history="1" r:id="rIdoyhgn7m8iyyqm22xzixkd">
+      <w:hyperlink w:history="1" r:id="rId73guhubbiz-uyru29x98x">
         <w:r>
           <w:rPr>
             <w:rFonts w:ascii="Calibri" w:cs="Calibri" w:eastAsia="Calibri" w:hAnsi="Calibri"/>
@@ -10639,7 +10639,7 @@
         </w:rPr>
         <w:t xml:space="preserve">. </w:t>
       </w:r>
-      <w:hyperlink w:history="1" r:id="rIdz10yurphgkshstukbm9bp">
+      <w:hyperlink w:history="1" r:id="rIdtug5b_sbjfiget6tawr-q">
         <w:r>
           <w:rPr>
             <w:rFonts w:ascii="Calibri" w:cs="Calibri" w:eastAsia="Calibri" w:hAnsi="Calibri"/>
@@ -10728,7 +10728,7 @@
         </w:rPr>
         <w:t xml:space="preserve">. </w:t>
       </w:r>
-      <w:hyperlink w:history="1" r:id="rIdusvqord30mqjhuanok6hm">
+      <w:hyperlink w:history="1" r:id="rIdcv95wu-t9cuj5r4morlte">
         <w:r>
           <w:rPr>
             <w:rFonts w:ascii="Calibri" w:cs="Calibri" w:eastAsia="Calibri" w:hAnsi="Calibri"/>
@@ -10817,7 +10817,7 @@
         </w:rPr>
         <w:t xml:space="preserve">. </w:t>
       </w:r>
-      <w:hyperlink w:history="1" r:id="rIdr1hsjzrrm3axayyde1h6d">
+      <w:hyperlink w:history="1" r:id="rId5s8xrljtp10t9-q675zgw">
         <w:r>
           <w:rPr>
             <w:rFonts w:ascii="Calibri" w:cs="Calibri" w:eastAsia="Calibri" w:hAnsi="Calibri"/>
@@ -10906,7 +10906,7 @@
         </w:rPr>
         <w:t xml:space="preserve">. </w:t>
       </w:r>
-      <w:hyperlink w:history="1" r:id="rIdndikipkefwoso2ld2p-bs">
+      <w:hyperlink w:history="1" r:id="rIdiomvztadcq-wgykfymptx">
         <w:r>
           <w:rPr>
             <w:rFonts w:ascii="Calibri" w:cs="Calibri" w:eastAsia="Calibri" w:hAnsi="Calibri"/>
@@ -10995,7 +10995,7 @@
         </w:rPr>
         <w:t xml:space="preserve">. </w:t>
       </w:r>
-      <w:hyperlink w:history="1" r:id="rIdtvcbdfqqdau2cxyb21qmv">
+      <w:hyperlink w:history="1" r:id="rIdqlwcuf_pw-sof6fjzk3ek">
         <w:r>
           <w:rPr>
             <w:rFonts w:ascii="Calibri" w:cs="Calibri" w:eastAsia="Calibri" w:hAnsi="Calibri"/>
@@ -11084,7 +11084,7 @@
         </w:rPr>
         <w:t xml:space="preserve">. </w:t>
       </w:r>
-      <w:hyperlink w:history="1" r:id="rId79anlzxiih_ufg_rg9tyc">
+      <w:hyperlink w:history="1" r:id="rIdnid_nsebfj-eiba3tbhee">
         <w:r>
           <w:rPr>
             <w:rFonts w:ascii="Calibri" w:cs="Calibri" w:eastAsia="Calibri" w:hAnsi="Calibri"/>
@@ -11173,7 +11173,7 @@
         </w:rPr>
         <w:t xml:space="preserve">. </w:t>
       </w:r>
-      <w:hyperlink w:history="1" r:id="rIdbbmbtrsjy5ksszlwwlpon">
+      <w:hyperlink w:history="1" r:id="rIdsqq0havivn9jmctto7by1">
         <w:r>
           <w:rPr>
             <w:rFonts w:ascii="Calibri" w:cs="Calibri" w:eastAsia="Calibri" w:hAnsi="Calibri"/>
@@ -11262,7 +11262,7 @@
         </w:rPr>
         <w:t xml:space="preserve">. </w:t>
       </w:r>
-      <w:hyperlink w:history="1" r:id="rIdik0yv-jqn5r7h68s9nqvs">
+      <w:hyperlink w:history="1" r:id="rId-fgpyufwxc6nxjotz-asv">
         <w:r>
           <w:rPr>
             <w:rFonts w:ascii="Calibri" w:cs="Calibri" w:eastAsia="Calibri" w:hAnsi="Calibri"/>
@@ -11351,7 +11351,7 @@
         </w:rPr>
         <w:t xml:space="preserve">. </w:t>
       </w:r>
-      <w:hyperlink w:history="1" r:id="rIdknfxkwcjyv-h88ntsul3o">
+      <w:hyperlink w:history="1" r:id="rId2fqgxitxnod7mywve1af0">
         <w:r>
           <w:rPr>
             <w:rFonts w:ascii="Calibri" w:cs="Calibri" w:eastAsia="Calibri" w:hAnsi="Calibri"/>
@@ -11440,7 +11440,7 @@
         </w:rPr>
         <w:t xml:space="preserve">. </w:t>
       </w:r>
-      <w:hyperlink w:history="1" r:id="rIdhixfog7v8ncoisjxsbr85">
+      <w:hyperlink w:history="1" r:id="rIdbsas_d7vrke1bu4eoh8ek">
         <w:r>
           <w:rPr>
             <w:rFonts w:ascii="Calibri" w:cs="Calibri" w:eastAsia="Calibri" w:hAnsi="Calibri"/>
@@ -11529,7 +11529,7 @@
         </w:rPr>
         <w:t xml:space="preserve">. </w:t>
       </w:r>
-      <w:hyperlink w:history="1" r:id="rIda3ydqile10g7stmklzzdf">
+      <w:hyperlink w:history="1" r:id="rIdrwtkde0lestnyl1zsa2k4">
         <w:r>
           <w:rPr>
             <w:rFonts w:ascii="Calibri" w:cs="Calibri" w:eastAsia="Calibri" w:hAnsi="Calibri"/>
@@ -11618,7 +11618,7 @@
         </w:rPr>
         <w:t xml:space="preserve">. </w:t>
       </w:r>
-      <w:hyperlink w:history="1" r:id="rIdnhcedbid8xu2xad-4giak">
+      <w:hyperlink w:history="1" r:id="rIdegmtbnhqwiojfgf8xdely">
         <w:r>
           <w:rPr>
             <w:rFonts w:ascii="Calibri" w:cs="Calibri" w:eastAsia="Calibri" w:hAnsi="Calibri"/>
@@ -11707,7 +11707,7 @@
         </w:rPr>
         <w:t xml:space="preserve">. </w:t>
       </w:r>
-      <w:hyperlink w:history="1" r:id="rId-lxpxsurxrgplm-sid98k">
+      <w:hyperlink w:history="1" r:id="rIdigw6vfwfj9aqks_4drnnp">
         <w:r>
           <w:rPr>
             <w:rFonts w:ascii="Calibri" w:cs="Calibri" w:eastAsia="Calibri" w:hAnsi="Calibri"/>
@@ -11796,7 +11796,7 @@
         </w:rPr>
         <w:t xml:space="preserve">. </w:t>
       </w:r>
-      <w:hyperlink w:history="1" r:id="rIdmyco9vt3s8yy3oa23m65c">
+      <w:hyperlink w:history="1" r:id="rIdmqejxwchkt04j0not0ivc">
         <w:r>
           <w:rPr>
             <w:rFonts w:ascii="Calibri" w:cs="Calibri" w:eastAsia="Calibri" w:hAnsi="Calibri"/>
@@ -11885,7 +11885,7 @@
         </w:rPr>
         <w:t xml:space="preserve">. </w:t>
       </w:r>
-      <w:hyperlink w:history="1" r:id="rIdas5f33d8yv-u9ar3ustyn">
+      <w:hyperlink w:history="1" r:id="rIdx7gjnnbh_-2-duurkfm1_">
         <w:r>
           <w:rPr>
             <w:rFonts w:ascii="Calibri" w:cs="Calibri" w:eastAsia="Calibri" w:hAnsi="Calibri"/>
@@ -11974,7 +11974,7 @@
         </w:rPr>
         <w:t xml:space="preserve">. </w:t>
       </w:r>
-      <w:hyperlink w:history="1" r:id="rIdj_gnt19ohbksnkioh2xrc">
+      <w:hyperlink w:history="1" r:id="rIdnpmvnqckiatkxe_yb55io">
         <w:r>
           <w:rPr>
             <w:rFonts w:ascii="Calibri" w:cs="Calibri" w:eastAsia="Calibri" w:hAnsi="Calibri"/>
@@ -12063,7 +12063,7 @@
         </w:rPr>
         <w:t xml:space="preserve">. </w:t>
       </w:r>
-      <w:hyperlink w:history="1" r:id="rIdv7tc3uiwwsneltyqyorwe">
+      <w:hyperlink w:history="1" r:id="rIdr390jxkjnoobzu-n_up51">
         <w:r>
           <w:rPr>
             <w:rFonts w:ascii="Calibri" w:cs="Calibri" w:eastAsia="Calibri" w:hAnsi="Calibri"/>
@@ -12152,7 +12152,7 @@
         </w:rPr>
         <w:t xml:space="preserve">. </w:t>
       </w:r>
-      <w:hyperlink w:history="1" r:id="rId5cy1lbvr-no7tbca45zuc">
+      <w:hyperlink w:history="1" r:id="rIdcmm4rcfjk95e1_ma14vwf">
         <w:r>
           <w:rPr>
             <w:rFonts w:ascii="Calibri" w:cs="Calibri" w:eastAsia="Calibri" w:hAnsi="Calibri"/>
@@ -12241,7 +12241,7 @@
         </w:rPr>
         <w:t xml:space="preserve">. </w:t>
       </w:r>
-      <w:hyperlink w:history="1" r:id="rIdn-or45r33ykeiarb59bx9">
+      <w:hyperlink w:history="1" r:id="rIdlg-l2lrhxnafbk9pgk5ar">
         <w:r>
           <w:rPr>
             <w:rFonts w:ascii="Calibri" w:cs="Calibri" w:eastAsia="Calibri" w:hAnsi="Calibri"/>
@@ -12330,7 +12330,7 @@
         </w:rPr>
         <w:t xml:space="preserve">. </w:t>
       </w:r>
-      <w:hyperlink w:history="1" r:id="rId9dralno72gxtvz2bqneht">
+      <w:hyperlink w:history="1" r:id="rIddnbuutxx8hsedawzykq0r">
         <w:r>
           <w:rPr>
             <w:rFonts w:ascii="Calibri" w:cs="Calibri" w:eastAsia="Calibri" w:hAnsi="Calibri"/>
@@ -12419,7 +12419,7 @@
         </w:rPr>
         <w:t xml:space="preserve">. </w:t>
       </w:r>
-      <w:hyperlink w:history="1" r:id="rIdtylnwzxe1pextwe55ojwi">
+      <w:hyperlink w:history="1" r:id="rIdlnvfuyvuk2hls2mrujusd">
         <w:r>
           <w:rPr>
             <w:rFonts w:ascii="Calibri" w:cs="Calibri" w:eastAsia="Calibri" w:hAnsi="Calibri"/>
@@ -12508,7 +12508,7 @@
         </w:rPr>
         <w:t xml:space="preserve">. </w:t>
       </w:r>
-      <w:hyperlink w:history="1" r:id="rIdrizuhaedpf1ijx38syx0-">
+      <w:hyperlink w:history="1" r:id="rId_-mxkrq6r5wu43ly-njmg">
         <w:r>
           <w:rPr>
             <w:rFonts w:ascii="Calibri" w:cs="Calibri" w:eastAsia="Calibri" w:hAnsi="Calibri"/>
@@ -12597,7 +12597,7 @@
         </w:rPr>
         <w:t xml:space="preserve">. </w:t>
       </w:r>
-      <w:hyperlink w:history="1" r:id="rIdy5ry0wjmtfcjeynfc5ufr">
+      <w:hyperlink w:history="1" r:id="rId65uuu0evxp4lgh4tq62of">
         <w:r>
           <w:rPr>
             <w:rFonts w:ascii="Calibri" w:cs="Calibri" w:eastAsia="Calibri" w:hAnsi="Calibri"/>
@@ -12686,7 +12686,7 @@
         </w:rPr>
         <w:t xml:space="preserve">. </w:t>
       </w:r>
-      <w:hyperlink w:history="1" r:id="rId5d2hmpj_f3sszewrlevjq">
+      <w:hyperlink w:history="1" r:id="rIdobdgk0g0wv0n0kz3ccbzf">
         <w:r>
           <w:rPr>
             <w:rFonts w:ascii="Calibri" w:cs="Calibri" w:eastAsia="Calibri" w:hAnsi="Calibri"/>
@@ -12775,7 +12775,7 @@
         </w:rPr>
         <w:t xml:space="preserve">. </w:t>
       </w:r>
-      <w:hyperlink w:history="1" r:id="rIdjubwmursotrsiotffle4f">
+      <w:hyperlink w:history="1" r:id="rIdynnqjh8s8pvea5mpyjaet">
         <w:r>
           <w:rPr>
             <w:rFonts w:ascii="Calibri" w:cs="Calibri" w:eastAsia="Calibri" w:hAnsi="Calibri"/>
@@ -12864,7 +12864,7 @@
         </w:rPr>
         <w:t xml:space="preserve">. </w:t>
       </w:r>
-      <w:hyperlink w:history="1" r:id="rIdrg0dyga-umgquhso0dmzk">
+      <w:hyperlink w:history="1" r:id="rIdkf4ezqfjcmsbiuca-3jxg">
         <w:r>
           <w:rPr>
             <w:rFonts w:ascii="Calibri" w:cs="Calibri" w:eastAsia="Calibri" w:hAnsi="Calibri"/>
@@ -12953,7 +12953,7 @@
         </w:rPr>
         <w:t xml:space="preserve">. </w:t>
       </w:r>
-      <w:hyperlink w:history="1" r:id="rIdmcrh4vrbfrusnb9qus13r">
+      <w:hyperlink w:history="1" r:id="rIdqvxnxjeg529fmroc3we7r">
         <w:r>
           <w:rPr>
             <w:rFonts w:ascii="Calibri" w:cs="Calibri" w:eastAsia="Calibri" w:hAnsi="Calibri"/>
@@ -13042,7 +13042,7 @@
         </w:rPr>
         <w:t xml:space="preserve">. </w:t>
       </w:r>
-      <w:hyperlink w:history="1" r:id="rIdekgtuar3vpyewdkip39mt">
+      <w:hyperlink w:history="1" r:id="rIdv1fnu0kdlvyhrkfwxm7nw">
         <w:r>
           <w:rPr>
             <w:rFonts w:ascii="Calibri" w:cs="Calibri" w:eastAsia="Calibri" w:hAnsi="Calibri"/>
@@ -13131,7 +13131,7 @@
         </w:rPr>
         <w:t xml:space="preserve">. </w:t>
       </w:r>
-      <w:hyperlink w:history="1" r:id="rIdriuhubtau0qd0-3fhazx7">
+      <w:hyperlink w:history="1" r:id="rIdxfc6tgae_q9u8u1iy0lt9">
         <w:r>
           <w:rPr>
             <w:rFonts w:ascii="Calibri" w:cs="Calibri" w:eastAsia="Calibri" w:hAnsi="Calibri"/>
@@ -13220,7 +13220,7 @@
         </w:rPr>
         <w:t xml:space="preserve">. </w:t>
       </w:r>
-      <w:hyperlink w:history="1" r:id="rIdy3bwbyvxo-poeyzrzbyly">
+      <w:hyperlink w:history="1" r:id="rIdm3o6tbbaoazyrfywdfedu">
         <w:r>
           <w:rPr>
             <w:rFonts w:ascii="Calibri" w:cs="Calibri" w:eastAsia="Calibri" w:hAnsi="Calibri"/>
@@ -13309,7 +13309,7 @@
         </w:rPr>
         <w:t xml:space="preserve">. </w:t>
       </w:r>
-      <w:hyperlink w:history="1" r:id="rIdfm17bou9glnakjujnl6ly">
+      <w:hyperlink w:history="1" r:id="rIdr8gmaadvt4amocqkfdbjz">
         <w:r>
           <w:rPr>
             <w:rFonts w:ascii="Calibri" w:cs="Calibri" w:eastAsia="Calibri" w:hAnsi="Calibri"/>
@@ -13398,7 +13398,7 @@
         </w:rPr>
         <w:t xml:space="preserve">. </w:t>
       </w:r>
-      <w:hyperlink w:history="1" r:id="rIdir_5-n8re2fwwj1bhfnor">
+      <w:hyperlink w:history="1" r:id="rIdj8e4w9jxtbp5ncqrrxeyn">
         <w:r>
           <w:rPr>
             <w:rFonts w:ascii="Calibri" w:cs="Calibri" w:eastAsia="Calibri" w:hAnsi="Calibri"/>
@@ -13487,7 +13487,7 @@
         </w:rPr>
         <w:t xml:space="preserve">. </w:t>
       </w:r>
-      <w:hyperlink w:history="1" r:id="rIdxkxy_ulsicnafygwl7ydq">
+      <w:hyperlink w:history="1" r:id="rIdq6tek28rfj-xnqvgaqibs">
         <w:r>
           <w:rPr>
             <w:rFonts w:ascii="Calibri" w:cs="Calibri" w:eastAsia="Calibri" w:hAnsi="Calibri"/>
@@ -13576,7 +13576,7 @@
         </w:rPr>
         <w:t xml:space="preserve">. </w:t>
       </w:r>
-      <w:hyperlink w:history="1" r:id="rIdosqaepov6fpr3rqe9fh6j">
+      <w:hyperlink w:history="1" r:id="rIdv4chfy67wlhijoh6qqpdj">
         <w:r>
           <w:rPr>
             <w:rFonts w:ascii="Calibri" w:cs="Calibri" w:eastAsia="Calibri" w:hAnsi="Calibri"/>
@@ -13665,7 +13665,7 @@
         </w:rPr>
         <w:t xml:space="preserve">. </w:t>
       </w:r>
-      <w:hyperlink w:history="1" r:id="rIdm4rsp8xdopzpazdqwi55v">
+      <w:hyperlink w:history="1" r:id="rIdfq_gmf6i2myxgtue9m7np">
         <w:r>
           <w:rPr>
             <w:rFonts w:ascii="Calibri" w:cs="Calibri" w:eastAsia="Calibri" w:hAnsi="Calibri"/>
@@ -13754,7 +13754,7 @@
         </w:rPr>
         <w:t xml:space="preserve">. </w:t>
       </w:r>
-      <w:hyperlink w:history="1" r:id="rIdxom8cxv1jeklzr2tw2yc5">
+      <w:hyperlink w:history="1" r:id="rIda3yz1ptwxcnsug2avb3wb">
         <w:r>
           <w:rPr>
             <w:rFonts w:ascii="Calibri" w:cs="Calibri" w:eastAsia="Calibri" w:hAnsi="Calibri"/>
@@ -13843,7 +13843,7 @@
         </w:rPr>
         <w:t xml:space="preserve">. </w:t>
       </w:r>
-      <w:hyperlink w:history="1" r:id="rId3bskdtjs9ob8uu4j3axbb">
+      <w:hyperlink w:history="1" r:id="rIdacngfldq0hq5fzebdupdq">
         <w:r>
           <w:rPr>
             <w:rFonts w:ascii="Calibri" w:cs="Calibri" w:eastAsia="Calibri" w:hAnsi="Calibri"/>
@@ -13932,7 +13932,7 @@
         </w:rPr>
         <w:t xml:space="preserve">. </w:t>
       </w:r>
-      <w:hyperlink w:history="1" r:id="rIds8zjruoh1p7yiwapx240c">
+      <w:hyperlink w:history="1" r:id="rIde5g0ooyq6lojk66g-c6ll">
         <w:r>
           <w:rPr>
             <w:rFonts w:ascii="Calibri" w:cs="Calibri" w:eastAsia="Calibri" w:hAnsi="Calibri"/>
@@ -14021,7 +14021,7 @@
         </w:rPr>
         <w:t xml:space="preserve">. </w:t>
       </w:r>
-      <w:hyperlink w:history="1" r:id="rIdgbtvd2ezf7xzydruk-mg5">
+      <w:hyperlink w:history="1" r:id="rIdcjytfah7w-amuqct7o1eb">
         <w:r>
           <w:rPr>
             <w:rFonts w:ascii="Calibri" w:cs="Calibri" w:eastAsia="Calibri" w:hAnsi="Calibri"/>
@@ -14110,7 +14110,7 @@
         </w:rPr>
         <w:t xml:space="preserve">. </w:t>
       </w:r>
-      <w:hyperlink w:history="1" r:id="rIdgn7qfok4ad41hp7ajudi2">
+      <w:hyperlink w:history="1" r:id="rIdgsjreuzcya_cais88naqf">
         <w:r>
           <w:rPr>
             <w:rFonts w:ascii="Calibri" w:cs="Calibri" w:eastAsia="Calibri" w:hAnsi="Calibri"/>
@@ -14199,7 +14199,7 @@
         </w:rPr>
         <w:t xml:space="preserve">. </w:t>
       </w:r>
-      <w:hyperlink w:history="1" r:id="rIdnhpewuctaq-zchoyossll">
+      <w:hyperlink w:history="1" r:id="rIdbsfccgwvbgbnro0cmux8e">
         <w:r>
           <w:rPr>
             <w:rFonts w:ascii="Calibri" w:cs="Calibri" w:eastAsia="Calibri" w:hAnsi="Calibri"/>
@@ -14288,7 +14288,7 @@
         </w:rPr>
         <w:t xml:space="preserve">. </w:t>
       </w:r>
-      <w:hyperlink w:history="1" r:id="rIdws9yzwa1v9fzqxayxpvcf">
+      <w:hyperlink w:history="1" r:id="rId-cpfhk6zbn8wotqa0zlet">
         <w:r>
           <w:rPr>
             <w:rFonts w:ascii="Calibri" w:cs="Calibri" w:eastAsia="Calibri" w:hAnsi="Calibri"/>
@@ -14377,7 +14377,7 @@
         </w:rPr>
         <w:t xml:space="preserve">. </w:t>
       </w:r>
-      <w:hyperlink w:history="1" r:id="rIdizowpjb9kzpbivctv7aub">
+      <w:hyperlink w:history="1" r:id="rIdphumeegv5hnqe2i6r3oi3">
         <w:r>
           <w:rPr>
             <w:rFonts w:ascii="Calibri" w:cs="Calibri" w:eastAsia="Calibri" w:hAnsi="Calibri"/>
@@ -14466,7 +14466,7 @@
         </w:rPr>
         <w:t xml:space="preserve">. </w:t>
       </w:r>
-      <w:hyperlink w:history="1" r:id="rIdid3llay17tliy4nj5m4fe">
+      <w:hyperlink w:history="1" r:id="rIdwoxnyro3fz4yf5qmutd4l">
         <w:r>
           <w:rPr>
             <w:rFonts w:ascii="Calibri" w:cs="Calibri" w:eastAsia="Calibri" w:hAnsi="Calibri"/>
@@ -14555,7 +14555,7 @@
         </w:rPr>
         <w:t xml:space="preserve">. </w:t>
       </w:r>
-      <w:hyperlink w:history="1" r:id="rIdk8u6htjswv3xg0nxt3djc">
+      <w:hyperlink w:history="1" r:id="rIdj58d_nvon0arwk5uodm5m">
         <w:r>
           <w:rPr>
             <w:rFonts w:ascii="Calibri" w:cs="Calibri" w:eastAsia="Calibri" w:hAnsi="Calibri"/>
@@ -14644,7 +14644,7 @@
         </w:rPr>
         <w:t xml:space="preserve">. </w:t>
       </w:r>
-      <w:hyperlink w:history="1" r:id="rIdsvexkiivoaupzbr5xjwq0">
+      <w:hyperlink w:history="1" r:id="rIdle3jcqc-ehvi_w4yc2w6b">
         <w:r>
           <w:rPr>
             <w:rFonts w:ascii="Calibri" w:cs="Calibri" w:eastAsia="Calibri" w:hAnsi="Calibri"/>
@@ -14733,7 +14733,7 @@
         </w:rPr>
         <w:t xml:space="preserve">. </w:t>
       </w:r>
-      <w:hyperlink w:history="1" r:id="rIdgfgzsjlwzmnkmby67mmji">
+      <w:hyperlink w:history="1" r:id="rIda1l0igql7ynzbffvrqkgm">
         <w:r>
           <w:rPr>
             <w:rFonts w:ascii="Calibri" w:cs="Calibri" w:eastAsia="Calibri" w:hAnsi="Calibri"/>
@@ -14822,7 +14822,7 @@
         </w:rPr>
         <w:t xml:space="preserve">. </w:t>
       </w:r>
-      <w:hyperlink w:history="1" r:id="rIduv_wcljypbacqp7zcubpg">
+      <w:hyperlink w:history="1" r:id="rIdr6ygpikoqsfueivrtyxf3">
         <w:r>
           <w:rPr>
             <w:rFonts w:ascii="Calibri" w:cs="Calibri" w:eastAsia="Calibri" w:hAnsi="Calibri"/>
@@ -14911,7 +14911,7 @@
         </w:rPr>
         <w:t xml:space="preserve">. </w:t>
       </w:r>
-      <w:hyperlink w:history="1" r:id="rId8pr8oxkj1ocs_putqag7e">
+      <w:hyperlink w:history="1" r:id="rIdguy3w8v9hoohrb7c88nuu">
         <w:r>
           <w:rPr>
             <w:rFonts w:ascii="Calibri" w:cs="Calibri" w:eastAsia="Calibri" w:hAnsi="Calibri"/>
@@ -15000,7 +15000,7 @@
         </w:rPr>
         <w:t xml:space="preserve">. </w:t>
       </w:r>
-      <w:hyperlink w:history="1" r:id="rIdivvlbfw0hhncsrmw6l0qa">
+      <w:hyperlink w:history="1" r:id="rIdefqpeuh-sugnoe1djth5x">
         <w:r>
           <w:rPr>
             <w:rFonts w:ascii="Calibri" w:cs="Calibri" w:eastAsia="Calibri" w:hAnsi="Calibri"/>
@@ -15089,7 +15089,7 @@
         </w:rPr>
         <w:t xml:space="preserve">. </w:t>
       </w:r>
-      <w:hyperlink w:history="1" r:id="rIdcvn1l76lsmqvv3klnro_f">
+      <w:hyperlink w:history="1" r:id="rIdj_42ilstvaqphfgqbcmmm">
         <w:r>
           <w:rPr>
             <w:rFonts w:ascii="Calibri" w:cs="Calibri" w:eastAsia="Calibri" w:hAnsi="Calibri"/>
@@ -15178,7 +15178,7 @@
         </w:rPr>
         <w:t xml:space="preserve">. </w:t>
       </w:r>
-      <w:hyperlink w:history="1" r:id="rId4-bkxwhdnh51xkwldm3pl">
+      <w:hyperlink w:history="1" r:id="rIdu-b86jcmcehcbt-nu8ahn">
         <w:r>
           <w:rPr>
             <w:rFonts w:ascii="Calibri" w:cs="Calibri" w:eastAsia="Calibri" w:hAnsi="Calibri"/>
@@ -15267,7 +15267,7 @@
         </w:rPr>
         <w:t xml:space="preserve">. </w:t>
       </w:r>
-      <w:hyperlink w:history="1" r:id="rIdh5cklzcbwximuwddhipjf">
+      <w:hyperlink w:history="1" r:id="rIdpk_lenzcnymjmap6vk1bl">
         <w:r>
           <w:rPr>
             <w:rFonts w:ascii="Calibri" w:cs="Calibri" w:eastAsia="Calibri" w:hAnsi="Calibri"/>
@@ -15356,7 +15356,7 @@
         </w:rPr>
         <w:t xml:space="preserve">. </w:t>
       </w:r>
-      <w:hyperlink w:history="1" r:id="rIdotstwquuyzamcj0b8iauv">
+      <w:hyperlink w:history="1" r:id="rIdhu_is3qm2wk5lqtbgletg">
         <w:r>
           <w:rPr>
             <w:rFonts w:ascii="Calibri" w:cs="Calibri" w:eastAsia="Calibri" w:hAnsi="Calibri"/>
@@ -15445,7 +15445,7 @@
         </w:rPr>
         <w:t xml:space="preserve">. </w:t>
       </w:r>
-      <w:hyperlink w:history="1" r:id="rIdsuwqt2a4acc18ooaxowim">
+      <w:hyperlink w:history="1" r:id="rIdzwlvadjytucgs0mvvvlvy">
         <w:r>
           <w:rPr>
             <w:rFonts w:ascii="Calibri" w:cs="Calibri" w:eastAsia="Calibri" w:hAnsi="Calibri"/>
@@ -15534,7 +15534,7 @@
         </w:rPr>
         <w:t xml:space="preserve">. </w:t>
       </w:r>
-      <w:hyperlink w:history="1" r:id="rIdygm3-gr8xvfeot5fzap6s">
+      <w:hyperlink w:history="1" r:id="rIdt-pyfops8i-oweu5-6qb9">
         <w:r>
           <w:rPr>
             <w:rFonts w:ascii="Calibri" w:cs="Calibri" w:eastAsia="Calibri" w:hAnsi="Calibri"/>
@@ -15708,7 +15708,7 @@
         </w:rPr>
         <w:t xml:space="preserve">. </w:t>
       </w:r>
-      <w:hyperlink w:history="1" r:id="rIdxg_exldjmw9fmuydbbxvq">
+      <w:hyperlink w:history="1" r:id="rIdm0e6feckys6qahpe4kbt6">
         <w:r>
           <w:rPr>
             <w:rFonts w:ascii="Calibri" w:cs="Calibri" w:eastAsia="Calibri" w:hAnsi="Calibri"/>
@@ -15797,7 +15797,7 @@
         </w:rPr>
         <w:t xml:space="preserve">. </w:t>
       </w:r>
-      <w:hyperlink w:history="1" r:id="rId9cthooolh-feqek-pbuzr">
+      <w:hyperlink w:history="1" r:id="rIddhoiyanttc8hcodrh4ed3">
         <w:r>
           <w:rPr>
             <w:rFonts w:ascii="Calibri" w:cs="Calibri" w:eastAsia="Calibri" w:hAnsi="Calibri"/>
@@ -15886,7 +15886,7 @@
         </w:rPr>
         <w:t xml:space="preserve">. </w:t>
       </w:r>
-      <w:hyperlink w:history="1" r:id="rIdykrpbxgigjkw_3uzqz0iv">
+      <w:hyperlink w:history="1" r:id="rIdmbgt9affmugazajrfp3av">
         <w:r>
           <w:rPr>
             <w:rFonts w:ascii="Calibri" w:cs="Calibri" w:eastAsia="Calibri" w:hAnsi="Calibri"/>
@@ -15991,7 +15991,7 @@
         </w:rPr>
         <w:t xml:space="preserve">. </w:t>
       </w:r>
-      <w:hyperlink w:history="1" r:id="rIdirwecaxn9hqqfwc7qggvl">
+      <w:hyperlink w:history="1" r:id="rIds5itu0xfz0ket_p9cu5yv">
         <w:r>
           <w:rPr>
             <w:rFonts w:ascii="Calibri" w:cs="Calibri" w:eastAsia="Calibri" w:hAnsi="Calibri"/>
@@ -16080,7 +16080,7 @@
         </w:rPr>
         <w:t xml:space="preserve">. </w:t>
       </w:r>
-      <w:hyperlink w:history="1" r:id="rIdsontvgk0tg3iqwuhiyq2g">
+      <w:hyperlink w:history="1" r:id="rIdfm_qp5mykzfxa35p5t56z">
         <w:r>
           <w:rPr>
             <w:rFonts w:ascii="Calibri" w:cs="Calibri" w:eastAsia="Calibri" w:hAnsi="Calibri"/>
@@ -16169,7 +16169,7 @@
         </w:rPr>
         <w:t xml:space="preserve">. </w:t>
       </w:r>
-      <w:hyperlink w:history="1" r:id="rIdfhtyg3td3csusnnf4b4wp">
+      <w:hyperlink w:history="1" r:id="rIdp0hwapc399te1vjl3zvhm">
         <w:r>
           <w:rPr>
             <w:rFonts w:ascii="Calibri" w:cs="Calibri" w:eastAsia="Calibri" w:hAnsi="Calibri"/>
@@ -16258,7 +16258,7 @@
         </w:rPr>
         <w:t xml:space="preserve">. </w:t>
       </w:r>
-      <w:hyperlink w:history="1" r:id="rIdnd881okj1rrxy6o1s-wvk">
+      <w:hyperlink w:history="1" r:id="rIdvbu2xroktiewevijifxue">
         <w:r>
           <w:rPr>
             <w:rFonts w:ascii="Calibri" w:cs="Calibri" w:eastAsia="Calibri" w:hAnsi="Calibri"/>
@@ -16347,7 +16347,7 @@
         </w:rPr>
         <w:t xml:space="preserve">. </w:t>
       </w:r>
-      <w:hyperlink w:history="1" r:id="rIdbdbp6r11jd7a8d8ijgu7h">
+      <w:hyperlink w:history="1" r:id="rIdmdez_ppdd5w4trd4mxqnb">
         <w:r>
           <w:rPr>
             <w:rFonts w:ascii="Calibri" w:cs="Calibri" w:eastAsia="Calibri" w:hAnsi="Calibri"/>
@@ -16436,7 +16436,7 @@
         </w:rPr>
         <w:t xml:space="preserve">. </w:t>
       </w:r>
-      <w:hyperlink w:history="1" r:id="rIdq66jlufuvjwgwlafexdjq">
+      <w:hyperlink w:history="1" r:id="rIdy2d7cjglvjp4y_237taxl">
         <w:r>
           <w:rPr>
             <w:rFonts w:ascii="Calibri" w:cs="Calibri" w:eastAsia="Calibri" w:hAnsi="Calibri"/>
@@ -16525,7 +16525,7 @@
         </w:rPr>
         <w:t xml:space="preserve">. </w:t>
       </w:r>
-      <w:hyperlink w:history="1" r:id="rIdks3o6hcvurndj679sx1lt">
+      <w:hyperlink w:history="1" r:id="rIdjbyq-qpt2e2-iulvqprit">
         <w:r>
           <w:rPr>
             <w:rFonts w:ascii="Calibri" w:cs="Calibri" w:eastAsia="Calibri" w:hAnsi="Calibri"/>
@@ -16614,7 +16614,7 @@
         </w:rPr>
         <w:t xml:space="preserve">. </w:t>
       </w:r>
-      <w:hyperlink w:history="1" r:id="rIdu-z4mch4q9glromvduvgz">
+      <w:hyperlink w:history="1" r:id="rIdsomhaqvtxcqqg5iq3nuwn">
         <w:r>
           <w:rPr>
             <w:rFonts w:ascii="Calibri" w:cs="Calibri" w:eastAsia="Calibri" w:hAnsi="Calibri"/>
@@ -16703,7 +16703,7 @@
         </w:rPr>
         <w:t xml:space="preserve">. </w:t>
       </w:r>
-      <w:hyperlink w:history="1" r:id="rIdl_gegu49bxryxjnhkyeqk">
+      <w:hyperlink w:history="1" r:id="rIdhfch9hpdbrfopssyfs67-">
         <w:r>
           <w:rPr>
             <w:rFonts w:ascii="Calibri" w:cs="Calibri" w:eastAsia="Calibri" w:hAnsi="Calibri"/>
@@ -16792,7 +16792,7 @@
         </w:rPr>
         <w:t xml:space="preserve">. </w:t>
       </w:r>
-      <w:hyperlink w:history="1" r:id="rIdbswuwgjdnkeekryprylhb">
+      <w:hyperlink w:history="1" r:id="rId0iutqhljvmhwtrrexybud">
         <w:r>
           <w:rPr>
             <w:rFonts w:ascii="Calibri" w:cs="Calibri" w:eastAsia="Calibri" w:hAnsi="Calibri"/>
@@ -16881,7 +16881,7 @@
         </w:rPr>
         <w:t xml:space="preserve">. </w:t>
       </w:r>
-      <w:hyperlink w:history="1" r:id="rIdr0ppige9gg-c63jszj9dh">
+      <w:hyperlink w:history="1" r:id="rIdbvqycczdfam4rcop7j8nz">
         <w:r>
           <w:rPr>
             <w:rFonts w:ascii="Calibri" w:cs="Calibri" w:eastAsia="Calibri" w:hAnsi="Calibri"/>
@@ -16970,7 +16970,7 @@
         </w:rPr>
         <w:t xml:space="preserve">. </w:t>
       </w:r>
-      <w:hyperlink w:history="1" r:id="rIdur4-eeimskmdduetsn0f2">
+      <w:hyperlink w:history="1" r:id="rIdizaei3riehjdywtdmcn9n">
         <w:r>
           <w:rPr>
             <w:rFonts w:ascii="Calibri" w:cs="Calibri" w:eastAsia="Calibri" w:hAnsi="Calibri"/>
@@ -17059,7 +17059,7 @@
         </w:rPr>
         <w:t xml:space="preserve">. </w:t>
       </w:r>
-      <w:hyperlink w:history="1" r:id="rIdwkj5yswr0hj2m5s8tf_wy">
+      <w:hyperlink w:history="1" r:id="rIdbahwykqej6fqsreuvzmkv">
         <w:r>
           <w:rPr>
             <w:rFonts w:ascii="Calibri" w:cs="Calibri" w:eastAsia="Calibri" w:hAnsi="Calibri"/>
@@ -17148,7 +17148,7 @@
         </w:rPr>
         <w:t xml:space="preserve">. </w:t>
       </w:r>
-      <w:hyperlink w:history="1" r:id="rIdszyyiov26pyienflg97ea">
+      <w:hyperlink w:history="1" r:id="rIdtphzgdlxij1-lb97bibso">
         <w:r>
           <w:rPr>
             <w:rFonts w:ascii="Calibri" w:cs="Calibri" w:eastAsia="Calibri" w:hAnsi="Calibri"/>
@@ -17237,7 +17237,7 @@
         </w:rPr>
         <w:t xml:space="preserve">. </w:t>
       </w:r>
-      <w:hyperlink w:history="1" r:id="rIdm4fix08q4lrjvg5ubs0tr">
+      <w:hyperlink w:history="1" r:id="rIdw0gse-qcgljkoretmg8gn">
         <w:r>
           <w:rPr>
             <w:rFonts w:ascii="Calibri" w:cs="Calibri" w:eastAsia="Calibri" w:hAnsi="Calibri"/>
@@ -17326,7 +17326,7 @@
         </w:rPr>
         <w:t xml:space="preserve">. </w:t>
       </w:r>
-      <w:hyperlink w:history="1" r:id="rIdy-hsin8fho4pneffvajw-">
+      <w:hyperlink w:history="1" r:id="rIdjtaeehtaxdybepliy7kjv">
         <w:r>
           <w:rPr>
             <w:rFonts w:ascii="Calibri" w:cs="Calibri" w:eastAsia="Calibri" w:hAnsi="Calibri"/>
@@ -17415,7 +17415,7 @@
         </w:rPr>
         <w:t xml:space="preserve">. </w:t>
       </w:r>
-      <w:hyperlink w:history="1" r:id="rIdw2objkyz9hiilju7ne7ph">
+      <w:hyperlink w:history="1" r:id="rIdpbkjjvdgsomx5qgs5drzd">
         <w:r>
           <w:rPr>
             <w:rFonts w:ascii="Calibri" w:cs="Calibri" w:eastAsia="Calibri" w:hAnsi="Calibri"/>
@@ -17504,7 +17504,7 @@
         </w:rPr>
         <w:t xml:space="preserve">. </w:t>
       </w:r>
-      <w:hyperlink w:history="1" r:id="rIdroliua8_i_cotlqwdykse">
+      <w:hyperlink w:history="1" r:id="rIdxekphxutijjdh_jcjyxgo">
         <w:r>
           <w:rPr>
             <w:rFonts w:ascii="Calibri" w:cs="Calibri" w:eastAsia="Calibri" w:hAnsi="Calibri"/>
@@ -17593,7 +17593,7 @@
         </w:rPr>
         <w:t xml:space="preserve">. </w:t>
       </w:r>
-      <w:hyperlink w:history="1" r:id="rIddbmwltqy64zrgf9csdncv">
+      <w:hyperlink w:history="1" r:id="rIddmfgqbuukfwfhwclyvcfo">
         <w:r>
           <w:rPr>
             <w:rFonts w:ascii="Calibri" w:cs="Calibri" w:eastAsia="Calibri" w:hAnsi="Calibri"/>
@@ -17682,7 +17682,7 @@
         </w:rPr>
         <w:t xml:space="preserve">. </w:t>
       </w:r>
-      <w:hyperlink w:history="1" r:id="rIdbxcleuu18fw-wipsbpig3">
+      <w:hyperlink w:history="1" r:id="rIdlh3vcpqxfzsjylehhxo4z">
         <w:r>
           <w:rPr>
             <w:rFonts w:ascii="Calibri" w:cs="Calibri" w:eastAsia="Calibri" w:hAnsi="Calibri"/>
@@ -17771,7 +17771,7 @@
         </w:rPr>
         <w:t xml:space="preserve">. </w:t>
       </w:r>
-      <w:hyperlink w:history="1" r:id="rIdltcithydx4l-ne8f6muij">
+      <w:hyperlink w:history="1" r:id="rId7y2cv7ernrsjxpxb8wrbx">
         <w:r>
           <w:rPr>
             <w:rFonts w:ascii="Calibri" w:cs="Calibri" w:eastAsia="Calibri" w:hAnsi="Calibri"/>
@@ -17860,7 +17860,7 @@
         </w:rPr>
         <w:t xml:space="preserve">. </w:t>
       </w:r>
-      <w:hyperlink w:history="1" r:id="rIdogcssw_jdetlse4jalc16">
+      <w:hyperlink w:history="1" r:id="rIddi-dac6xnoyo6jscz_dm_">
         <w:r>
           <w:rPr>
             <w:rFonts w:ascii="Calibri" w:cs="Calibri" w:eastAsia="Calibri" w:hAnsi="Calibri"/>
@@ -17949,7 +17949,7 @@
         </w:rPr>
         <w:t xml:space="preserve">. </w:t>
       </w:r>
-      <w:hyperlink w:history="1" r:id="rId7gnpiiswluk3cvdoxigcy">
+      <w:hyperlink w:history="1" r:id="rIdraoi085d41gijjv_8zrds">
         <w:r>
           <w:rPr>
             <w:rFonts w:ascii="Calibri" w:cs="Calibri" w:eastAsia="Calibri" w:hAnsi="Calibri"/>
@@ -18038,7 +18038,7 @@
         </w:rPr>
         <w:t xml:space="preserve">. </w:t>
       </w:r>
-      <w:hyperlink w:history="1" r:id="rIdpxewi-oxv6ldurc9_mgmw">
+      <w:hyperlink w:history="1" r:id="rIdtcddokag9t2havkgqwk6a">
         <w:r>
           <w:rPr>
             <w:rFonts w:ascii="Calibri" w:cs="Calibri" w:eastAsia="Calibri" w:hAnsi="Calibri"/>
@@ -18127,7 +18127,7 @@
         </w:rPr>
         <w:t xml:space="preserve">. </w:t>
       </w:r>
-      <w:hyperlink w:history="1" r:id="rIdqrxdyrkfu-ygjyek3sisp">
+      <w:hyperlink w:history="1" r:id="rId7ueukogvjh_w7jptc3r3l">
         <w:r>
           <w:rPr>
             <w:rFonts w:ascii="Calibri" w:cs="Calibri" w:eastAsia="Calibri" w:hAnsi="Calibri"/>
@@ -18216,7 +18216,7 @@
         </w:rPr>
         <w:t xml:space="preserve">. </w:t>
       </w:r>
-      <w:hyperlink w:history="1" r:id="rIdmx9sv5thlqasgazrahzaf">
+      <w:hyperlink w:history="1" r:id="rIdopkil69sgf2cugswsecqy">
         <w:r>
           <w:rPr>
             <w:rFonts w:ascii="Calibri" w:cs="Calibri" w:eastAsia="Calibri" w:hAnsi="Calibri"/>
@@ -18305,7 +18305,7 @@
         </w:rPr>
         <w:t xml:space="preserve">. </w:t>
       </w:r>
-      <w:hyperlink w:history="1" r:id="rIdolw50ets9tob_o0554nsb">
+      <w:hyperlink w:history="1" r:id="rId2bwvg5yoss_ar9pd4ydab">
         <w:r>
           <w:rPr>
             <w:rFonts w:ascii="Calibri" w:cs="Calibri" w:eastAsia="Calibri" w:hAnsi="Calibri"/>
@@ -18394,7 +18394,7 @@
         </w:rPr>
         <w:t xml:space="preserve">. </w:t>
       </w:r>
-      <w:hyperlink w:history="1" r:id="rIdnudzlcwnfhdbhzy1p4zko">
+      <w:hyperlink w:history="1" r:id="rIdhk4wtgpnssts7-xmipnw5">
         <w:r>
           <w:rPr>
             <w:rFonts w:ascii="Calibri" w:cs="Calibri" w:eastAsia="Calibri" w:hAnsi="Calibri"/>
@@ -18483,7 +18483,7 @@
         </w:rPr>
         <w:t xml:space="preserve">. </w:t>
       </w:r>
-      <w:hyperlink w:history="1" r:id="rIdqyav95vthre1aepx5nlkp">
+      <w:hyperlink w:history="1" r:id="rIdu7i2vj6zrngbq9-vqhccf">
         <w:r>
           <w:rPr>
             <w:rFonts w:ascii="Calibri" w:cs="Calibri" w:eastAsia="Calibri" w:hAnsi="Calibri"/>
@@ -18572,7 +18572,7 @@
         </w:rPr>
         <w:t xml:space="preserve">. </w:t>
       </w:r>
-      <w:hyperlink w:history="1" r:id="rIdonbo7xrerlyip7x3dlc2o">
+      <w:hyperlink w:history="1" r:id="rId7yr_enssk8_gigznfnxa9">
         <w:r>
           <w:rPr>
             <w:rFonts w:ascii="Calibri" w:cs="Calibri" w:eastAsia="Calibri" w:hAnsi="Calibri"/>
@@ -18661,7 +18661,7 @@
         </w:rPr>
         <w:t xml:space="preserve">. </w:t>
       </w:r>
-      <w:hyperlink w:history="1" r:id="rIdgxk5nnunz1noscczrtxjb">
+      <w:hyperlink w:history="1" r:id="rIdm0mvihdjtaibvm_5djtcl">
         <w:r>
           <w:rPr>
             <w:rFonts w:ascii="Calibri" w:cs="Calibri" w:eastAsia="Calibri" w:hAnsi="Calibri"/>
@@ -18750,7 +18750,7 @@
         </w:rPr>
         <w:t xml:space="preserve">. </w:t>
       </w:r>
-      <w:hyperlink w:history="1" r:id="rId5oqwzympndhgphkkkyhh_">
+      <w:hyperlink w:history="1" r:id="rIdbezxuibj-2ay0tsddr7po">
         <w:r>
           <w:rPr>
             <w:rFonts w:ascii="Calibri" w:cs="Calibri" w:eastAsia="Calibri" w:hAnsi="Calibri"/>
@@ -18839,7 +18839,7 @@
         </w:rPr>
         <w:t xml:space="preserve">. </w:t>
       </w:r>
-      <w:hyperlink w:history="1" r:id="rIdb_kdxu8pozbecs9hh1fwe">
+      <w:hyperlink w:history="1" r:id="rIdpoxftigfb9uwynymgsmqu">
         <w:r>
           <w:rPr>
             <w:rFonts w:ascii="Calibri" w:cs="Calibri" w:eastAsia="Calibri" w:hAnsi="Calibri"/>
@@ -18928,7 +18928,7 @@
         </w:rPr>
         <w:t xml:space="preserve">. </w:t>
       </w:r>
-      <w:hyperlink w:history="1" r:id="rIdcbqg4vhy79aqfhwwh-lji">
+      <w:hyperlink w:history="1" r:id="rIdrhiunwazunprjhvo7i9vc">
         <w:r>
           <w:rPr>
             <w:rFonts w:ascii="Calibri" w:cs="Calibri" w:eastAsia="Calibri" w:hAnsi="Calibri"/>
@@ -19017,7 +19017,7 @@
         </w:rPr>
         <w:t xml:space="preserve">. </w:t>
       </w:r>
-      <w:hyperlink w:history="1" r:id="rIdnpdrchut4bjjycrsaou55">
+      <w:hyperlink w:history="1" r:id="rIdmwjjhuoqcelai__wzyb5u">
         <w:r>
           <w:rPr>
             <w:rFonts w:ascii="Calibri" w:cs="Calibri" w:eastAsia="Calibri" w:hAnsi="Calibri"/>
@@ -19106,7 +19106,7 @@
         </w:rPr>
         <w:t xml:space="preserve">. </w:t>
       </w:r>
-      <w:hyperlink w:history="1" r:id="rIdji0prwbnhdapslpkhio0d">
+      <w:hyperlink w:history="1" r:id="rId81iz6j0awrzaddmfglonq">
         <w:r>
           <w:rPr>
             <w:rFonts w:ascii="Calibri" w:cs="Calibri" w:eastAsia="Calibri" w:hAnsi="Calibri"/>
@@ -19195,7 +19195,7 @@
         </w:rPr>
         <w:t xml:space="preserve">. </w:t>
       </w:r>
-      <w:hyperlink w:history="1" r:id="rIdfch2zqegh5czeg3bfoiy3">
+      <w:hyperlink w:history="1" r:id="rIdwsug3urgy1uy76gqwlzs-">
         <w:r>
           <w:rPr>
             <w:rFonts w:ascii="Calibri" w:cs="Calibri" w:eastAsia="Calibri" w:hAnsi="Calibri"/>
@@ -19284,7 +19284,7 @@
         </w:rPr>
         <w:t xml:space="preserve">. </w:t>
       </w:r>
-      <w:hyperlink w:history="1" r:id="rIdwvmpnzz7gyu9nriornm7z">
+      <w:hyperlink w:history="1" r:id="rId-bkeib6mguqjyfsatnxyt">
         <w:r>
           <w:rPr>
             <w:rFonts w:ascii="Calibri" w:cs="Calibri" w:eastAsia="Calibri" w:hAnsi="Calibri"/>
@@ -19373,7 +19373,7 @@
         </w:rPr>
         <w:t xml:space="preserve">. </w:t>
       </w:r>
-      <w:hyperlink w:history="1" r:id="rIdvudwwxgchqsrbtrm8d-om">
+      <w:hyperlink w:history="1" r:id="rIdmp72x5ra6n-w9vckvf5dw">
         <w:r>
           <w:rPr>
             <w:rFonts w:ascii="Calibri" w:cs="Calibri" w:eastAsia="Calibri" w:hAnsi="Calibri"/>
@@ -19462,7 +19462,7 @@
         </w:rPr>
         <w:t xml:space="preserve">. </w:t>
       </w:r>
-      <w:hyperlink w:history="1" r:id="rIdxug_wjfcd6sbc0ctt9l4p">
+      <w:hyperlink w:history="1" r:id="rIdqqtldeuz85aanljkckf7j">
         <w:r>
           <w:rPr>
             <w:rFonts w:ascii="Calibri" w:cs="Calibri" w:eastAsia="Calibri" w:hAnsi="Calibri"/>
@@ -19551,7 +19551,7 @@
         </w:rPr>
         <w:t xml:space="preserve">. </w:t>
       </w:r>
-      <w:hyperlink w:history="1" r:id="rIdcvxixccidrup3pe8iywa1">
+      <w:hyperlink w:history="1" r:id="rIdvyzqwjkean0fne6aciddy">
         <w:r>
           <w:rPr>
             <w:rFonts w:ascii="Calibri" w:cs="Calibri" w:eastAsia="Calibri" w:hAnsi="Calibri"/>
@@ -19725,7 +19725,7 @@
         </w:rPr>
         <w:t xml:space="preserve">. </w:t>
       </w:r>
-      <w:hyperlink w:history="1" r:id="rIdocbozsi_xxvogfoko8wwg">
+      <w:hyperlink w:history="1" r:id="rIdxogm-1me-xxtvhabtkgvv">
         <w:r>
           <w:rPr>
             <w:rFonts w:ascii="Calibri" w:cs="Calibri" w:eastAsia="Calibri" w:hAnsi="Calibri"/>
@@ -19814,7 +19814,7 @@
         </w:rPr>
         <w:t xml:space="preserve">. </w:t>
       </w:r>
-      <w:hyperlink w:history="1" r:id="rIdbkmfq7k9h4bbuonw6o29p">
+      <w:hyperlink w:history="1" r:id="rIdb-5kybjhwh9sacwb1i6wr">
         <w:r>
           <w:rPr>
             <w:rFonts w:ascii="Calibri" w:cs="Calibri" w:eastAsia="Calibri" w:hAnsi="Calibri"/>
@@ -19903,7 +19903,7 @@
         </w:rPr>
         <w:t xml:space="preserve">. </w:t>
       </w:r>
-      <w:hyperlink w:history="1" r:id="rIdr6rr8z8rgftnf552pe5ky">
+      <w:hyperlink w:history="1" r:id="rIdratryujv8gzk5et1-shlj">
         <w:r>
           <w:rPr>
             <w:rFonts w:ascii="Calibri" w:cs="Calibri" w:eastAsia="Calibri" w:hAnsi="Calibri"/>
@@ -19992,7 +19992,7 @@
         </w:rPr>
         <w:t xml:space="preserve">. </w:t>
       </w:r>
-      <w:hyperlink w:history="1" r:id="rId8ipyaozsaxs2pj51xnwqf">
+      <w:hyperlink w:history="1" r:id="rIdlntf0v3kn69jhieql1i02">
         <w:r>
           <w:rPr>
             <w:rFonts w:ascii="Calibri" w:cs="Calibri" w:eastAsia="Calibri" w:hAnsi="Calibri"/>
@@ -20081,7 +20081,7 @@
         </w:rPr>
         <w:t xml:space="preserve">. </w:t>
       </w:r>
-      <w:hyperlink w:history="1" r:id="rId_vrmtexeyqhxvwhnomaex">
+      <w:hyperlink w:history="1" r:id="rIdstai5ko38xnpmefutocu_">
         <w:r>
           <w:rPr>
             <w:rFonts w:ascii="Calibri" w:cs="Calibri" w:eastAsia="Calibri" w:hAnsi="Calibri"/>
@@ -20170,7 +20170,7 @@
         </w:rPr>
         <w:t xml:space="preserve">. </w:t>
       </w:r>
-      <w:hyperlink w:history="1" r:id="rIdbavdxvid7hzoes-9qhlgt">
+      <w:hyperlink w:history="1" r:id="rId_subrr7zcnyt5qo9pmxf_">
         <w:r>
           <w:rPr>
             <w:rFonts w:ascii="Calibri" w:cs="Calibri" w:eastAsia="Calibri" w:hAnsi="Calibri"/>
@@ -20259,7 +20259,7 @@
         </w:rPr>
         <w:t xml:space="preserve">. </w:t>
       </w:r>
-      <w:hyperlink w:history="1" r:id="rIdul3e6smegacfbqsu28prl">
+      <w:hyperlink w:history="1" r:id="rIdibi4pmkfajqe1uamabuue">
         <w:r>
           <w:rPr>
             <w:rFonts w:ascii="Calibri" w:cs="Calibri" w:eastAsia="Calibri" w:hAnsi="Calibri"/>
@@ -20348,7 +20348,7 @@
         </w:rPr>
         <w:t xml:space="preserve">. </w:t>
       </w:r>
-      <w:hyperlink w:history="1" r:id="rIdfo9lrftukjy2-hezkekxb">
+      <w:hyperlink w:history="1" r:id="rIdy-th0h1cbkfcquezd9jz7">
         <w:r>
           <w:rPr>
             <w:rFonts w:ascii="Calibri" w:cs="Calibri" w:eastAsia="Calibri" w:hAnsi="Calibri"/>
@@ -20437,7 +20437,7 @@
         </w:rPr>
         <w:t xml:space="preserve">. </w:t>
       </w:r>
-      <w:hyperlink w:history="1" r:id="rIdoju7t7zw2yks6p_irryok">
+      <w:hyperlink w:history="1" r:id="rIdhvqldfm1jnucndimbofqv">
         <w:r>
           <w:rPr>
             <w:rFonts w:ascii="Calibri" w:cs="Calibri" w:eastAsia="Calibri" w:hAnsi="Calibri"/>
@@ -20526,7 +20526,7 @@
         </w:rPr>
         <w:t xml:space="preserve">. </w:t>
       </w:r>
-      <w:hyperlink w:history="1" r:id="rId8ln5fsb53j_it2idsyl2e">
+      <w:hyperlink w:history="1" r:id="rIdndb8mb6eaubp4ttovkxjy">
         <w:r>
           <w:rPr>
             <w:rFonts w:ascii="Calibri" w:cs="Calibri" w:eastAsia="Calibri" w:hAnsi="Calibri"/>
@@ -20615,7 +20615,7 @@
         </w:rPr>
         <w:t xml:space="preserve">. </w:t>
       </w:r>
-      <w:hyperlink w:history="1" r:id="rId8zaf4dvcvfw0ezkgn022m">
+      <w:hyperlink w:history="1" r:id="rIdh7mb3rxtz5xupxrao41wz">
         <w:r>
           <w:rPr>
             <w:rFonts w:ascii="Calibri" w:cs="Calibri" w:eastAsia="Calibri" w:hAnsi="Calibri"/>
@@ -20704,7 +20704,7 @@
         </w:rPr>
         <w:t xml:space="preserve">. </w:t>
       </w:r>
-      <w:hyperlink w:history="1" r:id="rIdoygwz0ryzzij5fomlzton">
+      <w:hyperlink w:history="1" r:id="rIdmadkkhh3klksabitat1mm">
         <w:r>
           <w:rPr>
             <w:rFonts w:ascii="Calibri" w:cs="Calibri" w:eastAsia="Calibri" w:hAnsi="Calibri"/>
@@ -20793,7 +20793,7 @@
         </w:rPr>
         <w:t xml:space="preserve">. </w:t>
       </w:r>
-      <w:hyperlink w:history="1" r:id="rIdy27hjq1nmfdohaylg05nn">
+      <w:hyperlink w:history="1" r:id="rIdaz2k3p4xn4x8yofnnfhfq">
         <w:r>
           <w:rPr>
             <w:rFonts w:ascii="Calibri" w:cs="Calibri" w:eastAsia="Calibri" w:hAnsi="Calibri"/>
@@ -20882,7 +20882,7 @@
         </w:rPr>
         <w:t xml:space="preserve">. </w:t>
       </w:r>
-      <w:hyperlink w:history="1" r:id="rIdc7irlpvoo98pt_dupn7pp">
+      <w:hyperlink w:history="1" r:id="rIdgpmnawy2ysn6agqygkazd">
         <w:r>
           <w:rPr>
             <w:rFonts w:ascii="Calibri" w:cs="Calibri" w:eastAsia="Calibri" w:hAnsi="Calibri"/>
@@ -20987,7 +20987,7 @@
         </w:rPr>
         <w:t xml:space="preserve">. </w:t>
       </w:r>
-      <w:hyperlink w:history="1" r:id="rIdcrajnix8rhztz8jmmorgt">
+      <w:hyperlink w:history="1" r:id="rIdnq4v8pwyeczjoofwuydd6">
         <w:r>
           <w:rPr>
             <w:rFonts w:ascii="Calibri" w:cs="Calibri" w:eastAsia="Calibri" w:hAnsi="Calibri"/>
@@ -21076,7 +21076,7 @@
         </w:rPr>
         <w:t xml:space="preserve">. </w:t>
       </w:r>
-      <w:hyperlink w:history="1" r:id="rIdu60rxtbqm-tipyadycfcn">
+      <w:hyperlink w:history="1" r:id="rId1hikhlh16uvz0apuaxvrw">
         <w:r>
           <w:rPr>
             <w:rFonts w:ascii="Calibri" w:cs="Calibri" w:eastAsia="Calibri" w:hAnsi="Calibri"/>

--- a/Shahriarirad_Reza_CV.docx
+++ b/Shahriarirad_Reza_CV.docx
@@ -65,7 +65,7 @@
       <w:pPr>
         <w:spacing w:after="80"/>
       </w:pPr>
-      <w:hyperlink w:history="1" r:id="rIdoywenzyldixoo-ahml1nl">
+      <w:hyperlink w:history="1" r:id="rIdiosqjy6ooca1xll_flgju">
         <w:r>
           <w:rPr>
             <w:rFonts w:ascii="Calibri" w:cs="Calibri" w:eastAsia="Calibri" w:hAnsi="Calibri"/>
@@ -86,7 +86,7 @@
         </w:rPr>
         <w:t xml:space="preserve"> | </w:t>
       </w:r>
-      <w:hyperlink w:history="1" r:id="rIdiwfcszn1z6dgbzelwctmg">
+      <w:hyperlink w:history="1" r:id="rIdecx6yiz1c3xquqsqnuf89">
         <w:r>
           <w:rPr>
             <w:rFonts w:ascii="Calibri" w:cs="Calibri" w:eastAsia="Calibri" w:hAnsi="Calibri"/>
@@ -107,7 +107,7 @@
         </w:rPr>
         <w:t xml:space="preserve"> | </w:t>
       </w:r>
-      <w:hyperlink w:history="1" r:id="rIdtgsif3zv0hjzplo8_i9r_">
+      <w:hyperlink w:history="1" r:id="rIdtuzyonfdrj9izpkk2orel">
         <w:r>
           <w:rPr>
             <w:rFonts w:ascii="Calibri" w:cs="Calibri" w:eastAsia="Calibri" w:hAnsi="Calibri"/>
@@ -128,7 +128,7 @@
         </w:rPr>
         <w:t xml:space="preserve"> | </w:t>
       </w:r>
-      <w:hyperlink w:history="1" r:id="rId87njvzjbejmiadfxvcklv">
+      <w:hyperlink w:history="1" r:id="rIdacvgztiga4g2mep_g6ios">
         <w:r>
           <w:rPr>
             <w:rFonts w:ascii="Calibri" w:cs="Calibri" w:eastAsia="Calibri" w:hAnsi="Calibri"/>
@@ -149,7 +149,7 @@
         </w:rPr>
         <w:t xml:space="preserve"> | </w:t>
       </w:r>
-      <w:hyperlink w:history="1" r:id="rId-4nfrhauaq-kcrtssni6i">
+      <w:hyperlink w:history="1" r:id="rIdeza1koftppsie5bqjsgq9">
         <w:r>
           <w:rPr>
             <w:rFonts w:ascii="Calibri" w:cs="Calibri" w:eastAsia="Calibri" w:hAnsi="Calibri"/>
@@ -170,7 +170,7 @@
         </w:rPr>
         <w:t xml:space="preserve"> | </w:t>
       </w:r>
-      <w:hyperlink w:history="1" r:id="rId2swpbq5aq_lkpgitdzeeo">
+      <w:hyperlink w:history="1" r:id="rId0tfgsmkxqh0askd2fdyui">
         <w:r>
           <w:rPr>
             <w:rFonts w:ascii="Calibri" w:cs="Calibri" w:eastAsia="Calibri" w:hAnsi="Calibri"/>
@@ -191,7 +191,7 @@
         </w:rPr>
         <w:t xml:space="preserve"> | </w:t>
       </w:r>
-      <w:hyperlink w:history="1" r:id="rId8wzzurpgn--_hovhipyes">
+      <w:hyperlink w:history="1" r:id="rIdlbrewtlipjvnhekqgsibc">
         <w:r>
           <w:rPr>
             <w:rFonts w:ascii="Calibri" w:cs="Calibri" w:eastAsia="Calibri" w:hAnsi="Calibri"/>
@@ -483,7 +483,7 @@
                 <w:sz w:val="20"/>
                 <w:szCs w:val="20"/>
               </w:rPr>
-              <w:t xml:space="preserve">April 4, 2026</w:t>
+              <w:t xml:space="preserve">April 6, 2026</w:t>
             </w:r>
           </w:p>
         </w:tc>
@@ -603,7 +603,7 @@
                 <w:sz w:val="20"/>
                 <w:szCs w:val="20"/>
               </w:rPr>
-              <w:t xml:space="preserve">3248</w:t>
+              <w:t xml:space="preserve">3327</w:t>
             </w:r>
           </w:p>
         </w:tc>
@@ -1386,7 +1386,7 @@
             </w:tcMar>
           </w:tcPr>
           <w:p>
-            <w:hyperlink w:history="1" r:id="rIdsejypkdy2elluzutjihj8">
+            <w:hyperlink w:history="1" r:id="rIdf8rvnxzi3gb9yp0ccjcpc">
               <w:r>
                 <w:rPr>
                   <w:rFonts w:ascii="Calibri" w:cs="Calibri" w:eastAsia="Calibri" w:hAnsi="Calibri"/>
@@ -2341,7 +2341,7 @@
             </w:tcMar>
           </w:tcPr>
           <w:p>
-            <w:hyperlink w:history="1" r:id="rIdwdd9hdbxthevclolcr1cg">
+            <w:hyperlink w:history="1" r:id="rIdddt3x1iroic83yy_wcjtj">
               <w:r>
                 <w:rPr>
                   <w:rFonts w:ascii="Calibri" w:cs="Calibri" w:eastAsia="Calibri" w:hAnsi="Calibri"/>
@@ -2352,7 +2352,7 @@
                   <w:szCs w:val="20"/>
                   <w:u w:val="single"/>
                 </w:rPr>
-                <w:t xml:space="preserve">3248</w:t>
+                <w:t xml:space="preserve">3327</w:t>
               </w:r>
             </w:hyperlink>
           </w:p>
@@ -2900,7 +2900,7 @@
         </w:rPr>
         <w:t xml:space="preserve">Full list: </w:t>
       </w:r>
-      <w:hyperlink w:history="1" r:id="rIdmfanncvfel2qvsmzv6rbt">
+      <w:hyperlink w:history="1" r:id="rId4elnsibzjclp9ccqf_5u2">
         <w:r>
           <w:rPr>
             <w:rFonts w:ascii="Calibri" w:cs="Calibri" w:eastAsia="Calibri" w:hAnsi="Calibri"/>
@@ -2981,7 +2981,7 @@
         </w:rPr>
         <w:t xml:space="preserve">• </w:t>
       </w:r>
-      <w:hyperlink w:history="1" r:id="rIdvyjxc96gl8q_rkpbajps3">
+      <w:hyperlink w:history="1" r:id="rId0xw43vv_4tzueuommtxyr">
         <w:r>
           <w:rPr>
             <w:rFonts w:ascii="Calibri" w:cs="Calibri" w:eastAsia="Calibri" w:hAnsi="Calibri"/>
@@ -3105,7 +3105,7 @@
         </w:rPr>
         <w:t xml:space="preserve">Full list: </w:t>
       </w:r>
-      <w:hyperlink w:history="1" r:id="rIdbhc12tvo7mnjg1-f3zyx4">
+      <w:hyperlink w:history="1" r:id="rIdwkffbj-4-vpgmufjkwu_r">
         <w:r>
           <w:rPr>
             <w:rFonts w:ascii="Calibri" w:cs="Calibri" w:eastAsia="Calibri" w:hAnsi="Calibri"/>
@@ -4053,7 +4053,7 @@
         </w:rPr>
         <w:t xml:space="preserve">. </w:t>
       </w:r>
-      <w:hyperlink w:history="1" r:id="rIdoxnqgxfgfcbhpdxvpxrkb">
+      <w:hyperlink w:history="1" r:id="rIdhw5djgwm2solprs7palxq">
         <w:r>
           <w:rPr>
             <w:rFonts w:ascii="Calibri" w:cs="Calibri" w:eastAsia="Calibri" w:hAnsi="Calibri"/>
@@ -4142,7 +4142,7 @@
         </w:rPr>
         <w:t xml:space="preserve">. </w:t>
       </w:r>
-      <w:hyperlink w:history="1" r:id="rIdiqea3p72f893i_xhptrzw">
+      <w:hyperlink w:history="1" r:id="rIdrwlnm0a-j3vk0jeheviuv">
         <w:r>
           <w:rPr>
             <w:rFonts w:ascii="Calibri" w:cs="Calibri" w:eastAsia="Calibri" w:hAnsi="Calibri"/>
@@ -4231,7 +4231,7 @@
         </w:rPr>
         <w:t xml:space="preserve">. </w:t>
       </w:r>
-      <w:hyperlink w:history="1" r:id="rIdnoek_hy1iopvf_4gjylp5">
+      <w:hyperlink w:history="1" r:id="rIdmlh4z-efdrjx0v4kuizuo">
         <w:r>
           <w:rPr>
             <w:rFonts w:ascii="Calibri" w:cs="Calibri" w:eastAsia="Calibri" w:hAnsi="Calibri"/>
@@ -4320,7 +4320,7 @@
         </w:rPr>
         <w:t xml:space="preserve">. </w:t>
       </w:r>
-      <w:hyperlink w:history="1" r:id="rId2rynnods7spthordrghv2">
+      <w:hyperlink w:history="1" r:id="rIdmyxmd__m4s7drof5s-xyq">
         <w:r>
           <w:rPr>
             <w:rFonts w:ascii="Calibri" w:cs="Calibri" w:eastAsia="Calibri" w:hAnsi="Calibri"/>
@@ -4409,7 +4409,7 @@
         </w:rPr>
         <w:t xml:space="preserve">. </w:t>
       </w:r>
-      <w:hyperlink w:history="1" r:id="rIdaoi3pzekzc9wg0d2weyk1">
+      <w:hyperlink w:history="1" r:id="rIdpxwtj5djhrmjssxo0vwj0">
         <w:r>
           <w:rPr>
             <w:rFonts w:ascii="Calibri" w:cs="Calibri" w:eastAsia="Calibri" w:hAnsi="Calibri"/>
@@ -4498,7 +4498,7 @@
         </w:rPr>
         <w:t xml:space="preserve">. </w:t>
       </w:r>
-      <w:hyperlink w:history="1" r:id="rIdql7sucrsorc4myrchx3vr">
+      <w:hyperlink w:history="1" r:id="rIdepmt51zxy8wonknqijkgp">
         <w:r>
           <w:rPr>
             <w:rFonts w:ascii="Calibri" w:cs="Calibri" w:eastAsia="Calibri" w:hAnsi="Calibri"/>
@@ -4587,7 +4587,7 @@
         </w:rPr>
         <w:t xml:space="preserve">. </w:t>
       </w:r>
-      <w:hyperlink w:history="1" r:id="rIdvxzqkvgmjhdshhbvvht5l">
+      <w:hyperlink w:history="1" r:id="rIditglb4kgxxyc7an1hmudm">
         <w:r>
           <w:rPr>
             <w:rFonts w:ascii="Calibri" w:cs="Calibri" w:eastAsia="Calibri" w:hAnsi="Calibri"/>
@@ -4676,7 +4676,7 @@
         </w:rPr>
         <w:t xml:space="preserve">. </w:t>
       </w:r>
-      <w:hyperlink w:history="1" r:id="rIduetqgdqvymlab9ipouowg">
+      <w:hyperlink w:history="1" r:id="rIdfjvpco5txlwr1251mvs3a">
         <w:r>
           <w:rPr>
             <w:rFonts w:ascii="Calibri" w:cs="Calibri" w:eastAsia="Calibri" w:hAnsi="Calibri"/>
@@ -4765,7 +4765,7 @@
         </w:rPr>
         <w:t xml:space="preserve">. </w:t>
       </w:r>
-      <w:hyperlink w:history="1" r:id="rIdivsj3kk0cdhwngyjvovhf">
+      <w:hyperlink w:history="1" r:id="rIdp8kyb7fwnoewa9gz-pcw4">
         <w:r>
           <w:rPr>
             <w:rFonts w:ascii="Calibri" w:cs="Calibri" w:eastAsia="Calibri" w:hAnsi="Calibri"/>
@@ -4854,7 +4854,7 @@
         </w:rPr>
         <w:t xml:space="preserve">. </w:t>
       </w:r>
-      <w:hyperlink w:history="1" r:id="rIdszss0kaekaltppnll6rwk">
+      <w:hyperlink w:history="1" r:id="rIdbtosbeuvrw-iem-upljpj">
         <w:r>
           <w:rPr>
             <w:rFonts w:ascii="Calibri" w:cs="Calibri" w:eastAsia="Calibri" w:hAnsi="Calibri"/>
@@ -4943,7 +4943,7 @@
         </w:rPr>
         <w:t xml:space="preserve">. </w:t>
       </w:r>
-      <w:hyperlink w:history="1" r:id="rIddgt08k1mqvprvo450nucu">
+      <w:hyperlink w:history="1" r:id="rIdxbiypgzihvbky2mqbfhcz">
         <w:r>
           <w:rPr>
             <w:rFonts w:ascii="Calibri" w:cs="Calibri" w:eastAsia="Calibri" w:hAnsi="Calibri"/>
@@ -5032,7 +5032,7 @@
         </w:rPr>
         <w:t xml:space="preserve">. </w:t>
       </w:r>
-      <w:hyperlink w:history="1" r:id="rIdz77avcgcnaai4frmzh6yq">
+      <w:hyperlink w:history="1" r:id="rIdtbwbzhdujsnob8-0bsh1f">
         <w:r>
           <w:rPr>
             <w:rFonts w:ascii="Calibri" w:cs="Calibri" w:eastAsia="Calibri" w:hAnsi="Calibri"/>
@@ -5121,7 +5121,7 @@
         </w:rPr>
         <w:t xml:space="preserve">. </w:t>
       </w:r>
-      <w:hyperlink w:history="1" r:id="rId2rpmxi0m3mhxnl7eiubt9">
+      <w:hyperlink w:history="1" r:id="rIdcyhmmbqpseqw6igjepmb_">
         <w:r>
           <w:rPr>
             <w:rFonts w:ascii="Calibri" w:cs="Calibri" w:eastAsia="Calibri" w:hAnsi="Calibri"/>
@@ -5210,7 +5210,7 @@
         </w:rPr>
         <w:t xml:space="preserve">. </w:t>
       </w:r>
-      <w:hyperlink w:history="1" r:id="rIdovmnolcm_69ygmbcr8r5i">
+      <w:hyperlink w:history="1" r:id="rIdc_sbd8gkq4zvppcfx_k1r">
         <w:r>
           <w:rPr>
             <w:rFonts w:ascii="Calibri" w:cs="Calibri" w:eastAsia="Calibri" w:hAnsi="Calibri"/>
@@ -5299,7 +5299,7 @@
         </w:rPr>
         <w:t xml:space="preserve">. </w:t>
       </w:r>
-      <w:hyperlink w:history="1" r:id="rIdsu4tz-c3r9zhuyy5vlx-i">
+      <w:hyperlink w:history="1" r:id="rIdshlir0qfqjfobfzlaumzc">
         <w:r>
           <w:rPr>
             <w:rFonts w:ascii="Calibri" w:cs="Calibri" w:eastAsia="Calibri" w:hAnsi="Calibri"/>
@@ -5388,7 +5388,7 @@
         </w:rPr>
         <w:t xml:space="preserve">. </w:t>
       </w:r>
-      <w:hyperlink w:history="1" r:id="rIdyf2jj6p6dy0_jksufxi7e">
+      <w:hyperlink w:history="1" r:id="rIdwshpkk94yybqisvizeyka">
         <w:r>
           <w:rPr>
             <w:rFonts w:ascii="Calibri" w:cs="Calibri" w:eastAsia="Calibri" w:hAnsi="Calibri"/>
@@ -5477,7 +5477,7 @@
         </w:rPr>
         <w:t xml:space="preserve">. </w:t>
       </w:r>
-      <w:hyperlink w:history="1" r:id="rIdmts7t1v7jns_a4ktszjz_">
+      <w:hyperlink w:history="1" r:id="rId_ukvbccdlcrelbnk7jjpn">
         <w:r>
           <w:rPr>
             <w:rFonts w:ascii="Calibri" w:cs="Calibri" w:eastAsia="Calibri" w:hAnsi="Calibri"/>
@@ -5566,7 +5566,7 @@
         </w:rPr>
         <w:t xml:space="preserve">. </w:t>
       </w:r>
-      <w:hyperlink w:history="1" r:id="rId2nmtjjomq40j53je3ees6">
+      <w:hyperlink w:history="1" r:id="rIdy_l6ivwcniyluoe2jquqw">
         <w:r>
           <w:rPr>
             <w:rFonts w:ascii="Calibri" w:cs="Calibri" w:eastAsia="Calibri" w:hAnsi="Calibri"/>
@@ -5655,7 +5655,7 @@
         </w:rPr>
         <w:t xml:space="preserve">. </w:t>
       </w:r>
-      <w:hyperlink w:history="1" r:id="rId5gjqux515yf45ig-52kiz">
+      <w:hyperlink w:history="1" r:id="rIdbko7iacdlmzjpzk7wdvs_">
         <w:r>
           <w:rPr>
             <w:rFonts w:ascii="Calibri" w:cs="Calibri" w:eastAsia="Calibri" w:hAnsi="Calibri"/>
@@ -5744,7 +5744,7 @@
         </w:rPr>
         <w:t xml:space="preserve">. </w:t>
       </w:r>
-      <w:hyperlink w:history="1" r:id="rIdhhilvmnldaiefbo_70u86">
+      <w:hyperlink w:history="1" r:id="rIdvlv-ck8bcvrbef61a3rz1">
         <w:r>
           <w:rPr>
             <w:rFonts w:ascii="Calibri" w:cs="Calibri" w:eastAsia="Calibri" w:hAnsi="Calibri"/>
@@ -5833,7 +5833,7 @@
         </w:rPr>
         <w:t xml:space="preserve">. </w:t>
       </w:r>
-      <w:hyperlink w:history="1" r:id="rIdydasl0acr6m0fhmv25f4f">
+      <w:hyperlink w:history="1" r:id="rIdtsk27axbncj445v3pudft">
         <w:r>
           <w:rPr>
             <w:rFonts w:ascii="Calibri" w:cs="Calibri" w:eastAsia="Calibri" w:hAnsi="Calibri"/>
@@ -5922,7 +5922,7 @@
         </w:rPr>
         <w:t xml:space="preserve">. </w:t>
       </w:r>
-      <w:hyperlink w:history="1" r:id="rIdqwxeanoh1bkcmzmkrwi37">
+      <w:hyperlink w:history="1" r:id="rIdorcqzkt61oaojunqyuksr">
         <w:r>
           <w:rPr>
             <w:rFonts w:ascii="Calibri" w:cs="Calibri" w:eastAsia="Calibri" w:hAnsi="Calibri"/>
@@ -6011,7 +6011,7 @@
         </w:rPr>
         <w:t xml:space="preserve">. </w:t>
       </w:r>
-      <w:hyperlink w:history="1" r:id="rId3vqapswyuiafmef4ssoyl">
+      <w:hyperlink w:history="1" r:id="rIdfp2o2dfeqgksoyqppnb-g">
         <w:r>
           <w:rPr>
             <w:rFonts w:ascii="Calibri" w:cs="Calibri" w:eastAsia="Calibri" w:hAnsi="Calibri"/>
@@ -6100,7 +6100,7 @@
         </w:rPr>
         <w:t xml:space="preserve">. </w:t>
       </w:r>
-      <w:hyperlink w:history="1" r:id="rIdttnimadmc_w1oz73xqrxa">
+      <w:hyperlink w:history="1" r:id="rIdedk-fwnsqmtcqshqqo9pz">
         <w:r>
           <w:rPr>
             <w:rFonts w:ascii="Calibri" w:cs="Calibri" w:eastAsia="Calibri" w:hAnsi="Calibri"/>
@@ -6189,7 +6189,7 @@
         </w:rPr>
         <w:t xml:space="preserve">. </w:t>
       </w:r>
-      <w:hyperlink w:history="1" r:id="rIdsjigazk-4pvhcnwzokwyz">
+      <w:hyperlink w:history="1" r:id="rIdjvblfd3iftlm3xhyyp6oj">
         <w:r>
           <w:rPr>
             <w:rFonts w:ascii="Calibri" w:cs="Calibri" w:eastAsia="Calibri" w:hAnsi="Calibri"/>
@@ -6278,7 +6278,7 @@
         </w:rPr>
         <w:t xml:space="preserve">. </w:t>
       </w:r>
-      <w:hyperlink w:history="1" r:id="rId-tjgslqhvhdczriodkvzz">
+      <w:hyperlink w:history="1" r:id="rIdicitkoau851d_4-g2aj2z">
         <w:r>
           <w:rPr>
             <w:rFonts w:ascii="Calibri" w:cs="Calibri" w:eastAsia="Calibri" w:hAnsi="Calibri"/>
@@ -6367,7 +6367,7 @@
         </w:rPr>
         <w:t xml:space="preserve">. </w:t>
       </w:r>
-      <w:hyperlink w:history="1" r:id="rIdamvujnk-h3nr7vigof8fo">
+      <w:hyperlink w:history="1" r:id="rId23bqroq7ktzlqe8iop7ji">
         <w:r>
           <w:rPr>
             <w:rFonts w:ascii="Calibri" w:cs="Calibri" w:eastAsia="Calibri" w:hAnsi="Calibri"/>
@@ -6456,7 +6456,7 @@
         </w:rPr>
         <w:t xml:space="preserve">. </w:t>
       </w:r>
-      <w:hyperlink w:history="1" r:id="rId6mfyslhhn7y5zoa-wqbve">
+      <w:hyperlink w:history="1" r:id="rIdnvv7htngydo3vot3rgc9u">
         <w:r>
           <w:rPr>
             <w:rFonts w:ascii="Calibri" w:cs="Calibri" w:eastAsia="Calibri" w:hAnsi="Calibri"/>
@@ -6545,7 +6545,7 @@
         </w:rPr>
         <w:t xml:space="preserve">. </w:t>
       </w:r>
-      <w:hyperlink w:history="1" r:id="rId7e87vc8vhiif8t6mh870t">
+      <w:hyperlink w:history="1" r:id="rId6hauwjgkm6mwaiwlc1ew-">
         <w:r>
           <w:rPr>
             <w:rFonts w:ascii="Calibri" w:cs="Calibri" w:eastAsia="Calibri" w:hAnsi="Calibri"/>
@@ -6634,7 +6634,7 @@
         </w:rPr>
         <w:t xml:space="preserve">. </w:t>
       </w:r>
-      <w:hyperlink w:history="1" r:id="rIdwjttgt7hye9pikf2lzfps">
+      <w:hyperlink w:history="1" r:id="rIddr6kvf4zzuy_foqn09q4r">
         <w:r>
           <w:rPr>
             <w:rFonts w:ascii="Calibri" w:cs="Calibri" w:eastAsia="Calibri" w:hAnsi="Calibri"/>
@@ -6723,7 +6723,7 @@
         </w:rPr>
         <w:t xml:space="preserve">. </w:t>
       </w:r>
-      <w:hyperlink w:history="1" r:id="rIdvdekfj1tpc88znarpwldn">
+      <w:hyperlink w:history="1" r:id="rIdmxarulwdmrgjouj00j4dg">
         <w:r>
           <w:rPr>
             <w:rFonts w:ascii="Calibri" w:cs="Calibri" w:eastAsia="Calibri" w:hAnsi="Calibri"/>
@@ -6812,7 +6812,7 @@
         </w:rPr>
         <w:t xml:space="preserve">. </w:t>
       </w:r>
-      <w:hyperlink w:history="1" r:id="rIdl64w3v_eajpfoph-mnf4v">
+      <w:hyperlink w:history="1" r:id="rIdkevjekqdt1rtxs9n4luok">
         <w:r>
           <w:rPr>
             <w:rFonts w:ascii="Calibri" w:cs="Calibri" w:eastAsia="Calibri" w:hAnsi="Calibri"/>
@@ -6901,7 +6901,7 @@
         </w:rPr>
         <w:t xml:space="preserve">. </w:t>
       </w:r>
-      <w:hyperlink w:history="1" r:id="rIdfvwchwyluczaahemdv4fr">
+      <w:hyperlink w:history="1" r:id="rIddabgjqhd4mdhpa4tqtofv">
         <w:r>
           <w:rPr>
             <w:rFonts w:ascii="Calibri" w:cs="Calibri" w:eastAsia="Calibri" w:hAnsi="Calibri"/>
@@ -6990,7 +6990,7 @@
         </w:rPr>
         <w:t xml:space="preserve">. </w:t>
       </w:r>
-      <w:hyperlink w:history="1" r:id="rIdnx47zw9p0nvbkwpopaucn">
+      <w:hyperlink w:history="1" r:id="rIdkd8nfz8_up3hb_bodud4p">
         <w:r>
           <w:rPr>
             <w:rFonts w:ascii="Calibri" w:cs="Calibri" w:eastAsia="Calibri" w:hAnsi="Calibri"/>
@@ -7079,7 +7079,7 @@
         </w:rPr>
         <w:t xml:space="preserve">. </w:t>
       </w:r>
-      <w:hyperlink w:history="1" r:id="rIdo65a7hl-z1bzkv2l4wsn4">
+      <w:hyperlink w:history="1" r:id="rIdeyfpg1pryeicinyyokjc1">
         <w:r>
           <w:rPr>
             <w:rFonts w:ascii="Calibri" w:cs="Calibri" w:eastAsia="Calibri" w:hAnsi="Calibri"/>
@@ -7168,7 +7168,7 @@
         </w:rPr>
         <w:t xml:space="preserve">. </w:t>
       </w:r>
-      <w:hyperlink w:history="1" r:id="rIdsympanknlcdpajyvzivkq">
+      <w:hyperlink w:history="1" r:id="rIdtz81dt25bjdnaphjyhw77">
         <w:r>
           <w:rPr>
             <w:rFonts w:ascii="Calibri" w:cs="Calibri" w:eastAsia="Calibri" w:hAnsi="Calibri"/>
@@ -7257,7 +7257,7 @@
         </w:rPr>
         <w:t xml:space="preserve">. </w:t>
       </w:r>
-      <w:hyperlink w:history="1" r:id="rIddq9i_xd1eebj3eumc0sle">
+      <w:hyperlink w:history="1" r:id="rIdiakrt9vut1qithsxy63oi">
         <w:r>
           <w:rPr>
             <w:rFonts w:ascii="Calibri" w:cs="Calibri" w:eastAsia="Calibri" w:hAnsi="Calibri"/>
@@ -7346,7 +7346,7 @@
         </w:rPr>
         <w:t xml:space="preserve">. </w:t>
       </w:r>
-      <w:hyperlink w:history="1" r:id="rIddkvpkkixrvnjtyjgxfjcb">
+      <w:hyperlink w:history="1" r:id="rId5u1ksh2plbdjttmqzxqqm">
         <w:r>
           <w:rPr>
             <w:rFonts w:ascii="Calibri" w:cs="Calibri" w:eastAsia="Calibri" w:hAnsi="Calibri"/>
@@ -7435,7 +7435,7 @@
         </w:rPr>
         <w:t xml:space="preserve">. </w:t>
       </w:r>
-      <w:hyperlink w:history="1" r:id="rIdvrpc3gf9qaliuwpmqoj8b">
+      <w:hyperlink w:history="1" r:id="rIdvlhjgmy46sfiomgakl1rn">
         <w:r>
           <w:rPr>
             <w:rFonts w:ascii="Calibri" w:cs="Calibri" w:eastAsia="Calibri" w:hAnsi="Calibri"/>
@@ -7524,7 +7524,7 @@
         </w:rPr>
         <w:t xml:space="preserve">. </w:t>
       </w:r>
-      <w:hyperlink w:history="1" r:id="rId4cvvr6ftbqcnij5ktdr3i">
+      <w:hyperlink w:history="1" r:id="rIdjhdcw2owbslbpbmwdiok3">
         <w:r>
           <w:rPr>
             <w:rFonts w:ascii="Calibri" w:cs="Calibri" w:eastAsia="Calibri" w:hAnsi="Calibri"/>
@@ -7613,7 +7613,7 @@
         </w:rPr>
         <w:t xml:space="preserve">. </w:t>
       </w:r>
-      <w:hyperlink w:history="1" r:id="rIdhk9cgcbq-3rxjbpft2rux">
+      <w:hyperlink w:history="1" r:id="rIdgisyfetblixjvjtcpaegn">
         <w:r>
           <w:rPr>
             <w:rFonts w:ascii="Calibri" w:cs="Calibri" w:eastAsia="Calibri" w:hAnsi="Calibri"/>
@@ -7702,7 +7702,7 @@
         </w:rPr>
         <w:t xml:space="preserve">. </w:t>
       </w:r>
-      <w:hyperlink w:history="1" r:id="rIdjg2e08ixjxwtmkgu2mmf8">
+      <w:hyperlink w:history="1" r:id="rIdbp5x-yucmcnpwem2bt6mf">
         <w:r>
           <w:rPr>
             <w:rFonts w:ascii="Calibri" w:cs="Calibri" w:eastAsia="Calibri" w:hAnsi="Calibri"/>
@@ -7791,7 +7791,7 @@
         </w:rPr>
         <w:t xml:space="preserve">. </w:t>
       </w:r>
-      <w:hyperlink w:history="1" r:id="rIdos0xz2akyi_9r23fgsa7w">
+      <w:hyperlink w:history="1" r:id="rIdnj7nlhnkrbw2sdavikoju">
         <w:r>
           <w:rPr>
             <w:rFonts w:ascii="Calibri" w:cs="Calibri" w:eastAsia="Calibri" w:hAnsi="Calibri"/>
@@ -7880,7 +7880,7 @@
         </w:rPr>
         <w:t xml:space="preserve">. </w:t>
       </w:r>
-      <w:hyperlink w:history="1" r:id="rIdlqbxedekqmbwnjxklyuuc">
+      <w:hyperlink w:history="1" r:id="rIdadvexwg9aq09pf-7eufky">
         <w:r>
           <w:rPr>
             <w:rFonts w:ascii="Calibri" w:cs="Calibri" w:eastAsia="Calibri" w:hAnsi="Calibri"/>
@@ -7969,7 +7969,7 @@
         </w:rPr>
         <w:t xml:space="preserve">. </w:t>
       </w:r>
-      <w:hyperlink w:history="1" r:id="rIdsihltn0gzoqjwwvxqxall">
+      <w:hyperlink w:history="1" r:id="rIdgs9nmo1c5rnpsujj-7rjs">
         <w:r>
           <w:rPr>
             <w:rFonts w:ascii="Calibri" w:cs="Calibri" w:eastAsia="Calibri" w:hAnsi="Calibri"/>
@@ -8058,7 +8058,7 @@
         </w:rPr>
         <w:t xml:space="preserve">. </w:t>
       </w:r>
-      <w:hyperlink w:history="1" r:id="rId_pa1upes3pf44kji94ayd">
+      <w:hyperlink w:history="1" r:id="rIdqvzbpckcjmuyr7dcxr0hz">
         <w:r>
           <w:rPr>
             <w:rFonts w:ascii="Calibri" w:cs="Calibri" w:eastAsia="Calibri" w:hAnsi="Calibri"/>
@@ -8147,7 +8147,7 @@
         </w:rPr>
         <w:t xml:space="preserve">. </w:t>
       </w:r>
-      <w:hyperlink w:history="1" r:id="rIdqh6jxkmlx1u1uqh5_wjg-">
+      <w:hyperlink w:history="1" r:id="rIdz1ibtfuspje4drmxv1qhu">
         <w:r>
           <w:rPr>
             <w:rFonts w:ascii="Calibri" w:cs="Calibri" w:eastAsia="Calibri" w:hAnsi="Calibri"/>
@@ -8236,7 +8236,7 @@
         </w:rPr>
         <w:t xml:space="preserve">. </w:t>
       </w:r>
-      <w:hyperlink w:history="1" r:id="rIdzwwbernjsm8ycwhd4jbjr">
+      <w:hyperlink w:history="1" r:id="rIdw-uujltbqwufa46bxd_cn">
         <w:r>
           <w:rPr>
             <w:rFonts w:ascii="Calibri" w:cs="Calibri" w:eastAsia="Calibri" w:hAnsi="Calibri"/>
@@ -8325,7 +8325,7 @@
         </w:rPr>
         <w:t xml:space="preserve">. </w:t>
       </w:r>
-      <w:hyperlink w:history="1" r:id="rIdd3bc15gu8ewotz5bhemlx">
+      <w:hyperlink w:history="1" r:id="rIdxnavvuvxnfmp1hrax78mt">
         <w:r>
           <w:rPr>
             <w:rFonts w:ascii="Calibri" w:cs="Calibri" w:eastAsia="Calibri" w:hAnsi="Calibri"/>
@@ -8414,7 +8414,7 @@
         </w:rPr>
         <w:t xml:space="preserve">. </w:t>
       </w:r>
-      <w:hyperlink w:history="1" r:id="rIdr306pdns3r1ysb9bhrauf">
+      <w:hyperlink w:history="1" r:id="rIdrupizkgytf8i-q5uvxbif">
         <w:r>
           <w:rPr>
             <w:rFonts w:ascii="Calibri" w:cs="Calibri" w:eastAsia="Calibri" w:hAnsi="Calibri"/>
@@ -8503,7 +8503,7 @@
         </w:rPr>
         <w:t xml:space="preserve">. </w:t>
       </w:r>
-      <w:hyperlink w:history="1" r:id="rIdpmzjoybknw1f1cko5yvrh">
+      <w:hyperlink w:history="1" r:id="rId5md6xlcekf10rabjsi3n6">
         <w:r>
           <w:rPr>
             <w:rFonts w:ascii="Calibri" w:cs="Calibri" w:eastAsia="Calibri" w:hAnsi="Calibri"/>
@@ -8592,7 +8592,7 @@
         </w:rPr>
         <w:t xml:space="preserve">. </w:t>
       </w:r>
-      <w:hyperlink w:history="1" r:id="rIddhkuv7rliqnd3rr4cxcrz">
+      <w:hyperlink w:history="1" r:id="rIdoo0zw_4xer9gmxids2wd8">
         <w:r>
           <w:rPr>
             <w:rFonts w:ascii="Calibri" w:cs="Calibri" w:eastAsia="Calibri" w:hAnsi="Calibri"/>
@@ -8681,7 +8681,7 @@
         </w:rPr>
         <w:t xml:space="preserve">. </w:t>
       </w:r>
-      <w:hyperlink w:history="1" r:id="rIdxtjijbs6zmm7rscw6jyek">
+      <w:hyperlink w:history="1" r:id="rIdby1b4ru_7saw04tncpxve">
         <w:r>
           <w:rPr>
             <w:rFonts w:ascii="Calibri" w:cs="Calibri" w:eastAsia="Calibri" w:hAnsi="Calibri"/>
@@ -8770,7 +8770,7 @@
         </w:rPr>
         <w:t xml:space="preserve">. </w:t>
       </w:r>
-      <w:hyperlink w:history="1" r:id="rId9auijuln5bumgzm3jyu33">
+      <w:hyperlink w:history="1" r:id="rIdmucf_nkogn4wvu1pwphxs">
         <w:r>
           <w:rPr>
             <w:rFonts w:ascii="Calibri" w:cs="Calibri" w:eastAsia="Calibri" w:hAnsi="Calibri"/>
@@ -8859,7 +8859,7 @@
         </w:rPr>
         <w:t xml:space="preserve">. </w:t>
       </w:r>
-      <w:hyperlink w:history="1" r:id="rId2ugoomd4sxtx2jl3oe9wn">
+      <w:hyperlink w:history="1" r:id="rIdt9vyv3d2eh3_lvldxpniz">
         <w:r>
           <w:rPr>
             <w:rFonts w:ascii="Calibri" w:cs="Calibri" w:eastAsia="Calibri" w:hAnsi="Calibri"/>
@@ -8948,7 +8948,7 @@
         </w:rPr>
         <w:t xml:space="preserve">. </w:t>
       </w:r>
-      <w:hyperlink w:history="1" r:id="rIdgkzujwkzosnttelvjrds5">
+      <w:hyperlink w:history="1" r:id="rIdxksqaweya2sf0oxkonf9s">
         <w:r>
           <w:rPr>
             <w:rFonts w:ascii="Calibri" w:cs="Calibri" w:eastAsia="Calibri" w:hAnsi="Calibri"/>
@@ -9037,7 +9037,7 @@
         </w:rPr>
         <w:t xml:space="preserve">. </w:t>
       </w:r>
-      <w:hyperlink w:history="1" r:id="rId_b4fndhwwh4lqde2oc_up">
+      <w:hyperlink w:history="1" r:id="rIdwpeqmbaoo4k1qn4mby-dq">
         <w:r>
           <w:rPr>
             <w:rFonts w:ascii="Calibri" w:cs="Calibri" w:eastAsia="Calibri" w:hAnsi="Calibri"/>
@@ -9126,7 +9126,7 @@
         </w:rPr>
         <w:t xml:space="preserve">. </w:t>
       </w:r>
-      <w:hyperlink w:history="1" r:id="rIdf5snd3tmsd2y-nkl1zinu">
+      <w:hyperlink w:history="1" r:id="rIdik36b0xzgh44w03ueybpr">
         <w:r>
           <w:rPr>
             <w:rFonts w:ascii="Calibri" w:cs="Calibri" w:eastAsia="Calibri" w:hAnsi="Calibri"/>
@@ -9215,7 +9215,7 @@
         </w:rPr>
         <w:t xml:space="preserve">. </w:t>
       </w:r>
-      <w:hyperlink w:history="1" r:id="rId0d7gucaofknv-huehrksg">
+      <w:hyperlink w:history="1" r:id="rIdjoc86t5zliv7ujhanv-ue">
         <w:r>
           <w:rPr>
             <w:rFonts w:ascii="Calibri" w:cs="Calibri" w:eastAsia="Calibri" w:hAnsi="Calibri"/>
@@ -9304,7 +9304,7 @@
         </w:rPr>
         <w:t xml:space="preserve">. </w:t>
       </w:r>
-      <w:hyperlink w:history="1" r:id="rIdejhdb6lkqxsmkm6cfjs6j">
+      <w:hyperlink w:history="1" r:id="rIdilejewd5fc-rsu5-zkqco">
         <w:r>
           <w:rPr>
             <w:rFonts w:ascii="Calibri" w:cs="Calibri" w:eastAsia="Calibri" w:hAnsi="Calibri"/>
@@ -9393,7 +9393,7 @@
         </w:rPr>
         <w:t xml:space="preserve">. </w:t>
       </w:r>
-      <w:hyperlink w:history="1" r:id="rIdgl9nyq0nytdmuprfz6evb">
+      <w:hyperlink w:history="1" r:id="rIdue_execaqv3poeju3496_">
         <w:r>
           <w:rPr>
             <w:rFonts w:ascii="Calibri" w:cs="Calibri" w:eastAsia="Calibri" w:hAnsi="Calibri"/>
@@ -9482,7 +9482,7 @@
         </w:rPr>
         <w:t xml:space="preserve">. </w:t>
       </w:r>
-      <w:hyperlink w:history="1" r:id="rIdhv1yq60dzuygtfwvjd0mp">
+      <w:hyperlink w:history="1" r:id="rIdkny9-0gldcpsyv25zwkpx">
         <w:r>
           <w:rPr>
             <w:rFonts w:ascii="Calibri" w:cs="Calibri" w:eastAsia="Calibri" w:hAnsi="Calibri"/>
@@ -9571,7 +9571,7 @@
         </w:rPr>
         <w:t xml:space="preserve">. </w:t>
       </w:r>
-      <w:hyperlink w:history="1" r:id="rIdsght5oogjzeqkjx4peuwr">
+      <w:hyperlink w:history="1" r:id="rIdzyxld4v7rnmsg-fyucmoz">
         <w:r>
           <w:rPr>
             <w:rFonts w:ascii="Calibri" w:cs="Calibri" w:eastAsia="Calibri" w:hAnsi="Calibri"/>
@@ -9660,7 +9660,7 @@
         </w:rPr>
         <w:t xml:space="preserve">. </w:t>
       </w:r>
-      <w:hyperlink w:history="1" r:id="rIddjzncpyksufmmlbbgmmcr">
+      <w:hyperlink w:history="1" r:id="rId4hzlnzb-yjmujs5cvlw2g">
         <w:r>
           <w:rPr>
             <w:rFonts w:ascii="Calibri" w:cs="Calibri" w:eastAsia="Calibri" w:hAnsi="Calibri"/>
@@ -9749,7 +9749,7 @@
         </w:rPr>
         <w:t xml:space="preserve">. </w:t>
       </w:r>
-      <w:hyperlink w:history="1" r:id="rIdh1xwss4igqetn-q1lukw-">
+      <w:hyperlink w:history="1" r:id="rIdca93yyuynjrxls56dckzm">
         <w:r>
           <w:rPr>
             <w:rFonts w:ascii="Calibri" w:cs="Calibri" w:eastAsia="Calibri" w:hAnsi="Calibri"/>
@@ -9838,7 +9838,7 @@
         </w:rPr>
         <w:t xml:space="preserve">. </w:t>
       </w:r>
-      <w:hyperlink w:history="1" r:id="rIdwowhqda3fp2pduus0xlq7">
+      <w:hyperlink w:history="1" r:id="rIdolfefbknqghmplamichh-">
         <w:r>
           <w:rPr>
             <w:rFonts w:ascii="Calibri" w:cs="Calibri" w:eastAsia="Calibri" w:hAnsi="Calibri"/>
@@ -9927,7 +9927,7 @@
         </w:rPr>
         <w:t xml:space="preserve">. </w:t>
       </w:r>
-      <w:hyperlink w:history="1" r:id="rIdwdfho7lbmcfulobi0geum">
+      <w:hyperlink w:history="1" r:id="rIdtuwpbv5qwqizxyxl15u1u">
         <w:r>
           <w:rPr>
             <w:rFonts w:ascii="Calibri" w:cs="Calibri" w:eastAsia="Calibri" w:hAnsi="Calibri"/>
@@ -10016,7 +10016,7 @@
         </w:rPr>
         <w:t xml:space="preserve">. </w:t>
       </w:r>
-      <w:hyperlink w:history="1" r:id="rId2z5r0pcruveg2vqeypn1j">
+      <w:hyperlink w:history="1" r:id="rIdvwzq1uv6zd9fkeisu2ins">
         <w:r>
           <w:rPr>
             <w:rFonts w:ascii="Calibri" w:cs="Calibri" w:eastAsia="Calibri" w:hAnsi="Calibri"/>
@@ -10105,7 +10105,7 @@
         </w:rPr>
         <w:t xml:space="preserve">. </w:t>
       </w:r>
-      <w:hyperlink w:history="1" r:id="rIdi4jpd6drfc3xikhepnzrl">
+      <w:hyperlink w:history="1" r:id="rIddvtj8iaeudtxlwrazsjzi">
         <w:r>
           <w:rPr>
             <w:rFonts w:ascii="Calibri" w:cs="Calibri" w:eastAsia="Calibri" w:hAnsi="Calibri"/>
@@ -10194,7 +10194,7 @@
         </w:rPr>
         <w:t xml:space="preserve">. </w:t>
       </w:r>
-      <w:hyperlink w:history="1" r:id="rIdf9gd0ctsb2oa7nbmmrtd_">
+      <w:hyperlink w:history="1" r:id="rIdbdtfpqrv9xhhn-gvf55tt">
         <w:r>
           <w:rPr>
             <w:rFonts w:ascii="Calibri" w:cs="Calibri" w:eastAsia="Calibri" w:hAnsi="Calibri"/>
@@ -10283,7 +10283,7 @@
         </w:rPr>
         <w:t xml:space="preserve">. </w:t>
       </w:r>
-      <w:hyperlink w:history="1" r:id="rIdd25mysbauxvupzkqqc6xf">
+      <w:hyperlink w:history="1" r:id="rIdu7-3budcn4b4s1lpkaz5g">
         <w:r>
           <w:rPr>
             <w:rFonts w:ascii="Calibri" w:cs="Calibri" w:eastAsia="Calibri" w:hAnsi="Calibri"/>
@@ -10372,7 +10372,7 @@
         </w:rPr>
         <w:t xml:space="preserve">. </w:t>
       </w:r>
-      <w:hyperlink w:history="1" r:id="rIdn6ep9cclxaagwh0ouph3m">
+      <w:hyperlink w:history="1" r:id="rIdur3ui0fozi34g3rqusefn">
         <w:r>
           <w:rPr>
             <w:rFonts w:ascii="Calibri" w:cs="Calibri" w:eastAsia="Calibri" w:hAnsi="Calibri"/>
@@ -10461,7 +10461,7 @@
         </w:rPr>
         <w:t xml:space="preserve">. </w:t>
       </w:r>
-      <w:hyperlink w:history="1" r:id="rIdqwmeyjqlkspszbvfdzqxh">
+      <w:hyperlink w:history="1" r:id="rIdln6ds2qvzkksmc2grxc_7">
         <w:r>
           <w:rPr>
             <w:rFonts w:ascii="Calibri" w:cs="Calibri" w:eastAsia="Calibri" w:hAnsi="Calibri"/>
@@ -10550,7 +10550,7 @@
         </w:rPr>
         <w:t xml:space="preserve">. </w:t>
       </w:r>
-      <w:hyperlink w:history="1" r:id="rId73guhubbiz-uyru29x98x">
+      <w:hyperlink w:history="1" r:id="rIdfkfasq2nkkzkajpxwmh70">
         <w:r>
           <w:rPr>
             <w:rFonts w:ascii="Calibri" w:cs="Calibri" w:eastAsia="Calibri" w:hAnsi="Calibri"/>
@@ -10639,7 +10639,7 @@
         </w:rPr>
         <w:t xml:space="preserve">. </w:t>
       </w:r>
-      <w:hyperlink w:history="1" r:id="rIdtug5b_sbjfiget6tawr-q">
+      <w:hyperlink w:history="1" r:id="rIdhkkepw-u5u2el3-oycdcz">
         <w:r>
           <w:rPr>
             <w:rFonts w:ascii="Calibri" w:cs="Calibri" w:eastAsia="Calibri" w:hAnsi="Calibri"/>
@@ -10728,7 +10728,7 @@
         </w:rPr>
         <w:t xml:space="preserve">. </w:t>
       </w:r>
-      <w:hyperlink w:history="1" r:id="rIdcv95wu-t9cuj5r4morlte">
+      <w:hyperlink w:history="1" r:id="rIdynkmgnhnyjtu9kaksiqvv">
         <w:r>
           <w:rPr>
             <w:rFonts w:ascii="Calibri" w:cs="Calibri" w:eastAsia="Calibri" w:hAnsi="Calibri"/>
@@ -10817,7 +10817,7 @@
         </w:rPr>
         <w:t xml:space="preserve">. </w:t>
       </w:r>
-      <w:hyperlink w:history="1" r:id="rId5s8xrljtp10t9-q675zgw">
+      <w:hyperlink w:history="1" r:id="rIdkkvbyjovv62ebrnmeimuw">
         <w:r>
           <w:rPr>
             <w:rFonts w:ascii="Calibri" w:cs="Calibri" w:eastAsia="Calibri" w:hAnsi="Calibri"/>
@@ -10906,7 +10906,7 @@
         </w:rPr>
         <w:t xml:space="preserve">. </w:t>
       </w:r>
-      <w:hyperlink w:history="1" r:id="rIdiomvztadcq-wgykfymptx">
+      <w:hyperlink w:history="1" r:id="rIdwfuh5tqwcekklto1k0-wb">
         <w:r>
           <w:rPr>
             <w:rFonts w:ascii="Calibri" w:cs="Calibri" w:eastAsia="Calibri" w:hAnsi="Calibri"/>
@@ -10995,7 +10995,7 @@
         </w:rPr>
         <w:t xml:space="preserve">. </w:t>
       </w:r>
-      <w:hyperlink w:history="1" r:id="rIdqlwcuf_pw-sof6fjzk3ek">
+      <w:hyperlink w:history="1" r:id="rIdeamvkpep11smvtxj3g80q">
         <w:r>
           <w:rPr>
             <w:rFonts w:ascii="Calibri" w:cs="Calibri" w:eastAsia="Calibri" w:hAnsi="Calibri"/>
@@ -11084,7 +11084,7 @@
         </w:rPr>
         <w:t xml:space="preserve">. </w:t>
       </w:r>
-      <w:hyperlink w:history="1" r:id="rIdnid_nsebfj-eiba3tbhee">
+      <w:hyperlink w:history="1" r:id="rIdtackbmemqflc9yen68b3r">
         <w:r>
           <w:rPr>
             <w:rFonts w:ascii="Calibri" w:cs="Calibri" w:eastAsia="Calibri" w:hAnsi="Calibri"/>
@@ -11173,7 +11173,7 @@
         </w:rPr>
         <w:t xml:space="preserve">. </w:t>
       </w:r>
-      <w:hyperlink w:history="1" r:id="rIdsqq0havivn9jmctto7by1">
+      <w:hyperlink w:history="1" r:id="rId_o6va1qqwqitszpodghd7">
         <w:r>
           <w:rPr>
             <w:rFonts w:ascii="Calibri" w:cs="Calibri" w:eastAsia="Calibri" w:hAnsi="Calibri"/>
@@ -11262,7 +11262,7 @@
         </w:rPr>
         <w:t xml:space="preserve">. </w:t>
       </w:r>
-      <w:hyperlink w:history="1" r:id="rId-fgpyufwxc6nxjotz-asv">
+      <w:hyperlink w:history="1" r:id="rIdhkiyfehso_tju6iyljihk">
         <w:r>
           <w:rPr>
             <w:rFonts w:ascii="Calibri" w:cs="Calibri" w:eastAsia="Calibri" w:hAnsi="Calibri"/>
@@ -11351,7 +11351,7 @@
         </w:rPr>
         <w:t xml:space="preserve">. </w:t>
       </w:r>
-      <w:hyperlink w:history="1" r:id="rId2fqgxitxnod7mywve1af0">
+      <w:hyperlink w:history="1" r:id="rIdbuthdhlvz_ll7zi00zu85">
         <w:r>
           <w:rPr>
             <w:rFonts w:ascii="Calibri" w:cs="Calibri" w:eastAsia="Calibri" w:hAnsi="Calibri"/>
@@ -11440,7 +11440,7 @@
         </w:rPr>
         <w:t xml:space="preserve">. </w:t>
       </w:r>
-      <w:hyperlink w:history="1" r:id="rIdbsas_d7vrke1bu4eoh8ek">
+      <w:hyperlink w:history="1" r:id="rIdyfhovqz9afuilbsflpito">
         <w:r>
           <w:rPr>
             <w:rFonts w:ascii="Calibri" w:cs="Calibri" w:eastAsia="Calibri" w:hAnsi="Calibri"/>
@@ -11529,7 +11529,7 @@
         </w:rPr>
         <w:t xml:space="preserve">. </w:t>
       </w:r>
-      <w:hyperlink w:history="1" r:id="rIdrwtkde0lestnyl1zsa2k4">
+      <w:hyperlink w:history="1" r:id="rId4u8ksz7p6qm_xi7yleikj">
         <w:r>
           <w:rPr>
             <w:rFonts w:ascii="Calibri" w:cs="Calibri" w:eastAsia="Calibri" w:hAnsi="Calibri"/>
@@ -11618,7 +11618,7 @@
         </w:rPr>
         <w:t xml:space="preserve">. </w:t>
       </w:r>
-      <w:hyperlink w:history="1" r:id="rIdegmtbnhqwiojfgf8xdely">
+      <w:hyperlink w:history="1" r:id="rId_mpit8skibbsv-cedrw2d">
         <w:r>
           <w:rPr>
             <w:rFonts w:ascii="Calibri" w:cs="Calibri" w:eastAsia="Calibri" w:hAnsi="Calibri"/>
@@ -11707,7 +11707,7 @@
         </w:rPr>
         <w:t xml:space="preserve">. </w:t>
       </w:r>
-      <w:hyperlink w:history="1" r:id="rIdigw6vfwfj9aqks_4drnnp">
+      <w:hyperlink w:history="1" r:id="rIdv-y3hjefda1pxqxsdimji">
         <w:r>
           <w:rPr>
             <w:rFonts w:ascii="Calibri" w:cs="Calibri" w:eastAsia="Calibri" w:hAnsi="Calibri"/>
@@ -11796,7 +11796,7 @@
         </w:rPr>
         <w:t xml:space="preserve">. </w:t>
       </w:r>
-      <w:hyperlink w:history="1" r:id="rIdmqejxwchkt04j0not0ivc">
+      <w:hyperlink w:history="1" r:id="rIddjw_4v5zsudx_icfjv34u">
         <w:r>
           <w:rPr>
             <w:rFonts w:ascii="Calibri" w:cs="Calibri" w:eastAsia="Calibri" w:hAnsi="Calibri"/>
@@ -11885,7 +11885,7 @@
         </w:rPr>
         <w:t xml:space="preserve">. </w:t>
       </w:r>
-      <w:hyperlink w:history="1" r:id="rIdx7gjnnbh_-2-duurkfm1_">
+      <w:hyperlink w:history="1" r:id="rIdw2okw2vwwup4bar2v2siq">
         <w:r>
           <w:rPr>
             <w:rFonts w:ascii="Calibri" w:cs="Calibri" w:eastAsia="Calibri" w:hAnsi="Calibri"/>
@@ -11974,7 +11974,7 @@
         </w:rPr>
         <w:t xml:space="preserve">. </w:t>
       </w:r>
-      <w:hyperlink w:history="1" r:id="rIdnpmvnqckiatkxe_yb55io">
+      <w:hyperlink w:history="1" r:id="rIdcj4rkvbifiyef8pxrxpgf">
         <w:r>
           <w:rPr>
             <w:rFonts w:ascii="Calibri" w:cs="Calibri" w:eastAsia="Calibri" w:hAnsi="Calibri"/>
@@ -12063,7 +12063,7 @@
         </w:rPr>
         <w:t xml:space="preserve">. </w:t>
       </w:r>
-      <w:hyperlink w:history="1" r:id="rIdr390jxkjnoobzu-n_up51">
+      <w:hyperlink w:history="1" r:id="rIdyu26fevwrurorurnftsb9">
         <w:r>
           <w:rPr>
             <w:rFonts w:ascii="Calibri" w:cs="Calibri" w:eastAsia="Calibri" w:hAnsi="Calibri"/>
@@ -12152,7 +12152,7 @@
         </w:rPr>
         <w:t xml:space="preserve">. </w:t>
       </w:r>
-      <w:hyperlink w:history="1" r:id="rIdcmm4rcfjk95e1_ma14vwf">
+      <w:hyperlink w:history="1" r:id="rId-_wmuw6swpuydbz0ljq3w">
         <w:r>
           <w:rPr>
             <w:rFonts w:ascii="Calibri" w:cs="Calibri" w:eastAsia="Calibri" w:hAnsi="Calibri"/>
@@ -12241,7 +12241,7 @@
         </w:rPr>
         <w:t xml:space="preserve">. </w:t>
       </w:r>
-      <w:hyperlink w:history="1" r:id="rIdlg-l2lrhxnafbk9pgk5ar">
+      <w:hyperlink w:history="1" r:id="rIdr9ygbbets7qcfegxofwsm">
         <w:r>
           <w:rPr>
             <w:rFonts w:ascii="Calibri" w:cs="Calibri" w:eastAsia="Calibri" w:hAnsi="Calibri"/>
@@ -12330,7 +12330,7 @@
         </w:rPr>
         <w:t xml:space="preserve">. </w:t>
       </w:r>
-      <w:hyperlink w:history="1" r:id="rIddnbuutxx8hsedawzykq0r">
+      <w:hyperlink w:history="1" r:id="rIdwar9uovh5ful2go6hrg5y">
         <w:r>
           <w:rPr>
             <w:rFonts w:ascii="Calibri" w:cs="Calibri" w:eastAsia="Calibri" w:hAnsi="Calibri"/>
@@ -12419,7 +12419,7 @@
         </w:rPr>
         <w:t xml:space="preserve">. </w:t>
       </w:r>
-      <w:hyperlink w:history="1" r:id="rIdlnvfuyvuk2hls2mrujusd">
+      <w:hyperlink w:history="1" r:id="rIducbwrrejfiigyze387ctm">
         <w:r>
           <w:rPr>
             <w:rFonts w:ascii="Calibri" w:cs="Calibri" w:eastAsia="Calibri" w:hAnsi="Calibri"/>
@@ -12508,7 +12508,7 @@
         </w:rPr>
         <w:t xml:space="preserve">. </w:t>
       </w:r>
-      <w:hyperlink w:history="1" r:id="rId_-mxkrq6r5wu43ly-njmg">
+      <w:hyperlink w:history="1" r:id="rIdbablsvuris4jhusdzsgt4">
         <w:r>
           <w:rPr>
             <w:rFonts w:ascii="Calibri" w:cs="Calibri" w:eastAsia="Calibri" w:hAnsi="Calibri"/>
@@ -12597,7 +12597,7 @@
         </w:rPr>
         <w:t xml:space="preserve">. </w:t>
       </w:r>
-      <w:hyperlink w:history="1" r:id="rId65uuu0evxp4lgh4tq62of">
+      <w:hyperlink w:history="1" r:id="rIdd2qwbsirbf5sz-x-oeksg">
         <w:r>
           <w:rPr>
             <w:rFonts w:ascii="Calibri" w:cs="Calibri" w:eastAsia="Calibri" w:hAnsi="Calibri"/>
@@ -12686,7 +12686,7 @@
         </w:rPr>
         <w:t xml:space="preserve">. </w:t>
       </w:r>
-      <w:hyperlink w:history="1" r:id="rIdobdgk0g0wv0n0kz3ccbzf">
+      <w:hyperlink w:history="1" r:id="rIdajvah7aap4iqksxj-mjmz">
         <w:r>
           <w:rPr>
             <w:rFonts w:ascii="Calibri" w:cs="Calibri" w:eastAsia="Calibri" w:hAnsi="Calibri"/>
@@ -12775,7 +12775,7 @@
         </w:rPr>
         <w:t xml:space="preserve">. </w:t>
       </w:r>
-      <w:hyperlink w:history="1" r:id="rIdynnqjh8s8pvea5mpyjaet">
+      <w:hyperlink w:history="1" r:id="rIdh2kcramlqlo8o_r-dxxtw">
         <w:r>
           <w:rPr>
             <w:rFonts w:ascii="Calibri" w:cs="Calibri" w:eastAsia="Calibri" w:hAnsi="Calibri"/>
@@ -12864,7 +12864,7 @@
         </w:rPr>
         <w:t xml:space="preserve">. </w:t>
       </w:r>
-      <w:hyperlink w:history="1" r:id="rIdkf4ezqfjcmsbiuca-3jxg">
+      <w:hyperlink w:history="1" r:id="rIdzo-bur7cyiwuidrdjlu_j">
         <w:r>
           <w:rPr>
             <w:rFonts w:ascii="Calibri" w:cs="Calibri" w:eastAsia="Calibri" w:hAnsi="Calibri"/>
@@ -12953,7 +12953,7 @@
         </w:rPr>
         <w:t xml:space="preserve">. </w:t>
       </w:r>
-      <w:hyperlink w:history="1" r:id="rIdqvxnxjeg529fmroc3we7r">
+      <w:hyperlink w:history="1" r:id="rIdjn7izmvwfwi3-ji7pznh5">
         <w:r>
           <w:rPr>
             <w:rFonts w:ascii="Calibri" w:cs="Calibri" w:eastAsia="Calibri" w:hAnsi="Calibri"/>
@@ -13042,7 +13042,7 @@
         </w:rPr>
         <w:t xml:space="preserve">. </w:t>
       </w:r>
-      <w:hyperlink w:history="1" r:id="rIdv1fnu0kdlvyhrkfwxm7nw">
+      <w:hyperlink w:history="1" r:id="rIdhqtu8vscljprobe1ihnlx">
         <w:r>
           <w:rPr>
             <w:rFonts w:ascii="Calibri" w:cs="Calibri" w:eastAsia="Calibri" w:hAnsi="Calibri"/>
@@ -13131,7 +13131,7 @@
         </w:rPr>
         <w:t xml:space="preserve">. </w:t>
       </w:r>
-      <w:hyperlink w:history="1" r:id="rIdxfc6tgae_q9u8u1iy0lt9">
+      <w:hyperlink w:history="1" r:id="rIdwweg5t20m0nebgcjkjb0u">
         <w:r>
           <w:rPr>
             <w:rFonts w:ascii="Calibri" w:cs="Calibri" w:eastAsia="Calibri" w:hAnsi="Calibri"/>
@@ -13220,7 +13220,7 @@
         </w:rPr>
         <w:t xml:space="preserve">. </w:t>
       </w:r>
-      <w:hyperlink w:history="1" r:id="rIdm3o6tbbaoazyrfywdfedu">
+      <w:hyperlink w:history="1" r:id="rIdhx5jkmk62bmetcovcjkce">
         <w:r>
           <w:rPr>
             <w:rFonts w:ascii="Calibri" w:cs="Calibri" w:eastAsia="Calibri" w:hAnsi="Calibri"/>
@@ -13309,7 +13309,7 @@
         </w:rPr>
         <w:t xml:space="preserve">. </w:t>
       </w:r>
-      <w:hyperlink w:history="1" r:id="rIdr8gmaadvt4amocqkfdbjz">
+      <w:hyperlink w:history="1" r:id="rIdmhl9y9jllbte8xhcogkoz">
         <w:r>
           <w:rPr>
             <w:rFonts w:ascii="Calibri" w:cs="Calibri" w:eastAsia="Calibri" w:hAnsi="Calibri"/>
@@ -13398,7 +13398,7 @@
         </w:rPr>
         <w:t xml:space="preserve">. </w:t>
       </w:r>
-      <w:hyperlink w:history="1" r:id="rIdj8e4w9jxtbp5ncqrrxeyn">
+      <w:hyperlink w:history="1" r:id="rIdcnr2al8dp5ghxmlknw6yf">
         <w:r>
           <w:rPr>
             <w:rFonts w:ascii="Calibri" w:cs="Calibri" w:eastAsia="Calibri" w:hAnsi="Calibri"/>
@@ -13487,7 +13487,7 @@
         </w:rPr>
         <w:t xml:space="preserve">. </w:t>
       </w:r>
-      <w:hyperlink w:history="1" r:id="rIdq6tek28rfj-xnqvgaqibs">
+      <w:hyperlink w:history="1" r:id="rIdk5c48qnvowjgengx74ci6">
         <w:r>
           <w:rPr>
             <w:rFonts w:ascii="Calibri" w:cs="Calibri" w:eastAsia="Calibri" w:hAnsi="Calibri"/>
@@ -13576,7 +13576,7 @@
         </w:rPr>
         <w:t xml:space="preserve">. </w:t>
       </w:r>
-      <w:hyperlink w:history="1" r:id="rIdv4chfy67wlhijoh6qqpdj">
+      <w:hyperlink w:history="1" r:id="rIdqwwgjr83mlq3i1yxw0xxh">
         <w:r>
           <w:rPr>
             <w:rFonts w:ascii="Calibri" w:cs="Calibri" w:eastAsia="Calibri" w:hAnsi="Calibri"/>
@@ -13665,7 +13665,7 @@
         </w:rPr>
         <w:t xml:space="preserve">. </w:t>
       </w:r>
-      <w:hyperlink w:history="1" r:id="rIdfq_gmf6i2myxgtue9m7np">
+      <w:hyperlink w:history="1" r:id="rId3w70crbwslob3r2t_cjuw">
         <w:r>
           <w:rPr>
             <w:rFonts w:ascii="Calibri" w:cs="Calibri" w:eastAsia="Calibri" w:hAnsi="Calibri"/>
@@ -13754,7 +13754,7 @@
         </w:rPr>
         <w:t xml:space="preserve">. </w:t>
       </w:r>
-      <w:hyperlink w:history="1" r:id="rIda3yz1ptwxcnsug2avb3wb">
+      <w:hyperlink w:history="1" r:id="rIdcf4wdla1adglv9_0piano">
         <w:r>
           <w:rPr>
             <w:rFonts w:ascii="Calibri" w:cs="Calibri" w:eastAsia="Calibri" w:hAnsi="Calibri"/>
@@ -13843,7 +13843,7 @@
         </w:rPr>
         <w:t xml:space="preserve">. </w:t>
       </w:r>
-      <w:hyperlink w:history="1" r:id="rIdacngfldq0hq5fzebdupdq">
+      <w:hyperlink w:history="1" r:id="rIdyslpjviac6ss_xpundsph">
         <w:r>
           <w:rPr>
             <w:rFonts w:ascii="Calibri" w:cs="Calibri" w:eastAsia="Calibri" w:hAnsi="Calibri"/>
@@ -13932,7 +13932,7 @@
         </w:rPr>
         <w:t xml:space="preserve">. </w:t>
       </w:r>
-      <w:hyperlink w:history="1" r:id="rIde5g0ooyq6lojk66g-c6ll">
+      <w:hyperlink w:history="1" r:id="rIdqtb8lcjz5o2uxbekvrfle">
         <w:r>
           <w:rPr>
             <w:rFonts w:ascii="Calibri" w:cs="Calibri" w:eastAsia="Calibri" w:hAnsi="Calibri"/>
@@ -14021,7 +14021,7 @@
         </w:rPr>
         <w:t xml:space="preserve">. </w:t>
       </w:r>
-      <w:hyperlink w:history="1" r:id="rIdcjytfah7w-amuqct7o1eb">
+      <w:hyperlink w:history="1" r:id="rIdzukqpnvvi0gdte4pffxsi">
         <w:r>
           <w:rPr>
             <w:rFonts w:ascii="Calibri" w:cs="Calibri" w:eastAsia="Calibri" w:hAnsi="Calibri"/>
@@ -14110,7 +14110,7 @@
         </w:rPr>
         <w:t xml:space="preserve">. </w:t>
       </w:r>
-      <w:hyperlink w:history="1" r:id="rIdgsjreuzcya_cais88naqf">
+      <w:hyperlink w:history="1" r:id="rId_ku3gezomg4zppkdgoaln">
         <w:r>
           <w:rPr>
             <w:rFonts w:ascii="Calibri" w:cs="Calibri" w:eastAsia="Calibri" w:hAnsi="Calibri"/>
@@ -14199,7 +14199,7 @@
         </w:rPr>
         <w:t xml:space="preserve">. </w:t>
       </w:r>
-      <w:hyperlink w:history="1" r:id="rIdbsfccgwvbgbnro0cmux8e">
+      <w:hyperlink w:history="1" r:id="rIdykc9y8nfqqseh3dsllagw">
         <w:r>
           <w:rPr>
             <w:rFonts w:ascii="Calibri" w:cs="Calibri" w:eastAsia="Calibri" w:hAnsi="Calibri"/>
@@ -14288,7 +14288,7 @@
         </w:rPr>
         <w:t xml:space="preserve">. </w:t>
       </w:r>
-      <w:hyperlink w:history="1" r:id="rId-cpfhk6zbn8wotqa0zlet">
+      <w:hyperlink w:history="1" r:id="rId8ynnpzqi3-fmsrlndvfue">
         <w:r>
           <w:rPr>
             <w:rFonts w:ascii="Calibri" w:cs="Calibri" w:eastAsia="Calibri" w:hAnsi="Calibri"/>
@@ -14377,7 +14377,7 @@
         </w:rPr>
         <w:t xml:space="preserve">. </w:t>
       </w:r>
-      <w:hyperlink w:history="1" r:id="rIdphumeegv5hnqe2i6r3oi3">
+      <w:hyperlink w:history="1" r:id="rIdzlycl0xget1pmf7h4h1if">
         <w:r>
           <w:rPr>
             <w:rFonts w:ascii="Calibri" w:cs="Calibri" w:eastAsia="Calibri" w:hAnsi="Calibri"/>
@@ -14466,7 +14466,7 @@
         </w:rPr>
         <w:t xml:space="preserve">. </w:t>
       </w:r>
-      <w:hyperlink w:history="1" r:id="rIdwoxnyro3fz4yf5qmutd4l">
+      <w:hyperlink w:history="1" r:id="rIdhzmfpo3knwkpyqwhtiydj">
         <w:r>
           <w:rPr>
             <w:rFonts w:ascii="Calibri" w:cs="Calibri" w:eastAsia="Calibri" w:hAnsi="Calibri"/>
@@ -14555,7 +14555,7 @@
         </w:rPr>
         <w:t xml:space="preserve">. </w:t>
       </w:r>
-      <w:hyperlink w:history="1" r:id="rIdj58d_nvon0arwk5uodm5m">
+      <w:hyperlink w:history="1" r:id="rIdkybsrfp9onolcasdwo8yv">
         <w:r>
           <w:rPr>
             <w:rFonts w:ascii="Calibri" w:cs="Calibri" w:eastAsia="Calibri" w:hAnsi="Calibri"/>
@@ -14644,7 +14644,7 @@
         </w:rPr>
         <w:t xml:space="preserve">. </w:t>
       </w:r>
-      <w:hyperlink w:history="1" r:id="rIdle3jcqc-ehvi_w4yc2w6b">
+      <w:hyperlink w:history="1" r:id="rIdlodwbwulqetsyjdfopuno">
         <w:r>
           <w:rPr>
             <w:rFonts w:ascii="Calibri" w:cs="Calibri" w:eastAsia="Calibri" w:hAnsi="Calibri"/>
@@ -14733,7 +14733,7 @@
         </w:rPr>
         <w:t xml:space="preserve">. </w:t>
       </w:r>
-      <w:hyperlink w:history="1" r:id="rIda1l0igql7ynzbffvrqkgm">
+      <w:hyperlink w:history="1" r:id="rId-02cojrnjntqc3e3zhoxx">
         <w:r>
           <w:rPr>
             <w:rFonts w:ascii="Calibri" w:cs="Calibri" w:eastAsia="Calibri" w:hAnsi="Calibri"/>
@@ -14822,7 +14822,7 @@
         </w:rPr>
         <w:t xml:space="preserve">. </w:t>
       </w:r>
-      <w:hyperlink w:history="1" r:id="rIdr6ygpikoqsfueivrtyxf3">
+      <w:hyperlink w:history="1" r:id="rIduejnmt-_e0rvygvhl-_lk">
         <w:r>
           <w:rPr>
             <w:rFonts w:ascii="Calibri" w:cs="Calibri" w:eastAsia="Calibri" w:hAnsi="Calibri"/>
@@ -14911,7 +14911,7 @@
         </w:rPr>
         <w:t xml:space="preserve">. </w:t>
       </w:r>
-      <w:hyperlink w:history="1" r:id="rIdguy3w8v9hoohrb7c88nuu">
+      <w:hyperlink w:history="1" r:id="rIdp9qkz_9ccgovpzjt0x9el">
         <w:r>
           <w:rPr>
             <w:rFonts w:ascii="Calibri" w:cs="Calibri" w:eastAsia="Calibri" w:hAnsi="Calibri"/>
@@ -15000,7 +15000,7 @@
         </w:rPr>
         <w:t xml:space="preserve">. </w:t>
       </w:r>
-      <w:hyperlink w:history="1" r:id="rIdefqpeuh-sugnoe1djth5x">
+      <w:hyperlink w:history="1" r:id="rIdb905tykqgxuqlkulydeji">
         <w:r>
           <w:rPr>
             <w:rFonts w:ascii="Calibri" w:cs="Calibri" w:eastAsia="Calibri" w:hAnsi="Calibri"/>
@@ -15089,7 +15089,7 @@
         </w:rPr>
         <w:t xml:space="preserve">. </w:t>
       </w:r>
-      <w:hyperlink w:history="1" r:id="rIdj_42ilstvaqphfgqbcmmm">
+      <w:hyperlink w:history="1" r:id="rId5psbnt3zim8hlumtgkkxx">
         <w:r>
           <w:rPr>
             <w:rFonts w:ascii="Calibri" w:cs="Calibri" w:eastAsia="Calibri" w:hAnsi="Calibri"/>
@@ -15178,7 +15178,7 @@
         </w:rPr>
         <w:t xml:space="preserve">. </w:t>
       </w:r>
-      <w:hyperlink w:history="1" r:id="rIdu-b86jcmcehcbt-nu8ahn">
+      <w:hyperlink w:history="1" r:id="rIdy5cvh2qel1pskchdo_bfu">
         <w:r>
           <w:rPr>
             <w:rFonts w:ascii="Calibri" w:cs="Calibri" w:eastAsia="Calibri" w:hAnsi="Calibri"/>
@@ -15267,7 +15267,7 @@
         </w:rPr>
         <w:t xml:space="preserve">. </w:t>
       </w:r>
-      <w:hyperlink w:history="1" r:id="rIdpk_lenzcnymjmap6vk1bl">
+      <w:hyperlink w:history="1" r:id="rIdser7kmetixzc3hscpoa62">
         <w:r>
           <w:rPr>
             <w:rFonts w:ascii="Calibri" w:cs="Calibri" w:eastAsia="Calibri" w:hAnsi="Calibri"/>
@@ -15356,7 +15356,7 @@
         </w:rPr>
         <w:t xml:space="preserve">. </w:t>
       </w:r>
-      <w:hyperlink w:history="1" r:id="rIdhu_is3qm2wk5lqtbgletg">
+      <w:hyperlink w:history="1" r:id="rIdh-yslwydnzrzp9mlhxra0">
         <w:r>
           <w:rPr>
             <w:rFonts w:ascii="Calibri" w:cs="Calibri" w:eastAsia="Calibri" w:hAnsi="Calibri"/>
@@ -15445,7 +15445,7 @@
         </w:rPr>
         <w:t xml:space="preserve">. </w:t>
       </w:r>
-      <w:hyperlink w:history="1" r:id="rIdzwlvadjytucgs0mvvvlvy">
+      <w:hyperlink w:history="1" r:id="rIdlp-1yyxowmb9ygks1heyt">
         <w:r>
           <w:rPr>
             <w:rFonts w:ascii="Calibri" w:cs="Calibri" w:eastAsia="Calibri" w:hAnsi="Calibri"/>
@@ -15534,7 +15534,7 @@
         </w:rPr>
         <w:t xml:space="preserve">. </w:t>
       </w:r>
-      <w:hyperlink w:history="1" r:id="rIdt-pyfops8i-oweu5-6qb9">
+      <w:hyperlink w:history="1" r:id="rIdu72vxjbfwqb95qqhojobb">
         <w:r>
           <w:rPr>
             <w:rFonts w:ascii="Calibri" w:cs="Calibri" w:eastAsia="Calibri" w:hAnsi="Calibri"/>
@@ -15708,7 +15708,7 @@
         </w:rPr>
         <w:t xml:space="preserve">. </w:t>
       </w:r>
-      <w:hyperlink w:history="1" r:id="rIdm0e6feckys6qahpe4kbt6">
+      <w:hyperlink w:history="1" r:id="rIdffcu84gw7gn4wbmuvsstv">
         <w:r>
           <w:rPr>
             <w:rFonts w:ascii="Calibri" w:cs="Calibri" w:eastAsia="Calibri" w:hAnsi="Calibri"/>
@@ -15797,7 +15797,7 @@
         </w:rPr>
         <w:t xml:space="preserve">. </w:t>
       </w:r>
-      <w:hyperlink w:history="1" r:id="rIddhoiyanttc8hcodrh4ed3">
+      <w:hyperlink w:history="1" r:id="rIdzssqyh-7voorsxekch80o">
         <w:r>
           <w:rPr>
             <w:rFonts w:ascii="Calibri" w:cs="Calibri" w:eastAsia="Calibri" w:hAnsi="Calibri"/>
@@ -15886,7 +15886,7 @@
         </w:rPr>
         <w:t xml:space="preserve">. </w:t>
       </w:r>
-      <w:hyperlink w:history="1" r:id="rIdmbgt9affmugazajrfp3av">
+      <w:hyperlink w:history="1" r:id="rIdyr4nb5gu03fosxu6ftgob">
         <w:r>
           <w:rPr>
             <w:rFonts w:ascii="Calibri" w:cs="Calibri" w:eastAsia="Calibri" w:hAnsi="Calibri"/>
@@ -15991,7 +15991,7 @@
         </w:rPr>
         <w:t xml:space="preserve">. </w:t>
       </w:r>
-      <w:hyperlink w:history="1" r:id="rIds5itu0xfz0ket_p9cu5yv">
+      <w:hyperlink w:history="1" r:id="rIdeo7oiaf7zenulqb7imxoa">
         <w:r>
           <w:rPr>
             <w:rFonts w:ascii="Calibri" w:cs="Calibri" w:eastAsia="Calibri" w:hAnsi="Calibri"/>
@@ -16080,7 +16080,7 @@
         </w:rPr>
         <w:t xml:space="preserve">. </w:t>
       </w:r>
-      <w:hyperlink w:history="1" r:id="rIdfm_qp5mykzfxa35p5t56z">
+      <w:hyperlink w:history="1" r:id="rIdq5ilextxoivfstbtxxtu-">
         <w:r>
           <w:rPr>
             <w:rFonts w:ascii="Calibri" w:cs="Calibri" w:eastAsia="Calibri" w:hAnsi="Calibri"/>
@@ -16169,7 +16169,7 @@
         </w:rPr>
         <w:t xml:space="preserve">. </w:t>
       </w:r>
-      <w:hyperlink w:history="1" r:id="rIdp0hwapc399te1vjl3zvhm">
+      <w:hyperlink w:history="1" r:id="rIdmjotgdy80wcv-ccygp7gw">
         <w:r>
           <w:rPr>
             <w:rFonts w:ascii="Calibri" w:cs="Calibri" w:eastAsia="Calibri" w:hAnsi="Calibri"/>
@@ -16258,7 +16258,7 @@
         </w:rPr>
         <w:t xml:space="preserve">. </w:t>
       </w:r>
-      <w:hyperlink w:history="1" r:id="rIdvbu2xroktiewevijifxue">
+      <w:hyperlink w:history="1" r:id="rId56-nor652tj26jj_t4grd">
         <w:r>
           <w:rPr>
             <w:rFonts w:ascii="Calibri" w:cs="Calibri" w:eastAsia="Calibri" w:hAnsi="Calibri"/>
@@ -16347,7 +16347,7 @@
         </w:rPr>
         <w:t xml:space="preserve">. </w:t>
       </w:r>
-      <w:hyperlink w:history="1" r:id="rIdmdez_ppdd5w4trd4mxqnb">
+      <w:hyperlink w:history="1" r:id="rIdnrwj4mkbvhbx1kkh-mplv">
         <w:r>
           <w:rPr>
             <w:rFonts w:ascii="Calibri" w:cs="Calibri" w:eastAsia="Calibri" w:hAnsi="Calibri"/>
@@ -16436,7 +16436,7 @@
         </w:rPr>
         <w:t xml:space="preserve">. </w:t>
       </w:r>
-      <w:hyperlink w:history="1" r:id="rIdy2d7cjglvjp4y_237taxl">
+      <w:hyperlink w:history="1" r:id="rIdomyshjbt-winysuw9itwa">
         <w:r>
           <w:rPr>
             <w:rFonts w:ascii="Calibri" w:cs="Calibri" w:eastAsia="Calibri" w:hAnsi="Calibri"/>
@@ -16525,7 +16525,7 @@
         </w:rPr>
         <w:t xml:space="preserve">. </w:t>
       </w:r>
-      <w:hyperlink w:history="1" r:id="rIdjbyq-qpt2e2-iulvqprit">
+      <w:hyperlink w:history="1" r:id="rIdinvxajdf7pwbpbambzvze">
         <w:r>
           <w:rPr>
             <w:rFonts w:ascii="Calibri" w:cs="Calibri" w:eastAsia="Calibri" w:hAnsi="Calibri"/>
@@ -16614,7 +16614,7 @@
         </w:rPr>
         <w:t xml:space="preserve">. </w:t>
       </w:r>
-      <w:hyperlink w:history="1" r:id="rIdsomhaqvtxcqqg5iq3nuwn">
+      <w:hyperlink w:history="1" r:id="rIdwvhpnmy6gcenl6dpfrbca">
         <w:r>
           <w:rPr>
             <w:rFonts w:ascii="Calibri" w:cs="Calibri" w:eastAsia="Calibri" w:hAnsi="Calibri"/>
@@ -16703,7 +16703,7 @@
         </w:rPr>
         <w:t xml:space="preserve">. </w:t>
       </w:r>
-      <w:hyperlink w:history="1" r:id="rIdhfch9hpdbrfopssyfs67-">
+      <w:hyperlink w:history="1" r:id="rId0r6dmrebgfl_qldck0sky">
         <w:r>
           <w:rPr>
             <w:rFonts w:ascii="Calibri" w:cs="Calibri" w:eastAsia="Calibri" w:hAnsi="Calibri"/>
@@ -16792,7 +16792,7 @@
         </w:rPr>
         <w:t xml:space="preserve">. </w:t>
       </w:r>
-      <w:hyperlink w:history="1" r:id="rId0iutqhljvmhwtrrexybud">
+      <w:hyperlink w:history="1" r:id="rId9egw5b1tlpkd_x3rkibdj">
         <w:r>
           <w:rPr>
             <w:rFonts w:ascii="Calibri" w:cs="Calibri" w:eastAsia="Calibri" w:hAnsi="Calibri"/>
@@ -16881,7 +16881,7 @@
         </w:rPr>
         <w:t xml:space="preserve">. </w:t>
       </w:r>
-      <w:hyperlink w:history="1" r:id="rIdbvqycczdfam4rcop7j8nz">
+      <w:hyperlink w:history="1" r:id="rIddfmdxevt90nudl8de7bj-">
         <w:r>
           <w:rPr>
             <w:rFonts w:ascii="Calibri" w:cs="Calibri" w:eastAsia="Calibri" w:hAnsi="Calibri"/>
@@ -16970,7 +16970,7 @@
         </w:rPr>
         <w:t xml:space="preserve">. </w:t>
       </w:r>
-      <w:hyperlink w:history="1" r:id="rIdizaei3riehjdywtdmcn9n">
+      <w:hyperlink w:history="1" r:id="rIdn9qe39wvpwe6diekix31i">
         <w:r>
           <w:rPr>
             <w:rFonts w:ascii="Calibri" w:cs="Calibri" w:eastAsia="Calibri" w:hAnsi="Calibri"/>
@@ -17059,7 +17059,7 @@
         </w:rPr>
         <w:t xml:space="preserve">. </w:t>
       </w:r>
-      <w:hyperlink w:history="1" r:id="rIdbahwykqej6fqsreuvzmkv">
+      <w:hyperlink w:history="1" r:id="rIduy4hgc-pqgsg_fth7hn45">
         <w:r>
           <w:rPr>
             <w:rFonts w:ascii="Calibri" w:cs="Calibri" w:eastAsia="Calibri" w:hAnsi="Calibri"/>
@@ -17148,7 +17148,7 @@
         </w:rPr>
         <w:t xml:space="preserve">. </w:t>
       </w:r>
-      <w:hyperlink w:history="1" r:id="rIdtphzgdlxij1-lb97bibso">
+      <w:hyperlink w:history="1" r:id="rId-otyvogteywiiz_y-fv2q">
         <w:r>
           <w:rPr>
             <w:rFonts w:ascii="Calibri" w:cs="Calibri" w:eastAsia="Calibri" w:hAnsi="Calibri"/>
@@ -17237,7 +17237,7 @@
         </w:rPr>
         <w:t xml:space="preserve">. </w:t>
       </w:r>
-      <w:hyperlink w:history="1" r:id="rIdw0gse-qcgljkoretmg8gn">
+      <w:hyperlink w:history="1" r:id="rIdzoxp7mzyls-ymiixfo_ci">
         <w:r>
           <w:rPr>
             <w:rFonts w:ascii="Calibri" w:cs="Calibri" w:eastAsia="Calibri" w:hAnsi="Calibri"/>
@@ -17326,7 +17326,7 @@
         </w:rPr>
         <w:t xml:space="preserve">. </w:t>
       </w:r>
-      <w:hyperlink w:history="1" r:id="rIdjtaeehtaxdybepliy7kjv">
+      <w:hyperlink w:history="1" r:id="rIdnogvupmrtvq6jwipkvh5r">
         <w:r>
           <w:rPr>
             <w:rFonts w:ascii="Calibri" w:cs="Calibri" w:eastAsia="Calibri" w:hAnsi="Calibri"/>
@@ -17415,7 +17415,7 @@
         </w:rPr>
         <w:t xml:space="preserve">. </w:t>
       </w:r>
-      <w:hyperlink w:history="1" r:id="rIdpbkjjvdgsomx5qgs5drzd">
+      <w:hyperlink w:history="1" r:id="rId4opmw1u99in8pnjyksbmn">
         <w:r>
           <w:rPr>
             <w:rFonts w:ascii="Calibri" w:cs="Calibri" w:eastAsia="Calibri" w:hAnsi="Calibri"/>
@@ -17504,7 +17504,7 @@
         </w:rPr>
         <w:t xml:space="preserve">. </w:t>
       </w:r>
-      <w:hyperlink w:history="1" r:id="rIdxekphxutijjdh_jcjyxgo">
+      <w:hyperlink w:history="1" r:id="rIdok5aicrzmhvjoriywgqf9">
         <w:r>
           <w:rPr>
             <w:rFonts w:ascii="Calibri" w:cs="Calibri" w:eastAsia="Calibri" w:hAnsi="Calibri"/>
@@ -17593,7 +17593,7 @@
         </w:rPr>
         <w:t xml:space="preserve">. </w:t>
       </w:r>
-      <w:hyperlink w:history="1" r:id="rIddmfgqbuukfwfhwclyvcfo">
+      <w:hyperlink w:history="1" r:id="rIdfa3l4zukpaouigg5w6hjb">
         <w:r>
           <w:rPr>
             <w:rFonts w:ascii="Calibri" w:cs="Calibri" w:eastAsia="Calibri" w:hAnsi="Calibri"/>
@@ -17682,7 +17682,7 @@
         </w:rPr>
         <w:t xml:space="preserve">. </w:t>
       </w:r>
-      <w:hyperlink w:history="1" r:id="rIdlh3vcpqxfzsjylehhxo4z">
+      <w:hyperlink w:history="1" r:id="rIda1asyhit40pvifoqwwkaz">
         <w:r>
           <w:rPr>
             <w:rFonts w:ascii="Calibri" w:cs="Calibri" w:eastAsia="Calibri" w:hAnsi="Calibri"/>
@@ -17771,7 +17771,7 @@
         </w:rPr>
         <w:t xml:space="preserve">. </w:t>
       </w:r>
-      <w:hyperlink w:history="1" r:id="rId7y2cv7ernrsjxpxb8wrbx">
+      <w:hyperlink w:history="1" r:id="rId1u8hnxeynmtjstpsc3mjj">
         <w:r>
           <w:rPr>
             <w:rFonts w:ascii="Calibri" w:cs="Calibri" w:eastAsia="Calibri" w:hAnsi="Calibri"/>
@@ -17860,7 +17860,7 @@
         </w:rPr>
         <w:t xml:space="preserve">. </w:t>
       </w:r>
-      <w:hyperlink w:history="1" r:id="rIddi-dac6xnoyo6jscz_dm_">
+      <w:hyperlink w:history="1" r:id="rIdzs1s8jinavmz7qiay1exs">
         <w:r>
           <w:rPr>
             <w:rFonts w:ascii="Calibri" w:cs="Calibri" w:eastAsia="Calibri" w:hAnsi="Calibri"/>
@@ -17949,7 +17949,7 @@
         </w:rPr>
         <w:t xml:space="preserve">. </w:t>
       </w:r>
-      <w:hyperlink w:history="1" r:id="rIdraoi085d41gijjv_8zrds">
+      <w:hyperlink w:history="1" r:id="rIdiuuye-ajbectsr9kidxvp">
         <w:r>
           <w:rPr>
             <w:rFonts w:ascii="Calibri" w:cs="Calibri" w:eastAsia="Calibri" w:hAnsi="Calibri"/>
@@ -18038,7 +18038,7 @@
         </w:rPr>
         <w:t xml:space="preserve">. </w:t>
       </w:r>
-      <w:hyperlink w:history="1" r:id="rIdtcddokag9t2havkgqwk6a">
+      <w:hyperlink w:history="1" r:id="rIdrwaigptoh19xk40nys67h">
         <w:r>
           <w:rPr>
             <w:rFonts w:ascii="Calibri" w:cs="Calibri" w:eastAsia="Calibri" w:hAnsi="Calibri"/>
@@ -18127,7 +18127,7 @@
         </w:rPr>
         <w:t xml:space="preserve">. </w:t>
       </w:r>
-      <w:hyperlink w:history="1" r:id="rId7ueukogvjh_w7jptc3r3l">
+      <w:hyperlink w:history="1" r:id="rIdouqubqzifnb_pvjh8jrhz">
         <w:r>
           <w:rPr>
             <w:rFonts w:ascii="Calibri" w:cs="Calibri" w:eastAsia="Calibri" w:hAnsi="Calibri"/>
@@ -18216,7 +18216,7 @@
         </w:rPr>
         <w:t xml:space="preserve">. </w:t>
       </w:r>
-      <w:hyperlink w:history="1" r:id="rIdopkil69sgf2cugswsecqy">
+      <w:hyperlink w:history="1" r:id="rIdqhof14vaoq_meywu-fnk9">
         <w:r>
           <w:rPr>
             <w:rFonts w:ascii="Calibri" w:cs="Calibri" w:eastAsia="Calibri" w:hAnsi="Calibri"/>
@@ -18305,7 +18305,7 @@
         </w:rPr>
         <w:t xml:space="preserve">. </w:t>
       </w:r>
-      <w:hyperlink w:history="1" r:id="rId2bwvg5yoss_ar9pd4ydab">
+      <w:hyperlink w:history="1" r:id="rIdvg1g1prgewm6nbufaozex">
         <w:r>
           <w:rPr>
             <w:rFonts w:ascii="Calibri" w:cs="Calibri" w:eastAsia="Calibri" w:hAnsi="Calibri"/>
@@ -18394,7 +18394,7 @@
         </w:rPr>
         <w:t xml:space="preserve">. </w:t>
       </w:r>
-      <w:hyperlink w:history="1" r:id="rIdhk4wtgpnssts7-xmipnw5">
+      <w:hyperlink w:history="1" r:id="rIdhazjbjj7fuwghe3aamgha">
         <w:r>
           <w:rPr>
             <w:rFonts w:ascii="Calibri" w:cs="Calibri" w:eastAsia="Calibri" w:hAnsi="Calibri"/>
@@ -18483,7 +18483,7 @@
         </w:rPr>
         <w:t xml:space="preserve">. </w:t>
       </w:r>
-      <w:hyperlink w:history="1" r:id="rIdu7i2vj6zrngbq9-vqhccf">
+      <w:hyperlink w:history="1" r:id="rIdkhfkffqzozrggow0outvz">
         <w:r>
           <w:rPr>
             <w:rFonts w:ascii="Calibri" w:cs="Calibri" w:eastAsia="Calibri" w:hAnsi="Calibri"/>
@@ -18572,7 +18572,7 @@
         </w:rPr>
         <w:t xml:space="preserve">. </w:t>
       </w:r>
-      <w:hyperlink w:history="1" r:id="rId7yr_enssk8_gigznfnxa9">
+      <w:hyperlink w:history="1" r:id="rIdolp9qgiczxtujfueyuomy">
         <w:r>
           <w:rPr>
             <w:rFonts w:ascii="Calibri" w:cs="Calibri" w:eastAsia="Calibri" w:hAnsi="Calibri"/>
@@ -18661,7 +18661,7 @@
         </w:rPr>
         <w:t xml:space="preserve">. </w:t>
       </w:r>
-      <w:hyperlink w:history="1" r:id="rIdm0mvihdjtaibvm_5djtcl">
+      <w:hyperlink w:history="1" r:id="rIdhbyctppwkmzy4bwhuo9-2">
         <w:r>
           <w:rPr>
             <w:rFonts w:ascii="Calibri" w:cs="Calibri" w:eastAsia="Calibri" w:hAnsi="Calibri"/>
@@ -18750,7 +18750,7 @@
         </w:rPr>
         <w:t xml:space="preserve">. </w:t>
       </w:r>
-      <w:hyperlink w:history="1" r:id="rIdbezxuibj-2ay0tsddr7po">
+      <w:hyperlink w:history="1" r:id="rIdt4lrhbnekvirknqu3h68t">
         <w:r>
           <w:rPr>
             <w:rFonts w:ascii="Calibri" w:cs="Calibri" w:eastAsia="Calibri" w:hAnsi="Calibri"/>
@@ -18839,7 +18839,7 @@
         </w:rPr>
         <w:t xml:space="preserve">. </w:t>
       </w:r>
-      <w:hyperlink w:history="1" r:id="rIdpoxftigfb9uwynymgsmqu">
+      <w:hyperlink w:history="1" r:id="rIdfsv4f--t-cclk2v1t4pww">
         <w:r>
           <w:rPr>
             <w:rFonts w:ascii="Calibri" w:cs="Calibri" w:eastAsia="Calibri" w:hAnsi="Calibri"/>
@@ -18928,7 +18928,7 @@
         </w:rPr>
         <w:t xml:space="preserve">. </w:t>
       </w:r>
-      <w:hyperlink w:history="1" r:id="rIdrhiunwazunprjhvo7i9vc">
+      <w:hyperlink w:history="1" r:id="rIdwjxecbwnni8cdwogrzv-r">
         <w:r>
           <w:rPr>
             <w:rFonts w:ascii="Calibri" w:cs="Calibri" w:eastAsia="Calibri" w:hAnsi="Calibri"/>
@@ -19017,7 +19017,7 @@
         </w:rPr>
         <w:t xml:space="preserve">. </w:t>
       </w:r>
-      <w:hyperlink w:history="1" r:id="rIdmwjjhuoqcelai__wzyb5u">
+      <w:hyperlink w:history="1" r:id="rIdn43fkuqr6e9tdpolkfqbj">
         <w:r>
           <w:rPr>
             <w:rFonts w:ascii="Calibri" w:cs="Calibri" w:eastAsia="Calibri" w:hAnsi="Calibri"/>
@@ -19106,7 +19106,7 @@
         </w:rPr>
         <w:t xml:space="preserve">. </w:t>
       </w:r>
-      <w:hyperlink w:history="1" r:id="rId81iz6j0awrzaddmfglonq">
+      <w:hyperlink w:history="1" r:id="rId-4np5p-kf88qktez9asog">
         <w:r>
           <w:rPr>
             <w:rFonts w:ascii="Calibri" w:cs="Calibri" w:eastAsia="Calibri" w:hAnsi="Calibri"/>
@@ -19195,7 +19195,7 @@
         </w:rPr>
         <w:t xml:space="preserve">. </w:t>
       </w:r>
-      <w:hyperlink w:history="1" r:id="rIdwsug3urgy1uy76gqwlzs-">
+      <w:hyperlink w:history="1" r:id="rIdne9rixkxohxqlau2efsas">
         <w:r>
           <w:rPr>
             <w:rFonts w:ascii="Calibri" w:cs="Calibri" w:eastAsia="Calibri" w:hAnsi="Calibri"/>
@@ -19284,7 +19284,7 @@
         </w:rPr>
         <w:t xml:space="preserve">. </w:t>
       </w:r>
-      <w:hyperlink w:history="1" r:id="rId-bkeib6mguqjyfsatnxyt">
+      <w:hyperlink w:history="1" r:id="rIdvag5cshnpgosovket7a9p">
         <w:r>
           <w:rPr>
             <w:rFonts w:ascii="Calibri" w:cs="Calibri" w:eastAsia="Calibri" w:hAnsi="Calibri"/>
@@ -19373,7 +19373,7 @@
         </w:rPr>
         <w:t xml:space="preserve">. </w:t>
       </w:r>
-      <w:hyperlink w:history="1" r:id="rIdmp72x5ra6n-w9vckvf5dw">
+      <w:hyperlink w:history="1" r:id="rIddv8zmew4kexbyuvvef_or">
         <w:r>
           <w:rPr>
             <w:rFonts w:ascii="Calibri" w:cs="Calibri" w:eastAsia="Calibri" w:hAnsi="Calibri"/>
@@ -19462,7 +19462,7 @@
         </w:rPr>
         <w:t xml:space="preserve">. </w:t>
       </w:r>
-      <w:hyperlink w:history="1" r:id="rIdqqtldeuz85aanljkckf7j">
+      <w:hyperlink w:history="1" r:id="rIdd8e4t65dxdlyvmr68mbsb">
         <w:r>
           <w:rPr>
             <w:rFonts w:ascii="Calibri" w:cs="Calibri" w:eastAsia="Calibri" w:hAnsi="Calibri"/>
@@ -19551,7 +19551,7 @@
         </w:rPr>
         <w:t xml:space="preserve">. </w:t>
       </w:r>
-      <w:hyperlink w:history="1" r:id="rIdvyzqwjkean0fne6aciddy">
+      <w:hyperlink w:history="1" r:id="rIdfk1qo3dycdqbkwbmxdsam">
         <w:r>
           <w:rPr>
             <w:rFonts w:ascii="Calibri" w:cs="Calibri" w:eastAsia="Calibri" w:hAnsi="Calibri"/>
@@ -19725,7 +19725,7 @@
         </w:rPr>
         <w:t xml:space="preserve">. </w:t>
       </w:r>
-      <w:hyperlink w:history="1" r:id="rIdxogm-1me-xxtvhabtkgvv">
+      <w:hyperlink w:history="1" r:id="rIdxxx_z08azqoipvhv6dsrz">
         <w:r>
           <w:rPr>
             <w:rFonts w:ascii="Calibri" w:cs="Calibri" w:eastAsia="Calibri" w:hAnsi="Calibri"/>
@@ -19814,7 +19814,7 @@
         </w:rPr>
         <w:t xml:space="preserve">. </w:t>
       </w:r>
-      <w:hyperlink w:history="1" r:id="rIdb-5kybjhwh9sacwb1i6wr">
+      <w:hyperlink w:history="1" r:id="rId3pbkol38iafrfokqw7l6j">
         <w:r>
           <w:rPr>
             <w:rFonts w:ascii="Calibri" w:cs="Calibri" w:eastAsia="Calibri" w:hAnsi="Calibri"/>
@@ -19903,7 +19903,7 @@
         </w:rPr>
         <w:t xml:space="preserve">. </w:t>
       </w:r>
-      <w:hyperlink w:history="1" r:id="rIdratryujv8gzk5et1-shlj">
+      <w:hyperlink w:history="1" r:id="rId254k5-s9infa8vusplhf9">
         <w:r>
           <w:rPr>
             <w:rFonts w:ascii="Calibri" w:cs="Calibri" w:eastAsia="Calibri" w:hAnsi="Calibri"/>
@@ -19992,7 +19992,7 @@
         </w:rPr>
         <w:t xml:space="preserve">. </w:t>
       </w:r>
-      <w:hyperlink w:history="1" r:id="rIdlntf0v3kn69jhieql1i02">
+      <w:hyperlink w:history="1" r:id="rId2e8siejtktcmrg0vz83pn">
         <w:r>
           <w:rPr>
             <w:rFonts w:ascii="Calibri" w:cs="Calibri" w:eastAsia="Calibri" w:hAnsi="Calibri"/>
@@ -20081,7 +20081,7 @@
         </w:rPr>
         <w:t xml:space="preserve">. </w:t>
       </w:r>
-      <w:hyperlink w:history="1" r:id="rIdstai5ko38xnpmefutocu_">
+      <w:hyperlink w:history="1" r:id="rIdqaktem5se9ossd_uraoo4">
         <w:r>
           <w:rPr>
             <w:rFonts w:ascii="Calibri" w:cs="Calibri" w:eastAsia="Calibri" w:hAnsi="Calibri"/>
@@ -20170,7 +20170,7 @@
         </w:rPr>
         <w:t xml:space="preserve">. </w:t>
       </w:r>
-      <w:hyperlink w:history="1" r:id="rId_subrr7zcnyt5qo9pmxf_">
+      <w:hyperlink w:history="1" r:id="rIdxej67xikrkwmggplvgche">
         <w:r>
           <w:rPr>
             <w:rFonts w:ascii="Calibri" w:cs="Calibri" w:eastAsia="Calibri" w:hAnsi="Calibri"/>
@@ -20259,7 +20259,7 @@
         </w:rPr>
         <w:t xml:space="preserve">. </w:t>
       </w:r>
-      <w:hyperlink w:history="1" r:id="rIdibi4pmkfajqe1uamabuue">
+      <w:hyperlink w:history="1" r:id="rIdiwc8h65omgyg2qtjwch66">
         <w:r>
           <w:rPr>
             <w:rFonts w:ascii="Calibri" w:cs="Calibri" w:eastAsia="Calibri" w:hAnsi="Calibri"/>
@@ -20348,7 +20348,7 @@
         </w:rPr>
         <w:t xml:space="preserve">. </w:t>
       </w:r>
-      <w:hyperlink w:history="1" r:id="rIdy-th0h1cbkfcquezd9jz7">
+      <w:hyperlink w:history="1" r:id="rIdsygtpwoecgpipnczd2kpk">
         <w:r>
           <w:rPr>
             <w:rFonts w:ascii="Calibri" w:cs="Calibri" w:eastAsia="Calibri" w:hAnsi="Calibri"/>
@@ -20437,7 +20437,7 @@
         </w:rPr>
         <w:t xml:space="preserve">. </w:t>
       </w:r>
-      <w:hyperlink w:history="1" r:id="rIdhvqldfm1jnucndimbofqv">
+      <w:hyperlink w:history="1" r:id="rIdrr53qlfdlhtc4izihfba5">
         <w:r>
           <w:rPr>
             <w:rFonts w:ascii="Calibri" w:cs="Calibri" w:eastAsia="Calibri" w:hAnsi="Calibri"/>
@@ -20526,7 +20526,7 @@
         </w:rPr>
         <w:t xml:space="preserve">. </w:t>
       </w:r>
-      <w:hyperlink w:history="1" r:id="rIdndb8mb6eaubp4ttovkxjy">
+      <w:hyperlink w:history="1" r:id="rIddlvgls3c_hp11z1a536tp">
         <w:r>
           <w:rPr>
             <w:rFonts w:ascii="Calibri" w:cs="Calibri" w:eastAsia="Calibri" w:hAnsi="Calibri"/>
@@ -20615,7 +20615,7 @@
         </w:rPr>
         <w:t xml:space="preserve">. </w:t>
       </w:r>
-      <w:hyperlink w:history="1" r:id="rIdh7mb3rxtz5xupxrao41wz">
+      <w:hyperlink w:history="1" r:id="rIdwhgqybh0m8wvpv62bwirx">
         <w:r>
           <w:rPr>
             <w:rFonts w:ascii="Calibri" w:cs="Calibri" w:eastAsia="Calibri" w:hAnsi="Calibri"/>
@@ -20704,7 +20704,7 @@
         </w:rPr>
         <w:t xml:space="preserve">. </w:t>
       </w:r>
-      <w:hyperlink w:history="1" r:id="rIdmadkkhh3klksabitat1mm">
+      <w:hyperlink w:history="1" r:id="rIdq6vqncgxgki0pu5fypdu0">
         <w:r>
           <w:rPr>
             <w:rFonts w:ascii="Calibri" w:cs="Calibri" w:eastAsia="Calibri" w:hAnsi="Calibri"/>
@@ -20793,7 +20793,7 @@
         </w:rPr>
         <w:t xml:space="preserve">. </w:t>
       </w:r>
-      <w:hyperlink w:history="1" r:id="rIdaz2k3p4xn4x8yofnnfhfq">
+      <w:hyperlink w:history="1" r:id="rIdt7exfr7hdjevslukanqpd">
         <w:r>
           <w:rPr>
             <w:rFonts w:ascii="Calibri" w:cs="Calibri" w:eastAsia="Calibri" w:hAnsi="Calibri"/>
@@ -20882,7 +20882,7 @@
         </w:rPr>
         <w:t xml:space="preserve">. </w:t>
       </w:r>
-      <w:hyperlink w:history="1" r:id="rIdgpmnawy2ysn6agqygkazd">
+      <w:hyperlink w:history="1" r:id="rIdq635qqqyifyc4vfn7qn-n">
         <w:r>
           <w:rPr>
             <w:rFonts w:ascii="Calibri" w:cs="Calibri" w:eastAsia="Calibri" w:hAnsi="Calibri"/>
@@ -20987,7 +20987,7 @@
         </w:rPr>
         <w:t xml:space="preserve">. </w:t>
       </w:r>
-      <w:hyperlink w:history="1" r:id="rIdnq4v8pwyeczjoofwuydd6">
+      <w:hyperlink w:history="1" r:id="rId81e3cvtnrzps83k_r8gyr">
         <w:r>
           <w:rPr>
             <w:rFonts w:ascii="Calibri" w:cs="Calibri" w:eastAsia="Calibri" w:hAnsi="Calibri"/>
@@ -21076,7 +21076,7 @@
         </w:rPr>
         <w:t xml:space="preserve">. </w:t>
       </w:r>
-      <w:hyperlink w:history="1" r:id="rId1hikhlh16uvz0apuaxvrw">
+      <w:hyperlink w:history="1" r:id="rIdjbomqhvqpflgy9d6hlkim">
         <w:r>
           <w:rPr>
             <w:rFonts w:ascii="Calibri" w:cs="Calibri" w:eastAsia="Calibri" w:hAnsi="Calibri"/>

--- a/Shahriarirad_Reza_CV.docx
+++ b/Shahriarirad_Reza_CV.docx
@@ -65,7 +65,7 @@
       <w:pPr>
         <w:spacing w:after="80"/>
       </w:pPr>
-      <w:hyperlink w:history="1" r:id="rIdiosqjy6ooca1xll_flgju">
+      <w:hyperlink w:history="1" r:id="rIdpu0wrkj1u5lzeikqcip3s">
         <w:r>
           <w:rPr>
             <w:rFonts w:ascii="Calibri" w:cs="Calibri" w:eastAsia="Calibri" w:hAnsi="Calibri"/>
@@ -86,7 +86,7 @@
         </w:rPr>
         <w:t xml:space="preserve"> | </w:t>
       </w:r>
-      <w:hyperlink w:history="1" r:id="rIdecx6yiz1c3xquqsqnuf89">
+      <w:hyperlink w:history="1" r:id="rId2tj7tj8blaxlda6tfj2d2">
         <w:r>
           <w:rPr>
             <w:rFonts w:ascii="Calibri" w:cs="Calibri" w:eastAsia="Calibri" w:hAnsi="Calibri"/>
@@ -107,7 +107,7 @@
         </w:rPr>
         <w:t xml:space="preserve"> | </w:t>
       </w:r>
-      <w:hyperlink w:history="1" r:id="rIdtuzyonfdrj9izpkk2orel">
+      <w:hyperlink w:history="1" r:id="rIdgufbfkydaqppqtisfga9n">
         <w:r>
           <w:rPr>
             <w:rFonts w:ascii="Calibri" w:cs="Calibri" w:eastAsia="Calibri" w:hAnsi="Calibri"/>
@@ -128,7 +128,7 @@
         </w:rPr>
         <w:t xml:space="preserve"> | </w:t>
       </w:r>
-      <w:hyperlink w:history="1" r:id="rIdacvgztiga4g2mep_g6ios">
+      <w:hyperlink w:history="1" r:id="rIdxc_2hl6evkpen70nfqy9r">
         <w:r>
           <w:rPr>
             <w:rFonts w:ascii="Calibri" w:cs="Calibri" w:eastAsia="Calibri" w:hAnsi="Calibri"/>
@@ -149,7 +149,7 @@
         </w:rPr>
         <w:t xml:space="preserve"> | </w:t>
       </w:r>
-      <w:hyperlink w:history="1" r:id="rIdeza1koftppsie5bqjsgq9">
+      <w:hyperlink w:history="1" r:id="rIdwpailpzkik0gfoeckbgrh">
         <w:r>
           <w:rPr>
             <w:rFonts w:ascii="Calibri" w:cs="Calibri" w:eastAsia="Calibri" w:hAnsi="Calibri"/>
@@ -170,7 +170,7 @@
         </w:rPr>
         <w:t xml:space="preserve"> | </w:t>
       </w:r>
-      <w:hyperlink w:history="1" r:id="rId0tfgsmkxqh0askd2fdyui">
+      <w:hyperlink w:history="1" r:id="rIdcfpnk24cyckew831y-eqq">
         <w:r>
           <w:rPr>
             <w:rFonts w:ascii="Calibri" w:cs="Calibri" w:eastAsia="Calibri" w:hAnsi="Calibri"/>
@@ -191,7 +191,7 @@
         </w:rPr>
         <w:t xml:space="preserve"> | </w:t>
       </w:r>
-      <w:hyperlink w:history="1" r:id="rIdlbrewtlipjvnhekqgsibc">
+      <w:hyperlink w:history="1" r:id="rId-6ni6xbjbkf22r5izuuiw">
         <w:r>
           <w:rPr>
             <w:rFonts w:ascii="Calibri" w:cs="Calibri" w:eastAsia="Calibri" w:hAnsi="Calibri"/>
@@ -483,7 +483,7 @@
                 <w:sz w:val="20"/>
                 <w:szCs w:val="20"/>
               </w:rPr>
-              <w:t xml:space="preserve">April 6, 2026</w:t>
+              <w:t xml:space="preserve">April 13, 2026</w:t>
             </w:r>
           </w:p>
         </w:tc>
@@ -603,7 +603,7 @@
                 <w:sz w:val="20"/>
                 <w:szCs w:val="20"/>
               </w:rPr>
-              <w:t xml:space="preserve">3327</w:t>
+              <w:t xml:space="preserve">3248</w:t>
             </w:r>
           </w:p>
         </w:tc>
@@ -1386,7 +1386,7 @@
             </w:tcMar>
           </w:tcPr>
           <w:p>
-            <w:hyperlink w:history="1" r:id="rIdf8rvnxzi3gb9yp0ccjcpc">
+            <w:hyperlink w:history="1" r:id="rIdlwfywa8nehhtgyz7do5c2">
               <w:r>
                 <w:rPr>
                   <w:rFonts w:ascii="Calibri" w:cs="Calibri" w:eastAsia="Calibri" w:hAnsi="Calibri"/>
@@ -2341,7 +2341,7 @@
             </w:tcMar>
           </w:tcPr>
           <w:p>
-            <w:hyperlink w:history="1" r:id="rIdddt3x1iroic83yy_wcjtj">
+            <w:hyperlink w:history="1" r:id="rIduxaainrdux5b0ghx1wu6x">
               <w:r>
                 <w:rPr>
                   <w:rFonts w:ascii="Calibri" w:cs="Calibri" w:eastAsia="Calibri" w:hAnsi="Calibri"/>
@@ -2352,7 +2352,7 @@
                   <w:szCs w:val="20"/>
                   <w:u w:val="single"/>
                 </w:rPr>
-                <w:t xml:space="preserve">3327</w:t>
+                <w:t xml:space="preserve">3248</w:t>
               </w:r>
             </w:hyperlink>
           </w:p>
@@ -2900,7 +2900,7 @@
         </w:rPr>
         <w:t xml:space="preserve">Full list: </w:t>
       </w:r>
-      <w:hyperlink w:history="1" r:id="rId4elnsibzjclp9ccqf_5u2">
+      <w:hyperlink w:history="1" r:id="rIdxzjopi8cji3hgyirurawx">
         <w:r>
           <w:rPr>
             <w:rFonts w:ascii="Calibri" w:cs="Calibri" w:eastAsia="Calibri" w:hAnsi="Calibri"/>
@@ -2981,7 +2981,7 @@
         </w:rPr>
         <w:t xml:space="preserve">• </w:t>
       </w:r>
-      <w:hyperlink w:history="1" r:id="rId0xw43vv_4tzueuommtxyr">
+      <w:hyperlink w:history="1" r:id="rIdbflzvhuei2qkobkc8au31">
         <w:r>
           <w:rPr>
             <w:rFonts w:ascii="Calibri" w:cs="Calibri" w:eastAsia="Calibri" w:hAnsi="Calibri"/>
@@ -3105,7 +3105,7 @@
         </w:rPr>
         <w:t xml:space="preserve">Full list: </w:t>
       </w:r>
-      <w:hyperlink w:history="1" r:id="rIdwkffbj-4-vpgmufjkwu_r">
+      <w:hyperlink w:history="1" r:id="rIdxj7p_bukb8ystd9peekvi">
         <w:r>
           <w:rPr>
             <w:rFonts w:ascii="Calibri" w:cs="Calibri" w:eastAsia="Calibri" w:hAnsi="Calibri"/>
@@ -4053,7 +4053,7 @@
         </w:rPr>
         <w:t xml:space="preserve">. </w:t>
       </w:r>
-      <w:hyperlink w:history="1" r:id="rIdhw5djgwm2solprs7palxq">
+      <w:hyperlink w:history="1" r:id="rIdh6llki8nmkdebprswdjsz">
         <w:r>
           <w:rPr>
             <w:rFonts w:ascii="Calibri" w:cs="Calibri" w:eastAsia="Calibri" w:hAnsi="Calibri"/>
@@ -4142,7 +4142,7 @@
         </w:rPr>
         <w:t xml:space="preserve">. </w:t>
       </w:r>
-      <w:hyperlink w:history="1" r:id="rIdrwlnm0a-j3vk0jeheviuv">
+      <w:hyperlink w:history="1" r:id="rIdry-zseh7hsspkxlqzoeir">
         <w:r>
           <w:rPr>
             <w:rFonts w:ascii="Calibri" w:cs="Calibri" w:eastAsia="Calibri" w:hAnsi="Calibri"/>
@@ -4231,7 +4231,7 @@
         </w:rPr>
         <w:t xml:space="preserve">. </w:t>
       </w:r>
-      <w:hyperlink w:history="1" r:id="rIdmlh4z-efdrjx0v4kuizuo">
+      <w:hyperlink w:history="1" r:id="rIdqxe7bgtlxhfoaz-kkbnmd">
         <w:r>
           <w:rPr>
             <w:rFonts w:ascii="Calibri" w:cs="Calibri" w:eastAsia="Calibri" w:hAnsi="Calibri"/>
@@ -4320,7 +4320,7 @@
         </w:rPr>
         <w:t xml:space="preserve">. </w:t>
       </w:r>
-      <w:hyperlink w:history="1" r:id="rIdmyxmd__m4s7drof5s-xyq">
+      <w:hyperlink w:history="1" r:id="rIdfusvwwgnesrordmuriuyf">
         <w:r>
           <w:rPr>
             <w:rFonts w:ascii="Calibri" w:cs="Calibri" w:eastAsia="Calibri" w:hAnsi="Calibri"/>
@@ -4409,7 +4409,7 @@
         </w:rPr>
         <w:t xml:space="preserve">. </w:t>
       </w:r>
-      <w:hyperlink w:history="1" r:id="rIdpxwtj5djhrmjssxo0vwj0">
+      <w:hyperlink w:history="1" r:id="rIdijjnwrnu7itasiath0v0p">
         <w:r>
           <w:rPr>
             <w:rFonts w:ascii="Calibri" w:cs="Calibri" w:eastAsia="Calibri" w:hAnsi="Calibri"/>
@@ -4498,7 +4498,7 @@
         </w:rPr>
         <w:t xml:space="preserve">. </w:t>
       </w:r>
-      <w:hyperlink w:history="1" r:id="rIdepmt51zxy8wonknqijkgp">
+      <w:hyperlink w:history="1" r:id="rIduvsfworlhntu1f3pdg_nc">
         <w:r>
           <w:rPr>
             <w:rFonts w:ascii="Calibri" w:cs="Calibri" w:eastAsia="Calibri" w:hAnsi="Calibri"/>
@@ -4587,7 +4587,7 @@
         </w:rPr>
         <w:t xml:space="preserve">. </w:t>
       </w:r>
-      <w:hyperlink w:history="1" r:id="rIditglb4kgxxyc7an1hmudm">
+      <w:hyperlink w:history="1" r:id="rId10np8rey3ya5cv8an57-j">
         <w:r>
           <w:rPr>
             <w:rFonts w:ascii="Calibri" w:cs="Calibri" w:eastAsia="Calibri" w:hAnsi="Calibri"/>
@@ -4676,7 +4676,7 @@
         </w:rPr>
         <w:t xml:space="preserve">. </w:t>
       </w:r>
-      <w:hyperlink w:history="1" r:id="rIdfjvpco5txlwr1251mvs3a">
+      <w:hyperlink w:history="1" r:id="rIdtt1sqtskx-dmj6hpruszg">
         <w:r>
           <w:rPr>
             <w:rFonts w:ascii="Calibri" w:cs="Calibri" w:eastAsia="Calibri" w:hAnsi="Calibri"/>
@@ -4765,7 +4765,7 @@
         </w:rPr>
         <w:t xml:space="preserve">. </w:t>
       </w:r>
-      <w:hyperlink w:history="1" r:id="rIdp8kyb7fwnoewa9gz-pcw4">
+      <w:hyperlink w:history="1" r:id="rIdli1lmwe0jelgmp5pqwqln">
         <w:r>
           <w:rPr>
             <w:rFonts w:ascii="Calibri" w:cs="Calibri" w:eastAsia="Calibri" w:hAnsi="Calibri"/>
@@ -4854,7 +4854,7 @@
         </w:rPr>
         <w:t xml:space="preserve">. </w:t>
       </w:r>
-      <w:hyperlink w:history="1" r:id="rIdbtosbeuvrw-iem-upljpj">
+      <w:hyperlink w:history="1" r:id="rIdbindg-pat_v_5rvjxih6n">
         <w:r>
           <w:rPr>
             <w:rFonts w:ascii="Calibri" w:cs="Calibri" w:eastAsia="Calibri" w:hAnsi="Calibri"/>
@@ -4943,7 +4943,7 @@
         </w:rPr>
         <w:t xml:space="preserve">. </w:t>
       </w:r>
-      <w:hyperlink w:history="1" r:id="rIdxbiypgzihvbky2mqbfhcz">
+      <w:hyperlink w:history="1" r:id="rIdovfrpcoqblr_ijfbykdir">
         <w:r>
           <w:rPr>
             <w:rFonts w:ascii="Calibri" w:cs="Calibri" w:eastAsia="Calibri" w:hAnsi="Calibri"/>
@@ -5032,7 +5032,7 @@
         </w:rPr>
         <w:t xml:space="preserve">. </w:t>
       </w:r>
-      <w:hyperlink w:history="1" r:id="rIdtbwbzhdujsnob8-0bsh1f">
+      <w:hyperlink w:history="1" r:id="rIdbkrh6kefedvwwsnhadsy_">
         <w:r>
           <w:rPr>
             <w:rFonts w:ascii="Calibri" w:cs="Calibri" w:eastAsia="Calibri" w:hAnsi="Calibri"/>
@@ -5121,7 +5121,7 @@
         </w:rPr>
         <w:t xml:space="preserve">. </w:t>
       </w:r>
-      <w:hyperlink w:history="1" r:id="rIdcyhmmbqpseqw6igjepmb_">
+      <w:hyperlink w:history="1" r:id="rIdbtbc5t0awzs4bqeyctcgn">
         <w:r>
           <w:rPr>
             <w:rFonts w:ascii="Calibri" w:cs="Calibri" w:eastAsia="Calibri" w:hAnsi="Calibri"/>
@@ -5210,7 +5210,7 @@
         </w:rPr>
         <w:t xml:space="preserve">. </w:t>
       </w:r>
-      <w:hyperlink w:history="1" r:id="rIdc_sbd8gkq4zvppcfx_k1r">
+      <w:hyperlink w:history="1" r:id="rIdno-lsef5ehjsklbv9mqjm">
         <w:r>
           <w:rPr>
             <w:rFonts w:ascii="Calibri" w:cs="Calibri" w:eastAsia="Calibri" w:hAnsi="Calibri"/>
@@ -5299,7 +5299,7 @@
         </w:rPr>
         <w:t xml:space="preserve">. </w:t>
       </w:r>
-      <w:hyperlink w:history="1" r:id="rIdshlir0qfqjfobfzlaumzc">
+      <w:hyperlink w:history="1" r:id="rIdutmlemjwza6fieh_e1_e2">
         <w:r>
           <w:rPr>
             <w:rFonts w:ascii="Calibri" w:cs="Calibri" w:eastAsia="Calibri" w:hAnsi="Calibri"/>
@@ -5388,7 +5388,7 @@
         </w:rPr>
         <w:t xml:space="preserve">. </w:t>
       </w:r>
-      <w:hyperlink w:history="1" r:id="rIdwshpkk94yybqisvizeyka">
+      <w:hyperlink w:history="1" r:id="rIdgxl54v7vajjceceuvrphz">
         <w:r>
           <w:rPr>
             <w:rFonts w:ascii="Calibri" w:cs="Calibri" w:eastAsia="Calibri" w:hAnsi="Calibri"/>
@@ -5477,7 +5477,7 @@
         </w:rPr>
         <w:t xml:space="preserve">. </w:t>
       </w:r>
-      <w:hyperlink w:history="1" r:id="rId_ukvbccdlcrelbnk7jjpn">
+      <w:hyperlink w:history="1" r:id="rIdxdwy0sry64ax8as9g24ww">
         <w:r>
           <w:rPr>
             <w:rFonts w:ascii="Calibri" w:cs="Calibri" w:eastAsia="Calibri" w:hAnsi="Calibri"/>
@@ -5566,7 +5566,7 @@
         </w:rPr>
         <w:t xml:space="preserve">. </w:t>
       </w:r>
-      <w:hyperlink w:history="1" r:id="rIdy_l6ivwcniyluoe2jquqw">
+      <w:hyperlink w:history="1" r:id="rId_wlnqv2jxgku0tftwhqht">
         <w:r>
           <w:rPr>
             <w:rFonts w:ascii="Calibri" w:cs="Calibri" w:eastAsia="Calibri" w:hAnsi="Calibri"/>
@@ -5655,7 +5655,7 @@
         </w:rPr>
         <w:t xml:space="preserve">. </w:t>
       </w:r>
-      <w:hyperlink w:history="1" r:id="rIdbko7iacdlmzjpzk7wdvs_">
+      <w:hyperlink w:history="1" r:id="rIdtlresmij4d_y3eovcogsr">
         <w:r>
           <w:rPr>
             <w:rFonts w:ascii="Calibri" w:cs="Calibri" w:eastAsia="Calibri" w:hAnsi="Calibri"/>
@@ -5744,7 +5744,7 @@
         </w:rPr>
         <w:t xml:space="preserve">. </w:t>
       </w:r>
-      <w:hyperlink w:history="1" r:id="rIdvlv-ck8bcvrbef61a3rz1">
+      <w:hyperlink w:history="1" r:id="rIdamguupmcp_wtpwm2bidd4">
         <w:r>
           <w:rPr>
             <w:rFonts w:ascii="Calibri" w:cs="Calibri" w:eastAsia="Calibri" w:hAnsi="Calibri"/>
@@ -5833,7 +5833,7 @@
         </w:rPr>
         <w:t xml:space="preserve">. </w:t>
       </w:r>
-      <w:hyperlink w:history="1" r:id="rIdtsk27axbncj445v3pudft">
+      <w:hyperlink w:history="1" r:id="rIdhh4puqj0xop4t_fvvtqid">
         <w:r>
           <w:rPr>
             <w:rFonts w:ascii="Calibri" w:cs="Calibri" w:eastAsia="Calibri" w:hAnsi="Calibri"/>
@@ -5922,7 +5922,7 @@
         </w:rPr>
         <w:t xml:space="preserve">. </w:t>
       </w:r>
-      <w:hyperlink w:history="1" r:id="rIdorcqzkt61oaojunqyuksr">
+      <w:hyperlink w:history="1" r:id="rIdhrgiqina4ed2w2h2_fozc">
         <w:r>
           <w:rPr>
             <w:rFonts w:ascii="Calibri" w:cs="Calibri" w:eastAsia="Calibri" w:hAnsi="Calibri"/>
@@ -6011,7 +6011,7 @@
         </w:rPr>
         <w:t xml:space="preserve">. </w:t>
       </w:r>
-      <w:hyperlink w:history="1" r:id="rIdfp2o2dfeqgksoyqppnb-g">
+      <w:hyperlink w:history="1" r:id="rIdfxuachvbyqeyflzul_xkz">
         <w:r>
           <w:rPr>
             <w:rFonts w:ascii="Calibri" w:cs="Calibri" w:eastAsia="Calibri" w:hAnsi="Calibri"/>
@@ -6100,7 +6100,7 @@
         </w:rPr>
         <w:t xml:space="preserve">. </w:t>
       </w:r>
-      <w:hyperlink w:history="1" r:id="rIdedk-fwnsqmtcqshqqo9pz">
+      <w:hyperlink w:history="1" r:id="rIdtelkhmzukffi4nlleyekm">
         <w:r>
           <w:rPr>
             <w:rFonts w:ascii="Calibri" w:cs="Calibri" w:eastAsia="Calibri" w:hAnsi="Calibri"/>
@@ -6189,7 +6189,7 @@
         </w:rPr>
         <w:t xml:space="preserve">. </w:t>
       </w:r>
-      <w:hyperlink w:history="1" r:id="rIdjvblfd3iftlm3xhyyp6oj">
+      <w:hyperlink w:history="1" r:id="rIdvh17kp3sowslqfel9yr6g">
         <w:r>
           <w:rPr>
             <w:rFonts w:ascii="Calibri" w:cs="Calibri" w:eastAsia="Calibri" w:hAnsi="Calibri"/>
@@ -6278,7 +6278,7 @@
         </w:rPr>
         <w:t xml:space="preserve">. </w:t>
       </w:r>
-      <w:hyperlink w:history="1" r:id="rIdicitkoau851d_4-g2aj2z">
+      <w:hyperlink w:history="1" r:id="rIdql0mhoqzpmzi0jzvbdzca">
         <w:r>
           <w:rPr>
             <w:rFonts w:ascii="Calibri" w:cs="Calibri" w:eastAsia="Calibri" w:hAnsi="Calibri"/>
@@ -6367,7 +6367,7 @@
         </w:rPr>
         <w:t xml:space="preserve">. </w:t>
       </w:r>
-      <w:hyperlink w:history="1" r:id="rId23bqroq7ktzlqe8iop7ji">
+      <w:hyperlink w:history="1" r:id="rIdn8gpcszfgq1heipn-bg0m">
         <w:r>
           <w:rPr>
             <w:rFonts w:ascii="Calibri" w:cs="Calibri" w:eastAsia="Calibri" w:hAnsi="Calibri"/>
@@ -6456,7 +6456,7 @@
         </w:rPr>
         <w:t xml:space="preserve">. </w:t>
       </w:r>
-      <w:hyperlink w:history="1" r:id="rIdnvv7htngydo3vot3rgc9u">
+      <w:hyperlink w:history="1" r:id="rIdzy_3mgmxxb1hwexvcmrmu">
         <w:r>
           <w:rPr>
             <w:rFonts w:ascii="Calibri" w:cs="Calibri" w:eastAsia="Calibri" w:hAnsi="Calibri"/>
@@ -6545,7 +6545,7 @@
         </w:rPr>
         <w:t xml:space="preserve">. </w:t>
       </w:r>
-      <w:hyperlink w:history="1" r:id="rId6hauwjgkm6mwaiwlc1ew-">
+      <w:hyperlink w:history="1" r:id="rIdcergzdctp58fnypthkjtd">
         <w:r>
           <w:rPr>
             <w:rFonts w:ascii="Calibri" w:cs="Calibri" w:eastAsia="Calibri" w:hAnsi="Calibri"/>
@@ -6634,7 +6634,7 @@
         </w:rPr>
         <w:t xml:space="preserve">. </w:t>
       </w:r>
-      <w:hyperlink w:history="1" r:id="rIddr6kvf4zzuy_foqn09q4r">
+      <w:hyperlink w:history="1" r:id="rIdv23dcfpbwjd3ohylvm7gz">
         <w:r>
           <w:rPr>
             <w:rFonts w:ascii="Calibri" w:cs="Calibri" w:eastAsia="Calibri" w:hAnsi="Calibri"/>
@@ -6723,7 +6723,7 @@
         </w:rPr>
         <w:t xml:space="preserve">. </w:t>
       </w:r>
-      <w:hyperlink w:history="1" r:id="rIdmxarulwdmrgjouj00j4dg">
+      <w:hyperlink w:history="1" r:id="rIdzrnsdw5edjbkpt6e_tohr">
         <w:r>
           <w:rPr>
             <w:rFonts w:ascii="Calibri" w:cs="Calibri" w:eastAsia="Calibri" w:hAnsi="Calibri"/>
@@ -6812,7 +6812,7 @@
         </w:rPr>
         <w:t xml:space="preserve">. </w:t>
       </w:r>
-      <w:hyperlink w:history="1" r:id="rIdkevjekqdt1rtxs9n4luok">
+      <w:hyperlink w:history="1" r:id="rIdyufl7quha0lbbqm5vhe3c">
         <w:r>
           <w:rPr>
             <w:rFonts w:ascii="Calibri" w:cs="Calibri" w:eastAsia="Calibri" w:hAnsi="Calibri"/>
@@ -6901,7 +6901,7 @@
         </w:rPr>
         <w:t xml:space="preserve">. </w:t>
       </w:r>
-      <w:hyperlink w:history="1" r:id="rIddabgjqhd4mdhpa4tqtofv">
+      <w:hyperlink w:history="1" r:id="rId0ie6ugtf7bv4e_vz4ttjz">
         <w:r>
           <w:rPr>
             <w:rFonts w:ascii="Calibri" w:cs="Calibri" w:eastAsia="Calibri" w:hAnsi="Calibri"/>
@@ -6990,7 +6990,7 @@
         </w:rPr>
         <w:t xml:space="preserve">. </w:t>
       </w:r>
-      <w:hyperlink w:history="1" r:id="rIdkd8nfz8_up3hb_bodud4p">
+      <w:hyperlink w:history="1" r:id="rId5non1tdjfebraieghfggm">
         <w:r>
           <w:rPr>
             <w:rFonts w:ascii="Calibri" w:cs="Calibri" w:eastAsia="Calibri" w:hAnsi="Calibri"/>
@@ -7079,7 +7079,7 @@
         </w:rPr>
         <w:t xml:space="preserve">. </w:t>
       </w:r>
-      <w:hyperlink w:history="1" r:id="rIdeyfpg1pryeicinyyokjc1">
+      <w:hyperlink w:history="1" r:id="rIdbtdssu84twvxaumuprocj">
         <w:r>
           <w:rPr>
             <w:rFonts w:ascii="Calibri" w:cs="Calibri" w:eastAsia="Calibri" w:hAnsi="Calibri"/>
@@ -7168,7 +7168,7 @@
         </w:rPr>
         <w:t xml:space="preserve">. </w:t>
       </w:r>
-      <w:hyperlink w:history="1" r:id="rIdtz81dt25bjdnaphjyhw77">
+      <w:hyperlink w:history="1" r:id="rIdxkzqhlybswul3p03euozp">
         <w:r>
           <w:rPr>
             <w:rFonts w:ascii="Calibri" w:cs="Calibri" w:eastAsia="Calibri" w:hAnsi="Calibri"/>
@@ -7257,7 +7257,7 @@
         </w:rPr>
         <w:t xml:space="preserve">. </w:t>
       </w:r>
-      <w:hyperlink w:history="1" r:id="rIdiakrt9vut1qithsxy63oi">
+      <w:hyperlink w:history="1" r:id="rIdi3aqw8mt37vwqmn0pxmgf">
         <w:r>
           <w:rPr>
             <w:rFonts w:ascii="Calibri" w:cs="Calibri" w:eastAsia="Calibri" w:hAnsi="Calibri"/>
@@ -7346,7 +7346,7 @@
         </w:rPr>
         <w:t xml:space="preserve">. </w:t>
       </w:r>
-      <w:hyperlink w:history="1" r:id="rId5u1ksh2plbdjttmqzxqqm">
+      <w:hyperlink w:history="1" r:id="rIdsbx42yhjajeq_slzhmw3_">
         <w:r>
           <w:rPr>
             <w:rFonts w:ascii="Calibri" w:cs="Calibri" w:eastAsia="Calibri" w:hAnsi="Calibri"/>
@@ -7435,7 +7435,7 @@
         </w:rPr>
         <w:t xml:space="preserve">. </w:t>
       </w:r>
-      <w:hyperlink w:history="1" r:id="rIdvlhjgmy46sfiomgakl1rn">
+      <w:hyperlink w:history="1" r:id="rIdrn5n8adbbrgzyeiwarzsb">
         <w:r>
           <w:rPr>
             <w:rFonts w:ascii="Calibri" w:cs="Calibri" w:eastAsia="Calibri" w:hAnsi="Calibri"/>
@@ -7524,7 +7524,7 @@
         </w:rPr>
         <w:t xml:space="preserve">. </w:t>
       </w:r>
-      <w:hyperlink w:history="1" r:id="rIdjhdcw2owbslbpbmwdiok3">
+      <w:hyperlink w:history="1" r:id="rId0pja8qyxlgbvhrbxn4vfr">
         <w:r>
           <w:rPr>
             <w:rFonts w:ascii="Calibri" w:cs="Calibri" w:eastAsia="Calibri" w:hAnsi="Calibri"/>
@@ -7613,7 +7613,7 @@
         </w:rPr>
         <w:t xml:space="preserve">. </w:t>
       </w:r>
-      <w:hyperlink w:history="1" r:id="rIdgisyfetblixjvjtcpaegn">
+      <w:hyperlink w:history="1" r:id="rIdyry1gc5sqjnq8m4eajes2">
         <w:r>
           <w:rPr>
             <w:rFonts w:ascii="Calibri" w:cs="Calibri" w:eastAsia="Calibri" w:hAnsi="Calibri"/>
@@ -7702,7 +7702,7 @@
         </w:rPr>
         <w:t xml:space="preserve">. </w:t>
       </w:r>
-      <w:hyperlink w:history="1" r:id="rIdbp5x-yucmcnpwem2bt6mf">
+      <w:hyperlink w:history="1" r:id="rIdwaydbjarztq1ycm_bs7uv">
         <w:r>
           <w:rPr>
             <w:rFonts w:ascii="Calibri" w:cs="Calibri" w:eastAsia="Calibri" w:hAnsi="Calibri"/>
@@ -7791,7 +7791,7 @@
         </w:rPr>
         <w:t xml:space="preserve">. </w:t>
       </w:r>
-      <w:hyperlink w:history="1" r:id="rIdnj7nlhnkrbw2sdavikoju">
+      <w:hyperlink w:history="1" r:id="rIdrahk1f9huctlmrgwik4ll">
         <w:r>
           <w:rPr>
             <w:rFonts w:ascii="Calibri" w:cs="Calibri" w:eastAsia="Calibri" w:hAnsi="Calibri"/>
@@ -7880,7 +7880,7 @@
         </w:rPr>
         <w:t xml:space="preserve">. </w:t>
       </w:r>
-      <w:hyperlink w:history="1" r:id="rIdadvexwg9aq09pf-7eufky">
+      <w:hyperlink w:history="1" r:id="rIdnwsgn5mifhztq-ecglpir">
         <w:r>
           <w:rPr>
             <w:rFonts w:ascii="Calibri" w:cs="Calibri" w:eastAsia="Calibri" w:hAnsi="Calibri"/>
@@ -7969,7 +7969,7 @@
         </w:rPr>
         <w:t xml:space="preserve">. </w:t>
       </w:r>
-      <w:hyperlink w:history="1" r:id="rIdgs9nmo1c5rnpsujj-7rjs">
+      <w:hyperlink w:history="1" r:id="rIdlfl2ytm4atsttpbk7d4mj">
         <w:r>
           <w:rPr>
             <w:rFonts w:ascii="Calibri" w:cs="Calibri" w:eastAsia="Calibri" w:hAnsi="Calibri"/>
@@ -8058,7 +8058,7 @@
         </w:rPr>
         <w:t xml:space="preserve">. </w:t>
       </w:r>
-      <w:hyperlink w:history="1" r:id="rIdqvzbpckcjmuyr7dcxr0hz">
+      <w:hyperlink w:history="1" r:id="rIdcjrqb-3rs_hmeblaj4_m5">
         <w:r>
           <w:rPr>
             <w:rFonts w:ascii="Calibri" w:cs="Calibri" w:eastAsia="Calibri" w:hAnsi="Calibri"/>
@@ -8147,7 +8147,7 @@
         </w:rPr>
         <w:t xml:space="preserve">. </w:t>
       </w:r>
-      <w:hyperlink w:history="1" r:id="rIdz1ibtfuspje4drmxv1qhu">
+      <w:hyperlink w:history="1" r:id="rIdraxfgg6r7efddarxipe0s">
         <w:r>
           <w:rPr>
             <w:rFonts w:ascii="Calibri" w:cs="Calibri" w:eastAsia="Calibri" w:hAnsi="Calibri"/>
@@ -8236,7 +8236,7 @@
         </w:rPr>
         <w:t xml:space="preserve">. </w:t>
       </w:r>
-      <w:hyperlink w:history="1" r:id="rIdw-uujltbqwufa46bxd_cn">
+      <w:hyperlink w:history="1" r:id="rIdo1pbnzfdusqpxtlmov8gz">
         <w:r>
           <w:rPr>
             <w:rFonts w:ascii="Calibri" w:cs="Calibri" w:eastAsia="Calibri" w:hAnsi="Calibri"/>
@@ -8325,7 +8325,7 @@
         </w:rPr>
         <w:t xml:space="preserve">. </w:t>
       </w:r>
-      <w:hyperlink w:history="1" r:id="rIdxnavvuvxnfmp1hrax78mt">
+      <w:hyperlink w:history="1" r:id="rIdndxxazucsue4isoiw_tgc">
         <w:r>
           <w:rPr>
             <w:rFonts w:ascii="Calibri" w:cs="Calibri" w:eastAsia="Calibri" w:hAnsi="Calibri"/>
@@ -8414,7 +8414,7 @@
         </w:rPr>
         <w:t xml:space="preserve">. </w:t>
       </w:r>
-      <w:hyperlink w:history="1" r:id="rIdrupizkgytf8i-q5uvxbif">
+      <w:hyperlink w:history="1" r:id="rIdj2gdmpyvpykqin9is3phe">
         <w:r>
           <w:rPr>
             <w:rFonts w:ascii="Calibri" w:cs="Calibri" w:eastAsia="Calibri" w:hAnsi="Calibri"/>
@@ -8503,7 +8503,7 @@
         </w:rPr>
         <w:t xml:space="preserve">. </w:t>
       </w:r>
-      <w:hyperlink w:history="1" r:id="rId5md6xlcekf10rabjsi3n6">
+      <w:hyperlink w:history="1" r:id="rIdwr9mkzepoqb7trkgoi_a5">
         <w:r>
           <w:rPr>
             <w:rFonts w:ascii="Calibri" w:cs="Calibri" w:eastAsia="Calibri" w:hAnsi="Calibri"/>
@@ -8592,7 +8592,7 @@
         </w:rPr>
         <w:t xml:space="preserve">. </w:t>
       </w:r>
-      <w:hyperlink w:history="1" r:id="rIdoo0zw_4xer9gmxids2wd8">
+      <w:hyperlink w:history="1" r:id="rIdld9epmpcskghgh77jmcrj">
         <w:r>
           <w:rPr>
             <w:rFonts w:ascii="Calibri" w:cs="Calibri" w:eastAsia="Calibri" w:hAnsi="Calibri"/>
@@ -8681,7 +8681,7 @@
         </w:rPr>
         <w:t xml:space="preserve">. </w:t>
       </w:r>
-      <w:hyperlink w:history="1" r:id="rIdby1b4ru_7saw04tncpxve">
+      <w:hyperlink w:history="1" r:id="rIdyy9q_o9evwujmm0t45t0o">
         <w:r>
           <w:rPr>
             <w:rFonts w:ascii="Calibri" w:cs="Calibri" w:eastAsia="Calibri" w:hAnsi="Calibri"/>
@@ -8770,7 +8770,7 @@
         </w:rPr>
         <w:t xml:space="preserve">. </w:t>
       </w:r>
-      <w:hyperlink w:history="1" r:id="rIdmucf_nkogn4wvu1pwphxs">
+      <w:hyperlink w:history="1" r:id="rIdrldeuchu8-xk2tfmsa8og">
         <w:r>
           <w:rPr>
             <w:rFonts w:ascii="Calibri" w:cs="Calibri" w:eastAsia="Calibri" w:hAnsi="Calibri"/>
@@ -8859,7 +8859,7 @@
         </w:rPr>
         <w:t xml:space="preserve">. </w:t>
       </w:r>
-      <w:hyperlink w:history="1" r:id="rIdt9vyv3d2eh3_lvldxpniz">
+      <w:hyperlink w:history="1" r:id="rIdaxcsoqe2ayh7-w1xydhqq">
         <w:r>
           <w:rPr>
             <w:rFonts w:ascii="Calibri" w:cs="Calibri" w:eastAsia="Calibri" w:hAnsi="Calibri"/>
@@ -8948,7 +8948,7 @@
         </w:rPr>
         <w:t xml:space="preserve">. </w:t>
       </w:r>
-      <w:hyperlink w:history="1" r:id="rIdxksqaweya2sf0oxkonf9s">
+      <w:hyperlink w:history="1" r:id="rIdolh_edry0ft9uy5aqrww4">
         <w:r>
           <w:rPr>
             <w:rFonts w:ascii="Calibri" w:cs="Calibri" w:eastAsia="Calibri" w:hAnsi="Calibri"/>
@@ -9037,7 +9037,7 @@
         </w:rPr>
         <w:t xml:space="preserve">. </w:t>
       </w:r>
-      <w:hyperlink w:history="1" r:id="rIdwpeqmbaoo4k1qn4mby-dq">
+      <w:hyperlink w:history="1" r:id="rId52d_msdd5pvzc3qutouew">
         <w:r>
           <w:rPr>
             <w:rFonts w:ascii="Calibri" w:cs="Calibri" w:eastAsia="Calibri" w:hAnsi="Calibri"/>
@@ -9126,7 +9126,7 @@
         </w:rPr>
         <w:t xml:space="preserve">. </w:t>
       </w:r>
-      <w:hyperlink w:history="1" r:id="rIdik36b0xzgh44w03ueybpr">
+      <w:hyperlink w:history="1" r:id="rIdvxwruvwzc04yp8imrw--8">
         <w:r>
           <w:rPr>
             <w:rFonts w:ascii="Calibri" w:cs="Calibri" w:eastAsia="Calibri" w:hAnsi="Calibri"/>
@@ -9215,7 +9215,7 @@
         </w:rPr>
         <w:t xml:space="preserve">. </w:t>
       </w:r>
-      <w:hyperlink w:history="1" r:id="rIdjoc86t5zliv7ujhanv-ue">
+      <w:hyperlink w:history="1" r:id="rId6udfjalidwdw6-lwsvsmz">
         <w:r>
           <w:rPr>
             <w:rFonts w:ascii="Calibri" w:cs="Calibri" w:eastAsia="Calibri" w:hAnsi="Calibri"/>
@@ -9304,7 +9304,7 @@
         </w:rPr>
         <w:t xml:space="preserve">. </w:t>
       </w:r>
-      <w:hyperlink w:history="1" r:id="rIdilejewd5fc-rsu5-zkqco">
+      <w:hyperlink w:history="1" r:id="rId0lt9stk3die60dtbvisiw">
         <w:r>
           <w:rPr>
             <w:rFonts w:ascii="Calibri" w:cs="Calibri" w:eastAsia="Calibri" w:hAnsi="Calibri"/>
@@ -9393,7 +9393,7 @@
         </w:rPr>
         <w:t xml:space="preserve">. </w:t>
       </w:r>
-      <w:hyperlink w:history="1" r:id="rIdue_execaqv3poeju3496_">
+      <w:hyperlink w:history="1" r:id="rIdnshpga9ikngmv5l-x0p0m">
         <w:r>
           <w:rPr>
             <w:rFonts w:ascii="Calibri" w:cs="Calibri" w:eastAsia="Calibri" w:hAnsi="Calibri"/>
@@ -9482,7 +9482,7 @@
         </w:rPr>
         <w:t xml:space="preserve">. </w:t>
       </w:r>
-      <w:hyperlink w:history="1" r:id="rIdkny9-0gldcpsyv25zwkpx">
+      <w:hyperlink w:history="1" r:id="rIdemek7arf6xqk70afdkfch">
         <w:r>
           <w:rPr>
             <w:rFonts w:ascii="Calibri" w:cs="Calibri" w:eastAsia="Calibri" w:hAnsi="Calibri"/>
@@ -9571,7 +9571,7 @@
         </w:rPr>
         <w:t xml:space="preserve">. </w:t>
       </w:r>
-      <w:hyperlink w:history="1" r:id="rIdzyxld4v7rnmsg-fyucmoz">
+      <w:hyperlink w:history="1" r:id="rIdedqjjw9xhid45sjpcz2vs">
         <w:r>
           <w:rPr>
             <w:rFonts w:ascii="Calibri" w:cs="Calibri" w:eastAsia="Calibri" w:hAnsi="Calibri"/>
@@ -9660,7 +9660,7 @@
         </w:rPr>
         <w:t xml:space="preserve">. </w:t>
       </w:r>
-      <w:hyperlink w:history="1" r:id="rId4hzlnzb-yjmujs5cvlw2g">
+      <w:hyperlink w:history="1" r:id="rId95gbco7-hohsya-x9oxah">
         <w:r>
           <w:rPr>
             <w:rFonts w:ascii="Calibri" w:cs="Calibri" w:eastAsia="Calibri" w:hAnsi="Calibri"/>
@@ -9749,7 +9749,7 @@
         </w:rPr>
         <w:t xml:space="preserve">. </w:t>
       </w:r>
-      <w:hyperlink w:history="1" r:id="rIdca93yyuynjrxls56dckzm">
+      <w:hyperlink w:history="1" r:id="rIdokd0rvuqs3f34-s3a9vpp">
         <w:r>
           <w:rPr>
             <w:rFonts w:ascii="Calibri" w:cs="Calibri" w:eastAsia="Calibri" w:hAnsi="Calibri"/>
@@ -9838,7 +9838,7 @@
         </w:rPr>
         <w:t xml:space="preserve">. </w:t>
       </w:r>
-      <w:hyperlink w:history="1" r:id="rIdolfefbknqghmplamichh-">
+      <w:hyperlink w:history="1" r:id="rIdmthvpel46mftw6wv-6obo">
         <w:r>
           <w:rPr>
             <w:rFonts w:ascii="Calibri" w:cs="Calibri" w:eastAsia="Calibri" w:hAnsi="Calibri"/>
@@ -9927,7 +9927,7 @@
         </w:rPr>
         <w:t xml:space="preserve">. </w:t>
       </w:r>
-      <w:hyperlink w:history="1" r:id="rIdtuwpbv5qwqizxyxl15u1u">
+      <w:hyperlink w:history="1" r:id="rIdt91bct1izcc7m5en7aiev">
         <w:r>
           <w:rPr>
             <w:rFonts w:ascii="Calibri" w:cs="Calibri" w:eastAsia="Calibri" w:hAnsi="Calibri"/>
@@ -10016,7 +10016,7 @@
         </w:rPr>
         <w:t xml:space="preserve">. </w:t>
       </w:r>
-      <w:hyperlink w:history="1" r:id="rIdvwzq1uv6zd9fkeisu2ins">
+      <w:hyperlink w:history="1" r:id="rIdqifgfiwvabtsudb4dj7bg">
         <w:r>
           <w:rPr>
             <w:rFonts w:ascii="Calibri" w:cs="Calibri" w:eastAsia="Calibri" w:hAnsi="Calibri"/>
@@ -10105,7 +10105,7 @@
         </w:rPr>
         <w:t xml:space="preserve">. </w:t>
       </w:r>
-      <w:hyperlink w:history="1" r:id="rIddvtj8iaeudtxlwrazsjzi">
+      <w:hyperlink w:history="1" r:id="rId_ouw3o_piy3aeza8d5vvi">
         <w:r>
           <w:rPr>
             <w:rFonts w:ascii="Calibri" w:cs="Calibri" w:eastAsia="Calibri" w:hAnsi="Calibri"/>
@@ -10194,7 +10194,7 @@
         </w:rPr>
         <w:t xml:space="preserve">. </w:t>
       </w:r>
-      <w:hyperlink w:history="1" r:id="rIdbdtfpqrv9xhhn-gvf55tt">
+      <w:hyperlink w:history="1" r:id="rIdrl9qwy13q_p4fuybhrdfj">
         <w:r>
           <w:rPr>
             <w:rFonts w:ascii="Calibri" w:cs="Calibri" w:eastAsia="Calibri" w:hAnsi="Calibri"/>
@@ -10283,7 +10283,7 @@
         </w:rPr>
         <w:t xml:space="preserve">. </w:t>
       </w:r>
-      <w:hyperlink w:history="1" r:id="rIdu7-3budcn4b4s1lpkaz5g">
+      <w:hyperlink w:history="1" r:id="rId5erlt1islg0zfvn2s6vat">
         <w:r>
           <w:rPr>
             <w:rFonts w:ascii="Calibri" w:cs="Calibri" w:eastAsia="Calibri" w:hAnsi="Calibri"/>
@@ -10372,7 +10372,7 @@
         </w:rPr>
         <w:t xml:space="preserve">. </w:t>
       </w:r>
-      <w:hyperlink w:history="1" r:id="rIdur3ui0fozi34g3rqusefn">
+      <w:hyperlink w:history="1" r:id="rIdngjwpzs2flsdheycrxpi8">
         <w:r>
           <w:rPr>
             <w:rFonts w:ascii="Calibri" w:cs="Calibri" w:eastAsia="Calibri" w:hAnsi="Calibri"/>
@@ -10461,7 +10461,7 @@
         </w:rPr>
         <w:t xml:space="preserve">. </w:t>
       </w:r>
-      <w:hyperlink w:history="1" r:id="rIdln6ds2qvzkksmc2grxc_7">
+      <w:hyperlink w:history="1" r:id="rId18bx3uo2f682chty-ruyb">
         <w:r>
           <w:rPr>
             <w:rFonts w:ascii="Calibri" w:cs="Calibri" w:eastAsia="Calibri" w:hAnsi="Calibri"/>
@@ -10550,7 +10550,7 @@
         </w:rPr>
         <w:t xml:space="preserve">. </w:t>
       </w:r>
-      <w:hyperlink w:history="1" r:id="rIdfkfasq2nkkzkajpxwmh70">
+      <w:hyperlink w:history="1" r:id="rIdyvkd92yq1xef0eortdn8d">
         <w:r>
           <w:rPr>
             <w:rFonts w:ascii="Calibri" w:cs="Calibri" w:eastAsia="Calibri" w:hAnsi="Calibri"/>
@@ -10639,7 +10639,7 @@
         </w:rPr>
         <w:t xml:space="preserve">. </w:t>
       </w:r>
-      <w:hyperlink w:history="1" r:id="rIdhkkepw-u5u2el3-oycdcz">
+      <w:hyperlink w:history="1" r:id="rIdvehsvhafsqjeaurfjj0av">
         <w:r>
           <w:rPr>
             <w:rFonts w:ascii="Calibri" w:cs="Calibri" w:eastAsia="Calibri" w:hAnsi="Calibri"/>
@@ -10728,7 +10728,7 @@
         </w:rPr>
         <w:t xml:space="preserve">. </w:t>
       </w:r>
-      <w:hyperlink w:history="1" r:id="rIdynkmgnhnyjtu9kaksiqvv">
+      <w:hyperlink w:history="1" r:id="rIdt8njk1ys6pcttbub-dxft">
         <w:r>
           <w:rPr>
             <w:rFonts w:ascii="Calibri" w:cs="Calibri" w:eastAsia="Calibri" w:hAnsi="Calibri"/>
@@ -10817,7 +10817,7 @@
         </w:rPr>
         <w:t xml:space="preserve">. </w:t>
       </w:r>
-      <w:hyperlink w:history="1" r:id="rIdkkvbyjovv62ebrnmeimuw">
+      <w:hyperlink w:history="1" r:id="rId2s4od_2t7sxyvd_lso3yr">
         <w:r>
           <w:rPr>
             <w:rFonts w:ascii="Calibri" w:cs="Calibri" w:eastAsia="Calibri" w:hAnsi="Calibri"/>
@@ -10906,7 +10906,7 @@
         </w:rPr>
         <w:t xml:space="preserve">. </w:t>
       </w:r>
-      <w:hyperlink w:history="1" r:id="rIdwfuh5tqwcekklto1k0-wb">
+      <w:hyperlink w:history="1" r:id="rIdcmo0tatgv0sftkmnfkvni">
         <w:r>
           <w:rPr>
             <w:rFonts w:ascii="Calibri" w:cs="Calibri" w:eastAsia="Calibri" w:hAnsi="Calibri"/>
@@ -10995,7 +10995,7 @@
         </w:rPr>
         <w:t xml:space="preserve">. </w:t>
       </w:r>
-      <w:hyperlink w:history="1" r:id="rIdeamvkpep11smvtxj3g80q">
+      <w:hyperlink w:history="1" r:id="rIdebstdrjh4bcjdua8-qxf3">
         <w:r>
           <w:rPr>
             <w:rFonts w:ascii="Calibri" w:cs="Calibri" w:eastAsia="Calibri" w:hAnsi="Calibri"/>
@@ -11084,7 +11084,7 @@
         </w:rPr>
         <w:t xml:space="preserve">. </w:t>
       </w:r>
-      <w:hyperlink w:history="1" r:id="rIdtackbmemqflc9yen68b3r">
+      <w:hyperlink w:history="1" r:id="rIdaiah0dkuzghyx9up-tpcq">
         <w:r>
           <w:rPr>
             <w:rFonts w:ascii="Calibri" w:cs="Calibri" w:eastAsia="Calibri" w:hAnsi="Calibri"/>
@@ -11173,7 +11173,7 @@
         </w:rPr>
         <w:t xml:space="preserve">. </w:t>
       </w:r>
-      <w:hyperlink w:history="1" r:id="rId_o6va1qqwqitszpodghd7">
+      <w:hyperlink w:history="1" r:id="rIdx4x5-skkg3llrhq5fajy4">
         <w:r>
           <w:rPr>
             <w:rFonts w:ascii="Calibri" w:cs="Calibri" w:eastAsia="Calibri" w:hAnsi="Calibri"/>
@@ -11262,7 +11262,7 @@
         </w:rPr>
         <w:t xml:space="preserve">. </w:t>
       </w:r>
-      <w:hyperlink w:history="1" r:id="rIdhkiyfehso_tju6iyljihk">
+      <w:hyperlink w:history="1" r:id="rIdgty_uqayzfieud3pcigdp">
         <w:r>
           <w:rPr>
             <w:rFonts w:ascii="Calibri" w:cs="Calibri" w:eastAsia="Calibri" w:hAnsi="Calibri"/>
@@ -11351,7 +11351,7 @@
         </w:rPr>
         <w:t xml:space="preserve">. </w:t>
       </w:r>
-      <w:hyperlink w:history="1" r:id="rIdbuthdhlvz_ll7zi00zu85">
+      <w:hyperlink w:history="1" r:id="rId0ywchwqanhs-oumlthnrc">
         <w:r>
           <w:rPr>
             <w:rFonts w:ascii="Calibri" w:cs="Calibri" w:eastAsia="Calibri" w:hAnsi="Calibri"/>
@@ -11440,7 +11440,7 @@
         </w:rPr>
         <w:t xml:space="preserve">. </w:t>
       </w:r>
-      <w:hyperlink w:history="1" r:id="rIdyfhovqz9afuilbsflpito">
+      <w:hyperlink w:history="1" r:id="rIdyg2wlzasspr2kkr4f9swv">
         <w:r>
           <w:rPr>
             <w:rFonts w:ascii="Calibri" w:cs="Calibri" w:eastAsia="Calibri" w:hAnsi="Calibri"/>
@@ -11529,7 +11529,7 @@
         </w:rPr>
         <w:t xml:space="preserve">. </w:t>
       </w:r>
-      <w:hyperlink w:history="1" r:id="rId4u8ksz7p6qm_xi7yleikj">
+      <w:hyperlink w:history="1" r:id="rIdiu2s9cpzc3svpvkspo4lt">
         <w:r>
           <w:rPr>
             <w:rFonts w:ascii="Calibri" w:cs="Calibri" w:eastAsia="Calibri" w:hAnsi="Calibri"/>
@@ -11618,7 +11618,7 @@
         </w:rPr>
         <w:t xml:space="preserve">. </w:t>
       </w:r>
-      <w:hyperlink w:history="1" r:id="rId_mpit8skibbsv-cedrw2d">
+      <w:hyperlink w:history="1" r:id="rIdg5uivupmyb0um03ijdj0u">
         <w:r>
           <w:rPr>
             <w:rFonts w:ascii="Calibri" w:cs="Calibri" w:eastAsia="Calibri" w:hAnsi="Calibri"/>
@@ -11707,7 +11707,7 @@
         </w:rPr>
         <w:t xml:space="preserve">. </w:t>
       </w:r>
-      <w:hyperlink w:history="1" r:id="rIdv-y3hjefda1pxqxsdimji">
+      <w:hyperlink w:history="1" r:id="rIdvjlm36vki5qqdjcisloko">
         <w:r>
           <w:rPr>
             <w:rFonts w:ascii="Calibri" w:cs="Calibri" w:eastAsia="Calibri" w:hAnsi="Calibri"/>
@@ -11796,7 +11796,7 @@
         </w:rPr>
         <w:t xml:space="preserve">. </w:t>
       </w:r>
-      <w:hyperlink w:history="1" r:id="rIddjw_4v5zsudx_icfjv34u">
+      <w:hyperlink w:history="1" r:id="rIddsuxkyvsqvz-x6tp5uwn6">
         <w:r>
           <w:rPr>
             <w:rFonts w:ascii="Calibri" w:cs="Calibri" w:eastAsia="Calibri" w:hAnsi="Calibri"/>
@@ -11885,7 +11885,7 @@
         </w:rPr>
         <w:t xml:space="preserve">. </w:t>
       </w:r>
-      <w:hyperlink w:history="1" r:id="rIdw2okw2vwwup4bar2v2siq">
+      <w:hyperlink w:history="1" r:id="rIdbr2zfgl-aqgl2stdnpdv4">
         <w:r>
           <w:rPr>
             <w:rFonts w:ascii="Calibri" w:cs="Calibri" w:eastAsia="Calibri" w:hAnsi="Calibri"/>
@@ -11974,7 +11974,7 @@
         </w:rPr>
         <w:t xml:space="preserve">. </w:t>
       </w:r>
-      <w:hyperlink w:history="1" r:id="rIdcj4rkvbifiyef8pxrxpgf">
+      <w:hyperlink w:history="1" r:id="rId4xd1wtqvjsivu2uxarsz-">
         <w:r>
           <w:rPr>
             <w:rFonts w:ascii="Calibri" w:cs="Calibri" w:eastAsia="Calibri" w:hAnsi="Calibri"/>
@@ -12063,7 +12063,7 @@
         </w:rPr>
         <w:t xml:space="preserve">. </w:t>
       </w:r>
-      <w:hyperlink w:history="1" r:id="rIdyu26fevwrurorurnftsb9">
+      <w:hyperlink w:history="1" r:id="rId_hv9j6bp01bv9rqa4ybyh">
         <w:r>
           <w:rPr>
             <w:rFonts w:ascii="Calibri" w:cs="Calibri" w:eastAsia="Calibri" w:hAnsi="Calibri"/>
@@ -12152,7 +12152,7 @@
         </w:rPr>
         <w:t xml:space="preserve">. </w:t>
       </w:r>
-      <w:hyperlink w:history="1" r:id="rId-_wmuw6swpuydbz0ljq3w">
+      <w:hyperlink w:history="1" r:id="rIdntwfozxalnlubrmbu9meg">
         <w:r>
           <w:rPr>
             <w:rFonts w:ascii="Calibri" w:cs="Calibri" w:eastAsia="Calibri" w:hAnsi="Calibri"/>
@@ -12241,7 +12241,7 @@
         </w:rPr>
         <w:t xml:space="preserve">. </w:t>
       </w:r>
-      <w:hyperlink w:history="1" r:id="rIdr9ygbbets7qcfegxofwsm">
+      <w:hyperlink w:history="1" r:id="rIdhhajqcbgacqr0zfv77gap">
         <w:r>
           <w:rPr>
             <w:rFonts w:ascii="Calibri" w:cs="Calibri" w:eastAsia="Calibri" w:hAnsi="Calibri"/>
@@ -12330,7 +12330,7 @@
         </w:rPr>
         <w:t xml:space="preserve">. </w:t>
       </w:r>
-      <w:hyperlink w:history="1" r:id="rIdwar9uovh5ful2go6hrg5y">
+      <w:hyperlink w:history="1" r:id="rIdkfzv80gdlhrayhh0q6suq">
         <w:r>
           <w:rPr>
             <w:rFonts w:ascii="Calibri" w:cs="Calibri" w:eastAsia="Calibri" w:hAnsi="Calibri"/>
@@ -12419,7 +12419,7 @@
         </w:rPr>
         <w:t xml:space="preserve">. </w:t>
       </w:r>
-      <w:hyperlink w:history="1" r:id="rIducbwrrejfiigyze387ctm">
+      <w:hyperlink w:history="1" r:id="rIdrkf-mvcu8xltu_lvgnkpr">
         <w:r>
           <w:rPr>
             <w:rFonts w:ascii="Calibri" w:cs="Calibri" w:eastAsia="Calibri" w:hAnsi="Calibri"/>
@@ -12508,7 +12508,7 @@
         </w:rPr>
         <w:t xml:space="preserve">. </w:t>
       </w:r>
-      <w:hyperlink w:history="1" r:id="rIdbablsvuris4jhusdzsgt4">
+      <w:hyperlink w:history="1" r:id="rIdx5pzpwwkta6boyjmresgs">
         <w:r>
           <w:rPr>
             <w:rFonts w:ascii="Calibri" w:cs="Calibri" w:eastAsia="Calibri" w:hAnsi="Calibri"/>
@@ -12597,7 +12597,7 @@
         </w:rPr>
         <w:t xml:space="preserve">. </w:t>
       </w:r>
-      <w:hyperlink w:history="1" r:id="rIdd2qwbsirbf5sz-x-oeksg">
+      <w:hyperlink w:history="1" r:id="rIde67_nuskgkngzlef4z6ch">
         <w:r>
           <w:rPr>
             <w:rFonts w:ascii="Calibri" w:cs="Calibri" w:eastAsia="Calibri" w:hAnsi="Calibri"/>
@@ -12686,7 +12686,7 @@
         </w:rPr>
         <w:t xml:space="preserve">. </w:t>
       </w:r>
-      <w:hyperlink w:history="1" r:id="rIdajvah7aap4iqksxj-mjmz">
+      <w:hyperlink w:history="1" r:id="rId0xn9jh4uerz3jpqy63w6l">
         <w:r>
           <w:rPr>
             <w:rFonts w:ascii="Calibri" w:cs="Calibri" w:eastAsia="Calibri" w:hAnsi="Calibri"/>
@@ -12775,7 +12775,7 @@
         </w:rPr>
         <w:t xml:space="preserve">. </w:t>
       </w:r>
-      <w:hyperlink w:history="1" r:id="rIdh2kcramlqlo8o_r-dxxtw">
+      <w:hyperlink w:history="1" r:id="rIdso7fwlyuymgqdovrwbt0y">
         <w:r>
           <w:rPr>
             <w:rFonts w:ascii="Calibri" w:cs="Calibri" w:eastAsia="Calibri" w:hAnsi="Calibri"/>
@@ -12864,7 +12864,7 @@
         </w:rPr>
         <w:t xml:space="preserve">. </w:t>
       </w:r>
-      <w:hyperlink w:history="1" r:id="rIdzo-bur7cyiwuidrdjlu_j">
+      <w:hyperlink w:history="1" r:id="rIdmf-fqu798qxpl2p6lqlt5">
         <w:r>
           <w:rPr>
             <w:rFonts w:ascii="Calibri" w:cs="Calibri" w:eastAsia="Calibri" w:hAnsi="Calibri"/>
@@ -12953,7 +12953,7 @@
         </w:rPr>
         <w:t xml:space="preserve">. </w:t>
       </w:r>
-      <w:hyperlink w:history="1" r:id="rIdjn7izmvwfwi3-ji7pznh5">
+      <w:hyperlink w:history="1" r:id="rIdywiymf5gsl7htymdmth19">
         <w:r>
           <w:rPr>
             <w:rFonts w:ascii="Calibri" w:cs="Calibri" w:eastAsia="Calibri" w:hAnsi="Calibri"/>
@@ -13042,7 +13042,7 @@
         </w:rPr>
         <w:t xml:space="preserve">. </w:t>
       </w:r>
-      <w:hyperlink w:history="1" r:id="rIdhqtu8vscljprobe1ihnlx">
+      <w:hyperlink w:history="1" r:id="rIdeaeacwe418cquuctpl1sb">
         <w:r>
           <w:rPr>
             <w:rFonts w:ascii="Calibri" w:cs="Calibri" w:eastAsia="Calibri" w:hAnsi="Calibri"/>
@@ -13131,7 +13131,7 @@
         </w:rPr>
         <w:t xml:space="preserve">. </w:t>
       </w:r>
-      <w:hyperlink w:history="1" r:id="rIdwweg5t20m0nebgcjkjb0u">
+      <w:hyperlink w:history="1" r:id="rIdp5wwcn12my0t09e6pdrd8">
         <w:r>
           <w:rPr>
             <w:rFonts w:ascii="Calibri" w:cs="Calibri" w:eastAsia="Calibri" w:hAnsi="Calibri"/>
@@ -13220,7 +13220,7 @@
         </w:rPr>
         <w:t xml:space="preserve">. </w:t>
       </w:r>
-      <w:hyperlink w:history="1" r:id="rIdhx5jkmk62bmetcovcjkce">
+      <w:hyperlink w:history="1" r:id="rIdghck-gi0lhzg__qqla1ez">
         <w:r>
           <w:rPr>
             <w:rFonts w:ascii="Calibri" w:cs="Calibri" w:eastAsia="Calibri" w:hAnsi="Calibri"/>
@@ -13309,7 +13309,7 @@
         </w:rPr>
         <w:t xml:space="preserve">. </w:t>
       </w:r>
-      <w:hyperlink w:history="1" r:id="rIdmhl9y9jllbte8xhcogkoz">
+      <w:hyperlink w:history="1" r:id="rIdx6ohl0burwxlhljtpfdvv">
         <w:r>
           <w:rPr>
             <w:rFonts w:ascii="Calibri" w:cs="Calibri" w:eastAsia="Calibri" w:hAnsi="Calibri"/>
@@ -13398,7 +13398,7 @@
         </w:rPr>
         <w:t xml:space="preserve">. </w:t>
       </w:r>
-      <w:hyperlink w:history="1" r:id="rIdcnr2al8dp5ghxmlknw6yf">
+      <w:hyperlink w:history="1" r:id="rIdfewkqvab19eifvat0n9ng">
         <w:r>
           <w:rPr>
             <w:rFonts w:ascii="Calibri" w:cs="Calibri" w:eastAsia="Calibri" w:hAnsi="Calibri"/>
@@ -13487,7 +13487,7 @@
         </w:rPr>
         <w:t xml:space="preserve">. </w:t>
       </w:r>
-      <w:hyperlink w:history="1" r:id="rIdk5c48qnvowjgengx74ci6">
+      <w:hyperlink w:history="1" r:id="rIdp3zud2zl30jmnhfikdbwg">
         <w:r>
           <w:rPr>
             <w:rFonts w:ascii="Calibri" w:cs="Calibri" w:eastAsia="Calibri" w:hAnsi="Calibri"/>
@@ -13576,7 +13576,7 @@
         </w:rPr>
         <w:t xml:space="preserve">. </w:t>
       </w:r>
-      <w:hyperlink w:history="1" r:id="rIdqwwgjr83mlq3i1yxw0xxh">
+      <w:hyperlink w:history="1" r:id="rIdl_-f2vfufizjt1rfmsdzi">
         <w:r>
           <w:rPr>
             <w:rFonts w:ascii="Calibri" w:cs="Calibri" w:eastAsia="Calibri" w:hAnsi="Calibri"/>
@@ -13665,7 +13665,7 @@
         </w:rPr>
         <w:t xml:space="preserve">. </w:t>
       </w:r>
-      <w:hyperlink w:history="1" r:id="rId3w70crbwslob3r2t_cjuw">
+      <w:hyperlink w:history="1" r:id="rIdt3sqr8r9qb1higqm1bc10">
         <w:r>
           <w:rPr>
             <w:rFonts w:ascii="Calibri" w:cs="Calibri" w:eastAsia="Calibri" w:hAnsi="Calibri"/>
@@ -13754,7 +13754,7 @@
         </w:rPr>
         <w:t xml:space="preserve">. </w:t>
       </w:r>
-      <w:hyperlink w:history="1" r:id="rIdcf4wdla1adglv9_0piano">
+      <w:hyperlink w:history="1" r:id="rIdlbkrngxqhcto72ekhgqka">
         <w:r>
           <w:rPr>
             <w:rFonts w:ascii="Calibri" w:cs="Calibri" w:eastAsia="Calibri" w:hAnsi="Calibri"/>
@@ -13843,7 +13843,7 @@
         </w:rPr>
         <w:t xml:space="preserve">. </w:t>
       </w:r>
-      <w:hyperlink w:history="1" r:id="rIdyslpjviac6ss_xpundsph">
+      <w:hyperlink w:history="1" r:id="rIdssr11hcgd1offopdui6xh">
         <w:r>
           <w:rPr>
             <w:rFonts w:ascii="Calibri" w:cs="Calibri" w:eastAsia="Calibri" w:hAnsi="Calibri"/>
@@ -13932,7 +13932,7 @@
         </w:rPr>
         <w:t xml:space="preserve">. </w:t>
       </w:r>
-      <w:hyperlink w:history="1" r:id="rIdqtb8lcjz5o2uxbekvrfle">
+      <w:hyperlink w:history="1" r:id="rIdehdxhvmlowjrjyyrisgk_">
         <w:r>
           <w:rPr>
             <w:rFonts w:ascii="Calibri" w:cs="Calibri" w:eastAsia="Calibri" w:hAnsi="Calibri"/>
@@ -14021,7 +14021,7 @@
         </w:rPr>
         <w:t xml:space="preserve">. </w:t>
       </w:r>
-      <w:hyperlink w:history="1" r:id="rIdzukqpnvvi0gdte4pffxsi">
+      <w:hyperlink w:history="1" r:id="rIdbvldpmzmlth3knbb3eqzn">
         <w:r>
           <w:rPr>
             <w:rFonts w:ascii="Calibri" w:cs="Calibri" w:eastAsia="Calibri" w:hAnsi="Calibri"/>
@@ -14110,7 +14110,7 @@
         </w:rPr>
         <w:t xml:space="preserve">. </w:t>
       </w:r>
-      <w:hyperlink w:history="1" r:id="rId_ku3gezomg4zppkdgoaln">
+      <w:hyperlink w:history="1" r:id="rIdmp_zestvi2uryevjkxs_p">
         <w:r>
           <w:rPr>
             <w:rFonts w:ascii="Calibri" w:cs="Calibri" w:eastAsia="Calibri" w:hAnsi="Calibri"/>
@@ -14199,7 +14199,7 @@
         </w:rPr>
         <w:t xml:space="preserve">. </w:t>
       </w:r>
-      <w:hyperlink w:history="1" r:id="rIdykc9y8nfqqseh3dsllagw">
+      <w:hyperlink w:history="1" r:id="rIdrvrvj6esqpxeumivnvq0k">
         <w:r>
           <w:rPr>
             <w:rFonts w:ascii="Calibri" w:cs="Calibri" w:eastAsia="Calibri" w:hAnsi="Calibri"/>
@@ -14288,7 +14288,7 @@
         </w:rPr>
         <w:t xml:space="preserve">. </w:t>
       </w:r>
-      <w:hyperlink w:history="1" r:id="rId8ynnpzqi3-fmsrlndvfue">
+      <w:hyperlink w:history="1" r:id="rIdkxgezk_afnynjuvbuhude">
         <w:r>
           <w:rPr>
             <w:rFonts w:ascii="Calibri" w:cs="Calibri" w:eastAsia="Calibri" w:hAnsi="Calibri"/>
@@ -14377,7 +14377,7 @@
         </w:rPr>
         <w:t xml:space="preserve">. </w:t>
       </w:r>
-      <w:hyperlink w:history="1" r:id="rIdzlycl0xget1pmf7h4h1if">
+      <w:hyperlink w:history="1" r:id="rIdromo9v_pkpt2uwiybh4iq">
         <w:r>
           <w:rPr>
             <w:rFonts w:ascii="Calibri" w:cs="Calibri" w:eastAsia="Calibri" w:hAnsi="Calibri"/>
@@ -14466,7 +14466,7 @@
         </w:rPr>
         <w:t xml:space="preserve">. </w:t>
       </w:r>
-      <w:hyperlink w:history="1" r:id="rIdhzmfpo3knwkpyqwhtiydj">
+      <w:hyperlink w:history="1" r:id="rId86zgihzow4i3u6sdkj3lw">
         <w:r>
           <w:rPr>
             <w:rFonts w:ascii="Calibri" w:cs="Calibri" w:eastAsia="Calibri" w:hAnsi="Calibri"/>
@@ -14555,7 +14555,7 @@
         </w:rPr>
         <w:t xml:space="preserve">. </w:t>
       </w:r>
-      <w:hyperlink w:history="1" r:id="rIdkybsrfp9onolcasdwo8yv">
+      <w:hyperlink w:history="1" r:id="rIddta6wk4sw6dl2yl5uhfna">
         <w:r>
           <w:rPr>
             <w:rFonts w:ascii="Calibri" w:cs="Calibri" w:eastAsia="Calibri" w:hAnsi="Calibri"/>
@@ -14644,7 +14644,7 @@
         </w:rPr>
         <w:t xml:space="preserve">. </w:t>
       </w:r>
-      <w:hyperlink w:history="1" r:id="rIdlodwbwulqetsyjdfopuno">
+      <w:hyperlink w:history="1" r:id="rIdflow0ugvcnv7mg-b20dh4">
         <w:r>
           <w:rPr>
             <w:rFonts w:ascii="Calibri" w:cs="Calibri" w:eastAsia="Calibri" w:hAnsi="Calibri"/>
@@ -14733,7 +14733,7 @@
         </w:rPr>
         <w:t xml:space="preserve">. </w:t>
       </w:r>
-      <w:hyperlink w:history="1" r:id="rId-02cojrnjntqc3e3zhoxx">
+      <w:hyperlink w:history="1" r:id="rIdlo4eju_r-jjlu7mprbzm8">
         <w:r>
           <w:rPr>
             <w:rFonts w:ascii="Calibri" w:cs="Calibri" w:eastAsia="Calibri" w:hAnsi="Calibri"/>
@@ -14822,7 +14822,7 @@
         </w:rPr>
         <w:t xml:space="preserve">. </w:t>
       </w:r>
-      <w:hyperlink w:history="1" r:id="rIduejnmt-_e0rvygvhl-_lk">
+      <w:hyperlink w:history="1" r:id="rId1ah9u2pzqn6luwztq7iza">
         <w:r>
           <w:rPr>
             <w:rFonts w:ascii="Calibri" w:cs="Calibri" w:eastAsia="Calibri" w:hAnsi="Calibri"/>
@@ -14911,7 +14911,7 @@
         </w:rPr>
         <w:t xml:space="preserve">. </w:t>
       </w:r>
-      <w:hyperlink w:history="1" r:id="rIdp9qkz_9ccgovpzjt0x9el">
+      <w:hyperlink w:history="1" r:id="rIdkrayrs5ygsepwvj8omrus">
         <w:r>
           <w:rPr>
             <w:rFonts w:ascii="Calibri" w:cs="Calibri" w:eastAsia="Calibri" w:hAnsi="Calibri"/>
@@ -15000,7 +15000,7 @@
         </w:rPr>
         <w:t xml:space="preserve">. </w:t>
       </w:r>
-      <w:hyperlink w:history="1" r:id="rIdb905tykqgxuqlkulydeji">
+      <w:hyperlink w:history="1" r:id="rIdaiukaxq5129lrxhbmekzf">
         <w:r>
           <w:rPr>
             <w:rFonts w:ascii="Calibri" w:cs="Calibri" w:eastAsia="Calibri" w:hAnsi="Calibri"/>
@@ -15089,7 +15089,7 @@
         </w:rPr>
         <w:t xml:space="preserve">. </w:t>
       </w:r>
-      <w:hyperlink w:history="1" r:id="rId5psbnt3zim8hlumtgkkxx">
+      <w:hyperlink w:history="1" r:id="rIdl7kblgud51p0exgm1kyn4">
         <w:r>
           <w:rPr>
             <w:rFonts w:ascii="Calibri" w:cs="Calibri" w:eastAsia="Calibri" w:hAnsi="Calibri"/>
@@ -15178,7 +15178,7 @@
         </w:rPr>
         <w:t xml:space="preserve">. </w:t>
       </w:r>
-      <w:hyperlink w:history="1" r:id="rIdy5cvh2qel1pskchdo_bfu">
+      <w:hyperlink w:history="1" r:id="rIdvodzc3lr6sddw9lftltqj">
         <w:r>
           <w:rPr>
             <w:rFonts w:ascii="Calibri" w:cs="Calibri" w:eastAsia="Calibri" w:hAnsi="Calibri"/>
@@ -15267,7 +15267,7 @@
         </w:rPr>
         <w:t xml:space="preserve">. </w:t>
       </w:r>
-      <w:hyperlink w:history="1" r:id="rIdser7kmetixzc3hscpoa62">
+      <w:hyperlink w:history="1" r:id="rIdmoxzemxuairmebflq1uvg">
         <w:r>
           <w:rPr>
             <w:rFonts w:ascii="Calibri" w:cs="Calibri" w:eastAsia="Calibri" w:hAnsi="Calibri"/>
@@ -15356,7 +15356,7 @@
         </w:rPr>
         <w:t xml:space="preserve">. </w:t>
       </w:r>
-      <w:hyperlink w:history="1" r:id="rIdh-yslwydnzrzp9mlhxra0">
+      <w:hyperlink w:history="1" r:id="rIdg2y6b1nyp-4t2zjlv3bcu">
         <w:r>
           <w:rPr>
             <w:rFonts w:ascii="Calibri" w:cs="Calibri" w:eastAsia="Calibri" w:hAnsi="Calibri"/>
@@ -15445,7 +15445,7 @@
         </w:rPr>
         <w:t xml:space="preserve">. </w:t>
       </w:r>
-      <w:hyperlink w:history="1" r:id="rIdlp-1yyxowmb9ygks1heyt">
+      <w:hyperlink w:history="1" r:id="rId-hbyrecl8xyvkgnnivasw">
         <w:r>
           <w:rPr>
             <w:rFonts w:ascii="Calibri" w:cs="Calibri" w:eastAsia="Calibri" w:hAnsi="Calibri"/>
@@ -15534,7 +15534,7 @@
         </w:rPr>
         <w:t xml:space="preserve">. </w:t>
       </w:r>
-      <w:hyperlink w:history="1" r:id="rIdu72vxjbfwqb95qqhojobb">
+      <w:hyperlink w:history="1" r:id="rId7outws-uebqyhwd0on-lh">
         <w:r>
           <w:rPr>
             <w:rFonts w:ascii="Calibri" w:cs="Calibri" w:eastAsia="Calibri" w:hAnsi="Calibri"/>
@@ -15708,7 +15708,7 @@
         </w:rPr>
         <w:t xml:space="preserve">. </w:t>
       </w:r>
-      <w:hyperlink w:history="1" r:id="rIdffcu84gw7gn4wbmuvsstv">
+      <w:hyperlink w:history="1" r:id="rIdwttxqtkekm8tbkjew0kv3">
         <w:r>
           <w:rPr>
             <w:rFonts w:ascii="Calibri" w:cs="Calibri" w:eastAsia="Calibri" w:hAnsi="Calibri"/>
@@ -15797,7 +15797,7 @@
         </w:rPr>
         <w:t xml:space="preserve">. </w:t>
       </w:r>
-      <w:hyperlink w:history="1" r:id="rIdzssqyh-7voorsxekch80o">
+      <w:hyperlink w:history="1" r:id="rIdrr1c1bgjiakcghbk5pefo">
         <w:r>
           <w:rPr>
             <w:rFonts w:ascii="Calibri" w:cs="Calibri" w:eastAsia="Calibri" w:hAnsi="Calibri"/>
@@ -15886,7 +15886,7 @@
         </w:rPr>
         <w:t xml:space="preserve">. </w:t>
       </w:r>
-      <w:hyperlink w:history="1" r:id="rIdyr4nb5gu03fosxu6ftgob">
+      <w:hyperlink w:history="1" r:id="rIdym3tvjb6gqzv0kbfafulx">
         <w:r>
           <w:rPr>
             <w:rFonts w:ascii="Calibri" w:cs="Calibri" w:eastAsia="Calibri" w:hAnsi="Calibri"/>
@@ -15991,7 +15991,7 @@
         </w:rPr>
         <w:t xml:space="preserve">. </w:t>
       </w:r>
-      <w:hyperlink w:history="1" r:id="rIdeo7oiaf7zenulqb7imxoa">
+      <w:hyperlink w:history="1" r:id="rIdtqvpmekkae1jgbf5-mgxi">
         <w:r>
           <w:rPr>
             <w:rFonts w:ascii="Calibri" w:cs="Calibri" w:eastAsia="Calibri" w:hAnsi="Calibri"/>
@@ -16080,7 +16080,7 @@
         </w:rPr>
         <w:t xml:space="preserve">. </w:t>
       </w:r>
-      <w:hyperlink w:history="1" r:id="rIdq5ilextxoivfstbtxxtu-">
+      <w:hyperlink w:history="1" r:id="rId1b2xfzxpzjif0-p1fjq-l">
         <w:r>
           <w:rPr>
             <w:rFonts w:ascii="Calibri" w:cs="Calibri" w:eastAsia="Calibri" w:hAnsi="Calibri"/>
@@ -16169,7 +16169,7 @@
         </w:rPr>
         <w:t xml:space="preserve">. </w:t>
       </w:r>
-      <w:hyperlink w:history="1" r:id="rIdmjotgdy80wcv-ccygp7gw">
+      <w:hyperlink w:history="1" r:id="rIdz1qovw7jxbfauuuq5ipwc">
         <w:r>
           <w:rPr>
             <w:rFonts w:ascii="Calibri" w:cs="Calibri" w:eastAsia="Calibri" w:hAnsi="Calibri"/>
@@ -16258,7 +16258,7 @@
         </w:rPr>
         <w:t xml:space="preserve">. </w:t>
       </w:r>
-      <w:hyperlink w:history="1" r:id="rId56-nor652tj26jj_t4grd">
+      <w:hyperlink w:history="1" r:id="rIdrtgq9brp7cj8cbgl8vyti">
         <w:r>
           <w:rPr>
             <w:rFonts w:ascii="Calibri" w:cs="Calibri" w:eastAsia="Calibri" w:hAnsi="Calibri"/>
@@ -16347,7 +16347,7 @@
         </w:rPr>
         <w:t xml:space="preserve">. </w:t>
       </w:r>
-      <w:hyperlink w:history="1" r:id="rIdnrwj4mkbvhbx1kkh-mplv">
+      <w:hyperlink w:history="1" r:id="rIdu4reznsaw-tzicbpwozce">
         <w:r>
           <w:rPr>
             <w:rFonts w:ascii="Calibri" w:cs="Calibri" w:eastAsia="Calibri" w:hAnsi="Calibri"/>
@@ -16436,7 +16436,7 @@
         </w:rPr>
         <w:t xml:space="preserve">. </w:t>
       </w:r>
-      <w:hyperlink w:history="1" r:id="rIdomyshjbt-winysuw9itwa">
+      <w:hyperlink w:history="1" r:id="rId9fe7l5sk7vv8kdz0krbq5">
         <w:r>
           <w:rPr>
             <w:rFonts w:ascii="Calibri" w:cs="Calibri" w:eastAsia="Calibri" w:hAnsi="Calibri"/>
@@ -16525,7 +16525,7 @@
         </w:rPr>
         <w:t xml:space="preserve">. </w:t>
       </w:r>
-      <w:hyperlink w:history="1" r:id="rIdinvxajdf7pwbpbambzvze">
+      <w:hyperlink w:history="1" r:id="rIdm6blvvpjdepkuex8jyi5d">
         <w:r>
           <w:rPr>
             <w:rFonts w:ascii="Calibri" w:cs="Calibri" w:eastAsia="Calibri" w:hAnsi="Calibri"/>
@@ -16614,7 +16614,7 @@
         </w:rPr>
         <w:t xml:space="preserve">. </w:t>
       </w:r>
-      <w:hyperlink w:history="1" r:id="rIdwvhpnmy6gcenl6dpfrbca">
+      <w:hyperlink w:history="1" r:id="rIddja0j7j28--htalc6mnus">
         <w:r>
           <w:rPr>
             <w:rFonts w:ascii="Calibri" w:cs="Calibri" w:eastAsia="Calibri" w:hAnsi="Calibri"/>
@@ -16703,7 +16703,7 @@
         </w:rPr>
         <w:t xml:space="preserve">. </w:t>
       </w:r>
-      <w:hyperlink w:history="1" r:id="rId0r6dmrebgfl_qldck0sky">
+      <w:hyperlink w:history="1" r:id="rIdhwvr3wjl1_jhykpcsmfhv">
         <w:r>
           <w:rPr>
             <w:rFonts w:ascii="Calibri" w:cs="Calibri" w:eastAsia="Calibri" w:hAnsi="Calibri"/>
@@ -16792,7 +16792,7 @@
         </w:rPr>
         <w:t xml:space="preserve">. </w:t>
       </w:r>
-      <w:hyperlink w:history="1" r:id="rId9egw5b1tlpkd_x3rkibdj">
+      <w:hyperlink w:history="1" r:id="rIdwxqutipylqt8evu_8-ueu">
         <w:r>
           <w:rPr>
             <w:rFonts w:ascii="Calibri" w:cs="Calibri" w:eastAsia="Calibri" w:hAnsi="Calibri"/>
@@ -16881,7 +16881,7 @@
         </w:rPr>
         <w:t xml:space="preserve">. </w:t>
       </w:r>
-      <w:hyperlink w:history="1" r:id="rIddfmdxevt90nudl8de7bj-">
+      <w:hyperlink w:history="1" r:id="rIdy-8tc-3krkcvgvxfjambe">
         <w:r>
           <w:rPr>
             <w:rFonts w:ascii="Calibri" w:cs="Calibri" w:eastAsia="Calibri" w:hAnsi="Calibri"/>
@@ -16970,7 +16970,7 @@
         </w:rPr>
         <w:t xml:space="preserve">. </w:t>
       </w:r>
-      <w:hyperlink w:history="1" r:id="rIdn9qe39wvpwe6diekix31i">
+      <w:hyperlink w:history="1" r:id="rIdfbhakzkec0hxjfqg1st51">
         <w:r>
           <w:rPr>
             <w:rFonts w:ascii="Calibri" w:cs="Calibri" w:eastAsia="Calibri" w:hAnsi="Calibri"/>
@@ -17059,7 +17059,7 @@
         </w:rPr>
         <w:t xml:space="preserve">. </w:t>
       </w:r>
-      <w:hyperlink w:history="1" r:id="rIduy4hgc-pqgsg_fth7hn45">
+      <w:hyperlink w:history="1" r:id="rIdqllmttet_oedw6wbsfswf">
         <w:r>
           <w:rPr>
             <w:rFonts w:ascii="Calibri" w:cs="Calibri" w:eastAsia="Calibri" w:hAnsi="Calibri"/>
@@ -17148,7 +17148,7 @@
         </w:rPr>
         <w:t xml:space="preserve">. </w:t>
       </w:r>
-      <w:hyperlink w:history="1" r:id="rId-otyvogteywiiz_y-fv2q">
+      <w:hyperlink w:history="1" r:id="rIdv_yiomtxslj-r0ain6i2p">
         <w:r>
           <w:rPr>
             <w:rFonts w:ascii="Calibri" w:cs="Calibri" w:eastAsia="Calibri" w:hAnsi="Calibri"/>
@@ -17237,7 +17237,7 @@
         </w:rPr>
         <w:t xml:space="preserve">. </w:t>
       </w:r>
-      <w:hyperlink w:history="1" r:id="rIdzoxp7mzyls-ymiixfo_ci">
+      <w:hyperlink w:history="1" r:id="rIdyn4c030l8onavna9sugor">
         <w:r>
           <w:rPr>
             <w:rFonts w:ascii="Calibri" w:cs="Calibri" w:eastAsia="Calibri" w:hAnsi="Calibri"/>
@@ -17326,7 +17326,7 @@
         </w:rPr>
         <w:t xml:space="preserve">. </w:t>
       </w:r>
-      <w:hyperlink w:history="1" r:id="rIdnogvupmrtvq6jwipkvh5r">
+      <w:hyperlink w:history="1" r:id="rIdbthbdfya3gme6x7za7erd">
         <w:r>
           <w:rPr>
             <w:rFonts w:ascii="Calibri" w:cs="Calibri" w:eastAsia="Calibri" w:hAnsi="Calibri"/>
@@ -17415,7 +17415,7 @@
         </w:rPr>
         <w:t xml:space="preserve">. </w:t>
       </w:r>
-      <w:hyperlink w:history="1" r:id="rId4opmw1u99in8pnjyksbmn">
+      <w:hyperlink w:history="1" r:id="rIdphfi_jsfvtqteasa-znpz">
         <w:r>
           <w:rPr>
             <w:rFonts w:ascii="Calibri" w:cs="Calibri" w:eastAsia="Calibri" w:hAnsi="Calibri"/>
@@ -17504,7 +17504,7 @@
         </w:rPr>
         <w:t xml:space="preserve">. </w:t>
       </w:r>
-      <w:hyperlink w:history="1" r:id="rIdok5aicrzmhvjoriywgqf9">
+      <w:hyperlink w:history="1" r:id="rIdbnwbb_fyedepy4-t_hu2o">
         <w:r>
           <w:rPr>
             <w:rFonts w:ascii="Calibri" w:cs="Calibri" w:eastAsia="Calibri" w:hAnsi="Calibri"/>
@@ -17593,7 +17593,7 @@
         </w:rPr>
         <w:t xml:space="preserve">. </w:t>
       </w:r>
-      <w:hyperlink w:history="1" r:id="rIdfa3l4zukpaouigg5w6hjb">
+      <w:hyperlink w:history="1" r:id="rIdlrpay_c_4n-yxt_ocnoq1">
         <w:r>
           <w:rPr>
             <w:rFonts w:ascii="Calibri" w:cs="Calibri" w:eastAsia="Calibri" w:hAnsi="Calibri"/>
@@ -17682,7 +17682,7 @@
         </w:rPr>
         <w:t xml:space="preserve">. </w:t>
       </w:r>
-      <w:hyperlink w:history="1" r:id="rIda1asyhit40pvifoqwwkaz">
+      <w:hyperlink w:history="1" r:id="rIdguunfx9iaqeayqvfhvr0s">
         <w:r>
           <w:rPr>
             <w:rFonts w:ascii="Calibri" w:cs="Calibri" w:eastAsia="Calibri" w:hAnsi="Calibri"/>
@@ -17771,7 +17771,7 @@
         </w:rPr>
         <w:t xml:space="preserve">. </w:t>
       </w:r>
-      <w:hyperlink w:history="1" r:id="rId1u8hnxeynmtjstpsc3mjj">
+      <w:hyperlink w:history="1" r:id="rIdeuyyi43b-bm_vcbajtxhl">
         <w:r>
           <w:rPr>
             <w:rFonts w:ascii="Calibri" w:cs="Calibri" w:eastAsia="Calibri" w:hAnsi="Calibri"/>
@@ -17860,7 +17860,7 @@
         </w:rPr>
         <w:t xml:space="preserve">. </w:t>
       </w:r>
-      <w:hyperlink w:history="1" r:id="rIdzs1s8jinavmz7qiay1exs">
+      <w:hyperlink w:history="1" r:id="rId1sounlw1ad0ugedbcaor6">
         <w:r>
           <w:rPr>
             <w:rFonts w:ascii="Calibri" w:cs="Calibri" w:eastAsia="Calibri" w:hAnsi="Calibri"/>
@@ -17949,7 +17949,7 @@
         </w:rPr>
         <w:t xml:space="preserve">. </w:t>
       </w:r>
-      <w:hyperlink w:history="1" r:id="rIdiuuye-ajbectsr9kidxvp">
+      <w:hyperlink w:history="1" r:id="rId-1iahmyhh8bda_pbawcto">
         <w:r>
           <w:rPr>
             <w:rFonts w:ascii="Calibri" w:cs="Calibri" w:eastAsia="Calibri" w:hAnsi="Calibri"/>
@@ -18038,7 +18038,7 @@
         </w:rPr>
         <w:t xml:space="preserve">. </w:t>
       </w:r>
-      <w:hyperlink w:history="1" r:id="rIdrwaigptoh19xk40nys67h">
+      <w:hyperlink w:history="1" r:id="rIdj372yhzvdw-9307vihpah">
         <w:r>
           <w:rPr>
             <w:rFonts w:ascii="Calibri" w:cs="Calibri" w:eastAsia="Calibri" w:hAnsi="Calibri"/>
@@ -18127,7 +18127,7 @@
         </w:rPr>
         <w:t xml:space="preserve">. </w:t>
       </w:r>
-      <w:hyperlink w:history="1" r:id="rIdouqubqzifnb_pvjh8jrhz">
+      <w:hyperlink w:history="1" r:id="rIdd0iqddwa4easujolibjfn">
         <w:r>
           <w:rPr>
             <w:rFonts w:ascii="Calibri" w:cs="Calibri" w:eastAsia="Calibri" w:hAnsi="Calibri"/>
@@ -18216,7 +18216,7 @@
         </w:rPr>
         <w:t xml:space="preserve">. </w:t>
       </w:r>
-      <w:hyperlink w:history="1" r:id="rIdqhof14vaoq_meywu-fnk9">
+      <w:hyperlink w:history="1" r:id="rIdmloukom3-egz2hb5nxdsf">
         <w:r>
           <w:rPr>
             <w:rFonts w:ascii="Calibri" w:cs="Calibri" w:eastAsia="Calibri" w:hAnsi="Calibri"/>
@@ -18305,7 +18305,7 @@
         </w:rPr>
         <w:t xml:space="preserve">. </w:t>
       </w:r>
-      <w:hyperlink w:history="1" r:id="rIdvg1g1prgewm6nbufaozex">
+      <w:hyperlink w:history="1" r:id="rIdtozlsrnmkodgr1yievmme">
         <w:r>
           <w:rPr>
             <w:rFonts w:ascii="Calibri" w:cs="Calibri" w:eastAsia="Calibri" w:hAnsi="Calibri"/>
@@ -18394,7 +18394,7 @@
         </w:rPr>
         <w:t xml:space="preserve">. </w:t>
       </w:r>
-      <w:hyperlink w:history="1" r:id="rIdhazjbjj7fuwghe3aamgha">
+      <w:hyperlink w:history="1" r:id="rIdbnvw1f-fx29qq9ebhzree">
         <w:r>
           <w:rPr>
             <w:rFonts w:ascii="Calibri" w:cs="Calibri" w:eastAsia="Calibri" w:hAnsi="Calibri"/>
@@ -18483,7 +18483,7 @@
         </w:rPr>
         <w:t xml:space="preserve">. </w:t>
       </w:r>
-      <w:hyperlink w:history="1" r:id="rIdkhfkffqzozrggow0outvz">
+      <w:hyperlink w:history="1" r:id="rIdxo_x-hnzlkxjueizq498b">
         <w:r>
           <w:rPr>
             <w:rFonts w:ascii="Calibri" w:cs="Calibri" w:eastAsia="Calibri" w:hAnsi="Calibri"/>
@@ -18572,7 +18572,7 @@
         </w:rPr>
         <w:t xml:space="preserve">. </w:t>
       </w:r>
-      <w:hyperlink w:history="1" r:id="rIdolp9qgiczxtujfueyuomy">
+      <w:hyperlink w:history="1" r:id="rIdc-mclyimywsvrxd5yxhbz">
         <w:r>
           <w:rPr>
             <w:rFonts w:ascii="Calibri" w:cs="Calibri" w:eastAsia="Calibri" w:hAnsi="Calibri"/>
@@ -18661,7 +18661,7 @@
         </w:rPr>
         <w:t xml:space="preserve">. </w:t>
       </w:r>
-      <w:hyperlink w:history="1" r:id="rIdhbyctppwkmzy4bwhuo9-2">
+      <w:hyperlink w:history="1" r:id="rIdsdysoij7ppm5u1k52yja-">
         <w:r>
           <w:rPr>
             <w:rFonts w:ascii="Calibri" w:cs="Calibri" w:eastAsia="Calibri" w:hAnsi="Calibri"/>
@@ -18750,7 +18750,7 @@
         </w:rPr>
         <w:t xml:space="preserve">. </w:t>
       </w:r>
-      <w:hyperlink w:history="1" r:id="rIdt4lrhbnekvirknqu3h68t">
+      <w:hyperlink w:history="1" r:id="rIdub-bdhmjr5dswuzbxvwwk">
         <w:r>
           <w:rPr>
             <w:rFonts w:ascii="Calibri" w:cs="Calibri" w:eastAsia="Calibri" w:hAnsi="Calibri"/>
@@ -18839,7 +18839,7 @@
         </w:rPr>
         <w:t xml:space="preserve">. </w:t>
       </w:r>
-      <w:hyperlink w:history="1" r:id="rIdfsv4f--t-cclk2v1t4pww">
+      <w:hyperlink w:history="1" r:id="rIdhhvk5d4rrtzat1euagloj">
         <w:r>
           <w:rPr>
             <w:rFonts w:ascii="Calibri" w:cs="Calibri" w:eastAsia="Calibri" w:hAnsi="Calibri"/>
@@ -18928,7 +18928,7 @@
         </w:rPr>
         <w:t xml:space="preserve">. </w:t>
       </w:r>
-      <w:hyperlink w:history="1" r:id="rIdwjxecbwnni8cdwogrzv-r">
+      <w:hyperlink w:history="1" r:id="rIdqrf4nbv8ar0rsldrodp1g">
         <w:r>
           <w:rPr>
             <w:rFonts w:ascii="Calibri" w:cs="Calibri" w:eastAsia="Calibri" w:hAnsi="Calibri"/>
@@ -19017,7 +19017,7 @@
         </w:rPr>
         <w:t xml:space="preserve">. </w:t>
       </w:r>
-      <w:hyperlink w:history="1" r:id="rIdn43fkuqr6e9tdpolkfqbj">
+      <w:hyperlink w:history="1" r:id="rIdqb87ywtyiezsb2luraedr">
         <w:r>
           <w:rPr>
             <w:rFonts w:ascii="Calibri" w:cs="Calibri" w:eastAsia="Calibri" w:hAnsi="Calibri"/>
@@ -19106,7 +19106,7 @@
         </w:rPr>
         <w:t xml:space="preserve">. </w:t>
       </w:r>
-      <w:hyperlink w:history="1" r:id="rId-4np5p-kf88qktez9asog">
+      <w:hyperlink w:history="1" r:id="rIdx96ai5zrtue9xr8tjworl">
         <w:r>
           <w:rPr>
             <w:rFonts w:ascii="Calibri" w:cs="Calibri" w:eastAsia="Calibri" w:hAnsi="Calibri"/>
@@ -19195,7 +19195,7 @@
         </w:rPr>
         <w:t xml:space="preserve">. </w:t>
       </w:r>
-      <w:hyperlink w:history="1" r:id="rIdne9rixkxohxqlau2efsas">
+      <w:hyperlink w:history="1" r:id="rIdsfxvucqinv-godwkrq6su">
         <w:r>
           <w:rPr>
             <w:rFonts w:ascii="Calibri" w:cs="Calibri" w:eastAsia="Calibri" w:hAnsi="Calibri"/>
@@ -19284,7 +19284,7 @@
         </w:rPr>
         <w:t xml:space="preserve">. </w:t>
       </w:r>
-      <w:hyperlink w:history="1" r:id="rIdvag5cshnpgosovket7a9p">
+      <w:hyperlink w:history="1" r:id="rIdapqjgbiyptd3ruxswphwf">
         <w:r>
           <w:rPr>
             <w:rFonts w:ascii="Calibri" w:cs="Calibri" w:eastAsia="Calibri" w:hAnsi="Calibri"/>
@@ -19373,7 +19373,7 @@
         </w:rPr>
         <w:t xml:space="preserve">. </w:t>
       </w:r>
-      <w:hyperlink w:history="1" r:id="rIddv8zmew4kexbyuvvef_or">
+      <w:hyperlink w:history="1" r:id="rId7lgyl_lhpgdghnjnn0q0u">
         <w:r>
           <w:rPr>
             <w:rFonts w:ascii="Calibri" w:cs="Calibri" w:eastAsia="Calibri" w:hAnsi="Calibri"/>
@@ -19462,7 +19462,7 @@
         </w:rPr>
         <w:t xml:space="preserve">. </w:t>
       </w:r>
-      <w:hyperlink w:history="1" r:id="rIdd8e4t65dxdlyvmr68mbsb">
+      <w:hyperlink w:history="1" r:id="rIdnpdee2aesiu1fe_he9w0f">
         <w:r>
           <w:rPr>
             <w:rFonts w:ascii="Calibri" w:cs="Calibri" w:eastAsia="Calibri" w:hAnsi="Calibri"/>
@@ -19551,7 +19551,7 @@
         </w:rPr>
         <w:t xml:space="preserve">. </w:t>
       </w:r>
-      <w:hyperlink w:history="1" r:id="rIdfk1qo3dycdqbkwbmxdsam">
+      <w:hyperlink w:history="1" r:id="rIdglded3iepsnn59mude2nc">
         <w:r>
           <w:rPr>
             <w:rFonts w:ascii="Calibri" w:cs="Calibri" w:eastAsia="Calibri" w:hAnsi="Calibri"/>
@@ -19725,7 +19725,7 @@
         </w:rPr>
         <w:t xml:space="preserve">. </w:t>
       </w:r>
-      <w:hyperlink w:history="1" r:id="rIdxxx_z08azqoipvhv6dsrz">
+      <w:hyperlink w:history="1" r:id="rIdnr95zxphxphjcfbj2rvlj">
         <w:r>
           <w:rPr>
             <w:rFonts w:ascii="Calibri" w:cs="Calibri" w:eastAsia="Calibri" w:hAnsi="Calibri"/>
@@ -19814,7 +19814,7 @@
         </w:rPr>
         <w:t xml:space="preserve">. </w:t>
       </w:r>
-      <w:hyperlink w:history="1" r:id="rId3pbkol38iafrfokqw7l6j">
+      <w:hyperlink w:history="1" r:id="rIdtn5rct1pq5wzlt_f2a6r0">
         <w:r>
           <w:rPr>
             <w:rFonts w:ascii="Calibri" w:cs="Calibri" w:eastAsia="Calibri" w:hAnsi="Calibri"/>
@@ -19903,7 +19903,7 @@
         </w:rPr>
         <w:t xml:space="preserve">. </w:t>
       </w:r>
-      <w:hyperlink w:history="1" r:id="rId254k5-s9infa8vusplhf9">
+      <w:hyperlink w:history="1" r:id="rIdtwt1ppfoeosmzt3g7jxvj">
         <w:r>
           <w:rPr>
             <w:rFonts w:ascii="Calibri" w:cs="Calibri" w:eastAsia="Calibri" w:hAnsi="Calibri"/>
@@ -19992,7 +19992,7 @@
         </w:rPr>
         <w:t xml:space="preserve">. </w:t>
       </w:r>
-      <w:hyperlink w:history="1" r:id="rId2e8siejtktcmrg0vz83pn">
+      <w:hyperlink w:history="1" r:id="rIdxormniiri_jbqyaowgkv2">
         <w:r>
           <w:rPr>
             <w:rFonts w:ascii="Calibri" w:cs="Calibri" w:eastAsia="Calibri" w:hAnsi="Calibri"/>
@@ -20081,7 +20081,7 @@
         </w:rPr>
         <w:t xml:space="preserve">. </w:t>
       </w:r>
-      <w:hyperlink w:history="1" r:id="rIdqaktem5se9ossd_uraoo4">
+      <w:hyperlink w:history="1" r:id="rIdarhtau1jhp_qttdidv7vm">
         <w:r>
           <w:rPr>
             <w:rFonts w:ascii="Calibri" w:cs="Calibri" w:eastAsia="Calibri" w:hAnsi="Calibri"/>
@@ -20170,7 +20170,7 @@
         </w:rPr>
         <w:t xml:space="preserve">. </w:t>
       </w:r>
-      <w:hyperlink w:history="1" r:id="rIdxej67xikrkwmggplvgche">
+      <w:hyperlink w:history="1" r:id="rId_8f9spyn8detja8ppfsum">
         <w:r>
           <w:rPr>
             <w:rFonts w:ascii="Calibri" w:cs="Calibri" w:eastAsia="Calibri" w:hAnsi="Calibri"/>
@@ -20259,7 +20259,7 @@
         </w:rPr>
         <w:t xml:space="preserve">. </w:t>
       </w:r>
-      <w:hyperlink w:history="1" r:id="rIdiwc8h65omgyg2qtjwch66">
+      <w:hyperlink w:history="1" r:id="rIdoom_bwvqjajfpspekxq8h">
         <w:r>
           <w:rPr>
             <w:rFonts w:ascii="Calibri" w:cs="Calibri" w:eastAsia="Calibri" w:hAnsi="Calibri"/>
@@ -20348,7 +20348,7 @@
         </w:rPr>
         <w:t xml:space="preserve">. </w:t>
       </w:r>
-      <w:hyperlink w:history="1" r:id="rIdsygtpwoecgpipnczd2kpk">
+      <w:hyperlink w:history="1" r:id="rIdwcdf2gepkuthb9tq-bcpn">
         <w:r>
           <w:rPr>
             <w:rFonts w:ascii="Calibri" w:cs="Calibri" w:eastAsia="Calibri" w:hAnsi="Calibri"/>
@@ -20437,7 +20437,7 @@
         </w:rPr>
         <w:t xml:space="preserve">. </w:t>
       </w:r>
-      <w:hyperlink w:history="1" r:id="rIdrr53qlfdlhtc4izihfba5">
+      <w:hyperlink w:history="1" r:id="rIdbxzsusrjq4gmtskalm28r">
         <w:r>
           <w:rPr>
             <w:rFonts w:ascii="Calibri" w:cs="Calibri" w:eastAsia="Calibri" w:hAnsi="Calibri"/>
@@ -20526,7 +20526,7 @@
         </w:rPr>
         <w:t xml:space="preserve">. </w:t>
       </w:r>
-      <w:hyperlink w:history="1" r:id="rIddlvgls3c_hp11z1a536tp">
+      <w:hyperlink w:history="1" r:id="rIduxdz-snc_wlchs4uffuob">
         <w:r>
           <w:rPr>
             <w:rFonts w:ascii="Calibri" w:cs="Calibri" w:eastAsia="Calibri" w:hAnsi="Calibri"/>
@@ -20615,7 +20615,7 @@
         </w:rPr>
         <w:t xml:space="preserve">. </w:t>
       </w:r>
-      <w:hyperlink w:history="1" r:id="rIdwhgqybh0m8wvpv62bwirx">
+      <w:hyperlink w:history="1" r:id="rIdaplvm3ibdpnwyj_lhgpwa">
         <w:r>
           <w:rPr>
             <w:rFonts w:ascii="Calibri" w:cs="Calibri" w:eastAsia="Calibri" w:hAnsi="Calibri"/>
@@ -20704,7 +20704,7 @@
         </w:rPr>
         <w:t xml:space="preserve">. </w:t>
       </w:r>
-      <w:hyperlink w:history="1" r:id="rIdq6vqncgxgki0pu5fypdu0">
+      <w:hyperlink w:history="1" r:id="rIdfs7-rhfsghygefwyc_r-s">
         <w:r>
           <w:rPr>
             <w:rFonts w:ascii="Calibri" w:cs="Calibri" w:eastAsia="Calibri" w:hAnsi="Calibri"/>
@@ -20793,7 +20793,7 @@
         </w:rPr>
         <w:t xml:space="preserve">. </w:t>
       </w:r>
-      <w:hyperlink w:history="1" r:id="rIdt7exfr7hdjevslukanqpd">
+      <w:hyperlink w:history="1" r:id="rId0tsax52mur-l04dryjbln">
         <w:r>
           <w:rPr>
             <w:rFonts w:ascii="Calibri" w:cs="Calibri" w:eastAsia="Calibri" w:hAnsi="Calibri"/>
@@ -20882,7 +20882,7 @@
         </w:rPr>
         <w:t xml:space="preserve">. </w:t>
       </w:r>
-      <w:hyperlink w:history="1" r:id="rIdq635qqqyifyc4vfn7qn-n">
+      <w:hyperlink w:history="1" r:id="rIdsjhtyefwkzjcgsj2n640i">
         <w:r>
           <w:rPr>
             <w:rFonts w:ascii="Calibri" w:cs="Calibri" w:eastAsia="Calibri" w:hAnsi="Calibri"/>
@@ -20987,7 +20987,7 @@
         </w:rPr>
         <w:t xml:space="preserve">. </w:t>
       </w:r>
-      <w:hyperlink w:history="1" r:id="rId81e3cvtnrzps83k_r8gyr">
+      <w:hyperlink w:history="1" r:id="rIduraoujrh082gvwbnkzm7l">
         <w:r>
           <w:rPr>
             <w:rFonts w:ascii="Calibri" w:cs="Calibri" w:eastAsia="Calibri" w:hAnsi="Calibri"/>
@@ -21076,7 +21076,7 @@
         </w:rPr>
         <w:t xml:space="preserve">. </w:t>
       </w:r>
-      <w:hyperlink w:history="1" r:id="rIdjbomqhvqpflgy9d6hlkim">
+      <w:hyperlink w:history="1" r:id="rIdp2vexkc0y9gggiah0cnph">
         <w:r>
           <w:rPr>
             <w:rFonts w:ascii="Calibri" w:cs="Calibri" w:eastAsia="Calibri" w:hAnsi="Calibri"/>

--- a/Shahriarirad_Reza_CV.docx
+++ b/Shahriarirad_Reza_CV.docx
@@ -65,7 +65,7 @@
       <w:pPr>
         <w:spacing w:after="80"/>
       </w:pPr>
-      <w:hyperlink w:history="1" r:id="rIdpu0wrkj1u5lzeikqcip3s">
+      <w:hyperlink w:history="1" r:id="rIdyvq5anxoiuouxshtkmmvq">
         <w:r>
           <w:rPr>
             <w:rFonts w:ascii="Calibri" w:cs="Calibri" w:eastAsia="Calibri" w:hAnsi="Calibri"/>
@@ -86,7 +86,7 @@
         </w:rPr>
         <w:t xml:space="preserve"> | </w:t>
       </w:r>
-      <w:hyperlink w:history="1" r:id="rId2tj7tj8blaxlda6tfj2d2">
+      <w:hyperlink w:history="1" r:id="rIdrpi_gwqxdodhhuktk7iym">
         <w:r>
           <w:rPr>
             <w:rFonts w:ascii="Calibri" w:cs="Calibri" w:eastAsia="Calibri" w:hAnsi="Calibri"/>
@@ -107,7 +107,7 @@
         </w:rPr>
         <w:t xml:space="preserve"> | </w:t>
       </w:r>
-      <w:hyperlink w:history="1" r:id="rIdgufbfkydaqppqtisfga9n">
+      <w:hyperlink w:history="1" r:id="rId8msqg93kxbfkr_dx3bi4m">
         <w:r>
           <w:rPr>
             <w:rFonts w:ascii="Calibri" w:cs="Calibri" w:eastAsia="Calibri" w:hAnsi="Calibri"/>
@@ -128,7 +128,7 @@
         </w:rPr>
         <w:t xml:space="preserve"> | </w:t>
       </w:r>
-      <w:hyperlink w:history="1" r:id="rIdxc_2hl6evkpen70nfqy9r">
+      <w:hyperlink w:history="1" r:id="rIdrf-j5wnyti3botp7mn3zb">
         <w:r>
           <w:rPr>
             <w:rFonts w:ascii="Calibri" w:cs="Calibri" w:eastAsia="Calibri" w:hAnsi="Calibri"/>
@@ -149,7 +149,7 @@
         </w:rPr>
         <w:t xml:space="preserve"> | </w:t>
       </w:r>
-      <w:hyperlink w:history="1" r:id="rIdwpailpzkik0gfoeckbgrh">
+      <w:hyperlink w:history="1" r:id="rIdvqi7fvxff0smikj4fgjmo">
         <w:r>
           <w:rPr>
             <w:rFonts w:ascii="Calibri" w:cs="Calibri" w:eastAsia="Calibri" w:hAnsi="Calibri"/>
@@ -170,7 +170,7 @@
         </w:rPr>
         <w:t xml:space="preserve"> | </w:t>
       </w:r>
-      <w:hyperlink w:history="1" r:id="rIdcfpnk24cyckew831y-eqq">
+      <w:hyperlink w:history="1" r:id="rIdtsm5ac4g6oa3sm5cr_bfs">
         <w:r>
           <w:rPr>
             <w:rFonts w:ascii="Calibri" w:cs="Calibri" w:eastAsia="Calibri" w:hAnsi="Calibri"/>
@@ -191,7 +191,7 @@
         </w:rPr>
         <w:t xml:space="preserve"> | </w:t>
       </w:r>
-      <w:hyperlink w:history="1" r:id="rId-6ni6xbjbkf22r5izuuiw">
+      <w:hyperlink w:history="1" r:id="rIdc-e9njzfjxpws-iajlzua">
         <w:r>
           <w:rPr>
             <w:rFonts w:ascii="Calibri" w:cs="Calibri" w:eastAsia="Calibri" w:hAnsi="Calibri"/>
@@ -483,7 +483,7 @@
                 <w:sz w:val="20"/>
                 <w:szCs w:val="20"/>
               </w:rPr>
-              <w:t xml:space="preserve">April 13, 2026</w:t>
+              <w:t xml:space="preserve">April 20, 2026</w:t>
             </w:r>
           </w:p>
         </w:tc>
@@ -603,7 +603,7 @@
                 <w:sz w:val="20"/>
                 <w:szCs w:val="20"/>
               </w:rPr>
-              <w:t xml:space="preserve">3248</w:t>
+              <w:t xml:space="preserve">3347</w:t>
             </w:r>
           </w:p>
         </w:tc>
@@ -1386,7 +1386,7 @@
             </w:tcMar>
           </w:tcPr>
           <w:p>
-            <w:hyperlink w:history="1" r:id="rIdlwfywa8nehhtgyz7do5c2">
+            <w:hyperlink w:history="1" r:id="rIdfq7hxeci_76aungsond7i">
               <w:r>
                 <w:rPr>
                   <w:rFonts w:ascii="Calibri" w:cs="Calibri" w:eastAsia="Calibri" w:hAnsi="Calibri"/>
@@ -2341,7 +2341,7 @@
             </w:tcMar>
           </w:tcPr>
           <w:p>
-            <w:hyperlink w:history="1" r:id="rIduxaainrdux5b0ghx1wu6x">
+            <w:hyperlink w:history="1" r:id="rIdudm9k1dlg9rmpt0q9ne4a">
               <w:r>
                 <w:rPr>
                   <w:rFonts w:ascii="Calibri" w:cs="Calibri" w:eastAsia="Calibri" w:hAnsi="Calibri"/>
@@ -2352,7 +2352,7 @@
                   <w:szCs w:val="20"/>
                   <w:u w:val="single"/>
                 </w:rPr>
-                <w:t xml:space="preserve">3248</w:t>
+                <w:t xml:space="preserve">3347</w:t>
               </w:r>
             </w:hyperlink>
           </w:p>
@@ -2900,7 +2900,7 @@
         </w:rPr>
         <w:t xml:space="preserve">Full list: </w:t>
       </w:r>
-      <w:hyperlink w:history="1" r:id="rIdxzjopi8cji3hgyirurawx">
+      <w:hyperlink w:history="1" r:id="rIdclfbz7buved9p2kjsl9l1">
         <w:r>
           <w:rPr>
             <w:rFonts w:ascii="Calibri" w:cs="Calibri" w:eastAsia="Calibri" w:hAnsi="Calibri"/>
@@ -2981,7 +2981,7 @@
         </w:rPr>
         <w:t xml:space="preserve">• </w:t>
       </w:r>
-      <w:hyperlink w:history="1" r:id="rIdbflzvhuei2qkobkc8au31">
+      <w:hyperlink w:history="1" r:id="rIdkffa1vamudbqkrh1ycu_x">
         <w:r>
           <w:rPr>
             <w:rFonts w:ascii="Calibri" w:cs="Calibri" w:eastAsia="Calibri" w:hAnsi="Calibri"/>
@@ -3105,7 +3105,7 @@
         </w:rPr>
         <w:t xml:space="preserve">Full list: </w:t>
       </w:r>
-      <w:hyperlink w:history="1" r:id="rIdxj7p_bukb8ystd9peekvi">
+      <w:hyperlink w:history="1" r:id="rId_bl-mfe58vimtjk_qwczf">
         <w:r>
           <w:rPr>
             <w:rFonts w:ascii="Calibri" w:cs="Calibri" w:eastAsia="Calibri" w:hAnsi="Calibri"/>
@@ -4053,7 +4053,7 @@
         </w:rPr>
         <w:t xml:space="preserve">. </w:t>
       </w:r>
-      <w:hyperlink w:history="1" r:id="rIdh6llki8nmkdebprswdjsz">
+      <w:hyperlink w:history="1" r:id="rId7fhddd-lxsmqvlcyzt1fb">
         <w:r>
           <w:rPr>
             <w:rFonts w:ascii="Calibri" w:cs="Calibri" w:eastAsia="Calibri" w:hAnsi="Calibri"/>
@@ -4142,7 +4142,7 @@
         </w:rPr>
         <w:t xml:space="preserve">. </w:t>
       </w:r>
-      <w:hyperlink w:history="1" r:id="rIdry-zseh7hsspkxlqzoeir">
+      <w:hyperlink w:history="1" r:id="rIdelibc4yvuubpsvpwystmq">
         <w:r>
           <w:rPr>
             <w:rFonts w:ascii="Calibri" w:cs="Calibri" w:eastAsia="Calibri" w:hAnsi="Calibri"/>
@@ -4231,7 +4231,7 @@
         </w:rPr>
         <w:t xml:space="preserve">. </w:t>
       </w:r>
-      <w:hyperlink w:history="1" r:id="rIdqxe7bgtlxhfoaz-kkbnmd">
+      <w:hyperlink w:history="1" r:id="rIdbcgq1sqcawr4tyggjbima">
         <w:r>
           <w:rPr>
             <w:rFonts w:ascii="Calibri" w:cs="Calibri" w:eastAsia="Calibri" w:hAnsi="Calibri"/>
@@ -4320,7 +4320,7 @@
         </w:rPr>
         <w:t xml:space="preserve">. </w:t>
       </w:r>
-      <w:hyperlink w:history="1" r:id="rIdfusvwwgnesrordmuriuyf">
+      <w:hyperlink w:history="1" r:id="rIdi9yo0jwezocdao-u7ucp0">
         <w:r>
           <w:rPr>
             <w:rFonts w:ascii="Calibri" w:cs="Calibri" w:eastAsia="Calibri" w:hAnsi="Calibri"/>
@@ -4409,7 +4409,7 @@
         </w:rPr>
         <w:t xml:space="preserve">. </w:t>
       </w:r>
-      <w:hyperlink w:history="1" r:id="rIdijjnwrnu7itasiath0v0p">
+      <w:hyperlink w:history="1" r:id="rId1rdlkgiquqbo9aaeqbpqm">
         <w:r>
           <w:rPr>
             <w:rFonts w:ascii="Calibri" w:cs="Calibri" w:eastAsia="Calibri" w:hAnsi="Calibri"/>
@@ -4498,7 +4498,7 @@
         </w:rPr>
         <w:t xml:space="preserve">. </w:t>
       </w:r>
-      <w:hyperlink w:history="1" r:id="rIduvsfworlhntu1f3pdg_nc">
+      <w:hyperlink w:history="1" r:id="rIdbe1r0koc010-frhgnmqbb">
         <w:r>
           <w:rPr>
             <w:rFonts w:ascii="Calibri" w:cs="Calibri" w:eastAsia="Calibri" w:hAnsi="Calibri"/>
@@ -4587,7 +4587,7 @@
         </w:rPr>
         <w:t xml:space="preserve">. </w:t>
       </w:r>
-      <w:hyperlink w:history="1" r:id="rId10np8rey3ya5cv8an57-j">
+      <w:hyperlink w:history="1" r:id="rIdxf6gcmmuqexfbkmxpoijl">
         <w:r>
           <w:rPr>
             <w:rFonts w:ascii="Calibri" w:cs="Calibri" w:eastAsia="Calibri" w:hAnsi="Calibri"/>
@@ -4676,7 +4676,7 @@
         </w:rPr>
         <w:t xml:space="preserve">. </w:t>
       </w:r>
-      <w:hyperlink w:history="1" r:id="rIdtt1sqtskx-dmj6hpruszg">
+      <w:hyperlink w:history="1" r:id="rIdfacgofgto-enlwx6bcmdi">
         <w:r>
           <w:rPr>
             <w:rFonts w:ascii="Calibri" w:cs="Calibri" w:eastAsia="Calibri" w:hAnsi="Calibri"/>
@@ -4765,7 +4765,7 @@
         </w:rPr>
         <w:t xml:space="preserve">. </w:t>
       </w:r>
-      <w:hyperlink w:history="1" r:id="rIdli1lmwe0jelgmp5pqwqln">
+      <w:hyperlink w:history="1" r:id="rIdrztw3uao_jumf2xcrfbaq">
         <w:r>
           <w:rPr>
             <w:rFonts w:ascii="Calibri" w:cs="Calibri" w:eastAsia="Calibri" w:hAnsi="Calibri"/>
@@ -4854,7 +4854,7 @@
         </w:rPr>
         <w:t xml:space="preserve">. </w:t>
       </w:r>
-      <w:hyperlink w:history="1" r:id="rIdbindg-pat_v_5rvjxih6n">
+      <w:hyperlink w:history="1" r:id="rIdxe5f7p9x_odlw0j9yo0qd">
         <w:r>
           <w:rPr>
             <w:rFonts w:ascii="Calibri" w:cs="Calibri" w:eastAsia="Calibri" w:hAnsi="Calibri"/>
@@ -4943,7 +4943,7 @@
         </w:rPr>
         <w:t xml:space="preserve">. </w:t>
       </w:r>
-      <w:hyperlink w:history="1" r:id="rIdovfrpcoqblr_ijfbykdir">
+      <w:hyperlink w:history="1" r:id="rIdczpxj3rz0lqeilc3p6jzd">
         <w:r>
           <w:rPr>
             <w:rFonts w:ascii="Calibri" w:cs="Calibri" w:eastAsia="Calibri" w:hAnsi="Calibri"/>
@@ -5032,7 +5032,7 @@
         </w:rPr>
         <w:t xml:space="preserve">. </w:t>
       </w:r>
-      <w:hyperlink w:history="1" r:id="rIdbkrh6kefedvwwsnhadsy_">
+      <w:hyperlink w:history="1" r:id="rIdfalmac_no5dbeqgc5uxhf">
         <w:r>
           <w:rPr>
             <w:rFonts w:ascii="Calibri" w:cs="Calibri" w:eastAsia="Calibri" w:hAnsi="Calibri"/>
@@ -5121,7 +5121,7 @@
         </w:rPr>
         <w:t xml:space="preserve">. </w:t>
       </w:r>
-      <w:hyperlink w:history="1" r:id="rIdbtbc5t0awzs4bqeyctcgn">
+      <w:hyperlink w:history="1" r:id="rId5me-fdhoqeq6crqd7gzy6">
         <w:r>
           <w:rPr>
             <w:rFonts w:ascii="Calibri" w:cs="Calibri" w:eastAsia="Calibri" w:hAnsi="Calibri"/>
@@ -5210,7 +5210,7 @@
         </w:rPr>
         <w:t xml:space="preserve">. </w:t>
       </w:r>
-      <w:hyperlink w:history="1" r:id="rIdno-lsef5ehjsklbv9mqjm">
+      <w:hyperlink w:history="1" r:id="rIdjsyjjicmdgi3xlkec7fn3">
         <w:r>
           <w:rPr>
             <w:rFonts w:ascii="Calibri" w:cs="Calibri" w:eastAsia="Calibri" w:hAnsi="Calibri"/>
@@ -5299,7 +5299,7 @@
         </w:rPr>
         <w:t xml:space="preserve">. </w:t>
       </w:r>
-      <w:hyperlink w:history="1" r:id="rIdutmlemjwza6fieh_e1_e2">
+      <w:hyperlink w:history="1" r:id="rIdlqb2prbzhp-gae03magfs">
         <w:r>
           <w:rPr>
             <w:rFonts w:ascii="Calibri" w:cs="Calibri" w:eastAsia="Calibri" w:hAnsi="Calibri"/>
@@ -5388,7 +5388,7 @@
         </w:rPr>
         <w:t xml:space="preserve">. </w:t>
       </w:r>
-      <w:hyperlink w:history="1" r:id="rIdgxl54v7vajjceceuvrphz">
+      <w:hyperlink w:history="1" r:id="rId6fophjxkwuotruzvdrxv6">
         <w:r>
           <w:rPr>
             <w:rFonts w:ascii="Calibri" w:cs="Calibri" w:eastAsia="Calibri" w:hAnsi="Calibri"/>
@@ -5477,7 +5477,7 @@
         </w:rPr>
         <w:t xml:space="preserve">. </w:t>
       </w:r>
-      <w:hyperlink w:history="1" r:id="rIdxdwy0sry64ax8as9g24ww">
+      <w:hyperlink w:history="1" r:id="rIdrswkjha14yh-nputz5p4o">
         <w:r>
           <w:rPr>
             <w:rFonts w:ascii="Calibri" w:cs="Calibri" w:eastAsia="Calibri" w:hAnsi="Calibri"/>
@@ -5566,7 +5566,7 @@
         </w:rPr>
         <w:t xml:space="preserve">. </w:t>
       </w:r>
-      <w:hyperlink w:history="1" r:id="rId_wlnqv2jxgku0tftwhqht">
+      <w:hyperlink w:history="1" r:id="rId62guuhwzyoezqstw-sv4x">
         <w:r>
           <w:rPr>
             <w:rFonts w:ascii="Calibri" w:cs="Calibri" w:eastAsia="Calibri" w:hAnsi="Calibri"/>
@@ -5655,7 +5655,7 @@
         </w:rPr>
         <w:t xml:space="preserve">. </w:t>
       </w:r>
-      <w:hyperlink w:history="1" r:id="rIdtlresmij4d_y3eovcogsr">
+      <w:hyperlink w:history="1" r:id="rId64nbxpaiw9abdgkeoszei">
         <w:r>
           <w:rPr>
             <w:rFonts w:ascii="Calibri" w:cs="Calibri" w:eastAsia="Calibri" w:hAnsi="Calibri"/>
@@ -5744,7 +5744,7 @@
         </w:rPr>
         <w:t xml:space="preserve">. </w:t>
       </w:r>
-      <w:hyperlink w:history="1" r:id="rIdamguupmcp_wtpwm2bidd4">
+      <w:hyperlink w:history="1" r:id="rId7r5vcbzzcfhniyegg-u2r">
         <w:r>
           <w:rPr>
             <w:rFonts w:ascii="Calibri" w:cs="Calibri" w:eastAsia="Calibri" w:hAnsi="Calibri"/>
@@ -5833,7 +5833,7 @@
         </w:rPr>
         <w:t xml:space="preserve">. </w:t>
       </w:r>
-      <w:hyperlink w:history="1" r:id="rIdhh4puqj0xop4t_fvvtqid">
+      <w:hyperlink w:history="1" r:id="rId8nexih5--jltrjyai5p0f">
         <w:r>
           <w:rPr>
             <w:rFonts w:ascii="Calibri" w:cs="Calibri" w:eastAsia="Calibri" w:hAnsi="Calibri"/>
@@ -5922,7 +5922,7 @@
         </w:rPr>
         <w:t xml:space="preserve">. </w:t>
       </w:r>
-      <w:hyperlink w:history="1" r:id="rIdhrgiqina4ed2w2h2_fozc">
+      <w:hyperlink w:history="1" r:id="rIdwsy2anv5owksh10gprbu_">
         <w:r>
           <w:rPr>
             <w:rFonts w:ascii="Calibri" w:cs="Calibri" w:eastAsia="Calibri" w:hAnsi="Calibri"/>
@@ -6011,7 +6011,7 @@
         </w:rPr>
         <w:t xml:space="preserve">. </w:t>
       </w:r>
-      <w:hyperlink w:history="1" r:id="rIdfxuachvbyqeyflzul_xkz">
+      <w:hyperlink w:history="1" r:id="rId-9fxmeaotuh30ca2rj9-e">
         <w:r>
           <w:rPr>
             <w:rFonts w:ascii="Calibri" w:cs="Calibri" w:eastAsia="Calibri" w:hAnsi="Calibri"/>
@@ -6100,7 +6100,7 @@
         </w:rPr>
         <w:t xml:space="preserve">. </w:t>
       </w:r>
-      <w:hyperlink w:history="1" r:id="rIdtelkhmzukffi4nlleyekm">
+      <w:hyperlink w:history="1" r:id="rIdk0g8mbk-8dhk0wuxktdwb">
         <w:r>
           <w:rPr>
             <w:rFonts w:ascii="Calibri" w:cs="Calibri" w:eastAsia="Calibri" w:hAnsi="Calibri"/>
@@ -6189,7 +6189,7 @@
         </w:rPr>
         <w:t xml:space="preserve">. </w:t>
       </w:r>
-      <w:hyperlink w:history="1" r:id="rIdvh17kp3sowslqfel9yr6g">
+      <w:hyperlink w:history="1" r:id="rId2uxlky-ji88g2xcgb1jm2">
         <w:r>
           <w:rPr>
             <w:rFonts w:ascii="Calibri" w:cs="Calibri" w:eastAsia="Calibri" w:hAnsi="Calibri"/>
@@ -6278,7 +6278,7 @@
         </w:rPr>
         <w:t xml:space="preserve">. </w:t>
       </w:r>
-      <w:hyperlink w:history="1" r:id="rIdql0mhoqzpmzi0jzvbdzca">
+      <w:hyperlink w:history="1" r:id="rIdtwn0h-xabto9km703gy_n">
         <w:r>
           <w:rPr>
             <w:rFonts w:ascii="Calibri" w:cs="Calibri" w:eastAsia="Calibri" w:hAnsi="Calibri"/>
@@ -6367,7 +6367,7 @@
         </w:rPr>
         <w:t xml:space="preserve">. </w:t>
       </w:r>
-      <w:hyperlink w:history="1" r:id="rIdn8gpcszfgq1heipn-bg0m">
+      <w:hyperlink w:history="1" r:id="rIdt4oi4lad2n-na_sgkdalq">
         <w:r>
           <w:rPr>
             <w:rFonts w:ascii="Calibri" w:cs="Calibri" w:eastAsia="Calibri" w:hAnsi="Calibri"/>
@@ -6456,7 +6456,7 @@
         </w:rPr>
         <w:t xml:space="preserve">. </w:t>
       </w:r>
-      <w:hyperlink w:history="1" r:id="rIdzy_3mgmxxb1hwexvcmrmu">
+      <w:hyperlink w:history="1" r:id="rIdajc7kadlze7wcm7poi4-s">
         <w:r>
           <w:rPr>
             <w:rFonts w:ascii="Calibri" w:cs="Calibri" w:eastAsia="Calibri" w:hAnsi="Calibri"/>
@@ -6545,7 +6545,7 @@
         </w:rPr>
         <w:t xml:space="preserve">. </w:t>
       </w:r>
-      <w:hyperlink w:history="1" r:id="rIdcergzdctp58fnypthkjtd">
+      <w:hyperlink w:history="1" r:id="rIdtoqmx0p6odmjlqqbkxlz6">
         <w:r>
           <w:rPr>
             <w:rFonts w:ascii="Calibri" w:cs="Calibri" w:eastAsia="Calibri" w:hAnsi="Calibri"/>
@@ -6634,7 +6634,7 @@
         </w:rPr>
         <w:t xml:space="preserve">. </w:t>
       </w:r>
-      <w:hyperlink w:history="1" r:id="rIdv23dcfpbwjd3ohylvm7gz">
+      <w:hyperlink w:history="1" r:id="rIdurzc9lb7gbsoikkugj7bv">
         <w:r>
           <w:rPr>
             <w:rFonts w:ascii="Calibri" w:cs="Calibri" w:eastAsia="Calibri" w:hAnsi="Calibri"/>
@@ -6723,7 +6723,7 @@
         </w:rPr>
         <w:t xml:space="preserve">. </w:t>
       </w:r>
-      <w:hyperlink w:history="1" r:id="rIdzrnsdw5edjbkpt6e_tohr">
+      <w:hyperlink w:history="1" r:id="rIdnkjiw3r1ovx4epxpthe_r">
         <w:r>
           <w:rPr>
             <w:rFonts w:ascii="Calibri" w:cs="Calibri" w:eastAsia="Calibri" w:hAnsi="Calibri"/>
@@ -6812,7 +6812,7 @@
         </w:rPr>
         <w:t xml:space="preserve">. </w:t>
       </w:r>
-      <w:hyperlink w:history="1" r:id="rIdyufl7quha0lbbqm5vhe3c">
+      <w:hyperlink w:history="1" r:id="rIdpchcubvzx7mhodynb8sa-">
         <w:r>
           <w:rPr>
             <w:rFonts w:ascii="Calibri" w:cs="Calibri" w:eastAsia="Calibri" w:hAnsi="Calibri"/>
@@ -6901,7 +6901,7 @@
         </w:rPr>
         <w:t xml:space="preserve">. </w:t>
       </w:r>
-      <w:hyperlink w:history="1" r:id="rId0ie6ugtf7bv4e_vz4ttjz">
+      <w:hyperlink w:history="1" r:id="rIdxtpvkvwnraoy0_u0s6r5m">
         <w:r>
           <w:rPr>
             <w:rFonts w:ascii="Calibri" w:cs="Calibri" w:eastAsia="Calibri" w:hAnsi="Calibri"/>
@@ -6990,7 +6990,7 @@
         </w:rPr>
         <w:t xml:space="preserve">. </w:t>
       </w:r>
-      <w:hyperlink w:history="1" r:id="rId5non1tdjfebraieghfggm">
+      <w:hyperlink w:history="1" r:id="rIdt3cvoiciuacwg1utm-jtm">
         <w:r>
           <w:rPr>
             <w:rFonts w:ascii="Calibri" w:cs="Calibri" w:eastAsia="Calibri" w:hAnsi="Calibri"/>
@@ -7079,7 +7079,7 @@
         </w:rPr>
         <w:t xml:space="preserve">. </w:t>
       </w:r>
-      <w:hyperlink w:history="1" r:id="rIdbtdssu84twvxaumuprocj">
+      <w:hyperlink w:history="1" r:id="rIdqt4kz9bpvblmyekprj9o0">
         <w:r>
           <w:rPr>
             <w:rFonts w:ascii="Calibri" w:cs="Calibri" w:eastAsia="Calibri" w:hAnsi="Calibri"/>
@@ -7168,7 +7168,7 @@
         </w:rPr>
         <w:t xml:space="preserve">. </w:t>
       </w:r>
-      <w:hyperlink w:history="1" r:id="rIdxkzqhlybswul3p03euozp">
+      <w:hyperlink w:history="1" r:id="rIdmriq5ry0ivyh3now6mi-p">
         <w:r>
           <w:rPr>
             <w:rFonts w:ascii="Calibri" w:cs="Calibri" w:eastAsia="Calibri" w:hAnsi="Calibri"/>
@@ -7257,7 +7257,7 @@
         </w:rPr>
         <w:t xml:space="preserve">. </w:t>
       </w:r>
-      <w:hyperlink w:history="1" r:id="rIdi3aqw8mt37vwqmn0pxmgf">
+      <w:hyperlink w:history="1" r:id="rIdpcija_8dezn7elvpdgpir">
         <w:r>
           <w:rPr>
             <w:rFonts w:ascii="Calibri" w:cs="Calibri" w:eastAsia="Calibri" w:hAnsi="Calibri"/>
@@ -7346,7 +7346,7 @@
         </w:rPr>
         <w:t xml:space="preserve">. </w:t>
       </w:r>
-      <w:hyperlink w:history="1" r:id="rIdsbx42yhjajeq_slzhmw3_">
+      <w:hyperlink w:history="1" r:id="rIdnaf3aevgwzyh1r2zb151o">
         <w:r>
           <w:rPr>
             <w:rFonts w:ascii="Calibri" w:cs="Calibri" w:eastAsia="Calibri" w:hAnsi="Calibri"/>
@@ -7435,7 +7435,7 @@
         </w:rPr>
         <w:t xml:space="preserve">. </w:t>
       </w:r>
-      <w:hyperlink w:history="1" r:id="rIdrn5n8adbbrgzyeiwarzsb">
+      <w:hyperlink w:history="1" r:id="rId7dsyxwartc1dsg4yxqwyp">
         <w:r>
           <w:rPr>
             <w:rFonts w:ascii="Calibri" w:cs="Calibri" w:eastAsia="Calibri" w:hAnsi="Calibri"/>
@@ -7524,7 +7524,7 @@
         </w:rPr>
         <w:t xml:space="preserve">. </w:t>
       </w:r>
-      <w:hyperlink w:history="1" r:id="rId0pja8qyxlgbvhrbxn4vfr">
+      <w:hyperlink w:history="1" r:id="rIdjcerxuohashdpyvjbokau">
         <w:r>
           <w:rPr>
             <w:rFonts w:ascii="Calibri" w:cs="Calibri" w:eastAsia="Calibri" w:hAnsi="Calibri"/>
@@ -7613,7 +7613,7 @@
         </w:rPr>
         <w:t xml:space="preserve">. </w:t>
       </w:r>
-      <w:hyperlink w:history="1" r:id="rIdyry1gc5sqjnq8m4eajes2">
+      <w:hyperlink w:history="1" r:id="rIdfsorf7uw8dv09eybevvja">
         <w:r>
           <w:rPr>
             <w:rFonts w:ascii="Calibri" w:cs="Calibri" w:eastAsia="Calibri" w:hAnsi="Calibri"/>
@@ -7702,7 +7702,7 @@
         </w:rPr>
         <w:t xml:space="preserve">. </w:t>
       </w:r>
-      <w:hyperlink w:history="1" r:id="rIdwaydbjarztq1ycm_bs7uv">
+      <w:hyperlink w:history="1" r:id="rIdgyu5dhtiv4vpfmu7cyncr">
         <w:r>
           <w:rPr>
             <w:rFonts w:ascii="Calibri" w:cs="Calibri" w:eastAsia="Calibri" w:hAnsi="Calibri"/>
@@ -7791,7 +7791,7 @@
         </w:rPr>
         <w:t xml:space="preserve">. </w:t>
       </w:r>
-      <w:hyperlink w:history="1" r:id="rIdrahk1f9huctlmrgwik4ll">
+      <w:hyperlink w:history="1" r:id="rIdaqcwk1mtfm44xqnjwlzss">
         <w:r>
           <w:rPr>
             <w:rFonts w:ascii="Calibri" w:cs="Calibri" w:eastAsia="Calibri" w:hAnsi="Calibri"/>
@@ -7880,7 +7880,7 @@
         </w:rPr>
         <w:t xml:space="preserve">. </w:t>
       </w:r>
-      <w:hyperlink w:history="1" r:id="rIdnwsgn5mifhztq-ecglpir">
+      <w:hyperlink w:history="1" r:id="rIdzpsprlimnax9ufynoyn3y">
         <w:r>
           <w:rPr>
             <w:rFonts w:ascii="Calibri" w:cs="Calibri" w:eastAsia="Calibri" w:hAnsi="Calibri"/>
@@ -7969,7 +7969,7 @@
         </w:rPr>
         <w:t xml:space="preserve">. </w:t>
       </w:r>
-      <w:hyperlink w:history="1" r:id="rIdlfl2ytm4atsttpbk7d4mj">
+      <w:hyperlink w:history="1" r:id="rIdqifa-hjbj2wrrngsk2bnm">
         <w:r>
           <w:rPr>
             <w:rFonts w:ascii="Calibri" w:cs="Calibri" w:eastAsia="Calibri" w:hAnsi="Calibri"/>
@@ -8058,7 +8058,7 @@
         </w:rPr>
         <w:t xml:space="preserve">. </w:t>
       </w:r>
-      <w:hyperlink w:history="1" r:id="rIdcjrqb-3rs_hmeblaj4_m5">
+      <w:hyperlink w:history="1" r:id="rId9af-t6ohokzkch8wv9ow_">
         <w:r>
           <w:rPr>
             <w:rFonts w:ascii="Calibri" w:cs="Calibri" w:eastAsia="Calibri" w:hAnsi="Calibri"/>
@@ -8147,7 +8147,7 @@
         </w:rPr>
         <w:t xml:space="preserve">. </w:t>
       </w:r>
-      <w:hyperlink w:history="1" r:id="rIdraxfgg6r7efddarxipe0s">
+      <w:hyperlink w:history="1" r:id="rIdpwznagp0rmlkolqfw1wgp">
         <w:r>
           <w:rPr>
             <w:rFonts w:ascii="Calibri" w:cs="Calibri" w:eastAsia="Calibri" w:hAnsi="Calibri"/>
@@ -8236,7 +8236,7 @@
         </w:rPr>
         <w:t xml:space="preserve">. </w:t>
       </w:r>
-      <w:hyperlink w:history="1" r:id="rIdo1pbnzfdusqpxtlmov8gz">
+      <w:hyperlink w:history="1" r:id="rIdyfynsotnekbaway6h6tst">
         <w:r>
           <w:rPr>
             <w:rFonts w:ascii="Calibri" w:cs="Calibri" w:eastAsia="Calibri" w:hAnsi="Calibri"/>
@@ -8325,7 +8325,7 @@
         </w:rPr>
         <w:t xml:space="preserve">. </w:t>
       </w:r>
-      <w:hyperlink w:history="1" r:id="rIdndxxazucsue4isoiw_tgc">
+      <w:hyperlink w:history="1" r:id="rIdsgr66ozbcnyacractqxzl">
         <w:r>
           <w:rPr>
             <w:rFonts w:ascii="Calibri" w:cs="Calibri" w:eastAsia="Calibri" w:hAnsi="Calibri"/>
@@ -8414,7 +8414,7 @@
         </w:rPr>
         <w:t xml:space="preserve">. </w:t>
       </w:r>
-      <w:hyperlink w:history="1" r:id="rIdj2gdmpyvpykqin9is3phe">
+      <w:hyperlink w:history="1" r:id="rIdeec9gidxfobdrzoinv4yj">
         <w:r>
           <w:rPr>
             <w:rFonts w:ascii="Calibri" w:cs="Calibri" w:eastAsia="Calibri" w:hAnsi="Calibri"/>
@@ -8503,7 +8503,7 @@
         </w:rPr>
         <w:t xml:space="preserve">. </w:t>
       </w:r>
-      <w:hyperlink w:history="1" r:id="rIdwr9mkzepoqb7trkgoi_a5">
+      <w:hyperlink w:history="1" r:id="rId0hbvpgvyltfbiraycppoc">
         <w:r>
           <w:rPr>
             <w:rFonts w:ascii="Calibri" w:cs="Calibri" w:eastAsia="Calibri" w:hAnsi="Calibri"/>
@@ -8592,7 +8592,7 @@
         </w:rPr>
         <w:t xml:space="preserve">. </w:t>
       </w:r>
-      <w:hyperlink w:history="1" r:id="rIdld9epmpcskghgh77jmcrj">
+      <w:hyperlink w:history="1" r:id="rIdbnapfsrha9tgdnh3ogmwb">
         <w:r>
           <w:rPr>
             <w:rFonts w:ascii="Calibri" w:cs="Calibri" w:eastAsia="Calibri" w:hAnsi="Calibri"/>
@@ -8681,7 +8681,7 @@
         </w:rPr>
         <w:t xml:space="preserve">. </w:t>
       </w:r>
-      <w:hyperlink w:history="1" r:id="rIdyy9q_o9evwujmm0t45t0o">
+      <w:hyperlink w:history="1" r:id="rIdz6nkwb9q3gphkarzwxizf">
         <w:r>
           <w:rPr>
             <w:rFonts w:ascii="Calibri" w:cs="Calibri" w:eastAsia="Calibri" w:hAnsi="Calibri"/>
@@ -8770,7 +8770,7 @@
         </w:rPr>
         <w:t xml:space="preserve">. </w:t>
       </w:r>
-      <w:hyperlink w:history="1" r:id="rIdrldeuchu8-xk2tfmsa8og">
+      <w:hyperlink w:history="1" r:id="rIdmko6sm7lnjlj3n4saccoy">
         <w:r>
           <w:rPr>
             <w:rFonts w:ascii="Calibri" w:cs="Calibri" w:eastAsia="Calibri" w:hAnsi="Calibri"/>
@@ -8859,7 +8859,7 @@
         </w:rPr>
         <w:t xml:space="preserve">. </w:t>
       </w:r>
-      <w:hyperlink w:history="1" r:id="rIdaxcsoqe2ayh7-w1xydhqq">
+      <w:hyperlink w:history="1" r:id="rIdlp9tab8p1moa9uzgsceps">
         <w:r>
           <w:rPr>
             <w:rFonts w:ascii="Calibri" w:cs="Calibri" w:eastAsia="Calibri" w:hAnsi="Calibri"/>
@@ -8948,7 +8948,7 @@
         </w:rPr>
         <w:t xml:space="preserve">. </w:t>
       </w:r>
-      <w:hyperlink w:history="1" r:id="rIdolh_edry0ft9uy5aqrww4">
+      <w:hyperlink w:history="1" r:id="rIdm29mnd3t_xd9hmpu0dzel">
         <w:r>
           <w:rPr>
             <w:rFonts w:ascii="Calibri" w:cs="Calibri" w:eastAsia="Calibri" w:hAnsi="Calibri"/>
@@ -9037,7 +9037,7 @@
         </w:rPr>
         <w:t xml:space="preserve">. </w:t>
       </w:r>
-      <w:hyperlink w:history="1" r:id="rId52d_msdd5pvzc3qutouew">
+      <w:hyperlink w:history="1" r:id="rId6cxpjmfanwnjsjdprphw-">
         <w:r>
           <w:rPr>
             <w:rFonts w:ascii="Calibri" w:cs="Calibri" w:eastAsia="Calibri" w:hAnsi="Calibri"/>
@@ -9126,7 +9126,7 @@
         </w:rPr>
         <w:t xml:space="preserve">. </w:t>
       </w:r>
-      <w:hyperlink w:history="1" r:id="rIdvxwruvwzc04yp8imrw--8">
+      <w:hyperlink w:history="1" r:id="rIdjzs3mxuor-2okgu5znv4p">
         <w:r>
           <w:rPr>
             <w:rFonts w:ascii="Calibri" w:cs="Calibri" w:eastAsia="Calibri" w:hAnsi="Calibri"/>
@@ -9215,7 +9215,7 @@
         </w:rPr>
         <w:t xml:space="preserve">. </w:t>
       </w:r>
-      <w:hyperlink w:history="1" r:id="rId6udfjalidwdw6-lwsvsmz">
+      <w:hyperlink w:history="1" r:id="rId3gxxtwnclet5giuhx3m1q">
         <w:r>
           <w:rPr>
             <w:rFonts w:ascii="Calibri" w:cs="Calibri" w:eastAsia="Calibri" w:hAnsi="Calibri"/>
@@ -9304,7 +9304,7 @@
         </w:rPr>
         <w:t xml:space="preserve">. </w:t>
       </w:r>
-      <w:hyperlink w:history="1" r:id="rId0lt9stk3die60dtbvisiw">
+      <w:hyperlink w:history="1" r:id="rId-p72sx9lv_yxv12bivrka">
         <w:r>
           <w:rPr>
             <w:rFonts w:ascii="Calibri" w:cs="Calibri" w:eastAsia="Calibri" w:hAnsi="Calibri"/>
@@ -9393,7 +9393,7 @@
         </w:rPr>
         <w:t xml:space="preserve">. </w:t>
       </w:r>
-      <w:hyperlink w:history="1" r:id="rIdnshpga9ikngmv5l-x0p0m">
+      <w:hyperlink w:history="1" r:id="rId81y-gfybxai9yqj2wcwlm">
         <w:r>
           <w:rPr>
             <w:rFonts w:ascii="Calibri" w:cs="Calibri" w:eastAsia="Calibri" w:hAnsi="Calibri"/>
@@ -9482,7 +9482,7 @@
         </w:rPr>
         <w:t xml:space="preserve">. </w:t>
       </w:r>
-      <w:hyperlink w:history="1" r:id="rIdemek7arf6xqk70afdkfch">
+      <w:hyperlink w:history="1" r:id="rIdqhw9zobmdirxems3g8g7a">
         <w:r>
           <w:rPr>
             <w:rFonts w:ascii="Calibri" w:cs="Calibri" w:eastAsia="Calibri" w:hAnsi="Calibri"/>
@@ -9571,7 +9571,7 @@
         </w:rPr>
         <w:t xml:space="preserve">. </w:t>
       </w:r>
-      <w:hyperlink w:history="1" r:id="rIdedqjjw9xhid45sjpcz2vs">
+      <w:hyperlink w:history="1" r:id="rIdhm3z9ex_vyyjzxmz9ex4r">
         <w:r>
           <w:rPr>
             <w:rFonts w:ascii="Calibri" w:cs="Calibri" w:eastAsia="Calibri" w:hAnsi="Calibri"/>
@@ -9660,7 +9660,7 @@
         </w:rPr>
         <w:t xml:space="preserve">. </w:t>
       </w:r>
-      <w:hyperlink w:history="1" r:id="rId95gbco7-hohsya-x9oxah">
+      <w:hyperlink w:history="1" r:id="rIdnc8cbcqwnwq7pmeommh_o">
         <w:r>
           <w:rPr>
             <w:rFonts w:ascii="Calibri" w:cs="Calibri" w:eastAsia="Calibri" w:hAnsi="Calibri"/>
@@ -9749,7 +9749,7 @@
         </w:rPr>
         <w:t xml:space="preserve">. </w:t>
       </w:r>
-      <w:hyperlink w:history="1" r:id="rIdokd0rvuqs3f34-s3a9vpp">
+      <w:hyperlink w:history="1" r:id="rIdv5a6cg42btrpb4cc34omj">
         <w:r>
           <w:rPr>
             <w:rFonts w:ascii="Calibri" w:cs="Calibri" w:eastAsia="Calibri" w:hAnsi="Calibri"/>
@@ -9838,7 +9838,7 @@
         </w:rPr>
         <w:t xml:space="preserve">. </w:t>
       </w:r>
-      <w:hyperlink w:history="1" r:id="rIdmthvpel46mftw6wv-6obo">
+      <w:hyperlink w:history="1" r:id="rIddappzfuemkc5tfcwi99yt">
         <w:r>
           <w:rPr>
             <w:rFonts w:ascii="Calibri" w:cs="Calibri" w:eastAsia="Calibri" w:hAnsi="Calibri"/>
@@ -9927,7 +9927,7 @@
         </w:rPr>
         <w:t xml:space="preserve">. </w:t>
       </w:r>
-      <w:hyperlink w:history="1" r:id="rIdt91bct1izcc7m5en7aiev">
+      <w:hyperlink w:history="1" r:id="rIdgpno8u9def06oksiirakc">
         <w:r>
           <w:rPr>
             <w:rFonts w:ascii="Calibri" w:cs="Calibri" w:eastAsia="Calibri" w:hAnsi="Calibri"/>
@@ -10016,7 +10016,7 @@
         </w:rPr>
         <w:t xml:space="preserve">. </w:t>
       </w:r>
-      <w:hyperlink w:history="1" r:id="rIdqifgfiwvabtsudb4dj7bg">
+      <w:hyperlink w:history="1" r:id="rIdhtmkrxc4xezrrknq-okdt">
         <w:r>
           <w:rPr>
             <w:rFonts w:ascii="Calibri" w:cs="Calibri" w:eastAsia="Calibri" w:hAnsi="Calibri"/>
@@ -10105,7 +10105,7 @@
         </w:rPr>
         <w:t xml:space="preserve">. </w:t>
       </w:r>
-      <w:hyperlink w:history="1" r:id="rId_ouw3o_piy3aeza8d5vvi">
+      <w:hyperlink w:history="1" r:id="rId_2mownb_iz7gd2ohzs7u_">
         <w:r>
           <w:rPr>
             <w:rFonts w:ascii="Calibri" w:cs="Calibri" w:eastAsia="Calibri" w:hAnsi="Calibri"/>
@@ -10194,7 +10194,7 @@
         </w:rPr>
         <w:t xml:space="preserve">. </w:t>
       </w:r>
-      <w:hyperlink w:history="1" r:id="rIdrl9qwy13q_p4fuybhrdfj">
+      <w:hyperlink w:history="1" r:id="rIdpluucaev-eonr-hsptejg">
         <w:r>
           <w:rPr>
             <w:rFonts w:ascii="Calibri" w:cs="Calibri" w:eastAsia="Calibri" w:hAnsi="Calibri"/>
@@ -10283,7 +10283,7 @@
         </w:rPr>
         <w:t xml:space="preserve">. </w:t>
       </w:r>
-      <w:hyperlink w:history="1" r:id="rId5erlt1islg0zfvn2s6vat">
+      <w:hyperlink w:history="1" r:id="rIdspf9njxpszamhnbdzhsdc">
         <w:r>
           <w:rPr>
             <w:rFonts w:ascii="Calibri" w:cs="Calibri" w:eastAsia="Calibri" w:hAnsi="Calibri"/>
@@ -10372,7 +10372,7 @@
         </w:rPr>
         <w:t xml:space="preserve">. </w:t>
       </w:r>
-      <w:hyperlink w:history="1" r:id="rIdngjwpzs2flsdheycrxpi8">
+      <w:hyperlink w:history="1" r:id="rId2idyfvxvl8f-hgg5rvdol">
         <w:r>
           <w:rPr>
             <w:rFonts w:ascii="Calibri" w:cs="Calibri" w:eastAsia="Calibri" w:hAnsi="Calibri"/>
@@ -10461,7 +10461,7 @@
         </w:rPr>
         <w:t xml:space="preserve">. </w:t>
       </w:r>
-      <w:hyperlink w:history="1" r:id="rId18bx3uo2f682chty-ruyb">
+      <w:hyperlink w:history="1" r:id="rIdpsh0q4hg7b31ezx3kvvnu">
         <w:r>
           <w:rPr>
             <w:rFonts w:ascii="Calibri" w:cs="Calibri" w:eastAsia="Calibri" w:hAnsi="Calibri"/>
@@ -10550,7 +10550,7 @@
         </w:rPr>
         <w:t xml:space="preserve">. </w:t>
       </w:r>
-      <w:hyperlink w:history="1" r:id="rIdyvkd92yq1xef0eortdn8d">
+      <w:hyperlink w:history="1" r:id="rIdxo6jf2t2ooalpumgsesiz">
         <w:r>
           <w:rPr>
             <w:rFonts w:ascii="Calibri" w:cs="Calibri" w:eastAsia="Calibri" w:hAnsi="Calibri"/>
@@ -10639,7 +10639,7 @@
         </w:rPr>
         <w:t xml:space="preserve">. </w:t>
       </w:r>
-      <w:hyperlink w:history="1" r:id="rIdvehsvhafsqjeaurfjj0av">
+      <w:hyperlink w:history="1" r:id="rIdqbyh6fuaa6ubv4mftu7hu">
         <w:r>
           <w:rPr>
             <w:rFonts w:ascii="Calibri" w:cs="Calibri" w:eastAsia="Calibri" w:hAnsi="Calibri"/>
@@ -10728,7 +10728,7 @@
         </w:rPr>
         <w:t xml:space="preserve">. </w:t>
       </w:r>
-      <w:hyperlink w:history="1" r:id="rIdt8njk1ys6pcttbub-dxft">
+      <w:hyperlink w:history="1" r:id="rIdymwexrilx3hufmcmfkgm5">
         <w:r>
           <w:rPr>
             <w:rFonts w:ascii="Calibri" w:cs="Calibri" w:eastAsia="Calibri" w:hAnsi="Calibri"/>
@@ -10817,7 +10817,7 @@
         </w:rPr>
         <w:t xml:space="preserve">. </w:t>
       </w:r>
-      <w:hyperlink w:history="1" r:id="rId2s4od_2t7sxyvd_lso3yr">
+      <w:hyperlink w:history="1" r:id="rIdeyf2mdnbb4jqhl8rmll7i">
         <w:r>
           <w:rPr>
             <w:rFonts w:ascii="Calibri" w:cs="Calibri" w:eastAsia="Calibri" w:hAnsi="Calibri"/>
@@ -10906,7 +10906,7 @@
         </w:rPr>
         <w:t xml:space="preserve">. </w:t>
       </w:r>
-      <w:hyperlink w:history="1" r:id="rIdcmo0tatgv0sftkmnfkvni">
+      <w:hyperlink w:history="1" r:id="rIdpox3u1oetg6tr1-pxctoz">
         <w:r>
           <w:rPr>
             <w:rFonts w:ascii="Calibri" w:cs="Calibri" w:eastAsia="Calibri" w:hAnsi="Calibri"/>
@@ -10995,7 +10995,7 @@
         </w:rPr>
         <w:t xml:space="preserve">. </w:t>
       </w:r>
-      <w:hyperlink w:history="1" r:id="rIdebstdrjh4bcjdua8-qxf3">
+      <w:hyperlink w:history="1" r:id="rIdaddzs9efbw561-oo2lz9k">
         <w:r>
           <w:rPr>
             <w:rFonts w:ascii="Calibri" w:cs="Calibri" w:eastAsia="Calibri" w:hAnsi="Calibri"/>
@@ -11084,7 +11084,7 @@
         </w:rPr>
         <w:t xml:space="preserve">. </w:t>
       </w:r>
-      <w:hyperlink w:history="1" r:id="rIdaiah0dkuzghyx9up-tpcq">
+      <w:hyperlink w:history="1" r:id="rId2whnx9p78-yua84pkupg6">
         <w:r>
           <w:rPr>
             <w:rFonts w:ascii="Calibri" w:cs="Calibri" w:eastAsia="Calibri" w:hAnsi="Calibri"/>
@@ -11173,7 +11173,7 @@
         </w:rPr>
         <w:t xml:space="preserve">. </w:t>
       </w:r>
-      <w:hyperlink w:history="1" r:id="rIdx4x5-skkg3llrhq5fajy4">
+      <w:hyperlink w:history="1" r:id="rIdrefln-eylldc121uhnqzg">
         <w:r>
           <w:rPr>
             <w:rFonts w:ascii="Calibri" w:cs="Calibri" w:eastAsia="Calibri" w:hAnsi="Calibri"/>
@@ -11262,7 +11262,7 @@
         </w:rPr>
         <w:t xml:space="preserve">. </w:t>
       </w:r>
-      <w:hyperlink w:history="1" r:id="rIdgty_uqayzfieud3pcigdp">
+      <w:hyperlink w:history="1" r:id="rIdaa6nsiesszqgv6wcbgiko">
         <w:r>
           <w:rPr>
             <w:rFonts w:ascii="Calibri" w:cs="Calibri" w:eastAsia="Calibri" w:hAnsi="Calibri"/>
@@ -11351,7 +11351,7 @@
         </w:rPr>
         <w:t xml:space="preserve">. </w:t>
       </w:r>
-      <w:hyperlink w:history="1" r:id="rId0ywchwqanhs-oumlthnrc">
+      <w:hyperlink w:history="1" r:id="rIdmi38cojfohxekv-kk2shu">
         <w:r>
           <w:rPr>
             <w:rFonts w:ascii="Calibri" w:cs="Calibri" w:eastAsia="Calibri" w:hAnsi="Calibri"/>
@@ -11440,7 +11440,7 @@
         </w:rPr>
         <w:t xml:space="preserve">. </w:t>
       </w:r>
-      <w:hyperlink w:history="1" r:id="rIdyg2wlzasspr2kkr4f9swv">
+      <w:hyperlink w:history="1" r:id="rId0ujzeysicvnpgm4cvmrz7">
         <w:r>
           <w:rPr>
             <w:rFonts w:ascii="Calibri" w:cs="Calibri" w:eastAsia="Calibri" w:hAnsi="Calibri"/>
@@ -11529,7 +11529,7 @@
         </w:rPr>
         <w:t xml:space="preserve">. </w:t>
       </w:r>
-      <w:hyperlink w:history="1" r:id="rIdiu2s9cpzc3svpvkspo4lt">
+      <w:hyperlink w:history="1" r:id="rIdhgo4i32xnivybkcnc_msc">
         <w:r>
           <w:rPr>
             <w:rFonts w:ascii="Calibri" w:cs="Calibri" w:eastAsia="Calibri" w:hAnsi="Calibri"/>
@@ -11618,7 +11618,7 @@
         </w:rPr>
         <w:t xml:space="preserve">. </w:t>
       </w:r>
-      <w:hyperlink w:history="1" r:id="rIdg5uivupmyb0um03ijdj0u">
+      <w:hyperlink w:history="1" r:id="rId_3-w1ocrfb0hu9yf1gdx9">
         <w:r>
           <w:rPr>
             <w:rFonts w:ascii="Calibri" w:cs="Calibri" w:eastAsia="Calibri" w:hAnsi="Calibri"/>
@@ -11707,7 +11707,7 @@
         </w:rPr>
         <w:t xml:space="preserve">. </w:t>
       </w:r>
-      <w:hyperlink w:history="1" r:id="rIdvjlm36vki5qqdjcisloko">
+      <w:hyperlink w:history="1" r:id="rIdegq8euebh5rwqxbkjohgv">
         <w:r>
           <w:rPr>
             <w:rFonts w:ascii="Calibri" w:cs="Calibri" w:eastAsia="Calibri" w:hAnsi="Calibri"/>
@@ -11796,7 +11796,7 @@
         </w:rPr>
         <w:t xml:space="preserve">. </w:t>
       </w:r>
-      <w:hyperlink w:history="1" r:id="rIddsuxkyvsqvz-x6tp5uwn6">
+      <w:hyperlink w:history="1" r:id="rIdqy8fqfkx4ipia7hu0jlw5">
         <w:r>
           <w:rPr>
             <w:rFonts w:ascii="Calibri" w:cs="Calibri" w:eastAsia="Calibri" w:hAnsi="Calibri"/>
@@ -11885,7 +11885,7 @@
         </w:rPr>
         <w:t xml:space="preserve">. </w:t>
       </w:r>
-      <w:hyperlink w:history="1" r:id="rIdbr2zfgl-aqgl2stdnpdv4">
+      <w:hyperlink w:history="1" r:id="rIdaerinfzdwucwc1jiwgcxt">
         <w:r>
           <w:rPr>
             <w:rFonts w:ascii="Calibri" w:cs="Calibri" w:eastAsia="Calibri" w:hAnsi="Calibri"/>
@@ -11974,7 +11974,7 @@
         </w:rPr>
         <w:t xml:space="preserve">. </w:t>
       </w:r>
-      <w:hyperlink w:history="1" r:id="rId4xd1wtqvjsivu2uxarsz-">
+      <w:hyperlink w:history="1" r:id="rIdrjs2hyc7qfmqgdvtyuqz9">
         <w:r>
           <w:rPr>
             <w:rFonts w:ascii="Calibri" w:cs="Calibri" w:eastAsia="Calibri" w:hAnsi="Calibri"/>
@@ -12063,7 +12063,7 @@
         </w:rPr>
         <w:t xml:space="preserve">. </w:t>
       </w:r>
-      <w:hyperlink w:history="1" r:id="rId_hv9j6bp01bv9rqa4ybyh">
+      <w:hyperlink w:history="1" r:id="rIdsudov9xva4qftnwq-ox49">
         <w:r>
           <w:rPr>
             <w:rFonts w:ascii="Calibri" w:cs="Calibri" w:eastAsia="Calibri" w:hAnsi="Calibri"/>
@@ -12152,7 +12152,7 @@
         </w:rPr>
         <w:t xml:space="preserve">. </w:t>
       </w:r>
-      <w:hyperlink w:history="1" r:id="rIdntwfozxalnlubrmbu9meg">
+      <w:hyperlink w:history="1" r:id="rIdbbnxu8bjup2xspvesoyhf">
         <w:r>
           <w:rPr>
             <w:rFonts w:ascii="Calibri" w:cs="Calibri" w:eastAsia="Calibri" w:hAnsi="Calibri"/>
@@ -12241,7 +12241,7 @@
         </w:rPr>
         <w:t xml:space="preserve">. </w:t>
       </w:r>
-      <w:hyperlink w:history="1" r:id="rIdhhajqcbgacqr0zfv77gap">
+      <w:hyperlink w:history="1" r:id="rIdtq96qqgi3cam9zrkdfhu7">
         <w:r>
           <w:rPr>
             <w:rFonts w:ascii="Calibri" w:cs="Calibri" w:eastAsia="Calibri" w:hAnsi="Calibri"/>
@@ -12330,7 +12330,7 @@
         </w:rPr>
         <w:t xml:space="preserve">. </w:t>
       </w:r>
-      <w:hyperlink w:history="1" r:id="rIdkfzv80gdlhrayhh0q6suq">
+      <w:hyperlink w:history="1" r:id="rIdkboqpyem1wocwuqcnsmuh">
         <w:r>
           <w:rPr>
             <w:rFonts w:ascii="Calibri" w:cs="Calibri" w:eastAsia="Calibri" w:hAnsi="Calibri"/>
@@ -12419,7 +12419,7 @@
         </w:rPr>
         <w:t xml:space="preserve">. </w:t>
       </w:r>
-      <w:hyperlink w:history="1" r:id="rIdrkf-mvcu8xltu_lvgnkpr">
+      <w:hyperlink w:history="1" r:id="rId3omprrlligrl6t2fp6ftq">
         <w:r>
           <w:rPr>
             <w:rFonts w:ascii="Calibri" w:cs="Calibri" w:eastAsia="Calibri" w:hAnsi="Calibri"/>
@@ -12508,7 +12508,7 @@
         </w:rPr>
         <w:t xml:space="preserve">. </w:t>
       </w:r>
-      <w:hyperlink w:history="1" r:id="rIdx5pzpwwkta6boyjmresgs">
+      <w:hyperlink w:history="1" r:id="rIdqiwur0o43kjwihg5el1hw">
         <w:r>
           <w:rPr>
             <w:rFonts w:ascii="Calibri" w:cs="Calibri" w:eastAsia="Calibri" w:hAnsi="Calibri"/>
@@ -12597,7 +12597,7 @@
         </w:rPr>
         <w:t xml:space="preserve">. </w:t>
       </w:r>
-      <w:hyperlink w:history="1" r:id="rIde67_nuskgkngzlef4z6ch">
+      <w:hyperlink w:history="1" r:id="rIdnievtzj5awq85u9xh9tsd">
         <w:r>
           <w:rPr>
             <w:rFonts w:ascii="Calibri" w:cs="Calibri" w:eastAsia="Calibri" w:hAnsi="Calibri"/>
@@ -12686,7 +12686,7 @@
         </w:rPr>
         <w:t xml:space="preserve">. </w:t>
       </w:r>
-      <w:hyperlink w:history="1" r:id="rId0xn9jh4uerz3jpqy63w6l">
+      <w:hyperlink w:history="1" r:id="rIdqi0wtxl1yhho-dutnez8f">
         <w:r>
           <w:rPr>
             <w:rFonts w:ascii="Calibri" w:cs="Calibri" w:eastAsia="Calibri" w:hAnsi="Calibri"/>
@@ -12775,7 +12775,7 @@
         </w:rPr>
         <w:t xml:space="preserve">. </w:t>
       </w:r>
-      <w:hyperlink w:history="1" r:id="rIdso7fwlyuymgqdovrwbt0y">
+      <w:hyperlink w:history="1" r:id="rIdz4lb1fyvahecgrds8dpaa">
         <w:r>
           <w:rPr>
             <w:rFonts w:ascii="Calibri" w:cs="Calibri" w:eastAsia="Calibri" w:hAnsi="Calibri"/>
@@ -12864,7 +12864,7 @@
         </w:rPr>
         <w:t xml:space="preserve">. </w:t>
       </w:r>
-      <w:hyperlink w:history="1" r:id="rIdmf-fqu798qxpl2p6lqlt5">
+      <w:hyperlink w:history="1" r:id="rIdmqp7giv-evpm_ny0bjfiq">
         <w:r>
           <w:rPr>
             <w:rFonts w:ascii="Calibri" w:cs="Calibri" w:eastAsia="Calibri" w:hAnsi="Calibri"/>
@@ -12953,7 +12953,7 @@
         </w:rPr>
         <w:t xml:space="preserve">. </w:t>
       </w:r>
-      <w:hyperlink w:history="1" r:id="rIdywiymf5gsl7htymdmth19">
+      <w:hyperlink w:history="1" r:id="rIdjpsrrcyj6-zsydtlhcttm">
         <w:r>
           <w:rPr>
             <w:rFonts w:ascii="Calibri" w:cs="Calibri" w:eastAsia="Calibri" w:hAnsi="Calibri"/>
@@ -13042,7 +13042,7 @@
         </w:rPr>
         <w:t xml:space="preserve">. </w:t>
       </w:r>
-      <w:hyperlink w:history="1" r:id="rIdeaeacwe418cquuctpl1sb">
+      <w:hyperlink w:history="1" r:id="rIdruutfkx-3sn6pytbtjzzk">
         <w:r>
           <w:rPr>
             <w:rFonts w:ascii="Calibri" w:cs="Calibri" w:eastAsia="Calibri" w:hAnsi="Calibri"/>
@@ -13131,7 +13131,7 @@
         </w:rPr>
         <w:t xml:space="preserve">. </w:t>
       </w:r>
-      <w:hyperlink w:history="1" r:id="rIdp5wwcn12my0t09e6pdrd8">
+      <w:hyperlink w:history="1" r:id="rIdbheysvwrvfmuwslmoyqx4">
         <w:r>
           <w:rPr>
             <w:rFonts w:ascii="Calibri" w:cs="Calibri" w:eastAsia="Calibri" w:hAnsi="Calibri"/>
@@ -13220,7 +13220,7 @@
         </w:rPr>
         <w:t xml:space="preserve">. </w:t>
       </w:r>
-      <w:hyperlink w:history="1" r:id="rIdghck-gi0lhzg__qqla1ez">
+      <w:hyperlink w:history="1" r:id="rId6ijom6jbjjtsv0-dkvqif">
         <w:r>
           <w:rPr>
             <w:rFonts w:ascii="Calibri" w:cs="Calibri" w:eastAsia="Calibri" w:hAnsi="Calibri"/>
@@ -13309,7 +13309,7 @@
         </w:rPr>
         <w:t xml:space="preserve">. </w:t>
       </w:r>
-      <w:hyperlink w:history="1" r:id="rIdx6ohl0burwxlhljtpfdvv">
+      <w:hyperlink w:history="1" r:id="rIdvqmwdef5fvxyehzeid0k9">
         <w:r>
           <w:rPr>
             <w:rFonts w:ascii="Calibri" w:cs="Calibri" w:eastAsia="Calibri" w:hAnsi="Calibri"/>
@@ -13398,7 +13398,7 @@
         </w:rPr>
         <w:t xml:space="preserve">. </w:t>
       </w:r>
-      <w:hyperlink w:history="1" r:id="rIdfewkqvab19eifvat0n9ng">
+      <w:hyperlink w:history="1" r:id="rId-sum5ejvesb5zybc5xbq1">
         <w:r>
           <w:rPr>
             <w:rFonts w:ascii="Calibri" w:cs="Calibri" w:eastAsia="Calibri" w:hAnsi="Calibri"/>
@@ -13487,7 +13487,7 @@
         </w:rPr>
         <w:t xml:space="preserve">. </w:t>
       </w:r>
-      <w:hyperlink w:history="1" r:id="rIdp3zud2zl30jmnhfikdbwg">
+      <w:hyperlink w:history="1" r:id="rIdxru1ulvnj__sm2cfyjzwz">
         <w:r>
           <w:rPr>
             <w:rFonts w:ascii="Calibri" w:cs="Calibri" w:eastAsia="Calibri" w:hAnsi="Calibri"/>
@@ -13576,7 +13576,7 @@
         </w:rPr>
         <w:t xml:space="preserve">. </w:t>
       </w:r>
-      <w:hyperlink w:history="1" r:id="rIdl_-f2vfufizjt1rfmsdzi">
+      <w:hyperlink w:history="1" r:id="rIdex8b_tcy-bvav5tv6pwbw">
         <w:r>
           <w:rPr>
             <w:rFonts w:ascii="Calibri" w:cs="Calibri" w:eastAsia="Calibri" w:hAnsi="Calibri"/>
@@ -13665,7 +13665,7 @@
         </w:rPr>
         <w:t xml:space="preserve">. </w:t>
       </w:r>
-      <w:hyperlink w:history="1" r:id="rIdt3sqr8r9qb1higqm1bc10">
+      <w:hyperlink w:history="1" r:id="rIdwiw7k1ury_gdu7xvq7ksq">
         <w:r>
           <w:rPr>
             <w:rFonts w:ascii="Calibri" w:cs="Calibri" w:eastAsia="Calibri" w:hAnsi="Calibri"/>
@@ -13754,7 +13754,7 @@
         </w:rPr>
         <w:t xml:space="preserve">. </w:t>
       </w:r>
-      <w:hyperlink w:history="1" r:id="rIdlbkrngxqhcto72ekhgqka">
+      <w:hyperlink w:history="1" r:id="rId5vnju0qqcm0bmow00l2si">
         <w:r>
           <w:rPr>
             <w:rFonts w:ascii="Calibri" w:cs="Calibri" w:eastAsia="Calibri" w:hAnsi="Calibri"/>
@@ -13843,7 +13843,7 @@
         </w:rPr>
         <w:t xml:space="preserve">. </w:t>
       </w:r>
-      <w:hyperlink w:history="1" r:id="rIdssr11hcgd1offopdui6xh">
+      <w:hyperlink w:history="1" r:id="rIdpiiytjqtavmt_tckzxxnt">
         <w:r>
           <w:rPr>
             <w:rFonts w:ascii="Calibri" w:cs="Calibri" w:eastAsia="Calibri" w:hAnsi="Calibri"/>
@@ -13932,7 +13932,7 @@
         </w:rPr>
         <w:t xml:space="preserve">. </w:t>
       </w:r>
-      <w:hyperlink w:history="1" r:id="rIdehdxhvmlowjrjyyrisgk_">
+      <w:hyperlink w:history="1" r:id="rIdvewt_yruflifihi6glqhy">
         <w:r>
           <w:rPr>
             <w:rFonts w:ascii="Calibri" w:cs="Calibri" w:eastAsia="Calibri" w:hAnsi="Calibri"/>
@@ -14021,7 +14021,7 @@
         </w:rPr>
         <w:t xml:space="preserve">. </w:t>
       </w:r>
-      <w:hyperlink w:history="1" r:id="rIdbvldpmzmlth3knbb3eqzn">
+      <w:hyperlink w:history="1" r:id="rId0r0uvp5usckojiol-yvjl">
         <w:r>
           <w:rPr>
             <w:rFonts w:ascii="Calibri" w:cs="Calibri" w:eastAsia="Calibri" w:hAnsi="Calibri"/>
@@ -14110,7 +14110,7 @@
         </w:rPr>
         <w:t xml:space="preserve">. </w:t>
       </w:r>
-      <w:hyperlink w:history="1" r:id="rIdmp_zestvi2uryevjkxs_p">
+      <w:hyperlink w:history="1" r:id="rIdnf7vv-jdbz2-fw--hrjw7">
         <w:r>
           <w:rPr>
             <w:rFonts w:ascii="Calibri" w:cs="Calibri" w:eastAsia="Calibri" w:hAnsi="Calibri"/>
@@ -14199,7 +14199,7 @@
         </w:rPr>
         <w:t xml:space="preserve">. </w:t>
       </w:r>
-      <w:hyperlink w:history="1" r:id="rIdrvrvj6esqpxeumivnvq0k">
+      <w:hyperlink w:history="1" r:id="rIdhvkgdwmx1mslhiacj9ivk">
         <w:r>
           <w:rPr>
             <w:rFonts w:ascii="Calibri" w:cs="Calibri" w:eastAsia="Calibri" w:hAnsi="Calibri"/>
@@ -14288,7 +14288,7 @@
         </w:rPr>
         <w:t xml:space="preserve">. </w:t>
       </w:r>
-      <w:hyperlink w:history="1" r:id="rIdkxgezk_afnynjuvbuhude">
+      <w:hyperlink w:history="1" r:id="rIdntq4r-cqv56ninn4_wuyl">
         <w:r>
           <w:rPr>
             <w:rFonts w:ascii="Calibri" w:cs="Calibri" w:eastAsia="Calibri" w:hAnsi="Calibri"/>
@@ -14377,7 +14377,7 @@
         </w:rPr>
         <w:t xml:space="preserve">. </w:t>
       </w:r>
-      <w:hyperlink w:history="1" r:id="rIdromo9v_pkpt2uwiybh4iq">
+      <w:hyperlink w:history="1" r:id="rIdq2biqg8pdwjjbgco3xvp0">
         <w:r>
           <w:rPr>
             <w:rFonts w:ascii="Calibri" w:cs="Calibri" w:eastAsia="Calibri" w:hAnsi="Calibri"/>
@@ -14466,7 +14466,7 @@
         </w:rPr>
         <w:t xml:space="preserve">. </w:t>
       </w:r>
-      <w:hyperlink w:history="1" r:id="rId86zgihzow4i3u6sdkj3lw">
+      <w:hyperlink w:history="1" r:id="rId0szqz23yhalpprzjwq5yv">
         <w:r>
           <w:rPr>
             <w:rFonts w:ascii="Calibri" w:cs="Calibri" w:eastAsia="Calibri" w:hAnsi="Calibri"/>
@@ -14555,7 +14555,7 @@
         </w:rPr>
         <w:t xml:space="preserve">. </w:t>
       </w:r>
-      <w:hyperlink w:history="1" r:id="rIddta6wk4sw6dl2yl5uhfna">
+      <w:hyperlink w:history="1" r:id="rIdivo3ab5zs1eioacno7pdc">
         <w:r>
           <w:rPr>
             <w:rFonts w:ascii="Calibri" w:cs="Calibri" w:eastAsia="Calibri" w:hAnsi="Calibri"/>
@@ -14644,7 +14644,7 @@
         </w:rPr>
         <w:t xml:space="preserve">. </w:t>
       </w:r>
-      <w:hyperlink w:history="1" r:id="rIdflow0ugvcnv7mg-b20dh4">
+      <w:hyperlink w:history="1" r:id="rIdxcpip1hxkg5ivvqf8jnlh">
         <w:r>
           <w:rPr>
             <w:rFonts w:ascii="Calibri" w:cs="Calibri" w:eastAsia="Calibri" w:hAnsi="Calibri"/>
@@ -14733,7 +14733,7 @@
         </w:rPr>
         <w:t xml:space="preserve">. </w:t>
       </w:r>
-      <w:hyperlink w:history="1" r:id="rIdlo4eju_r-jjlu7mprbzm8">
+      <w:hyperlink w:history="1" r:id="rId2fnpan1r5sh-pcfnaygnu">
         <w:r>
           <w:rPr>
             <w:rFonts w:ascii="Calibri" w:cs="Calibri" w:eastAsia="Calibri" w:hAnsi="Calibri"/>
@@ -14822,7 +14822,7 @@
         </w:rPr>
         <w:t xml:space="preserve">. </w:t>
       </w:r>
-      <w:hyperlink w:history="1" r:id="rId1ah9u2pzqn6luwztq7iza">
+      <w:hyperlink w:history="1" r:id="rId307tux_omxg1ay9prfhko">
         <w:r>
           <w:rPr>
             <w:rFonts w:ascii="Calibri" w:cs="Calibri" w:eastAsia="Calibri" w:hAnsi="Calibri"/>
@@ -14911,7 +14911,7 @@
         </w:rPr>
         <w:t xml:space="preserve">. </w:t>
       </w:r>
-      <w:hyperlink w:history="1" r:id="rIdkrayrs5ygsepwvj8omrus">
+      <w:hyperlink w:history="1" r:id="rIdeaxf-r0o5fmj--ffo45qm">
         <w:r>
           <w:rPr>
             <w:rFonts w:ascii="Calibri" w:cs="Calibri" w:eastAsia="Calibri" w:hAnsi="Calibri"/>
@@ -15000,7 +15000,7 @@
         </w:rPr>
         <w:t xml:space="preserve">. </w:t>
       </w:r>
-      <w:hyperlink w:history="1" r:id="rIdaiukaxq5129lrxhbmekzf">
+      <w:hyperlink w:history="1" r:id="rIdeg6yrmub424wte4zahmxy">
         <w:r>
           <w:rPr>
             <w:rFonts w:ascii="Calibri" w:cs="Calibri" w:eastAsia="Calibri" w:hAnsi="Calibri"/>
@@ -15089,7 +15089,7 @@
         </w:rPr>
         <w:t xml:space="preserve">. </w:t>
       </w:r>
-      <w:hyperlink w:history="1" r:id="rIdl7kblgud51p0exgm1kyn4">
+      <w:hyperlink w:history="1" r:id="rIdytwdqywcomecmu5r0kxws">
         <w:r>
           <w:rPr>
             <w:rFonts w:ascii="Calibri" w:cs="Calibri" w:eastAsia="Calibri" w:hAnsi="Calibri"/>
@@ -15178,7 +15178,7 @@
         </w:rPr>
         <w:t xml:space="preserve">. </w:t>
       </w:r>
-      <w:hyperlink w:history="1" r:id="rIdvodzc3lr6sddw9lftltqj">
+      <w:hyperlink w:history="1" r:id="rIdtlhkxosfhrstxlwe15cjd">
         <w:r>
           <w:rPr>
             <w:rFonts w:ascii="Calibri" w:cs="Calibri" w:eastAsia="Calibri" w:hAnsi="Calibri"/>
@@ -15267,7 +15267,7 @@
         </w:rPr>
         <w:t xml:space="preserve">. </w:t>
       </w:r>
-      <w:hyperlink w:history="1" r:id="rIdmoxzemxuairmebflq1uvg">
+      <w:hyperlink w:history="1" r:id="rIdrre0apaxbjoqubg_mpeoi">
         <w:r>
           <w:rPr>
             <w:rFonts w:ascii="Calibri" w:cs="Calibri" w:eastAsia="Calibri" w:hAnsi="Calibri"/>
@@ -15356,7 +15356,7 @@
         </w:rPr>
         <w:t xml:space="preserve">. </w:t>
       </w:r>
-      <w:hyperlink w:history="1" r:id="rIdg2y6b1nyp-4t2zjlv3bcu">
+      <w:hyperlink w:history="1" r:id="rId9srnjsk6ulovmxce1pfmm">
         <w:r>
           <w:rPr>
             <w:rFonts w:ascii="Calibri" w:cs="Calibri" w:eastAsia="Calibri" w:hAnsi="Calibri"/>
@@ -15445,7 +15445,7 @@
         </w:rPr>
         <w:t xml:space="preserve">. </w:t>
       </w:r>
-      <w:hyperlink w:history="1" r:id="rId-hbyrecl8xyvkgnnivasw">
+      <w:hyperlink w:history="1" r:id="rIdrphga-gv-fhjbhwkfghxa">
         <w:r>
           <w:rPr>
             <w:rFonts w:ascii="Calibri" w:cs="Calibri" w:eastAsia="Calibri" w:hAnsi="Calibri"/>
@@ -15534,7 +15534,7 @@
         </w:rPr>
         <w:t xml:space="preserve">. </w:t>
       </w:r>
-      <w:hyperlink w:history="1" r:id="rId7outws-uebqyhwd0on-lh">
+      <w:hyperlink w:history="1" r:id="rIdbwot1zs8csuhm_l7ui848">
         <w:r>
           <w:rPr>
             <w:rFonts w:ascii="Calibri" w:cs="Calibri" w:eastAsia="Calibri" w:hAnsi="Calibri"/>
@@ -15708,7 +15708,7 @@
         </w:rPr>
         <w:t xml:space="preserve">. </w:t>
       </w:r>
-      <w:hyperlink w:history="1" r:id="rIdwttxqtkekm8tbkjew0kv3">
+      <w:hyperlink w:history="1" r:id="rIdc_v4mnl9a9cnmmssd1syr">
         <w:r>
           <w:rPr>
             <w:rFonts w:ascii="Calibri" w:cs="Calibri" w:eastAsia="Calibri" w:hAnsi="Calibri"/>
@@ -15797,7 +15797,7 @@
         </w:rPr>
         <w:t xml:space="preserve">. </w:t>
       </w:r>
-      <w:hyperlink w:history="1" r:id="rIdrr1c1bgjiakcghbk5pefo">
+      <w:hyperlink w:history="1" r:id="rId_-yighnkdaki1it6erllr">
         <w:r>
           <w:rPr>
             <w:rFonts w:ascii="Calibri" w:cs="Calibri" w:eastAsia="Calibri" w:hAnsi="Calibri"/>
@@ -15886,7 +15886,7 @@
         </w:rPr>
         <w:t xml:space="preserve">. </w:t>
       </w:r>
-      <w:hyperlink w:history="1" r:id="rIdym3tvjb6gqzv0kbfafulx">
+      <w:hyperlink w:history="1" r:id="rIdlkvkgqnsfxghz5lqabmbe">
         <w:r>
           <w:rPr>
             <w:rFonts w:ascii="Calibri" w:cs="Calibri" w:eastAsia="Calibri" w:hAnsi="Calibri"/>
@@ -15991,7 +15991,7 @@
         </w:rPr>
         <w:t xml:space="preserve">. </w:t>
       </w:r>
-      <w:hyperlink w:history="1" r:id="rIdtqvpmekkae1jgbf5-mgxi">
+      <w:hyperlink w:history="1" r:id="rIdpinyuvdhyx0acmtcs2emp">
         <w:r>
           <w:rPr>
             <w:rFonts w:ascii="Calibri" w:cs="Calibri" w:eastAsia="Calibri" w:hAnsi="Calibri"/>
@@ -16080,7 +16080,7 @@
         </w:rPr>
         <w:t xml:space="preserve">. </w:t>
       </w:r>
-      <w:hyperlink w:history="1" r:id="rId1b2xfzxpzjif0-p1fjq-l">
+      <w:hyperlink w:history="1" r:id="rIdka7vastfjydz2gnwv_xoe">
         <w:r>
           <w:rPr>
             <w:rFonts w:ascii="Calibri" w:cs="Calibri" w:eastAsia="Calibri" w:hAnsi="Calibri"/>
@@ -16169,7 +16169,7 @@
         </w:rPr>
         <w:t xml:space="preserve">. </w:t>
       </w:r>
-      <w:hyperlink w:history="1" r:id="rIdz1qovw7jxbfauuuq5ipwc">
+      <w:hyperlink w:history="1" r:id="rIdgs09x3d8k0pvdofvbe8fa">
         <w:r>
           <w:rPr>
             <w:rFonts w:ascii="Calibri" w:cs="Calibri" w:eastAsia="Calibri" w:hAnsi="Calibri"/>
@@ -16258,7 +16258,7 @@
         </w:rPr>
         <w:t xml:space="preserve">. </w:t>
       </w:r>
-      <w:hyperlink w:history="1" r:id="rIdrtgq9brp7cj8cbgl8vyti">
+      <w:hyperlink w:history="1" r:id="rIddxdkhi9alysflsqvgf8du">
         <w:r>
           <w:rPr>
             <w:rFonts w:ascii="Calibri" w:cs="Calibri" w:eastAsia="Calibri" w:hAnsi="Calibri"/>
@@ -16347,7 +16347,7 @@
         </w:rPr>
         <w:t xml:space="preserve">. </w:t>
       </w:r>
-      <w:hyperlink w:history="1" r:id="rIdu4reznsaw-tzicbpwozce">
+      <w:hyperlink w:history="1" r:id="rId0pk9em6fb1eawx5-p8uug">
         <w:r>
           <w:rPr>
             <w:rFonts w:ascii="Calibri" w:cs="Calibri" w:eastAsia="Calibri" w:hAnsi="Calibri"/>
@@ -16436,7 +16436,7 @@
         </w:rPr>
         <w:t xml:space="preserve">. </w:t>
       </w:r>
-      <w:hyperlink w:history="1" r:id="rId9fe7l5sk7vv8kdz0krbq5">
+      <w:hyperlink w:history="1" r:id="rId8ysmlxoukomdqzmjemddi">
         <w:r>
           <w:rPr>
             <w:rFonts w:ascii="Calibri" w:cs="Calibri" w:eastAsia="Calibri" w:hAnsi="Calibri"/>
@@ -16525,7 +16525,7 @@
         </w:rPr>
         <w:t xml:space="preserve">. </w:t>
       </w:r>
-      <w:hyperlink w:history="1" r:id="rIdm6blvvpjdepkuex8jyi5d">
+      <w:hyperlink w:history="1" r:id="rIdgoyq0tsprn_qmi-q70emk">
         <w:r>
           <w:rPr>
             <w:rFonts w:ascii="Calibri" w:cs="Calibri" w:eastAsia="Calibri" w:hAnsi="Calibri"/>
@@ -16614,7 +16614,7 @@
         </w:rPr>
         <w:t xml:space="preserve">. </w:t>
       </w:r>
-      <w:hyperlink w:history="1" r:id="rIddja0j7j28--htalc6mnus">
+      <w:hyperlink w:history="1" r:id="rIdf_nsrpjzao2uhusgz5hnb">
         <w:r>
           <w:rPr>
             <w:rFonts w:ascii="Calibri" w:cs="Calibri" w:eastAsia="Calibri" w:hAnsi="Calibri"/>
@@ -16703,7 +16703,7 @@
         </w:rPr>
         <w:t xml:space="preserve">. </w:t>
       </w:r>
-      <w:hyperlink w:history="1" r:id="rIdhwvr3wjl1_jhykpcsmfhv">
+      <w:hyperlink w:history="1" r:id="rIdzjb9pai7zor-lvsuczday">
         <w:r>
           <w:rPr>
             <w:rFonts w:ascii="Calibri" w:cs="Calibri" w:eastAsia="Calibri" w:hAnsi="Calibri"/>
@@ -16792,7 +16792,7 @@
         </w:rPr>
         <w:t xml:space="preserve">. </w:t>
       </w:r>
-      <w:hyperlink w:history="1" r:id="rIdwxqutipylqt8evu_8-ueu">
+      <w:hyperlink w:history="1" r:id="rIdz4xetye256d6hml1ooypl">
         <w:r>
           <w:rPr>
             <w:rFonts w:ascii="Calibri" w:cs="Calibri" w:eastAsia="Calibri" w:hAnsi="Calibri"/>
@@ -16881,7 +16881,7 @@
         </w:rPr>
         <w:t xml:space="preserve">. </w:t>
       </w:r>
-      <w:hyperlink w:history="1" r:id="rIdy-8tc-3krkcvgvxfjambe">
+      <w:hyperlink w:history="1" r:id="rIdvz4g-7robvx1mgeo2lhfq">
         <w:r>
           <w:rPr>
             <w:rFonts w:ascii="Calibri" w:cs="Calibri" w:eastAsia="Calibri" w:hAnsi="Calibri"/>
@@ -16970,7 +16970,7 @@
         </w:rPr>
         <w:t xml:space="preserve">. </w:t>
       </w:r>
-      <w:hyperlink w:history="1" r:id="rIdfbhakzkec0hxjfqg1st51">
+      <w:hyperlink w:history="1" r:id="rId9odxtcnqykxnhiwbdavib">
         <w:r>
           <w:rPr>
             <w:rFonts w:ascii="Calibri" w:cs="Calibri" w:eastAsia="Calibri" w:hAnsi="Calibri"/>
@@ -17059,7 +17059,7 @@
         </w:rPr>
         <w:t xml:space="preserve">. </w:t>
       </w:r>
-      <w:hyperlink w:history="1" r:id="rIdqllmttet_oedw6wbsfswf">
+      <w:hyperlink w:history="1" r:id="rIdign23lblvfon7yl8narex">
         <w:r>
           <w:rPr>
             <w:rFonts w:ascii="Calibri" w:cs="Calibri" w:eastAsia="Calibri" w:hAnsi="Calibri"/>
@@ -17148,7 +17148,7 @@
         </w:rPr>
         <w:t xml:space="preserve">. </w:t>
       </w:r>
-      <w:hyperlink w:history="1" r:id="rIdv_yiomtxslj-r0ain6i2p">
+      <w:hyperlink w:history="1" r:id="rIdkhix2mtsmamiyzsfajxjo">
         <w:r>
           <w:rPr>
             <w:rFonts w:ascii="Calibri" w:cs="Calibri" w:eastAsia="Calibri" w:hAnsi="Calibri"/>
@@ -17237,7 +17237,7 @@
         </w:rPr>
         <w:t xml:space="preserve">. </w:t>
       </w:r>
-      <w:hyperlink w:history="1" r:id="rIdyn4c030l8onavna9sugor">
+      <w:hyperlink w:history="1" r:id="rId3ct5ppcqyyxfi2rohuqrg">
         <w:r>
           <w:rPr>
             <w:rFonts w:ascii="Calibri" w:cs="Calibri" w:eastAsia="Calibri" w:hAnsi="Calibri"/>
@@ -17326,7 +17326,7 @@
         </w:rPr>
         <w:t xml:space="preserve">. </w:t>
       </w:r>
-      <w:hyperlink w:history="1" r:id="rIdbthbdfya3gme6x7za7erd">
+      <w:hyperlink w:history="1" r:id="rId8j-rzvozi-qfwljilepnh">
         <w:r>
           <w:rPr>
             <w:rFonts w:ascii="Calibri" w:cs="Calibri" w:eastAsia="Calibri" w:hAnsi="Calibri"/>
@@ -17415,7 +17415,7 @@
         </w:rPr>
         <w:t xml:space="preserve">. </w:t>
       </w:r>
-      <w:hyperlink w:history="1" r:id="rIdphfi_jsfvtqteasa-znpz">
+      <w:hyperlink w:history="1" r:id="rIdznjxzyhew-brnhuwaasyk">
         <w:r>
           <w:rPr>
             <w:rFonts w:ascii="Calibri" w:cs="Calibri" w:eastAsia="Calibri" w:hAnsi="Calibri"/>
@@ -17504,7 +17504,7 @@
         </w:rPr>
         <w:t xml:space="preserve">. </w:t>
       </w:r>
-      <w:hyperlink w:history="1" r:id="rIdbnwbb_fyedepy4-t_hu2o">
+      <w:hyperlink w:history="1" r:id="rIdn-i7liki0f1vfb5foik8j">
         <w:r>
           <w:rPr>
             <w:rFonts w:ascii="Calibri" w:cs="Calibri" w:eastAsia="Calibri" w:hAnsi="Calibri"/>
@@ -17593,7 +17593,7 @@
         </w:rPr>
         <w:t xml:space="preserve">. </w:t>
       </w:r>
-      <w:hyperlink w:history="1" r:id="rIdlrpay_c_4n-yxt_ocnoq1">
+      <w:hyperlink w:history="1" r:id="rIdrwvw5x_4izbtlbluhx45n">
         <w:r>
           <w:rPr>
             <w:rFonts w:ascii="Calibri" w:cs="Calibri" w:eastAsia="Calibri" w:hAnsi="Calibri"/>
@@ -17682,7 +17682,7 @@
         </w:rPr>
         <w:t xml:space="preserve">. </w:t>
       </w:r>
-      <w:hyperlink w:history="1" r:id="rIdguunfx9iaqeayqvfhvr0s">
+      <w:hyperlink w:history="1" r:id="rIdre7ajbsicano0fygt6npy">
         <w:r>
           <w:rPr>
             <w:rFonts w:ascii="Calibri" w:cs="Calibri" w:eastAsia="Calibri" w:hAnsi="Calibri"/>
@@ -17771,7 +17771,7 @@
         </w:rPr>
         <w:t xml:space="preserve">. </w:t>
       </w:r>
-      <w:hyperlink w:history="1" r:id="rIdeuyyi43b-bm_vcbajtxhl">
+      <w:hyperlink w:history="1" r:id="rIdkqc4kdnmlqyrh3bppbtee">
         <w:r>
           <w:rPr>
             <w:rFonts w:ascii="Calibri" w:cs="Calibri" w:eastAsia="Calibri" w:hAnsi="Calibri"/>
@@ -17860,7 +17860,7 @@
         </w:rPr>
         <w:t xml:space="preserve">. </w:t>
       </w:r>
-      <w:hyperlink w:history="1" r:id="rId1sounlw1ad0ugedbcaor6">
+      <w:hyperlink w:history="1" r:id="rId7wtwfkaymdcahaifabvf8">
         <w:r>
           <w:rPr>
             <w:rFonts w:ascii="Calibri" w:cs="Calibri" w:eastAsia="Calibri" w:hAnsi="Calibri"/>
@@ -17949,7 +17949,7 @@
         </w:rPr>
         <w:t xml:space="preserve">. </w:t>
       </w:r>
-      <w:hyperlink w:history="1" r:id="rId-1iahmyhh8bda_pbawcto">
+      <w:hyperlink w:history="1" r:id="rId-4lbk7evrnlm1zkb3_uer">
         <w:r>
           <w:rPr>
             <w:rFonts w:ascii="Calibri" w:cs="Calibri" w:eastAsia="Calibri" w:hAnsi="Calibri"/>
@@ -18038,7 +18038,7 @@
         </w:rPr>
         <w:t xml:space="preserve">. </w:t>
       </w:r>
-      <w:hyperlink w:history="1" r:id="rIdj372yhzvdw-9307vihpah">
+      <w:hyperlink w:history="1" r:id="rIdvnd8oyhgrvby0sausl-it">
         <w:r>
           <w:rPr>
             <w:rFonts w:ascii="Calibri" w:cs="Calibri" w:eastAsia="Calibri" w:hAnsi="Calibri"/>
@@ -18127,7 +18127,7 @@
         </w:rPr>
         <w:t xml:space="preserve">. </w:t>
       </w:r>
-      <w:hyperlink w:history="1" r:id="rIdd0iqddwa4easujolibjfn">
+      <w:hyperlink w:history="1" r:id="rIdkgnt2dxrivug1davyf7r_">
         <w:r>
           <w:rPr>
             <w:rFonts w:ascii="Calibri" w:cs="Calibri" w:eastAsia="Calibri" w:hAnsi="Calibri"/>
@@ -18216,7 +18216,7 @@
         </w:rPr>
         <w:t xml:space="preserve">. </w:t>
       </w:r>
-      <w:hyperlink w:history="1" r:id="rIdmloukom3-egz2hb5nxdsf">
+      <w:hyperlink w:history="1" r:id="rIdeopkaf_poqn5ps7qaajv-">
         <w:r>
           <w:rPr>
             <w:rFonts w:ascii="Calibri" w:cs="Calibri" w:eastAsia="Calibri" w:hAnsi="Calibri"/>
@@ -18305,7 +18305,7 @@
         </w:rPr>
         <w:t xml:space="preserve">. </w:t>
       </w:r>
-      <w:hyperlink w:history="1" r:id="rIdtozlsrnmkodgr1yievmme">
+      <w:hyperlink w:history="1" r:id="rIdp5iyiumeysb5sv5ddwjhs">
         <w:r>
           <w:rPr>
             <w:rFonts w:ascii="Calibri" w:cs="Calibri" w:eastAsia="Calibri" w:hAnsi="Calibri"/>
@@ -18394,7 +18394,7 @@
         </w:rPr>
         <w:t xml:space="preserve">. </w:t>
       </w:r>
-      <w:hyperlink w:history="1" r:id="rIdbnvw1f-fx29qq9ebhzree">
+      <w:hyperlink w:history="1" r:id="rIdvqdh_qacpo30r9uprduvz">
         <w:r>
           <w:rPr>
             <w:rFonts w:ascii="Calibri" w:cs="Calibri" w:eastAsia="Calibri" w:hAnsi="Calibri"/>
@@ -18483,7 +18483,7 @@
         </w:rPr>
         <w:t xml:space="preserve">. </w:t>
       </w:r>
-      <w:hyperlink w:history="1" r:id="rIdxo_x-hnzlkxjueizq498b">
+      <w:hyperlink w:history="1" r:id="rIdrsnm86ohypkam7avn_6ns">
         <w:r>
           <w:rPr>
             <w:rFonts w:ascii="Calibri" w:cs="Calibri" w:eastAsia="Calibri" w:hAnsi="Calibri"/>
@@ -18572,7 +18572,7 @@
         </w:rPr>
         <w:t xml:space="preserve">. </w:t>
       </w:r>
-      <w:hyperlink w:history="1" r:id="rIdc-mclyimywsvrxd5yxhbz">
+      <w:hyperlink w:history="1" r:id="rIdgkyou--9tztakeotny1yu">
         <w:r>
           <w:rPr>
             <w:rFonts w:ascii="Calibri" w:cs="Calibri" w:eastAsia="Calibri" w:hAnsi="Calibri"/>
@@ -18661,7 +18661,7 @@
         </w:rPr>
         <w:t xml:space="preserve">. </w:t>
       </w:r>
-      <w:hyperlink w:history="1" r:id="rIdsdysoij7ppm5u1k52yja-">
+      <w:hyperlink w:history="1" r:id="rIdnygjylbv_6g58vmt1csga">
         <w:r>
           <w:rPr>
             <w:rFonts w:ascii="Calibri" w:cs="Calibri" w:eastAsia="Calibri" w:hAnsi="Calibri"/>
@@ -18750,7 +18750,7 @@
         </w:rPr>
         <w:t xml:space="preserve">. </w:t>
       </w:r>
-      <w:hyperlink w:history="1" r:id="rIdub-bdhmjr5dswuzbxvwwk">
+      <w:hyperlink w:history="1" r:id="rIddfyknonozk6o-ww_6s33o">
         <w:r>
           <w:rPr>
             <w:rFonts w:ascii="Calibri" w:cs="Calibri" w:eastAsia="Calibri" w:hAnsi="Calibri"/>
@@ -18839,7 +18839,7 @@
         </w:rPr>
         <w:t xml:space="preserve">. </w:t>
       </w:r>
-      <w:hyperlink w:history="1" r:id="rIdhhvk5d4rrtzat1euagloj">
+      <w:hyperlink w:history="1" r:id="rIdvlk-53zgmn467whsn9mrt">
         <w:r>
           <w:rPr>
             <w:rFonts w:ascii="Calibri" w:cs="Calibri" w:eastAsia="Calibri" w:hAnsi="Calibri"/>
@@ -18928,7 +18928,7 @@
         </w:rPr>
         <w:t xml:space="preserve">. </w:t>
       </w:r>
-      <w:hyperlink w:history="1" r:id="rIdqrf4nbv8ar0rsldrodp1g">
+      <w:hyperlink w:history="1" r:id="rIdpyk6jh8kz9uttelakl_hf">
         <w:r>
           <w:rPr>
             <w:rFonts w:ascii="Calibri" w:cs="Calibri" w:eastAsia="Calibri" w:hAnsi="Calibri"/>
@@ -19017,7 +19017,7 @@
         </w:rPr>
         <w:t xml:space="preserve">. </w:t>
       </w:r>
-      <w:hyperlink w:history="1" r:id="rIdqb87ywtyiezsb2luraedr">
+      <w:hyperlink w:history="1" r:id="rIdyclwewdptxy3uf1cc0zji">
         <w:r>
           <w:rPr>
             <w:rFonts w:ascii="Calibri" w:cs="Calibri" w:eastAsia="Calibri" w:hAnsi="Calibri"/>
@@ -19106,7 +19106,7 @@
         </w:rPr>
         <w:t xml:space="preserve">. </w:t>
       </w:r>
-      <w:hyperlink w:history="1" r:id="rIdx96ai5zrtue9xr8tjworl">
+      <w:hyperlink w:history="1" r:id="rIdtfcw7t_pgh3zoqar6yoqe">
         <w:r>
           <w:rPr>
             <w:rFonts w:ascii="Calibri" w:cs="Calibri" w:eastAsia="Calibri" w:hAnsi="Calibri"/>
@@ -19195,7 +19195,7 @@
         </w:rPr>
         <w:t xml:space="preserve">. </w:t>
       </w:r>
-      <w:hyperlink w:history="1" r:id="rIdsfxvucqinv-godwkrq6su">
+      <w:hyperlink w:history="1" r:id="rId5felzt-ufx8slebhzqxet">
         <w:r>
           <w:rPr>
             <w:rFonts w:ascii="Calibri" w:cs="Calibri" w:eastAsia="Calibri" w:hAnsi="Calibri"/>
@@ -19284,7 +19284,7 @@
         </w:rPr>
         <w:t xml:space="preserve">. </w:t>
       </w:r>
-      <w:hyperlink w:history="1" r:id="rIdapqjgbiyptd3ruxswphwf">
+      <w:hyperlink w:history="1" r:id="rIdar6myb5l5fehizhslv7ju">
         <w:r>
           <w:rPr>
             <w:rFonts w:ascii="Calibri" w:cs="Calibri" w:eastAsia="Calibri" w:hAnsi="Calibri"/>
@@ -19373,7 +19373,7 @@
         </w:rPr>
         <w:t xml:space="preserve">. </w:t>
       </w:r>
-      <w:hyperlink w:history="1" r:id="rId7lgyl_lhpgdghnjnn0q0u">
+      <w:hyperlink w:history="1" r:id="rIdkr8-7eftzi12hucy9cmao">
         <w:r>
           <w:rPr>
             <w:rFonts w:ascii="Calibri" w:cs="Calibri" w:eastAsia="Calibri" w:hAnsi="Calibri"/>
@@ -19462,7 +19462,7 @@
         </w:rPr>
         <w:t xml:space="preserve">. </w:t>
       </w:r>
-      <w:hyperlink w:history="1" r:id="rIdnpdee2aesiu1fe_he9w0f">
+      <w:hyperlink w:history="1" r:id="rIdsmcxnhn36jqbrybhm6xnr">
         <w:r>
           <w:rPr>
             <w:rFonts w:ascii="Calibri" w:cs="Calibri" w:eastAsia="Calibri" w:hAnsi="Calibri"/>
@@ -19551,7 +19551,7 @@
         </w:rPr>
         <w:t xml:space="preserve">. </w:t>
       </w:r>
-      <w:hyperlink w:history="1" r:id="rIdglded3iepsnn59mude2nc">
+      <w:hyperlink w:history="1" r:id="rIdtstflfktu2-zr8advmgs1">
         <w:r>
           <w:rPr>
             <w:rFonts w:ascii="Calibri" w:cs="Calibri" w:eastAsia="Calibri" w:hAnsi="Calibri"/>
@@ -19725,7 +19725,7 @@
         </w:rPr>
         <w:t xml:space="preserve">. </w:t>
       </w:r>
-      <w:hyperlink w:history="1" r:id="rIdnr95zxphxphjcfbj2rvlj">
+      <w:hyperlink w:history="1" r:id="rIdik-rxykwbdyrtokvgnxh8">
         <w:r>
           <w:rPr>
             <w:rFonts w:ascii="Calibri" w:cs="Calibri" w:eastAsia="Calibri" w:hAnsi="Calibri"/>
@@ -19814,7 +19814,7 @@
         </w:rPr>
         <w:t xml:space="preserve">. </w:t>
       </w:r>
-      <w:hyperlink w:history="1" r:id="rIdtn5rct1pq5wzlt_f2a6r0">
+      <w:hyperlink w:history="1" r:id="rId4wbqb9l9att1z8pl_jqnu">
         <w:r>
           <w:rPr>
             <w:rFonts w:ascii="Calibri" w:cs="Calibri" w:eastAsia="Calibri" w:hAnsi="Calibri"/>
@@ -19903,7 +19903,7 @@
         </w:rPr>
         <w:t xml:space="preserve">. </w:t>
       </w:r>
-      <w:hyperlink w:history="1" r:id="rIdtwt1ppfoeosmzt3g7jxvj">
+      <w:hyperlink w:history="1" r:id="rIdznyvwgo5yskouaj6ib2jt">
         <w:r>
           <w:rPr>
             <w:rFonts w:ascii="Calibri" w:cs="Calibri" w:eastAsia="Calibri" w:hAnsi="Calibri"/>
@@ -19992,7 +19992,7 @@
         </w:rPr>
         <w:t xml:space="preserve">. </w:t>
       </w:r>
-      <w:hyperlink w:history="1" r:id="rIdxormniiri_jbqyaowgkv2">
+      <w:hyperlink w:history="1" r:id="rIdtvqyooqv7yj6fzjcda3wo">
         <w:r>
           <w:rPr>
             <w:rFonts w:ascii="Calibri" w:cs="Calibri" w:eastAsia="Calibri" w:hAnsi="Calibri"/>
@@ -20081,7 +20081,7 @@
         </w:rPr>
         <w:t xml:space="preserve">. </w:t>
       </w:r>
-      <w:hyperlink w:history="1" r:id="rIdarhtau1jhp_qttdidv7vm">
+      <w:hyperlink w:history="1" r:id="rIdngtqdhxryckouwrqabirg">
         <w:r>
           <w:rPr>
             <w:rFonts w:ascii="Calibri" w:cs="Calibri" w:eastAsia="Calibri" w:hAnsi="Calibri"/>
@@ -20170,7 +20170,7 @@
         </w:rPr>
         <w:t xml:space="preserve">. </w:t>
       </w:r>
-      <w:hyperlink w:history="1" r:id="rId_8f9spyn8detja8ppfsum">
+      <w:hyperlink w:history="1" r:id="rIdo4okmasffzd7lzo0_xwdl">
         <w:r>
           <w:rPr>
             <w:rFonts w:ascii="Calibri" w:cs="Calibri" w:eastAsia="Calibri" w:hAnsi="Calibri"/>
@@ -20259,7 +20259,7 @@
         </w:rPr>
         <w:t xml:space="preserve">. </w:t>
       </w:r>
-      <w:hyperlink w:history="1" r:id="rIdoom_bwvqjajfpspekxq8h">
+      <w:hyperlink w:history="1" r:id="rIduxuomrsknmsoaaygycf-8">
         <w:r>
           <w:rPr>
             <w:rFonts w:ascii="Calibri" w:cs="Calibri" w:eastAsia="Calibri" w:hAnsi="Calibri"/>
@@ -20348,7 +20348,7 @@
         </w:rPr>
         <w:t xml:space="preserve">. </w:t>
       </w:r>
-      <w:hyperlink w:history="1" r:id="rIdwcdf2gepkuthb9tq-bcpn">
+      <w:hyperlink w:history="1" r:id="rId2sdntiqzhhpmwdk_qrg7a">
         <w:r>
           <w:rPr>
             <w:rFonts w:ascii="Calibri" w:cs="Calibri" w:eastAsia="Calibri" w:hAnsi="Calibri"/>
@@ -20437,7 +20437,7 @@
         </w:rPr>
         <w:t xml:space="preserve">. </w:t>
       </w:r>
-      <w:hyperlink w:history="1" r:id="rIdbxzsusrjq4gmtskalm28r">
+      <w:hyperlink w:history="1" r:id="rIdnpjnmvyih6wplu5r1z72y">
         <w:r>
           <w:rPr>
             <w:rFonts w:ascii="Calibri" w:cs="Calibri" w:eastAsia="Calibri" w:hAnsi="Calibri"/>
@@ -20526,7 +20526,7 @@
         </w:rPr>
         <w:t xml:space="preserve">. </w:t>
       </w:r>
-      <w:hyperlink w:history="1" r:id="rIduxdz-snc_wlchs4uffuob">
+      <w:hyperlink w:history="1" r:id="rId5dpzd-ybn3gal06y4tgj1">
         <w:r>
           <w:rPr>
             <w:rFonts w:ascii="Calibri" w:cs="Calibri" w:eastAsia="Calibri" w:hAnsi="Calibri"/>
@@ -20615,7 +20615,7 @@
         </w:rPr>
         <w:t xml:space="preserve">. </w:t>
       </w:r>
-      <w:hyperlink w:history="1" r:id="rIdaplvm3ibdpnwyj_lhgpwa">
+      <w:hyperlink w:history="1" r:id="rIdqwoc43edu8nxw6yufi38z">
         <w:r>
           <w:rPr>
             <w:rFonts w:ascii="Calibri" w:cs="Calibri" w:eastAsia="Calibri" w:hAnsi="Calibri"/>
@@ -20704,7 +20704,7 @@
         </w:rPr>
         <w:t xml:space="preserve">. </w:t>
       </w:r>
-      <w:hyperlink w:history="1" r:id="rIdfs7-rhfsghygefwyc_r-s">
+      <w:hyperlink w:history="1" r:id="rIdvqi4b4mos4gxzdskga4mj">
         <w:r>
           <w:rPr>
             <w:rFonts w:ascii="Calibri" w:cs="Calibri" w:eastAsia="Calibri" w:hAnsi="Calibri"/>
@@ -20793,7 +20793,7 @@
         </w:rPr>
         <w:t xml:space="preserve">. </w:t>
       </w:r>
-      <w:hyperlink w:history="1" r:id="rId0tsax52mur-l04dryjbln">
+      <w:hyperlink w:history="1" r:id="rId-um1ogk63vgxgemtzlyoj">
         <w:r>
           <w:rPr>
             <w:rFonts w:ascii="Calibri" w:cs="Calibri" w:eastAsia="Calibri" w:hAnsi="Calibri"/>
@@ -20882,7 +20882,7 @@
         </w:rPr>
         <w:t xml:space="preserve">. </w:t>
       </w:r>
-      <w:hyperlink w:history="1" r:id="rIdsjhtyefwkzjcgsj2n640i">
+      <w:hyperlink w:history="1" r:id="rIdhydhcyqara1ckfobijqwt">
         <w:r>
           <w:rPr>
             <w:rFonts w:ascii="Calibri" w:cs="Calibri" w:eastAsia="Calibri" w:hAnsi="Calibri"/>
@@ -20987,7 +20987,7 @@
         </w:rPr>
         <w:t xml:space="preserve">. </w:t>
       </w:r>
-      <w:hyperlink w:history="1" r:id="rIduraoujrh082gvwbnkzm7l">
+      <w:hyperlink w:history="1" r:id="rIdsfic7_ju8iujx6-fpwxvn">
         <w:r>
           <w:rPr>
             <w:rFonts w:ascii="Calibri" w:cs="Calibri" w:eastAsia="Calibri" w:hAnsi="Calibri"/>
@@ -21076,7 +21076,7 @@
         </w:rPr>
         <w:t xml:space="preserve">. </w:t>
       </w:r>
-      <w:hyperlink w:history="1" r:id="rIdp2vexkc0y9gggiah0cnph">
+      <w:hyperlink w:history="1" r:id="rIdh2wj2rmubghfac8z7z977">
         <w:r>
           <w:rPr>
             <w:rFonts w:ascii="Calibri" w:cs="Calibri" w:eastAsia="Calibri" w:hAnsi="Calibri"/>

--- a/Shahriarirad_Reza_CV.docx
+++ b/Shahriarirad_Reza_CV.docx
@@ -65,7 +65,7 @@
       <w:pPr>
         <w:spacing w:after="80"/>
       </w:pPr>
-      <w:hyperlink w:history="1" r:id="rIdyvq5anxoiuouxshtkmmvq">
+      <w:hyperlink w:history="1" r:id="rIdchock25iujcineg-o8k0x">
         <w:r>
           <w:rPr>
             <w:rFonts w:ascii="Calibri" w:cs="Calibri" w:eastAsia="Calibri" w:hAnsi="Calibri"/>
@@ -86,7 +86,7 @@
         </w:rPr>
         <w:t xml:space="preserve"> | </w:t>
       </w:r>
-      <w:hyperlink w:history="1" r:id="rIdrpi_gwqxdodhhuktk7iym">
+      <w:hyperlink w:history="1" r:id="rIdp1ph0yohgc2phsd629zto">
         <w:r>
           <w:rPr>
             <w:rFonts w:ascii="Calibri" w:cs="Calibri" w:eastAsia="Calibri" w:hAnsi="Calibri"/>
@@ -107,7 +107,7 @@
         </w:rPr>
         <w:t xml:space="preserve"> | </w:t>
       </w:r>
-      <w:hyperlink w:history="1" r:id="rId8msqg93kxbfkr_dx3bi4m">
+      <w:hyperlink w:history="1" r:id="rIdlp0fxuvxn9lug9ymaeqls">
         <w:r>
           <w:rPr>
             <w:rFonts w:ascii="Calibri" w:cs="Calibri" w:eastAsia="Calibri" w:hAnsi="Calibri"/>
@@ -128,7 +128,7 @@
         </w:rPr>
         <w:t xml:space="preserve"> | </w:t>
       </w:r>
-      <w:hyperlink w:history="1" r:id="rIdrf-j5wnyti3botp7mn3zb">
+      <w:hyperlink w:history="1" r:id="rIdqvkyhdrivwmdq3z_jycar">
         <w:r>
           <w:rPr>
             <w:rFonts w:ascii="Calibri" w:cs="Calibri" w:eastAsia="Calibri" w:hAnsi="Calibri"/>
@@ -149,7 +149,7 @@
         </w:rPr>
         <w:t xml:space="preserve"> | </w:t>
       </w:r>
-      <w:hyperlink w:history="1" r:id="rIdvqi7fvxff0smikj4fgjmo">
+      <w:hyperlink w:history="1" r:id="rIdoj8djnoj2gqsz2qymt37j">
         <w:r>
           <w:rPr>
             <w:rFonts w:ascii="Calibri" w:cs="Calibri" w:eastAsia="Calibri" w:hAnsi="Calibri"/>
@@ -170,7 +170,7 @@
         </w:rPr>
         <w:t xml:space="preserve"> | </w:t>
       </w:r>
-      <w:hyperlink w:history="1" r:id="rIdtsm5ac4g6oa3sm5cr_bfs">
+      <w:hyperlink w:history="1" r:id="rIdh28gq6orz3qi6yhefj9cg">
         <w:r>
           <w:rPr>
             <w:rFonts w:ascii="Calibri" w:cs="Calibri" w:eastAsia="Calibri" w:hAnsi="Calibri"/>
@@ -191,7 +191,7 @@
         </w:rPr>
         <w:t xml:space="preserve"> | </w:t>
       </w:r>
-      <w:hyperlink w:history="1" r:id="rIdc-e9njzfjxpws-iajlzua">
+      <w:hyperlink w:history="1" r:id="rIdsehppgcaxy-kwoofjlexm">
         <w:r>
           <w:rPr>
             <w:rFonts w:ascii="Calibri" w:cs="Calibri" w:eastAsia="Calibri" w:hAnsi="Calibri"/>
@@ -483,7 +483,7 @@
                 <w:sz w:val="20"/>
                 <w:szCs w:val="20"/>
               </w:rPr>
-              <w:t xml:space="preserve">April 20, 2026</w:t>
+              <w:t xml:space="preserve">April 27, 2026</w:t>
             </w:r>
           </w:p>
         </w:tc>
@@ -603,7 +603,7 @@
                 <w:sz w:val="20"/>
                 <w:szCs w:val="20"/>
               </w:rPr>
-              <w:t xml:space="preserve">3347</w:t>
+              <w:t xml:space="preserve">3248</w:t>
             </w:r>
           </w:p>
         </w:tc>
@@ -1386,7 +1386,7 @@
             </w:tcMar>
           </w:tcPr>
           <w:p>
-            <w:hyperlink w:history="1" r:id="rIdfq7hxeci_76aungsond7i">
+            <w:hyperlink w:history="1" r:id="rIdndtygo1ygj8znp7oceu0e">
               <w:r>
                 <w:rPr>
                   <w:rFonts w:ascii="Calibri" w:cs="Calibri" w:eastAsia="Calibri" w:hAnsi="Calibri"/>
@@ -2341,7 +2341,7 @@
             </w:tcMar>
           </w:tcPr>
           <w:p>
-            <w:hyperlink w:history="1" r:id="rIdudm9k1dlg9rmpt0q9ne4a">
+            <w:hyperlink w:history="1" r:id="rIdoeb6ixltf2osh5bbgugyc">
               <w:r>
                 <w:rPr>
                   <w:rFonts w:ascii="Calibri" w:cs="Calibri" w:eastAsia="Calibri" w:hAnsi="Calibri"/>
@@ -2352,7 +2352,7 @@
                   <w:szCs w:val="20"/>
                   <w:u w:val="single"/>
                 </w:rPr>
-                <w:t xml:space="preserve">3347</w:t>
+                <w:t xml:space="preserve">3248</w:t>
               </w:r>
             </w:hyperlink>
           </w:p>
@@ -2900,7 +2900,7 @@
         </w:rPr>
         <w:t xml:space="preserve">Full list: </w:t>
       </w:r>
-      <w:hyperlink w:history="1" r:id="rIdclfbz7buved9p2kjsl9l1">
+      <w:hyperlink w:history="1" r:id="rIdhxtofvlozx4ah6t6t6l3l">
         <w:r>
           <w:rPr>
             <w:rFonts w:ascii="Calibri" w:cs="Calibri" w:eastAsia="Calibri" w:hAnsi="Calibri"/>
@@ -2981,7 +2981,7 @@
         </w:rPr>
         <w:t xml:space="preserve">• </w:t>
       </w:r>
-      <w:hyperlink w:history="1" r:id="rIdkffa1vamudbqkrh1ycu_x">
+      <w:hyperlink w:history="1" r:id="rIdjie66js-vdj0lkmogjrcx">
         <w:r>
           <w:rPr>
             <w:rFonts w:ascii="Calibri" w:cs="Calibri" w:eastAsia="Calibri" w:hAnsi="Calibri"/>
@@ -3105,7 +3105,7 @@
         </w:rPr>
         <w:t xml:space="preserve">Full list: </w:t>
       </w:r>
-      <w:hyperlink w:history="1" r:id="rId_bl-mfe58vimtjk_qwczf">
+      <w:hyperlink w:history="1" r:id="rId_ez5z-ms7h32x_ad9q2it">
         <w:r>
           <w:rPr>
             <w:rFonts w:ascii="Calibri" w:cs="Calibri" w:eastAsia="Calibri" w:hAnsi="Calibri"/>
@@ -4053,7 +4053,7 @@
         </w:rPr>
         <w:t xml:space="preserve">. </w:t>
       </w:r>
-      <w:hyperlink w:history="1" r:id="rId7fhddd-lxsmqvlcyzt1fb">
+      <w:hyperlink w:history="1" r:id="rIds8jaroljyjpbud_z0cz9a">
         <w:r>
           <w:rPr>
             <w:rFonts w:ascii="Calibri" w:cs="Calibri" w:eastAsia="Calibri" w:hAnsi="Calibri"/>
@@ -4142,7 +4142,7 @@
         </w:rPr>
         <w:t xml:space="preserve">. </w:t>
       </w:r>
-      <w:hyperlink w:history="1" r:id="rIdelibc4yvuubpsvpwystmq">
+      <w:hyperlink w:history="1" r:id="rId_lx7n8hvpowgkagmxly49">
         <w:r>
           <w:rPr>
             <w:rFonts w:ascii="Calibri" w:cs="Calibri" w:eastAsia="Calibri" w:hAnsi="Calibri"/>
@@ -4231,7 +4231,7 @@
         </w:rPr>
         <w:t xml:space="preserve">. </w:t>
       </w:r>
-      <w:hyperlink w:history="1" r:id="rIdbcgq1sqcawr4tyggjbima">
+      <w:hyperlink w:history="1" r:id="rIdji6k_gkievzgjaix0lhwz">
         <w:r>
           <w:rPr>
             <w:rFonts w:ascii="Calibri" w:cs="Calibri" w:eastAsia="Calibri" w:hAnsi="Calibri"/>
@@ -4320,7 +4320,7 @@
         </w:rPr>
         <w:t xml:space="preserve">. </w:t>
       </w:r>
-      <w:hyperlink w:history="1" r:id="rIdi9yo0jwezocdao-u7ucp0">
+      <w:hyperlink w:history="1" r:id="rIdl2y-kfbwgly_jr9xff2vo">
         <w:r>
           <w:rPr>
             <w:rFonts w:ascii="Calibri" w:cs="Calibri" w:eastAsia="Calibri" w:hAnsi="Calibri"/>
@@ -4409,7 +4409,7 @@
         </w:rPr>
         <w:t xml:space="preserve">. </w:t>
       </w:r>
-      <w:hyperlink w:history="1" r:id="rId1rdlkgiquqbo9aaeqbpqm">
+      <w:hyperlink w:history="1" r:id="rIdvxuk6nay6w-xzapljpxjg">
         <w:r>
           <w:rPr>
             <w:rFonts w:ascii="Calibri" w:cs="Calibri" w:eastAsia="Calibri" w:hAnsi="Calibri"/>
@@ -4498,7 +4498,7 @@
         </w:rPr>
         <w:t xml:space="preserve">. </w:t>
       </w:r>
-      <w:hyperlink w:history="1" r:id="rIdbe1r0koc010-frhgnmqbb">
+      <w:hyperlink w:history="1" r:id="rIdpfgittsvtilkwt4c-xn84">
         <w:r>
           <w:rPr>
             <w:rFonts w:ascii="Calibri" w:cs="Calibri" w:eastAsia="Calibri" w:hAnsi="Calibri"/>
@@ -4587,7 +4587,7 @@
         </w:rPr>
         <w:t xml:space="preserve">. </w:t>
       </w:r>
-      <w:hyperlink w:history="1" r:id="rIdxf6gcmmuqexfbkmxpoijl">
+      <w:hyperlink w:history="1" r:id="rIdya2eb-z1ylidz7rgzgye6">
         <w:r>
           <w:rPr>
             <w:rFonts w:ascii="Calibri" w:cs="Calibri" w:eastAsia="Calibri" w:hAnsi="Calibri"/>
@@ -4676,7 +4676,7 @@
         </w:rPr>
         <w:t xml:space="preserve">. </w:t>
       </w:r>
-      <w:hyperlink w:history="1" r:id="rIdfacgofgto-enlwx6bcmdi">
+      <w:hyperlink w:history="1" r:id="rIdktujv6eo0et9wi_0g1s7a">
         <w:r>
           <w:rPr>
             <w:rFonts w:ascii="Calibri" w:cs="Calibri" w:eastAsia="Calibri" w:hAnsi="Calibri"/>
@@ -4765,7 +4765,7 @@
         </w:rPr>
         <w:t xml:space="preserve">. </w:t>
       </w:r>
-      <w:hyperlink w:history="1" r:id="rIdrztw3uao_jumf2xcrfbaq">
+      <w:hyperlink w:history="1" r:id="rIdi5dysbdygbcmlkjj0iaoa">
         <w:r>
           <w:rPr>
             <w:rFonts w:ascii="Calibri" w:cs="Calibri" w:eastAsia="Calibri" w:hAnsi="Calibri"/>
@@ -4854,7 +4854,7 @@
         </w:rPr>
         <w:t xml:space="preserve">. </w:t>
       </w:r>
-      <w:hyperlink w:history="1" r:id="rIdxe5f7p9x_odlw0j9yo0qd">
+      <w:hyperlink w:history="1" r:id="rIdcermsgcpd5jqf95ptki6z">
         <w:r>
           <w:rPr>
             <w:rFonts w:ascii="Calibri" w:cs="Calibri" w:eastAsia="Calibri" w:hAnsi="Calibri"/>
@@ -4943,7 +4943,7 @@
         </w:rPr>
         <w:t xml:space="preserve">. </w:t>
       </w:r>
-      <w:hyperlink w:history="1" r:id="rIdczpxj3rz0lqeilc3p6jzd">
+      <w:hyperlink w:history="1" r:id="rIdxnt10yle9ilmqsu2txkvm">
         <w:r>
           <w:rPr>
             <w:rFonts w:ascii="Calibri" w:cs="Calibri" w:eastAsia="Calibri" w:hAnsi="Calibri"/>
@@ -5032,7 +5032,7 @@
         </w:rPr>
         <w:t xml:space="preserve">. </w:t>
       </w:r>
-      <w:hyperlink w:history="1" r:id="rIdfalmac_no5dbeqgc5uxhf">
+      <w:hyperlink w:history="1" r:id="rIdkhzit-tr3zgu_zl0xuong">
         <w:r>
           <w:rPr>
             <w:rFonts w:ascii="Calibri" w:cs="Calibri" w:eastAsia="Calibri" w:hAnsi="Calibri"/>
@@ -5121,7 +5121,7 @@
         </w:rPr>
         <w:t xml:space="preserve">. </w:t>
       </w:r>
-      <w:hyperlink w:history="1" r:id="rId5me-fdhoqeq6crqd7gzy6">
+      <w:hyperlink w:history="1" r:id="rIdcwxpmtjhrucq6ppzitvyz">
         <w:r>
           <w:rPr>
             <w:rFonts w:ascii="Calibri" w:cs="Calibri" w:eastAsia="Calibri" w:hAnsi="Calibri"/>
@@ -5210,7 +5210,7 @@
         </w:rPr>
         <w:t xml:space="preserve">. </w:t>
       </w:r>
-      <w:hyperlink w:history="1" r:id="rIdjsyjjicmdgi3xlkec7fn3">
+      <w:hyperlink w:history="1" r:id="rIdqir7q5c6fwd1tfcq_uwbf">
         <w:r>
           <w:rPr>
             <w:rFonts w:ascii="Calibri" w:cs="Calibri" w:eastAsia="Calibri" w:hAnsi="Calibri"/>
@@ -5299,7 +5299,7 @@
         </w:rPr>
         <w:t xml:space="preserve">. </w:t>
       </w:r>
-      <w:hyperlink w:history="1" r:id="rIdlqb2prbzhp-gae03magfs">
+      <w:hyperlink w:history="1" r:id="rId4lsaxdw6ptcxrmyb0zovw">
         <w:r>
           <w:rPr>
             <w:rFonts w:ascii="Calibri" w:cs="Calibri" w:eastAsia="Calibri" w:hAnsi="Calibri"/>
@@ -5388,7 +5388,7 @@
         </w:rPr>
         <w:t xml:space="preserve">. </w:t>
       </w:r>
-      <w:hyperlink w:history="1" r:id="rId6fophjxkwuotruzvdrxv6">
+      <w:hyperlink w:history="1" r:id="rIdjvzf9txorayu-eyfbrfq5">
         <w:r>
           <w:rPr>
             <w:rFonts w:ascii="Calibri" w:cs="Calibri" w:eastAsia="Calibri" w:hAnsi="Calibri"/>
@@ -5477,7 +5477,7 @@
         </w:rPr>
         <w:t xml:space="preserve">. </w:t>
       </w:r>
-      <w:hyperlink w:history="1" r:id="rIdrswkjha14yh-nputz5p4o">
+      <w:hyperlink w:history="1" r:id="rIdsfu1rjhaomisz9v2gq3ui">
         <w:r>
           <w:rPr>
             <w:rFonts w:ascii="Calibri" w:cs="Calibri" w:eastAsia="Calibri" w:hAnsi="Calibri"/>
@@ -5566,7 +5566,7 @@
         </w:rPr>
         <w:t xml:space="preserve">. </w:t>
       </w:r>
-      <w:hyperlink w:history="1" r:id="rId62guuhwzyoezqstw-sv4x">
+      <w:hyperlink w:history="1" r:id="rIdjsc8a9krczeuptpoyjqdg">
         <w:r>
           <w:rPr>
             <w:rFonts w:ascii="Calibri" w:cs="Calibri" w:eastAsia="Calibri" w:hAnsi="Calibri"/>
@@ -5655,7 +5655,7 @@
         </w:rPr>
         <w:t xml:space="preserve">. </w:t>
       </w:r>
-      <w:hyperlink w:history="1" r:id="rId64nbxpaiw9abdgkeoszei">
+      <w:hyperlink w:history="1" r:id="rIdje-jxv6auypy-ukia8qa1">
         <w:r>
           <w:rPr>
             <w:rFonts w:ascii="Calibri" w:cs="Calibri" w:eastAsia="Calibri" w:hAnsi="Calibri"/>
@@ -5744,7 +5744,7 @@
         </w:rPr>
         <w:t xml:space="preserve">. </w:t>
       </w:r>
-      <w:hyperlink w:history="1" r:id="rId7r5vcbzzcfhniyegg-u2r">
+      <w:hyperlink w:history="1" r:id="rIdyrwumuwcbq_st0vs5exqa">
         <w:r>
           <w:rPr>
             <w:rFonts w:ascii="Calibri" w:cs="Calibri" w:eastAsia="Calibri" w:hAnsi="Calibri"/>
@@ -5833,7 +5833,7 @@
         </w:rPr>
         <w:t xml:space="preserve">. </w:t>
       </w:r>
-      <w:hyperlink w:history="1" r:id="rId8nexih5--jltrjyai5p0f">
+      <w:hyperlink w:history="1" r:id="rIdp-qtfn6-_tt7znuqfhqdc">
         <w:r>
           <w:rPr>
             <w:rFonts w:ascii="Calibri" w:cs="Calibri" w:eastAsia="Calibri" w:hAnsi="Calibri"/>
@@ -5922,7 +5922,7 @@
         </w:rPr>
         <w:t xml:space="preserve">. </w:t>
       </w:r>
-      <w:hyperlink w:history="1" r:id="rIdwsy2anv5owksh10gprbu_">
+      <w:hyperlink w:history="1" r:id="rIddx9u0w86cyyqii3zkozbt">
         <w:r>
           <w:rPr>
             <w:rFonts w:ascii="Calibri" w:cs="Calibri" w:eastAsia="Calibri" w:hAnsi="Calibri"/>
@@ -6011,7 +6011,7 @@
         </w:rPr>
         <w:t xml:space="preserve">. </w:t>
       </w:r>
-      <w:hyperlink w:history="1" r:id="rId-9fxmeaotuh30ca2rj9-e">
+      <w:hyperlink w:history="1" r:id="rIdmszfmow6bw8gwcr3pgiuy">
         <w:r>
           <w:rPr>
             <w:rFonts w:ascii="Calibri" w:cs="Calibri" w:eastAsia="Calibri" w:hAnsi="Calibri"/>
@@ -6100,7 +6100,7 @@
         </w:rPr>
         <w:t xml:space="preserve">. </w:t>
       </w:r>
-      <w:hyperlink w:history="1" r:id="rIdk0g8mbk-8dhk0wuxktdwb">
+      <w:hyperlink w:history="1" r:id="rIdp3bi_yf1pwj1h516qaax5">
         <w:r>
           <w:rPr>
             <w:rFonts w:ascii="Calibri" w:cs="Calibri" w:eastAsia="Calibri" w:hAnsi="Calibri"/>
@@ -6189,7 +6189,7 @@
         </w:rPr>
         <w:t xml:space="preserve">. </w:t>
       </w:r>
-      <w:hyperlink w:history="1" r:id="rId2uxlky-ji88g2xcgb1jm2">
+      <w:hyperlink w:history="1" r:id="rIdk2ezri76pz6qopdk6lmub">
         <w:r>
           <w:rPr>
             <w:rFonts w:ascii="Calibri" w:cs="Calibri" w:eastAsia="Calibri" w:hAnsi="Calibri"/>
@@ -6278,7 +6278,7 @@
         </w:rPr>
         <w:t xml:space="preserve">. </w:t>
       </w:r>
-      <w:hyperlink w:history="1" r:id="rIdtwn0h-xabto9km703gy_n">
+      <w:hyperlink w:history="1" r:id="rIdmycjqcgwg8ut4ad6jx6pz">
         <w:r>
           <w:rPr>
             <w:rFonts w:ascii="Calibri" w:cs="Calibri" w:eastAsia="Calibri" w:hAnsi="Calibri"/>
@@ -6367,7 +6367,7 @@
         </w:rPr>
         <w:t xml:space="preserve">. </w:t>
       </w:r>
-      <w:hyperlink w:history="1" r:id="rIdt4oi4lad2n-na_sgkdalq">
+      <w:hyperlink w:history="1" r:id="rId_ry6bh6vcwbjiprmear1j">
         <w:r>
           <w:rPr>
             <w:rFonts w:ascii="Calibri" w:cs="Calibri" w:eastAsia="Calibri" w:hAnsi="Calibri"/>
@@ -6456,7 +6456,7 @@
         </w:rPr>
         <w:t xml:space="preserve">. </w:t>
       </w:r>
-      <w:hyperlink w:history="1" r:id="rIdajc7kadlze7wcm7poi4-s">
+      <w:hyperlink w:history="1" r:id="rId0gix8y3iz65vbep7ssjgr">
         <w:r>
           <w:rPr>
             <w:rFonts w:ascii="Calibri" w:cs="Calibri" w:eastAsia="Calibri" w:hAnsi="Calibri"/>
@@ -6545,7 +6545,7 @@
         </w:rPr>
         <w:t xml:space="preserve">. </w:t>
       </w:r>
-      <w:hyperlink w:history="1" r:id="rIdtoqmx0p6odmjlqqbkxlz6">
+      <w:hyperlink w:history="1" r:id="rIdv3ofvn1ija4li7hg9lhat">
         <w:r>
           <w:rPr>
             <w:rFonts w:ascii="Calibri" w:cs="Calibri" w:eastAsia="Calibri" w:hAnsi="Calibri"/>
@@ -6634,7 +6634,7 @@
         </w:rPr>
         <w:t xml:space="preserve">. </w:t>
       </w:r>
-      <w:hyperlink w:history="1" r:id="rIdurzc9lb7gbsoikkugj7bv">
+      <w:hyperlink w:history="1" r:id="rIdapff6sxvwdd6gpgj9vkv5">
         <w:r>
           <w:rPr>
             <w:rFonts w:ascii="Calibri" w:cs="Calibri" w:eastAsia="Calibri" w:hAnsi="Calibri"/>
@@ -6723,7 +6723,7 @@
         </w:rPr>
         <w:t xml:space="preserve">. </w:t>
       </w:r>
-      <w:hyperlink w:history="1" r:id="rIdnkjiw3r1ovx4epxpthe_r">
+      <w:hyperlink w:history="1" r:id="rIdbwofcculejmk1glve-jlk">
         <w:r>
           <w:rPr>
             <w:rFonts w:ascii="Calibri" w:cs="Calibri" w:eastAsia="Calibri" w:hAnsi="Calibri"/>
@@ -6812,7 +6812,7 @@
         </w:rPr>
         <w:t xml:space="preserve">. </w:t>
       </w:r>
-      <w:hyperlink w:history="1" r:id="rIdpchcubvzx7mhodynb8sa-">
+      <w:hyperlink w:history="1" r:id="rId7vlhnkmb9jrdfd8znmzkf">
         <w:r>
           <w:rPr>
             <w:rFonts w:ascii="Calibri" w:cs="Calibri" w:eastAsia="Calibri" w:hAnsi="Calibri"/>
@@ -6901,7 +6901,7 @@
         </w:rPr>
         <w:t xml:space="preserve">. </w:t>
       </w:r>
-      <w:hyperlink w:history="1" r:id="rIdxtpvkvwnraoy0_u0s6r5m">
+      <w:hyperlink w:history="1" r:id="rIdjybv3etw7fz4ha8vvvj2q">
         <w:r>
           <w:rPr>
             <w:rFonts w:ascii="Calibri" w:cs="Calibri" w:eastAsia="Calibri" w:hAnsi="Calibri"/>
@@ -6990,7 +6990,7 @@
         </w:rPr>
         <w:t xml:space="preserve">. </w:t>
       </w:r>
-      <w:hyperlink w:history="1" r:id="rIdt3cvoiciuacwg1utm-jtm">
+      <w:hyperlink w:history="1" r:id="rIdezdvnw5y-fs144cjwckqa">
         <w:r>
           <w:rPr>
             <w:rFonts w:ascii="Calibri" w:cs="Calibri" w:eastAsia="Calibri" w:hAnsi="Calibri"/>
@@ -7079,7 +7079,7 @@
         </w:rPr>
         <w:t xml:space="preserve">. </w:t>
       </w:r>
-      <w:hyperlink w:history="1" r:id="rIdqt4kz9bpvblmyekprj9o0">
+      <w:hyperlink w:history="1" r:id="rIdglzmpkxfiwgdsknmg5cak">
         <w:r>
           <w:rPr>
             <w:rFonts w:ascii="Calibri" w:cs="Calibri" w:eastAsia="Calibri" w:hAnsi="Calibri"/>
@@ -7168,7 +7168,7 @@
         </w:rPr>
         <w:t xml:space="preserve">. </w:t>
       </w:r>
-      <w:hyperlink w:history="1" r:id="rIdmriq5ry0ivyh3now6mi-p">
+      <w:hyperlink w:history="1" r:id="rId-pril32c2v_vpl5tzjnlq">
         <w:r>
           <w:rPr>
             <w:rFonts w:ascii="Calibri" w:cs="Calibri" w:eastAsia="Calibri" w:hAnsi="Calibri"/>
@@ -7257,7 +7257,7 @@
         </w:rPr>
         <w:t xml:space="preserve">. </w:t>
       </w:r>
-      <w:hyperlink w:history="1" r:id="rIdpcija_8dezn7elvpdgpir">
+      <w:hyperlink w:history="1" r:id="rIdj4_ppf6uxi2gpjfny5mh3">
         <w:r>
           <w:rPr>
             <w:rFonts w:ascii="Calibri" w:cs="Calibri" w:eastAsia="Calibri" w:hAnsi="Calibri"/>
@@ -7346,7 +7346,7 @@
         </w:rPr>
         <w:t xml:space="preserve">. </w:t>
       </w:r>
-      <w:hyperlink w:history="1" r:id="rIdnaf3aevgwzyh1r2zb151o">
+      <w:hyperlink w:history="1" r:id="rIdaptxndov995u9bcedgpis">
         <w:r>
           <w:rPr>
             <w:rFonts w:ascii="Calibri" w:cs="Calibri" w:eastAsia="Calibri" w:hAnsi="Calibri"/>
@@ -7435,7 +7435,7 @@
         </w:rPr>
         <w:t xml:space="preserve">. </w:t>
       </w:r>
-      <w:hyperlink w:history="1" r:id="rId7dsyxwartc1dsg4yxqwyp">
+      <w:hyperlink w:history="1" r:id="rId5agbewhltlfxompmsfg_k">
         <w:r>
           <w:rPr>
             <w:rFonts w:ascii="Calibri" w:cs="Calibri" w:eastAsia="Calibri" w:hAnsi="Calibri"/>
@@ -7524,7 +7524,7 @@
         </w:rPr>
         <w:t xml:space="preserve">. </w:t>
       </w:r>
-      <w:hyperlink w:history="1" r:id="rIdjcerxuohashdpyvjbokau">
+      <w:hyperlink w:history="1" r:id="rId4urwh-ashsskj0xehw6y1">
         <w:r>
           <w:rPr>
             <w:rFonts w:ascii="Calibri" w:cs="Calibri" w:eastAsia="Calibri" w:hAnsi="Calibri"/>
@@ -7613,7 +7613,7 @@
         </w:rPr>
         <w:t xml:space="preserve">. </w:t>
       </w:r>
-      <w:hyperlink w:history="1" r:id="rIdfsorf7uw8dv09eybevvja">
+      <w:hyperlink w:history="1" r:id="rIdkrck0hl89bicun0cxlxum">
         <w:r>
           <w:rPr>
             <w:rFonts w:ascii="Calibri" w:cs="Calibri" w:eastAsia="Calibri" w:hAnsi="Calibri"/>
@@ -7702,7 +7702,7 @@
         </w:rPr>
         <w:t xml:space="preserve">. </w:t>
       </w:r>
-      <w:hyperlink w:history="1" r:id="rIdgyu5dhtiv4vpfmu7cyncr">
+      <w:hyperlink w:history="1" r:id="rIds8f1fexaymgrcsdrmdext">
         <w:r>
           <w:rPr>
             <w:rFonts w:ascii="Calibri" w:cs="Calibri" w:eastAsia="Calibri" w:hAnsi="Calibri"/>
@@ -7791,7 +7791,7 @@
         </w:rPr>
         <w:t xml:space="preserve">. </w:t>
       </w:r>
-      <w:hyperlink w:history="1" r:id="rIdaqcwk1mtfm44xqnjwlzss">
+      <w:hyperlink w:history="1" r:id="rIdkvck5dghvyypikdugd1jo">
         <w:r>
           <w:rPr>
             <w:rFonts w:ascii="Calibri" w:cs="Calibri" w:eastAsia="Calibri" w:hAnsi="Calibri"/>
@@ -7880,7 +7880,7 @@
         </w:rPr>
         <w:t xml:space="preserve">. </w:t>
       </w:r>
-      <w:hyperlink w:history="1" r:id="rIdzpsprlimnax9ufynoyn3y">
+      <w:hyperlink w:history="1" r:id="rIdq5pgmh4htk0wftwlekgb1">
         <w:r>
           <w:rPr>
             <w:rFonts w:ascii="Calibri" w:cs="Calibri" w:eastAsia="Calibri" w:hAnsi="Calibri"/>
@@ -7969,7 +7969,7 @@
         </w:rPr>
         <w:t xml:space="preserve">. </w:t>
       </w:r>
-      <w:hyperlink w:history="1" r:id="rIdqifa-hjbj2wrrngsk2bnm">
+      <w:hyperlink w:history="1" r:id="rIdoidkewjrlp36fqqcltlx4">
         <w:r>
           <w:rPr>
             <w:rFonts w:ascii="Calibri" w:cs="Calibri" w:eastAsia="Calibri" w:hAnsi="Calibri"/>
@@ -8058,7 +8058,7 @@
         </w:rPr>
         <w:t xml:space="preserve">. </w:t>
       </w:r>
-      <w:hyperlink w:history="1" r:id="rId9af-t6ohokzkch8wv9ow_">
+      <w:hyperlink w:history="1" r:id="rIdr2wfkuzkyi-7u90nskpb0">
         <w:r>
           <w:rPr>
             <w:rFonts w:ascii="Calibri" w:cs="Calibri" w:eastAsia="Calibri" w:hAnsi="Calibri"/>
@@ -8147,7 +8147,7 @@
         </w:rPr>
         <w:t xml:space="preserve">. </w:t>
       </w:r>
-      <w:hyperlink w:history="1" r:id="rIdpwznagp0rmlkolqfw1wgp">
+      <w:hyperlink w:history="1" r:id="rIdmn7p4-mt33ivmzsz4lwhb">
         <w:r>
           <w:rPr>
             <w:rFonts w:ascii="Calibri" w:cs="Calibri" w:eastAsia="Calibri" w:hAnsi="Calibri"/>
@@ -8236,7 +8236,7 @@
         </w:rPr>
         <w:t xml:space="preserve">. </w:t>
       </w:r>
-      <w:hyperlink w:history="1" r:id="rIdyfynsotnekbaway6h6tst">
+      <w:hyperlink w:history="1" r:id="rIddndno34iwguq4reiiczct">
         <w:r>
           <w:rPr>
             <w:rFonts w:ascii="Calibri" w:cs="Calibri" w:eastAsia="Calibri" w:hAnsi="Calibri"/>
@@ -8325,7 +8325,7 @@
         </w:rPr>
         <w:t xml:space="preserve">. </w:t>
       </w:r>
-      <w:hyperlink w:history="1" r:id="rIdsgr66ozbcnyacractqxzl">
+      <w:hyperlink w:history="1" r:id="rIdzueuev1nrrvtj0rooz2ow">
         <w:r>
           <w:rPr>
             <w:rFonts w:ascii="Calibri" w:cs="Calibri" w:eastAsia="Calibri" w:hAnsi="Calibri"/>
@@ -8414,7 +8414,7 @@
         </w:rPr>
         <w:t xml:space="preserve">. </w:t>
       </w:r>
-      <w:hyperlink w:history="1" r:id="rIdeec9gidxfobdrzoinv4yj">
+      <w:hyperlink w:history="1" r:id="rIdpih7zi5xoxj6nttyu6tjh">
         <w:r>
           <w:rPr>
             <w:rFonts w:ascii="Calibri" w:cs="Calibri" w:eastAsia="Calibri" w:hAnsi="Calibri"/>
@@ -8503,7 +8503,7 @@
         </w:rPr>
         <w:t xml:space="preserve">. </w:t>
       </w:r>
-      <w:hyperlink w:history="1" r:id="rId0hbvpgvyltfbiraycppoc">
+      <w:hyperlink w:history="1" r:id="rIdfomylvqaeuup_uoqia-lq">
         <w:r>
           <w:rPr>
             <w:rFonts w:ascii="Calibri" w:cs="Calibri" w:eastAsia="Calibri" w:hAnsi="Calibri"/>
@@ -8592,7 +8592,7 @@
         </w:rPr>
         <w:t xml:space="preserve">. </w:t>
       </w:r>
-      <w:hyperlink w:history="1" r:id="rIdbnapfsrha9tgdnh3ogmwb">
+      <w:hyperlink w:history="1" r:id="rIdsb7e8fvbxztlttknillvu">
         <w:r>
           <w:rPr>
             <w:rFonts w:ascii="Calibri" w:cs="Calibri" w:eastAsia="Calibri" w:hAnsi="Calibri"/>
@@ -8681,7 +8681,7 @@
         </w:rPr>
         <w:t xml:space="preserve">. </w:t>
       </w:r>
-      <w:hyperlink w:history="1" r:id="rIdz6nkwb9q3gphkarzwxizf">
+      <w:hyperlink w:history="1" r:id="rIdjcvxgbqv1uusatbveij2u">
         <w:r>
           <w:rPr>
             <w:rFonts w:ascii="Calibri" w:cs="Calibri" w:eastAsia="Calibri" w:hAnsi="Calibri"/>
@@ -8770,7 +8770,7 @@
         </w:rPr>
         <w:t xml:space="preserve">. </w:t>
       </w:r>
-      <w:hyperlink w:history="1" r:id="rIdmko6sm7lnjlj3n4saccoy">
+      <w:hyperlink w:history="1" r:id="rIdxgfcetx-hlumz88p6fb-n">
         <w:r>
           <w:rPr>
             <w:rFonts w:ascii="Calibri" w:cs="Calibri" w:eastAsia="Calibri" w:hAnsi="Calibri"/>
@@ -8859,7 +8859,7 @@
         </w:rPr>
         <w:t xml:space="preserve">. </w:t>
       </w:r>
-      <w:hyperlink w:history="1" r:id="rIdlp9tab8p1moa9uzgsceps">
+      <w:hyperlink w:history="1" r:id="rId7qvtesz7frdcmnxzafnnx">
         <w:r>
           <w:rPr>
             <w:rFonts w:ascii="Calibri" w:cs="Calibri" w:eastAsia="Calibri" w:hAnsi="Calibri"/>
@@ -8948,7 +8948,7 @@
         </w:rPr>
         <w:t xml:space="preserve">. </w:t>
       </w:r>
-      <w:hyperlink w:history="1" r:id="rIdm29mnd3t_xd9hmpu0dzel">
+      <w:hyperlink w:history="1" r:id="rIdymxkjsyqgb1ohhuhdapfw">
         <w:r>
           <w:rPr>
             <w:rFonts w:ascii="Calibri" w:cs="Calibri" w:eastAsia="Calibri" w:hAnsi="Calibri"/>
@@ -9037,7 +9037,7 @@
         </w:rPr>
         <w:t xml:space="preserve">. </w:t>
       </w:r>
-      <w:hyperlink w:history="1" r:id="rId6cxpjmfanwnjsjdprphw-">
+      <w:hyperlink w:history="1" r:id="rIdgswe4jigicakfgki7ualn">
         <w:r>
           <w:rPr>
             <w:rFonts w:ascii="Calibri" w:cs="Calibri" w:eastAsia="Calibri" w:hAnsi="Calibri"/>
@@ -9126,7 +9126,7 @@
         </w:rPr>
         <w:t xml:space="preserve">. </w:t>
       </w:r>
-      <w:hyperlink w:history="1" r:id="rIdjzs3mxuor-2okgu5znv4p">
+      <w:hyperlink w:history="1" r:id="rIdo_oszdtk0mpuio3lf6yn8">
         <w:r>
           <w:rPr>
             <w:rFonts w:ascii="Calibri" w:cs="Calibri" w:eastAsia="Calibri" w:hAnsi="Calibri"/>
@@ -9215,7 +9215,7 @@
         </w:rPr>
         <w:t xml:space="preserve">. </w:t>
       </w:r>
-      <w:hyperlink w:history="1" r:id="rId3gxxtwnclet5giuhx3m1q">
+      <w:hyperlink w:history="1" r:id="rId7fuwj5ue8iv4lzb5arvet">
         <w:r>
           <w:rPr>
             <w:rFonts w:ascii="Calibri" w:cs="Calibri" w:eastAsia="Calibri" w:hAnsi="Calibri"/>
@@ -9304,7 +9304,7 @@
         </w:rPr>
         <w:t xml:space="preserve">. </w:t>
       </w:r>
-      <w:hyperlink w:history="1" r:id="rId-p72sx9lv_yxv12bivrka">
+      <w:hyperlink w:history="1" r:id="rIdvh2vv-scripebixbkagfn">
         <w:r>
           <w:rPr>
             <w:rFonts w:ascii="Calibri" w:cs="Calibri" w:eastAsia="Calibri" w:hAnsi="Calibri"/>
@@ -9393,7 +9393,7 @@
         </w:rPr>
         <w:t xml:space="preserve">. </w:t>
       </w:r>
-      <w:hyperlink w:history="1" r:id="rId81y-gfybxai9yqj2wcwlm">
+      <w:hyperlink w:history="1" r:id="rIdbln1eru0mwxovumbsy7m8">
         <w:r>
           <w:rPr>
             <w:rFonts w:ascii="Calibri" w:cs="Calibri" w:eastAsia="Calibri" w:hAnsi="Calibri"/>
@@ -9482,7 +9482,7 @@
         </w:rPr>
         <w:t xml:space="preserve">. </w:t>
       </w:r>
-      <w:hyperlink w:history="1" r:id="rIdqhw9zobmdirxems3g8g7a">
+      <w:hyperlink w:history="1" r:id="rIdmfbfykcczkxkvti1lf39g">
         <w:r>
           <w:rPr>
             <w:rFonts w:ascii="Calibri" w:cs="Calibri" w:eastAsia="Calibri" w:hAnsi="Calibri"/>
@@ -9571,7 +9571,7 @@
         </w:rPr>
         <w:t xml:space="preserve">. </w:t>
       </w:r>
-      <w:hyperlink w:history="1" r:id="rIdhm3z9ex_vyyjzxmz9ex4r">
+      <w:hyperlink w:history="1" r:id="rIdkqxjy7weomgnqhk8gv9rg">
         <w:r>
           <w:rPr>
             <w:rFonts w:ascii="Calibri" w:cs="Calibri" w:eastAsia="Calibri" w:hAnsi="Calibri"/>
@@ -9660,7 +9660,7 @@
         </w:rPr>
         <w:t xml:space="preserve">. </w:t>
       </w:r>
-      <w:hyperlink w:history="1" r:id="rIdnc8cbcqwnwq7pmeommh_o">
+      <w:hyperlink w:history="1" r:id="rIdfoxxrgydivzwldo13ysr2">
         <w:r>
           <w:rPr>
             <w:rFonts w:ascii="Calibri" w:cs="Calibri" w:eastAsia="Calibri" w:hAnsi="Calibri"/>
@@ -9749,7 +9749,7 @@
         </w:rPr>
         <w:t xml:space="preserve">. </w:t>
       </w:r>
-      <w:hyperlink w:history="1" r:id="rIdv5a6cg42btrpb4cc34omj">
+      <w:hyperlink w:history="1" r:id="rIdt-t9rjjgcwxtyz_bx0l61">
         <w:r>
           <w:rPr>
             <w:rFonts w:ascii="Calibri" w:cs="Calibri" w:eastAsia="Calibri" w:hAnsi="Calibri"/>
@@ -9838,7 +9838,7 @@
         </w:rPr>
         <w:t xml:space="preserve">. </w:t>
       </w:r>
-      <w:hyperlink w:history="1" r:id="rIddappzfuemkc5tfcwi99yt">
+      <w:hyperlink w:history="1" r:id="rIdkndw6s9ip9qtbqsgu1uig">
         <w:r>
           <w:rPr>
             <w:rFonts w:ascii="Calibri" w:cs="Calibri" w:eastAsia="Calibri" w:hAnsi="Calibri"/>
@@ -9927,7 +9927,7 @@
         </w:rPr>
         <w:t xml:space="preserve">. </w:t>
       </w:r>
-      <w:hyperlink w:history="1" r:id="rIdgpno8u9def06oksiirakc">
+      <w:hyperlink w:history="1" r:id="rIdkfkmnk82ov3tnmpfzwep_">
         <w:r>
           <w:rPr>
             <w:rFonts w:ascii="Calibri" w:cs="Calibri" w:eastAsia="Calibri" w:hAnsi="Calibri"/>
@@ -10016,7 +10016,7 @@
         </w:rPr>
         <w:t xml:space="preserve">. </w:t>
       </w:r>
-      <w:hyperlink w:history="1" r:id="rIdhtmkrxc4xezrrknq-okdt">
+      <w:hyperlink w:history="1" r:id="rIdf39uxbqopttvf9o4qotyl">
         <w:r>
           <w:rPr>
             <w:rFonts w:ascii="Calibri" w:cs="Calibri" w:eastAsia="Calibri" w:hAnsi="Calibri"/>
@@ -10105,7 +10105,7 @@
         </w:rPr>
         <w:t xml:space="preserve">. </w:t>
       </w:r>
-      <w:hyperlink w:history="1" r:id="rId_2mownb_iz7gd2ohzs7u_">
+      <w:hyperlink w:history="1" r:id="rIdtcfcnocryz_cw3wyv2nbo">
         <w:r>
           <w:rPr>
             <w:rFonts w:ascii="Calibri" w:cs="Calibri" w:eastAsia="Calibri" w:hAnsi="Calibri"/>
@@ -10194,7 +10194,7 @@
         </w:rPr>
         <w:t xml:space="preserve">. </w:t>
       </w:r>
-      <w:hyperlink w:history="1" r:id="rIdpluucaev-eonr-hsptejg">
+      <w:hyperlink w:history="1" r:id="rIdk85zxmy4pfsdxyc3awtl7">
         <w:r>
           <w:rPr>
             <w:rFonts w:ascii="Calibri" w:cs="Calibri" w:eastAsia="Calibri" w:hAnsi="Calibri"/>
@@ -10283,7 +10283,7 @@
         </w:rPr>
         <w:t xml:space="preserve">. </w:t>
       </w:r>
-      <w:hyperlink w:history="1" r:id="rIdspf9njxpszamhnbdzhsdc">
+      <w:hyperlink w:history="1" r:id="rIdhibaxa-d07p1w7iuxnrmu">
         <w:r>
           <w:rPr>
             <w:rFonts w:ascii="Calibri" w:cs="Calibri" w:eastAsia="Calibri" w:hAnsi="Calibri"/>
@@ -10372,7 +10372,7 @@
         </w:rPr>
         <w:t xml:space="preserve">. </w:t>
       </w:r>
-      <w:hyperlink w:history="1" r:id="rId2idyfvxvl8f-hgg5rvdol">
+      <w:hyperlink w:history="1" r:id="rIdy3djl1kmpgq2ag_u7up5r">
         <w:r>
           <w:rPr>
             <w:rFonts w:ascii="Calibri" w:cs="Calibri" w:eastAsia="Calibri" w:hAnsi="Calibri"/>
@@ -10461,7 +10461,7 @@
         </w:rPr>
         <w:t xml:space="preserve">. </w:t>
       </w:r>
-      <w:hyperlink w:history="1" r:id="rIdpsh0q4hg7b31ezx3kvvnu">
+      <w:hyperlink w:history="1" r:id="rId0zi7qhc1ld68kruhte7jt">
         <w:r>
           <w:rPr>
             <w:rFonts w:ascii="Calibri" w:cs="Calibri" w:eastAsia="Calibri" w:hAnsi="Calibri"/>
@@ -10550,7 +10550,7 @@
         </w:rPr>
         <w:t xml:space="preserve">. </w:t>
       </w:r>
-      <w:hyperlink w:history="1" r:id="rIdxo6jf2t2ooalpumgsesiz">
+      <w:hyperlink w:history="1" r:id="rIdiviexbrpordk2wjztpagb">
         <w:r>
           <w:rPr>
             <w:rFonts w:ascii="Calibri" w:cs="Calibri" w:eastAsia="Calibri" w:hAnsi="Calibri"/>
@@ -10639,7 +10639,7 @@
         </w:rPr>
         <w:t xml:space="preserve">. </w:t>
       </w:r>
-      <w:hyperlink w:history="1" r:id="rIdqbyh6fuaa6ubv4mftu7hu">
+      <w:hyperlink w:history="1" r:id="rIdje9rb-tajscmezxdcug06">
         <w:r>
           <w:rPr>
             <w:rFonts w:ascii="Calibri" w:cs="Calibri" w:eastAsia="Calibri" w:hAnsi="Calibri"/>
@@ -10728,7 +10728,7 @@
         </w:rPr>
         <w:t xml:space="preserve">. </w:t>
       </w:r>
-      <w:hyperlink w:history="1" r:id="rIdymwexrilx3hufmcmfkgm5">
+      <w:hyperlink w:history="1" r:id="rIdy8shntzpzqodagtvj5qmm">
         <w:r>
           <w:rPr>
             <w:rFonts w:ascii="Calibri" w:cs="Calibri" w:eastAsia="Calibri" w:hAnsi="Calibri"/>
@@ -10817,7 +10817,7 @@
         </w:rPr>
         <w:t xml:space="preserve">. </w:t>
       </w:r>
-      <w:hyperlink w:history="1" r:id="rIdeyf2mdnbb4jqhl8rmll7i">
+      <w:hyperlink w:history="1" r:id="rIdtq0b48fjhcliddklpgisi">
         <w:r>
           <w:rPr>
             <w:rFonts w:ascii="Calibri" w:cs="Calibri" w:eastAsia="Calibri" w:hAnsi="Calibri"/>
@@ -10906,7 +10906,7 @@
         </w:rPr>
         <w:t xml:space="preserve">. </w:t>
       </w:r>
-      <w:hyperlink w:history="1" r:id="rIdpox3u1oetg6tr1-pxctoz">
+      <w:hyperlink w:history="1" r:id="rIdjh6p3zffg57axudgqzv34">
         <w:r>
           <w:rPr>
             <w:rFonts w:ascii="Calibri" w:cs="Calibri" w:eastAsia="Calibri" w:hAnsi="Calibri"/>
@@ -10995,7 +10995,7 @@
         </w:rPr>
         <w:t xml:space="preserve">. </w:t>
       </w:r>
-      <w:hyperlink w:history="1" r:id="rIdaddzs9efbw561-oo2lz9k">
+      <w:hyperlink w:history="1" r:id="rIdbwqotkrogafuxfahj9qih">
         <w:r>
           <w:rPr>
             <w:rFonts w:ascii="Calibri" w:cs="Calibri" w:eastAsia="Calibri" w:hAnsi="Calibri"/>
@@ -11084,7 +11084,7 @@
         </w:rPr>
         <w:t xml:space="preserve">. </w:t>
       </w:r>
-      <w:hyperlink w:history="1" r:id="rId2whnx9p78-yua84pkupg6">
+      <w:hyperlink w:history="1" r:id="rIdpczzmlclnje3-q6vtsnq6">
         <w:r>
           <w:rPr>
             <w:rFonts w:ascii="Calibri" w:cs="Calibri" w:eastAsia="Calibri" w:hAnsi="Calibri"/>
@@ -11173,7 +11173,7 @@
         </w:rPr>
         <w:t xml:space="preserve">. </w:t>
       </w:r>
-      <w:hyperlink w:history="1" r:id="rIdrefln-eylldc121uhnqzg">
+      <w:hyperlink w:history="1" r:id="rIdeutwyr_ef4epmbul03dbp">
         <w:r>
           <w:rPr>
             <w:rFonts w:ascii="Calibri" w:cs="Calibri" w:eastAsia="Calibri" w:hAnsi="Calibri"/>
@@ -11262,7 +11262,7 @@
         </w:rPr>
         <w:t xml:space="preserve">. </w:t>
       </w:r>
-      <w:hyperlink w:history="1" r:id="rIdaa6nsiesszqgv6wcbgiko">
+      <w:hyperlink w:history="1" r:id="rIdscdeue9nxca1g_audikab">
         <w:r>
           <w:rPr>
             <w:rFonts w:ascii="Calibri" w:cs="Calibri" w:eastAsia="Calibri" w:hAnsi="Calibri"/>
@@ -11351,7 +11351,7 @@
         </w:rPr>
         <w:t xml:space="preserve">. </w:t>
       </w:r>
-      <w:hyperlink w:history="1" r:id="rIdmi38cojfohxekv-kk2shu">
+      <w:hyperlink w:history="1" r:id="rIdtyexijiu6-9pcqkwg8vsp">
         <w:r>
           <w:rPr>
             <w:rFonts w:ascii="Calibri" w:cs="Calibri" w:eastAsia="Calibri" w:hAnsi="Calibri"/>
@@ -11440,7 +11440,7 @@
         </w:rPr>
         <w:t xml:space="preserve">. </w:t>
       </w:r>
-      <w:hyperlink w:history="1" r:id="rId0ujzeysicvnpgm4cvmrz7">
+      <w:hyperlink w:history="1" r:id="rId6lwgmspuie8ajgogndc1q">
         <w:r>
           <w:rPr>
             <w:rFonts w:ascii="Calibri" w:cs="Calibri" w:eastAsia="Calibri" w:hAnsi="Calibri"/>
@@ -11529,7 +11529,7 @@
         </w:rPr>
         <w:t xml:space="preserve">. </w:t>
       </w:r>
-      <w:hyperlink w:history="1" r:id="rIdhgo4i32xnivybkcnc_msc">
+      <w:hyperlink w:history="1" r:id="rIddamiy5hbyx3kflhfor0ai">
         <w:r>
           <w:rPr>
             <w:rFonts w:ascii="Calibri" w:cs="Calibri" w:eastAsia="Calibri" w:hAnsi="Calibri"/>
@@ -11618,7 +11618,7 @@
         </w:rPr>
         <w:t xml:space="preserve">. </w:t>
       </w:r>
-      <w:hyperlink w:history="1" r:id="rId_3-w1ocrfb0hu9yf1gdx9">
+      <w:hyperlink w:history="1" r:id="rIdgxy15irrowfxuuz4std5u">
         <w:r>
           <w:rPr>
             <w:rFonts w:ascii="Calibri" w:cs="Calibri" w:eastAsia="Calibri" w:hAnsi="Calibri"/>
@@ -11707,7 +11707,7 @@
         </w:rPr>
         <w:t xml:space="preserve">. </w:t>
       </w:r>
-      <w:hyperlink w:history="1" r:id="rIdegq8euebh5rwqxbkjohgv">
+      <w:hyperlink w:history="1" r:id="rIdtsed_cbiwcbap_0wq2i4g">
         <w:r>
           <w:rPr>
             <w:rFonts w:ascii="Calibri" w:cs="Calibri" w:eastAsia="Calibri" w:hAnsi="Calibri"/>
@@ -11796,7 +11796,7 @@
         </w:rPr>
         <w:t xml:space="preserve">. </w:t>
       </w:r>
-      <w:hyperlink w:history="1" r:id="rIdqy8fqfkx4ipia7hu0jlw5">
+      <w:hyperlink w:history="1" r:id="rId8zd-g0pkqfacqpth_iuvq">
         <w:r>
           <w:rPr>
             <w:rFonts w:ascii="Calibri" w:cs="Calibri" w:eastAsia="Calibri" w:hAnsi="Calibri"/>
@@ -11885,7 +11885,7 @@
         </w:rPr>
         <w:t xml:space="preserve">. </w:t>
       </w:r>
-      <w:hyperlink w:history="1" r:id="rIdaerinfzdwucwc1jiwgcxt">
+      <w:hyperlink w:history="1" r:id="rIdstmhryh5feonvcyflxz6i">
         <w:r>
           <w:rPr>
             <w:rFonts w:ascii="Calibri" w:cs="Calibri" w:eastAsia="Calibri" w:hAnsi="Calibri"/>
@@ -11974,7 +11974,7 @@
         </w:rPr>
         <w:t xml:space="preserve">. </w:t>
       </w:r>
-      <w:hyperlink w:history="1" r:id="rIdrjs2hyc7qfmqgdvtyuqz9">
+      <w:hyperlink w:history="1" r:id="rIdo94m1jkyyvtb0g51au9iu">
         <w:r>
           <w:rPr>
             <w:rFonts w:ascii="Calibri" w:cs="Calibri" w:eastAsia="Calibri" w:hAnsi="Calibri"/>
@@ -12063,7 +12063,7 @@
         </w:rPr>
         <w:t xml:space="preserve">. </w:t>
       </w:r>
-      <w:hyperlink w:history="1" r:id="rIdsudov9xva4qftnwq-ox49">
+      <w:hyperlink w:history="1" r:id="rIdk5klgd-8c5oncb9m7xswa">
         <w:r>
           <w:rPr>
             <w:rFonts w:ascii="Calibri" w:cs="Calibri" w:eastAsia="Calibri" w:hAnsi="Calibri"/>
@@ -12152,7 +12152,7 @@
         </w:rPr>
         <w:t xml:space="preserve">. </w:t>
       </w:r>
-      <w:hyperlink w:history="1" r:id="rIdbbnxu8bjup2xspvesoyhf">
+      <w:hyperlink w:history="1" r:id="rIdsygdwf5vt3jdtba75nqho">
         <w:r>
           <w:rPr>
             <w:rFonts w:ascii="Calibri" w:cs="Calibri" w:eastAsia="Calibri" w:hAnsi="Calibri"/>
@@ -12241,7 +12241,7 @@
         </w:rPr>
         <w:t xml:space="preserve">. </w:t>
       </w:r>
-      <w:hyperlink w:history="1" r:id="rIdtq96qqgi3cam9zrkdfhu7">
+      <w:hyperlink w:history="1" r:id="rId6t0etni0hovviqzqbane4">
         <w:r>
           <w:rPr>
             <w:rFonts w:ascii="Calibri" w:cs="Calibri" w:eastAsia="Calibri" w:hAnsi="Calibri"/>
@@ -12330,7 +12330,7 @@
         </w:rPr>
         <w:t xml:space="preserve">. </w:t>
       </w:r>
-      <w:hyperlink w:history="1" r:id="rIdkboqpyem1wocwuqcnsmuh">
+      <w:hyperlink w:history="1" r:id="rId7q6-d4zibe3xhmhfo7m2m">
         <w:r>
           <w:rPr>
             <w:rFonts w:ascii="Calibri" w:cs="Calibri" w:eastAsia="Calibri" w:hAnsi="Calibri"/>
@@ -12419,7 +12419,7 @@
         </w:rPr>
         <w:t xml:space="preserve">. </w:t>
       </w:r>
-      <w:hyperlink w:history="1" r:id="rId3omprrlligrl6t2fp6ftq">
+      <w:hyperlink w:history="1" r:id="rIduf16a2ydraq5hgsdjfrgs">
         <w:r>
           <w:rPr>
             <w:rFonts w:ascii="Calibri" w:cs="Calibri" w:eastAsia="Calibri" w:hAnsi="Calibri"/>
@@ -12508,7 +12508,7 @@
         </w:rPr>
         <w:t xml:space="preserve">. </w:t>
       </w:r>
-      <w:hyperlink w:history="1" r:id="rIdqiwur0o43kjwihg5el1hw">
+      <w:hyperlink w:history="1" r:id="rIdzyl6g-xorj3fphjc0cft3">
         <w:r>
           <w:rPr>
             <w:rFonts w:ascii="Calibri" w:cs="Calibri" w:eastAsia="Calibri" w:hAnsi="Calibri"/>
@@ -12597,7 +12597,7 @@
         </w:rPr>
         <w:t xml:space="preserve">. </w:t>
       </w:r>
-      <w:hyperlink w:history="1" r:id="rIdnievtzj5awq85u9xh9tsd">
+      <w:hyperlink w:history="1" r:id="rIdlzrshvk3_8giwuxjevhp5">
         <w:r>
           <w:rPr>
             <w:rFonts w:ascii="Calibri" w:cs="Calibri" w:eastAsia="Calibri" w:hAnsi="Calibri"/>
@@ -12686,7 +12686,7 @@
         </w:rPr>
         <w:t xml:space="preserve">. </w:t>
       </w:r>
-      <w:hyperlink w:history="1" r:id="rIdqi0wtxl1yhho-dutnez8f">
+      <w:hyperlink w:history="1" r:id="rIdo9__0a3z8dfknggva6lyv">
         <w:r>
           <w:rPr>
             <w:rFonts w:ascii="Calibri" w:cs="Calibri" w:eastAsia="Calibri" w:hAnsi="Calibri"/>
@@ -12775,7 +12775,7 @@
         </w:rPr>
         <w:t xml:space="preserve">. </w:t>
       </w:r>
-      <w:hyperlink w:history="1" r:id="rIdz4lb1fyvahecgrds8dpaa">
+      <w:hyperlink w:history="1" r:id="rId0g8r0g5ycjyzijndh1yf1">
         <w:r>
           <w:rPr>
             <w:rFonts w:ascii="Calibri" w:cs="Calibri" w:eastAsia="Calibri" w:hAnsi="Calibri"/>
@@ -12864,7 +12864,7 @@
         </w:rPr>
         <w:t xml:space="preserve">. </w:t>
       </w:r>
-      <w:hyperlink w:history="1" r:id="rIdmqp7giv-evpm_ny0bjfiq">
+      <w:hyperlink w:history="1" r:id="rIdge8p7q7eyjwpj0bs6rkfa">
         <w:r>
           <w:rPr>
             <w:rFonts w:ascii="Calibri" w:cs="Calibri" w:eastAsia="Calibri" w:hAnsi="Calibri"/>
@@ -12953,7 +12953,7 @@
         </w:rPr>
         <w:t xml:space="preserve">. </w:t>
       </w:r>
-      <w:hyperlink w:history="1" r:id="rIdjpsrrcyj6-zsydtlhcttm">
+      <w:hyperlink w:history="1" r:id="rIdac5kw1tpntt_lw7vgw2fu">
         <w:r>
           <w:rPr>
             <w:rFonts w:ascii="Calibri" w:cs="Calibri" w:eastAsia="Calibri" w:hAnsi="Calibri"/>
@@ -13042,7 +13042,7 @@
         </w:rPr>
         <w:t xml:space="preserve">. </w:t>
       </w:r>
-      <w:hyperlink w:history="1" r:id="rIdruutfkx-3sn6pytbtjzzk">
+      <w:hyperlink w:history="1" r:id="rIdkk7igjq6bjjachbw2oe8c">
         <w:r>
           <w:rPr>
             <w:rFonts w:ascii="Calibri" w:cs="Calibri" w:eastAsia="Calibri" w:hAnsi="Calibri"/>
@@ -13131,7 +13131,7 @@
         </w:rPr>
         <w:t xml:space="preserve">. </w:t>
       </w:r>
-      <w:hyperlink w:history="1" r:id="rIdbheysvwrvfmuwslmoyqx4">
+      <w:hyperlink w:history="1" r:id="rId7ohd6fkkmzpy9-s70kigj">
         <w:r>
           <w:rPr>
             <w:rFonts w:ascii="Calibri" w:cs="Calibri" w:eastAsia="Calibri" w:hAnsi="Calibri"/>
@@ -13220,7 +13220,7 @@
         </w:rPr>
         <w:t xml:space="preserve">. </w:t>
       </w:r>
-      <w:hyperlink w:history="1" r:id="rId6ijom6jbjjtsv0-dkvqif">
+      <w:hyperlink w:history="1" r:id="rId-kltw_vz4dkgesidzhmln">
         <w:r>
           <w:rPr>
             <w:rFonts w:ascii="Calibri" w:cs="Calibri" w:eastAsia="Calibri" w:hAnsi="Calibri"/>
@@ -13309,7 +13309,7 @@
         </w:rPr>
         <w:t xml:space="preserve">. </w:t>
       </w:r>
-      <w:hyperlink w:history="1" r:id="rIdvqmwdef5fvxyehzeid0k9">
+      <w:hyperlink w:history="1" r:id="rIdvomhvtciezp_ue5qezi3h">
         <w:r>
           <w:rPr>
             <w:rFonts w:ascii="Calibri" w:cs="Calibri" w:eastAsia="Calibri" w:hAnsi="Calibri"/>
@@ -13398,7 +13398,7 @@
         </w:rPr>
         <w:t xml:space="preserve">. </w:t>
       </w:r>
-      <w:hyperlink w:history="1" r:id="rId-sum5ejvesb5zybc5xbq1">
+      <w:hyperlink w:history="1" r:id="rIdjmatue6_vwrswevrllro5">
         <w:r>
           <w:rPr>
             <w:rFonts w:ascii="Calibri" w:cs="Calibri" w:eastAsia="Calibri" w:hAnsi="Calibri"/>
@@ -13487,7 +13487,7 @@
         </w:rPr>
         <w:t xml:space="preserve">. </w:t>
       </w:r>
-      <w:hyperlink w:history="1" r:id="rIdxru1ulvnj__sm2cfyjzwz">
+      <w:hyperlink w:history="1" r:id="rIdbkx34oiad5qsvyasy3hxc">
         <w:r>
           <w:rPr>
             <w:rFonts w:ascii="Calibri" w:cs="Calibri" w:eastAsia="Calibri" w:hAnsi="Calibri"/>
@@ -13576,7 +13576,7 @@
         </w:rPr>
         <w:t xml:space="preserve">. </w:t>
       </w:r>
-      <w:hyperlink w:history="1" r:id="rIdex8b_tcy-bvav5tv6pwbw">
+      <w:hyperlink w:history="1" r:id="rIdpnacollo4vt2xp3mtdzp5">
         <w:r>
           <w:rPr>
             <w:rFonts w:ascii="Calibri" w:cs="Calibri" w:eastAsia="Calibri" w:hAnsi="Calibri"/>
@@ -13665,7 +13665,7 @@
         </w:rPr>
         <w:t xml:space="preserve">. </w:t>
       </w:r>
-      <w:hyperlink w:history="1" r:id="rIdwiw7k1ury_gdu7xvq7ksq">
+      <w:hyperlink w:history="1" r:id="rIdkqueqicaka62yjihtcfju">
         <w:r>
           <w:rPr>
             <w:rFonts w:ascii="Calibri" w:cs="Calibri" w:eastAsia="Calibri" w:hAnsi="Calibri"/>
@@ -13754,7 +13754,7 @@
         </w:rPr>
         <w:t xml:space="preserve">. </w:t>
       </w:r>
-      <w:hyperlink w:history="1" r:id="rId5vnju0qqcm0bmow00l2si">
+      <w:hyperlink w:history="1" r:id="rIdgmdttzyt3xsfy5adql18a">
         <w:r>
           <w:rPr>
             <w:rFonts w:ascii="Calibri" w:cs="Calibri" w:eastAsia="Calibri" w:hAnsi="Calibri"/>
@@ -13843,7 +13843,7 @@
         </w:rPr>
         <w:t xml:space="preserve">. </w:t>
       </w:r>
-      <w:hyperlink w:history="1" r:id="rIdpiiytjqtavmt_tckzxxnt">
+      <w:hyperlink w:history="1" r:id="rIdapdcoodnrka0wycghnwqc">
         <w:r>
           <w:rPr>
             <w:rFonts w:ascii="Calibri" w:cs="Calibri" w:eastAsia="Calibri" w:hAnsi="Calibri"/>
@@ -13932,7 +13932,7 @@
         </w:rPr>
         <w:t xml:space="preserve">. </w:t>
       </w:r>
-      <w:hyperlink w:history="1" r:id="rIdvewt_yruflifihi6glqhy">
+      <w:hyperlink w:history="1" r:id="rIda6rr_qf6udypfrwjocpo3">
         <w:r>
           <w:rPr>
             <w:rFonts w:ascii="Calibri" w:cs="Calibri" w:eastAsia="Calibri" w:hAnsi="Calibri"/>
@@ -14021,7 +14021,7 @@
         </w:rPr>
         <w:t xml:space="preserve">. </w:t>
       </w:r>
-      <w:hyperlink w:history="1" r:id="rId0r0uvp5usckojiol-yvjl">
+      <w:hyperlink w:history="1" r:id="rIdsgeb7o96duljndyohfnx4">
         <w:r>
           <w:rPr>
             <w:rFonts w:ascii="Calibri" w:cs="Calibri" w:eastAsia="Calibri" w:hAnsi="Calibri"/>
@@ -14110,7 +14110,7 @@
         </w:rPr>
         <w:t xml:space="preserve">. </w:t>
       </w:r>
-      <w:hyperlink w:history="1" r:id="rIdnf7vv-jdbz2-fw--hrjw7">
+      <w:hyperlink w:history="1" r:id="rIdiiw00liacsi_v1fmcotl2">
         <w:r>
           <w:rPr>
             <w:rFonts w:ascii="Calibri" w:cs="Calibri" w:eastAsia="Calibri" w:hAnsi="Calibri"/>
@@ -14199,7 +14199,7 @@
         </w:rPr>
         <w:t xml:space="preserve">. </w:t>
       </w:r>
-      <w:hyperlink w:history="1" r:id="rIdhvkgdwmx1mslhiacj9ivk">
+      <w:hyperlink w:history="1" r:id="rIddiitvxcqhw3i_v6s3ij2k">
         <w:r>
           <w:rPr>
             <w:rFonts w:ascii="Calibri" w:cs="Calibri" w:eastAsia="Calibri" w:hAnsi="Calibri"/>
@@ -14288,7 +14288,7 @@
         </w:rPr>
         <w:t xml:space="preserve">. </w:t>
       </w:r>
-      <w:hyperlink w:history="1" r:id="rIdntq4r-cqv56ninn4_wuyl">
+      <w:hyperlink w:history="1" r:id="rIdgujclu3qzmslpmgyfswp1">
         <w:r>
           <w:rPr>
             <w:rFonts w:ascii="Calibri" w:cs="Calibri" w:eastAsia="Calibri" w:hAnsi="Calibri"/>
@@ -14377,7 +14377,7 @@
         </w:rPr>
         <w:t xml:space="preserve">. </w:t>
       </w:r>
-      <w:hyperlink w:history="1" r:id="rIdq2biqg8pdwjjbgco3xvp0">
+      <w:hyperlink w:history="1" r:id="rId4xkbssccxhon0goflvqfl">
         <w:r>
           <w:rPr>
             <w:rFonts w:ascii="Calibri" w:cs="Calibri" w:eastAsia="Calibri" w:hAnsi="Calibri"/>
@@ -14466,7 +14466,7 @@
         </w:rPr>
         <w:t xml:space="preserve">. </w:t>
       </w:r>
-      <w:hyperlink w:history="1" r:id="rId0szqz23yhalpprzjwq5yv">
+      <w:hyperlink w:history="1" r:id="rId4rntfbizhce_rexej29ha">
         <w:r>
           <w:rPr>
             <w:rFonts w:ascii="Calibri" w:cs="Calibri" w:eastAsia="Calibri" w:hAnsi="Calibri"/>
@@ -14555,7 +14555,7 @@
         </w:rPr>
         <w:t xml:space="preserve">. </w:t>
       </w:r>
-      <w:hyperlink w:history="1" r:id="rIdivo3ab5zs1eioacno7pdc">
+      <w:hyperlink w:history="1" r:id="rIdld0trwkyalfqex1zqcovn">
         <w:r>
           <w:rPr>
             <w:rFonts w:ascii="Calibri" w:cs="Calibri" w:eastAsia="Calibri" w:hAnsi="Calibri"/>
@@ -14644,7 +14644,7 @@
         </w:rPr>
         <w:t xml:space="preserve">. </w:t>
       </w:r>
-      <w:hyperlink w:history="1" r:id="rIdxcpip1hxkg5ivvqf8jnlh">
+      <w:hyperlink w:history="1" r:id="rIducbt9mtwa5zvjydwnrzib">
         <w:r>
           <w:rPr>
             <w:rFonts w:ascii="Calibri" w:cs="Calibri" w:eastAsia="Calibri" w:hAnsi="Calibri"/>
@@ -14733,7 +14733,7 @@
         </w:rPr>
         <w:t xml:space="preserve">. </w:t>
       </w:r>
-      <w:hyperlink w:history="1" r:id="rId2fnpan1r5sh-pcfnaygnu">
+      <w:hyperlink w:history="1" r:id="rId7qknlbimexr0hxfbhgorg">
         <w:r>
           <w:rPr>
             <w:rFonts w:ascii="Calibri" w:cs="Calibri" w:eastAsia="Calibri" w:hAnsi="Calibri"/>
@@ -14822,7 +14822,7 @@
         </w:rPr>
         <w:t xml:space="preserve">. </w:t>
       </w:r>
-      <w:hyperlink w:history="1" r:id="rId307tux_omxg1ay9prfhko">
+      <w:hyperlink w:history="1" r:id="rIdqz7x86ms8s6f469zebjmt">
         <w:r>
           <w:rPr>
             <w:rFonts w:ascii="Calibri" w:cs="Calibri" w:eastAsia="Calibri" w:hAnsi="Calibri"/>
@@ -14911,7 +14911,7 @@
         </w:rPr>
         <w:t xml:space="preserve">. </w:t>
       </w:r>
-      <w:hyperlink w:history="1" r:id="rIdeaxf-r0o5fmj--ffo45qm">
+      <w:hyperlink w:history="1" r:id="rIdv-jqbshblxe16gji1j4ig">
         <w:r>
           <w:rPr>
             <w:rFonts w:ascii="Calibri" w:cs="Calibri" w:eastAsia="Calibri" w:hAnsi="Calibri"/>
@@ -15000,7 +15000,7 @@
         </w:rPr>
         <w:t xml:space="preserve">. </w:t>
       </w:r>
-      <w:hyperlink w:history="1" r:id="rIdeg6yrmub424wte4zahmxy">
+      <w:hyperlink w:history="1" r:id="rIdvirfzcbkaz3gljuqrgrs5">
         <w:r>
           <w:rPr>
             <w:rFonts w:ascii="Calibri" w:cs="Calibri" w:eastAsia="Calibri" w:hAnsi="Calibri"/>
@@ -15089,7 +15089,7 @@
         </w:rPr>
         <w:t xml:space="preserve">. </w:t>
       </w:r>
-      <w:hyperlink w:history="1" r:id="rIdytwdqywcomecmu5r0kxws">
+      <w:hyperlink w:history="1" r:id="rIdbnszbdh8vd6retznqde6s">
         <w:r>
           <w:rPr>
             <w:rFonts w:ascii="Calibri" w:cs="Calibri" w:eastAsia="Calibri" w:hAnsi="Calibri"/>
@@ -15178,7 +15178,7 @@
         </w:rPr>
         <w:t xml:space="preserve">. </w:t>
       </w:r>
-      <w:hyperlink w:history="1" r:id="rIdtlhkxosfhrstxlwe15cjd">
+      <w:hyperlink w:history="1" r:id="rIdrif7fc4c_nopwzoarbzmj">
         <w:r>
           <w:rPr>
             <w:rFonts w:ascii="Calibri" w:cs="Calibri" w:eastAsia="Calibri" w:hAnsi="Calibri"/>
@@ -15267,7 +15267,7 @@
         </w:rPr>
         <w:t xml:space="preserve">. </w:t>
       </w:r>
-      <w:hyperlink w:history="1" r:id="rIdrre0apaxbjoqubg_mpeoi">
+      <w:hyperlink w:history="1" r:id="rIdmrducaz6ytxaue5slyi5n">
         <w:r>
           <w:rPr>
             <w:rFonts w:ascii="Calibri" w:cs="Calibri" w:eastAsia="Calibri" w:hAnsi="Calibri"/>
@@ -15356,7 +15356,7 @@
         </w:rPr>
         <w:t xml:space="preserve">. </w:t>
       </w:r>
-      <w:hyperlink w:history="1" r:id="rId9srnjsk6ulovmxce1pfmm">
+      <w:hyperlink w:history="1" r:id="rIdj6eqmfffkk-zy7bsvuipp">
         <w:r>
           <w:rPr>
             <w:rFonts w:ascii="Calibri" w:cs="Calibri" w:eastAsia="Calibri" w:hAnsi="Calibri"/>
@@ -15445,7 +15445,7 @@
         </w:rPr>
         <w:t xml:space="preserve">. </w:t>
       </w:r>
-      <w:hyperlink w:history="1" r:id="rIdrphga-gv-fhjbhwkfghxa">
+      <w:hyperlink w:history="1" r:id="rIdocixbooxsjuoa2dd-egyu">
         <w:r>
           <w:rPr>
             <w:rFonts w:ascii="Calibri" w:cs="Calibri" w:eastAsia="Calibri" w:hAnsi="Calibri"/>
@@ -15534,7 +15534,7 @@
         </w:rPr>
         <w:t xml:space="preserve">. </w:t>
       </w:r>
-      <w:hyperlink w:history="1" r:id="rIdbwot1zs8csuhm_l7ui848">
+      <w:hyperlink w:history="1" r:id="rIdy7mvpf28v8w6pehrnqt4z">
         <w:r>
           <w:rPr>
             <w:rFonts w:ascii="Calibri" w:cs="Calibri" w:eastAsia="Calibri" w:hAnsi="Calibri"/>
@@ -15708,7 +15708,7 @@
         </w:rPr>
         <w:t xml:space="preserve">. </w:t>
       </w:r>
-      <w:hyperlink w:history="1" r:id="rIdc_v4mnl9a9cnmmssd1syr">
+      <w:hyperlink w:history="1" r:id="rIdkchcn5xlkgphm0rl2c3bx">
         <w:r>
           <w:rPr>
             <w:rFonts w:ascii="Calibri" w:cs="Calibri" w:eastAsia="Calibri" w:hAnsi="Calibri"/>
@@ -15797,7 +15797,7 @@
         </w:rPr>
         <w:t xml:space="preserve">. </w:t>
       </w:r>
-      <w:hyperlink w:history="1" r:id="rId_-yighnkdaki1it6erllr">
+      <w:hyperlink w:history="1" r:id="rId9lympkgpervrpgthey_xz">
         <w:r>
           <w:rPr>
             <w:rFonts w:ascii="Calibri" w:cs="Calibri" w:eastAsia="Calibri" w:hAnsi="Calibri"/>
@@ -15886,7 +15886,7 @@
         </w:rPr>
         <w:t xml:space="preserve">. </w:t>
       </w:r>
-      <w:hyperlink w:history="1" r:id="rIdlkvkgqnsfxghz5lqabmbe">
+      <w:hyperlink w:history="1" r:id="rId0wkwlrbhwzyvfbtbx1-ir">
         <w:r>
           <w:rPr>
             <w:rFonts w:ascii="Calibri" w:cs="Calibri" w:eastAsia="Calibri" w:hAnsi="Calibri"/>
@@ -15991,7 +15991,7 @@
         </w:rPr>
         <w:t xml:space="preserve">. </w:t>
       </w:r>
-      <w:hyperlink w:history="1" r:id="rIdpinyuvdhyx0acmtcs2emp">
+      <w:hyperlink w:history="1" r:id="rIdizaikudiaoytfk-xpnvwi">
         <w:r>
           <w:rPr>
             <w:rFonts w:ascii="Calibri" w:cs="Calibri" w:eastAsia="Calibri" w:hAnsi="Calibri"/>
@@ -16080,7 +16080,7 @@
         </w:rPr>
         <w:t xml:space="preserve">. </w:t>
       </w:r>
-      <w:hyperlink w:history="1" r:id="rIdka7vastfjydz2gnwv_xoe">
+      <w:hyperlink w:history="1" r:id="rIdjs6dcllfxmopo6e59_b2r">
         <w:r>
           <w:rPr>
             <w:rFonts w:ascii="Calibri" w:cs="Calibri" w:eastAsia="Calibri" w:hAnsi="Calibri"/>
@@ -16169,7 +16169,7 @@
         </w:rPr>
         <w:t xml:space="preserve">. </w:t>
       </w:r>
-      <w:hyperlink w:history="1" r:id="rIdgs09x3d8k0pvdofvbe8fa">
+      <w:hyperlink w:history="1" r:id="rIdopykvmgjlqsjb76tq3zg6">
         <w:r>
           <w:rPr>
             <w:rFonts w:ascii="Calibri" w:cs="Calibri" w:eastAsia="Calibri" w:hAnsi="Calibri"/>
@@ -16258,7 +16258,7 @@
         </w:rPr>
         <w:t xml:space="preserve">. </w:t>
       </w:r>
-      <w:hyperlink w:history="1" r:id="rIddxdkhi9alysflsqvgf8du">
+      <w:hyperlink w:history="1" r:id="rIdsxotrcvfp8dlgzr1gf63d">
         <w:r>
           <w:rPr>
             <w:rFonts w:ascii="Calibri" w:cs="Calibri" w:eastAsia="Calibri" w:hAnsi="Calibri"/>
@@ -16347,7 +16347,7 @@
         </w:rPr>
         <w:t xml:space="preserve">. </w:t>
       </w:r>
-      <w:hyperlink w:history="1" r:id="rId0pk9em6fb1eawx5-p8uug">
+      <w:hyperlink w:history="1" r:id="rIdqoan6njks9p4jxfvsxg-s">
         <w:r>
           <w:rPr>
             <w:rFonts w:ascii="Calibri" w:cs="Calibri" w:eastAsia="Calibri" w:hAnsi="Calibri"/>
@@ -16436,7 +16436,7 @@
         </w:rPr>
         <w:t xml:space="preserve">. </w:t>
       </w:r>
-      <w:hyperlink w:history="1" r:id="rId8ysmlxoukomdqzmjemddi">
+      <w:hyperlink w:history="1" r:id="rIdzy1goc-u6agz-_b-yzgjx">
         <w:r>
           <w:rPr>
             <w:rFonts w:ascii="Calibri" w:cs="Calibri" w:eastAsia="Calibri" w:hAnsi="Calibri"/>
@@ -16525,7 +16525,7 @@
         </w:rPr>
         <w:t xml:space="preserve">. </w:t>
       </w:r>
-      <w:hyperlink w:history="1" r:id="rIdgoyq0tsprn_qmi-q70emk">
+      <w:hyperlink w:history="1" r:id="rIdcpjjolrnjyesz8jq1u-rx">
         <w:r>
           <w:rPr>
             <w:rFonts w:ascii="Calibri" w:cs="Calibri" w:eastAsia="Calibri" w:hAnsi="Calibri"/>
@@ -16614,7 +16614,7 @@
         </w:rPr>
         <w:t xml:space="preserve">. </w:t>
       </w:r>
-      <w:hyperlink w:history="1" r:id="rIdf_nsrpjzao2uhusgz5hnb">
+      <w:hyperlink w:history="1" r:id="rIdbjxv-kwe-gieuhhb0vhag">
         <w:r>
           <w:rPr>
             <w:rFonts w:ascii="Calibri" w:cs="Calibri" w:eastAsia="Calibri" w:hAnsi="Calibri"/>
@@ -16703,7 +16703,7 @@
         </w:rPr>
         <w:t xml:space="preserve">. </w:t>
       </w:r>
-      <w:hyperlink w:history="1" r:id="rIdzjb9pai7zor-lvsuczday">
+      <w:hyperlink w:history="1" r:id="rIdv9uunai-pbovd3spta8mi">
         <w:r>
           <w:rPr>
             <w:rFonts w:ascii="Calibri" w:cs="Calibri" w:eastAsia="Calibri" w:hAnsi="Calibri"/>
@@ -16792,7 +16792,7 @@
         </w:rPr>
         <w:t xml:space="preserve">. </w:t>
       </w:r>
-      <w:hyperlink w:history="1" r:id="rIdz4xetye256d6hml1ooypl">
+      <w:hyperlink w:history="1" r:id="rIdwuih0l5hfkrftn-jaxd2a">
         <w:r>
           <w:rPr>
             <w:rFonts w:ascii="Calibri" w:cs="Calibri" w:eastAsia="Calibri" w:hAnsi="Calibri"/>
@@ -16881,7 +16881,7 @@
         </w:rPr>
         <w:t xml:space="preserve">. </w:t>
       </w:r>
-      <w:hyperlink w:history="1" r:id="rIdvz4g-7robvx1mgeo2lhfq">
+      <w:hyperlink w:history="1" r:id="rIdjdbt9pbrzha0xayminlpe">
         <w:r>
           <w:rPr>
             <w:rFonts w:ascii="Calibri" w:cs="Calibri" w:eastAsia="Calibri" w:hAnsi="Calibri"/>
@@ -16970,7 +16970,7 @@
         </w:rPr>
         <w:t xml:space="preserve">. </w:t>
       </w:r>
-      <w:hyperlink w:history="1" r:id="rId9odxtcnqykxnhiwbdavib">
+      <w:hyperlink w:history="1" r:id="rIdmw2lo_e_uz1d4c_qpwg9a">
         <w:r>
           <w:rPr>
             <w:rFonts w:ascii="Calibri" w:cs="Calibri" w:eastAsia="Calibri" w:hAnsi="Calibri"/>
@@ -17059,7 +17059,7 @@
         </w:rPr>
         <w:t xml:space="preserve">. </w:t>
       </w:r>
-      <w:hyperlink w:history="1" r:id="rIdign23lblvfon7yl8narex">
+      <w:hyperlink w:history="1" r:id="rIdhavy3khyqy-5r1yemg5ae">
         <w:r>
           <w:rPr>
             <w:rFonts w:ascii="Calibri" w:cs="Calibri" w:eastAsia="Calibri" w:hAnsi="Calibri"/>
@@ -17148,7 +17148,7 @@
         </w:rPr>
         <w:t xml:space="preserve">. </w:t>
       </w:r>
-      <w:hyperlink w:history="1" r:id="rIdkhix2mtsmamiyzsfajxjo">
+      <w:hyperlink w:history="1" r:id="rIdzug4-iapkbk2tmugqaa0n">
         <w:r>
           <w:rPr>
             <w:rFonts w:ascii="Calibri" w:cs="Calibri" w:eastAsia="Calibri" w:hAnsi="Calibri"/>
@@ -17237,7 +17237,7 @@
         </w:rPr>
         <w:t xml:space="preserve">. </w:t>
       </w:r>
-      <w:hyperlink w:history="1" r:id="rId3ct5ppcqyyxfi2rohuqrg">
+      <w:hyperlink w:history="1" r:id="rIdgae0ofvz5-zkis00yyqqu">
         <w:r>
           <w:rPr>
             <w:rFonts w:ascii="Calibri" w:cs="Calibri" w:eastAsia="Calibri" w:hAnsi="Calibri"/>
@@ -17326,7 +17326,7 @@
         </w:rPr>
         <w:t xml:space="preserve">. </w:t>
       </w:r>
-      <w:hyperlink w:history="1" r:id="rId8j-rzvozi-qfwljilepnh">
+      <w:hyperlink w:history="1" r:id="rId107yjrsqzfurexdqdlzkt">
         <w:r>
           <w:rPr>
             <w:rFonts w:ascii="Calibri" w:cs="Calibri" w:eastAsia="Calibri" w:hAnsi="Calibri"/>
@@ -17415,7 +17415,7 @@
         </w:rPr>
         <w:t xml:space="preserve">. </w:t>
       </w:r>
-      <w:hyperlink w:history="1" r:id="rIdznjxzyhew-brnhuwaasyk">
+      <w:hyperlink w:history="1" r:id="rIdl5fuuxzaklkjhlwilvp7u">
         <w:r>
           <w:rPr>
             <w:rFonts w:ascii="Calibri" w:cs="Calibri" w:eastAsia="Calibri" w:hAnsi="Calibri"/>
@@ -17504,7 +17504,7 @@
         </w:rPr>
         <w:t xml:space="preserve">. </w:t>
       </w:r>
-      <w:hyperlink w:history="1" r:id="rIdn-i7liki0f1vfb5foik8j">
+      <w:hyperlink w:history="1" r:id="rIdkfdaeoiwfelyv1xpkta_l">
         <w:r>
           <w:rPr>
             <w:rFonts w:ascii="Calibri" w:cs="Calibri" w:eastAsia="Calibri" w:hAnsi="Calibri"/>
@@ -17593,7 +17593,7 @@
         </w:rPr>
         <w:t xml:space="preserve">. </w:t>
       </w:r>
-      <w:hyperlink w:history="1" r:id="rIdrwvw5x_4izbtlbluhx45n">
+      <w:hyperlink w:history="1" r:id="rIdvnusxeckaijzvi0dv0l3y">
         <w:r>
           <w:rPr>
             <w:rFonts w:ascii="Calibri" w:cs="Calibri" w:eastAsia="Calibri" w:hAnsi="Calibri"/>
@@ -17682,7 +17682,7 @@
         </w:rPr>
         <w:t xml:space="preserve">. </w:t>
       </w:r>
-      <w:hyperlink w:history="1" r:id="rIdre7ajbsicano0fygt6npy">
+      <w:hyperlink w:history="1" r:id="rIdxbsvujsfv6vprcw4qr1i3">
         <w:r>
           <w:rPr>
             <w:rFonts w:ascii="Calibri" w:cs="Calibri" w:eastAsia="Calibri" w:hAnsi="Calibri"/>
@@ -17771,7 +17771,7 @@
         </w:rPr>
         <w:t xml:space="preserve">. </w:t>
       </w:r>
-      <w:hyperlink w:history="1" r:id="rIdkqc4kdnmlqyrh3bppbtee">
+      <w:hyperlink w:history="1" r:id="rIdakrq7qoktrmet-blj14ec">
         <w:r>
           <w:rPr>
             <w:rFonts w:ascii="Calibri" w:cs="Calibri" w:eastAsia="Calibri" w:hAnsi="Calibri"/>
@@ -17860,7 +17860,7 @@
         </w:rPr>
         <w:t xml:space="preserve">. </w:t>
       </w:r>
-      <w:hyperlink w:history="1" r:id="rId7wtwfkaymdcahaifabvf8">
+      <w:hyperlink w:history="1" r:id="rIdo1f8vrbaokx8ndz14kzhd">
         <w:r>
           <w:rPr>
             <w:rFonts w:ascii="Calibri" w:cs="Calibri" w:eastAsia="Calibri" w:hAnsi="Calibri"/>
@@ -17949,7 +17949,7 @@
         </w:rPr>
         <w:t xml:space="preserve">. </w:t>
       </w:r>
-      <w:hyperlink w:history="1" r:id="rId-4lbk7evrnlm1zkb3_uer">
+      <w:hyperlink w:history="1" r:id="rId2wfq_z0luajk0zego_40o">
         <w:r>
           <w:rPr>
             <w:rFonts w:ascii="Calibri" w:cs="Calibri" w:eastAsia="Calibri" w:hAnsi="Calibri"/>
@@ -18038,7 +18038,7 @@
         </w:rPr>
         <w:t xml:space="preserve">. </w:t>
       </w:r>
-      <w:hyperlink w:history="1" r:id="rIdvnd8oyhgrvby0sausl-it">
+      <w:hyperlink w:history="1" r:id="rId4sejpdjicwf4frhccd2oa">
         <w:r>
           <w:rPr>
             <w:rFonts w:ascii="Calibri" w:cs="Calibri" w:eastAsia="Calibri" w:hAnsi="Calibri"/>
@@ -18127,7 +18127,7 @@
         </w:rPr>
         <w:t xml:space="preserve">. </w:t>
       </w:r>
-      <w:hyperlink w:history="1" r:id="rIdkgnt2dxrivug1davyf7r_">
+      <w:hyperlink w:history="1" r:id="rIdiifg3hcmfciiiakwhji7d">
         <w:r>
           <w:rPr>
             <w:rFonts w:ascii="Calibri" w:cs="Calibri" w:eastAsia="Calibri" w:hAnsi="Calibri"/>
@@ -18216,7 +18216,7 @@
         </w:rPr>
         <w:t xml:space="preserve">. </w:t>
       </w:r>
-      <w:hyperlink w:history="1" r:id="rIdeopkaf_poqn5ps7qaajv-">
+      <w:hyperlink w:history="1" r:id="rIdschmolegm38z5kzfuuezs">
         <w:r>
           <w:rPr>
             <w:rFonts w:ascii="Calibri" w:cs="Calibri" w:eastAsia="Calibri" w:hAnsi="Calibri"/>
@@ -18305,7 +18305,7 @@
         </w:rPr>
         <w:t xml:space="preserve">. </w:t>
       </w:r>
-      <w:hyperlink w:history="1" r:id="rIdp5iyiumeysb5sv5ddwjhs">
+      <w:hyperlink w:history="1" r:id="rIdlxc7fvwwpidibhyydw8me">
         <w:r>
           <w:rPr>
             <w:rFonts w:ascii="Calibri" w:cs="Calibri" w:eastAsia="Calibri" w:hAnsi="Calibri"/>
@@ -18394,7 +18394,7 @@
         </w:rPr>
         <w:t xml:space="preserve">. </w:t>
       </w:r>
-      <w:hyperlink w:history="1" r:id="rIdvqdh_qacpo30r9uprduvz">
+      <w:hyperlink w:history="1" r:id="rIddfc4jxu8tzbi6qsnkiqp1">
         <w:r>
           <w:rPr>
             <w:rFonts w:ascii="Calibri" w:cs="Calibri" w:eastAsia="Calibri" w:hAnsi="Calibri"/>
@@ -18483,7 +18483,7 @@
         </w:rPr>
         <w:t xml:space="preserve">. </w:t>
       </w:r>
-      <w:hyperlink w:history="1" r:id="rIdrsnm86ohypkam7avn_6ns">
+      <w:hyperlink w:history="1" r:id="rIdzi3jy9xsjscvipcsvykf1">
         <w:r>
           <w:rPr>
             <w:rFonts w:ascii="Calibri" w:cs="Calibri" w:eastAsia="Calibri" w:hAnsi="Calibri"/>
@@ -18572,7 +18572,7 @@
         </w:rPr>
         <w:t xml:space="preserve">. </w:t>
       </w:r>
-      <w:hyperlink w:history="1" r:id="rIdgkyou--9tztakeotny1yu">
+      <w:hyperlink w:history="1" r:id="rIdqlzin1c9ouzwwfpy4nqve">
         <w:r>
           <w:rPr>
             <w:rFonts w:ascii="Calibri" w:cs="Calibri" w:eastAsia="Calibri" w:hAnsi="Calibri"/>
@@ -18661,7 +18661,7 @@
         </w:rPr>
         <w:t xml:space="preserve">. </w:t>
       </w:r>
-      <w:hyperlink w:history="1" r:id="rIdnygjylbv_6g58vmt1csga">
+      <w:hyperlink w:history="1" r:id="rId2o3gbtqiwdqfjhn6akzoj">
         <w:r>
           <w:rPr>
             <w:rFonts w:ascii="Calibri" w:cs="Calibri" w:eastAsia="Calibri" w:hAnsi="Calibri"/>
@@ -18750,7 +18750,7 @@
         </w:rPr>
         <w:t xml:space="preserve">. </w:t>
       </w:r>
-      <w:hyperlink w:history="1" r:id="rIddfyknonozk6o-ww_6s33o">
+      <w:hyperlink w:history="1" r:id="rIdjnuvx6otcarii_21gbq0u">
         <w:r>
           <w:rPr>
             <w:rFonts w:ascii="Calibri" w:cs="Calibri" w:eastAsia="Calibri" w:hAnsi="Calibri"/>
@@ -18839,7 +18839,7 @@
         </w:rPr>
         <w:t xml:space="preserve">. </w:t>
       </w:r>
-      <w:hyperlink w:history="1" r:id="rIdvlk-53zgmn467whsn9mrt">
+      <w:hyperlink w:history="1" r:id="rIdatxk473gvjk8ufb_edspm">
         <w:r>
           <w:rPr>
             <w:rFonts w:ascii="Calibri" w:cs="Calibri" w:eastAsia="Calibri" w:hAnsi="Calibri"/>
@@ -18928,7 +18928,7 @@
         </w:rPr>
         <w:t xml:space="preserve">. </w:t>
       </w:r>
-      <w:hyperlink w:history="1" r:id="rIdpyk6jh8kz9uttelakl_hf">
+      <w:hyperlink w:history="1" r:id="rIdnetv2eewdyt-gkdnggn5d">
         <w:r>
           <w:rPr>
             <w:rFonts w:ascii="Calibri" w:cs="Calibri" w:eastAsia="Calibri" w:hAnsi="Calibri"/>
@@ -19017,7 +19017,7 @@
         </w:rPr>
         <w:t xml:space="preserve">. </w:t>
       </w:r>
-      <w:hyperlink w:history="1" r:id="rIdyclwewdptxy3uf1cc0zji">
+      <w:hyperlink w:history="1" r:id="rId484z6bjwgkjxytm8uk-r4">
         <w:r>
           <w:rPr>
             <w:rFonts w:ascii="Calibri" w:cs="Calibri" w:eastAsia="Calibri" w:hAnsi="Calibri"/>
@@ -19106,7 +19106,7 @@
         </w:rPr>
         <w:t xml:space="preserve">. </w:t>
       </w:r>
-      <w:hyperlink w:history="1" r:id="rIdtfcw7t_pgh3zoqar6yoqe">
+      <w:hyperlink w:history="1" r:id="rId4nyfvxsjkg9mz0h-oh5dv">
         <w:r>
           <w:rPr>
             <w:rFonts w:ascii="Calibri" w:cs="Calibri" w:eastAsia="Calibri" w:hAnsi="Calibri"/>
@@ -19195,7 +19195,7 @@
         </w:rPr>
         <w:t xml:space="preserve">. </w:t>
       </w:r>
-      <w:hyperlink w:history="1" r:id="rId5felzt-ufx8slebhzqxet">
+      <w:hyperlink w:history="1" r:id="rIdpnawsdc8zkzpafwasgxj-">
         <w:r>
           <w:rPr>
             <w:rFonts w:ascii="Calibri" w:cs="Calibri" w:eastAsia="Calibri" w:hAnsi="Calibri"/>
@@ -19284,7 +19284,7 @@
         </w:rPr>
         <w:t xml:space="preserve">. </w:t>
       </w:r>
-      <w:hyperlink w:history="1" r:id="rIdar6myb5l5fehizhslv7ju">
+      <w:hyperlink w:history="1" r:id="rIdn1oev5c4s4-7rqk6bj1th">
         <w:r>
           <w:rPr>
             <w:rFonts w:ascii="Calibri" w:cs="Calibri" w:eastAsia="Calibri" w:hAnsi="Calibri"/>
@@ -19373,7 +19373,7 @@
         </w:rPr>
         <w:t xml:space="preserve">. </w:t>
       </w:r>
-      <w:hyperlink w:history="1" r:id="rIdkr8-7eftzi12hucy9cmao">
+      <w:hyperlink w:history="1" r:id="rIdxwn0glexrzc-ft82ylshp">
         <w:r>
           <w:rPr>
             <w:rFonts w:ascii="Calibri" w:cs="Calibri" w:eastAsia="Calibri" w:hAnsi="Calibri"/>
@@ -19462,7 +19462,7 @@
         </w:rPr>
         <w:t xml:space="preserve">. </w:t>
       </w:r>
-      <w:hyperlink w:history="1" r:id="rIdsmcxnhn36jqbrybhm6xnr">
+      <w:hyperlink w:history="1" r:id="rIdo2zcufmwfwyrrzxwgppks">
         <w:r>
           <w:rPr>
             <w:rFonts w:ascii="Calibri" w:cs="Calibri" w:eastAsia="Calibri" w:hAnsi="Calibri"/>
@@ -19551,7 +19551,7 @@
         </w:rPr>
         <w:t xml:space="preserve">. </w:t>
       </w:r>
-      <w:hyperlink w:history="1" r:id="rIdtstflfktu2-zr8advmgs1">
+      <w:hyperlink w:history="1" r:id="rIdsogh-gjjkexecjx-y-ykf">
         <w:r>
           <w:rPr>
             <w:rFonts w:ascii="Calibri" w:cs="Calibri" w:eastAsia="Calibri" w:hAnsi="Calibri"/>
@@ -19725,7 +19725,7 @@
         </w:rPr>
         <w:t xml:space="preserve">. </w:t>
       </w:r>
-      <w:hyperlink w:history="1" r:id="rIdik-rxykwbdyrtokvgnxh8">
+      <w:hyperlink w:history="1" r:id="rIdzeataza198mjdrsicnos9">
         <w:r>
           <w:rPr>
             <w:rFonts w:ascii="Calibri" w:cs="Calibri" w:eastAsia="Calibri" w:hAnsi="Calibri"/>
@@ -19814,7 +19814,7 @@
         </w:rPr>
         <w:t xml:space="preserve">. </w:t>
       </w:r>
-      <w:hyperlink w:history="1" r:id="rId4wbqb9l9att1z8pl_jqnu">
+      <w:hyperlink w:history="1" r:id="rIdbnsg97wtc0lyjudndmw3h">
         <w:r>
           <w:rPr>
             <w:rFonts w:ascii="Calibri" w:cs="Calibri" w:eastAsia="Calibri" w:hAnsi="Calibri"/>
@@ -19903,7 +19903,7 @@
         </w:rPr>
         <w:t xml:space="preserve">. </w:t>
       </w:r>
-      <w:hyperlink w:history="1" r:id="rIdznyvwgo5yskouaj6ib2jt">
+      <w:hyperlink w:history="1" r:id="rIdxkpwawfegnqy_ha5unztb">
         <w:r>
           <w:rPr>
             <w:rFonts w:ascii="Calibri" w:cs="Calibri" w:eastAsia="Calibri" w:hAnsi="Calibri"/>
@@ -19992,7 +19992,7 @@
         </w:rPr>
         <w:t xml:space="preserve">. </w:t>
       </w:r>
-      <w:hyperlink w:history="1" r:id="rIdtvqyooqv7yj6fzjcda3wo">
+      <w:hyperlink w:history="1" r:id="rIddrf7f5rjcusek1v7bjgnr">
         <w:r>
           <w:rPr>
             <w:rFonts w:ascii="Calibri" w:cs="Calibri" w:eastAsia="Calibri" w:hAnsi="Calibri"/>
@@ -20081,7 +20081,7 @@
         </w:rPr>
         <w:t xml:space="preserve">. </w:t>
       </w:r>
-      <w:hyperlink w:history="1" r:id="rIdngtqdhxryckouwrqabirg">
+      <w:hyperlink w:history="1" r:id="rId_v2iaqsuknoic5csrf_jm">
         <w:r>
           <w:rPr>
             <w:rFonts w:ascii="Calibri" w:cs="Calibri" w:eastAsia="Calibri" w:hAnsi="Calibri"/>
@@ -20170,7 +20170,7 @@
         </w:rPr>
         <w:t xml:space="preserve">. </w:t>
       </w:r>
-      <w:hyperlink w:history="1" r:id="rIdo4okmasffzd7lzo0_xwdl">
+      <w:hyperlink w:history="1" r:id="rIdgzwe3j5bi3hxvekyg5koy">
         <w:r>
           <w:rPr>
             <w:rFonts w:ascii="Calibri" w:cs="Calibri" w:eastAsia="Calibri" w:hAnsi="Calibri"/>
@@ -20259,7 +20259,7 @@
         </w:rPr>
         <w:t xml:space="preserve">. </w:t>
       </w:r>
-      <w:hyperlink w:history="1" r:id="rIduxuomrsknmsoaaygycf-8">
+      <w:hyperlink w:history="1" r:id="rIdazc744pifivfkri6fpl-w">
         <w:r>
           <w:rPr>
             <w:rFonts w:ascii="Calibri" w:cs="Calibri" w:eastAsia="Calibri" w:hAnsi="Calibri"/>
@@ -20348,7 +20348,7 @@
         </w:rPr>
         <w:t xml:space="preserve">. </w:t>
       </w:r>
-      <w:hyperlink w:history="1" r:id="rId2sdntiqzhhpmwdk_qrg7a">
+      <w:hyperlink w:history="1" r:id="rIdbwaadmg12gnkjg-wp95ym">
         <w:r>
           <w:rPr>
             <w:rFonts w:ascii="Calibri" w:cs="Calibri" w:eastAsia="Calibri" w:hAnsi="Calibri"/>
@@ -20437,7 +20437,7 @@
         </w:rPr>
         <w:t xml:space="preserve">. </w:t>
       </w:r>
-      <w:hyperlink w:history="1" r:id="rIdnpjnmvyih6wplu5r1z72y">
+      <w:hyperlink w:history="1" r:id="rIdf7r-8bctlxkwdqz3i8ady">
         <w:r>
           <w:rPr>
             <w:rFonts w:ascii="Calibri" w:cs="Calibri" w:eastAsia="Calibri" w:hAnsi="Calibri"/>
@@ -20526,7 +20526,7 @@
         </w:rPr>
         <w:t xml:space="preserve">. </w:t>
       </w:r>
-      <w:hyperlink w:history="1" r:id="rId5dpzd-ybn3gal06y4tgj1">
+      <w:hyperlink w:history="1" r:id="rId7htodlx1zqjffwmnosdwg">
         <w:r>
           <w:rPr>
             <w:rFonts w:ascii="Calibri" w:cs="Calibri" w:eastAsia="Calibri" w:hAnsi="Calibri"/>
@@ -20615,7 +20615,7 @@
         </w:rPr>
         <w:t xml:space="preserve">. </w:t>
       </w:r>
-      <w:hyperlink w:history="1" r:id="rIdqwoc43edu8nxw6yufi38z">
+      <w:hyperlink w:history="1" r:id="rIdnifmdeiyt8hnidrhqkdpi">
         <w:r>
           <w:rPr>
             <w:rFonts w:ascii="Calibri" w:cs="Calibri" w:eastAsia="Calibri" w:hAnsi="Calibri"/>
@@ -20704,7 +20704,7 @@
         </w:rPr>
         <w:t xml:space="preserve">. </w:t>
       </w:r>
-      <w:hyperlink w:history="1" r:id="rIdvqi4b4mos4gxzdskga4mj">
+      <w:hyperlink w:history="1" r:id="rIdjamesnz7vyertok1lh039">
         <w:r>
           <w:rPr>
             <w:rFonts w:ascii="Calibri" w:cs="Calibri" w:eastAsia="Calibri" w:hAnsi="Calibri"/>
@@ -20793,7 +20793,7 @@
         </w:rPr>
         <w:t xml:space="preserve">. </w:t>
       </w:r>
-      <w:hyperlink w:history="1" r:id="rId-um1ogk63vgxgemtzlyoj">
+      <w:hyperlink w:history="1" r:id="rId1i93xsvr0ms_r9zq-bzy6">
         <w:r>
           <w:rPr>
             <w:rFonts w:ascii="Calibri" w:cs="Calibri" w:eastAsia="Calibri" w:hAnsi="Calibri"/>
@@ -20882,7 +20882,7 @@
         </w:rPr>
         <w:t xml:space="preserve">. </w:t>
       </w:r>
-      <w:hyperlink w:history="1" r:id="rIdhydhcyqara1ckfobijqwt">
+      <w:hyperlink w:history="1" r:id="rIdclwscec1b9gyal8tjtvr4">
         <w:r>
           <w:rPr>
             <w:rFonts w:ascii="Calibri" w:cs="Calibri" w:eastAsia="Calibri" w:hAnsi="Calibri"/>
@@ -20987,7 +20987,7 @@
         </w:rPr>
         <w:t xml:space="preserve">. </w:t>
       </w:r>
-      <w:hyperlink w:history="1" r:id="rIdsfic7_ju8iujx6-fpwxvn">
+      <w:hyperlink w:history="1" r:id="rId8fxpwlslavmycc4p8zgeb">
         <w:r>
           <w:rPr>
             <w:rFonts w:ascii="Calibri" w:cs="Calibri" w:eastAsia="Calibri" w:hAnsi="Calibri"/>
@@ -21076,7 +21076,7 @@
         </w:rPr>
         <w:t xml:space="preserve">. </w:t>
       </w:r>
-      <w:hyperlink w:history="1" r:id="rIdh2wj2rmubghfac8z7z977">
+      <w:hyperlink w:history="1" r:id="rIdxoa38agzh8tfk7b8eyq3r">
         <w:r>
           <w:rPr>
             <w:rFonts w:ascii="Calibri" w:cs="Calibri" w:eastAsia="Calibri" w:hAnsi="Calibri"/>

--- a/Shahriarirad_Reza_CV.docx
+++ b/Shahriarirad_Reza_CV.docx
@@ -65,7 +65,7 @@
       <w:pPr>
         <w:spacing w:after="80"/>
       </w:pPr>
-      <w:hyperlink w:history="1" r:id="rIdchock25iujcineg-o8k0x">
+      <w:hyperlink w:history="1" r:id="rIdii8eidnxjercpqvjv5h9s">
         <w:r>
           <w:rPr>
             <w:rFonts w:ascii="Calibri" w:cs="Calibri" w:eastAsia="Calibri" w:hAnsi="Calibri"/>
@@ -86,7 +86,7 @@
         </w:rPr>
         <w:t xml:space="preserve"> | </w:t>
       </w:r>
-      <w:hyperlink w:history="1" r:id="rIdp1ph0yohgc2phsd629zto">
+      <w:hyperlink w:history="1" r:id="rId3yrbp1azrtostz4ek-1-0">
         <w:r>
           <w:rPr>
             <w:rFonts w:ascii="Calibri" w:cs="Calibri" w:eastAsia="Calibri" w:hAnsi="Calibri"/>
@@ -107,7 +107,7 @@
         </w:rPr>
         <w:t xml:space="preserve"> | </w:t>
       </w:r>
-      <w:hyperlink w:history="1" r:id="rIdlp0fxuvxn9lug9ymaeqls">
+      <w:hyperlink w:history="1" r:id="rIdqxwskqogdtqhe8d_9xseu">
         <w:r>
           <w:rPr>
             <w:rFonts w:ascii="Calibri" w:cs="Calibri" w:eastAsia="Calibri" w:hAnsi="Calibri"/>
@@ -128,7 +128,7 @@
         </w:rPr>
         <w:t xml:space="preserve"> | </w:t>
       </w:r>
-      <w:hyperlink w:history="1" r:id="rIdqvkyhdrivwmdq3z_jycar">
+      <w:hyperlink w:history="1" r:id="rIdo2ghmmxu5tovpikeo6rew">
         <w:r>
           <w:rPr>
             <w:rFonts w:ascii="Calibri" w:cs="Calibri" w:eastAsia="Calibri" w:hAnsi="Calibri"/>
@@ -149,7 +149,7 @@
         </w:rPr>
         <w:t xml:space="preserve"> | </w:t>
       </w:r>
-      <w:hyperlink w:history="1" r:id="rIdoj8djnoj2gqsz2qymt37j">
+      <w:hyperlink w:history="1" r:id="rIdzklky2oydx1g7zvx3xbur">
         <w:r>
           <w:rPr>
             <w:rFonts w:ascii="Calibri" w:cs="Calibri" w:eastAsia="Calibri" w:hAnsi="Calibri"/>
@@ -170,7 +170,7 @@
         </w:rPr>
         <w:t xml:space="preserve"> | </w:t>
       </w:r>
-      <w:hyperlink w:history="1" r:id="rIdh28gq6orz3qi6yhefj9cg">
+      <w:hyperlink w:history="1" r:id="rIdupqy37le14qsc_bj_7nt9">
         <w:r>
           <w:rPr>
             <w:rFonts w:ascii="Calibri" w:cs="Calibri" w:eastAsia="Calibri" w:hAnsi="Calibri"/>
@@ -191,7 +191,7 @@
         </w:rPr>
         <w:t xml:space="preserve"> | </w:t>
       </w:r>
-      <w:hyperlink w:history="1" r:id="rIdsehppgcaxy-kwoofjlexm">
+      <w:hyperlink w:history="1" r:id="rIdsbjt-6x3yedg6w1kl3tto">
         <w:r>
           <w:rPr>
             <w:rFonts w:ascii="Calibri" w:cs="Calibri" w:eastAsia="Calibri" w:hAnsi="Calibri"/>
@@ -483,7 +483,7 @@
                 <w:sz w:val="20"/>
                 <w:szCs w:val="20"/>
               </w:rPr>
-              <w:t xml:space="preserve">April 27, 2026</w:t>
+              <w:t xml:space="preserve">May 4, 2026</w:t>
             </w:r>
           </w:p>
         </w:tc>
@@ -603,7 +603,7 @@
                 <w:sz w:val="20"/>
                 <w:szCs w:val="20"/>
               </w:rPr>
-              <w:t xml:space="preserve">3248</w:t>
+              <w:t xml:space="preserve">3381</w:t>
             </w:r>
           </w:p>
         </w:tc>
@@ -1386,7 +1386,7 @@
             </w:tcMar>
           </w:tcPr>
           <w:p>
-            <w:hyperlink w:history="1" r:id="rIdndtygo1ygj8znp7oceu0e">
+            <w:hyperlink w:history="1" r:id="rIdmnhahjbirdtzi4rkuuz71">
               <w:r>
                 <w:rPr>
                   <w:rFonts w:ascii="Calibri" w:cs="Calibri" w:eastAsia="Calibri" w:hAnsi="Calibri"/>
@@ -2341,7 +2341,7 @@
             </w:tcMar>
           </w:tcPr>
           <w:p>
-            <w:hyperlink w:history="1" r:id="rIdoeb6ixltf2osh5bbgugyc">
+            <w:hyperlink w:history="1" r:id="rIdqxzymts5jbzed985ayrh5">
               <w:r>
                 <w:rPr>
                   <w:rFonts w:ascii="Calibri" w:cs="Calibri" w:eastAsia="Calibri" w:hAnsi="Calibri"/>
@@ -2352,7 +2352,7 @@
                   <w:szCs w:val="20"/>
                   <w:u w:val="single"/>
                 </w:rPr>
-                <w:t xml:space="preserve">3248</w:t>
+                <w:t xml:space="preserve">3381</w:t>
               </w:r>
             </w:hyperlink>
           </w:p>
@@ -2900,7 +2900,7 @@
         </w:rPr>
         <w:t xml:space="preserve">Full list: </w:t>
       </w:r>
-      <w:hyperlink w:history="1" r:id="rIdhxtofvlozx4ah6t6t6l3l">
+      <w:hyperlink w:history="1" r:id="rIdkq7iq9audz4f4djp8k4ls">
         <w:r>
           <w:rPr>
             <w:rFonts w:ascii="Calibri" w:cs="Calibri" w:eastAsia="Calibri" w:hAnsi="Calibri"/>
@@ -2981,7 +2981,7 @@
         </w:rPr>
         <w:t xml:space="preserve">• </w:t>
       </w:r>
-      <w:hyperlink w:history="1" r:id="rIdjie66js-vdj0lkmogjrcx">
+      <w:hyperlink w:history="1" r:id="rIdaan4iehsjxrlaju7suvqq">
         <w:r>
           <w:rPr>
             <w:rFonts w:ascii="Calibri" w:cs="Calibri" w:eastAsia="Calibri" w:hAnsi="Calibri"/>
@@ -3105,7 +3105,7 @@
         </w:rPr>
         <w:t xml:space="preserve">Full list: </w:t>
       </w:r>
-      <w:hyperlink w:history="1" r:id="rId_ez5z-ms7h32x_ad9q2it">
+      <w:hyperlink w:history="1" r:id="rIdbf3vxqtsdqbwqz7vlep1a">
         <w:r>
           <w:rPr>
             <w:rFonts w:ascii="Calibri" w:cs="Calibri" w:eastAsia="Calibri" w:hAnsi="Calibri"/>
@@ -4053,7 +4053,7 @@
         </w:rPr>
         <w:t xml:space="preserve">. </w:t>
       </w:r>
-      <w:hyperlink w:history="1" r:id="rIds8jaroljyjpbud_z0cz9a">
+      <w:hyperlink w:history="1" r:id="rIdwb0dchvrwictto0d7pegl">
         <w:r>
           <w:rPr>
             <w:rFonts w:ascii="Calibri" w:cs="Calibri" w:eastAsia="Calibri" w:hAnsi="Calibri"/>
@@ -4142,7 +4142,7 @@
         </w:rPr>
         <w:t xml:space="preserve">. </w:t>
       </w:r>
-      <w:hyperlink w:history="1" r:id="rId_lx7n8hvpowgkagmxly49">
+      <w:hyperlink w:history="1" r:id="rIdmfk0k-gn3juxtwwlhamw-">
         <w:r>
           <w:rPr>
             <w:rFonts w:ascii="Calibri" w:cs="Calibri" w:eastAsia="Calibri" w:hAnsi="Calibri"/>
@@ -4231,7 +4231,7 @@
         </w:rPr>
         <w:t xml:space="preserve">. </w:t>
       </w:r>
-      <w:hyperlink w:history="1" r:id="rIdji6k_gkievzgjaix0lhwz">
+      <w:hyperlink w:history="1" r:id="rIdoarirhtswybutwmztanwg">
         <w:r>
           <w:rPr>
             <w:rFonts w:ascii="Calibri" w:cs="Calibri" w:eastAsia="Calibri" w:hAnsi="Calibri"/>
@@ -4320,7 +4320,7 @@
         </w:rPr>
         <w:t xml:space="preserve">. </w:t>
       </w:r>
-      <w:hyperlink w:history="1" r:id="rIdl2y-kfbwgly_jr9xff2vo">
+      <w:hyperlink w:history="1" r:id="rIdh2avbb0fgi_0tycvjdlpf">
         <w:r>
           <w:rPr>
             <w:rFonts w:ascii="Calibri" w:cs="Calibri" w:eastAsia="Calibri" w:hAnsi="Calibri"/>
@@ -4409,7 +4409,7 @@
         </w:rPr>
         <w:t xml:space="preserve">. </w:t>
       </w:r>
-      <w:hyperlink w:history="1" r:id="rIdvxuk6nay6w-xzapljpxjg">
+      <w:hyperlink w:history="1" r:id="rIdz5cn9alsfvni1glypdjhp">
         <w:r>
           <w:rPr>
             <w:rFonts w:ascii="Calibri" w:cs="Calibri" w:eastAsia="Calibri" w:hAnsi="Calibri"/>
@@ -4498,7 +4498,7 @@
         </w:rPr>
         <w:t xml:space="preserve">. </w:t>
       </w:r>
-      <w:hyperlink w:history="1" r:id="rIdpfgittsvtilkwt4c-xn84">
+      <w:hyperlink w:history="1" r:id="rIdzxrboo7qjzz2oshnq-v95">
         <w:r>
           <w:rPr>
             <w:rFonts w:ascii="Calibri" w:cs="Calibri" w:eastAsia="Calibri" w:hAnsi="Calibri"/>
@@ -4587,7 +4587,7 @@
         </w:rPr>
         <w:t xml:space="preserve">. </w:t>
       </w:r>
-      <w:hyperlink w:history="1" r:id="rIdya2eb-z1ylidz7rgzgye6">
+      <w:hyperlink w:history="1" r:id="rId2szjbikxf08ivhk-uqdqm">
         <w:r>
           <w:rPr>
             <w:rFonts w:ascii="Calibri" w:cs="Calibri" w:eastAsia="Calibri" w:hAnsi="Calibri"/>
@@ -4676,7 +4676,7 @@
         </w:rPr>
         <w:t xml:space="preserve">. </w:t>
       </w:r>
-      <w:hyperlink w:history="1" r:id="rIdktujv6eo0et9wi_0g1s7a">
+      <w:hyperlink w:history="1" r:id="rIdf9bidfpcabubmgilqtc2a">
         <w:r>
           <w:rPr>
             <w:rFonts w:ascii="Calibri" w:cs="Calibri" w:eastAsia="Calibri" w:hAnsi="Calibri"/>
@@ -4765,7 +4765,7 @@
         </w:rPr>
         <w:t xml:space="preserve">. </w:t>
       </w:r>
-      <w:hyperlink w:history="1" r:id="rIdi5dysbdygbcmlkjj0iaoa">
+      <w:hyperlink w:history="1" r:id="rIdylgqc1t7wlj7ds9u-ipqv">
         <w:r>
           <w:rPr>
             <w:rFonts w:ascii="Calibri" w:cs="Calibri" w:eastAsia="Calibri" w:hAnsi="Calibri"/>
@@ -4854,7 +4854,7 @@
         </w:rPr>
         <w:t xml:space="preserve">. </w:t>
       </w:r>
-      <w:hyperlink w:history="1" r:id="rIdcermsgcpd5jqf95ptki6z">
+      <w:hyperlink w:history="1" r:id="rIddhmzigzj_vt_kcfxkazat">
         <w:r>
           <w:rPr>
             <w:rFonts w:ascii="Calibri" w:cs="Calibri" w:eastAsia="Calibri" w:hAnsi="Calibri"/>
@@ -4943,7 +4943,7 @@
         </w:rPr>
         <w:t xml:space="preserve">. </w:t>
       </w:r>
-      <w:hyperlink w:history="1" r:id="rIdxnt10yle9ilmqsu2txkvm">
+      <w:hyperlink w:history="1" r:id="rIdb7ou_z2wqv9spe3gacbxk">
         <w:r>
           <w:rPr>
             <w:rFonts w:ascii="Calibri" w:cs="Calibri" w:eastAsia="Calibri" w:hAnsi="Calibri"/>
@@ -5032,7 +5032,7 @@
         </w:rPr>
         <w:t xml:space="preserve">. </w:t>
       </w:r>
-      <w:hyperlink w:history="1" r:id="rIdkhzit-tr3zgu_zl0xuong">
+      <w:hyperlink w:history="1" r:id="rId5ai5s8mi3n05uv4m6i6fg">
         <w:r>
           <w:rPr>
             <w:rFonts w:ascii="Calibri" w:cs="Calibri" w:eastAsia="Calibri" w:hAnsi="Calibri"/>
@@ -5121,7 +5121,7 @@
         </w:rPr>
         <w:t xml:space="preserve">. </w:t>
       </w:r>
-      <w:hyperlink w:history="1" r:id="rIdcwxpmtjhrucq6ppzitvyz">
+      <w:hyperlink w:history="1" r:id="rIdpo9qckorrbkmfki3n0j6g">
         <w:r>
           <w:rPr>
             <w:rFonts w:ascii="Calibri" w:cs="Calibri" w:eastAsia="Calibri" w:hAnsi="Calibri"/>
@@ -5210,7 +5210,7 @@
         </w:rPr>
         <w:t xml:space="preserve">. </w:t>
       </w:r>
-      <w:hyperlink w:history="1" r:id="rIdqir7q5c6fwd1tfcq_uwbf">
+      <w:hyperlink w:history="1" r:id="rIdvps1_zngx6sd-j4c79r4w">
         <w:r>
           <w:rPr>
             <w:rFonts w:ascii="Calibri" w:cs="Calibri" w:eastAsia="Calibri" w:hAnsi="Calibri"/>
@@ -5299,7 +5299,7 @@
         </w:rPr>
         <w:t xml:space="preserve">. </w:t>
       </w:r>
-      <w:hyperlink w:history="1" r:id="rId4lsaxdw6ptcxrmyb0zovw">
+      <w:hyperlink w:history="1" r:id="rIdetcb58dlajj8gx7tejgk4">
         <w:r>
           <w:rPr>
             <w:rFonts w:ascii="Calibri" w:cs="Calibri" w:eastAsia="Calibri" w:hAnsi="Calibri"/>
@@ -5388,7 +5388,7 @@
         </w:rPr>
         <w:t xml:space="preserve">. </w:t>
       </w:r>
-      <w:hyperlink w:history="1" r:id="rIdjvzf9txorayu-eyfbrfq5">
+      <w:hyperlink w:history="1" r:id="rIdnracls79lnrptkn1l87nn">
         <w:r>
           <w:rPr>
             <w:rFonts w:ascii="Calibri" w:cs="Calibri" w:eastAsia="Calibri" w:hAnsi="Calibri"/>
@@ -5477,7 +5477,7 @@
         </w:rPr>
         <w:t xml:space="preserve">. </w:t>
       </w:r>
-      <w:hyperlink w:history="1" r:id="rIdsfu1rjhaomisz9v2gq3ui">
+      <w:hyperlink w:history="1" r:id="rIdgtszqjxwqjlmueulqhkpw">
         <w:r>
           <w:rPr>
             <w:rFonts w:ascii="Calibri" w:cs="Calibri" w:eastAsia="Calibri" w:hAnsi="Calibri"/>
@@ -5566,7 +5566,7 @@
         </w:rPr>
         <w:t xml:space="preserve">. </w:t>
       </w:r>
-      <w:hyperlink w:history="1" r:id="rIdjsc8a9krczeuptpoyjqdg">
+      <w:hyperlink w:history="1" r:id="rId1edndzgjoz6okimuuheis">
         <w:r>
           <w:rPr>
             <w:rFonts w:ascii="Calibri" w:cs="Calibri" w:eastAsia="Calibri" w:hAnsi="Calibri"/>
@@ -5655,7 +5655,7 @@
         </w:rPr>
         <w:t xml:space="preserve">. </w:t>
       </w:r>
-      <w:hyperlink w:history="1" r:id="rIdje-jxv6auypy-ukia8qa1">
+      <w:hyperlink w:history="1" r:id="rIdg6ql1ie2d0mwzogi0kvhx">
         <w:r>
           <w:rPr>
             <w:rFonts w:ascii="Calibri" w:cs="Calibri" w:eastAsia="Calibri" w:hAnsi="Calibri"/>
@@ -5744,7 +5744,7 @@
         </w:rPr>
         <w:t xml:space="preserve">. </w:t>
       </w:r>
-      <w:hyperlink w:history="1" r:id="rIdyrwumuwcbq_st0vs5exqa">
+      <w:hyperlink w:history="1" r:id="rIdr64n2ss9oop274iugckse">
         <w:r>
           <w:rPr>
             <w:rFonts w:ascii="Calibri" w:cs="Calibri" w:eastAsia="Calibri" w:hAnsi="Calibri"/>
@@ -5833,7 +5833,7 @@
         </w:rPr>
         <w:t xml:space="preserve">. </w:t>
       </w:r>
-      <w:hyperlink w:history="1" r:id="rIdp-qtfn6-_tt7znuqfhqdc">
+      <w:hyperlink w:history="1" r:id="rIdl-thdwcqo14dnblhabwcw">
         <w:r>
           <w:rPr>
             <w:rFonts w:ascii="Calibri" w:cs="Calibri" w:eastAsia="Calibri" w:hAnsi="Calibri"/>
@@ -5922,7 +5922,7 @@
         </w:rPr>
         <w:t xml:space="preserve">. </w:t>
       </w:r>
-      <w:hyperlink w:history="1" r:id="rIddx9u0w86cyyqii3zkozbt">
+      <w:hyperlink w:history="1" r:id="rIdyhmzvjx638s6vvmomhces">
         <w:r>
           <w:rPr>
             <w:rFonts w:ascii="Calibri" w:cs="Calibri" w:eastAsia="Calibri" w:hAnsi="Calibri"/>
@@ -6011,7 +6011,7 @@
         </w:rPr>
         <w:t xml:space="preserve">. </w:t>
       </w:r>
-      <w:hyperlink w:history="1" r:id="rIdmszfmow6bw8gwcr3pgiuy">
+      <w:hyperlink w:history="1" r:id="rIdrmaorszr76nm_0tzeld4e">
         <w:r>
           <w:rPr>
             <w:rFonts w:ascii="Calibri" w:cs="Calibri" w:eastAsia="Calibri" w:hAnsi="Calibri"/>
@@ -6100,7 +6100,7 @@
         </w:rPr>
         <w:t xml:space="preserve">. </w:t>
       </w:r>
-      <w:hyperlink w:history="1" r:id="rIdp3bi_yf1pwj1h516qaax5">
+      <w:hyperlink w:history="1" r:id="rIddhwi-zjvcyityl24jc8xh">
         <w:r>
           <w:rPr>
             <w:rFonts w:ascii="Calibri" w:cs="Calibri" w:eastAsia="Calibri" w:hAnsi="Calibri"/>
@@ -6189,7 +6189,7 @@
         </w:rPr>
         <w:t xml:space="preserve">. </w:t>
       </w:r>
-      <w:hyperlink w:history="1" r:id="rIdk2ezri76pz6qopdk6lmub">
+      <w:hyperlink w:history="1" r:id="rIdbm5tc3fj4au0uzfsojljt">
         <w:r>
           <w:rPr>
             <w:rFonts w:ascii="Calibri" w:cs="Calibri" w:eastAsia="Calibri" w:hAnsi="Calibri"/>
@@ -6278,7 +6278,7 @@
         </w:rPr>
         <w:t xml:space="preserve">. </w:t>
       </w:r>
-      <w:hyperlink w:history="1" r:id="rIdmycjqcgwg8ut4ad6jx6pz">
+      <w:hyperlink w:history="1" r:id="rIdcti8ak-jywttij0qrmuzi">
         <w:r>
           <w:rPr>
             <w:rFonts w:ascii="Calibri" w:cs="Calibri" w:eastAsia="Calibri" w:hAnsi="Calibri"/>
@@ -6367,7 +6367,7 @@
         </w:rPr>
         <w:t xml:space="preserve">. </w:t>
       </w:r>
-      <w:hyperlink w:history="1" r:id="rId_ry6bh6vcwbjiprmear1j">
+      <w:hyperlink w:history="1" r:id="rIdmbeyp1j46ehyojedf82l8">
         <w:r>
           <w:rPr>
             <w:rFonts w:ascii="Calibri" w:cs="Calibri" w:eastAsia="Calibri" w:hAnsi="Calibri"/>
@@ -6456,7 +6456,7 @@
         </w:rPr>
         <w:t xml:space="preserve">. </w:t>
       </w:r>
-      <w:hyperlink w:history="1" r:id="rId0gix8y3iz65vbep7ssjgr">
+      <w:hyperlink w:history="1" r:id="rId3as_esgpmx5b5u5rnzuue">
         <w:r>
           <w:rPr>
             <w:rFonts w:ascii="Calibri" w:cs="Calibri" w:eastAsia="Calibri" w:hAnsi="Calibri"/>
@@ -6545,7 +6545,7 @@
         </w:rPr>
         <w:t xml:space="preserve">. </w:t>
       </w:r>
-      <w:hyperlink w:history="1" r:id="rIdv3ofvn1ija4li7hg9lhat">
+      <w:hyperlink w:history="1" r:id="rIddmbe28ecnsctixqqyclwq">
         <w:r>
           <w:rPr>
             <w:rFonts w:ascii="Calibri" w:cs="Calibri" w:eastAsia="Calibri" w:hAnsi="Calibri"/>
@@ -6634,7 +6634,7 @@
         </w:rPr>
         <w:t xml:space="preserve">. </w:t>
       </w:r>
-      <w:hyperlink w:history="1" r:id="rIdapff6sxvwdd6gpgj9vkv5">
+      <w:hyperlink w:history="1" r:id="rIdcsbwfgyahedc3b1iranx-">
         <w:r>
           <w:rPr>
             <w:rFonts w:ascii="Calibri" w:cs="Calibri" w:eastAsia="Calibri" w:hAnsi="Calibri"/>
@@ -6723,7 +6723,7 @@
         </w:rPr>
         <w:t xml:space="preserve">. </w:t>
       </w:r>
-      <w:hyperlink w:history="1" r:id="rIdbwofcculejmk1glve-jlk">
+      <w:hyperlink w:history="1" r:id="rId-oq-pr-qcq1gyy2eaa8fq">
         <w:r>
           <w:rPr>
             <w:rFonts w:ascii="Calibri" w:cs="Calibri" w:eastAsia="Calibri" w:hAnsi="Calibri"/>
@@ -6812,7 +6812,7 @@
         </w:rPr>
         <w:t xml:space="preserve">. </w:t>
       </w:r>
-      <w:hyperlink w:history="1" r:id="rId7vlhnkmb9jrdfd8znmzkf">
+      <w:hyperlink w:history="1" r:id="rIdyp1bthlp64rgg7sijduir">
         <w:r>
           <w:rPr>
             <w:rFonts w:ascii="Calibri" w:cs="Calibri" w:eastAsia="Calibri" w:hAnsi="Calibri"/>
@@ -6901,7 +6901,7 @@
         </w:rPr>
         <w:t xml:space="preserve">. </w:t>
       </w:r>
-      <w:hyperlink w:history="1" r:id="rIdjybv3etw7fz4ha8vvvj2q">
+      <w:hyperlink w:history="1" r:id="rId2h1ovig7cncraisb5htc6">
         <w:r>
           <w:rPr>
             <w:rFonts w:ascii="Calibri" w:cs="Calibri" w:eastAsia="Calibri" w:hAnsi="Calibri"/>
@@ -6990,7 +6990,7 @@
         </w:rPr>
         <w:t xml:space="preserve">. </w:t>
       </w:r>
-      <w:hyperlink w:history="1" r:id="rIdezdvnw5y-fs144cjwckqa">
+      <w:hyperlink w:history="1" r:id="rIdrw0gyneam0tegr6owsjcb">
         <w:r>
           <w:rPr>
             <w:rFonts w:ascii="Calibri" w:cs="Calibri" w:eastAsia="Calibri" w:hAnsi="Calibri"/>
@@ -7079,7 +7079,7 @@
         </w:rPr>
         <w:t xml:space="preserve">. </w:t>
       </w:r>
-      <w:hyperlink w:history="1" r:id="rIdglzmpkxfiwgdsknmg5cak">
+      <w:hyperlink w:history="1" r:id="rIdtba7pwhm-xfccryhf_ss4">
         <w:r>
           <w:rPr>
             <w:rFonts w:ascii="Calibri" w:cs="Calibri" w:eastAsia="Calibri" w:hAnsi="Calibri"/>
@@ -7168,7 +7168,7 @@
         </w:rPr>
         <w:t xml:space="preserve">. </w:t>
       </w:r>
-      <w:hyperlink w:history="1" r:id="rId-pril32c2v_vpl5tzjnlq">
+      <w:hyperlink w:history="1" r:id="rIdmz-rcdbvzt1zxekzlx73j">
         <w:r>
           <w:rPr>
             <w:rFonts w:ascii="Calibri" w:cs="Calibri" w:eastAsia="Calibri" w:hAnsi="Calibri"/>
@@ -7257,7 +7257,7 @@
         </w:rPr>
         <w:t xml:space="preserve">. </w:t>
       </w:r>
-      <w:hyperlink w:history="1" r:id="rIdj4_ppf6uxi2gpjfny5mh3">
+      <w:hyperlink w:history="1" r:id="rId8bbtskybrneall84yae3o">
         <w:r>
           <w:rPr>
             <w:rFonts w:ascii="Calibri" w:cs="Calibri" w:eastAsia="Calibri" w:hAnsi="Calibri"/>
@@ -7346,7 +7346,7 @@
         </w:rPr>
         <w:t xml:space="preserve">. </w:t>
       </w:r>
-      <w:hyperlink w:history="1" r:id="rIdaptxndov995u9bcedgpis">
+      <w:hyperlink w:history="1" r:id="rIdlrp7ucer76bryaq_gmccd">
         <w:r>
           <w:rPr>
             <w:rFonts w:ascii="Calibri" w:cs="Calibri" w:eastAsia="Calibri" w:hAnsi="Calibri"/>
@@ -7435,7 +7435,7 @@
         </w:rPr>
         <w:t xml:space="preserve">. </w:t>
       </w:r>
-      <w:hyperlink w:history="1" r:id="rId5agbewhltlfxompmsfg_k">
+      <w:hyperlink w:history="1" r:id="rId8xiha1iw5u8oxjzmizzyp">
         <w:r>
           <w:rPr>
             <w:rFonts w:ascii="Calibri" w:cs="Calibri" w:eastAsia="Calibri" w:hAnsi="Calibri"/>
@@ -7524,7 +7524,7 @@
         </w:rPr>
         <w:t xml:space="preserve">. </w:t>
       </w:r>
-      <w:hyperlink w:history="1" r:id="rId4urwh-ashsskj0xehw6y1">
+      <w:hyperlink w:history="1" r:id="rIdcjpgw_uhug7u4cp7hemok">
         <w:r>
           <w:rPr>
             <w:rFonts w:ascii="Calibri" w:cs="Calibri" w:eastAsia="Calibri" w:hAnsi="Calibri"/>
@@ -7613,7 +7613,7 @@
         </w:rPr>
         <w:t xml:space="preserve">. </w:t>
       </w:r>
-      <w:hyperlink w:history="1" r:id="rIdkrck0hl89bicun0cxlxum">
+      <w:hyperlink w:history="1" r:id="rIdioenqfafsvz9lnxbxkggi">
         <w:r>
           <w:rPr>
             <w:rFonts w:ascii="Calibri" w:cs="Calibri" w:eastAsia="Calibri" w:hAnsi="Calibri"/>
@@ -7702,7 +7702,7 @@
         </w:rPr>
         <w:t xml:space="preserve">. </w:t>
       </w:r>
-      <w:hyperlink w:history="1" r:id="rIds8f1fexaymgrcsdrmdext">
+      <w:hyperlink w:history="1" r:id="rIdr6cudxejlqd38zwxtuoo7">
         <w:r>
           <w:rPr>
             <w:rFonts w:ascii="Calibri" w:cs="Calibri" w:eastAsia="Calibri" w:hAnsi="Calibri"/>
@@ -7791,7 +7791,7 @@
         </w:rPr>
         <w:t xml:space="preserve">. </w:t>
       </w:r>
-      <w:hyperlink w:history="1" r:id="rIdkvck5dghvyypikdugd1jo">
+      <w:hyperlink w:history="1" r:id="rId8neju7uy_kpyfklc5sznk">
         <w:r>
           <w:rPr>
             <w:rFonts w:ascii="Calibri" w:cs="Calibri" w:eastAsia="Calibri" w:hAnsi="Calibri"/>
@@ -7880,7 +7880,7 @@
         </w:rPr>
         <w:t xml:space="preserve">. </w:t>
       </w:r>
-      <w:hyperlink w:history="1" r:id="rIdq5pgmh4htk0wftwlekgb1">
+      <w:hyperlink w:history="1" r:id="rIdxbnncheyvwpsl5mktknlz">
         <w:r>
           <w:rPr>
             <w:rFonts w:ascii="Calibri" w:cs="Calibri" w:eastAsia="Calibri" w:hAnsi="Calibri"/>
@@ -7969,7 +7969,7 @@
         </w:rPr>
         <w:t xml:space="preserve">. </w:t>
       </w:r>
-      <w:hyperlink w:history="1" r:id="rIdoidkewjrlp36fqqcltlx4">
+      <w:hyperlink w:history="1" r:id="rIdm5ga9tdczkxz5h2zhzdhl">
         <w:r>
           <w:rPr>
             <w:rFonts w:ascii="Calibri" w:cs="Calibri" w:eastAsia="Calibri" w:hAnsi="Calibri"/>
@@ -8058,7 +8058,7 @@
         </w:rPr>
         <w:t xml:space="preserve">. </w:t>
       </w:r>
-      <w:hyperlink w:history="1" r:id="rIdr2wfkuzkyi-7u90nskpb0">
+      <w:hyperlink w:history="1" r:id="rIdq-cb3iwvwo7dl0twph_lp">
         <w:r>
           <w:rPr>
             <w:rFonts w:ascii="Calibri" w:cs="Calibri" w:eastAsia="Calibri" w:hAnsi="Calibri"/>
@@ -8147,7 +8147,7 @@
         </w:rPr>
         <w:t xml:space="preserve">. </w:t>
       </w:r>
-      <w:hyperlink w:history="1" r:id="rIdmn7p4-mt33ivmzsz4lwhb">
+      <w:hyperlink w:history="1" r:id="rIdqidc4uhuh8l1lcfu8keq0">
         <w:r>
           <w:rPr>
             <w:rFonts w:ascii="Calibri" w:cs="Calibri" w:eastAsia="Calibri" w:hAnsi="Calibri"/>
@@ -8236,7 +8236,7 @@
         </w:rPr>
         <w:t xml:space="preserve">. </w:t>
       </w:r>
-      <w:hyperlink w:history="1" r:id="rIddndno34iwguq4reiiczct">
+      <w:hyperlink w:history="1" r:id="rId8_71nxvzwge_mgaahwczd">
         <w:r>
           <w:rPr>
             <w:rFonts w:ascii="Calibri" w:cs="Calibri" w:eastAsia="Calibri" w:hAnsi="Calibri"/>
@@ -8325,7 +8325,7 @@
         </w:rPr>
         <w:t xml:space="preserve">. </w:t>
       </w:r>
-      <w:hyperlink w:history="1" r:id="rIdzueuev1nrrvtj0rooz2ow">
+      <w:hyperlink w:history="1" r:id="rIdeyfbexeq1pxgdz7rxeh30">
         <w:r>
           <w:rPr>
             <w:rFonts w:ascii="Calibri" w:cs="Calibri" w:eastAsia="Calibri" w:hAnsi="Calibri"/>
@@ -8414,7 +8414,7 @@
         </w:rPr>
         <w:t xml:space="preserve">. </w:t>
       </w:r>
-      <w:hyperlink w:history="1" r:id="rIdpih7zi5xoxj6nttyu6tjh">
+      <w:hyperlink w:history="1" r:id="rIdfchpxg5squjz08iacnvdj">
         <w:r>
           <w:rPr>
             <w:rFonts w:ascii="Calibri" w:cs="Calibri" w:eastAsia="Calibri" w:hAnsi="Calibri"/>
@@ -8503,7 +8503,7 @@
         </w:rPr>
         <w:t xml:space="preserve">. </w:t>
       </w:r>
-      <w:hyperlink w:history="1" r:id="rIdfomylvqaeuup_uoqia-lq">
+      <w:hyperlink w:history="1" r:id="rIdi9l_lcb6hlg3xyvehjpbs">
         <w:r>
           <w:rPr>
             <w:rFonts w:ascii="Calibri" w:cs="Calibri" w:eastAsia="Calibri" w:hAnsi="Calibri"/>
@@ -8592,7 +8592,7 @@
         </w:rPr>
         <w:t xml:space="preserve">. </w:t>
       </w:r>
-      <w:hyperlink w:history="1" r:id="rIdsb7e8fvbxztlttknillvu">
+      <w:hyperlink w:history="1" r:id="rId3cbou3s-s-swockb5qlbu">
         <w:r>
           <w:rPr>
             <w:rFonts w:ascii="Calibri" w:cs="Calibri" w:eastAsia="Calibri" w:hAnsi="Calibri"/>
@@ -8681,7 +8681,7 @@
         </w:rPr>
         <w:t xml:space="preserve">. </w:t>
       </w:r>
-      <w:hyperlink w:history="1" r:id="rIdjcvxgbqv1uusatbveij2u">
+      <w:hyperlink w:history="1" r:id="rIdycrf2pfagz5akdmqbcqz-">
         <w:r>
           <w:rPr>
             <w:rFonts w:ascii="Calibri" w:cs="Calibri" w:eastAsia="Calibri" w:hAnsi="Calibri"/>
@@ -8770,7 +8770,7 @@
         </w:rPr>
         <w:t xml:space="preserve">. </w:t>
       </w:r>
-      <w:hyperlink w:history="1" r:id="rIdxgfcetx-hlumz88p6fb-n">
+      <w:hyperlink w:history="1" r:id="rIde3ho1uwfnabwpa4e_g1ce">
         <w:r>
           <w:rPr>
             <w:rFonts w:ascii="Calibri" w:cs="Calibri" w:eastAsia="Calibri" w:hAnsi="Calibri"/>
@@ -8859,7 +8859,7 @@
         </w:rPr>
         <w:t xml:space="preserve">. </w:t>
       </w:r>
-      <w:hyperlink w:history="1" r:id="rId7qvtesz7frdcmnxzafnnx">
+      <w:hyperlink w:history="1" r:id="rIdkchnbz7uzlycukmjgrh6o">
         <w:r>
           <w:rPr>
             <w:rFonts w:ascii="Calibri" w:cs="Calibri" w:eastAsia="Calibri" w:hAnsi="Calibri"/>
@@ -8948,7 +8948,7 @@
         </w:rPr>
         <w:t xml:space="preserve">. </w:t>
       </w:r>
-      <w:hyperlink w:history="1" r:id="rIdymxkjsyqgb1ohhuhdapfw">
+      <w:hyperlink w:history="1" r:id="rIdxbyb3zbn6jwyima3ufonn">
         <w:r>
           <w:rPr>
             <w:rFonts w:ascii="Calibri" w:cs="Calibri" w:eastAsia="Calibri" w:hAnsi="Calibri"/>
@@ -9037,7 +9037,7 @@
         </w:rPr>
         <w:t xml:space="preserve">. </w:t>
       </w:r>
-      <w:hyperlink w:history="1" r:id="rIdgswe4jigicakfgki7ualn">
+      <w:hyperlink w:history="1" r:id="rId5gxrnyn7p_2x7kuzsyt83">
         <w:r>
           <w:rPr>
             <w:rFonts w:ascii="Calibri" w:cs="Calibri" w:eastAsia="Calibri" w:hAnsi="Calibri"/>
@@ -9126,7 +9126,7 @@
         </w:rPr>
         <w:t xml:space="preserve">. </w:t>
       </w:r>
-      <w:hyperlink w:history="1" r:id="rIdo_oszdtk0mpuio3lf6yn8">
+      <w:hyperlink w:history="1" r:id="rIde1l-3acvatkvmxjhdz1tr">
         <w:r>
           <w:rPr>
             <w:rFonts w:ascii="Calibri" w:cs="Calibri" w:eastAsia="Calibri" w:hAnsi="Calibri"/>
@@ -9215,7 +9215,7 @@
         </w:rPr>
         <w:t xml:space="preserve">. </w:t>
       </w:r>
-      <w:hyperlink w:history="1" r:id="rId7fuwj5ue8iv4lzb5arvet">
+      <w:hyperlink w:history="1" r:id="rIdvxu67ttqj5yjb8rh6y8h4">
         <w:r>
           <w:rPr>
             <w:rFonts w:ascii="Calibri" w:cs="Calibri" w:eastAsia="Calibri" w:hAnsi="Calibri"/>
@@ -9304,7 +9304,7 @@
         </w:rPr>
         <w:t xml:space="preserve">. </w:t>
       </w:r>
-      <w:hyperlink w:history="1" r:id="rIdvh2vv-scripebixbkagfn">
+      <w:hyperlink w:history="1" r:id="rIdpeibltvvaokojfuhzyz4m">
         <w:r>
           <w:rPr>
             <w:rFonts w:ascii="Calibri" w:cs="Calibri" w:eastAsia="Calibri" w:hAnsi="Calibri"/>
@@ -9393,7 +9393,7 @@
         </w:rPr>
         <w:t xml:space="preserve">. </w:t>
       </w:r>
-      <w:hyperlink w:history="1" r:id="rIdbln1eru0mwxovumbsy7m8">
+      <w:hyperlink w:history="1" r:id="rIdxba2le0w77h0wf7e10miq">
         <w:r>
           <w:rPr>
             <w:rFonts w:ascii="Calibri" w:cs="Calibri" w:eastAsia="Calibri" w:hAnsi="Calibri"/>
@@ -9482,7 +9482,7 @@
         </w:rPr>
         <w:t xml:space="preserve">. </w:t>
       </w:r>
-      <w:hyperlink w:history="1" r:id="rIdmfbfykcczkxkvti1lf39g">
+      <w:hyperlink w:history="1" r:id="rId15xmon0uqvql0zxtkfigp">
         <w:r>
           <w:rPr>
             <w:rFonts w:ascii="Calibri" w:cs="Calibri" w:eastAsia="Calibri" w:hAnsi="Calibri"/>
@@ -9571,7 +9571,7 @@
         </w:rPr>
         <w:t xml:space="preserve">. </w:t>
       </w:r>
-      <w:hyperlink w:history="1" r:id="rIdkqxjy7weomgnqhk8gv9rg">
+      <w:hyperlink w:history="1" r:id="rIdg-nd_qpkhvkw-hp4ps1-i">
         <w:r>
           <w:rPr>
             <w:rFonts w:ascii="Calibri" w:cs="Calibri" w:eastAsia="Calibri" w:hAnsi="Calibri"/>
@@ -9660,7 +9660,7 @@
         </w:rPr>
         <w:t xml:space="preserve">. </w:t>
       </w:r>
-      <w:hyperlink w:history="1" r:id="rIdfoxxrgydivzwldo13ysr2">
+      <w:hyperlink w:history="1" r:id="rIdfzfc5qt8brcd2pyvkd4-5">
         <w:r>
           <w:rPr>
             <w:rFonts w:ascii="Calibri" w:cs="Calibri" w:eastAsia="Calibri" w:hAnsi="Calibri"/>
@@ -9749,7 +9749,7 @@
         </w:rPr>
         <w:t xml:space="preserve">. </w:t>
       </w:r>
-      <w:hyperlink w:history="1" r:id="rIdt-t9rjjgcwxtyz_bx0l61">
+      <w:hyperlink w:history="1" r:id="rId9btfgrnkbxghpznm9fnl9">
         <w:r>
           <w:rPr>
             <w:rFonts w:ascii="Calibri" w:cs="Calibri" w:eastAsia="Calibri" w:hAnsi="Calibri"/>
@@ -9838,7 +9838,7 @@
         </w:rPr>
         <w:t xml:space="preserve">. </w:t>
       </w:r>
-      <w:hyperlink w:history="1" r:id="rIdkndw6s9ip9qtbqsgu1uig">
+      <w:hyperlink w:history="1" r:id="rIdcjt5shgdsftb2ghowo2fg">
         <w:r>
           <w:rPr>
             <w:rFonts w:ascii="Calibri" w:cs="Calibri" w:eastAsia="Calibri" w:hAnsi="Calibri"/>
@@ -9927,7 +9927,7 @@
         </w:rPr>
         <w:t xml:space="preserve">. </w:t>
       </w:r>
-      <w:hyperlink w:history="1" r:id="rIdkfkmnk82ov3tnmpfzwep_">
+      <w:hyperlink w:history="1" r:id="rIdh9zj86awmyoqycis48pc5">
         <w:r>
           <w:rPr>
             <w:rFonts w:ascii="Calibri" w:cs="Calibri" w:eastAsia="Calibri" w:hAnsi="Calibri"/>
@@ -10016,7 +10016,7 @@
         </w:rPr>
         <w:t xml:space="preserve">. </w:t>
       </w:r>
-      <w:hyperlink w:history="1" r:id="rIdf39uxbqopttvf9o4qotyl">
+      <w:hyperlink w:history="1" r:id="rIddpoyeh2_ejltb6ad9258m">
         <w:r>
           <w:rPr>
             <w:rFonts w:ascii="Calibri" w:cs="Calibri" w:eastAsia="Calibri" w:hAnsi="Calibri"/>
@@ -10105,7 +10105,7 @@
         </w:rPr>
         <w:t xml:space="preserve">. </w:t>
       </w:r>
-      <w:hyperlink w:history="1" r:id="rIdtcfcnocryz_cw3wyv2nbo">
+      <w:hyperlink w:history="1" r:id="rIdwb3kdbnwp_xccsssepp40">
         <w:r>
           <w:rPr>
             <w:rFonts w:ascii="Calibri" w:cs="Calibri" w:eastAsia="Calibri" w:hAnsi="Calibri"/>
@@ -10194,7 +10194,7 @@
         </w:rPr>
         <w:t xml:space="preserve">. </w:t>
       </w:r>
-      <w:hyperlink w:history="1" r:id="rIdk85zxmy4pfsdxyc3awtl7">
+      <w:hyperlink w:history="1" r:id="rId-m3uclfmsthvxh8-p6kq9">
         <w:r>
           <w:rPr>
             <w:rFonts w:ascii="Calibri" w:cs="Calibri" w:eastAsia="Calibri" w:hAnsi="Calibri"/>
@@ -10283,7 +10283,7 @@
         </w:rPr>
         <w:t xml:space="preserve">. </w:t>
       </w:r>
-      <w:hyperlink w:history="1" r:id="rIdhibaxa-d07p1w7iuxnrmu">
+      <w:hyperlink w:history="1" r:id="rId_vypk13b37vbl7q9sli7t">
         <w:r>
           <w:rPr>
             <w:rFonts w:ascii="Calibri" w:cs="Calibri" w:eastAsia="Calibri" w:hAnsi="Calibri"/>
@@ -10372,7 +10372,7 @@
         </w:rPr>
         <w:t xml:space="preserve">. </w:t>
       </w:r>
-      <w:hyperlink w:history="1" r:id="rIdy3djl1kmpgq2ag_u7up5r">
+      <w:hyperlink w:history="1" r:id="rIdjlrsdndnx-hdcqcu8lqbl">
         <w:r>
           <w:rPr>
             <w:rFonts w:ascii="Calibri" w:cs="Calibri" w:eastAsia="Calibri" w:hAnsi="Calibri"/>
@@ -10461,7 +10461,7 @@
         </w:rPr>
         <w:t xml:space="preserve">. </w:t>
       </w:r>
-      <w:hyperlink w:history="1" r:id="rId0zi7qhc1ld68kruhte7jt">
+      <w:hyperlink w:history="1" r:id="rIdzks1cknvlqbng0p-ulcfb">
         <w:r>
           <w:rPr>
             <w:rFonts w:ascii="Calibri" w:cs="Calibri" w:eastAsia="Calibri" w:hAnsi="Calibri"/>
@@ -10550,7 +10550,7 @@
         </w:rPr>
         <w:t xml:space="preserve">. </w:t>
       </w:r>
-      <w:hyperlink w:history="1" r:id="rIdiviexbrpordk2wjztpagb">
+      <w:hyperlink w:history="1" r:id="rIdhikyb10m37-_tupo5jaqj">
         <w:r>
           <w:rPr>
             <w:rFonts w:ascii="Calibri" w:cs="Calibri" w:eastAsia="Calibri" w:hAnsi="Calibri"/>
@@ -10639,7 +10639,7 @@
         </w:rPr>
         <w:t xml:space="preserve">. </w:t>
       </w:r>
-      <w:hyperlink w:history="1" r:id="rIdje9rb-tajscmezxdcug06">
+      <w:hyperlink w:history="1" r:id="rIdx7na2dztdmnaoxergsjfw">
         <w:r>
           <w:rPr>
             <w:rFonts w:ascii="Calibri" w:cs="Calibri" w:eastAsia="Calibri" w:hAnsi="Calibri"/>
@@ -10728,7 +10728,7 @@
         </w:rPr>
         <w:t xml:space="preserve">. </w:t>
       </w:r>
-      <w:hyperlink w:history="1" r:id="rIdy8shntzpzqodagtvj5qmm">
+      <w:hyperlink w:history="1" r:id="rIddebsbvmrypjolfk8dfdtf">
         <w:r>
           <w:rPr>
             <w:rFonts w:ascii="Calibri" w:cs="Calibri" w:eastAsia="Calibri" w:hAnsi="Calibri"/>
@@ -10817,7 +10817,7 @@
         </w:rPr>
         <w:t xml:space="preserve">. </w:t>
       </w:r>
-      <w:hyperlink w:history="1" r:id="rIdtq0b48fjhcliddklpgisi">
+      <w:hyperlink w:history="1" r:id="rIdvosijiisiiq2tdckngre6">
         <w:r>
           <w:rPr>
             <w:rFonts w:ascii="Calibri" w:cs="Calibri" w:eastAsia="Calibri" w:hAnsi="Calibri"/>
@@ -10906,7 +10906,7 @@
         </w:rPr>
         <w:t xml:space="preserve">. </w:t>
       </w:r>
-      <w:hyperlink w:history="1" r:id="rIdjh6p3zffg57axudgqzv34">
+      <w:hyperlink w:history="1" r:id="rIdn07rf7fwojjnvpkdzy7im">
         <w:r>
           <w:rPr>
             <w:rFonts w:ascii="Calibri" w:cs="Calibri" w:eastAsia="Calibri" w:hAnsi="Calibri"/>
@@ -10995,7 +10995,7 @@
         </w:rPr>
         <w:t xml:space="preserve">. </w:t>
       </w:r>
-      <w:hyperlink w:history="1" r:id="rIdbwqotkrogafuxfahj9qih">
+      <w:hyperlink w:history="1" r:id="rIdg-kuuz4jb249mfrmdxmut">
         <w:r>
           <w:rPr>
             <w:rFonts w:ascii="Calibri" w:cs="Calibri" w:eastAsia="Calibri" w:hAnsi="Calibri"/>
@@ -11084,7 +11084,7 @@
         </w:rPr>
         <w:t xml:space="preserve">. </w:t>
       </w:r>
-      <w:hyperlink w:history="1" r:id="rIdpczzmlclnje3-q6vtsnq6">
+      <w:hyperlink w:history="1" r:id="rIdnbxzpmewr1wlsbaxuzuud">
         <w:r>
           <w:rPr>
             <w:rFonts w:ascii="Calibri" w:cs="Calibri" w:eastAsia="Calibri" w:hAnsi="Calibri"/>
@@ -11173,7 +11173,7 @@
         </w:rPr>
         <w:t xml:space="preserve">. </w:t>
       </w:r>
-      <w:hyperlink w:history="1" r:id="rIdeutwyr_ef4epmbul03dbp">
+      <w:hyperlink w:history="1" r:id="rIdlr_nhmqplsrjgcciknmu8">
         <w:r>
           <w:rPr>
             <w:rFonts w:ascii="Calibri" w:cs="Calibri" w:eastAsia="Calibri" w:hAnsi="Calibri"/>
@@ -11262,7 +11262,7 @@
         </w:rPr>
         <w:t xml:space="preserve">. </w:t>
       </w:r>
-      <w:hyperlink w:history="1" r:id="rIdscdeue9nxca1g_audikab">
+      <w:hyperlink w:history="1" r:id="rIddqojbfweqnkkzwhnawj0m">
         <w:r>
           <w:rPr>
             <w:rFonts w:ascii="Calibri" w:cs="Calibri" w:eastAsia="Calibri" w:hAnsi="Calibri"/>
@@ -11351,7 +11351,7 @@
         </w:rPr>
         <w:t xml:space="preserve">. </w:t>
       </w:r>
-      <w:hyperlink w:history="1" r:id="rIdtyexijiu6-9pcqkwg8vsp">
+      <w:hyperlink w:history="1" r:id="rId0z1yevuddwuqlrimhkm2r">
         <w:r>
           <w:rPr>
             <w:rFonts w:ascii="Calibri" w:cs="Calibri" w:eastAsia="Calibri" w:hAnsi="Calibri"/>
@@ -11440,7 +11440,7 @@
         </w:rPr>
         <w:t xml:space="preserve">. </w:t>
       </w:r>
-      <w:hyperlink w:history="1" r:id="rId6lwgmspuie8ajgogndc1q">
+      <w:hyperlink w:history="1" r:id="rIdxy8icpaypjm7bo4zzvmbu">
         <w:r>
           <w:rPr>
             <w:rFonts w:ascii="Calibri" w:cs="Calibri" w:eastAsia="Calibri" w:hAnsi="Calibri"/>
@@ -11529,7 +11529,7 @@
         </w:rPr>
         <w:t xml:space="preserve">. </w:t>
       </w:r>
-      <w:hyperlink w:history="1" r:id="rIddamiy5hbyx3kflhfor0ai">
+      <w:hyperlink w:history="1" r:id="rIdidnt4j-bwvm1j-8zj2z6v">
         <w:r>
           <w:rPr>
             <w:rFonts w:ascii="Calibri" w:cs="Calibri" w:eastAsia="Calibri" w:hAnsi="Calibri"/>
@@ -11618,7 +11618,7 @@
         </w:rPr>
         <w:t xml:space="preserve">. </w:t>
       </w:r>
-      <w:hyperlink w:history="1" r:id="rIdgxy15irrowfxuuz4std5u">
+      <w:hyperlink w:history="1" r:id="rIdhaiwf5rvu5k-rce9bhio3">
         <w:r>
           <w:rPr>
             <w:rFonts w:ascii="Calibri" w:cs="Calibri" w:eastAsia="Calibri" w:hAnsi="Calibri"/>
@@ -11707,7 +11707,7 @@
         </w:rPr>
         <w:t xml:space="preserve">. </w:t>
       </w:r>
-      <w:hyperlink w:history="1" r:id="rIdtsed_cbiwcbap_0wq2i4g">
+      <w:hyperlink w:history="1" r:id="rIdeckss_xy5jtissqjxa9yu">
         <w:r>
           <w:rPr>
             <w:rFonts w:ascii="Calibri" w:cs="Calibri" w:eastAsia="Calibri" w:hAnsi="Calibri"/>
@@ -11796,7 +11796,7 @@
         </w:rPr>
         <w:t xml:space="preserve">. </w:t>
       </w:r>
-      <w:hyperlink w:history="1" r:id="rId8zd-g0pkqfacqpth_iuvq">
+      <w:hyperlink w:history="1" r:id="rIdvolpxaw18ia3hy8muhb5-">
         <w:r>
           <w:rPr>
             <w:rFonts w:ascii="Calibri" w:cs="Calibri" w:eastAsia="Calibri" w:hAnsi="Calibri"/>
@@ -11885,7 +11885,7 @@
         </w:rPr>
         <w:t xml:space="preserve">. </w:t>
       </w:r>
-      <w:hyperlink w:history="1" r:id="rIdstmhryh5feonvcyflxz6i">
+      <w:hyperlink w:history="1" r:id="rIdjyic8ymmprwkh4o6p8m_0">
         <w:r>
           <w:rPr>
             <w:rFonts w:ascii="Calibri" w:cs="Calibri" w:eastAsia="Calibri" w:hAnsi="Calibri"/>
@@ -11974,7 +11974,7 @@
         </w:rPr>
         <w:t xml:space="preserve">. </w:t>
       </w:r>
-      <w:hyperlink w:history="1" r:id="rIdo94m1jkyyvtb0g51au9iu">
+      <w:hyperlink w:history="1" r:id="rIdkyutopgqurszevzwu8hcp">
         <w:r>
           <w:rPr>
             <w:rFonts w:ascii="Calibri" w:cs="Calibri" w:eastAsia="Calibri" w:hAnsi="Calibri"/>
@@ -12063,7 +12063,7 @@
         </w:rPr>
         <w:t xml:space="preserve">. </w:t>
       </w:r>
-      <w:hyperlink w:history="1" r:id="rIdk5klgd-8c5oncb9m7xswa">
+      <w:hyperlink w:history="1" r:id="rId5ysdbee8xfak9c7zcs_8q">
         <w:r>
           <w:rPr>
             <w:rFonts w:ascii="Calibri" w:cs="Calibri" w:eastAsia="Calibri" w:hAnsi="Calibri"/>
@@ -12152,7 +12152,7 @@
         </w:rPr>
         <w:t xml:space="preserve">. </w:t>
       </w:r>
-      <w:hyperlink w:history="1" r:id="rIdsygdwf5vt3jdtba75nqho">
+      <w:hyperlink w:history="1" r:id="rIdabzjasaxaxxx-eyd8hjap">
         <w:r>
           <w:rPr>
             <w:rFonts w:ascii="Calibri" w:cs="Calibri" w:eastAsia="Calibri" w:hAnsi="Calibri"/>
@@ -12241,7 +12241,7 @@
         </w:rPr>
         <w:t xml:space="preserve">. </w:t>
       </w:r>
-      <w:hyperlink w:history="1" r:id="rId6t0etni0hovviqzqbane4">
+      <w:hyperlink w:history="1" r:id="rIdxjoztd8p2y0cs6zk8mfbx">
         <w:r>
           <w:rPr>
             <w:rFonts w:ascii="Calibri" w:cs="Calibri" w:eastAsia="Calibri" w:hAnsi="Calibri"/>
@@ -12330,7 +12330,7 @@
         </w:rPr>
         <w:t xml:space="preserve">. </w:t>
       </w:r>
-      <w:hyperlink w:history="1" r:id="rId7q6-d4zibe3xhmhfo7m2m">
+      <w:hyperlink w:history="1" r:id="rIdobu4z3blikd2a9rt1vq-w">
         <w:r>
           <w:rPr>
             <w:rFonts w:ascii="Calibri" w:cs="Calibri" w:eastAsia="Calibri" w:hAnsi="Calibri"/>
@@ -12419,7 +12419,7 @@
         </w:rPr>
         <w:t xml:space="preserve">. </w:t>
       </w:r>
-      <w:hyperlink w:history="1" r:id="rIduf16a2ydraq5hgsdjfrgs">
+      <w:hyperlink w:history="1" r:id="rIdjyqf_z-ljvtt5u7knklms">
         <w:r>
           <w:rPr>
             <w:rFonts w:ascii="Calibri" w:cs="Calibri" w:eastAsia="Calibri" w:hAnsi="Calibri"/>
@@ -12508,7 +12508,7 @@
         </w:rPr>
         <w:t xml:space="preserve">. </w:t>
       </w:r>
-      <w:hyperlink w:history="1" r:id="rIdzyl6g-xorj3fphjc0cft3">
+      <w:hyperlink w:history="1" r:id="rIdcrtvjnp4suny6dg-xy789">
         <w:r>
           <w:rPr>
             <w:rFonts w:ascii="Calibri" w:cs="Calibri" w:eastAsia="Calibri" w:hAnsi="Calibri"/>
@@ -12597,7 +12597,7 @@
         </w:rPr>
         <w:t xml:space="preserve">. </w:t>
       </w:r>
-      <w:hyperlink w:history="1" r:id="rIdlzrshvk3_8giwuxjevhp5">
+      <w:hyperlink w:history="1" r:id="rId9vou9ely_gw6npnlr601a">
         <w:r>
           <w:rPr>
             <w:rFonts w:ascii="Calibri" w:cs="Calibri" w:eastAsia="Calibri" w:hAnsi="Calibri"/>
@@ -12686,7 +12686,7 @@
         </w:rPr>
         <w:t xml:space="preserve">. </w:t>
       </w:r>
-      <w:hyperlink w:history="1" r:id="rIdo9__0a3z8dfknggva6lyv">
+      <w:hyperlink w:history="1" r:id="rId2h_z0nt09-zmxhem1qxt2">
         <w:r>
           <w:rPr>
             <w:rFonts w:ascii="Calibri" w:cs="Calibri" w:eastAsia="Calibri" w:hAnsi="Calibri"/>
@@ -12775,7 +12775,7 @@
         </w:rPr>
         <w:t xml:space="preserve">. </w:t>
       </w:r>
-      <w:hyperlink w:history="1" r:id="rId0g8r0g5ycjyzijndh1yf1">
+      <w:hyperlink w:history="1" r:id="rIdsszvmohkgstbwiq_ps-0q">
         <w:r>
           <w:rPr>
             <w:rFonts w:ascii="Calibri" w:cs="Calibri" w:eastAsia="Calibri" w:hAnsi="Calibri"/>
@@ -12864,7 +12864,7 @@
         </w:rPr>
         <w:t xml:space="preserve">. </w:t>
       </w:r>
-      <w:hyperlink w:history="1" r:id="rIdge8p7q7eyjwpj0bs6rkfa">
+      <w:hyperlink w:history="1" r:id="rIdx_akga9hyek6qraap1nzd">
         <w:r>
           <w:rPr>
             <w:rFonts w:ascii="Calibri" w:cs="Calibri" w:eastAsia="Calibri" w:hAnsi="Calibri"/>
@@ -12953,7 +12953,7 @@
         </w:rPr>
         <w:t xml:space="preserve">. </w:t>
       </w:r>
-      <w:hyperlink w:history="1" r:id="rIdac5kw1tpntt_lw7vgw2fu">
+      <w:hyperlink w:history="1" r:id="rIdejawosqwllhzz0roplyqw">
         <w:r>
           <w:rPr>
             <w:rFonts w:ascii="Calibri" w:cs="Calibri" w:eastAsia="Calibri" w:hAnsi="Calibri"/>
@@ -13042,7 +13042,7 @@
         </w:rPr>
         <w:t xml:space="preserve">. </w:t>
       </w:r>
-      <w:hyperlink w:history="1" r:id="rIdkk7igjq6bjjachbw2oe8c">
+      <w:hyperlink w:history="1" r:id="rIdfzuvbwxj9ieskpgx0nppn">
         <w:r>
           <w:rPr>
             <w:rFonts w:ascii="Calibri" w:cs="Calibri" w:eastAsia="Calibri" w:hAnsi="Calibri"/>
@@ -13131,7 +13131,7 @@
         </w:rPr>
         <w:t xml:space="preserve">. </w:t>
       </w:r>
-      <w:hyperlink w:history="1" r:id="rId7ohd6fkkmzpy9-s70kigj">
+      <w:hyperlink w:history="1" r:id="rIdzq0aztqubpvgyteyl9vvk">
         <w:r>
           <w:rPr>
             <w:rFonts w:ascii="Calibri" w:cs="Calibri" w:eastAsia="Calibri" w:hAnsi="Calibri"/>
@@ -13220,7 +13220,7 @@
         </w:rPr>
         <w:t xml:space="preserve">. </w:t>
       </w:r>
-      <w:hyperlink w:history="1" r:id="rId-kltw_vz4dkgesidzhmln">
+      <w:hyperlink w:history="1" r:id="rId3t9qzgsuezikzfy4pmqvr">
         <w:r>
           <w:rPr>
             <w:rFonts w:ascii="Calibri" w:cs="Calibri" w:eastAsia="Calibri" w:hAnsi="Calibri"/>
@@ -13309,7 +13309,7 @@
         </w:rPr>
         <w:t xml:space="preserve">. </w:t>
       </w:r>
-      <w:hyperlink w:history="1" r:id="rIdvomhvtciezp_ue5qezi3h">
+      <w:hyperlink w:history="1" r:id="rId-cf_qerq17qcul4woenxw">
         <w:r>
           <w:rPr>
             <w:rFonts w:ascii="Calibri" w:cs="Calibri" w:eastAsia="Calibri" w:hAnsi="Calibri"/>
@@ -13398,7 +13398,7 @@
         </w:rPr>
         <w:t xml:space="preserve">. </w:t>
       </w:r>
-      <w:hyperlink w:history="1" r:id="rIdjmatue6_vwrswevrllro5">
+      <w:hyperlink w:history="1" r:id="rId2f72oypbpg_oebfkuc-o7">
         <w:r>
           <w:rPr>
             <w:rFonts w:ascii="Calibri" w:cs="Calibri" w:eastAsia="Calibri" w:hAnsi="Calibri"/>
@@ -13487,7 +13487,7 @@
         </w:rPr>
         <w:t xml:space="preserve">. </w:t>
       </w:r>
-      <w:hyperlink w:history="1" r:id="rIdbkx34oiad5qsvyasy3hxc">
+      <w:hyperlink w:history="1" r:id="rIdkovsvykyrki5gywuup58o">
         <w:r>
           <w:rPr>
             <w:rFonts w:ascii="Calibri" w:cs="Calibri" w:eastAsia="Calibri" w:hAnsi="Calibri"/>
@@ -13576,7 +13576,7 @@
         </w:rPr>
         <w:t xml:space="preserve">. </w:t>
       </w:r>
-      <w:hyperlink w:history="1" r:id="rIdpnacollo4vt2xp3mtdzp5">
+      <w:hyperlink w:history="1" r:id="rId9coocqufc4rdzv9h9-eaa">
         <w:r>
           <w:rPr>
             <w:rFonts w:ascii="Calibri" w:cs="Calibri" w:eastAsia="Calibri" w:hAnsi="Calibri"/>
@@ -13665,7 +13665,7 @@
         </w:rPr>
         <w:t xml:space="preserve">. </w:t>
       </w:r>
-      <w:hyperlink w:history="1" r:id="rIdkqueqicaka62yjihtcfju">
+      <w:hyperlink w:history="1" r:id="rIdqmrujbd0tyznugdkwucxa">
         <w:r>
           <w:rPr>
             <w:rFonts w:ascii="Calibri" w:cs="Calibri" w:eastAsia="Calibri" w:hAnsi="Calibri"/>
@@ -13754,7 +13754,7 @@
         </w:rPr>
         <w:t xml:space="preserve">. </w:t>
       </w:r>
-      <w:hyperlink w:history="1" r:id="rIdgmdttzyt3xsfy5adql18a">
+      <w:hyperlink w:history="1" r:id="rId395j9tp3_awrod5zbqqdx">
         <w:r>
           <w:rPr>
             <w:rFonts w:ascii="Calibri" w:cs="Calibri" w:eastAsia="Calibri" w:hAnsi="Calibri"/>
@@ -13843,7 +13843,7 @@
         </w:rPr>
         <w:t xml:space="preserve">. </w:t>
       </w:r>
-      <w:hyperlink w:history="1" r:id="rIdapdcoodnrka0wycghnwqc">
+      <w:hyperlink w:history="1" r:id="rIdbeidokl6t-tdon4o3l6j9">
         <w:r>
           <w:rPr>
             <w:rFonts w:ascii="Calibri" w:cs="Calibri" w:eastAsia="Calibri" w:hAnsi="Calibri"/>
@@ -13932,7 +13932,7 @@
         </w:rPr>
         <w:t xml:space="preserve">. </w:t>
       </w:r>
-      <w:hyperlink w:history="1" r:id="rIda6rr_qf6udypfrwjocpo3">
+      <w:hyperlink w:history="1" r:id="rIdcreuwyscx_vv2cerdsb8b">
         <w:r>
           <w:rPr>
             <w:rFonts w:ascii="Calibri" w:cs="Calibri" w:eastAsia="Calibri" w:hAnsi="Calibri"/>
@@ -14021,7 +14021,7 @@
         </w:rPr>
         <w:t xml:space="preserve">. </w:t>
       </w:r>
-      <w:hyperlink w:history="1" r:id="rIdsgeb7o96duljndyohfnx4">
+      <w:hyperlink w:history="1" r:id="rIdqxlzx1l9d4l7inytyhbw8">
         <w:r>
           <w:rPr>
             <w:rFonts w:ascii="Calibri" w:cs="Calibri" w:eastAsia="Calibri" w:hAnsi="Calibri"/>
@@ -14110,7 +14110,7 @@
         </w:rPr>
         <w:t xml:space="preserve">. </w:t>
       </w:r>
-      <w:hyperlink w:history="1" r:id="rIdiiw00liacsi_v1fmcotl2">
+      <w:hyperlink w:history="1" r:id="rId49oumywoq7mdkm5k1afqy">
         <w:r>
           <w:rPr>
             <w:rFonts w:ascii="Calibri" w:cs="Calibri" w:eastAsia="Calibri" w:hAnsi="Calibri"/>
@@ -14199,7 +14199,7 @@
         </w:rPr>
         <w:t xml:space="preserve">. </w:t>
       </w:r>
-      <w:hyperlink w:history="1" r:id="rIddiitvxcqhw3i_v6s3ij2k">
+      <w:hyperlink w:history="1" r:id="rId_zjycnotnnna4lurx2f_i">
         <w:r>
           <w:rPr>
             <w:rFonts w:ascii="Calibri" w:cs="Calibri" w:eastAsia="Calibri" w:hAnsi="Calibri"/>
@@ -14288,7 +14288,7 @@
         </w:rPr>
         <w:t xml:space="preserve">. </w:t>
       </w:r>
-      <w:hyperlink w:history="1" r:id="rIdgujclu3qzmslpmgyfswp1">
+      <w:hyperlink w:history="1" r:id="rIdelrbto7s934v9rsx38_rf">
         <w:r>
           <w:rPr>
             <w:rFonts w:ascii="Calibri" w:cs="Calibri" w:eastAsia="Calibri" w:hAnsi="Calibri"/>
@@ -14377,7 +14377,7 @@
         </w:rPr>
         <w:t xml:space="preserve">. </w:t>
       </w:r>
-      <w:hyperlink w:history="1" r:id="rId4xkbssccxhon0goflvqfl">
+      <w:hyperlink w:history="1" r:id="rIdsluld_xzpbou_xt4ivsjh">
         <w:r>
           <w:rPr>
             <w:rFonts w:ascii="Calibri" w:cs="Calibri" w:eastAsia="Calibri" w:hAnsi="Calibri"/>
@@ -14466,7 +14466,7 @@
         </w:rPr>
         <w:t xml:space="preserve">. </w:t>
       </w:r>
-      <w:hyperlink w:history="1" r:id="rId4rntfbizhce_rexej29ha">
+      <w:hyperlink w:history="1" r:id="rIdnp9uo3s00448810tknim9">
         <w:r>
           <w:rPr>
             <w:rFonts w:ascii="Calibri" w:cs="Calibri" w:eastAsia="Calibri" w:hAnsi="Calibri"/>
@@ -14555,7 +14555,7 @@
         </w:rPr>
         <w:t xml:space="preserve">. </w:t>
       </w:r>
-      <w:hyperlink w:history="1" r:id="rIdld0trwkyalfqex1zqcovn">
+      <w:hyperlink w:history="1" r:id="rId11b5fk48-c7xcg7r5ngpt">
         <w:r>
           <w:rPr>
             <w:rFonts w:ascii="Calibri" w:cs="Calibri" w:eastAsia="Calibri" w:hAnsi="Calibri"/>
@@ -14644,7 +14644,7 @@
         </w:rPr>
         <w:t xml:space="preserve">. </w:t>
       </w:r>
-      <w:hyperlink w:history="1" r:id="rIducbt9mtwa5zvjydwnrzib">
+      <w:hyperlink w:history="1" r:id="rIddueczxq5i2roh3kbohgyw">
         <w:r>
           <w:rPr>
             <w:rFonts w:ascii="Calibri" w:cs="Calibri" w:eastAsia="Calibri" w:hAnsi="Calibri"/>
@@ -14733,7 +14733,7 @@
         </w:rPr>
         <w:t xml:space="preserve">. </w:t>
       </w:r>
-      <w:hyperlink w:history="1" r:id="rId7qknlbimexr0hxfbhgorg">
+      <w:hyperlink w:history="1" r:id="rIdfadedcd0yxnqc20je-gmr">
         <w:r>
           <w:rPr>
             <w:rFonts w:ascii="Calibri" w:cs="Calibri" w:eastAsia="Calibri" w:hAnsi="Calibri"/>
@@ -14822,7 +14822,7 @@
         </w:rPr>
         <w:t xml:space="preserve">. </w:t>
       </w:r>
-      <w:hyperlink w:history="1" r:id="rIdqz7x86ms8s6f469zebjmt">
+      <w:hyperlink w:history="1" r:id="rIdt9x1lagm8a4yojcbgl9mj">
         <w:r>
           <w:rPr>
             <w:rFonts w:ascii="Calibri" w:cs="Calibri" w:eastAsia="Calibri" w:hAnsi="Calibri"/>
@@ -14911,7 +14911,7 @@
         </w:rPr>
         <w:t xml:space="preserve">. </w:t>
       </w:r>
-      <w:hyperlink w:history="1" r:id="rIdv-jqbshblxe16gji1j4ig">
+      <w:hyperlink w:history="1" r:id="rIdrwvnumeu6pmpcnqe8mhmb">
         <w:r>
           <w:rPr>
             <w:rFonts w:ascii="Calibri" w:cs="Calibri" w:eastAsia="Calibri" w:hAnsi="Calibri"/>
@@ -15000,7 +15000,7 @@
         </w:rPr>
         <w:t xml:space="preserve">. </w:t>
       </w:r>
-      <w:hyperlink w:history="1" r:id="rIdvirfzcbkaz3gljuqrgrs5">
+      <w:hyperlink w:history="1" r:id="rIdtew5tvfacebhrhuytlp6q">
         <w:r>
           <w:rPr>
             <w:rFonts w:ascii="Calibri" w:cs="Calibri" w:eastAsia="Calibri" w:hAnsi="Calibri"/>
@@ -15089,7 +15089,7 @@
         </w:rPr>
         <w:t xml:space="preserve">. </w:t>
       </w:r>
-      <w:hyperlink w:history="1" r:id="rIdbnszbdh8vd6retznqde6s">
+      <w:hyperlink w:history="1" r:id="rIdb-1t8gpkyiagsxjeuwrja">
         <w:r>
           <w:rPr>
             <w:rFonts w:ascii="Calibri" w:cs="Calibri" w:eastAsia="Calibri" w:hAnsi="Calibri"/>
@@ -15178,7 +15178,7 @@
         </w:rPr>
         <w:t xml:space="preserve">. </w:t>
       </w:r>
-      <w:hyperlink w:history="1" r:id="rIdrif7fc4c_nopwzoarbzmj">
+      <w:hyperlink w:history="1" r:id="rIdk05-dplh0zkw1phokmnui">
         <w:r>
           <w:rPr>
             <w:rFonts w:ascii="Calibri" w:cs="Calibri" w:eastAsia="Calibri" w:hAnsi="Calibri"/>
@@ -15267,7 +15267,7 @@
         </w:rPr>
         <w:t xml:space="preserve">. </w:t>
       </w:r>
-      <w:hyperlink w:history="1" r:id="rIdmrducaz6ytxaue5slyi5n">
+      <w:hyperlink w:history="1" r:id="rIdt6lvbl05v6en9jj8drmij">
         <w:r>
           <w:rPr>
             <w:rFonts w:ascii="Calibri" w:cs="Calibri" w:eastAsia="Calibri" w:hAnsi="Calibri"/>
@@ -15356,7 +15356,7 @@
         </w:rPr>
         <w:t xml:space="preserve">. </w:t>
       </w:r>
-      <w:hyperlink w:history="1" r:id="rIdj6eqmfffkk-zy7bsvuipp">
+      <w:hyperlink w:history="1" r:id="rId-tmr0m7-0db4h5fv-zs30">
         <w:r>
           <w:rPr>
             <w:rFonts w:ascii="Calibri" w:cs="Calibri" w:eastAsia="Calibri" w:hAnsi="Calibri"/>
@@ -15445,7 +15445,7 @@
         </w:rPr>
         <w:t xml:space="preserve">. </w:t>
       </w:r>
-      <w:hyperlink w:history="1" r:id="rIdocixbooxsjuoa2dd-egyu">
+      <w:hyperlink w:history="1" r:id="rIdsbjnp43ygdsxelxhnjj5y">
         <w:r>
           <w:rPr>
             <w:rFonts w:ascii="Calibri" w:cs="Calibri" w:eastAsia="Calibri" w:hAnsi="Calibri"/>
@@ -15534,7 +15534,7 @@
         </w:rPr>
         <w:t xml:space="preserve">. </w:t>
       </w:r>
-      <w:hyperlink w:history="1" r:id="rIdy7mvpf28v8w6pehrnqt4z">
+      <w:hyperlink w:history="1" r:id="rId4m4tep-0j0yojpciap3bv">
         <w:r>
           <w:rPr>
             <w:rFonts w:ascii="Calibri" w:cs="Calibri" w:eastAsia="Calibri" w:hAnsi="Calibri"/>
@@ -15708,7 +15708,7 @@
         </w:rPr>
         <w:t xml:space="preserve">. </w:t>
       </w:r>
-      <w:hyperlink w:history="1" r:id="rIdkchcn5xlkgphm0rl2c3bx">
+      <w:hyperlink w:history="1" r:id="rIdqtunybcnz7iw2ccqjao6c">
         <w:r>
           <w:rPr>
             <w:rFonts w:ascii="Calibri" w:cs="Calibri" w:eastAsia="Calibri" w:hAnsi="Calibri"/>
@@ -15797,7 +15797,7 @@
         </w:rPr>
         <w:t xml:space="preserve">. </w:t>
       </w:r>
-      <w:hyperlink w:history="1" r:id="rId9lympkgpervrpgthey_xz">
+      <w:hyperlink w:history="1" r:id="rId176wz_ezjyqgcpjpcqwzd">
         <w:r>
           <w:rPr>
             <w:rFonts w:ascii="Calibri" w:cs="Calibri" w:eastAsia="Calibri" w:hAnsi="Calibri"/>
@@ -15886,7 +15886,7 @@
         </w:rPr>
         <w:t xml:space="preserve">. </w:t>
       </w:r>
-      <w:hyperlink w:history="1" r:id="rId0wkwlrbhwzyvfbtbx1-ir">
+      <w:hyperlink w:history="1" r:id="rIdnkokeojvcfn3qhnroseey">
         <w:r>
           <w:rPr>
             <w:rFonts w:ascii="Calibri" w:cs="Calibri" w:eastAsia="Calibri" w:hAnsi="Calibri"/>
@@ -15991,7 +15991,7 @@
         </w:rPr>
         <w:t xml:space="preserve">. </w:t>
       </w:r>
-      <w:hyperlink w:history="1" r:id="rIdizaikudiaoytfk-xpnvwi">
+      <w:hyperlink w:history="1" r:id="rIdfxwcewaugjlgjblcge7mu">
         <w:r>
           <w:rPr>
             <w:rFonts w:ascii="Calibri" w:cs="Calibri" w:eastAsia="Calibri" w:hAnsi="Calibri"/>
@@ -16080,7 +16080,7 @@
         </w:rPr>
         <w:t xml:space="preserve">. </w:t>
       </w:r>
-      <w:hyperlink w:history="1" r:id="rIdjs6dcllfxmopo6e59_b2r">
+      <w:hyperlink w:history="1" r:id="rIdl_eessal5dvcvyisngyhn">
         <w:r>
           <w:rPr>
             <w:rFonts w:ascii="Calibri" w:cs="Calibri" w:eastAsia="Calibri" w:hAnsi="Calibri"/>
@@ -16169,7 +16169,7 @@
         </w:rPr>
         <w:t xml:space="preserve">. </w:t>
       </w:r>
-      <w:hyperlink w:history="1" r:id="rIdopykvmgjlqsjb76tq3zg6">
+      <w:hyperlink w:history="1" r:id="rIdqogkznauyieonw9qhgihy">
         <w:r>
           <w:rPr>
             <w:rFonts w:ascii="Calibri" w:cs="Calibri" w:eastAsia="Calibri" w:hAnsi="Calibri"/>
@@ -16258,7 +16258,7 @@
         </w:rPr>
         <w:t xml:space="preserve">. </w:t>
       </w:r>
-      <w:hyperlink w:history="1" r:id="rIdsxotrcvfp8dlgzr1gf63d">
+      <w:hyperlink w:history="1" r:id="rIdc-esafjaavhejdj0gkxww">
         <w:r>
           <w:rPr>
             <w:rFonts w:ascii="Calibri" w:cs="Calibri" w:eastAsia="Calibri" w:hAnsi="Calibri"/>
@@ -16347,7 +16347,7 @@
         </w:rPr>
         <w:t xml:space="preserve">. </w:t>
       </w:r>
-      <w:hyperlink w:history="1" r:id="rIdqoan6njks9p4jxfvsxg-s">
+      <w:hyperlink w:history="1" r:id="rId3benvh7xskwyf-cjsigx1">
         <w:r>
           <w:rPr>
             <w:rFonts w:ascii="Calibri" w:cs="Calibri" w:eastAsia="Calibri" w:hAnsi="Calibri"/>
@@ -16436,7 +16436,7 @@
         </w:rPr>
         <w:t xml:space="preserve">. </w:t>
       </w:r>
-      <w:hyperlink w:history="1" r:id="rIdzy1goc-u6agz-_b-yzgjx">
+      <w:hyperlink w:history="1" r:id="rId3lzfvxco6sp85vmk9qpeo">
         <w:r>
           <w:rPr>
             <w:rFonts w:ascii="Calibri" w:cs="Calibri" w:eastAsia="Calibri" w:hAnsi="Calibri"/>
@@ -16525,7 +16525,7 @@
         </w:rPr>
         <w:t xml:space="preserve">. </w:t>
       </w:r>
-      <w:hyperlink w:history="1" r:id="rIdcpjjolrnjyesz8jq1u-rx">
+      <w:hyperlink w:history="1" r:id="rIdbtjvxeaiev7nsoxvnagx2">
         <w:r>
           <w:rPr>
             <w:rFonts w:ascii="Calibri" w:cs="Calibri" w:eastAsia="Calibri" w:hAnsi="Calibri"/>
@@ -16614,7 +16614,7 @@
         </w:rPr>
         <w:t xml:space="preserve">. </w:t>
       </w:r>
-      <w:hyperlink w:history="1" r:id="rIdbjxv-kwe-gieuhhb0vhag">
+      <w:hyperlink w:history="1" r:id="rIdmmmewjnpswc4hlkfe5kvi">
         <w:r>
           <w:rPr>
             <w:rFonts w:ascii="Calibri" w:cs="Calibri" w:eastAsia="Calibri" w:hAnsi="Calibri"/>
@@ -16703,7 +16703,7 @@
         </w:rPr>
         <w:t xml:space="preserve">. </w:t>
       </w:r>
-      <w:hyperlink w:history="1" r:id="rIdv9uunai-pbovd3spta8mi">
+      <w:hyperlink w:history="1" r:id="rIddvcbf5_ytjbssseh2xltp">
         <w:r>
           <w:rPr>
             <w:rFonts w:ascii="Calibri" w:cs="Calibri" w:eastAsia="Calibri" w:hAnsi="Calibri"/>
@@ -16792,7 +16792,7 @@
         </w:rPr>
         <w:t xml:space="preserve">. </w:t>
       </w:r>
-      <w:hyperlink w:history="1" r:id="rIdwuih0l5hfkrftn-jaxd2a">
+      <w:hyperlink w:history="1" r:id="rIdejfny9qjeg1tx7ffugyu6">
         <w:r>
           <w:rPr>
             <w:rFonts w:ascii="Calibri" w:cs="Calibri" w:eastAsia="Calibri" w:hAnsi="Calibri"/>
@@ -16881,7 +16881,7 @@
         </w:rPr>
         <w:t xml:space="preserve">. </w:t>
       </w:r>
-      <w:hyperlink w:history="1" r:id="rIdjdbt9pbrzha0xayminlpe">
+      <w:hyperlink w:history="1" r:id="rIdir4olt1etbky7rysigu3v">
         <w:r>
           <w:rPr>
             <w:rFonts w:ascii="Calibri" w:cs="Calibri" w:eastAsia="Calibri" w:hAnsi="Calibri"/>
@@ -16970,7 +16970,7 @@
         </w:rPr>
         <w:t xml:space="preserve">. </w:t>
       </w:r>
-      <w:hyperlink w:history="1" r:id="rIdmw2lo_e_uz1d4c_qpwg9a">
+      <w:hyperlink w:history="1" r:id="rIddpjm_6ogm5mtw4rwakpqa">
         <w:r>
           <w:rPr>
             <w:rFonts w:ascii="Calibri" w:cs="Calibri" w:eastAsia="Calibri" w:hAnsi="Calibri"/>
@@ -17059,7 +17059,7 @@
         </w:rPr>
         <w:t xml:space="preserve">. </w:t>
       </w:r>
-      <w:hyperlink w:history="1" r:id="rIdhavy3khyqy-5r1yemg5ae">
+      <w:hyperlink w:history="1" r:id="rIdq3lbjlxrgv8qipzcnl2ho">
         <w:r>
           <w:rPr>
             <w:rFonts w:ascii="Calibri" w:cs="Calibri" w:eastAsia="Calibri" w:hAnsi="Calibri"/>
@@ -17148,7 +17148,7 @@
         </w:rPr>
         <w:t xml:space="preserve">. </w:t>
       </w:r>
-      <w:hyperlink w:history="1" r:id="rIdzug4-iapkbk2tmugqaa0n">
+      <w:hyperlink w:history="1" r:id="rIdfqsfkgsz29w7q5bcd-qe6">
         <w:r>
           <w:rPr>
             <w:rFonts w:ascii="Calibri" w:cs="Calibri" w:eastAsia="Calibri" w:hAnsi="Calibri"/>
@@ -17237,7 +17237,7 @@
         </w:rPr>
         <w:t xml:space="preserve">. </w:t>
       </w:r>
-      <w:hyperlink w:history="1" r:id="rIdgae0ofvz5-zkis00yyqqu">
+      <w:hyperlink w:history="1" r:id="rIdifeyvxgecas787c9vklh9">
         <w:r>
           <w:rPr>
             <w:rFonts w:ascii="Calibri" w:cs="Calibri" w:eastAsia="Calibri" w:hAnsi="Calibri"/>
@@ -17326,7 +17326,7 @@
         </w:rPr>
         <w:t xml:space="preserve">. </w:t>
       </w:r>
-      <w:hyperlink w:history="1" r:id="rId107yjrsqzfurexdqdlzkt">
+      <w:hyperlink w:history="1" r:id="rIdk7pd2mpip0_juxpmpijzh">
         <w:r>
           <w:rPr>
             <w:rFonts w:ascii="Calibri" w:cs="Calibri" w:eastAsia="Calibri" w:hAnsi="Calibri"/>
@@ -17415,7 +17415,7 @@
         </w:rPr>
         <w:t xml:space="preserve">. </w:t>
       </w:r>
-      <w:hyperlink w:history="1" r:id="rIdl5fuuxzaklkjhlwilvp7u">
+      <w:hyperlink w:history="1" r:id="rIdvwnulbgp8i94mq9hygshv">
         <w:r>
           <w:rPr>
             <w:rFonts w:ascii="Calibri" w:cs="Calibri" w:eastAsia="Calibri" w:hAnsi="Calibri"/>
@@ -17504,7 +17504,7 @@
         </w:rPr>
         <w:t xml:space="preserve">. </w:t>
       </w:r>
-      <w:hyperlink w:history="1" r:id="rIdkfdaeoiwfelyv1xpkta_l">
+      <w:hyperlink w:history="1" r:id="rIdtav6zr_rqsl9jy8gwg1qu">
         <w:r>
           <w:rPr>
             <w:rFonts w:ascii="Calibri" w:cs="Calibri" w:eastAsia="Calibri" w:hAnsi="Calibri"/>
@@ -17593,7 +17593,7 @@
         </w:rPr>
         <w:t xml:space="preserve">. </w:t>
       </w:r>
-      <w:hyperlink w:history="1" r:id="rIdvnusxeckaijzvi0dv0l3y">
+      <w:hyperlink w:history="1" r:id="rId6e5xh-psehn8kxuvkaok-">
         <w:r>
           <w:rPr>
             <w:rFonts w:ascii="Calibri" w:cs="Calibri" w:eastAsia="Calibri" w:hAnsi="Calibri"/>
@@ -17682,7 +17682,7 @@
         </w:rPr>
         <w:t xml:space="preserve">. </w:t>
       </w:r>
-      <w:hyperlink w:history="1" r:id="rIdxbsvujsfv6vprcw4qr1i3">
+      <w:hyperlink w:history="1" r:id="rIdu_s4imm40nkfud7bzq7vx">
         <w:r>
           <w:rPr>
             <w:rFonts w:ascii="Calibri" w:cs="Calibri" w:eastAsia="Calibri" w:hAnsi="Calibri"/>
@@ -17771,7 +17771,7 @@
         </w:rPr>
         <w:t xml:space="preserve">. </w:t>
       </w:r>
-      <w:hyperlink w:history="1" r:id="rIdakrq7qoktrmet-blj14ec">
+      <w:hyperlink w:history="1" r:id="rIdiareig6bdjdw_31fgnm7c">
         <w:r>
           <w:rPr>
             <w:rFonts w:ascii="Calibri" w:cs="Calibri" w:eastAsia="Calibri" w:hAnsi="Calibri"/>
@@ -17860,7 +17860,7 @@
         </w:rPr>
         <w:t xml:space="preserve">. </w:t>
       </w:r>
-      <w:hyperlink w:history="1" r:id="rIdo1f8vrbaokx8ndz14kzhd">
+      <w:hyperlink w:history="1" r:id="rIdvlc62egltdyuexe3wz92k">
         <w:r>
           <w:rPr>
             <w:rFonts w:ascii="Calibri" w:cs="Calibri" w:eastAsia="Calibri" w:hAnsi="Calibri"/>
@@ -17949,7 +17949,7 @@
         </w:rPr>
         <w:t xml:space="preserve">. </w:t>
       </w:r>
-      <w:hyperlink w:history="1" r:id="rId2wfq_z0luajk0zego_40o">
+      <w:hyperlink w:history="1" r:id="rIdqsztuzyg662eb4xek_6cm">
         <w:r>
           <w:rPr>
             <w:rFonts w:ascii="Calibri" w:cs="Calibri" w:eastAsia="Calibri" w:hAnsi="Calibri"/>
@@ -18038,7 +18038,7 @@
         </w:rPr>
         <w:t xml:space="preserve">. </w:t>
       </w:r>
-      <w:hyperlink w:history="1" r:id="rId4sejpdjicwf4frhccd2oa">
+      <w:hyperlink w:history="1" r:id="rIdz93abphu3b-1rarjpwagf">
         <w:r>
           <w:rPr>
             <w:rFonts w:ascii="Calibri" w:cs="Calibri" w:eastAsia="Calibri" w:hAnsi="Calibri"/>
@@ -18127,7 +18127,7 @@
         </w:rPr>
         <w:t xml:space="preserve">. </w:t>
       </w:r>
-      <w:hyperlink w:history="1" r:id="rIdiifg3hcmfciiiakwhji7d">
+      <w:hyperlink w:history="1" r:id="rIdp70ugxyxhczwtgg86kz7_">
         <w:r>
           <w:rPr>
             <w:rFonts w:ascii="Calibri" w:cs="Calibri" w:eastAsia="Calibri" w:hAnsi="Calibri"/>
@@ -18216,7 +18216,7 @@
         </w:rPr>
         <w:t xml:space="preserve">. </w:t>
       </w:r>
-      <w:hyperlink w:history="1" r:id="rIdschmolegm38z5kzfuuezs">
+      <w:hyperlink w:history="1" r:id="rIdthuykgero18ugdqchsetz">
         <w:r>
           <w:rPr>
             <w:rFonts w:ascii="Calibri" w:cs="Calibri" w:eastAsia="Calibri" w:hAnsi="Calibri"/>
@@ -18305,7 +18305,7 @@
         </w:rPr>
         <w:t xml:space="preserve">. </w:t>
       </w:r>
-      <w:hyperlink w:history="1" r:id="rIdlxc7fvwwpidibhyydw8me">
+      <w:hyperlink w:history="1" r:id="rIddvtcao9zf6rnmi-bkqx8f">
         <w:r>
           <w:rPr>
             <w:rFonts w:ascii="Calibri" w:cs="Calibri" w:eastAsia="Calibri" w:hAnsi="Calibri"/>
@@ -18394,7 +18394,7 @@
         </w:rPr>
         <w:t xml:space="preserve">. </w:t>
       </w:r>
-      <w:hyperlink w:history="1" r:id="rIddfc4jxu8tzbi6qsnkiqp1">
+      <w:hyperlink w:history="1" r:id="rIdbqem7zv9bn7wktmwjoyhr">
         <w:r>
           <w:rPr>
             <w:rFonts w:ascii="Calibri" w:cs="Calibri" w:eastAsia="Calibri" w:hAnsi="Calibri"/>
@@ -18483,7 +18483,7 @@
         </w:rPr>
         <w:t xml:space="preserve">. </w:t>
       </w:r>
-      <w:hyperlink w:history="1" r:id="rIdzi3jy9xsjscvipcsvykf1">
+      <w:hyperlink w:history="1" r:id="rIdluyfe1remvoe7gxf6vy0r">
         <w:r>
           <w:rPr>
             <w:rFonts w:ascii="Calibri" w:cs="Calibri" w:eastAsia="Calibri" w:hAnsi="Calibri"/>
@@ -18572,7 +18572,7 @@
         </w:rPr>
         <w:t xml:space="preserve">. </w:t>
       </w:r>
-      <w:hyperlink w:history="1" r:id="rIdqlzin1c9ouzwwfpy4nqve">
+      <w:hyperlink w:history="1" r:id="rIdwh5lzfcifbzw_xc825xnf">
         <w:r>
           <w:rPr>
             <w:rFonts w:ascii="Calibri" w:cs="Calibri" w:eastAsia="Calibri" w:hAnsi="Calibri"/>
@@ -18661,7 +18661,7 @@
         </w:rPr>
         <w:t xml:space="preserve">. </w:t>
       </w:r>
-      <w:hyperlink w:history="1" r:id="rId2o3gbtqiwdqfjhn6akzoj">
+      <w:hyperlink w:history="1" r:id="rIdg4bcccfco48yrlcx8zuns">
         <w:r>
           <w:rPr>
             <w:rFonts w:ascii="Calibri" w:cs="Calibri" w:eastAsia="Calibri" w:hAnsi="Calibri"/>
@@ -18750,7 +18750,7 @@
         </w:rPr>
         <w:t xml:space="preserve">. </w:t>
       </w:r>
-      <w:hyperlink w:history="1" r:id="rIdjnuvx6otcarii_21gbq0u">
+      <w:hyperlink w:history="1" r:id="rIdw7ejiq50emvdm0z0ktgsr">
         <w:r>
           <w:rPr>
             <w:rFonts w:ascii="Calibri" w:cs="Calibri" w:eastAsia="Calibri" w:hAnsi="Calibri"/>
@@ -18839,7 +18839,7 @@
         </w:rPr>
         <w:t xml:space="preserve">. </w:t>
       </w:r>
-      <w:hyperlink w:history="1" r:id="rIdatxk473gvjk8ufb_edspm">
+      <w:hyperlink w:history="1" r:id="rIdwqqqcnp5qjnqxupz4qt78">
         <w:r>
           <w:rPr>
             <w:rFonts w:ascii="Calibri" w:cs="Calibri" w:eastAsia="Calibri" w:hAnsi="Calibri"/>
@@ -18928,7 +18928,7 @@
         </w:rPr>
         <w:t xml:space="preserve">. </w:t>
       </w:r>
-      <w:hyperlink w:history="1" r:id="rIdnetv2eewdyt-gkdnggn5d">
+      <w:hyperlink w:history="1" r:id="rIdgals_ws0ksxb_gxgovnq_">
         <w:r>
           <w:rPr>
             <w:rFonts w:ascii="Calibri" w:cs="Calibri" w:eastAsia="Calibri" w:hAnsi="Calibri"/>
@@ -19017,7 +19017,7 @@
         </w:rPr>
         <w:t xml:space="preserve">. </w:t>
       </w:r>
-      <w:hyperlink w:history="1" r:id="rId484z6bjwgkjxytm8uk-r4">
+      <w:hyperlink w:history="1" r:id="rIdslea8i0xt0jd2et5cdxgf">
         <w:r>
           <w:rPr>
             <w:rFonts w:ascii="Calibri" w:cs="Calibri" w:eastAsia="Calibri" w:hAnsi="Calibri"/>
@@ -19106,7 +19106,7 @@
         </w:rPr>
         <w:t xml:space="preserve">. </w:t>
       </w:r>
-      <w:hyperlink w:history="1" r:id="rId4nyfvxsjkg9mz0h-oh5dv">
+      <w:hyperlink w:history="1" r:id="rIdw6rkkd4phpcbkva2wbrrf">
         <w:r>
           <w:rPr>
             <w:rFonts w:ascii="Calibri" w:cs="Calibri" w:eastAsia="Calibri" w:hAnsi="Calibri"/>
@@ -19195,7 +19195,7 @@
         </w:rPr>
         <w:t xml:space="preserve">. </w:t>
       </w:r>
-      <w:hyperlink w:history="1" r:id="rIdpnawsdc8zkzpafwasgxj-">
+      <w:hyperlink w:history="1" r:id="rIdhccxhnvuc4gkzdt36sgv2">
         <w:r>
           <w:rPr>
             <w:rFonts w:ascii="Calibri" w:cs="Calibri" w:eastAsia="Calibri" w:hAnsi="Calibri"/>
@@ -19284,7 +19284,7 @@
         </w:rPr>
         <w:t xml:space="preserve">. </w:t>
       </w:r>
-      <w:hyperlink w:history="1" r:id="rIdn1oev5c4s4-7rqk6bj1th">
+      <w:hyperlink w:history="1" r:id="rIdctjl_z3qzuqqmglcajwkf">
         <w:r>
           <w:rPr>
             <w:rFonts w:ascii="Calibri" w:cs="Calibri" w:eastAsia="Calibri" w:hAnsi="Calibri"/>
@@ -19373,7 +19373,7 @@
         </w:rPr>
         <w:t xml:space="preserve">. </w:t>
       </w:r>
-      <w:hyperlink w:history="1" r:id="rIdxwn0glexrzc-ft82ylshp">
+      <w:hyperlink w:history="1" r:id="rIdbm0womflxxw9_stszivkh">
         <w:r>
           <w:rPr>
             <w:rFonts w:ascii="Calibri" w:cs="Calibri" w:eastAsia="Calibri" w:hAnsi="Calibri"/>
@@ -19462,7 +19462,7 @@
         </w:rPr>
         <w:t xml:space="preserve">. </w:t>
       </w:r>
-      <w:hyperlink w:history="1" r:id="rIdo2zcufmwfwyrrzxwgppks">
+      <w:hyperlink w:history="1" r:id="rIdizswyg4xvy9me9bxmtkee">
         <w:r>
           <w:rPr>
             <w:rFonts w:ascii="Calibri" w:cs="Calibri" w:eastAsia="Calibri" w:hAnsi="Calibri"/>
@@ -19551,7 +19551,7 @@
         </w:rPr>
         <w:t xml:space="preserve">. </w:t>
       </w:r>
-      <w:hyperlink w:history="1" r:id="rIdsogh-gjjkexecjx-y-ykf">
+      <w:hyperlink w:history="1" r:id="rId6ryhhpgg9q--ox1hdwowi">
         <w:r>
           <w:rPr>
             <w:rFonts w:ascii="Calibri" w:cs="Calibri" w:eastAsia="Calibri" w:hAnsi="Calibri"/>
@@ -19725,7 +19725,7 @@
         </w:rPr>
         <w:t xml:space="preserve">. </w:t>
       </w:r>
-      <w:hyperlink w:history="1" r:id="rIdzeataza198mjdrsicnos9">
+      <w:hyperlink w:history="1" r:id="rIdkbpe9qtu5lmgmme1egky4">
         <w:r>
           <w:rPr>
             <w:rFonts w:ascii="Calibri" w:cs="Calibri" w:eastAsia="Calibri" w:hAnsi="Calibri"/>
@@ -19814,7 +19814,7 @@
         </w:rPr>
         <w:t xml:space="preserve">. </w:t>
       </w:r>
-      <w:hyperlink w:history="1" r:id="rIdbnsg97wtc0lyjudndmw3h">
+      <w:hyperlink w:history="1" r:id="rIdjhzt8dgmeqjqwezysd6qy">
         <w:r>
           <w:rPr>
             <w:rFonts w:ascii="Calibri" w:cs="Calibri" w:eastAsia="Calibri" w:hAnsi="Calibri"/>
@@ -19903,7 +19903,7 @@
         </w:rPr>
         <w:t xml:space="preserve">. </w:t>
       </w:r>
-      <w:hyperlink w:history="1" r:id="rIdxkpwawfegnqy_ha5unztb">
+      <w:hyperlink w:history="1" r:id="rIdanylf05yra-aeeldmoj1u">
         <w:r>
           <w:rPr>
             <w:rFonts w:ascii="Calibri" w:cs="Calibri" w:eastAsia="Calibri" w:hAnsi="Calibri"/>
@@ -19992,7 +19992,7 @@
         </w:rPr>
         <w:t xml:space="preserve">. </w:t>
       </w:r>
-      <w:hyperlink w:history="1" r:id="rIddrf7f5rjcusek1v7bjgnr">
+      <w:hyperlink w:history="1" r:id="rIdtalqt2u9fhhu7qvadb5ts">
         <w:r>
           <w:rPr>
             <w:rFonts w:ascii="Calibri" w:cs="Calibri" w:eastAsia="Calibri" w:hAnsi="Calibri"/>
@@ -20081,7 +20081,7 @@
         </w:rPr>
         <w:t xml:space="preserve">. </w:t>
       </w:r>
-      <w:hyperlink w:history="1" r:id="rId_v2iaqsuknoic5csrf_jm">
+      <w:hyperlink w:history="1" r:id="rIdofrwrs09welgkwwj_eub_">
         <w:r>
           <w:rPr>
             <w:rFonts w:ascii="Calibri" w:cs="Calibri" w:eastAsia="Calibri" w:hAnsi="Calibri"/>
@@ -20170,7 +20170,7 @@
         </w:rPr>
         <w:t xml:space="preserve">. </w:t>
       </w:r>
-      <w:hyperlink w:history="1" r:id="rIdgzwe3j5bi3hxvekyg5koy">
+      <w:hyperlink w:history="1" r:id="rIdwpcodgx46knghc0kbmfjd">
         <w:r>
           <w:rPr>
             <w:rFonts w:ascii="Calibri" w:cs="Calibri" w:eastAsia="Calibri" w:hAnsi="Calibri"/>
@@ -20259,7 +20259,7 @@
         </w:rPr>
         <w:t xml:space="preserve">. </w:t>
       </w:r>
-      <w:hyperlink w:history="1" r:id="rIdazc744pifivfkri6fpl-w">
+      <w:hyperlink w:history="1" r:id="rIdbs1evby9xzlky_bnzmcm8">
         <w:r>
           <w:rPr>
             <w:rFonts w:ascii="Calibri" w:cs="Calibri" w:eastAsia="Calibri" w:hAnsi="Calibri"/>
@@ -20348,7 +20348,7 @@
         </w:rPr>
         <w:t xml:space="preserve">. </w:t>
       </w:r>
-      <w:hyperlink w:history="1" r:id="rIdbwaadmg12gnkjg-wp95ym">
+      <w:hyperlink w:history="1" r:id="rIdhj0qlr-4v5qmuunqehxgu">
         <w:r>
           <w:rPr>
             <w:rFonts w:ascii="Calibri" w:cs="Calibri" w:eastAsia="Calibri" w:hAnsi="Calibri"/>
@@ -20437,7 +20437,7 @@
         </w:rPr>
         <w:t xml:space="preserve">. </w:t>
       </w:r>
-      <w:hyperlink w:history="1" r:id="rIdf7r-8bctlxkwdqz3i8ady">
+      <w:hyperlink w:history="1" r:id="rId_sbasnpywhnpap83i_i0e">
         <w:r>
           <w:rPr>
             <w:rFonts w:ascii="Calibri" w:cs="Calibri" w:eastAsia="Calibri" w:hAnsi="Calibri"/>
@@ -20526,7 +20526,7 @@
         </w:rPr>
         <w:t xml:space="preserve">. </w:t>
       </w:r>
-      <w:hyperlink w:history="1" r:id="rId7htodlx1zqjffwmnosdwg">
+      <w:hyperlink w:history="1" r:id="rIdn1wpzpwiq1khqeupb9mrt">
         <w:r>
           <w:rPr>
             <w:rFonts w:ascii="Calibri" w:cs="Calibri" w:eastAsia="Calibri" w:hAnsi="Calibri"/>
@@ -20615,7 +20615,7 @@
         </w:rPr>
         <w:t xml:space="preserve">. </w:t>
       </w:r>
-      <w:hyperlink w:history="1" r:id="rIdnifmdeiyt8hnidrhqkdpi">
+      <w:hyperlink w:history="1" r:id="rIdmj9nwvigvesiaot7qh0_v">
         <w:r>
           <w:rPr>
             <w:rFonts w:ascii="Calibri" w:cs="Calibri" w:eastAsia="Calibri" w:hAnsi="Calibri"/>
@@ -20704,7 +20704,7 @@
         </w:rPr>
         <w:t xml:space="preserve">. </w:t>
       </w:r>
-      <w:hyperlink w:history="1" r:id="rIdjamesnz7vyertok1lh039">
+      <w:hyperlink w:history="1" r:id="rIdhuboj-w9qztsj5m2pdqza">
         <w:r>
           <w:rPr>
             <w:rFonts w:ascii="Calibri" w:cs="Calibri" w:eastAsia="Calibri" w:hAnsi="Calibri"/>
@@ -20793,7 +20793,7 @@
         </w:rPr>
         <w:t xml:space="preserve">. </w:t>
       </w:r>
-      <w:hyperlink w:history="1" r:id="rId1i93xsvr0ms_r9zq-bzy6">
+      <w:hyperlink w:history="1" r:id="rIdr_xlokjaxlea_ynv_o88i">
         <w:r>
           <w:rPr>
             <w:rFonts w:ascii="Calibri" w:cs="Calibri" w:eastAsia="Calibri" w:hAnsi="Calibri"/>
@@ -20882,7 +20882,7 @@
         </w:rPr>
         <w:t xml:space="preserve">. </w:t>
       </w:r>
-      <w:hyperlink w:history="1" r:id="rIdclwscec1b9gyal8tjtvr4">
+      <w:hyperlink w:history="1" r:id="rIdsx8fgmmlsqy1pdymixzdv">
         <w:r>
           <w:rPr>
             <w:rFonts w:ascii="Calibri" w:cs="Calibri" w:eastAsia="Calibri" w:hAnsi="Calibri"/>
@@ -20987,7 +20987,7 @@
         </w:rPr>
         <w:t xml:space="preserve">. </w:t>
       </w:r>
-      <w:hyperlink w:history="1" r:id="rId8fxpwlslavmycc4p8zgeb">
+      <w:hyperlink w:history="1" r:id="rIdmanepnofpfnfwhr7pgxmg">
         <w:r>
           <w:rPr>
             <w:rFonts w:ascii="Calibri" w:cs="Calibri" w:eastAsia="Calibri" w:hAnsi="Calibri"/>
@@ -21076,7 +21076,7 @@
         </w:rPr>
         <w:t xml:space="preserve">. </w:t>
       </w:r>
-      <w:hyperlink w:history="1" r:id="rIdxoa38agzh8tfk7b8eyq3r">
+      <w:hyperlink w:history="1" r:id="rIdcanrwh83gvyidcuhth0lu">
         <w:r>
           <w:rPr>
             <w:rFonts w:ascii="Calibri" w:cs="Calibri" w:eastAsia="Calibri" w:hAnsi="Calibri"/>

--- a/Shahriarirad_Reza_CV.docx
+++ b/Shahriarirad_Reza_CV.docx
@@ -840,7 +840,7 @@
                 <w:color w:val="1F3864"/>
                 <w:sz w:val="20"/>
               </w:rPr>
-              <w:t>193</w:t>
+              <w:t>194</w:t>
             </w:r>
           </w:p>
         </w:tc>
@@ -1315,6 +1315,56 @@
           <w:sz w:val="22"/>
         </w:rPr>
         <w:t>PRESENTATIONS</w:t>
+      </w:r>
+    </w:p>
+    <w:p>
+      <w:pPr>
+        <w:spacing w:after="40"/>
+      </w:pPr>
+      <w:r>
+        <w:rPr>
+          <w:rFonts w:ascii="Arial" w:hAnsi="Arial"/>
+          <w:b/>
+          <w:i w:val="0"/>
+          <w:color w:val="1F3864"/>
+          <w:sz w:val="18"/>
+        </w:rPr>
+        <w:t xml:space="preserve">[Apr 2026]  </w:t>
+      </w:r>
+      <w:r>
+        <w:rPr>
+          <w:rFonts w:ascii="Arial" w:hAnsi="Arial"/>
+          <w:b w:val="0"/>
+          <w:i w:val="0"/>
+          <w:color w:val="6B84A0"/>
+          <w:sz w:val="18"/>
+        </w:rPr>
+        <w:t xml:space="preserve">[Poster]  </w:t>
+      </w:r>
+      <w:r>
+        <w:rPr>
+          <w:rFonts w:ascii="Arial" w:hAnsi="Arial"/>
+          <w:b/>
+          <w:i w:val="0"/>
+          <w:sz w:val="18"/>
+        </w:rPr>
+        <w:t>Mayo Obesity Staging Index: A Novel Obesity Classification System</w:t>
+      </w:r>
+    </w:p>
+    <w:p>
+      <w:pPr>
+        <w:spacing w:after="100"/>
+        <w:ind w:left="288"/>
+      </w:pPr>
+      <w:r>
+        <w:rPr>
+          <w:rFonts w:ascii="Arial" w:hAnsi="Arial"/>
+          <w:b w:val="0"/>
+          <w:i/>
+          <w:color w:val="6B84A0"/>
+          <w:sz w:val="16"/>
+        </w:rPr>
+        <w:t>American Society for Metabolic and Bariatric Surgery (ASMBS)  |  United States</w:t>
       </w:r>
     </w:p>
     <w:p>
@@ -3028,42 +3078,45 @@
           <w:color w:val="1F3864"/>
           <w:sz w:val="18"/>
         </w:rPr>
-        <w:t xml:space="preserve">2. </w:t>
-      </w:r>
-      <w:r>
-        <w:rPr>
-          <w:rFonts w:ascii="Arial" w:hAnsi="Arial"/>
-          <w:b w:val="0"/>
-          <w:i w:val="0"/>
-          <w:sz w:val="18"/>
-        </w:rPr>
-        <w:t xml:space="preserve">Rezvani A, Heydarzadeh R, Golchin Vafa R, </w:t>
-      </w:r>
-      <w:r>
-        <w:rPr>
-          <w:rFonts w:ascii="Arial" w:hAnsi="Arial"/>
-          <w:b/>
-          <w:i w:val="0"/>
-          <w:sz w:val="18"/>
-        </w:rPr>
-        <w:t>Shahriarirad R*</w:t>
-      </w:r>
-      <w:r>
-        <w:rPr>
-          <w:rFonts w:ascii="Arial" w:hAnsi="Arial"/>
-          <w:b w:val="0"/>
-          <w:i w:val="0"/>
-          <w:sz w:val="18"/>
-        </w:rPr>
-      </w:r>
-      <w:r>
-        <w:rPr>
-          <w:rFonts w:ascii="Arial" w:hAnsi="Arial"/>
-          <w:b w:val="0"/>
-          <w:i w:val="0"/>
-          <w:sz w:val="18"/>
-        </w:rPr>
-        <w:t xml:space="preserve"> The Impact of the COVID-19 Pandemic on Patients with Breast Cancer, Diagnostic Delays and Disease Progression: A Retrospective Study. </w:t>
+        <w:t xml:space="preserve">1. </w:t>
+      </w:r>
+      <w:r>
+        <w:rPr>
+          <w:rFonts w:ascii="Arial" w:hAnsi="Arial"/>
+          <w:b w:val="0"/>
+          <w:i w:val="0"/>
+          <w:sz w:val="18"/>
+        </w:rPr>
+        <w:t xml:space="preserve">Alomar A*, </w:t>
+      </w:r>
+      <w:r>
+        <w:rPr>
+          <w:rFonts w:ascii="Arial" w:hAnsi="Arial"/>
+          <w:b/>
+          <w:i w:val="0"/>
+          <w:sz w:val="18"/>
+        </w:rPr>
+        <w:t>Shahriarirad R</w:t>
+      </w:r>
+      <w:r>
+        <w:rPr>
+          <w:rFonts w:ascii="Arial" w:hAnsi="Arial"/>
+          <w:b w:val="0"/>
+          <w:i w:val="0"/>
+          <w:sz w:val="18"/>
+        </w:rPr>
+        <w:t>, Ghanem O, Laplante S</w:t>
+      </w:r>
+      <w:r>
+        <w:rPr>
+          <w:rFonts w:ascii="Arial" w:hAnsi="Arial"/>
+          <w:b w:val="0"/>
+          <w:i w:val="0"/>
+          <w:sz w:val="18"/>
+        </w:rPr>
+        <w:t xml:space="preserve"> 1.</w:t>
+        <w:tab/>
+        <w:t xml:space="preserve">Online patient education resources in bariatric surgery: a systematic evaluation of quality, readability, transparency, and representation. </w:t>
       </w:r>
       <w:r>
         <w:rPr>
@@ -3072,7 +3125,7 @@
           <w:i/>
           <w:sz w:val="18"/>
         </w:rPr>
-        <w:t>(Published 2026)</w:t>
+        <w:t>Surgical Endoscopy</w:t>
       </w:r>
       <w:r>
         <w:rPr>
@@ -3098,43 +3151,42 @@
           <w:color w:val="1F3864"/>
           <w:sz w:val="18"/>
         </w:rPr>
-        <w:t xml:space="preserve">5. </w:t>
-      </w:r>
-      <w:r>
-        <w:rPr>
-          <w:rFonts w:ascii="Arial" w:hAnsi="Arial"/>
-          <w:b w:val="0"/>
-          <w:i w:val="0"/>
-          <w:sz w:val="18"/>
-        </w:rPr>
-        <w:t xml:space="preserve">Dasmeh U, Mohammadi AA, Shahrokhi R, Shahriarirad S, </w:t>
-      </w:r>
-      <w:r>
-        <w:rPr>
-          <w:rFonts w:ascii="Arial" w:hAnsi="Arial"/>
-          <w:b/>
-          <w:i w:val="0"/>
-          <w:sz w:val="18"/>
-        </w:rPr>
-        <w:t>Shahriarirad R</w:t>
-      </w:r>
-      <w:r>
-        <w:rPr>
-          <w:rFonts w:ascii="Arial" w:hAnsi="Arial"/>
-          <w:b w:val="0"/>
-          <w:i w:val="0"/>
-          <w:sz w:val="18"/>
-        </w:rPr>
-        <w:t>, Naseri R*</w:t>
-      </w:r>
-      <w:r>
-        <w:rPr>
-          <w:rFonts w:ascii="Arial" w:hAnsi="Arial"/>
-          <w:b w:val="0"/>
-          <w:i w:val="0"/>
-          <w:sz w:val="18"/>
-        </w:rPr>
-        <w:t xml:space="preserve"> The Effect of Autologous Platelet-Rich Plasma on Donor Site Wound Healing: A Randomised Crossover Clinical Trial. </w:t>
+        <w:t xml:space="preserve">3. </w:t>
+      </w:r>
+      <w:r>
+        <w:rPr>
+          <w:rFonts w:ascii="Arial" w:hAnsi="Arial"/>
+          <w:b w:val="0"/>
+          <w:i w:val="0"/>
+          <w:sz w:val="18"/>
+        </w:rPr>
+        <w:t xml:space="preserve">Rezvani A, Heydarzadeh R, Golchin Vafa R, </w:t>
+      </w:r>
+      <w:r>
+        <w:rPr>
+          <w:rFonts w:ascii="Arial" w:hAnsi="Arial"/>
+          <w:b/>
+          <w:i w:val="0"/>
+          <w:sz w:val="18"/>
+        </w:rPr>
+        <w:t>Shahriarirad R*</w:t>
+      </w:r>
+      <w:r>
+        <w:rPr>
+          <w:rFonts w:ascii="Arial" w:hAnsi="Arial"/>
+          <w:b w:val="0"/>
+          <w:i w:val="0"/>
+          <w:sz w:val="18"/>
+        </w:rPr>
+      </w:r>
+      <w:r>
+        <w:rPr>
+          <w:rFonts w:ascii="Arial" w:hAnsi="Arial"/>
+          <w:b w:val="0"/>
+          <w:i w:val="0"/>
+          <w:sz w:val="18"/>
+        </w:rPr>
+        <w:t xml:space="preserve"> The Impact of the COVID-19 Pandemic on Patients with Breast Cancer, Diagnostic Delays and Disease Progression: A Retrospective Study. </w:t>
       </w:r>
       <w:r>
         <w:rPr>
@@ -3143,7 +3195,7 @@
           <w:i/>
           <w:sz w:val="18"/>
         </w:rPr>
-        <w:t>Journal of Wound Care</w:t>
+        <w:t>(Published 2026)</w:t>
       </w:r>
       <w:r>
         <w:rPr>
@@ -3153,7 +3205,7 @@
           <w:color w:val="6B84A0"/>
           <w:sz w:val="18"/>
         </w:rPr>
-        <w:t xml:space="preserve"> (2025)</w:t>
+        <w:t xml:space="preserve"> (2026)</w:t>
       </w:r>
     </w:p>
     <w:p>
@@ -3178,33 +3230,34 @@
           <w:i w:val="0"/>
           <w:sz w:val="18"/>
         </w:rPr>
-        <w:t xml:space="preserve">Bolandi S, Niyakan MH, Jamali K, Ghodsi Boushehri Y, Tajaddini A, </w:t>
-      </w:r>
-      <w:r>
-        <w:rPr>
-          <w:rFonts w:ascii="Arial" w:hAnsi="Arial"/>
-          <w:b/>
-          <w:i w:val="0"/>
-          <w:sz w:val="18"/>
-        </w:rPr>
-        <w:t>Shahriarirad R*</w:t>
-      </w:r>
-      <w:r>
-        <w:rPr>
-          <w:rFonts w:ascii="Arial" w:hAnsi="Arial"/>
-          <w:b w:val="0"/>
-          <w:i w:val="0"/>
-          <w:sz w:val="18"/>
-        </w:rPr>
-      </w:r>
-      <w:r>
-        <w:rPr>
-          <w:rFonts w:ascii="Arial" w:hAnsi="Arial"/>
-          <w:b w:val="0"/>
-          <w:i w:val="0"/>
-          <w:sz w:val="18"/>
-        </w:rPr>
-        <w:t xml:space="preserve"> Osteomyelitis and Its Main Determinants in Patients With Diabetic Foot Ulcer: A Cross-Sectional Study. </w:t>
+        <w:t xml:space="preserve">Dasmeh U, Mohammadi AA, Shahrokhi R, Shahriarirad S, </w:t>
+      </w:r>
+      <w:r>
+        <w:rPr>
+          <w:rFonts w:ascii="Arial" w:hAnsi="Arial"/>
+          <w:b/>
+          <w:i w:val="0"/>
+          <w:sz w:val="18"/>
+        </w:rPr>
+        <w:t>Shahriarirad R</w:t>
+      </w:r>
+      <w:r>
+        <w:rPr>
+          <w:rFonts w:ascii="Arial" w:hAnsi="Arial"/>
+          <w:b w:val="0"/>
+          <w:i w:val="0"/>
+          <w:sz w:val="18"/>
+        </w:rPr>
+        <w:t>, Naseri R*</w:t>
+      </w:r>
+      <w:r>
+        <w:rPr>
+          <w:rFonts w:ascii="Arial" w:hAnsi="Arial"/>
+          <w:b w:val="0"/>
+          <w:i w:val="0"/>
+          <w:sz w:val="18"/>
+        </w:rPr>
+        <w:t xml:space="preserve"> The Effect of Autologous Platelet-Rich Plasma on Donor Site Wound Healing: A Randomised Crossover Clinical Trial. </w:t>
       </w:r>
       <w:r>
         <w:rPr>
@@ -3213,7 +3266,7 @@
           <w:i/>
           <w:sz w:val="18"/>
         </w:rPr>
-        <w:t>Health Science Reports</w:t>
+        <w:t>Journal of Wound Care</w:t>
       </w:r>
       <w:r>
         <w:rPr>
@@ -3248,6 +3301,7 @@
           <w:i w:val="0"/>
           <w:sz w:val="18"/>
         </w:rPr>
+        <w:t xml:space="preserve">Bolandi S, Niyakan MH, Jamali K, Ghodsi Boushehri Y, Tajaddini A, </w:t>
       </w:r>
       <w:r>
         <w:rPr>
@@ -3265,16 +3319,15 @@
           <w:i w:val="0"/>
           <w:sz w:val="18"/>
         </w:rPr>
-        <w:t>, Kumar N, Vijayasekaran A</w:t>
-      </w:r>
-      <w:r>
-        <w:rPr>
-          <w:rFonts w:ascii="Arial" w:hAnsi="Arial"/>
-          <w:b w:val="0"/>
-          <w:i w:val="0"/>
-          <w:sz w:val="18"/>
-        </w:rPr>
-        <w:t xml:space="preserve"> Systemic Evaluation of Quality, Readability, and Integrity of Online Breast Reconstruction Resources. </w:t>
+      </w:r>
+      <w:r>
+        <w:rPr>
+          <w:rFonts w:ascii="Arial" w:hAnsi="Arial"/>
+          <w:b w:val="0"/>
+          <w:i w:val="0"/>
+          <w:sz w:val="18"/>
+        </w:rPr>
+        <w:t xml:space="preserve"> Osteomyelitis and Its Main Determinants in Patients With Diabetic Foot Ulcer: A Cross-Sectional Study. </w:t>
       </w:r>
       <w:r>
         <w:rPr>
@@ -3283,7 +3336,7 @@
           <w:i/>
           <w:sz w:val="18"/>
         </w:rPr>
-        <w:t>Clinical Breast Cancer</w:t>
+        <w:t>Health Science Reports</w:t>
       </w:r>
       <w:r>
         <w:rPr>
@@ -3318,34 +3371,33 @@
           <w:i w:val="0"/>
           <w:sz w:val="18"/>
         </w:rPr>
-        <w:t xml:space="preserve">Meshkati Yazd SM, Keramati MR, Ghanbari Ghalerudkhani M, </w:t>
-      </w:r>
-      <w:r>
-        <w:rPr>
-          <w:rFonts w:ascii="Arial" w:hAnsi="Arial"/>
-          <w:b/>
-          <w:i w:val="0"/>
-          <w:sz w:val="18"/>
-        </w:rPr>
-        <w:t>Shahriarirad R</w:t>
-      </w:r>
-      <w:r>
-        <w:rPr>
-          <w:rFonts w:ascii="Arial" w:hAnsi="Arial"/>
-          <w:b w:val="0"/>
-          <w:i w:val="0"/>
-          <w:sz w:val="18"/>
-        </w:rPr>
-        <w:t>, Parsa A, Keshvari A*</w:t>
-      </w:r>
-      <w:r>
-        <w:rPr>
-          <w:rFonts w:ascii="Arial" w:hAnsi="Arial"/>
-          <w:b w:val="0"/>
-          <w:i w:val="0"/>
-          <w:sz w:val="18"/>
-        </w:rPr>
-        <w:t xml:space="preserve"> Ghost Ileostomy Versus Protective Ileostomy in Rectal Cancer Followed by Low Anterior Resection: A Randomized Feasibility Trial. </w:t>
+      </w:r>
+      <w:r>
+        <w:rPr>
+          <w:rFonts w:ascii="Arial" w:hAnsi="Arial"/>
+          <w:b/>
+          <w:i w:val="0"/>
+          <w:sz w:val="18"/>
+        </w:rPr>
+        <w:t>Shahriarirad R*</w:t>
+      </w:r>
+      <w:r>
+        <w:rPr>
+          <w:rFonts w:ascii="Arial" w:hAnsi="Arial"/>
+          <w:b w:val="0"/>
+          <w:i w:val="0"/>
+          <w:sz w:val="18"/>
+        </w:rPr>
+        <w:t>, Kumar N, Vijayasekaran A</w:t>
+      </w:r>
+      <w:r>
+        <w:rPr>
+          <w:rFonts w:ascii="Arial" w:hAnsi="Arial"/>
+          <w:b w:val="0"/>
+          <w:i w:val="0"/>
+          <w:sz w:val="18"/>
+        </w:rPr>
+        <w:t xml:space="preserve"> Systemic Evaluation of Quality, Readability, and Integrity of Online Breast Reconstruction Resources. </w:t>
       </w:r>
       <w:r>
         <w:rPr>
@@ -3354,7 +3406,7 @@
           <w:i/>
           <w:sz w:val="18"/>
         </w:rPr>
-        <w:t>Health Science Reports</w:t>
+        <w:t>Clinical Breast Cancer</w:t>
       </w:r>
       <w:r>
         <w:rPr>
@@ -3389,7 +3441,7 @@
           <w:i w:val="0"/>
           <w:sz w:val="18"/>
         </w:rPr>
-        <w:t xml:space="preserve">Koohi-Hosseinabadi O, Koohpeyma F, Safarpour AR, Nematollahy P, Kazemi M, </w:t>
+        <w:t xml:space="preserve">Meshkati Yazd SM, Keramati MR, Ghanbari Ghalerudkhani M, </w:t>
       </w:r>
       <w:r>
         <w:rPr>
@@ -3407,16 +3459,16 @@
           <w:i w:val="0"/>
           <w:sz w:val="18"/>
         </w:rPr>
-        <w:t>, Tanideh R, Mojahedtaghi M, Ghaemmaghami P, Iraji A, Goudarzi K, Tanideh N*</w:t>
-      </w:r>
-      <w:r>
-        <w:rPr>
-          <w:rFonts w:ascii="Arial" w:hAnsi="Arial"/>
-          <w:b w:val="0"/>
-          <w:i w:val="0"/>
-          <w:sz w:val="18"/>
-        </w:rPr>
-        <w:t xml:space="preserve"> Antioxidant and Anti-inflammatory Effects of Equisetum arvense L. on Acid-Induced Ulcerative Colitis in Rats. </w:t>
+        <w:t>, Parsa A, Keshvari A*</w:t>
+      </w:r>
+      <w:r>
+        <w:rPr>
+          <w:rFonts w:ascii="Arial" w:hAnsi="Arial"/>
+          <w:b w:val="0"/>
+          <w:i w:val="0"/>
+          <w:sz w:val="18"/>
+        </w:rPr>
+        <w:t xml:space="preserve"> Ghost Ileostomy Versus Protective Ileostomy in Rectal Cancer Followed by Low Anterior Resection: A Randomized Feasibility Trial. </w:t>
       </w:r>
       <w:r>
         <w:rPr>
@@ -3425,7 +3477,7 @@
           <w:i/>
           <w:sz w:val="18"/>
         </w:rPr>
-        <w:t>Scientific Reports</w:t>
+        <w:t>Health Science Reports</w:t>
       </w:r>
       <w:r>
         <w:rPr>
@@ -3460,33 +3512,34 @@
           <w:i w:val="0"/>
           <w:sz w:val="18"/>
         </w:rPr>
-        <w:t xml:space="preserve">Fallahi MM, Koulaian S, Mardani P, Malekhosseini SA, </w:t>
-      </w:r>
-      <w:r>
-        <w:rPr>
-          <w:rFonts w:ascii="Arial" w:hAnsi="Arial"/>
-          <w:b/>
-          <w:i w:val="0"/>
-          <w:sz w:val="18"/>
-        </w:rPr>
-        <w:t>Shahriarirad R*</w:t>
-      </w:r>
-      <w:r>
-        <w:rPr>
-          <w:rFonts w:ascii="Arial" w:hAnsi="Arial"/>
-          <w:b w:val="0"/>
-          <w:i w:val="0"/>
-          <w:sz w:val="18"/>
-        </w:rPr>
-      </w:r>
-      <w:r>
-        <w:rPr>
-          <w:rFonts w:ascii="Arial" w:hAnsi="Arial"/>
-          <w:b w:val="0"/>
-          <w:i w:val="0"/>
-          <w:sz w:val="18"/>
-        </w:rPr>
-        <w:t xml:space="preserve"> The Diagnostic Role of FNA Based on Clinicopathological Features in Thyroid Malignancy. </w:t>
+        <w:t xml:space="preserve">Koohi-Hosseinabadi O, Koohpeyma F, Safarpour AR, Nematollahy P, Kazemi M, </w:t>
+      </w:r>
+      <w:r>
+        <w:rPr>
+          <w:rFonts w:ascii="Arial" w:hAnsi="Arial"/>
+          <w:b/>
+          <w:i w:val="0"/>
+          <w:sz w:val="18"/>
+        </w:rPr>
+        <w:t>Shahriarirad R</w:t>
+      </w:r>
+      <w:r>
+        <w:rPr>
+          <w:rFonts w:ascii="Arial" w:hAnsi="Arial"/>
+          <w:b w:val="0"/>
+          <w:i w:val="0"/>
+          <w:sz w:val="18"/>
+        </w:rPr>
+        <w:t>, Tanideh R, Mojahedtaghi M, Ghaemmaghami P, Iraji A, Goudarzi K, Tanideh N*</w:t>
+      </w:r>
+      <w:r>
+        <w:rPr>
+          <w:rFonts w:ascii="Arial" w:hAnsi="Arial"/>
+          <w:b w:val="0"/>
+          <w:i w:val="0"/>
+          <w:sz w:val="18"/>
+        </w:rPr>
+        <w:t xml:space="preserve"> Antioxidant and Anti-inflammatory Effects of Equisetum arvense L. on Acid-Induced Ulcerative Colitis in Rats. </w:t>
       </w:r>
       <w:r>
         <w:rPr>
@@ -3495,7 +3548,7 @@
           <w:i/>
           <w:sz w:val="18"/>
         </w:rPr>
-        <w:t>BMC Endocrine Disorders</w:t>
+        <w:t>Scientific Reports</w:t>
       </w:r>
       <w:r>
         <w:rPr>
@@ -3530,33 +3583,33 @@
           <w:i w:val="0"/>
           <w:sz w:val="18"/>
         </w:rPr>
-        <w:t xml:space="preserve">Kiani F, Meshkati Yazd SM, Zarimeidani F, Rahmati R, Shabani Mofrad N, Vafaei Nia M, </w:t>
-      </w:r>
-      <w:r>
-        <w:rPr>
-          <w:rFonts w:ascii="Arial" w:hAnsi="Arial"/>
-          <w:b/>
-          <w:i w:val="0"/>
-          <w:sz w:val="18"/>
-        </w:rPr>
-        <w:t>Shahriarirad R</w:t>
-      </w:r>
-      <w:r>
-        <w:rPr>
-          <w:rFonts w:ascii="Arial" w:hAnsi="Arial"/>
-          <w:b w:val="0"/>
-          <w:i w:val="0"/>
-          <w:sz w:val="18"/>
-        </w:rPr>
-      </w:r>
-      <w:r>
-        <w:rPr>
-          <w:rFonts w:ascii="Arial" w:hAnsi="Arial"/>
-          <w:b w:val="0"/>
-          <w:i w:val="0"/>
-          <w:sz w:val="18"/>
-        </w:rPr>
-        <w:t xml:space="preserve"> Diagnostic Value of Physical Examination, Ultrasound, and Radiography Compared to CT in Evaluation of Nontraumatic Left Lower Quadrant Acute Abdominal Pain. </w:t>
+        <w:t xml:space="preserve">Fallahi MM, Koulaian S, Mardani P, Malekhosseini SA, </w:t>
+      </w:r>
+      <w:r>
+        <w:rPr>
+          <w:rFonts w:ascii="Arial" w:hAnsi="Arial"/>
+          <w:b/>
+          <w:i w:val="0"/>
+          <w:sz w:val="18"/>
+        </w:rPr>
+        <w:t>Shahriarirad R*</w:t>
+      </w:r>
+      <w:r>
+        <w:rPr>
+          <w:rFonts w:ascii="Arial" w:hAnsi="Arial"/>
+          <w:b w:val="0"/>
+          <w:i w:val="0"/>
+          <w:sz w:val="18"/>
+        </w:rPr>
+      </w:r>
+      <w:r>
+        <w:rPr>
+          <w:rFonts w:ascii="Arial" w:hAnsi="Arial"/>
+          <w:b w:val="0"/>
+          <w:i w:val="0"/>
+          <w:sz w:val="18"/>
+        </w:rPr>
+        <w:t xml:space="preserve"> The Diagnostic Role of FNA Based on Clinicopathological Features in Thyroid Malignancy. </w:t>
       </w:r>
       <w:r>
         <w:rPr>
@@ -3565,7 +3618,7 @@
           <w:i/>
           <w:sz w:val="18"/>
         </w:rPr>
-        <w:t>Emergency Medicine International</w:t>
+        <w:t>BMC Endocrine Disorders</w:t>
       </w:r>
       <w:r>
         <w:rPr>
@@ -3600,7 +3653,7 @@
           <w:i w:val="0"/>
           <w:sz w:val="18"/>
         </w:rPr>
-        <w:t xml:space="preserve">Ahn J*, </w:t>
+        <w:t xml:space="preserve">Kiani F, Meshkati Yazd SM, Zarimeidani F, Rahmati R, Shabani Mofrad N, Vafaei Nia M, </w:t>
       </w:r>
       <w:r>
         <w:rPr>
@@ -3618,16 +3671,15 @@
           <w:i w:val="0"/>
           <w:sz w:val="18"/>
         </w:rPr>
-        <w:t>, Kwon K, Bejarano-Pineda L, Waryasz G, Ashkani-Esfahani S</w:t>
-      </w:r>
-      <w:r>
-        <w:rPr>
-          <w:rFonts w:ascii="Arial" w:hAnsi="Arial"/>
-          <w:b w:val="0"/>
-          <w:i w:val="0"/>
-          <w:sz w:val="18"/>
-        </w:rPr>
-        <w:t xml:space="preserve"> Comparative Analysis of the Therapeutic Effects of Pregabalin, Gabapentin, and Duloxetine in Diabetic Peripheral Neuropathy: A Retrospective Study. </w:t>
+      </w:r>
+      <w:r>
+        <w:rPr>
+          <w:rFonts w:ascii="Arial" w:hAnsi="Arial"/>
+          <w:b w:val="0"/>
+          <w:i w:val="0"/>
+          <w:sz w:val="18"/>
+        </w:rPr>
+        <w:t xml:space="preserve"> Diagnostic Value of Physical Examination, Ultrasound, and Radiography Compared to CT in Evaluation of Nontraumatic Left Lower Quadrant Acute Abdominal Pain. </w:t>
       </w:r>
       <w:r>
         <w:rPr>
@@ -3636,7 +3688,7 @@
           <w:i/>
           <w:sz w:val="18"/>
         </w:rPr>
-        <w:t>Journal of Diabetes and Its Complications</w:t>
+        <w:t>Emergency Medicine International</w:t>
       </w:r>
       <w:r>
         <w:rPr>
@@ -3671,34 +3723,34 @@
           <w:i w:val="0"/>
           <w:sz w:val="18"/>
         </w:rPr>
-        <w:t xml:space="preserve">Dehghani S, Rezvani A, </w:t>
-      </w:r>
-      <w:r>
-        <w:rPr>
-          <w:rFonts w:ascii="Arial" w:hAnsi="Arial"/>
-          <w:b/>
-          <w:i w:val="0"/>
-          <w:sz w:val="18"/>
-        </w:rPr>
-        <w:t>Shahriarirad R*</w:t>
-      </w:r>
-      <w:r>
-        <w:rPr>
-          <w:rFonts w:ascii="Arial" w:hAnsi="Arial"/>
-          <w:b w:val="0"/>
-          <w:i w:val="0"/>
-          <w:sz w:val="18"/>
-        </w:rPr>
-        <w:t>, Rajabian MS, Ziaian B, Fallahi MJ, Mardani P, Amirian A</w:t>
-      </w:r>
-      <w:r>
-        <w:rPr>
-          <w:rFonts w:ascii="Arial" w:hAnsi="Arial"/>
-          <w:b w:val="0"/>
-          <w:i w:val="0"/>
-          <w:sz w:val="18"/>
-        </w:rPr>
-        <w:t xml:space="preserve"> Evaluation of Surgical Cases of Lung Cancer Admitted in Shiraz Referral Hospitals, Southern Iran in 2009–2022. </w:t>
+        <w:t xml:space="preserve">Ahn J*, </w:t>
+      </w:r>
+      <w:r>
+        <w:rPr>
+          <w:rFonts w:ascii="Arial" w:hAnsi="Arial"/>
+          <w:b/>
+          <w:i w:val="0"/>
+          <w:sz w:val="18"/>
+        </w:rPr>
+        <w:t>Shahriarirad R</w:t>
+      </w:r>
+      <w:r>
+        <w:rPr>
+          <w:rFonts w:ascii="Arial" w:hAnsi="Arial"/>
+          <w:b w:val="0"/>
+          <w:i w:val="0"/>
+          <w:sz w:val="18"/>
+        </w:rPr>
+        <w:t>, Kwon K, Bejarano-Pineda L, Waryasz G, Ashkani-Esfahani S</w:t>
+      </w:r>
+      <w:r>
+        <w:rPr>
+          <w:rFonts w:ascii="Arial" w:hAnsi="Arial"/>
+          <w:b w:val="0"/>
+          <w:i w:val="0"/>
+          <w:sz w:val="18"/>
+        </w:rPr>
+        <w:t xml:space="preserve"> Comparative Analysis of the Therapeutic Effects of Pregabalin, Gabapentin, and Duloxetine in Diabetic Peripheral Neuropathy: A Retrospective Study. </w:t>
       </w:r>
       <w:r>
         <w:rPr>
@@ -3707,7 +3759,7 @@
           <w:i/>
           <w:sz w:val="18"/>
         </w:rPr>
-        <w:t>Cancer Reports</w:t>
+        <w:t>Journal of Diabetes and Its Complications</w:t>
       </w:r>
       <w:r>
         <w:rPr>
@@ -3742,7 +3794,7 @@
           <w:i w:val="0"/>
           <w:sz w:val="18"/>
         </w:rPr>
-        <w:t xml:space="preserve">Raufi R, Zareian-Jahromi F, Zangeneh S, Rajabi J, </w:t>
+        <w:t xml:space="preserve">Dehghani S, Rezvani A, </w:t>
       </w:r>
       <w:r>
         <w:rPr>
@@ -3760,15 +3812,16 @@
           <w:i w:val="0"/>
           <w:sz w:val="18"/>
         </w:rPr>
-      </w:r>
-      <w:r>
-        <w:rPr>
-          <w:rFonts w:ascii="Arial" w:hAnsi="Arial"/>
-          <w:b w:val="0"/>
-          <w:i w:val="0"/>
-          <w:sz w:val="18"/>
-        </w:rPr>
-        <w:t xml:space="preserve"> Seroepidemiological Assessment of Bordetella Pertussis in Jahrom, Southern Iran: A Cross-sectional Study. </w:t>
+        <w:t>, Rajabian MS, Ziaian B, Fallahi MJ, Mardani P, Amirian A</w:t>
+      </w:r>
+      <w:r>
+        <w:rPr>
+          <w:rFonts w:ascii="Arial" w:hAnsi="Arial"/>
+          <w:b w:val="0"/>
+          <w:i w:val="0"/>
+          <w:sz w:val="18"/>
+        </w:rPr>
+        <w:t xml:space="preserve"> Evaluation of Surgical Cases of Lung Cancer Admitted in Shiraz Referral Hospitals, Southern Iran in 2009–2022. </w:t>
       </w:r>
       <w:r>
         <w:rPr>
@@ -3777,7 +3830,7 @@
           <w:i/>
           <w:sz w:val="18"/>
         </w:rPr>
-        <w:t>Health Care Science</w:t>
+        <w:t>Cancer Reports</w:t>
       </w:r>
       <w:r>
         <w:rPr>
@@ -3812,34 +3865,33 @@
           <w:i w:val="0"/>
           <w:sz w:val="18"/>
         </w:rPr>
-        <w:t xml:space="preserve">Asilian A, Mohammadian P*, Mahram H, </w:t>
-      </w:r>
-      <w:r>
-        <w:rPr>
-          <w:rFonts w:ascii="Arial" w:hAnsi="Arial"/>
-          <w:b/>
-          <w:i w:val="0"/>
-          <w:sz w:val="18"/>
-        </w:rPr>
-        <w:t>Shahriarirad R</w:t>
-      </w:r>
-      <w:r>
-        <w:rPr>
-          <w:rFonts w:ascii="Arial" w:hAnsi="Arial"/>
-          <w:b w:val="0"/>
-          <w:i w:val="0"/>
-          <w:sz w:val="18"/>
-        </w:rPr>
-        <w:t>, Bigham M</w:t>
-      </w:r>
-      <w:r>
-        <w:rPr>
-          <w:rFonts w:ascii="Arial" w:hAnsi="Arial"/>
-          <w:b w:val="0"/>
-          <w:i w:val="0"/>
-          <w:sz w:val="18"/>
-        </w:rPr>
-        <w:t xml:space="preserve"> Investigating the Efficacy and Safety of Oral Cicaglocal on Wound Healing After Mohs Surgery in Patients With Skin Cancer: A Randomized, Double-Blinded, Placebo-Controlled Clinical Trial. </w:t>
+        <w:t xml:space="preserve">Raufi R, Zareian-Jahromi F, Zangeneh S, Rajabi J, </w:t>
+      </w:r>
+      <w:r>
+        <w:rPr>
+          <w:rFonts w:ascii="Arial" w:hAnsi="Arial"/>
+          <w:b/>
+          <w:i w:val="0"/>
+          <w:sz w:val="18"/>
+        </w:rPr>
+        <w:t>Shahriarirad R*</w:t>
+      </w:r>
+      <w:r>
+        <w:rPr>
+          <w:rFonts w:ascii="Arial" w:hAnsi="Arial"/>
+          <w:b w:val="0"/>
+          <w:i w:val="0"/>
+          <w:sz w:val="18"/>
+        </w:rPr>
+      </w:r>
+      <w:r>
+        <w:rPr>
+          <w:rFonts w:ascii="Arial" w:hAnsi="Arial"/>
+          <w:b w:val="0"/>
+          <w:i w:val="0"/>
+          <w:sz w:val="18"/>
+        </w:rPr>
+        <w:t xml:space="preserve"> Seroepidemiological Assessment of Bordetella Pertussis in Jahrom, Southern Iran: A Cross-sectional Study. </w:t>
       </w:r>
       <w:r>
         <w:rPr>
@@ -3848,7 +3900,7 @@
           <w:i/>
           <w:sz w:val="18"/>
         </w:rPr>
-        <w:t>Journal of Cosmetic Dermatology</w:t>
+        <w:t>Health Care Science</w:t>
       </w:r>
       <w:r>
         <w:rPr>
@@ -3883,33 +3935,34 @@
           <w:i w:val="0"/>
           <w:sz w:val="18"/>
         </w:rPr>
-        <w:t xml:space="preserve">Ghoddusi Johari H, Ranjbar K, Kassaee K, Hoseini MA, </w:t>
-      </w:r>
-      <w:r>
-        <w:rPr>
-          <w:rFonts w:ascii="Arial" w:hAnsi="Arial"/>
-          <w:b/>
-          <w:i w:val="0"/>
-          <w:sz w:val="18"/>
-        </w:rPr>
-        <w:t>Shahriarirad R*</w:t>
-      </w:r>
-      <w:r>
-        <w:rPr>
-          <w:rFonts w:ascii="Arial" w:hAnsi="Arial"/>
-          <w:b w:val="0"/>
-          <w:i w:val="0"/>
-          <w:sz w:val="18"/>
-        </w:rPr>
-      </w:r>
-      <w:r>
-        <w:rPr>
-          <w:rFonts w:ascii="Arial" w:hAnsi="Arial"/>
-          <w:b w:val="0"/>
-          <w:i w:val="0"/>
-          <w:sz w:val="18"/>
-        </w:rPr>
-        <w:t xml:space="preserve"> Evaluation of Aneurysm Cases Undergoing Surgery at a Tertiary Center in Iran: A 22-year Retrospective Study. </w:t>
+        <w:t xml:space="preserve">Asilian A, Mohammadian P*, Mahram H, </w:t>
+      </w:r>
+      <w:r>
+        <w:rPr>
+          <w:rFonts w:ascii="Arial" w:hAnsi="Arial"/>
+          <w:b/>
+          <w:i w:val="0"/>
+          <w:sz w:val="18"/>
+        </w:rPr>
+        <w:t>Shahriarirad R</w:t>
+      </w:r>
+      <w:r>
+        <w:rPr>
+          <w:rFonts w:ascii="Arial" w:hAnsi="Arial"/>
+          <w:b w:val="0"/>
+          <w:i w:val="0"/>
+          <w:sz w:val="18"/>
+        </w:rPr>
+        <w:t>, Bigham M</w:t>
+      </w:r>
+      <w:r>
+        <w:rPr>
+          <w:rFonts w:ascii="Arial" w:hAnsi="Arial"/>
+          <w:b w:val="0"/>
+          <w:i w:val="0"/>
+          <w:sz w:val="18"/>
+        </w:rPr>
+        <w:t xml:space="preserve"> Investigating the Efficacy and Safety of Oral Cicaglocal on Wound Healing After Mohs Surgery in Patients With Skin Cancer: A Randomized, Double-Blinded, Placebo-Controlled Clinical Trial. </w:t>
       </w:r>
       <w:r>
         <w:rPr>
@@ -3918,7 +3971,7 @@
           <w:i/>
           <w:sz w:val="18"/>
         </w:rPr>
-        <w:t>Health Science Reports</w:t>
+        <w:t>Journal of Cosmetic Dermatology</w:t>
       </w:r>
       <w:r>
         <w:rPr>
@@ -3953,7 +4006,7 @@
           <w:i w:val="0"/>
           <w:sz w:val="18"/>
         </w:rPr>
-        <w:t xml:space="preserve">Koohi-Hosseinabadi O, </w:t>
+        <w:t xml:space="preserve">Ghoddusi Johari H, Ranjbar K, Kassaee K, Hoseini MA, </w:t>
       </w:r>
       <w:r>
         <w:rPr>
@@ -3971,16 +4024,15 @@
           <w:i w:val="0"/>
           <w:sz w:val="18"/>
         </w:rPr>
-        <w:t>, Dehghanian A, Amini L, Barzegar S, Daneshparvar A, Alavi O, Khazraei SP, Hosseini S, Arabi Monfared A, Khorram R, Tanideh N*, Ashkani-Esfahani S</w:t>
-      </w:r>
-      <w:r>
-        <w:rPr>
-          <w:rFonts w:ascii="Arial" w:hAnsi="Arial"/>
-          <w:b w:val="0"/>
-          <w:i w:val="0"/>
-          <w:sz w:val="18"/>
-        </w:rPr>
-        <w:t xml:space="preserve"> In-Vitro and In-Vivo Assessment of Biocompatibility and Efficacy of Ostrich Eggshell Membrane Combined with Platelet-Rich Plasma in Achilles Tendon Regeneration. </w:t>
+      </w:r>
+      <w:r>
+        <w:rPr>
+          <w:rFonts w:ascii="Arial" w:hAnsi="Arial"/>
+          <w:b w:val="0"/>
+          <w:i w:val="0"/>
+          <w:sz w:val="18"/>
+        </w:rPr>
+        <w:t xml:space="preserve"> Evaluation of Aneurysm Cases Undergoing Surgery at a Tertiary Center in Iran: A 22-year Retrospective Study. </w:t>
       </w:r>
       <w:r>
         <w:rPr>
@@ -3989,7 +4041,7 @@
           <w:i/>
           <w:sz w:val="18"/>
         </w:rPr>
-        <w:t>Scientific Reports</w:t>
+        <w:t>Health Science Reports</w:t>
       </w:r>
       <w:r>
         <w:rPr>
@@ -4024,34 +4076,34 @@
           <w:i w:val="0"/>
           <w:sz w:val="18"/>
         </w:rPr>
-        <w:t xml:space="preserve">Ahn J, </w:t>
-      </w:r>
-      <w:r>
-        <w:rPr>
-          <w:rFonts w:ascii="Arial" w:hAnsi="Arial"/>
-          <w:b/>
-          <w:i w:val="0"/>
-          <w:sz w:val="18"/>
-        </w:rPr>
-        <w:t>Shahriarirad R</w:t>
-      </w:r>
-      <w:r>
-        <w:rPr>
-          <w:rFonts w:ascii="Arial" w:hAnsi="Arial"/>
-          <w:b w:val="0"/>
-          <w:i w:val="0"/>
-          <w:sz w:val="18"/>
-        </w:rPr>
-        <w:t>, Kwon K, Bejarano-Pineda L, Waryasz GR, DiGiovanni CW, Ashkani-Esfahani S</w:t>
-      </w:r>
-      <w:r>
-        <w:rPr>
-          <w:rFonts w:ascii="Arial" w:hAnsi="Arial"/>
-          <w:b w:val="0"/>
-          <w:i w:val="0"/>
-          <w:sz w:val="18"/>
-        </w:rPr>
-        <w:t xml:space="preserve"> Comparisons of the Therapeutics for Diabetic Neuropathic Pain: Prospective Cohort Study, Seoul, Korea. </w:t>
+        <w:t xml:space="preserve">Koohi-Hosseinabadi O, </w:t>
+      </w:r>
+      <w:r>
+        <w:rPr>
+          <w:rFonts w:ascii="Arial" w:hAnsi="Arial"/>
+          <w:b/>
+          <w:i w:val="0"/>
+          <w:sz w:val="18"/>
+        </w:rPr>
+        <w:t>Shahriarirad R*</w:t>
+      </w:r>
+      <w:r>
+        <w:rPr>
+          <w:rFonts w:ascii="Arial" w:hAnsi="Arial"/>
+          <w:b w:val="0"/>
+          <w:i w:val="0"/>
+          <w:sz w:val="18"/>
+        </w:rPr>
+        <w:t>, Dehghanian A, Amini L, Barzegar S, Daneshparvar A, Alavi O, Khazraei SP, Hosseini S, Arabi Monfared A, Khorram R, Tanideh N*, Ashkani-Esfahani S</w:t>
+      </w:r>
+      <w:r>
+        <w:rPr>
+          <w:rFonts w:ascii="Arial" w:hAnsi="Arial"/>
+          <w:b w:val="0"/>
+          <w:i w:val="0"/>
+          <w:sz w:val="18"/>
+        </w:rPr>
+        <w:t xml:space="preserve"> In-Vitro and In-Vivo Assessment of Biocompatibility and Efficacy of Ostrich Eggshell Membrane Combined with Platelet-Rich Plasma in Achilles Tendon Regeneration. </w:t>
       </w:r>
       <w:r>
         <w:rPr>
@@ -4060,7 +4112,7 @@
           <w:i/>
           <w:sz w:val="18"/>
         </w:rPr>
-        <w:t>Foot &amp; Ankle Orthopaedics</w:t>
+        <w:t>Scientific Reports</w:t>
       </w:r>
       <w:r>
         <w:rPr>
@@ -4070,7 +4122,7 @@
           <w:color w:val="6B84A0"/>
           <w:sz w:val="18"/>
         </w:rPr>
-        <w:t xml:space="preserve"> (2024)</w:t>
+        <w:t xml:space="preserve"> (2025)</w:t>
       </w:r>
     </w:p>
     <w:p>
@@ -4095,33 +4147,34 @@
           <w:i w:val="0"/>
           <w:sz w:val="18"/>
         </w:rPr>
-        <w:t xml:space="preserve">Mardani P, Dalfardi F, Bahmani S, Rahmati R, Zarimeidani F, Ziaian B, Amirian A, Vafabin M, </w:t>
-      </w:r>
-      <w:r>
-        <w:rPr>
-          <w:rFonts w:ascii="Arial" w:hAnsi="Arial"/>
-          <w:b/>
-          <w:i w:val="0"/>
-          <w:sz w:val="18"/>
-        </w:rPr>
-        <w:t>Shahriarirad R*</w:t>
-      </w:r>
-      <w:r>
-        <w:rPr>
-          <w:rFonts w:ascii="Arial" w:hAnsi="Arial"/>
-          <w:b w:val="0"/>
-          <w:i w:val="0"/>
-          <w:sz w:val="18"/>
-        </w:rPr>
-      </w:r>
-      <w:r>
-        <w:rPr>
-          <w:rFonts w:ascii="Arial" w:hAnsi="Arial"/>
-          <w:b w:val="0"/>
-          <w:i w:val="0"/>
-          <w:sz w:val="18"/>
-        </w:rPr>
-        <w:t xml:space="preserve"> Clinical Presentations and Surgical Features of Morgagni Hernia in Adults: A Retrospective Study. </w:t>
+        <w:t xml:space="preserve">Ahn J, </w:t>
+      </w:r>
+      <w:r>
+        <w:rPr>
+          <w:rFonts w:ascii="Arial" w:hAnsi="Arial"/>
+          <w:b/>
+          <w:i w:val="0"/>
+          <w:sz w:val="18"/>
+        </w:rPr>
+        <w:t>Shahriarirad R</w:t>
+      </w:r>
+      <w:r>
+        <w:rPr>
+          <w:rFonts w:ascii="Arial" w:hAnsi="Arial"/>
+          <w:b w:val="0"/>
+          <w:i w:val="0"/>
+          <w:sz w:val="18"/>
+        </w:rPr>
+        <w:t>, Kwon K, Bejarano-Pineda L, Waryasz GR, DiGiovanni CW, Ashkani-Esfahani S</w:t>
+      </w:r>
+      <w:r>
+        <w:rPr>
+          <w:rFonts w:ascii="Arial" w:hAnsi="Arial"/>
+          <w:b w:val="0"/>
+          <w:i w:val="0"/>
+          <w:sz w:val="18"/>
+        </w:rPr>
+        <w:t xml:space="preserve"> Comparisons of the Therapeutics for Diabetic Neuropathic Pain: Prospective Cohort Study, Seoul, Korea. </w:t>
       </w:r>
       <w:r>
         <w:rPr>
@@ -4130,7 +4183,7 @@
           <w:i/>
           <w:sz w:val="18"/>
         </w:rPr>
-        <w:t>Health Science Reports</w:t>
+        <w:t>Foot &amp; Ankle Orthopaedics</w:t>
       </w:r>
       <w:r>
         <w:rPr>
@@ -4165,34 +4218,33 @@
           <w:i w:val="0"/>
           <w:sz w:val="18"/>
         </w:rPr>
-        <w:t xml:space="preserve">Pezeshkian F, </w:t>
-      </w:r>
-      <w:r>
-        <w:rPr>
-          <w:rFonts w:ascii="Arial" w:hAnsi="Arial"/>
-          <w:b/>
-          <w:i w:val="0"/>
-          <w:sz w:val="18"/>
-        </w:rPr>
-        <w:t>Shahriarirad R</w:t>
-      </w:r>
-      <w:r>
-        <w:rPr>
-          <w:rFonts w:ascii="Arial" w:hAnsi="Arial"/>
-          <w:b w:val="0"/>
-          <w:i w:val="0"/>
-          <w:sz w:val="18"/>
-        </w:rPr>
-        <w:t>, Mahram H*</w:t>
-      </w:r>
-      <w:r>
-        <w:rPr>
-          <w:rFonts w:ascii="Arial" w:hAnsi="Arial"/>
-          <w:b w:val="0"/>
-          <w:i w:val="0"/>
-          <w:sz w:val="18"/>
-        </w:rPr>
-        <w:t xml:space="preserve"> An Overview of the Role of Chemokine CX3CL1 (Fractalkine) and CX3C Chemokine Receptor 1 in Systemic Sclerosis. </w:t>
+        <w:t xml:space="preserve">Mardani P, Dalfardi F, Bahmani S, Rahmati R, Zarimeidani F, Ziaian B, Amirian A, Vafabin M, </w:t>
+      </w:r>
+      <w:r>
+        <w:rPr>
+          <w:rFonts w:ascii="Arial" w:hAnsi="Arial"/>
+          <w:b/>
+          <w:i w:val="0"/>
+          <w:sz w:val="18"/>
+        </w:rPr>
+        <w:t>Shahriarirad R*</w:t>
+      </w:r>
+      <w:r>
+        <w:rPr>
+          <w:rFonts w:ascii="Arial" w:hAnsi="Arial"/>
+          <w:b w:val="0"/>
+          <w:i w:val="0"/>
+          <w:sz w:val="18"/>
+        </w:rPr>
+      </w:r>
+      <w:r>
+        <w:rPr>
+          <w:rFonts w:ascii="Arial" w:hAnsi="Arial"/>
+          <w:b w:val="0"/>
+          <w:i w:val="0"/>
+          <w:sz w:val="18"/>
+        </w:rPr>
+        <w:t xml:space="preserve"> Clinical Presentations and Surgical Features of Morgagni Hernia in Adults: A Retrospective Study. </w:t>
       </w:r>
       <w:r>
         <w:rPr>
@@ -4201,7 +4253,7 @@
           <w:i/>
           <w:sz w:val="18"/>
         </w:rPr>
-        <w:t>Immunity, Inflammation and Disease</w:t>
+        <w:t>Health Science Reports</w:t>
       </w:r>
       <w:r>
         <w:rPr>
@@ -4236,34 +4288,34 @@
           <w:i w:val="0"/>
           <w:sz w:val="18"/>
         </w:rPr>
-        <w:t xml:space="preserve">Rezvani A, </w:t>
-      </w:r>
-      <w:r>
-        <w:rPr>
-          <w:rFonts w:ascii="Arial" w:hAnsi="Arial"/>
-          <w:b/>
-          <w:i w:val="0"/>
-          <w:sz w:val="18"/>
-        </w:rPr>
-        <w:t>Shahriarirad R*</w:t>
-      </w:r>
-      <w:r>
-        <w:rPr>
-          <w:rFonts w:ascii="Arial" w:hAnsi="Arial"/>
-          <w:b w:val="0"/>
-          <w:i w:val="0"/>
-          <w:sz w:val="18"/>
-        </w:rPr>
-        <w:t>, Jahanshahi S, Fouladi D, Tavallali M, Ziaian B, Fallahi MJ</w:t>
-      </w:r>
-      <w:r>
-        <w:rPr>
-          <w:rFonts w:ascii="Arial" w:hAnsi="Arial"/>
-          <w:b w:val="0"/>
-          <w:i w:val="0"/>
-          <w:sz w:val="18"/>
-        </w:rPr>
-        <w:t xml:space="preserve"> The Aftermath of Asbestos Prohibition in Industry and Its Association with Malignant Mesothelioma in the South of Iran: An Enduring Predicament yet to be Resolved. </w:t>
+        <w:t xml:space="preserve">Pezeshkian F, </w:t>
+      </w:r>
+      <w:r>
+        <w:rPr>
+          <w:rFonts w:ascii="Arial" w:hAnsi="Arial"/>
+          <w:b/>
+          <w:i w:val="0"/>
+          <w:sz w:val="18"/>
+        </w:rPr>
+        <w:t>Shahriarirad R</w:t>
+      </w:r>
+      <w:r>
+        <w:rPr>
+          <w:rFonts w:ascii="Arial" w:hAnsi="Arial"/>
+          <w:b w:val="0"/>
+          <w:i w:val="0"/>
+          <w:sz w:val="18"/>
+        </w:rPr>
+        <w:t>, Mahram H*</w:t>
+      </w:r>
+      <w:r>
+        <w:rPr>
+          <w:rFonts w:ascii="Arial" w:hAnsi="Arial"/>
+          <w:b w:val="0"/>
+          <w:i w:val="0"/>
+          <w:sz w:val="18"/>
+        </w:rPr>
+        <w:t xml:space="preserve"> An Overview of the Role of Chemokine CX3CL1 (Fractalkine) and CX3C Chemokine Receptor 1 in Systemic Sclerosis. </w:t>
       </w:r>
       <w:r>
         <w:rPr>
@@ -4272,7 +4324,7 @@
           <w:i/>
           <w:sz w:val="18"/>
         </w:rPr>
-        <w:t>Health Science Reports</w:t>
+        <w:t>Immunity, Inflammation and Disease</w:t>
       </w:r>
       <w:r>
         <w:rPr>
@@ -4307,7 +4359,7 @@
           <w:i w:val="0"/>
           <w:sz w:val="18"/>
         </w:rPr>
-        <w:t xml:space="preserve">Fallahi MJ, Nazemi M, Zeighami A, </w:t>
+        <w:t xml:space="preserve">Rezvani A, </w:t>
       </w:r>
       <w:r>
         <w:rPr>
@@ -4325,15 +4377,16 @@
           <w:i w:val="0"/>
           <w:sz w:val="18"/>
         </w:rPr>
-      </w:r>
-      <w:r>
-        <w:rPr>
-          <w:rFonts w:ascii="Arial" w:hAnsi="Arial"/>
-          <w:b w:val="0"/>
-          <w:i w:val="0"/>
-          <w:sz w:val="18"/>
-        </w:rPr>
-        <w:t xml:space="preserve"> Changes in Incidence and Clinical Features of Tuberculosis with Regard to the COVID-19 Outbreak in Southern Iran. </w:t>
+        <w:t>, Jahanshahi S, Fouladi D, Tavallali M, Ziaian B, Fallahi MJ</w:t>
+      </w:r>
+      <w:r>
+        <w:rPr>
+          <w:rFonts w:ascii="Arial" w:hAnsi="Arial"/>
+          <w:b w:val="0"/>
+          <w:i w:val="0"/>
+          <w:sz w:val="18"/>
+        </w:rPr>
+        <w:t xml:space="preserve"> The Aftermath of Asbestos Prohibition in Industry and Its Association with Malignant Mesothelioma in the South of Iran: An Enduring Predicament yet to be Resolved. </w:t>
       </w:r>
       <w:r>
         <w:rPr>
@@ -4342,7 +4395,7 @@
           <w:i/>
           <w:sz w:val="18"/>
         </w:rPr>
-        <w:t>BMC Infectious Diseases</w:t>
+        <w:t>Health Science Reports</w:t>
       </w:r>
       <w:r>
         <w:rPr>
@@ -4377,7 +4430,7 @@
           <w:i w:val="0"/>
           <w:sz w:val="18"/>
         </w:rPr>
-        <w:t xml:space="preserve">Hosseinzadeh A, Tajaddini A, Jafari SH, Mohammadi Z, Dalfardi F, Fatemian H, </w:t>
+        <w:t xml:space="preserve">Fallahi MJ, Nazemi M, Zeighami A, </w:t>
       </w:r>
       <w:r>
         <w:rPr>
@@ -4403,7 +4456,7 @@
           <w:i w:val="0"/>
           <w:sz w:val="18"/>
         </w:rPr>
-        <w:t xml:space="preserve"> Computed Tomography Angiography-guided Analysis of Morphologic Properties of the Thoracic Aorta and Arch Branches: A Cross-sectional Study. </w:t>
+        <w:t xml:space="preserve"> Changes in Incidence and Clinical Features of Tuberculosis with Regard to the COVID-19 Outbreak in Southern Iran. </w:t>
       </w:r>
       <w:r>
         <w:rPr>
@@ -4412,7 +4465,7 @@
           <w:i/>
           <w:sz w:val="18"/>
         </w:rPr>
-        <w:t>Health Science Reports</w:t>
+        <w:t>BMC Infectious Diseases</w:t>
       </w:r>
       <w:r>
         <w:rPr>
@@ -4447,34 +4500,33 @@
           <w:i w:val="0"/>
           <w:sz w:val="18"/>
         </w:rPr>
-        <w:t xml:space="preserve">Meshkati Yazd SM, </w:t>
-      </w:r>
-      <w:r>
-        <w:rPr>
-          <w:rFonts w:ascii="Arial" w:hAnsi="Arial"/>
-          <w:b/>
-          <w:i w:val="0"/>
-          <w:sz w:val="18"/>
-        </w:rPr>
-        <w:t>Shahriarirad R</w:t>
-      </w:r>
-      <w:r>
-        <w:rPr>
-          <w:rFonts w:ascii="Arial" w:hAnsi="Arial"/>
-          <w:b w:val="0"/>
-          <w:i w:val="0"/>
-          <w:sz w:val="18"/>
-        </w:rPr>
-        <w:t>, Almasi S, Mirmohammadkhani M, Keramati MR*</w:t>
-      </w:r>
-      <w:r>
-        <w:rPr>
-          <w:rFonts w:ascii="Arial" w:hAnsi="Arial"/>
-          <w:b w:val="0"/>
-          <w:i w:val="0"/>
-          <w:sz w:val="18"/>
-        </w:rPr>
-        <w:t xml:space="preserve"> Analyzing Quality of Life After Low Anterior Resection for Rectal Cancer. </w:t>
+        <w:t xml:space="preserve">Hosseinzadeh A, Tajaddini A, Jafari SH, Mohammadi Z, Dalfardi F, Fatemian H, </w:t>
+      </w:r>
+      <w:r>
+        <w:rPr>
+          <w:rFonts w:ascii="Arial" w:hAnsi="Arial"/>
+          <w:b/>
+          <w:i w:val="0"/>
+          <w:sz w:val="18"/>
+        </w:rPr>
+        <w:t>Shahriarirad R*</w:t>
+      </w:r>
+      <w:r>
+        <w:rPr>
+          <w:rFonts w:ascii="Arial" w:hAnsi="Arial"/>
+          <w:b w:val="0"/>
+          <w:i w:val="0"/>
+          <w:sz w:val="18"/>
+        </w:rPr>
+      </w:r>
+      <w:r>
+        <w:rPr>
+          <w:rFonts w:ascii="Arial" w:hAnsi="Arial"/>
+          <w:b w:val="0"/>
+          <w:i w:val="0"/>
+          <w:sz w:val="18"/>
+        </w:rPr>
+        <w:t xml:space="preserve"> Computed Tomography Angiography-guided Analysis of Morphologic Properties of the Thoracic Aorta and Arch Branches: A Cross-sectional Study. </w:t>
       </w:r>
       <w:r>
         <w:rPr>
@@ -4483,7 +4535,7 @@
           <w:i/>
           <w:sz w:val="18"/>
         </w:rPr>
-        <w:t>Irish Journal of Medical Science</w:t>
+        <w:t>Health Science Reports</w:t>
       </w:r>
       <w:r>
         <w:rPr>
@@ -4518,33 +4570,34 @@
           <w:i w:val="0"/>
           <w:sz w:val="18"/>
         </w:rPr>
-      </w:r>
-      <w:r>
-        <w:rPr>
-          <w:rFonts w:ascii="Arial" w:hAnsi="Arial"/>
-          <w:b/>
-          <w:i w:val="0"/>
-          <w:sz w:val="18"/>
-        </w:rPr>
-        <w:t>Shahriarirad R*</w:t>
-      </w:r>
-      <w:r>
-        <w:rPr>
-          <w:rFonts w:ascii="Arial" w:hAnsi="Arial"/>
-          <w:b w:val="0"/>
-          <w:i w:val="0"/>
-          <w:sz w:val="18"/>
-        </w:rPr>
-        <w:t>, Seifbehzad S, Erfani A, Nekouei F, Ashkani-Esfahani S, Hosseinzadeh M, Tanideh N, Koohi-Hosseinabadi O, Sarkari B</w:t>
-      </w:r>
-      <w:r>
-        <w:rPr>
-          <w:rFonts w:ascii="Arial" w:hAnsi="Arial"/>
-          <w:b w:val="0"/>
-          <w:i w:val="0"/>
-          <w:sz w:val="18"/>
-        </w:rPr>
-        <w:t xml:space="preserve"> Evaluation of Salvia Officinalis (Sage) in the Treatment of Acetic Acid-Induced Ulcerative Colitis in Rat Model. </w:t>
+        <w:t xml:space="preserve">Meshkati Yazd SM, </w:t>
+      </w:r>
+      <w:r>
+        <w:rPr>
+          <w:rFonts w:ascii="Arial" w:hAnsi="Arial"/>
+          <w:b/>
+          <w:i w:val="0"/>
+          <w:sz w:val="18"/>
+        </w:rPr>
+        <w:t>Shahriarirad R</w:t>
+      </w:r>
+      <w:r>
+        <w:rPr>
+          <w:rFonts w:ascii="Arial" w:hAnsi="Arial"/>
+          <w:b w:val="0"/>
+          <w:i w:val="0"/>
+          <w:sz w:val="18"/>
+        </w:rPr>
+        <w:t>, Almasi S, Mirmohammadkhani M, Keramati MR*</w:t>
+      </w:r>
+      <w:r>
+        <w:rPr>
+          <w:rFonts w:ascii="Arial" w:hAnsi="Arial"/>
+          <w:b w:val="0"/>
+          <w:i w:val="0"/>
+          <w:sz w:val="18"/>
+        </w:rPr>
+        <w:t xml:space="preserve"> Analyzing Quality of Life After Low Anterior Resection for Rectal Cancer. </w:t>
       </w:r>
       <w:r>
         <w:rPr>
@@ -4553,7 +4606,7 @@
           <w:i/>
           <w:sz w:val="18"/>
         </w:rPr>
-        <w:t>Journal of Coloproctology</w:t>
+        <w:t>Irish Journal of Medical Science</w:t>
       </w:r>
       <w:r>
         <w:rPr>
@@ -4588,7 +4641,6 @@
           <w:i w:val="0"/>
           <w:sz w:val="18"/>
         </w:rPr>
-        <w:t xml:space="preserve">Erfani A, </w:t>
       </w:r>
       <w:r>
         <w:rPr>
@@ -4606,16 +4658,16 @@
           <w:i w:val="0"/>
           <w:sz w:val="18"/>
         </w:rPr>
-        <w:t>, Ranjbar K, Mirahmadizadeh A, Moghadami M</w:t>
-      </w:r>
-      <w:r>
-        <w:rPr>
-          <w:rFonts w:ascii="Arial" w:hAnsi="Arial"/>
-          <w:b w:val="0"/>
-          <w:i w:val="0"/>
-          <w:sz w:val="18"/>
-        </w:rPr>
-        <w:t xml:space="preserve"> Knowledge, Attitude, and Practice toward the Novel Coronavirus (COVID-19) Outbreak: A Population-Based Survey in Iran. </w:t>
+        <w:t>, Seifbehzad S, Erfani A, Nekouei F, Ashkani-Esfahani S, Hosseinzadeh M, Tanideh N, Koohi-Hosseinabadi O, Sarkari B</w:t>
+      </w:r>
+      <w:r>
+        <w:rPr>
+          <w:rFonts w:ascii="Arial" w:hAnsi="Arial"/>
+          <w:b w:val="0"/>
+          <w:i w:val="0"/>
+          <w:sz w:val="18"/>
+        </w:rPr>
+        <w:t xml:space="preserve"> Evaluation of Salvia Officinalis (Sage) in the Treatment of Acetic Acid-Induced Ulcerative Colitis in Rat Model. </w:t>
       </w:r>
       <w:r>
         <w:rPr>
@@ -4624,7 +4676,7 @@
           <w:i/>
           <w:sz w:val="18"/>
         </w:rPr>
-        <w:t>Journal of Health Sciences &amp; Surveillance System</w:t>
+        <w:t>Journal of Coloproctology</w:t>
       </w:r>
       <w:r>
         <w:rPr>
@@ -4659,34 +4711,34 @@
           <w:i w:val="0"/>
           <w:sz w:val="18"/>
         </w:rPr>
-        <w:t xml:space="preserve">Meshkati Yazd SM, </w:t>
-      </w:r>
-      <w:r>
-        <w:rPr>
-          <w:rFonts w:ascii="Arial" w:hAnsi="Arial"/>
-          <w:b/>
-          <w:i w:val="0"/>
-          <w:sz w:val="18"/>
-        </w:rPr>
-        <w:t>Shahriarirad R</w:t>
-      </w:r>
-      <w:r>
-        <w:rPr>
-          <w:rFonts w:ascii="Arial" w:hAnsi="Arial"/>
-          <w:b w:val="0"/>
-          <w:i w:val="0"/>
-          <w:sz w:val="18"/>
-        </w:rPr>
-        <w:t>, Nayebi S, Dehghan P, Abbasi A, Maghsoodloo F, Hamedani K, Nasiri S*</w:t>
-      </w:r>
-      <w:r>
-        <w:rPr>
-          <w:rFonts w:ascii="Arial" w:hAnsi="Arial"/>
-          <w:b w:val="0"/>
-          <w:i w:val="0"/>
-          <w:sz w:val="18"/>
-        </w:rPr>
-        <w:t xml:space="preserve"> Comparison of Endoscopic Versus Focused Parathyroidectomy in Surgical Management of Single-gland Primary Hyperparathyroidism: A Randomized Clinical Trial. </w:t>
+        <w:t xml:space="preserve">Erfani A, </w:t>
+      </w:r>
+      <w:r>
+        <w:rPr>
+          <w:rFonts w:ascii="Arial" w:hAnsi="Arial"/>
+          <w:b/>
+          <w:i w:val="0"/>
+          <w:sz w:val="18"/>
+        </w:rPr>
+        <w:t>Shahriarirad R*</w:t>
+      </w:r>
+      <w:r>
+        <w:rPr>
+          <w:rFonts w:ascii="Arial" w:hAnsi="Arial"/>
+          <w:b w:val="0"/>
+          <w:i w:val="0"/>
+          <w:sz w:val="18"/>
+        </w:rPr>
+        <w:t>, Ranjbar K, Mirahmadizadeh A, Moghadami M</w:t>
+      </w:r>
+      <w:r>
+        <w:rPr>
+          <w:rFonts w:ascii="Arial" w:hAnsi="Arial"/>
+          <w:b w:val="0"/>
+          <w:i w:val="0"/>
+          <w:sz w:val="18"/>
+        </w:rPr>
+        <w:t xml:space="preserve"> Knowledge, Attitude, and Practice toward the Novel Coronavirus (COVID-19) Outbreak: A Population-Based Survey in Iran. </w:t>
       </w:r>
       <w:r>
         <w:rPr>
@@ -4695,7 +4747,7 @@
           <w:i/>
           <w:sz w:val="18"/>
         </w:rPr>
-        <w:t>Langenbeck's Archives of Surgery</w:t>
+        <w:t>Journal of Health Sciences &amp; Surveillance System</w:t>
       </w:r>
       <w:r>
         <w:rPr>
@@ -4730,33 +4782,34 @@
           <w:i w:val="0"/>
           <w:sz w:val="18"/>
         </w:rPr>
-        <w:t xml:space="preserve">Mardani P, Naseri R*, Mahram H, Alishavandi F, Amirian A, Ziaian B, </w:t>
-      </w:r>
-      <w:r>
-        <w:rPr>
-          <w:rFonts w:ascii="Arial" w:hAnsi="Arial"/>
-          <w:b/>
-          <w:i w:val="0"/>
-          <w:sz w:val="18"/>
-        </w:rPr>
-        <w:t>Shahriarirad R*</w:t>
-      </w:r>
-      <w:r>
-        <w:rPr>
-          <w:rFonts w:ascii="Arial" w:hAnsi="Arial"/>
-          <w:b w:val="0"/>
-          <w:i w:val="0"/>
-          <w:sz w:val="18"/>
-        </w:rPr>
-      </w:r>
-      <w:r>
-        <w:rPr>
-          <w:rFonts w:ascii="Arial" w:hAnsi="Arial"/>
-          <w:b w:val="0"/>
-          <w:i w:val="0"/>
-          <w:sz w:val="18"/>
-        </w:rPr>
-        <w:t xml:space="preserve"> Single-Stage Bronchoscopy-Guided Protocol for Tracheostomy Decannulation in Adult Patients. </w:t>
+        <w:t xml:space="preserve">Meshkati Yazd SM, </w:t>
+      </w:r>
+      <w:r>
+        <w:rPr>
+          <w:rFonts w:ascii="Arial" w:hAnsi="Arial"/>
+          <w:b/>
+          <w:i w:val="0"/>
+          <w:sz w:val="18"/>
+        </w:rPr>
+        <w:t>Shahriarirad R</w:t>
+      </w:r>
+      <w:r>
+        <w:rPr>
+          <w:rFonts w:ascii="Arial" w:hAnsi="Arial"/>
+          <w:b w:val="0"/>
+          <w:i w:val="0"/>
+          <w:sz w:val="18"/>
+        </w:rPr>
+        <w:t>, Nayebi S, Dehghan P, Abbasi A, Maghsoodloo F, Hamedani K, Nasiri S*</w:t>
+      </w:r>
+      <w:r>
+        <w:rPr>
+          <w:rFonts w:ascii="Arial" w:hAnsi="Arial"/>
+          <w:b w:val="0"/>
+          <w:i w:val="0"/>
+          <w:sz w:val="18"/>
+        </w:rPr>
+        <w:t xml:space="preserve"> Comparison of Endoscopic Versus Focused Parathyroidectomy in Surgical Management of Single-gland Primary Hyperparathyroidism: A Randomized Clinical Trial. </w:t>
       </w:r>
       <w:r>
         <w:rPr>
@@ -4765,7 +4818,7 @@
           <w:i/>
           <w:sz w:val="18"/>
         </w:rPr>
-        <w:t>Journal of Surgical Research</w:t>
+        <w:t>Langenbeck's Archives of Surgery</w:t>
       </w:r>
       <w:r>
         <w:rPr>
@@ -4800,34 +4853,33 @@
           <w:i w:val="0"/>
           <w:sz w:val="18"/>
         </w:rPr>
-        <w:t xml:space="preserve">Rahimi M, Forouzani F, Mousavizadeh A, </w:t>
-      </w:r>
-      <w:r>
-        <w:rPr>
-          <w:rFonts w:ascii="Arial" w:hAnsi="Arial"/>
-          <w:b/>
-          <w:i w:val="0"/>
-          <w:sz w:val="18"/>
-        </w:rPr>
-        <w:t>Shahriarirad R</w:t>
-      </w:r>
-      <w:r>
-        <w:rPr>
-          <w:rFonts w:ascii="Arial" w:hAnsi="Arial"/>
-          <w:b w:val="0"/>
-          <w:i w:val="0"/>
-          <w:sz w:val="18"/>
-        </w:rPr>
-        <w:t>, Ardekani A, Foolad S, Nikbakht G*</w:t>
-      </w:r>
-      <w:r>
-        <w:rPr>
-          <w:rFonts w:ascii="Arial" w:hAnsi="Arial"/>
-          <w:b w:val="0"/>
-          <w:i w:val="0"/>
-          <w:sz w:val="18"/>
-        </w:rPr>
-        <w:t xml:space="preserve"> Prevalence and Risk Factors of Latent Tuberculosis Infection in Hemodialysis Patients in Southwest Iran. </w:t>
+        <w:t xml:space="preserve">Mardani P, Naseri R*, Mahram H, Alishavandi F, Amirian A, Ziaian B, </w:t>
+      </w:r>
+      <w:r>
+        <w:rPr>
+          <w:rFonts w:ascii="Arial" w:hAnsi="Arial"/>
+          <w:b/>
+          <w:i w:val="0"/>
+          <w:sz w:val="18"/>
+        </w:rPr>
+        <w:t>Shahriarirad R*</w:t>
+      </w:r>
+      <w:r>
+        <w:rPr>
+          <w:rFonts w:ascii="Arial" w:hAnsi="Arial"/>
+          <w:b w:val="0"/>
+          <w:i w:val="0"/>
+          <w:sz w:val="18"/>
+        </w:rPr>
+      </w:r>
+      <w:r>
+        <w:rPr>
+          <w:rFonts w:ascii="Arial" w:hAnsi="Arial"/>
+          <w:b w:val="0"/>
+          <w:i w:val="0"/>
+          <w:sz w:val="18"/>
+        </w:rPr>
+        <w:t xml:space="preserve"> Single-Stage Bronchoscopy-Guided Protocol for Tracheostomy Decannulation in Adult Patients. </w:t>
       </w:r>
       <w:r>
         <w:rPr>
@@ -4836,7 +4888,7 @@
           <w:i/>
           <w:sz w:val="18"/>
         </w:rPr>
-        <w:t>Epidemiological Review (Przegląd Epidemiologiczny)</w:t>
+        <w:t>Journal of Surgical Research</w:t>
       </w:r>
       <w:r>
         <w:rPr>
@@ -4871,33 +4923,34 @@
           <w:i w:val="0"/>
           <w:sz w:val="18"/>
         </w:rPr>
-        <w:t xml:space="preserve">Fallahi MJ, Pezeshkian F, Ranjbar K, Javaheri R, </w:t>
-      </w:r>
-      <w:r>
-        <w:rPr>
-          <w:rFonts w:ascii="Arial" w:hAnsi="Arial"/>
-          <w:b/>
-          <w:i w:val="0"/>
-          <w:sz w:val="18"/>
-        </w:rPr>
-        <w:t>Shahriarirad R*</w:t>
-      </w:r>
-      <w:r>
-        <w:rPr>
-          <w:rFonts w:ascii="Arial" w:hAnsi="Arial"/>
-          <w:b w:val="0"/>
-          <w:i w:val="0"/>
-          <w:sz w:val="18"/>
-        </w:rPr>
-      </w:r>
-      <w:r>
-        <w:rPr>
-          <w:rFonts w:ascii="Arial" w:hAnsi="Arial"/>
-          <w:b w:val="0"/>
-          <w:i w:val="0"/>
-          <w:sz w:val="18"/>
-        </w:rPr>
-        <w:t xml:space="preserve"> Evaluation of the Predictors and Frequency of Silent Hypoxemia in COVID-19 Patients and the Gap between Pulse Oximeter and Arterial Blood Gas Levels. </w:t>
+        <w:t xml:space="preserve">Rahimi M, Forouzani F, Mousavizadeh A, </w:t>
+      </w:r>
+      <w:r>
+        <w:rPr>
+          <w:rFonts w:ascii="Arial" w:hAnsi="Arial"/>
+          <w:b/>
+          <w:i w:val="0"/>
+          <w:sz w:val="18"/>
+        </w:rPr>
+        <w:t>Shahriarirad R</w:t>
+      </w:r>
+      <w:r>
+        <w:rPr>
+          <w:rFonts w:ascii="Arial" w:hAnsi="Arial"/>
+          <w:b w:val="0"/>
+          <w:i w:val="0"/>
+          <w:sz w:val="18"/>
+        </w:rPr>
+        <w:t>, Ardekani A, Foolad S, Nikbakht G*</w:t>
+      </w:r>
+      <w:r>
+        <w:rPr>
+          <w:rFonts w:ascii="Arial" w:hAnsi="Arial"/>
+          <w:b w:val="0"/>
+          <w:i w:val="0"/>
+          <w:sz w:val="18"/>
+        </w:rPr>
+        <w:t xml:space="preserve"> Prevalence and Risk Factors of Latent Tuberculosis Infection in Hemodialysis Patients in Southwest Iran. </w:t>
       </w:r>
       <w:r>
         <w:rPr>
@@ -4906,7 +4959,7 @@
           <w:i/>
           <w:sz w:val="18"/>
         </w:rPr>
-        <w:t>Health Care Science</w:t>
+        <w:t>Epidemiological Review (Przegląd Epidemiologiczny)</w:t>
       </w:r>
       <w:r>
         <w:rPr>
@@ -4941,34 +4994,33 @@
           <w:i w:val="0"/>
           <w:sz w:val="18"/>
         </w:rPr>
-        <w:t xml:space="preserve">Kazemi K, Jamshidi K, Naseri R, </w:t>
-      </w:r>
-      <w:r>
-        <w:rPr>
-          <w:rFonts w:ascii="Arial" w:hAnsi="Arial"/>
-          <w:b/>
-          <w:i w:val="0"/>
-          <w:sz w:val="18"/>
-        </w:rPr>
-        <w:t>Shahriarirad R</w:t>
-      </w:r>
-      <w:r>
-        <w:rPr>
-          <w:rFonts w:ascii="Arial" w:hAnsi="Arial"/>
-          <w:b w:val="0"/>
-          <w:i w:val="0"/>
-          <w:sz w:val="18"/>
-        </w:rPr>
-        <w:t>, Shamsaeefar A, Hosseinzadeh A*</w:t>
-      </w:r>
-      <w:r>
-        <w:rPr>
-          <w:rFonts w:ascii="Arial" w:hAnsi="Arial"/>
-          <w:b w:val="0"/>
-          <w:i w:val="0"/>
-          <w:sz w:val="18"/>
-        </w:rPr>
-        <w:t xml:space="preserve"> Comparison of the Effect of Everolimus, Prednisolone, and a Combination of Both on Experimentally Induced Peritoneal Adhesions in Rats. </w:t>
+        <w:t xml:space="preserve">Fallahi MJ, Pezeshkian F, Ranjbar K, Javaheri R, </w:t>
+      </w:r>
+      <w:r>
+        <w:rPr>
+          <w:rFonts w:ascii="Arial" w:hAnsi="Arial"/>
+          <w:b/>
+          <w:i w:val="0"/>
+          <w:sz w:val="18"/>
+        </w:rPr>
+        <w:t>Shahriarirad R*</w:t>
+      </w:r>
+      <w:r>
+        <w:rPr>
+          <w:rFonts w:ascii="Arial" w:hAnsi="Arial"/>
+          <w:b w:val="0"/>
+          <w:i w:val="0"/>
+          <w:sz w:val="18"/>
+        </w:rPr>
+      </w:r>
+      <w:r>
+        <w:rPr>
+          <w:rFonts w:ascii="Arial" w:hAnsi="Arial"/>
+          <w:b w:val="0"/>
+          <w:i w:val="0"/>
+          <w:sz w:val="18"/>
+        </w:rPr>
+        <w:t xml:space="preserve"> Evaluation of the Predictors and Frequency of Silent Hypoxemia in COVID-19 Patients and the Gap between Pulse Oximeter and Arterial Blood Gas Levels. </w:t>
       </w:r>
       <w:r>
         <w:rPr>
@@ -4977,7 +5029,7 @@
           <w:i/>
           <w:sz w:val="18"/>
         </w:rPr>
-        <w:t>Scientific Reports</w:t>
+        <w:t>Health Care Science</w:t>
       </w:r>
       <w:r>
         <w:rPr>
@@ -5012,7 +5064,7 @@
           <w:i w:val="0"/>
           <w:sz w:val="18"/>
         </w:rPr>
-        <w:t xml:space="preserve">Masoudi MS, Zoghi S, Ansari A, Taherpour S, </w:t>
+        <w:t xml:space="preserve">Kazemi K, Jamshidi K, Naseri R, </w:t>
       </w:r>
       <w:r>
         <w:rPr>
@@ -5030,16 +5082,16 @@
           <w:i w:val="0"/>
           <w:sz w:val="18"/>
         </w:rPr>
-        <w:t>, Taheri R*</w:t>
-      </w:r>
-      <w:r>
-        <w:rPr>
-          <w:rFonts w:ascii="Arial" w:hAnsi="Arial"/>
-          <w:b w:val="0"/>
-          <w:i w:val="0"/>
-          <w:sz w:val="18"/>
-        </w:rPr>
-        <w:t xml:space="preserve"> An Overcorrective Modification of Cranial Vault Reconstruction for Non-Syndromic Metopic Suture Synostosis: Shiraz Technique. </w:t>
+        <w:t>, Shamsaeefar A, Hosseinzadeh A*</w:t>
+      </w:r>
+      <w:r>
+        <w:rPr>
+          <w:rFonts w:ascii="Arial" w:hAnsi="Arial"/>
+          <w:b w:val="0"/>
+          <w:i w:val="0"/>
+          <w:sz w:val="18"/>
+        </w:rPr>
+        <w:t xml:space="preserve"> Comparison of the Effect of Everolimus, Prednisolone, and a Combination of Both on Experimentally Induced Peritoneal Adhesions in Rats. </w:t>
       </w:r>
       <w:r>
         <w:rPr>
@@ -5048,7 +5100,7 @@
           <w:i/>
           <w:sz w:val="18"/>
         </w:rPr>
-        <w:t>Archives of Pediatric Neurosurgery</w:t>
+        <w:t>Scientific Reports</w:t>
       </w:r>
       <w:r>
         <w:rPr>
@@ -5083,7 +5135,7 @@
           <w:i w:val="0"/>
           <w:sz w:val="18"/>
         </w:rPr>
-        <w:t xml:space="preserve">Hoghooghi MA, Hooman K, </w:t>
+        <w:t xml:space="preserve">Masoudi MS, Zoghi S, Ansari A, Taherpour S, </w:t>
       </w:r>
       <w:r>
         <w:rPr>
@@ -5101,16 +5153,16 @@
           <w:i w:val="0"/>
           <w:sz w:val="18"/>
         </w:rPr>
-        <w:t>, Salimi M, Hosseinpour H*</w:t>
-      </w:r>
-      <w:r>
-        <w:rPr>
-          <w:rFonts w:ascii="Arial" w:hAnsi="Arial"/>
-          <w:b w:val="0"/>
-          <w:i w:val="0"/>
-          <w:sz w:val="18"/>
-        </w:rPr>
-        <w:t xml:space="preserve"> Posterior Positioning of Levator Veli Palatini with Intact Nasal Layer and Side-by-Side Bilateral Buccinator Flaps: Modified Approach for Palatal Lengthening. </w:t>
+        <w:t>, Taheri R*</w:t>
+      </w:r>
+      <w:r>
+        <w:rPr>
+          <w:rFonts w:ascii="Arial" w:hAnsi="Arial"/>
+          <w:b w:val="0"/>
+          <w:i w:val="0"/>
+          <w:sz w:val="18"/>
+        </w:rPr>
+        <w:t xml:space="preserve"> An Overcorrective Modification of Cranial Vault Reconstruction for Non-Syndromic Metopic Suture Synostosis: Shiraz Technique. </w:t>
       </w:r>
       <w:r>
         <w:rPr>
@@ -5119,7 +5171,7 @@
           <w:i/>
           <w:sz w:val="18"/>
         </w:rPr>
-        <w:t>The Cleft Palate Craniofacial Journal</w:t>
+        <w:t>Archives of Pediatric Neurosurgery</w:t>
       </w:r>
       <w:r>
         <w:rPr>
@@ -5154,34 +5206,34 @@
           <w:i w:val="0"/>
           <w:sz w:val="18"/>
         </w:rPr>
-        <w:t xml:space="preserve">Ghoddusi Johari H, Farrokhi A, </w:t>
-      </w:r>
-      <w:r>
-        <w:rPr>
-          <w:rFonts w:ascii="Arial" w:hAnsi="Arial"/>
-          <w:b/>
-          <w:i w:val="0"/>
-          <w:sz w:val="18"/>
-        </w:rPr>
-        <w:t>Shahriarirad R*</w:t>
-      </w:r>
-      <w:r>
-        <w:rPr>
-          <w:rFonts w:ascii="Arial" w:hAnsi="Arial"/>
-          <w:b w:val="0"/>
-          <w:i w:val="0"/>
-          <w:sz w:val="18"/>
-        </w:rPr>
-        <w:t>, Hosseinzadeh A, Hodjati H</w:t>
-      </w:r>
-      <w:r>
-        <w:rPr>
-          <w:rFonts w:ascii="Arial" w:hAnsi="Arial"/>
-          <w:b w:val="0"/>
-          <w:i w:val="0"/>
-          <w:sz w:val="18"/>
-        </w:rPr>
-        <w:t xml:space="preserve"> Analysis of a Large 19-Year Database in Vascular Surgery in Southern Iran: Evaluation of Trends and Limitations. </w:t>
+        <w:t xml:space="preserve">Hoghooghi MA, Hooman K, </w:t>
+      </w:r>
+      <w:r>
+        <w:rPr>
+          <w:rFonts w:ascii="Arial" w:hAnsi="Arial"/>
+          <w:b/>
+          <w:i w:val="0"/>
+          <w:sz w:val="18"/>
+        </w:rPr>
+        <w:t>Shahriarirad R</w:t>
+      </w:r>
+      <w:r>
+        <w:rPr>
+          <w:rFonts w:ascii="Arial" w:hAnsi="Arial"/>
+          <w:b w:val="0"/>
+          <w:i w:val="0"/>
+          <w:sz w:val="18"/>
+        </w:rPr>
+        <w:t>, Salimi M, Hosseinpour H*</w:t>
+      </w:r>
+      <w:r>
+        <w:rPr>
+          <w:rFonts w:ascii="Arial" w:hAnsi="Arial"/>
+          <w:b w:val="0"/>
+          <w:i w:val="0"/>
+          <w:sz w:val="18"/>
+        </w:rPr>
+        <w:t xml:space="preserve"> Posterior Positioning of Levator Veli Palatini with Intact Nasal Layer and Side-by-Side Bilateral Buccinator Flaps: Modified Approach for Palatal Lengthening. </w:t>
       </w:r>
       <w:r>
         <w:rPr>
@@ -5190,7 +5242,7 @@
           <w:i/>
           <w:sz w:val="18"/>
         </w:rPr>
-        <w:t>Annals of Vascular Surgery</w:t>
+        <w:t>The Cleft Palate Craniofacial Journal</w:t>
       </w:r>
       <w:r>
         <w:rPr>
@@ -5225,7 +5277,7 @@
           <w:i w:val="0"/>
           <w:sz w:val="18"/>
         </w:rPr>
-        <w:t xml:space="preserve">Mardani P, Koulaian S, Fouladi D, Malekhosseini HR, </w:t>
+        <w:t xml:space="preserve">Ghoddusi Johari H, Farrokhi A, </w:t>
       </w:r>
       <w:r>
         <w:rPr>
@@ -5243,15 +5295,16 @@
           <w:i w:val="0"/>
           <w:sz w:val="18"/>
         </w:rPr>
-      </w:r>
-      <w:r>
-        <w:rPr>
-          <w:rFonts w:ascii="Arial" w:hAnsi="Arial"/>
-          <w:b w:val="0"/>
-          <w:i w:val="0"/>
-          <w:sz w:val="18"/>
-        </w:rPr>
-        <w:t xml:space="preserve"> Demographic, Clinical, and Surgical Features of Patients Undergoing Thyroidectomy due to Thyroid Lesions in Southern Iran. </w:t>
+        <w:t>, Hosseinzadeh A, Hodjati H</w:t>
+      </w:r>
+      <w:r>
+        <w:rPr>
+          <w:rFonts w:ascii="Arial" w:hAnsi="Arial"/>
+          <w:b w:val="0"/>
+          <w:i w:val="0"/>
+          <w:sz w:val="18"/>
+        </w:rPr>
+        <w:t xml:space="preserve"> Analysis of a Large 19-Year Database in Vascular Surgery in Southern Iran: Evaluation of Trends and Limitations. </w:t>
       </w:r>
       <w:r>
         <w:rPr>
@@ -5260,7 +5313,7 @@
           <w:i/>
           <w:sz w:val="18"/>
         </w:rPr>
-        <w:t>Health Science Reports</w:t>
+        <w:t>Annals of Vascular Surgery</w:t>
       </w:r>
       <w:r>
         <w:rPr>
@@ -5286,43 +5339,42 @@
           <w:color w:val="1F3864"/>
           <w:sz w:val="18"/>
         </w:rPr>
-        <w:t xml:space="preserve">37. </w:t>
-      </w:r>
-      <w:r>
-        <w:rPr>
-          <w:rFonts w:ascii="Arial" w:hAnsi="Arial"/>
-          <w:b w:val="0"/>
-          <w:i w:val="0"/>
-          <w:sz w:val="18"/>
-        </w:rPr>
-        <w:t xml:space="preserve">Meshkati Yazd SM, </w:t>
-      </w:r>
-      <w:r>
-        <w:rPr>
-          <w:rFonts w:ascii="Arial" w:hAnsi="Arial"/>
-          <w:b/>
-          <w:i w:val="0"/>
-          <w:sz w:val="18"/>
-        </w:rPr>
-        <w:t>Shahriarirad R</w:t>
-      </w:r>
-      <w:r>
-        <w:rPr>
-          <w:rFonts w:ascii="Arial" w:hAnsi="Arial"/>
-          <w:b w:val="0"/>
-          <w:i w:val="0"/>
-          <w:sz w:val="18"/>
-        </w:rPr>
-        <w:t>, Keramati MR, Omidi M, Nabavizadeh SS, Keshvari A*</w:t>
-      </w:r>
-      <w:r>
-        <w:rPr>
-          <w:rFonts w:ascii="Arial" w:hAnsi="Arial"/>
-          <w:b w:val="0"/>
-          <w:i w:val="0"/>
-          <w:sz w:val="18"/>
-        </w:rPr>
-        <w:t xml:space="preserve"> Comparison of Hand-sewn Anterior Repair, Resection and Hand-sewn Anastomosis, Resection and Stapled Anastomosis Techniques for the Reversal of Diverting Loop Ileostomy: A Randomized Clinical Trial. </w:t>
+        <w:t xml:space="preserve">36. </w:t>
+      </w:r>
+      <w:r>
+        <w:rPr>
+          <w:rFonts w:ascii="Arial" w:hAnsi="Arial"/>
+          <w:b w:val="0"/>
+          <w:i w:val="0"/>
+          <w:sz w:val="18"/>
+        </w:rPr>
+        <w:t xml:space="preserve">Mardani P, Koulaian S, Fouladi D, Malekhosseini HR, </w:t>
+      </w:r>
+      <w:r>
+        <w:rPr>
+          <w:rFonts w:ascii="Arial" w:hAnsi="Arial"/>
+          <w:b/>
+          <w:i w:val="0"/>
+          <w:sz w:val="18"/>
+        </w:rPr>
+        <w:t>Shahriarirad R*</w:t>
+      </w:r>
+      <w:r>
+        <w:rPr>
+          <w:rFonts w:ascii="Arial" w:hAnsi="Arial"/>
+          <w:b w:val="0"/>
+          <w:i w:val="0"/>
+          <w:sz w:val="18"/>
+        </w:rPr>
+      </w:r>
+      <w:r>
+        <w:rPr>
+          <w:rFonts w:ascii="Arial" w:hAnsi="Arial"/>
+          <w:b w:val="0"/>
+          <w:i w:val="0"/>
+          <w:sz w:val="18"/>
+        </w:rPr>
+        <w:t xml:space="preserve"> Demographic, Clinical, and Surgical Features of Patients Undergoing Thyroidectomy due to Thyroid Lesions in Southern Iran. </w:t>
       </w:r>
       <w:r>
         <w:rPr>
@@ -5331,7 +5383,7 @@
           <w:i/>
           <w:sz w:val="18"/>
         </w:rPr>
-        <w:t>Techniques in Coloproctology</w:t>
+        <w:t>Health Science Reports</w:t>
       </w:r>
       <w:r>
         <w:rPr>
@@ -5366,7 +5418,7 @@
           <w:i w:val="0"/>
           <w:sz w:val="18"/>
         </w:rPr>
-        <w:t xml:space="preserve">Shahriarirad S, Asmarian N, </w:t>
+        <w:t xml:space="preserve">Meshkati Yazd SM, </w:t>
       </w:r>
       <w:r>
         <w:rPr>
@@ -5384,16 +5436,16 @@
           <w:i w:val="0"/>
           <w:sz w:val="18"/>
         </w:rPr>
-        <w:t>, Moghadami M, Askarian M, Malekhosseini SA, Sabetian G*</w:t>
-      </w:r>
-      <w:r>
-        <w:rPr>
-          <w:rFonts w:ascii="Arial" w:hAnsi="Arial"/>
-          <w:b w:val="0"/>
-          <w:i w:val="0"/>
-          <w:sz w:val="18"/>
-        </w:rPr>
-        <w:t xml:space="preserve"> High Post-Infection Protection after COVID-19 among Healthcare Workers: A Population-Level Observational Study. </w:t>
+        <w:t>, Keramati MR, Omidi M, Nabavizadeh SS, Keshvari A*</w:t>
+      </w:r>
+      <w:r>
+        <w:rPr>
+          <w:rFonts w:ascii="Arial" w:hAnsi="Arial"/>
+          <w:b w:val="0"/>
+          <w:i w:val="0"/>
+          <w:sz w:val="18"/>
+        </w:rPr>
+        <w:t xml:space="preserve"> Comparison of Hand-sewn Anterior Repair, Resection and Hand-sewn Anastomosis, Resection and Stapled Anastomosis Techniques for the Reversal of Diverting Loop Ileostomy: A Randomized Clinical Trial. </w:t>
       </w:r>
       <w:r>
         <w:rPr>
@@ -5402,7 +5454,7 @@
           <w:i/>
           <w:sz w:val="18"/>
         </w:rPr>
-        <w:t>Iranian Journal of Medical Sciences</w:t>
+        <w:t>Techniques in Coloproctology</w:t>
       </w:r>
       <w:r>
         <w:rPr>
@@ -5437,7 +5489,7 @@
           <w:i w:val="0"/>
           <w:sz w:val="18"/>
         </w:rPr>
-        <w:t xml:space="preserve">Naumann D*, Bhangu A, Brooks A, BEACON Collaborative (including </w:t>
+        <w:t xml:space="preserve">Shahriarirad S, Asmarian N, </w:t>
       </w:r>
       <w:r>
         <w:rPr>
@@ -5455,16 +5507,16 @@
           <w:i w:val="0"/>
           <w:sz w:val="18"/>
         </w:rPr>
-        <w:t>)</w:t>
-      </w:r>
-      <w:r>
-        <w:rPr>
-          <w:rFonts w:ascii="Arial" w:hAnsi="Arial"/>
-          <w:b w:val="0"/>
-          <w:i w:val="0"/>
-          <w:sz w:val="18"/>
-        </w:rPr>
-        <w:t xml:space="preserve"> Novel Textbook Outcomes following Emergency Laparotomy: Delphi Exercise. </w:t>
+        <w:t>, Moghadami M, Askarian M, Malekhosseini SA, Sabetian G*</w:t>
+      </w:r>
+      <w:r>
+        <w:rPr>
+          <w:rFonts w:ascii="Arial" w:hAnsi="Arial"/>
+          <w:b w:val="0"/>
+          <w:i w:val="0"/>
+          <w:sz w:val="18"/>
+        </w:rPr>
+        <w:t xml:space="preserve"> High Post-Infection Protection after COVID-19 among Healthcare Workers: A Population-Level Observational Study. </w:t>
       </w:r>
       <w:r>
         <w:rPr>
@@ -5473,7 +5525,7 @@
           <w:i/>
           <w:sz w:val="18"/>
         </w:rPr>
-        <w:t>BJS Open</w:t>
+        <w:t>Iranian Journal of Medical Sciences</w:t>
       </w:r>
       <w:r>
         <w:rPr>
@@ -5508,33 +5560,34 @@
           <w:i w:val="0"/>
           <w:sz w:val="18"/>
         </w:rPr>
-        <w:t xml:space="preserve">Fallahi MJ, Seifbehzad S, Fereidooni M, Farrokhi AM, Ranjbar K, </w:t>
-      </w:r>
-      <w:r>
-        <w:rPr>
-          <w:rFonts w:ascii="Arial" w:hAnsi="Arial"/>
-          <w:b/>
-          <w:i w:val="0"/>
-          <w:sz w:val="18"/>
-        </w:rPr>
-        <w:t>Shahriarirad R*</w:t>
-      </w:r>
-      <w:r>
-        <w:rPr>
-          <w:rFonts w:ascii="Arial" w:hAnsi="Arial"/>
-          <w:b w:val="0"/>
-          <w:i w:val="0"/>
-          <w:sz w:val="18"/>
-        </w:rPr>
-      </w:r>
-      <w:r>
-        <w:rPr>
-          <w:rFonts w:ascii="Arial" w:hAnsi="Arial"/>
-          <w:b w:val="0"/>
-          <w:i w:val="0"/>
-          <w:sz w:val="18"/>
-        </w:rPr>
-        <w:t xml:space="preserve"> The Trend of Mortality Rates Following Hospitals Downgrading and Closures due to Outbreak of COVID-19 in Fars Province: A Comparative Cohort Study. </w:t>
+        <w:t xml:space="preserve">Naumann D*, Bhangu A, Brooks A, BEACON Collaborative (including </w:t>
+      </w:r>
+      <w:r>
+        <w:rPr>
+          <w:rFonts w:ascii="Arial" w:hAnsi="Arial"/>
+          <w:b/>
+          <w:i w:val="0"/>
+          <w:sz w:val="18"/>
+        </w:rPr>
+        <w:t>Shahriarirad R</w:t>
+      </w:r>
+      <w:r>
+        <w:rPr>
+          <w:rFonts w:ascii="Arial" w:hAnsi="Arial"/>
+          <w:b w:val="0"/>
+          <w:i w:val="0"/>
+          <w:sz w:val="18"/>
+        </w:rPr>
+        <w:t>)</w:t>
+      </w:r>
+      <w:r>
+        <w:rPr>
+          <w:rFonts w:ascii="Arial" w:hAnsi="Arial"/>
+          <w:b w:val="0"/>
+          <w:i w:val="0"/>
+          <w:sz w:val="18"/>
+        </w:rPr>
+        <w:t xml:space="preserve"> Novel Textbook Outcomes following Emergency Laparotomy: Delphi Exercise. </w:t>
       </w:r>
       <w:r>
         <w:rPr>
@@ -5543,7 +5596,7 @@
           <w:i/>
           <w:sz w:val="18"/>
         </w:rPr>
-        <w:t>Health Science Reports</w:t>
+        <w:t>BJS Open</w:t>
       </w:r>
       <w:r>
         <w:rPr>
@@ -5578,33 +5631,33 @@
           <w:i w:val="0"/>
           <w:sz w:val="18"/>
         </w:rPr>
-      </w:r>
-      <w:r>
-        <w:rPr>
-          <w:rFonts w:ascii="Arial" w:hAnsi="Arial"/>
-          <w:b/>
-          <w:i w:val="0"/>
-          <w:sz w:val="18"/>
-        </w:rPr>
-        <w:t>Shahriarirad R</w:t>
-      </w:r>
-      <w:r>
-        <w:rPr>
-          <w:rFonts w:ascii="Arial" w:hAnsi="Arial"/>
-          <w:b w:val="0"/>
-          <w:i w:val="0"/>
-          <w:sz w:val="18"/>
-        </w:rPr>
-        <w:t>, Meshkati Yazd SM, Fathian R, Fallahi M, Ghadiani Z, Nafissi N*</w:t>
-      </w:r>
-      <w:r>
-        <w:rPr>
-          <w:rFonts w:ascii="Arial" w:hAnsi="Arial"/>
-          <w:b w:val="0"/>
-          <w:i w:val="0"/>
-          <w:sz w:val="18"/>
-        </w:rPr>
-        <w:t xml:space="preserve"> Prediction of Sentinel Lymph Node Metastasis in Breast Cancer Patients Based on Preoperative Features: A Deep Machine Learning Approach. </w:t>
+        <w:t xml:space="preserve">Fallahi MJ, Seifbehzad S, Fereidooni M, Farrokhi AM, Ranjbar K, </w:t>
+      </w:r>
+      <w:r>
+        <w:rPr>
+          <w:rFonts w:ascii="Arial" w:hAnsi="Arial"/>
+          <w:b/>
+          <w:i w:val="0"/>
+          <w:sz w:val="18"/>
+        </w:rPr>
+        <w:t>Shahriarirad R*</w:t>
+      </w:r>
+      <w:r>
+        <w:rPr>
+          <w:rFonts w:ascii="Arial" w:hAnsi="Arial"/>
+          <w:b w:val="0"/>
+          <w:i w:val="0"/>
+          <w:sz w:val="18"/>
+        </w:rPr>
+      </w:r>
+      <w:r>
+        <w:rPr>
+          <w:rFonts w:ascii="Arial" w:hAnsi="Arial"/>
+          <w:b w:val="0"/>
+          <w:i w:val="0"/>
+          <w:sz w:val="18"/>
+        </w:rPr>
+        <w:t xml:space="preserve"> The Trend of Mortality Rates Following Hospitals Downgrading and Closures due to Outbreak of COVID-19 in Fars Province: A Comparative Cohort Study. </w:t>
       </w:r>
       <w:r>
         <w:rPr>
@@ -5613,7 +5666,7 @@
           <w:i/>
           <w:sz w:val="18"/>
         </w:rPr>
-        <w:t>Scientific Reports</w:t>
+        <w:t>Health Science Reports</w:t>
       </w:r>
       <w:r>
         <w:rPr>
@@ -5648,7 +5701,6 @@
           <w:i w:val="0"/>
           <w:sz w:val="18"/>
         </w:rPr>
-        <w:t xml:space="preserve">Hosseinpour P*, Gholamabbas G, Pezeshkian F, Erfani A, </w:t>
       </w:r>
       <w:r>
         <w:rPr>
@@ -5666,16 +5718,16 @@
           <w:i w:val="0"/>
           <w:sz w:val="18"/>
         </w:rPr>
-        <w:t>, Parhizkar AR</w:t>
-      </w:r>
-      <w:r>
-        <w:rPr>
-          <w:rFonts w:ascii="Arial" w:hAnsi="Arial"/>
-          <w:b w:val="0"/>
-          <w:i w:val="0"/>
-          <w:sz w:val="18"/>
-        </w:rPr>
-        <w:t xml:space="preserve"> Practice and Attitude of General Practitioners Towards Initiating Isotretinoin for Acne Vulgaris in Fars Province, Iran. </w:t>
+        <w:t>, Meshkati Yazd SM, Fathian R, Fallahi M, Ghadiani Z, Nafissi N*</w:t>
+      </w:r>
+      <w:r>
+        <w:rPr>
+          <w:rFonts w:ascii="Arial" w:hAnsi="Arial"/>
+          <w:b w:val="0"/>
+          <w:i w:val="0"/>
+          <w:sz w:val="18"/>
+        </w:rPr>
+        <w:t xml:space="preserve"> Prediction of Sentinel Lymph Node Metastasis in Breast Cancer Patients Based on Preoperative Features: A Deep Machine Learning Approach. </w:t>
       </w:r>
       <w:r>
         <w:rPr>
@@ -5684,7 +5736,7 @@
           <w:i/>
           <w:sz w:val="18"/>
         </w:rPr>
-        <w:t>BMC Primary Care</w:t>
+        <w:t>Scientific Reports</w:t>
       </w:r>
       <w:r>
         <w:rPr>
@@ -5719,7 +5771,7 @@
           <w:i w:val="0"/>
           <w:sz w:val="18"/>
         </w:rPr>
-        <w:t xml:space="preserve">Ranjbar K, </w:t>
+        <w:t xml:space="preserve">Hosseinpour P*, Gholamabbas G, Pezeshkian F, Erfani A, </w:t>
       </w:r>
       <w:r>
         <w:rPr>
@@ -5737,16 +5789,16 @@
           <w:i w:val="0"/>
           <w:sz w:val="18"/>
         </w:rPr>
-        <w:t>, Ebrahimi K, Amirian A, Karoobi MR, Mardani P, Erfani A, Fallahi MJ, Ketabchi F, Ziaian B*</w:t>
-      </w:r>
-      <w:r>
-        <w:rPr>
-          <w:rFonts w:ascii="Arial" w:hAnsi="Arial"/>
-          <w:b w:val="0"/>
-          <w:i w:val="0"/>
-          <w:sz w:val="18"/>
-        </w:rPr>
-        <w:t xml:space="preserve"> Demographic and Clinical Features of Patients Operated with the Diagnosis of Acute Descending Necrotizing Mediastinitis: A Retrospective Study in Southern Iran. </w:t>
+        <w:t>, Parhizkar AR</w:t>
+      </w:r>
+      <w:r>
+        <w:rPr>
+          <w:rFonts w:ascii="Arial" w:hAnsi="Arial"/>
+          <w:b w:val="0"/>
+          <w:i w:val="0"/>
+          <w:sz w:val="18"/>
+        </w:rPr>
+        <w:t xml:space="preserve"> Practice and Attitude of General Practitioners Towards Initiating Isotretinoin for Acne Vulgaris in Fars Province, Iran. </w:t>
       </w:r>
       <w:r>
         <w:rPr>
@@ -5755,7 +5807,7 @@
           <w:i/>
           <w:sz w:val="18"/>
         </w:rPr>
-        <w:t>BMC Cardiothoracic Surgery</w:t>
+        <w:t>BMC Primary Care</w:t>
       </w:r>
       <w:r>
         <w:rPr>
@@ -5765,7 +5817,7 @@
           <w:color w:val="6B84A0"/>
           <w:sz w:val="18"/>
         </w:rPr>
-        <w:t xml:space="preserve"> (2023)</w:t>
+        <w:t xml:space="preserve"> (2024)</w:t>
       </w:r>
     </w:p>
     <w:p>
@@ -5790,33 +5842,34 @@
           <w:i w:val="0"/>
           <w:sz w:val="18"/>
         </w:rPr>
-        <w:t xml:space="preserve">Forouzani F, Sharifi A, Mojarad N, Mohammadi Z, </w:t>
-      </w:r>
-      <w:r>
-        <w:rPr>
-          <w:rFonts w:ascii="Arial" w:hAnsi="Arial"/>
-          <w:b/>
-          <w:i w:val="0"/>
-          <w:sz w:val="18"/>
-        </w:rPr>
-        <w:t>Shahriarirad R*</w:t>
-      </w:r>
-      <w:r>
-        <w:rPr>
-          <w:rFonts w:ascii="Arial" w:hAnsi="Arial"/>
-          <w:b w:val="0"/>
-          <w:i w:val="0"/>
-          <w:sz w:val="18"/>
-        </w:rPr>
-      </w:r>
-      <w:r>
-        <w:rPr>
-          <w:rFonts w:ascii="Arial" w:hAnsi="Arial"/>
-          <w:b w:val="0"/>
-          <w:i w:val="0"/>
-          <w:sz w:val="18"/>
-        </w:rPr>
-        <w:t xml:space="preserve"> Antibiotic Resistance Pattern Among Isolated Bacteria from Urinary Tract Infection Patients in the Intensive Care Unit. </w:t>
+        <w:t xml:space="preserve">Ranjbar K, </w:t>
+      </w:r>
+      <w:r>
+        <w:rPr>
+          <w:rFonts w:ascii="Arial" w:hAnsi="Arial"/>
+          <w:b/>
+          <w:i w:val="0"/>
+          <w:sz w:val="18"/>
+        </w:rPr>
+        <w:t>Shahriarirad R</w:t>
+      </w:r>
+      <w:r>
+        <w:rPr>
+          <w:rFonts w:ascii="Arial" w:hAnsi="Arial"/>
+          <w:b w:val="0"/>
+          <w:i w:val="0"/>
+          <w:sz w:val="18"/>
+        </w:rPr>
+        <w:t>, Ebrahimi K, Amirian A, Karoobi MR, Mardani P, Erfani A, Fallahi MJ, Ketabchi F, Ziaian B*</w:t>
+      </w:r>
+      <w:r>
+        <w:rPr>
+          <w:rFonts w:ascii="Arial" w:hAnsi="Arial"/>
+          <w:b w:val="0"/>
+          <w:i w:val="0"/>
+          <w:sz w:val="18"/>
+        </w:rPr>
+        <w:t xml:space="preserve"> Demographic and Clinical Features of Patients Operated with the Diagnosis of Acute Descending Necrotizing Mediastinitis: A Retrospective Study in Southern Iran. </w:t>
       </w:r>
       <w:r>
         <w:rPr>
@@ -5825,7 +5878,7 @@
           <w:i/>
           <w:sz w:val="18"/>
         </w:rPr>
-        <w:t>Journal of Medical Bacteriology</w:t>
+        <w:t>BMC Cardiothoracic Surgery</w:t>
       </w:r>
       <w:r>
         <w:rPr>
@@ -5860,33 +5913,33 @@
           <w:i w:val="0"/>
           <w:sz w:val="18"/>
         </w:rPr>
-      </w:r>
-      <w:r>
-        <w:rPr>
-          <w:rFonts w:ascii="Arial" w:hAnsi="Arial"/>
-          <w:b/>
-          <w:i w:val="0"/>
-          <w:sz w:val="18"/>
-        </w:rPr>
-        <w:t>Shahriarirad R</w:t>
-      </w:r>
-      <w:r>
-        <w:rPr>
-          <w:rFonts w:ascii="Arial" w:hAnsi="Arial"/>
-          <w:b w:val="0"/>
-          <w:i w:val="0"/>
-          <w:sz w:val="18"/>
-        </w:rPr>
-        <w:t>, Shekouhi R, Nabavizadeh SS, Zardosht M, Tadayon SMK, Ahmadi M, Keshavarzi A*</w:t>
-      </w:r>
-      <w:r>
-        <w:rPr>
-          <w:rFonts w:ascii="Arial" w:hAnsi="Arial"/>
-          <w:b w:val="0"/>
-          <w:i w:val="0"/>
-          <w:sz w:val="18"/>
-        </w:rPr>
-        <w:t xml:space="preserve"> Cohort Analysis of 50% Lethal Area (LA50) and Associating Factors in Burn Patients based on Quality Improvements and Health Policies. </w:t>
+        <w:t xml:space="preserve">Forouzani F, Sharifi A, Mojarad N, Mohammadi Z, </w:t>
+      </w:r>
+      <w:r>
+        <w:rPr>
+          <w:rFonts w:ascii="Arial" w:hAnsi="Arial"/>
+          <w:b/>
+          <w:i w:val="0"/>
+          <w:sz w:val="18"/>
+        </w:rPr>
+        <w:t>Shahriarirad R*</w:t>
+      </w:r>
+      <w:r>
+        <w:rPr>
+          <w:rFonts w:ascii="Arial" w:hAnsi="Arial"/>
+          <w:b w:val="0"/>
+          <w:i w:val="0"/>
+          <w:sz w:val="18"/>
+        </w:rPr>
+      </w:r>
+      <w:r>
+        <w:rPr>
+          <w:rFonts w:ascii="Arial" w:hAnsi="Arial"/>
+          <w:b w:val="0"/>
+          <w:i w:val="0"/>
+          <w:sz w:val="18"/>
+        </w:rPr>
+        <w:t xml:space="preserve"> Antibiotic Resistance Pattern Among Isolated Bacteria from Urinary Tract Infection Patients in the Intensive Care Unit. </w:t>
       </w:r>
       <w:r>
         <w:rPr>
@@ -5895,7 +5948,7 @@
           <w:i/>
           <w:sz w:val="18"/>
         </w:rPr>
-        <w:t>Scientific Reports</w:t>
+        <w:t>Journal of Medical Bacteriology</w:t>
       </w:r>
       <w:r>
         <w:rPr>
@@ -5938,25 +5991,25 @@
           <w:i w:val="0"/>
           <w:sz w:val="18"/>
         </w:rPr>
-        <w:t>Shahriarirad R*</w:t>
-      </w:r>
-      <w:r>
-        <w:rPr>
-          <w:rFonts w:ascii="Arial" w:hAnsi="Arial"/>
-          <w:b w:val="0"/>
-          <w:i w:val="0"/>
-          <w:sz w:val="18"/>
-        </w:rPr>
-        <w:t>, Erfani A, Nekouei F, Seifbehzad S, Hosseinzadeh M, Sarkari B, Tanideh N, Koohi-Hosseinabadi O, Nassour N, Ashkani-Esfahani S</w:t>
-      </w:r>
-      <w:r>
-        <w:rPr>
-          <w:rFonts w:ascii="Arial" w:hAnsi="Arial"/>
-          <w:b w:val="0"/>
-          <w:i w:val="0"/>
-          <w:sz w:val="18"/>
-        </w:rPr>
-        <w:t xml:space="preserve"> Protective Effect of Melissa Officinalis Against Acetic Acid-Induced Ulcerative Colitis in Rat Models. </w:t>
+        <w:t>Shahriarirad R</w:t>
+      </w:r>
+      <w:r>
+        <w:rPr>
+          <w:rFonts w:ascii="Arial" w:hAnsi="Arial"/>
+          <w:b w:val="0"/>
+          <w:i w:val="0"/>
+          <w:sz w:val="18"/>
+        </w:rPr>
+        <w:t>, Shekouhi R, Nabavizadeh SS, Zardosht M, Tadayon SMK, Ahmadi M, Keshavarzi A*</w:t>
+      </w:r>
+      <w:r>
+        <w:rPr>
+          <w:rFonts w:ascii="Arial" w:hAnsi="Arial"/>
+          <w:b w:val="0"/>
+          <w:i w:val="0"/>
+          <w:sz w:val="18"/>
+        </w:rPr>
+        <w:t xml:space="preserve"> Cohort Analysis of 50% Lethal Area (LA50) and Associating Factors in Burn Patients based on Quality Improvements and Health Policies. </w:t>
       </w:r>
       <w:r>
         <w:rPr>
@@ -5965,7 +6018,7 @@
           <w:i/>
           <w:sz w:val="18"/>
         </w:rPr>
-        <w:t>Annals of Gastroenterology</w:t>
+        <w:t>Scientific Reports</w:t>
       </w:r>
       <w:r>
         <w:rPr>
@@ -6000,34 +6053,33 @@
           <w:i w:val="0"/>
           <w:sz w:val="18"/>
         </w:rPr>
-        <w:t xml:space="preserve">Hoghoughi MA, Jouybar R, Alvandi A, </w:t>
-      </w:r>
-      <w:r>
-        <w:rPr>
-          <w:rFonts w:ascii="Arial" w:hAnsi="Arial"/>
-          <w:b/>
-          <w:i w:val="0"/>
-          <w:sz w:val="18"/>
-        </w:rPr>
-        <w:t>Shahriarirad R</w:t>
-      </w:r>
-      <w:r>
-        <w:rPr>
-          <w:rFonts w:ascii="Arial" w:hAnsi="Arial"/>
-          <w:b w:val="0"/>
-          <w:i w:val="0"/>
-          <w:sz w:val="18"/>
-        </w:rPr>
-        <w:t>, Hosseinpour H, Ranjbar K, Kamran H*</w:t>
-      </w:r>
-      <w:r>
-        <w:rPr>
-          <w:rFonts w:ascii="Arial" w:hAnsi="Arial"/>
-          <w:b w:val="0"/>
-          <w:i w:val="0"/>
-          <w:sz w:val="18"/>
-        </w:rPr>
-        <w:t xml:space="preserve"> The Effect of a Preoperative Single Dose of Gabapentin on Emergence Agitation in Patients Undergoing Rhinoplasty: A Randomized Clinical Trial. </w:t>
+      </w:r>
+      <w:r>
+        <w:rPr>
+          <w:rFonts w:ascii="Arial" w:hAnsi="Arial"/>
+          <w:b/>
+          <w:i w:val="0"/>
+          <w:sz w:val="18"/>
+        </w:rPr>
+        <w:t>Shahriarirad R*</w:t>
+      </w:r>
+      <w:r>
+        <w:rPr>
+          <w:rFonts w:ascii="Arial" w:hAnsi="Arial"/>
+          <w:b w:val="0"/>
+          <w:i w:val="0"/>
+          <w:sz w:val="18"/>
+        </w:rPr>
+        <w:t>, Erfani A, Nekouei F, Seifbehzad S, Hosseinzadeh M, Sarkari B, Tanideh N, Koohi-Hosseinabadi O, Nassour N, Ashkani-Esfahani S</w:t>
+      </w:r>
+      <w:r>
+        <w:rPr>
+          <w:rFonts w:ascii="Arial" w:hAnsi="Arial"/>
+          <w:b w:val="0"/>
+          <w:i w:val="0"/>
+          <w:sz w:val="18"/>
+        </w:rPr>
+        <w:t xml:space="preserve"> Protective Effect of Melissa Officinalis Against Acetic Acid-Induced Ulcerative Colitis in Rat Models. </w:t>
       </w:r>
       <w:r>
         <w:rPr>
@@ -6036,7 +6088,7 @@
           <w:i/>
           <w:sz w:val="18"/>
         </w:rPr>
-        <w:t>European Journal of Plastic Surgery</w:t>
+        <w:t>Annals of Gastroenterology</w:t>
       </w:r>
       <w:r>
         <w:rPr>
@@ -6071,6 +6123,7 @@
           <w:i w:val="0"/>
           <w:sz w:val="18"/>
         </w:rPr>
+        <w:t xml:space="preserve">Hoghoughi MA, Jouybar R, Alvandi A, </w:t>
       </w:r>
       <w:r>
         <w:rPr>
@@ -6088,16 +6141,16 @@
           <w:i w:val="0"/>
           <w:sz w:val="18"/>
         </w:rPr>
-        <w:t>, Shekouhi R, Erfani A, Rastegarian M, Eskandarisani M, Motamedi M, Sarkari B*</w:t>
-      </w:r>
-      <w:r>
-        <w:rPr>
-          <w:rFonts w:ascii="Arial" w:hAnsi="Arial"/>
-          <w:b w:val="0"/>
-          <w:i w:val="0"/>
-          <w:sz w:val="18"/>
-        </w:rPr>
-        <w:t xml:space="preserve"> Evaluation of the Features of Cystic Echinococcosis with Concurrent Super-infection: A Retrospective Study in Southern Iran. </w:t>
+        <w:t>, Hosseinpour H, Ranjbar K, Kamran H*</w:t>
+      </w:r>
+      <w:r>
+        <w:rPr>
+          <w:rFonts w:ascii="Arial" w:hAnsi="Arial"/>
+          <w:b w:val="0"/>
+          <w:i w:val="0"/>
+          <w:sz w:val="18"/>
+        </w:rPr>
+        <w:t xml:space="preserve"> The Effect of a Preoperative Single Dose of Gabapentin on Emergence Agitation in Patients Undergoing Rhinoplasty: A Randomized Clinical Trial. </w:t>
       </w:r>
       <w:r>
         <w:rPr>
@@ -6106,7 +6159,7 @@
           <w:i/>
           <w:sz w:val="18"/>
         </w:rPr>
-        <w:t>BMC Infectious Diseases</w:t>
+        <w:t>European Journal of Plastic Surgery</w:t>
       </w:r>
       <w:r>
         <w:rPr>
@@ -6141,7 +6194,6 @@
           <w:i w:val="0"/>
           <w:sz w:val="18"/>
         </w:rPr>
-        <w:t xml:space="preserve">Forouzani F, Khasti T, Manzouri L, Ravangard S, </w:t>
       </w:r>
       <w:r>
         <w:rPr>
@@ -6159,16 +6211,16 @@
           <w:i w:val="0"/>
           <w:sz w:val="18"/>
         </w:rPr>
-        <w:t>, Jahed S, Gordafarin N*</w:t>
-      </w:r>
-      <w:r>
-        <w:rPr>
-          <w:rFonts w:ascii="Arial" w:hAnsi="Arial"/>
-          <w:b w:val="0"/>
-          <w:i w:val="0"/>
-          <w:sz w:val="18"/>
-        </w:rPr>
-        <w:t xml:space="preserve"> Resistance Pattern of Isolated Microorganisms from 783 Clinical Specimen Cultures in Patients Admitted to Yasuj Educational Hospitals, Iran. </w:t>
+        <w:t>, Shekouhi R, Erfani A, Rastegarian M, Eskandarisani M, Motamedi M, Sarkari B*</w:t>
+      </w:r>
+      <w:r>
+        <w:rPr>
+          <w:rFonts w:ascii="Arial" w:hAnsi="Arial"/>
+          <w:b w:val="0"/>
+          <w:i w:val="0"/>
+          <w:sz w:val="18"/>
+        </w:rPr>
+        <w:t xml:space="preserve"> Evaluation of the Features of Cystic Echinococcosis with Concurrent Super-infection: A Retrospective Study in Southern Iran. </w:t>
       </w:r>
       <w:r>
         <w:rPr>
@@ -6177,7 +6229,7 @@
           <w:i/>
           <w:sz w:val="18"/>
         </w:rPr>
-        <w:t>BMC Microbiology</w:t>
+        <w:t>BMC Infectious Diseases</w:t>
       </w:r>
       <w:r>
         <w:rPr>
@@ -6212,6 +6264,7 @@
           <w:i w:val="0"/>
           <w:sz w:val="18"/>
         </w:rPr>
+        <w:t xml:space="preserve">Forouzani F, Khasti T, Manzouri L, Ravangard S, </w:t>
       </w:r>
       <w:r>
         <w:rPr>
@@ -6229,16 +6282,16 @@
           <w:i w:val="0"/>
           <w:sz w:val="18"/>
         </w:rPr>
-        <w:t>, Erfani A, Ebrahimi K, Rastegarian M, Eskandarisani M, Ziaian B, Sarkari B*</w:t>
-      </w:r>
-      <w:r>
-        <w:rPr>
-          <w:rFonts w:ascii="Arial" w:hAnsi="Arial"/>
-          <w:b w:val="0"/>
-          <w:i w:val="0"/>
-          <w:sz w:val="18"/>
-        </w:rPr>
-        <w:t xml:space="preserve"> Hospital-based Retrospective Analysis of 224 Surgical Cases of Lung Hydatid Cyst from Southern Iran. </w:t>
+        <w:t>, Jahed S, Gordafarin N*</w:t>
+      </w:r>
+      <w:r>
+        <w:rPr>
+          <w:rFonts w:ascii="Arial" w:hAnsi="Arial"/>
+          <w:b w:val="0"/>
+          <w:i w:val="0"/>
+          <w:sz w:val="18"/>
+        </w:rPr>
+        <w:t xml:space="preserve"> Resistance Pattern of Isolated Microorganisms from 783 Clinical Specimen Cultures in Patients Admitted to Yasuj Educational Hospitals, Iran. </w:t>
       </w:r>
       <w:r>
         <w:rPr>
@@ -6247,7 +6300,7 @@
           <w:i/>
           <w:sz w:val="18"/>
         </w:rPr>
-        <w:t>BMC Cardiothoracic Surgery</w:t>
+        <w:t>BMC Microbiology</w:t>
       </w:r>
       <w:r>
         <w:rPr>
@@ -6299,16 +6352,16 @@
           <w:i w:val="0"/>
           <w:sz w:val="18"/>
         </w:rPr>
-        <w:t>, Karoobi MR, Shekouhi R, Ebrahimi K, Ranjbar K, Amirian A, Mardani P, Fallahi MJ, Ziaian B*</w:t>
-      </w:r>
-      <w:r>
-        <w:rPr>
-          <w:rFonts w:ascii="Arial" w:hAnsi="Arial"/>
-          <w:b w:val="0"/>
-          <w:i w:val="0"/>
-          <w:sz w:val="18"/>
-        </w:rPr>
-        <w:t xml:space="preserve"> Esophageal Perforation Etiology, Outcome, and the Role of Surgical Management — An 18-Year Experience of Surgical Cases in A Referral Center. </w:t>
+        <w:t>, Erfani A, Ebrahimi K, Rastegarian M, Eskandarisani M, Ziaian B, Sarkari B*</w:t>
+      </w:r>
+      <w:r>
+        <w:rPr>
+          <w:rFonts w:ascii="Arial" w:hAnsi="Arial"/>
+          <w:b w:val="0"/>
+          <w:i w:val="0"/>
+          <w:sz w:val="18"/>
+        </w:rPr>
+        <w:t xml:space="preserve"> Hospital-based Retrospective Analysis of 224 Surgical Cases of Lung Hydatid Cyst from Southern Iran. </w:t>
       </w:r>
       <w:r>
         <w:rPr>
@@ -6317,7 +6370,7 @@
           <w:i/>
           <w:sz w:val="18"/>
         </w:rPr>
-        <w:t>BMC Surgery</w:t>
+        <w:t>BMC Cardiothoracic Surgery</w:t>
       </w:r>
       <w:r>
         <w:rPr>
@@ -6352,7 +6405,6 @@
           <w:i w:val="0"/>
           <w:sz w:val="18"/>
         </w:rPr>
-        <w:t xml:space="preserve">Erfani A, </w:t>
       </w:r>
       <w:r>
         <w:rPr>
@@ -6370,16 +6422,16 @@
           <w:i w:val="0"/>
           <w:sz w:val="18"/>
         </w:rPr>
-        <w:t>, Eskandarisani M, Rastegarian M, Sarkari B*</w:t>
-      </w:r>
-      <w:r>
-        <w:rPr>
-          <w:rFonts w:ascii="Arial" w:hAnsi="Arial"/>
-          <w:b w:val="0"/>
-          <w:i w:val="0"/>
-          <w:sz w:val="18"/>
-        </w:rPr>
-        <w:t xml:space="preserve"> Management of Liver Hydatid Cysts: A Retrospective Analysis of 293 Surgical Cases from Southern Iran. </w:t>
+        <w:t>, Karoobi MR, Shekouhi R, Ebrahimi K, Ranjbar K, Amirian A, Mardani P, Fallahi MJ, Ziaian B*</w:t>
+      </w:r>
+      <w:r>
+        <w:rPr>
+          <w:rFonts w:ascii="Arial" w:hAnsi="Arial"/>
+          <w:b w:val="0"/>
+          <w:i w:val="0"/>
+          <w:sz w:val="18"/>
+        </w:rPr>
+        <w:t xml:space="preserve"> Esophageal Perforation Etiology, Outcome, and the Role of Surgical Management — An 18-Year Experience of Surgical Cases in A Referral Center. </w:t>
       </w:r>
       <w:r>
         <w:rPr>
@@ -6388,7 +6440,7 @@
           <w:i/>
           <w:sz w:val="18"/>
         </w:rPr>
-        <w:t>Journal of Tropical Medicine</w:t>
+        <w:t>BMC Surgery</w:t>
       </w:r>
       <w:r>
         <w:rPr>
@@ -6423,33 +6475,34 @@
           <w:i w:val="0"/>
           <w:sz w:val="18"/>
         </w:rPr>
-        <w:t xml:space="preserve">Nasiri S, Meshkati Yazd SM, Heshmati A, Mokhtari Ardekani A, Najafi M, </w:t>
-      </w:r>
-      <w:r>
-        <w:rPr>
-          <w:rFonts w:ascii="Arial" w:hAnsi="Arial"/>
-          <w:b/>
-          <w:i w:val="0"/>
-          <w:sz w:val="18"/>
-        </w:rPr>
-        <w:t>Shahriarirad R*</w:t>
-      </w:r>
-      <w:r>
-        <w:rPr>
-          <w:rFonts w:ascii="Arial" w:hAnsi="Arial"/>
-          <w:b w:val="0"/>
-          <w:i w:val="0"/>
-          <w:sz w:val="18"/>
-        </w:rPr>
-      </w:r>
-      <w:r>
-        <w:rPr>
-          <w:rFonts w:ascii="Arial" w:hAnsi="Arial"/>
-          <w:b w:val="0"/>
-          <w:i w:val="0"/>
-          <w:sz w:val="18"/>
-        </w:rPr>
-        <w:t xml:space="preserve"> Investigating the Effectiveness of Intraoperative Rapid Parathyroid Hormone Assay in Parathyroidectomy Surgery in Patients with Secondary Hyperparathyroidism. </w:t>
+        <w:t xml:space="preserve">Erfani A, </w:t>
+      </w:r>
+      <w:r>
+        <w:rPr>
+          <w:rFonts w:ascii="Arial" w:hAnsi="Arial"/>
+          <w:b/>
+          <w:i w:val="0"/>
+          <w:sz w:val="18"/>
+        </w:rPr>
+        <w:t>Shahriarirad R</w:t>
+      </w:r>
+      <w:r>
+        <w:rPr>
+          <w:rFonts w:ascii="Arial" w:hAnsi="Arial"/>
+          <w:b w:val="0"/>
+          <w:i w:val="0"/>
+          <w:sz w:val="18"/>
+        </w:rPr>
+        <w:t>, Eskandarisani M, Rastegarian M, Sarkari B*</w:t>
+      </w:r>
+      <w:r>
+        <w:rPr>
+          <w:rFonts w:ascii="Arial" w:hAnsi="Arial"/>
+          <w:b w:val="0"/>
+          <w:i w:val="0"/>
+          <w:sz w:val="18"/>
+        </w:rPr>
+        <w:t xml:space="preserve"> Management of Liver Hydatid Cysts: A Retrospective Analysis of 293 Surgical Cases from Southern Iran. </w:t>
       </w:r>
       <w:r>
         <w:rPr>
@@ -6458,7 +6511,7 @@
           <w:i/>
           <w:sz w:val="18"/>
         </w:rPr>
-        <w:t>BMC Endocrine Disorders</w:t>
+        <w:t>Journal of Tropical Medicine</w:t>
       </w:r>
       <w:r>
         <w:rPr>
@@ -6493,34 +6546,33 @@
           <w:i w:val="0"/>
           <w:sz w:val="18"/>
         </w:rPr>
-        <w:t xml:space="preserve">Sadat Sadati M, Yazdanpanah N, </w:t>
-      </w:r>
-      <w:r>
-        <w:rPr>
-          <w:rFonts w:ascii="Arial" w:hAnsi="Arial"/>
-          <w:b/>
-          <w:i w:val="0"/>
-          <w:sz w:val="18"/>
-        </w:rPr>
-        <w:t>Shahriarirad R</w:t>
-      </w:r>
-      <w:r>
-        <w:rPr>
-          <w:rFonts w:ascii="Arial" w:hAnsi="Arial"/>
-          <w:b w:val="0"/>
-          <w:i w:val="0"/>
-          <w:sz w:val="18"/>
-        </w:rPr>
-        <w:t>, Javaheri R, Parvizi MM*</w:t>
-      </w:r>
-      <w:r>
-        <w:rPr>
-          <w:rFonts w:ascii="Arial" w:hAnsi="Arial"/>
-          <w:b w:val="0"/>
-          <w:i w:val="0"/>
-          <w:sz w:val="18"/>
-        </w:rPr>
-        <w:t xml:space="preserve"> Efficacy of Metformin vs. Doxycycline in Treating Acne Vulgaris: An Assessor-Blinded, Add-on, Randomized, Controlled Clinical Trial. </w:t>
+        <w:t xml:space="preserve">Nasiri S, Meshkati Yazd SM, Heshmati A, Mokhtari Ardekani A, Najafi M, </w:t>
+      </w:r>
+      <w:r>
+        <w:rPr>
+          <w:rFonts w:ascii="Arial" w:hAnsi="Arial"/>
+          <w:b/>
+          <w:i w:val="0"/>
+          <w:sz w:val="18"/>
+        </w:rPr>
+        <w:t>Shahriarirad R*</w:t>
+      </w:r>
+      <w:r>
+        <w:rPr>
+          <w:rFonts w:ascii="Arial" w:hAnsi="Arial"/>
+          <w:b w:val="0"/>
+          <w:i w:val="0"/>
+          <w:sz w:val="18"/>
+        </w:rPr>
+      </w:r>
+      <w:r>
+        <w:rPr>
+          <w:rFonts w:ascii="Arial" w:hAnsi="Arial"/>
+          <w:b w:val="0"/>
+          <w:i w:val="0"/>
+          <w:sz w:val="18"/>
+        </w:rPr>
+        <w:t xml:space="preserve"> Investigating the Effectiveness of Intraoperative Rapid Parathyroid Hormone Assay in Parathyroidectomy Surgery in Patients with Secondary Hyperparathyroidism. </w:t>
       </w:r>
       <w:r>
         <w:rPr>
@@ -6529,7 +6581,7 @@
           <w:i/>
           <w:sz w:val="18"/>
         </w:rPr>
-        <w:t>Journal of Cosmetic Dermatology</w:t>
+        <w:t>BMC Endocrine Disorders</w:t>
       </w:r>
       <w:r>
         <w:rPr>
@@ -6564,7 +6616,7 @@
           <w:i w:val="0"/>
           <w:sz w:val="18"/>
         </w:rPr>
-        <w:t xml:space="preserve">Koohi O, </w:t>
+        <w:t xml:space="preserve">Sadat Sadati M, Yazdanpanah N, </w:t>
       </w:r>
       <w:r>
         <w:rPr>
@@ -6582,16 +6634,16 @@
           <w:i w:val="0"/>
           <w:sz w:val="18"/>
         </w:rPr>
-        <w:t>, Erfani A, Nekouei F, Seifbehzad S, Ebrahimi A*, Tanideh N, Ashkani-Esfahani S</w:t>
-      </w:r>
-      <w:r>
-        <w:rPr>
-          <w:rFonts w:ascii="Arial" w:hAnsi="Arial"/>
-          <w:b w:val="0"/>
-          <w:i w:val="0"/>
-          <w:sz w:val="18"/>
-        </w:rPr>
-        <w:t xml:space="preserve"> Evaluation Oral and Topical Bovine Colostrum compared to Mesalamine in the Treatment of Animal Model of Acetic Acid-Induced Ulcerative Colitis. </w:t>
+        <w:t>, Javaheri R, Parvizi MM*</w:t>
+      </w:r>
+      <w:r>
+        <w:rPr>
+          <w:rFonts w:ascii="Arial" w:hAnsi="Arial"/>
+          <w:b w:val="0"/>
+          <w:i w:val="0"/>
+          <w:sz w:val="18"/>
+        </w:rPr>
+        <w:t xml:space="preserve"> Efficacy of Metformin vs. Doxycycline in Treating Acne Vulgaris: An Assessor-Blinded, Add-on, Randomized, Controlled Clinical Trial. </w:t>
       </w:r>
       <w:r>
         <w:rPr>
@@ -6600,7 +6652,7 @@
           <w:i/>
           <w:sz w:val="18"/>
         </w:rPr>
-        <w:t>Annals of Gastroenterology</w:t>
+        <w:t>Journal of Cosmetic Dermatology</w:t>
       </w:r>
       <w:r>
         <w:rPr>
@@ -6635,33 +6687,34 @@
           <w:i w:val="0"/>
           <w:sz w:val="18"/>
         </w:rPr>
-        <w:t xml:space="preserve">Rezvani A, Masoompour SM, Azarpira N, Monjazeb R, Akbarzadeh M, Salimi M, </w:t>
-      </w:r>
-      <w:r>
-        <w:rPr>
-          <w:rFonts w:ascii="Arial" w:hAnsi="Arial"/>
-          <w:b/>
-          <w:i w:val="0"/>
-          <w:sz w:val="18"/>
-        </w:rPr>
-        <w:t>Shahriarirad R*</w:t>
-      </w:r>
-      <w:r>
-        <w:rPr>
-          <w:rFonts w:ascii="Arial" w:hAnsi="Arial"/>
-          <w:b w:val="0"/>
-          <w:i w:val="0"/>
-          <w:sz w:val="18"/>
-        </w:rPr>
-      </w:r>
-      <w:r>
-        <w:rPr>
-          <w:rFonts w:ascii="Arial" w:hAnsi="Arial"/>
-          <w:b w:val="0"/>
-          <w:i w:val="0"/>
-          <w:sz w:val="18"/>
-        </w:rPr>
-        <w:t xml:space="preserve"> Serum Levels of Erythropoietin in Patients with Chronic Obstructive Pulmonary Disease and Anemia. </w:t>
+        <w:t xml:space="preserve">Koohi O, </w:t>
+      </w:r>
+      <w:r>
+        <w:rPr>
+          <w:rFonts w:ascii="Arial" w:hAnsi="Arial"/>
+          <w:b/>
+          <w:i w:val="0"/>
+          <w:sz w:val="18"/>
+        </w:rPr>
+        <w:t>Shahriarirad R</w:t>
+      </w:r>
+      <w:r>
+        <w:rPr>
+          <w:rFonts w:ascii="Arial" w:hAnsi="Arial"/>
+          <w:b w:val="0"/>
+          <w:i w:val="0"/>
+          <w:sz w:val="18"/>
+        </w:rPr>
+        <w:t>, Erfani A, Nekouei F, Seifbehzad S, Ebrahimi A*, Tanideh N, Ashkani-Esfahani S</w:t>
+      </w:r>
+      <w:r>
+        <w:rPr>
+          <w:rFonts w:ascii="Arial" w:hAnsi="Arial"/>
+          <w:b w:val="0"/>
+          <w:i w:val="0"/>
+          <w:sz w:val="18"/>
+        </w:rPr>
+        <w:t xml:space="preserve"> Evaluation Oral and Topical Bovine Colostrum compared to Mesalamine in the Treatment of Animal Model of Acetic Acid-Induced Ulcerative Colitis. </w:t>
       </w:r>
       <w:r>
         <w:rPr>
@@ -6670,7 +6723,7 @@
           <w:i/>
           <w:sz w:val="18"/>
         </w:rPr>
-        <w:t>Scientific Reports</w:t>
+        <w:t>Annals of Gastroenterology</w:t>
       </w:r>
       <w:r>
         <w:rPr>
@@ -6705,34 +6758,33 @@
           <w:i w:val="0"/>
           <w:sz w:val="18"/>
         </w:rPr>
-        <w:t xml:space="preserve">Kiany F, Meshkati Yazd SM, </w:t>
-      </w:r>
-      <w:r>
-        <w:rPr>
-          <w:rFonts w:ascii="Arial" w:hAnsi="Arial"/>
-          <w:b/>
-          <w:i w:val="0"/>
-          <w:sz w:val="18"/>
-        </w:rPr>
-        <w:t>Shahriarirad R</w:t>
-      </w:r>
-      <w:r>
-        <w:rPr>
-          <w:rFonts w:ascii="Arial" w:hAnsi="Arial"/>
-          <w:b w:val="0"/>
-          <w:i w:val="0"/>
-          <w:sz w:val="18"/>
-        </w:rPr>
-        <w:t>, Kamran H, Karoobi MR*, Mehri G, Shabani Mofrad N</w:t>
-      </w:r>
-      <w:r>
-        <w:rPr>
-          <w:rFonts w:ascii="Arial" w:hAnsi="Arial"/>
-          <w:b w:val="0"/>
-          <w:i w:val="0"/>
-          <w:sz w:val="18"/>
-        </w:rPr>
-        <w:t xml:space="preserve"> Comparison Of Mesh Fixation and Non-Fixation in Transabdominal Preperitoneal (TAPP) Inguinal Hernia Repair: A Randomized Control Trial. </w:t>
+        <w:t xml:space="preserve">Rezvani A, Masoompour SM, Azarpira N, Monjazeb R, Akbarzadeh M, Salimi M, </w:t>
+      </w:r>
+      <w:r>
+        <w:rPr>
+          <w:rFonts w:ascii="Arial" w:hAnsi="Arial"/>
+          <w:b/>
+          <w:i w:val="0"/>
+          <w:sz w:val="18"/>
+        </w:rPr>
+        <w:t>Shahriarirad R*</w:t>
+      </w:r>
+      <w:r>
+        <w:rPr>
+          <w:rFonts w:ascii="Arial" w:hAnsi="Arial"/>
+          <w:b w:val="0"/>
+          <w:i w:val="0"/>
+          <w:sz w:val="18"/>
+        </w:rPr>
+      </w:r>
+      <w:r>
+        <w:rPr>
+          <w:rFonts w:ascii="Arial" w:hAnsi="Arial"/>
+          <w:b w:val="0"/>
+          <w:i w:val="0"/>
+          <w:sz w:val="18"/>
+        </w:rPr>
+        <w:t xml:space="preserve"> Serum Levels of Erythropoietin in Patients with Chronic Obstructive Pulmonary Disease and Anemia. </w:t>
       </w:r>
       <w:r>
         <w:rPr>
@@ -6741,7 +6793,7 @@
           <w:i/>
           <w:sz w:val="18"/>
         </w:rPr>
-        <w:t>Surgical Endoscopy</w:t>
+        <w:t>Scientific Reports</w:t>
       </w:r>
       <w:r>
         <w:rPr>
@@ -6776,7 +6828,7 @@
           <w:i w:val="0"/>
           <w:sz w:val="18"/>
         </w:rPr>
-        <w:t xml:space="preserve">Keramati MR*, Meshkati Yazd SM, Omidi M, Keshvari A, Shahriarirad S, </w:t>
+        <w:t xml:space="preserve">Kiany F, Meshkati Yazd SM, </w:t>
       </w:r>
       <w:r>
         <w:rPr>
@@ -6794,16 +6846,16 @@
           <w:i w:val="0"/>
           <w:sz w:val="18"/>
         </w:rPr>
-        <w:t>, Nabavizadeh SS</w:t>
-      </w:r>
-      <w:r>
-        <w:rPr>
-          <w:rFonts w:ascii="Arial" w:hAnsi="Arial"/>
-          <w:b w:val="0"/>
-          <w:i w:val="0"/>
-          <w:sz w:val="18"/>
-        </w:rPr>
-        <w:t xml:space="preserve"> Translation, Cross-cultural Adaptation, and Psychometric Evaluation of the Persian (Farsi) Version of the QoLAF Questionnaire. </w:t>
+        <w:t>, Kamran H, Karoobi MR*, Mehri G, Shabani Mofrad N</w:t>
+      </w:r>
+      <w:r>
+        <w:rPr>
+          <w:rFonts w:ascii="Arial" w:hAnsi="Arial"/>
+          <w:b w:val="0"/>
+          <w:i w:val="0"/>
+          <w:sz w:val="18"/>
+        </w:rPr>
+        <w:t xml:space="preserve"> Comparison Of Mesh Fixation and Non-Fixation in Transabdominal Preperitoneal (TAPP) Inguinal Hernia Repair: A Randomized Control Trial. </w:t>
       </w:r>
       <w:r>
         <w:rPr>
@@ -6812,7 +6864,7 @@
           <w:i/>
           <w:sz w:val="18"/>
         </w:rPr>
-        <w:t>PLOS One</w:t>
+        <w:t>Surgical Endoscopy</w:t>
       </w:r>
       <w:r>
         <w:rPr>
@@ -6847,33 +6899,34 @@
           <w:i w:val="0"/>
           <w:sz w:val="18"/>
         </w:rPr>
-        <w:t xml:space="preserve">Nasiri N, Meshkati Yazd SM, Gholami M, Shahriarirad S, Sharghi S, </w:t>
-      </w:r>
-      <w:r>
-        <w:rPr>
-          <w:rFonts w:ascii="Arial" w:hAnsi="Arial"/>
-          <w:b/>
-          <w:i w:val="0"/>
-          <w:sz w:val="18"/>
-        </w:rPr>
-        <w:t>Shahriarirad R*</w:t>
-      </w:r>
-      <w:r>
-        <w:rPr>
-          <w:rFonts w:ascii="Arial" w:hAnsi="Arial"/>
-          <w:b w:val="0"/>
-          <w:i w:val="0"/>
-          <w:sz w:val="18"/>
-        </w:rPr>
-      </w:r>
-      <w:r>
-        <w:rPr>
-          <w:rFonts w:ascii="Arial" w:hAnsi="Arial"/>
-          <w:b w:val="0"/>
-          <w:i w:val="0"/>
-          <w:sz w:val="18"/>
-        </w:rPr>
-        <w:t xml:space="preserve"> The Evaluation of Locoregional Tumoral Involvement in the Co-occurrence of Hashimoto Thyroiditis with Papillary Thyroid Cancer. </w:t>
+        <w:t xml:space="preserve">Keramati MR*, Meshkati Yazd SM, Omidi M, Keshvari A, Shahriarirad S, </w:t>
+      </w:r>
+      <w:r>
+        <w:rPr>
+          <w:rFonts w:ascii="Arial" w:hAnsi="Arial"/>
+          <w:b/>
+          <w:i w:val="0"/>
+          <w:sz w:val="18"/>
+        </w:rPr>
+        <w:t>Shahriarirad R</w:t>
+      </w:r>
+      <w:r>
+        <w:rPr>
+          <w:rFonts w:ascii="Arial" w:hAnsi="Arial"/>
+          <w:b w:val="0"/>
+          <w:i w:val="0"/>
+          <w:sz w:val="18"/>
+        </w:rPr>
+        <w:t>, Nabavizadeh SS</w:t>
+      </w:r>
+      <w:r>
+        <w:rPr>
+          <w:rFonts w:ascii="Arial" w:hAnsi="Arial"/>
+          <w:b w:val="0"/>
+          <w:i w:val="0"/>
+          <w:sz w:val="18"/>
+        </w:rPr>
+        <w:t xml:space="preserve"> Translation, Cross-cultural Adaptation, and Psychometric Evaluation of the Persian (Farsi) Version of the QoLAF Questionnaire. </w:t>
       </w:r>
       <w:r>
         <w:rPr>
@@ -6882,7 +6935,7 @@
           <w:i/>
           <w:sz w:val="18"/>
         </w:rPr>
-        <w:t>BMC Endocrine Disorder</w:t>
+        <w:t>PLOS One</w:t>
       </w:r>
       <w:r>
         <w:rPr>
@@ -6917,34 +6970,33 @@
           <w:i w:val="0"/>
           <w:sz w:val="18"/>
         </w:rPr>
-        <w:t xml:space="preserve">Malekhosseini SA, Alizadeh B, Hosseinzadeh A, </w:t>
-      </w:r>
-      <w:r>
-        <w:rPr>
-          <w:rFonts w:ascii="Arial" w:hAnsi="Arial"/>
-          <w:b/>
-          <w:i w:val="0"/>
-          <w:sz w:val="18"/>
-        </w:rPr>
-        <w:t>Shahriarirad R</w:t>
-      </w:r>
-      <w:r>
-        <w:rPr>
-          <w:rFonts w:ascii="Arial" w:hAnsi="Arial"/>
-          <w:b w:val="0"/>
-          <w:i w:val="0"/>
-          <w:sz w:val="18"/>
-        </w:rPr>
-        <w:t>, Kazemi K, Naseri R*</w:t>
-      </w:r>
-      <w:r>
-        <w:rPr>
-          <w:rFonts w:ascii="Arial" w:hAnsi="Arial"/>
-          <w:b w:val="0"/>
-          <w:i w:val="0"/>
-          <w:sz w:val="18"/>
-        </w:rPr>
-        <w:t xml:space="preserve"> Comparison of the Preventive Effect of Colchicine versus Diphenhydramine, Prednisolone, and a Combination Therapy on Intraperitoneal Adhesion Bands: An Experimental Study in Rats. </w:t>
+        <w:t xml:space="preserve">Nasiri N, Meshkati Yazd SM, Gholami M, Shahriarirad S, Sharghi S, </w:t>
+      </w:r>
+      <w:r>
+        <w:rPr>
+          <w:rFonts w:ascii="Arial" w:hAnsi="Arial"/>
+          <w:b/>
+          <w:i w:val="0"/>
+          <w:sz w:val="18"/>
+        </w:rPr>
+        <w:t>Shahriarirad R*</w:t>
+      </w:r>
+      <w:r>
+        <w:rPr>
+          <w:rFonts w:ascii="Arial" w:hAnsi="Arial"/>
+          <w:b w:val="0"/>
+          <w:i w:val="0"/>
+          <w:sz w:val="18"/>
+        </w:rPr>
+      </w:r>
+      <w:r>
+        <w:rPr>
+          <w:rFonts w:ascii="Arial" w:hAnsi="Arial"/>
+          <w:b w:val="0"/>
+          <w:i w:val="0"/>
+          <w:sz w:val="18"/>
+        </w:rPr>
+        <w:t xml:space="preserve"> The Evaluation of Locoregional Tumoral Involvement in the Co-occurrence of Hashimoto Thyroiditis with Papillary Thyroid Cancer. </w:t>
       </w:r>
       <w:r>
         <w:rPr>
@@ -6953,7 +7005,7 @@
           <w:i/>
           <w:sz w:val="18"/>
         </w:rPr>
-        <w:t>BMC Surgery</w:t>
+        <w:t>BMC Endocrine Disorder</w:t>
       </w:r>
       <w:r>
         <w:rPr>
@@ -6988,33 +7040,34 @@
           <w:i w:val="0"/>
           <w:sz w:val="18"/>
         </w:rPr>
-        <w:t xml:space="preserve">Ghoddusi Johari H, Afshari A, Abolhasani Foroughi A, Khademi B, Shahriarirad S, Erfani A, Hodjati H, </w:t>
-      </w:r>
-      <w:r>
-        <w:rPr>
-          <w:rFonts w:ascii="Arial" w:hAnsi="Arial"/>
-          <w:b/>
-          <w:i w:val="0"/>
-          <w:sz w:val="18"/>
-        </w:rPr>
-        <w:t>Shahriarirad R*</w:t>
-      </w:r>
-      <w:r>
-        <w:rPr>
-          <w:rFonts w:ascii="Arial" w:hAnsi="Arial"/>
-          <w:b w:val="0"/>
-          <w:i w:val="0"/>
-          <w:sz w:val="18"/>
-        </w:rPr>
-      </w:r>
-      <w:r>
-        <w:rPr>
-          <w:rFonts w:ascii="Arial" w:hAnsi="Arial"/>
-          <w:b w:val="0"/>
-          <w:i w:val="0"/>
-          <w:sz w:val="18"/>
-        </w:rPr>
-        <w:t xml:space="preserve"> Association of Complications during and after Carotid Body Tumor Resection with Tumor Size and Distance to the Base of Skull. </w:t>
+        <w:t xml:space="preserve">Malekhosseini SA, Alizadeh B, Hosseinzadeh A, </w:t>
+      </w:r>
+      <w:r>
+        <w:rPr>
+          <w:rFonts w:ascii="Arial" w:hAnsi="Arial"/>
+          <w:b/>
+          <w:i w:val="0"/>
+          <w:sz w:val="18"/>
+        </w:rPr>
+        <w:t>Shahriarirad R</w:t>
+      </w:r>
+      <w:r>
+        <w:rPr>
+          <w:rFonts w:ascii="Arial" w:hAnsi="Arial"/>
+          <w:b w:val="0"/>
+          <w:i w:val="0"/>
+          <w:sz w:val="18"/>
+        </w:rPr>
+        <w:t>, Kazemi K, Naseri R*</w:t>
+      </w:r>
+      <w:r>
+        <w:rPr>
+          <w:rFonts w:ascii="Arial" w:hAnsi="Arial"/>
+          <w:b w:val="0"/>
+          <w:i w:val="0"/>
+          <w:sz w:val="18"/>
+        </w:rPr>
+        <w:t xml:space="preserve"> Comparison of the Preventive Effect of Colchicine versus Diphenhydramine, Prednisolone, and a Combination Therapy on Intraperitoneal Adhesion Bands: An Experimental Study in Rats. </w:t>
       </w:r>
       <w:r>
         <w:rPr>
@@ -7023,7 +7076,7 @@
           <w:i/>
           <w:sz w:val="18"/>
         </w:rPr>
-        <w:t>Annals of Vascular Surgery</w:t>
+        <w:t>BMC Surgery</w:t>
       </w:r>
       <w:r>
         <w:rPr>
@@ -7058,33 +7111,33 @@
           <w:i w:val="0"/>
           <w:sz w:val="18"/>
         </w:rPr>
-      </w:r>
-      <w:r>
-        <w:rPr>
-          <w:rFonts w:ascii="Arial" w:hAnsi="Arial"/>
-          <w:b/>
-          <w:i w:val="0"/>
-          <w:sz w:val="18"/>
-        </w:rPr>
-        <w:t>Shahriarirad R</w:t>
-      </w:r>
-      <w:r>
-        <w:rPr>
-          <w:rFonts w:ascii="Arial" w:hAnsi="Arial"/>
-          <w:b w:val="0"/>
-          <w:i w:val="0"/>
-          <w:sz w:val="18"/>
-        </w:rPr>
-        <w:t>, Ranjbar K, Erfani A, Modarresi M, Koranishiraz A, Kamali M, Zardosht M, Mohammadi AA*</w:t>
-      </w:r>
-      <w:r>
-        <w:rPr>
-          <w:rFonts w:ascii="Arial" w:hAnsi="Arial"/>
-          <w:b w:val="0"/>
-          <w:i w:val="0"/>
-          <w:sz w:val="18"/>
-        </w:rPr>
-        <w:t xml:space="preserve"> Prevalence of Suicide by Self-immolation among Children in Southern Iran. </w:t>
+        <w:t xml:space="preserve">Ghoddusi Johari H, Afshari A, Abolhasani Foroughi A, Khademi B, Shahriarirad S, Erfani A, Hodjati H, </w:t>
+      </w:r>
+      <w:r>
+        <w:rPr>
+          <w:rFonts w:ascii="Arial" w:hAnsi="Arial"/>
+          <w:b/>
+          <w:i w:val="0"/>
+          <w:sz w:val="18"/>
+        </w:rPr>
+        <w:t>Shahriarirad R*</w:t>
+      </w:r>
+      <w:r>
+        <w:rPr>
+          <w:rFonts w:ascii="Arial" w:hAnsi="Arial"/>
+          <w:b w:val="0"/>
+          <w:i w:val="0"/>
+          <w:sz w:val="18"/>
+        </w:rPr>
+      </w:r>
+      <w:r>
+        <w:rPr>
+          <w:rFonts w:ascii="Arial" w:hAnsi="Arial"/>
+          <w:b w:val="0"/>
+          <w:i w:val="0"/>
+          <w:sz w:val="18"/>
+        </w:rPr>
+        <w:t xml:space="preserve"> Association of Complications during and after Carotid Body Tumor Resection with Tumor Size and Distance to the Base of Skull. </w:t>
       </w:r>
       <w:r>
         <w:rPr>
@@ -7093,7 +7146,7 @@
           <w:i/>
           <w:sz w:val="18"/>
         </w:rPr>
-        <w:t>The Journal of Burn Care &amp; Research</w:t>
+        <w:t>Annals of Vascular Surgery</w:t>
       </w:r>
       <w:r>
         <w:rPr>
@@ -7128,7 +7181,6 @@
           <w:i w:val="0"/>
           <w:sz w:val="18"/>
         </w:rPr>
-        <w:t xml:space="preserve">Keshvari A, Meshkati Yazd SM, Keramati MR, Kamran H, </w:t>
       </w:r>
       <w:r>
         <w:rPr>
@@ -7146,15 +7198,16 @@
           <w:i w:val="0"/>
           <w:sz w:val="18"/>
         </w:rPr>
-      </w:r>
-      <w:r>
-        <w:rPr>
-          <w:rFonts w:ascii="Arial" w:hAnsi="Arial"/>
-          <w:b w:val="0"/>
-          <w:i w:val="0"/>
-          <w:sz w:val="18"/>
-        </w:rPr>
-        <w:t xml:space="preserve"> Evaluation of the Effectiveness of Prophylactic Omentopexy during Laparoscopic Insertion of Peritoneal Dialysis Catheter: A Case-Control Clinical Trial. </w:t>
+        <w:t>, Ranjbar K, Erfani A, Modarresi M, Koranishiraz A, Kamali M, Zardosht M, Mohammadi AA*</w:t>
+      </w:r>
+      <w:r>
+        <w:rPr>
+          <w:rFonts w:ascii="Arial" w:hAnsi="Arial"/>
+          <w:b w:val="0"/>
+          <w:i w:val="0"/>
+          <w:sz w:val="18"/>
+        </w:rPr>
+        <w:t xml:space="preserve"> Prevalence of Suicide by Self-immolation among Children in Southern Iran. </w:t>
       </w:r>
       <w:r>
         <w:rPr>
@@ -7163,7 +7216,7 @@
           <w:i/>
           <w:sz w:val="18"/>
         </w:rPr>
-        <w:t>International Urology and Nephrology</w:t>
+        <w:t>The Journal of Burn Care &amp; Research</w:t>
       </w:r>
       <w:r>
         <w:rPr>
@@ -7198,7 +7251,7 @@
           <w:i w:val="0"/>
           <w:sz w:val="18"/>
         </w:rPr>
-        <w:t xml:space="preserve">Pourmokhtari M, </w:t>
+        <w:t xml:space="preserve">Keshvari A, Meshkati Yazd SM, Keramati MR, Kamran H, </w:t>
       </w:r>
       <w:r>
         <w:rPr>
@@ -7216,16 +7269,15 @@
           <w:i w:val="0"/>
           <w:sz w:val="18"/>
         </w:rPr>
-        <w:t>, Shekouhi R*</w:t>
-      </w:r>
-      <w:r>
-        <w:rPr>
-          <w:rFonts w:ascii="Arial" w:hAnsi="Arial"/>
-          <w:b w:val="0"/>
-          <w:i w:val="0"/>
-          <w:sz w:val="18"/>
-        </w:rPr>
-        <w:t xml:space="preserve"> Effectiveness of Transcutaneous Electrical Nerve Stimulation alongside Quadriceps Exercise in the Correction of Soccer Genu Varum in Adolescents 14-18 Years Old: A Randomized Controlled Trial. </w:t>
+      </w:r>
+      <w:r>
+        <w:rPr>
+          <w:rFonts w:ascii="Arial" w:hAnsi="Arial"/>
+          <w:b w:val="0"/>
+          <w:i w:val="0"/>
+          <w:sz w:val="18"/>
+        </w:rPr>
+        <w:t xml:space="preserve"> Evaluation of the Effectiveness of Prophylactic Omentopexy during Laparoscopic Insertion of Peritoneal Dialysis Catheter: A Case-Control Clinical Trial. </w:t>
       </w:r>
       <w:r>
         <w:rPr>
@@ -7234,7 +7286,7 @@
           <w:i/>
           <w:sz w:val="18"/>
         </w:rPr>
-        <w:t>Sports Sciences for Health</w:t>
+        <w:t>International Urology and Nephrology</w:t>
       </w:r>
       <w:r>
         <w:rPr>
@@ -7269,34 +7321,34 @@
           <w:i w:val="0"/>
           <w:sz w:val="18"/>
         </w:rPr>
-        <w:t xml:space="preserve">Shafiekhani M, Niknam T, Tara SA, Mardani P, Hosseinpour P, </w:t>
-      </w:r>
-      <w:r>
-        <w:rPr>
-          <w:rFonts w:ascii="Arial" w:hAnsi="Arial"/>
-          <w:b/>
-          <w:i w:val="0"/>
-          <w:sz w:val="18"/>
-        </w:rPr>
-        <w:t>Shahriarirad R*</w:t>
-      </w:r>
-      <w:r>
-        <w:rPr>
-          <w:rFonts w:ascii="Arial" w:hAnsi="Arial"/>
-          <w:b w:val="0"/>
-          <w:i w:val="0"/>
-          <w:sz w:val="18"/>
-        </w:rPr>
-        <w:t>, MalekHosseini SA</w:t>
-      </w:r>
-      <w:r>
-        <w:rPr>
-          <w:rFonts w:ascii="Arial" w:hAnsi="Arial"/>
-          <w:b w:val="0"/>
-          <w:i w:val="0"/>
-          <w:sz w:val="18"/>
-        </w:rPr>
-        <w:t xml:space="preserve"> COVID-19 Versus Applied Infection Control Policies in a Major Transplant Center in Iran. </w:t>
+        <w:t xml:space="preserve">Pourmokhtari M, </w:t>
+      </w:r>
+      <w:r>
+        <w:rPr>
+          <w:rFonts w:ascii="Arial" w:hAnsi="Arial"/>
+          <w:b/>
+          <w:i w:val="0"/>
+          <w:sz w:val="18"/>
+        </w:rPr>
+        <w:t>Shahriarirad R</w:t>
+      </w:r>
+      <w:r>
+        <w:rPr>
+          <w:rFonts w:ascii="Arial" w:hAnsi="Arial"/>
+          <w:b w:val="0"/>
+          <w:i w:val="0"/>
+          <w:sz w:val="18"/>
+        </w:rPr>
+        <w:t>, Shekouhi R*</w:t>
+      </w:r>
+      <w:r>
+        <w:rPr>
+          <w:rFonts w:ascii="Arial" w:hAnsi="Arial"/>
+          <w:b w:val="0"/>
+          <w:i w:val="0"/>
+          <w:sz w:val="18"/>
+        </w:rPr>
+        <w:t xml:space="preserve"> Effectiveness of Transcutaneous Electrical Nerve Stimulation alongside Quadriceps Exercise in the Correction of Soccer Genu Varum in Adolescents 14-18 Years Old: A Randomized Controlled Trial. </w:t>
       </w:r>
       <w:r>
         <w:rPr>
@@ -7305,7 +7357,7 @@
           <w:i/>
           <w:sz w:val="18"/>
         </w:rPr>
-        <w:t>Cost Effectiveness and Resource Allocation</w:t>
+        <w:t>Sports Sciences for Health</w:t>
       </w:r>
       <w:r>
         <w:rPr>
@@ -7340,34 +7392,34 @@
           <w:i w:val="0"/>
           <w:sz w:val="18"/>
         </w:rPr>
-        <w:t xml:space="preserve">Ahmadi Mahmoodabadi R, Golafshan HA, Pezeshkian F, </w:t>
-      </w:r>
-      <w:r>
-        <w:rPr>
-          <w:rFonts w:ascii="Arial" w:hAnsi="Arial"/>
-          <w:b/>
-          <w:i w:val="0"/>
-          <w:sz w:val="18"/>
-        </w:rPr>
-        <w:t>Shahriarirad R</w:t>
-      </w:r>
-      <w:r>
-        <w:rPr>
-          <w:rFonts w:ascii="Arial" w:hAnsi="Arial"/>
-          <w:b w:val="0"/>
-          <w:i w:val="0"/>
-          <w:sz w:val="18"/>
-        </w:rPr>
-        <w:t>, Namazi M*</w:t>
-      </w:r>
-      <w:r>
-        <w:rPr>
-          <w:rFonts w:ascii="Arial" w:hAnsi="Arial"/>
-          <w:b w:val="0"/>
-          <w:i w:val="0"/>
-          <w:sz w:val="18"/>
-        </w:rPr>
-        <w:t xml:space="preserve"> Evaluation of the Effect of Platelet Rich Fibrin Matrix in the Correction of Periorbital Wrinkles: An Experimental Clinical Trial. </w:t>
+        <w:t xml:space="preserve">Shafiekhani M, Niknam T, Tara SA, Mardani P, Hosseinpour P, </w:t>
+      </w:r>
+      <w:r>
+        <w:rPr>
+          <w:rFonts w:ascii="Arial" w:hAnsi="Arial"/>
+          <w:b/>
+          <w:i w:val="0"/>
+          <w:sz w:val="18"/>
+        </w:rPr>
+        <w:t>Shahriarirad R*</w:t>
+      </w:r>
+      <w:r>
+        <w:rPr>
+          <w:rFonts w:ascii="Arial" w:hAnsi="Arial"/>
+          <w:b w:val="0"/>
+          <w:i w:val="0"/>
+          <w:sz w:val="18"/>
+        </w:rPr>
+        <w:t>, MalekHosseini SA</w:t>
+      </w:r>
+      <w:r>
+        <w:rPr>
+          <w:rFonts w:ascii="Arial" w:hAnsi="Arial"/>
+          <w:b w:val="0"/>
+          <w:i w:val="0"/>
+          <w:sz w:val="18"/>
+        </w:rPr>
+        <w:t xml:space="preserve"> COVID-19 Versus Applied Infection Control Policies in a Major Transplant Center in Iran. </w:t>
       </w:r>
       <w:r>
         <w:rPr>
@@ -7376,7 +7428,7 @@
           <w:i/>
           <w:sz w:val="18"/>
         </w:rPr>
-        <w:t>Dermatology Practical &amp; Conceptual</w:t>
+        <w:t>Cost Effectiveness and Resource Allocation</w:t>
       </w:r>
       <w:r>
         <w:rPr>
@@ -7411,33 +7463,34 @@
           <w:i w:val="0"/>
           <w:sz w:val="18"/>
         </w:rPr>
-        <w:t xml:space="preserve">Gholamnezhad F, Qeisari A, </w:t>
-      </w:r>
-      <w:r>
-        <w:rPr>
-          <w:rFonts w:ascii="Arial" w:hAnsi="Arial"/>
-          <w:b/>
-          <w:i w:val="0"/>
-          <w:sz w:val="18"/>
-        </w:rPr>
-        <w:t>Shahriarirad R*</w:t>
-      </w:r>
-      <w:r>
-        <w:rPr>
-          <w:rFonts w:ascii="Arial" w:hAnsi="Arial"/>
-          <w:b w:val="0"/>
-          <w:i w:val="0"/>
-          <w:sz w:val="18"/>
-        </w:rPr>
-      </w:r>
-      <w:r>
-        <w:rPr>
-          <w:rFonts w:ascii="Arial" w:hAnsi="Arial"/>
-          <w:b w:val="0"/>
-          <w:i w:val="0"/>
-          <w:sz w:val="18"/>
-        </w:rPr>
-        <w:t xml:space="preserve"> Gastroesophageal Reflux Disease Incidence Among Male Patients with Irritable Bowel Syndrome: A Single-Center Cross-sectional Study in Southern Iran. </w:t>
+        <w:t xml:space="preserve">Ahmadi Mahmoodabadi R, Golafshan HA, Pezeshkian F, </w:t>
+      </w:r>
+      <w:r>
+        <w:rPr>
+          <w:rFonts w:ascii="Arial" w:hAnsi="Arial"/>
+          <w:b/>
+          <w:i w:val="0"/>
+          <w:sz w:val="18"/>
+        </w:rPr>
+        <w:t>Shahriarirad R</w:t>
+      </w:r>
+      <w:r>
+        <w:rPr>
+          <w:rFonts w:ascii="Arial" w:hAnsi="Arial"/>
+          <w:b w:val="0"/>
+          <w:i w:val="0"/>
+          <w:sz w:val="18"/>
+        </w:rPr>
+        <w:t>, Namazi M*</w:t>
+      </w:r>
+      <w:r>
+        <w:rPr>
+          <w:rFonts w:ascii="Arial" w:hAnsi="Arial"/>
+          <w:b w:val="0"/>
+          <w:i w:val="0"/>
+          <w:sz w:val="18"/>
+        </w:rPr>
+        <w:t xml:space="preserve"> Evaluation of the Effect of Platelet Rich Fibrin Matrix in the Correction of Periorbital Wrinkles: An Experimental Clinical Trial. </w:t>
       </w:r>
       <w:r>
         <w:rPr>
@@ -7446,7 +7499,7 @@
           <w:i/>
           <w:sz w:val="18"/>
         </w:rPr>
-        <w:t>Journal of Gastroenterology and Hepatology Open</w:t>
+        <w:t>Dermatology Practical &amp; Conceptual</w:t>
       </w:r>
       <w:r>
         <w:rPr>
@@ -7481,34 +7534,33 @@
           <w:i w:val="0"/>
           <w:sz w:val="18"/>
         </w:rPr>
-        <w:t xml:space="preserve">Nafisi N, Meshkati Yazd SM, </w:t>
-      </w:r>
-      <w:r>
-        <w:rPr>
-          <w:rFonts w:ascii="Arial" w:hAnsi="Arial"/>
-          <w:b/>
-          <w:i w:val="0"/>
-          <w:sz w:val="18"/>
-        </w:rPr>
-        <w:t>Shahriarirad R</w:t>
-      </w:r>
-      <w:r>
-        <w:rPr>
-          <w:rFonts w:ascii="Arial" w:hAnsi="Arial"/>
-          <w:b w:val="0"/>
-          <w:i w:val="0"/>
-          <w:sz w:val="18"/>
-        </w:rPr>
-        <w:t>, Zangeneh S, Ghorbani S, Farazmand B, Karoobi MR*, Mirzaei HR</w:t>
-      </w:r>
-      <w:r>
-        <w:rPr>
-          <w:rFonts w:ascii="Arial" w:hAnsi="Arial"/>
-          <w:b w:val="0"/>
-          <w:i w:val="0"/>
-          <w:sz w:val="18"/>
-        </w:rPr>
-        <w:t xml:space="preserve"> Postoperative Cosmetic Outcome of Intraoperative Radiotherapy in Comparison to Whole Breast Radiotherapy in Early Stage Breast Cancer: A Retrospective Cohort Study. </w:t>
+        <w:t xml:space="preserve">Gholamnezhad F, Qeisari A, </w:t>
+      </w:r>
+      <w:r>
+        <w:rPr>
+          <w:rFonts w:ascii="Arial" w:hAnsi="Arial"/>
+          <w:b/>
+          <w:i w:val="0"/>
+          <w:sz w:val="18"/>
+        </w:rPr>
+        <w:t>Shahriarirad R*</w:t>
+      </w:r>
+      <w:r>
+        <w:rPr>
+          <w:rFonts w:ascii="Arial" w:hAnsi="Arial"/>
+          <w:b w:val="0"/>
+          <w:i w:val="0"/>
+          <w:sz w:val="18"/>
+        </w:rPr>
+      </w:r>
+      <w:r>
+        <w:rPr>
+          <w:rFonts w:ascii="Arial" w:hAnsi="Arial"/>
+          <w:b w:val="0"/>
+          <w:i w:val="0"/>
+          <w:sz w:val="18"/>
+        </w:rPr>
+        <w:t xml:space="preserve"> Gastroesophageal Reflux Disease Incidence Among Male Patients with Irritable Bowel Syndrome: A Single-Center Cross-sectional Study in Southern Iran. </w:t>
       </w:r>
       <w:r>
         <w:rPr>
@@ -7517,7 +7569,7 @@
           <w:i/>
           <w:sz w:val="18"/>
         </w:rPr>
-        <w:t>BMC Cancer</w:t>
+        <w:t>Journal of Gastroenterology and Hepatology Open</w:t>
       </w:r>
       <w:r>
         <w:rPr>
@@ -7552,7 +7604,7 @@
           <w:i w:val="0"/>
           <w:sz w:val="18"/>
         </w:rPr>
-        <w:t xml:space="preserve">Keramati MR, Meshkati Yazd SM, </w:t>
+        <w:t xml:space="preserve">Nafisi N, Meshkati Yazd SM, </w:t>
       </w:r>
       <w:r>
         <w:rPr>
@@ -7570,16 +7622,16 @@
           <w:i w:val="0"/>
           <w:sz w:val="18"/>
         </w:rPr>
-        <w:t>, Omidi M, Nabavizadeh SS, Keshvari A*</w:t>
-      </w:r>
-      <w:r>
-        <w:rPr>
-          <w:rFonts w:ascii="Arial" w:hAnsi="Arial"/>
-          <w:b w:val="0"/>
-          <w:i w:val="0"/>
-          <w:sz w:val="18"/>
-        </w:rPr>
-        <w:t xml:space="preserve"> Hand-Sewn Direct Repair Versus Resection and Hand-Sewn Anastomosis Techniques for the Reversal of Diverting Loop Ileostomy after Lower Anterior Rectal Resection Surgery: A Randomized Clinical Trial. </w:t>
+        <w:t>, Zangeneh S, Ghorbani S, Farazmand B, Karoobi MR*, Mirzaei HR</w:t>
+      </w:r>
+      <w:r>
+        <w:rPr>
+          <w:rFonts w:ascii="Arial" w:hAnsi="Arial"/>
+          <w:b w:val="0"/>
+          <w:i w:val="0"/>
+          <w:sz w:val="18"/>
+        </w:rPr>
+        <w:t xml:space="preserve"> Postoperative Cosmetic Outcome of Intraoperative Radiotherapy in Comparison to Whole Breast Radiotherapy in Early Stage Breast Cancer: A Retrospective Cohort Study. </w:t>
       </w:r>
       <w:r>
         <w:rPr>
@@ -7588,7 +7640,7 @@
           <w:i/>
           <w:sz w:val="18"/>
         </w:rPr>
-        <w:t>Journal of Surgical Oncology</w:t>
+        <w:t>BMC Cancer</w:t>
       </w:r>
       <w:r>
         <w:rPr>
@@ -7623,34 +7675,34 @@
           <w:i w:val="0"/>
           <w:sz w:val="18"/>
         </w:rPr>
-        <w:t xml:space="preserve">Ziaian B, Khezri S, Amirian A, Ranjbar K, </w:t>
-      </w:r>
-      <w:r>
-        <w:rPr>
-          <w:rFonts w:ascii="Arial" w:hAnsi="Arial"/>
-          <w:b/>
-          <w:i w:val="0"/>
-          <w:sz w:val="18"/>
-        </w:rPr>
-        <w:t>Shahriarirad R*</w:t>
-      </w:r>
-      <w:r>
-        <w:rPr>
-          <w:rFonts w:ascii="Arial" w:hAnsi="Arial"/>
-          <w:b w:val="0"/>
-          <w:i w:val="0"/>
-          <w:sz w:val="18"/>
-        </w:rPr>
-        <w:t>, Eskandari Kohnakia M</w:t>
-      </w:r>
-      <w:r>
-        <w:rPr>
-          <w:rFonts w:ascii="Arial" w:hAnsi="Arial"/>
-          <w:b w:val="0"/>
-          <w:i w:val="0"/>
-          <w:sz w:val="18"/>
-        </w:rPr>
-        <w:t xml:space="preserve"> Hypertonic Saline Solution 5% as an Effective Cost-beneficial Alternative to Normal Saline for Wound Healing in Patients with Diabetic Lower-Extremity Ulcers: A Randomized Controlled Trial. </w:t>
+        <w:t xml:space="preserve">Keramati MR, Meshkati Yazd SM, </w:t>
+      </w:r>
+      <w:r>
+        <w:rPr>
+          <w:rFonts w:ascii="Arial" w:hAnsi="Arial"/>
+          <w:b/>
+          <w:i w:val="0"/>
+          <w:sz w:val="18"/>
+        </w:rPr>
+        <w:t>Shahriarirad R</w:t>
+      </w:r>
+      <w:r>
+        <w:rPr>
+          <w:rFonts w:ascii="Arial" w:hAnsi="Arial"/>
+          <w:b w:val="0"/>
+          <w:i w:val="0"/>
+          <w:sz w:val="18"/>
+        </w:rPr>
+        <w:t>, Omidi M, Nabavizadeh SS, Keshvari A*</w:t>
+      </w:r>
+      <w:r>
+        <w:rPr>
+          <w:rFonts w:ascii="Arial" w:hAnsi="Arial"/>
+          <w:b w:val="0"/>
+          <w:i w:val="0"/>
+          <w:sz w:val="18"/>
+        </w:rPr>
+        <w:t xml:space="preserve"> Hand-Sewn Direct Repair Versus Resection and Hand-Sewn Anastomosis Techniques for the Reversal of Diverting Loop Ileostomy after Lower Anterior Rectal Resection Surgery: A Randomized Clinical Trial. </w:t>
       </w:r>
       <w:r>
         <w:rPr>
@@ -7659,7 +7711,7 @@
           <w:i/>
           <w:sz w:val="18"/>
         </w:rPr>
-        <w:t>Journal of Diabetes &amp; Metabolic Disorders</w:t>
+        <w:t>Journal of Surgical Oncology</w:t>
       </w:r>
       <w:r>
         <w:rPr>
@@ -7669,7 +7721,7 @@
           <w:color w:val="6B84A0"/>
           <w:sz w:val="18"/>
         </w:rPr>
-        <w:t xml:space="preserve"> (2022)</w:t>
+        <w:t xml:space="preserve"> (2023)</w:t>
       </w:r>
     </w:p>
     <w:p>
@@ -7694,33 +7746,34 @@
           <w:i w:val="0"/>
           <w:sz w:val="18"/>
         </w:rPr>
-      </w:r>
-      <w:r>
-        <w:rPr>
-          <w:rFonts w:ascii="Arial" w:hAnsi="Arial"/>
-          <w:b/>
-          <w:i w:val="0"/>
-          <w:sz w:val="18"/>
-        </w:rPr>
-        <w:t>Shahriarirad R</w:t>
-      </w:r>
-      <w:r>
-        <w:rPr>
-          <w:rFonts w:ascii="Arial" w:hAnsi="Arial"/>
-          <w:b w:val="0"/>
-          <w:i w:val="0"/>
-          <w:sz w:val="18"/>
-        </w:rPr>
-        <w:t>, Meshkati Yazd SM, Zahedi R, Mokhtari Ardekani A, Rekabi MM, Nasiri S*</w:t>
-      </w:r>
-      <w:r>
-        <w:rPr>
-          <w:rFonts w:ascii="Arial" w:hAnsi="Arial"/>
-          <w:b w:val="0"/>
-          <w:i w:val="0"/>
-          <w:sz w:val="18"/>
-        </w:rPr>
-        <w:t xml:space="preserve"> Evaluation of the Role of Prophylactic Bilateral Central Neck Lymph Node Dissection in Patients with Papillary Thyroid Carcinoma: A Case Controlled Study. </w:t>
+        <w:t xml:space="preserve">Ziaian B, Khezri S, Amirian A, Ranjbar K, </w:t>
+      </w:r>
+      <w:r>
+        <w:rPr>
+          <w:rFonts w:ascii="Arial" w:hAnsi="Arial"/>
+          <w:b/>
+          <w:i w:val="0"/>
+          <w:sz w:val="18"/>
+        </w:rPr>
+        <w:t>Shahriarirad R*</w:t>
+      </w:r>
+      <w:r>
+        <w:rPr>
+          <w:rFonts w:ascii="Arial" w:hAnsi="Arial"/>
+          <w:b w:val="0"/>
+          <w:i w:val="0"/>
+          <w:sz w:val="18"/>
+        </w:rPr>
+        <w:t>, Eskandari Kohnakia M</w:t>
+      </w:r>
+      <w:r>
+        <w:rPr>
+          <w:rFonts w:ascii="Arial" w:hAnsi="Arial"/>
+          <w:b w:val="0"/>
+          <w:i w:val="0"/>
+          <w:sz w:val="18"/>
+        </w:rPr>
+        <w:t xml:space="preserve"> Hypertonic Saline Solution 5% as an Effective Cost-beneficial Alternative to Normal Saline for Wound Healing in Patients with Diabetic Lower-Extremity Ulcers: A Randomized Controlled Trial. </w:t>
       </w:r>
       <w:r>
         <w:rPr>
@@ -7729,7 +7782,7 @@
           <w:i/>
           <w:sz w:val="18"/>
         </w:rPr>
-        <w:t>Updates in Surgery</w:t>
+        <w:t>Journal of Diabetes &amp; Metabolic Disorders</w:t>
       </w:r>
       <w:r>
         <w:rPr>
@@ -7781,16 +7834,16 @@
           <w:i w:val="0"/>
           <w:sz w:val="18"/>
         </w:rPr>
-        <w:t>, Meshkati Yazd SM, Ardekani A, Mokhtari Ardekani A, Moradi N, Nasiri S*</w:t>
-      </w:r>
-      <w:r>
-        <w:rPr>
-          <w:rFonts w:ascii="Arial" w:hAnsi="Arial"/>
-          <w:b w:val="0"/>
-          <w:i w:val="0"/>
-          <w:sz w:val="18"/>
-        </w:rPr>
-        <w:t xml:space="preserve"> Calcitriol Supplementation Before Parathyroidectomy and Calcium Level After Surgery in Parathyroid Adenoma Patients: A Randomized Controlled Trial. </w:t>
+        <w:t>, Meshkati Yazd SM, Zahedi R, Mokhtari Ardekani A, Rekabi MM, Nasiri S*</w:t>
+      </w:r>
+      <w:r>
+        <w:rPr>
+          <w:rFonts w:ascii="Arial" w:hAnsi="Arial"/>
+          <w:b w:val="0"/>
+          <w:i w:val="0"/>
+          <w:sz w:val="18"/>
+        </w:rPr>
+        <w:t xml:space="preserve"> Evaluation of the Role of Prophylactic Bilateral Central Neck Lymph Node Dissection in Patients with Papillary Thyroid Carcinoma: A Case Controlled Study. </w:t>
       </w:r>
       <w:r>
         <w:rPr>
@@ -7799,7 +7852,7 @@
           <w:i/>
           <w:sz w:val="18"/>
         </w:rPr>
-        <w:t>Journal of Endocrinological Investigation</w:t>
+        <w:t>Updates in Surgery</w:t>
       </w:r>
       <w:r>
         <w:rPr>
@@ -7834,7 +7887,6 @@
           <w:i w:val="0"/>
           <w:sz w:val="18"/>
         </w:rPr>
-        <w:t xml:space="preserve">Maharlouei N, Hosseinpour P, </w:t>
       </w:r>
       <w:r>
         <w:rPr>
@@ -7852,16 +7904,16 @@
           <w:i w:val="0"/>
           <w:sz w:val="18"/>
         </w:rPr>
-        <w:t>, Ranjbar K, Mirahmadizadeh A, Erfani A*</w:t>
-      </w:r>
-      <w:r>
-        <w:rPr>
-          <w:rFonts w:ascii="Arial" w:hAnsi="Arial"/>
-          <w:b w:val="0"/>
-          <w:i w:val="0"/>
-          <w:sz w:val="18"/>
-        </w:rPr>
-        <w:t xml:space="preserve"> Factors Associated with Reluctancy to Acquire COVID-19 Vaccination: A Cross-sectional Study in Shiraz, Iran, 2022. </w:t>
+        <w:t>, Meshkati Yazd SM, Ardekani A, Mokhtari Ardekani A, Moradi N, Nasiri S*</w:t>
+      </w:r>
+      <w:r>
+        <w:rPr>
+          <w:rFonts w:ascii="Arial" w:hAnsi="Arial"/>
+          <w:b w:val="0"/>
+          <w:i w:val="0"/>
+          <w:sz w:val="18"/>
+        </w:rPr>
+        <w:t xml:space="preserve"> Calcitriol Supplementation Before Parathyroidectomy and Calcium Level After Surgery in Parathyroid Adenoma Patients: A Randomized Controlled Trial. </w:t>
       </w:r>
       <w:r>
         <w:rPr>
@@ -7870,7 +7922,7 @@
           <w:i/>
           <w:sz w:val="18"/>
         </w:rPr>
-        <w:t>PLOS One</w:t>
+        <w:t>Journal of Endocrinological Investigation</w:t>
       </w:r>
       <w:r>
         <w:rPr>
@@ -7905,33 +7957,34 @@
           <w:i w:val="0"/>
           <w:sz w:val="18"/>
         </w:rPr>
-        <w:t xml:space="preserve">Nasiri S, Meshkati Yazd SM, Mokhtari Ardekani A, Fazlollahpour-Naghibi A, Shahintaj M, </w:t>
-      </w:r>
-      <w:r>
-        <w:rPr>
-          <w:rFonts w:ascii="Arial" w:hAnsi="Arial"/>
-          <w:b/>
-          <w:i w:val="0"/>
-          <w:sz w:val="18"/>
-        </w:rPr>
-        <w:t>Shahriarirad R*</w:t>
-      </w:r>
-      <w:r>
-        <w:rPr>
-          <w:rFonts w:ascii="Arial" w:hAnsi="Arial"/>
-          <w:b w:val="0"/>
-          <w:i w:val="0"/>
-          <w:sz w:val="18"/>
-        </w:rPr>
-      </w:r>
-      <w:r>
-        <w:rPr>
-          <w:rFonts w:ascii="Arial" w:hAnsi="Arial"/>
-          <w:b w:val="0"/>
-          <w:i w:val="0"/>
-          <w:sz w:val="18"/>
-        </w:rPr>
-        <w:t xml:space="preserve"> The Effect of Thymectomy during Central Neck Dissection in Papillary Thyroid Carcinoma: A Case-Controlled Study. </w:t>
+        <w:t xml:space="preserve">Maharlouei N, Hosseinpour P, </w:t>
+      </w:r>
+      <w:r>
+        <w:rPr>
+          <w:rFonts w:ascii="Arial" w:hAnsi="Arial"/>
+          <w:b/>
+          <w:i w:val="0"/>
+          <w:sz w:val="18"/>
+        </w:rPr>
+        <w:t>Shahriarirad R</w:t>
+      </w:r>
+      <w:r>
+        <w:rPr>
+          <w:rFonts w:ascii="Arial" w:hAnsi="Arial"/>
+          <w:b w:val="0"/>
+          <w:i w:val="0"/>
+          <w:sz w:val="18"/>
+        </w:rPr>
+        <w:t>, Ranjbar K, Mirahmadizadeh A, Erfani A*</w:t>
+      </w:r>
+      <w:r>
+        <w:rPr>
+          <w:rFonts w:ascii="Arial" w:hAnsi="Arial"/>
+          <w:b w:val="0"/>
+          <w:i w:val="0"/>
+          <w:sz w:val="18"/>
+        </w:rPr>
+        <w:t xml:space="preserve"> Factors Associated with Reluctancy to Acquire COVID-19 Vaccination: A Cross-sectional Study in Shiraz, Iran, 2022. </w:t>
       </w:r>
       <w:r>
         <w:rPr>
@@ -7940,7 +7993,7 @@
           <w:i/>
           <w:sz w:val="18"/>
         </w:rPr>
-        <w:t>Updates In Surgery</w:t>
+        <w:t>PLOS One</w:t>
       </w:r>
       <w:r>
         <w:rPr>
@@ -7975,34 +8028,33 @@
           <w:i w:val="0"/>
           <w:sz w:val="18"/>
         </w:rPr>
-        <w:t xml:space="preserve">Mardani P, </w:t>
-      </w:r>
-      <w:r>
-        <w:rPr>
-          <w:rFonts w:ascii="Arial" w:hAnsi="Arial"/>
-          <w:b/>
-          <w:i w:val="0"/>
-          <w:sz w:val="18"/>
-        </w:rPr>
-        <w:t>Shahriarirad R</w:t>
-      </w:r>
-      <w:r>
-        <w:rPr>
-          <w:rFonts w:ascii="Arial" w:hAnsi="Arial"/>
-          <w:b w:val="0"/>
-          <w:i w:val="0"/>
-          <w:sz w:val="18"/>
-        </w:rPr>
-        <w:t>, Khosravi F, Malekhosseini HR, Amirian A, Kamran H*</w:t>
-      </w:r>
-      <w:r>
-        <w:rPr>
-          <w:rFonts w:ascii="Arial" w:hAnsi="Arial"/>
-          <w:b w:val="0"/>
-          <w:i w:val="0"/>
-          <w:sz w:val="18"/>
-        </w:rPr>
-        <w:t xml:space="preserve"> The Role and Value of Low-Dose Computed Tomography Scan Compared to Esophagoscopy in the Diagnosis of Foreign Body Ingestion in Adults. </w:t>
+        <w:t xml:space="preserve">Nasiri S, Meshkati Yazd SM, Mokhtari Ardekani A, Fazlollahpour-Naghibi A, Shahintaj M, </w:t>
+      </w:r>
+      <w:r>
+        <w:rPr>
+          <w:rFonts w:ascii="Arial" w:hAnsi="Arial"/>
+          <w:b/>
+          <w:i w:val="0"/>
+          <w:sz w:val="18"/>
+        </w:rPr>
+        <w:t>Shahriarirad R*</w:t>
+      </w:r>
+      <w:r>
+        <w:rPr>
+          <w:rFonts w:ascii="Arial" w:hAnsi="Arial"/>
+          <w:b w:val="0"/>
+          <w:i w:val="0"/>
+          <w:sz w:val="18"/>
+        </w:rPr>
+      </w:r>
+      <w:r>
+        <w:rPr>
+          <w:rFonts w:ascii="Arial" w:hAnsi="Arial"/>
+          <w:b w:val="0"/>
+          <w:i w:val="0"/>
+          <w:sz w:val="18"/>
+        </w:rPr>
+        <w:t xml:space="preserve"> The Effect of Thymectomy during Central Neck Dissection in Papillary Thyroid Carcinoma: A Case-Controlled Study. </w:t>
       </w:r>
       <w:r>
         <w:rPr>
@@ -8011,7 +8063,7 @@
           <w:i/>
           <w:sz w:val="18"/>
         </w:rPr>
-        <w:t>General Thoracic and Cardiovascular Surgery</w:t>
+        <w:t>Updates In Surgery</w:t>
       </w:r>
       <w:r>
         <w:rPr>
@@ -8046,7 +8098,7 @@
           <w:i w:val="0"/>
           <w:sz w:val="18"/>
         </w:rPr>
-        <w:t xml:space="preserve">Salimi M, Hosseinpour H, </w:t>
+        <w:t xml:space="preserve">Mardani P, </w:t>
       </w:r>
       <w:r>
         <w:rPr>
@@ -8064,16 +8116,16 @@
           <w:i w:val="0"/>
           <w:sz w:val="18"/>
         </w:rPr>
-        <w:t>, Esfandiari S, Pooresmaeel F, Sarejloo S, Foroutan H*</w:t>
-      </w:r>
-      <w:r>
-        <w:rPr>
-          <w:rFonts w:ascii="Arial" w:hAnsi="Arial"/>
-          <w:b w:val="0"/>
-          <w:i w:val="0"/>
-          <w:sz w:val="18"/>
-        </w:rPr>
-        <w:t xml:space="preserve"> Utilization of Chest Tube as an Esophagus Stent in Pediatric Caustic Injuries: A Retrospective Study. </w:t>
+        <w:t>, Khosravi F, Malekhosseini HR, Amirian A, Kamran H*</w:t>
+      </w:r>
+      <w:r>
+        <w:rPr>
+          <w:rFonts w:ascii="Arial" w:hAnsi="Arial"/>
+          <w:b w:val="0"/>
+          <w:i w:val="0"/>
+          <w:sz w:val="18"/>
+        </w:rPr>
+        <w:t xml:space="preserve"> The Role and Value of Low-Dose Computed Tomography Scan Compared to Esophagoscopy in the Diagnosis of Foreign Body Ingestion in Adults. </w:t>
       </w:r>
       <w:r>
         <w:rPr>
@@ -8082,7 +8134,7 @@
           <w:i/>
           <w:sz w:val="18"/>
         </w:rPr>
-        <w:t>World Journal of Clinical Pediatrics</w:t>
+        <w:t>General Thoracic and Cardiovascular Surgery</w:t>
       </w:r>
       <w:r>
         <w:rPr>
@@ -8117,34 +8169,34 @@
           <w:i w:val="0"/>
           <w:sz w:val="18"/>
         </w:rPr>
-        <w:t xml:space="preserve">Parvizi MM*, Sedigheh Forouhari S, </w:t>
-      </w:r>
-      <w:r>
-        <w:rPr>
-          <w:rFonts w:ascii="Arial" w:hAnsi="Arial"/>
-          <w:b/>
-          <w:i w:val="0"/>
-          <w:sz w:val="18"/>
-        </w:rPr>
-        <w:t>Shahriarirad R*</w:t>
-      </w:r>
-      <w:r>
-        <w:rPr>
-          <w:rFonts w:ascii="Arial" w:hAnsi="Arial"/>
-          <w:b w:val="0"/>
-          <w:i w:val="0"/>
-          <w:sz w:val="18"/>
-        </w:rPr>
-        <w:t>, Shahriarirad S, Bradley R, Roosta L, Heydari M</w:t>
-      </w:r>
-      <w:r>
-        <w:rPr>
-          <w:rFonts w:ascii="Arial" w:hAnsi="Arial"/>
-          <w:b w:val="0"/>
-          <w:i w:val="0"/>
-          <w:sz w:val="18"/>
-        </w:rPr>
-        <w:t xml:space="preserve"> Prevalence and Associated Factors of Complementary and Integrative Medicine Use in Patients Afflicted with COVID-19. </w:t>
+        <w:t xml:space="preserve">Salimi M, Hosseinpour H, </w:t>
+      </w:r>
+      <w:r>
+        <w:rPr>
+          <w:rFonts w:ascii="Arial" w:hAnsi="Arial"/>
+          <w:b/>
+          <w:i w:val="0"/>
+          <w:sz w:val="18"/>
+        </w:rPr>
+        <w:t>Shahriarirad R</w:t>
+      </w:r>
+      <w:r>
+        <w:rPr>
+          <w:rFonts w:ascii="Arial" w:hAnsi="Arial"/>
+          <w:b w:val="0"/>
+          <w:i w:val="0"/>
+          <w:sz w:val="18"/>
+        </w:rPr>
+        <w:t>, Esfandiari S, Pooresmaeel F, Sarejloo S, Foroutan H*</w:t>
+      </w:r>
+      <w:r>
+        <w:rPr>
+          <w:rFonts w:ascii="Arial" w:hAnsi="Arial"/>
+          <w:b w:val="0"/>
+          <w:i w:val="0"/>
+          <w:sz w:val="18"/>
+        </w:rPr>
+        <w:t xml:space="preserve"> Utilization of Chest Tube as an Esophagus Stent in Pediatric Caustic Injuries: A Retrospective Study. </w:t>
       </w:r>
       <w:r>
         <w:rPr>
@@ -8153,7 +8205,7 @@
           <w:i/>
           <w:sz w:val="18"/>
         </w:rPr>
-        <w:t>BMC Complementary Medicine and Therapies</w:t>
+        <w:t>World Journal of Clinical Pediatrics</w:t>
       </w:r>
       <w:r>
         <w:rPr>
@@ -8188,7 +8240,7 @@
           <w:i w:val="0"/>
           <w:sz w:val="18"/>
         </w:rPr>
-        <w:t xml:space="preserve">Ghoddusi Johari H, Saki M, Erfani A, </w:t>
+        <w:t xml:space="preserve">Parvizi MM*, Sedigheh Forouhari S, </w:t>
       </w:r>
       <w:r>
         <w:rPr>
@@ -8206,16 +8258,16 @@
           <w:i w:val="0"/>
           <w:sz w:val="18"/>
         </w:rPr>
-        <w:t>, Ranjbar K</w:t>
-      </w:r>
-      <w:r>
-        <w:rPr>
-          <w:rFonts w:ascii="Arial" w:hAnsi="Arial"/>
-          <w:b w:val="0"/>
-          <w:i w:val="0"/>
-          <w:sz w:val="18"/>
-        </w:rPr>
-        <w:t xml:space="preserve"> The Role of Routine Chest Radiography after Implantable Venous Access Port Catheter Insertion under the Guide of Ultrasonography and Fluoroscopy. </w:t>
+        <w:t>, Shahriarirad S, Bradley R, Roosta L, Heydari M</w:t>
+      </w:r>
+      <w:r>
+        <w:rPr>
+          <w:rFonts w:ascii="Arial" w:hAnsi="Arial"/>
+          <w:b w:val="0"/>
+          <w:i w:val="0"/>
+          <w:sz w:val="18"/>
+        </w:rPr>
+        <w:t xml:space="preserve"> Prevalence and Associated Factors of Complementary and Integrative Medicine Use in Patients Afflicted with COVID-19. </w:t>
       </w:r>
       <w:r>
         <w:rPr>
@@ -8224,7 +8276,7 @@
           <w:i/>
           <w:sz w:val="18"/>
         </w:rPr>
-        <w:t>Cost Effectiveness and Resource Allocation</w:t>
+        <w:t>BMC Complementary Medicine and Therapies</w:t>
       </w:r>
       <w:r>
         <w:rPr>
@@ -8259,7 +8311,7 @@
           <w:i w:val="0"/>
           <w:sz w:val="18"/>
         </w:rPr>
-        <w:t xml:space="preserve">Alibakhshi A, Sheikhi S, Meshkati Yazd SM, Ardekani A, Ranjbar K, </w:t>
+        <w:t xml:space="preserve">Ghoddusi Johari H, Saki M, Erfani A, </w:t>
       </w:r>
       <w:r>
         <w:rPr>
@@ -8277,15 +8329,16 @@
           <w:i w:val="0"/>
           <w:sz w:val="18"/>
         </w:rPr>
-      </w:r>
-      <w:r>
-        <w:rPr>
-          <w:rFonts w:ascii="Arial" w:hAnsi="Arial"/>
-          <w:b w:val="0"/>
-          <w:i w:val="0"/>
-          <w:sz w:val="18"/>
-        </w:rPr>
-        <w:t xml:space="preserve"> The Incidence and Features of Delphian Lymph Node Involvement in Patients with Papillary Thyroid Carcinoma. </w:t>
+        <w:t>, Ranjbar K</w:t>
+      </w:r>
+      <w:r>
+        <w:rPr>
+          <w:rFonts w:ascii="Arial" w:hAnsi="Arial"/>
+          <w:b w:val="0"/>
+          <w:i w:val="0"/>
+          <w:sz w:val="18"/>
+        </w:rPr>
+        <w:t xml:space="preserve"> The Role of Routine Chest Radiography after Implantable Venous Access Port Catheter Insertion under the Guide of Ultrasonography and Fluoroscopy. </w:t>
       </w:r>
       <w:r>
         <w:rPr>
@@ -8294,7 +8347,7 @@
           <w:i/>
           <w:sz w:val="18"/>
         </w:rPr>
-        <w:t>BMC Surgery</w:t>
+        <w:t>Cost Effectiveness and Resource Allocation</w:t>
       </w:r>
       <w:r>
         <w:rPr>
@@ -8329,34 +8382,33 @@
           <w:i w:val="0"/>
           <w:sz w:val="18"/>
         </w:rPr>
-        <w:t xml:space="preserve">Arjmand M, </w:t>
-      </w:r>
-      <w:r>
-        <w:rPr>
-          <w:rFonts w:ascii="Arial" w:hAnsi="Arial"/>
-          <w:b/>
-          <w:i w:val="0"/>
-          <w:sz w:val="18"/>
-        </w:rPr>
-        <w:t>Shahriarirad R</w:t>
-      </w:r>
-      <w:r>
-        <w:rPr>
-          <w:rFonts w:ascii="Arial" w:hAnsi="Arial"/>
-          <w:b w:val="0"/>
-          <w:i w:val="0"/>
-          <w:sz w:val="18"/>
-        </w:rPr>
-        <w:t>, Shenavandeh S, Fallahi MJ*</w:t>
-      </w:r>
-      <w:r>
-        <w:rPr>
-          <w:rFonts w:ascii="Arial" w:hAnsi="Arial"/>
-          <w:b w:val="0"/>
-          <w:i w:val="0"/>
-          <w:sz w:val="18"/>
-        </w:rPr>
-        <w:t xml:space="preserve"> Determination of the Main Causes, Outcome and Prognostic Factors of Patients with Rheumatologic Diseases Admitted to the Medical Intensive Care Unit in Southern Iran. </w:t>
+        <w:t xml:space="preserve">Alibakhshi A, Sheikhi S, Meshkati Yazd SM, Ardekani A, Ranjbar K, </w:t>
+      </w:r>
+      <w:r>
+        <w:rPr>
+          <w:rFonts w:ascii="Arial" w:hAnsi="Arial"/>
+          <w:b/>
+          <w:i w:val="0"/>
+          <w:sz w:val="18"/>
+        </w:rPr>
+        <w:t>Shahriarirad R*</w:t>
+      </w:r>
+      <w:r>
+        <w:rPr>
+          <w:rFonts w:ascii="Arial" w:hAnsi="Arial"/>
+          <w:b w:val="0"/>
+          <w:i w:val="0"/>
+          <w:sz w:val="18"/>
+        </w:rPr>
+      </w:r>
+      <w:r>
+        <w:rPr>
+          <w:rFonts w:ascii="Arial" w:hAnsi="Arial"/>
+          <w:b w:val="0"/>
+          <w:i w:val="0"/>
+          <w:sz w:val="18"/>
+        </w:rPr>
+        <w:t xml:space="preserve"> The Incidence and Features of Delphian Lymph Node Involvement in Patients with Papillary Thyroid Carcinoma. </w:t>
       </w:r>
       <w:r>
         <w:rPr>
@@ -8365,7 +8417,7 @@
           <w:i/>
           <w:sz w:val="18"/>
         </w:rPr>
-        <w:t>Clinical Rheumatology</w:t>
+        <w:t>BMC Surgery</w:t>
       </w:r>
       <w:r>
         <w:rPr>
@@ -8400,7 +8452,7 @@
           <w:i w:val="0"/>
           <w:sz w:val="18"/>
         </w:rPr>
-        <w:t xml:space="preserve">Kiany F, Meshkati Yazd SM, </w:t>
+        <w:t xml:space="preserve">Arjmand M, </w:t>
       </w:r>
       <w:r>
         <w:rPr>
@@ -8418,16 +8470,16 @@
           <w:i w:val="0"/>
           <w:sz w:val="18"/>
         </w:rPr>
-        <w:t>, Kamran H, Karoobi MR, Mehri G</w:t>
-      </w:r>
-      <w:r>
-        <w:rPr>
-          <w:rFonts w:ascii="Arial" w:hAnsi="Arial"/>
-          <w:b w:val="0"/>
-          <w:i w:val="0"/>
-          <w:sz w:val="18"/>
-        </w:rPr>
-        <w:t xml:space="preserve"> Evaluation of Post Laparoscopic Cholecystectomy Pain after Subcutaneous Injection of Lidocaine at Port Site versus Lidocaine Spray on Gallbladder Bed: A Randomized Controlled Trial. </w:t>
+        <w:t>, Shenavandeh S, Fallahi MJ*</w:t>
+      </w:r>
+      <w:r>
+        <w:rPr>
+          <w:rFonts w:ascii="Arial" w:hAnsi="Arial"/>
+          <w:b w:val="0"/>
+          <w:i w:val="0"/>
+          <w:sz w:val="18"/>
+        </w:rPr>
+        <w:t xml:space="preserve"> Determination of the Main Causes, Outcome and Prognostic Factors of Patients with Rheumatologic Diseases Admitted to the Medical Intensive Care Unit in Southern Iran. </w:t>
       </w:r>
       <w:r>
         <w:rPr>
@@ -8436,7 +8488,7 @@
           <w:i/>
           <w:sz w:val="18"/>
         </w:rPr>
-        <w:t>Langenbeck's Archives of Surgery</w:t>
+        <w:t>Clinical Rheumatology</w:t>
       </w:r>
       <w:r>
         <w:rPr>
@@ -8471,33 +8523,34 @@
           <w:i w:val="0"/>
           <w:sz w:val="18"/>
         </w:rPr>
-        <w:t xml:space="preserve">Keshavarzi A, Montaseri H, Akrami R, Hoghoughi MA, Ranjbar K, </w:t>
-      </w:r>
-      <w:r>
-        <w:rPr>
-          <w:rFonts w:ascii="Arial" w:hAnsi="Arial"/>
-          <w:b/>
-          <w:i w:val="0"/>
-          <w:sz w:val="18"/>
-        </w:rPr>
-        <w:t>Shahriarirad R*</w:t>
-      </w:r>
-      <w:r>
-        <w:rPr>
-          <w:rFonts w:ascii="Arial" w:hAnsi="Arial"/>
-          <w:b w:val="0"/>
-          <w:i w:val="0"/>
-          <w:sz w:val="18"/>
-        </w:rPr>
-      </w:r>
-      <w:r>
-        <w:rPr>
-          <w:rFonts w:ascii="Arial" w:hAnsi="Arial"/>
-          <w:b w:val="0"/>
-          <w:i w:val="0"/>
-          <w:sz w:val="18"/>
-        </w:rPr>
-        <w:t xml:space="preserve"> Therapeutic Efficacy of Great Plantain (Plantago major L.) in the Treatment of Second-Degree Burn Wounds: A Case-Control Study. </w:t>
+        <w:t xml:space="preserve">Kiany F, Meshkati Yazd SM, </w:t>
+      </w:r>
+      <w:r>
+        <w:rPr>
+          <w:rFonts w:ascii="Arial" w:hAnsi="Arial"/>
+          <w:b/>
+          <w:i w:val="0"/>
+          <w:sz w:val="18"/>
+        </w:rPr>
+        <w:t>Shahriarirad R</w:t>
+      </w:r>
+      <w:r>
+        <w:rPr>
+          <w:rFonts w:ascii="Arial" w:hAnsi="Arial"/>
+          <w:b w:val="0"/>
+          <w:i w:val="0"/>
+          <w:sz w:val="18"/>
+        </w:rPr>
+        <w:t>, Kamran H, Karoobi MR, Mehri G</w:t>
+      </w:r>
+      <w:r>
+        <w:rPr>
+          <w:rFonts w:ascii="Arial" w:hAnsi="Arial"/>
+          <w:b w:val="0"/>
+          <w:i w:val="0"/>
+          <w:sz w:val="18"/>
+        </w:rPr>
+        <w:t xml:space="preserve"> Evaluation of Post Laparoscopic Cholecystectomy Pain after Subcutaneous Injection of Lidocaine at Port Site versus Lidocaine Spray on Gallbladder Bed: A Randomized Controlled Trial. </w:t>
       </w:r>
       <w:r>
         <w:rPr>
@@ -8506,7 +8559,7 @@
           <w:i/>
           <w:sz w:val="18"/>
         </w:rPr>
-        <w:t>International Journal of Clinical Practice</w:t>
+        <w:t>Langenbeck's Archives of Surgery</w:t>
       </w:r>
       <w:r>
         <w:rPr>
@@ -8541,7 +8594,7 @@
           <w:i w:val="0"/>
           <w:sz w:val="18"/>
         </w:rPr>
-        <w:t xml:space="preserve">Hashemi SA, Azad A, Erfani A, </w:t>
+        <w:t xml:space="preserve">Keshavarzi A, Montaseri H, Akrami R, Hoghoughi MA, Ranjbar K, </w:t>
       </w:r>
       <w:r>
         <w:rPr>
@@ -8559,16 +8612,15 @@
           <w:i w:val="0"/>
           <w:sz w:val="18"/>
         </w:rPr>
-        <w:t>, Azarpira N</w:t>
-      </w:r>
-      <w:r>
-        <w:rPr>
-          <w:rFonts w:ascii="Arial" w:hAnsi="Arial"/>
-          <w:b w:val="0"/>
-          <w:i w:val="0"/>
-          <w:sz w:val="18"/>
-        </w:rPr>
-        <w:t xml:space="preserve"> Promising Results of Captopril in Improving Knee Arthrofibrosis and Cartilage Status: An Animal Model Study. </w:t>
+      </w:r>
+      <w:r>
+        <w:rPr>
+          <w:rFonts w:ascii="Arial" w:hAnsi="Arial"/>
+          <w:b w:val="0"/>
+          <w:i w:val="0"/>
+          <w:sz w:val="18"/>
+        </w:rPr>
+        <w:t xml:space="preserve"> Therapeutic Efficacy of Great Plantain (Plantago major L.) in the Treatment of Second-Degree Burn Wounds: A Case-Control Study. </w:t>
       </w:r>
       <w:r>
         <w:rPr>
@@ -8577,7 +8629,7 @@
           <w:i/>
           <w:sz w:val="18"/>
         </w:rPr>
-        <w:t>Journal of Experimental Orthopaedics</w:t>
+        <w:t>International Journal of Clinical Practice</w:t>
       </w:r>
       <w:r>
         <w:rPr>
@@ -8612,7 +8664,7 @@
           <w:i w:val="0"/>
           <w:sz w:val="18"/>
         </w:rPr>
-        <w:t xml:space="preserve">Nasiri S, Meshkati Yazd SM, Kamran H, Kahrizi MS, Azhdari M, </w:t>
+        <w:t xml:space="preserve">Hashemi SA, Azad A, Erfani A, </w:t>
       </w:r>
       <w:r>
         <w:rPr>
@@ -8630,15 +8682,16 @@
           <w:i w:val="0"/>
           <w:sz w:val="18"/>
         </w:rPr>
-      </w:r>
-      <w:r>
-        <w:rPr>
-          <w:rFonts w:ascii="Arial" w:hAnsi="Arial"/>
-          <w:b w:val="0"/>
-          <w:i w:val="0"/>
-          <w:sz w:val="18"/>
-        </w:rPr>
-        <w:t xml:space="preserve"> Auto Transplantation of Parathyroid Tissue into Subcutaneous Subclavicular Area Following Total Parathyroidectomy in Secondary Hyperparathyroidism. </w:t>
+        <w:t>, Azarpira N</w:t>
+      </w:r>
+      <w:r>
+        <w:rPr>
+          <w:rFonts w:ascii="Arial" w:hAnsi="Arial"/>
+          <w:b w:val="0"/>
+          <w:i w:val="0"/>
+          <w:sz w:val="18"/>
+        </w:rPr>
+        <w:t xml:space="preserve"> Promising Results of Captopril in Improving Knee Arthrofibrosis and Cartilage Status: An Animal Model Study. </w:t>
       </w:r>
       <w:r>
         <w:rPr>
@@ -8647,7 +8700,7 @@
           <w:i/>
           <w:sz w:val="18"/>
         </w:rPr>
-        <w:t>Journal of Endocrinological Investigation</w:t>
+        <w:t>Journal of Experimental Orthopaedics</w:t>
       </w:r>
       <w:r>
         <w:rPr>
@@ -8682,33 +8735,33 @@
           <w:i w:val="0"/>
           <w:sz w:val="18"/>
         </w:rPr>
-        <w:t xml:space="preserve">Ghoddusi Johari H, Moein SA*, Hosseinzadeh A, Kojuri J, Roshanshad A, </w:t>
-      </w:r>
-      <w:r>
-        <w:rPr>
-          <w:rFonts w:ascii="Arial" w:hAnsi="Arial"/>
-          <w:b/>
-          <w:i w:val="0"/>
-          <w:sz w:val="18"/>
-        </w:rPr>
-        <w:t>Shahriarirad R</w:t>
-      </w:r>
-      <w:r>
-        <w:rPr>
-          <w:rFonts w:ascii="Arial" w:hAnsi="Arial"/>
-          <w:b w:val="0"/>
-          <w:i w:val="0"/>
-          <w:sz w:val="18"/>
-        </w:rPr>
-      </w:r>
-      <w:r>
-        <w:rPr>
-          <w:rFonts w:ascii="Arial" w:hAnsi="Arial"/>
-          <w:b w:val="0"/>
-          <w:i w:val="0"/>
-          <w:sz w:val="18"/>
-        </w:rPr>
-        <w:t xml:space="preserve"> The Role of Surgical and Endovascular Repair of Blunt Traumatic Aortic Injury in the Modern Era: A Single-Center Experience. </w:t>
+        <w:t xml:space="preserve">Nasiri S, Meshkati Yazd SM, Kamran H, Kahrizi MS, Azhdari M, </w:t>
+      </w:r>
+      <w:r>
+        <w:rPr>
+          <w:rFonts w:ascii="Arial" w:hAnsi="Arial"/>
+          <w:b/>
+          <w:i w:val="0"/>
+          <w:sz w:val="18"/>
+        </w:rPr>
+        <w:t>Shahriarirad R*</w:t>
+      </w:r>
+      <w:r>
+        <w:rPr>
+          <w:rFonts w:ascii="Arial" w:hAnsi="Arial"/>
+          <w:b w:val="0"/>
+          <w:i w:val="0"/>
+          <w:sz w:val="18"/>
+        </w:rPr>
+      </w:r>
+      <w:r>
+        <w:rPr>
+          <w:rFonts w:ascii="Arial" w:hAnsi="Arial"/>
+          <w:b w:val="0"/>
+          <w:i w:val="0"/>
+          <w:sz w:val="18"/>
+        </w:rPr>
+        <w:t xml:space="preserve"> Auto Transplantation of Parathyroid Tissue into Subcutaneous Subclavicular Area Following Total Parathyroidectomy in Secondary Hyperparathyroidism. </w:t>
       </w:r>
       <w:r>
         <w:rPr>
@@ -8717,7 +8770,7 @@
           <w:i/>
           <w:sz w:val="18"/>
         </w:rPr>
-        <w:t>Bulletin of Emergency and Trauma</w:t>
+        <w:t>Journal of Endocrinological Investigation</w:t>
       </w:r>
       <w:r>
         <w:rPr>
@@ -8752,7 +8805,7 @@
           <w:i w:val="0"/>
           <w:sz w:val="18"/>
         </w:rPr>
-        <w:t xml:space="preserve">Mirahmadizadeh A, Heiran A, Sahebi R, Azadian F, </w:t>
+        <w:t xml:space="preserve">Ghoddusi Johari H, Moein SA*, Hosseinzadeh A, Kojuri J, Roshanshad A, </w:t>
       </w:r>
       <w:r>
         <w:rPr>
@@ -8770,16 +8823,15 @@
           <w:i w:val="0"/>
           <w:sz w:val="18"/>
         </w:rPr>
-        <w:t>, Sharifi MH</w:t>
-      </w:r>
-      <w:r>
-        <w:rPr>
-          <w:rFonts w:ascii="Arial" w:hAnsi="Arial"/>
-          <w:b w:val="0"/>
-          <w:i w:val="0"/>
-          <w:sz w:val="18"/>
-        </w:rPr>
-        <w:t xml:space="preserve"> Parents' Attitude to School Reopening before the Emergence of Omicron Variant of SARS-CoV-2: A Retrospective Web-based Survey. </w:t>
+      </w:r>
+      <w:r>
+        <w:rPr>
+          <w:rFonts w:ascii="Arial" w:hAnsi="Arial"/>
+          <w:b w:val="0"/>
+          <w:i w:val="0"/>
+          <w:sz w:val="18"/>
+        </w:rPr>
+        <w:t xml:space="preserve"> The Role of Surgical and Endovascular Repair of Blunt Traumatic Aortic Injury in the Modern Era: A Single-Center Experience. </w:t>
       </w:r>
       <w:r>
         <w:rPr>
@@ -8788,7 +8840,7 @@
           <w:i/>
           <w:sz w:val="18"/>
         </w:rPr>
-        <w:t>Health Management &amp; Information Science</w:t>
+        <w:t>Bulletin of Emergency and Trauma</w:t>
       </w:r>
       <w:r>
         <w:rPr>
@@ -8823,7 +8875,7 @@
           <w:i w:val="0"/>
           <w:sz w:val="18"/>
         </w:rPr>
-        <w:t xml:space="preserve">Dehghanpisheh L, Eghbal MH, Salari M, </w:t>
+        <w:t xml:space="preserve">Mirahmadizadeh A, Heiran A, Sahebi R, Azadian F, </w:t>
       </w:r>
       <w:r>
         <w:rPr>
@@ -8841,16 +8893,16 @@
           <w:i w:val="0"/>
           <w:sz w:val="18"/>
         </w:rPr>
-        <w:t>, Borzou N, Vatankhah P*</w:t>
-      </w:r>
-      <w:r>
-        <w:rPr>
-          <w:rFonts w:ascii="Arial" w:hAnsi="Arial"/>
-          <w:b w:val="0"/>
-          <w:i w:val="0"/>
-          <w:sz w:val="18"/>
-        </w:rPr>
-        <w:t xml:space="preserve"> Evaluation and Comparison of Mucormycosis Patients' Features Undergoing Functional Endoscopic Sinus Surgery Prior to and during the COVID-19 Pandemic: A Case-Control Study. </w:t>
+        <w:t>, Sharifi MH</w:t>
+      </w:r>
+      <w:r>
+        <w:rPr>
+          <w:rFonts w:ascii="Arial" w:hAnsi="Arial"/>
+          <w:b w:val="0"/>
+          <w:i w:val="0"/>
+          <w:sz w:val="18"/>
+        </w:rPr>
+        <w:t xml:space="preserve"> Parents' Attitude to School Reopening before the Emergence of Omicron Variant of SARS-CoV-2: A Retrospective Web-based Survey. </w:t>
       </w:r>
       <w:r>
         <w:rPr>
@@ -8859,7 +8911,7 @@
           <w:i/>
           <w:sz w:val="18"/>
         </w:rPr>
-        <w:t>International Journal of Clinical Practice</w:t>
+        <w:t>Health Management &amp; Information Science</w:t>
       </w:r>
       <w:r>
         <w:rPr>
@@ -8894,7 +8946,7 @@
           <w:i w:val="0"/>
           <w:sz w:val="18"/>
         </w:rPr>
-        <w:t xml:space="preserve">Sabetian G, Azimi A*, Kazemi A*, Hoseini B, Asmarian N, Khaloo V, Zand F, Masjedi M, </w:t>
+        <w:t xml:space="preserve">Dehghanpisheh L, Eghbal MH, Salari M, </w:t>
       </w:r>
       <w:r>
         <w:rPr>
@@ -8912,16 +8964,16 @@
           <w:i w:val="0"/>
           <w:sz w:val="18"/>
         </w:rPr>
-        <w:t>, Shahriarirad S</w:t>
-      </w:r>
-      <w:r>
-        <w:rPr>
-          <w:rFonts w:ascii="Arial" w:hAnsi="Arial"/>
-          <w:b w:val="0"/>
-          <w:i w:val="0"/>
-          <w:sz w:val="18"/>
-        </w:rPr>
-        <w:t xml:space="preserve"> Prediction of Patients with COVID-19 Requiring Intensive Care: A Cross-sectional Study Based on Machine-learning Approach from Iran. </w:t>
+        <w:t>, Borzou N, Vatankhah P*</w:t>
+      </w:r>
+      <w:r>
+        <w:rPr>
+          <w:rFonts w:ascii="Arial" w:hAnsi="Arial"/>
+          <w:b w:val="0"/>
+          <w:i w:val="0"/>
+          <w:sz w:val="18"/>
+        </w:rPr>
+        <w:t xml:space="preserve"> Evaluation and Comparison of Mucormycosis Patients' Features Undergoing Functional Endoscopic Sinus Surgery Prior to and during the COVID-19 Pandemic: A Case-Control Study. </w:t>
       </w:r>
       <w:r>
         <w:rPr>
@@ -8930,7 +8982,7 @@
           <w:i/>
           <w:sz w:val="18"/>
         </w:rPr>
-        <w:t>Indian Journal of Critical Care Medicine</w:t>
+        <w:t>International Journal of Clinical Practice</w:t>
       </w:r>
       <w:r>
         <w:rPr>
@@ -8965,7 +9017,7 @@
           <w:i w:val="0"/>
           <w:sz w:val="18"/>
         </w:rPr>
-        <w:t xml:space="preserve">Vazin A, </w:t>
+        <w:t xml:space="preserve">Sabetian G, Azimi A*, Kazemi A*, Hoseini B, Asmarian N, Khaloo V, Zand F, Masjedi M, </w:t>
       </w:r>
       <w:r>
         <w:rPr>
@@ -8983,16 +9035,16 @@
           <w:i w:val="0"/>
           <w:sz w:val="18"/>
         </w:rPr>
-        <w:t>, Malekhosseini SA, Shafiekhani M, Nikoupour H, Arasteh P</w:t>
-      </w:r>
-      <w:r>
-        <w:rPr>
-          <w:rFonts w:ascii="Arial" w:hAnsi="Arial"/>
-          <w:b w:val="0"/>
-          <w:i w:val="0"/>
-          <w:sz w:val="18"/>
-        </w:rPr>
-        <w:t xml:space="preserve"> Incidence, Clinicomicrobiological Characteristics, Risk Factors, and Treatment Outcomes of Bacterial Infections Following Liver Transplantation in Pediatrics: A Retrospective Cohort Study. </w:t>
+        <w:t>, Shahriarirad S</w:t>
+      </w:r>
+      <w:r>
+        <w:rPr>
+          <w:rFonts w:ascii="Arial" w:hAnsi="Arial"/>
+          <w:b w:val="0"/>
+          <w:i w:val="0"/>
+          <w:sz w:val="18"/>
+        </w:rPr>
+        <w:t xml:space="preserve"> Prediction of Patients with COVID-19 Requiring Intensive Care: A Cross-sectional Study Based on Machine-learning Approach from Iran. </w:t>
       </w:r>
       <w:r>
         <w:rPr>
@@ -9001,7 +9053,7 @@
           <w:i/>
           <w:sz w:val="18"/>
         </w:rPr>
-        <w:t>Archives of Pediatric Infectious Diseases</w:t>
+        <w:t>Indian Journal of Critical Care Medicine</w:t>
       </w:r>
       <w:r>
         <w:rPr>
@@ -9036,7 +9088,7 @@
           <w:i w:val="0"/>
           <w:sz w:val="18"/>
         </w:rPr>
-        <w:t xml:space="preserve">Salimi A, Mirghaderi SP, Gholamzadeh MJ, Qahremani R, Hadizadeh A, </w:t>
+        <w:t xml:space="preserve">Vazin A, </w:t>
       </w:r>
       <w:r>
         <w:rPr>
@@ -9054,16 +9106,16 @@
           <w:i w:val="0"/>
           <w:sz w:val="18"/>
         </w:rPr>
-        <w:t>, Shekouhi R</w:t>
-      </w:r>
-      <w:r>
-        <w:rPr>
-          <w:rFonts w:ascii="Arial" w:hAnsi="Arial"/>
-          <w:b w:val="0"/>
-          <w:i w:val="0"/>
-          <w:sz w:val="18"/>
-        </w:rPr>
-        <w:t xml:space="preserve"> Evaluation of Crossover Sign in Pelvis Models Made with a Three-Dimensional Printer. </w:t>
+        <w:t>, Malekhosseini SA, Shafiekhani M, Nikoupour H, Arasteh P</w:t>
+      </w:r>
+      <w:r>
+        <w:rPr>
+          <w:rFonts w:ascii="Arial" w:hAnsi="Arial"/>
+          <w:b w:val="0"/>
+          <w:i w:val="0"/>
+          <w:sz w:val="18"/>
+        </w:rPr>
+        <w:t xml:space="preserve"> Incidence, Clinicomicrobiological Characteristics, Risk Factors, and Treatment Outcomes of Bacterial Infections Following Liver Transplantation in Pediatrics: A Retrospective Cohort Study. </w:t>
       </w:r>
       <w:r>
         <w:rPr>
@@ -9072,7 +9124,7 @@
           <w:i/>
           <w:sz w:val="18"/>
         </w:rPr>
-        <w:t>Advances in Orthopedics</w:t>
+        <w:t>Archives of Pediatric Infectious Diseases</w:t>
       </w:r>
       <w:r>
         <w:rPr>
@@ -9098,43 +9150,43 @@
           <w:color w:val="1F3864"/>
           <w:sz w:val="18"/>
         </w:rPr>
-        <w:t xml:space="preserve">93. </w:t>
-      </w:r>
-      <w:r>
-        <w:rPr>
-          <w:rFonts w:ascii="Arial" w:hAnsi="Arial"/>
-          <w:b w:val="0"/>
-          <w:i w:val="0"/>
-          <w:sz w:val="18"/>
-        </w:rPr>
-        <w:t xml:space="preserve">Kazemi K, Hosseinzadeh A, </w:t>
-      </w:r>
-      <w:r>
-        <w:rPr>
-          <w:rFonts w:ascii="Arial" w:hAnsi="Arial"/>
-          <w:b/>
-          <w:i w:val="0"/>
-          <w:sz w:val="18"/>
-        </w:rPr>
-        <w:t>Shahriarirad R*</w:t>
-      </w:r>
-      <w:r>
-        <w:rPr>
-          <w:rFonts w:ascii="Arial" w:hAnsi="Arial"/>
-          <w:b w:val="0"/>
-          <w:i w:val="0"/>
-          <w:sz w:val="18"/>
-        </w:rPr>
-        <w:t>, Naseri R, Shamsaeefar A, Malekhosseini SA</w:t>
-      </w:r>
-      <w:r>
-        <w:rPr>
-          <w:rFonts w:ascii="Arial" w:hAnsi="Arial"/>
-          <w:b w:val="0"/>
-          <w:i w:val="0"/>
-          <w:sz w:val="18"/>
-        </w:rPr>
-        <w:t xml:space="preserve"> Comparison of Oral Sirolimus, Prednisolone, and Combination of Both in Experimentally Induced Peritoneal Adhesion. </w:t>
+        <w:t xml:space="preserve">91. </w:t>
+      </w:r>
+      <w:r>
+        <w:rPr>
+          <w:rFonts w:ascii="Arial" w:hAnsi="Arial"/>
+          <w:b w:val="0"/>
+          <w:i w:val="0"/>
+          <w:sz w:val="18"/>
+        </w:rPr>
+        <w:t xml:space="preserve">Salimi A, Mirghaderi SP, Gholamzadeh MJ, Qahremani R, Hadizadeh A, </w:t>
+      </w:r>
+      <w:r>
+        <w:rPr>
+          <w:rFonts w:ascii="Arial" w:hAnsi="Arial"/>
+          <w:b/>
+          <w:i w:val="0"/>
+          <w:sz w:val="18"/>
+        </w:rPr>
+        <w:t>Shahriarirad R</w:t>
+      </w:r>
+      <w:r>
+        <w:rPr>
+          <w:rFonts w:ascii="Arial" w:hAnsi="Arial"/>
+          <w:b w:val="0"/>
+          <w:i w:val="0"/>
+          <w:sz w:val="18"/>
+        </w:rPr>
+        <w:t>, Shekouhi R</w:t>
+      </w:r>
+      <w:r>
+        <w:rPr>
+          <w:rFonts w:ascii="Arial" w:hAnsi="Arial"/>
+          <w:b w:val="0"/>
+          <w:i w:val="0"/>
+          <w:sz w:val="18"/>
+        </w:rPr>
+        <w:t xml:space="preserve"> Evaluation of Crossover Sign in Pelvis Models Made with a Three-Dimensional Printer. </w:t>
       </w:r>
       <w:r>
         <w:rPr>
@@ -9143,7 +9195,7 @@
           <w:i/>
           <w:sz w:val="18"/>
         </w:rPr>
-        <w:t>Journal of Surgical Research</w:t>
+        <w:t>Advances in Orthopedics</w:t>
       </w:r>
       <w:r>
         <w:rPr>
@@ -9178,33 +9230,34 @@
           <w:i w:val="0"/>
           <w:sz w:val="18"/>
         </w:rPr>
-        <w:t xml:space="preserve">Khoshnazar SS, Farpour HR*, </w:t>
-      </w:r>
-      <w:r>
-        <w:rPr>
-          <w:rFonts w:ascii="Arial" w:hAnsi="Arial"/>
-          <w:b/>
-          <w:i w:val="0"/>
-          <w:sz w:val="18"/>
-        </w:rPr>
-        <w:t>Shahriarirad R</w:t>
-      </w:r>
-      <w:r>
-        <w:rPr>
-          <w:rFonts w:ascii="Arial" w:hAnsi="Arial"/>
-          <w:b w:val="0"/>
-          <w:i w:val="0"/>
-          <w:sz w:val="18"/>
-        </w:rPr>
-      </w:r>
-      <w:r>
-        <w:rPr>
-          <w:rFonts w:ascii="Arial" w:hAnsi="Arial"/>
-          <w:b w:val="0"/>
-          <w:i w:val="0"/>
-          <w:sz w:val="18"/>
-        </w:rPr>
-        <w:t xml:space="preserve"> A Comparison between Effectiveness of Gluteal Trigger Point and Epidural Steroid Injection in Lumbosacral Canal Stenosis Patients: A Randomized Clinical Trial. </w:t>
+        <w:t xml:space="preserve">Kazemi K, Hosseinzadeh A, </w:t>
+      </w:r>
+      <w:r>
+        <w:rPr>
+          <w:rFonts w:ascii="Arial" w:hAnsi="Arial"/>
+          <w:b/>
+          <w:i w:val="0"/>
+          <w:sz w:val="18"/>
+        </w:rPr>
+        <w:t>Shahriarirad R*</w:t>
+      </w:r>
+      <w:r>
+        <w:rPr>
+          <w:rFonts w:ascii="Arial" w:hAnsi="Arial"/>
+          <w:b w:val="0"/>
+          <w:i w:val="0"/>
+          <w:sz w:val="18"/>
+        </w:rPr>
+        <w:t>, Naseri R, Shamsaeefar A, Malekhosseini SA</w:t>
+      </w:r>
+      <w:r>
+        <w:rPr>
+          <w:rFonts w:ascii="Arial" w:hAnsi="Arial"/>
+          <w:b w:val="0"/>
+          <w:i w:val="0"/>
+          <w:sz w:val="18"/>
+        </w:rPr>
+        <w:t xml:space="preserve"> Comparison of Oral Sirolimus, Prednisolone, and Combination of Both in Experimentally Induced Peritoneal Adhesion. </w:t>
       </w:r>
       <w:r>
         <w:rPr>
@@ -9213,7 +9266,7 @@
           <w:i/>
           <w:sz w:val="18"/>
         </w:rPr>
-        <w:t>British Journal of Neurosurgery</w:t>
+        <w:t>Journal of Surgical Research</w:t>
       </w:r>
       <w:r>
         <w:rPr>
@@ -9248,7 +9301,7 @@
           <w:i w:val="0"/>
           <w:sz w:val="18"/>
         </w:rPr>
-        <w:t xml:space="preserve">Hoghoughi MA, Marzban MR, Shahrbaf MA, </w:t>
+        <w:t xml:space="preserve">Khoshnazar SS, Farpour HR*, </w:t>
       </w:r>
       <w:r>
         <w:rPr>
@@ -9266,16 +9319,15 @@
           <w:i w:val="0"/>
           <w:sz w:val="18"/>
         </w:rPr>
-        <w:t>, Karoobi M, Ranjbar K</w:t>
-      </w:r>
-      <w:r>
-        <w:rPr>
-          <w:rFonts w:ascii="Arial" w:hAnsi="Arial"/>
-          <w:b w:val="0"/>
-          <w:i w:val="0"/>
-          <w:sz w:val="18"/>
-        </w:rPr>
-        <w:t xml:space="preserve"> Burn Injuries in People Who Used Drug, 2009-2017: A Case-Control Study in Shiraz, Southern Iran. </w:t>
+      </w:r>
+      <w:r>
+        <w:rPr>
+          <w:rFonts w:ascii="Arial" w:hAnsi="Arial"/>
+          <w:b w:val="0"/>
+          <w:i w:val="0"/>
+          <w:sz w:val="18"/>
+        </w:rPr>
+        <w:t xml:space="preserve"> A Comparison between Effectiveness of Gluteal Trigger Point and Epidural Steroid Injection in Lumbosacral Canal Stenosis Patients: A Randomized Clinical Trial. </w:t>
       </w:r>
       <w:r>
         <w:rPr>
@@ -9284,7 +9336,7 @@
           <w:i/>
           <w:sz w:val="18"/>
         </w:rPr>
-        <w:t>Journal of Burn Care &amp; Research</w:t>
+        <w:t>British Journal of Neurosurgery</w:t>
       </w:r>
       <w:r>
         <w:rPr>
@@ -9319,7 +9371,7 @@
           <w:i w:val="0"/>
           <w:sz w:val="18"/>
         </w:rPr>
-        <w:t xml:space="preserve">Zare M, Akbarialiabad H, Parsaei H, Asgari Q, Alinejad A, </w:t>
+        <w:t xml:space="preserve">Hoghoughi MA, Marzban MR, Shahrbaf MA, </w:t>
       </w:r>
       <w:r>
         <w:rPr>
@@ -9337,16 +9389,16 @@
           <w:i w:val="0"/>
           <w:sz w:val="18"/>
         </w:rPr>
-        <w:t>, Abdollahifard G*</w:t>
-      </w:r>
-      <w:r>
-        <w:rPr>
-          <w:rFonts w:ascii="Arial" w:hAnsi="Arial"/>
-          <w:b w:val="0"/>
-          <w:i w:val="0"/>
-          <w:sz w:val="18"/>
-        </w:rPr>
-        <w:t xml:space="preserve"> A Machine Learning-Based System for Detecting Leishmaniasis in Microscopic Images. </w:t>
+        <w:t>, Karoobi M, Ranjbar K</w:t>
+      </w:r>
+      <w:r>
+        <w:rPr>
+          <w:rFonts w:ascii="Arial" w:hAnsi="Arial"/>
+          <w:b w:val="0"/>
+          <w:i w:val="0"/>
+          <w:sz w:val="18"/>
+        </w:rPr>
+        <w:t xml:space="preserve"> Burn Injuries in People Who Used Drug, 2009-2017: A Case-Control Study in Shiraz, Southern Iran. </w:t>
       </w:r>
       <w:r>
         <w:rPr>
@@ -9355,7 +9407,7 @@
           <w:i/>
           <w:sz w:val="18"/>
         </w:rPr>
-        <w:t>BMC Infectious Diseases</w:t>
+        <w:t>Journal of Burn Care &amp; Research</w:t>
       </w:r>
       <w:r>
         <w:rPr>
@@ -9390,7 +9442,7 @@
           <w:i w:val="0"/>
           <w:sz w:val="18"/>
         </w:rPr>
-        <w:t xml:space="preserve">Parvar SY, Ghamari N*, Pezeshkian F, </w:t>
+        <w:t xml:space="preserve">Zare M, Akbarialiabad H, Parsaei H, Asgari Q, Alinejad A, </w:t>
       </w:r>
       <w:r>
         <w:rPr>
@@ -9408,15 +9460,16 @@
           <w:i w:val="0"/>
           <w:sz w:val="18"/>
         </w:rPr>
-      </w:r>
-      <w:r>
-        <w:rPr>
-          <w:rFonts w:ascii="Arial" w:hAnsi="Arial"/>
-          <w:b w:val="0"/>
-          <w:i w:val="0"/>
-          <w:sz w:val="18"/>
-        </w:rPr>
-        <w:t xml:space="preserve"> Prevalence of Anxiety, Depression, Stress, and Perceived Stress and Their Relation with Resilience in the General Population during the COVID-19 Pandemic: A Cross-sectional Study. </w:t>
+        <w:t>, Abdollahifard G*</w:t>
+      </w:r>
+      <w:r>
+        <w:rPr>
+          <w:rFonts w:ascii="Arial" w:hAnsi="Arial"/>
+          <w:b w:val="0"/>
+          <w:i w:val="0"/>
+          <w:sz w:val="18"/>
+        </w:rPr>
+        <w:t xml:space="preserve"> A Machine Learning-Based System for Detecting Leishmaniasis in Microscopic Images. </w:t>
       </w:r>
       <w:r>
         <w:rPr>
@@ -9425,7 +9478,7 @@
           <w:i/>
           <w:sz w:val="18"/>
         </w:rPr>
-        <w:t>Health Science Reports</w:t>
+        <w:t>BMC Infectious Diseases</w:t>
       </w:r>
       <w:r>
         <w:rPr>
@@ -9460,7 +9513,7 @@
           <w:i w:val="0"/>
           <w:sz w:val="18"/>
         </w:rPr>
-        <w:t xml:space="preserve">Rezaei Z, Zeighami A, </w:t>
+        <w:t xml:space="preserve">Parvar SY, Ghamari N*, Pezeshkian F, </w:t>
       </w:r>
       <w:r>
         <w:rPr>
@@ -9478,16 +9531,15 @@
           <w:i w:val="0"/>
           <w:sz w:val="18"/>
         </w:rPr>
-        <w:t>, Arefkhah N, Sarkari B</w:t>
-      </w:r>
-      <w:r>
-        <w:rPr>
-          <w:rFonts w:ascii="Arial" w:hAnsi="Arial"/>
-          <w:b w:val="0"/>
-          <w:i w:val="0"/>
-          <w:sz w:val="18"/>
-        </w:rPr>
-        <w:t xml:space="preserve"> Serosurvey and Molecular Detection of Toxoplasma gondii in Dogs in Rural Areas of Kazeroun District, Fars Province, Southern Iran. </w:t>
+      </w:r>
+      <w:r>
+        <w:rPr>
+          <w:rFonts w:ascii="Arial" w:hAnsi="Arial"/>
+          <w:b w:val="0"/>
+          <w:i w:val="0"/>
+          <w:sz w:val="18"/>
+        </w:rPr>
+        <w:t xml:space="preserve"> Prevalence of Anxiety, Depression, Stress, and Perceived Stress and Their Relation with Resilience in the General Population during the COVID-19 Pandemic: A Cross-sectional Study. </w:t>
       </w:r>
       <w:r>
         <w:rPr>
@@ -9496,7 +9548,7 @@
           <w:i/>
           <w:sz w:val="18"/>
         </w:rPr>
-        <w:t>Journal of Parasitology Research</w:t>
+        <w:t>Health Science Reports</w:t>
       </w:r>
       <w:r>
         <w:rPr>
@@ -9506,7 +9558,7 @@
           <w:color w:val="6B84A0"/>
           <w:sz w:val="18"/>
         </w:rPr>
-        <w:t xml:space="preserve"> (2021)</w:t>
+        <w:t xml:space="preserve"> (2022)</w:t>
       </w:r>
     </w:p>
     <w:p>
@@ -9522,16 +9574,16 @@
           <w:color w:val="1F3864"/>
           <w:sz w:val="18"/>
         </w:rPr>
-        <w:t xml:space="preserve">100. </w:t>
-      </w:r>
-      <w:r>
-        <w:rPr>
-          <w:rFonts w:ascii="Arial" w:hAnsi="Arial"/>
-          <w:b w:val="0"/>
-          <w:i w:val="0"/>
-          <w:sz w:val="18"/>
-        </w:rPr>
-        <w:t xml:space="preserve">Moghimi N, Faridfar A, Jelodari Mamaghani H, Nikandish M, </w:t>
+        <w:t xml:space="preserve">99. </w:t>
+      </w:r>
+      <w:r>
+        <w:rPr>
+          <w:rFonts w:ascii="Arial" w:hAnsi="Arial"/>
+          <w:b w:val="0"/>
+          <w:i w:val="0"/>
+          <w:sz w:val="18"/>
+        </w:rPr>
+        <w:t xml:space="preserve">Rezaei Z, Zeighami A, </w:t>
       </w:r>
       <w:r>
         <w:rPr>
@@ -9549,16 +9601,16 @@
           <w:i w:val="0"/>
           <w:sz w:val="18"/>
         </w:rPr>
-        <w:t>, Shenavandeh S</w:t>
-      </w:r>
-      <w:r>
-        <w:rPr>
-          <w:rFonts w:ascii="Arial" w:hAnsi="Arial"/>
-          <w:b w:val="0"/>
-          <w:i w:val="0"/>
-          <w:sz w:val="18"/>
-        </w:rPr>
-        <w:t xml:space="preserve"> Evaluation of the Relationship between Vitamin D Levels and Related Serum Markers as Well as Disease Activity in Patients with Rheumatoid Arthritis. </w:t>
+        <w:t>, Arefkhah N, Sarkari B</w:t>
+      </w:r>
+      <w:r>
+        <w:rPr>
+          <w:rFonts w:ascii="Arial" w:hAnsi="Arial"/>
+          <w:b w:val="0"/>
+          <w:i w:val="0"/>
+          <w:sz w:val="18"/>
+        </w:rPr>
+        <w:t xml:space="preserve"> Serosurvey and Molecular Detection of Toxoplasma gondii in Dogs in Rural Areas of Kazeroun District, Fars Province, Southern Iran. </w:t>
       </w:r>
       <w:r>
         <w:rPr>
@@ -9567,7 +9619,7 @@
           <w:i/>
           <w:sz w:val="18"/>
         </w:rPr>
-        <w:t>Journal of Bioengineering Research</w:t>
+        <w:t>Journal of Parasitology Research</w:t>
       </w:r>
       <w:r>
         <w:rPr>
@@ -9602,7 +9654,7 @@
           <w:i w:val="0"/>
           <w:sz w:val="18"/>
         </w:rPr>
-        <w:t xml:space="preserve">Sheikhesmaeili F, Salimi M, Salimi A, Nikandish M, </w:t>
+        <w:t xml:space="preserve">Moghimi N, Faridfar A, Jelodari Mamaghani H, Nikandish M, </w:t>
       </w:r>
       <w:r>
         <w:rPr>
@@ -9620,16 +9672,16 @@
           <w:i w:val="0"/>
           <w:sz w:val="18"/>
         </w:rPr>
-        <w:t>, Falahati A</w:t>
-      </w:r>
-      <w:r>
-        <w:rPr>
-          <w:rFonts w:ascii="Arial" w:hAnsi="Arial"/>
-          <w:b w:val="0"/>
-          <w:i w:val="0"/>
-          <w:sz w:val="18"/>
-        </w:rPr>
-        <w:t xml:space="preserve"> Comparison of Serologic Celiac Disease in Patients with Hypothyroidism and Healthy Controls: A Case-Control Study. </w:t>
+        <w:t>, Shenavandeh S</w:t>
+      </w:r>
+      <w:r>
+        <w:rPr>
+          <w:rFonts w:ascii="Arial" w:hAnsi="Arial"/>
+          <w:b w:val="0"/>
+          <w:i w:val="0"/>
+          <w:sz w:val="18"/>
+        </w:rPr>
+        <w:t xml:space="preserve"> Evaluation of the Relationship between Vitamin D Levels and Related Serum Markers as Well as Disease Activity in Patients with Rheumatoid Arthritis. </w:t>
       </w:r>
       <w:r>
         <w:rPr>
@@ -9673,34 +9725,34 @@
           <w:i w:val="0"/>
           <w:sz w:val="18"/>
         </w:rPr>
-        <w:t xml:space="preserve">Mohammadi AA, Hoghoughi MA, Karoobi M, Ranjbar K, </w:t>
-      </w:r>
-      <w:r>
-        <w:rPr>
-          <w:rFonts w:ascii="Arial" w:hAnsi="Arial"/>
-          <w:b/>
-          <w:i w:val="0"/>
-          <w:sz w:val="18"/>
-        </w:rPr>
-        <w:t>Shahriarirad R*</w:t>
-      </w:r>
-      <w:r>
-        <w:rPr>
-          <w:rFonts w:ascii="Arial" w:hAnsi="Arial"/>
-          <w:b w:val="0"/>
-          <w:i w:val="0"/>
-          <w:sz w:val="18"/>
-        </w:rPr>
-        <w:t>, Erfani A, Modarresi MS, Zardosht M</w:t>
-      </w:r>
-      <w:r>
-        <w:rPr>
-          <w:rFonts w:ascii="Arial" w:hAnsi="Arial"/>
-          <w:b w:val="0"/>
-          <w:i w:val="0"/>
-          <w:sz w:val="18"/>
-        </w:rPr>
-        <w:t xml:space="preserve"> Socioeconomic Features of Burn Injuries in Southern Iran: A Cross-sectional Study. </w:t>
+        <w:t xml:space="preserve">Sheikhesmaeili F, Salimi M, Salimi A, Nikandish M, </w:t>
+      </w:r>
+      <w:r>
+        <w:rPr>
+          <w:rFonts w:ascii="Arial" w:hAnsi="Arial"/>
+          <w:b/>
+          <w:i w:val="0"/>
+          <w:sz w:val="18"/>
+        </w:rPr>
+        <w:t>Shahriarirad R</w:t>
+      </w:r>
+      <w:r>
+        <w:rPr>
+          <w:rFonts w:ascii="Arial" w:hAnsi="Arial"/>
+          <w:b w:val="0"/>
+          <w:i w:val="0"/>
+          <w:sz w:val="18"/>
+        </w:rPr>
+        <w:t>, Falahati A</w:t>
+      </w:r>
+      <w:r>
+        <w:rPr>
+          <w:rFonts w:ascii="Arial" w:hAnsi="Arial"/>
+          <w:b w:val="0"/>
+          <w:i w:val="0"/>
+          <w:sz w:val="18"/>
+        </w:rPr>
+        <w:t xml:space="preserve"> Comparison of Serologic Celiac Disease in Patients with Hypothyroidism and Healthy Controls: A Case-Control Study. </w:t>
       </w:r>
       <w:r>
         <w:rPr>
@@ -9709,7 +9761,7 @@
           <w:i/>
           <w:sz w:val="18"/>
         </w:rPr>
-        <w:t>Journal of Burn Care &amp; Research</w:t>
+        <w:t>Journal of Bioengineering Research</w:t>
       </w:r>
       <w:r>
         <w:rPr>
@@ -9744,7 +9796,7 @@
           <w:i w:val="0"/>
           <w:sz w:val="18"/>
         </w:rPr>
-        <w:t xml:space="preserve">Shafiekhani M, Shahabinezhad F, Niknam T, Tara SA, Hosseinpour P, </w:t>
+        <w:t xml:space="preserve">Mohammadi AA, Hoghoughi MA, Karoobi M, Ranjbar K, </w:t>
       </w:r>
       <w:r>
         <w:rPr>
@@ -9762,16 +9814,16 @@
           <w:i w:val="0"/>
           <w:sz w:val="18"/>
         </w:rPr>
-        <w:t>, Malekhosseini SA</w:t>
-      </w:r>
-      <w:r>
-        <w:rPr>
-          <w:rFonts w:ascii="Arial" w:hAnsi="Arial"/>
-          <w:b w:val="0"/>
-          <w:i w:val="0"/>
-          <w:sz w:val="18"/>
-        </w:rPr>
-        <w:t xml:space="preserve"> Evaluation of the Therapeutic Regimen in COVID-19 in Transplant Patients: Where do Immunomodulatory and Antivirals Stand?. </w:t>
+        <w:t>, Erfani A, Modarresi MS, Zardosht M</w:t>
+      </w:r>
+      <w:r>
+        <w:rPr>
+          <w:rFonts w:ascii="Arial" w:hAnsi="Arial"/>
+          <w:b w:val="0"/>
+          <w:i w:val="0"/>
+          <w:sz w:val="18"/>
+        </w:rPr>
+        <w:t xml:space="preserve"> Socioeconomic Features of Burn Injuries in Southern Iran: A Cross-sectional Study. </w:t>
       </w:r>
       <w:r>
         <w:rPr>
@@ -9780,7 +9832,7 @@
           <w:i/>
           <w:sz w:val="18"/>
         </w:rPr>
-        <w:t>BMC Clinical Virology</w:t>
+        <w:t>Journal of Burn Care &amp; Research</w:t>
       </w:r>
       <w:r>
         <w:rPr>
@@ -9815,34 +9867,34 @@
           <w:i w:val="0"/>
           <w:sz w:val="18"/>
         </w:rPr>
-        <w:t xml:space="preserve">Parvizi MM*, Fatehi N, Jaladat AM, Gholampour Z, </w:t>
-      </w:r>
-      <w:r>
-        <w:rPr>
-          <w:rFonts w:ascii="Arial" w:hAnsi="Arial"/>
-          <w:b/>
-          <w:i w:val="0"/>
-          <w:sz w:val="18"/>
-        </w:rPr>
-        <w:t>Shahriarirad R</w:t>
-      </w:r>
-      <w:r>
-        <w:rPr>
-          <w:rFonts w:ascii="Arial" w:hAnsi="Arial"/>
-          <w:b w:val="0"/>
-          <w:i w:val="0"/>
-          <w:sz w:val="18"/>
-        </w:rPr>
-        <w:t>, Erfani A</w:t>
-      </w:r>
-      <w:r>
-        <w:rPr>
-          <w:rFonts w:ascii="Arial" w:hAnsi="Arial"/>
-          <w:b w:val="0"/>
-          <w:i w:val="0"/>
-          <w:sz w:val="18"/>
-        </w:rPr>
-        <w:t xml:space="preserve"> Epidemiological Factors in Patients with Dermatologic Conditions Referring to the Clinic of Traditional Persian Medicine: A Cross-sectional Study. </w:t>
+        <w:t xml:space="preserve">Shafiekhani M, Shahabinezhad F, Niknam T, Tara SA, Hosseinpour P, </w:t>
+      </w:r>
+      <w:r>
+        <w:rPr>
+          <w:rFonts w:ascii="Arial" w:hAnsi="Arial"/>
+          <w:b/>
+          <w:i w:val="0"/>
+          <w:sz w:val="18"/>
+        </w:rPr>
+        <w:t>Shahriarirad R*</w:t>
+      </w:r>
+      <w:r>
+        <w:rPr>
+          <w:rFonts w:ascii="Arial" w:hAnsi="Arial"/>
+          <w:b w:val="0"/>
+          <w:i w:val="0"/>
+          <w:sz w:val="18"/>
+        </w:rPr>
+        <w:t>, Malekhosseini SA</w:t>
+      </w:r>
+      <w:r>
+        <w:rPr>
+          <w:rFonts w:ascii="Arial" w:hAnsi="Arial"/>
+          <w:b w:val="0"/>
+          <w:i w:val="0"/>
+          <w:sz w:val="18"/>
+        </w:rPr>
+        <w:t xml:space="preserve"> Evaluation of the Therapeutic Regimen in COVID-19 in Transplant Patients: Where do Immunomodulatory and Antivirals Stand?. </w:t>
       </w:r>
       <w:r>
         <w:rPr>
@@ -9851,7 +9903,7 @@
           <w:i/>
           <w:sz w:val="18"/>
         </w:rPr>
-        <w:t>International Journal of Clinical Practice</w:t>
+        <w:t>BMC Clinical Virology</w:t>
       </w:r>
       <w:r>
         <w:rPr>
@@ -9886,7 +9938,7 @@
           <w:i w:val="0"/>
           <w:sz w:val="18"/>
         </w:rPr>
-        <w:t xml:space="preserve">Modabberi F, Ghadimi SN, </w:t>
+        <w:t xml:space="preserve">Parvizi MM*, Fatehi N, Jaladat AM, Gholampour Z, </w:t>
       </w:r>
       <w:r>
         <w:rPr>
@@ -9904,16 +9956,16 @@
           <w:i w:val="0"/>
           <w:sz w:val="18"/>
         </w:rPr>
-        <w:t>, Nadimi E, Karbalay-Doust S, Rashidi S, Sarkari B*</w:t>
-      </w:r>
-      <w:r>
-        <w:rPr>
-          <w:rFonts w:ascii="Arial" w:hAnsi="Arial"/>
-          <w:b w:val="0"/>
-          <w:i w:val="0"/>
-          <w:sz w:val="18"/>
-        </w:rPr>
-        <w:t xml:space="preserve"> Stereological Analysis of Liver, Spleen and Bone of Leishmania infantum-Experimentally Infected Hamsters. </w:t>
+        <w:t>, Erfani A</w:t>
+      </w:r>
+      <w:r>
+        <w:rPr>
+          <w:rFonts w:ascii="Arial" w:hAnsi="Arial"/>
+          <w:b w:val="0"/>
+          <w:i w:val="0"/>
+          <w:sz w:val="18"/>
+        </w:rPr>
+        <w:t xml:space="preserve"> Epidemiological Factors in Patients with Dermatologic Conditions Referring to the Clinic of Traditional Persian Medicine: A Cross-sectional Study. </w:t>
       </w:r>
       <w:r>
         <w:rPr>
@@ -9922,7 +9974,7 @@
           <w:i/>
           <w:sz w:val="18"/>
         </w:rPr>
-        <w:t>Experimental Parasitology</w:t>
+        <w:t>International Journal of Clinical Practice</w:t>
       </w:r>
       <w:r>
         <w:rPr>
@@ -9948,16 +10000,16 @@
           <w:color w:val="1F3864"/>
           <w:sz w:val="18"/>
         </w:rPr>
-        <w:t xml:space="preserve">107. </w:t>
-      </w:r>
-      <w:r>
-        <w:rPr>
-          <w:rFonts w:ascii="Arial" w:hAnsi="Arial"/>
-          <w:b w:val="0"/>
-          <w:i w:val="0"/>
-          <w:sz w:val="18"/>
-        </w:rPr>
-        <w:t xml:space="preserve">Nikoupour H, Arasteh P, Shamsaeefar A, Malekhosseini SA, Shafiekhani M*, </w:t>
+        <w:t xml:space="preserve">106. </w:t>
+      </w:r>
+      <w:r>
+        <w:rPr>
+          <w:rFonts w:ascii="Arial" w:hAnsi="Arial"/>
+          <w:b w:val="0"/>
+          <w:i w:val="0"/>
+          <w:sz w:val="18"/>
+        </w:rPr>
+        <w:t xml:space="preserve">Modabberi F, Ghadimi SN, </w:t>
       </w:r>
       <w:r>
         <w:rPr>
@@ -9975,16 +10027,16 @@
           <w:i w:val="0"/>
           <w:sz w:val="18"/>
         </w:rPr>
-        <w:t>, Kazemi K</w:t>
-      </w:r>
-      <w:r>
-        <w:rPr>
-          <w:rFonts w:ascii="Arial" w:hAnsi="Arial"/>
-          <w:b w:val="0"/>
-          <w:i w:val="0"/>
-          <w:sz w:val="18"/>
-        </w:rPr>
-        <w:t xml:space="preserve"> Experiences with Intestinal Failure from an Intestinal Rehabilitation Unit in a Country without Home Parenteral Nutrition. </w:t>
+        <w:t>, Nadimi E, Karbalay-Doust S, Rashidi S, Sarkari B*</w:t>
+      </w:r>
+      <w:r>
+        <w:rPr>
+          <w:rFonts w:ascii="Arial" w:hAnsi="Arial"/>
+          <w:b w:val="0"/>
+          <w:i w:val="0"/>
+          <w:sz w:val="18"/>
+        </w:rPr>
+        <w:t xml:space="preserve"> Stereological Analysis of Liver, Spleen and Bone of Leishmania infantum-Experimentally Infected Hamsters. </w:t>
       </w:r>
       <w:r>
         <w:rPr>
@@ -9993,7 +10045,7 @@
           <w:i/>
           <w:sz w:val="18"/>
         </w:rPr>
-        <w:t>Journal of Parenteral and Enteral Nutrition</w:t>
+        <w:t>Experimental Parasitology</w:t>
       </w:r>
       <w:r>
         <w:rPr>
@@ -10028,7 +10080,7 @@
           <w:i w:val="0"/>
           <w:sz w:val="18"/>
         </w:rPr>
-        <w:t xml:space="preserve">Valiee S, Hosseini B, Amini M, Haghighat N, Hosseinpour H, Moeinvaziri N*, </w:t>
+        <w:t xml:space="preserve">Nikoupour H, Arasteh P, Shamsaeefar A, Malekhosseini SA, Shafiekhani M*, </w:t>
       </w:r>
       <w:r>
         <w:rPr>
@@ -10046,16 +10098,16 @@
           <w:i w:val="0"/>
           <w:sz w:val="18"/>
         </w:rPr>
-        <w:t>, Tanideh N</w:t>
-      </w:r>
-      <w:r>
-        <w:rPr>
-          <w:rFonts w:ascii="Arial" w:hAnsi="Arial"/>
-          <w:b w:val="0"/>
-          <w:i w:val="0"/>
-          <w:sz w:val="18"/>
-        </w:rPr>
-        <w:t xml:space="preserve"> Prevalence of Helicobacter Pylori Infection Before and One Year After Classic Gastric Bypass Surgery. </w:t>
+        <w:t>, Kazemi K</w:t>
+      </w:r>
+      <w:r>
+        <w:rPr>
+          <w:rFonts w:ascii="Arial" w:hAnsi="Arial"/>
+          <w:b w:val="0"/>
+          <w:i w:val="0"/>
+          <w:sz w:val="18"/>
+        </w:rPr>
+        <w:t xml:space="preserve"> Experiences with Intestinal Failure from an Intestinal Rehabilitation Unit in a Country without Home Parenteral Nutrition. </w:t>
       </w:r>
       <w:r>
         <w:rPr>
@@ -10064,7 +10116,7 @@
           <w:i/>
           <w:sz w:val="18"/>
         </w:rPr>
-        <w:t>Annals of Bariatric Surgery</w:t>
+        <w:t>Journal of Parenteral and Enteral Nutrition</w:t>
       </w:r>
       <w:r>
         <w:rPr>
@@ -10099,33 +10151,34 @@
           <w:i w:val="0"/>
           <w:sz w:val="18"/>
         </w:rPr>
-        <w:t xml:space="preserve">Hodjati H, Moosavi SM, Hosseinzadeh A, Anbardar MH, Sherafatmand S, Kazemnia K, Hosseinpour H, </w:t>
-      </w:r>
-      <w:r>
-        <w:rPr>
-          <w:rFonts w:ascii="Arial" w:hAnsi="Arial"/>
-          <w:b/>
-          <w:i w:val="0"/>
-          <w:sz w:val="18"/>
-        </w:rPr>
-        <w:t>Shahriarirad R*</w:t>
-      </w:r>
-      <w:r>
-        <w:rPr>
-          <w:rFonts w:ascii="Arial" w:hAnsi="Arial"/>
-          <w:b w:val="0"/>
-          <w:i w:val="0"/>
-          <w:sz w:val="18"/>
-        </w:rPr>
-      </w:r>
-      <w:r>
-        <w:rPr>
-          <w:rFonts w:ascii="Arial" w:hAnsi="Arial"/>
-          <w:b w:val="0"/>
-          <w:i w:val="0"/>
-          <w:sz w:val="18"/>
-        </w:rPr>
-        <w:t xml:space="preserve"> Renal Revascularization by a Pedicled Intestinal Segment Wrapping the Kidney: A New Method for Kidney Revascularization. </w:t>
+        <w:t xml:space="preserve">Valiee S, Hosseini B, Amini M, Haghighat N, Hosseinpour H, Moeinvaziri N*, </w:t>
+      </w:r>
+      <w:r>
+        <w:rPr>
+          <w:rFonts w:ascii="Arial" w:hAnsi="Arial"/>
+          <w:b/>
+          <w:i w:val="0"/>
+          <w:sz w:val="18"/>
+        </w:rPr>
+        <w:t>Shahriarirad R</w:t>
+      </w:r>
+      <w:r>
+        <w:rPr>
+          <w:rFonts w:ascii="Arial" w:hAnsi="Arial"/>
+          <w:b w:val="0"/>
+          <w:i w:val="0"/>
+          <w:sz w:val="18"/>
+        </w:rPr>
+        <w:t>, Tanideh N</w:t>
+      </w:r>
+      <w:r>
+        <w:rPr>
+          <w:rFonts w:ascii="Arial" w:hAnsi="Arial"/>
+          <w:b w:val="0"/>
+          <w:i w:val="0"/>
+          <w:sz w:val="18"/>
+        </w:rPr>
+        <w:t xml:space="preserve"> Prevalence of Helicobacter Pylori Infection Before and One Year After Classic Gastric Bypass Surgery. </w:t>
       </w:r>
       <w:r>
         <w:rPr>
@@ -10134,7 +10187,7 @@
           <w:i/>
           <w:sz w:val="18"/>
         </w:rPr>
-        <w:t>International Urology and Nephrology</w:t>
+        <w:t>Annals of Bariatric Surgery</w:t>
       </w:r>
       <w:r>
         <w:rPr>
@@ -10160,43 +10213,42 @@
           <w:color w:val="1F3864"/>
           <w:sz w:val="18"/>
         </w:rPr>
-        <w:t xml:space="preserve">111. </w:t>
-      </w:r>
-      <w:r>
-        <w:rPr>
-          <w:rFonts w:ascii="Arial" w:hAnsi="Arial"/>
-          <w:b w:val="0"/>
-          <w:i w:val="0"/>
-          <w:sz w:val="18"/>
-        </w:rPr>
-        <w:t xml:space="preserve">Hosseini Z, </w:t>
-      </w:r>
-      <w:r>
-        <w:rPr>
-          <w:rFonts w:ascii="Arial" w:hAnsi="Arial"/>
-          <w:b/>
-          <w:i w:val="0"/>
-          <w:sz w:val="18"/>
-        </w:rPr>
-        <w:t>Shahriarirad R</w:t>
-      </w:r>
-      <w:r>
-        <w:rPr>
-          <w:rFonts w:ascii="Arial" w:hAnsi="Arial"/>
-          <w:b w:val="0"/>
-          <w:i w:val="0"/>
-          <w:sz w:val="18"/>
-        </w:rPr>
-        <w:t>, Sarkari B*</w:t>
-      </w:r>
-      <w:r>
-        <w:rPr>
-          <w:rFonts w:ascii="Arial" w:hAnsi="Arial"/>
-          <w:b w:val="0"/>
-          <w:i w:val="0"/>
-          <w:sz w:val="18"/>
-        </w:rPr>
-        <w:t xml:space="preserve"> Cystic Echinococcosis: Knowledge, Attitude, and Practices (KAP) among Surgically Operated Cases in Fars Province, Southern Iran. </w:t>
+        <w:t xml:space="preserve">110. </w:t>
+      </w:r>
+      <w:r>
+        <w:rPr>
+          <w:rFonts w:ascii="Arial" w:hAnsi="Arial"/>
+          <w:b w:val="0"/>
+          <w:i w:val="0"/>
+          <w:sz w:val="18"/>
+        </w:rPr>
+        <w:t xml:space="preserve">Hodjati H, Moosavi SM, Hosseinzadeh A, Anbardar MH, Sherafatmand S, Kazemnia K, Hosseinpour H, </w:t>
+      </w:r>
+      <w:r>
+        <w:rPr>
+          <w:rFonts w:ascii="Arial" w:hAnsi="Arial"/>
+          <w:b/>
+          <w:i w:val="0"/>
+          <w:sz w:val="18"/>
+        </w:rPr>
+        <w:t>Shahriarirad R*</w:t>
+      </w:r>
+      <w:r>
+        <w:rPr>
+          <w:rFonts w:ascii="Arial" w:hAnsi="Arial"/>
+          <w:b w:val="0"/>
+          <w:i w:val="0"/>
+          <w:sz w:val="18"/>
+        </w:rPr>
+      </w:r>
+      <w:r>
+        <w:rPr>
+          <w:rFonts w:ascii="Arial" w:hAnsi="Arial"/>
+          <w:b w:val="0"/>
+          <w:i w:val="0"/>
+          <w:sz w:val="18"/>
+        </w:rPr>
+        <w:t xml:space="preserve"> Renal Revascularization by a Pedicled Intestinal Segment Wrapping the Kidney: A New Method for Kidney Revascularization. </w:t>
       </w:r>
       <w:r>
         <w:rPr>
@@ -10205,7 +10257,7 @@
           <w:i/>
           <w:sz w:val="18"/>
         </w:rPr>
-        <w:t>Journal of Parasitology Research</w:t>
+        <w:t>International Urology and Nephrology</w:t>
       </w:r>
       <w:r>
         <w:rPr>
@@ -10240,34 +10292,34 @@
           <w:i w:val="0"/>
           <w:sz w:val="18"/>
         </w:rPr>
-        <w:t xml:space="preserve">Mardani P, Moayedi Rad M, Paydar S, Amirian A, </w:t>
-      </w:r>
-      <w:r>
-        <w:rPr>
-          <w:rFonts w:ascii="Arial" w:hAnsi="Arial"/>
-          <w:b/>
-          <w:i w:val="0"/>
-          <w:sz w:val="18"/>
-        </w:rPr>
-        <w:t>Shahriarirad R*</w:t>
-      </w:r>
-      <w:r>
-        <w:rPr>
-          <w:rFonts w:ascii="Arial" w:hAnsi="Arial"/>
-          <w:b w:val="0"/>
-          <w:i w:val="0"/>
-          <w:sz w:val="18"/>
-        </w:rPr>
-        <w:t>, Erfani A, Ranjbar K</w:t>
-      </w:r>
-      <w:r>
-        <w:rPr>
-          <w:rFonts w:ascii="Arial" w:hAnsi="Arial"/>
-          <w:b w:val="0"/>
-          <w:i w:val="0"/>
-          <w:sz w:val="18"/>
-        </w:rPr>
-        <w:t xml:space="preserve"> Evaluation of Lung Contusion, Associated Injuries, and Outcome in a Major Trauma Center in Shiraz, Southern Iran. </w:t>
+        <w:t xml:space="preserve">Hosseini Z, </w:t>
+      </w:r>
+      <w:r>
+        <w:rPr>
+          <w:rFonts w:ascii="Arial" w:hAnsi="Arial"/>
+          <w:b/>
+          <w:i w:val="0"/>
+          <w:sz w:val="18"/>
+        </w:rPr>
+        <w:t>Shahriarirad R</w:t>
+      </w:r>
+      <w:r>
+        <w:rPr>
+          <w:rFonts w:ascii="Arial" w:hAnsi="Arial"/>
+          <w:b w:val="0"/>
+          <w:i w:val="0"/>
+          <w:sz w:val="18"/>
+        </w:rPr>
+        <w:t>, Sarkari B*</w:t>
+      </w:r>
+      <w:r>
+        <w:rPr>
+          <w:rFonts w:ascii="Arial" w:hAnsi="Arial"/>
+          <w:b w:val="0"/>
+          <w:i w:val="0"/>
+          <w:sz w:val="18"/>
+        </w:rPr>
+        <w:t xml:space="preserve"> Cystic Echinococcosis: Knowledge, Attitude, and Practices (KAP) among Surgically Operated Cases in Fars Province, Southern Iran. </w:t>
       </w:r>
       <w:r>
         <w:rPr>
@@ -10276,7 +10328,7 @@
           <w:i/>
           <w:sz w:val="18"/>
         </w:rPr>
-        <w:t>Emergency Medicine International</w:t>
+        <w:t>Journal of Parasitology Research</w:t>
       </w:r>
       <w:r>
         <w:rPr>
@@ -10311,34 +10363,34 @@
           <w:i w:val="0"/>
           <w:sz w:val="18"/>
         </w:rPr>
-        <w:t xml:space="preserve">Ranjbar K, Moghadami M*, Mirahmadizadeh A, Fallahi MJ, Khaloo V, </w:t>
-      </w:r>
-      <w:r>
-        <w:rPr>
-          <w:rFonts w:ascii="Arial" w:hAnsi="Arial"/>
-          <w:b/>
-          <w:i w:val="0"/>
-          <w:sz w:val="18"/>
-        </w:rPr>
-        <w:t>Shahriarirad R</w:t>
-      </w:r>
-      <w:r>
-        <w:rPr>
-          <w:rFonts w:ascii="Arial" w:hAnsi="Arial"/>
-          <w:b w:val="0"/>
-          <w:i w:val="0"/>
-          <w:sz w:val="18"/>
-        </w:rPr>
-        <w:t>, Hosseinpour H, Honarvar B</w:t>
-      </w:r>
-      <w:r>
-        <w:rPr>
-          <w:rFonts w:ascii="Arial" w:hAnsi="Arial"/>
-          <w:b w:val="0"/>
-          <w:i w:val="0"/>
-          <w:sz w:val="18"/>
-        </w:rPr>
-        <w:t xml:space="preserve"> Methylprednisolone or Dexamethasone, Which One is Superior Corticosteroid in the Treatment of Hospitalized COVID-19 Patients: A Triple-blinded Randomized Controlled Trial. </w:t>
+        <w:t xml:space="preserve">Mardani P, Moayedi Rad M, Paydar S, Amirian A, </w:t>
+      </w:r>
+      <w:r>
+        <w:rPr>
+          <w:rFonts w:ascii="Arial" w:hAnsi="Arial"/>
+          <w:b/>
+          <w:i w:val="0"/>
+          <w:sz w:val="18"/>
+        </w:rPr>
+        <w:t>Shahriarirad R*</w:t>
+      </w:r>
+      <w:r>
+        <w:rPr>
+          <w:rFonts w:ascii="Arial" w:hAnsi="Arial"/>
+          <w:b w:val="0"/>
+          <w:i w:val="0"/>
+          <w:sz w:val="18"/>
+        </w:rPr>
+        <w:t>, Erfani A, Ranjbar K</w:t>
+      </w:r>
+      <w:r>
+        <w:rPr>
+          <w:rFonts w:ascii="Arial" w:hAnsi="Arial"/>
+          <w:b w:val="0"/>
+          <w:i w:val="0"/>
+          <w:sz w:val="18"/>
+        </w:rPr>
+        <w:t xml:space="preserve"> Evaluation of Lung Contusion, Associated Injuries, and Outcome in a Major Trauma Center in Shiraz, Southern Iran. </w:t>
       </w:r>
       <w:r>
         <w:rPr>
@@ -10347,7 +10399,7 @@
           <w:i/>
           <w:sz w:val="18"/>
         </w:rPr>
-        <w:t>BMC Infectious Diseases</w:t>
+        <w:t>Emergency Medicine International</w:t>
       </w:r>
       <w:r>
         <w:rPr>
@@ -10382,34 +10434,34 @@
           <w:i w:val="0"/>
           <w:sz w:val="18"/>
         </w:rPr>
-        <w:t xml:space="preserve">Sabetian G, Moghadami M, Haghighi LHF, </w:t>
-      </w:r>
-      <w:r>
-        <w:rPr>
-          <w:rFonts w:ascii="Arial" w:hAnsi="Arial"/>
-          <w:b/>
-          <w:i w:val="0"/>
-          <w:sz w:val="18"/>
-        </w:rPr>
-        <w:t>Shahriarirad R*</w:t>
-      </w:r>
-      <w:r>
-        <w:rPr>
-          <w:rFonts w:ascii="Arial" w:hAnsi="Arial"/>
-          <w:b w:val="0"/>
-          <w:i w:val="0"/>
-          <w:sz w:val="18"/>
-        </w:rPr>
-        <w:t>, Fallahi MJ, Asmarian N, Malekhosseini SA</w:t>
-      </w:r>
-      <w:r>
-        <w:rPr>
-          <w:rFonts w:ascii="Arial" w:hAnsi="Arial"/>
-          <w:b w:val="0"/>
-          <w:i w:val="0"/>
-          <w:sz w:val="18"/>
-        </w:rPr>
-        <w:t xml:space="preserve"> COVID-19 Infection among Healthcare Workers: A Cross-sectional Study in Southwest Iran. </w:t>
+        <w:t xml:space="preserve">Ranjbar K, Moghadami M*, Mirahmadizadeh A, Fallahi MJ, Khaloo V, </w:t>
+      </w:r>
+      <w:r>
+        <w:rPr>
+          <w:rFonts w:ascii="Arial" w:hAnsi="Arial"/>
+          <w:b/>
+          <w:i w:val="0"/>
+          <w:sz w:val="18"/>
+        </w:rPr>
+        <w:t>Shahriarirad R</w:t>
+      </w:r>
+      <w:r>
+        <w:rPr>
+          <w:rFonts w:ascii="Arial" w:hAnsi="Arial"/>
+          <w:b w:val="0"/>
+          <w:i w:val="0"/>
+          <w:sz w:val="18"/>
+        </w:rPr>
+        <w:t>, Hosseinpour H, Honarvar B</w:t>
+      </w:r>
+      <w:r>
+        <w:rPr>
+          <w:rFonts w:ascii="Arial" w:hAnsi="Arial"/>
+          <w:b w:val="0"/>
+          <w:i w:val="0"/>
+          <w:sz w:val="18"/>
+        </w:rPr>
+        <w:t xml:space="preserve"> Methylprednisolone or Dexamethasone, Which One is Superior Corticosteroid in the Treatment of Hospitalized COVID-19 Patients: A Triple-blinded Randomized Controlled Trial. </w:t>
       </w:r>
       <w:r>
         <w:rPr>
@@ -10418,7 +10470,7 @@
           <w:i/>
           <w:sz w:val="18"/>
         </w:rPr>
-        <w:t>Virology Journal</w:t>
+        <w:t>BMC Infectious Diseases</w:t>
       </w:r>
       <w:r>
         <w:rPr>
@@ -10453,34 +10505,34 @@
           <w:i w:val="0"/>
           <w:sz w:val="18"/>
         </w:rPr>
-        <w:t xml:space="preserve">Ranjbar K, Hosseinpour H, </w:t>
-      </w:r>
-      <w:r>
-        <w:rPr>
-          <w:rFonts w:ascii="Arial" w:hAnsi="Arial"/>
-          <w:b/>
-          <w:i w:val="0"/>
-          <w:sz w:val="18"/>
-        </w:rPr>
-        <w:t>Shahriarirad R</w:t>
-      </w:r>
-      <w:r>
-        <w:rPr>
-          <w:rFonts w:ascii="Arial" w:hAnsi="Arial"/>
-          <w:b w:val="0"/>
-          <w:i w:val="0"/>
-          <w:sz w:val="18"/>
-        </w:rPr>
-        <w:t>, Ghaem H, Jafari K, Rahimi T, Mirahmadizadeh A*</w:t>
-      </w:r>
-      <w:r>
-        <w:rPr>
-          <w:rFonts w:ascii="Arial" w:hAnsi="Arial"/>
-          <w:b w:val="0"/>
-          <w:i w:val="0"/>
-          <w:sz w:val="18"/>
-        </w:rPr>
-        <w:t xml:space="preserve"> Students' Attitude and Sleep Pattern during School Closure following COVID-19 Pandemic Quarantine: A Web-based Survey in South of Iran. </w:t>
+        <w:t xml:space="preserve">Sabetian G, Moghadami M, Haghighi LHF, </w:t>
+      </w:r>
+      <w:r>
+        <w:rPr>
+          <w:rFonts w:ascii="Arial" w:hAnsi="Arial"/>
+          <w:b/>
+          <w:i w:val="0"/>
+          <w:sz w:val="18"/>
+        </w:rPr>
+        <w:t>Shahriarirad R*</w:t>
+      </w:r>
+      <w:r>
+        <w:rPr>
+          <w:rFonts w:ascii="Arial" w:hAnsi="Arial"/>
+          <w:b w:val="0"/>
+          <w:i w:val="0"/>
+          <w:sz w:val="18"/>
+        </w:rPr>
+        <w:t>, Fallahi MJ, Asmarian N, Malekhosseini SA</w:t>
+      </w:r>
+      <w:r>
+        <w:rPr>
+          <w:rFonts w:ascii="Arial" w:hAnsi="Arial"/>
+          <w:b w:val="0"/>
+          <w:i w:val="0"/>
+          <w:sz w:val="18"/>
+        </w:rPr>
+        <w:t xml:space="preserve"> COVID-19 Infection among Healthcare Workers: A Cross-sectional Study in Southwest Iran. </w:t>
       </w:r>
       <w:r>
         <w:rPr>
@@ -10489,7 +10541,7 @@
           <w:i/>
           <w:sz w:val="18"/>
         </w:rPr>
-        <w:t>Environmental Health and Preventive Medicine</w:t>
+        <w:t>Virology Journal</w:t>
       </w:r>
       <w:r>
         <w:rPr>
@@ -10524,7 +10576,7 @@
           <w:i w:val="0"/>
           <w:sz w:val="18"/>
         </w:rPr>
-        <w:t xml:space="preserve">Rezazadeh F, Farahmand F, Hosseinpour H, </w:t>
+        <w:t xml:space="preserve">Ranjbar K, Hosseinpour H, </w:t>
       </w:r>
       <w:r>
         <w:rPr>
@@ -10542,16 +10594,16 @@
           <w:i w:val="0"/>
           <w:sz w:val="18"/>
         </w:rPr>
-        <w:t>, Sabet Eghlidi A*</w:t>
-      </w:r>
-      <w:r>
-        <w:rPr>
-          <w:rFonts w:ascii="Arial" w:hAnsi="Arial"/>
-          <w:b w:val="0"/>
-          <w:i w:val="0"/>
-          <w:sz w:val="18"/>
-        </w:rPr>
-        <w:t xml:space="preserve"> The Association between Emotional Stress, Sleep Disturbance, Depression, and Burning Mouth Syndrome. </w:t>
+        <w:t>, Ghaem H, Jafari K, Rahimi T, Mirahmadizadeh A*</w:t>
+      </w:r>
+      <w:r>
+        <w:rPr>
+          <w:rFonts w:ascii="Arial" w:hAnsi="Arial"/>
+          <w:b w:val="0"/>
+          <w:i w:val="0"/>
+          <w:sz w:val="18"/>
+        </w:rPr>
+        <w:t xml:space="preserve"> Students' Attitude and Sleep Pattern during School Closure following COVID-19 Pandemic Quarantine: A Web-based Survey in South of Iran. </w:t>
       </w:r>
       <w:r>
         <w:rPr>
@@ -10560,7 +10612,7 @@
           <w:i/>
           <w:sz w:val="18"/>
         </w:rPr>
-        <w:t>BioMed Research International</w:t>
+        <w:t>Environmental Health and Preventive Medicine</w:t>
       </w:r>
       <w:r>
         <w:rPr>
@@ -10586,16 +10638,16 @@
           <w:color w:val="1F3864"/>
           <w:sz w:val="18"/>
         </w:rPr>
-        <w:t xml:space="preserve">118. </w:t>
-      </w:r>
-      <w:r>
-        <w:rPr>
-          <w:rFonts w:ascii="Arial" w:hAnsi="Arial"/>
-          <w:b w:val="0"/>
-          <w:i w:val="0"/>
-          <w:sz w:val="18"/>
-        </w:rPr>
-        <w:t xml:space="preserve">Ghoddusi Johari H, Fatehpoor S, Mardani P, </w:t>
+        <w:t xml:space="preserve">117. </w:t>
+      </w:r>
+      <w:r>
+        <w:rPr>
+          <w:rFonts w:ascii="Arial" w:hAnsi="Arial"/>
+          <w:b w:val="0"/>
+          <w:i w:val="0"/>
+          <w:sz w:val="18"/>
+        </w:rPr>
+        <w:t xml:space="preserve">Rezazadeh F, Farahmand F, Hosseinpour H, </w:t>
       </w:r>
       <w:r>
         <w:rPr>
@@ -10613,16 +10665,16 @@
           <w:i w:val="0"/>
           <w:sz w:val="18"/>
         </w:rPr>
-        <w:t>, Ranjbar K*</w:t>
-      </w:r>
-      <w:r>
-        <w:rPr>
-          <w:rFonts w:ascii="Arial" w:hAnsi="Arial"/>
-          <w:b w:val="0"/>
-          <w:i w:val="0"/>
-          <w:sz w:val="18"/>
-        </w:rPr>
-        <w:t xml:space="preserve"> An Investigation of the Knowledge of General Surgeons in Fars Province in Terms of the Complications of Central Venous Stenosis and Thrombosis Following Insertion of a Double-Lumen Subclavian Catheter. </w:t>
+        <w:t>, Sabet Eghlidi A*</w:t>
+      </w:r>
+      <w:r>
+        <w:rPr>
+          <w:rFonts w:ascii="Arial" w:hAnsi="Arial"/>
+          <w:b w:val="0"/>
+          <w:i w:val="0"/>
+          <w:sz w:val="18"/>
+        </w:rPr>
+        <w:t xml:space="preserve"> The Association between Emotional Stress, Sleep Disturbance, Depression, and Burning Mouth Syndrome. </w:t>
       </w:r>
       <w:r>
         <w:rPr>
@@ -10631,7 +10683,7 @@
           <w:i/>
           <w:sz w:val="18"/>
         </w:rPr>
-        <w:t>Sadra Medical Journal</w:t>
+        <w:t>BioMed Research International</w:t>
       </w:r>
       <w:r>
         <w:rPr>
@@ -10666,7 +10718,7 @@
           <w:i w:val="0"/>
           <w:sz w:val="18"/>
         </w:rPr>
-        <w:t xml:space="preserve">Mirahmadizadeh A, Ranjbar K, </w:t>
+        <w:t xml:space="preserve">Ghoddusi Johari H, Fatehpoor S, Mardani P, </w:t>
       </w:r>
       <w:r>
         <w:rPr>
@@ -10684,16 +10736,16 @@
           <w:i w:val="0"/>
           <w:sz w:val="18"/>
         </w:rPr>
-        <w:t>, Erfani A, Ghaem H, Jafari K, Ranjbar K*</w:t>
-      </w:r>
-      <w:r>
-        <w:rPr>
-          <w:rFonts w:ascii="Arial" w:hAnsi="Arial"/>
-          <w:b w:val="0"/>
-          <w:i w:val="0"/>
-          <w:sz w:val="18"/>
-        </w:rPr>
-        <w:t xml:space="preserve"> Evaluation of Students' Attitude and Emotions towards the Sudden Closure of Schools during the COVID-19 Pandemic: A Cross-sectional Study. </w:t>
+        <w:t>, Ranjbar K*</w:t>
+      </w:r>
+      <w:r>
+        <w:rPr>
+          <w:rFonts w:ascii="Arial" w:hAnsi="Arial"/>
+          <w:b w:val="0"/>
+          <w:i w:val="0"/>
+          <w:sz w:val="18"/>
+        </w:rPr>
+        <w:t xml:space="preserve"> An Investigation of the Knowledge of General Surgeons in Fars Province in Terms of the Complications of Central Venous Stenosis and Thrombosis Following Insertion of a Double-Lumen Subclavian Catheter. </w:t>
       </w:r>
       <w:r>
         <w:rPr>
@@ -10702,7 +10754,7 @@
           <w:i/>
           <w:sz w:val="18"/>
         </w:rPr>
-        <w:t>BMC Psychology</w:t>
+        <w:t>Sadra Medical Journal</w:t>
       </w:r>
       <w:r>
         <w:rPr>
@@ -10712,7 +10764,7 @@
           <w:color w:val="6B84A0"/>
           <w:sz w:val="18"/>
         </w:rPr>
-        <w:t xml:space="preserve"> (2020)</w:t>
+        <w:t xml:space="preserve"> (2021)</w:t>
       </w:r>
     </w:p>
     <w:p>
@@ -10737,7 +10789,7 @@
           <w:i w:val="0"/>
           <w:sz w:val="18"/>
         </w:rPr>
-        <w:t xml:space="preserve">Rastegarian M, Zeighami A, </w:t>
+        <w:t xml:space="preserve">Mirahmadizadeh A, Ranjbar K, </w:t>
       </w:r>
       <w:r>
         <w:rPr>
@@ -10755,16 +10807,16 @@
           <w:i w:val="0"/>
           <w:sz w:val="18"/>
         </w:rPr>
-        <w:t>, Erfani A, Arefkhah N, Ghorbani F, Sarkari B, Sarvari J*</w:t>
-      </w:r>
-      <w:r>
-        <w:rPr>
-          <w:rFonts w:ascii="Arial" w:hAnsi="Arial"/>
-          <w:b w:val="0"/>
-          <w:i w:val="0"/>
-          <w:sz w:val="18"/>
-        </w:rPr>
-        <w:t xml:space="preserve"> Serosurvey of HBV Surface Antigen and Anti-HBV Surface Antibody among HIV-infected Patients in Fars Province, Southern Iran. </w:t>
+        <w:t>, Erfani A, Ghaem H, Jafari K, Ranjbar K*</w:t>
+      </w:r>
+      <w:r>
+        <w:rPr>
+          <w:rFonts w:ascii="Arial" w:hAnsi="Arial"/>
+          <w:b w:val="0"/>
+          <w:i w:val="0"/>
+          <w:sz w:val="18"/>
+        </w:rPr>
+        <w:t xml:space="preserve"> Evaluation of Students' Attitude and Emotions towards the Sudden Closure of Schools during the COVID-19 Pandemic: A Cross-sectional Study. </w:t>
       </w:r>
       <w:r>
         <w:rPr>
@@ -10773,7 +10825,7 @@
           <w:i/>
           <w:sz w:val="18"/>
         </w:rPr>
-        <w:t>Le Infezioni in Medicina</w:t>
+        <w:t>BMC Psychology</w:t>
       </w:r>
       <w:r>
         <w:rPr>
@@ -10808,7 +10860,7 @@
           <w:i w:val="0"/>
           <w:sz w:val="18"/>
         </w:rPr>
-        <w:t xml:space="preserve">Mohammadi AA, Karoobi M, Erfani A, </w:t>
+        <w:t xml:space="preserve">Rastegarian M, Zeighami A, </w:t>
       </w:r>
       <w:r>
         <w:rPr>
@@ -10826,16 +10878,16 @@
           <w:i w:val="0"/>
           <w:sz w:val="18"/>
         </w:rPr>
-        <w:t>, Ranjbar K*, Zardosht M, Modarresi MS</w:t>
-      </w:r>
-      <w:r>
-        <w:rPr>
-          <w:rFonts w:ascii="Arial" w:hAnsi="Arial"/>
-          <w:b w:val="0"/>
-          <w:i w:val="0"/>
-          <w:sz w:val="18"/>
-        </w:rPr>
-        <w:t xml:space="preserve"> Suicide by Self-immolation in Southern Iran: An Epidemiological Study. </w:t>
+        <w:t>, Erfani A, Arefkhah N, Ghorbani F, Sarkari B, Sarvari J*</w:t>
+      </w:r>
+      <w:r>
+        <w:rPr>
+          <w:rFonts w:ascii="Arial" w:hAnsi="Arial"/>
+          <w:b w:val="0"/>
+          <w:i w:val="0"/>
+          <w:sz w:val="18"/>
+        </w:rPr>
+        <w:t xml:space="preserve"> Serosurvey of HBV Surface Antigen and Anti-HBV Surface Antibody among HIV-infected Patients in Fars Province, Southern Iran. </w:t>
       </w:r>
       <w:r>
         <w:rPr>
@@ -10844,7 +10896,7 @@
           <w:i/>
           <w:sz w:val="18"/>
         </w:rPr>
-        <w:t>BMC Public Health</w:t>
+        <w:t>Le Infezioni in Medicina</w:t>
       </w:r>
       <w:r>
         <w:rPr>
@@ -10879,6 +10931,7 @@
           <w:i w:val="0"/>
           <w:sz w:val="18"/>
         </w:rPr>
+        <w:t xml:space="preserve">Mohammadi AA, Karoobi M, Erfani A, </w:t>
       </w:r>
       <w:r>
         <w:rPr>
@@ -10896,16 +10949,16 @@
           <w:i w:val="0"/>
           <w:sz w:val="18"/>
         </w:rPr>
-        <w:t>, Erfani A, Eskandarisani M, Rastegarian M, Sarkari B*</w:t>
-      </w:r>
-      <w:r>
-        <w:rPr>
-          <w:rFonts w:ascii="Arial" w:hAnsi="Arial"/>
-          <w:b w:val="0"/>
-          <w:i w:val="0"/>
-          <w:sz w:val="18"/>
-        </w:rPr>
-        <w:t xml:space="preserve"> Uncommon Locations of Cystic Echinococcosis: A Report of 46 Cases from Southern Iran. </w:t>
+        <w:t>, Ranjbar K*, Zardosht M, Modarresi MS</w:t>
+      </w:r>
+      <w:r>
+        <w:rPr>
+          <w:rFonts w:ascii="Arial" w:hAnsi="Arial"/>
+          <w:b w:val="0"/>
+          <w:i w:val="0"/>
+          <w:sz w:val="18"/>
+        </w:rPr>
+        <w:t xml:space="preserve"> Suicide by Self-immolation in Southern Iran: An Epidemiological Study. </w:t>
       </w:r>
       <w:r>
         <w:rPr>
@@ -10914,7 +10967,7 @@
           <w:i/>
           <w:sz w:val="18"/>
         </w:rPr>
-        <w:t>Surgery Research and Practice</w:t>
+        <w:t>BMC Public Health</w:t>
       </w:r>
       <w:r>
         <w:rPr>
@@ -10966,16 +11019,16 @@
           <w:i w:val="0"/>
           <w:sz w:val="18"/>
         </w:rPr>
-        <w:t>, Erfani A, Rastegarian M, Zeighami A, Arefkhah N, Ghorbani F, Sarkari B, Sarvari J*</w:t>
-      </w:r>
-      <w:r>
-        <w:rPr>
-          <w:rFonts w:ascii="Arial" w:hAnsi="Arial"/>
-          <w:b w:val="0"/>
-          <w:i w:val="0"/>
-          <w:sz w:val="18"/>
-        </w:rPr>
-        <w:t xml:space="preserve"> Seroprevalence of Anti-hepatitis E Antibodies and Antigens among HIV-infected Patients in Fars Province, Southern Iran. </w:t>
+        <w:t>, Erfani A, Eskandarisani M, Rastegarian M, Sarkari B*</w:t>
+      </w:r>
+      <w:r>
+        <w:rPr>
+          <w:rFonts w:ascii="Arial" w:hAnsi="Arial"/>
+          <w:b w:val="0"/>
+          <w:i w:val="0"/>
+          <w:sz w:val="18"/>
+        </w:rPr>
+        <w:t xml:space="preserve"> Uncommon Locations of Cystic Echinococcosis: A Report of 46 Cases from Southern Iran. </w:t>
       </w:r>
       <w:r>
         <w:rPr>
@@ -10984,7 +11037,7 @@
           <w:i/>
           <w:sz w:val="18"/>
         </w:rPr>
-        <w:t>BMC Virology</w:t>
+        <w:t>Surgery Research and Practice</w:t>
       </w:r>
       <w:r>
         <w:rPr>
@@ -11036,16 +11089,16 @@
           <w:i w:val="0"/>
           <w:sz w:val="18"/>
         </w:rPr>
-        <w:t>, Erfani A, Eskandarisani M, Rastegarian M, Taghizadeh H, Sarkari B*</w:t>
-      </w:r>
-      <w:r>
-        <w:rPr>
-          <w:rFonts w:ascii="Arial" w:hAnsi="Arial"/>
-          <w:b w:val="0"/>
-          <w:i w:val="0"/>
-          <w:sz w:val="18"/>
-        </w:rPr>
-        <w:t xml:space="preserve"> Human Cystic Echinococcosis in Southwest Iran: A 15-year Retrospective Epidemiological Study of Hospitalized Cases. </w:t>
+        <w:t>, Erfani A, Rastegarian M, Zeighami A, Arefkhah N, Ghorbani F, Sarkari B, Sarvari J*</w:t>
+      </w:r>
+      <w:r>
+        <w:rPr>
+          <w:rFonts w:ascii="Arial" w:hAnsi="Arial"/>
+          <w:b w:val="0"/>
+          <w:i w:val="0"/>
+          <w:sz w:val="18"/>
+        </w:rPr>
+        <w:t xml:space="preserve"> Seroprevalence of Anti-hepatitis E Antibodies and Antigens among HIV-infected Patients in Fars Province, Southern Iran. </w:t>
       </w:r>
       <w:r>
         <w:rPr>
@@ -11054,7 +11107,7 @@
           <w:i/>
           <w:sz w:val="18"/>
         </w:rPr>
-        <w:t>Tropical Medicine and Health</w:t>
+        <w:t>BMC Virology</w:t>
       </w:r>
       <w:r>
         <w:rPr>
@@ -11089,33 +11142,33 @@
           <w:i w:val="0"/>
           <w:sz w:val="18"/>
         </w:rPr>
-        <w:t xml:space="preserve">Ahmadishooli A, Davoodian P, Shoja S, Ahmadishooli B, Dadvand H, Hamadiyan H, </w:t>
-      </w:r>
-      <w:r>
-        <w:rPr>
-          <w:rFonts w:ascii="Arial" w:hAnsi="Arial"/>
-          <w:b/>
-          <w:i w:val="0"/>
-          <w:sz w:val="18"/>
-        </w:rPr>
-        <w:t>Shahriarirad R*</w:t>
-      </w:r>
-      <w:r>
-        <w:rPr>
-          <w:rFonts w:ascii="Arial" w:hAnsi="Arial"/>
-          <w:b w:val="0"/>
-          <w:i w:val="0"/>
-          <w:sz w:val="18"/>
-        </w:rPr>
-      </w:r>
-      <w:r>
-        <w:rPr>
-          <w:rFonts w:ascii="Arial" w:hAnsi="Arial"/>
-          <w:b w:val="0"/>
-          <w:i w:val="0"/>
-          <w:sz w:val="18"/>
-        </w:rPr>
-        <w:t xml:space="preserve"> Frequency and Antimicrobial Susceptibility Patterns of Diabetic Foot Infection of Patients from Bandar Abbas District, Southern Iran. </w:t>
+      </w:r>
+      <w:r>
+        <w:rPr>
+          <w:rFonts w:ascii="Arial" w:hAnsi="Arial"/>
+          <w:b/>
+          <w:i w:val="0"/>
+          <w:sz w:val="18"/>
+        </w:rPr>
+        <w:t>Shahriarirad R</w:t>
+      </w:r>
+      <w:r>
+        <w:rPr>
+          <w:rFonts w:ascii="Arial" w:hAnsi="Arial"/>
+          <w:b w:val="0"/>
+          <w:i w:val="0"/>
+          <w:sz w:val="18"/>
+        </w:rPr>
+        <w:t>, Erfani A, Eskandarisani M, Rastegarian M, Taghizadeh H, Sarkari B*</w:t>
+      </w:r>
+      <w:r>
+        <w:rPr>
+          <w:rFonts w:ascii="Arial" w:hAnsi="Arial"/>
+          <w:b w:val="0"/>
+          <w:i w:val="0"/>
+          <w:sz w:val="18"/>
+        </w:rPr>
+        <w:t xml:space="preserve"> Human Cystic Echinococcosis in Southwest Iran: A 15-year Retrospective Epidemiological Study of Hospitalized Cases. </w:t>
       </w:r>
       <w:r>
         <w:rPr>
@@ -11124,7 +11177,7 @@
           <w:i/>
           <w:sz w:val="18"/>
         </w:rPr>
-        <w:t>Journal of Pathogens</w:t>
+        <w:t>Tropical Medicine and Health</w:t>
       </w:r>
       <w:r>
         <w:rPr>
@@ -11159,34 +11212,33 @@
           <w:i w:val="0"/>
           <w:sz w:val="18"/>
         </w:rPr>
-        <w:t xml:space="preserve">Shahabinejad P, </w:t>
-      </w:r>
-      <w:r>
-        <w:rPr>
-          <w:rFonts w:ascii="Arial" w:hAnsi="Arial"/>
-          <w:b/>
-          <w:i w:val="0"/>
-          <w:sz w:val="18"/>
-        </w:rPr>
-        <w:t>Shahriarirad R</w:t>
-      </w:r>
-      <w:r>
-        <w:rPr>
-          <w:rFonts w:ascii="Arial" w:hAnsi="Arial"/>
-          <w:b w:val="0"/>
-          <w:i w:val="0"/>
-          <w:sz w:val="18"/>
-        </w:rPr>
-        <w:t>, Omidian M, Ghorbani F, Barazesh A, Sarkari B*</w:t>
-      </w:r>
-      <w:r>
-        <w:rPr>
-          <w:rFonts w:ascii="Arial" w:hAnsi="Arial"/>
-          <w:b w:val="0"/>
-          <w:i w:val="0"/>
-          <w:sz w:val="18"/>
-        </w:rPr>
-        <w:t xml:space="preserve"> Diagnostic Performance of Echinococcus granulosus Protoscolices Antigens in the Serodiagnosis of Human Cystic Echinococcosis. </w:t>
+        <w:t xml:space="preserve">Ahmadishooli A, Davoodian P, Shoja S, Ahmadishooli B, Dadvand H, Hamadiyan H, </w:t>
+      </w:r>
+      <w:r>
+        <w:rPr>
+          <w:rFonts w:ascii="Arial" w:hAnsi="Arial"/>
+          <w:b/>
+          <w:i w:val="0"/>
+          <w:sz w:val="18"/>
+        </w:rPr>
+        <w:t>Shahriarirad R*</w:t>
+      </w:r>
+      <w:r>
+        <w:rPr>
+          <w:rFonts w:ascii="Arial" w:hAnsi="Arial"/>
+          <w:b w:val="0"/>
+          <w:i w:val="0"/>
+          <w:sz w:val="18"/>
+        </w:rPr>
+      </w:r>
+      <w:r>
+        <w:rPr>
+          <w:rFonts w:ascii="Arial" w:hAnsi="Arial"/>
+          <w:b w:val="0"/>
+          <w:i w:val="0"/>
+          <w:sz w:val="18"/>
+        </w:rPr>
+        <w:t xml:space="preserve"> Frequency and Antimicrobial Susceptibility Patterns of Diabetic Foot Infection of Patients from Bandar Abbas District, Southern Iran. </w:t>
       </w:r>
       <w:r>
         <w:rPr>
@@ -11195,7 +11247,7 @@
           <w:i/>
           <w:sz w:val="18"/>
         </w:rPr>
-        <w:t>Journal of Immunoassay and Immunochemistry</w:t>
+        <w:t>Journal of Pathogens</w:t>
       </w:r>
       <w:r>
         <w:rPr>
@@ -11230,6 +11282,7 @@
           <w:i w:val="0"/>
           <w:sz w:val="18"/>
         </w:rPr>
+        <w:t xml:space="preserve">Shahabinejad P, </w:t>
       </w:r>
       <w:r>
         <w:rPr>
@@ -11247,16 +11300,16 @@
           <w:i w:val="0"/>
           <w:sz w:val="18"/>
         </w:rPr>
-        <w:t>, Khodamoradi Z, Erfani A, Hosseinpour H, Ranjbar K, Emami Y, Mirahmadizadeh A, Honarvar B</w:t>
-      </w:r>
-      <w:r>
-        <w:rPr>
-          <w:rFonts w:ascii="Arial" w:hAnsi="Arial"/>
-          <w:b w:val="0"/>
-          <w:i w:val="0"/>
-          <w:sz w:val="18"/>
-        </w:rPr>
-        <w:t xml:space="preserve"> Epidemiological and Clinical Features of 2019 Novel Coronavirus Diseases (COVID-19) in the South of Iran. </w:t>
+        <w:t>, Omidian M, Ghorbani F, Barazesh A, Sarkari B*</w:t>
+      </w:r>
+      <w:r>
+        <w:rPr>
+          <w:rFonts w:ascii="Arial" w:hAnsi="Arial"/>
+          <w:b w:val="0"/>
+          <w:i w:val="0"/>
+          <w:sz w:val="18"/>
+        </w:rPr>
+        <w:t xml:space="preserve"> Diagnostic Performance of Echinococcus granulosus Protoscolices Antigens in the Serodiagnosis of Human Cystic Echinococcosis. </w:t>
       </w:r>
       <w:r>
         <w:rPr>
@@ -11265,7 +11318,7 @@
           <w:i/>
           <w:sz w:val="18"/>
         </w:rPr>
-        <w:t>BMC Infectious Diseases</w:t>
+        <w:t>Journal of Immunoassay and Immunochemistry</w:t>
       </w:r>
       <w:r>
         <w:rPr>
@@ -11300,7 +11353,6 @@
           <w:i w:val="0"/>
           <w:sz w:val="18"/>
         </w:rPr>
-        <w:t xml:space="preserve">Mohammadi AA, Keshavarzi A, Erfani A, Modarresi MS, </w:t>
       </w:r>
       <w:r>
         <w:rPr>
@@ -11318,16 +11370,16 @@
           <w:i w:val="0"/>
           <w:sz w:val="18"/>
         </w:rPr>
-        <w:t>, Ranjbar K*</w:t>
-      </w:r>
-      <w:r>
-        <w:rPr>
-          <w:rFonts w:ascii="Arial" w:hAnsi="Arial"/>
-          <w:b w:val="0"/>
-          <w:i w:val="0"/>
-          <w:sz w:val="18"/>
-        </w:rPr>
-        <w:t xml:space="preserve"> Evaluation of Epilepsy and Burn Patterns in a Tertiary Hospital in Southwestern Iran. </w:t>
+        <w:t>, Khodamoradi Z, Erfani A, Hosseinpour H, Ranjbar K, Emami Y, Mirahmadizadeh A, Honarvar B</w:t>
+      </w:r>
+      <w:r>
+        <w:rPr>
+          <w:rFonts w:ascii="Arial" w:hAnsi="Arial"/>
+          <w:b w:val="0"/>
+          <w:i w:val="0"/>
+          <w:sz w:val="18"/>
+        </w:rPr>
+        <w:t xml:space="preserve"> Epidemiological and Clinical Features of 2019 Novel Coronavirus Diseases (COVID-19) in the South of Iran. </w:t>
       </w:r>
       <w:r>
         <w:rPr>
@@ -11336,7 +11388,7 @@
           <w:i/>
           <w:sz w:val="18"/>
         </w:rPr>
-        <w:t>Epilepsy and Behavior</w:t>
+        <w:t>BMC Infectious Diseases</w:t>
       </w:r>
       <w:r>
         <w:rPr>
@@ -11371,34 +11423,34 @@
           <w:i w:val="0"/>
           <w:sz w:val="18"/>
         </w:rPr>
-        <w:t xml:space="preserve">Hashemi SA, Ranjbar MR, Tahami M, </w:t>
-      </w:r>
-      <w:r>
-        <w:rPr>
-          <w:rFonts w:ascii="Arial" w:hAnsi="Arial"/>
-          <w:b/>
-          <w:i w:val="0"/>
-          <w:sz w:val="18"/>
-        </w:rPr>
-        <w:t>Shahriarirad R*</w:t>
-      </w:r>
-      <w:r>
-        <w:rPr>
-          <w:rFonts w:ascii="Arial" w:hAnsi="Arial"/>
-          <w:b w:val="0"/>
-          <w:i w:val="0"/>
-          <w:sz w:val="18"/>
-        </w:rPr>
-        <w:t>, Erfani A</w:t>
-      </w:r>
-      <w:r>
-        <w:rPr>
-          <w:rFonts w:ascii="Arial" w:hAnsi="Arial"/>
-          <w:b w:val="0"/>
-          <w:i w:val="0"/>
-          <w:sz w:val="18"/>
-        </w:rPr>
-        <w:t xml:space="preserve"> Comparison of Accuracy in Expert Clinical Examination versus Magnetic Resonance Imaging and Arthroscopic Exam in Diagnosis of Meniscal Tear. </w:t>
+        <w:t xml:space="preserve">Mohammadi AA, Keshavarzi A, Erfani A, Modarresi MS, </w:t>
+      </w:r>
+      <w:r>
+        <w:rPr>
+          <w:rFonts w:ascii="Arial" w:hAnsi="Arial"/>
+          <w:b/>
+          <w:i w:val="0"/>
+          <w:sz w:val="18"/>
+        </w:rPr>
+        <w:t>Shahriarirad R</w:t>
+      </w:r>
+      <w:r>
+        <w:rPr>
+          <w:rFonts w:ascii="Arial" w:hAnsi="Arial"/>
+          <w:b w:val="0"/>
+          <w:i w:val="0"/>
+          <w:sz w:val="18"/>
+        </w:rPr>
+        <w:t>, Ranjbar K*</w:t>
+      </w:r>
+      <w:r>
+        <w:rPr>
+          <w:rFonts w:ascii="Arial" w:hAnsi="Arial"/>
+          <w:b w:val="0"/>
+          <w:i w:val="0"/>
+          <w:sz w:val="18"/>
+        </w:rPr>
+        <w:t xml:space="preserve"> Evaluation of Epilepsy and Burn Patterns in a Tertiary Hospital in Southwestern Iran. </w:t>
       </w:r>
       <w:r>
         <w:rPr>
@@ -11407,7 +11459,7 @@
           <w:i/>
           <w:sz w:val="18"/>
         </w:rPr>
-        <w:t>Advances in Orthopedics</w:t>
+        <w:t>Epilepsy and Behavior</w:t>
       </w:r>
       <w:r>
         <w:rPr>
@@ -11442,34 +11494,34 @@
           <w:i w:val="0"/>
           <w:sz w:val="18"/>
         </w:rPr>
-        <w:t xml:space="preserve">Erfani A, Pouryousef A, Arefkhah N, </w:t>
-      </w:r>
-      <w:r>
-        <w:rPr>
-          <w:rFonts w:ascii="Arial" w:hAnsi="Arial"/>
-          <w:b/>
-          <w:i w:val="0"/>
-          <w:sz w:val="18"/>
-        </w:rPr>
-        <w:t>Shahriarirad R</w:t>
-      </w:r>
-      <w:r>
-        <w:rPr>
-          <w:rFonts w:ascii="Arial" w:hAnsi="Arial"/>
-          <w:b w:val="0"/>
-          <w:i w:val="0"/>
-          <w:sz w:val="18"/>
-        </w:rPr>
-        <w:t>, Rastegarian M, Zeighami A, Sarkari B*</w:t>
-      </w:r>
-      <w:r>
-        <w:rPr>
-          <w:rFonts w:ascii="Arial" w:hAnsi="Arial"/>
-          <w:b w:val="0"/>
-          <w:i w:val="0"/>
-          <w:sz w:val="18"/>
-        </w:rPr>
-        <w:t xml:space="preserve"> Seroprevalence of Toxocariasis and Its Related Risk Factors among Municipal Street Sweepers in Shiraz District in Fars Province, Southern Iran. </w:t>
+        <w:t xml:space="preserve">Hashemi SA, Ranjbar MR, Tahami M, </w:t>
+      </w:r>
+      <w:r>
+        <w:rPr>
+          <w:rFonts w:ascii="Arial" w:hAnsi="Arial"/>
+          <w:b/>
+          <w:i w:val="0"/>
+          <w:sz w:val="18"/>
+        </w:rPr>
+        <w:t>Shahriarirad R*</w:t>
+      </w:r>
+      <w:r>
+        <w:rPr>
+          <w:rFonts w:ascii="Arial" w:hAnsi="Arial"/>
+          <w:b w:val="0"/>
+          <w:i w:val="0"/>
+          <w:sz w:val="18"/>
+        </w:rPr>
+        <w:t>, Erfani A</w:t>
+      </w:r>
+      <w:r>
+        <w:rPr>
+          <w:rFonts w:ascii="Arial" w:hAnsi="Arial"/>
+          <w:b w:val="0"/>
+          <w:i w:val="0"/>
+          <w:sz w:val="18"/>
+        </w:rPr>
+        <w:t xml:space="preserve"> Comparison of Accuracy in Expert Clinical Examination versus Magnetic Resonance Imaging and Arthroscopic Exam in Diagnosis of Meniscal Tear. </w:t>
       </w:r>
       <w:r>
         <w:rPr>
@@ -11478,7 +11530,7 @@
           <w:i/>
           <w:sz w:val="18"/>
         </w:rPr>
-        <w:t>Clinical Epidemiology and Global Health</w:t>
+        <w:t>Advances in Orthopedics</w:t>
       </w:r>
       <w:r>
         <w:rPr>
@@ -11513,7 +11565,7 @@
           <w:i w:val="0"/>
           <w:sz w:val="18"/>
         </w:rPr>
-        <w:t xml:space="preserve">Hodjati H, Hosseinzadeh A, Farzaneh BA*, Ghoddusi Johari H, Ebrahimi N, Anbardar MH, </w:t>
+        <w:t xml:space="preserve">Erfani A, Pouryousef A, Arefkhah N, </w:t>
       </w:r>
       <w:r>
         <w:rPr>
@@ -11531,15 +11583,16 @@
           <w:i w:val="0"/>
           <w:sz w:val="18"/>
         </w:rPr>
-      </w:r>
-      <w:r>
-        <w:rPr>
-          <w:rFonts w:ascii="Arial" w:hAnsi="Arial"/>
-          <w:b w:val="0"/>
-          <w:i w:val="0"/>
-          <w:sz w:val="18"/>
-        </w:rPr>
-        <w:t xml:space="preserve"> Inferior Vena Cava Repair Using Diaphragm in Animal Model. </w:t>
+        <w:t>, Rastegarian M, Zeighami A, Sarkari B*</w:t>
+      </w:r>
+      <w:r>
+        <w:rPr>
+          <w:rFonts w:ascii="Arial" w:hAnsi="Arial"/>
+          <w:b w:val="0"/>
+          <w:i w:val="0"/>
+          <w:sz w:val="18"/>
+        </w:rPr>
+        <w:t xml:space="preserve"> Seroprevalence of Toxocariasis and Its Related Risk Factors among Municipal Street Sweepers in Shiraz District in Fars Province, Southern Iran. </w:t>
       </w:r>
       <w:r>
         <w:rPr>
@@ -11548,7 +11601,7 @@
           <w:i/>
           <w:sz w:val="18"/>
         </w:rPr>
-        <w:t>Annals of Vascular Surgery</w:t>
+        <w:t>Clinical Epidemiology and Global Health</w:t>
       </w:r>
       <w:r>
         <w:rPr>
@@ -11583,7 +11636,7 @@
           <w:i w:val="0"/>
           <w:sz w:val="18"/>
         </w:rPr>
-        <w:t xml:space="preserve">Moshfe A, Sarkari B, Arefkhah N, Nikbakht R, </w:t>
+        <w:t xml:space="preserve">Hodjati H, Hosseinzadeh A, Farzaneh BA*, Ghoddusi Johari H, Ebrahimi N, Anbardar MH, </w:t>
       </w:r>
       <w:r>
         <w:rPr>
@@ -11601,16 +11654,15 @@
           <w:i w:val="0"/>
           <w:sz w:val="18"/>
         </w:rPr>
-        <w:t>, Rezaei Z, Hosseini Z</w:t>
-      </w:r>
-      <w:r>
-        <w:rPr>
-          <w:rFonts w:ascii="Arial" w:hAnsi="Arial"/>
-          <w:b w:val="0"/>
-          <w:i w:val="0"/>
-          <w:sz w:val="18"/>
-        </w:rPr>
-        <w:t xml:space="preserve"> Seroepidemiological Study of Cystic Echinococcosis in Nomadic Communities in the Southwest of Iran: A Population-based Study. </w:t>
+      </w:r>
+      <w:r>
+        <w:rPr>
+          <w:rFonts w:ascii="Arial" w:hAnsi="Arial"/>
+          <w:b w:val="0"/>
+          <w:i w:val="0"/>
+          <w:sz w:val="18"/>
+        </w:rPr>
+        <w:t xml:space="preserve"> Inferior Vena Cava Repair Using Diaphragm in Animal Model. </w:t>
       </w:r>
       <w:r>
         <w:rPr>
@@ -11619,7 +11671,7 @@
           <w:i/>
           <w:sz w:val="18"/>
         </w:rPr>
-        <w:t>Journal of Immunoassay and Immunochemistry</w:t>
+        <w:t>Annals of Vascular Surgery</w:t>
       </w:r>
       <w:r>
         <w:rPr>
@@ -11629,7 +11681,7 @@
           <w:color w:val="6B84A0"/>
           <w:sz w:val="18"/>
         </w:rPr>
-        <w:t xml:space="preserve"> (2019)</w:t>
+        <w:t xml:space="preserve"> (2020)</w:t>
       </w:r>
     </w:p>
     <w:p>
@@ -11654,7 +11706,7 @@
           <w:i w:val="0"/>
           <w:sz w:val="18"/>
         </w:rPr>
-        <w:t xml:space="preserve">Ghadimi SN, Homayoon L, </w:t>
+        <w:t xml:space="preserve">Moshfe A, Sarkari B, Arefkhah N, Nikbakht R, </w:t>
       </w:r>
       <w:r>
         <w:rPr>
@@ -11672,16 +11724,16 @@
           <w:i w:val="0"/>
           <w:sz w:val="18"/>
         </w:rPr>
-        <w:t>, Fatehpour S, Rastegarian M, Sarkari B*</w:t>
-      </w:r>
-      <w:r>
-        <w:rPr>
-          <w:rFonts w:ascii="Arial" w:hAnsi="Arial"/>
-          <w:b w:val="0"/>
-          <w:i w:val="0"/>
-          <w:sz w:val="18"/>
-        </w:rPr>
-        <w:t xml:space="preserve"> Attenuated Leishmania major Induce a High Level of Protection against Leishmania infantum in BALB/c Mice. </w:t>
+        <w:t>, Rezaei Z, Hosseini Z</w:t>
+      </w:r>
+      <w:r>
+        <w:rPr>
+          <w:rFonts w:ascii="Arial" w:hAnsi="Arial"/>
+          <w:b w:val="0"/>
+          <w:i w:val="0"/>
+          <w:sz w:val="18"/>
+        </w:rPr>
+        <w:t xml:space="preserve"> Seroepidemiological Study of Cystic Echinococcosis in Nomadic Communities in the Southwest of Iran: A Population-based Study. </w:t>
       </w:r>
       <w:r>
         <w:rPr>
@@ -11690,7 +11742,7 @@
           <w:i/>
           <w:sz w:val="18"/>
         </w:rPr>
-        <w:t>Iranian Journal of Parasitology</w:t>
+        <w:t>Journal of Immunoassay and Immunochemistry</w:t>
       </w:r>
       <w:r>
         <w:rPr>
@@ -11725,7 +11777,7 @@
           <w:i w:val="0"/>
           <w:sz w:val="18"/>
         </w:rPr>
-        <w:t xml:space="preserve">Taghizadeh H, </w:t>
+        <w:t xml:space="preserve">Ghadimi SN, Homayoon L, </w:t>
       </w:r>
       <w:r>
         <w:rPr>
@@ -11743,16 +11795,16 @@
           <w:i w:val="0"/>
           <w:sz w:val="18"/>
         </w:rPr>
-        <w:t>, Erfani A, Nekouei F, Seifbehzad S, Khabisi SA, Sarkari B</w:t>
-      </w:r>
-      <w:r>
-        <w:rPr>
-          <w:rFonts w:ascii="Arial" w:hAnsi="Arial"/>
-          <w:b w:val="0"/>
-          <w:i w:val="0"/>
-          <w:sz w:val="18"/>
-        </w:rPr>
-        <w:t xml:space="preserve"> Seroepidemiological Survey of Toxoplasmosis among Female University Students in Shiraz, Southern Iran. </w:t>
+        <w:t>, Fatehpour S, Rastegarian M, Sarkari B*</w:t>
+      </w:r>
+      <w:r>
+        <w:rPr>
+          <w:rFonts w:ascii="Arial" w:hAnsi="Arial"/>
+          <w:b w:val="0"/>
+          <w:i w:val="0"/>
+          <w:sz w:val="18"/>
+        </w:rPr>
+        <w:t xml:space="preserve"> Attenuated Leishmania major Induce a High Level of Protection against Leishmania infantum in BALB/c Mice. </w:t>
       </w:r>
       <w:r>
         <w:rPr>
@@ -11761,7 +11813,7 @@
           <w:i/>
           <w:sz w:val="18"/>
         </w:rPr>
-        <w:t>Annals of Tropical Medicine and Public Health</w:t>
+        <w:t>Iranian Journal of Parasitology</w:t>
       </w:r>
       <w:r>
         <w:rPr>
@@ -11771,7 +11823,7 @@
           <w:color w:val="6B84A0"/>
           <w:sz w:val="18"/>
         </w:rPr>
-        <w:t xml:space="preserve"> (2017)</w:t>
+        <w:t xml:space="preserve"> (2019)</w:t>
       </w:r>
     </w:p>
     <w:p>
@@ -11796,7 +11848,7 @@
           <w:i w:val="0"/>
           <w:sz w:val="18"/>
         </w:rPr>
-        <w:t xml:space="preserve">Sarkari B, Mohseni M, Moein MR, </w:t>
+        <w:t xml:space="preserve">Taghizadeh H, </w:t>
       </w:r>
       <w:r>
         <w:rPr>
@@ -11814,16 +11866,16 @@
           <w:i w:val="0"/>
           <w:sz w:val="18"/>
         </w:rPr>
-        <w:t>, Asgari Q*</w:t>
-      </w:r>
-      <w:r>
-        <w:rPr>
-          <w:rFonts w:ascii="Arial" w:hAnsi="Arial"/>
-          <w:b w:val="0"/>
-          <w:i w:val="0"/>
-          <w:sz w:val="18"/>
-        </w:rPr>
-        <w:t xml:space="preserve"> Effect of Hydroalcoholic Extract of Echinacea purpurea in Combination with Meglumine Antimoniate on Treatment of Leishmania major-Induced Cutaneous Leishmaniasis in BALB/c Mice. </w:t>
+        <w:t>, Erfani A, Nekouei F, Seifbehzad S, Khabisi SA, Sarkari B</w:t>
+      </w:r>
+      <w:r>
+        <w:rPr>
+          <w:rFonts w:ascii="Arial" w:hAnsi="Arial"/>
+          <w:b w:val="0"/>
+          <w:i w:val="0"/>
+          <w:sz w:val="18"/>
+        </w:rPr>
+        <w:t xml:space="preserve"> Seroepidemiological Survey of Toxoplasmosis among Female University Students in Shiraz, Southern Iran. </w:t>
       </w:r>
       <w:r>
         <w:rPr>
@@ -11832,7 +11884,7 @@
           <w:i/>
           <w:sz w:val="18"/>
         </w:rPr>
-        <w:t>International Journal of Applied and Basic Medical Research</w:t>
+        <w:t>Annals of Tropical Medicine and Public Health</w:t>
       </w:r>
       <w:r>
         <w:rPr>
@@ -11867,7 +11919,7 @@
           <w:i w:val="0"/>
           <w:sz w:val="18"/>
         </w:rPr>
-        <w:t xml:space="preserve">Sarkari B, Sattari H, Moein MR, Tamadon AM, </w:t>
+        <w:t xml:space="preserve">Sarkari B, Mohseni M, Moein MR, </w:t>
       </w:r>
       <w:r>
         <w:rPr>
@@ -11894,7 +11946,7 @@
           <w:i w:val="0"/>
           <w:sz w:val="18"/>
         </w:rPr>
-        <w:t xml:space="preserve"> Effect of Topical Gel Prepared with Hydroalcoholic Extract of Echinacea purpurea on Treatment of Leishmania major-Induced Cutaneous Leishmaniasis in BALB/C Mice. </w:t>
+        <w:t xml:space="preserve"> Effect of Hydroalcoholic Extract of Echinacea purpurea in Combination with Meglumine Antimoniate on Treatment of Leishmania major-Induced Cutaneous Leishmaniasis in BALB/c Mice. </w:t>
       </w:r>
       <w:r>
         <w:rPr>
@@ -11903,7 +11955,7 @@
           <w:i/>
           <w:sz w:val="18"/>
         </w:rPr>
-        <w:t>Journal of Pharmaceutical Negative Results</w:t>
+        <w:t>International Journal of Applied and Basic Medical Research</w:t>
       </w:r>
       <w:r>
         <w:rPr>
@@ -11913,7 +11965,7 @@
           <w:color w:val="6B84A0"/>
           <w:sz w:val="18"/>
         </w:rPr>
-        <w:t xml:space="preserve"> (2016)</w:t>
+        <w:t xml:space="preserve"> (2017)</w:t>
       </w:r>
     </w:p>
     <w:p>
@@ -11938,7 +11990,7 @@
           <w:i w:val="0"/>
           <w:sz w:val="18"/>
         </w:rPr>
-        <w:t xml:space="preserve">Hatam GR, Nejati F, Mohammadzadeh T, </w:t>
+        <w:t xml:space="preserve">Sarkari B, Sattari H, Moein MR, Tamadon AM, </w:t>
       </w:r>
       <w:r>
         <w:rPr>
@@ -11956,16 +12008,16 @@
           <w:i w:val="0"/>
           <w:sz w:val="18"/>
         </w:rPr>
-        <w:t>, Sarkari B*</w:t>
-      </w:r>
-      <w:r>
-        <w:rPr>
-          <w:rFonts w:ascii="Arial" w:hAnsi="Arial"/>
-          <w:b w:val="0"/>
-          <w:i w:val="0"/>
-          <w:sz w:val="18"/>
-        </w:rPr>
-        <w:t xml:space="preserve"> Population-based Seroprevalence of Malaria in Hormozgan Province, Southeastern Iran: A Low Transmission Area. </w:t>
+        <w:t>, Asgari Q*</w:t>
+      </w:r>
+      <w:r>
+        <w:rPr>
+          <w:rFonts w:ascii="Arial" w:hAnsi="Arial"/>
+          <w:b w:val="0"/>
+          <w:i w:val="0"/>
+          <w:sz w:val="18"/>
+        </w:rPr>
+        <w:t xml:space="preserve"> Effect of Topical Gel Prepared with Hydroalcoholic Extract of Echinacea purpurea on Treatment of Leishmania major-Induced Cutaneous Leishmaniasis in BALB/C Mice. </w:t>
       </w:r>
       <w:r>
         <w:rPr>
@@ -11974,7 +12026,7 @@
           <w:i/>
           <w:sz w:val="18"/>
         </w:rPr>
-        <w:t>Malaria Research and Treatment</w:t>
+        <w:t>Journal of Pharmaceutical Negative Results</w:t>
       </w:r>
       <w:r>
         <w:rPr>
@@ -11984,11 +12036,82 @@
           <w:color w:val="6B84A0"/>
           <w:sz w:val="18"/>
         </w:rPr>
-        <w:t xml:space="preserve"> (2015)</w:t>
+        <w:t xml:space="preserve"> (2016)</w:t>
       </w:r>
     </w:p>
     <w:p>
       <w:pPr>
+        <w:spacing w:after="20"/>
+        <w:ind w:left="432" w:hanging="432"/>
+      </w:pPr>
+      <w:r>
+        <w:rPr>
+          <w:rFonts w:ascii="Arial" w:hAnsi="Arial"/>
+          <w:b/>
+          <w:i w:val="0"/>
+          <w:color w:val="1F3864"/>
+          <w:sz w:val="18"/>
+        </w:rPr>
+        <w:t xml:space="preserve">138. </w:t>
+      </w:r>
+      <w:r>
+        <w:rPr>
+          <w:rFonts w:ascii="Arial" w:hAnsi="Arial"/>
+          <w:b w:val="0"/>
+          <w:i w:val="0"/>
+          <w:sz w:val="18"/>
+        </w:rPr>
+        <w:t xml:space="preserve">Hatam GR, Nejati F, Mohammadzadeh T, </w:t>
+      </w:r>
+      <w:r>
+        <w:rPr>
+          <w:rFonts w:ascii="Arial" w:hAnsi="Arial"/>
+          <w:b/>
+          <w:i w:val="0"/>
+          <w:sz w:val="18"/>
+        </w:rPr>
+        <w:t>Shahriarirad R</w:t>
+      </w:r>
+      <w:r>
+        <w:rPr>
+          <w:rFonts w:ascii="Arial" w:hAnsi="Arial"/>
+          <w:b w:val="0"/>
+          <w:i w:val="0"/>
+          <w:sz w:val="18"/>
+        </w:rPr>
+        <w:t>, Sarkari B*</w:t>
+      </w:r>
+      <w:r>
+        <w:rPr>
+          <w:rFonts w:ascii="Arial" w:hAnsi="Arial"/>
+          <w:b w:val="0"/>
+          <w:i w:val="0"/>
+          <w:sz w:val="18"/>
+        </w:rPr>
+        <w:t xml:space="preserve"> Population-based Seroprevalence of Malaria in Hormozgan Province, Southeastern Iran: A Low Transmission Area. </w:t>
+      </w:r>
+      <w:r>
+        <w:rPr>
+          <w:rFonts w:ascii="Arial" w:hAnsi="Arial"/>
+          <w:b w:val="0"/>
+          <w:i/>
+          <w:sz w:val="18"/>
+        </w:rPr>
+        <w:t>Malaria Research and Treatment</w:t>
+      </w:r>
+      <w:r>
+        <w:rPr>
+          <w:rFonts w:ascii="Arial" w:hAnsi="Arial"/>
+          <w:b w:val="0"/>
+          <w:i w:val="0"/>
+          <w:color w:val="6B84A0"/>
+          <w:sz w:val="18"/>
+        </w:rPr>
+        <w:t xml:space="preserve"> (2015)</w:t>
+      </w:r>
+    </w:p>
+    <w:p>
+      <w:pPr>
         <w:spacing w:before="160"/>
       </w:pPr>
       <w:r>
@@ -12015,7 +12138,7 @@
           <w:color w:val="1F3864"/>
           <w:sz w:val="18"/>
         </w:rPr>
-        <w:t xml:space="preserve">1. </w:t>
+        <w:t xml:space="preserve">2. </w:t>
       </w:r>
       <w:r>
         <w:rPr>
@@ -12086,7 +12209,7 @@
           <w:color w:val="1F3864"/>
           <w:sz w:val="18"/>
         </w:rPr>
-        <w:t xml:space="preserve">36. </w:t>
+        <w:t xml:space="preserve">37. </w:t>
       </w:r>
       <w:r>
         <w:rPr>
@@ -12156,7 +12279,7 @@
           <w:color w:val="1F3864"/>
           <w:sz w:val="18"/>
         </w:rPr>
-        <w:t xml:space="preserve">91. </w:t>
+        <w:t xml:space="preserve">92. </w:t>
       </w:r>
       <w:r>
         <w:rPr>
@@ -12227,7 +12350,7 @@
           <w:color w:val="1F3864"/>
           <w:sz w:val="18"/>
         </w:rPr>
-        <w:t xml:space="preserve">92. </w:t>
+        <w:t xml:space="preserve">93. </w:t>
       </w:r>
       <w:r>
         <w:rPr>
@@ -12298,7 +12421,7 @@
           <w:color w:val="1F3864"/>
           <w:sz w:val="18"/>
         </w:rPr>
-        <w:t xml:space="preserve">99. </w:t>
+        <w:t xml:space="preserve">100. </w:t>
       </w:r>
       <w:r>
         <w:rPr>
@@ -12369,7 +12492,7 @@
           <w:color w:val="1F3864"/>
           <w:sz w:val="18"/>
         </w:rPr>
-        <w:t xml:space="preserve">106. </w:t>
+        <w:t xml:space="preserve">107. </w:t>
       </w:r>
       <w:r>
         <w:rPr>
@@ -12440,7 +12563,7 @@
           <w:color w:val="1F3864"/>
           <w:sz w:val="18"/>
         </w:rPr>
-        <w:t xml:space="preserve">110. </w:t>
+        <w:t xml:space="preserve">111. </w:t>
       </w:r>
       <w:r>
         <w:rPr>
@@ -12526,7 +12649,7 @@
           <w:color w:val="1F3864"/>
           <w:sz w:val="18"/>
         </w:rPr>
-        <w:t xml:space="preserve">3. </w:t>
+        <w:t xml:space="preserve">4. </w:t>
       </w:r>
       <w:r>
         <w:rPr>
@@ -12596,7 +12719,7 @@
           <w:color w:val="1F3864"/>
           <w:sz w:val="18"/>
         </w:rPr>
-        <w:t xml:space="preserve">4. </w:t>
+        <w:t xml:space="preserve">5. </w:t>
       </w:r>
       <w:r>
         <w:rPr>
@@ -12667,7 +12790,7 @@
           <w:color w:val="1F3864"/>
           <w:sz w:val="18"/>
         </w:rPr>
-        <w:t xml:space="preserve">138. </w:t>
+        <w:t xml:space="preserve">139. </w:t>
       </w:r>
       <w:r>
         <w:rPr>
@@ -12737,7 +12860,7 @@
           <w:color w:val="1F3864"/>
           <w:sz w:val="18"/>
         </w:rPr>
-        <w:t xml:space="preserve">139. </w:t>
+        <w:t xml:space="preserve">140. </w:t>
       </w:r>
       <w:r>
         <w:rPr>
@@ -12808,7 +12931,7 @@
           <w:color w:val="1F3864"/>
           <w:sz w:val="18"/>
         </w:rPr>
-        <w:t xml:space="preserve">140. </w:t>
+        <w:t xml:space="preserve">141. </w:t>
       </w:r>
       <w:r>
         <w:rPr>
@@ -12878,7 +13001,7 @@
           <w:color w:val="1F3864"/>
           <w:sz w:val="18"/>
         </w:rPr>
-        <w:t xml:space="preserve">141. </w:t>
+        <w:t xml:space="preserve">142. </w:t>
       </w:r>
       <w:r>
         <w:rPr>
@@ -12949,7 +13072,7 @@
           <w:color w:val="1F3864"/>
           <w:sz w:val="18"/>
         </w:rPr>
-        <w:t xml:space="preserve">142. </w:t>
+        <w:t xml:space="preserve">143. </w:t>
       </w:r>
       <w:r>
         <w:rPr>
@@ -13020,7 +13143,7 @@
           <w:color w:val="1F3864"/>
           <w:sz w:val="18"/>
         </w:rPr>
-        <w:t xml:space="preserve">143. </w:t>
+        <w:t xml:space="preserve">144. </w:t>
       </w:r>
       <w:r>
         <w:rPr>
@@ -13091,7 +13214,7 @@
           <w:color w:val="1F3864"/>
           <w:sz w:val="18"/>
         </w:rPr>
-        <w:t xml:space="preserve">144. </w:t>
+        <w:t xml:space="preserve">145. </w:t>
       </w:r>
       <w:r>
         <w:rPr>
@@ -13161,7 +13284,7 @@
           <w:color w:val="1F3864"/>
           <w:sz w:val="18"/>
         </w:rPr>
-        <w:t xml:space="preserve">145. </w:t>
+        <w:t xml:space="preserve">146. </w:t>
       </w:r>
       <w:r>
         <w:rPr>
@@ -13231,7 +13354,7 @@
           <w:color w:val="1F3864"/>
           <w:sz w:val="18"/>
         </w:rPr>
-        <w:t xml:space="preserve">146. </w:t>
+        <w:t xml:space="preserve">147. </w:t>
       </w:r>
       <w:r>
         <w:rPr>
@@ -13301,7 +13424,7 @@
           <w:color w:val="1F3864"/>
           <w:sz w:val="18"/>
         </w:rPr>
-        <w:t xml:space="preserve">147. </w:t>
+        <w:t xml:space="preserve">148. </w:t>
       </w:r>
       <w:r>
         <w:rPr>
@@ -13372,7 +13495,7 @@
           <w:color w:val="1F3864"/>
           <w:sz w:val="18"/>
         </w:rPr>
-        <w:t xml:space="preserve">148. </w:t>
+        <w:t xml:space="preserve">149. </w:t>
       </w:r>
       <w:r>
         <w:rPr>
@@ -13443,7 +13566,7 @@
           <w:color w:val="1F3864"/>
           <w:sz w:val="18"/>
         </w:rPr>
-        <w:t xml:space="preserve">149. </w:t>
+        <w:t xml:space="preserve">150. </w:t>
       </w:r>
       <w:r>
         <w:rPr>
@@ -13514,7 +13637,7 @@
           <w:color w:val="1F3864"/>
           <w:sz w:val="18"/>
         </w:rPr>
-        <w:t xml:space="preserve">150. </w:t>
+        <w:t xml:space="preserve">151. </w:t>
       </w:r>
       <w:r>
         <w:rPr>
@@ -13584,7 +13707,7 @@
           <w:color w:val="1F3864"/>
           <w:sz w:val="18"/>
         </w:rPr>
-        <w:t xml:space="preserve">151. </w:t>
+        <w:t xml:space="preserve">152. </w:t>
       </w:r>
       <w:r>
         <w:rPr>
@@ -13654,7 +13777,7 @@
           <w:color w:val="1F3864"/>
           <w:sz w:val="18"/>
         </w:rPr>
-        <w:t xml:space="preserve">152. </w:t>
+        <w:t xml:space="preserve">153. </w:t>
       </w:r>
       <w:r>
         <w:rPr>
@@ -13725,7 +13848,7 @@
           <w:color w:val="1F3864"/>
           <w:sz w:val="18"/>
         </w:rPr>
-        <w:t xml:space="preserve">153. </w:t>
+        <w:t xml:space="preserve">154. </w:t>
       </w:r>
       <w:r>
         <w:rPr>
@@ -13796,7 +13919,7 @@
           <w:color w:val="1F3864"/>
           <w:sz w:val="18"/>
         </w:rPr>
-        <w:t xml:space="preserve">154. </w:t>
+        <w:t xml:space="preserve">155. </w:t>
       </w:r>
       <w:r>
         <w:rPr>
@@ -13866,7 +13989,7 @@
           <w:color w:val="1F3864"/>
           <w:sz w:val="18"/>
         </w:rPr>
-        <w:t xml:space="preserve">155. </w:t>
+        <w:t xml:space="preserve">156. </w:t>
       </w:r>
       <w:r>
         <w:rPr>
@@ -13937,7 +14060,7 @@
           <w:color w:val="1F3864"/>
           <w:sz w:val="18"/>
         </w:rPr>
-        <w:t xml:space="preserve">156. </w:t>
+        <w:t xml:space="preserve">157. </w:t>
       </w:r>
       <w:r>
         <w:rPr>
@@ -14008,7 +14131,7 @@
           <w:color w:val="1F3864"/>
           <w:sz w:val="18"/>
         </w:rPr>
-        <w:t xml:space="preserve">157. </w:t>
+        <w:t xml:space="preserve">158. </w:t>
       </w:r>
       <w:r>
         <w:rPr>
@@ -14079,7 +14202,7 @@
           <w:color w:val="1F3864"/>
           <w:sz w:val="18"/>
         </w:rPr>
-        <w:t xml:space="preserve">158. </w:t>
+        <w:t xml:space="preserve">159. </w:t>
       </w:r>
       <w:r>
         <w:rPr>
@@ -14149,7 +14272,7 @@
           <w:color w:val="1F3864"/>
           <w:sz w:val="18"/>
         </w:rPr>
-        <w:t xml:space="preserve">159. </w:t>
+        <w:t xml:space="preserve">160. </w:t>
       </w:r>
       <w:r>
         <w:rPr>
@@ -14219,7 +14342,7 @@
           <w:color w:val="1F3864"/>
           <w:sz w:val="18"/>
         </w:rPr>
-        <w:t xml:space="preserve">160. </w:t>
+        <w:t xml:space="preserve">161. </w:t>
       </w:r>
       <w:r>
         <w:rPr>
@@ -14290,7 +14413,7 @@
           <w:color w:val="1F3864"/>
           <w:sz w:val="18"/>
         </w:rPr>
-        <w:t xml:space="preserve">161. </w:t>
+        <w:t xml:space="preserve">162. </w:t>
       </w:r>
       <w:r>
         <w:rPr>
@@ -14360,7 +14483,7 @@
           <w:color w:val="1F3864"/>
           <w:sz w:val="18"/>
         </w:rPr>
-        <w:t xml:space="preserve">162. </w:t>
+        <w:t xml:space="preserve">163. </w:t>
       </w:r>
       <w:r>
         <w:rPr>
@@ -14430,7 +14553,7 @@
           <w:color w:val="1F3864"/>
           <w:sz w:val="18"/>
         </w:rPr>
-        <w:t xml:space="preserve">163. </w:t>
+        <w:t xml:space="preserve">164. </w:t>
       </w:r>
       <w:r>
         <w:rPr>
@@ -14500,7 +14623,7 @@
           <w:color w:val="1F3864"/>
           <w:sz w:val="18"/>
         </w:rPr>
-        <w:t xml:space="preserve">164. </w:t>
+        <w:t xml:space="preserve">165. </w:t>
       </w:r>
       <w:r>
         <w:rPr>
@@ -14571,7 +14694,7 @@
           <w:color w:val="1F3864"/>
           <w:sz w:val="18"/>
         </w:rPr>
-        <w:t xml:space="preserve">165. </w:t>
+        <w:t xml:space="preserve">166. </w:t>
       </w:r>
       <w:r>
         <w:rPr>
@@ -14642,7 +14765,7 @@
           <w:color w:val="1F3864"/>
           <w:sz w:val="18"/>
         </w:rPr>
-        <w:t xml:space="preserve">166. </w:t>
+        <w:t xml:space="preserve">167. </w:t>
       </w:r>
       <w:r>
         <w:rPr>
@@ -14712,7 +14835,7 @@
           <w:color w:val="1F3864"/>
           <w:sz w:val="18"/>
         </w:rPr>
-        <w:t xml:space="preserve">167. </w:t>
+        <w:t xml:space="preserve">168. </w:t>
       </w:r>
       <w:r>
         <w:rPr>
@@ -14782,7 +14905,7 @@
           <w:color w:val="1F3864"/>
           <w:sz w:val="18"/>
         </w:rPr>
-        <w:t xml:space="preserve">168. </w:t>
+        <w:t xml:space="preserve">169. </w:t>
       </w:r>
       <w:r>
         <w:rPr>
@@ -14853,7 +14976,7 @@
           <w:color w:val="1F3864"/>
           <w:sz w:val="18"/>
         </w:rPr>
-        <w:t xml:space="preserve">169. </w:t>
+        <w:t xml:space="preserve">170. </w:t>
       </w:r>
       <w:r>
         <w:rPr>
@@ -14923,7 +15046,7 @@
           <w:color w:val="1F3864"/>
           <w:sz w:val="18"/>
         </w:rPr>
-        <w:t xml:space="preserve">170. </w:t>
+        <w:t xml:space="preserve">171. </w:t>
       </w:r>
       <w:r>
         <w:rPr>
@@ -14993,7 +15116,7 @@
           <w:color w:val="1F3864"/>
           <w:sz w:val="18"/>
         </w:rPr>
-        <w:t xml:space="preserve">171. </w:t>
+        <w:t xml:space="preserve">172. </w:t>
       </w:r>
       <w:r>
         <w:rPr>
@@ -15064,7 +15187,7 @@
           <w:color w:val="1F3864"/>
           <w:sz w:val="18"/>
         </w:rPr>
-        <w:t xml:space="preserve">172. </w:t>
+        <w:t xml:space="preserve">173. </w:t>
       </w:r>
       <w:r>
         <w:rPr>
@@ -15135,7 +15258,7 @@
           <w:color w:val="1F3864"/>
           <w:sz w:val="18"/>
         </w:rPr>
-        <w:t xml:space="preserve">173. </w:t>
+        <w:t xml:space="preserve">174. </w:t>
       </w:r>
       <w:r>
         <w:rPr>
@@ -15205,7 +15328,7 @@
           <w:color w:val="1F3864"/>
           <w:sz w:val="18"/>
         </w:rPr>
-        <w:t xml:space="preserve">174. </w:t>
+        <w:t xml:space="preserve">175. </w:t>
       </w:r>
       <w:r>
         <w:rPr>
@@ -15276,7 +15399,7 @@
           <w:color w:val="1F3864"/>
           <w:sz w:val="18"/>
         </w:rPr>
-        <w:t xml:space="preserve">175. </w:t>
+        <w:t xml:space="preserve">176. </w:t>
       </w:r>
       <w:r>
         <w:rPr>
@@ -15347,7 +15470,7 @@
           <w:color w:val="1F3864"/>
           <w:sz w:val="18"/>
         </w:rPr>
-        <w:t xml:space="preserve">176. </w:t>
+        <w:t xml:space="preserve">177. </w:t>
       </w:r>
       <w:r>
         <w:rPr>
@@ -15417,7 +15540,7 @@
           <w:color w:val="1F3864"/>
           <w:sz w:val="18"/>
         </w:rPr>
-        <w:t xml:space="preserve">177. </w:t>
+        <w:t xml:space="preserve">178. </w:t>
       </w:r>
       <w:r>
         <w:rPr>
@@ -15487,7 +15610,7 @@
           <w:color w:val="1F3864"/>
           <w:sz w:val="18"/>
         </w:rPr>
-        <w:t xml:space="preserve">178. </w:t>
+        <w:t xml:space="preserve">179. </w:t>
       </w:r>
       <w:r>
         <w:rPr>
@@ -15558,7 +15681,7 @@
           <w:color w:val="1F3864"/>
           <w:sz w:val="18"/>
         </w:rPr>
-        <w:t xml:space="preserve">179. </w:t>
+        <w:t xml:space="preserve">180. </w:t>
       </w:r>
       <w:r>
         <w:rPr>
@@ -15629,7 +15752,7 @@
           <w:color w:val="1F3864"/>
           <w:sz w:val="18"/>
         </w:rPr>
-        <w:t xml:space="preserve">180. </w:t>
+        <w:t xml:space="preserve">181. </w:t>
       </w:r>
       <w:r>
         <w:rPr>
@@ -15700,7 +15823,7 @@
           <w:color w:val="1F3864"/>
           <w:sz w:val="18"/>
         </w:rPr>
-        <w:t xml:space="preserve">181. </w:t>
+        <w:t xml:space="preserve">182. </w:t>
       </w:r>
       <w:r>
         <w:rPr>
@@ -15771,7 +15894,7 @@
           <w:color w:val="1F3864"/>
           <w:sz w:val="18"/>
         </w:rPr>
-        <w:t xml:space="preserve">182. </w:t>
+        <w:t xml:space="preserve">183. </w:t>
       </w:r>
       <w:r>
         <w:rPr>
@@ -15842,7 +15965,7 @@
           <w:color w:val="1F3864"/>
           <w:sz w:val="18"/>
         </w:rPr>
-        <w:t xml:space="preserve">183. </w:t>
+        <w:t xml:space="preserve">184. </w:t>
       </w:r>
       <w:r>
         <w:rPr>
@@ -15913,7 +16036,7 @@
           <w:color w:val="1F3864"/>
           <w:sz w:val="18"/>
         </w:rPr>
-        <w:t xml:space="preserve">184. </w:t>
+        <w:t xml:space="preserve">185. </w:t>
       </w:r>
       <w:r>
         <w:rPr>
@@ -15983,7 +16106,7 @@
           <w:color w:val="1F3864"/>
           <w:sz w:val="18"/>
         </w:rPr>
-        <w:t xml:space="preserve">185. </w:t>
+        <w:t xml:space="preserve">186. </w:t>
       </w:r>
       <w:r>
         <w:rPr>
@@ -16054,7 +16177,7 @@
           <w:color w:val="1F3864"/>
           <w:sz w:val="18"/>
         </w:rPr>
-        <w:t xml:space="preserve">186. </w:t>
+        <w:t xml:space="preserve">187. </w:t>
       </w:r>
       <w:r>
         <w:rPr>
@@ -16125,7 +16248,7 @@
           <w:color w:val="1F3864"/>
           <w:sz w:val="18"/>
         </w:rPr>
-        <w:t xml:space="preserve">187. </w:t>
+        <w:t xml:space="preserve">188. </w:t>
       </w:r>
       <w:r>
         <w:rPr>
@@ -16195,7 +16318,7 @@
           <w:color w:val="1F3864"/>
           <w:sz w:val="18"/>
         </w:rPr>
-        <w:t xml:space="preserve">188. </w:t>
+        <w:t xml:space="preserve">189. </w:t>
       </w:r>
       <w:r>
         <w:rPr>
@@ -16266,7 +16389,7 @@
           <w:color w:val="1F3864"/>
           <w:sz w:val="18"/>
         </w:rPr>
-        <w:t xml:space="preserve">189. </w:t>
+        <w:t xml:space="preserve">190. </w:t>
       </w:r>
       <w:r>
         <w:rPr>
@@ -16337,7 +16460,7 @@
           <w:color w:val="1F3864"/>
           <w:sz w:val="18"/>
         </w:rPr>
-        <w:t xml:space="preserve">192. </w:t>
+        <w:t xml:space="preserve">193. </w:t>
       </w:r>
       <w:r>
         <w:rPr>
@@ -16408,7 +16531,7 @@
           <w:color w:val="1F3864"/>
           <w:sz w:val="18"/>
         </w:rPr>
-        <w:t xml:space="preserve">193. </w:t>
+        <w:t xml:space="preserve">194. </w:t>
       </w:r>
       <w:r>
         <w:rPr>
@@ -16494,7 +16617,7 @@
           <w:color w:val="1F3864"/>
           <w:sz w:val="18"/>
         </w:rPr>
-        <w:t xml:space="preserve">190. </w:t>
+        <w:t xml:space="preserve">191. </w:t>
       </w:r>
       <w:r>
         <w:rPr>
@@ -16564,7 +16687,7 @@
           <w:color w:val="1F3864"/>
           <w:sz w:val="18"/>
         </w:rPr>
-        <w:t xml:space="preserve">191. </w:t>
+        <w:t xml:space="preserve">192. </w:t>
       </w:r>
       <w:r>
         <w:rPr>
@@ -17843,7 +17966,7 @@
           <w:i w:val="0"/>
           <w:sz w:val="18"/>
         </w:rPr>
-        <w:t xml:space="preserve">Peripheral Nerve Fellowship Programs In The U.S.: A Cross-sectional Study of Online Information Accessibility. </w:t>
+        <w:t xml:space="preserve">Mayo Obesity Staging Index: A Novel Obesity Classification System. </w:t>
       </w:r>
       <w:r>
         <w:rPr>
@@ -17853,7 +17976,7 @@
           <w:color w:val="6B84A0"/>
           <w:sz w:val="18"/>
         </w:rPr>
-        <w:t>Plastic Surgery Research Council (PSRC). United States. Jun 2026</w:t>
+        <w:t>American Society for Metabolic and Bariatric Surgery (ASMBS). United States. Apr 2026</w:t>
       </w:r>
       <w:r>
         <w:rPr>
@@ -17888,7 +18011,7 @@
           <w:i w:val="0"/>
           <w:sz w:val="18"/>
         </w:rPr>
-        <w:t xml:space="preserve">Short and Long Term Oncologic Outcomes of Minimally Invasive Surgery for Gastric Gastrointestinal Stromal Tumors. </w:t>
+        <w:t xml:space="preserve">Peripheral Nerve Fellowship Programs In The U.S.: A Cross-sectional Study of Online Information Accessibility. </w:t>
       </w:r>
       <w:r>
         <w:rPr>
@@ -17898,7 +18021,7 @@
           <w:color w:val="6B84A0"/>
           <w:sz w:val="18"/>
         </w:rPr>
-        <w:t>Society of Surgical Oncology (SSO). United States. Mar 2026</w:t>
+        <w:t>Plastic Surgery Research Council (PSRC). United States. Jun 2026</w:t>
       </w:r>
       <w:r>
         <w:rPr>
@@ -17933,7 +18056,7 @@
           <w:i w:val="0"/>
           <w:sz w:val="18"/>
         </w:rPr>
-        <w:t xml:space="preserve">An Experimental In Vitro and In Vivo Study on Achilles Tendon Regeneration Using Ostrich Eggshell Membrane Combined with Platelet-Rich Plasma. </w:t>
+        <w:t xml:space="preserve">Short and Long Term Oncologic Outcomes of Minimally Invasive Surgery for Gastric Gastrointestinal Stromal Tumors. </w:t>
       </w:r>
       <w:r>
         <w:rPr>
@@ -17943,7 +18066,7 @@
           <w:color w:val="6B84A0"/>
           <w:sz w:val="18"/>
         </w:rPr>
-        <w:t>American Orthopaedic Foot &amp; Ankle Society (AOFAS) Annual Meeting 2025. United States. Dec 2025</w:t>
+        <w:t>Society of Surgical Oncology (SSO). United States. Mar 2026</w:t>
       </w:r>
       <w:r>
         <w:rPr>
@@ -17978,7 +18101,7 @@
           <w:i w:val="0"/>
           <w:sz w:val="18"/>
         </w:rPr>
-        <w:t xml:space="preserve">Mapping Global Trends in Robotic Surgery in Plastic and Reconstructive Surgery: A Bibliometric Analysis. </w:t>
+        <w:t xml:space="preserve">An Experimental In Vitro and In Vivo Study on Achilles Tendon Regeneration Using Ostrich Eggshell Membrane Combined with Platelet-Rich Plasma. </w:t>
       </w:r>
       <w:r>
         <w:rPr>
@@ -17988,7 +18111,7 @@
           <w:color w:val="6B84A0"/>
           <w:sz w:val="18"/>
         </w:rPr>
-        <w:t>Annual Balfour Surgery Research Symposium. United States. Oct 2025</w:t>
+        <w:t>American Orthopaedic Foot &amp; Ankle Society (AOFAS) Annual Meeting 2025. United States. Dec 2025</w:t>
       </w:r>
       <w:r>
         <w:rPr>
@@ -18023,7 +18146,7 @@
           <w:i w:val="0"/>
           <w:sz w:val="18"/>
         </w:rPr>
-        <w:t xml:space="preserve">Evaluation of the Operational Effectiveness of the Mayo Clinic Mastectomy Interactive Care Plan. </w:t>
+        <w:t xml:space="preserve">Mapping Global Trends in Robotic Surgery in Plastic and Reconstructive Surgery: A Bibliometric Analysis. </w:t>
       </w:r>
       <w:r>
         <w:rPr>
@@ -18068,7 +18191,7 @@
           <w:i w:val="0"/>
           <w:sz w:val="18"/>
         </w:rPr>
-        <w:t xml:space="preserve">Trend and Changes in AI based on Patient Perspectives. </w:t>
+        <w:t xml:space="preserve">Evaluation of the Operational Effectiveness of the Mayo Clinic Mastectomy Interactive Care Plan. </w:t>
       </w:r>
       <w:r>
         <w:rPr>
@@ -18078,7 +18201,7 @@
           <w:color w:val="6B84A0"/>
           <w:sz w:val="18"/>
         </w:rPr>
-        <w:t>Mayo Clinic AI Summit. United States. Jul 2025</w:t>
+        <w:t>Annual Balfour Surgery Research Symposium. United States. Oct 2025</w:t>
       </w:r>
       <w:r>
         <w:rPr>
@@ -18113,7 +18236,7 @@
           <w:i w:val="0"/>
           <w:sz w:val="18"/>
         </w:rPr>
-        <w:t xml:space="preserve">Molecular Analysis of Suspected or High-Risk Lung Cancer to Drive Individualized Care (INTERCEPTioN): A Pilot Study. </w:t>
+        <w:t xml:space="preserve">Trend and Changes in AI based on Patient Perspectives. </w:t>
       </w:r>
       <w:r>
         <w:rPr>
@@ -18123,7 +18246,7 @@
           <w:color w:val="6B84A0"/>
           <w:sz w:val="18"/>
         </w:rPr>
-        <w:t>Advanced Robotic Surgery Conference 2025. United States. Apr 2025</w:t>
+        <w:t>Mayo Clinic AI Summit. United States. Jul 2025</w:t>
       </w:r>
       <w:r>
         <w:rPr>
@@ -18158,7 +18281,7 @@
           <w:i w:val="0"/>
           <w:sz w:val="18"/>
         </w:rPr>
-        <w:t xml:space="preserve">COVID-19 Versus Applied Infection Control Policies in a Major Transplant Center in Iran. </w:t>
+        <w:t xml:space="preserve">Molecular Analysis of Suspected or High-Risk Lung Cancer to Drive Individualized Care (INTERCEPTioN): A Pilot Study. </w:t>
       </w:r>
       <w:r>
         <w:rPr>
@@ -18168,7 +18291,7 @@
           <w:color w:val="6B84A0"/>
           <w:sz w:val="18"/>
         </w:rPr>
-        <w:t>Organ Transplantation before and during the COVID-19 era. Iran. Dec 2022</w:t>
+        <w:t>Advanced Robotic Surgery Conference 2025. United States. Apr 2025</w:t>
       </w:r>
       <w:r>
         <w:rPr>
@@ -18203,7 +18326,7 @@
           <w:i w:val="0"/>
           <w:sz w:val="18"/>
         </w:rPr>
-        <w:t xml:space="preserve">Comparison of Ghost Ileostomy and Protective Ileostomy in Rectal Cancer Patients Undergoing Neoadjuvant Chemoradiotherapy. </w:t>
+        <w:t xml:space="preserve">COVID-19 Versus Applied Infection Control Policies in a Major Transplant Center in Iran. </w:t>
       </w:r>
       <w:r>
         <w:rPr>
@@ -18213,7 +18336,7 @@
           <w:color w:val="6B84A0"/>
           <w:sz w:val="18"/>
         </w:rPr>
-        <w:t>31st Biennial Congress of International Society of University Colon and Rectal Surgeons (ISUCRS). Turkey. Oct 2022</w:t>
+        <w:t>Organ Transplantation before and during the COVID-19 era. Iran. Dec 2022</w:t>
       </w:r>
       <w:r>
         <w:rPr>
@@ -18248,7 +18371,7 @@
           <w:i w:val="0"/>
           <w:sz w:val="18"/>
         </w:rPr>
-        <w:t xml:space="preserve">Suicide by Self-immolation in Southern Iran: An Epidemiological Study. </w:t>
+        <w:t xml:space="preserve">Comparison of Ghost Ileostomy and Protective Ileostomy in Rectal Cancer Patients Undergoing Neoadjuvant Chemoradiotherapy. </w:t>
       </w:r>
       <w:r>
         <w:rPr>
@@ -18258,7 +18381,7 @@
           <w:color w:val="6B84A0"/>
           <w:sz w:val="18"/>
         </w:rPr>
-        <w:t>10th National Burn Congress 2021. Iran. Oct 2021</w:t>
+        <w:t>31st Biennial Congress of International Society of University Colon and Rectal Surgeons (ISUCRS). Turkey. Oct 2022</w:t>
       </w:r>
       <w:r>
         <w:rPr>
@@ -18268,7 +18391,7 @@
           <w:color w:val="6B84A0"/>
           <w:sz w:val="16"/>
         </w:rPr>
-        <w:t xml:space="preserve">  [Oral]</w:t>
+        <w:t xml:space="preserve">  [Poster]</w:t>
       </w:r>
     </w:p>
     <w:p>
@@ -18293,7 +18416,7 @@
           <w:i w:val="0"/>
           <w:sz w:val="18"/>
         </w:rPr>
-        <w:t xml:space="preserve">Management of Intestinal Failure from an Intestinal Rehabilitation Unit in the Middle East. </w:t>
+        <w:t xml:space="preserve">Suicide by Self-immolation in Southern Iran: An Epidemiological Study. </w:t>
       </w:r>
       <w:r>
         <w:rPr>
@@ -18303,7 +18426,7 @@
           <w:color w:val="6B84A0"/>
           <w:sz w:val="18"/>
         </w:rPr>
-        <w:t>Transplantation (International Congress). Iran. Jul 2021</w:t>
+        <w:t>10th National Burn Congress 2021. Iran. Oct 2021</w:t>
       </w:r>
       <w:r>
         <w:rPr>
@@ -18313,7 +18436,7 @@
           <w:color w:val="6B84A0"/>
           <w:sz w:val="16"/>
         </w:rPr>
-        <w:t xml:space="preserve">  [Poster]</w:t>
+        <w:t xml:space="preserve">  [Oral]</w:t>
       </w:r>
     </w:p>
     <w:p>
@@ -18338,7 +18461,7 @@
           <w:i w:val="0"/>
           <w:sz w:val="18"/>
         </w:rPr>
-        <w:t xml:space="preserve">Multisystem Inflammatory Syndrome with Features of Atypical Kawasaki Disease: A Case Report from Iran during the COVID-19 Pandemic. </w:t>
+        <w:t xml:space="preserve">Management of Intestinal Failure from an Intestinal Rehabilitation Unit in the Middle East. </w:t>
       </w:r>
       <w:r>
         <w:rPr>
@@ -18348,7 +18471,7 @@
           <w:color w:val="6B84A0"/>
           <w:sz w:val="18"/>
         </w:rPr>
-        <w:t>26th European Paediatric Rheumatology e-Congress (PReS). Netherlands. Sep 2020</w:t>
+        <w:t>Transplantation (International Congress). Iran. Jul 2021</w:t>
       </w:r>
       <w:r>
         <w:rPr>
@@ -18358,7 +18481,7 @@
           <w:color w:val="6B84A0"/>
           <w:sz w:val="16"/>
         </w:rPr>
-        <w:t xml:space="preserve">  [Oral]</w:t>
+        <w:t xml:space="preserve">  [Poster]</w:t>
       </w:r>
     </w:p>
     <w:p>
@@ -18383,7 +18506,7 @@
           <w:i w:val="0"/>
           <w:sz w:val="18"/>
         </w:rPr>
-        <w:t xml:space="preserve">Seroprevalence of Toxocariasis and Its Related Risk Factors among Municipal Street Sweepers in Shiraz, Southern Iran. </w:t>
+        <w:t xml:space="preserve">Multisystem Inflammatory Syndrome with Features of Atypical Kawasaki Disease: A Case Report from Iran during the COVID-19 Pandemic. </w:t>
       </w:r>
       <w:r>
         <w:rPr>
@@ -18393,7 +18516,7 @@
           <w:color w:val="6B84A0"/>
           <w:sz w:val="18"/>
         </w:rPr>
-        <w:t>4th International &amp; 11th National Congress of Parasitology &amp; Parasitic Diseases of Iran (NICOPA11). Iran. Oct 2019</w:t>
+        <w:t>26th European Paediatric Rheumatology e-Congress (PReS). Netherlands. Sep 2020</w:t>
       </w:r>
       <w:r>
         <w:rPr>
@@ -18403,7 +18526,7 @@
           <w:color w:val="6B84A0"/>
           <w:sz w:val="16"/>
         </w:rPr>
-        <w:t xml:space="preserve">  [Poster]</w:t>
+        <w:t xml:space="preserve">  [Oral]</w:t>
       </w:r>
     </w:p>
     <w:p>
@@ -18428,7 +18551,7 @@
           <w:i w:val="0"/>
           <w:sz w:val="18"/>
         </w:rPr>
-        <w:t xml:space="preserve">The Effect of Aqueous Alcoholic Extract of Melissa Officinalis in the Treatment of Acetic Acid Induced Ulcerative Colitis in Rats. </w:t>
+        <w:t xml:space="preserve">Seroprevalence of Toxocariasis and Its Related Risk Factors among Municipal Street Sweepers in Shiraz, Southern Iran. </w:t>
       </w:r>
       <w:r>
         <w:rPr>
@@ -18438,7 +18561,7 @@
           <w:color w:val="6B84A0"/>
           <w:sz w:val="18"/>
         </w:rPr>
-        <w:t>First National Congress on Animal Models in Experimental Medical Researches. Iran. Apr 2016</w:t>
+        <w:t>4th International &amp; 11th National Congress of Parasitology &amp; Parasitic Diseases of Iran (NICOPA11). Iran. Oct 2019</w:t>
       </w:r>
       <w:r>
         <w:rPr>
@@ -18473,7 +18596,7 @@
           <w:i w:val="0"/>
           <w:sz w:val="18"/>
         </w:rPr>
-        <w:t xml:space="preserve">Successful Use of Persian Medicine Preparation Ma'aljobon in a Patient with Chronic Cough. </w:t>
+        <w:t xml:space="preserve">The Effect of Aqueous Alcoholic Extract of Melissa Officinalis in the Treatment of Acetic Acid Induced Ulcerative Colitis in Rats. </w:t>
       </w:r>
       <w:r>
         <w:rPr>
@@ -18483,7 +18606,7 @@
           <w:color w:val="6B84A0"/>
           <w:sz w:val="18"/>
         </w:rPr>
-        <w:t>3rd Professor Amirhakimi Pediatric Congress. Iran. Mar 2016</w:t>
+        <w:t>First National Congress on Animal Models in Experimental Medical Researches. Iran. Apr 2016</w:t>
       </w:r>
       <w:r>
         <w:rPr>
@@ -18518,7 +18641,7 @@
           <w:i w:val="0"/>
           <w:sz w:val="18"/>
         </w:rPr>
-        <w:t xml:space="preserve">Evaluation of Rectally Administered Salvia Officinalis in the Treatment of Ulcerative Colitis. </w:t>
+        <w:t xml:space="preserve">Successful Use of Persian Medicine Preparation Ma'aljobon in a Patient with Chronic Cough. </w:t>
       </w:r>
       <w:r>
         <w:rPr>
@@ -18528,7 +18651,7 @@
           <w:color w:val="6B84A0"/>
           <w:sz w:val="18"/>
         </w:rPr>
-        <w:t>International Student Congress of (bio)Medical Sciences 2015 (ISCOMS). Netherlands. Jun 2015</w:t>
+        <w:t>3rd Professor Amirhakimi Pediatric Congress. Iran. Mar 2016</w:t>
       </w:r>
       <w:r>
         <w:rPr>
@@ -18555,6 +18678,51 @@
           <w:sz w:val="18"/>
         </w:rPr>
         <w:t xml:space="preserve">17. </w:t>
+      </w:r>
+      <w:r>
+        <w:rPr>
+          <w:rFonts w:ascii="Arial" w:hAnsi="Arial"/>
+          <w:b/>
+          <w:i w:val="0"/>
+          <w:sz w:val="18"/>
+        </w:rPr>
+        <w:t xml:space="preserve">Evaluation of Rectally Administered Salvia Officinalis in the Treatment of Ulcerative Colitis. </w:t>
+      </w:r>
+      <w:r>
+        <w:rPr>
+          <w:rFonts w:ascii="Arial" w:hAnsi="Arial"/>
+          <w:b w:val="0"/>
+          <w:i/>
+          <w:color w:val="6B84A0"/>
+          <w:sz w:val="18"/>
+        </w:rPr>
+        <w:t>International Student Congress of (bio)Medical Sciences 2015 (ISCOMS). Netherlands. Jun 2015</w:t>
+      </w:r>
+      <w:r>
+        <w:rPr>
+          <w:rFonts w:ascii="Arial" w:hAnsi="Arial"/>
+          <w:b w:val="0"/>
+          <w:i w:val="0"/>
+          <w:color w:val="6B84A0"/>
+          <w:sz w:val="16"/>
+        </w:rPr>
+        <w:t xml:space="preserve">  [Poster]</w:t>
+      </w:r>
+    </w:p>
+    <w:p>
+      <w:pPr>
+        <w:spacing w:after="40"/>
+        <w:ind w:left="432" w:hanging="432"/>
+      </w:pPr>
+      <w:r>
+        <w:rPr>
+          <w:rFonts w:ascii="Arial" w:hAnsi="Arial"/>
+          <w:b/>
+          <w:i w:val="0"/>
+          <w:color w:val="1F3864"/>
+          <w:sz w:val="18"/>
+        </w:rPr>
+        <w:t xml:space="preserve">18. </w:t>
       </w:r>
       <w:r>
         <w:rPr>

--- a/Shahriarirad_Reza_CV.docx
+++ b/Shahriarirad_Reza_CV.docx
@@ -840,7 +840,7 @@
                 <w:color w:val="1F3864"/>
                 <w:sz w:val="20"/>
               </w:rPr>
-              <w:t>194</w:t>
+              <w:t>195</w:t>
             </w:r>
           </w:p>
         </w:tc>
@@ -900,7 +900,7 @@
                 <w:color w:val="1F3864"/>
                 <w:sz w:val="20"/>
               </w:rPr>
-              <w:t>22</w:t>
+              <w:t>23</w:t>
             </w:r>
           </w:p>
         </w:tc>
@@ -3114,7 +3114,7 @@
           <w:i w:val="0"/>
           <w:sz w:val="18"/>
         </w:rPr>
-        <w:t xml:space="preserve"> 1.</w:t>
+        <w:t xml:space="preserve"> </w:t>
         <w:tab/>
         <w:t xml:space="preserve">Online patient education resources in bariatric surgery: a systematic evaluation of quality, readability, transparency, and representation. </w:t>
       </w:r>
@@ -12108,6 +12108,75 @@
           <w:sz w:val="18"/>
         </w:rPr>
         <w:t xml:space="preserve"> (2015)</w:t>
+      </w:r>
+    </w:p>
+    <w:p>
+      <w:pPr>
+        <w:spacing w:after="20"/>
+        <w:ind w:left="432" w:hanging="432"/>
+      </w:pPr>
+      <w:r>
+        <w:rPr>
+          <w:rFonts w:ascii="Arial" w:hAnsi="Arial"/>
+          <w:b/>
+          <w:i w:val="0"/>
+          <w:color w:val="1F3864"/>
+          <w:sz w:val="18"/>
+        </w:rPr>
+        <w:t xml:space="preserve">195. </w:t>
+      </w:r>
+      <w:r>
+        <w:rPr>
+          <w:rFonts w:ascii="Arial" w:hAnsi="Arial"/>
+          <w:b w:val="0"/>
+          <w:i w:val="0"/>
+          <w:sz w:val="18"/>
+        </w:rPr>
+      </w:r>
+      <w:r>
+        <w:rPr>
+          <w:rFonts w:ascii="Arial" w:hAnsi="Arial"/>
+          <w:b/>
+          <w:i w:val="0"/>
+          <w:sz w:val="18"/>
+        </w:rPr>
+        <w:t>Shahriarirad R</w:t>
+      </w:r>
+      <w:r>
+        <w:rPr>
+          <w:rFonts w:ascii="Arial" w:hAnsi="Arial"/>
+          <w:b w:val="0"/>
+          <w:i w:val="0"/>
+          <w:sz w:val="18"/>
+        </w:rPr>
+      </w:r>
+      <w:r>
+        <w:rPr>
+          <w:rFonts w:ascii="Arial" w:hAnsi="Arial"/>
+          <w:b w:val="0"/>
+          <w:i w:val="0"/>
+          <w:sz w:val="18"/>
+        </w:rPr>
+        <w:t xml:space="preserve"> TEST. </w:t>
+      </w:r>
+      <w:r>
+        <w:rPr>
+          <w:rFonts w:ascii="Arial" w:hAnsi="Arial"/>
+          <w:b w:val="0"/>
+          <w:i/>
+          <w:sz w:val="18"/>
+        </w:rPr>
+        <w:t>TEST</w:t>
+      </w:r>
+      <w:r>
+        <w:rPr>
+          <w:rFonts w:ascii="Arial" w:hAnsi="Arial"/>
+          <w:b w:val="0"/>
+          <w:i w:val="0"/>
+          <w:color w:val="6B84A0"/>
+          <w:sz w:val="18"/>
+        </w:rPr>
+        <w:t xml:space="preserve"> (2026)</w:t>
       </w:r>
     </w:p>
     <w:p>

--- a/Shahriarirad_Reza_CV.docx
+++ b/Shahriarirad_Reza_CV.docx
@@ -840,7 +840,7 @@
                 <w:color w:val="1F3864"/>
                 <w:sz w:val="20"/>
               </w:rPr>
-              <w:t>195</w:t>
+              <w:t>194</w:t>
             </w:r>
           </w:p>
         </w:tc>
@@ -900,7 +900,7 @@
                 <w:color w:val="1F3864"/>
                 <w:sz w:val="20"/>
               </w:rPr>
-              <w:t>23</w:t>
+              <w:t>22</w:t>
             </w:r>
           </w:p>
         </w:tc>
@@ -2639,7 +2639,7 @@
           <w:i w:val="0"/>
           <w:sz w:val="20"/>
         </w:rPr>
-        <w:t>Dr. Janani S. Reisenauer, MD</w:t>
+        <w:t>Dr. Simon J. Laplante, MD</w:t>
       </w:r>
     </w:p>
     <w:p>
@@ -2654,7 +2654,7 @@
           <w:i w:val="0"/>
           <w:sz w:val="18"/>
         </w:rPr>
-        <w:t>Professor of Surgery; Chair, Division of Thoracic Surgery; Interventional Pulmonary Medicine · Asst. Medical Director, Research Innovation &amp; Business Development</w:t>
+        <w:t>Assistant Professor of Bariatric Surgery, Division of Metabolic and Abdominal Wall Reconstructive Surgery</w:t>
       </w:r>
     </w:p>
     <w:p>
@@ -2684,7 +2684,7 @@
           <w:i w:val="0"/>
           <w:sz w:val="20"/>
         </w:rPr>
-        <w:t>Dr. Simon J. Laplante, MD</w:t>
+        <w:t>Dr. Kitty Y. Wu, MD, MSc, FRCSC</w:t>
       </w:r>
     </w:p>
     <w:p>
@@ -2699,7 +2699,7 @@
           <w:i w:val="0"/>
           <w:sz w:val="18"/>
         </w:rPr>
-        <w:t>Assistant Professor of Bariatric Surgery, Division of Metabolic and Abdominal Wall Reconstructive Surgery</w:t>
+        <w:t>Assistant Professor of Plastic Surgery, Division of Plastic and Reconstructive Surgery</w:t>
       </w:r>
     </w:p>
     <w:p>
@@ -2729,7 +2729,7 @@
           <w:i w:val="0"/>
           <w:sz w:val="20"/>
         </w:rPr>
-        <w:t>Dr. Kitty Y. Wu, MD, MSc, FRCSC</w:t>
+        <w:t>Dr. Aparna Vijayasekaran, MBBS</w:t>
       </w:r>
     </w:p>
     <w:p>
@@ -2774,7 +2774,7 @@
           <w:i w:val="0"/>
           <w:sz w:val="20"/>
         </w:rPr>
-        <w:t>Dr. Aparna Vijayasekaran, MBBS</w:t>
+        <w:t>Dr. Janani S. Reisenauer, MD</w:t>
       </w:r>
     </w:p>
     <w:p>
@@ -2789,7 +2789,7 @@
           <w:i w:val="0"/>
           <w:sz w:val="18"/>
         </w:rPr>
-        <w:t>Assistant Professor of Plastic Surgery, Division of Plastic and Reconstructive Surgery</w:t>
+        <w:t>Professor of Surgery; Chair, Division of Thoracic Surgery; Interventional Pulmonary Medicine · Asst. Medical Director, Research Innovation &amp; Business Development</w:t>
       </w:r>
     </w:p>
     <w:p>
@@ -3114,9 +3114,7 @@
           <w:i w:val="0"/>
           <w:sz w:val="18"/>
         </w:rPr>
-        <w:t xml:space="preserve"> </w:t>
-        <w:tab/>
-        <w:t xml:space="preserve">Online patient education resources in bariatric surgery: a systematic evaluation of quality, readability, transparency, and representation. </w:t>
+        <w:t xml:space="preserve"> Online patient education resources in bariatric surgery: a systematic evaluation of quality, readability, transparency, and representation. </w:t>
       </w:r>
       <w:r>
         <w:rPr>
@@ -8063,7 +8061,7 @@
           <w:i/>
           <w:sz w:val="18"/>
         </w:rPr>
-        <w:t>Updates In Surgery</w:t>
+        <w:t>Updates in Surgery</w:t>
       </w:r>
       <w:r>
         <w:rPr>
@@ -10709,16 +10707,15 @@
           <w:color w:val="1F3864"/>
           <w:sz w:val="18"/>
         </w:rPr>
-        <w:t xml:space="preserve">119. </w:t>
-      </w:r>
-      <w:r>
-        <w:rPr>
-          <w:rFonts w:ascii="Arial" w:hAnsi="Arial"/>
-          <w:b w:val="0"/>
-          <w:i w:val="0"/>
-          <w:sz w:val="18"/>
-        </w:rPr>
-        <w:t xml:space="preserve">Ghoddusi Johari H, Fatehpoor S, Mardani P, </w:t>
+        <w:t xml:space="preserve">118. </w:t>
+      </w:r>
+      <w:r>
+        <w:rPr>
+          <w:rFonts w:ascii="Arial" w:hAnsi="Arial"/>
+          <w:b w:val="0"/>
+          <w:i w:val="0"/>
+          <w:sz w:val="18"/>
+        </w:rPr>
       </w:r>
       <w:r>
         <w:rPr>
@@ -10736,16 +10733,16 @@
           <w:i w:val="0"/>
           <w:sz w:val="18"/>
         </w:rPr>
-        <w:t>, Ranjbar K*</w:t>
-      </w:r>
-      <w:r>
-        <w:rPr>
-          <w:rFonts w:ascii="Arial" w:hAnsi="Arial"/>
-          <w:b w:val="0"/>
-          <w:i w:val="0"/>
-          <w:sz w:val="18"/>
-        </w:rPr>
-        <w:t xml:space="preserve"> An Investigation of the Knowledge of General Surgeons in Fars Province in Terms of the Complications of Central Venous Stenosis and Thrombosis Following Insertion of a Double-Lumen Subclavian Catheter. </w:t>
+        <w:t>, Erfani A*, Ranjbar K, Bazrafshan A, Mirahmadizadeh A</w:t>
+      </w:r>
+      <w:r>
+        <w:rPr>
+          <w:rFonts w:ascii="Arial" w:hAnsi="Arial"/>
+          <w:b w:val="0"/>
+          <w:i w:val="0"/>
+          <w:sz w:val="18"/>
+        </w:rPr>
+        <w:t xml:space="preserve"> The Mental Health Impact of COVID-19 Outbreak: A Nationwide Survey in Iran. </w:t>
       </w:r>
       <w:r>
         <w:rPr>
@@ -10754,7 +10751,7 @@
           <w:i/>
           <w:sz w:val="18"/>
         </w:rPr>
-        <w:t>Sadra Medical Journal</w:t>
+        <w:t>International Journal of Mental Health Systems</w:t>
       </w:r>
       <w:r>
         <w:rPr>
@@ -10780,16 +10777,16 @@
           <w:color w:val="1F3864"/>
           <w:sz w:val="18"/>
         </w:rPr>
-        <w:t xml:space="preserve">120. </w:t>
-      </w:r>
-      <w:r>
-        <w:rPr>
-          <w:rFonts w:ascii="Arial" w:hAnsi="Arial"/>
-          <w:b w:val="0"/>
-          <w:i w:val="0"/>
-          <w:sz w:val="18"/>
-        </w:rPr>
-        <w:t xml:space="preserve">Mirahmadizadeh A, Ranjbar K, </w:t>
+        <w:t xml:space="preserve">119. </w:t>
+      </w:r>
+      <w:r>
+        <w:rPr>
+          <w:rFonts w:ascii="Arial" w:hAnsi="Arial"/>
+          <w:b w:val="0"/>
+          <w:i w:val="0"/>
+          <w:sz w:val="18"/>
+        </w:rPr>
+        <w:t xml:space="preserve">Ghoddusi Johari H, Fatehpoor S, Mardani P, </w:t>
       </w:r>
       <w:r>
         <w:rPr>
@@ -10807,16 +10804,16 @@
           <w:i w:val="0"/>
           <w:sz w:val="18"/>
         </w:rPr>
-        <w:t>, Erfani A, Ghaem H, Jafari K, Ranjbar K*</w:t>
-      </w:r>
-      <w:r>
-        <w:rPr>
-          <w:rFonts w:ascii="Arial" w:hAnsi="Arial"/>
-          <w:b w:val="0"/>
-          <w:i w:val="0"/>
-          <w:sz w:val="18"/>
-        </w:rPr>
-        <w:t xml:space="preserve"> Evaluation of Students' Attitude and Emotions towards the Sudden Closure of Schools during the COVID-19 Pandemic: A Cross-sectional Study. </w:t>
+        <w:t>, Ranjbar K*</w:t>
+      </w:r>
+      <w:r>
+        <w:rPr>
+          <w:rFonts w:ascii="Arial" w:hAnsi="Arial"/>
+          <w:b w:val="0"/>
+          <w:i w:val="0"/>
+          <w:sz w:val="18"/>
+        </w:rPr>
+        <w:t xml:space="preserve"> An Investigation of the Knowledge of General Surgeons in Fars Province in Terms of the Complications of Central Venous Stenosis and Thrombosis Following Insertion of a Double-Lumen Subclavian Catheter. </w:t>
       </w:r>
       <w:r>
         <w:rPr>
@@ -10825,7 +10822,7 @@
           <w:i/>
           <w:sz w:val="18"/>
         </w:rPr>
-        <w:t>BMC Psychology</w:t>
+        <w:t>Sadra Medical Journal</w:t>
       </w:r>
       <w:r>
         <w:rPr>
@@ -10835,7 +10832,7 @@
           <w:color w:val="6B84A0"/>
           <w:sz w:val="18"/>
         </w:rPr>
-        <w:t xml:space="preserve"> (2020)</w:t>
+        <w:t xml:space="preserve"> (2021)</w:t>
       </w:r>
     </w:p>
     <w:p>
@@ -10851,16 +10848,16 @@
           <w:color w:val="1F3864"/>
           <w:sz w:val="18"/>
         </w:rPr>
-        <w:t xml:space="preserve">121. </w:t>
-      </w:r>
-      <w:r>
-        <w:rPr>
-          <w:rFonts w:ascii="Arial" w:hAnsi="Arial"/>
-          <w:b w:val="0"/>
-          <w:i w:val="0"/>
-          <w:sz w:val="18"/>
-        </w:rPr>
-        <w:t xml:space="preserve">Rastegarian M, Zeighami A, </w:t>
+        <w:t xml:space="preserve">120. </w:t>
+      </w:r>
+      <w:r>
+        <w:rPr>
+          <w:rFonts w:ascii="Arial" w:hAnsi="Arial"/>
+          <w:b w:val="0"/>
+          <w:i w:val="0"/>
+          <w:sz w:val="18"/>
+        </w:rPr>
+        <w:t xml:space="preserve">Mirahmadizadeh A, Ranjbar K, </w:t>
       </w:r>
       <w:r>
         <w:rPr>
@@ -10878,16 +10875,16 @@
           <w:i w:val="0"/>
           <w:sz w:val="18"/>
         </w:rPr>
-        <w:t>, Erfani A, Arefkhah N, Ghorbani F, Sarkari B, Sarvari J*</w:t>
-      </w:r>
-      <w:r>
-        <w:rPr>
-          <w:rFonts w:ascii="Arial" w:hAnsi="Arial"/>
-          <w:b w:val="0"/>
-          <w:i w:val="0"/>
-          <w:sz w:val="18"/>
-        </w:rPr>
-        <w:t xml:space="preserve"> Serosurvey of HBV Surface Antigen and Anti-HBV Surface Antibody among HIV-infected Patients in Fars Province, Southern Iran. </w:t>
+        <w:t>, Erfani A, Ghaem H, Jafari K, Ranjbar K*</w:t>
+      </w:r>
+      <w:r>
+        <w:rPr>
+          <w:rFonts w:ascii="Arial" w:hAnsi="Arial"/>
+          <w:b w:val="0"/>
+          <w:i w:val="0"/>
+          <w:sz w:val="18"/>
+        </w:rPr>
+        <w:t xml:space="preserve"> Evaluation of Students' Attitude and Emotions towards the Sudden Closure of Schools during the COVID-19 Pandemic: A Cross-sectional Study. </w:t>
       </w:r>
       <w:r>
         <w:rPr>
@@ -10896,7 +10893,7 @@
           <w:i/>
           <w:sz w:val="18"/>
         </w:rPr>
-        <w:t>Le Infezioni in Medicina</w:t>
+        <w:t>BMC Psychology</w:t>
       </w:r>
       <w:r>
         <w:rPr>
@@ -10922,16 +10919,16 @@
           <w:color w:val="1F3864"/>
           <w:sz w:val="18"/>
         </w:rPr>
-        <w:t xml:space="preserve">122. </w:t>
-      </w:r>
-      <w:r>
-        <w:rPr>
-          <w:rFonts w:ascii="Arial" w:hAnsi="Arial"/>
-          <w:b w:val="0"/>
-          <w:i w:val="0"/>
-          <w:sz w:val="18"/>
-        </w:rPr>
-        <w:t xml:space="preserve">Mohammadi AA, Karoobi M, Erfani A, </w:t>
+        <w:t xml:space="preserve">121. </w:t>
+      </w:r>
+      <w:r>
+        <w:rPr>
+          <w:rFonts w:ascii="Arial" w:hAnsi="Arial"/>
+          <w:b w:val="0"/>
+          <w:i w:val="0"/>
+          <w:sz w:val="18"/>
+        </w:rPr>
+        <w:t xml:space="preserve">Rastegarian M, Zeighami A, </w:t>
       </w:r>
       <w:r>
         <w:rPr>
@@ -10949,16 +10946,16 @@
           <w:i w:val="0"/>
           <w:sz w:val="18"/>
         </w:rPr>
-        <w:t>, Ranjbar K*, Zardosht M, Modarresi MS</w:t>
-      </w:r>
-      <w:r>
-        <w:rPr>
-          <w:rFonts w:ascii="Arial" w:hAnsi="Arial"/>
-          <w:b w:val="0"/>
-          <w:i w:val="0"/>
-          <w:sz w:val="18"/>
-        </w:rPr>
-        <w:t xml:space="preserve"> Suicide by Self-immolation in Southern Iran: An Epidemiological Study. </w:t>
+        <w:t>, Erfani A, Arefkhah N, Ghorbani F, Sarkari B, Sarvari J*</w:t>
+      </w:r>
+      <w:r>
+        <w:rPr>
+          <w:rFonts w:ascii="Arial" w:hAnsi="Arial"/>
+          <w:b w:val="0"/>
+          <w:i w:val="0"/>
+          <w:sz w:val="18"/>
+        </w:rPr>
+        <w:t xml:space="preserve"> Serosurvey of HBV Surface Antigen and Anti-HBV Surface Antibody among HIV-infected Patients in Fars Province, Southern Iran. </w:t>
       </w:r>
       <w:r>
         <w:rPr>
@@ -10967,7 +10964,7 @@
           <w:i/>
           <w:sz w:val="18"/>
         </w:rPr>
-        <w:t>BMC Public Health</w:t>
+        <w:t>Le Infezioni in Medicina</w:t>
       </w:r>
       <w:r>
         <w:rPr>
@@ -10993,15 +10990,16 @@
           <w:color w:val="1F3864"/>
           <w:sz w:val="18"/>
         </w:rPr>
-        <w:t xml:space="preserve">123. </w:t>
-      </w:r>
-      <w:r>
-        <w:rPr>
-          <w:rFonts w:ascii="Arial" w:hAnsi="Arial"/>
-          <w:b w:val="0"/>
-          <w:i w:val="0"/>
-          <w:sz w:val="18"/>
-        </w:rPr>
+        <w:t xml:space="preserve">122. </w:t>
+      </w:r>
+      <w:r>
+        <w:rPr>
+          <w:rFonts w:ascii="Arial" w:hAnsi="Arial"/>
+          <w:b w:val="0"/>
+          <w:i w:val="0"/>
+          <w:sz w:val="18"/>
+        </w:rPr>
+        <w:t xml:space="preserve">Mohammadi AA, Karoobi M, Erfani A, </w:t>
       </w:r>
       <w:r>
         <w:rPr>
@@ -11019,16 +11017,16 @@
           <w:i w:val="0"/>
           <w:sz w:val="18"/>
         </w:rPr>
-        <w:t>, Erfani A, Eskandarisani M, Rastegarian M, Sarkari B*</w:t>
-      </w:r>
-      <w:r>
-        <w:rPr>
-          <w:rFonts w:ascii="Arial" w:hAnsi="Arial"/>
-          <w:b w:val="0"/>
-          <w:i w:val="0"/>
-          <w:sz w:val="18"/>
-        </w:rPr>
-        <w:t xml:space="preserve"> Uncommon Locations of Cystic Echinococcosis: A Report of 46 Cases from Southern Iran. </w:t>
+        <w:t>, Ranjbar K*, Zardosht M, Modarresi MS</w:t>
+      </w:r>
+      <w:r>
+        <w:rPr>
+          <w:rFonts w:ascii="Arial" w:hAnsi="Arial"/>
+          <w:b w:val="0"/>
+          <w:i w:val="0"/>
+          <w:sz w:val="18"/>
+        </w:rPr>
+        <w:t xml:space="preserve"> Suicide by Self-immolation in Southern Iran: An Epidemiological Study. </w:t>
       </w:r>
       <w:r>
         <w:rPr>
@@ -11037,7 +11035,7 @@
           <w:i/>
           <w:sz w:val="18"/>
         </w:rPr>
-        <w:t>Surgery Research and Practice</w:t>
+        <w:t>BMC Public Health</w:t>
       </w:r>
       <w:r>
         <w:rPr>
@@ -11063,7 +11061,7 @@
           <w:color w:val="1F3864"/>
           <w:sz w:val="18"/>
         </w:rPr>
-        <w:t xml:space="preserve">124. </w:t>
+        <w:t xml:space="preserve">123. </w:t>
       </w:r>
       <w:r>
         <w:rPr>
@@ -11089,16 +11087,16 @@
           <w:i w:val="0"/>
           <w:sz w:val="18"/>
         </w:rPr>
-        <w:t>, Erfani A, Rastegarian M, Zeighami A, Arefkhah N, Ghorbani F, Sarkari B, Sarvari J*</w:t>
-      </w:r>
-      <w:r>
-        <w:rPr>
-          <w:rFonts w:ascii="Arial" w:hAnsi="Arial"/>
-          <w:b w:val="0"/>
-          <w:i w:val="0"/>
-          <w:sz w:val="18"/>
-        </w:rPr>
-        <w:t xml:space="preserve"> Seroprevalence of Anti-hepatitis E Antibodies and Antigens among HIV-infected Patients in Fars Province, Southern Iran. </w:t>
+        <w:t>, Erfani A, Eskandarisani M, Rastegarian M, Sarkari B*</w:t>
+      </w:r>
+      <w:r>
+        <w:rPr>
+          <w:rFonts w:ascii="Arial" w:hAnsi="Arial"/>
+          <w:b w:val="0"/>
+          <w:i w:val="0"/>
+          <w:sz w:val="18"/>
+        </w:rPr>
+        <w:t xml:space="preserve"> Uncommon Locations of Cystic Echinococcosis: A Report of 46 Cases from Southern Iran. </w:t>
       </w:r>
       <w:r>
         <w:rPr>
@@ -11107,7 +11105,7 @@
           <w:i/>
           <w:sz w:val="18"/>
         </w:rPr>
-        <w:t>BMC Virology</w:t>
+        <w:t>Surgery Research and Practice</w:t>
       </w:r>
       <w:r>
         <w:rPr>
@@ -11133,7 +11131,7 @@
           <w:color w:val="1F3864"/>
           <w:sz w:val="18"/>
         </w:rPr>
-        <w:t xml:space="preserve">125. </w:t>
+        <w:t xml:space="preserve">124. </w:t>
       </w:r>
       <w:r>
         <w:rPr>
@@ -11159,16 +11157,16 @@
           <w:i w:val="0"/>
           <w:sz w:val="18"/>
         </w:rPr>
-        <w:t>, Erfani A, Eskandarisani M, Rastegarian M, Taghizadeh H, Sarkari B*</w:t>
-      </w:r>
-      <w:r>
-        <w:rPr>
-          <w:rFonts w:ascii="Arial" w:hAnsi="Arial"/>
-          <w:b w:val="0"/>
-          <w:i w:val="0"/>
-          <w:sz w:val="18"/>
-        </w:rPr>
-        <w:t xml:space="preserve"> Human Cystic Echinococcosis in Southwest Iran: A 15-year Retrospective Epidemiological Study of Hospitalized Cases. </w:t>
+        <w:t>, Erfani A, Rastegarian M, Zeighami A, Arefkhah N, Ghorbani F, Sarkari B, Sarvari J*</w:t>
+      </w:r>
+      <w:r>
+        <w:rPr>
+          <w:rFonts w:ascii="Arial" w:hAnsi="Arial"/>
+          <w:b w:val="0"/>
+          <w:i w:val="0"/>
+          <w:sz w:val="18"/>
+        </w:rPr>
+        <w:t xml:space="preserve"> Seroprevalence of Anti-hepatitis E Antibodies and Antigens among HIV-infected Patients in Fars Province, Southern Iran. </w:t>
       </w:r>
       <w:r>
         <w:rPr>
@@ -11177,7 +11175,7 @@
           <w:i/>
           <w:sz w:val="18"/>
         </w:rPr>
-        <w:t>Tropical Medicine and Health</w:t>
+        <w:t>BMC Virology</w:t>
       </w:r>
       <w:r>
         <w:rPr>
@@ -11203,42 +11201,42 @@
           <w:color w:val="1F3864"/>
           <w:sz w:val="18"/>
         </w:rPr>
-        <w:t xml:space="preserve">126. </w:t>
-      </w:r>
-      <w:r>
-        <w:rPr>
-          <w:rFonts w:ascii="Arial" w:hAnsi="Arial"/>
-          <w:b w:val="0"/>
-          <w:i w:val="0"/>
-          <w:sz w:val="18"/>
-        </w:rPr>
-        <w:t xml:space="preserve">Ahmadishooli A, Davoodian P, Shoja S, Ahmadishooli B, Dadvand H, Hamadiyan H, </w:t>
-      </w:r>
-      <w:r>
-        <w:rPr>
-          <w:rFonts w:ascii="Arial" w:hAnsi="Arial"/>
-          <w:b/>
-          <w:i w:val="0"/>
-          <w:sz w:val="18"/>
-        </w:rPr>
-        <w:t>Shahriarirad R*</w:t>
-      </w:r>
-      <w:r>
-        <w:rPr>
-          <w:rFonts w:ascii="Arial" w:hAnsi="Arial"/>
-          <w:b w:val="0"/>
-          <w:i w:val="0"/>
-          <w:sz w:val="18"/>
-        </w:rPr>
-      </w:r>
-      <w:r>
-        <w:rPr>
-          <w:rFonts w:ascii="Arial" w:hAnsi="Arial"/>
-          <w:b w:val="0"/>
-          <w:i w:val="0"/>
-          <w:sz w:val="18"/>
-        </w:rPr>
-        <w:t xml:space="preserve"> Frequency and Antimicrobial Susceptibility Patterns of Diabetic Foot Infection of Patients from Bandar Abbas District, Southern Iran. </w:t>
+        <w:t xml:space="preserve">125. </w:t>
+      </w:r>
+      <w:r>
+        <w:rPr>
+          <w:rFonts w:ascii="Arial" w:hAnsi="Arial"/>
+          <w:b w:val="0"/>
+          <w:i w:val="0"/>
+          <w:sz w:val="18"/>
+        </w:rPr>
+      </w:r>
+      <w:r>
+        <w:rPr>
+          <w:rFonts w:ascii="Arial" w:hAnsi="Arial"/>
+          <w:b/>
+          <w:i w:val="0"/>
+          <w:sz w:val="18"/>
+        </w:rPr>
+        <w:t>Shahriarirad R</w:t>
+      </w:r>
+      <w:r>
+        <w:rPr>
+          <w:rFonts w:ascii="Arial" w:hAnsi="Arial"/>
+          <w:b w:val="0"/>
+          <w:i w:val="0"/>
+          <w:sz w:val="18"/>
+        </w:rPr>
+        <w:t>, Erfani A, Eskandarisani M, Rastegarian M, Taghizadeh H, Sarkari B*</w:t>
+      </w:r>
+      <w:r>
+        <w:rPr>
+          <w:rFonts w:ascii="Arial" w:hAnsi="Arial"/>
+          <w:b w:val="0"/>
+          <w:i w:val="0"/>
+          <w:sz w:val="18"/>
+        </w:rPr>
+        <w:t xml:space="preserve"> Human Cystic Echinococcosis in Southwest Iran: A 15-year Retrospective Epidemiological Study of Hospitalized Cases. </w:t>
       </w:r>
       <w:r>
         <w:rPr>
@@ -11247,7 +11245,7 @@
           <w:i/>
           <w:sz w:val="18"/>
         </w:rPr>
-        <w:t>Journal of Pathogens</w:t>
+        <w:t>Tropical Medicine and Health</w:t>
       </w:r>
       <w:r>
         <w:rPr>
@@ -11273,43 +11271,42 @@
           <w:color w:val="1F3864"/>
           <w:sz w:val="18"/>
         </w:rPr>
-        <w:t xml:space="preserve">127. </w:t>
-      </w:r>
-      <w:r>
-        <w:rPr>
-          <w:rFonts w:ascii="Arial" w:hAnsi="Arial"/>
-          <w:b w:val="0"/>
-          <w:i w:val="0"/>
-          <w:sz w:val="18"/>
-        </w:rPr>
-        <w:t xml:space="preserve">Shahabinejad P, </w:t>
-      </w:r>
-      <w:r>
-        <w:rPr>
-          <w:rFonts w:ascii="Arial" w:hAnsi="Arial"/>
-          <w:b/>
-          <w:i w:val="0"/>
-          <w:sz w:val="18"/>
-        </w:rPr>
-        <w:t>Shahriarirad R</w:t>
-      </w:r>
-      <w:r>
-        <w:rPr>
-          <w:rFonts w:ascii="Arial" w:hAnsi="Arial"/>
-          <w:b w:val="0"/>
-          <w:i w:val="0"/>
-          <w:sz w:val="18"/>
-        </w:rPr>
-        <w:t>, Omidian M, Ghorbani F, Barazesh A, Sarkari B*</w:t>
-      </w:r>
-      <w:r>
-        <w:rPr>
-          <w:rFonts w:ascii="Arial" w:hAnsi="Arial"/>
-          <w:b w:val="0"/>
-          <w:i w:val="0"/>
-          <w:sz w:val="18"/>
-        </w:rPr>
-        <w:t xml:space="preserve"> Diagnostic Performance of Echinococcus granulosus Protoscolices Antigens in the Serodiagnosis of Human Cystic Echinococcosis. </w:t>
+        <w:t xml:space="preserve">126. </w:t>
+      </w:r>
+      <w:r>
+        <w:rPr>
+          <w:rFonts w:ascii="Arial" w:hAnsi="Arial"/>
+          <w:b w:val="0"/>
+          <w:i w:val="0"/>
+          <w:sz w:val="18"/>
+        </w:rPr>
+        <w:t xml:space="preserve">Ahmadishooli A, Davoodian P, Shoja S, Ahmadishooli B, Dadvand H, Hamadiyan H, </w:t>
+      </w:r>
+      <w:r>
+        <w:rPr>
+          <w:rFonts w:ascii="Arial" w:hAnsi="Arial"/>
+          <w:b/>
+          <w:i w:val="0"/>
+          <w:sz w:val="18"/>
+        </w:rPr>
+        <w:t>Shahriarirad R*</w:t>
+      </w:r>
+      <w:r>
+        <w:rPr>
+          <w:rFonts w:ascii="Arial" w:hAnsi="Arial"/>
+          <w:b w:val="0"/>
+          <w:i w:val="0"/>
+          <w:sz w:val="18"/>
+        </w:rPr>
+      </w:r>
+      <w:r>
+        <w:rPr>
+          <w:rFonts w:ascii="Arial" w:hAnsi="Arial"/>
+          <w:b w:val="0"/>
+          <w:i w:val="0"/>
+          <w:sz w:val="18"/>
+        </w:rPr>
+        <w:t xml:space="preserve"> Frequency and Antimicrobial Susceptibility Patterns of Diabetic Foot Infection of Patients from Bandar Abbas District, Southern Iran. </w:t>
       </w:r>
       <w:r>
         <w:rPr>
@@ -11318,7 +11315,7 @@
           <w:i/>
           <w:sz w:val="18"/>
         </w:rPr>
-        <w:t>Journal of Immunoassay and Immunochemistry</w:t>
+        <w:t>Journal of Pathogens</w:t>
       </w:r>
       <w:r>
         <w:rPr>
@@ -11344,15 +11341,16 @@
           <w:color w:val="1F3864"/>
           <w:sz w:val="18"/>
         </w:rPr>
-        <w:t xml:space="preserve">128. </w:t>
-      </w:r>
-      <w:r>
-        <w:rPr>
-          <w:rFonts w:ascii="Arial" w:hAnsi="Arial"/>
-          <w:b w:val="0"/>
-          <w:i w:val="0"/>
-          <w:sz w:val="18"/>
-        </w:rPr>
+        <w:t xml:space="preserve">127. </w:t>
+      </w:r>
+      <w:r>
+        <w:rPr>
+          <w:rFonts w:ascii="Arial" w:hAnsi="Arial"/>
+          <w:b w:val="0"/>
+          <w:i w:val="0"/>
+          <w:sz w:val="18"/>
+        </w:rPr>
+        <w:t xml:space="preserve">Shahabinejad P, </w:t>
       </w:r>
       <w:r>
         <w:rPr>
@@ -11370,16 +11368,16 @@
           <w:i w:val="0"/>
           <w:sz w:val="18"/>
         </w:rPr>
-        <w:t>, Khodamoradi Z, Erfani A, Hosseinpour H, Ranjbar K, Emami Y, Mirahmadizadeh A, Honarvar B</w:t>
-      </w:r>
-      <w:r>
-        <w:rPr>
-          <w:rFonts w:ascii="Arial" w:hAnsi="Arial"/>
-          <w:b w:val="0"/>
-          <w:i w:val="0"/>
-          <w:sz w:val="18"/>
-        </w:rPr>
-        <w:t xml:space="preserve"> Epidemiological and Clinical Features of 2019 Novel Coronavirus Diseases (COVID-19) in the South of Iran. </w:t>
+        <w:t>, Omidian M, Ghorbani F, Barazesh A, Sarkari B*</w:t>
+      </w:r>
+      <w:r>
+        <w:rPr>
+          <w:rFonts w:ascii="Arial" w:hAnsi="Arial"/>
+          <w:b w:val="0"/>
+          <w:i w:val="0"/>
+          <w:sz w:val="18"/>
+        </w:rPr>
+        <w:t xml:space="preserve"> Diagnostic Performance of Echinococcus granulosus Protoscolices Antigens in the Serodiagnosis of Human Cystic Echinococcosis. </w:t>
       </w:r>
       <w:r>
         <w:rPr>
@@ -11388,7 +11386,7 @@
           <w:i/>
           <w:sz w:val="18"/>
         </w:rPr>
-        <w:t>BMC Infectious Diseases</w:t>
+        <w:t>Journal of Immunoassay and Immunochemistry</w:t>
       </w:r>
       <w:r>
         <w:rPr>
@@ -11414,16 +11412,15 @@
           <w:color w:val="1F3864"/>
           <w:sz w:val="18"/>
         </w:rPr>
-        <w:t xml:space="preserve">129. </w:t>
-      </w:r>
-      <w:r>
-        <w:rPr>
-          <w:rFonts w:ascii="Arial" w:hAnsi="Arial"/>
-          <w:b w:val="0"/>
-          <w:i w:val="0"/>
-          <w:sz w:val="18"/>
-        </w:rPr>
-        <w:t xml:space="preserve">Mohammadi AA, Keshavarzi A, Erfani A, Modarresi MS, </w:t>
+        <w:t xml:space="preserve">128. </w:t>
+      </w:r>
+      <w:r>
+        <w:rPr>
+          <w:rFonts w:ascii="Arial" w:hAnsi="Arial"/>
+          <w:b w:val="0"/>
+          <w:i w:val="0"/>
+          <w:sz w:val="18"/>
+        </w:rPr>
       </w:r>
       <w:r>
         <w:rPr>
@@ -11441,16 +11438,16 @@
           <w:i w:val="0"/>
           <w:sz w:val="18"/>
         </w:rPr>
-        <w:t>, Ranjbar K*</w:t>
-      </w:r>
-      <w:r>
-        <w:rPr>
-          <w:rFonts w:ascii="Arial" w:hAnsi="Arial"/>
-          <w:b w:val="0"/>
-          <w:i w:val="0"/>
-          <w:sz w:val="18"/>
-        </w:rPr>
-        <w:t xml:space="preserve"> Evaluation of Epilepsy and Burn Patterns in a Tertiary Hospital in Southwestern Iran. </w:t>
+        <w:t>, Khodamoradi Z, Erfani A, Hosseinpour H, Ranjbar K, Emami Y, Mirahmadizadeh A, Honarvar B</w:t>
+      </w:r>
+      <w:r>
+        <w:rPr>
+          <w:rFonts w:ascii="Arial" w:hAnsi="Arial"/>
+          <w:b w:val="0"/>
+          <w:i w:val="0"/>
+          <w:sz w:val="18"/>
+        </w:rPr>
+        <w:t xml:space="preserve"> Epidemiological and Clinical Features of 2019 Novel Coronavirus Diseases (COVID-19) in the South of Iran. </w:t>
       </w:r>
       <w:r>
         <w:rPr>
@@ -11459,7 +11456,7 @@
           <w:i/>
           <w:sz w:val="18"/>
         </w:rPr>
-        <w:t>Epilepsy and Behavior</w:t>
+        <w:t>BMC Infectious Diseases</w:t>
       </w:r>
       <w:r>
         <w:rPr>
@@ -11485,43 +11482,43 @@
           <w:color w:val="1F3864"/>
           <w:sz w:val="18"/>
         </w:rPr>
-        <w:t xml:space="preserve">130. </w:t>
-      </w:r>
-      <w:r>
-        <w:rPr>
-          <w:rFonts w:ascii="Arial" w:hAnsi="Arial"/>
-          <w:b w:val="0"/>
-          <w:i w:val="0"/>
-          <w:sz w:val="18"/>
-        </w:rPr>
-        <w:t xml:space="preserve">Hashemi SA, Ranjbar MR, Tahami M, </w:t>
-      </w:r>
-      <w:r>
-        <w:rPr>
-          <w:rFonts w:ascii="Arial" w:hAnsi="Arial"/>
-          <w:b/>
-          <w:i w:val="0"/>
-          <w:sz w:val="18"/>
-        </w:rPr>
-        <w:t>Shahriarirad R*</w:t>
-      </w:r>
-      <w:r>
-        <w:rPr>
-          <w:rFonts w:ascii="Arial" w:hAnsi="Arial"/>
-          <w:b w:val="0"/>
-          <w:i w:val="0"/>
-          <w:sz w:val="18"/>
-        </w:rPr>
-        <w:t>, Erfani A</w:t>
-      </w:r>
-      <w:r>
-        <w:rPr>
-          <w:rFonts w:ascii="Arial" w:hAnsi="Arial"/>
-          <w:b w:val="0"/>
-          <w:i w:val="0"/>
-          <w:sz w:val="18"/>
-        </w:rPr>
-        <w:t xml:space="preserve"> Comparison of Accuracy in Expert Clinical Examination versus Magnetic Resonance Imaging and Arthroscopic Exam in Diagnosis of Meniscal Tear. </w:t>
+        <w:t xml:space="preserve">129. </w:t>
+      </w:r>
+      <w:r>
+        <w:rPr>
+          <w:rFonts w:ascii="Arial" w:hAnsi="Arial"/>
+          <w:b w:val="0"/>
+          <w:i w:val="0"/>
+          <w:sz w:val="18"/>
+        </w:rPr>
+        <w:t xml:space="preserve">Mohammadi AA, Keshavarzi A, Erfani A, Modarresi MS, </w:t>
+      </w:r>
+      <w:r>
+        <w:rPr>
+          <w:rFonts w:ascii="Arial" w:hAnsi="Arial"/>
+          <w:b/>
+          <w:i w:val="0"/>
+          <w:sz w:val="18"/>
+        </w:rPr>
+        <w:t>Shahriarirad R</w:t>
+      </w:r>
+      <w:r>
+        <w:rPr>
+          <w:rFonts w:ascii="Arial" w:hAnsi="Arial"/>
+          <w:b w:val="0"/>
+          <w:i w:val="0"/>
+          <w:sz w:val="18"/>
+        </w:rPr>
+        <w:t>, Ranjbar K*</w:t>
+      </w:r>
+      <w:r>
+        <w:rPr>
+          <w:rFonts w:ascii="Arial" w:hAnsi="Arial"/>
+          <w:b w:val="0"/>
+          <w:i w:val="0"/>
+          <w:sz w:val="18"/>
+        </w:rPr>
+        <w:t xml:space="preserve"> Evaluation of Epilepsy and Burn Patterns in a Tertiary Hospital in Southwestern Iran. </w:t>
       </w:r>
       <w:r>
         <w:rPr>
@@ -11530,7 +11527,7 @@
           <w:i/>
           <w:sz w:val="18"/>
         </w:rPr>
-        <w:t>Advances in Orthopedics</w:t>
+        <w:t>Epilepsy and Behavior</w:t>
       </w:r>
       <w:r>
         <w:rPr>
@@ -11556,43 +11553,43 @@
           <w:color w:val="1F3864"/>
           <w:sz w:val="18"/>
         </w:rPr>
-        <w:t xml:space="preserve">131. </w:t>
-      </w:r>
-      <w:r>
-        <w:rPr>
-          <w:rFonts w:ascii="Arial" w:hAnsi="Arial"/>
-          <w:b w:val="0"/>
-          <w:i w:val="0"/>
-          <w:sz w:val="18"/>
-        </w:rPr>
-        <w:t xml:space="preserve">Erfani A, Pouryousef A, Arefkhah N, </w:t>
-      </w:r>
-      <w:r>
-        <w:rPr>
-          <w:rFonts w:ascii="Arial" w:hAnsi="Arial"/>
-          <w:b/>
-          <w:i w:val="0"/>
-          <w:sz w:val="18"/>
-        </w:rPr>
-        <w:t>Shahriarirad R</w:t>
-      </w:r>
-      <w:r>
-        <w:rPr>
-          <w:rFonts w:ascii="Arial" w:hAnsi="Arial"/>
-          <w:b w:val="0"/>
-          <w:i w:val="0"/>
-          <w:sz w:val="18"/>
-        </w:rPr>
-        <w:t>, Rastegarian M, Zeighami A, Sarkari B*</w:t>
-      </w:r>
-      <w:r>
-        <w:rPr>
-          <w:rFonts w:ascii="Arial" w:hAnsi="Arial"/>
-          <w:b w:val="0"/>
-          <w:i w:val="0"/>
-          <w:sz w:val="18"/>
-        </w:rPr>
-        <w:t xml:space="preserve"> Seroprevalence of Toxocariasis and Its Related Risk Factors among Municipal Street Sweepers in Shiraz District in Fars Province, Southern Iran. </w:t>
+        <w:t xml:space="preserve">130. </w:t>
+      </w:r>
+      <w:r>
+        <w:rPr>
+          <w:rFonts w:ascii="Arial" w:hAnsi="Arial"/>
+          <w:b w:val="0"/>
+          <w:i w:val="0"/>
+          <w:sz w:val="18"/>
+        </w:rPr>
+        <w:t xml:space="preserve">Hashemi SA, Ranjbar MR, Tahami M, </w:t>
+      </w:r>
+      <w:r>
+        <w:rPr>
+          <w:rFonts w:ascii="Arial" w:hAnsi="Arial"/>
+          <w:b/>
+          <w:i w:val="0"/>
+          <w:sz w:val="18"/>
+        </w:rPr>
+        <w:t>Shahriarirad R*</w:t>
+      </w:r>
+      <w:r>
+        <w:rPr>
+          <w:rFonts w:ascii="Arial" w:hAnsi="Arial"/>
+          <w:b w:val="0"/>
+          <w:i w:val="0"/>
+          <w:sz w:val="18"/>
+        </w:rPr>
+        <w:t>, Erfani A</w:t>
+      </w:r>
+      <w:r>
+        <w:rPr>
+          <w:rFonts w:ascii="Arial" w:hAnsi="Arial"/>
+          <w:b w:val="0"/>
+          <w:i w:val="0"/>
+          <w:sz w:val="18"/>
+        </w:rPr>
+        <w:t xml:space="preserve"> Comparison of Accuracy in Expert Clinical Examination versus Magnetic Resonance Imaging and Arthroscopic Exam in Diagnosis of Meniscal Tear. </w:t>
       </w:r>
       <w:r>
         <w:rPr>
@@ -11601,7 +11598,7 @@
           <w:i/>
           <w:sz w:val="18"/>
         </w:rPr>
-        <w:t>Clinical Epidemiology and Global Health</w:t>
+        <w:t>Advances in Orthopedics</w:t>
       </w:r>
       <w:r>
         <w:rPr>
@@ -11627,16 +11624,16 @@
           <w:color w:val="1F3864"/>
           <w:sz w:val="18"/>
         </w:rPr>
-        <w:t xml:space="preserve">132. </w:t>
-      </w:r>
-      <w:r>
-        <w:rPr>
-          <w:rFonts w:ascii="Arial" w:hAnsi="Arial"/>
-          <w:b w:val="0"/>
-          <w:i w:val="0"/>
-          <w:sz w:val="18"/>
-        </w:rPr>
-        <w:t xml:space="preserve">Hodjati H, Hosseinzadeh A, Farzaneh BA*, Ghoddusi Johari H, Ebrahimi N, Anbardar MH, </w:t>
+        <w:t xml:space="preserve">131. </w:t>
+      </w:r>
+      <w:r>
+        <w:rPr>
+          <w:rFonts w:ascii="Arial" w:hAnsi="Arial"/>
+          <w:b w:val="0"/>
+          <w:i w:val="0"/>
+          <w:sz w:val="18"/>
+        </w:rPr>
+        <w:t xml:space="preserve">Erfani A, Pouryousef A, Arefkhah N, </w:t>
       </w:r>
       <w:r>
         <w:rPr>
@@ -11654,15 +11651,16 @@
           <w:i w:val="0"/>
           <w:sz w:val="18"/>
         </w:rPr>
-      </w:r>
-      <w:r>
-        <w:rPr>
-          <w:rFonts w:ascii="Arial" w:hAnsi="Arial"/>
-          <w:b w:val="0"/>
-          <w:i w:val="0"/>
-          <w:sz w:val="18"/>
-        </w:rPr>
-        <w:t xml:space="preserve"> Inferior Vena Cava Repair Using Diaphragm in Animal Model. </w:t>
+        <w:t>, Rastegarian M, Zeighami A, Sarkari B*</w:t>
+      </w:r>
+      <w:r>
+        <w:rPr>
+          <w:rFonts w:ascii="Arial" w:hAnsi="Arial"/>
+          <w:b w:val="0"/>
+          <w:i w:val="0"/>
+          <w:sz w:val="18"/>
+        </w:rPr>
+        <w:t xml:space="preserve"> Seroprevalence of Toxocariasis and Its Related Risk Factors among Municipal Street Sweepers in Shiraz District in Fars Province, Southern Iran. </w:t>
       </w:r>
       <w:r>
         <w:rPr>
@@ -11671,7 +11669,7 @@
           <w:i/>
           <w:sz w:val="18"/>
         </w:rPr>
-        <w:t>Annals of Vascular Surgery</w:t>
+        <w:t>Clinical Epidemiology and Global Health</w:t>
       </w:r>
       <w:r>
         <w:rPr>
@@ -11697,16 +11695,16 @@
           <w:color w:val="1F3864"/>
           <w:sz w:val="18"/>
         </w:rPr>
-        <w:t xml:space="preserve">133. </w:t>
-      </w:r>
-      <w:r>
-        <w:rPr>
-          <w:rFonts w:ascii="Arial" w:hAnsi="Arial"/>
-          <w:b w:val="0"/>
-          <w:i w:val="0"/>
-          <w:sz w:val="18"/>
-        </w:rPr>
-        <w:t xml:space="preserve">Moshfe A, Sarkari B, Arefkhah N, Nikbakht R, </w:t>
+        <w:t xml:space="preserve">132. </w:t>
+      </w:r>
+      <w:r>
+        <w:rPr>
+          <w:rFonts w:ascii="Arial" w:hAnsi="Arial"/>
+          <w:b w:val="0"/>
+          <w:i w:val="0"/>
+          <w:sz w:val="18"/>
+        </w:rPr>
+        <w:t xml:space="preserve">Hodjati H, Hosseinzadeh A, Farzaneh BA*, Ghoddusi Johari H, Ebrahimi N, Anbardar MH, </w:t>
       </w:r>
       <w:r>
         <w:rPr>
@@ -11724,16 +11722,15 @@
           <w:i w:val="0"/>
           <w:sz w:val="18"/>
         </w:rPr>
-        <w:t>, Rezaei Z, Hosseini Z</w:t>
-      </w:r>
-      <w:r>
-        <w:rPr>
-          <w:rFonts w:ascii="Arial" w:hAnsi="Arial"/>
-          <w:b w:val="0"/>
-          <w:i w:val="0"/>
-          <w:sz w:val="18"/>
-        </w:rPr>
-        <w:t xml:space="preserve"> Seroepidemiological Study of Cystic Echinococcosis in Nomadic Communities in the Southwest of Iran: A Population-based Study. </w:t>
+      </w:r>
+      <w:r>
+        <w:rPr>
+          <w:rFonts w:ascii="Arial" w:hAnsi="Arial"/>
+          <w:b w:val="0"/>
+          <w:i w:val="0"/>
+          <w:sz w:val="18"/>
+        </w:rPr>
+        <w:t xml:space="preserve"> Inferior Vena Cava Repair Using Diaphragm in Animal Model. </w:t>
       </w:r>
       <w:r>
         <w:rPr>
@@ -11742,7 +11739,7 @@
           <w:i/>
           <w:sz w:val="18"/>
         </w:rPr>
-        <w:t>Journal of Immunoassay and Immunochemistry</w:t>
+        <w:t>Annals of Vascular Surgery</w:t>
       </w:r>
       <w:r>
         <w:rPr>
@@ -11752,7 +11749,7 @@
           <w:color w:val="6B84A0"/>
           <w:sz w:val="18"/>
         </w:rPr>
-        <w:t xml:space="preserve"> (2019)</w:t>
+        <w:t xml:space="preserve"> (2020)</w:t>
       </w:r>
     </w:p>
     <w:p>
@@ -11768,16 +11765,16 @@
           <w:color w:val="1F3864"/>
           <w:sz w:val="18"/>
         </w:rPr>
-        <w:t xml:space="preserve">134. </w:t>
-      </w:r>
-      <w:r>
-        <w:rPr>
-          <w:rFonts w:ascii="Arial" w:hAnsi="Arial"/>
-          <w:b w:val="0"/>
-          <w:i w:val="0"/>
-          <w:sz w:val="18"/>
-        </w:rPr>
-        <w:t xml:space="preserve">Ghadimi SN, Homayoon L, </w:t>
+        <w:t xml:space="preserve">133. </w:t>
+      </w:r>
+      <w:r>
+        <w:rPr>
+          <w:rFonts w:ascii="Arial" w:hAnsi="Arial"/>
+          <w:b w:val="0"/>
+          <w:i w:val="0"/>
+          <w:sz w:val="18"/>
+        </w:rPr>
+        <w:t xml:space="preserve">Moshfe A, Sarkari B, Arefkhah N, Nikbakht R, </w:t>
       </w:r>
       <w:r>
         <w:rPr>
@@ -11795,16 +11792,16 @@
           <w:i w:val="0"/>
           <w:sz w:val="18"/>
         </w:rPr>
-        <w:t>, Fatehpour S, Rastegarian M, Sarkari B*</w:t>
-      </w:r>
-      <w:r>
-        <w:rPr>
-          <w:rFonts w:ascii="Arial" w:hAnsi="Arial"/>
-          <w:b w:val="0"/>
-          <w:i w:val="0"/>
-          <w:sz w:val="18"/>
-        </w:rPr>
-        <w:t xml:space="preserve"> Attenuated Leishmania major Induce a High Level of Protection against Leishmania infantum in BALB/c Mice. </w:t>
+        <w:t>, Rezaei Z, Hosseini Z</w:t>
+      </w:r>
+      <w:r>
+        <w:rPr>
+          <w:rFonts w:ascii="Arial" w:hAnsi="Arial"/>
+          <w:b w:val="0"/>
+          <w:i w:val="0"/>
+          <w:sz w:val="18"/>
+        </w:rPr>
+        <w:t xml:space="preserve"> Seroepidemiological Study of Cystic Echinococcosis in Nomadic Communities in the Southwest of Iran: A Population-based Study. </w:t>
       </w:r>
       <w:r>
         <w:rPr>
@@ -11813,7 +11810,7 @@
           <w:i/>
           <w:sz w:val="18"/>
         </w:rPr>
-        <w:t>Iranian Journal of Parasitology</w:t>
+        <w:t>Journal of Immunoassay and Immunochemistry</w:t>
       </w:r>
       <w:r>
         <w:rPr>
@@ -11839,16 +11836,16 @@
           <w:color w:val="1F3864"/>
           <w:sz w:val="18"/>
         </w:rPr>
-        <w:t xml:space="preserve">135. </w:t>
-      </w:r>
-      <w:r>
-        <w:rPr>
-          <w:rFonts w:ascii="Arial" w:hAnsi="Arial"/>
-          <w:b w:val="0"/>
-          <w:i w:val="0"/>
-          <w:sz w:val="18"/>
-        </w:rPr>
-        <w:t xml:space="preserve">Taghizadeh H, </w:t>
+        <w:t xml:space="preserve">134. </w:t>
+      </w:r>
+      <w:r>
+        <w:rPr>
+          <w:rFonts w:ascii="Arial" w:hAnsi="Arial"/>
+          <w:b w:val="0"/>
+          <w:i w:val="0"/>
+          <w:sz w:val="18"/>
+        </w:rPr>
+        <w:t xml:space="preserve">Ghadimi SN, Homayoon L, </w:t>
       </w:r>
       <w:r>
         <w:rPr>
@@ -11866,16 +11863,16 @@
           <w:i w:val="0"/>
           <w:sz w:val="18"/>
         </w:rPr>
-        <w:t>, Erfani A, Nekouei F, Seifbehzad S, Khabisi SA, Sarkari B</w:t>
-      </w:r>
-      <w:r>
-        <w:rPr>
-          <w:rFonts w:ascii="Arial" w:hAnsi="Arial"/>
-          <w:b w:val="0"/>
-          <w:i w:val="0"/>
-          <w:sz w:val="18"/>
-        </w:rPr>
-        <w:t xml:space="preserve"> Seroepidemiological Survey of Toxoplasmosis among Female University Students in Shiraz, Southern Iran. </w:t>
+        <w:t>, Fatehpour S, Rastegarian M, Sarkari B*</w:t>
+      </w:r>
+      <w:r>
+        <w:rPr>
+          <w:rFonts w:ascii="Arial" w:hAnsi="Arial"/>
+          <w:b w:val="0"/>
+          <w:i w:val="0"/>
+          <w:sz w:val="18"/>
+        </w:rPr>
+        <w:t xml:space="preserve"> Attenuated Leishmania major Induce a High Level of Protection against Leishmania infantum in BALB/c Mice. </w:t>
       </w:r>
       <w:r>
         <w:rPr>
@@ -11884,7 +11881,7 @@
           <w:i/>
           <w:sz w:val="18"/>
         </w:rPr>
-        <w:t>Annals of Tropical Medicine and Public Health</w:t>
+        <w:t>Iranian Journal of Parasitology</w:t>
       </w:r>
       <w:r>
         <w:rPr>
@@ -11894,7 +11891,7 @@
           <w:color w:val="6B84A0"/>
           <w:sz w:val="18"/>
         </w:rPr>
-        <w:t xml:space="preserve"> (2017)</w:t>
+        <w:t xml:space="preserve"> (2019)</w:t>
       </w:r>
     </w:p>
     <w:p>
@@ -11910,16 +11907,16 @@
           <w:color w:val="1F3864"/>
           <w:sz w:val="18"/>
         </w:rPr>
-        <w:t xml:space="preserve">136. </w:t>
-      </w:r>
-      <w:r>
-        <w:rPr>
-          <w:rFonts w:ascii="Arial" w:hAnsi="Arial"/>
-          <w:b w:val="0"/>
-          <w:i w:val="0"/>
-          <w:sz w:val="18"/>
-        </w:rPr>
-        <w:t xml:space="preserve">Sarkari B, Mohseni M, Moein MR, </w:t>
+        <w:t xml:space="preserve">135. </w:t>
+      </w:r>
+      <w:r>
+        <w:rPr>
+          <w:rFonts w:ascii="Arial" w:hAnsi="Arial"/>
+          <w:b w:val="0"/>
+          <w:i w:val="0"/>
+          <w:sz w:val="18"/>
+        </w:rPr>
+        <w:t xml:space="preserve">Taghizadeh H, </w:t>
       </w:r>
       <w:r>
         <w:rPr>
@@ -11937,16 +11934,16 @@
           <w:i w:val="0"/>
           <w:sz w:val="18"/>
         </w:rPr>
-        <w:t>, Asgari Q*</w:t>
-      </w:r>
-      <w:r>
-        <w:rPr>
-          <w:rFonts w:ascii="Arial" w:hAnsi="Arial"/>
-          <w:b w:val="0"/>
-          <w:i w:val="0"/>
-          <w:sz w:val="18"/>
-        </w:rPr>
-        <w:t xml:space="preserve"> Effect of Hydroalcoholic Extract of Echinacea purpurea in Combination with Meglumine Antimoniate on Treatment of Leishmania major-Induced Cutaneous Leishmaniasis in BALB/c Mice. </w:t>
+        <w:t>, Erfani A, Nekouei F, Seifbehzad S, Khabisi SA, Sarkari B</w:t>
+      </w:r>
+      <w:r>
+        <w:rPr>
+          <w:rFonts w:ascii="Arial" w:hAnsi="Arial"/>
+          <w:b w:val="0"/>
+          <w:i w:val="0"/>
+          <w:sz w:val="18"/>
+        </w:rPr>
+        <w:t xml:space="preserve"> Seroepidemiological Survey of Toxoplasmosis among Female University Students in Shiraz, Southern Iran. </w:t>
       </w:r>
       <w:r>
         <w:rPr>
@@ -11955,7 +11952,7 @@
           <w:i/>
           <w:sz w:val="18"/>
         </w:rPr>
-        <w:t>International Journal of Applied and Basic Medical Research</w:t>
+        <w:t>Annals of Tropical Medicine and Public Health</w:t>
       </w:r>
       <w:r>
         <w:rPr>
@@ -11981,16 +11978,16 @@
           <w:color w:val="1F3864"/>
           <w:sz w:val="18"/>
         </w:rPr>
-        <w:t xml:space="preserve">137. </w:t>
-      </w:r>
-      <w:r>
-        <w:rPr>
-          <w:rFonts w:ascii="Arial" w:hAnsi="Arial"/>
-          <w:b w:val="0"/>
-          <w:i w:val="0"/>
-          <w:sz w:val="18"/>
-        </w:rPr>
-        <w:t xml:space="preserve">Sarkari B, Sattari H, Moein MR, Tamadon AM, </w:t>
+        <w:t xml:space="preserve">136. </w:t>
+      </w:r>
+      <w:r>
+        <w:rPr>
+          <w:rFonts w:ascii="Arial" w:hAnsi="Arial"/>
+          <w:b w:val="0"/>
+          <w:i w:val="0"/>
+          <w:sz w:val="18"/>
+        </w:rPr>
+        <w:t xml:space="preserve">Sarkari B, Mohseni M, Moein MR, </w:t>
       </w:r>
       <w:r>
         <w:rPr>
@@ -12017,7 +12014,7 @@
           <w:i w:val="0"/>
           <w:sz w:val="18"/>
         </w:rPr>
-        <w:t xml:space="preserve"> Effect of Topical Gel Prepared with Hydroalcoholic Extract of Echinacea purpurea on Treatment of Leishmania major-Induced Cutaneous Leishmaniasis in BALB/C Mice. </w:t>
+        <w:t xml:space="preserve"> Effect of Hydroalcoholic Extract of Echinacea purpurea in Combination with Meglumine Antimoniate on Treatment of Leishmania major-Induced Cutaneous Leishmaniasis in BALB/c Mice. </w:t>
       </w:r>
       <w:r>
         <w:rPr>
@@ -12026,7 +12023,7 @@
           <w:i/>
           <w:sz w:val="18"/>
         </w:rPr>
-        <w:t>Journal of Pharmaceutical Negative Results</w:t>
+        <w:t>International Journal of Applied and Basic Medical Research</w:t>
       </w:r>
       <w:r>
         <w:rPr>
@@ -12036,7 +12033,7 @@
           <w:color w:val="6B84A0"/>
           <w:sz w:val="18"/>
         </w:rPr>
-        <w:t xml:space="preserve"> (2016)</w:t>
+        <w:t xml:space="preserve"> (2017)</w:t>
       </w:r>
     </w:p>
     <w:p>
@@ -12052,16 +12049,16 @@
           <w:color w:val="1F3864"/>
           <w:sz w:val="18"/>
         </w:rPr>
-        <w:t xml:space="preserve">138. </w:t>
-      </w:r>
-      <w:r>
-        <w:rPr>
-          <w:rFonts w:ascii="Arial" w:hAnsi="Arial"/>
-          <w:b w:val="0"/>
-          <w:i w:val="0"/>
-          <w:sz w:val="18"/>
-        </w:rPr>
-        <w:t xml:space="preserve">Hatam GR, Nejati F, Mohammadzadeh T, </w:t>
+        <w:t xml:space="preserve">137. </w:t>
+      </w:r>
+      <w:r>
+        <w:rPr>
+          <w:rFonts w:ascii="Arial" w:hAnsi="Arial"/>
+          <w:b w:val="0"/>
+          <w:i w:val="0"/>
+          <w:sz w:val="18"/>
+        </w:rPr>
+        <w:t xml:space="preserve">Sarkari B, Sattari H, Moein MR, Tamadon AM, </w:t>
       </w:r>
       <w:r>
         <w:rPr>
@@ -12079,16 +12076,16 @@
           <w:i w:val="0"/>
           <w:sz w:val="18"/>
         </w:rPr>
-        <w:t>, Sarkari B*</w:t>
-      </w:r>
-      <w:r>
-        <w:rPr>
-          <w:rFonts w:ascii="Arial" w:hAnsi="Arial"/>
-          <w:b w:val="0"/>
-          <w:i w:val="0"/>
-          <w:sz w:val="18"/>
-        </w:rPr>
-        <w:t xml:space="preserve"> Population-based Seroprevalence of Malaria in Hormozgan Province, Southeastern Iran: A Low Transmission Area. </w:t>
+        <w:t>, Asgari Q*</w:t>
+      </w:r>
+      <w:r>
+        <w:rPr>
+          <w:rFonts w:ascii="Arial" w:hAnsi="Arial"/>
+          <w:b w:val="0"/>
+          <w:i w:val="0"/>
+          <w:sz w:val="18"/>
+        </w:rPr>
+        <w:t xml:space="preserve"> Effect of Topical Gel Prepared with Hydroalcoholic Extract of Echinacea purpurea on Treatment of Leishmania major-Induced Cutaneous Leishmaniasis in BALB/C Mice. </w:t>
       </w:r>
       <w:r>
         <w:rPr>
@@ -12097,7 +12094,7 @@
           <w:i/>
           <w:sz w:val="18"/>
         </w:rPr>
-        <w:t>Malaria Research and Treatment</w:t>
+        <w:t>Journal of Pharmaceutical Negative Results</w:t>
       </w:r>
       <w:r>
         <w:rPr>
@@ -12107,7 +12104,7 @@
           <w:color w:val="6B84A0"/>
           <w:sz w:val="18"/>
         </w:rPr>
-        <w:t xml:space="preserve"> (2015)</w:t>
+        <w:t xml:space="preserve"> (2016)</w:t>
       </w:r>
     </w:p>
     <w:p>
@@ -12123,15 +12120,16 @@
           <w:color w:val="1F3864"/>
           <w:sz w:val="18"/>
         </w:rPr>
-        <w:t xml:space="preserve">195. </w:t>
-      </w:r>
-      <w:r>
-        <w:rPr>
-          <w:rFonts w:ascii="Arial" w:hAnsi="Arial"/>
-          <w:b w:val="0"/>
-          <w:i w:val="0"/>
-          <w:sz w:val="18"/>
-        </w:rPr>
+        <w:t xml:space="preserve">138. </w:t>
+      </w:r>
+      <w:r>
+        <w:rPr>
+          <w:rFonts w:ascii="Arial" w:hAnsi="Arial"/>
+          <w:b w:val="0"/>
+          <w:i w:val="0"/>
+          <w:sz w:val="18"/>
+        </w:rPr>
+        <w:t xml:space="preserve">Hatam GR, Nejati F, Mohammadzadeh T, </w:t>
       </w:r>
       <w:r>
         <w:rPr>
@@ -12149,15 +12147,16 @@
           <w:i w:val="0"/>
           <w:sz w:val="18"/>
         </w:rPr>
-      </w:r>
-      <w:r>
-        <w:rPr>
-          <w:rFonts w:ascii="Arial" w:hAnsi="Arial"/>
-          <w:b w:val="0"/>
-          <w:i w:val="0"/>
-          <w:sz w:val="18"/>
-        </w:rPr>
-        <w:t xml:space="preserve"> TEST. </w:t>
+        <w:t>, Sarkari B*</w:t>
+      </w:r>
+      <w:r>
+        <w:rPr>
+          <w:rFonts w:ascii="Arial" w:hAnsi="Arial"/>
+          <w:b w:val="0"/>
+          <w:i w:val="0"/>
+          <w:sz w:val="18"/>
+        </w:rPr>
+        <w:t xml:space="preserve"> Population-based Seroprevalence of Malaria in Hormozgan Province, Southeastern Iran: A Low Transmission Area. </w:t>
       </w:r>
       <w:r>
         <w:rPr>
@@ -12166,7 +12165,7 @@
           <w:i/>
           <w:sz w:val="18"/>
         </w:rPr>
-        <w:t>TEST</w:t>
+        <w:t>Malaria Research and Treatment</w:t>
       </w:r>
       <w:r>
         <w:rPr>
@@ -12176,7 +12175,7 @@
           <w:color w:val="6B84A0"/>
           <w:sz w:val="18"/>
         </w:rPr>
-        <w:t xml:space="preserve"> (2026)</w:t>
+        <w:t xml:space="preserve"> (2015)</w:t>
       </w:r>
     </w:p>
     <w:p>

--- a/Shahriarirad_Reza_CV.docx
+++ b/Shahriarirad_Reza_CV.docx
@@ -880,7 +880,7 @@
                 <w:color w:val="1F3864"/>
                 <w:sz w:val="20"/>
               </w:rPr>
-              <w:t>3248</w:t>
+              <w:t>3388</w:t>
             </w:r>
           </w:p>
         </w:tc>

--- a/Shahriarirad_Reza_CV.docx
+++ b/Shahriarirad_Reza_CV.docx
@@ -615,7 +615,7 @@
           <w:i w:val="0"/>
           <w:sz w:val="18"/>
         </w:rPr>
-        <w:t>Oversight and review of research projects across the Thoracic and Vascular Surgery Research Center, ensuring quality, ethics compliance, and methodological rigor. Concurrently founded and leads the Research Mentoring Program, personally mentoring 15 medical students in research methodology, scientific writing, and publication strategy — resulting in over 50 peer-reviewed publications from participating students.</w:t>
+        <w:t>Founded and directed a research mentoring program at the Thoracic and Vascular Surgery Research Center, mentoring 15 medical students in research methodology, scientific writing, and publication strategy, with participating students contributing to more than 50 peer-reviewed publications.</w:t>
       </w:r>
     </w:p>
     <w:p>

--- a/Shahriarirad_Reza_CV.docx
+++ b/Shahriarirad_Reza_CV.docx
@@ -840,7 +840,7 @@
                 <w:color w:val="1F3864"/>
                 <w:sz w:val="20"/>
               </w:rPr>
-              <w:t>194</w:t>
+              <w:t>195</w:t>
             </w:r>
           </w:p>
         </w:tc>
@@ -900,7 +900,7 @@
                 <w:color w:val="1F3864"/>
                 <w:sz w:val="20"/>
               </w:rPr>
-              <w:t>22</w:t>
+              <w:t>23</w:t>
             </w:r>
           </w:p>
         </w:tc>
@@ -12176,6 +12176,76 @@
           <w:sz w:val="18"/>
         </w:rPr>
         <w:t xml:space="preserve"> (2015)</w:t>
+      </w:r>
+    </w:p>
+    <w:p>
+      <w:pPr>
+        <w:spacing w:after="20"/>
+        <w:ind w:left="432" w:hanging="432"/>
+      </w:pPr>
+      <w:r>
+        <w:rPr>
+          <w:rFonts w:ascii="Arial" w:hAnsi="Arial"/>
+          <w:b/>
+          <w:i w:val="0"/>
+          <w:color w:val="1F3864"/>
+          <w:sz w:val="18"/>
+        </w:rPr>
+        <w:t xml:space="preserve">195. </w:t>
+      </w:r>
+      <w:r>
+        <w:rPr>
+          <w:rFonts w:ascii="Arial" w:hAnsi="Arial"/>
+          <w:b w:val="0"/>
+          <w:i w:val="0"/>
+          <w:sz w:val="18"/>
+        </w:rPr>
+      </w:r>
+      <w:r>
+        <w:rPr>
+          <w:rFonts w:ascii="Arial" w:hAnsi="Arial"/>
+          <w:b/>
+          <w:i w:val="0"/>
+          <w:sz w:val="18"/>
+        </w:rPr>
+        <w:t>Shahriarirad R*</w:t>
+      </w:r>
+      <w:r>
+        <w:rPr>
+          <w:rFonts w:ascii="Arial" w:hAnsi="Arial"/>
+          <w:b w:val="0"/>
+          <w:i w:val="0"/>
+          <w:sz w:val="18"/>
+        </w:rPr>
+        <w:t>, Test A</w:t>
+      </w:r>
+      <w:r>
+        <w:rPr>
+          <w:rFonts w:ascii="Arial" w:hAnsi="Arial"/>
+          <w:b w:val="0"/>
+          <w:i w:val="0"/>
+          <w:sz w:val="18"/>
+        </w:rPr>
+        <w:t xml:space="preserve"> Testing. </w:t>
+      </w:r>
+      <w:r>
+        <w:rPr>
+          <w:rFonts w:ascii="Arial" w:hAnsi="Arial"/>
+          <w:b w:val="0"/>
+          <w:i/>
+          <w:sz w:val="18"/>
+        </w:rPr>
+        <w:t>Test Journal</w:t>
+      </w:r>
+      <w:r>
+        <w:rPr>
+          <w:rFonts w:ascii="Arial" w:hAnsi="Arial"/>
+          <w:b w:val="0"/>
+          <w:i w:val="0"/>
+          <w:color w:val="6B84A0"/>
+          <w:sz w:val="18"/>
+        </w:rPr>
+        <w:t xml:space="preserve"> (2026)</w:t>
       </w:r>
     </w:p>
     <w:p>

--- a/Shahriarirad_Reza_CV.docx
+++ b/Shahriarirad_Reza_CV.docx
@@ -900,7 +900,7 @@
                 <w:color w:val="1F3864"/>
                 <w:sz w:val="20"/>
               </w:rPr>
-              <w:t>23</w:t>
+              <w:t>22</w:t>
             </w:r>
           </w:p>
         </w:tc>
@@ -920,7 +920,7 @@
                 <w:color w:val="1F3864"/>
                 <w:sz w:val="20"/>
               </w:rPr>
-              <w:t>4</w:t>
+              <w:t>5</w:t>
             </w:r>
           </w:p>
         </w:tc>
@@ -1315,6 +1315,156 @@
           <w:sz w:val="22"/>
         </w:rPr>
         <w:t>PRESENTATIONS</w:t>
+      </w:r>
+    </w:p>
+    <w:p>
+      <w:pPr>
+        <w:spacing w:after="40"/>
+      </w:pPr>
+      <w:r>
+        <w:rPr>
+          <w:rFonts w:ascii="Arial" w:hAnsi="Arial"/>
+          <w:b/>
+          <w:i w:val="0"/>
+          <w:color w:val="1F3864"/>
+          <w:sz w:val="18"/>
+        </w:rPr>
+        <w:t xml:space="preserve">[Jul 6 2026]  </w:t>
+      </w:r>
+      <w:r>
+        <w:rPr>
+          <w:rFonts w:ascii="Arial" w:hAnsi="Arial"/>
+          <w:b w:val="0"/>
+          <w:i w:val="0"/>
+          <w:color w:val="6B84A0"/>
+          <w:sz w:val="18"/>
+        </w:rPr>
+        <w:t xml:space="preserve">[Poster]  </w:t>
+      </w:r>
+      <w:r>
+        <w:rPr>
+          <w:rFonts w:ascii="Arial" w:hAnsi="Arial"/>
+          <w:b/>
+          <w:i w:val="0"/>
+          <w:sz w:val="18"/>
+        </w:rPr>
+        <w:t>Automating Abdominal Wall Reconstruction Consultation Triage: A Rules-Based Scheduling Algorithm to Reduce Clinical Review Burden</w:t>
+      </w:r>
+    </w:p>
+    <w:p>
+      <w:pPr>
+        <w:spacing w:after="100"/>
+        <w:ind w:left="288"/>
+      </w:pPr>
+      <w:r>
+        <w:rPr>
+          <w:rFonts w:ascii="Arial" w:hAnsi="Arial"/>
+          <w:b w:val="0"/>
+          <w:i/>
+          <w:color w:val="6B84A0"/>
+          <w:sz w:val="16"/>
+        </w:rPr>
+        <w:t>Mayo Clinic AI Summit  |  United States</w:t>
+      </w:r>
+    </w:p>
+    <w:p>
+      <w:pPr>
+        <w:spacing w:after="40"/>
+      </w:pPr>
+      <w:r>
+        <w:rPr>
+          <w:rFonts w:ascii="Arial" w:hAnsi="Arial"/>
+          <w:b/>
+          <w:i w:val="0"/>
+          <w:color w:val="1F3864"/>
+          <w:sz w:val="18"/>
+        </w:rPr>
+        <w:t xml:space="preserve">[Jul 6 2026]  </w:t>
+      </w:r>
+      <w:r>
+        <w:rPr>
+          <w:rFonts w:ascii="Arial" w:hAnsi="Arial"/>
+          <w:b w:val="0"/>
+          <w:i w:val="0"/>
+          <w:color w:val="6B84A0"/>
+          <w:sz w:val="18"/>
+        </w:rPr>
+        <w:t xml:space="preserve">[Poster]  </w:t>
+      </w:r>
+      <w:r>
+        <w:rPr>
+          <w:rFonts w:ascii="Arial" w:hAnsi="Arial"/>
+          <w:b/>
+          <w:i w:val="0"/>
+          <w:sz w:val="18"/>
+        </w:rPr>
+        <w:t>Establishment of a Personalized AI-Based Decision Aid for Breast Reconstruction Surgery Candidates: Pilot Study of the BRIDGE AI Tool</w:t>
+      </w:r>
+    </w:p>
+    <w:p>
+      <w:pPr>
+        <w:spacing w:after="100"/>
+        <w:ind w:left="288"/>
+      </w:pPr>
+      <w:r>
+        <w:rPr>
+          <w:rFonts w:ascii="Arial" w:hAnsi="Arial"/>
+          <w:b w:val="0"/>
+          <w:i/>
+          <w:color w:val="6B84A0"/>
+          <w:sz w:val="16"/>
+        </w:rPr>
+        <w:t>Mayo Clinic AI Summit  |  United States</w:t>
+      </w:r>
+    </w:p>
+    <w:p>
+      <w:pPr>
+        <w:spacing w:after="40"/>
+      </w:pPr>
+      <w:r>
+        <w:rPr>
+          <w:rFonts w:ascii="Arial" w:hAnsi="Arial"/>
+          <w:b/>
+          <w:i w:val="0"/>
+          <w:color w:val="1F3864"/>
+          <w:sz w:val="18"/>
+        </w:rPr>
+        <w:t xml:space="preserve">[Jul 6 2026]  </w:t>
+      </w:r>
+      <w:r>
+        <w:rPr>
+          <w:rFonts w:ascii="Arial" w:hAnsi="Arial"/>
+          <w:b w:val="0"/>
+          <w:i w:val="0"/>
+          <w:color w:val="6B84A0"/>
+          <w:sz w:val="18"/>
+        </w:rPr>
+        <w:t xml:space="preserve">[Poster]  </w:t>
+      </w:r>
+      <w:r>
+        <w:rPr>
+          <w:rFonts w:ascii="Arial" w:hAnsi="Arial"/>
+          <w:b/>
+          <w:i w:val="0"/>
+          <w:sz w:val="18"/>
+        </w:rPr>
+        <w:t>Biological Age Reversal Following Bariatric Surgery: A Longitudinal Cohort Study Using AI-Derived ECG Age</w:t>
+      </w:r>
+    </w:p>
+    <w:p>
+      <w:pPr>
+        <w:spacing w:after="100"/>
+        <w:ind w:left="288"/>
+      </w:pPr>
+      <w:r>
+        <w:rPr>
+          <w:rFonts w:ascii="Arial" w:hAnsi="Arial"/>
+          <w:b w:val="0"/>
+          <w:i/>
+          <w:color w:val="6B84A0"/>
+          <w:sz w:val="16"/>
+        </w:rPr>
+        <w:t>Mayo Clinic AI Summit  |  United States</w:t>
       </w:r>
     </w:p>
     <w:p>
@@ -12180,6 +12330,21 @@
     </w:p>
     <w:p>
       <w:pPr>
+        <w:spacing w:before="160"/>
+      </w:pPr>
+      <w:r>
+        <w:rPr>
+          <w:rFonts w:ascii="Arial" w:hAnsi="Arial"/>
+          <w:b/>
+          <w:i w:val="0"/>
+          <w:color w:val="1F3864"/>
+          <w:sz w:val="20"/>
+        </w:rPr>
+        <w:t>Reviews &amp; Meta-analyses</w:t>
+      </w:r>
+    </w:p>
+    <w:p>
+      <w:pPr>
         <w:spacing w:after="20"/>
         <w:ind w:left="432" w:hanging="432"/>
       </w:pPr>
@@ -12191,42 +12356,43 @@
           <w:color w:val="1F3864"/>
           <w:sz w:val="18"/>
         </w:rPr>
-        <w:t xml:space="preserve">195. </w:t>
-      </w:r>
-      <w:r>
-        <w:rPr>
-          <w:rFonts w:ascii="Arial" w:hAnsi="Arial"/>
-          <w:b w:val="0"/>
-          <w:i w:val="0"/>
-          <w:sz w:val="18"/>
-        </w:rPr>
-      </w:r>
-      <w:r>
-        <w:rPr>
-          <w:rFonts w:ascii="Arial" w:hAnsi="Arial"/>
-          <w:b/>
-          <w:i w:val="0"/>
-          <w:sz w:val="18"/>
-        </w:rPr>
-        <w:t>Shahriarirad R*</w:t>
-      </w:r>
-      <w:r>
-        <w:rPr>
-          <w:rFonts w:ascii="Arial" w:hAnsi="Arial"/>
-          <w:b w:val="0"/>
-          <w:i w:val="0"/>
-          <w:sz w:val="18"/>
-        </w:rPr>
-        <w:t>, Test A</w:t>
-      </w:r>
-      <w:r>
-        <w:rPr>
-          <w:rFonts w:ascii="Arial" w:hAnsi="Arial"/>
-          <w:b w:val="0"/>
-          <w:i w:val="0"/>
-          <w:sz w:val="18"/>
-        </w:rPr>
-        <w:t xml:space="preserve"> Testing. </w:t>
+        <w:t xml:space="preserve">2. </w:t>
+      </w:r>
+      <w:r>
+        <w:rPr>
+          <w:rFonts w:ascii="Arial" w:hAnsi="Arial"/>
+          <w:b w:val="0"/>
+          <w:i w:val="0"/>
+          <w:sz w:val="18"/>
+        </w:rPr>
+        <w:t xml:space="preserve">Afsar A, </w:t>
+      </w:r>
+      <w:r>
+        <w:rPr>
+          <w:rFonts w:ascii="Arial" w:hAnsi="Arial"/>
+          <w:b/>
+          <w:i w:val="0"/>
+          <w:sz w:val="18"/>
+        </w:rPr>
+        <w:t>Shahriarirad R</w:t>
+      </w:r>
+      <w:r>
+        <w:rPr>
+          <w:rFonts w:ascii="Arial" w:hAnsi="Arial"/>
+          <w:b w:val="0"/>
+          <w:i w:val="0"/>
+          <w:sz w:val="18"/>
+        </w:rPr>
+        <w:t>, Kumar N, Ravi V, Vijayasekaran A*</w:t>
+      </w:r>
+      <w:r>
+        <w:rPr>
+          <w:rFonts w:ascii="Arial" w:hAnsi="Arial"/>
+          <w:b w:val="0"/>
+          <w:i w:val="0"/>
+          <w:sz w:val="18"/>
+        </w:rPr>
+        <w:t xml:space="preserve"> Global Trends and Research Landscape of Robotic Surgery in Plastic and Reconstructive Surgery: A Bibliometric Analysis (1999–2025). </w:t>
       </w:r>
       <w:r>
         <w:rPr>
@@ -12235,7 +12401,7 @@
           <w:i/>
           <w:sz w:val="18"/>
         </w:rPr>
-        <w:t>Test Journal</w:t>
+        <w:t>Journal of Robotic Surgery</w:t>
       </w:r>
       <w:r>
         <w:rPr>
@@ -12250,6 +12416,431 @@
     </w:p>
     <w:p>
       <w:pPr>
+        <w:spacing w:after="20"/>
+        <w:ind w:left="432" w:hanging="432"/>
+      </w:pPr>
+      <w:r>
+        <w:rPr>
+          <w:rFonts w:ascii="Arial" w:hAnsi="Arial"/>
+          <w:b/>
+          <w:i w:val="0"/>
+          <w:color w:val="1F3864"/>
+          <w:sz w:val="18"/>
+        </w:rPr>
+        <w:t xml:space="preserve">37. </w:t>
+      </w:r>
+      <w:r>
+        <w:rPr>
+          <w:rFonts w:ascii="Arial" w:hAnsi="Arial"/>
+          <w:b w:val="0"/>
+          <w:i w:val="0"/>
+          <w:sz w:val="18"/>
+        </w:rPr>
+        <w:t xml:space="preserve">Mojarad N, Forouzani F, Mohammadi Z*, </w:t>
+      </w:r>
+      <w:r>
+        <w:rPr>
+          <w:rFonts w:ascii="Arial" w:hAnsi="Arial"/>
+          <w:b/>
+          <w:i w:val="0"/>
+          <w:sz w:val="18"/>
+        </w:rPr>
+        <w:t>Shahriarirad R*</w:t>
+      </w:r>
+      <w:r>
+        <w:rPr>
+          <w:rFonts w:ascii="Arial" w:hAnsi="Arial"/>
+          <w:b w:val="0"/>
+          <w:i w:val="0"/>
+          <w:sz w:val="18"/>
+        </w:rPr>
+      </w:r>
+      <w:r>
+        <w:rPr>
+          <w:rFonts w:ascii="Arial" w:hAnsi="Arial"/>
+          <w:b w:val="0"/>
+          <w:i w:val="0"/>
+          <w:sz w:val="18"/>
+        </w:rPr>
+        <w:t xml:space="preserve"> Serosurvey of Anti-Rubella and Anti-Measles IgG Antibodies in Young Females in Jahrom, Southern West Iran: A Review of Literature of the Serological Profile in Iran. </w:t>
+      </w:r>
+      <w:r>
+        <w:rPr>
+          <w:rFonts w:ascii="Arial" w:hAnsi="Arial"/>
+          <w:b w:val="0"/>
+          <w:i/>
+          <w:sz w:val="18"/>
+        </w:rPr>
+        <w:t>Journal of General and Family Medicine</w:t>
+      </w:r>
+      <w:r>
+        <w:rPr>
+          <w:rFonts w:ascii="Arial" w:hAnsi="Arial"/>
+          <w:b w:val="0"/>
+          <w:i w:val="0"/>
+          <w:color w:val="6B84A0"/>
+          <w:sz w:val="18"/>
+        </w:rPr>
+        <w:t xml:space="preserve"> (2024)</w:t>
+      </w:r>
+    </w:p>
+    <w:p>
+      <w:pPr>
+        <w:spacing w:after="20"/>
+        <w:ind w:left="432" w:hanging="432"/>
+      </w:pPr>
+      <w:r>
+        <w:rPr>
+          <w:rFonts w:ascii="Arial" w:hAnsi="Arial"/>
+          <w:b/>
+          <w:i w:val="0"/>
+          <w:color w:val="1F3864"/>
+          <w:sz w:val="18"/>
+        </w:rPr>
+        <w:t xml:space="preserve">92. </w:t>
+      </w:r>
+      <w:r>
+        <w:rPr>
+          <w:rFonts w:ascii="Arial" w:hAnsi="Arial"/>
+          <w:b w:val="0"/>
+          <w:i w:val="0"/>
+          <w:sz w:val="18"/>
+        </w:rPr>
+        <w:t xml:space="preserve">Bananzadeh A, Sohooli M, Tahereh Shamsi T, Darabi MH, </w:t>
+      </w:r>
+      <w:r>
+        <w:rPr>
+          <w:rFonts w:ascii="Arial" w:hAnsi="Arial"/>
+          <w:b/>
+          <w:i w:val="0"/>
+          <w:sz w:val="18"/>
+        </w:rPr>
+        <w:t>Shahriarirad R</w:t>
+      </w:r>
+      <w:r>
+        <w:rPr>
+          <w:rFonts w:ascii="Arial" w:hAnsi="Arial"/>
+          <w:b w:val="0"/>
+          <w:i w:val="0"/>
+          <w:sz w:val="18"/>
+        </w:rPr>
+        <w:t>, Shekouhi R*</w:t>
+      </w:r>
+      <w:r>
+        <w:rPr>
+          <w:rFonts w:ascii="Arial" w:hAnsi="Arial"/>
+          <w:b w:val="0"/>
+          <w:i w:val="0"/>
+          <w:sz w:val="18"/>
+        </w:rPr>
+        <w:t xml:space="preserve"> Effects of Neuromodulation on Treatment of Recurrent Anal Fissure: A Systematic Review. </w:t>
+      </w:r>
+      <w:r>
+        <w:rPr>
+          <w:rFonts w:ascii="Arial" w:hAnsi="Arial"/>
+          <w:b w:val="0"/>
+          <w:i/>
+          <w:sz w:val="18"/>
+        </w:rPr>
+        <w:t>International Journal of Surgery</w:t>
+      </w:r>
+      <w:r>
+        <w:rPr>
+          <w:rFonts w:ascii="Arial" w:hAnsi="Arial"/>
+          <w:b w:val="0"/>
+          <w:i w:val="0"/>
+          <w:color w:val="6B84A0"/>
+          <w:sz w:val="18"/>
+        </w:rPr>
+        <w:t xml:space="preserve"> (2022)</w:t>
+      </w:r>
+    </w:p>
+    <w:p>
+      <w:pPr>
+        <w:spacing w:after="20"/>
+        <w:ind w:left="432" w:hanging="432"/>
+      </w:pPr>
+      <w:r>
+        <w:rPr>
+          <w:rFonts w:ascii="Arial" w:hAnsi="Arial"/>
+          <w:b/>
+          <w:i w:val="0"/>
+          <w:color w:val="1F3864"/>
+          <w:sz w:val="18"/>
+        </w:rPr>
+        <w:t xml:space="preserve">93. </w:t>
+      </w:r>
+      <w:r>
+        <w:rPr>
+          <w:rFonts w:ascii="Arial" w:hAnsi="Arial"/>
+          <w:b w:val="0"/>
+          <w:i w:val="0"/>
+          <w:sz w:val="18"/>
+        </w:rPr>
+        <w:t xml:space="preserve">Ziaian B, </w:t>
+      </w:r>
+      <w:r>
+        <w:rPr>
+          <w:rFonts w:ascii="Arial" w:hAnsi="Arial"/>
+          <w:b/>
+          <w:i w:val="0"/>
+          <w:sz w:val="18"/>
+        </w:rPr>
+        <w:t>Shahriarirad R</w:t>
+      </w:r>
+      <w:r>
+        <w:rPr>
+          <w:rFonts w:ascii="Arial" w:hAnsi="Arial"/>
+          <w:b w:val="0"/>
+          <w:i w:val="0"/>
+          <w:sz w:val="18"/>
+        </w:rPr>
+        <w:t>, Fouladi D*, Mardani P, Amirian A, Kamran H</w:t>
+      </w:r>
+      <w:r>
+        <w:rPr>
+          <w:rFonts w:ascii="Arial" w:hAnsi="Arial"/>
+          <w:b w:val="0"/>
+          <w:i w:val="0"/>
+          <w:sz w:val="18"/>
+        </w:rPr>
+        <w:t xml:space="preserve"> The Effect of Suture Techniques on the Outcome of Tracheal Reconstruction: An Observational Study and Review of Literature. </w:t>
+      </w:r>
+      <w:r>
+        <w:rPr>
+          <w:rFonts w:ascii="Arial" w:hAnsi="Arial"/>
+          <w:b w:val="0"/>
+          <w:i/>
+          <w:sz w:val="18"/>
+        </w:rPr>
+        <w:t>The Surgeon</w:t>
+      </w:r>
+      <w:r>
+        <w:rPr>
+          <w:rFonts w:ascii="Arial" w:hAnsi="Arial"/>
+          <w:b w:val="0"/>
+          <w:i w:val="0"/>
+          <w:color w:val="6B84A0"/>
+          <w:sz w:val="18"/>
+        </w:rPr>
+        <w:t xml:space="preserve"> (2022)</w:t>
+      </w:r>
+    </w:p>
+    <w:p>
+      <w:pPr>
+        <w:spacing w:after="20"/>
+        <w:ind w:left="432" w:hanging="432"/>
+      </w:pPr>
+      <w:r>
+        <w:rPr>
+          <w:rFonts w:ascii="Arial" w:hAnsi="Arial"/>
+          <w:b/>
+          <w:i w:val="0"/>
+          <w:color w:val="1F3864"/>
+          <w:sz w:val="18"/>
+        </w:rPr>
+        <w:t xml:space="preserve">100. </w:t>
+      </w:r>
+      <w:r>
+        <w:rPr>
+          <w:rFonts w:ascii="Arial" w:hAnsi="Arial"/>
+          <w:b w:val="0"/>
+          <w:i w:val="0"/>
+          <w:sz w:val="18"/>
+        </w:rPr>
+        <w:t xml:space="preserve">Bhimani R, </w:t>
+      </w:r>
+      <w:r>
+        <w:rPr>
+          <w:rFonts w:ascii="Arial" w:hAnsi="Arial"/>
+          <w:b/>
+          <w:i w:val="0"/>
+          <w:sz w:val="18"/>
+        </w:rPr>
+        <w:t>Shahriarirad R</w:t>
+      </w:r>
+      <w:r>
+        <w:rPr>
+          <w:rFonts w:ascii="Arial" w:hAnsi="Arial"/>
+          <w:b w:val="0"/>
+          <w:i w:val="0"/>
+          <w:sz w:val="18"/>
+        </w:rPr>
+        <w:t>, Ranjbar K, Erfani A*, Ashkani-Esfahani S</w:t>
+      </w:r>
+      <w:r>
+        <w:rPr>
+          <w:rFonts w:ascii="Arial" w:hAnsi="Arial"/>
+          <w:b w:val="0"/>
+          <w:i w:val="0"/>
+          <w:sz w:val="18"/>
+        </w:rPr>
+        <w:t xml:space="preserve"> Transportal versus All-Inside Techniques of Anterior Cruciate Ligament Reconstruction: A Systematic Review. </w:t>
+      </w:r>
+      <w:r>
+        <w:rPr>
+          <w:rFonts w:ascii="Arial" w:hAnsi="Arial"/>
+          <w:b w:val="0"/>
+          <w:i/>
+          <w:sz w:val="18"/>
+        </w:rPr>
+        <w:t>Journal of Orthopaedic Surgery and Research</w:t>
+      </w:r>
+      <w:r>
+        <w:rPr>
+          <w:rFonts w:ascii="Arial" w:hAnsi="Arial"/>
+          <w:b w:val="0"/>
+          <w:i w:val="0"/>
+          <w:color w:val="6B84A0"/>
+          <w:sz w:val="18"/>
+        </w:rPr>
+        <w:t xml:space="preserve"> (2021)</w:t>
+      </w:r>
+    </w:p>
+    <w:p>
+      <w:pPr>
+        <w:spacing w:after="20"/>
+        <w:ind w:left="432" w:hanging="432"/>
+      </w:pPr>
+      <w:r>
+        <w:rPr>
+          <w:rFonts w:ascii="Arial" w:hAnsi="Arial"/>
+          <w:b/>
+          <w:i w:val="0"/>
+          <w:color w:val="1F3864"/>
+          <w:sz w:val="18"/>
+        </w:rPr>
+        <w:t xml:space="preserve">107. </w:t>
+      </w:r>
+      <w:r>
+        <w:rPr>
+          <w:rFonts w:ascii="Arial" w:hAnsi="Arial"/>
+          <w:b w:val="0"/>
+          <w:i w:val="0"/>
+          <w:sz w:val="18"/>
+        </w:rPr>
+        <w:t xml:space="preserve">Ebrahimi A, Ahmadi H, Borhaninia M, Tanideh N*, </w:t>
+      </w:r>
+      <w:r>
+        <w:rPr>
+          <w:rFonts w:ascii="Arial" w:hAnsi="Arial"/>
+          <w:b/>
+          <w:i w:val="0"/>
+          <w:sz w:val="18"/>
+        </w:rPr>
+        <w:t>Shahriarirad R</w:t>
+      </w:r>
+      <w:r>
+        <w:rPr>
+          <w:rFonts w:ascii="Arial" w:hAnsi="Arial"/>
+          <w:b w:val="0"/>
+          <w:i w:val="0"/>
+          <w:sz w:val="18"/>
+        </w:rPr>
+        <w:t>, Erfani A, Ranjbar K, Ashkani-Esfahani S</w:t>
+      </w:r>
+      <w:r>
+        <w:rPr>
+          <w:rFonts w:ascii="Arial" w:hAnsi="Arial"/>
+          <w:b w:val="0"/>
+          <w:i w:val="0"/>
+          <w:sz w:val="18"/>
+        </w:rPr>
+        <w:t xml:space="preserve"> Therapeutic Effects of Stem Cells in Different Body Systems — A Novel Method that is Yet to Gain Trust: A Comprehensive Review. </w:t>
+      </w:r>
+      <w:r>
+        <w:rPr>
+          <w:rFonts w:ascii="Arial" w:hAnsi="Arial"/>
+          <w:b w:val="0"/>
+          <w:i/>
+          <w:sz w:val="18"/>
+        </w:rPr>
+        <w:t>Bosnian Journal of Basic Medical Sciences</w:t>
+      </w:r>
+      <w:r>
+        <w:rPr>
+          <w:rFonts w:ascii="Arial" w:hAnsi="Arial"/>
+          <w:b w:val="0"/>
+          <w:i w:val="0"/>
+          <w:color w:val="6B84A0"/>
+          <w:sz w:val="18"/>
+        </w:rPr>
+        <w:t xml:space="preserve"> (2021)</w:t>
+      </w:r>
+    </w:p>
+    <w:p>
+      <w:pPr>
+        <w:spacing w:after="20"/>
+        <w:ind w:left="432" w:hanging="432"/>
+      </w:pPr>
+      <w:r>
+        <w:rPr>
+          <w:rFonts w:ascii="Arial" w:hAnsi="Arial"/>
+          <w:b/>
+          <w:i w:val="0"/>
+          <w:color w:val="1F3864"/>
+          <w:sz w:val="18"/>
+        </w:rPr>
+        <w:t xml:space="preserve">111. </w:t>
+      </w:r>
+      <w:r>
+        <w:rPr>
+          <w:rFonts w:ascii="Arial" w:hAnsi="Arial"/>
+          <w:b w:val="0"/>
+          <w:i w:val="0"/>
+          <w:sz w:val="18"/>
+        </w:rPr>
+        <w:t xml:space="preserve">Kasraian L, Imanieh MH*, Tabrizi R, </w:t>
+      </w:r>
+      <w:r>
+        <w:rPr>
+          <w:rFonts w:ascii="Arial" w:hAnsi="Arial"/>
+          <w:b/>
+          <w:i w:val="0"/>
+          <w:sz w:val="18"/>
+        </w:rPr>
+        <w:t>Shahriarirad R</w:t>
+      </w:r>
+      <w:r>
+        <w:rPr>
+          <w:rFonts w:ascii="Arial" w:hAnsi="Arial"/>
+          <w:b w:val="0"/>
+          <w:i w:val="0"/>
+          <w:sz w:val="18"/>
+        </w:rPr>
+        <w:t>, Erfani A, Hosseini S</w:t>
+      </w:r>
+      <w:r>
+        <w:rPr>
+          <w:rFonts w:ascii="Arial" w:hAnsi="Arial"/>
+          <w:b w:val="0"/>
+          <w:i w:val="0"/>
+          <w:sz w:val="18"/>
+        </w:rPr>
+        <w:t xml:space="preserve"> Prevalence of HBV and HCV Infections in Iranian Blood Donors: An Updated Systematic Review and Meta-Analysis. </w:t>
+      </w:r>
+      <w:r>
+        <w:rPr>
+          <w:rFonts w:ascii="Arial" w:hAnsi="Arial"/>
+          <w:b w:val="0"/>
+          <w:i/>
+          <w:sz w:val="18"/>
+        </w:rPr>
+        <w:t>Middle East Journal of Digestive Diseases</w:t>
+      </w:r>
+      <w:r>
+        <w:rPr>
+          <w:rFonts w:ascii="Arial" w:hAnsi="Arial"/>
+          <w:b w:val="0"/>
+          <w:i w:val="0"/>
+          <w:color w:val="6B84A0"/>
+          <w:sz w:val="18"/>
+        </w:rPr>
+        <w:t xml:space="preserve"> (2021)</w:t>
+      </w:r>
+    </w:p>
+    <w:p>
+      <w:pPr>
         <w:spacing w:before="160"/>
       </w:pPr>
       <w:r>
@@ -12260,7 +12851,7 @@
           <w:color w:val="1F3864"/>
           <w:sz w:val="20"/>
         </w:rPr>
-        <w:t>Reviews &amp; Meta-analyses</w:t>
+        <w:t>Case Reports</w:t>
       </w:r>
     </w:p>
     <w:p>
@@ -12276,16 +12867,16 @@
           <w:color w:val="1F3864"/>
           <w:sz w:val="18"/>
         </w:rPr>
-        <w:t xml:space="preserve">2. </w:t>
-      </w:r>
-      <w:r>
-        <w:rPr>
-          <w:rFonts w:ascii="Arial" w:hAnsi="Arial"/>
-          <w:b w:val="0"/>
-          <w:i w:val="0"/>
-          <w:sz w:val="18"/>
-        </w:rPr>
-        <w:t xml:space="preserve">Afsar A, </w:t>
+        <w:t xml:space="preserve">4. </w:t>
+      </w:r>
+      <w:r>
+        <w:rPr>
+          <w:rFonts w:ascii="Arial" w:hAnsi="Arial"/>
+          <w:b w:val="0"/>
+          <w:i w:val="0"/>
+          <w:sz w:val="18"/>
+        </w:rPr>
+        <w:t xml:space="preserve">Bahrami Y, Pedramfar P*, </w:t>
       </w:r>
       <w:r>
         <w:rPr>
@@ -12303,16 +12894,15 @@
           <w:i w:val="0"/>
           <w:sz w:val="18"/>
         </w:rPr>
-        <w:t>, Kumar N, Ravi V, Vijayasekaran A*</w:t>
-      </w:r>
-      <w:r>
-        <w:rPr>
-          <w:rFonts w:ascii="Arial" w:hAnsi="Arial"/>
-          <w:b w:val="0"/>
-          <w:i w:val="0"/>
-          <w:sz w:val="18"/>
-        </w:rPr>
-        <w:t xml:space="preserve"> Global Trends and Research Landscape of Robotic Surgery in Plastic and Reconstructive Surgery: A Bibliometric Analysis (1999–2025). </w:t>
+      </w:r>
+      <w:r>
+        <w:rPr>
+          <w:rFonts w:ascii="Arial" w:hAnsi="Arial"/>
+          <w:b w:val="0"/>
+          <w:i w:val="0"/>
+          <w:sz w:val="18"/>
+        </w:rPr>
+        <w:t xml:space="preserve"> Three Challenging Cases of Autoimmune Encephalitis: A Case-Series and Review of the Literature. </w:t>
       </w:r>
       <w:r>
         <w:rPr>
@@ -12321,7 +12911,7 @@
           <w:i/>
           <w:sz w:val="18"/>
         </w:rPr>
-        <w:t>Journal of Robotic Surgery</w:t>
+        <w:t>Clinical Case Reports</w:t>
       </w:r>
       <w:r>
         <w:rPr>
@@ -12347,42 +12937,43 @@
           <w:color w:val="1F3864"/>
           <w:sz w:val="18"/>
         </w:rPr>
-        <w:t xml:space="preserve">37. </w:t>
-      </w:r>
-      <w:r>
-        <w:rPr>
-          <w:rFonts w:ascii="Arial" w:hAnsi="Arial"/>
-          <w:b w:val="0"/>
-          <w:i w:val="0"/>
-          <w:sz w:val="18"/>
-        </w:rPr>
-        <w:t xml:space="preserve">Mojarad N, Forouzani F, Mohammadi Z*, </w:t>
-      </w:r>
-      <w:r>
-        <w:rPr>
-          <w:rFonts w:ascii="Arial" w:hAnsi="Arial"/>
-          <w:b/>
-          <w:i w:val="0"/>
-          <w:sz w:val="18"/>
-        </w:rPr>
-        <w:t>Shahriarirad R*</w:t>
-      </w:r>
-      <w:r>
-        <w:rPr>
-          <w:rFonts w:ascii="Arial" w:hAnsi="Arial"/>
-          <w:b w:val="0"/>
-          <w:i w:val="0"/>
-          <w:sz w:val="18"/>
-        </w:rPr>
-      </w:r>
-      <w:r>
-        <w:rPr>
-          <w:rFonts w:ascii="Arial" w:hAnsi="Arial"/>
-          <w:b w:val="0"/>
-          <w:i w:val="0"/>
-          <w:sz w:val="18"/>
-        </w:rPr>
-        <w:t xml:space="preserve"> Serosurvey of Anti-Rubella and Anti-Measles IgG Antibodies in Young Females in Jahrom, Southern West Iran: A Review of Literature of the Serological Profile in Iran. </w:t>
+        <w:t xml:space="preserve">5. </w:t>
+      </w:r>
+      <w:r>
+        <w:rPr>
+          <w:rFonts w:ascii="Arial" w:hAnsi="Arial"/>
+          <w:b w:val="0"/>
+          <w:i w:val="0"/>
+          <w:sz w:val="18"/>
+        </w:rPr>
+        <w:t xml:space="preserve">Hosseinzadeh A, Dalfardi F, </w:t>
+      </w:r>
+      <w:r>
+        <w:rPr>
+          <w:rFonts w:ascii="Arial" w:hAnsi="Arial"/>
+          <w:b/>
+          <w:i w:val="0"/>
+          <w:sz w:val="18"/>
+        </w:rPr>
+        <w:t>Shahriarirad R</w:t>
+      </w:r>
+      <w:r>
+        <w:rPr>
+          <w:rFonts w:ascii="Arial" w:hAnsi="Arial"/>
+          <w:b w:val="0"/>
+          <w:i w:val="0"/>
+          <w:sz w:val="18"/>
+        </w:rPr>
+        <w:t>, Pezeshkian F*, Keikha F</w:t>
+      </w:r>
+      <w:r>
+        <w:rPr>
+          <w:rFonts w:ascii="Arial" w:hAnsi="Arial"/>
+          <w:b w:val="0"/>
+          <w:i w:val="0"/>
+          <w:sz w:val="18"/>
+        </w:rPr>
+        <w:t xml:space="preserve"> Effective and Lifesaving Retrograde Femoral and Jugular Vein Double Lumen Catheter Insertion in Patients with Poor Hemodialysis Venous Access: A Case Series. </w:t>
       </w:r>
       <w:r>
         <w:rPr>
@@ -12391,7 +12982,7 @@
           <w:i/>
           <w:sz w:val="18"/>
         </w:rPr>
-        <w:t>Journal of General and Family Medicine</w:t>
+        <w:t>Clinical Case Reports</w:t>
       </w:r>
       <w:r>
         <w:rPr>
@@ -12401,7 +12992,7 @@
           <w:color w:val="6B84A0"/>
           <w:sz w:val="18"/>
         </w:rPr>
-        <w:t xml:space="preserve"> (2024)</w:t>
+        <w:t xml:space="preserve"> (2025)</w:t>
       </w:r>
     </w:p>
     <w:p>
@@ -12417,43 +13008,42 @@
           <w:color w:val="1F3864"/>
           <w:sz w:val="18"/>
         </w:rPr>
-        <w:t xml:space="preserve">92. </w:t>
-      </w:r>
-      <w:r>
-        <w:rPr>
-          <w:rFonts w:ascii="Arial" w:hAnsi="Arial"/>
-          <w:b w:val="0"/>
-          <w:i w:val="0"/>
-          <w:sz w:val="18"/>
-        </w:rPr>
-        <w:t xml:space="preserve">Bananzadeh A, Sohooli M, Tahereh Shamsi T, Darabi MH, </w:t>
-      </w:r>
-      <w:r>
-        <w:rPr>
-          <w:rFonts w:ascii="Arial" w:hAnsi="Arial"/>
-          <w:b/>
-          <w:i w:val="0"/>
-          <w:sz w:val="18"/>
-        </w:rPr>
-        <w:t>Shahriarirad R</w:t>
-      </w:r>
-      <w:r>
-        <w:rPr>
-          <w:rFonts w:ascii="Arial" w:hAnsi="Arial"/>
-          <w:b w:val="0"/>
-          <w:i w:val="0"/>
-          <w:sz w:val="18"/>
-        </w:rPr>
-        <w:t>, Shekouhi R*</w:t>
-      </w:r>
-      <w:r>
-        <w:rPr>
-          <w:rFonts w:ascii="Arial" w:hAnsi="Arial"/>
-          <w:b w:val="0"/>
-          <w:i w:val="0"/>
-          <w:sz w:val="18"/>
-        </w:rPr>
-        <w:t xml:space="preserve"> Effects of Neuromodulation on Treatment of Recurrent Anal Fissure: A Systematic Review. </w:t>
+        <w:t xml:space="preserve">139. </w:t>
+      </w:r>
+      <w:r>
+        <w:rPr>
+          <w:rFonts w:ascii="Arial" w:hAnsi="Arial"/>
+          <w:b w:val="0"/>
+          <w:i w:val="0"/>
+          <w:sz w:val="18"/>
+        </w:rPr>
+        <w:t xml:space="preserve">Hosseinzadeh A, Rezaeibana H, Khosravi MR, Sourani A, Yazdanshenas H, </w:t>
+      </w:r>
+      <w:r>
+        <w:rPr>
+          <w:rFonts w:ascii="Arial" w:hAnsi="Arial"/>
+          <w:b/>
+          <w:i w:val="0"/>
+          <w:sz w:val="18"/>
+        </w:rPr>
+        <w:t>Shahriarirad R*</w:t>
+      </w:r>
+      <w:r>
+        <w:rPr>
+          <w:rFonts w:ascii="Arial" w:hAnsi="Arial"/>
+          <w:b w:val="0"/>
+          <w:i w:val="0"/>
+          <w:sz w:val="18"/>
+        </w:rPr>
+      </w:r>
+      <w:r>
+        <w:rPr>
+          <w:rFonts w:ascii="Arial" w:hAnsi="Arial"/>
+          <w:b w:val="0"/>
+          <w:i w:val="0"/>
+          <w:sz w:val="18"/>
+        </w:rPr>
+        <w:t xml:space="preserve"> Vascular Complications During Appendectomy; Severe Adhesion of the Appendix to the Right Iliac Artery: A Case Report. </w:t>
       </w:r>
       <w:r>
         <w:rPr>
@@ -12462,7 +13052,7 @@
           <w:i/>
           <w:sz w:val="18"/>
         </w:rPr>
-        <w:t>International Journal of Surgery</w:t>
+        <w:t>Journal of Medical Case Reports</w:t>
       </w:r>
       <w:r>
         <w:rPr>
@@ -12472,7 +13062,7 @@
           <w:color w:val="6B84A0"/>
           <w:sz w:val="18"/>
         </w:rPr>
-        <w:t xml:space="preserve"> (2022)</w:t>
+        <w:t xml:space="preserve"> (2024)</w:t>
       </w:r>
     </w:p>
     <w:p>
@@ -12488,16 +13078,16 @@
           <w:color w:val="1F3864"/>
           <w:sz w:val="18"/>
         </w:rPr>
-        <w:t xml:space="preserve">93. </w:t>
-      </w:r>
-      <w:r>
-        <w:rPr>
-          <w:rFonts w:ascii="Arial" w:hAnsi="Arial"/>
-          <w:b w:val="0"/>
-          <w:i w:val="0"/>
-          <w:sz w:val="18"/>
-        </w:rPr>
-        <w:t xml:space="preserve">Ziaian B, </w:t>
+        <w:t xml:space="preserve">140. </w:t>
+      </w:r>
+      <w:r>
+        <w:rPr>
+          <w:rFonts w:ascii="Arial" w:hAnsi="Arial"/>
+          <w:b w:val="0"/>
+          <w:i w:val="0"/>
+          <w:sz w:val="18"/>
+        </w:rPr>
+        <w:t xml:space="preserve">Hosseinzadeh A, </w:t>
       </w:r>
       <w:r>
         <w:rPr>
@@ -12515,16 +13105,16 @@
           <w:i w:val="0"/>
           <w:sz w:val="18"/>
         </w:rPr>
-        <w:t>, Fouladi D*, Mardani P, Amirian A, Kamran H</w:t>
-      </w:r>
-      <w:r>
-        <w:rPr>
-          <w:rFonts w:ascii="Arial" w:hAnsi="Arial"/>
-          <w:b w:val="0"/>
-          <w:i w:val="0"/>
-          <w:sz w:val="18"/>
-        </w:rPr>
-        <w:t xml:space="preserve"> The Effect of Suture Techniques on the Outcome of Tracheal Reconstruction: An Observational Study and Review of Literature. </w:t>
+        <w:t>, Dalfardi F, Arianpour H, Zarimeidani F*</w:t>
+      </w:r>
+      <w:r>
+        <w:rPr>
+          <w:rFonts w:ascii="Arial" w:hAnsi="Arial"/>
+          <w:b w:val="0"/>
+          <w:i w:val="0"/>
+          <w:sz w:val="18"/>
+        </w:rPr>
+        <w:t xml:space="preserve"> An Unsuspected Extracranial Internal Carotid Pseudoaneurysm Following Dog Bites: A Case Report and Review of Literature. </w:t>
       </w:r>
       <w:r>
         <w:rPr>
@@ -12533,7 +13123,7 @@
           <w:i/>
           <w:sz w:val="18"/>
         </w:rPr>
-        <w:t>The Surgeon</w:t>
+        <w:t>International Journal of Emergency Medicine</w:t>
       </w:r>
       <w:r>
         <w:rPr>
@@ -12543,7 +13133,7 @@
           <w:color w:val="6B84A0"/>
           <w:sz w:val="18"/>
         </w:rPr>
-        <w:t xml:space="preserve"> (2022)</w:t>
+        <w:t xml:space="preserve"> (2024)</w:t>
       </w:r>
     </w:p>
     <w:p>
@@ -12559,16 +13149,16 @@
           <w:color w:val="1F3864"/>
           <w:sz w:val="18"/>
         </w:rPr>
-        <w:t xml:space="preserve">100. </w:t>
-      </w:r>
-      <w:r>
-        <w:rPr>
-          <w:rFonts w:ascii="Arial" w:hAnsi="Arial"/>
-          <w:b w:val="0"/>
-          <w:i w:val="0"/>
-          <w:sz w:val="18"/>
-        </w:rPr>
-        <w:t xml:space="preserve">Bhimani R, </w:t>
+        <w:t xml:space="preserve">141. </w:t>
+      </w:r>
+      <w:r>
+        <w:rPr>
+          <w:rFonts w:ascii="Arial" w:hAnsi="Arial"/>
+          <w:b w:val="0"/>
+          <w:i w:val="0"/>
+          <w:sz w:val="18"/>
+        </w:rPr>
+        <w:t xml:space="preserve">Bahramy MA, Hashempour Z*, </w:t>
       </w:r>
       <w:r>
         <w:rPr>
@@ -12586,16 +13176,15 @@
           <w:i w:val="0"/>
           <w:sz w:val="18"/>
         </w:rPr>
-        <w:t>, Ranjbar K, Erfani A*, Ashkani-Esfahani S</w:t>
-      </w:r>
-      <w:r>
-        <w:rPr>
-          <w:rFonts w:ascii="Arial" w:hAnsi="Arial"/>
-          <w:b w:val="0"/>
-          <w:i w:val="0"/>
-          <w:sz w:val="18"/>
-        </w:rPr>
-        <w:t xml:space="preserve"> Transportal versus All-Inside Techniques of Anterior Cruciate Ligament Reconstruction: A Systematic Review. </w:t>
+      </w:r>
+      <w:r>
+        <w:rPr>
+          <w:rFonts w:ascii="Arial" w:hAnsi="Arial"/>
+          <w:b w:val="0"/>
+          <w:i w:val="0"/>
+          <w:sz w:val="18"/>
+        </w:rPr>
+        <w:t xml:space="preserve"> Chronic Inflammatory Demyelinating Polyneuropathy following COVID-19 Vaccination: A Case Report and Literature Review. </w:t>
       </w:r>
       <w:r>
         <w:rPr>
@@ -12604,7 +13193,7 @@
           <w:i/>
           <w:sz w:val="18"/>
         </w:rPr>
-        <w:t>Journal of Orthopaedic Surgery and Research</w:t>
+        <w:t>BMC Neurology</w:t>
       </w:r>
       <w:r>
         <w:rPr>
@@ -12614,7 +13203,7 @@
           <w:color w:val="6B84A0"/>
           <w:sz w:val="18"/>
         </w:rPr>
-        <w:t xml:space="preserve"> (2021)</w:t>
+        <w:t xml:space="preserve"> (2024)</w:t>
       </w:r>
     </w:p>
     <w:p>
@@ -12630,16 +13219,16 @@
           <w:color w:val="1F3864"/>
           <w:sz w:val="18"/>
         </w:rPr>
-        <w:t xml:space="preserve">107. </w:t>
-      </w:r>
-      <w:r>
-        <w:rPr>
-          <w:rFonts w:ascii="Arial" w:hAnsi="Arial"/>
-          <w:b w:val="0"/>
-          <w:i w:val="0"/>
-          <w:sz w:val="18"/>
-        </w:rPr>
-        <w:t xml:space="preserve">Ebrahimi A, Ahmadi H, Borhaninia M, Tanideh N*, </w:t>
+        <w:t xml:space="preserve">142. </w:t>
+      </w:r>
+      <w:r>
+        <w:rPr>
+          <w:rFonts w:ascii="Arial" w:hAnsi="Arial"/>
+          <w:b w:val="0"/>
+          <w:i w:val="0"/>
+          <w:sz w:val="18"/>
+        </w:rPr>
+        <w:t xml:space="preserve">Mardani P, Naseri R, </w:t>
       </w:r>
       <w:r>
         <w:rPr>
@@ -12657,16 +13246,16 @@
           <w:i w:val="0"/>
           <w:sz w:val="18"/>
         </w:rPr>
-        <w:t>, Erfani A, Ranjbar K, Ashkani-Esfahani S</w:t>
-      </w:r>
-      <w:r>
-        <w:rPr>
-          <w:rFonts w:ascii="Arial" w:hAnsi="Arial"/>
-          <w:b w:val="0"/>
-          <w:i w:val="0"/>
-          <w:sz w:val="18"/>
-        </w:rPr>
-        <w:t xml:space="preserve"> Therapeutic Effects of Stem Cells in Different Body Systems — A Novel Method that is Yet to Gain Trust: A Comprehensive Review. </w:t>
+        <w:t>, Mahram H*, Shafi M, Dehghanian A, Ziaian B</w:t>
+      </w:r>
+      <w:r>
+        <w:rPr>
+          <w:rFonts w:ascii="Arial" w:hAnsi="Arial"/>
+          <w:b w:val="0"/>
+          <w:i w:val="0"/>
+          <w:sz w:val="18"/>
+        </w:rPr>
+        <w:t xml:space="preserve"> Successful Bilateral Lung Transplantation in Pulmonary Alveolar Microlithiasis: A Case Report and Review of Literature. </w:t>
       </w:r>
       <w:r>
         <w:rPr>
@@ -12675,7 +13264,7 @@
           <w:i/>
           <w:sz w:val="18"/>
         </w:rPr>
-        <w:t>Bosnian Journal of Basic Medical Sciences</w:t>
+        <w:t>The Clinical Respiratory Journal</w:t>
       </w:r>
       <w:r>
         <w:rPr>
@@ -12685,7 +13274,7 @@
           <w:color w:val="6B84A0"/>
           <w:sz w:val="18"/>
         </w:rPr>
-        <w:t xml:space="preserve"> (2021)</w:t>
+        <w:t xml:space="preserve"> (2024)</w:t>
       </w:r>
     </w:p>
     <w:p>
@@ -12701,16 +13290,16 @@
           <w:color w:val="1F3864"/>
           <w:sz w:val="18"/>
         </w:rPr>
-        <w:t xml:space="preserve">111. </w:t>
-      </w:r>
-      <w:r>
-        <w:rPr>
-          <w:rFonts w:ascii="Arial" w:hAnsi="Arial"/>
-          <w:b w:val="0"/>
-          <w:i w:val="0"/>
-          <w:sz w:val="18"/>
-        </w:rPr>
-        <w:t xml:space="preserve">Kasraian L, Imanieh MH*, Tabrizi R, </w:t>
+        <w:t xml:space="preserve">143. </w:t>
+      </w:r>
+      <w:r>
+        <w:rPr>
+          <w:rFonts w:ascii="Arial" w:hAnsi="Arial"/>
+          <w:b w:val="0"/>
+          <w:i w:val="0"/>
+          <w:sz w:val="18"/>
+        </w:rPr>
+        <w:t xml:space="preserve">Mardani P, </w:t>
       </w:r>
       <w:r>
         <w:rPr>
@@ -12728,16 +13317,16 @@
           <w:i w:val="0"/>
           <w:sz w:val="18"/>
         </w:rPr>
-        <w:t>, Erfani A, Hosseini S</w:t>
-      </w:r>
-      <w:r>
-        <w:rPr>
-          <w:rFonts w:ascii="Arial" w:hAnsi="Arial"/>
-          <w:b w:val="0"/>
-          <w:i w:val="0"/>
-          <w:sz w:val="18"/>
-        </w:rPr>
-        <w:t xml:space="preserve"> Prevalence of HBV and HCV Infections in Iranian Blood Donors: An Updated Systematic Review and Meta-Analysis. </w:t>
+        <w:t>, Nekooeian M, Anbardar MH, Ziaian B, Kamran H, Ayare N, Vafabin M, Fouladi D*</w:t>
+      </w:r>
+      <w:r>
+        <w:rPr>
+          <w:rFonts w:ascii="Arial" w:hAnsi="Arial"/>
+          <w:b w:val="0"/>
+          <w:i w:val="0"/>
+          <w:sz w:val="18"/>
+        </w:rPr>
+        <w:t xml:space="preserve"> Pleural Epithelioid Hemangioendothelioma in a 39-Year-Old Female: A Case Report. </w:t>
       </w:r>
       <w:r>
         <w:rPr>
@@ -12746,7 +13335,7 @@
           <w:i/>
           <w:sz w:val="18"/>
         </w:rPr>
-        <w:t>Middle East Journal of Digestive Diseases</w:t>
+        <w:t>Journal of Cardiothoracic Surgery</w:t>
       </w:r>
       <w:r>
         <w:rPr>
@@ -12756,12 +13345,13 @@
           <w:color w:val="6B84A0"/>
           <w:sz w:val="18"/>
         </w:rPr>
-        <w:t xml:space="preserve"> (2021)</w:t>
+        <w:t xml:space="preserve"> (2024)</w:t>
       </w:r>
     </w:p>
     <w:p>
       <w:pPr>
-        <w:spacing w:before="160"/>
+        <w:spacing w:after="20"/>
+        <w:ind w:left="432" w:hanging="432"/>
       </w:pPr>
       <w:r>
         <w:rPr>
@@ -12769,9 +13359,64 @@
           <w:b/>
           <w:i w:val="0"/>
           <w:color w:val="1F3864"/>
-          <w:sz w:val="20"/>
-        </w:rPr>
-        <w:t>Case Reports</w:t>
+          <w:sz w:val="18"/>
+        </w:rPr>
+        <w:t xml:space="preserve">144. </w:t>
+      </w:r>
+      <w:r>
+        <w:rPr>
+          <w:rFonts w:ascii="Arial" w:hAnsi="Arial"/>
+          <w:b w:val="0"/>
+          <w:i w:val="0"/>
+          <w:sz w:val="18"/>
+        </w:rPr>
+        <w:t xml:space="preserve">Mehdipour Dalivand M, Hadjiabbasi A, Ramezanzadeh E, Habibzadeh SM, Goudarzi K, </w:t>
+      </w:r>
+      <w:r>
+        <w:rPr>
+          <w:rFonts w:ascii="Arial" w:hAnsi="Arial"/>
+          <w:b/>
+          <w:i w:val="0"/>
+          <w:sz w:val="18"/>
+        </w:rPr>
+        <w:t>Shahriarirad R</w:t>
+      </w:r>
+      <w:r>
+        <w:rPr>
+          <w:rFonts w:ascii="Arial" w:hAnsi="Arial"/>
+          <w:b w:val="0"/>
+          <w:i w:val="0"/>
+          <w:sz w:val="18"/>
+        </w:rPr>
+        <w:t>, Zayeni H*</w:t>
+      </w:r>
+      <w:r>
+        <w:rPr>
+          <w:rFonts w:ascii="Arial" w:hAnsi="Arial"/>
+          <w:b w:val="0"/>
+          <w:i w:val="0"/>
+          <w:sz w:val="18"/>
+        </w:rPr>
+        <w:t xml:space="preserve"> Nephrotic Syndrome due to Focal Segmental Glomerulosclerosis Complicating Scleroderma: A Case Report. </w:t>
+      </w:r>
+      <w:r>
+        <w:rPr>
+          <w:rFonts w:ascii="Arial" w:hAnsi="Arial"/>
+          <w:b w:val="0"/>
+          <w:i/>
+          <w:sz w:val="18"/>
+        </w:rPr>
+        <w:t>Journal of Medical Case Reports</w:t>
+      </w:r>
+      <w:r>
+        <w:rPr>
+          <w:rFonts w:ascii="Arial" w:hAnsi="Arial"/>
+          <w:b w:val="0"/>
+          <w:i w:val="0"/>
+          <w:color w:val="6B84A0"/>
+          <w:sz w:val="18"/>
+        </w:rPr>
+        <w:t xml:space="preserve"> (2024)</w:t>
       </w:r>
     </w:p>
     <w:p>
@@ -12787,42 +13432,42 @@
           <w:color w:val="1F3864"/>
           <w:sz w:val="18"/>
         </w:rPr>
-        <w:t xml:space="preserve">4. </w:t>
-      </w:r>
-      <w:r>
-        <w:rPr>
-          <w:rFonts w:ascii="Arial" w:hAnsi="Arial"/>
-          <w:b w:val="0"/>
-          <w:i w:val="0"/>
-          <w:sz w:val="18"/>
-        </w:rPr>
-        <w:t xml:space="preserve">Bahrami Y, Pedramfar P*, </w:t>
-      </w:r>
-      <w:r>
-        <w:rPr>
-          <w:rFonts w:ascii="Arial" w:hAnsi="Arial"/>
-          <w:b/>
-          <w:i w:val="0"/>
-          <w:sz w:val="18"/>
-        </w:rPr>
-        <w:t>Shahriarirad R</w:t>
-      </w:r>
-      <w:r>
-        <w:rPr>
-          <w:rFonts w:ascii="Arial" w:hAnsi="Arial"/>
-          <w:b w:val="0"/>
-          <w:i w:val="0"/>
-          <w:sz w:val="18"/>
-        </w:rPr>
-      </w:r>
-      <w:r>
-        <w:rPr>
-          <w:rFonts w:ascii="Arial" w:hAnsi="Arial"/>
-          <w:b w:val="0"/>
-          <w:i w:val="0"/>
-          <w:sz w:val="18"/>
-        </w:rPr>
-        <w:t xml:space="preserve"> Three Challenging Cases of Autoimmune Encephalitis: A Case-Series and Review of the Literature. </w:t>
+        <w:t xml:space="preserve">145. </w:t>
+      </w:r>
+      <w:r>
+        <w:rPr>
+          <w:rFonts w:ascii="Arial" w:hAnsi="Arial"/>
+          <w:b w:val="0"/>
+          <w:i w:val="0"/>
+          <w:sz w:val="18"/>
+        </w:rPr>
+        <w:t xml:space="preserve">Hosseinzadeh A, Zehra J, Davarpanah MA, Moeini Farsani M, Ghasemi Gorji M, </w:t>
+      </w:r>
+      <w:r>
+        <w:rPr>
+          <w:rFonts w:ascii="Arial" w:hAnsi="Arial"/>
+          <w:b/>
+          <w:i w:val="0"/>
+          <w:sz w:val="18"/>
+        </w:rPr>
+        <w:t>Shahriarirad R*</w:t>
+      </w:r>
+      <w:r>
+        <w:rPr>
+          <w:rFonts w:ascii="Arial" w:hAnsi="Arial"/>
+          <w:b w:val="0"/>
+          <w:i w:val="0"/>
+          <w:sz w:val="18"/>
+        </w:rPr>
+      </w:r>
+      <w:r>
+        <w:rPr>
+          <w:rFonts w:ascii="Arial" w:hAnsi="Arial"/>
+          <w:b w:val="0"/>
+          <w:i w:val="0"/>
+          <w:sz w:val="18"/>
+        </w:rPr>
+        <w:t xml:space="preserve"> Aortoduodenal Fistula and Abdominal Aortic Aneurysm as a Complication of Brucella Aortitis managed with In Situ Aortic Aneurysm Repair: A Case Report. </w:t>
       </w:r>
       <w:r>
         <w:rPr>
@@ -12841,7 +13486,7 @@
           <w:color w:val="6B84A0"/>
           <w:sz w:val="18"/>
         </w:rPr>
-        <w:t xml:space="preserve"> (2026)</w:t>
+        <w:t xml:space="preserve"> (2023)</w:t>
       </w:r>
     </w:p>
     <w:p>
@@ -12857,16 +13502,16 @@
           <w:color w:val="1F3864"/>
           <w:sz w:val="18"/>
         </w:rPr>
-        <w:t xml:space="preserve">5. </w:t>
-      </w:r>
-      <w:r>
-        <w:rPr>
-          <w:rFonts w:ascii="Arial" w:hAnsi="Arial"/>
-          <w:b w:val="0"/>
-          <w:i w:val="0"/>
-          <w:sz w:val="18"/>
-        </w:rPr>
-        <w:t xml:space="preserve">Hosseinzadeh A, Dalfardi F, </w:t>
+        <w:t xml:space="preserve">146. </w:t>
+      </w:r>
+      <w:r>
+        <w:rPr>
+          <w:rFonts w:ascii="Arial" w:hAnsi="Arial"/>
+          <w:b w:val="0"/>
+          <w:i w:val="0"/>
+          <w:sz w:val="18"/>
+        </w:rPr>
+        <w:t xml:space="preserve">Tajaddini A, Fallahi MM*, Haghshenas H, Nourmohammadi SS, Ghahramani L, </w:t>
       </w:r>
       <w:r>
         <w:rPr>
@@ -12884,16 +13529,15 @@
           <w:i w:val="0"/>
           <w:sz w:val="18"/>
         </w:rPr>
-        <w:t>, Pezeshkian F*, Keikha F</w:t>
-      </w:r>
-      <w:r>
-        <w:rPr>
-          <w:rFonts w:ascii="Arial" w:hAnsi="Arial"/>
-          <w:b w:val="0"/>
-          <w:i w:val="0"/>
-          <w:sz w:val="18"/>
-        </w:rPr>
-        <w:t xml:space="preserve"> Effective and Lifesaving Retrograde Femoral and Jugular Vein Double Lumen Catheter Insertion in Patients with Poor Hemodialysis Venous Access: A Case Series. </w:t>
+      </w:r>
+      <w:r>
+        <w:rPr>
+          <w:rFonts w:ascii="Arial" w:hAnsi="Arial"/>
+          <w:b w:val="0"/>
+          <w:i w:val="0"/>
+          <w:sz w:val="18"/>
+        </w:rPr>
+        <w:t xml:space="preserve"> Primary Abdominal Cocoon Syndrome Manifesting with Chilaiditi Syndrome and Intestinal Obstruction: A Case Report. </w:t>
       </w:r>
       <w:r>
         <w:rPr>
@@ -12912,7 +13556,7 @@
           <w:color w:val="6B84A0"/>
           <w:sz w:val="18"/>
         </w:rPr>
-        <w:t xml:space="preserve"> (2025)</w:t>
+        <w:t xml:space="preserve"> (2023)</w:t>
       </w:r>
     </w:p>
     <w:p>
@@ -12928,16 +13572,16 @@
           <w:color w:val="1F3864"/>
           <w:sz w:val="18"/>
         </w:rPr>
-        <w:t xml:space="preserve">139. </w:t>
-      </w:r>
-      <w:r>
-        <w:rPr>
-          <w:rFonts w:ascii="Arial" w:hAnsi="Arial"/>
-          <w:b w:val="0"/>
-          <w:i w:val="0"/>
-          <w:sz w:val="18"/>
-        </w:rPr>
-        <w:t xml:space="preserve">Hosseinzadeh A, Rezaeibana H, Khosravi MR, Sourani A, Yazdanshenas H, </w:t>
+        <w:t xml:space="preserve">147. </w:t>
+      </w:r>
+      <w:r>
+        <w:rPr>
+          <w:rFonts w:ascii="Arial" w:hAnsi="Arial"/>
+          <w:b w:val="0"/>
+          <w:i w:val="0"/>
+          <w:sz w:val="18"/>
+        </w:rPr>
+        <w:t xml:space="preserve">Kazemi K, Rasekhi A, Sohrabi Nazari S, Lashkarizadeh MM, Shamsaeefar A, Alikhani M, Akbari A, </w:t>
       </w:r>
       <w:r>
         <w:rPr>
@@ -12963,7 +13607,7 @@
           <w:i w:val="0"/>
           <w:sz w:val="18"/>
         </w:rPr>
-        <w:t xml:space="preserve"> Vascular Complications During Appendectomy; Severe Adhesion of the Appendix to the Right Iliac Artery: A Case Report. </w:t>
+        <w:t xml:space="preserve"> Nonoperative Management of Biliopleural Fistula following Living-Donor Liver Transplantation: A Case Report. </w:t>
       </w:r>
       <w:r>
         <w:rPr>
@@ -12972,7 +13616,7 @@
           <w:i/>
           <w:sz w:val="18"/>
         </w:rPr>
-        <w:t>Journal of Medical Case Reports</w:t>
+        <w:t>Clinical Case Reports</w:t>
       </w:r>
       <w:r>
         <w:rPr>
@@ -12982,7 +13626,7 @@
           <w:color w:val="6B84A0"/>
           <w:sz w:val="18"/>
         </w:rPr>
-        <w:t xml:space="preserve"> (2024)</w:t>
+        <w:t xml:space="preserve"> (2023)</w:t>
       </w:r>
     </w:p>
     <w:p>
@@ -12998,43 +13642,43 @@
           <w:color w:val="1F3864"/>
           <w:sz w:val="18"/>
         </w:rPr>
-        <w:t xml:space="preserve">140. </w:t>
-      </w:r>
-      <w:r>
-        <w:rPr>
-          <w:rFonts w:ascii="Arial" w:hAnsi="Arial"/>
-          <w:b w:val="0"/>
-          <w:i w:val="0"/>
-          <w:sz w:val="18"/>
-        </w:rPr>
-        <w:t xml:space="preserve">Hosseinzadeh A, </w:t>
-      </w:r>
-      <w:r>
-        <w:rPr>
-          <w:rFonts w:ascii="Arial" w:hAnsi="Arial"/>
-          <w:b/>
-          <w:i w:val="0"/>
-          <w:sz w:val="18"/>
-        </w:rPr>
-        <w:t>Shahriarirad R</w:t>
-      </w:r>
-      <w:r>
-        <w:rPr>
-          <w:rFonts w:ascii="Arial" w:hAnsi="Arial"/>
-          <w:b w:val="0"/>
-          <w:i w:val="0"/>
-          <w:sz w:val="18"/>
-        </w:rPr>
-        <w:t>, Dalfardi F, Arianpour H, Zarimeidani F*</w:t>
-      </w:r>
-      <w:r>
-        <w:rPr>
-          <w:rFonts w:ascii="Arial" w:hAnsi="Arial"/>
-          <w:b w:val="0"/>
-          <w:i w:val="0"/>
-          <w:sz w:val="18"/>
-        </w:rPr>
-        <w:t xml:space="preserve"> An Unsuspected Extracranial Internal Carotid Pseudoaneurysm Following Dog Bites: A Case Report and Review of Literature. </w:t>
+        <w:t xml:space="preserve">148. </w:t>
+      </w:r>
+      <w:r>
+        <w:rPr>
+          <w:rFonts w:ascii="Arial" w:hAnsi="Arial"/>
+          <w:b w:val="0"/>
+          <w:i w:val="0"/>
+          <w:sz w:val="18"/>
+        </w:rPr>
+        <w:t xml:space="preserve">Mardani P, Kamran H, Ghaderpanah R, Geramizadeh B, Fouladi D, </w:t>
+      </w:r>
+      <w:r>
+        <w:rPr>
+          <w:rFonts w:ascii="Arial" w:hAnsi="Arial"/>
+          <w:b/>
+          <w:i w:val="0"/>
+          <w:sz w:val="18"/>
+        </w:rPr>
+        <w:t>Shahriarirad R*</w:t>
+      </w:r>
+      <w:r>
+        <w:rPr>
+          <w:rFonts w:ascii="Arial" w:hAnsi="Arial"/>
+          <w:b w:val="0"/>
+          <w:i w:val="0"/>
+          <w:sz w:val="18"/>
+        </w:rPr>
+        <w:t>, Amirian A</w:t>
+      </w:r>
+      <w:r>
+        <w:rPr>
+          <w:rFonts w:ascii="Arial" w:hAnsi="Arial"/>
+          <w:b w:val="0"/>
+          <w:i w:val="0"/>
+          <w:sz w:val="18"/>
+        </w:rPr>
+        <w:t xml:space="preserve"> A Massive Immature Mediastinal Teratoma Treated with Chemotherapy and Surgical Resection: A Case Report. </w:t>
       </w:r>
       <w:r>
         <w:rPr>
@@ -13043,7 +13687,7 @@
           <w:i/>
           <w:sz w:val="18"/>
         </w:rPr>
-        <w:t>International Journal of Emergency Medicine</w:t>
+        <w:t>Journal of Cardiothoracic Surgery</w:t>
       </w:r>
       <w:r>
         <w:rPr>
@@ -13053,7 +13697,7 @@
           <w:color w:val="6B84A0"/>
           <w:sz w:val="18"/>
         </w:rPr>
-        <w:t xml:space="preserve"> (2024)</w:t>
+        <w:t xml:space="preserve"> (2023)</w:t>
       </w:r>
     </w:p>
     <w:p>
@@ -13069,42 +13713,43 @@
           <w:color w:val="1F3864"/>
           <w:sz w:val="18"/>
         </w:rPr>
-        <w:t xml:space="preserve">141. </w:t>
-      </w:r>
-      <w:r>
-        <w:rPr>
-          <w:rFonts w:ascii="Arial" w:hAnsi="Arial"/>
-          <w:b w:val="0"/>
-          <w:i w:val="0"/>
-          <w:sz w:val="18"/>
-        </w:rPr>
-        <w:t xml:space="preserve">Bahramy MA, Hashempour Z*, </w:t>
-      </w:r>
-      <w:r>
-        <w:rPr>
-          <w:rFonts w:ascii="Arial" w:hAnsi="Arial"/>
-          <w:b/>
-          <w:i w:val="0"/>
-          <w:sz w:val="18"/>
-        </w:rPr>
-        <w:t>Shahriarirad R</w:t>
-      </w:r>
-      <w:r>
-        <w:rPr>
-          <w:rFonts w:ascii="Arial" w:hAnsi="Arial"/>
-          <w:b w:val="0"/>
-          <w:i w:val="0"/>
-          <w:sz w:val="18"/>
-        </w:rPr>
-      </w:r>
-      <w:r>
-        <w:rPr>
-          <w:rFonts w:ascii="Arial" w:hAnsi="Arial"/>
-          <w:b w:val="0"/>
-          <w:i w:val="0"/>
-          <w:sz w:val="18"/>
-        </w:rPr>
-        <w:t xml:space="preserve"> Chronic Inflammatory Demyelinating Polyneuropathy following COVID-19 Vaccination: A Case Report and Literature Review. </w:t>
+        <w:t xml:space="preserve">149. </w:t>
+      </w:r>
+      <w:r>
+        <w:rPr>
+          <w:rFonts w:ascii="Arial" w:hAnsi="Arial"/>
+          <w:b w:val="0"/>
+          <w:i w:val="0"/>
+          <w:sz w:val="18"/>
+        </w:rPr>
+        <w:t xml:space="preserve">Mardani P, Nekooeian M, Zangeneh S, Kamran H, </w:t>
+      </w:r>
+      <w:r>
+        <w:rPr>
+          <w:rFonts w:ascii="Arial" w:hAnsi="Arial"/>
+          <w:b/>
+          <w:i w:val="0"/>
+          <w:sz w:val="18"/>
+        </w:rPr>
+        <w:t>Shahriarirad R*</w:t>
+      </w:r>
+      <w:r>
+        <w:rPr>
+          <w:rFonts w:ascii="Arial" w:hAnsi="Arial"/>
+          <w:b w:val="0"/>
+          <w:i w:val="0"/>
+          <w:sz w:val="18"/>
+        </w:rPr>
+        <w:t>, Anbardar MH, Amirian A, Vafabin M</w:t>
+      </w:r>
+      <w:r>
+        <w:rPr>
+          <w:rFonts w:ascii="Arial" w:hAnsi="Arial"/>
+          <w:b w:val="0"/>
+          <w:i w:val="0"/>
+          <w:sz w:val="18"/>
+        </w:rPr>
+        <w:t xml:space="preserve"> Surgical Removal of an Unusual Huge Solitary Fibrous Tumor in the Mediastinum: A Case Report. </w:t>
       </w:r>
       <w:r>
         <w:rPr>
@@ -13113,7 +13758,7 @@
           <w:i/>
           <w:sz w:val="18"/>
         </w:rPr>
-        <w:t>BMC Neurology</w:t>
+        <w:t>Journal of Cardiothoracic Surgery</w:t>
       </w:r>
       <w:r>
         <w:rPr>
@@ -13123,7 +13768,7 @@
           <w:color w:val="6B84A0"/>
           <w:sz w:val="18"/>
         </w:rPr>
-        <w:t xml:space="preserve"> (2024)</w:t>
+        <w:t xml:space="preserve"> (2023)</w:t>
       </w:r>
     </w:p>
     <w:p>
@@ -13139,43 +13784,43 @@
           <w:color w:val="1F3864"/>
           <w:sz w:val="18"/>
         </w:rPr>
-        <w:t xml:space="preserve">142. </w:t>
-      </w:r>
-      <w:r>
-        <w:rPr>
-          <w:rFonts w:ascii="Arial" w:hAnsi="Arial"/>
-          <w:b w:val="0"/>
-          <w:i w:val="0"/>
-          <w:sz w:val="18"/>
-        </w:rPr>
-        <w:t xml:space="preserve">Mardani P, Naseri R, </w:t>
-      </w:r>
-      <w:r>
-        <w:rPr>
-          <w:rFonts w:ascii="Arial" w:hAnsi="Arial"/>
-          <w:b/>
-          <w:i w:val="0"/>
-          <w:sz w:val="18"/>
-        </w:rPr>
-        <w:t>Shahriarirad R</w:t>
-      </w:r>
-      <w:r>
-        <w:rPr>
-          <w:rFonts w:ascii="Arial" w:hAnsi="Arial"/>
-          <w:b w:val="0"/>
-          <w:i w:val="0"/>
-          <w:sz w:val="18"/>
-        </w:rPr>
-        <w:t>, Mahram H*, Shafi M, Dehghanian A, Ziaian B</w:t>
-      </w:r>
-      <w:r>
-        <w:rPr>
-          <w:rFonts w:ascii="Arial" w:hAnsi="Arial"/>
-          <w:b w:val="0"/>
-          <w:i w:val="0"/>
-          <w:sz w:val="18"/>
-        </w:rPr>
-        <w:t xml:space="preserve"> Successful Bilateral Lung Transplantation in Pulmonary Alveolar Microlithiasis: A Case Report and Review of Literature. </w:t>
+        <w:t xml:space="preserve">150. </w:t>
+      </w:r>
+      <w:r>
+        <w:rPr>
+          <w:rFonts w:ascii="Arial" w:hAnsi="Arial"/>
+          <w:b w:val="0"/>
+          <w:i w:val="0"/>
+          <w:sz w:val="18"/>
+        </w:rPr>
+        <w:t xml:space="preserve">Mardani P, Kamran H, Khosravi F, </w:t>
+      </w:r>
+      <w:r>
+        <w:rPr>
+          <w:rFonts w:ascii="Arial" w:hAnsi="Arial"/>
+          <w:b/>
+          <w:i w:val="0"/>
+          <w:sz w:val="18"/>
+        </w:rPr>
+        <w:t>Shahriarirad R*</w:t>
+      </w:r>
+      <w:r>
+        <w:rPr>
+          <w:rFonts w:ascii="Arial" w:hAnsi="Arial"/>
+          <w:b w:val="0"/>
+          <w:i w:val="0"/>
+          <w:sz w:val="18"/>
+        </w:rPr>
+        <w:t>, Amirian A, Ziaian B</w:t>
+      </w:r>
+      <w:r>
+        <w:rPr>
+          <w:rFonts w:ascii="Arial" w:hAnsi="Arial"/>
+          <w:b w:val="0"/>
+          <w:i w:val="0"/>
+          <w:sz w:val="18"/>
+        </w:rPr>
+        <w:t xml:space="preserve"> Bronchobiliary Fistulae as a Complication of Untreated Pulmonary Hydatid Cyst Presenting with Bilioptysis: A Report of Two Cases. </w:t>
       </w:r>
       <w:r>
         <w:rPr>
@@ -13184,7 +13829,7 @@
           <w:i/>
           <w:sz w:val="18"/>
         </w:rPr>
-        <w:t>The Clinical Respiratory Journal</w:t>
+        <w:t>Clinical Case Reports</w:t>
       </w:r>
       <w:r>
         <w:rPr>
@@ -13194,7 +13839,7 @@
           <w:color w:val="6B84A0"/>
           <w:sz w:val="18"/>
         </w:rPr>
-        <w:t xml:space="preserve"> (2024)</w:t>
+        <w:t xml:space="preserve"> (2023)</w:t>
       </w:r>
     </w:p>
     <w:p>
@@ -13210,16 +13855,16 @@
           <w:color w:val="1F3864"/>
           <w:sz w:val="18"/>
         </w:rPr>
-        <w:t xml:space="preserve">143. </w:t>
-      </w:r>
-      <w:r>
-        <w:rPr>
-          <w:rFonts w:ascii="Arial" w:hAnsi="Arial"/>
-          <w:b w:val="0"/>
-          <w:i w:val="0"/>
-          <w:sz w:val="18"/>
-        </w:rPr>
-        <w:t xml:space="preserve">Mardani P, </w:t>
+        <w:t xml:space="preserve">151. </w:t>
+      </w:r>
+      <w:r>
+        <w:rPr>
+          <w:rFonts w:ascii="Arial" w:hAnsi="Arial"/>
+          <w:b w:val="0"/>
+          <w:i w:val="0"/>
+          <w:sz w:val="18"/>
+        </w:rPr>
+        <w:t xml:space="preserve">Faghihi G, Moeine R, Mohaghegh F*, Rajabi P, </w:t>
       </w:r>
       <w:r>
         <w:rPr>
@@ -13237,16 +13882,15 @@
           <w:i w:val="0"/>
           <w:sz w:val="18"/>
         </w:rPr>
-        <w:t>, Nekooeian M, Anbardar MH, Ziaian B, Kamran H, Ayare N, Vafabin M, Fouladi D*</w:t>
-      </w:r>
-      <w:r>
-        <w:rPr>
-          <w:rFonts w:ascii="Arial" w:hAnsi="Arial"/>
-          <w:b w:val="0"/>
-          <w:i w:val="0"/>
-          <w:sz w:val="18"/>
-        </w:rPr>
-        <w:t xml:space="preserve"> Pleural Epithelioid Hemangioendothelioma in a 39-Year-Old Female: A Case Report. </w:t>
+      </w:r>
+      <w:r>
+        <w:rPr>
+          <w:rFonts w:ascii="Arial" w:hAnsi="Arial"/>
+          <w:b w:val="0"/>
+          <w:i w:val="0"/>
+          <w:sz w:val="18"/>
+        </w:rPr>
+        <w:t xml:space="preserve"> Coexistence of Mucinous Nevus and Multiple Collagenoma with Unilateral, Dermatomal, and Multi Segmental Distribution. </w:t>
       </w:r>
       <w:r>
         <w:rPr>
@@ -13255,7 +13899,7 @@
           <w:i/>
           <w:sz w:val="18"/>
         </w:rPr>
-        <w:t>Journal of Cardiothoracic Surgery</w:t>
+        <w:t>Clinical Case Reports</w:t>
       </w:r>
       <w:r>
         <w:rPr>
@@ -13265,7 +13909,7 @@
           <w:color w:val="6B84A0"/>
           <w:sz w:val="18"/>
         </w:rPr>
-        <w:t xml:space="preserve"> (2024)</w:t>
+        <w:t xml:space="preserve"> (2023)</w:t>
       </w:r>
     </w:p>
     <w:p>
@@ -13281,16 +13925,16 @@
           <w:color w:val="1F3864"/>
           <w:sz w:val="18"/>
         </w:rPr>
-        <w:t xml:space="preserve">144. </w:t>
-      </w:r>
-      <w:r>
-        <w:rPr>
-          <w:rFonts w:ascii="Arial" w:hAnsi="Arial"/>
-          <w:b w:val="0"/>
-          <w:i w:val="0"/>
-          <w:sz w:val="18"/>
-        </w:rPr>
-        <w:t xml:space="preserve">Mehdipour Dalivand M, Hadjiabbasi A, Ramezanzadeh E, Habibzadeh SM, Goudarzi K, </w:t>
+        <w:t xml:space="preserve">152. </w:t>
+      </w:r>
+      <w:r>
+        <w:rPr>
+          <w:rFonts w:ascii="Arial" w:hAnsi="Arial"/>
+          <w:b w:val="0"/>
+          <w:i w:val="0"/>
+          <w:sz w:val="18"/>
+        </w:rPr>
+        <w:t xml:space="preserve">Mohaghegh F*, Moeine R, Saber M, Fatemeh S, Nekooeian M, </w:t>
       </w:r>
       <w:r>
         <w:rPr>
@@ -13308,16 +13952,15 @@
           <w:i w:val="0"/>
           <w:sz w:val="18"/>
         </w:rPr>
-        <w:t>, Zayeni H*</w:t>
-      </w:r>
-      <w:r>
-        <w:rPr>
-          <w:rFonts w:ascii="Arial" w:hAnsi="Arial"/>
-          <w:b w:val="0"/>
-          <w:i w:val="0"/>
-          <w:sz w:val="18"/>
-        </w:rPr>
-        <w:t xml:space="preserve"> Nephrotic Syndrome due to Focal Segmental Glomerulosclerosis Complicating Scleroderma: A Case Report. </w:t>
+      </w:r>
+      <w:r>
+        <w:rPr>
+          <w:rFonts w:ascii="Arial" w:hAnsi="Arial"/>
+          <w:b w:val="0"/>
+          <w:i w:val="0"/>
+          <w:sz w:val="18"/>
+        </w:rPr>
+        <w:t xml:space="preserve"> Granuloma Annulare with Alopecia Areata in a 6-Years-Old Girl: A Case Report. </w:t>
       </w:r>
       <w:r>
         <w:rPr>
@@ -13336,7 +13979,7 @@
           <w:color w:val="6B84A0"/>
           <w:sz w:val="18"/>
         </w:rPr>
-        <w:t xml:space="preserve"> (2024)</w:t>
+        <w:t xml:space="preserve"> (2023)</w:t>
       </w:r>
     </w:p>
     <w:p>
@@ -13352,42 +13995,43 @@
           <w:color w:val="1F3864"/>
           <w:sz w:val="18"/>
         </w:rPr>
-        <w:t xml:space="preserve">145. </w:t>
-      </w:r>
-      <w:r>
-        <w:rPr>
-          <w:rFonts w:ascii="Arial" w:hAnsi="Arial"/>
-          <w:b w:val="0"/>
-          <w:i w:val="0"/>
-          <w:sz w:val="18"/>
-        </w:rPr>
-        <w:t xml:space="preserve">Hosseinzadeh A, Zehra J, Davarpanah MA, Moeini Farsani M, Ghasemi Gorji M, </w:t>
-      </w:r>
-      <w:r>
-        <w:rPr>
-          <w:rFonts w:ascii="Arial" w:hAnsi="Arial"/>
-          <w:b/>
-          <w:i w:val="0"/>
-          <w:sz w:val="18"/>
-        </w:rPr>
-        <w:t>Shahriarirad R*</w:t>
-      </w:r>
-      <w:r>
-        <w:rPr>
-          <w:rFonts w:ascii="Arial" w:hAnsi="Arial"/>
-          <w:b w:val="0"/>
-          <w:i w:val="0"/>
-          <w:sz w:val="18"/>
-        </w:rPr>
-      </w:r>
-      <w:r>
-        <w:rPr>
-          <w:rFonts w:ascii="Arial" w:hAnsi="Arial"/>
-          <w:b w:val="0"/>
-          <w:i w:val="0"/>
-          <w:sz w:val="18"/>
-        </w:rPr>
-        <w:t xml:space="preserve"> Aortoduodenal Fistula and Abdominal Aortic Aneurysm as a Complication of Brucella Aortitis managed with In Situ Aortic Aneurysm Repair: A Case Report. </w:t>
+        <w:t xml:space="preserve">153. </w:t>
+      </w:r>
+      <w:r>
+        <w:rPr>
+          <w:rFonts w:ascii="Arial" w:hAnsi="Arial"/>
+          <w:b w:val="0"/>
+          <w:i w:val="0"/>
+          <w:sz w:val="18"/>
+        </w:rPr>
+        <w:t xml:space="preserve">Lashkari R, Loghman M, Aghaghazvini L, Saffar H, Ziaadini B, </w:t>
+      </w:r>
+      <w:r>
+        <w:rPr>
+          <w:rFonts w:ascii="Arial" w:hAnsi="Arial"/>
+          <w:b/>
+          <w:i w:val="0"/>
+          <w:sz w:val="18"/>
+        </w:rPr>
+        <w:t>Shahriarirad R</w:t>
+      </w:r>
+      <w:r>
+        <w:rPr>
+          <w:rFonts w:ascii="Arial" w:hAnsi="Arial"/>
+          <w:b w:val="0"/>
+          <w:i w:val="0"/>
+          <w:sz w:val="18"/>
+        </w:rPr>
+        <w:t>, Rahmanian E, Alikhani M*</w:t>
+      </w:r>
+      <w:r>
+        <w:rPr>
+          <w:rFonts w:ascii="Arial" w:hAnsi="Arial"/>
+          <w:b w:val="0"/>
+          <w:i w:val="0"/>
+          <w:sz w:val="18"/>
+        </w:rPr>
+        <w:t xml:space="preserve"> Atypical Presentation of Amyloidosis in a Female Patient with Muscle Weakness. </w:t>
       </w:r>
       <w:r>
         <w:rPr>
@@ -13396,7 +14040,7 @@
           <w:i/>
           <w:sz w:val="18"/>
         </w:rPr>
-        <w:t>Clinical Case Reports</w:t>
+        <w:t>Case Reports in Medicine</w:t>
       </w:r>
       <w:r>
         <w:rPr>
@@ -13422,16 +14066,16 @@
           <w:color w:val="1F3864"/>
           <w:sz w:val="18"/>
         </w:rPr>
-        <w:t xml:space="preserve">146. </w:t>
-      </w:r>
-      <w:r>
-        <w:rPr>
-          <w:rFonts w:ascii="Arial" w:hAnsi="Arial"/>
-          <w:b w:val="0"/>
-          <w:i w:val="0"/>
-          <w:sz w:val="18"/>
-        </w:rPr>
-        <w:t xml:space="preserve">Tajaddini A, Fallahi MM*, Haghshenas H, Nourmohammadi SS, Ghahramani L, </w:t>
+        <w:t xml:space="preserve">154. </w:t>
+      </w:r>
+      <w:r>
+        <w:rPr>
+          <w:rFonts w:ascii="Arial" w:hAnsi="Arial"/>
+          <w:b w:val="0"/>
+          <w:i w:val="0"/>
+          <w:sz w:val="18"/>
+        </w:rPr>
+        <w:t xml:space="preserve">Rezvani A, </w:t>
       </w:r>
       <w:r>
         <w:rPr>
@@ -13449,15 +14093,16 @@
           <w:i w:val="0"/>
           <w:sz w:val="18"/>
         </w:rPr>
-      </w:r>
-      <w:r>
-        <w:rPr>
-          <w:rFonts w:ascii="Arial" w:hAnsi="Arial"/>
-          <w:b w:val="0"/>
-          <w:i w:val="0"/>
-          <w:sz w:val="18"/>
-        </w:rPr>
-        <w:t xml:space="preserve"> Primary Abdominal Cocoon Syndrome Manifesting with Chilaiditi Syndrome and Intestinal Obstruction: A Case Report. </w:t>
+        <w:t>, Fallahi MJ, Zeighami A*</w:t>
+      </w:r>
+      <w:r>
+        <w:rPr>
+          <w:rFonts w:ascii="Arial" w:hAnsi="Arial"/>
+          <w:b w:val="0"/>
+          <w:i w:val="0"/>
+          <w:sz w:val="18"/>
+        </w:rPr>
+        <w:t xml:space="preserve"> Extramedullary Relapse of Immunoglobulin A-Kappa Myeloma Manifesting as Plasmacytoma of the Pleura: A Case Report. </w:t>
       </w:r>
       <w:r>
         <w:rPr>
@@ -13466,7 +14111,7 @@
           <w:i/>
           <w:sz w:val="18"/>
         </w:rPr>
-        <w:t>Clinical Case Reports</w:t>
+        <w:t>Journal of Medical Case Reports</w:t>
       </w:r>
       <w:r>
         <w:rPr>
@@ -13492,16 +14137,16 @@
           <w:color w:val="1F3864"/>
           <w:sz w:val="18"/>
         </w:rPr>
-        <w:t xml:space="preserve">147. </w:t>
-      </w:r>
-      <w:r>
-        <w:rPr>
-          <w:rFonts w:ascii="Arial" w:hAnsi="Arial"/>
-          <w:b w:val="0"/>
-          <w:i w:val="0"/>
-          <w:sz w:val="18"/>
-        </w:rPr>
-        <w:t xml:space="preserve">Kazemi K, Rasekhi A, Sohrabi Nazari S, Lashkarizadeh MM, Shamsaeefar A, Alikhani M, Akbari A, </w:t>
+        <w:t xml:space="preserve">155. </w:t>
+      </w:r>
+      <w:r>
+        <w:rPr>
+          <w:rFonts w:ascii="Arial" w:hAnsi="Arial"/>
+          <w:b w:val="0"/>
+          <w:i w:val="0"/>
+          <w:sz w:val="18"/>
+        </w:rPr>
+        <w:t xml:space="preserve">Mardani P, Kamran H, Geramizadeh B, Darabi MH, Najafi M, Amirian A, </w:t>
       </w:r>
       <w:r>
         <w:rPr>
@@ -13527,7 +14172,7 @@
           <w:i w:val="0"/>
           <w:sz w:val="18"/>
         </w:rPr>
-        <w:t xml:space="preserve"> Nonoperative Management of Biliopleural Fistula following Living-Donor Liver Transplantation: A Case Report. </w:t>
+        <w:t xml:space="preserve"> Cavernous Mediastinal Hemangioma Presenting with Persistent Cough: A Rare Case Report and Review of Literature. </w:t>
       </w:r>
       <w:r>
         <w:rPr>
@@ -13536,7 +14181,7 @@
           <w:i/>
           <w:sz w:val="18"/>
         </w:rPr>
-        <w:t>Clinical Case Reports</w:t>
+        <w:t>Journal of Cardiothoracic Surgery</w:t>
       </w:r>
       <w:r>
         <w:rPr>
@@ -13562,43 +14207,43 @@
           <w:color w:val="1F3864"/>
           <w:sz w:val="18"/>
         </w:rPr>
-        <w:t xml:space="preserve">148. </w:t>
-      </w:r>
-      <w:r>
-        <w:rPr>
-          <w:rFonts w:ascii="Arial" w:hAnsi="Arial"/>
-          <w:b w:val="0"/>
-          <w:i w:val="0"/>
-          <w:sz w:val="18"/>
-        </w:rPr>
-        <w:t xml:space="preserve">Mardani P, Kamran H, Ghaderpanah R, Geramizadeh B, Fouladi D, </w:t>
-      </w:r>
-      <w:r>
-        <w:rPr>
-          <w:rFonts w:ascii="Arial" w:hAnsi="Arial"/>
-          <w:b/>
-          <w:i w:val="0"/>
-          <w:sz w:val="18"/>
-        </w:rPr>
-        <w:t>Shahriarirad R*</w:t>
-      </w:r>
-      <w:r>
-        <w:rPr>
-          <w:rFonts w:ascii="Arial" w:hAnsi="Arial"/>
-          <w:b w:val="0"/>
-          <w:i w:val="0"/>
-          <w:sz w:val="18"/>
-        </w:rPr>
-        <w:t>, Amirian A</w:t>
-      </w:r>
-      <w:r>
-        <w:rPr>
-          <w:rFonts w:ascii="Arial" w:hAnsi="Arial"/>
-          <w:b w:val="0"/>
-          <w:i w:val="0"/>
-          <w:sz w:val="18"/>
-        </w:rPr>
-        <w:t xml:space="preserve"> A Massive Immature Mediastinal Teratoma Treated with Chemotherapy and Surgical Resection: A Case Report. </w:t>
+        <w:t xml:space="preserve">156. </w:t>
+      </w:r>
+      <w:r>
+        <w:rPr>
+          <w:rFonts w:ascii="Arial" w:hAnsi="Arial"/>
+          <w:b w:val="0"/>
+          <w:i w:val="0"/>
+          <w:sz w:val="18"/>
+        </w:rPr>
+        <w:t xml:space="preserve">Loghman M, Rahmanian E, Alikhani M, Saffar H, Ziaadini B, </w:t>
+      </w:r>
+      <w:r>
+        <w:rPr>
+          <w:rFonts w:ascii="Arial" w:hAnsi="Arial"/>
+          <w:b/>
+          <w:i w:val="0"/>
+          <w:sz w:val="18"/>
+        </w:rPr>
+        <w:t>Shahriarirad R</w:t>
+      </w:r>
+      <w:r>
+        <w:rPr>
+          <w:rFonts w:ascii="Arial" w:hAnsi="Arial"/>
+          <w:b w:val="0"/>
+          <w:i w:val="0"/>
+          <w:sz w:val="18"/>
+        </w:rPr>
+        <w:t>, Faezi ST*</w:t>
+      </w:r>
+      <w:r>
+        <w:rPr>
+          <w:rFonts w:ascii="Arial" w:hAnsi="Arial"/>
+          <w:b w:val="0"/>
+          <w:i w:val="0"/>
+          <w:sz w:val="18"/>
+        </w:rPr>
+        <w:t xml:space="preserve"> Necrotizing Autoimmune Myositis following Coronavirus Disease 2019 Infection: A Case Report. </w:t>
       </w:r>
       <w:r>
         <w:rPr>
@@ -13607,7 +14252,7 @@
           <w:i/>
           <w:sz w:val="18"/>
         </w:rPr>
-        <w:t>Journal of Cardiothoracic Surgery</w:t>
+        <w:t>Journal of Medical Case Reports</w:t>
       </w:r>
       <w:r>
         <w:rPr>
@@ -13617,7 +14262,7 @@
           <w:color w:val="6B84A0"/>
           <w:sz w:val="18"/>
         </w:rPr>
-        <w:t xml:space="preserve"> (2023)</w:t>
+        <w:t xml:space="preserve"> (2022)</w:t>
       </w:r>
     </w:p>
     <w:p>
@@ -13633,16 +14278,16 @@
           <w:color w:val="1F3864"/>
           <w:sz w:val="18"/>
         </w:rPr>
-        <w:t xml:space="preserve">149. </w:t>
-      </w:r>
-      <w:r>
-        <w:rPr>
-          <w:rFonts w:ascii="Arial" w:hAnsi="Arial"/>
-          <w:b w:val="0"/>
-          <w:i w:val="0"/>
-          <w:sz w:val="18"/>
-        </w:rPr>
-        <w:t xml:space="preserve">Mardani P, Nekooeian M, Zangeneh S, Kamran H, </w:t>
+        <w:t xml:space="preserve">157. </w:t>
+      </w:r>
+      <w:r>
+        <w:rPr>
+          <w:rFonts w:ascii="Arial" w:hAnsi="Arial"/>
+          <w:b w:val="0"/>
+          <w:i w:val="0"/>
+          <w:sz w:val="18"/>
+        </w:rPr>
+        <w:t xml:space="preserve">Hosseinzadeh A, Ebrahimi K, </w:t>
       </w:r>
       <w:r>
         <w:rPr>
@@ -13660,16 +14305,16 @@
           <w:i w:val="0"/>
           <w:sz w:val="18"/>
         </w:rPr>
-        <w:t>, Anbardar MH, Amirian A, Vafabin M</w:t>
-      </w:r>
-      <w:r>
-        <w:rPr>
-          <w:rFonts w:ascii="Arial" w:hAnsi="Arial"/>
-          <w:b w:val="0"/>
-          <w:i w:val="0"/>
-          <w:sz w:val="18"/>
-        </w:rPr>
-        <w:t xml:space="preserve"> Surgical Removal of an Unusual Huge Solitary Fibrous Tumor in the Mediastinum: A Case Report. </w:t>
+        <w:t>, Dalfardi F</w:t>
+      </w:r>
+      <w:r>
+        <w:rPr>
+          <w:rFonts w:ascii="Arial" w:hAnsi="Arial"/>
+          <w:b w:val="0"/>
+          <w:i w:val="0"/>
+          <w:sz w:val="18"/>
+        </w:rPr>
+        <w:t xml:space="preserve"> Lower Limb Lymphedema and Cellulitis as a Complication of COVID-19 Vaccine: A Case Report. </w:t>
       </w:r>
       <w:r>
         <w:rPr>
@@ -13678,7 +14323,7 @@
           <w:i/>
           <w:sz w:val="18"/>
         </w:rPr>
-        <w:t>Journal of Cardiothoracic Surgery</w:t>
+        <w:t>Clinical Case Reports</w:t>
       </w:r>
       <w:r>
         <w:rPr>
@@ -13688,7 +14333,7 @@
           <w:color w:val="6B84A0"/>
           <w:sz w:val="18"/>
         </w:rPr>
-        <w:t xml:space="preserve"> (2023)</w:t>
+        <w:t xml:space="preserve"> (2022)</w:t>
       </w:r>
     </w:p>
     <w:p>
@@ -13704,43 +14349,43 @@
           <w:color w:val="1F3864"/>
           <w:sz w:val="18"/>
         </w:rPr>
-        <w:t xml:space="preserve">150. </w:t>
-      </w:r>
-      <w:r>
-        <w:rPr>
-          <w:rFonts w:ascii="Arial" w:hAnsi="Arial"/>
-          <w:b w:val="0"/>
-          <w:i w:val="0"/>
-          <w:sz w:val="18"/>
-        </w:rPr>
-        <w:t xml:space="preserve">Mardani P, Kamran H, Khosravi F, </w:t>
-      </w:r>
-      <w:r>
-        <w:rPr>
-          <w:rFonts w:ascii="Arial" w:hAnsi="Arial"/>
-          <w:b/>
-          <w:i w:val="0"/>
-          <w:sz w:val="18"/>
-        </w:rPr>
-        <w:t>Shahriarirad R*</w:t>
-      </w:r>
-      <w:r>
-        <w:rPr>
-          <w:rFonts w:ascii="Arial" w:hAnsi="Arial"/>
-          <w:b w:val="0"/>
-          <w:i w:val="0"/>
-          <w:sz w:val="18"/>
-        </w:rPr>
-        <w:t>, Amirian A, Ziaian B</w:t>
-      </w:r>
-      <w:r>
-        <w:rPr>
-          <w:rFonts w:ascii="Arial" w:hAnsi="Arial"/>
-          <w:b w:val="0"/>
-          <w:i w:val="0"/>
-          <w:sz w:val="18"/>
-        </w:rPr>
-        <w:t xml:space="preserve"> Bronchobiliary Fistulae as a Complication of Untreated Pulmonary Hydatid Cyst Presenting with Bilioptysis: A Report of Two Cases. </w:t>
+        <w:t xml:space="preserve">158. </w:t>
+      </w:r>
+      <w:r>
+        <w:rPr>
+          <w:rFonts w:ascii="Arial" w:hAnsi="Arial"/>
+          <w:b w:val="0"/>
+          <w:i w:val="0"/>
+          <w:sz w:val="18"/>
+        </w:rPr>
+        <w:t xml:space="preserve">Rahmanian E, Alikhani M*, Loghman M, Beikmohamadi Hezaveh S, Zangeneh S, </w:t>
+      </w:r>
+      <w:r>
+        <w:rPr>
+          <w:rFonts w:ascii="Arial" w:hAnsi="Arial"/>
+          <w:b/>
+          <w:i w:val="0"/>
+          <w:sz w:val="18"/>
+        </w:rPr>
+        <w:t>Shahriarirad R</w:t>
+      </w:r>
+      <w:r>
+        <w:rPr>
+          <w:rFonts w:ascii="Arial" w:hAnsi="Arial"/>
+          <w:b w:val="0"/>
+          <w:i w:val="0"/>
+          <w:sz w:val="18"/>
+        </w:rPr>
+        <w:t>, Faezi ST, Nejadhosseinian M</w:t>
+      </w:r>
+      <w:r>
+        <w:rPr>
+          <w:rFonts w:ascii="Arial" w:hAnsi="Arial"/>
+          <w:b w:val="0"/>
+          <w:i w:val="0"/>
+          <w:sz w:val="18"/>
+        </w:rPr>
+        <w:t xml:space="preserve"> COVID-19 Vaccine-Induced Vasculitis in a Patient with Sarcoidosis: A Case Report. </w:t>
       </w:r>
       <w:r>
         <w:rPr>
@@ -13759,7 +14404,7 @@
           <w:color w:val="6B84A0"/>
           <w:sz w:val="18"/>
         </w:rPr>
-        <w:t xml:space="preserve"> (2023)</w:t>
+        <w:t xml:space="preserve"> (2022)</w:t>
       </w:r>
     </w:p>
     <w:p>
@@ -13775,42 +14420,42 @@
           <w:color w:val="1F3864"/>
           <w:sz w:val="18"/>
         </w:rPr>
-        <w:t xml:space="preserve">151. </w:t>
-      </w:r>
-      <w:r>
-        <w:rPr>
-          <w:rFonts w:ascii="Arial" w:hAnsi="Arial"/>
-          <w:b w:val="0"/>
-          <w:i w:val="0"/>
-          <w:sz w:val="18"/>
-        </w:rPr>
-        <w:t xml:space="preserve">Faghihi G, Moeine R, Mohaghegh F*, Rajabi P, </w:t>
-      </w:r>
-      <w:r>
-        <w:rPr>
-          <w:rFonts w:ascii="Arial" w:hAnsi="Arial"/>
-          <w:b/>
-          <w:i w:val="0"/>
-          <w:sz w:val="18"/>
-        </w:rPr>
-        <w:t>Shahriarirad R</w:t>
-      </w:r>
-      <w:r>
-        <w:rPr>
-          <w:rFonts w:ascii="Arial" w:hAnsi="Arial"/>
-          <w:b w:val="0"/>
-          <w:i w:val="0"/>
-          <w:sz w:val="18"/>
-        </w:rPr>
-      </w:r>
-      <w:r>
-        <w:rPr>
-          <w:rFonts w:ascii="Arial" w:hAnsi="Arial"/>
-          <w:b w:val="0"/>
-          <w:i w:val="0"/>
-          <w:sz w:val="18"/>
-        </w:rPr>
-        <w:t xml:space="preserve"> Coexistence of Mucinous Nevus and Multiple Collagenoma with Unilateral, Dermatomal, and Multi Segmental Distribution. </w:t>
+        <w:t xml:space="preserve">159. </w:t>
+      </w:r>
+      <w:r>
+        <w:rPr>
+          <w:rFonts w:ascii="Arial" w:hAnsi="Arial"/>
+          <w:b w:val="0"/>
+          <w:i w:val="0"/>
+          <w:sz w:val="18"/>
+        </w:rPr>
+        <w:t xml:space="preserve">Ghoddusi Johari H, Malekhosseini H, Erfani A, </w:t>
+      </w:r>
+      <w:r>
+        <w:rPr>
+          <w:rFonts w:ascii="Arial" w:hAnsi="Arial"/>
+          <w:b/>
+          <w:i w:val="0"/>
+          <w:sz w:val="18"/>
+        </w:rPr>
+        <w:t>Shahriarirad R*</w:t>
+      </w:r>
+      <w:r>
+        <w:rPr>
+          <w:rFonts w:ascii="Arial" w:hAnsi="Arial"/>
+          <w:b w:val="0"/>
+          <w:i w:val="0"/>
+          <w:sz w:val="18"/>
+        </w:rPr>
+      </w:r>
+      <w:r>
+        <w:rPr>
+          <w:rFonts w:ascii="Arial" w:hAnsi="Arial"/>
+          <w:b w:val="0"/>
+          <w:i w:val="0"/>
+          <w:sz w:val="18"/>
+        </w:rPr>
+        <w:t xml:space="preserve"> Great Saphenous Vein Aneurysm Mimicking Inguinal Hernia: A Case Report. </w:t>
       </w:r>
       <w:r>
         <w:rPr>
@@ -13819,7 +14464,7 @@
           <w:i/>
           <w:sz w:val="18"/>
         </w:rPr>
-        <w:t>Clinical Case Reports</w:t>
+        <w:t>Journal of Medical Case Reports</w:t>
       </w:r>
       <w:r>
         <w:rPr>
@@ -13829,7 +14474,7 @@
           <w:color w:val="6B84A0"/>
           <w:sz w:val="18"/>
         </w:rPr>
-        <w:t xml:space="preserve"> (2023)</w:t>
+        <w:t xml:space="preserve"> (2022)</w:t>
       </w:r>
     </w:p>
     <w:p>
@@ -13845,16 +14490,16 @@
           <w:color w:val="1F3864"/>
           <w:sz w:val="18"/>
         </w:rPr>
-        <w:t xml:space="preserve">152. </w:t>
-      </w:r>
-      <w:r>
-        <w:rPr>
-          <w:rFonts w:ascii="Arial" w:hAnsi="Arial"/>
-          <w:b w:val="0"/>
-          <w:i w:val="0"/>
-          <w:sz w:val="18"/>
-        </w:rPr>
-        <w:t xml:space="preserve">Mohaghegh F*, Moeine R, Saber M, Fatemeh S, Nekooeian M, </w:t>
+        <w:t xml:space="preserve">160. </w:t>
+      </w:r>
+      <w:r>
+        <w:rPr>
+          <w:rFonts w:ascii="Arial" w:hAnsi="Arial"/>
+          <w:b w:val="0"/>
+          <w:i w:val="0"/>
+          <w:sz w:val="18"/>
+        </w:rPr>
+        <w:t xml:space="preserve">Mardani P, Ayareh N, Kamran H, </w:t>
       </w:r>
       <w:r>
         <w:rPr>
@@ -13880,7 +14525,7 @@
           <w:i w:val="0"/>
           <w:sz w:val="18"/>
         </w:rPr>
-        <w:t xml:space="preserve"> Granuloma Annulare with Alopecia Areata in a 6-Years-Old Girl: A Case Report. </w:t>
+        <w:t xml:space="preserve"> Adenocarcinoma Metastasis from Colon to the Thyroid: A Case Report. </w:t>
       </w:r>
       <w:r>
         <w:rPr>
@@ -13889,7 +14534,7 @@
           <w:i/>
           <w:sz w:val="18"/>
         </w:rPr>
-        <w:t>Journal of Medical Case Reports</w:t>
+        <w:t>Case Reports in Surgery</w:t>
       </w:r>
       <w:r>
         <w:rPr>
@@ -13899,7 +14544,7 @@
           <w:color w:val="6B84A0"/>
           <w:sz w:val="18"/>
         </w:rPr>
-        <w:t xml:space="preserve"> (2023)</w:t>
+        <w:t xml:space="preserve"> (2022)</w:t>
       </w:r>
     </w:p>
     <w:p>
@@ -13915,43 +14560,43 @@
           <w:color w:val="1F3864"/>
           <w:sz w:val="18"/>
         </w:rPr>
-        <w:t xml:space="preserve">153. </w:t>
-      </w:r>
-      <w:r>
-        <w:rPr>
-          <w:rFonts w:ascii="Arial" w:hAnsi="Arial"/>
-          <w:b w:val="0"/>
-          <w:i w:val="0"/>
-          <w:sz w:val="18"/>
-        </w:rPr>
-        <w:t xml:space="preserve">Lashkari R, Loghman M, Aghaghazvini L, Saffar H, Ziaadini B, </w:t>
-      </w:r>
-      <w:r>
-        <w:rPr>
-          <w:rFonts w:ascii="Arial" w:hAnsi="Arial"/>
-          <w:b/>
-          <w:i w:val="0"/>
-          <w:sz w:val="18"/>
-        </w:rPr>
-        <w:t>Shahriarirad R</w:t>
-      </w:r>
-      <w:r>
-        <w:rPr>
-          <w:rFonts w:ascii="Arial" w:hAnsi="Arial"/>
-          <w:b w:val="0"/>
-          <w:i w:val="0"/>
-          <w:sz w:val="18"/>
-        </w:rPr>
-        <w:t>, Rahmanian E, Alikhani M*</w:t>
-      </w:r>
-      <w:r>
-        <w:rPr>
-          <w:rFonts w:ascii="Arial" w:hAnsi="Arial"/>
-          <w:b w:val="0"/>
-          <w:i w:val="0"/>
-          <w:sz w:val="18"/>
-        </w:rPr>
-        <w:t xml:space="preserve"> Atypical Presentation of Amyloidosis in a Female Patient with Muscle Weakness. </w:t>
+        <w:t xml:space="preserve">161. </w:t>
+      </w:r>
+      <w:r>
+        <w:rPr>
+          <w:rFonts w:ascii="Arial" w:hAnsi="Arial"/>
+          <w:b w:val="0"/>
+          <w:i w:val="0"/>
+          <w:sz w:val="18"/>
+        </w:rPr>
+        <w:t xml:space="preserve">Hosseinzadeh A, </w:t>
+      </w:r>
+      <w:r>
+        <w:rPr>
+          <w:rFonts w:ascii="Arial" w:hAnsi="Arial"/>
+          <w:b/>
+          <w:i w:val="0"/>
+          <w:sz w:val="18"/>
+        </w:rPr>
+        <w:t>Shahriarirad R*</w:t>
+      </w:r>
+      <w:r>
+        <w:rPr>
+          <w:rFonts w:ascii="Arial" w:hAnsi="Arial"/>
+          <w:b w:val="0"/>
+          <w:i w:val="0"/>
+          <w:sz w:val="18"/>
+        </w:rPr>
+        <w:t>, Asgharzadeh Majdazar V, Moeini Farsani M, Tadayon SMK</w:t>
+      </w:r>
+      <w:r>
+        <w:rPr>
+          <w:rFonts w:ascii="Arial" w:hAnsi="Arial"/>
+          <w:b w:val="0"/>
+          <w:i w:val="0"/>
+          <w:sz w:val="18"/>
+        </w:rPr>
+        <w:t xml:space="preserve"> Spontaneous Rupture of a Large Splenic Artery Aneurysm in a 59-year-old Male Patient with Pemphigus Vulgaris: A Case Report. </w:t>
       </w:r>
       <w:r>
         <w:rPr>
@@ -13960,7 +14605,7 @@
           <w:i/>
           <w:sz w:val="18"/>
         </w:rPr>
-        <w:t>Case Reports in Medicine</w:t>
+        <w:t>Journal of Medical Case Reports</w:t>
       </w:r>
       <w:r>
         <w:rPr>
@@ -13970,7 +14615,7 @@
           <w:color w:val="6B84A0"/>
           <w:sz w:val="18"/>
         </w:rPr>
-        <w:t xml:space="preserve"> (2023)</w:t>
+        <w:t xml:space="preserve"> (2022)</w:t>
       </w:r>
     </w:p>
     <w:p>
@@ -13986,16 +14631,16 @@
           <w:color w:val="1F3864"/>
           <w:sz w:val="18"/>
         </w:rPr>
-        <w:t xml:space="preserve">154. </w:t>
-      </w:r>
-      <w:r>
-        <w:rPr>
-          <w:rFonts w:ascii="Arial" w:hAnsi="Arial"/>
-          <w:b w:val="0"/>
-          <w:i w:val="0"/>
-          <w:sz w:val="18"/>
-        </w:rPr>
-        <w:t xml:space="preserve">Rezvani A, </w:t>
+        <w:t xml:space="preserve">162. </w:t>
+      </w:r>
+      <w:r>
+        <w:rPr>
+          <w:rFonts w:ascii="Arial" w:hAnsi="Arial"/>
+          <w:b w:val="0"/>
+          <w:i w:val="0"/>
+          <w:sz w:val="18"/>
+        </w:rPr>
+        <w:t xml:space="preserve">Siadat AH, Moeine R*, Iraji F, Galehdari H, </w:t>
       </w:r>
       <w:r>
         <w:rPr>
@@ -14013,16 +14658,15 @@
           <w:i w:val="0"/>
           <w:sz w:val="18"/>
         </w:rPr>
-        <w:t>, Fallahi MJ, Zeighami A*</w:t>
-      </w:r>
-      <w:r>
-        <w:rPr>
-          <w:rFonts w:ascii="Arial" w:hAnsi="Arial"/>
-          <w:b w:val="0"/>
-          <w:i w:val="0"/>
-          <w:sz w:val="18"/>
-        </w:rPr>
-        <w:t xml:space="preserve"> Extramedullary Relapse of Immunoglobulin A-Kappa Myeloma Manifesting as Plasmacytoma of the Pleura: A Case Report. </w:t>
+      </w:r>
+      <w:r>
+        <w:rPr>
+          <w:rFonts w:ascii="Arial" w:hAnsi="Arial"/>
+          <w:b w:val="0"/>
+          <w:i w:val="0"/>
+          <w:sz w:val="18"/>
+        </w:rPr>
+        <w:t xml:space="preserve"> Pemphigus Vegetans Misdiagnosed as Condyloma Acuminata: A Case Report. </w:t>
       </w:r>
       <w:r>
         <w:rPr>
@@ -14031,7 +14675,7 @@
           <w:i/>
           <w:sz w:val="18"/>
         </w:rPr>
-        <w:t>Journal of Medical Case Reports</w:t>
+        <w:t>Clinical Case Reports</w:t>
       </w:r>
       <w:r>
         <w:rPr>
@@ -14041,7 +14685,7 @@
           <w:color w:val="6B84A0"/>
           <w:sz w:val="18"/>
         </w:rPr>
-        <w:t xml:space="preserve"> (2023)</w:t>
+        <w:t xml:space="preserve"> (2022)</w:t>
       </w:r>
     </w:p>
     <w:p>
@@ -14057,42 +14701,42 @@
           <w:color w:val="1F3864"/>
           <w:sz w:val="18"/>
         </w:rPr>
-        <w:t xml:space="preserve">155. </w:t>
-      </w:r>
-      <w:r>
-        <w:rPr>
-          <w:rFonts w:ascii="Arial" w:hAnsi="Arial"/>
-          <w:b w:val="0"/>
-          <w:i w:val="0"/>
-          <w:sz w:val="18"/>
-        </w:rPr>
-        <w:t xml:space="preserve">Mardani P, Kamran H, Geramizadeh B, Darabi MH, Najafi M, Amirian A, </w:t>
-      </w:r>
-      <w:r>
-        <w:rPr>
-          <w:rFonts w:ascii="Arial" w:hAnsi="Arial"/>
-          <w:b/>
-          <w:i w:val="0"/>
-          <w:sz w:val="18"/>
-        </w:rPr>
-        <w:t>Shahriarirad R*</w:t>
-      </w:r>
-      <w:r>
-        <w:rPr>
-          <w:rFonts w:ascii="Arial" w:hAnsi="Arial"/>
-          <w:b w:val="0"/>
-          <w:i w:val="0"/>
-          <w:sz w:val="18"/>
-        </w:rPr>
-      </w:r>
-      <w:r>
-        <w:rPr>
-          <w:rFonts w:ascii="Arial" w:hAnsi="Arial"/>
-          <w:b w:val="0"/>
-          <w:i w:val="0"/>
-          <w:sz w:val="18"/>
-        </w:rPr>
-        <w:t xml:space="preserve"> Cavernous Mediastinal Hemangioma Presenting with Persistent Cough: A Rare Case Report and Review of Literature. </w:t>
+        <w:t xml:space="preserve">163. </w:t>
+      </w:r>
+      <w:r>
+        <w:rPr>
+          <w:rFonts w:ascii="Arial" w:hAnsi="Arial"/>
+          <w:b w:val="0"/>
+          <w:i w:val="0"/>
+          <w:sz w:val="18"/>
+        </w:rPr>
+        <w:t xml:space="preserve">Asilian A, Moeine R*, Hafezi H, </w:t>
+      </w:r>
+      <w:r>
+        <w:rPr>
+          <w:rFonts w:ascii="Arial" w:hAnsi="Arial"/>
+          <w:b/>
+          <w:i w:val="0"/>
+          <w:sz w:val="18"/>
+        </w:rPr>
+        <w:t>Shahriarirad R</w:t>
+      </w:r>
+      <w:r>
+        <w:rPr>
+          <w:rFonts w:ascii="Arial" w:hAnsi="Arial"/>
+          <w:b w:val="0"/>
+          <w:i w:val="0"/>
+          <w:sz w:val="18"/>
+        </w:rPr>
+      </w:r>
+      <w:r>
+        <w:rPr>
+          <w:rFonts w:ascii="Arial" w:hAnsi="Arial"/>
+          <w:b w:val="0"/>
+          <w:i w:val="0"/>
+          <w:sz w:val="18"/>
+        </w:rPr>
+        <w:t xml:space="preserve"> Treatment of Vulvar Basal Cell Carcinoma with Slow-Mohs Micrographic Surgery: A Case Report. </w:t>
       </w:r>
       <w:r>
         <w:rPr>
@@ -14101,7 +14745,7 @@
           <w:i/>
           <w:sz w:val="18"/>
         </w:rPr>
-        <w:t>Journal of Cardiothoracic Surgery</w:t>
+        <w:t>Clinical Case Reports</w:t>
       </w:r>
       <w:r>
         <w:rPr>
@@ -14111,7 +14755,7 @@
           <w:color w:val="6B84A0"/>
           <w:sz w:val="18"/>
         </w:rPr>
-        <w:t xml:space="preserve"> (2023)</w:t>
+        <w:t xml:space="preserve"> (2022)</w:t>
       </w:r>
     </w:p>
     <w:p>
@@ -14127,43 +14771,42 @@
           <w:color w:val="1F3864"/>
           <w:sz w:val="18"/>
         </w:rPr>
-        <w:t xml:space="preserve">156. </w:t>
-      </w:r>
-      <w:r>
-        <w:rPr>
-          <w:rFonts w:ascii="Arial" w:hAnsi="Arial"/>
-          <w:b w:val="0"/>
-          <w:i w:val="0"/>
-          <w:sz w:val="18"/>
-        </w:rPr>
-        <w:t xml:space="preserve">Loghman M, Rahmanian E, Alikhani M, Saffar H, Ziaadini B, </w:t>
-      </w:r>
-      <w:r>
-        <w:rPr>
-          <w:rFonts w:ascii="Arial" w:hAnsi="Arial"/>
-          <w:b/>
-          <w:i w:val="0"/>
-          <w:sz w:val="18"/>
-        </w:rPr>
-        <w:t>Shahriarirad R</w:t>
-      </w:r>
-      <w:r>
-        <w:rPr>
-          <w:rFonts w:ascii="Arial" w:hAnsi="Arial"/>
-          <w:b w:val="0"/>
-          <w:i w:val="0"/>
-          <w:sz w:val="18"/>
-        </w:rPr>
-        <w:t>, Faezi ST*</w:t>
-      </w:r>
-      <w:r>
-        <w:rPr>
-          <w:rFonts w:ascii="Arial" w:hAnsi="Arial"/>
-          <w:b w:val="0"/>
-          <w:i w:val="0"/>
-          <w:sz w:val="18"/>
-        </w:rPr>
-        <w:t xml:space="preserve"> Necrotizing Autoimmune Myositis following Coronavirus Disease 2019 Infection: A Case Report. </w:t>
+        <w:t xml:space="preserve">164. </w:t>
+      </w:r>
+      <w:r>
+        <w:rPr>
+          <w:rFonts w:ascii="Arial" w:hAnsi="Arial"/>
+          <w:b w:val="0"/>
+          <w:i w:val="0"/>
+          <w:sz w:val="18"/>
+        </w:rPr>
+        <w:t xml:space="preserve">Fallahi MJ, Nikandish R, Ziaian B, </w:t>
+      </w:r>
+      <w:r>
+        <w:rPr>
+          <w:rFonts w:ascii="Arial" w:hAnsi="Arial"/>
+          <w:b/>
+          <w:i w:val="0"/>
+          <w:sz w:val="18"/>
+        </w:rPr>
+        <w:t>Shahriarirad R*</w:t>
+      </w:r>
+      <w:r>
+        <w:rPr>
+          <w:rFonts w:ascii="Arial" w:hAnsi="Arial"/>
+          <w:b w:val="0"/>
+          <w:i w:val="0"/>
+          <w:sz w:val="18"/>
+        </w:rPr>
+      </w:r>
+      <w:r>
+        <w:rPr>
+          <w:rFonts w:ascii="Arial" w:hAnsi="Arial"/>
+          <w:b w:val="0"/>
+          <w:i w:val="0"/>
+          <w:sz w:val="18"/>
+        </w:rPr>
+        <w:t xml:space="preserve"> Near-Complete Tracheal Obstruction Due to Mucormycosis: Report of Two Cases. </w:t>
       </w:r>
       <w:r>
         <w:rPr>
@@ -14172,7 +14815,7 @@
           <w:i/>
           <w:sz w:val="18"/>
         </w:rPr>
-        <w:t>Journal of Medical Case Reports</w:t>
+        <w:t>Clinical Case Reports</w:t>
       </w:r>
       <w:r>
         <w:rPr>
@@ -14198,16 +14841,16 @@
           <w:color w:val="1F3864"/>
           <w:sz w:val="18"/>
         </w:rPr>
-        <w:t xml:space="preserve">157. </w:t>
-      </w:r>
-      <w:r>
-        <w:rPr>
-          <w:rFonts w:ascii="Arial" w:hAnsi="Arial"/>
-          <w:b w:val="0"/>
-          <w:i w:val="0"/>
-          <w:sz w:val="18"/>
-        </w:rPr>
-        <w:t xml:space="preserve">Hosseinzadeh A, Ebrahimi K, </w:t>
+        <w:t xml:space="preserve">165. </w:t>
+      </w:r>
+      <w:r>
+        <w:rPr>
+          <w:rFonts w:ascii="Arial" w:hAnsi="Arial"/>
+          <w:b w:val="0"/>
+          <w:i w:val="0"/>
+          <w:sz w:val="18"/>
+        </w:rPr>
+        <w:t xml:space="preserve">Rezvani A, </w:t>
       </w:r>
       <w:r>
         <w:rPr>
@@ -14225,16 +14868,16 @@
           <w:i w:val="0"/>
           <w:sz w:val="18"/>
         </w:rPr>
-        <w:t>, Dalfardi F</w:t>
-      </w:r>
-      <w:r>
-        <w:rPr>
-          <w:rFonts w:ascii="Arial" w:hAnsi="Arial"/>
-          <w:b w:val="0"/>
-          <w:i w:val="0"/>
-          <w:sz w:val="18"/>
-        </w:rPr>
-        <w:t xml:space="preserve"> Lower Limb Lymphedema and Cellulitis as a Complication of COVID-19 Vaccine: A Case Report. </w:t>
+        <w:t>, Erfani A, Ranjbar K</w:t>
+      </w:r>
+      <w:r>
+        <w:rPr>
+          <w:rFonts w:ascii="Arial" w:hAnsi="Arial"/>
+          <w:b w:val="0"/>
+          <w:i w:val="0"/>
+          <w:sz w:val="18"/>
+        </w:rPr>
+        <w:t xml:space="preserve"> Primary Malignant Epithelioid Hemangioendothelioma of the Pleura: A Review and Report of a Novel Case. </w:t>
       </w:r>
       <w:r>
         <w:rPr>
@@ -14269,43 +14912,43 @@
           <w:color w:val="1F3864"/>
           <w:sz w:val="18"/>
         </w:rPr>
-        <w:t xml:space="preserve">158. </w:t>
-      </w:r>
-      <w:r>
-        <w:rPr>
-          <w:rFonts w:ascii="Arial" w:hAnsi="Arial"/>
-          <w:b w:val="0"/>
-          <w:i w:val="0"/>
-          <w:sz w:val="18"/>
-        </w:rPr>
-        <w:t xml:space="preserve">Rahmanian E, Alikhani M*, Loghman M, Beikmohamadi Hezaveh S, Zangeneh S, </w:t>
-      </w:r>
-      <w:r>
-        <w:rPr>
-          <w:rFonts w:ascii="Arial" w:hAnsi="Arial"/>
-          <w:b/>
-          <w:i w:val="0"/>
-          <w:sz w:val="18"/>
-        </w:rPr>
-        <w:t>Shahriarirad R</w:t>
-      </w:r>
-      <w:r>
-        <w:rPr>
-          <w:rFonts w:ascii="Arial" w:hAnsi="Arial"/>
-          <w:b w:val="0"/>
-          <w:i w:val="0"/>
-          <w:sz w:val="18"/>
-        </w:rPr>
-        <w:t>, Faezi ST, Nejadhosseinian M</w:t>
-      </w:r>
-      <w:r>
-        <w:rPr>
-          <w:rFonts w:ascii="Arial" w:hAnsi="Arial"/>
-          <w:b w:val="0"/>
-          <w:i w:val="0"/>
-          <w:sz w:val="18"/>
-        </w:rPr>
-        <w:t xml:space="preserve"> COVID-19 Vaccine-Induced Vasculitis in a Patient with Sarcoidosis: A Case Report. </w:t>
+        <w:t xml:space="preserve">166. </w:t>
+      </w:r>
+      <w:r>
+        <w:rPr>
+          <w:rFonts w:ascii="Arial" w:hAnsi="Arial"/>
+          <w:b w:val="0"/>
+          <w:i w:val="0"/>
+          <w:sz w:val="18"/>
+        </w:rPr>
+        <w:t xml:space="preserve">Mardani P, Kamran H, Ayare N, </w:t>
+      </w:r>
+      <w:r>
+        <w:rPr>
+          <w:rFonts w:ascii="Arial" w:hAnsi="Arial"/>
+          <w:b/>
+          <w:i w:val="0"/>
+          <w:sz w:val="18"/>
+        </w:rPr>
+        <w:t>Shahriarirad R*</w:t>
+      </w:r>
+      <w:r>
+        <w:rPr>
+          <w:rFonts w:ascii="Arial" w:hAnsi="Arial"/>
+          <w:b w:val="0"/>
+          <w:i w:val="0"/>
+          <w:sz w:val="18"/>
+        </w:rPr>
+        <w:t>, Anbardar MH, Amirian A</w:t>
+      </w:r>
+      <w:r>
+        <w:rPr>
+          <w:rFonts w:ascii="Arial" w:hAnsi="Arial"/>
+          <w:b w:val="0"/>
+          <w:i w:val="0"/>
+          <w:sz w:val="18"/>
+        </w:rPr>
+        <w:t xml:space="preserve"> Subscapular Elastofibrolipoma Treated with Marginal Resection: A Report of Two Rare Cases. </w:t>
       </w:r>
       <w:r>
         <w:rPr>
@@ -14314,7 +14957,7 @@
           <w:i/>
           <w:sz w:val="18"/>
         </w:rPr>
-        <w:t>Clinical Case Reports</w:t>
+        <w:t>Journal of Medical Case Reports</w:t>
       </w:r>
       <w:r>
         <w:rPr>
@@ -14340,16 +14983,16 @@
           <w:color w:val="1F3864"/>
           <w:sz w:val="18"/>
         </w:rPr>
-        <w:t xml:space="preserve">159. </w:t>
-      </w:r>
-      <w:r>
-        <w:rPr>
-          <w:rFonts w:ascii="Arial" w:hAnsi="Arial"/>
-          <w:b w:val="0"/>
-          <w:i w:val="0"/>
-          <w:sz w:val="18"/>
-        </w:rPr>
-        <w:t xml:space="preserve">Ghoddusi Johari H, Malekhosseini H, Erfani A, </w:t>
+        <w:t xml:space="preserve">167. </w:t>
+      </w:r>
+      <w:r>
+        <w:rPr>
+          <w:rFonts w:ascii="Arial" w:hAnsi="Arial"/>
+          <w:b w:val="0"/>
+          <w:i w:val="0"/>
+          <w:sz w:val="18"/>
+        </w:rPr>
+        <w:t xml:space="preserve">Meshkati Yazd SM, Bayati H, Nabavizadeh SS, </w:t>
       </w:r>
       <w:r>
         <w:rPr>
@@ -14375,7 +15018,7 @@
           <w:i w:val="0"/>
           <w:sz w:val="18"/>
         </w:rPr>
-        <w:t xml:space="preserve"> Great Saphenous Vein Aneurysm Mimicking Inguinal Hernia: A Case Report. </w:t>
+        <w:t xml:space="preserve"> Gallbladder Agenesis without Additional Biliary Tracts Abnormality. </w:t>
       </w:r>
       <w:r>
         <w:rPr>
@@ -14384,7 +15027,7 @@
           <w:i/>
           <w:sz w:val="18"/>
         </w:rPr>
-        <w:t>Journal of Medical Case Reports</w:t>
+        <w:t>Case Reports in Gastrointestinal Medicine</w:t>
       </w:r>
       <w:r>
         <w:rPr>
@@ -14410,42 +15053,42 @@
           <w:color w:val="1F3864"/>
           <w:sz w:val="18"/>
         </w:rPr>
-        <w:t xml:space="preserve">160. </w:t>
-      </w:r>
-      <w:r>
-        <w:rPr>
-          <w:rFonts w:ascii="Arial" w:hAnsi="Arial"/>
-          <w:b w:val="0"/>
-          <w:i w:val="0"/>
-          <w:sz w:val="18"/>
-        </w:rPr>
-        <w:t xml:space="preserve">Mardani P, Ayareh N, Kamran H, </w:t>
-      </w:r>
-      <w:r>
-        <w:rPr>
-          <w:rFonts w:ascii="Arial" w:hAnsi="Arial"/>
-          <w:b/>
-          <w:i w:val="0"/>
-          <w:sz w:val="18"/>
-        </w:rPr>
-        <w:t>Shahriarirad R</w:t>
-      </w:r>
-      <w:r>
-        <w:rPr>
-          <w:rFonts w:ascii="Arial" w:hAnsi="Arial"/>
-          <w:b w:val="0"/>
-          <w:i w:val="0"/>
-          <w:sz w:val="18"/>
-        </w:rPr>
-      </w:r>
-      <w:r>
-        <w:rPr>
-          <w:rFonts w:ascii="Arial" w:hAnsi="Arial"/>
-          <w:b w:val="0"/>
-          <w:i w:val="0"/>
-          <w:sz w:val="18"/>
-        </w:rPr>
-        <w:t xml:space="preserve"> Adenocarcinoma Metastasis from Colon to the Thyroid: A Case Report. </w:t>
+        <w:t xml:space="preserve">168. </w:t>
+      </w:r>
+      <w:r>
+        <w:rPr>
+          <w:rFonts w:ascii="Arial" w:hAnsi="Arial"/>
+          <w:b w:val="0"/>
+          <w:i w:val="0"/>
+          <w:sz w:val="18"/>
+        </w:rPr>
+        <w:t xml:space="preserve">Mardani P, Fallahi MM, Kamran H, </w:t>
+      </w:r>
+      <w:r>
+        <w:rPr>
+          <w:rFonts w:ascii="Arial" w:hAnsi="Arial"/>
+          <w:b/>
+          <w:i w:val="0"/>
+          <w:sz w:val="18"/>
+        </w:rPr>
+        <w:t>Shahriarirad R*</w:t>
+      </w:r>
+      <w:r>
+        <w:rPr>
+          <w:rFonts w:ascii="Arial" w:hAnsi="Arial"/>
+          <w:b w:val="0"/>
+          <w:i w:val="0"/>
+          <w:sz w:val="18"/>
+        </w:rPr>
+      </w:r>
+      <w:r>
+        <w:rPr>
+          <w:rFonts w:ascii="Arial" w:hAnsi="Arial"/>
+          <w:b w:val="0"/>
+          <w:i w:val="0"/>
+          <w:sz w:val="18"/>
+        </w:rPr>
+        <w:t xml:space="preserve"> Mediastinal Thymoma in A Patient with Previous Rectal and Breast Cancers: A Report of a Case with Multiple Primary Cancers and Review of Literature. </w:t>
       </w:r>
       <w:r>
         <w:rPr>
@@ -14454,7 +15097,7 @@
           <w:i/>
           <w:sz w:val="18"/>
         </w:rPr>
-        <w:t>Case Reports in Surgery</w:t>
+        <w:t>Clinical Case Reports</w:t>
       </w:r>
       <w:r>
         <w:rPr>
@@ -14480,43 +15123,43 @@
           <w:color w:val="1F3864"/>
           <w:sz w:val="18"/>
         </w:rPr>
-        <w:t xml:space="preserve">161. </w:t>
-      </w:r>
-      <w:r>
-        <w:rPr>
-          <w:rFonts w:ascii="Arial" w:hAnsi="Arial"/>
-          <w:b w:val="0"/>
-          <w:i w:val="0"/>
-          <w:sz w:val="18"/>
-        </w:rPr>
-        <w:t xml:space="preserve">Hosseinzadeh A, </w:t>
-      </w:r>
-      <w:r>
-        <w:rPr>
-          <w:rFonts w:ascii="Arial" w:hAnsi="Arial"/>
-          <w:b/>
-          <w:i w:val="0"/>
-          <w:sz w:val="18"/>
-        </w:rPr>
-        <w:t>Shahriarirad R*</w:t>
-      </w:r>
-      <w:r>
-        <w:rPr>
-          <w:rFonts w:ascii="Arial" w:hAnsi="Arial"/>
-          <w:b w:val="0"/>
-          <w:i w:val="0"/>
-          <w:sz w:val="18"/>
-        </w:rPr>
-        <w:t>, Asgharzadeh Majdazar V, Moeini Farsani M, Tadayon SMK</w:t>
-      </w:r>
-      <w:r>
-        <w:rPr>
-          <w:rFonts w:ascii="Arial" w:hAnsi="Arial"/>
-          <w:b w:val="0"/>
-          <w:i w:val="0"/>
-          <w:sz w:val="18"/>
-        </w:rPr>
-        <w:t xml:space="preserve"> Spontaneous Rupture of a Large Splenic Artery Aneurysm in a 59-year-old Male Patient with Pemphigus Vulgaris: A Case Report. </w:t>
+        <w:t xml:space="preserve">169. </w:t>
+      </w:r>
+      <w:r>
+        <w:rPr>
+          <w:rFonts w:ascii="Arial" w:hAnsi="Arial"/>
+          <w:b w:val="0"/>
+          <w:i w:val="0"/>
+          <w:sz w:val="18"/>
+        </w:rPr>
+        <w:t xml:space="preserve">Mardani P, Ebrahimi K, </w:t>
+      </w:r>
+      <w:r>
+        <w:rPr>
+          <w:rFonts w:ascii="Arial" w:hAnsi="Arial"/>
+          <w:b/>
+          <w:i w:val="0"/>
+          <w:sz w:val="18"/>
+        </w:rPr>
+        <w:t>Shahriarirad R</w:t>
+      </w:r>
+      <w:r>
+        <w:rPr>
+          <w:rFonts w:ascii="Arial" w:hAnsi="Arial"/>
+          <w:b w:val="0"/>
+          <w:i w:val="0"/>
+          <w:sz w:val="18"/>
+        </w:rPr>
+        <w:t>, Geramizadeh B, Kamran H*, Ziaian B, Amirian A</w:t>
+      </w:r>
+      <w:r>
+        <w:rPr>
+          <w:rFonts w:ascii="Arial" w:hAnsi="Arial"/>
+          <w:b w:val="0"/>
+          <w:i w:val="0"/>
+          <w:sz w:val="18"/>
+        </w:rPr>
+        <w:t xml:space="preserve"> Tracheal Myoepithelioma Resected by Using Rigid Bronchoscopy: A Case Report and Review of the Literature. </w:t>
       </w:r>
       <w:r>
         <w:rPr>
@@ -14525,7 +15168,7 @@
           <w:i/>
           <w:sz w:val="18"/>
         </w:rPr>
-        <w:t>Journal of Medical Case Reports</w:t>
+        <w:t>Journal of Cardiothoracic Surgery</w:t>
       </w:r>
       <w:r>
         <w:rPr>
@@ -14551,42 +15194,42 @@
           <w:color w:val="1F3864"/>
           <w:sz w:val="18"/>
         </w:rPr>
-        <w:t xml:space="preserve">162. </w:t>
-      </w:r>
-      <w:r>
-        <w:rPr>
-          <w:rFonts w:ascii="Arial" w:hAnsi="Arial"/>
-          <w:b w:val="0"/>
-          <w:i w:val="0"/>
-          <w:sz w:val="18"/>
-        </w:rPr>
-        <w:t xml:space="preserve">Siadat AH, Moeine R*, Iraji F, Galehdari H, </w:t>
-      </w:r>
-      <w:r>
-        <w:rPr>
-          <w:rFonts w:ascii="Arial" w:hAnsi="Arial"/>
-          <w:b/>
-          <w:i w:val="0"/>
-          <w:sz w:val="18"/>
-        </w:rPr>
-        <w:t>Shahriarirad R</w:t>
-      </w:r>
-      <w:r>
-        <w:rPr>
-          <w:rFonts w:ascii="Arial" w:hAnsi="Arial"/>
-          <w:b w:val="0"/>
-          <w:i w:val="0"/>
-          <w:sz w:val="18"/>
-        </w:rPr>
-      </w:r>
-      <w:r>
-        <w:rPr>
-          <w:rFonts w:ascii="Arial" w:hAnsi="Arial"/>
-          <w:b w:val="0"/>
-          <w:i w:val="0"/>
-          <w:sz w:val="18"/>
-        </w:rPr>
-        <w:t xml:space="preserve"> Pemphigus Vegetans Misdiagnosed as Condyloma Acuminata: A Case Report. </w:t>
+        <w:t xml:space="preserve">170. </w:t>
+      </w:r>
+      <w:r>
+        <w:rPr>
+          <w:rFonts w:ascii="Arial" w:hAnsi="Arial"/>
+          <w:b w:val="0"/>
+          <w:i w:val="0"/>
+          <w:sz w:val="18"/>
+        </w:rPr>
+        <w:t xml:space="preserve">Hosseinzadeh A, Moeini Farsani M, Mahmoudi MM, Tadayon SMK, Ghoddusi Johari H, </w:t>
+      </w:r>
+      <w:r>
+        <w:rPr>
+          <w:rFonts w:ascii="Arial" w:hAnsi="Arial"/>
+          <w:b/>
+          <w:i w:val="0"/>
+          <w:sz w:val="18"/>
+        </w:rPr>
+        <w:t>Shahriarirad R*</w:t>
+      </w:r>
+      <w:r>
+        <w:rPr>
+          <w:rFonts w:ascii="Arial" w:hAnsi="Arial"/>
+          <w:b w:val="0"/>
+          <w:i w:val="0"/>
+          <w:sz w:val="18"/>
+        </w:rPr>
+      </w:r>
+      <w:r>
+        <w:rPr>
+          <w:rFonts w:ascii="Arial" w:hAnsi="Arial"/>
+          <w:b w:val="0"/>
+          <w:i w:val="0"/>
+          <w:sz w:val="18"/>
+        </w:rPr>
+        <w:t xml:space="preserve"> Simultaneous Retrograde Venous and Anterograde Arterial Bullet Embolism: A Rare Case Report of Shotgun Pellet Embolism to the Heart and Popliteal Artery. </w:t>
       </w:r>
       <w:r>
         <w:rPr>
@@ -14595,7 +15238,7 @@
           <w:i/>
           <w:sz w:val="18"/>
         </w:rPr>
-        <w:t>Clinical Case Reports</w:t>
+        <w:t>BMC Journal of Medical Case Reports</w:t>
       </w:r>
       <w:r>
         <w:rPr>
@@ -14621,16 +15264,16 @@
           <w:color w:val="1F3864"/>
           <w:sz w:val="18"/>
         </w:rPr>
-        <w:t xml:space="preserve">163. </w:t>
-      </w:r>
-      <w:r>
-        <w:rPr>
-          <w:rFonts w:ascii="Arial" w:hAnsi="Arial"/>
-          <w:b w:val="0"/>
-          <w:i w:val="0"/>
-          <w:sz w:val="18"/>
-        </w:rPr>
-        <w:t xml:space="preserve">Asilian A, Moeine R*, Hafezi H, </w:t>
+        <w:t xml:space="preserve">171. </w:t>
+      </w:r>
+      <w:r>
+        <w:rPr>
+          <w:rFonts w:ascii="Arial" w:hAnsi="Arial"/>
+          <w:b w:val="0"/>
+          <w:i w:val="0"/>
+          <w:sz w:val="18"/>
+        </w:rPr>
+        <w:t xml:space="preserve">Jaladat AM, Zareifar S, Daneshfard B*, </w:t>
       </w:r>
       <w:r>
         <w:rPr>
@@ -14656,7 +15299,7 @@
           <w:i w:val="0"/>
           <w:sz w:val="18"/>
         </w:rPr>
-        <w:t xml:space="preserve"> Treatment of Vulvar Basal Cell Carcinoma with Slow-Mohs Micrographic Surgery: A Case Report. </w:t>
+        <w:t xml:space="preserve"> Management of Drug-Induced Liver Injury with Persian Medicine: Case Report. </w:t>
       </w:r>
       <w:r>
         <w:rPr>
@@ -14665,7 +15308,7 @@
           <w:i/>
           <w:sz w:val="18"/>
         </w:rPr>
-        <w:t>Clinical Case Reports</w:t>
+        <w:t>Integrative Medicine Reports</w:t>
       </w:r>
       <w:r>
         <w:rPr>
@@ -14691,42 +15334,43 @@
           <w:color w:val="1F3864"/>
           <w:sz w:val="18"/>
         </w:rPr>
-        <w:t xml:space="preserve">164. </w:t>
-      </w:r>
-      <w:r>
-        <w:rPr>
-          <w:rFonts w:ascii="Arial" w:hAnsi="Arial"/>
-          <w:b w:val="0"/>
-          <w:i w:val="0"/>
-          <w:sz w:val="18"/>
-        </w:rPr>
-        <w:t xml:space="preserve">Fallahi MJ, Nikandish R, Ziaian B, </w:t>
-      </w:r>
-      <w:r>
-        <w:rPr>
-          <w:rFonts w:ascii="Arial" w:hAnsi="Arial"/>
-          <w:b/>
-          <w:i w:val="0"/>
-          <w:sz w:val="18"/>
-        </w:rPr>
-        <w:t>Shahriarirad R*</w:t>
-      </w:r>
-      <w:r>
-        <w:rPr>
-          <w:rFonts w:ascii="Arial" w:hAnsi="Arial"/>
-          <w:b w:val="0"/>
-          <w:i w:val="0"/>
-          <w:sz w:val="18"/>
-        </w:rPr>
-      </w:r>
-      <w:r>
-        <w:rPr>
-          <w:rFonts w:ascii="Arial" w:hAnsi="Arial"/>
-          <w:b w:val="0"/>
-          <w:i w:val="0"/>
-          <w:sz w:val="18"/>
-        </w:rPr>
-        <w:t xml:space="preserve"> Near-Complete Tracheal Obstruction Due to Mucormycosis: Report of Two Cases. </w:t>
+        <w:t xml:space="preserve">172. </w:t>
+      </w:r>
+      <w:r>
+        <w:rPr>
+          <w:rFonts w:ascii="Arial" w:hAnsi="Arial"/>
+          <w:b w:val="0"/>
+          <w:i w:val="0"/>
+          <w:sz w:val="18"/>
+        </w:rPr>
+        <w:t xml:space="preserve">Akhlaghi Kalahroodi M, Loghman M, Ramezanpoor M, </w:t>
+      </w:r>
+      <w:r>
+        <w:rPr>
+          <w:rFonts w:ascii="Arial" w:hAnsi="Arial"/>
+          <w:b/>
+          <w:i w:val="0"/>
+          <w:sz w:val="18"/>
+        </w:rPr>
+        <w:t>Shahriarirad R</w:t>
+      </w:r>
+      <w:r>
+        <w:rPr>
+          <w:rFonts w:ascii="Arial" w:hAnsi="Arial"/>
+          <w:b w:val="0"/>
+          <w:i w:val="0"/>
+          <w:sz w:val="18"/>
+        </w:rPr>
+        <w:t>, Rahmanian E*</w:t>
+      </w:r>
+      <w:r>
+        <w:rPr>
+          <w:rFonts w:ascii="Arial" w:hAnsi="Arial"/>
+          <w:b w:val="0"/>
+          <w:i w:val="0"/>
+          <w:sz w:val="18"/>
+        </w:rPr>
+        <w:t xml:space="preserve"> Antineutrophil Cytoplasmic Antibody-associated Vasculitis in Presence of Positive Antiphospholipid Antibody: A Case Report. </w:t>
       </w:r>
       <w:r>
         <w:rPr>
@@ -14735,7 +15379,7 @@
           <w:i/>
           <w:sz w:val="18"/>
         </w:rPr>
-        <w:t>Clinical Case Reports</w:t>
+        <w:t>BMC Journal of Medical Case Reports</w:t>
       </w:r>
       <w:r>
         <w:rPr>
@@ -14761,43 +15405,43 @@
           <w:color w:val="1F3864"/>
           <w:sz w:val="18"/>
         </w:rPr>
-        <w:t xml:space="preserve">165. </w:t>
-      </w:r>
-      <w:r>
-        <w:rPr>
-          <w:rFonts w:ascii="Arial" w:hAnsi="Arial"/>
-          <w:b w:val="0"/>
-          <w:i w:val="0"/>
-          <w:sz w:val="18"/>
-        </w:rPr>
-        <w:t xml:space="preserve">Rezvani A, </w:t>
-      </w:r>
-      <w:r>
-        <w:rPr>
-          <w:rFonts w:ascii="Arial" w:hAnsi="Arial"/>
-          <w:b/>
-          <w:i w:val="0"/>
-          <w:sz w:val="18"/>
-        </w:rPr>
-        <w:t>Shahriarirad R*</w:t>
-      </w:r>
-      <w:r>
-        <w:rPr>
-          <w:rFonts w:ascii="Arial" w:hAnsi="Arial"/>
-          <w:b w:val="0"/>
-          <w:i w:val="0"/>
-          <w:sz w:val="18"/>
-        </w:rPr>
-        <w:t>, Erfani A, Ranjbar K</w:t>
-      </w:r>
-      <w:r>
-        <w:rPr>
-          <w:rFonts w:ascii="Arial" w:hAnsi="Arial"/>
-          <w:b w:val="0"/>
-          <w:i w:val="0"/>
-          <w:sz w:val="18"/>
-        </w:rPr>
-        <w:t xml:space="preserve"> Primary Malignant Epithelioid Hemangioendothelioma of the Pleura: A Review and Report of a Novel Case. </w:t>
+        <w:t xml:space="preserve">173. </w:t>
+      </w:r>
+      <w:r>
+        <w:rPr>
+          <w:rFonts w:ascii="Arial" w:hAnsi="Arial"/>
+          <w:b w:val="0"/>
+          <w:i w:val="0"/>
+          <w:sz w:val="18"/>
+        </w:rPr>
+        <w:t xml:space="preserve">Bahador A, Forooghi M, </w:t>
+      </w:r>
+      <w:r>
+        <w:rPr>
+          <w:rFonts w:ascii="Arial" w:hAnsi="Arial"/>
+          <w:b/>
+          <w:i w:val="0"/>
+          <w:sz w:val="18"/>
+        </w:rPr>
+        <w:t>Shahriarirad R</w:t>
+      </w:r>
+      <w:r>
+        <w:rPr>
+          <w:rFonts w:ascii="Arial" w:hAnsi="Arial"/>
+          <w:b w:val="0"/>
+          <w:i w:val="0"/>
+          <w:sz w:val="18"/>
+        </w:rPr>
+        <w:t>, Geramizadeh B, Ataollahi M, Kamran H*</w:t>
+      </w:r>
+      <w:r>
+        <w:rPr>
+          <w:rFonts w:ascii="Arial" w:hAnsi="Arial"/>
+          <w:b w:val="0"/>
+          <w:i w:val="0"/>
+          <w:sz w:val="18"/>
+        </w:rPr>
+        <w:t xml:space="preserve"> A Large Undifferentiated Sarcoma of the Liver in a 13-year-old Girl Treated with Anatomical Resection: A Case Report and Review of the Literature. </w:t>
       </w:r>
       <w:r>
         <w:rPr>
@@ -14806,7 +15450,7 @@
           <w:i/>
           <w:sz w:val="18"/>
         </w:rPr>
-        <w:t>Clinical Case Reports</w:t>
+        <w:t>BMC Gastroenterology</w:t>
       </w:r>
       <w:r>
         <w:rPr>
@@ -14832,43 +15476,42 @@
           <w:color w:val="1F3864"/>
           <w:sz w:val="18"/>
         </w:rPr>
-        <w:t xml:space="preserve">166. </w:t>
-      </w:r>
-      <w:r>
-        <w:rPr>
-          <w:rFonts w:ascii="Arial" w:hAnsi="Arial"/>
-          <w:b w:val="0"/>
-          <w:i w:val="0"/>
-          <w:sz w:val="18"/>
-        </w:rPr>
-        <w:t xml:space="preserve">Mardani P, Kamran H, Ayare N, </w:t>
-      </w:r>
-      <w:r>
-        <w:rPr>
-          <w:rFonts w:ascii="Arial" w:hAnsi="Arial"/>
-          <w:b/>
-          <w:i w:val="0"/>
-          <w:sz w:val="18"/>
-        </w:rPr>
-        <w:t>Shahriarirad R*</w:t>
-      </w:r>
-      <w:r>
-        <w:rPr>
-          <w:rFonts w:ascii="Arial" w:hAnsi="Arial"/>
-          <w:b w:val="0"/>
-          <w:i w:val="0"/>
-          <w:sz w:val="18"/>
-        </w:rPr>
-        <w:t>, Anbardar MH, Amirian A</w:t>
-      </w:r>
-      <w:r>
-        <w:rPr>
-          <w:rFonts w:ascii="Arial" w:hAnsi="Arial"/>
-          <w:b w:val="0"/>
-          <w:i w:val="0"/>
-          <w:sz w:val="18"/>
-        </w:rPr>
-        <w:t xml:space="preserve"> Subscapular Elastofibrolipoma Treated with Marginal Resection: A Report of Two Rare Cases. </w:t>
+        <w:t xml:space="preserve">174. </w:t>
+      </w:r>
+      <w:r>
+        <w:rPr>
+          <w:rFonts w:ascii="Arial" w:hAnsi="Arial"/>
+          <w:b w:val="0"/>
+          <w:i w:val="0"/>
+          <w:sz w:val="18"/>
+        </w:rPr>
+        <w:t xml:space="preserve">Forooghi M, Hooman K*, </w:t>
+      </w:r>
+      <w:r>
+        <w:rPr>
+          <w:rFonts w:ascii="Arial" w:hAnsi="Arial"/>
+          <w:b/>
+          <w:i w:val="0"/>
+          <w:sz w:val="18"/>
+        </w:rPr>
+        <w:t>Shahriarirad R</w:t>
+      </w:r>
+      <w:r>
+        <w:rPr>
+          <w:rFonts w:ascii="Arial" w:hAnsi="Arial"/>
+          <w:b w:val="0"/>
+          <w:i w:val="0"/>
+          <w:sz w:val="18"/>
+        </w:rPr>
+      </w:r>
+      <w:r>
+        <w:rPr>
+          <w:rFonts w:ascii="Arial" w:hAnsi="Arial"/>
+          <w:b w:val="0"/>
+          <w:i w:val="0"/>
+          <w:sz w:val="18"/>
+        </w:rPr>
+        <w:t xml:space="preserve"> Management of Asymptomatic Perforation of a Pediatric Rectal Foreign Body into the Peritoneal Cavity Retrieved with Laparoscopy: A Case Report. </w:t>
       </w:r>
       <w:r>
         <w:rPr>
@@ -14877,7 +15520,7 @@
           <w:i/>
           <w:sz w:val="18"/>
         </w:rPr>
-        <w:t>Journal of Medical Case Reports</w:t>
+        <w:t>Case Reports in Medicine</w:t>
       </w:r>
       <w:r>
         <w:rPr>
@@ -14887,7 +15530,7 @@
           <w:color w:val="6B84A0"/>
           <w:sz w:val="18"/>
         </w:rPr>
-        <w:t xml:space="preserve"> (2022)</w:t>
+        <w:t xml:space="preserve"> (2021)</w:t>
       </w:r>
     </w:p>
     <w:p>
@@ -14903,42 +15546,43 @@
           <w:color w:val="1F3864"/>
           <w:sz w:val="18"/>
         </w:rPr>
-        <w:t xml:space="preserve">167. </w:t>
-      </w:r>
-      <w:r>
-        <w:rPr>
-          <w:rFonts w:ascii="Arial" w:hAnsi="Arial"/>
-          <w:b w:val="0"/>
-          <w:i w:val="0"/>
-          <w:sz w:val="18"/>
-        </w:rPr>
-        <w:t xml:space="preserve">Meshkati Yazd SM, Bayati H, Nabavizadeh SS, </w:t>
-      </w:r>
-      <w:r>
-        <w:rPr>
-          <w:rFonts w:ascii="Arial" w:hAnsi="Arial"/>
-          <w:b/>
-          <w:i w:val="0"/>
-          <w:sz w:val="18"/>
-        </w:rPr>
-        <w:t>Shahriarirad R*</w:t>
-      </w:r>
-      <w:r>
-        <w:rPr>
-          <w:rFonts w:ascii="Arial" w:hAnsi="Arial"/>
-          <w:b w:val="0"/>
-          <w:i w:val="0"/>
-          <w:sz w:val="18"/>
-        </w:rPr>
-      </w:r>
-      <w:r>
-        <w:rPr>
-          <w:rFonts w:ascii="Arial" w:hAnsi="Arial"/>
-          <w:b w:val="0"/>
-          <w:i w:val="0"/>
-          <w:sz w:val="18"/>
-        </w:rPr>
-        <w:t xml:space="preserve"> Gallbladder Agenesis without Additional Biliary Tracts Abnormality. </w:t>
+        <w:t xml:space="preserve">175. </w:t>
+      </w:r>
+      <w:r>
+        <w:rPr>
+          <w:rFonts w:ascii="Arial" w:hAnsi="Arial"/>
+          <w:b w:val="0"/>
+          <w:i w:val="0"/>
+          <w:sz w:val="18"/>
+        </w:rPr>
+        <w:t xml:space="preserve">Abbasi R, Javanmardi F*, Mokhtari A, Hosseinpour P, </w:t>
+      </w:r>
+      <w:r>
+        <w:rPr>
+          <w:rFonts w:ascii="Arial" w:hAnsi="Arial"/>
+          <w:b/>
+          <w:i w:val="0"/>
+          <w:sz w:val="18"/>
+        </w:rPr>
+        <w:t>Shahriarirad R</w:t>
+      </w:r>
+      <w:r>
+        <w:rPr>
+          <w:rFonts w:ascii="Arial" w:hAnsi="Arial"/>
+          <w:b w:val="0"/>
+          <w:i w:val="0"/>
+          <w:sz w:val="18"/>
+        </w:rPr>
+        <w:t>, Ebrahimi K</w:t>
+      </w:r>
+      <w:r>
+        <w:rPr>
+          <w:rFonts w:ascii="Arial" w:hAnsi="Arial"/>
+          <w:b w:val="0"/>
+          <w:i w:val="0"/>
+          <w:sz w:val="18"/>
+        </w:rPr>
+        <w:t xml:space="preserve"> Management of Pleural Empyema in a 12-year-old Obese Patient with COVID-19: A Pediatric Case Report. </w:t>
       </w:r>
       <w:r>
         <w:rPr>
@@ -14947,7 +15591,7 @@
           <w:i/>
           <w:sz w:val="18"/>
         </w:rPr>
-        <w:t>Case Reports in Gastrointestinal Medicine</w:t>
+        <w:t>BMC Pediatrics</w:t>
       </w:r>
       <w:r>
         <w:rPr>
@@ -14957,7 +15601,7 @@
           <w:color w:val="6B84A0"/>
           <w:sz w:val="18"/>
         </w:rPr>
-        <w:t xml:space="preserve"> (2022)</w:t>
+        <w:t xml:space="preserve"> (2021)</w:t>
       </w:r>
     </w:p>
     <w:p>
@@ -14973,42 +15617,43 @@
           <w:color w:val="1F3864"/>
           <w:sz w:val="18"/>
         </w:rPr>
-        <w:t xml:space="preserve">168. </w:t>
-      </w:r>
-      <w:r>
-        <w:rPr>
-          <w:rFonts w:ascii="Arial" w:hAnsi="Arial"/>
-          <w:b w:val="0"/>
-          <w:i w:val="0"/>
-          <w:sz w:val="18"/>
-        </w:rPr>
-        <w:t xml:space="preserve">Mardani P, Fallahi MM, Kamran H, </w:t>
-      </w:r>
-      <w:r>
-        <w:rPr>
-          <w:rFonts w:ascii="Arial" w:hAnsi="Arial"/>
-          <w:b/>
-          <w:i w:val="0"/>
-          <w:sz w:val="18"/>
-        </w:rPr>
-        <w:t>Shahriarirad R*</w:t>
-      </w:r>
-      <w:r>
-        <w:rPr>
-          <w:rFonts w:ascii="Arial" w:hAnsi="Arial"/>
-          <w:b w:val="0"/>
-          <w:i w:val="0"/>
-          <w:sz w:val="18"/>
-        </w:rPr>
-      </w:r>
-      <w:r>
-        <w:rPr>
-          <w:rFonts w:ascii="Arial" w:hAnsi="Arial"/>
-          <w:b w:val="0"/>
-          <w:i w:val="0"/>
-          <w:sz w:val="18"/>
-        </w:rPr>
-        <w:t xml:space="preserve"> Mediastinal Thymoma in A Patient with Previous Rectal and Breast Cancers: A Report of a Case with Multiple Primary Cancers and Review of Literature. </w:t>
+        <w:t xml:space="preserve">176. </w:t>
+      </w:r>
+      <w:r>
+        <w:rPr>
+          <w:rFonts w:ascii="Arial" w:hAnsi="Arial"/>
+          <w:b w:val="0"/>
+          <w:i w:val="0"/>
+          <w:sz w:val="18"/>
+        </w:rPr>
+        <w:t xml:space="preserve">Ghoddusi Johari H, Erfani MA, Erfani A*, </w:t>
+      </w:r>
+      <w:r>
+        <w:rPr>
+          <w:rFonts w:ascii="Arial" w:hAnsi="Arial"/>
+          <w:b/>
+          <w:i w:val="0"/>
+          <w:sz w:val="18"/>
+        </w:rPr>
+        <w:t>Shahriarirad R</w:t>
+      </w:r>
+      <w:r>
+        <w:rPr>
+          <w:rFonts w:ascii="Arial" w:hAnsi="Arial"/>
+          <w:b w:val="0"/>
+          <w:i w:val="0"/>
+          <w:sz w:val="18"/>
+        </w:rPr>
+        <w:t>, Karami MM</w:t>
+      </w:r>
+      <w:r>
+        <w:rPr>
+          <w:rFonts w:ascii="Arial" w:hAnsi="Arial"/>
+          <w:b w:val="0"/>
+          <w:i w:val="0"/>
+          <w:sz w:val="18"/>
+        </w:rPr>
+        <w:t xml:space="preserve"> Profunda Brachii Pseudoaneurysm following Supracondylar Fracture of Humerus Repair in an 8-Year-Old Boy: A Case Report and Review of Literature. </w:t>
       </w:r>
       <w:r>
         <w:rPr>
@@ -15017,7 +15662,7 @@
           <w:i/>
           <w:sz w:val="18"/>
         </w:rPr>
-        <w:t>Clinical Case Reports</w:t>
+        <w:t>Case Reports in Orthopedics</w:t>
       </w:r>
       <w:r>
         <w:rPr>
@@ -15027,7 +15672,7 @@
           <w:color w:val="6B84A0"/>
           <w:sz w:val="18"/>
         </w:rPr>
-        <w:t xml:space="preserve"> (2022)</w:t>
+        <w:t xml:space="preserve"> (2021)</w:t>
       </w:r>
     </w:p>
     <w:p>
@@ -15043,16 +15688,15 @@
           <w:color w:val="1F3864"/>
           <w:sz w:val="18"/>
         </w:rPr>
-        <w:t xml:space="preserve">169. </w:t>
-      </w:r>
-      <w:r>
-        <w:rPr>
-          <w:rFonts w:ascii="Arial" w:hAnsi="Arial"/>
-          <w:b w:val="0"/>
-          <w:i w:val="0"/>
-          <w:sz w:val="18"/>
-        </w:rPr>
-        <w:t xml:space="preserve">Mardani P, Ebrahimi K, </w:t>
+        <w:t xml:space="preserve">177. </w:t>
+      </w:r>
+      <w:r>
+        <w:rPr>
+          <w:rFonts w:ascii="Arial" w:hAnsi="Arial"/>
+          <w:b w:val="0"/>
+          <w:i w:val="0"/>
+          <w:sz w:val="18"/>
+        </w:rPr>
       </w:r>
       <w:r>
         <w:rPr>
@@ -15070,16 +15714,16 @@
           <w:i w:val="0"/>
           <w:sz w:val="18"/>
         </w:rPr>
-        <w:t>, Geramizadeh B, Kamran H*, Ziaian B, Amirian A</w:t>
-      </w:r>
-      <w:r>
-        <w:rPr>
-          <w:rFonts w:ascii="Arial" w:hAnsi="Arial"/>
-          <w:b w:val="0"/>
-          <w:i w:val="0"/>
-          <w:sz w:val="18"/>
-        </w:rPr>
-        <w:t xml:space="preserve"> Tracheal Myoepithelioma Resected by Using Rigid Bronchoscopy: A Case Report and Review of the Literature. </w:t>
+        <w:t>, Sanaei Dashti A*, Hajiani Ghotbabadi S</w:t>
+      </w:r>
+      <w:r>
+        <w:rPr>
+          <w:rFonts w:ascii="Arial" w:hAnsi="Arial"/>
+          <w:b w:val="0"/>
+          <w:i w:val="0"/>
+          <w:sz w:val="18"/>
+        </w:rPr>
+        <w:t xml:space="preserve"> Multisystem Inflammatory Syndrome with Features of Atypical Kawasaki Disease during the COVID-19 Pandemic. </w:t>
       </w:r>
       <w:r>
         <w:rPr>
@@ -15088,7 +15732,7 @@
           <w:i/>
           <w:sz w:val="18"/>
         </w:rPr>
-        <w:t>Journal of Cardiothoracic Surgery</w:t>
+        <w:t>Case Reports in Pediatrics</w:t>
       </w:r>
       <w:r>
         <w:rPr>
@@ -15098,7 +15742,7 @@
           <w:color w:val="6B84A0"/>
           <w:sz w:val="18"/>
         </w:rPr>
-        <w:t xml:space="preserve"> (2022)</w:t>
+        <w:t xml:space="preserve"> (2021)</w:t>
       </w:r>
     </w:p>
     <w:p>
@@ -15114,42 +15758,42 @@
           <w:color w:val="1F3864"/>
           <w:sz w:val="18"/>
         </w:rPr>
-        <w:t xml:space="preserve">170. </w:t>
-      </w:r>
-      <w:r>
-        <w:rPr>
-          <w:rFonts w:ascii="Arial" w:hAnsi="Arial"/>
-          <w:b w:val="0"/>
-          <w:i w:val="0"/>
-          <w:sz w:val="18"/>
-        </w:rPr>
-        <w:t xml:space="preserve">Hosseinzadeh A, Moeini Farsani M, Mahmoudi MM, Tadayon SMK, Ghoddusi Johari H, </w:t>
-      </w:r>
-      <w:r>
-        <w:rPr>
-          <w:rFonts w:ascii="Arial" w:hAnsi="Arial"/>
-          <w:b/>
-          <w:i w:val="0"/>
-          <w:sz w:val="18"/>
-        </w:rPr>
-        <w:t>Shahriarirad R*</w:t>
-      </w:r>
-      <w:r>
-        <w:rPr>
-          <w:rFonts w:ascii="Arial" w:hAnsi="Arial"/>
-          <w:b w:val="0"/>
-          <w:i w:val="0"/>
-          <w:sz w:val="18"/>
-        </w:rPr>
-      </w:r>
-      <w:r>
-        <w:rPr>
-          <w:rFonts w:ascii="Arial" w:hAnsi="Arial"/>
-          <w:b w:val="0"/>
-          <w:i w:val="0"/>
-          <w:sz w:val="18"/>
-        </w:rPr>
-        <w:t xml:space="preserve"> Simultaneous Retrograde Venous and Anterograde Arterial Bullet Embolism: A Rare Case Report of Shotgun Pellet Embolism to the Heart and Popliteal Artery. </w:t>
+        <w:t xml:space="preserve">178. </w:t>
+      </w:r>
+      <w:r>
+        <w:rPr>
+          <w:rFonts w:ascii="Arial" w:hAnsi="Arial"/>
+          <w:b w:val="0"/>
+          <w:i w:val="0"/>
+          <w:sz w:val="18"/>
+        </w:rPr>
+        <w:t xml:space="preserve">Basiratnia M, Derakhshan D*, Foloudi D, Ranjbar K, </w:t>
+      </w:r>
+      <w:r>
+        <w:rPr>
+          <w:rFonts w:ascii="Arial" w:hAnsi="Arial"/>
+          <w:b/>
+          <w:i w:val="0"/>
+          <w:sz w:val="18"/>
+        </w:rPr>
+        <w:t>Shahriarirad R</w:t>
+      </w:r>
+      <w:r>
+        <w:rPr>
+          <w:rFonts w:ascii="Arial" w:hAnsi="Arial"/>
+          <w:b w:val="0"/>
+          <w:i w:val="0"/>
+          <w:sz w:val="18"/>
+        </w:rPr>
+      </w:r>
+      <w:r>
+        <w:rPr>
+          <w:rFonts w:ascii="Arial" w:hAnsi="Arial"/>
+          <w:b w:val="0"/>
+          <w:i w:val="0"/>
+          <w:sz w:val="18"/>
+        </w:rPr>
+        <w:t xml:space="preserve"> ROHHAD Syndrome an Inconspicuous Cause of Hypernatremia: A Case Report. </w:t>
       </w:r>
       <w:r>
         <w:rPr>
@@ -15158,7 +15802,7 @@
           <w:i/>
           <w:sz w:val="18"/>
         </w:rPr>
-        <w:t>BMC Journal of Medical Case Reports</w:t>
+        <w:t>Iranian Journal of Kidney Diseases</w:t>
       </w:r>
       <w:r>
         <w:rPr>
@@ -15168,7 +15812,7 @@
           <w:color w:val="6B84A0"/>
           <w:sz w:val="18"/>
         </w:rPr>
-        <w:t xml:space="preserve"> (2022)</w:t>
+        <w:t xml:space="preserve"> (2021)</w:t>
       </w:r>
     </w:p>
     <w:p>
@@ -15184,16 +15828,16 @@
           <w:color w:val="1F3864"/>
           <w:sz w:val="18"/>
         </w:rPr>
-        <w:t xml:space="preserve">171. </w:t>
-      </w:r>
-      <w:r>
-        <w:rPr>
-          <w:rFonts w:ascii="Arial" w:hAnsi="Arial"/>
-          <w:b w:val="0"/>
-          <w:i w:val="0"/>
-          <w:sz w:val="18"/>
-        </w:rPr>
-        <w:t xml:space="preserve">Jaladat AM, Zareifar S, Daneshfard B*, </w:t>
+        <w:t xml:space="preserve">179. </w:t>
+      </w:r>
+      <w:r>
+        <w:rPr>
+          <w:rFonts w:ascii="Arial" w:hAnsi="Arial"/>
+          <w:b w:val="0"/>
+          <w:i w:val="0"/>
+          <w:sz w:val="18"/>
+        </w:rPr>
+        <w:t xml:space="preserve">Jaladat AM, Ranjbar K*, </w:t>
       </w:r>
       <w:r>
         <w:rPr>
@@ -15211,15 +15855,16 @@
           <w:i w:val="0"/>
           <w:sz w:val="18"/>
         </w:rPr>
-      </w:r>
-      <w:r>
-        <w:rPr>
-          <w:rFonts w:ascii="Arial" w:hAnsi="Arial"/>
-          <w:b w:val="0"/>
-          <w:i w:val="0"/>
-          <w:sz w:val="18"/>
-        </w:rPr>
-        <w:t xml:space="preserve"> Management of Drug-Induced Liver Injury with Persian Medicine: Case Report. </w:t>
+        <w:t>, Salehi Z</w:t>
+      </w:r>
+      <w:r>
+        <w:rPr>
+          <w:rFonts w:ascii="Arial" w:hAnsi="Arial"/>
+          <w:b w:val="0"/>
+          <w:i w:val="0"/>
+          <w:sz w:val="18"/>
+        </w:rPr>
+        <w:t xml:space="preserve"> Successful Use of 'Ma'oljobon', a Persian Medicine Product, in a Patient with Severe Chronic Cough: A Case Report. </w:t>
       </w:r>
       <w:r>
         <w:rPr>
@@ -15228,7 +15873,7 @@
           <w:i/>
           <w:sz w:val="18"/>
         </w:rPr>
-        <w:t>Integrative Medicine Reports</w:t>
+        <w:t>Advances in Integrative Medicine</w:t>
       </w:r>
       <w:r>
         <w:rPr>
@@ -15238,7 +15883,7 @@
           <w:color w:val="6B84A0"/>
           <w:sz w:val="18"/>
         </w:rPr>
-        <w:t xml:space="preserve"> (2022)</w:t>
+        <w:t xml:space="preserve"> (2021)</w:t>
       </w:r>
     </w:p>
     <w:p>
@@ -15254,16 +15899,16 @@
           <w:color w:val="1F3864"/>
           <w:sz w:val="18"/>
         </w:rPr>
-        <w:t xml:space="preserve">172. </w:t>
-      </w:r>
-      <w:r>
-        <w:rPr>
-          <w:rFonts w:ascii="Arial" w:hAnsi="Arial"/>
-          <w:b w:val="0"/>
-          <w:i w:val="0"/>
-          <w:sz w:val="18"/>
-        </w:rPr>
-        <w:t xml:space="preserve">Akhlaghi Kalahroodi M, Loghman M, Ramezanpoor M, </w:t>
+        <w:t xml:space="preserve">180. </w:t>
+      </w:r>
+      <w:r>
+        <w:rPr>
+          <w:rFonts w:ascii="Arial" w:hAnsi="Arial"/>
+          <w:b w:val="0"/>
+          <w:i w:val="0"/>
+          <w:sz w:val="18"/>
+        </w:rPr>
+        <w:t xml:space="preserve">Amirian A, </w:t>
       </w:r>
       <w:r>
         <w:rPr>
@@ -15281,16 +15926,16 @@
           <w:i w:val="0"/>
           <w:sz w:val="18"/>
         </w:rPr>
-        <w:t>, Rahmanian E*</w:t>
-      </w:r>
-      <w:r>
-        <w:rPr>
-          <w:rFonts w:ascii="Arial" w:hAnsi="Arial"/>
-          <w:b w:val="0"/>
-          <w:i w:val="0"/>
-          <w:sz w:val="18"/>
-        </w:rPr>
-        <w:t xml:space="preserve"> Antineutrophil Cytoplasmic Antibody-associated Vasculitis in Presence of Positive Antiphospholipid Antibody: A Case Report. </w:t>
+        <w:t>, Mardani P, Salimi M*</w:t>
+      </w:r>
+      <w:r>
+        <w:rPr>
+          <w:rFonts w:ascii="Arial" w:hAnsi="Arial"/>
+          <w:b w:val="0"/>
+          <w:i w:val="0"/>
+          <w:sz w:val="18"/>
+        </w:rPr>
+        <w:t xml:space="preserve"> Non-operative Management of Bilateral Contained Thoracic Esophageal Perforation: A Case Report. </w:t>
       </w:r>
       <w:r>
         <w:rPr>
@@ -15299,7 +15944,7 @@
           <w:i/>
           <w:sz w:val="18"/>
         </w:rPr>
-        <w:t>BMC Journal of Medical Case Reports</w:t>
+        <w:t>BMC Surgery</w:t>
       </w:r>
       <w:r>
         <w:rPr>
@@ -15309,7 +15954,7 @@
           <w:color w:val="6B84A0"/>
           <w:sz w:val="18"/>
         </w:rPr>
-        <w:t xml:space="preserve"> (2022)</w:t>
+        <w:t xml:space="preserve"> (2021)</w:t>
       </w:r>
     </w:p>
     <w:p>
@@ -15325,43 +15970,43 @@
           <w:color w:val="1F3864"/>
           <w:sz w:val="18"/>
         </w:rPr>
-        <w:t xml:space="preserve">173. </w:t>
-      </w:r>
-      <w:r>
-        <w:rPr>
-          <w:rFonts w:ascii="Arial" w:hAnsi="Arial"/>
-          <w:b w:val="0"/>
-          <w:i w:val="0"/>
-          <w:sz w:val="18"/>
-        </w:rPr>
-        <w:t xml:space="preserve">Bahador A, Forooghi M, </w:t>
-      </w:r>
-      <w:r>
-        <w:rPr>
-          <w:rFonts w:ascii="Arial" w:hAnsi="Arial"/>
-          <w:b/>
-          <w:i w:val="0"/>
-          <w:sz w:val="18"/>
-        </w:rPr>
-        <w:t>Shahriarirad R</w:t>
-      </w:r>
-      <w:r>
-        <w:rPr>
-          <w:rFonts w:ascii="Arial" w:hAnsi="Arial"/>
-          <w:b w:val="0"/>
-          <w:i w:val="0"/>
-          <w:sz w:val="18"/>
-        </w:rPr>
-        <w:t>, Geramizadeh B, Ataollahi M, Kamran H*</w:t>
-      </w:r>
-      <w:r>
-        <w:rPr>
-          <w:rFonts w:ascii="Arial" w:hAnsi="Arial"/>
-          <w:b w:val="0"/>
-          <w:i w:val="0"/>
-          <w:sz w:val="18"/>
-        </w:rPr>
-        <w:t xml:space="preserve"> A Large Undifferentiated Sarcoma of the Liver in a 13-year-old Girl Treated with Anatomical Resection: A Case Report and Review of the Literature. </w:t>
+        <w:t xml:space="preserve">181. </w:t>
+      </w:r>
+      <w:r>
+        <w:rPr>
+          <w:rFonts w:ascii="Arial" w:hAnsi="Arial"/>
+          <w:b w:val="0"/>
+          <w:i w:val="0"/>
+          <w:sz w:val="18"/>
+        </w:rPr>
+        <w:t xml:space="preserve">Mardani P, </w:t>
+      </w:r>
+      <w:r>
+        <w:rPr>
+          <w:rFonts w:ascii="Arial" w:hAnsi="Arial"/>
+          <w:b/>
+          <w:i w:val="0"/>
+          <w:sz w:val="18"/>
+        </w:rPr>
+        <w:t>Shahriarirad R*</w:t>
+      </w:r>
+      <w:r>
+        <w:rPr>
+          <w:rFonts w:ascii="Arial" w:hAnsi="Arial"/>
+          <w:b w:val="0"/>
+          <w:i w:val="0"/>
+          <w:sz w:val="18"/>
+        </w:rPr>
+        <w:t>, Erfani A, Ranjbar K, Ziaian B, Amirian A, Kamran H</w:t>
+      </w:r>
+      <w:r>
+        <w:rPr>
+          <w:rFonts w:ascii="Arial" w:hAnsi="Arial"/>
+          <w:b w:val="0"/>
+          <w:i w:val="0"/>
+          <w:sz w:val="18"/>
+        </w:rPr>
+        <w:t xml:space="preserve"> Main Bronchus Penetration by Thoracostomy Tube: A Rare Inadvertent Complication. </w:t>
       </w:r>
       <w:r>
         <w:rPr>
@@ -15370,7 +16015,7 @@
           <w:i/>
           <w:sz w:val="18"/>
         </w:rPr>
-        <w:t>BMC Gastroenterology</w:t>
+        <w:t>Bulletin of Emergency and Trauma</w:t>
       </w:r>
       <w:r>
         <w:rPr>
@@ -15380,7 +16025,7 @@
           <w:color w:val="6B84A0"/>
           <w:sz w:val="18"/>
         </w:rPr>
-        <w:t xml:space="preserve"> (2022)</w:t>
+        <w:t xml:space="preserve"> (2021)</w:t>
       </w:r>
     </w:p>
     <w:p>
@@ -15396,16 +16041,16 @@
           <w:color w:val="1F3864"/>
           <w:sz w:val="18"/>
         </w:rPr>
-        <w:t xml:space="preserve">174. </w:t>
-      </w:r>
-      <w:r>
-        <w:rPr>
-          <w:rFonts w:ascii="Arial" w:hAnsi="Arial"/>
-          <w:b w:val="0"/>
-          <w:i w:val="0"/>
-          <w:sz w:val="18"/>
-        </w:rPr>
-        <w:t xml:space="preserve">Forooghi M, Hooman K*, </w:t>
+        <w:t xml:space="preserve">182. </w:t>
+      </w:r>
+      <w:r>
+        <w:rPr>
+          <w:rFonts w:ascii="Arial" w:hAnsi="Arial"/>
+          <w:b w:val="0"/>
+          <w:i w:val="0"/>
+          <w:sz w:val="18"/>
+        </w:rPr>
+        <w:t xml:space="preserve">Zareshahrabadi Z, Sarkari B, Shamsolvaezin N, Ziaian B, Tootoonchi A, </w:t>
       </w:r>
       <w:r>
         <w:rPr>
@@ -15423,15 +16068,16 @@
           <w:i w:val="0"/>
           <w:sz w:val="18"/>
         </w:rPr>
-      </w:r>
-      <w:r>
-        <w:rPr>
-          <w:rFonts w:ascii="Arial" w:hAnsi="Arial"/>
-          <w:b w:val="0"/>
-          <w:i w:val="0"/>
-          <w:sz w:val="18"/>
-        </w:rPr>
-        <w:t xml:space="preserve"> Management of Asymptomatic Perforation of a Pediatric Rectal Foreign Body into the Peritoneal Cavity Retrieved with Laparoscopy: A Case Report. </w:t>
+        <w:t>, Erfani A</w:t>
+      </w:r>
+      <w:r>
+        <w:rPr>
+          <w:rFonts w:ascii="Arial" w:hAnsi="Arial"/>
+          <w:b w:val="0"/>
+          <w:i w:val="0"/>
+          <w:sz w:val="18"/>
+        </w:rPr>
+        <w:t xml:space="preserve"> Concomitant Pulmonary Hydatid Cyst and Aspergilloma: A Rare Co-infection. </w:t>
       </w:r>
       <w:r>
         <w:rPr>
@@ -15440,7 +16086,7 @@
           <w:i/>
           <w:sz w:val="18"/>
         </w:rPr>
-        <w:t>Case Reports in Medicine</w:t>
+        <w:t>Case Reports in Infectious Diseases</w:t>
       </w:r>
       <w:r>
         <w:rPr>
@@ -15450,7 +16096,7 @@
           <w:color w:val="6B84A0"/>
           <w:sz w:val="18"/>
         </w:rPr>
-        <w:t xml:space="preserve"> (2021)</w:t>
+        <w:t xml:space="preserve"> (2020)</w:t>
       </w:r>
     </w:p>
     <w:p>
@@ -15466,16 +16112,16 @@
           <w:color w:val="1F3864"/>
           <w:sz w:val="18"/>
         </w:rPr>
-        <w:t xml:space="preserve">175. </w:t>
-      </w:r>
-      <w:r>
-        <w:rPr>
-          <w:rFonts w:ascii="Arial" w:hAnsi="Arial"/>
-          <w:b w:val="0"/>
-          <w:i w:val="0"/>
-          <w:sz w:val="18"/>
-        </w:rPr>
-        <w:t xml:space="preserve">Abbasi R, Javanmardi F*, Mokhtari A, Hosseinpour P, </w:t>
+        <w:t xml:space="preserve">183. </w:t>
+      </w:r>
+      <w:r>
+        <w:rPr>
+          <w:rFonts w:ascii="Arial" w:hAnsi="Arial"/>
+          <w:b w:val="0"/>
+          <w:i w:val="0"/>
+          <w:sz w:val="18"/>
+        </w:rPr>
+        <w:t xml:space="preserve">Mardani P, Naseri R, Amirian A, </w:t>
       </w:r>
       <w:r>
         <w:rPr>
@@ -15493,16 +16139,16 @@
           <w:i w:val="0"/>
           <w:sz w:val="18"/>
         </w:rPr>
-        <w:t>, Ebrahimi K</w:t>
-      </w:r>
-      <w:r>
-        <w:rPr>
-          <w:rFonts w:ascii="Arial" w:hAnsi="Arial"/>
-          <w:b w:val="0"/>
-          <w:i w:val="0"/>
-          <w:sz w:val="18"/>
-        </w:rPr>
-        <w:t xml:space="preserve"> Management of Pleural Empyema in a 12-year-old Obese Patient with COVID-19: A Pediatric Case Report. </w:t>
+        <w:t>, Anbardar MH, Fouladi D*, Ranjbar K</w:t>
+      </w:r>
+      <w:r>
+        <w:rPr>
+          <w:rFonts w:ascii="Arial" w:hAnsi="Arial"/>
+          <w:b w:val="0"/>
+          <w:i w:val="0"/>
+          <w:sz w:val="18"/>
+        </w:rPr>
+        <w:t xml:space="preserve"> Intrapulmonary Mature Cystic Teratoma of the Lung: Case Report of a Rare Entity. </w:t>
       </w:r>
       <w:r>
         <w:rPr>
@@ -15511,7 +16157,7 @@
           <w:i/>
           <w:sz w:val="18"/>
         </w:rPr>
-        <w:t>BMC Pediatrics</w:t>
+        <w:t>BMC Surgery</w:t>
       </w:r>
       <w:r>
         <w:rPr>
@@ -15521,7 +16167,7 @@
           <w:color w:val="6B84A0"/>
           <w:sz w:val="18"/>
         </w:rPr>
-        <w:t xml:space="preserve"> (2021)</w:t>
+        <w:t xml:space="preserve"> (2020)</w:t>
       </w:r>
     </w:p>
     <w:p>
@@ -15537,16 +16183,16 @@
           <w:color w:val="1F3864"/>
           <w:sz w:val="18"/>
         </w:rPr>
-        <w:t xml:space="preserve">176. </w:t>
-      </w:r>
-      <w:r>
-        <w:rPr>
-          <w:rFonts w:ascii="Arial" w:hAnsi="Arial"/>
-          <w:b w:val="0"/>
-          <w:i w:val="0"/>
-          <w:sz w:val="18"/>
-        </w:rPr>
-        <w:t xml:space="preserve">Ghoddusi Johari H, Erfani MA, Erfani A*, </w:t>
+        <w:t xml:space="preserve">184. </w:t>
+      </w:r>
+      <w:r>
+        <w:rPr>
+          <w:rFonts w:ascii="Arial" w:hAnsi="Arial"/>
+          <w:b w:val="0"/>
+          <w:i w:val="0"/>
+          <w:sz w:val="18"/>
+        </w:rPr>
+        <w:t xml:space="preserve">Amirian A, Ghoddusi Johari H, Karoobi M*, </w:t>
       </w:r>
       <w:r>
         <w:rPr>
@@ -15564,16 +16210,16 @@
           <w:i w:val="0"/>
           <w:sz w:val="18"/>
         </w:rPr>
-        <w:t>, Karami MM</w:t>
-      </w:r>
-      <w:r>
-        <w:rPr>
-          <w:rFonts w:ascii="Arial" w:hAnsi="Arial"/>
-          <w:b w:val="0"/>
-          <w:i w:val="0"/>
-          <w:sz w:val="18"/>
-        </w:rPr>
-        <w:t xml:space="preserve"> Profunda Brachii Pseudoaneurysm following Supracondylar Fracture of Humerus Repair in an 8-Year-Old Boy: A Case Report and Review of Literature. </w:t>
+        <w:t>, Ranjbar K</w:t>
+      </w:r>
+      <w:r>
+        <w:rPr>
+          <w:rFonts w:ascii="Arial" w:hAnsi="Arial"/>
+          <w:b w:val="0"/>
+          <w:i w:val="0"/>
+          <w:sz w:val="18"/>
+        </w:rPr>
+        <w:t xml:space="preserve"> Internal Jugular Vein Injury by Fishbone Ingestion. </w:t>
       </w:r>
       <w:r>
         <w:rPr>
@@ -15582,7 +16228,7 @@
           <w:i/>
           <w:sz w:val="18"/>
         </w:rPr>
-        <w:t>Case Reports in Orthopedics</w:t>
+        <w:t>Case Reports in Surgery</w:t>
       </w:r>
       <w:r>
         <w:rPr>
@@ -15592,7 +16238,7 @@
           <w:color w:val="6B84A0"/>
           <w:sz w:val="18"/>
         </w:rPr>
-        <w:t xml:space="preserve"> (2021)</w:t>
+        <w:t xml:space="preserve"> (2020)</w:t>
       </w:r>
     </w:p>
     <w:p>
@@ -15608,42 +16254,42 @@
           <w:color w:val="1F3864"/>
           <w:sz w:val="18"/>
         </w:rPr>
-        <w:t xml:space="preserve">177. </w:t>
-      </w:r>
-      <w:r>
-        <w:rPr>
-          <w:rFonts w:ascii="Arial" w:hAnsi="Arial"/>
-          <w:b w:val="0"/>
-          <w:i w:val="0"/>
-          <w:sz w:val="18"/>
-        </w:rPr>
-      </w:r>
-      <w:r>
-        <w:rPr>
-          <w:rFonts w:ascii="Arial" w:hAnsi="Arial"/>
-          <w:b/>
-          <w:i w:val="0"/>
-          <w:sz w:val="18"/>
-        </w:rPr>
-        <w:t>Shahriarirad R</w:t>
-      </w:r>
-      <w:r>
-        <w:rPr>
-          <w:rFonts w:ascii="Arial" w:hAnsi="Arial"/>
-          <w:b w:val="0"/>
-          <w:i w:val="0"/>
-          <w:sz w:val="18"/>
-        </w:rPr>
-        <w:t>, Sanaei Dashti A*, Hajiani Ghotbabadi S</w:t>
-      </w:r>
-      <w:r>
-        <w:rPr>
-          <w:rFonts w:ascii="Arial" w:hAnsi="Arial"/>
-          <w:b w:val="0"/>
-          <w:i w:val="0"/>
-          <w:sz w:val="18"/>
-        </w:rPr>
-        <w:t xml:space="preserve"> Multisystem Inflammatory Syndrome with Features of Atypical Kawasaki Disease during the COVID-19 Pandemic. </w:t>
+        <w:t xml:space="preserve">185. </w:t>
+      </w:r>
+      <w:r>
+        <w:rPr>
+          <w:rFonts w:ascii="Arial" w:hAnsi="Arial"/>
+          <w:b w:val="0"/>
+          <w:i w:val="0"/>
+          <w:sz w:val="18"/>
+        </w:rPr>
+        <w:t xml:space="preserve">Ghoddusi Johari H, Eskandari S, Parvizi H, Farshadi M, </w:t>
+      </w:r>
+      <w:r>
+        <w:rPr>
+          <w:rFonts w:ascii="Arial" w:hAnsi="Arial"/>
+          <w:b/>
+          <w:i w:val="0"/>
+          <w:sz w:val="18"/>
+        </w:rPr>
+        <w:t>Shahriarirad R*</w:t>
+      </w:r>
+      <w:r>
+        <w:rPr>
+          <w:rFonts w:ascii="Arial" w:hAnsi="Arial"/>
+          <w:b w:val="0"/>
+          <w:i w:val="0"/>
+          <w:sz w:val="18"/>
+        </w:rPr>
+      </w:r>
+      <w:r>
+        <w:rPr>
+          <w:rFonts w:ascii="Arial" w:hAnsi="Arial"/>
+          <w:b w:val="0"/>
+          <w:i w:val="0"/>
+          <w:sz w:val="18"/>
+        </w:rPr>
+        <w:t xml:space="preserve"> Median Arcuate Ligament Syndrome Presenting as Splenic Infarction. </w:t>
       </w:r>
       <w:r>
         <w:rPr>
@@ -15652,7 +16298,7 @@
           <w:i/>
           <w:sz w:val="18"/>
         </w:rPr>
-        <w:t>Case Reports in Pediatrics</w:t>
+        <w:t>The American Surgeon</w:t>
       </w:r>
       <w:r>
         <w:rPr>
@@ -15662,7 +16308,7 @@
           <w:color w:val="6B84A0"/>
           <w:sz w:val="18"/>
         </w:rPr>
-        <w:t xml:space="preserve"> (2021)</w:t>
+        <w:t xml:space="preserve"> (2020)</w:t>
       </w:r>
     </w:p>
     <w:p>
@@ -15678,42 +16324,43 @@
           <w:color w:val="1F3864"/>
           <w:sz w:val="18"/>
         </w:rPr>
-        <w:t xml:space="preserve">178. </w:t>
-      </w:r>
-      <w:r>
-        <w:rPr>
-          <w:rFonts w:ascii="Arial" w:hAnsi="Arial"/>
-          <w:b w:val="0"/>
-          <w:i w:val="0"/>
-          <w:sz w:val="18"/>
-        </w:rPr>
-        <w:t xml:space="preserve">Basiratnia M, Derakhshan D*, Foloudi D, Ranjbar K, </w:t>
-      </w:r>
-      <w:r>
-        <w:rPr>
-          <w:rFonts w:ascii="Arial" w:hAnsi="Arial"/>
-          <w:b/>
-          <w:i w:val="0"/>
-          <w:sz w:val="18"/>
-        </w:rPr>
-        <w:t>Shahriarirad R</w:t>
-      </w:r>
-      <w:r>
-        <w:rPr>
-          <w:rFonts w:ascii="Arial" w:hAnsi="Arial"/>
-          <w:b w:val="0"/>
-          <w:i w:val="0"/>
-          <w:sz w:val="18"/>
-        </w:rPr>
-      </w:r>
-      <w:r>
-        <w:rPr>
-          <w:rFonts w:ascii="Arial" w:hAnsi="Arial"/>
-          <w:b w:val="0"/>
-          <w:i w:val="0"/>
-          <w:sz w:val="18"/>
-        </w:rPr>
-        <w:t xml:space="preserve"> ROHHAD Syndrome an Inconspicuous Cause of Hypernatremia: A Case Report. </w:t>
+        <w:t xml:space="preserve">186. </w:t>
+      </w:r>
+      <w:r>
+        <w:rPr>
+          <w:rFonts w:ascii="Arial" w:hAnsi="Arial"/>
+          <w:b w:val="0"/>
+          <w:i w:val="0"/>
+          <w:sz w:val="18"/>
+        </w:rPr>
+        <w:t xml:space="preserve">Ghoddusi Johari H, </w:t>
+      </w:r>
+      <w:r>
+        <w:rPr>
+          <w:rFonts w:ascii="Arial" w:hAnsi="Arial"/>
+          <w:b/>
+          <w:i w:val="0"/>
+          <w:sz w:val="18"/>
+        </w:rPr>
+        <w:t>Shahriarirad R*</w:t>
+      </w:r>
+      <w:r>
+        <w:rPr>
+          <w:rFonts w:ascii="Arial" w:hAnsi="Arial"/>
+          <w:b w:val="0"/>
+          <w:i w:val="0"/>
+          <w:sz w:val="18"/>
+        </w:rPr>
+        <w:t>, Erfani A, Darabi MH</w:t>
+      </w:r>
+      <w:r>
+        <w:rPr>
+          <w:rFonts w:ascii="Arial" w:hAnsi="Arial"/>
+          <w:b w:val="0"/>
+          <w:i w:val="0"/>
+          <w:sz w:val="18"/>
+        </w:rPr>
+        <w:t xml:space="preserve"> High Flow Scalp Arteriovenous Malformation: A Case Report. </w:t>
       </w:r>
       <w:r>
         <w:rPr>
@@ -15722,7 +16369,7 @@
           <w:i/>
           <w:sz w:val="18"/>
         </w:rPr>
-        <w:t>Iranian Journal of Kidney Diseases</w:t>
+        <w:t>World Journal of Plastic Surgery</w:t>
       </w:r>
       <w:r>
         <w:rPr>
@@ -15732,7 +16379,7 @@
           <w:color w:val="6B84A0"/>
           <w:sz w:val="18"/>
         </w:rPr>
-        <w:t xml:space="preserve"> (2021)</w:t>
+        <w:t xml:space="preserve"> (2020)</w:t>
       </w:r>
     </w:p>
     <w:p>
@@ -15748,16 +16395,16 @@
           <w:color w:val="1F3864"/>
           <w:sz w:val="18"/>
         </w:rPr>
-        <w:t xml:space="preserve">179. </w:t>
-      </w:r>
-      <w:r>
-        <w:rPr>
-          <w:rFonts w:ascii="Arial" w:hAnsi="Arial"/>
-          <w:b w:val="0"/>
-          <w:i w:val="0"/>
-          <w:sz w:val="18"/>
-        </w:rPr>
-        <w:t xml:space="preserve">Jaladat AM, Ranjbar K*, </w:t>
+        <w:t xml:space="preserve">187. </w:t>
+      </w:r>
+      <w:r>
+        <w:rPr>
+          <w:rFonts w:ascii="Arial" w:hAnsi="Arial"/>
+          <w:b w:val="0"/>
+          <w:i w:val="0"/>
+          <w:sz w:val="18"/>
+        </w:rPr>
+        <w:t xml:space="preserve">Amirian A, Ziaian B, Erfani A*, </w:t>
       </w:r>
       <w:r>
         <w:rPr>
@@ -15775,16 +16422,16 @@
           <w:i w:val="0"/>
           <w:sz w:val="18"/>
         </w:rPr>
-        <w:t>, Salehi Z</w:t>
-      </w:r>
-      <w:r>
-        <w:rPr>
-          <w:rFonts w:ascii="Arial" w:hAnsi="Arial"/>
-          <w:b w:val="0"/>
-          <w:i w:val="0"/>
-          <w:sz w:val="18"/>
-        </w:rPr>
-        <w:t xml:space="preserve"> Successful Use of 'Ma'oljobon', a Persian Medicine Product, in a Patient with Severe Chronic Cough: A Case Report. </w:t>
+        <w:t>, Ranjbar K</w:t>
+      </w:r>
+      <w:r>
+        <w:rPr>
+          <w:rFonts w:ascii="Arial" w:hAnsi="Arial"/>
+          <w:b w:val="0"/>
+          <w:i w:val="0"/>
+          <w:sz w:val="18"/>
+        </w:rPr>
+        <w:t xml:space="preserve"> Successful Management of a Huge Pulmonary Hydatid Cyst with Lung-Preserving Surgery. </w:t>
       </w:r>
       <w:r>
         <w:rPr>
@@ -15793,7 +16440,7 @@
           <w:i/>
           <w:sz w:val="18"/>
         </w:rPr>
-        <w:t>Advances in Integrative Medicine</w:t>
+        <w:t>Case Reports in Surgery</w:t>
       </w:r>
       <w:r>
         <w:rPr>
@@ -15803,7 +16450,7 @@
           <w:color w:val="6B84A0"/>
           <w:sz w:val="18"/>
         </w:rPr>
-        <w:t xml:space="preserve"> (2021)</w:t>
+        <w:t xml:space="preserve"> (2020)</w:t>
       </w:r>
     </w:p>
     <w:p>
@@ -15819,43 +16466,42 @@
           <w:color w:val="1F3864"/>
           <w:sz w:val="18"/>
         </w:rPr>
-        <w:t xml:space="preserve">180. </w:t>
-      </w:r>
-      <w:r>
-        <w:rPr>
-          <w:rFonts w:ascii="Arial" w:hAnsi="Arial"/>
-          <w:b w:val="0"/>
-          <w:i w:val="0"/>
-          <w:sz w:val="18"/>
-        </w:rPr>
-        <w:t xml:space="preserve">Amirian A, </w:t>
-      </w:r>
-      <w:r>
-        <w:rPr>
-          <w:rFonts w:ascii="Arial" w:hAnsi="Arial"/>
-          <w:b/>
-          <w:i w:val="0"/>
-          <w:sz w:val="18"/>
-        </w:rPr>
-        <w:t>Shahriarirad R</w:t>
-      </w:r>
-      <w:r>
-        <w:rPr>
-          <w:rFonts w:ascii="Arial" w:hAnsi="Arial"/>
-          <w:b w:val="0"/>
-          <w:i w:val="0"/>
-          <w:sz w:val="18"/>
-        </w:rPr>
-        <w:t>, Mardani P, Salimi M*</w:t>
-      </w:r>
-      <w:r>
-        <w:rPr>
-          <w:rFonts w:ascii="Arial" w:hAnsi="Arial"/>
-          <w:b w:val="0"/>
-          <w:i w:val="0"/>
-          <w:sz w:val="18"/>
-        </w:rPr>
-        <w:t xml:space="preserve"> Non-operative Management of Bilateral Contained Thoracic Esophageal Perforation: A Case Report. </w:t>
+        <w:t xml:space="preserve">188. </w:t>
+      </w:r>
+      <w:r>
+        <w:rPr>
+          <w:rFonts w:ascii="Arial" w:hAnsi="Arial"/>
+          <w:b w:val="0"/>
+          <w:i w:val="0"/>
+          <w:sz w:val="18"/>
+        </w:rPr>
+        <w:t xml:space="preserve">Ghoddusi Johari H, Lashkarizadeh MM, Mardani P, </w:t>
+      </w:r>
+      <w:r>
+        <w:rPr>
+          <w:rFonts w:ascii="Arial" w:hAnsi="Arial"/>
+          <w:b/>
+          <w:i w:val="0"/>
+          <w:sz w:val="18"/>
+        </w:rPr>
+        <w:t>Shahriarirad R*</w:t>
+      </w:r>
+      <w:r>
+        <w:rPr>
+          <w:rFonts w:ascii="Arial" w:hAnsi="Arial"/>
+          <w:b w:val="0"/>
+          <w:i w:val="0"/>
+          <w:sz w:val="18"/>
+        </w:rPr>
+      </w:r>
+      <w:r>
+        <w:rPr>
+          <w:rFonts w:ascii="Arial" w:hAnsi="Arial"/>
+          <w:b w:val="0"/>
+          <w:i w:val="0"/>
+          <w:sz w:val="18"/>
+        </w:rPr>
+        <w:t xml:space="preserve"> Massive Hemoptysis following Cannulation of Right Internal Jugular Vein for Insertion of Cuffed Hemodialysis Catheter: A Rare Complication of Central Venous Catheterization. </w:t>
       </w:r>
       <w:r>
         <w:rPr>
@@ -15864,7 +16510,7 @@
           <w:i/>
           <w:sz w:val="18"/>
         </w:rPr>
-        <w:t>BMC Surgery</w:t>
+        <w:t>The Journal of Vascular Access</w:t>
       </w:r>
       <w:r>
         <w:rPr>
@@ -15874,7 +16520,7 @@
           <w:color w:val="6B84A0"/>
           <w:sz w:val="18"/>
         </w:rPr>
-        <w:t xml:space="preserve"> (2021)</w:t>
+        <w:t xml:space="preserve"> (2020)</w:t>
       </w:r>
     </w:p>
     <w:p>
@@ -15890,16 +16536,16 @@
           <w:color w:val="1F3864"/>
           <w:sz w:val="18"/>
         </w:rPr>
-        <w:t xml:space="preserve">181. </w:t>
-      </w:r>
-      <w:r>
-        <w:rPr>
-          <w:rFonts w:ascii="Arial" w:hAnsi="Arial"/>
-          <w:b w:val="0"/>
-          <w:i w:val="0"/>
-          <w:sz w:val="18"/>
-        </w:rPr>
-        <w:t xml:space="preserve">Mardani P, </w:t>
+        <w:t xml:space="preserve">189. </w:t>
+      </w:r>
+      <w:r>
+        <w:rPr>
+          <w:rFonts w:ascii="Arial" w:hAnsi="Arial"/>
+          <w:b w:val="0"/>
+          <w:i w:val="0"/>
+          <w:sz w:val="18"/>
+        </w:rPr>
+        <w:t xml:space="preserve">Mardani P, Askari A, </w:t>
       </w:r>
       <w:r>
         <w:rPr>
@@ -15917,16 +16563,16 @@
           <w:i w:val="0"/>
           <w:sz w:val="18"/>
         </w:rPr>
-        <w:t>, Erfani A, Ranjbar K, Ziaian B, Amirian A, Kamran H</w:t>
-      </w:r>
-      <w:r>
-        <w:rPr>
-          <w:rFonts w:ascii="Arial" w:hAnsi="Arial"/>
-          <w:b w:val="0"/>
-          <w:i w:val="0"/>
-          <w:sz w:val="18"/>
-        </w:rPr>
-        <w:t xml:space="preserve"> Main Bronchus Penetration by Thoracostomy Tube: A Rare Inadvertent Complication. </w:t>
+        <w:t>, Ranjbar K, Erfani A, Anbardar MH, Moradmand S</w:t>
+      </w:r>
+      <w:r>
+        <w:rPr>
+          <w:rFonts w:ascii="Arial" w:hAnsi="Arial"/>
+          <w:b w:val="0"/>
+          <w:i w:val="0"/>
+          <w:sz w:val="18"/>
+        </w:rPr>
+        <w:t xml:space="preserve"> Masson's Tumor of the Hand: An Uncommon Histopathological Entity. </w:t>
       </w:r>
       <w:r>
         <w:rPr>
@@ -15935,7 +16581,7 @@
           <w:i/>
           <w:sz w:val="18"/>
         </w:rPr>
-        <w:t>Bulletin of Emergency and Trauma</w:t>
+        <w:t>Case Reports in Pathology</w:t>
       </w:r>
       <w:r>
         <w:rPr>
@@ -15945,7 +16591,7 @@
           <w:color w:val="6B84A0"/>
           <w:sz w:val="18"/>
         </w:rPr>
-        <w:t xml:space="preserve"> (2021)</w:t>
+        <w:t xml:space="preserve"> (2020)</w:t>
       </w:r>
     </w:p>
     <w:p>
@@ -15961,43 +16607,43 @@
           <w:color w:val="1F3864"/>
           <w:sz w:val="18"/>
         </w:rPr>
-        <w:t xml:space="preserve">182. </w:t>
-      </w:r>
-      <w:r>
-        <w:rPr>
-          <w:rFonts w:ascii="Arial" w:hAnsi="Arial"/>
-          <w:b w:val="0"/>
-          <w:i w:val="0"/>
-          <w:sz w:val="18"/>
-        </w:rPr>
-        <w:t xml:space="preserve">Zareshahrabadi Z, Sarkari B, Shamsolvaezin N, Ziaian B, Tootoonchi A, </w:t>
-      </w:r>
-      <w:r>
-        <w:rPr>
-          <w:rFonts w:ascii="Arial" w:hAnsi="Arial"/>
-          <w:b/>
-          <w:i w:val="0"/>
-          <w:sz w:val="18"/>
-        </w:rPr>
-        <w:t>Shahriarirad R</w:t>
-      </w:r>
-      <w:r>
-        <w:rPr>
-          <w:rFonts w:ascii="Arial" w:hAnsi="Arial"/>
-          <w:b w:val="0"/>
-          <w:i w:val="0"/>
-          <w:sz w:val="18"/>
-        </w:rPr>
-        <w:t>, Erfani A</w:t>
-      </w:r>
-      <w:r>
-        <w:rPr>
-          <w:rFonts w:ascii="Arial" w:hAnsi="Arial"/>
-          <w:b w:val="0"/>
-          <w:i w:val="0"/>
-          <w:sz w:val="18"/>
-        </w:rPr>
-        <w:t xml:space="preserve"> Concomitant Pulmonary Hydatid Cyst and Aspergilloma: A Rare Co-infection. </w:t>
+        <w:t xml:space="preserve">190. </w:t>
+      </w:r>
+      <w:r>
+        <w:rPr>
+          <w:rFonts w:ascii="Arial" w:hAnsi="Arial"/>
+          <w:b w:val="0"/>
+          <w:i w:val="0"/>
+          <w:sz w:val="18"/>
+        </w:rPr>
+        <w:t xml:space="preserve">Amirian A, </w:t>
+      </w:r>
+      <w:r>
+        <w:rPr>
+          <w:rFonts w:ascii="Arial" w:hAnsi="Arial"/>
+          <w:b/>
+          <w:i w:val="0"/>
+          <w:sz w:val="18"/>
+        </w:rPr>
+        <w:t>Shahriarirad R*</w:t>
+      </w:r>
+      <w:r>
+        <w:rPr>
+          <w:rFonts w:ascii="Arial" w:hAnsi="Arial"/>
+          <w:b w:val="0"/>
+          <w:i w:val="0"/>
+          <w:sz w:val="18"/>
+        </w:rPr>
+        <w:t>, Ziaian B, Mardani P, Erfani A</w:t>
+      </w:r>
+      <w:r>
+        <w:rPr>
+          <w:rFonts w:ascii="Arial" w:hAnsi="Arial"/>
+          <w:b w:val="0"/>
+          <w:i w:val="0"/>
+          <w:sz w:val="18"/>
+        </w:rPr>
+        <w:t xml:space="preserve"> Misplacement of Tracheostomy Tube in Right Main Bronchus: A Rare Complication. </w:t>
       </w:r>
       <w:r>
         <w:rPr>
@@ -16006,7 +16652,7 @@
           <w:i/>
           <w:sz w:val="18"/>
         </w:rPr>
-        <w:t>Case Reports in Infectious Diseases</w:t>
+        <w:t>Case Reports in Surgery</w:t>
       </w:r>
       <w:r>
         <w:rPr>
@@ -16032,43 +16678,43 @@
           <w:color w:val="1F3864"/>
           <w:sz w:val="18"/>
         </w:rPr>
-        <w:t xml:space="preserve">183. </w:t>
-      </w:r>
-      <w:r>
-        <w:rPr>
-          <w:rFonts w:ascii="Arial" w:hAnsi="Arial"/>
-          <w:b w:val="0"/>
-          <w:i w:val="0"/>
-          <w:sz w:val="18"/>
-        </w:rPr>
-        <w:t xml:space="preserve">Mardani P, Naseri R, Amirian A, </w:t>
-      </w:r>
-      <w:r>
-        <w:rPr>
-          <w:rFonts w:ascii="Arial" w:hAnsi="Arial"/>
-          <w:b/>
-          <w:i w:val="0"/>
-          <w:sz w:val="18"/>
-        </w:rPr>
-        <w:t>Shahriarirad R</w:t>
-      </w:r>
-      <w:r>
-        <w:rPr>
-          <w:rFonts w:ascii="Arial" w:hAnsi="Arial"/>
-          <w:b w:val="0"/>
-          <w:i w:val="0"/>
-          <w:sz w:val="18"/>
-        </w:rPr>
-        <w:t>, Anbardar MH, Fouladi D*, Ranjbar K</w:t>
-      </w:r>
-      <w:r>
-        <w:rPr>
-          <w:rFonts w:ascii="Arial" w:hAnsi="Arial"/>
-          <w:b w:val="0"/>
-          <w:i w:val="0"/>
-          <w:sz w:val="18"/>
-        </w:rPr>
-        <w:t xml:space="preserve"> Intrapulmonary Mature Cystic Teratoma of the Lung: Case Report of a Rare Entity. </w:t>
+        <w:t xml:space="preserve">193. </w:t>
+      </w:r>
+      <w:r>
+        <w:rPr>
+          <w:rFonts w:ascii="Arial" w:hAnsi="Arial"/>
+          <w:b w:val="0"/>
+          <w:i w:val="0"/>
+          <w:sz w:val="18"/>
+        </w:rPr>
+        <w:t xml:space="preserve">Hashemi SA, Ranjbar MR, Tahami M, </w:t>
+      </w:r>
+      <w:r>
+        <w:rPr>
+          <w:rFonts w:ascii="Arial" w:hAnsi="Arial"/>
+          <w:b/>
+          <w:i w:val="0"/>
+          <w:sz w:val="18"/>
+        </w:rPr>
+        <w:t>Shahriarirad R*</w:t>
+      </w:r>
+      <w:r>
+        <w:rPr>
+          <w:rFonts w:ascii="Arial" w:hAnsi="Arial"/>
+          <w:b w:val="0"/>
+          <w:i w:val="0"/>
+          <w:sz w:val="18"/>
+        </w:rPr>
+        <w:t>, Erfani A</w:t>
+      </w:r>
+      <w:r>
+        <w:rPr>
+          <w:rFonts w:ascii="Arial" w:hAnsi="Arial"/>
+          <w:b w:val="0"/>
+          <w:i w:val="0"/>
+          <w:sz w:val="18"/>
+        </w:rPr>
+        <w:t xml:space="preserve"> Comparison of Accuracy in Expert Clinical Examination versus MRI and Arthroscopic Exam in Diagnosis of Meniscal Tear. </w:t>
       </w:r>
       <w:r>
         <w:rPr>
@@ -16077,7 +16723,7 @@
           <w:i/>
           <w:sz w:val="18"/>
         </w:rPr>
-        <w:t>BMC Surgery</w:t>
+        <w:t>Advances in Orthopedics</w:t>
       </w:r>
       <w:r>
         <w:rPr>
@@ -16087,7 +16733,7 @@
           <w:color w:val="6B84A0"/>
           <w:sz w:val="18"/>
         </w:rPr>
-        <w:t xml:space="preserve"> (2020)</w:t>
+        <w:t xml:space="preserve"> (2022)</w:t>
       </w:r>
     </w:p>
     <w:p>
@@ -16103,16 +16749,16 @@
           <w:color w:val="1F3864"/>
           <w:sz w:val="18"/>
         </w:rPr>
-        <w:t xml:space="preserve">184. </w:t>
-      </w:r>
-      <w:r>
-        <w:rPr>
-          <w:rFonts w:ascii="Arial" w:hAnsi="Arial"/>
-          <w:b w:val="0"/>
-          <w:i w:val="0"/>
-          <w:sz w:val="18"/>
-        </w:rPr>
-        <w:t xml:space="preserve">Amirian A, Ghoddusi Johari H, Karoobi M*, </w:t>
+        <w:t xml:space="preserve">194. </w:t>
+      </w:r>
+      <w:r>
+        <w:rPr>
+          <w:rFonts w:ascii="Arial" w:hAnsi="Arial"/>
+          <w:b w:val="0"/>
+          <w:i w:val="0"/>
+          <w:sz w:val="18"/>
+        </w:rPr>
+        <w:t xml:space="preserve">Lashkari R, Loghman M, Aghaghazvini L, Saffar H, Ziaadini B, </w:t>
       </w:r>
       <w:r>
         <w:rPr>
@@ -16130,16 +16776,16 @@
           <w:i w:val="0"/>
           <w:sz w:val="18"/>
         </w:rPr>
-        <w:t>, Ranjbar K</w:t>
-      </w:r>
-      <w:r>
-        <w:rPr>
-          <w:rFonts w:ascii="Arial" w:hAnsi="Arial"/>
-          <w:b w:val="0"/>
-          <w:i w:val="0"/>
-          <w:sz w:val="18"/>
-        </w:rPr>
-        <w:t xml:space="preserve"> Internal Jugular Vein Injury by Fishbone Ingestion. </w:t>
+        <w:t>, Rahmanian E, Alikhani M*</w:t>
+      </w:r>
+      <w:r>
+        <w:rPr>
+          <w:rFonts w:ascii="Arial" w:hAnsi="Arial"/>
+          <w:b w:val="0"/>
+          <w:i w:val="0"/>
+          <w:sz w:val="18"/>
+        </w:rPr>
+        <w:t xml:space="preserve"> Atypical Presentation of Amyloidosis in a Female Patient with Muscle Weakness. </w:t>
       </w:r>
       <w:r>
         <w:rPr>
@@ -16148,7 +16794,7 @@
           <w:i/>
           <w:sz w:val="18"/>
         </w:rPr>
-        <w:t>Case Reports in Surgery</w:t>
+        <w:t>Case Reports in Medicine</w:t>
       </w:r>
       <w:r>
         <w:rPr>
@@ -16158,7 +16804,7 @@
           <w:color w:val="6B84A0"/>
           <w:sz w:val="18"/>
         </w:rPr>
-        <w:t xml:space="preserve"> (2020)</w:t>
+        <w:t xml:space="preserve"> (2023)</w:t>
       </w:r>
     </w:p>
     <w:p>
@@ -16174,42 +16820,42 @@
           <w:color w:val="1F3864"/>
           <w:sz w:val="18"/>
         </w:rPr>
-        <w:t xml:space="preserve">185. </w:t>
-      </w:r>
-      <w:r>
-        <w:rPr>
-          <w:rFonts w:ascii="Arial" w:hAnsi="Arial"/>
-          <w:b w:val="0"/>
-          <w:i w:val="0"/>
-          <w:sz w:val="18"/>
-        </w:rPr>
-        <w:t xml:space="preserve">Ghoddusi Johari H, Eskandari S, Parvizi H, Farshadi M, </w:t>
-      </w:r>
-      <w:r>
-        <w:rPr>
-          <w:rFonts w:ascii="Arial" w:hAnsi="Arial"/>
-          <w:b/>
-          <w:i w:val="0"/>
-          <w:sz w:val="18"/>
-        </w:rPr>
-        <w:t>Shahriarirad R*</w:t>
-      </w:r>
-      <w:r>
-        <w:rPr>
-          <w:rFonts w:ascii="Arial" w:hAnsi="Arial"/>
-          <w:b w:val="0"/>
-          <w:i w:val="0"/>
-          <w:sz w:val="18"/>
-        </w:rPr>
-      </w:r>
-      <w:r>
-        <w:rPr>
-          <w:rFonts w:ascii="Arial" w:hAnsi="Arial"/>
-          <w:b w:val="0"/>
-          <w:i w:val="0"/>
-          <w:sz w:val="18"/>
-        </w:rPr>
-        <w:t xml:space="preserve"> Median Arcuate Ligament Syndrome Presenting as Splenic Infarction. </w:t>
+        <w:t xml:space="preserve">195. </w:t>
+      </w:r>
+      <w:r>
+        <w:rPr>
+          <w:rFonts w:ascii="Arial" w:hAnsi="Arial"/>
+          <w:b w:val="0"/>
+          <w:i w:val="0"/>
+          <w:sz w:val="18"/>
+        </w:rPr>
+        <w:t xml:space="preserve">Testing A, </w:t>
+      </w:r>
+      <w:r>
+        <w:rPr>
+          <w:rFonts w:ascii="Arial" w:hAnsi="Arial"/>
+          <w:b/>
+          <w:i w:val="0"/>
+          <w:sz w:val="18"/>
+        </w:rPr>
+        <w:t>Shahriarirad R</w:t>
+      </w:r>
+      <w:r>
+        <w:rPr>
+          <w:rFonts w:ascii="Arial" w:hAnsi="Arial"/>
+          <w:b w:val="0"/>
+          <w:i w:val="0"/>
+          <w:sz w:val="18"/>
+        </w:rPr>
+      </w:r>
+      <w:r>
+        <w:rPr>
+          <w:rFonts w:ascii="Arial" w:hAnsi="Arial"/>
+          <w:b w:val="0"/>
+          <w:i w:val="0"/>
+          <w:sz w:val="18"/>
+        </w:rPr>
+        <w:t xml:space="preserve"> test. </w:t>
       </w:r>
       <w:r>
         <w:rPr>
@@ -16218,7 +16864,7 @@
           <w:i/>
           <w:sz w:val="18"/>
         </w:rPr>
-        <w:t>The American Surgeon</w:t>
+        <w:t>Journal of testing</w:t>
       </w:r>
       <w:r>
         <w:rPr>
@@ -16228,503 +16874,7 @@
           <w:color w:val="6B84A0"/>
           <w:sz w:val="18"/>
         </w:rPr>
-        <w:t xml:space="preserve"> (2020)</w:t>
-      </w:r>
-    </w:p>
-    <w:p>
-      <w:pPr>
-        <w:spacing w:after="20"/>
-        <w:ind w:left="432" w:hanging="432"/>
-      </w:pPr>
-      <w:r>
-        <w:rPr>
-          <w:rFonts w:ascii="Arial" w:hAnsi="Arial"/>
-          <w:b/>
-          <w:i w:val="0"/>
-          <w:color w:val="1F3864"/>
-          <w:sz w:val="18"/>
-        </w:rPr>
-        <w:t xml:space="preserve">186. </w:t>
-      </w:r>
-      <w:r>
-        <w:rPr>
-          <w:rFonts w:ascii="Arial" w:hAnsi="Arial"/>
-          <w:b w:val="0"/>
-          <w:i w:val="0"/>
-          <w:sz w:val="18"/>
-        </w:rPr>
-        <w:t xml:space="preserve">Ghoddusi Johari H, </w:t>
-      </w:r>
-      <w:r>
-        <w:rPr>
-          <w:rFonts w:ascii="Arial" w:hAnsi="Arial"/>
-          <w:b/>
-          <w:i w:val="0"/>
-          <w:sz w:val="18"/>
-        </w:rPr>
-        <w:t>Shahriarirad R*</w:t>
-      </w:r>
-      <w:r>
-        <w:rPr>
-          <w:rFonts w:ascii="Arial" w:hAnsi="Arial"/>
-          <w:b w:val="0"/>
-          <w:i w:val="0"/>
-          <w:sz w:val="18"/>
-        </w:rPr>
-        <w:t>, Erfani A, Darabi MH</w:t>
-      </w:r>
-      <w:r>
-        <w:rPr>
-          <w:rFonts w:ascii="Arial" w:hAnsi="Arial"/>
-          <w:b w:val="0"/>
-          <w:i w:val="0"/>
-          <w:sz w:val="18"/>
-        </w:rPr>
-        <w:t xml:space="preserve"> High Flow Scalp Arteriovenous Malformation: A Case Report. </w:t>
-      </w:r>
-      <w:r>
-        <w:rPr>
-          <w:rFonts w:ascii="Arial" w:hAnsi="Arial"/>
-          <w:b w:val="0"/>
-          <w:i/>
-          <w:sz w:val="18"/>
-        </w:rPr>
-        <w:t>World Journal of Plastic Surgery</w:t>
-      </w:r>
-      <w:r>
-        <w:rPr>
-          <w:rFonts w:ascii="Arial" w:hAnsi="Arial"/>
-          <w:b w:val="0"/>
-          <w:i w:val="0"/>
-          <w:color w:val="6B84A0"/>
-          <w:sz w:val="18"/>
-        </w:rPr>
-        <w:t xml:space="preserve"> (2020)</w:t>
-      </w:r>
-    </w:p>
-    <w:p>
-      <w:pPr>
-        <w:spacing w:after="20"/>
-        <w:ind w:left="432" w:hanging="432"/>
-      </w:pPr>
-      <w:r>
-        <w:rPr>
-          <w:rFonts w:ascii="Arial" w:hAnsi="Arial"/>
-          <w:b/>
-          <w:i w:val="0"/>
-          <w:color w:val="1F3864"/>
-          <w:sz w:val="18"/>
-        </w:rPr>
-        <w:t xml:space="preserve">187. </w:t>
-      </w:r>
-      <w:r>
-        <w:rPr>
-          <w:rFonts w:ascii="Arial" w:hAnsi="Arial"/>
-          <w:b w:val="0"/>
-          <w:i w:val="0"/>
-          <w:sz w:val="18"/>
-        </w:rPr>
-        <w:t xml:space="preserve">Amirian A, Ziaian B, Erfani A*, </w:t>
-      </w:r>
-      <w:r>
-        <w:rPr>
-          <w:rFonts w:ascii="Arial" w:hAnsi="Arial"/>
-          <w:b/>
-          <w:i w:val="0"/>
-          <w:sz w:val="18"/>
-        </w:rPr>
-        <w:t>Shahriarirad R</w:t>
-      </w:r>
-      <w:r>
-        <w:rPr>
-          <w:rFonts w:ascii="Arial" w:hAnsi="Arial"/>
-          <w:b w:val="0"/>
-          <w:i w:val="0"/>
-          <w:sz w:val="18"/>
-        </w:rPr>
-        <w:t>, Ranjbar K</w:t>
-      </w:r>
-      <w:r>
-        <w:rPr>
-          <w:rFonts w:ascii="Arial" w:hAnsi="Arial"/>
-          <w:b w:val="0"/>
-          <w:i w:val="0"/>
-          <w:sz w:val="18"/>
-        </w:rPr>
-        <w:t xml:space="preserve"> Successful Management of a Huge Pulmonary Hydatid Cyst with Lung-Preserving Surgery. </w:t>
-      </w:r>
-      <w:r>
-        <w:rPr>
-          <w:rFonts w:ascii="Arial" w:hAnsi="Arial"/>
-          <w:b w:val="0"/>
-          <w:i/>
-          <w:sz w:val="18"/>
-        </w:rPr>
-        <w:t>Case Reports in Surgery</w:t>
-      </w:r>
-      <w:r>
-        <w:rPr>
-          <w:rFonts w:ascii="Arial" w:hAnsi="Arial"/>
-          <w:b w:val="0"/>
-          <w:i w:val="0"/>
-          <w:color w:val="6B84A0"/>
-          <w:sz w:val="18"/>
-        </w:rPr>
-        <w:t xml:space="preserve"> (2020)</w:t>
-      </w:r>
-    </w:p>
-    <w:p>
-      <w:pPr>
-        <w:spacing w:after="20"/>
-        <w:ind w:left="432" w:hanging="432"/>
-      </w:pPr>
-      <w:r>
-        <w:rPr>
-          <w:rFonts w:ascii="Arial" w:hAnsi="Arial"/>
-          <w:b/>
-          <w:i w:val="0"/>
-          <w:color w:val="1F3864"/>
-          <w:sz w:val="18"/>
-        </w:rPr>
-        <w:t xml:space="preserve">188. </w:t>
-      </w:r>
-      <w:r>
-        <w:rPr>
-          <w:rFonts w:ascii="Arial" w:hAnsi="Arial"/>
-          <w:b w:val="0"/>
-          <w:i w:val="0"/>
-          <w:sz w:val="18"/>
-        </w:rPr>
-        <w:t xml:space="preserve">Ghoddusi Johari H, Lashkarizadeh MM, Mardani P, </w:t>
-      </w:r>
-      <w:r>
-        <w:rPr>
-          <w:rFonts w:ascii="Arial" w:hAnsi="Arial"/>
-          <w:b/>
-          <w:i w:val="0"/>
-          <w:sz w:val="18"/>
-        </w:rPr>
-        <w:t>Shahriarirad R*</w:t>
-      </w:r>
-      <w:r>
-        <w:rPr>
-          <w:rFonts w:ascii="Arial" w:hAnsi="Arial"/>
-          <w:b w:val="0"/>
-          <w:i w:val="0"/>
-          <w:sz w:val="18"/>
-        </w:rPr>
-      </w:r>
-      <w:r>
-        <w:rPr>
-          <w:rFonts w:ascii="Arial" w:hAnsi="Arial"/>
-          <w:b w:val="0"/>
-          <w:i w:val="0"/>
-          <w:sz w:val="18"/>
-        </w:rPr>
-        <w:t xml:space="preserve"> Massive Hemoptysis following Cannulation of Right Internal Jugular Vein for Insertion of Cuffed Hemodialysis Catheter: A Rare Complication of Central Venous Catheterization. </w:t>
-      </w:r>
-      <w:r>
-        <w:rPr>
-          <w:rFonts w:ascii="Arial" w:hAnsi="Arial"/>
-          <w:b w:val="0"/>
-          <w:i/>
-          <w:sz w:val="18"/>
-        </w:rPr>
-        <w:t>The Journal of Vascular Access</w:t>
-      </w:r>
-      <w:r>
-        <w:rPr>
-          <w:rFonts w:ascii="Arial" w:hAnsi="Arial"/>
-          <w:b w:val="0"/>
-          <w:i w:val="0"/>
-          <w:color w:val="6B84A0"/>
-          <w:sz w:val="18"/>
-        </w:rPr>
-        <w:t xml:space="preserve"> (2020)</w:t>
-      </w:r>
-    </w:p>
-    <w:p>
-      <w:pPr>
-        <w:spacing w:after="20"/>
-        <w:ind w:left="432" w:hanging="432"/>
-      </w:pPr>
-      <w:r>
-        <w:rPr>
-          <w:rFonts w:ascii="Arial" w:hAnsi="Arial"/>
-          <w:b/>
-          <w:i w:val="0"/>
-          <w:color w:val="1F3864"/>
-          <w:sz w:val="18"/>
-        </w:rPr>
-        <w:t xml:space="preserve">189. </w:t>
-      </w:r>
-      <w:r>
-        <w:rPr>
-          <w:rFonts w:ascii="Arial" w:hAnsi="Arial"/>
-          <w:b w:val="0"/>
-          <w:i w:val="0"/>
-          <w:sz w:val="18"/>
-        </w:rPr>
-        <w:t xml:space="preserve">Mardani P, Askari A, </w:t>
-      </w:r>
-      <w:r>
-        <w:rPr>
-          <w:rFonts w:ascii="Arial" w:hAnsi="Arial"/>
-          <w:b/>
-          <w:i w:val="0"/>
-          <w:sz w:val="18"/>
-        </w:rPr>
-        <w:t>Shahriarirad R*</w:t>
-      </w:r>
-      <w:r>
-        <w:rPr>
-          <w:rFonts w:ascii="Arial" w:hAnsi="Arial"/>
-          <w:b w:val="0"/>
-          <w:i w:val="0"/>
-          <w:sz w:val="18"/>
-        </w:rPr>
-        <w:t>, Ranjbar K, Erfani A, Anbardar MH, Moradmand S</w:t>
-      </w:r>
-      <w:r>
-        <w:rPr>
-          <w:rFonts w:ascii="Arial" w:hAnsi="Arial"/>
-          <w:b w:val="0"/>
-          <w:i w:val="0"/>
-          <w:sz w:val="18"/>
-        </w:rPr>
-        <w:t xml:space="preserve"> Masson's Tumor of the Hand: An Uncommon Histopathological Entity. </w:t>
-      </w:r>
-      <w:r>
-        <w:rPr>
-          <w:rFonts w:ascii="Arial" w:hAnsi="Arial"/>
-          <w:b w:val="0"/>
-          <w:i/>
-          <w:sz w:val="18"/>
-        </w:rPr>
-        <w:t>Case Reports in Pathology</w:t>
-      </w:r>
-      <w:r>
-        <w:rPr>
-          <w:rFonts w:ascii="Arial" w:hAnsi="Arial"/>
-          <w:b w:val="0"/>
-          <w:i w:val="0"/>
-          <w:color w:val="6B84A0"/>
-          <w:sz w:val="18"/>
-        </w:rPr>
-        <w:t xml:space="preserve"> (2020)</w:t>
-      </w:r>
-    </w:p>
-    <w:p>
-      <w:pPr>
-        <w:spacing w:after="20"/>
-        <w:ind w:left="432" w:hanging="432"/>
-      </w:pPr>
-      <w:r>
-        <w:rPr>
-          <w:rFonts w:ascii="Arial" w:hAnsi="Arial"/>
-          <w:b/>
-          <w:i w:val="0"/>
-          <w:color w:val="1F3864"/>
-          <w:sz w:val="18"/>
-        </w:rPr>
-        <w:t xml:space="preserve">190. </w:t>
-      </w:r>
-      <w:r>
-        <w:rPr>
-          <w:rFonts w:ascii="Arial" w:hAnsi="Arial"/>
-          <w:b w:val="0"/>
-          <w:i w:val="0"/>
-          <w:sz w:val="18"/>
-        </w:rPr>
-        <w:t xml:space="preserve">Amirian A, </w:t>
-      </w:r>
-      <w:r>
-        <w:rPr>
-          <w:rFonts w:ascii="Arial" w:hAnsi="Arial"/>
-          <w:b/>
-          <w:i w:val="0"/>
-          <w:sz w:val="18"/>
-        </w:rPr>
-        <w:t>Shahriarirad R*</w:t>
-      </w:r>
-      <w:r>
-        <w:rPr>
-          <w:rFonts w:ascii="Arial" w:hAnsi="Arial"/>
-          <w:b w:val="0"/>
-          <w:i w:val="0"/>
-          <w:sz w:val="18"/>
-        </w:rPr>
-        <w:t>, Ziaian B, Mardani P, Erfani A</w:t>
-      </w:r>
-      <w:r>
-        <w:rPr>
-          <w:rFonts w:ascii="Arial" w:hAnsi="Arial"/>
-          <w:b w:val="0"/>
-          <w:i w:val="0"/>
-          <w:sz w:val="18"/>
-        </w:rPr>
-        <w:t xml:space="preserve"> Misplacement of Tracheostomy Tube in Right Main Bronchus: A Rare Complication. </w:t>
-      </w:r>
-      <w:r>
-        <w:rPr>
-          <w:rFonts w:ascii="Arial" w:hAnsi="Arial"/>
-          <w:b w:val="0"/>
-          <w:i/>
-          <w:sz w:val="18"/>
-        </w:rPr>
-        <w:t>Case Reports in Surgery</w:t>
-      </w:r>
-      <w:r>
-        <w:rPr>
-          <w:rFonts w:ascii="Arial" w:hAnsi="Arial"/>
-          <w:b w:val="0"/>
-          <w:i w:val="0"/>
-          <w:color w:val="6B84A0"/>
-          <w:sz w:val="18"/>
-        </w:rPr>
-        <w:t xml:space="preserve"> (2020)</w:t>
-      </w:r>
-    </w:p>
-    <w:p>
-      <w:pPr>
-        <w:spacing w:after="20"/>
-        <w:ind w:left="432" w:hanging="432"/>
-      </w:pPr>
-      <w:r>
-        <w:rPr>
-          <w:rFonts w:ascii="Arial" w:hAnsi="Arial"/>
-          <w:b/>
-          <w:i w:val="0"/>
-          <w:color w:val="1F3864"/>
-          <w:sz w:val="18"/>
-        </w:rPr>
-        <w:t xml:space="preserve">193. </w:t>
-      </w:r>
-      <w:r>
-        <w:rPr>
-          <w:rFonts w:ascii="Arial" w:hAnsi="Arial"/>
-          <w:b w:val="0"/>
-          <w:i w:val="0"/>
-          <w:sz w:val="18"/>
-        </w:rPr>
-        <w:t xml:space="preserve">Hashemi SA, Ranjbar MR, Tahami M, </w:t>
-      </w:r>
-      <w:r>
-        <w:rPr>
-          <w:rFonts w:ascii="Arial" w:hAnsi="Arial"/>
-          <w:b/>
-          <w:i w:val="0"/>
-          <w:sz w:val="18"/>
-        </w:rPr>
-        <w:t>Shahriarirad R*</w:t>
-      </w:r>
-      <w:r>
-        <w:rPr>
-          <w:rFonts w:ascii="Arial" w:hAnsi="Arial"/>
-          <w:b w:val="0"/>
-          <w:i w:val="0"/>
-          <w:sz w:val="18"/>
-        </w:rPr>
-        <w:t>, Erfani A</w:t>
-      </w:r>
-      <w:r>
-        <w:rPr>
-          <w:rFonts w:ascii="Arial" w:hAnsi="Arial"/>
-          <w:b w:val="0"/>
-          <w:i w:val="0"/>
-          <w:sz w:val="18"/>
-        </w:rPr>
-        <w:t xml:space="preserve"> Comparison of Accuracy in Expert Clinical Examination versus MRI and Arthroscopic Exam in Diagnosis of Meniscal Tear. </w:t>
-      </w:r>
-      <w:r>
-        <w:rPr>
-          <w:rFonts w:ascii="Arial" w:hAnsi="Arial"/>
-          <w:b w:val="0"/>
-          <w:i/>
-          <w:sz w:val="18"/>
-        </w:rPr>
-        <w:t>Advances in Orthopedics</w:t>
-      </w:r>
-      <w:r>
-        <w:rPr>
-          <w:rFonts w:ascii="Arial" w:hAnsi="Arial"/>
-          <w:b w:val="0"/>
-          <w:i w:val="0"/>
-          <w:color w:val="6B84A0"/>
-          <w:sz w:val="18"/>
-        </w:rPr>
-        <w:t xml:space="preserve"> (2022)</w:t>
-      </w:r>
-    </w:p>
-    <w:p>
-      <w:pPr>
-        <w:spacing w:after="20"/>
-        <w:ind w:left="432" w:hanging="432"/>
-      </w:pPr>
-      <w:r>
-        <w:rPr>
-          <w:rFonts w:ascii="Arial" w:hAnsi="Arial"/>
-          <w:b/>
-          <w:i w:val="0"/>
-          <w:color w:val="1F3864"/>
-          <w:sz w:val="18"/>
-        </w:rPr>
-        <w:t xml:space="preserve">194. </w:t>
-      </w:r>
-      <w:r>
-        <w:rPr>
-          <w:rFonts w:ascii="Arial" w:hAnsi="Arial"/>
-          <w:b w:val="0"/>
-          <w:i w:val="0"/>
-          <w:sz w:val="18"/>
-        </w:rPr>
-        <w:t xml:space="preserve">Lashkari R, Loghman M, Aghaghazvini L, Saffar H, Ziaadini B, </w:t>
-      </w:r>
-      <w:r>
-        <w:rPr>
-          <w:rFonts w:ascii="Arial" w:hAnsi="Arial"/>
-          <w:b/>
-          <w:i w:val="0"/>
-          <w:sz w:val="18"/>
-        </w:rPr>
-        <w:t>Shahriarirad R</w:t>
-      </w:r>
-      <w:r>
-        <w:rPr>
-          <w:rFonts w:ascii="Arial" w:hAnsi="Arial"/>
-          <w:b w:val="0"/>
-          <w:i w:val="0"/>
-          <w:sz w:val="18"/>
-        </w:rPr>
-        <w:t>, Rahmanian E, Alikhani M*</w:t>
-      </w:r>
-      <w:r>
-        <w:rPr>
-          <w:rFonts w:ascii="Arial" w:hAnsi="Arial"/>
-          <w:b w:val="0"/>
-          <w:i w:val="0"/>
-          <w:sz w:val="18"/>
-        </w:rPr>
-        <w:t xml:space="preserve"> Atypical Presentation of Amyloidosis in a Female Patient with Muscle Weakness. </w:t>
-      </w:r>
-      <w:r>
-        <w:rPr>
-          <w:rFonts w:ascii="Arial" w:hAnsi="Arial"/>
-          <w:b w:val="0"/>
-          <w:i/>
-          <w:sz w:val="18"/>
-        </w:rPr>
-        <w:t>Case Reports in Medicine</w:t>
-      </w:r>
-      <w:r>
-        <w:rPr>
-          <w:rFonts w:ascii="Arial" w:hAnsi="Arial"/>
-          <w:b w:val="0"/>
-          <w:i w:val="0"/>
-          <w:color w:val="6B84A0"/>
-          <w:sz w:val="18"/>
-        </w:rPr>
-        <w:t xml:space="preserve"> (2023)</w:t>
+        <w:t xml:space="preserve"> (2024)</w:t>
       </w:r>
     </w:p>
     <w:p>
@@ -18104,7 +18254,7 @@
           <w:i w:val="0"/>
           <w:sz w:val="18"/>
         </w:rPr>
-        <w:t xml:space="preserve">Mayo Obesity Staging Index: A Novel Obesity Classification System. </w:t>
+        <w:t xml:space="preserve">Automating Abdominal Wall Reconstruction Consultation Triage: A Rules-Based Scheduling Algorithm to Reduce Clinical Review Burden. </w:t>
       </w:r>
       <w:r>
         <w:rPr>
@@ -18114,7 +18264,7 @@
           <w:color w:val="6B84A0"/>
           <w:sz w:val="18"/>
         </w:rPr>
-        <w:t>American Society for Metabolic and Bariatric Surgery (ASMBS). United States. Apr 2026</w:t>
+        <w:t>Mayo Clinic AI Summit. United States. Jul 6 2026</w:t>
       </w:r>
       <w:r>
         <w:rPr>
@@ -18149,7 +18299,7 @@
           <w:i w:val="0"/>
           <w:sz w:val="18"/>
         </w:rPr>
-        <w:t xml:space="preserve">Peripheral Nerve Fellowship Programs In The U.S.: A Cross-sectional Study of Online Information Accessibility. </w:t>
+        <w:t xml:space="preserve">Establishment of a Personalized AI-Based Decision Aid for Breast Reconstruction Surgery Candidates: Pilot Study of the BRIDGE AI Tool. </w:t>
       </w:r>
       <w:r>
         <w:rPr>
@@ -18159,7 +18309,7 @@
           <w:color w:val="6B84A0"/>
           <w:sz w:val="18"/>
         </w:rPr>
-        <w:t>Plastic Surgery Research Council (PSRC). United States. Jun 2026</w:t>
+        <w:t>Mayo Clinic AI Summit. United States. Jul 6 2026</w:t>
       </w:r>
       <w:r>
         <w:rPr>
@@ -18194,7 +18344,7 @@
           <w:i w:val="0"/>
           <w:sz w:val="18"/>
         </w:rPr>
-        <w:t xml:space="preserve">Short and Long Term Oncologic Outcomes of Minimally Invasive Surgery for Gastric Gastrointestinal Stromal Tumors. </w:t>
+        <w:t xml:space="preserve">Biological Age Reversal Following Bariatric Surgery: A Longitudinal Cohort Study Using AI-Derived ECG Age. </w:t>
       </w:r>
       <w:r>
         <w:rPr>
@@ -18204,7 +18354,7 @@
           <w:color w:val="6B84A0"/>
           <w:sz w:val="18"/>
         </w:rPr>
-        <w:t>Society of Surgical Oncology (SSO). United States. Mar 2026</w:t>
+        <w:t>Mayo Clinic AI Summit. United States. Jul 6 2026</w:t>
       </w:r>
       <w:r>
         <w:rPr>
@@ -18239,7 +18389,7 @@
           <w:i w:val="0"/>
           <w:sz w:val="18"/>
         </w:rPr>
-        <w:t xml:space="preserve">An Experimental In Vitro and In Vivo Study on Achilles Tendon Regeneration Using Ostrich Eggshell Membrane Combined with Platelet-Rich Plasma. </w:t>
+        <w:t xml:space="preserve">Mayo Obesity Staging Index: A Novel Obesity Classification System. </w:t>
       </w:r>
       <w:r>
         <w:rPr>
@@ -18249,7 +18399,7 @@
           <w:color w:val="6B84A0"/>
           <w:sz w:val="18"/>
         </w:rPr>
-        <w:t>American Orthopaedic Foot &amp; Ankle Society (AOFAS) Annual Meeting 2025. United States. Dec 2025</w:t>
+        <w:t>American Society for Metabolic and Bariatric Surgery (ASMBS). United States. Apr 2026</w:t>
       </w:r>
       <w:r>
         <w:rPr>
@@ -18284,7 +18434,7 @@
           <w:i w:val="0"/>
           <w:sz w:val="18"/>
         </w:rPr>
-        <w:t xml:space="preserve">Mapping Global Trends in Robotic Surgery in Plastic and Reconstructive Surgery: A Bibliometric Analysis. </w:t>
+        <w:t xml:space="preserve">Peripheral Nerve Fellowship Programs In The U.S.: A Cross-sectional Study of Online Information Accessibility. </w:t>
       </w:r>
       <w:r>
         <w:rPr>
@@ -18294,7 +18444,7 @@
           <w:color w:val="6B84A0"/>
           <w:sz w:val="18"/>
         </w:rPr>
-        <w:t>Annual Balfour Surgery Research Symposium. United States. Oct 2025</w:t>
+        <w:t>Plastic Surgery Research Council (PSRC). United States. Jun 2026</w:t>
       </w:r>
       <w:r>
         <w:rPr>
@@ -18329,7 +18479,7 @@
           <w:i w:val="0"/>
           <w:sz w:val="18"/>
         </w:rPr>
-        <w:t xml:space="preserve">Evaluation of the Operational Effectiveness of the Mayo Clinic Mastectomy Interactive Care Plan. </w:t>
+        <w:t xml:space="preserve">Short and Long Term Oncologic Outcomes of Minimally Invasive Surgery for Gastric Gastrointestinal Stromal Tumors. </w:t>
       </w:r>
       <w:r>
         <w:rPr>
@@ -18339,7 +18489,7 @@
           <w:color w:val="6B84A0"/>
           <w:sz w:val="18"/>
         </w:rPr>
-        <w:t>Annual Balfour Surgery Research Symposium. United States. Oct 2025</w:t>
+        <w:t>Society of Surgical Oncology (SSO). United States. Mar 2026</w:t>
       </w:r>
       <w:r>
         <w:rPr>
@@ -18374,7 +18524,7 @@
           <w:i w:val="0"/>
           <w:sz w:val="18"/>
         </w:rPr>
-        <w:t xml:space="preserve">Trend and Changes in AI based on Patient Perspectives. </w:t>
+        <w:t xml:space="preserve">An Experimental In Vitro and In Vivo Study on Achilles Tendon Regeneration Using Ostrich Eggshell Membrane Combined with Platelet-Rich Plasma. </w:t>
       </w:r>
       <w:r>
         <w:rPr>
@@ -18384,7 +18534,7 @@
           <w:color w:val="6B84A0"/>
           <w:sz w:val="18"/>
         </w:rPr>
-        <w:t>Mayo Clinic AI Summit. United States. Jul 2025</w:t>
+        <w:t>American Orthopaedic Foot &amp; Ankle Society (AOFAS) Annual Meeting 2025. United States. Dec 2025</w:t>
       </w:r>
       <w:r>
         <w:rPr>
@@ -18419,7 +18569,7 @@
           <w:i w:val="0"/>
           <w:sz w:val="18"/>
         </w:rPr>
-        <w:t xml:space="preserve">Molecular Analysis of Suspected or High-Risk Lung Cancer to Drive Individualized Care (INTERCEPTioN): A Pilot Study. </w:t>
+        <w:t xml:space="preserve">Mapping Global Trends in Robotic Surgery in Plastic and Reconstructive Surgery: A Bibliometric Analysis. </w:t>
       </w:r>
       <w:r>
         <w:rPr>
@@ -18429,7 +18579,7 @@
           <w:color w:val="6B84A0"/>
           <w:sz w:val="18"/>
         </w:rPr>
-        <w:t>Advanced Robotic Surgery Conference 2025. United States. Apr 2025</w:t>
+        <w:t>Annual Balfour Surgery Research Symposium. United States. Oct 2025</w:t>
       </w:r>
       <w:r>
         <w:rPr>
@@ -18464,7 +18614,7 @@
           <w:i w:val="0"/>
           <w:sz w:val="18"/>
         </w:rPr>
-        <w:t xml:space="preserve">COVID-19 Versus Applied Infection Control Policies in a Major Transplant Center in Iran. </w:t>
+        <w:t xml:space="preserve">Evaluation of the Operational Effectiveness of the Mayo Clinic Mastectomy Interactive Care Plan. </w:t>
       </w:r>
       <w:r>
         <w:rPr>
@@ -18474,7 +18624,7 @@
           <w:color w:val="6B84A0"/>
           <w:sz w:val="18"/>
         </w:rPr>
-        <w:t>Organ Transplantation before and during the COVID-19 era. Iran. Dec 2022</w:t>
+        <w:t>Annual Balfour Surgery Research Symposium. United States. Oct 2025</w:t>
       </w:r>
       <w:r>
         <w:rPr>
@@ -18509,7 +18659,7 @@
           <w:i w:val="0"/>
           <w:sz w:val="18"/>
         </w:rPr>
-        <w:t xml:space="preserve">Comparison of Ghost Ileostomy and Protective Ileostomy in Rectal Cancer Patients Undergoing Neoadjuvant Chemoradiotherapy. </w:t>
+        <w:t xml:space="preserve">Trend and Changes in AI based on Patient Perspectives. </w:t>
       </w:r>
       <w:r>
         <w:rPr>
@@ -18519,7 +18669,7 @@
           <w:color w:val="6B84A0"/>
           <w:sz w:val="18"/>
         </w:rPr>
-        <w:t>31st Biennial Congress of International Society of University Colon and Rectal Surgeons (ISUCRS). Turkey. Oct 2022</w:t>
+        <w:t>Mayo Clinic AI Summit. United States. Jul 2025</w:t>
       </w:r>
       <w:r>
         <w:rPr>
@@ -18554,7 +18704,7 @@
           <w:i w:val="0"/>
           <w:sz w:val="18"/>
         </w:rPr>
-        <w:t xml:space="preserve">Suicide by Self-immolation in Southern Iran: An Epidemiological Study. </w:t>
+        <w:t xml:space="preserve">Molecular Analysis of Suspected or High-Risk Lung Cancer to Drive Individualized Care (INTERCEPTioN): A Pilot Study. </w:t>
       </w:r>
       <w:r>
         <w:rPr>
@@ -18564,7 +18714,7 @@
           <w:color w:val="6B84A0"/>
           <w:sz w:val="18"/>
         </w:rPr>
-        <w:t>10th National Burn Congress 2021. Iran. Oct 2021</w:t>
+        <w:t>Advanced Robotic Surgery Conference 2025. United States. Apr 2025</w:t>
       </w:r>
       <w:r>
         <w:rPr>
@@ -18574,7 +18724,7 @@
           <w:color w:val="6B84A0"/>
           <w:sz w:val="16"/>
         </w:rPr>
-        <w:t xml:space="preserve">  [Oral]</w:t>
+        <w:t xml:space="preserve">  [Poster]</w:t>
       </w:r>
     </w:p>
     <w:p>
@@ -18599,7 +18749,7 @@
           <w:i w:val="0"/>
           <w:sz w:val="18"/>
         </w:rPr>
-        <w:t xml:space="preserve">Management of Intestinal Failure from an Intestinal Rehabilitation Unit in the Middle East. </w:t>
+        <w:t xml:space="preserve">COVID-19 Versus Applied Infection Control Policies in a Major Transplant Center in Iran. </w:t>
       </w:r>
       <w:r>
         <w:rPr>
@@ -18609,7 +18759,7 @@
           <w:color w:val="6B84A0"/>
           <w:sz w:val="18"/>
         </w:rPr>
-        <w:t>Transplantation (International Congress). Iran. Jul 2021</w:t>
+        <w:t>Organ Transplantation before and during the COVID-19 era. Iran. Dec 2022</w:t>
       </w:r>
       <w:r>
         <w:rPr>
@@ -18644,7 +18794,7 @@
           <w:i w:val="0"/>
           <w:sz w:val="18"/>
         </w:rPr>
-        <w:t xml:space="preserve">Multisystem Inflammatory Syndrome with Features of Atypical Kawasaki Disease: A Case Report from Iran during the COVID-19 Pandemic. </w:t>
+        <w:t xml:space="preserve">Comparison of Ghost Ileostomy and Protective Ileostomy in Rectal Cancer Patients Undergoing Neoadjuvant Chemoradiotherapy. </w:t>
       </w:r>
       <w:r>
         <w:rPr>
@@ -18654,7 +18804,7 @@
           <w:color w:val="6B84A0"/>
           <w:sz w:val="18"/>
         </w:rPr>
-        <w:t>26th European Paediatric Rheumatology e-Congress (PReS). Netherlands. Sep 2020</w:t>
+        <w:t>31st Biennial Congress of International Society of University Colon and Rectal Surgeons (ISUCRS). Turkey. Oct 2022</w:t>
       </w:r>
       <w:r>
         <w:rPr>
@@ -18664,7 +18814,7 @@
           <w:color w:val="6B84A0"/>
           <w:sz w:val="16"/>
         </w:rPr>
-        <w:t xml:space="preserve">  [Oral]</w:t>
+        <w:t xml:space="preserve">  [Poster]</w:t>
       </w:r>
     </w:p>
     <w:p>
@@ -18689,7 +18839,7 @@
           <w:i w:val="0"/>
           <w:sz w:val="18"/>
         </w:rPr>
-        <w:t xml:space="preserve">Seroprevalence of Toxocariasis and Its Related Risk Factors among Municipal Street Sweepers in Shiraz, Southern Iran. </w:t>
+        <w:t xml:space="preserve">Suicide by Self-immolation in Southern Iran: An Epidemiological Study. </w:t>
       </w:r>
       <w:r>
         <w:rPr>
@@ -18699,7 +18849,7 @@
           <w:color w:val="6B84A0"/>
           <w:sz w:val="18"/>
         </w:rPr>
-        <w:t>4th International &amp; 11th National Congress of Parasitology &amp; Parasitic Diseases of Iran (NICOPA11). Iran. Oct 2019</w:t>
+        <w:t>10th National Burn Congress 2021. Iran. Oct 2021</w:t>
       </w:r>
       <w:r>
         <w:rPr>
@@ -18709,7 +18859,7 @@
           <w:color w:val="6B84A0"/>
           <w:sz w:val="16"/>
         </w:rPr>
-        <w:t xml:space="preserve">  [Poster]</w:t>
+        <w:t xml:space="preserve">  [Oral]</w:t>
       </w:r>
     </w:p>
     <w:p>
@@ -18734,7 +18884,7 @@
           <w:i w:val="0"/>
           <w:sz w:val="18"/>
         </w:rPr>
-        <w:t xml:space="preserve">The Effect of Aqueous Alcoholic Extract of Melissa Officinalis in the Treatment of Acetic Acid Induced Ulcerative Colitis in Rats. </w:t>
+        <w:t xml:space="preserve">Management of Intestinal Failure from an Intestinal Rehabilitation Unit in the Middle East. </w:t>
       </w:r>
       <w:r>
         <w:rPr>
@@ -18744,7 +18894,7 @@
           <w:color w:val="6B84A0"/>
           <w:sz w:val="18"/>
         </w:rPr>
-        <w:t>First National Congress on Animal Models in Experimental Medical Researches. Iran. Apr 2016</w:t>
+        <w:t>Transplantation (International Congress). Iran. Jul 2021</w:t>
       </w:r>
       <w:r>
         <w:rPr>
@@ -18779,7 +18929,7 @@
           <w:i w:val="0"/>
           <w:sz w:val="18"/>
         </w:rPr>
-        <w:t xml:space="preserve">Successful Use of Persian Medicine Preparation Ma'aljobon in a Patient with Chronic Cough. </w:t>
+        <w:t xml:space="preserve">Multisystem Inflammatory Syndrome with Features of Atypical Kawasaki Disease: A Case Report from Iran during the COVID-19 Pandemic. </w:t>
       </w:r>
       <w:r>
         <w:rPr>
@@ -18789,7 +18939,7 @@
           <w:color w:val="6B84A0"/>
           <w:sz w:val="18"/>
         </w:rPr>
-        <w:t>3rd Professor Amirhakimi Pediatric Congress. Iran. Mar 2016</w:t>
+        <w:t>26th European Paediatric Rheumatology e-Congress (PReS). Netherlands. Sep 2020</w:t>
       </w:r>
       <w:r>
         <w:rPr>
@@ -18799,7 +18949,7 @@
           <w:color w:val="6B84A0"/>
           <w:sz w:val="16"/>
         </w:rPr>
-        <w:t xml:space="preserve">  [Poster]</w:t>
+        <w:t xml:space="preserve">  [Oral]</w:t>
       </w:r>
     </w:p>
     <w:p>
@@ -18824,7 +18974,7 @@
           <w:i w:val="0"/>
           <w:sz w:val="18"/>
         </w:rPr>
-        <w:t xml:space="preserve">Evaluation of Rectally Administered Salvia Officinalis in the Treatment of Ulcerative Colitis. </w:t>
+        <w:t xml:space="preserve">Seroprevalence of Toxocariasis and Its Related Risk Factors among Municipal Street Sweepers in Shiraz, Southern Iran. </w:t>
       </w:r>
       <w:r>
         <w:rPr>
@@ -18834,7 +18984,7 @@
           <w:color w:val="6B84A0"/>
           <w:sz w:val="18"/>
         </w:rPr>
-        <w:t>International Student Congress of (bio)Medical Sciences 2015 (ISCOMS). Netherlands. Jun 2015</w:t>
+        <w:t>4th International &amp; 11th National Congress of Parasitology &amp; Parasitic Diseases of Iran (NICOPA11). Iran. Oct 2019</w:t>
       </w:r>
       <w:r>
         <w:rPr>
@@ -18861,6 +19011,141 @@
           <w:sz w:val="18"/>
         </w:rPr>
         <w:t xml:space="preserve">18. </w:t>
+      </w:r>
+      <w:r>
+        <w:rPr>
+          <w:rFonts w:ascii="Arial" w:hAnsi="Arial"/>
+          <w:b/>
+          <w:i w:val="0"/>
+          <w:sz w:val="18"/>
+        </w:rPr>
+        <w:t xml:space="preserve">The Effect of Aqueous Alcoholic Extract of Melissa Officinalis in the Treatment of Acetic Acid Induced Ulcerative Colitis in Rats. </w:t>
+      </w:r>
+      <w:r>
+        <w:rPr>
+          <w:rFonts w:ascii="Arial" w:hAnsi="Arial"/>
+          <w:b w:val="0"/>
+          <w:i/>
+          <w:color w:val="6B84A0"/>
+          <w:sz w:val="18"/>
+        </w:rPr>
+        <w:t>First National Congress on Animal Models in Experimental Medical Researches. Iran. Apr 2016</w:t>
+      </w:r>
+      <w:r>
+        <w:rPr>
+          <w:rFonts w:ascii="Arial" w:hAnsi="Arial"/>
+          <w:b w:val="0"/>
+          <w:i w:val="0"/>
+          <w:color w:val="6B84A0"/>
+          <w:sz w:val="16"/>
+        </w:rPr>
+        <w:t xml:space="preserve">  [Poster]</w:t>
+      </w:r>
+    </w:p>
+    <w:p>
+      <w:pPr>
+        <w:spacing w:after="40"/>
+        <w:ind w:left="432" w:hanging="432"/>
+      </w:pPr>
+      <w:r>
+        <w:rPr>
+          <w:rFonts w:ascii="Arial" w:hAnsi="Arial"/>
+          <w:b/>
+          <w:i w:val="0"/>
+          <w:color w:val="1F3864"/>
+          <w:sz w:val="18"/>
+        </w:rPr>
+        <w:t xml:space="preserve">19. </w:t>
+      </w:r>
+      <w:r>
+        <w:rPr>
+          <w:rFonts w:ascii="Arial" w:hAnsi="Arial"/>
+          <w:b/>
+          <w:i w:val="0"/>
+          <w:sz w:val="18"/>
+        </w:rPr>
+        <w:t xml:space="preserve">Successful Use of Persian Medicine Preparation Ma'aljobon in a Patient with Chronic Cough. </w:t>
+      </w:r>
+      <w:r>
+        <w:rPr>
+          <w:rFonts w:ascii="Arial" w:hAnsi="Arial"/>
+          <w:b w:val="0"/>
+          <w:i/>
+          <w:color w:val="6B84A0"/>
+          <w:sz w:val="18"/>
+        </w:rPr>
+        <w:t>3rd Professor Amirhakimi Pediatric Congress. Iran. Mar 2016</w:t>
+      </w:r>
+      <w:r>
+        <w:rPr>
+          <w:rFonts w:ascii="Arial" w:hAnsi="Arial"/>
+          <w:b w:val="0"/>
+          <w:i w:val="0"/>
+          <w:color w:val="6B84A0"/>
+          <w:sz w:val="16"/>
+        </w:rPr>
+        <w:t xml:space="preserve">  [Poster]</w:t>
+      </w:r>
+    </w:p>
+    <w:p>
+      <w:pPr>
+        <w:spacing w:after="40"/>
+        <w:ind w:left="432" w:hanging="432"/>
+      </w:pPr>
+      <w:r>
+        <w:rPr>
+          <w:rFonts w:ascii="Arial" w:hAnsi="Arial"/>
+          <w:b/>
+          <w:i w:val="0"/>
+          <w:color w:val="1F3864"/>
+          <w:sz w:val="18"/>
+        </w:rPr>
+        <w:t xml:space="preserve">20. </w:t>
+      </w:r>
+      <w:r>
+        <w:rPr>
+          <w:rFonts w:ascii="Arial" w:hAnsi="Arial"/>
+          <w:b/>
+          <w:i w:val="0"/>
+          <w:sz w:val="18"/>
+        </w:rPr>
+        <w:t xml:space="preserve">Evaluation of Rectally Administered Salvia Officinalis in the Treatment of Ulcerative Colitis. </w:t>
+      </w:r>
+      <w:r>
+        <w:rPr>
+          <w:rFonts w:ascii="Arial" w:hAnsi="Arial"/>
+          <w:b w:val="0"/>
+          <w:i/>
+          <w:color w:val="6B84A0"/>
+          <w:sz w:val="18"/>
+        </w:rPr>
+        <w:t>International Student Congress of (bio)Medical Sciences 2015 (ISCOMS). Netherlands. Jun 2015</w:t>
+      </w:r>
+      <w:r>
+        <w:rPr>
+          <w:rFonts w:ascii="Arial" w:hAnsi="Arial"/>
+          <w:b w:val="0"/>
+          <w:i w:val="0"/>
+          <w:color w:val="6B84A0"/>
+          <w:sz w:val="16"/>
+        </w:rPr>
+        <w:t xml:space="preserve">  [Poster]</w:t>
+      </w:r>
+    </w:p>
+    <w:p>
+      <w:pPr>
+        <w:spacing w:after="40"/>
+        <w:ind w:left="432" w:hanging="432"/>
+      </w:pPr>
+      <w:r>
+        <w:rPr>
+          <w:rFonts w:ascii="Arial" w:hAnsi="Arial"/>
+          <w:b/>
+          <w:i w:val="0"/>
+          <w:color w:val="1F3864"/>
+          <w:sz w:val="18"/>
+        </w:rPr>
+        <w:t xml:space="preserve">21. </w:t>
       </w:r>
       <w:r>
         <w:rPr>

--- a/Shahriarirad_Reza_CV.docx
+++ b/Shahriarirad_Reza_CV.docx
@@ -354,7 +354,7 @@
                 <w:i w:val="0"/>
                 <w:sz w:val="17"/>
               </w:rPr>
-              <w:t>3388</w:t>
+              <w:t>3387</w:t>
             </w:r>
           </w:p>
         </w:tc>
@@ -2440,7 +2440,7 @@
                 <w:i w:val="0"/>
                 <w:sz w:val="17"/>
               </w:rPr>
-              <w:t>3388</w:t>
+              <w:t>3387</w:t>
             </w:r>
           </w:p>
         </w:tc>

--- a/Shahriarirad_Reza_CV.docx
+++ b/Shahriarirad_Reza_CV.docx
@@ -31,7 +31,7 @@
           <w:color w:val="5D6878"/>
           <w:sz w:val="19"/>
         </w:rPr>
-        <w:t>Research Fellow | Surgery Innovation Center · Mayo Clinic | Rochester, MN</w:t>
+        <w:t>Research Fellow | Department of Surgery - Surgical Innovation · Mayo Clinic | Rochester, MN</w:t>
       </w:r>
     </w:p>
     <w:p>
@@ -68,9 +68,17 @@
     </w:p>
     <w:p>
       <w:pPr>
+        <w:spacing w:before="20" w:after="120"/>
+        <w:pBdr>
+          <w:bottom w:val="single" w:sz="8" w:space="1" w:color="B8953A"/>
+        </w:pBdr>
+      </w:pPr>
+    </w:p>
+    <w:p>
+      <w:pPr>
         <w:spacing w:before="180" w:after="60"/>
         <w:pBdr>
-          <w:bottom w:val="single" w:sz="6" w:space="1" w:color="1F3864"/>
+          <w:bottom w:val="single" w:sz="6" w:space="1" w:color="B8953A"/>
         </w:pBdr>
       </w:pPr>
       <w:r>
@@ -89,6 +97,7 @@
         <w:tblStyle w:val="TableGrid"/>
         <w:tblW w:type="auto" w:w="0"/>
         <w:jc w:val="left"/>
+        <w:tblLayout w:type="autofit"/>
         <w:tblLook w:firstColumn="1" w:firstRow="1" w:lastColumn="0" w:lastRow="0" w:noHBand="0" w:noVBand="1" w:val="04A0"/>
       </w:tblPr>
       <w:tblGrid>
@@ -450,14 +459,14 @@
     </w:tbl>
     <w:p>
       <w:pPr>
-        <w:spacing w:after="40"/>
+        <w:spacing w:after="40" w:before="0"/>
       </w:pPr>
     </w:p>
     <w:p>
       <w:pPr>
         <w:spacing w:before="180" w:after="60"/>
         <w:pBdr>
-          <w:bottom w:val="single" w:sz="6" w:space="1" w:color="1F3864"/>
+          <w:bottom w:val="single" w:sz="6" w:space="1" w:color="B8953A"/>
         </w:pBdr>
       </w:pPr>
       <w:r>
@@ -476,6 +485,7 @@
         <w:tblStyle w:val="TableGrid"/>
         <w:tblW w:type="auto" w:w="0"/>
         <w:jc w:val="left"/>
+        <w:tblLayout w:type="autofit"/>
         <w:tblLook w:firstColumn="1" w:firstRow="1" w:lastColumn="0" w:lastRow="0" w:noHBand="0" w:noVBand="1" w:val="04A0"/>
       </w:tblPr>
       <w:tblGrid>
@@ -753,14 +763,14 @@
     </w:tbl>
     <w:p>
       <w:pPr>
-        <w:spacing w:after="40"/>
+        <w:spacing w:after="40" w:before="0"/>
       </w:pPr>
     </w:p>
     <w:p>
       <w:pPr>
         <w:spacing w:before="180" w:after="60"/>
         <w:pBdr>
-          <w:bottom w:val="single" w:sz="6" w:space="1" w:color="1F3864"/>
+          <w:bottom w:val="single" w:sz="6" w:space="1" w:color="B8953A"/>
         </w:pBdr>
       </w:pPr>
       <w:r>
@@ -779,6 +789,7 @@
         <w:tblStyle w:val="TableGrid"/>
         <w:tblW w:type="auto" w:w="0"/>
         <w:jc w:val="left"/>
+        <w:tblLayout w:type="autofit"/>
         <w:tblLook w:firstColumn="1" w:firstRow="1" w:lastColumn="0" w:lastRow="0" w:noHBand="0" w:noVBand="1" w:val="04A0"/>
       </w:tblPr>
       <w:tblGrid>
@@ -1225,14 +1236,14 @@
     </w:tbl>
     <w:p>
       <w:pPr>
-        <w:spacing w:after="40"/>
+        <w:spacing w:after="40" w:before="0"/>
       </w:pPr>
     </w:p>
     <w:p>
       <w:pPr>
         <w:spacing w:before="180" w:after="60"/>
         <w:pBdr>
-          <w:bottom w:val="single" w:sz="6" w:space="1" w:color="1F3864"/>
+          <w:bottom w:val="single" w:sz="6" w:space="1" w:color="B8953A"/>
         </w:pBdr>
       </w:pPr>
       <w:r>
@@ -1251,6 +1262,7 @@
         <w:tblStyle w:val="TableGrid"/>
         <w:tblW w:type="auto" w:w="0"/>
         <w:jc w:val="left"/>
+        <w:tblLayout w:type="autofit"/>
         <w:tblLook w:firstColumn="1" w:firstRow="1" w:lastColumn="0" w:lastRow="0" w:noHBand="0" w:noVBand="1" w:val="04A0"/>
       </w:tblPr>
       <w:tblGrid>
@@ -1462,14 +1474,14 @@
     </w:tbl>
     <w:p>
       <w:pPr>
-        <w:spacing w:after="40"/>
+        <w:spacing w:after="40" w:before="0"/>
       </w:pPr>
     </w:p>
     <w:p>
       <w:pPr>
         <w:spacing w:before="180" w:after="60"/>
         <w:pBdr>
-          <w:bottom w:val="single" w:sz="6" w:space="1" w:color="1F3864"/>
+          <w:bottom w:val="single" w:sz="6" w:space="1" w:color="B8953A"/>
         </w:pBdr>
       </w:pPr>
       <w:r>
@@ -1488,6 +1500,7 @@
         <w:tblStyle w:val="TableGrid"/>
         <w:tblW w:type="auto" w:w="0"/>
         <w:jc w:val="left"/>
+        <w:tblLayout w:type="autofit"/>
         <w:tblLook w:firstColumn="1" w:firstRow="1" w:lastColumn="0" w:lastRow="0" w:noHBand="0" w:noVBand="1" w:val="04A0"/>
       </w:tblPr>
       <w:tblGrid>
@@ -1679,14 +1692,14 @@
     </w:tbl>
     <w:p>
       <w:pPr>
-        <w:spacing w:after="40"/>
+        <w:spacing w:after="40" w:before="0"/>
       </w:pPr>
     </w:p>
     <w:p>
       <w:pPr>
         <w:spacing w:before="180" w:after="60"/>
         <w:pBdr>
-          <w:bottom w:val="single" w:sz="6" w:space="1" w:color="1F3864"/>
+          <w:bottom w:val="single" w:sz="6" w:space="1" w:color="B8953A"/>
         </w:pBdr>
       </w:pPr>
       <w:r>
@@ -1705,6 +1718,7 @@
         <w:tblStyle w:val="TableGrid"/>
         <w:tblW w:type="auto" w:w="0"/>
         <w:jc w:val="left"/>
+        <w:tblLayout w:type="autofit"/>
         <w:tblLook w:firstColumn="1" w:firstRow="1" w:lastColumn="0" w:lastRow="0" w:noHBand="0" w:noVBand="1" w:val="04A0"/>
       </w:tblPr>
       <w:tblGrid>
@@ -1802,14 +1816,14 @@
     </w:tbl>
     <w:p>
       <w:pPr>
-        <w:spacing w:after="40"/>
+        <w:spacing w:after="40" w:before="0"/>
       </w:pPr>
     </w:p>
     <w:p>
       <w:pPr>
         <w:spacing w:before="180" w:after="60"/>
         <w:pBdr>
-          <w:bottom w:val="single" w:sz="6" w:space="1" w:color="1F3864"/>
+          <w:bottom w:val="single" w:sz="6" w:space="1" w:color="B8953A"/>
         </w:pBdr>
       </w:pPr>
       <w:r>
@@ -1828,6 +1842,7 @@
         <w:tblStyle w:val="TableGrid"/>
         <w:tblW w:type="auto" w:w="0"/>
         <w:jc w:val="left"/>
+        <w:tblLayout w:type="autofit"/>
         <w:tblLook w:firstColumn="1" w:firstRow="1" w:lastColumn="0" w:lastRow="0" w:noHBand="0" w:noVBand="1" w:val="04A0"/>
       </w:tblPr>
       <w:tblGrid>
@@ -2105,14 +2120,14 @@
     </w:tbl>
     <w:p>
       <w:pPr>
-        <w:spacing w:after="40"/>
+        <w:spacing w:after="40" w:before="0"/>
       </w:pPr>
     </w:p>
     <w:p>
       <w:pPr>
         <w:spacing w:before="180" w:after="60"/>
         <w:pBdr>
-          <w:bottom w:val="single" w:sz="6" w:space="1" w:color="1F3864"/>
+          <w:bottom w:val="single" w:sz="6" w:space="1" w:color="B8953A"/>
         </w:pBdr>
       </w:pPr>
       <w:r>
@@ -2131,6 +2146,7 @@
         <w:tblStyle w:val="TableGrid"/>
         <w:tblW w:type="auto" w:w="0"/>
         <w:jc w:val="left"/>
+        <w:tblLayout w:type="autofit"/>
         <w:tblLook w:firstColumn="1" w:firstRow="1" w:lastColumn="0" w:lastRow="0" w:noHBand="0" w:noVBand="1" w:val="04A0"/>
       </w:tblPr>
       <w:tblGrid>
@@ -2448,14 +2464,14 @@
     </w:tbl>
     <w:p>
       <w:pPr>
-        <w:spacing w:after="40"/>
+        <w:spacing w:after="40" w:before="0"/>
       </w:pPr>
     </w:p>
     <w:p>
       <w:pPr>
         <w:spacing w:before="180" w:after="60"/>
         <w:pBdr>
-          <w:bottom w:val="single" w:sz="6" w:space="1" w:color="1F3864"/>
+          <w:bottom w:val="single" w:sz="6" w:space="1" w:color="B8953A"/>
         </w:pBdr>
       </w:pPr>
       <w:r>
@@ -2474,6 +2490,7 @@
         <w:tblStyle w:val="TableGrid"/>
         <w:tblW w:type="auto" w:w="0"/>
         <w:jc w:val="left"/>
+        <w:tblLayout w:type="autofit"/>
         <w:tblLook w:firstColumn="1" w:firstRow="1" w:lastColumn="0" w:lastRow="0" w:noHBand="0" w:noVBand="1" w:val="04A0"/>
       </w:tblPr>
       <w:tblGrid>
@@ -2685,7 +2702,7 @@
     </w:tbl>
     <w:p>
       <w:pPr>
-        <w:spacing w:after="40"/>
+        <w:spacing w:after="40" w:before="0"/>
       </w:pPr>
     </w:p>
     <w:p>
@@ -2706,7 +2723,7 @@
       <w:pPr>
         <w:spacing w:before="180" w:after="60"/>
         <w:pBdr>
-          <w:bottom w:val="single" w:sz="6" w:space="1" w:color="1F3864"/>
+          <w:bottom w:val="single" w:sz="6" w:space="1" w:color="B8953A"/>
         </w:pBdr>
       </w:pPr>
       <w:r>
@@ -2725,6 +2742,7 @@
         <w:tblStyle w:val="TableGrid"/>
         <w:tblW w:type="auto" w:w="0"/>
         <w:jc w:val="left"/>
+        <w:tblLayout w:type="autofit"/>
         <w:tblLook w:firstColumn="1" w:firstRow="1" w:lastColumn="0" w:lastRow="0" w:noHBand="0" w:noVBand="1" w:val="04A0"/>
       </w:tblPr>
       <w:tblGrid>
@@ -2866,14 +2884,14 @@
     </w:tbl>
     <w:p>
       <w:pPr>
-        <w:spacing w:after="40"/>
+        <w:spacing w:after="40" w:before="0"/>
       </w:pPr>
     </w:p>
     <w:p>
       <w:pPr>
         <w:spacing w:before="180" w:after="60"/>
         <w:pBdr>
-          <w:bottom w:val="single" w:sz="6" w:space="1" w:color="1F3864"/>
+          <w:bottom w:val="single" w:sz="6" w:space="1" w:color="B8953A"/>
         </w:pBdr>
       </w:pPr>
       <w:r>
@@ -2892,6 +2910,7 @@
         <w:tblStyle w:val="TableGrid"/>
         <w:tblW w:type="auto" w:w="0"/>
         <w:jc w:val="left"/>
+        <w:tblLayout w:type="autofit"/>
         <w:tblLook w:firstColumn="1" w:firstRow="1" w:lastColumn="0" w:lastRow="0" w:noHBand="0" w:noVBand="1" w:val="04A0"/>
       </w:tblPr>
       <w:tblGrid>
@@ -2960,7 +2979,7 @@
                 <w:i w:val="0"/>
                 <w:sz w:val="17"/>
               </w:rPr>
-              <w:t>Interests</w:t>
+              <w:t>Hobbies</w:t>
             </w:r>
           </w:p>
         </w:tc>
@@ -2989,14 +3008,14 @@
     </w:tbl>
     <w:p>
       <w:pPr>
-        <w:spacing w:after="40"/>
+        <w:spacing w:after="40" w:before="0"/>
       </w:pPr>
     </w:p>
     <w:p>
       <w:pPr>
         <w:spacing w:before="180" w:after="60"/>
         <w:pBdr>
-          <w:bottom w:val="single" w:sz="6" w:space="1" w:color="1F3864"/>
+          <w:bottom w:val="single" w:sz="6" w:space="1" w:color="B8953A"/>
         </w:pBdr>
       </w:pPr>
       <w:r>
@@ -3015,6 +3034,7 @@
         <w:tblStyle w:val="TableGrid"/>
         <w:tblW w:type="auto" w:w="0"/>
         <w:jc w:val="left"/>
+        <w:tblLayout w:type="autofit"/>
         <w:tblLook w:firstColumn="1" w:firstRow="1" w:lastColumn="0" w:lastRow="0" w:noHBand="0" w:noVBand="1" w:val="04A0"/>
       </w:tblPr>
       <w:tblGrid>
@@ -3894,7 +3914,7 @@
     </w:tbl>
     <w:p>
       <w:pPr>
-        <w:spacing w:after="40"/>
+        <w:spacing w:after="40" w:before="0"/>
       </w:pPr>
     </w:p>
     <w:p>
@@ -3911,7 +3931,7 @@
       <w:pPr>
         <w:spacing w:before="180" w:after="60"/>
         <w:pBdr>
-          <w:bottom w:val="single" w:sz="6" w:space="1" w:color="1F3864"/>
+          <w:bottom w:val="single" w:sz="6" w:space="1" w:color="B8953A"/>
         </w:pBdr>
       </w:pPr>
       <w:r>
@@ -16992,7 +17012,7 @@
       <w:pPr>
         <w:spacing w:before="180" w:after="60"/>
         <w:pBdr>
-          <w:bottom w:val="single" w:sz="6" w:space="1" w:color="1F3864"/>
+          <w:bottom w:val="single" w:sz="6" w:space="1" w:color="B8953A"/>
         </w:pBdr>
       </w:pPr>
       <w:r>
@@ -17011,6 +17031,7 @@
         <w:tblStyle w:val="TableGrid"/>
         <w:tblW w:type="auto" w:w="0"/>
         <w:jc w:val="left"/>
+        <w:tblLayout w:type="autofit"/>
         <w:tblLook w:firstColumn="1" w:firstRow="1" w:lastColumn="0" w:lastRow="0" w:noHBand="0" w:noVBand="1" w:val="04A0"/>
       </w:tblPr>
       <w:tblGrid>
@@ -18515,7 +18536,7 @@
     </w:tbl>
     <w:p>
       <w:pPr>
-        <w:spacing w:after="40"/>
+        <w:spacing w:after="40" w:before="0"/>
       </w:pPr>
     </w:p>
     <w:p>
@@ -18532,7 +18553,7 @@
       <w:pPr>
         <w:spacing w:before="180" w:after="60"/>
         <w:pBdr>
-          <w:bottom w:val="single" w:sz="6" w:space="1" w:color="1F3864"/>
+          <w:bottom w:val="single" w:sz="6" w:space="1" w:color="B8953A"/>
         </w:pBdr>
       </w:pPr>
       <w:r>
@@ -18551,6 +18572,7 @@
         <w:tblStyle w:val="TableGrid"/>
         <w:tblW w:type="auto" w:w="0"/>
         <w:jc w:val="left"/>
+        <w:tblLayout w:type="autofit"/>
         <w:tblLook w:firstColumn="1" w:firstRow="1" w:lastColumn="0" w:lastRow="0" w:noHBand="0" w:noVBand="1" w:val="04A0"/>
       </w:tblPr>
       <w:tblGrid>
@@ -20927,7 +20949,7 @@
     </w:tbl>
     <w:p>
       <w:pPr>
-        <w:spacing w:after="40"/>
+        <w:spacing w:after="40" w:before="0"/>
       </w:pPr>
     </w:p>
     <w:sectPr>

--- a/Shahriarirad_Reza_CV.docx
+++ b/Shahriarirad_Reza_CV.docx
@@ -275,7 +275,7 @@
                 <w:i w:val="0"/>
                 <w:sz w:val="17"/>
               </w:rPr>
-              <w:t>May 10, 2026</w:t>
+              <w:t>May 11, 2026</w:t>
             </w:r>
           </w:p>
         </w:tc>

--- a/Shahriarirad_Reza_CV.docx
+++ b/Shahriarirad_Reza_CV.docx
@@ -275,7 +275,7 @@
                 <w:i w:val="0"/>
                 <w:sz w:val="17"/>
               </w:rPr>
-              <w:t>May 11, 2026</w:t>
+              <w:t>May 18, 2026</w:t>
             </w:r>
           </w:p>
         </w:tc>

--- a/Shahriarirad_Reza_CV.docx
+++ b/Shahriarirad_Reza_CV.docx
@@ -275,7 +275,7 @@
                 <w:i w:val="0"/>
                 <w:sz w:val="17"/>
               </w:rPr>
-              <w:t>May 18, 2026</w:t>
+              <w:t>May 25, 2026</w:t>
             </w:r>
           </w:p>
         </w:tc>
@@ -363,7 +363,7 @@
                 <w:i w:val="0"/>
                 <w:sz w:val="17"/>
               </w:rPr>
-              <w:t>3387</w:t>
+              <w:t>3425</w:t>
             </w:r>
           </w:p>
         </w:tc>
@@ -2456,7 +2456,7 @@
                 <w:i w:val="0"/>
                 <w:sz w:val="17"/>
               </w:rPr>
-              <w:t>3387</w:t>
+              <w:t>3425</w:t>
             </w:r>
           </w:p>
         </w:tc>

--- a/Shahriarirad_Reza_CV.docx
+++ b/Shahriarirad_Reza_CV.docx
@@ -89,2039 +89,22 @@
           <w:color w:val="1F3864"/>
           <w:sz w:val="21"/>
         </w:rPr>
-        <w:t>PERSONAL INFORMATION</w:t>
-      </w:r>
-    </w:p>
-    <w:tbl>
-      <w:tblPr>
-        <w:tblStyle w:val="TableGrid"/>
-        <w:tblW w:type="auto" w:w="0"/>
-        <w:jc w:val="left"/>
-        <w:tblLayout w:type="autofit"/>
-        <w:tblLook w:firstColumn="1" w:firstRow="1" w:lastColumn="0" w:lastRow="0" w:noHBand="0" w:noVBand="1" w:val="04A0"/>
-      </w:tblPr>
-      <w:tblGrid>
-        <w:gridCol w:w="5184"/>
-        <w:gridCol w:w="5184"/>
-      </w:tblGrid>
-      <w:tr>
-        <w:tc>
-          <w:tcPr>
-            <w:tcW w:type="dxa" w:w="2664"/>
-            <w:vAlign w:val="center"/>
-          </w:tcPr>
-          <w:p>
-            <w:pPr>
-              <w:spacing w:after="0"/>
-            </w:pPr>
-            <w:r/>
-            <w:r>
-              <w:rPr>
-                <w:rFonts w:ascii="Arial" w:hAnsi="Arial" w:eastAsia="Arial"/>
-                <w:b w:val="0"/>
-                <w:i w:val="0"/>
-                <w:sz w:val="17"/>
-              </w:rPr>
-              <w:t>Surname</w:t>
-            </w:r>
-          </w:p>
-        </w:tc>
-        <w:tc>
-          <w:tcPr>
-            <w:tcW w:type="dxa" w:w="6840"/>
-            <w:vAlign w:val="center"/>
-          </w:tcPr>
-          <w:p>
-            <w:pPr>
-              <w:spacing w:after="0"/>
-            </w:pPr>
-            <w:r/>
-            <w:r>
-              <w:rPr>
-                <w:rFonts w:ascii="Arial" w:hAnsi="Arial" w:eastAsia="Arial"/>
-                <w:b w:val="0"/>
-                <w:i w:val="0"/>
-                <w:sz w:val="17"/>
-              </w:rPr>
-              <w:t>Shahriarirad</w:t>
-            </w:r>
-          </w:p>
-        </w:tc>
-      </w:tr>
-      <w:tr>
-        <w:tc>
-          <w:tcPr>
-            <w:tcW w:type="dxa" w:w="2664"/>
-            <w:vAlign w:val="center"/>
-          </w:tcPr>
-          <w:p>
-            <w:pPr>
-              <w:spacing w:after="0"/>
-            </w:pPr>
-            <w:r/>
-            <w:r>
-              <w:rPr>
-                <w:rFonts w:ascii="Arial" w:hAnsi="Arial" w:eastAsia="Arial"/>
-                <w:b w:val="0"/>
-                <w:i w:val="0"/>
-                <w:sz w:val="17"/>
-              </w:rPr>
-              <w:t>Given name</w:t>
-            </w:r>
-          </w:p>
-        </w:tc>
-        <w:tc>
-          <w:tcPr>
-            <w:tcW w:type="dxa" w:w="6840"/>
-            <w:vAlign w:val="center"/>
-          </w:tcPr>
-          <w:p>
-            <w:pPr>
-              <w:spacing w:after="0"/>
-            </w:pPr>
-            <w:r/>
-            <w:r>
-              <w:rPr>
-                <w:rFonts w:ascii="Arial" w:hAnsi="Arial" w:eastAsia="Arial"/>
-                <w:b w:val="0"/>
-                <w:i w:val="0"/>
-                <w:sz w:val="17"/>
-              </w:rPr>
-              <w:t>Reza</w:t>
-            </w:r>
-          </w:p>
-        </w:tc>
-      </w:tr>
-      <w:tr>
-        <w:tc>
-          <w:tcPr>
-            <w:tcW w:type="dxa" w:w="2664"/>
-            <w:vAlign w:val="center"/>
-          </w:tcPr>
-          <w:p>
-            <w:pPr>
-              <w:spacing w:after="0"/>
-            </w:pPr>
-            <w:r/>
-            <w:r>
-              <w:rPr>
-                <w:rFonts w:ascii="Arial" w:hAnsi="Arial" w:eastAsia="Arial"/>
-                <w:b w:val="0"/>
-                <w:i w:val="0"/>
-                <w:sz w:val="17"/>
-              </w:rPr>
-              <w:t>Current residence</w:t>
-            </w:r>
-          </w:p>
-        </w:tc>
-        <w:tc>
-          <w:tcPr>
-            <w:tcW w:type="dxa" w:w="6840"/>
-            <w:vAlign w:val="center"/>
-          </w:tcPr>
-          <w:p>
-            <w:pPr>
-              <w:spacing w:after="0"/>
-            </w:pPr>
-            <w:r/>
-            <w:r>
-              <w:rPr>
-                <w:rFonts w:ascii="Arial" w:hAnsi="Arial" w:eastAsia="Arial"/>
-                <w:b w:val="0"/>
-                <w:i w:val="0"/>
-                <w:sz w:val="17"/>
-              </w:rPr>
-              <w:t>Rochester, MN, USA</w:t>
-            </w:r>
-          </w:p>
-        </w:tc>
-      </w:tr>
-      <w:tr>
-        <w:tc>
-          <w:tcPr>
-            <w:tcW w:type="dxa" w:w="2664"/>
-            <w:vAlign w:val="center"/>
-          </w:tcPr>
-          <w:p>
-            <w:pPr>
-              <w:spacing w:after="0"/>
-            </w:pPr>
-            <w:r/>
-            <w:r>
-              <w:rPr>
-                <w:rFonts w:ascii="Arial" w:hAnsi="Arial" w:eastAsia="Arial"/>
-                <w:b w:val="0"/>
-                <w:i w:val="0"/>
-                <w:sz w:val="17"/>
-              </w:rPr>
-              <w:t>Date of writing CV</w:t>
-            </w:r>
-          </w:p>
-        </w:tc>
-        <w:tc>
-          <w:tcPr>
-            <w:tcW w:type="dxa" w:w="6840"/>
-            <w:vAlign w:val="center"/>
-          </w:tcPr>
-          <w:p>
-            <w:pPr>
-              <w:spacing w:after="0"/>
-            </w:pPr>
-            <w:r/>
-            <w:r>
-              <w:rPr>
-                <w:rFonts w:ascii="Arial" w:hAnsi="Arial" w:eastAsia="Arial"/>
-                <w:b w:val="0"/>
-                <w:i w:val="0"/>
-                <w:sz w:val="17"/>
-              </w:rPr>
-              <w:t>May 25, 2026</w:t>
-            </w:r>
-          </w:p>
-        </w:tc>
-      </w:tr>
-      <w:tr>
-        <w:tc>
-          <w:tcPr>
-            <w:tcW w:type="dxa" w:w="2664"/>
-            <w:vAlign w:val="center"/>
-          </w:tcPr>
-          <w:p>
-            <w:pPr>
-              <w:spacing w:after="0"/>
-            </w:pPr>
-            <w:r/>
-            <w:r>
-              <w:rPr>
-                <w:rFonts w:ascii="Arial" w:hAnsi="Arial" w:eastAsia="Arial"/>
-                <w:b w:val="0"/>
-                <w:i w:val="0"/>
-                <w:sz w:val="17"/>
-              </w:rPr>
-              <w:t>Verified reviews / peer reviews</w:t>
-            </w:r>
-          </w:p>
-        </w:tc>
-        <w:tc>
-          <w:tcPr>
-            <w:tcW w:type="dxa" w:w="6840"/>
-            <w:vAlign w:val="center"/>
-          </w:tcPr>
-          <w:p>
-            <w:pPr>
-              <w:spacing w:after="0"/>
-            </w:pPr>
-            <w:r/>
-            <w:r>
-              <w:rPr>
-                <w:rFonts w:ascii="Arial" w:hAnsi="Arial" w:eastAsia="Arial"/>
-                <w:b w:val="0"/>
-                <w:i w:val="0"/>
-                <w:sz w:val="17"/>
-              </w:rPr>
-              <w:t>149</w:t>
-            </w:r>
-          </w:p>
-        </w:tc>
-      </w:tr>
-      <w:tr>
-        <w:tc>
-          <w:tcPr>
-            <w:tcW w:type="dxa" w:w="2664"/>
-            <w:vAlign w:val="center"/>
-          </w:tcPr>
-          <w:p>
-            <w:pPr>
-              <w:spacing w:after="0"/>
-            </w:pPr>
-            <w:r/>
-            <w:r>
-              <w:rPr>
-                <w:rFonts w:ascii="Arial" w:hAnsi="Arial" w:eastAsia="Arial"/>
-                <w:b w:val="0"/>
-                <w:i w:val="0"/>
-                <w:sz w:val="17"/>
-              </w:rPr>
-              <w:t>Total citations</w:t>
-            </w:r>
-          </w:p>
-        </w:tc>
-        <w:tc>
-          <w:tcPr>
-            <w:tcW w:type="dxa" w:w="6840"/>
-            <w:vAlign w:val="center"/>
-          </w:tcPr>
-          <w:p>
-            <w:pPr>
-              <w:spacing w:after="0"/>
-            </w:pPr>
-            <w:r/>
-            <w:r>
-              <w:rPr>
-                <w:rFonts w:ascii="Arial" w:hAnsi="Arial" w:eastAsia="Arial"/>
-                <w:b w:val="0"/>
-                <w:i w:val="0"/>
-                <w:sz w:val="17"/>
-              </w:rPr>
-              <w:t>3425</w:t>
-            </w:r>
-          </w:p>
-        </w:tc>
-      </w:tr>
-      <w:tr>
-        <w:tc>
-          <w:tcPr>
-            <w:tcW w:type="dxa" w:w="2664"/>
-            <w:vAlign w:val="center"/>
-          </w:tcPr>
-          <w:p>
-            <w:pPr>
-              <w:spacing w:after="0"/>
-            </w:pPr>
-            <w:r/>
-            <w:r>
-              <w:rPr>
-                <w:rFonts w:ascii="Arial" w:hAnsi="Arial" w:eastAsia="Arial"/>
-                <w:b w:val="0"/>
-                <w:i w:val="0"/>
-                <w:sz w:val="17"/>
-              </w:rPr>
-              <w:t>H-index</w:t>
-            </w:r>
-          </w:p>
-        </w:tc>
-        <w:tc>
-          <w:tcPr>
-            <w:tcW w:type="dxa" w:w="6840"/>
-            <w:vAlign w:val="center"/>
-          </w:tcPr>
-          <w:p>
-            <w:pPr>
-              <w:spacing w:after="0"/>
-            </w:pPr>
-            <w:r/>
-            <w:r>
-              <w:rPr>
-                <w:rFonts w:ascii="Arial" w:hAnsi="Arial" w:eastAsia="Arial"/>
-                <w:b w:val="0"/>
-                <w:i w:val="0"/>
-                <w:sz w:val="17"/>
-              </w:rPr>
-              <w:t>24</w:t>
-            </w:r>
-          </w:p>
-        </w:tc>
-      </w:tr>
-      <w:tr>
-        <w:tc>
-          <w:tcPr>
-            <w:tcW w:type="dxa" w:w="2664"/>
-            <w:vAlign w:val="center"/>
-          </w:tcPr>
-          <w:p>
-            <w:pPr>
-              <w:spacing w:after="0"/>
-            </w:pPr>
-            <w:r/>
-            <w:r>
-              <w:rPr>
-                <w:rFonts w:ascii="Arial" w:hAnsi="Arial" w:eastAsia="Arial"/>
-                <w:b w:val="0"/>
-                <w:i w:val="0"/>
-                <w:sz w:val="17"/>
-              </w:rPr>
-              <w:t>Research interests</w:t>
-            </w:r>
-          </w:p>
-        </w:tc>
-        <w:tc>
-          <w:tcPr>
-            <w:tcW w:type="dxa" w:w="6840"/>
-            <w:vAlign w:val="center"/>
-          </w:tcPr>
-          <w:p>
-            <w:pPr>
-              <w:spacing w:after="0"/>
-            </w:pPr>
-            <w:r/>
-            <w:r>
-              <w:rPr>
-                <w:rFonts w:ascii="Arial" w:hAnsi="Arial" w:eastAsia="Arial"/>
-                <w:b w:val="0"/>
-                <w:i w:val="0"/>
-                <w:sz w:val="17"/>
-              </w:rPr>
-              <w:t>Surgery · Minimally Invasive Surgery · Artificial Intelligence</w:t>
-            </w:r>
-          </w:p>
-        </w:tc>
-      </w:tr>
-    </w:tbl>
-    <w:p>
-      <w:pPr>
-        <w:spacing w:after="40" w:before="0"/>
-      </w:pPr>
+        <w:t>RESEARCH SUMMARY</w:t>
+      </w:r>
     </w:p>
     <w:p>
       <w:pPr>
-        <w:spacing w:before="180" w:after="60"/>
-        <w:pBdr>
-          <w:bottom w:val="single" w:sz="6" w:space="1" w:color="B8953A"/>
-        </w:pBdr>
+        <w:spacing w:after="80" w:before="0"/>
       </w:pPr>
       <w:r>
         <w:rPr>
           <w:rFonts w:ascii="Arial" w:hAnsi="Arial" w:eastAsia="Arial"/>
-          <w:b/>
-          <w:i w:val="0"/>
-          <w:color w:val="1F3864"/>
-          <w:sz w:val="21"/>
-        </w:rPr>
-        <w:t>EDUCATION</w:t>
-      </w:r>
-    </w:p>
-    <w:tbl>
-      <w:tblPr>
-        <w:tblStyle w:val="TableGrid"/>
-        <w:tblW w:type="auto" w:w="0"/>
-        <w:jc w:val="left"/>
-        <w:tblLayout w:type="autofit"/>
-        <w:tblLook w:firstColumn="1" w:firstRow="1" w:lastColumn="0" w:lastRow="0" w:noHBand="0" w:noVBand="1" w:val="04A0"/>
-      </w:tblPr>
-      <w:tblGrid>
-        <w:gridCol w:w="2592"/>
-        <w:gridCol w:w="2592"/>
-        <w:gridCol w:w="2592"/>
-        <w:gridCol w:w="2592"/>
-      </w:tblGrid>
-      <w:tr>
-        <w:tc>
-          <w:tcPr>
-            <w:tcW w:type="dxa" w:w="2592"/>
-            <w:vAlign w:val="center"/>
-            <w:shd w:fill="D9EAF7"/>
-          </w:tcPr>
-          <w:p>
-            <w:pPr>
-              <w:spacing w:after="0"/>
-            </w:pPr>
-            <w:r/>
-            <w:r>
-              <w:rPr>
-                <w:rFonts w:ascii="Arial" w:hAnsi="Arial" w:eastAsia="Arial"/>
-                <w:b/>
-                <w:i w:val="0"/>
-                <w:color w:val="1F3864"/>
-                <w:sz w:val="17"/>
-              </w:rPr>
-              <w:t>Period</w:t>
-            </w:r>
-          </w:p>
-        </w:tc>
-        <w:tc>
-          <w:tcPr>
-            <w:tcW w:type="dxa" w:w="2592"/>
-            <w:vAlign w:val="center"/>
-            <w:shd w:fill="D9EAF7"/>
-          </w:tcPr>
-          <w:p>
-            <w:pPr>
-              <w:spacing w:after="0"/>
-            </w:pPr>
-            <w:r/>
-            <w:r>
-              <w:rPr>
-                <w:rFonts w:ascii="Arial" w:hAnsi="Arial" w:eastAsia="Arial"/>
-                <w:b/>
-                <w:i w:val="0"/>
-                <w:color w:val="1F3864"/>
-                <w:sz w:val="17"/>
-              </w:rPr>
-              <w:t>Degree</w:t>
-            </w:r>
-          </w:p>
-        </w:tc>
-        <w:tc>
-          <w:tcPr>
-            <w:tcW w:type="dxa" w:w="2592"/>
-            <w:vAlign w:val="center"/>
-            <w:shd w:fill="D9EAF7"/>
-          </w:tcPr>
-          <w:p>
-            <w:pPr>
-              <w:spacing w:after="0"/>
-            </w:pPr>
-            <w:r/>
-            <w:r>
-              <w:rPr>
-                <w:rFonts w:ascii="Arial" w:hAnsi="Arial" w:eastAsia="Arial"/>
-                <w:b/>
-                <w:i w:val="0"/>
-                <w:color w:val="1F3864"/>
-                <w:sz w:val="17"/>
-              </w:rPr>
-              <w:t>Institution</w:t>
-            </w:r>
-          </w:p>
-        </w:tc>
-        <w:tc>
-          <w:tcPr>
-            <w:tcW w:type="dxa" w:w="2592"/>
-            <w:vAlign w:val="center"/>
-            <w:shd w:fill="D9EAF7"/>
-          </w:tcPr>
-          <w:p>
-            <w:pPr>
-              <w:spacing w:after="0"/>
-            </w:pPr>
-            <w:r/>
-            <w:r>
-              <w:rPr>
-                <w:rFonts w:ascii="Arial" w:hAnsi="Arial" w:eastAsia="Arial"/>
-                <w:b/>
-                <w:i w:val="0"/>
-                <w:color w:val="1F3864"/>
-                <w:sz w:val="17"/>
-              </w:rPr>
-              <w:t>Location</w:t>
-            </w:r>
-          </w:p>
-        </w:tc>
-      </w:tr>
-      <w:tr>
-        <w:tc>
-          <w:tcPr>
-            <w:tcW w:type="dxa" w:w="2592"/>
-            <w:vAlign w:val="center"/>
-          </w:tcPr>
-          <w:p>
-            <w:pPr>
-              <w:spacing w:after="0"/>
-            </w:pPr>
-            <w:r/>
-            <w:r>
-              <w:rPr>
-                <w:rFonts w:ascii="Arial" w:hAnsi="Arial" w:eastAsia="Arial"/>
-                <w:b w:val="0"/>
-                <w:i w:val="0"/>
-                <w:sz w:val="17"/>
-              </w:rPr>
-              <w:t>2013 – 2020</w:t>
-            </w:r>
-          </w:p>
-        </w:tc>
-        <w:tc>
-          <w:tcPr>
-            <w:tcW w:type="dxa" w:w="2592"/>
-            <w:vAlign w:val="center"/>
-          </w:tcPr>
-          <w:p>
-            <w:pPr>
-              <w:spacing w:after="0"/>
-            </w:pPr>
-            <w:r/>
-            <w:r>
-              <w:rPr>
-                <w:rFonts w:ascii="Arial" w:hAnsi="Arial" w:eastAsia="Arial"/>
-                <w:b w:val="0"/>
-                <w:i w:val="0"/>
-                <w:sz w:val="17"/>
-              </w:rPr>
-              <w:t>Doctor of Medicine (M.D.)</w:t>
-            </w:r>
-          </w:p>
-        </w:tc>
-        <w:tc>
-          <w:tcPr>
-            <w:tcW w:type="dxa" w:w="2592"/>
-            <w:vAlign w:val="center"/>
-          </w:tcPr>
-          <w:p>
-            <w:pPr>
-              <w:spacing w:after="0"/>
-            </w:pPr>
-            <w:r/>
-            <w:r>
-              <w:rPr>
-                <w:rFonts w:ascii="Arial" w:hAnsi="Arial" w:eastAsia="Arial"/>
-                <w:b w:val="0"/>
-                <w:i w:val="0"/>
-                <w:sz w:val="17"/>
-              </w:rPr>
-              <w:t>Shiraz University of Medical Sciences · Shiraz, Iran (SUMS)</w:t>
-            </w:r>
-          </w:p>
-        </w:tc>
-        <w:tc>
-          <w:tcPr>
-            <w:tcW w:type="dxa" w:w="2592"/>
-            <w:vAlign w:val="center"/>
-          </w:tcPr>
-          <w:p>
-            <w:pPr>
-              <w:spacing w:after="0"/>
-            </w:pPr>
-            <w:r/>
-            <w:r>
-              <w:rPr>
-                <w:rFonts w:ascii="Arial" w:hAnsi="Arial" w:eastAsia="Arial"/>
-                <w:b w:val="0"/>
-                <w:i w:val="0"/>
-                <w:sz w:val="17"/>
-              </w:rPr>
-              <w:t>Shiraz, Iran</w:t>
-            </w:r>
-          </w:p>
-        </w:tc>
-      </w:tr>
-      <w:tr>
-        <w:tc>
-          <w:tcPr>
-            <w:tcW w:type="dxa" w:w="2592"/>
-            <w:vAlign w:val="center"/>
-          </w:tcPr>
-          <w:p>
-            <w:pPr>
-              <w:spacing w:after="0"/>
-            </w:pPr>
-            <w:r/>
-            <w:r>
-              <w:rPr>
-                <w:rFonts w:ascii="Arial" w:hAnsi="Arial" w:eastAsia="Arial"/>
-                <w:b w:val="0"/>
-                <w:i w:val="0"/>
-                <w:sz w:val="17"/>
-              </w:rPr>
-              <w:t>2009 – 2013</w:t>
-            </w:r>
-          </w:p>
-        </w:tc>
-        <w:tc>
-          <w:tcPr>
-            <w:tcW w:type="dxa" w:w="2592"/>
-            <w:vAlign w:val="center"/>
-          </w:tcPr>
-          <w:p>
-            <w:pPr>
-              <w:spacing w:after="0"/>
-            </w:pPr>
-            <w:r/>
-            <w:r>
-              <w:rPr>
-                <w:rFonts w:ascii="Arial" w:hAnsi="Arial" w:eastAsia="Arial"/>
-                <w:b w:val="0"/>
-                <w:i w:val="0"/>
-                <w:sz w:val="17"/>
-              </w:rPr>
-              <w:t>High School Diploma</w:t>
-            </w:r>
-          </w:p>
-        </w:tc>
-        <w:tc>
-          <w:tcPr>
-            <w:tcW w:type="dxa" w:w="2592"/>
-            <w:vAlign w:val="center"/>
-          </w:tcPr>
-          <w:p>
-            <w:pPr>
-              <w:spacing w:after="0"/>
-            </w:pPr>
-            <w:r/>
-            <w:r>
-              <w:rPr>
-                <w:rFonts w:ascii="Arial" w:hAnsi="Arial" w:eastAsia="Arial"/>
-                <w:b w:val="0"/>
-                <w:i w:val="0"/>
-                <w:sz w:val="17"/>
-              </w:rPr>
-              <w:t>National Organization for Development of Exceptional Talents (SAMPAD)</w:t>
-            </w:r>
-          </w:p>
-        </w:tc>
-        <w:tc>
-          <w:tcPr>
-            <w:tcW w:type="dxa" w:w="2592"/>
-            <w:vAlign w:val="center"/>
-          </w:tcPr>
-          <w:p>
-            <w:pPr>
-              <w:spacing w:after="0"/>
-            </w:pPr>
-            <w:r/>
-            <w:r>
-              <w:rPr>
-                <w:rFonts w:ascii="Arial" w:hAnsi="Arial" w:eastAsia="Arial"/>
-                <w:b w:val="0"/>
-                <w:i w:val="0"/>
-                <w:sz w:val="17"/>
-              </w:rPr>
-              <w:t>Shiraz, Iran</w:t>
-            </w:r>
-          </w:p>
-        </w:tc>
-      </w:tr>
-    </w:tbl>
-    <w:p>
-      <w:pPr>
-        <w:spacing w:after="40" w:before="0"/>
-      </w:pPr>
-    </w:p>
-    <w:p>
-      <w:pPr>
-        <w:spacing w:before="180" w:after="60"/>
-        <w:pBdr>
-          <w:bottom w:val="single" w:sz="6" w:space="1" w:color="B8953A"/>
-        </w:pBdr>
-      </w:pPr>
-      <w:r>
-        <w:rPr>
-          <w:rFonts w:ascii="Arial" w:hAnsi="Arial" w:eastAsia="Arial"/>
-          <w:b/>
-          <w:i w:val="0"/>
-          <w:color w:val="1F3864"/>
-          <w:sz w:val="21"/>
-        </w:rPr>
-        <w:t>WORKING AND PROFESSIONAL EXPERIENCE</w:t>
-      </w:r>
-    </w:p>
-    <w:tbl>
-      <w:tblPr>
-        <w:tblStyle w:val="TableGrid"/>
-        <w:tblW w:type="auto" w:w="0"/>
-        <w:jc w:val="left"/>
-        <w:tblLayout w:type="autofit"/>
-        <w:tblLook w:firstColumn="1" w:firstRow="1" w:lastColumn="0" w:lastRow="0" w:noHBand="0" w:noVBand="1" w:val="04A0"/>
-      </w:tblPr>
-      <w:tblGrid>
-        <w:gridCol w:w="2592"/>
-        <w:gridCol w:w="2592"/>
-        <w:gridCol w:w="2592"/>
-        <w:gridCol w:w="2592"/>
-      </w:tblGrid>
-      <w:tr>
-        <w:tc>
-          <w:tcPr>
-            <w:tcW w:type="dxa" w:w="2592"/>
-            <w:vAlign w:val="center"/>
-            <w:shd w:fill="D9EAF7"/>
-          </w:tcPr>
-          <w:p>
-            <w:pPr>
-              <w:spacing w:after="0"/>
-            </w:pPr>
-            <w:r/>
-            <w:r>
-              <w:rPr>
-                <w:rFonts w:ascii="Arial" w:hAnsi="Arial" w:eastAsia="Arial"/>
-                <w:b/>
-                <w:i w:val="0"/>
-                <w:color w:val="1F3864"/>
-                <w:sz w:val="17"/>
-              </w:rPr>
-              <w:t>Period</w:t>
-            </w:r>
-          </w:p>
-        </w:tc>
-        <w:tc>
-          <w:tcPr>
-            <w:tcW w:type="dxa" w:w="2592"/>
-            <w:vAlign w:val="center"/>
-            <w:shd w:fill="D9EAF7"/>
-          </w:tcPr>
-          <w:p>
-            <w:pPr>
-              <w:spacing w:after="0"/>
-            </w:pPr>
-            <w:r/>
-            <w:r>
-              <w:rPr>
-                <w:rFonts w:ascii="Arial" w:hAnsi="Arial" w:eastAsia="Arial"/>
-                <w:b/>
-                <w:i w:val="0"/>
-                <w:color w:val="1F3864"/>
-                <w:sz w:val="17"/>
-              </w:rPr>
-              <w:t>Role / organization</w:t>
-            </w:r>
-          </w:p>
-        </w:tc>
-        <w:tc>
-          <w:tcPr>
-            <w:tcW w:type="dxa" w:w="2592"/>
-            <w:vAlign w:val="center"/>
-            <w:shd w:fill="D9EAF7"/>
-          </w:tcPr>
-          <w:p>
-            <w:pPr>
-              <w:spacing w:after="0"/>
-            </w:pPr>
-            <w:r/>
-            <w:r>
-              <w:rPr>
-                <w:rFonts w:ascii="Arial" w:hAnsi="Arial" w:eastAsia="Arial"/>
-                <w:b/>
-                <w:i w:val="0"/>
-                <w:color w:val="1F3864"/>
-                <w:sz w:val="17"/>
-              </w:rPr>
-              <w:t>Location</w:t>
-            </w:r>
-          </w:p>
-        </w:tc>
-        <w:tc>
-          <w:tcPr>
-            <w:tcW w:type="dxa" w:w="2592"/>
-            <w:vAlign w:val="center"/>
-            <w:shd w:fill="D9EAF7"/>
-          </w:tcPr>
-          <w:p>
-            <w:pPr>
-              <w:spacing w:after="0"/>
-            </w:pPr>
-            <w:r/>
-            <w:r>
-              <w:rPr>
-                <w:rFonts w:ascii="Arial" w:hAnsi="Arial" w:eastAsia="Arial"/>
-                <w:b/>
-                <w:i w:val="0"/>
-                <w:color w:val="1F3864"/>
-                <w:sz w:val="17"/>
-              </w:rPr>
-              <w:t>Description</w:t>
-            </w:r>
-          </w:p>
-        </w:tc>
-      </w:tr>
-      <w:tr>
-        <w:tc>
-          <w:tcPr>
-            <w:tcW w:type="dxa" w:w="2592"/>
-            <w:vAlign w:val="center"/>
-          </w:tcPr>
-          <w:p>
-            <w:pPr>
-              <w:spacing w:after="0"/>
-            </w:pPr>
-            <w:r/>
-            <w:r>
-              <w:rPr>
-                <w:rFonts w:ascii="Arial" w:hAnsi="Arial" w:eastAsia="Arial"/>
-                <w:b w:val="0"/>
-                <w:i w:val="0"/>
-                <w:sz w:val="17"/>
-              </w:rPr>
-              <w:t>2024 – Present</w:t>
-            </w:r>
-          </w:p>
-        </w:tc>
-        <w:tc>
-          <w:tcPr>
-            <w:tcW w:type="dxa" w:w="2592"/>
-            <w:vAlign w:val="center"/>
-          </w:tcPr>
-          <w:p>
-            <w:pPr>
-              <w:spacing w:after="0"/>
-            </w:pPr>
-            <w:r/>
-            <w:r>
-              <w:rPr>
-                <w:rFonts w:ascii="Arial" w:hAnsi="Arial" w:eastAsia="Arial"/>
-                <w:b w:val="0"/>
-                <w:i w:val="0"/>
-                <w:sz w:val="17"/>
-              </w:rPr>
-              <w:t>Research Fellow | Surgery Innovation Center · Mayo Clinic</w:t>
-            </w:r>
-          </w:p>
-        </w:tc>
-        <w:tc>
-          <w:tcPr>
-            <w:tcW w:type="dxa" w:w="2592"/>
-            <w:vAlign w:val="center"/>
-          </w:tcPr>
-          <w:p>
-            <w:pPr>
-              <w:spacing w:after="0"/>
-            </w:pPr>
-            <w:r/>
-            <w:r>
-              <w:rPr>
-                <w:rFonts w:ascii="Arial" w:hAnsi="Arial" w:eastAsia="Arial"/>
-                <w:b w:val="0"/>
-                <w:i w:val="0"/>
-                <w:sz w:val="17"/>
-              </w:rPr>
-              <w:t>Rochester, MN</w:t>
-            </w:r>
-          </w:p>
-        </w:tc>
-        <w:tc>
-          <w:tcPr>
-            <w:tcW w:type="dxa" w:w="2592"/>
-            <w:vAlign w:val="center"/>
-          </w:tcPr>
-          <w:p>
-            <w:pPr>
-              <w:spacing w:after="0"/>
-            </w:pPr>
-            <w:r/>
-            <w:r>
-              <w:rPr>
-                <w:rFonts w:ascii="Arial" w:hAnsi="Arial" w:eastAsia="Arial"/>
-                <w:b w:val="0"/>
-                <w:i w:val="0"/>
-                <w:sz w:val="17"/>
-              </w:rPr>
-            </w:r>
-          </w:p>
-        </w:tc>
-      </w:tr>
-      <w:tr>
-        <w:tc>
-          <w:tcPr>
-            <w:tcW w:type="dxa" w:w="2592"/>
-            <w:vAlign w:val="center"/>
-          </w:tcPr>
-          <w:p>
-            <w:pPr>
-              <w:spacing w:after="0"/>
-            </w:pPr>
-            <w:r/>
-            <w:r>
-              <w:rPr>
-                <w:rFonts w:ascii="Arial" w:hAnsi="Arial" w:eastAsia="Arial"/>
-                <w:b w:val="0"/>
-                <w:i w:val="0"/>
-                <w:sz w:val="17"/>
-              </w:rPr>
-              <w:t>2018 – 2024</w:t>
-            </w:r>
-          </w:p>
-        </w:tc>
-        <w:tc>
-          <w:tcPr>
-            <w:tcW w:type="dxa" w:w="2592"/>
-            <w:vAlign w:val="center"/>
-          </w:tcPr>
-          <w:p>
-            <w:pPr>
-              <w:spacing w:after="0"/>
-            </w:pPr>
-            <w:r/>
-            <w:r>
-              <w:rPr>
-                <w:rFonts w:ascii="Arial" w:hAnsi="Arial" w:eastAsia="Arial"/>
-                <w:b w:val="0"/>
-                <w:i w:val="0"/>
-                <w:sz w:val="17"/>
-              </w:rPr>
-              <w:t>Senior Researcher &amp; Project Manager | Thoracic &amp; Vascular Surgery Research Center · Shiraz University of Medical Sciences</w:t>
-            </w:r>
-          </w:p>
-        </w:tc>
-        <w:tc>
-          <w:tcPr>
-            <w:tcW w:type="dxa" w:w="2592"/>
-            <w:vAlign w:val="center"/>
-          </w:tcPr>
-          <w:p>
-            <w:pPr>
-              <w:spacing w:after="0"/>
-            </w:pPr>
-            <w:r/>
-            <w:r>
-              <w:rPr>
-                <w:rFonts w:ascii="Arial" w:hAnsi="Arial" w:eastAsia="Arial"/>
-                <w:b w:val="0"/>
-                <w:i w:val="0"/>
-                <w:sz w:val="17"/>
-              </w:rPr>
-              <w:t>Shiraz, Iran</w:t>
-            </w:r>
-          </w:p>
-        </w:tc>
-        <w:tc>
-          <w:tcPr>
-            <w:tcW w:type="dxa" w:w="2592"/>
-            <w:vAlign w:val="center"/>
-          </w:tcPr>
-          <w:p>
-            <w:pPr>
-              <w:spacing w:after="0"/>
-            </w:pPr>
-            <w:r/>
-            <w:r>
-              <w:rPr>
-                <w:rFonts w:ascii="Arial" w:hAnsi="Arial" w:eastAsia="Arial"/>
-                <w:b w:val="0"/>
-                <w:i w:val="0"/>
-                <w:sz w:val="17"/>
-              </w:rPr>
-            </w:r>
-          </w:p>
-        </w:tc>
-      </w:tr>
-      <w:tr>
-        <w:tc>
-          <w:tcPr>
-            <w:tcW w:type="dxa" w:w="2592"/>
-            <w:vAlign w:val="center"/>
-          </w:tcPr>
-          <w:p>
-            <w:pPr>
-              <w:spacing w:after="0"/>
-            </w:pPr>
-            <w:r/>
-            <w:r>
-              <w:rPr>
-                <w:rFonts w:ascii="Arial" w:hAnsi="Arial" w:eastAsia="Arial"/>
-                <w:b w:val="0"/>
-                <w:i w:val="0"/>
-                <w:sz w:val="17"/>
-              </w:rPr>
-              <w:t>2020 – 2022</w:t>
-            </w:r>
-          </w:p>
-        </w:tc>
-        <w:tc>
-          <w:tcPr>
-            <w:tcW w:type="dxa" w:w="2592"/>
-            <w:vAlign w:val="center"/>
-          </w:tcPr>
-          <w:p>
-            <w:pPr>
-              <w:spacing w:after="0"/>
-            </w:pPr>
-            <w:r/>
-            <w:r>
-              <w:rPr>
-                <w:rFonts w:ascii="Arial" w:hAnsi="Arial" w:eastAsia="Arial"/>
-                <w:b w:val="0"/>
-                <w:i w:val="0"/>
-                <w:sz w:val="17"/>
-              </w:rPr>
-              <w:t>General Practitioner — Emergency Department | Khatam-al-Anbiya Hospital</w:t>
-            </w:r>
-          </w:p>
-        </w:tc>
-        <w:tc>
-          <w:tcPr>
-            <w:tcW w:type="dxa" w:w="2592"/>
-            <w:vAlign w:val="center"/>
-          </w:tcPr>
-          <w:p>
-            <w:pPr>
-              <w:spacing w:after="0"/>
-            </w:pPr>
-            <w:r/>
-            <w:r>
-              <w:rPr>
-                <w:rFonts w:ascii="Arial" w:hAnsi="Arial" w:eastAsia="Arial"/>
-                <w:b w:val="0"/>
-                <w:i w:val="0"/>
-                <w:sz w:val="17"/>
-              </w:rPr>
-              <w:t>Bushehr, Iran</w:t>
-            </w:r>
-          </w:p>
-        </w:tc>
-        <w:tc>
-          <w:tcPr>
-            <w:tcW w:type="dxa" w:w="2592"/>
-            <w:vAlign w:val="center"/>
-          </w:tcPr>
-          <w:p>
-            <w:pPr>
-              <w:spacing w:after="0"/>
-            </w:pPr>
-            <w:r/>
-            <w:r>
-              <w:rPr>
-                <w:rFonts w:ascii="Arial" w:hAnsi="Arial" w:eastAsia="Arial"/>
-                <w:b w:val="0"/>
-                <w:i w:val="0"/>
-                <w:sz w:val="17"/>
-              </w:rPr>
-              <w:t>Ministry of Health mandatory medical service.</w:t>
-            </w:r>
-          </w:p>
-        </w:tc>
-      </w:tr>
-      <w:tr>
-        <w:tc>
-          <w:tcPr>
-            <w:tcW w:type="dxa" w:w="2592"/>
-            <w:vAlign w:val="center"/>
-          </w:tcPr>
-          <w:p>
-            <w:pPr>
-              <w:spacing w:after="0"/>
-            </w:pPr>
-            <w:r/>
-            <w:r>
-              <w:rPr>
-                <w:rFonts w:ascii="Arial" w:hAnsi="Arial" w:eastAsia="Arial"/>
-                <w:b w:val="0"/>
-                <w:i w:val="0"/>
-                <w:sz w:val="17"/>
-              </w:rPr>
-              <w:t>2014 – 2020</w:t>
-            </w:r>
-          </w:p>
-        </w:tc>
-        <w:tc>
-          <w:tcPr>
-            <w:tcW w:type="dxa" w:w="2592"/>
-            <w:vAlign w:val="center"/>
-          </w:tcPr>
-          <w:p>
-            <w:pPr>
-              <w:spacing w:after="0"/>
-            </w:pPr>
-            <w:r/>
-            <w:r>
-              <w:rPr>
-                <w:rFonts w:ascii="Arial" w:hAnsi="Arial" w:eastAsia="Arial"/>
-                <w:b w:val="0"/>
-                <w:i w:val="0"/>
-                <w:sz w:val="17"/>
-              </w:rPr>
-              <w:t>Research Trainee | Student Research Committee · Shiraz University of Medical Sciences</w:t>
-            </w:r>
-          </w:p>
-        </w:tc>
-        <w:tc>
-          <w:tcPr>
-            <w:tcW w:type="dxa" w:w="2592"/>
-            <w:vAlign w:val="center"/>
-          </w:tcPr>
-          <w:p>
-            <w:pPr>
-              <w:spacing w:after="0"/>
-            </w:pPr>
-            <w:r/>
-            <w:r>
-              <w:rPr>
-                <w:rFonts w:ascii="Arial" w:hAnsi="Arial" w:eastAsia="Arial"/>
-                <w:b w:val="0"/>
-                <w:i w:val="0"/>
-                <w:sz w:val="17"/>
-              </w:rPr>
-              <w:t>Shiraz, Iran</w:t>
-            </w:r>
-          </w:p>
-        </w:tc>
-        <w:tc>
-          <w:tcPr>
-            <w:tcW w:type="dxa" w:w="2592"/>
-            <w:vAlign w:val="center"/>
-          </w:tcPr>
-          <w:p>
-            <w:pPr>
-              <w:spacing w:after="0"/>
-            </w:pPr>
-            <w:r/>
-            <w:r>
-              <w:rPr>
-                <w:rFonts w:ascii="Arial" w:hAnsi="Arial" w:eastAsia="Arial"/>
-                <w:b w:val="0"/>
-                <w:i w:val="0"/>
-                <w:sz w:val="17"/>
-              </w:rPr>
-            </w:r>
-          </w:p>
-        </w:tc>
-      </w:tr>
-    </w:tbl>
-    <w:p>
-      <w:pPr>
-        <w:spacing w:after="40" w:before="0"/>
-      </w:pPr>
-    </w:p>
-    <w:p>
-      <w:pPr>
-        <w:spacing w:before="180" w:after="60"/>
-        <w:pBdr>
-          <w:bottom w:val="single" w:sz="6" w:space="1" w:color="B8953A"/>
-        </w:pBdr>
-      </w:pPr>
-      <w:r>
-        <w:rPr>
-          <w:rFonts w:ascii="Arial" w:hAnsi="Arial" w:eastAsia="Arial"/>
-          <w:b/>
-          <w:i w:val="0"/>
-          <w:color w:val="1F3864"/>
-          <w:sz w:val="21"/>
-        </w:rPr>
-        <w:t>AWARDS</w:t>
-      </w:r>
-    </w:p>
-    <w:tbl>
-      <w:tblPr>
-        <w:tblStyle w:val="TableGrid"/>
-        <w:tblW w:type="auto" w:w="0"/>
-        <w:jc w:val="left"/>
-        <w:tblLayout w:type="autofit"/>
-        <w:tblLook w:firstColumn="1" w:firstRow="1" w:lastColumn="0" w:lastRow="0" w:noHBand="0" w:noVBand="1" w:val="04A0"/>
-      </w:tblPr>
-      <w:tblGrid>
-        <w:gridCol w:w="3456"/>
-        <w:gridCol w:w="3456"/>
-        <w:gridCol w:w="3456"/>
-      </w:tblGrid>
-      <w:tr>
-        <w:tc>
-          <w:tcPr>
-            <w:tcW w:type="dxa" w:w="3456"/>
-            <w:vAlign w:val="center"/>
-            <w:shd w:fill="D9EAF7"/>
-          </w:tcPr>
-          <w:p>
-            <w:pPr>
-              <w:spacing w:after="0"/>
-            </w:pPr>
-            <w:r/>
-            <w:r>
-              <w:rPr>
-                <w:rFonts w:ascii="Arial" w:hAnsi="Arial" w:eastAsia="Arial"/>
-                <w:b/>
-                <w:i w:val="0"/>
-                <w:color w:val="1F3864"/>
-                <w:sz w:val="17"/>
-              </w:rPr>
-              <w:t>Year</w:t>
-            </w:r>
-          </w:p>
-        </w:tc>
-        <w:tc>
-          <w:tcPr>
-            <w:tcW w:type="dxa" w:w="3456"/>
-            <w:vAlign w:val="center"/>
-            <w:shd w:fill="D9EAF7"/>
-          </w:tcPr>
-          <w:p>
-            <w:pPr>
-              <w:spacing w:after="0"/>
-            </w:pPr>
-            <w:r/>
-            <w:r>
-              <w:rPr>
-                <w:rFonts w:ascii="Arial" w:hAnsi="Arial" w:eastAsia="Arial"/>
-                <w:b/>
-                <w:i w:val="0"/>
-                <w:color w:val="1F3864"/>
-                <w:sz w:val="17"/>
-              </w:rPr>
-              <w:t>Award</w:t>
-            </w:r>
-          </w:p>
-        </w:tc>
-        <w:tc>
-          <w:tcPr>
-            <w:tcW w:type="dxa" w:w="3456"/>
-            <w:vAlign w:val="center"/>
-            <w:shd w:fill="D9EAF7"/>
-          </w:tcPr>
-          <w:p>
-            <w:pPr>
-              <w:spacing w:after="0"/>
-            </w:pPr>
-            <w:r/>
-            <w:r>
-              <w:rPr>
-                <w:rFonts w:ascii="Arial" w:hAnsi="Arial" w:eastAsia="Arial"/>
-                <w:b/>
-                <w:i w:val="0"/>
-                <w:color w:val="1F3864"/>
-                <w:sz w:val="17"/>
-              </w:rPr>
-              <w:t>Organization</w:t>
-            </w:r>
-          </w:p>
-        </w:tc>
-      </w:tr>
-      <w:tr>
-        <w:tc>
-          <w:tcPr>
-            <w:tcW w:type="dxa" w:w="3456"/>
-            <w:vAlign w:val="center"/>
-          </w:tcPr>
-          <w:p>
-            <w:pPr>
-              <w:spacing w:after="0"/>
-            </w:pPr>
-            <w:r/>
-            <w:r>
-              <w:rPr>
-                <w:rFonts w:ascii="Arial" w:hAnsi="Arial" w:eastAsia="Arial"/>
-                <w:b w:val="0"/>
-                <w:i w:val="0"/>
-                <w:sz w:val="17"/>
-              </w:rPr>
-              <w:t>December 2023</w:t>
-            </w:r>
-          </w:p>
-        </w:tc>
-        <w:tc>
-          <w:tcPr>
-            <w:tcW w:type="dxa" w:w="3456"/>
-            <w:vAlign w:val="center"/>
-          </w:tcPr>
-          <w:p>
-            <w:pPr>
-              <w:spacing w:after="0"/>
-            </w:pPr>
-            <w:r/>
-            <w:r>
-              <w:rPr>
-                <w:rFonts w:ascii="Arial" w:hAnsi="Arial" w:eastAsia="Arial"/>
-                <w:b w:val="0"/>
-                <w:i w:val="0"/>
-                <w:sz w:val="17"/>
-              </w:rPr>
-              <w:t>World Top 2% Scientists</w:t>
-            </w:r>
-          </w:p>
-        </w:tc>
-        <w:tc>
-          <w:tcPr>
-            <w:tcW w:type="dxa" w:w="3456"/>
-            <w:vAlign w:val="center"/>
-          </w:tcPr>
-          <w:p>
-            <w:pPr>
-              <w:spacing w:after="0"/>
-            </w:pPr>
-            <w:r/>
-            <w:r>
-              <w:rPr>
-                <w:rFonts w:ascii="Arial" w:hAnsi="Arial" w:eastAsia="Arial"/>
-                <w:b w:val="0"/>
-                <w:i w:val="0"/>
-                <w:sz w:val="17"/>
-              </w:rPr>
-              <w:t>Elsevier Data Repository / Stanford University</w:t>
-            </w:r>
-          </w:p>
-        </w:tc>
-      </w:tr>
-      <w:tr>
-        <w:tc>
-          <w:tcPr>
-            <w:tcW w:type="dxa" w:w="3456"/>
-            <w:vAlign w:val="center"/>
-          </w:tcPr>
-          <w:p>
-            <w:pPr>
-              <w:spacing w:after="0"/>
-            </w:pPr>
-            <w:r/>
-            <w:r>
-              <w:rPr>
-                <w:rFonts w:ascii="Arial" w:hAnsi="Arial" w:eastAsia="Arial"/>
-                <w:b w:val="0"/>
-                <w:i w:val="0"/>
-                <w:sz w:val="17"/>
-              </w:rPr>
-              <w:t>October 2020</w:t>
-            </w:r>
-          </w:p>
-        </w:tc>
-        <w:tc>
-          <w:tcPr>
-            <w:tcW w:type="dxa" w:w="3456"/>
-            <w:vAlign w:val="center"/>
-          </w:tcPr>
-          <w:p>
-            <w:pPr>
-              <w:spacing w:after="0"/>
-            </w:pPr>
-            <w:r/>
-            <w:r>
-              <w:rPr>
-                <w:rFonts w:ascii="Arial" w:hAnsi="Arial" w:eastAsia="Arial"/>
-                <w:b w:val="0"/>
-                <w:i w:val="0"/>
-                <w:sz w:val="17"/>
-              </w:rPr>
-              <w:t>National Outstanding Student Researcher</w:t>
-            </w:r>
-          </w:p>
-        </w:tc>
-        <w:tc>
-          <w:tcPr>
-            <w:tcW w:type="dxa" w:w="3456"/>
-            <w:vAlign w:val="center"/>
-          </w:tcPr>
-          <w:p>
-            <w:pPr>
-              <w:spacing w:after="0"/>
-            </w:pPr>
-            <w:r/>
-            <w:r>
-              <w:rPr>
-                <w:rFonts w:ascii="Arial" w:hAnsi="Arial" w:eastAsia="Arial"/>
-                <w:b w:val="0"/>
-                <w:i w:val="0"/>
-                <w:sz w:val="17"/>
-              </w:rPr>
-              <w:t>Ministry of Health and Medical Education · National Student Research Committee, Iran</w:t>
-            </w:r>
-          </w:p>
-        </w:tc>
-      </w:tr>
-    </w:tbl>
-    <w:p>
-      <w:pPr>
-        <w:spacing w:after="40" w:before="0"/>
-      </w:pPr>
-    </w:p>
-    <w:p>
-      <w:pPr>
-        <w:spacing w:before="180" w:after="60"/>
-        <w:pBdr>
-          <w:bottom w:val="single" w:sz="6" w:space="1" w:color="B8953A"/>
-        </w:pBdr>
-      </w:pPr>
-      <w:r>
-        <w:rPr>
-          <w:rFonts w:ascii="Arial" w:hAnsi="Arial" w:eastAsia="Arial"/>
-          <w:b/>
-          <w:i w:val="0"/>
-          <w:color w:val="1F3864"/>
-          <w:sz w:val="21"/>
-        </w:rPr>
-        <w:t>LEADERSHIP &amp; COMMUNITY SERVICE</w:t>
-      </w:r>
-    </w:p>
-    <w:tbl>
-      <w:tblPr>
-        <w:tblStyle w:val="TableGrid"/>
-        <w:tblW w:type="auto" w:w="0"/>
-        <w:jc w:val="left"/>
-        <w:tblLayout w:type="autofit"/>
-        <w:tblLook w:firstColumn="1" w:firstRow="1" w:lastColumn="0" w:lastRow="0" w:noHBand="0" w:noVBand="1" w:val="04A0"/>
-      </w:tblPr>
-      <w:tblGrid>
-        <w:gridCol w:w="2592"/>
-        <w:gridCol w:w="2592"/>
-        <w:gridCol w:w="2592"/>
-        <w:gridCol w:w="2592"/>
-      </w:tblGrid>
-      <w:tr>
-        <w:tc>
-          <w:tcPr>
-            <w:tcW w:type="dxa" w:w="2592"/>
-            <w:vAlign w:val="center"/>
-            <w:shd w:fill="D9EAF7"/>
-          </w:tcPr>
-          <w:p>
-            <w:pPr>
-              <w:spacing w:after="0"/>
-            </w:pPr>
-            <w:r/>
-            <w:r>
-              <w:rPr>
-                <w:rFonts w:ascii="Arial" w:hAnsi="Arial" w:eastAsia="Arial"/>
-                <w:b/>
-                <w:i w:val="0"/>
-                <w:color w:val="1F3864"/>
-                <w:sz w:val="17"/>
-              </w:rPr>
-              <w:t>Period</w:t>
-            </w:r>
-          </w:p>
-        </w:tc>
-        <w:tc>
-          <w:tcPr>
-            <w:tcW w:type="dxa" w:w="2592"/>
-            <w:vAlign w:val="center"/>
-            <w:shd w:fill="D9EAF7"/>
-          </w:tcPr>
-          <w:p>
-            <w:pPr>
-              <w:spacing w:after="0"/>
-            </w:pPr>
-            <w:r/>
-            <w:r>
-              <w:rPr>
-                <w:rFonts w:ascii="Arial" w:hAnsi="Arial" w:eastAsia="Arial"/>
-                <w:b/>
-                <w:i w:val="0"/>
-                <w:color w:val="1F3864"/>
-                <w:sz w:val="17"/>
-              </w:rPr>
-              <w:t>Role</w:t>
-            </w:r>
-          </w:p>
-        </w:tc>
-        <w:tc>
-          <w:tcPr>
-            <w:tcW w:type="dxa" w:w="2592"/>
-            <w:vAlign w:val="center"/>
-            <w:shd w:fill="D9EAF7"/>
-          </w:tcPr>
-          <w:p>
-            <w:pPr>
-              <w:spacing w:after="0"/>
-            </w:pPr>
-            <w:r/>
-            <w:r>
-              <w:rPr>
-                <w:rFonts w:ascii="Arial" w:hAnsi="Arial" w:eastAsia="Arial"/>
-                <w:b/>
-                <w:i w:val="0"/>
-                <w:color w:val="1F3864"/>
-                <w:sz w:val="17"/>
-              </w:rPr>
-              <w:t>Organization</w:t>
-            </w:r>
-          </w:p>
-        </w:tc>
-        <w:tc>
-          <w:tcPr>
-            <w:tcW w:type="dxa" w:w="2592"/>
-            <w:vAlign w:val="center"/>
-            <w:shd w:fill="D9EAF7"/>
-          </w:tcPr>
-          <w:p>
-            <w:pPr>
-              <w:spacing w:after="0"/>
-            </w:pPr>
-            <w:r/>
-            <w:r>
-              <w:rPr>
-                <w:rFonts w:ascii="Arial" w:hAnsi="Arial" w:eastAsia="Arial"/>
-                <w:b/>
-                <w:i w:val="0"/>
-                <w:color w:val="1F3864"/>
-                <w:sz w:val="17"/>
-              </w:rPr>
-              <w:t>Description</w:t>
-            </w:r>
-          </w:p>
-        </w:tc>
-      </w:tr>
-      <w:tr>
-        <w:tc>
-          <w:tcPr>
-            <w:tcW w:type="dxa" w:w="2592"/>
-            <w:vAlign w:val="center"/>
-          </w:tcPr>
-          <w:p>
-            <w:pPr>
-              <w:spacing w:after="0"/>
-            </w:pPr>
-            <w:r/>
-            <w:r>
-              <w:rPr>
-                <w:rFonts w:ascii="Arial" w:hAnsi="Arial" w:eastAsia="Arial"/>
-                <w:b w:val="0"/>
-                <w:i w:val="0"/>
-                <w:sz w:val="17"/>
-              </w:rPr>
-              <w:t>2020 – Present</w:t>
-            </w:r>
-          </w:p>
-        </w:tc>
-        <w:tc>
-          <w:tcPr>
-            <w:tcW w:type="dxa" w:w="2592"/>
-            <w:vAlign w:val="center"/>
-          </w:tcPr>
-          <w:p>
-            <w:pPr>
-              <w:spacing w:after="0"/>
-            </w:pPr>
-            <w:r/>
-            <w:r>
-              <w:rPr>
-                <w:rFonts w:ascii="Arial" w:hAnsi="Arial" w:eastAsia="Arial"/>
-                <w:b w:val="0"/>
-                <w:i w:val="0"/>
-                <w:sz w:val="17"/>
-              </w:rPr>
-              <w:t>Research Project Inspector &amp; Mentoring Program — Founder and Director</w:t>
-            </w:r>
-          </w:p>
-        </w:tc>
-        <w:tc>
-          <w:tcPr>
-            <w:tcW w:type="dxa" w:w="2592"/>
-            <w:vAlign w:val="center"/>
-          </w:tcPr>
-          <w:p>
-            <w:pPr>
-              <w:spacing w:after="0"/>
-            </w:pPr>
-            <w:r/>
-            <w:r>
-              <w:rPr>
-                <w:rFonts w:ascii="Arial" w:hAnsi="Arial" w:eastAsia="Arial"/>
-                <w:b w:val="0"/>
-                <w:i w:val="0"/>
-                <w:sz w:val="17"/>
-              </w:rPr>
-              <w:t>Thoracic and Vascular Surgery Research Center · Shiraz University of Medical Sciences · Shiraz, Iran</w:t>
-            </w:r>
-          </w:p>
-        </w:tc>
-        <w:tc>
-          <w:tcPr>
-            <w:tcW w:type="dxa" w:w="2592"/>
-            <w:vAlign w:val="center"/>
-          </w:tcPr>
-          <w:p>
-            <w:pPr>
-              <w:spacing w:after="0"/>
-            </w:pPr>
-            <w:r/>
-            <w:r>
-              <w:rPr>
-                <w:rFonts w:ascii="Arial" w:hAnsi="Arial" w:eastAsia="Arial"/>
-                <w:b w:val="0"/>
-                <w:i w:val="0"/>
-                <w:sz w:val="17"/>
-              </w:rPr>
-              <w:t>Founded and directed a research mentoring program at the Thoracic and Vascular Surgery Research Center, mentoring 15 medical students in research methodology, scientific writing, and publication strategy, with participating students contributing to more than 50 peer-reviewed publications.</w:t>
-            </w:r>
-          </w:p>
-        </w:tc>
-      </w:tr>
-    </w:tbl>
-    <w:p>
-      <w:pPr>
-        <w:spacing w:after="40" w:before="0"/>
-      </w:pPr>
-    </w:p>
-    <w:p>
-      <w:pPr>
-        <w:spacing w:before="180" w:after="60"/>
-        <w:pBdr>
-          <w:bottom w:val="single" w:sz="6" w:space="1" w:color="B8953A"/>
-        </w:pBdr>
-      </w:pPr>
-      <w:r>
-        <w:rPr>
-          <w:rFonts w:ascii="Arial" w:hAnsi="Arial" w:eastAsia="Arial"/>
-          <w:b/>
-          <w:i w:val="0"/>
-          <w:color w:val="1F3864"/>
-          <w:sz w:val="21"/>
-        </w:rPr>
-        <w:t>SKILLS</w:t>
-      </w:r>
-    </w:p>
-    <w:tbl>
-      <w:tblPr>
-        <w:tblStyle w:val="TableGrid"/>
-        <w:tblW w:type="auto" w:w="0"/>
-        <w:jc w:val="left"/>
-        <w:tblLayout w:type="autofit"/>
-        <w:tblLook w:firstColumn="1" w:firstRow="1" w:lastColumn="0" w:lastRow="0" w:noHBand="0" w:noVBand="1" w:val="04A0"/>
-      </w:tblPr>
-      <w:tblGrid>
-        <w:gridCol w:w="5184"/>
-        <w:gridCol w:w="5184"/>
-      </w:tblGrid>
-      <w:tr>
-        <w:tc>
-          <w:tcPr>
-            <w:tcW w:type="dxa" w:w="2016"/>
-            <w:vAlign w:val="center"/>
-          </w:tcPr>
-          <w:p>
-            <w:pPr>
-              <w:spacing w:after="0"/>
-            </w:pPr>
-            <w:r/>
-            <w:r>
-              <w:rPr>
-                <w:rFonts w:ascii="Arial" w:hAnsi="Arial" w:eastAsia="Arial"/>
-                <w:b w:val="0"/>
-                <w:i w:val="0"/>
-                <w:sz w:val="17"/>
-              </w:rPr>
-              <w:t>Computing</w:t>
-            </w:r>
-          </w:p>
-        </w:tc>
-        <w:tc>
-          <w:tcPr>
-            <w:tcW w:type="dxa" w:w="7488"/>
-            <w:vAlign w:val="center"/>
-          </w:tcPr>
-          <w:p>
-            <w:pPr>
-              <w:spacing w:after="0"/>
-            </w:pPr>
-            <w:r/>
-            <w:r>
-              <w:rPr>
-                <w:rFonts w:ascii="Arial" w:hAnsi="Arial" w:eastAsia="Arial"/>
-                <w:b w:val="0"/>
-                <w:i w:val="0"/>
-                <w:sz w:val="17"/>
-              </w:rPr>
-              <w:t>SPSS (Good); MS Office (Good); Endnote (Good); Corel Video Studio (Good); Python (Beginner); MATLAB (Beginner); NCSS (Beginner); Azure DevOps (Beginner); Typing (90 wpm)</w:t>
-            </w:r>
-          </w:p>
-        </w:tc>
-      </w:tr>
-      <w:tr>
-        <w:tc>
-          <w:tcPr>
-            <w:tcW w:type="dxa" w:w="2016"/>
-            <w:vAlign w:val="center"/>
-          </w:tcPr>
-          <w:p>
-            <w:pPr>
-              <w:spacing w:after="0"/>
-            </w:pPr>
-            <w:r/>
-            <w:r>
-              <w:rPr>
-                <w:rFonts w:ascii="Arial" w:hAnsi="Arial" w:eastAsia="Arial"/>
-                <w:b w:val="0"/>
-                <w:i w:val="0"/>
-                <w:sz w:val="17"/>
-              </w:rPr>
-              <w:t>Interpersonal</w:t>
-            </w:r>
-          </w:p>
-        </w:tc>
-        <w:tc>
-          <w:tcPr>
-            <w:tcW w:type="dxa" w:w="7488"/>
-            <w:vAlign w:val="center"/>
-          </w:tcPr>
-          <w:p>
-            <w:pPr>
-              <w:spacing w:after="0"/>
-            </w:pPr>
-            <w:r/>
-            <w:r>
-              <w:rPr>
-                <w:rFonts w:ascii="Arial" w:hAnsi="Arial" w:eastAsia="Arial"/>
-                <w:b w:val="0"/>
-                <w:i w:val="0"/>
-                <w:sz w:val="17"/>
-              </w:rPr>
-              <w:t>Leadership; Presentation; Time Management; Effective Listening; Team Player; Problem-Solving; Scientific Editing; Translation EN↔FA</w:t>
-            </w:r>
-          </w:p>
-        </w:tc>
-      </w:tr>
-    </w:tbl>
-    <w:p>
-      <w:pPr>
-        <w:spacing w:after="40" w:before="0"/>
-      </w:pPr>
-    </w:p>
-    <w:p>
-      <w:pPr>
-        <w:spacing w:before="180" w:after="60"/>
-        <w:pBdr>
-          <w:bottom w:val="single" w:sz="6" w:space="1" w:color="B8953A"/>
-        </w:pBdr>
-      </w:pPr>
-      <w:r>
-        <w:rPr>
-          <w:rFonts w:ascii="Arial" w:hAnsi="Arial" w:eastAsia="Arial"/>
-          <w:b/>
-          <w:i w:val="0"/>
-          <w:color w:val="1F3864"/>
-          <w:sz w:val="21"/>
-        </w:rPr>
-        <w:t>PATENTS AND INNOVATIONS</w:t>
-      </w:r>
-    </w:p>
-    <w:tbl>
-      <w:tblPr>
-        <w:tblStyle w:val="TableGrid"/>
-        <w:tblW w:type="auto" w:w="0"/>
-        <w:jc w:val="left"/>
-        <w:tblLayout w:type="autofit"/>
-        <w:tblLook w:firstColumn="1" w:firstRow="1" w:lastColumn="0" w:lastRow="0" w:noHBand="0" w:noVBand="1" w:val="04A0"/>
-      </w:tblPr>
-      <w:tblGrid>
-        <w:gridCol w:w="2592"/>
-        <w:gridCol w:w="2592"/>
-        <w:gridCol w:w="2592"/>
-        <w:gridCol w:w="2592"/>
-      </w:tblGrid>
-      <w:tr>
-        <w:tc>
-          <w:tcPr>
-            <w:tcW w:type="dxa" w:w="2592"/>
-            <w:vAlign w:val="center"/>
-            <w:shd w:fill="D9EAF7"/>
-          </w:tcPr>
-          <w:p>
-            <w:pPr>
-              <w:spacing w:after="0"/>
-            </w:pPr>
-            <w:r/>
-            <w:r>
-              <w:rPr>
-                <w:rFonts w:ascii="Arial" w:hAnsi="Arial" w:eastAsia="Arial"/>
-                <w:b/>
-                <w:i w:val="0"/>
-                <w:color w:val="1F3864"/>
-                <w:sz w:val="17"/>
-              </w:rPr>
-              <w:t>Date</w:t>
-            </w:r>
-          </w:p>
-        </w:tc>
-        <w:tc>
-          <w:tcPr>
-            <w:tcW w:type="dxa" w:w="2592"/>
-            <w:vAlign w:val="center"/>
-            <w:shd w:fill="D9EAF7"/>
-          </w:tcPr>
-          <w:p>
-            <w:pPr>
-              <w:spacing w:after="0"/>
-            </w:pPr>
-            <w:r/>
-            <w:r>
-              <w:rPr>
-                <w:rFonts w:ascii="Arial" w:hAnsi="Arial" w:eastAsia="Arial"/>
-                <w:b/>
-                <w:i w:val="0"/>
-                <w:color w:val="1F3864"/>
-                <w:sz w:val="17"/>
-              </w:rPr>
-              <w:t>Title</w:t>
-            </w:r>
-          </w:p>
-        </w:tc>
-        <w:tc>
-          <w:tcPr>
-            <w:tcW w:type="dxa" w:w="2592"/>
-            <w:vAlign w:val="center"/>
-            <w:shd w:fill="D9EAF7"/>
-          </w:tcPr>
-          <w:p>
-            <w:pPr>
-              <w:spacing w:after="0"/>
-            </w:pPr>
-            <w:r/>
-            <w:r>
-              <w:rPr>
-                <w:rFonts w:ascii="Arial" w:hAnsi="Arial" w:eastAsia="Arial"/>
-                <w:b/>
-                <w:i w:val="0"/>
-                <w:color w:val="1F3864"/>
-                <w:sz w:val="17"/>
-              </w:rPr>
-              <w:t>Issuer</w:t>
-            </w:r>
-          </w:p>
-        </w:tc>
-        <w:tc>
-          <w:tcPr>
-            <w:tcW w:type="dxa" w:w="2592"/>
-            <w:vAlign w:val="center"/>
-            <w:shd w:fill="D9EAF7"/>
-          </w:tcPr>
-          <w:p>
-            <w:pPr>
-              <w:spacing w:after="0"/>
-            </w:pPr>
-            <w:r/>
-            <w:r>
-              <w:rPr>
-                <w:rFonts w:ascii="Arial" w:hAnsi="Arial" w:eastAsia="Arial"/>
-                <w:b/>
-                <w:i w:val="0"/>
-                <w:color w:val="1F3864"/>
-                <w:sz w:val="17"/>
-              </w:rPr>
-              <w:t>Number</w:t>
-            </w:r>
-          </w:p>
-        </w:tc>
-      </w:tr>
-      <w:tr>
-        <w:tc>
-          <w:tcPr>
-            <w:tcW w:type="dxa" w:w="2592"/>
-            <w:vAlign w:val="center"/>
-          </w:tcPr>
-          <w:p>
-            <w:pPr>
-              <w:spacing w:after="0"/>
-            </w:pPr>
-            <w:r/>
-            <w:r>
-              <w:rPr>
-                <w:rFonts w:ascii="Arial" w:hAnsi="Arial" w:eastAsia="Arial"/>
-                <w:b w:val="0"/>
-                <w:i w:val="0"/>
-                <w:sz w:val="17"/>
-              </w:rPr>
-              <w:t>Apr 2021</w:t>
-            </w:r>
-          </w:p>
-        </w:tc>
-        <w:tc>
-          <w:tcPr>
-            <w:tcW w:type="dxa" w:w="2592"/>
-            <w:vAlign w:val="center"/>
-          </w:tcPr>
-          <w:p>
-            <w:pPr>
-              <w:spacing w:after="0"/>
-            </w:pPr>
-            <w:r/>
-            <w:r>
-              <w:rPr>
-                <w:rFonts w:ascii="Arial" w:hAnsi="Arial" w:eastAsia="Arial"/>
-                <w:b w:val="0"/>
-                <w:i w:val="0"/>
-                <w:sz w:val="17"/>
-              </w:rPr>
-              <w:t>A Machine Learning-Based System for Detecting Leishmaniasis in Microscopic Images</w:t>
-            </w:r>
-          </w:p>
-        </w:tc>
-        <w:tc>
-          <w:tcPr>
-            <w:tcW w:type="dxa" w:w="2592"/>
-            <w:vAlign w:val="center"/>
-          </w:tcPr>
-          <w:p>
-            <w:pPr>
-              <w:spacing w:after="0"/>
-            </w:pPr>
-            <w:r/>
-            <w:r>
-              <w:rPr>
-                <w:rFonts w:ascii="Arial" w:hAnsi="Arial" w:eastAsia="Arial"/>
-                <w:b w:val="0"/>
-                <w:i w:val="0"/>
-                <w:sz w:val="17"/>
-              </w:rPr>
-              <w:t>IR</w:t>
-            </w:r>
-          </w:p>
-        </w:tc>
-        <w:tc>
-          <w:tcPr>
-            <w:tcW w:type="dxa" w:w="2592"/>
-            <w:vAlign w:val="center"/>
-          </w:tcPr>
-          <w:p>
-            <w:pPr>
-              <w:spacing w:after="0"/>
-            </w:pPr>
-            <w:r/>
-            <w:r>
-              <w:rPr>
-                <w:rFonts w:ascii="Arial" w:hAnsi="Arial" w:eastAsia="Arial"/>
-                <w:b w:val="0"/>
-                <w:i w:val="0"/>
-                <w:sz w:val="17"/>
-              </w:rPr>
-              <w:t>140050140003000416</w:t>
-            </w:r>
-          </w:p>
-        </w:tc>
-      </w:tr>
-      <w:tr>
-        <w:tc>
-          <w:tcPr>
-            <w:tcW w:type="dxa" w:w="2592"/>
-            <w:vAlign w:val="center"/>
-          </w:tcPr>
-          <w:p>
-            <w:pPr>
-              <w:spacing w:after="0"/>
-            </w:pPr>
-            <w:r/>
-            <w:r>
-              <w:rPr>
-                <w:rFonts w:ascii="Arial" w:hAnsi="Arial" w:eastAsia="Arial"/>
-                <w:b w:val="0"/>
-                <w:i w:val="0"/>
-                <w:sz w:val="17"/>
-              </w:rPr>
-              <w:t>Oct 2020</w:t>
-            </w:r>
-          </w:p>
-        </w:tc>
-        <w:tc>
-          <w:tcPr>
-            <w:tcW w:type="dxa" w:w="2592"/>
-            <w:vAlign w:val="center"/>
-          </w:tcPr>
-          <w:p>
-            <w:pPr>
-              <w:spacing w:after="0"/>
-            </w:pPr>
-            <w:r/>
-            <w:r>
-              <w:rPr>
-                <w:rFonts w:ascii="Arial" w:hAnsi="Arial" w:eastAsia="Arial"/>
-                <w:b w:val="0"/>
-                <w:i w:val="0"/>
-                <w:sz w:val="17"/>
-              </w:rPr>
-              <w:t>Utilization of Chest Tube in Pediatric Caustic Injuries: A New Method for Esophageal Stenting</w:t>
-            </w:r>
-          </w:p>
-        </w:tc>
-        <w:tc>
-          <w:tcPr>
-            <w:tcW w:type="dxa" w:w="2592"/>
-            <w:vAlign w:val="center"/>
-          </w:tcPr>
-          <w:p>
-            <w:pPr>
-              <w:spacing w:after="0"/>
-            </w:pPr>
-            <w:r/>
-            <w:r>
-              <w:rPr>
-                <w:rFonts w:ascii="Arial" w:hAnsi="Arial" w:eastAsia="Arial"/>
-                <w:b w:val="0"/>
-                <w:i w:val="0"/>
-                <w:sz w:val="17"/>
-              </w:rPr>
-              <w:t>IR</w:t>
-            </w:r>
-          </w:p>
-        </w:tc>
-        <w:tc>
-          <w:tcPr>
-            <w:tcW w:type="dxa" w:w="2592"/>
-            <w:vAlign w:val="center"/>
-          </w:tcPr>
-          <w:p>
-            <w:pPr>
-              <w:spacing w:after="0"/>
-            </w:pPr>
-            <w:r/>
-            <w:r>
-              <w:rPr>
-                <w:rFonts w:ascii="Arial" w:hAnsi="Arial" w:eastAsia="Arial"/>
-                <w:b w:val="0"/>
-                <w:i w:val="0"/>
-                <w:sz w:val="17"/>
-              </w:rPr>
-              <w:t>139950140003006653</w:t>
-            </w:r>
-          </w:p>
-        </w:tc>
-      </w:tr>
-    </w:tbl>
-    <w:p>
-      <w:pPr>
-        <w:spacing w:after="40" w:before="0"/>
-      </w:pPr>
+          <w:b w:val="0"/>
+          <w:i w:val="0"/>
+          <w:sz w:val="18"/>
+        </w:rPr>
+        <w:t>Physician-scientist and research fellow focused on surgical innovation, artificial intelligence in medicine, digital health, patient-centered outcomes, and surgical education. My work includes developing clinical research tools, leading multidisciplinary projects, evaluating online health information, designing AI- and computer vision-based studies, and translating clinical problems into practical scientific and technological solutions. My long-term goal is to become a surgeon-scientist who advances surgical care through innovative, evidence-based, and patient-centered approaches.</w:t>
+      </w:r>
     </w:p>
     <w:p>
       <w:pPr>
@@ -2456,7 +439,2590 @@
                 <w:i w:val="0"/>
                 <w:sz w:val="17"/>
               </w:rPr>
-              <w:t>3425</w:t>
+              <w:t>3428</w:t>
+            </w:r>
+          </w:p>
+        </w:tc>
+      </w:tr>
+    </w:tbl>
+    <w:p>
+      <w:pPr>
+        <w:spacing w:after="40" w:before="0"/>
+      </w:pPr>
+    </w:p>
+    <w:p>
+      <w:pPr>
+        <w:spacing w:before="180" w:after="60"/>
+        <w:pBdr>
+          <w:bottom w:val="single" w:sz="6" w:space="1" w:color="B8953A"/>
+        </w:pBdr>
+      </w:pPr>
+      <w:r>
+        <w:rPr>
+          <w:rFonts w:ascii="Arial" w:hAnsi="Arial" w:eastAsia="Arial"/>
+          <w:b/>
+          <w:i w:val="0"/>
+          <w:color w:val="1F3864"/>
+          <w:sz w:val="21"/>
+        </w:rPr>
+        <w:t>PERSONAL INFORMATION</w:t>
+      </w:r>
+    </w:p>
+    <w:tbl>
+      <w:tblPr>
+        <w:tblStyle w:val="TableGrid"/>
+        <w:tblW w:type="auto" w:w="0"/>
+        <w:jc w:val="left"/>
+        <w:tblLayout w:type="autofit"/>
+        <w:tblLook w:firstColumn="1" w:firstRow="1" w:lastColumn="0" w:lastRow="0" w:noHBand="0" w:noVBand="1" w:val="04A0"/>
+      </w:tblPr>
+      <w:tblGrid>
+        <w:gridCol w:w="5184"/>
+        <w:gridCol w:w="5184"/>
+      </w:tblGrid>
+      <w:tr>
+        <w:tc>
+          <w:tcPr>
+            <w:tcW w:type="dxa" w:w="2664"/>
+            <w:vAlign w:val="center"/>
+          </w:tcPr>
+          <w:p>
+            <w:pPr>
+              <w:spacing w:after="0"/>
+            </w:pPr>
+            <w:r/>
+            <w:r>
+              <w:rPr>
+                <w:rFonts w:ascii="Arial" w:hAnsi="Arial" w:eastAsia="Arial"/>
+                <w:b w:val="0"/>
+                <w:i w:val="0"/>
+                <w:sz w:val="17"/>
+              </w:rPr>
+              <w:t>Surname</w:t>
+            </w:r>
+          </w:p>
+        </w:tc>
+        <w:tc>
+          <w:tcPr>
+            <w:tcW w:type="dxa" w:w="6840"/>
+            <w:vAlign w:val="center"/>
+          </w:tcPr>
+          <w:p>
+            <w:pPr>
+              <w:spacing w:after="0"/>
+            </w:pPr>
+            <w:r/>
+            <w:r>
+              <w:rPr>
+                <w:rFonts w:ascii="Arial" w:hAnsi="Arial" w:eastAsia="Arial"/>
+                <w:b w:val="0"/>
+                <w:i w:val="0"/>
+                <w:sz w:val="17"/>
+              </w:rPr>
+              <w:t>Shahriarirad</w:t>
+            </w:r>
+          </w:p>
+        </w:tc>
+      </w:tr>
+      <w:tr>
+        <w:tc>
+          <w:tcPr>
+            <w:tcW w:type="dxa" w:w="2664"/>
+            <w:vAlign w:val="center"/>
+          </w:tcPr>
+          <w:p>
+            <w:pPr>
+              <w:spacing w:after="0"/>
+            </w:pPr>
+            <w:r/>
+            <w:r>
+              <w:rPr>
+                <w:rFonts w:ascii="Arial" w:hAnsi="Arial" w:eastAsia="Arial"/>
+                <w:b w:val="0"/>
+                <w:i w:val="0"/>
+                <w:sz w:val="17"/>
+              </w:rPr>
+              <w:t>Given name</w:t>
+            </w:r>
+          </w:p>
+        </w:tc>
+        <w:tc>
+          <w:tcPr>
+            <w:tcW w:type="dxa" w:w="6840"/>
+            <w:vAlign w:val="center"/>
+          </w:tcPr>
+          <w:p>
+            <w:pPr>
+              <w:spacing w:after="0"/>
+            </w:pPr>
+            <w:r/>
+            <w:r>
+              <w:rPr>
+                <w:rFonts w:ascii="Arial" w:hAnsi="Arial" w:eastAsia="Arial"/>
+                <w:b w:val="0"/>
+                <w:i w:val="0"/>
+                <w:sz w:val="17"/>
+              </w:rPr>
+              <w:t>Reza</w:t>
+            </w:r>
+          </w:p>
+        </w:tc>
+      </w:tr>
+      <w:tr>
+        <w:tc>
+          <w:tcPr>
+            <w:tcW w:type="dxa" w:w="2664"/>
+            <w:vAlign w:val="center"/>
+          </w:tcPr>
+          <w:p>
+            <w:pPr>
+              <w:spacing w:after="0"/>
+            </w:pPr>
+            <w:r/>
+            <w:r>
+              <w:rPr>
+                <w:rFonts w:ascii="Arial" w:hAnsi="Arial" w:eastAsia="Arial"/>
+                <w:b w:val="0"/>
+                <w:i w:val="0"/>
+                <w:sz w:val="17"/>
+              </w:rPr>
+              <w:t>Current residence</w:t>
+            </w:r>
+          </w:p>
+        </w:tc>
+        <w:tc>
+          <w:tcPr>
+            <w:tcW w:type="dxa" w:w="6840"/>
+            <w:vAlign w:val="center"/>
+          </w:tcPr>
+          <w:p>
+            <w:pPr>
+              <w:spacing w:after="0"/>
+            </w:pPr>
+            <w:r/>
+            <w:r>
+              <w:rPr>
+                <w:rFonts w:ascii="Arial" w:hAnsi="Arial" w:eastAsia="Arial"/>
+                <w:b w:val="0"/>
+                <w:i w:val="0"/>
+                <w:sz w:val="17"/>
+              </w:rPr>
+              <w:t>Rochester, MN, USA</w:t>
+            </w:r>
+          </w:p>
+        </w:tc>
+      </w:tr>
+      <w:tr>
+        <w:tc>
+          <w:tcPr>
+            <w:tcW w:type="dxa" w:w="2664"/>
+            <w:vAlign w:val="center"/>
+          </w:tcPr>
+          <w:p>
+            <w:pPr>
+              <w:spacing w:after="0"/>
+            </w:pPr>
+            <w:r/>
+            <w:r>
+              <w:rPr>
+                <w:rFonts w:ascii="Arial" w:hAnsi="Arial" w:eastAsia="Arial"/>
+                <w:b w:val="0"/>
+                <w:i w:val="0"/>
+                <w:sz w:val="17"/>
+              </w:rPr>
+              <w:t>Date of writing CV</w:t>
+            </w:r>
+          </w:p>
+        </w:tc>
+        <w:tc>
+          <w:tcPr>
+            <w:tcW w:type="dxa" w:w="6840"/>
+            <w:vAlign w:val="center"/>
+          </w:tcPr>
+          <w:p>
+            <w:pPr>
+              <w:spacing w:after="0"/>
+            </w:pPr>
+            <w:r/>
+            <w:r>
+              <w:rPr>
+                <w:rFonts w:ascii="Arial" w:hAnsi="Arial" w:eastAsia="Arial"/>
+                <w:b w:val="0"/>
+                <w:i w:val="0"/>
+                <w:sz w:val="17"/>
+              </w:rPr>
+              <w:t>May 26, 2026</w:t>
+            </w:r>
+          </w:p>
+        </w:tc>
+      </w:tr>
+      <w:tr>
+        <w:tc>
+          <w:tcPr>
+            <w:tcW w:type="dxa" w:w="2664"/>
+            <w:vAlign w:val="center"/>
+          </w:tcPr>
+          <w:p>
+            <w:pPr>
+              <w:spacing w:after="0"/>
+            </w:pPr>
+            <w:r/>
+            <w:r>
+              <w:rPr>
+                <w:rFonts w:ascii="Arial" w:hAnsi="Arial" w:eastAsia="Arial"/>
+                <w:b w:val="0"/>
+                <w:i w:val="0"/>
+                <w:sz w:val="17"/>
+              </w:rPr>
+              <w:t>Verified reviews / peer reviews</w:t>
+            </w:r>
+          </w:p>
+        </w:tc>
+        <w:tc>
+          <w:tcPr>
+            <w:tcW w:type="dxa" w:w="6840"/>
+            <w:vAlign w:val="center"/>
+          </w:tcPr>
+          <w:p>
+            <w:pPr>
+              <w:spacing w:after="0"/>
+            </w:pPr>
+            <w:r/>
+            <w:r>
+              <w:rPr>
+                <w:rFonts w:ascii="Arial" w:hAnsi="Arial" w:eastAsia="Arial"/>
+                <w:b w:val="0"/>
+                <w:i w:val="0"/>
+                <w:sz w:val="17"/>
+              </w:rPr>
+              <w:t>149</w:t>
+            </w:r>
+          </w:p>
+        </w:tc>
+      </w:tr>
+      <w:tr>
+        <w:tc>
+          <w:tcPr>
+            <w:tcW w:type="dxa" w:w="2664"/>
+            <w:vAlign w:val="center"/>
+          </w:tcPr>
+          <w:p>
+            <w:pPr>
+              <w:spacing w:after="0"/>
+            </w:pPr>
+            <w:r/>
+            <w:r>
+              <w:rPr>
+                <w:rFonts w:ascii="Arial" w:hAnsi="Arial" w:eastAsia="Arial"/>
+                <w:b w:val="0"/>
+                <w:i w:val="0"/>
+                <w:sz w:val="17"/>
+              </w:rPr>
+              <w:t>Total citations</w:t>
+            </w:r>
+          </w:p>
+        </w:tc>
+        <w:tc>
+          <w:tcPr>
+            <w:tcW w:type="dxa" w:w="6840"/>
+            <w:vAlign w:val="center"/>
+          </w:tcPr>
+          <w:p>
+            <w:pPr>
+              <w:spacing w:after="0"/>
+            </w:pPr>
+            <w:r/>
+            <w:r>
+              <w:rPr>
+                <w:rFonts w:ascii="Arial" w:hAnsi="Arial" w:eastAsia="Arial"/>
+                <w:b w:val="0"/>
+                <w:i w:val="0"/>
+                <w:sz w:val="17"/>
+              </w:rPr>
+              <w:t>3428</w:t>
+            </w:r>
+          </w:p>
+        </w:tc>
+      </w:tr>
+      <w:tr>
+        <w:tc>
+          <w:tcPr>
+            <w:tcW w:type="dxa" w:w="2664"/>
+            <w:vAlign w:val="center"/>
+          </w:tcPr>
+          <w:p>
+            <w:pPr>
+              <w:spacing w:after="0"/>
+            </w:pPr>
+            <w:r/>
+            <w:r>
+              <w:rPr>
+                <w:rFonts w:ascii="Arial" w:hAnsi="Arial" w:eastAsia="Arial"/>
+                <w:b w:val="0"/>
+                <w:i w:val="0"/>
+                <w:sz w:val="17"/>
+              </w:rPr>
+              <w:t>H-index</w:t>
+            </w:r>
+          </w:p>
+        </w:tc>
+        <w:tc>
+          <w:tcPr>
+            <w:tcW w:type="dxa" w:w="6840"/>
+            <w:vAlign w:val="center"/>
+          </w:tcPr>
+          <w:p>
+            <w:pPr>
+              <w:spacing w:after="0"/>
+            </w:pPr>
+            <w:r/>
+            <w:r>
+              <w:rPr>
+                <w:rFonts w:ascii="Arial" w:hAnsi="Arial" w:eastAsia="Arial"/>
+                <w:b w:val="0"/>
+                <w:i w:val="0"/>
+                <w:sz w:val="17"/>
+              </w:rPr>
+              <w:t>24</w:t>
+            </w:r>
+          </w:p>
+        </w:tc>
+      </w:tr>
+      <w:tr>
+        <w:tc>
+          <w:tcPr>
+            <w:tcW w:type="dxa" w:w="2664"/>
+            <w:vAlign w:val="center"/>
+          </w:tcPr>
+          <w:p>
+            <w:pPr>
+              <w:spacing w:after="0"/>
+            </w:pPr>
+            <w:r/>
+            <w:r>
+              <w:rPr>
+                <w:rFonts w:ascii="Arial" w:hAnsi="Arial" w:eastAsia="Arial"/>
+                <w:b w:val="0"/>
+                <w:i w:val="0"/>
+                <w:sz w:val="17"/>
+              </w:rPr>
+              <w:t>Research interests</w:t>
+            </w:r>
+          </w:p>
+        </w:tc>
+        <w:tc>
+          <w:tcPr>
+            <w:tcW w:type="dxa" w:w="6840"/>
+            <w:vAlign w:val="center"/>
+          </w:tcPr>
+          <w:p>
+            <w:pPr>
+              <w:spacing w:after="0"/>
+            </w:pPr>
+            <w:r/>
+            <w:r>
+              <w:rPr>
+                <w:rFonts w:ascii="Arial" w:hAnsi="Arial" w:eastAsia="Arial"/>
+                <w:b w:val="0"/>
+                <w:i w:val="0"/>
+                <w:sz w:val="17"/>
+              </w:rPr>
+              <w:t>Surgery · Minimally Invasive Surgery · Artificial Intelligence</w:t>
+            </w:r>
+          </w:p>
+        </w:tc>
+      </w:tr>
+    </w:tbl>
+    <w:p>
+      <w:pPr>
+        <w:spacing w:after="40" w:before="0"/>
+      </w:pPr>
+    </w:p>
+    <w:p>
+      <w:pPr>
+        <w:spacing w:before="180" w:after="60"/>
+        <w:pBdr>
+          <w:bottom w:val="single" w:sz="6" w:space="1" w:color="B8953A"/>
+        </w:pBdr>
+      </w:pPr>
+      <w:r>
+        <w:rPr>
+          <w:rFonts w:ascii="Arial" w:hAnsi="Arial" w:eastAsia="Arial"/>
+          <w:b/>
+          <w:i w:val="0"/>
+          <w:color w:val="1F3864"/>
+          <w:sz w:val="21"/>
+        </w:rPr>
+        <w:t>EDUCATION</w:t>
+      </w:r>
+    </w:p>
+    <w:tbl>
+      <w:tblPr>
+        <w:tblStyle w:val="TableGrid"/>
+        <w:tblW w:type="auto" w:w="0"/>
+        <w:jc w:val="left"/>
+        <w:tblLayout w:type="autofit"/>
+        <w:tblLook w:firstColumn="1" w:firstRow="1" w:lastColumn="0" w:lastRow="0" w:noHBand="0" w:noVBand="1" w:val="04A0"/>
+      </w:tblPr>
+      <w:tblGrid>
+        <w:gridCol w:w="2592"/>
+        <w:gridCol w:w="2592"/>
+        <w:gridCol w:w="2592"/>
+        <w:gridCol w:w="2592"/>
+      </w:tblGrid>
+      <w:tr>
+        <w:tc>
+          <w:tcPr>
+            <w:tcW w:type="dxa" w:w="2592"/>
+            <w:vAlign w:val="center"/>
+            <w:shd w:fill="D9EAF7"/>
+          </w:tcPr>
+          <w:p>
+            <w:pPr>
+              <w:spacing w:after="0"/>
+            </w:pPr>
+            <w:r/>
+            <w:r>
+              <w:rPr>
+                <w:rFonts w:ascii="Arial" w:hAnsi="Arial" w:eastAsia="Arial"/>
+                <w:b/>
+                <w:i w:val="0"/>
+                <w:color w:val="1F3864"/>
+                <w:sz w:val="17"/>
+              </w:rPr>
+              <w:t>Period</w:t>
+            </w:r>
+          </w:p>
+        </w:tc>
+        <w:tc>
+          <w:tcPr>
+            <w:tcW w:type="dxa" w:w="2592"/>
+            <w:vAlign w:val="center"/>
+            <w:shd w:fill="D9EAF7"/>
+          </w:tcPr>
+          <w:p>
+            <w:pPr>
+              <w:spacing w:after="0"/>
+            </w:pPr>
+            <w:r/>
+            <w:r>
+              <w:rPr>
+                <w:rFonts w:ascii="Arial" w:hAnsi="Arial" w:eastAsia="Arial"/>
+                <w:b/>
+                <w:i w:val="0"/>
+                <w:color w:val="1F3864"/>
+                <w:sz w:val="17"/>
+              </w:rPr>
+              <w:t>Degree</w:t>
+            </w:r>
+          </w:p>
+        </w:tc>
+        <w:tc>
+          <w:tcPr>
+            <w:tcW w:type="dxa" w:w="2592"/>
+            <w:vAlign w:val="center"/>
+            <w:shd w:fill="D9EAF7"/>
+          </w:tcPr>
+          <w:p>
+            <w:pPr>
+              <w:spacing w:after="0"/>
+            </w:pPr>
+            <w:r/>
+            <w:r>
+              <w:rPr>
+                <w:rFonts w:ascii="Arial" w:hAnsi="Arial" w:eastAsia="Arial"/>
+                <w:b/>
+                <w:i w:val="0"/>
+                <w:color w:val="1F3864"/>
+                <w:sz w:val="17"/>
+              </w:rPr>
+              <w:t>Institution</w:t>
+            </w:r>
+          </w:p>
+        </w:tc>
+        <w:tc>
+          <w:tcPr>
+            <w:tcW w:type="dxa" w:w="2592"/>
+            <w:vAlign w:val="center"/>
+            <w:shd w:fill="D9EAF7"/>
+          </w:tcPr>
+          <w:p>
+            <w:pPr>
+              <w:spacing w:after="0"/>
+            </w:pPr>
+            <w:r/>
+            <w:r>
+              <w:rPr>
+                <w:rFonts w:ascii="Arial" w:hAnsi="Arial" w:eastAsia="Arial"/>
+                <w:b/>
+                <w:i w:val="0"/>
+                <w:color w:val="1F3864"/>
+                <w:sz w:val="17"/>
+              </w:rPr>
+              <w:t>Location</w:t>
+            </w:r>
+          </w:p>
+        </w:tc>
+      </w:tr>
+      <w:tr>
+        <w:tc>
+          <w:tcPr>
+            <w:tcW w:type="dxa" w:w="2592"/>
+            <w:vAlign w:val="center"/>
+          </w:tcPr>
+          <w:p>
+            <w:pPr>
+              <w:spacing w:after="0"/>
+            </w:pPr>
+            <w:r/>
+            <w:r>
+              <w:rPr>
+                <w:rFonts w:ascii="Arial" w:hAnsi="Arial" w:eastAsia="Arial"/>
+                <w:b w:val="0"/>
+                <w:i w:val="0"/>
+                <w:sz w:val="17"/>
+              </w:rPr>
+              <w:t>2013 – 2020</w:t>
+            </w:r>
+          </w:p>
+        </w:tc>
+        <w:tc>
+          <w:tcPr>
+            <w:tcW w:type="dxa" w:w="2592"/>
+            <w:vAlign w:val="center"/>
+          </w:tcPr>
+          <w:p>
+            <w:pPr>
+              <w:spacing w:after="0"/>
+            </w:pPr>
+            <w:r/>
+            <w:r>
+              <w:rPr>
+                <w:rFonts w:ascii="Arial" w:hAnsi="Arial" w:eastAsia="Arial"/>
+                <w:b w:val="0"/>
+                <w:i w:val="0"/>
+                <w:sz w:val="17"/>
+              </w:rPr>
+              <w:t>Doctor of Medicine (M.D.)</w:t>
+            </w:r>
+          </w:p>
+        </w:tc>
+        <w:tc>
+          <w:tcPr>
+            <w:tcW w:type="dxa" w:w="2592"/>
+            <w:vAlign w:val="center"/>
+          </w:tcPr>
+          <w:p>
+            <w:pPr>
+              <w:spacing w:after="0"/>
+            </w:pPr>
+            <w:r/>
+            <w:r>
+              <w:rPr>
+                <w:rFonts w:ascii="Arial" w:hAnsi="Arial" w:eastAsia="Arial"/>
+                <w:b w:val="0"/>
+                <w:i w:val="0"/>
+                <w:sz w:val="17"/>
+              </w:rPr>
+              <w:t>Shiraz University of Medical Sciences · Shiraz, Iran (SUMS)</w:t>
+            </w:r>
+          </w:p>
+        </w:tc>
+        <w:tc>
+          <w:tcPr>
+            <w:tcW w:type="dxa" w:w="2592"/>
+            <w:vAlign w:val="center"/>
+          </w:tcPr>
+          <w:p>
+            <w:pPr>
+              <w:spacing w:after="0"/>
+            </w:pPr>
+            <w:r/>
+            <w:r>
+              <w:rPr>
+                <w:rFonts w:ascii="Arial" w:hAnsi="Arial" w:eastAsia="Arial"/>
+                <w:b w:val="0"/>
+                <w:i w:val="0"/>
+                <w:sz w:val="17"/>
+              </w:rPr>
+              <w:t>Shiraz, Iran</w:t>
+            </w:r>
+          </w:p>
+        </w:tc>
+      </w:tr>
+      <w:tr>
+        <w:tc>
+          <w:tcPr>
+            <w:tcW w:type="dxa" w:w="2592"/>
+            <w:vAlign w:val="center"/>
+          </w:tcPr>
+          <w:p>
+            <w:pPr>
+              <w:spacing w:after="0"/>
+            </w:pPr>
+            <w:r/>
+            <w:r>
+              <w:rPr>
+                <w:rFonts w:ascii="Arial" w:hAnsi="Arial" w:eastAsia="Arial"/>
+                <w:b w:val="0"/>
+                <w:i w:val="0"/>
+                <w:sz w:val="17"/>
+              </w:rPr>
+              <w:t>2009 – 2013</w:t>
+            </w:r>
+          </w:p>
+        </w:tc>
+        <w:tc>
+          <w:tcPr>
+            <w:tcW w:type="dxa" w:w="2592"/>
+            <w:vAlign w:val="center"/>
+          </w:tcPr>
+          <w:p>
+            <w:pPr>
+              <w:spacing w:after="0"/>
+            </w:pPr>
+            <w:r/>
+            <w:r>
+              <w:rPr>
+                <w:rFonts w:ascii="Arial" w:hAnsi="Arial" w:eastAsia="Arial"/>
+                <w:b w:val="0"/>
+                <w:i w:val="0"/>
+                <w:sz w:val="17"/>
+              </w:rPr>
+              <w:t>High School Diploma</w:t>
+            </w:r>
+          </w:p>
+        </w:tc>
+        <w:tc>
+          <w:tcPr>
+            <w:tcW w:type="dxa" w:w="2592"/>
+            <w:vAlign w:val="center"/>
+          </w:tcPr>
+          <w:p>
+            <w:pPr>
+              <w:spacing w:after="0"/>
+            </w:pPr>
+            <w:r/>
+            <w:r>
+              <w:rPr>
+                <w:rFonts w:ascii="Arial" w:hAnsi="Arial" w:eastAsia="Arial"/>
+                <w:b w:val="0"/>
+                <w:i w:val="0"/>
+                <w:sz w:val="17"/>
+              </w:rPr>
+              <w:t>National Organization for Development of Exceptional Talents (SAMPAD)</w:t>
+            </w:r>
+          </w:p>
+        </w:tc>
+        <w:tc>
+          <w:tcPr>
+            <w:tcW w:type="dxa" w:w="2592"/>
+            <w:vAlign w:val="center"/>
+          </w:tcPr>
+          <w:p>
+            <w:pPr>
+              <w:spacing w:after="0"/>
+            </w:pPr>
+            <w:r/>
+            <w:r>
+              <w:rPr>
+                <w:rFonts w:ascii="Arial" w:hAnsi="Arial" w:eastAsia="Arial"/>
+                <w:b w:val="0"/>
+                <w:i w:val="0"/>
+                <w:sz w:val="17"/>
+              </w:rPr>
+              <w:t>Shiraz, Iran</w:t>
+            </w:r>
+          </w:p>
+        </w:tc>
+      </w:tr>
+    </w:tbl>
+    <w:p>
+      <w:pPr>
+        <w:spacing w:after="40" w:before="0"/>
+      </w:pPr>
+    </w:p>
+    <w:p>
+      <w:pPr>
+        <w:spacing w:before="180" w:after="60"/>
+        <w:pBdr>
+          <w:bottom w:val="single" w:sz="6" w:space="1" w:color="B8953A"/>
+        </w:pBdr>
+      </w:pPr>
+      <w:r>
+        <w:rPr>
+          <w:rFonts w:ascii="Arial" w:hAnsi="Arial" w:eastAsia="Arial"/>
+          <w:b/>
+          <w:i w:val="0"/>
+          <w:color w:val="1F3864"/>
+          <w:sz w:val="21"/>
+        </w:rPr>
+        <w:t>WORKING AND PROFESSIONAL EXPERIENCE</w:t>
+      </w:r>
+    </w:p>
+    <w:tbl>
+      <w:tblPr>
+        <w:tblStyle w:val="TableGrid"/>
+        <w:tblW w:type="auto" w:w="0"/>
+        <w:jc w:val="left"/>
+        <w:tblLayout w:type="autofit"/>
+        <w:tblLook w:firstColumn="1" w:firstRow="1" w:lastColumn="0" w:lastRow="0" w:noHBand="0" w:noVBand="1" w:val="04A0"/>
+      </w:tblPr>
+      <w:tblGrid>
+        <w:gridCol w:w="2592"/>
+        <w:gridCol w:w="2592"/>
+        <w:gridCol w:w="2592"/>
+        <w:gridCol w:w="2592"/>
+      </w:tblGrid>
+      <w:tr>
+        <w:tc>
+          <w:tcPr>
+            <w:tcW w:type="dxa" w:w="2592"/>
+            <w:vAlign w:val="center"/>
+            <w:shd w:fill="D9EAF7"/>
+          </w:tcPr>
+          <w:p>
+            <w:pPr>
+              <w:spacing w:after="0"/>
+            </w:pPr>
+            <w:r/>
+            <w:r>
+              <w:rPr>
+                <w:rFonts w:ascii="Arial" w:hAnsi="Arial" w:eastAsia="Arial"/>
+                <w:b/>
+                <w:i w:val="0"/>
+                <w:color w:val="1F3864"/>
+                <w:sz w:val="17"/>
+              </w:rPr>
+              <w:t>Period</w:t>
+            </w:r>
+          </w:p>
+        </w:tc>
+        <w:tc>
+          <w:tcPr>
+            <w:tcW w:type="dxa" w:w="2592"/>
+            <w:vAlign w:val="center"/>
+            <w:shd w:fill="D9EAF7"/>
+          </w:tcPr>
+          <w:p>
+            <w:pPr>
+              <w:spacing w:after="0"/>
+            </w:pPr>
+            <w:r/>
+            <w:r>
+              <w:rPr>
+                <w:rFonts w:ascii="Arial" w:hAnsi="Arial" w:eastAsia="Arial"/>
+                <w:b/>
+                <w:i w:val="0"/>
+                <w:color w:val="1F3864"/>
+                <w:sz w:val="17"/>
+              </w:rPr>
+              <w:t>Role / organization</w:t>
+            </w:r>
+          </w:p>
+        </w:tc>
+        <w:tc>
+          <w:tcPr>
+            <w:tcW w:type="dxa" w:w="2592"/>
+            <w:vAlign w:val="center"/>
+            <w:shd w:fill="D9EAF7"/>
+          </w:tcPr>
+          <w:p>
+            <w:pPr>
+              <w:spacing w:after="0"/>
+            </w:pPr>
+            <w:r/>
+            <w:r>
+              <w:rPr>
+                <w:rFonts w:ascii="Arial" w:hAnsi="Arial" w:eastAsia="Arial"/>
+                <w:b/>
+                <w:i w:val="0"/>
+                <w:color w:val="1F3864"/>
+                <w:sz w:val="17"/>
+              </w:rPr>
+              <w:t>Location</w:t>
+            </w:r>
+          </w:p>
+        </w:tc>
+        <w:tc>
+          <w:tcPr>
+            <w:tcW w:type="dxa" w:w="2592"/>
+            <w:vAlign w:val="center"/>
+            <w:shd w:fill="D9EAF7"/>
+          </w:tcPr>
+          <w:p>
+            <w:pPr>
+              <w:spacing w:after="0"/>
+            </w:pPr>
+            <w:r/>
+            <w:r>
+              <w:rPr>
+                <w:rFonts w:ascii="Arial" w:hAnsi="Arial" w:eastAsia="Arial"/>
+                <w:b/>
+                <w:i w:val="0"/>
+                <w:color w:val="1F3864"/>
+                <w:sz w:val="17"/>
+              </w:rPr>
+              <w:t>Description</w:t>
+            </w:r>
+          </w:p>
+        </w:tc>
+      </w:tr>
+      <w:tr>
+        <w:tc>
+          <w:tcPr>
+            <w:tcW w:type="dxa" w:w="2592"/>
+            <w:vAlign w:val="center"/>
+          </w:tcPr>
+          <w:p>
+            <w:pPr>
+              <w:spacing w:after="0"/>
+            </w:pPr>
+            <w:r/>
+            <w:r>
+              <w:rPr>
+                <w:rFonts w:ascii="Arial" w:hAnsi="Arial" w:eastAsia="Arial"/>
+                <w:b w:val="0"/>
+                <w:i w:val="0"/>
+                <w:sz w:val="17"/>
+              </w:rPr>
+              <w:t>2024 – Present</w:t>
+            </w:r>
+          </w:p>
+        </w:tc>
+        <w:tc>
+          <w:tcPr>
+            <w:tcW w:type="dxa" w:w="2592"/>
+            <w:vAlign w:val="center"/>
+          </w:tcPr>
+          <w:p>
+            <w:pPr>
+              <w:spacing w:after="0"/>
+            </w:pPr>
+            <w:r/>
+            <w:r>
+              <w:rPr>
+                <w:rFonts w:ascii="Arial" w:hAnsi="Arial" w:eastAsia="Arial"/>
+                <w:b w:val="0"/>
+                <w:i w:val="0"/>
+                <w:sz w:val="17"/>
+              </w:rPr>
+              <w:t>Research Fellow | Surgery Innovation Center · Mayo Clinic</w:t>
+            </w:r>
+          </w:p>
+        </w:tc>
+        <w:tc>
+          <w:tcPr>
+            <w:tcW w:type="dxa" w:w="2592"/>
+            <w:vAlign w:val="center"/>
+          </w:tcPr>
+          <w:p>
+            <w:pPr>
+              <w:spacing w:after="0"/>
+            </w:pPr>
+            <w:r/>
+            <w:r>
+              <w:rPr>
+                <w:rFonts w:ascii="Arial" w:hAnsi="Arial" w:eastAsia="Arial"/>
+                <w:b w:val="0"/>
+                <w:i w:val="0"/>
+                <w:sz w:val="17"/>
+              </w:rPr>
+              <w:t>Rochester, MN</w:t>
+            </w:r>
+          </w:p>
+        </w:tc>
+        <w:tc>
+          <w:tcPr>
+            <w:tcW w:type="dxa" w:w="2592"/>
+            <w:vAlign w:val="center"/>
+          </w:tcPr>
+          <w:p>
+            <w:pPr>
+              <w:spacing w:after="0"/>
+            </w:pPr>
+            <w:r/>
+            <w:r>
+              <w:rPr>
+                <w:rFonts w:ascii="Arial" w:hAnsi="Arial" w:eastAsia="Arial"/>
+                <w:b w:val="0"/>
+                <w:i w:val="0"/>
+                <w:sz w:val="17"/>
+              </w:rPr>
+            </w:r>
+          </w:p>
+        </w:tc>
+      </w:tr>
+      <w:tr>
+        <w:tc>
+          <w:tcPr>
+            <w:tcW w:type="dxa" w:w="2592"/>
+            <w:vAlign w:val="center"/>
+          </w:tcPr>
+          <w:p>
+            <w:pPr>
+              <w:spacing w:after="0"/>
+            </w:pPr>
+            <w:r/>
+            <w:r>
+              <w:rPr>
+                <w:rFonts w:ascii="Arial" w:hAnsi="Arial" w:eastAsia="Arial"/>
+                <w:b w:val="0"/>
+                <w:i w:val="0"/>
+                <w:sz w:val="17"/>
+              </w:rPr>
+              <w:t>2025 – Present</w:t>
+            </w:r>
+          </w:p>
+        </w:tc>
+        <w:tc>
+          <w:tcPr>
+            <w:tcW w:type="dxa" w:w="2592"/>
+            <w:vAlign w:val="center"/>
+          </w:tcPr>
+          <w:p>
+            <w:pPr>
+              <w:spacing w:after="0"/>
+            </w:pPr>
+            <w:r/>
+            <w:r>
+              <w:rPr>
+                <w:rFonts w:ascii="Arial" w:hAnsi="Arial" w:eastAsia="Arial"/>
+                <w:b w:val="0"/>
+                <w:i w:val="0"/>
+                <w:sz w:val="17"/>
+              </w:rPr>
+              <w:t>Research Fellow – A-Star Lab | Mayo Clinic</w:t>
+            </w:r>
+          </w:p>
+        </w:tc>
+        <w:tc>
+          <w:tcPr>
+            <w:tcW w:type="dxa" w:w="2592"/>
+            <w:vAlign w:val="center"/>
+          </w:tcPr>
+          <w:p>
+            <w:pPr>
+              <w:spacing w:after="0"/>
+            </w:pPr>
+            <w:r/>
+            <w:r>
+              <w:rPr>
+                <w:rFonts w:ascii="Arial" w:hAnsi="Arial" w:eastAsia="Arial"/>
+                <w:b w:val="0"/>
+                <w:i w:val="0"/>
+                <w:sz w:val="17"/>
+              </w:rPr>
+              <w:t>Rochester, MN, USA</w:t>
+            </w:r>
+          </w:p>
+        </w:tc>
+        <w:tc>
+          <w:tcPr>
+            <w:tcW w:type="dxa" w:w="2592"/>
+            <w:vAlign w:val="center"/>
+          </w:tcPr>
+          <w:p>
+            <w:pPr>
+              <w:spacing w:after="0"/>
+            </w:pPr>
+            <w:r/>
+            <w:r>
+              <w:rPr>
+                <w:rFonts w:ascii="Arial" w:hAnsi="Arial" w:eastAsia="Arial"/>
+                <w:b w:val="0"/>
+                <w:i w:val="0"/>
+                <w:sz w:val="17"/>
+              </w:rPr>
+            </w:r>
+          </w:p>
+        </w:tc>
+      </w:tr>
+      <w:tr>
+        <w:tc>
+          <w:tcPr>
+            <w:tcW w:type="dxa" w:w="2592"/>
+            <w:vAlign w:val="center"/>
+          </w:tcPr>
+          <w:p>
+            <w:pPr>
+              <w:spacing w:after="0"/>
+            </w:pPr>
+            <w:r/>
+            <w:r>
+              <w:rPr>
+                <w:rFonts w:ascii="Arial" w:hAnsi="Arial" w:eastAsia="Arial"/>
+                <w:b w:val="0"/>
+                <w:i w:val="0"/>
+                <w:sz w:val="17"/>
+              </w:rPr>
+              <w:t>2018 – 2024</w:t>
+            </w:r>
+          </w:p>
+        </w:tc>
+        <w:tc>
+          <w:tcPr>
+            <w:tcW w:type="dxa" w:w="2592"/>
+            <w:vAlign w:val="center"/>
+          </w:tcPr>
+          <w:p>
+            <w:pPr>
+              <w:spacing w:after="0"/>
+            </w:pPr>
+            <w:r/>
+            <w:r>
+              <w:rPr>
+                <w:rFonts w:ascii="Arial" w:hAnsi="Arial" w:eastAsia="Arial"/>
+                <w:b w:val="0"/>
+                <w:i w:val="0"/>
+                <w:sz w:val="17"/>
+              </w:rPr>
+              <w:t>Senior Researcher &amp; Project Manager | Thoracic &amp; Vascular Surgery Research Center · Shiraz University of Medical Sciences</w:t>
+            </w:r>
+          </w:p>
+        </w:tc>
+        <w:tc>
+          <w:tcPr>
+            <w:tcW w:type="dxa" w:w="2592"/>
+            <w:vAlign w:val="center"/>
+          </w:tcPr>
+          <w:p>
+            <w:pPr>
+              <w:spacing w:after="0"/>
+            </w:pPr>
+            <w:r/>
+            <w:r>
+              <w:rPr>
+                <w:rFonts w:ascii="Arial" w:hAnsi="Arial" w:eastAsia="Arial"/>
+                <w:b w:val="0"/>
+                <w:i w:val="0"/>
+                <w:sz w:val="17"/>
+              </w:rPr>
+              <w:t>Shiraz, Iran</w:t>
+            </w:r>
+          </w:p>
+        </w:tc>
+        <w:tc>
+          <w:tcPr>
+            <w:tcW w:type="dxa" w:w="2592"/>
+            <w:vAlign w:val="center"/>
+          </w:tcPr>
+          <w:p>
+            <w:pPr>
+              <w:spacing w:after="0"/>
+            </w:pPr>
+            <w:r/>
+            <w:r>
+              <w:rPr>
+                <w:rFonts w:ascii="Arial" w:hAnsi="Arial" w:eastAsia="Arial"/>
+                <w:b w:val="0"/>
+                <w:i w:val="0"/>
+                <w:sz w:val="17"/>
+              </w:rPr>
+            </w:r>
+          </w:p>
+        </w:tc>
+      </w:tr>
+      <w:tr>
+        <w:tc>
+          <w:tcPr>
+            <w:tcW w:type="dxa" w:w="2592"/>
+            <w:vAlign w:val="center"/>
+          </w:tcPr>
+          <w:p>
+            <w:pPr>
+              <w:spacing w:after="0"/>
+            </w:pPr>
+            <w:r/>
+            <w:r>
+              <w:rPr>
+                <w:rFonts w:ascii="Arial" w:hAnsi="Arial" w:eastAsia="Arial"/>
+                <w:b w:val="0"/>
+                <w:i w:val="0"/>
+                <w:sz w:val="17"/>
+              </w:rPr>
+              <w:t>2020 – 2022</w:t>
+            </w:r>
+          </w:p>
+        </w:tc>
+        <w:tc>
+          <w:tcPr>
+            <w:tcW w:type="dxa" w:w="2592"/>
+            <w:vAlign w:val="center"/>
+          </w:tcPr>
+          <w:p>
+            <w:pPr>
+              <w:spacing w:after="0"/>
+            </w:pPr>
+            <w:r/>
+            <w:r>
+              <w:rPr>
+                <w:rFonts w:ascii="Arial" w:hAnsi="Arial" w:eastAsia="Arial"/>
+                <w:b w:val="0"/>
+                <w:i w:val="0"/>
+                <w:sz w:val="17"/>
+              </w:rPr>
+              <w:t>General Practitioner — Emergency Department | Khatam-al-Anbiya Hospital</w:t>
+            </w:r>
+          </w:p>
+        </w:tc>
+        <w:tc>
+          <w:tcPr>
+            <w:tcW w:type="dxa" w:w="2592"/>
+            <w:vAlign w:val="center"/>
+          </w:tcPr>
+          <w:p>
+            <w:pPr>
+              <w:spacing w:after="0"/>
+            </w:pPr>
+            <w:r/>
+            <w:r>
+              <w:rPr>
+                <w:rFonts w:ascii="Arial" w:hAnsi="Arial" w:eastAsia="Arial"/>
+                <w:b w:val="0"/>
+                <w:i w:val="0"/>
+                <w:sz w:val="17"/>
+              </w:rPr>
+              <w:t>Bushehr, Iran</w:t>
+            </w:r>
+          </w:p>
+        </w:tc>
+        <w:tc>
+          <w:tcPr>
+            <w:tcW w:type="dxa" w:w="2592"/>
+            <w:vAlign w:val="center"/>
+          </w:tcPr>
+          <w:p>
+            <w:pPr>
+              <w:spacing w:after="0"/>
+            </w:pPr>
+            <w:r/>
+            <w:r>
+              <w:rPr>
+                <w:rFonts w:ascii="Arial" w:hAnsi="Arial" w:eastAsia="Arial"/>
+                <w:b w:val="0"/>
+                <w:i w:val="0"/>
+                <w:sz w:val="17"/>
+              </w:rPr>
+              <w:t>Ministry of Health mandatory medical service.</w:t>
+            </w:r>
+          </w:p>
+        </w:tc>
+      </w:tr>
+      <w:tr>
+        <w:tc>
+          <w:tcPr>
+            <w:tcW w:type="dxa" w:w="2592"/>
+            <w:vAlign w:val="center"/>
+          </w:tcPr>
+          <w:p>
+            <w:pPr>
+              <w:spacing w:after="0"/>
+            </w:pPr>
+            <w:r/>
+            <w:r>
+              <w:rPr>
+                <w:rFonts w:ascii="Arial" w:hAnsi="Arial" w:eastAsia="Arial"/>
+                <w:b w:val="0"/>
+                <w:i w:val="0"/>
+                <w:sz w:val="17"/>
+              </w:rPr>
+              <w:t>2014 – 2020</w:t>
+            </w:r>
+          </w:p>
+        </w:tc>
+        <w:tc>
+          <w:tcPr>
+            <w:tcW w:type="dxa" w:w="2592"/>
+            <w:vAlign w:val="center"/>
+          </w:tcPr>
+          <w:p>
+            <w:pPr>
+              <w:spacing w:after="0"/>
+            </w:pPr>
+            <w:r/>
+            <w:r>
+              <w:rPr>
+                <w:rFonts w:ascii="Arial" w:hAnsi="Arial" w:eastAsia="Arial"/>
+                <w:b w:val="0"/>
+                <w:i w:val="0"/>
+                <w:sz w:val="17"/>
+              </w:rPr>
+              <w:t>Research Trainee – Student Research Committee | Shiraz University of Medical Sciences</w:t>
+            </w:r>
+          </w:p>
+        </w:tc>
+        <w:tc>
+          <w:tcPr>
+            <w:tcW w:type="dxa" w:w="2592"/>
+            <w:vAlign w:val="center"/>
+          </w:tcPr>
+          <w:p>
+            <w:pPr>
+              <w:spacing w:after="0"/>
+            </w:pPr>
+            <w:r/>
+            <w:r>
+              <w:rPr>
+                <w:rFonts w:ascii="Arial" w:hAnsi="Arial" w:eastAsia="Arial"/>
+                <w:b w:val="0"/>
+                <w:i w:val="0"/>
+                <w:sz w:val="17"/>
+              </w:rPr>
+              <w:t>Shiraz, Iran</w:t>
+            </w:r>
+          </w:p>
+        </w:tc>
+        <w:tc>
+          <w:tcPr>
+            <w:tcW w:type="dxa" w:w="2592"/>
+            <w:vAlign w:val="center"/>
+          </w:tcPr>
+          <w:p>
+            <w:pPr>
+              <w:spacing w:after="0"/>
+            </w:pPr>
+            <w:r/>
+            <w:r>
+              <w:rPr>
+                <w:rFonts w:ascii="Arial" w:hAnsi="Arial" w:eastAsia="Arial"/>
+                <w:b w:val="0"/>
+                <w:i w:val="0"/>
+                <w:sz w:val="17"/>
+              </w:rPr>
+              <w:t>Participated in student-led clinical and translational research activities, including study design, data collection, manuscript preparation, and scientific collaboration.</w:t>
+            </w:r>
+          </w:p>
+        </w:tc>
+      </w:tr>
+    </w:tbl>
+    <w:p>
+      <w:pPr>
+        <w:spacing w:after="40" w:before="0"/>
+      </w:pPr>
+    </w:p>
+    <w:p>
+      <w:pPr>
+        <w:spacing w:before="180" w:after="60"/>
+        <w:pBdr>
+          <w:bottom w:val="single" w:sz="6" w:space="1" w:color="B8953A"/>
+        </w:pBdr>
+      </w:pPr>
+      <w:r>
+        <w:rPr>
+          <w:rFonts w:ascii="Arial" w:hAnsi="Arial" w:eastAsia="Arial"/>
+          <w:b/>
+          <w:i w:val="0"/>
+          <w:color w:val="1F3864"/>
+          <w:sz w:val="21"/>
+        </w:rPr>
+        <w:t>WORK AT MAYO CLINIC</w:t>
+      </w:r>
+    </w:p>
+    <w:p>
+      <w:pPr>
+        <w:spacing w:after="60" w:before="0"/>
+      </w:pPr>
+      <w:r>
+        <w:rPr>
+          <w:rFonts w:ascii="Arial" w:hAnsi="Arial" w:eastAsia="Arial"/>
+          <w:b w:val="0"/>
+          <w:i w:val="0"/>
+          <w:sz w:val="17"/>
+        </w:rPr>
+        <w:t>Dr. Shahriarirad is currently involved in approximately 40 active projects across the Department of Surgery, including around 25 projects in active phases such as patient recruitment, data collection, data analysis, and manuscript preparation, with additional projects pending IRB approval or resource allocation. His work involves collaboration across Mayo Clinic surgical innovation programs with Drs. Cornelius Thiels, Janani Reisenauer, Simon Laplante, Aparna Vijayasekaran, Kitty Wu, Arman Arghami, and John Nathan.</w:t>
+      </w:r>
+    </w:p>
+    <w:p>
+      <w:pPr>
+        <w:spacing w:after="60" w:before="0"/>
+      </w:pPr>
+      <w:r>
+        <w:rPr>
+          <w:rFonts w:ascii="Arial" w:hAnsi="Arial" w:eastAsia="Arial"/>
+          <w:b w:val="0"/>
+          <w:i w:val="0"/>
+          <w:sz w:val="17"/>
+        </w:rPr>
+        <w:t>His contributions vary by project and include study conceptualization and design, research question development, methodology planning, IRB preparation, data acquisition and curation, statistical analysis, manuscript drafting and editing, project coordination, operating-room device demonstrations, and patient recruitment.</w:t>
+      </w:r>
+    </w:p>
+    <w:p>
+      <w:pPr>
+        <w:spacing w:after="60" w:before="0"/>
+      </w:pPr>
+      <w:r>
+        <w:rPr>
+          <w:rFonts w:ascii="Arial" w:hAnsi="Arial" w:eastAsia="Arial"/>
+          <w:b w:val="0"/>
+          <w:i w:val="0"/>
+          <w:sz w:val="17"/>
+        </w:rPr>
+        <w:t>His collaborative technology and innovation work at Mayo Clinic spans surgical visualization, artificial intelligence, robotics, digital pathology, wearable monitoring, rehabilitation, and surgical education. These efforts include ApoQlar/Apple Vision Pro for real-time stereoscopic 3D robotic visualization; GoNoGoNET for AI-assisted surgical video analysis and safety-zone identification; ALARM/OmniWatch for wearable-based postoperative monitoring; JelloX for 3D digital pathology; INTERCEPTION and Alpenglow for robotic bronchoscopy, biopsy, and molecular sampling; CTA Perforator for computer vision-based reconstructive planning; ExerAI and Bioness for rehabilitation and gait assessment; bariatric surgery and ECG-based prediction models for precision surgical risk assessment; MOSI System for obesity staging and bariatric decision support; Lexo Drain for surgical device innovation; and robotic surgery curriculum development to improve resident training and educational quality.</w:t>
+      </w:r>
+    </w:p>
+    <w:p>
+      <w:pPr>
+        <w:spacing w:before="180" w:after="60"/>
+        <w:pBdr>
+          <w:bottom w:val="single" w:sz="6" w:space="1" w:color="B8953A"/>
+        </w:pBdr>
+      </w:pPr>
+      <w:r>
+        <w:rPr>
+          <w:rFonts w:ascii="Arial" w:hAnsi="Arial" w:eastAsia="Arial"/>
+          <w:b/>
+          <w:i w:val="0"/>
+          <w:color w:val="1F3864"/>
+          <w:sz w:val="21"/>
+        </w:rPr>
+        <w:t>AWARDS</w:t>
+      </w:r>
+    </w:p>
+    <w:tbl>
+      <w:tblPr>
+        <w:tblStyle w:val="TableGrid"/>
+        <w:tblW w:type="auto" w:w="0"/>
+        <w:jc w:val="left"/>
+        <w:tblLayout w:type="autofit"/>
+        <w:tblLook w:firstColumn="1" w:firstRow="1" w:lastColumn="0" w:lastRow="0" w:noHBand="0" w:noVBand="1" w:val="04A0"/>
+      </w:tblPr>
+      <w:tblGrid>
+        <w:gridCol w:w="3456"/>
+        <w:gridCol w:w="3456"/>
+        <w:gridCol w:w="3456"/>
+      </w:tblGrid>
+      <w:tr>
+        <w:tc>
+          <w:tcPr>
+            <w:tcW w:type="dxa" w:w="3456"/>
+            <w:vAlign w:val="center"/>
+            <w:shd w:fill="D9EAF7"/>
+          </w:tcPr>
+          <w:p>
+            <w:pPr>
+              <w:spacing w:after="0"/>
+            </w:pPr>
+            <w:r/>
+            <w:r>
+              <w:rPr>
+                <w:rFonts w:ascii="Arial" w:hAnsi="Arial" w:eastAsia="Arial"/>
+                <w:b/>
+                <w:i w:val="0"/>
+                <w:color w:val="1F3864"/>
+                <w:sz w:val="17"/>
+              </w:rPr>
+              <w:t>Year</w:t>
+            </w:r>
+          </w:p>
+        </w:tc>
+        <w:tc>
+          <w:tcPr>
+            <w:tcW w:type="dxa" w:w="3456"/>
+            <w:vAlign w:val="center"/>
+            <w:shd w:fill="D9EAF7"/>
+          </w:tcPr>
+          <w:p>
+            <w:pPr>
+              <w:spacing w:after="0"/>
+            </w:pPr>
+            <w:r/>
+            <w:r>
+              <w:rPr>
+                <w:rFonts w:ascii="Arial" w:hAnsi="Arial" w:eastAsia="Arial"/>
+                <w:b/>
+                <w:i w:val="0"/>
+                <w:color w:val="1F3864"/>
+                <w:sz w:val="17"/>
+              </w:rPr>
+              <w:t>Award</w:t>
+            </w:r>
+          </w:p>
+        </w:tc>
+        <w:tc>
+          <w:tcPr>
+            <w:tcW w:type="dxa" w:w="3456"/>
+            <w:vAlign w:val="center"/>
+            <w:shd w:fill="D9EAF7"/>
+          </w:tcPr>
+          <w:p>
+            <w:pPr>
+              <w:spacing w:after="0"/>
+            </w:pPr>
+            <w:r/>
+            <w:r>
+              <w:rPr>
+                <w:rFonts w:ascii="Arial" w:hAnsi="Arial" w:eastAsia="Arial"/>
+                <w:b/>
+                <w:i w:val="0"/>
+                <w:color w:val="1F3864"/>
+                <w:sz w:val="17"/>
+              </w:rPr>
+              <w:t>Organization</w:t>
+            </w:r>
+          </w:p>
+        </w:tc>
+      </w:tr>
+      <w:tr>
+        <w:tc>
+          <w:tcPr>
+            <w:tcW w:type="dxa" w:w="3456"/>
+            <w:vAlign w:val="center"/>
+          </w:tcPr>
+          <w:p>
+            <w:pPr>
+              <w:spacing w:after="0"/>
+            </w:pPr>
+            <w:r/>
+            <w:r>
+              <w:rPr>
+                <w:rFonts w:ascii="Arial" w:hAnsi="Arial" w:eastAsia="Arial"/>
+                <w:b w:val="0"/>
+                <w:i w:val="0"/>
+                <w:sz w:val="17"/>
+              </w:rPr>
+              <w:t>Dec 2023</w:t>
+            </w:r>
+          </w:p>
+        </w:tc>
+        <w:tc>
+          <w:tcPr>
+            <w:tcW w:type="dxa" w:w="3456"/>
+            <w:vAlign w:val="center"/>
+          </w:tcPr>
+          <w:p>
+            <w:pPr>
+              <w:spacing w:after="0"/>
+            </w:pPr>
+            <w:r/>
+            <w:r>
+              <w:rPr>
+                <w:rFonts w:ascii="Arial" w:hAnsi="Arial" w:eastAsia="Arial"/>
+                <w:b w:val="0"/>
+                <w:i w:val="0"/>
+                <w:sz w:val="17"/>
+              </w:rPr>
+              <w:t>World's Top 2% Scientists</w:t>
+            </w:r>
+          </w:p>
+        </w:tc>
+        <w:tc>
+          <w:tcPr>
+            <w:tcW w:type="dxa" w:w="3456"/>
+            <w:vAlign w:val="center"/>
+          </w:tcPr>
+          <w:p>
+            <w:pPr>
+              <w:spacing w:after="0"/>
+            </w:pPr>
+            <w:r/>
+            <w:r>
+              <w:rPr>
+                <w:rFonts w:ascii="Arial" w:hAnsi="Arial" w:eastAsia="Arial"/>
+                <w:b w:val="0"/>
+                <w:i w:val="0"/>
+                <w:sz w:val="17"/>
+              </w:rPr>
+              <w:t>Elsevier Data Repository / Stanford</w:t>
+            </w:r>
+          </w:p>
+        </w:tc>
+      </w:tr>
+      <w:tr>
+        <w:tc>
+          <w:tcPr>
+            <w:tcW w:type="dxa" w:w="3456"/>
+            <w:vAlign w:val="center"/>
+          </w:tcPr>
+          <w:p>
+            <w:pPr>
+              <w:spacing w:after="0"/>
+            </w:pPr>
+            <w:r/>
+            <w:r>
+              <w:rPr>
+                <w:rFonts w:ascii="Arial" w:hAnsi="Arial" w:eastAsia="Arial"/>
+                <w:b w:val="0"/>
+                <w:i w:val="0"/>
+                <w:sz w:val="17"/>
+              </w:rPr>
+              <w:t>Oct 2020</w:t>
+            </w:r>
+          </w:p>
+        </w:tc>
+        <w:tc>
+          <w:tcPr>
+            <w:tcW w:type="dxa" w:w="3456"/>
+            <w:vAlign w:val="center"/>
+          </w:tcPr>
+          <w:p>
+            <w:pPr>
+              <w:spacing w:after="0"/>
+            </w:pPr>
+            <w:r/>
+            <w:r>
+              <w:rPr>
+                <w:rFonts w:ascii="Arial" w:hAnsi="Arial" w:eastAsia="Arial"/>
+                <w:b w:val="0"/>
+                <w:i w:val="0"/>
+                <w:sz w:val="17"/>
+              </w:rPr>
+              <w:t>National Outstanding Student Researcher</w:t>
+            </w:r>
+          </w:p>
+        </w:tc>
+        <w:tc>
+          <w:tcPr>
+            <w:tcW w:type="dxa" w:w="3456"/>
+            <w:vAlign w:val="center"/>
+          </w:tcPr>
+          <w:p>
+            <w:pPr>
+              <w:spacing w:after="0"/>
+            </w:pPr>
+            <w:r/>
+            <w:r>
+              <w:rPr>
+                <w:rFonts w:ascii="Arial" w:hAnsi="Arial" w:eastAsia="Arial"/>
+                <w:b w:val="0"/>
+                <w:i w:val="0"/>
+                <w:sz w:val="17"/>
+              </w:rPr>
+              <w:t>Iran Ministry of Health and Medical Education</w:t>
+            </w:r>
+          </w:p>
+        </w:tc>
+      </w:tr>
+    </w:tbl>
+    <w:p>
+      <w:pPr>
+        <w:spacing w:after="40" w:before="0"/>
+      </w:pPr>
+    </w:p>
+    <w:p>
+      <w:pPr>
+        <w:spacing w:before="180" w:after="60"/>
+        <w:pBdr>
+          <w:bottom w:val="single" w:sz="6" w:space="1" w:color="B8953A"/>
+        </w:pBdr>
+      </w:pPr>
+      <w:r>
+        <w:rPr>
+          <w:rFonts w:ascii="Arial" w:hAnsi="Arial" w:eastAsia="Arial"/>
+          <w:b/>
+          <w:i w:val="0"/>
+          <w:color w:val="1F3864"/>
+          <w:sz w:val="21"/>
+        </w:rPr>
+        <w:t>LEADERSHIP &amp; COMMUNITY SERVICE</w:t>
+      </w:r>
+    </w:p>
+    <w:tbl>
+      <w:tblPr>
+        <w:tblStyle w:val="TableGrid"/>
+        <w:tblW w:type="auto" w:w="0"/>
+        <w:jc w:val="left"/>
+        <w:tblLayout w:type="autofit"/>
+        <w:tblLook w:firstColumn="1" w:firstRow="1" w:lastColumn="0" w:lastRow="0" w:noHBand="0" w:noVBand="1" w:val="04A0"/>
+      </w:tblPr>
+      <w:tblGrid>
+        <w:gridCol w:w="2592"/>
+        <w:gridCol w:w="2592"/>
+        <w:gridCol w:w="2592"/>
+        <w:gridCol w:w="2592"/>
+      </w:tblGrid>
+      <w:tr>
+        <w:tc>
+          <w:tcPr>
+            <w:tcW w:type="dxa" w:w="2592"/>
+            <w:vAlign w:val="center"/>
+            <w:shd w:fill="D9EAF7"/>
+          </w:tcPr>
+          <w:p>
+            <w:pPr>
+              <w:spacing w:after="0"/>
+            </w:pPr>
+            <w:r/>
+            <w:r>
+              <w:rPr>
+                <w:rFonts w:ascii="Arial" w:hAnsi="Arial" w:eastAsia="Arial"/>
+                <w:b/>
+                <w:i w:val="0"/>
+                <w:color w:val="1F3864"/>
+                <w:sz w:val="17"/>
+              </w:rPr>
+              <w:t>Period</w:t>
+            </w:r>
+          </w:p>
+        </w:tc>
+        <w:tc>
+          <w:tcPr>
+            <w:tcW w:type="dxa" w:w="2592"/>
+            <w:vAlign w:val="center"/>
+            <w:shd w:fill="D9EAF7"/>
+          </w:tcPr>
+          <w:p>
+            <w:pPr>
+              <w:spacing w:after="0"/>
+            </w:pPr>
+            <w:r/>
+            <w:r>
+              <w:rPr>
+                <w:rFonts w:ascii="Arial" w:hAnsi="Arial" w:eastAsia="Arial"/>
+                <w:b/>
+                <w:i w:val="0"/>
+                <w:color w:val="1F3864"/>
+                <w:sz w:val="17"/>
+              </w:rPr>
+              <w:t>Role</w:t>
+            </w:r>
+          </w:p>
+        </w:tc>
+        <w:tc>
+          <w:tcPr>
+            <w:tcW w:type="dxa" w:w="2592"/>
+            <w:vAlign w:val="center"/>
+            <w:shd w:fill="D9EAF7"/>
+          </w:tcPr>
+          <w:p>
+            <w:pPr>
+              <w:spacing w:after="0"/>
+            </w:pPr>
+            <w:r/>
+            <w:r>
+              <w:rPr>
+                <w:rFonts w:ascii="Arial" w:hAnsi="Arial" w:eastAsia="Arial"/>
+                <w:b/>
+                <w:i w:val="0"/>
+                <w:color w:val="1F3864"/>
+                <w:sz w:val="17"/>
+              </w:rPr>
+              <w:t>Organization</w:t>
+            </w:r>
+          </w:p>
+        </w:tc>
+        <w:tc>
+          <w:tcPr>
+            <w:tcW w:type="dxa" w:w="2592"/>
+            <w:vAlign w:val="center"/>
+            <w:shd w:fill="D9EAF7"/>
+          </w:tcPr>
+          <w:p>
+            <w:pPr>
+              <w:spacing w:after="0"/>
+            </w:pPr>
+            <w:r/>
+            <w:r>
+              <w:rPr>
+                <w:rFonts w:ascii="Arial" w:hAnsi="Arial" w:eastAsia="Arial"/>
+                <w:b/>
+                <w:i w:val="0"/>
+                <w:color w:val="1F3864"/>
+                <w:sz w:val="17"/>
+              </w:rPr>
+              <w:t>Description</w:t>
+            </w:r>
+          </w:p>
+        </w:tc>
+      </w:tr>
+      <w:tr>
+        <w:tc>
+          <w:tcPr>
+            <w:tcW w:type="dxa" w:w="2592"/>
+            <w:vAlign w:val="center"/>
+          </w:tcPr>
+          <w:p>
+            <w:pPr>
+              <w:spacing w:after="0"/>
+            </w:pPr>
+            <w:r/>
+            <w:r>
+              <w:rPr>
+                <w:rFonts w:ascii="Arial" w:hAnsi="Arial" w:eastAsia="Arial"/>
+                <w:b w:val="0"/>
+                <w:i w:val="0"/>
+                <w:sz w:val="17"/>
+              </w:rPr>
+              <w:t>2026 – Present</w:t>
+            </w:r>
+          </w:p>
+        </w:tc>
+        <w:tc>
+          <w:tcPr>
+            <w:tcW w:type="dxa" w:w="2592"/>
+            <w:vAlign w:val="center"/>
+          </w:tcPr>
+          <w:p>
+            <w:pPr>
+              <w:spacing w:after="0"/>
+            </w:pPr>
+            <w:r/>
+            <w:r>
+              <w:rPr>
+                <w:rFonts w:ascii="Arial" w:hAnsi="Arial" w:eastAsia="Arial"/>
+                <w:b w:val="0"/>
+                <w:i w:val="0"/>
+                <w:sz w:val="17"/>
+              </w:rPr>
+              <w:t>Mayo Fellow Association Quality Improvement Committee</w:t>
+            </w:r>
+          </w:p>
+        </w:tc>
+        <w:tc>
+          <w:tcPr>
+            <w:tcW w:type="dxa" w:w="2592"/>
+            <w:vAlign w:val="center"/>
+          </w:tcPr>
+          <w:p>
+            <w:pPr>
+              <w:spacing w:after="0"/>
+            </w:pPr>
+            <w:r/>
+            <w:r>
+              <w:rPr>
+                <w:rFonts w:ascii="Arial" w:hAnsi="Arial" w:eastAsia="Arial"/>
+                <w:b w:val="0"/>
+                <w:i w:val="0"/>
+                <w:sz w:val="17"/>
+              </w:rPr>
+              <w:t>Mayo Clinic, Rochester, MN</w:t>
+            </w:r>
+          </w:p>
+        </w:tc>
+        <w:tc>
+          <w:tcPr>
+            <w:tcW w:type="dxa" w:w="2592"/>
+            <w:vAlign w:val="center"/>
+          </w:tcPr>
+          <w:p>
+            <w:pPr>
+              <w:spacing w:after="0"/>
+            </w:pPr>
+            <w:r/>
+            <w:r>
+              <w:rPr>
+                <w:rFonts w:ascii="Arial" w:hAnsi="Arial" w:eastAsia="Arial"/>
+                <w:b w:val="0"/>
+                <w:i w:val="0"/>
+                <w:sz w:val="17"/>
+              </w:rPr>
+              <w:t>Contributes to quality improvement initiatives supporting research fellows and trainee experience at Mayo Clinic.</w:t>
+            </w:r>
+          </w:p>
+        </w:tc>
+      </w:tr>
+      <w:tr>
+        <w:tc>
+          <w:tcPr>
+            <w:tcW w:type="dxa" w:w="2592"/>
+            <w:vAlign w:val="center"/>
+          </w:tcPr>
+          <w:p>
+            <w:pPr>
+              <w:spacing w:after="0"/>
+            </w:pPr>
+            <w:r/>
+            <w:r>
+              <w:rPr>
+                <w:rFonts w:ascii="Arial" w:hAnsi="Arial" w:eastAsia="Arial"/>
+                <w:b w:val="0"/>
+                <w:i w:val="0"/>
+                <w:sz w:val="17"/>
+              </w:rPr>
+              <w:t>May 2026</w:t>
+            </w:r>
+          </w:p>
+        </w:tc>
+        <w:tc>
+          <w:tcPr>
+            <w:tcW w:type="dxa" w:w="2592"/>
+            <w:vAlign w:val="center"/>
+          </w:tcPr>
+          <w:p>
+            <w:pPr>
+              <w:spacing w:after="0"/>
+            </w:pPr>
+            <w:r/>
+            <w:r>
+              <w:rPr>
+                <w:rFonts w:ascii="Arial" w:hAnsi="Arial" w:eastAsia="Arial"/>
+                <w:b w:val="0"/>
+                <w:i w:val="0"/>
+                <w:sz w:val="17"/>
+              </w:rPr>
+              <w:t>Trauma Center Injury Prevention – Bike Rodeo / Bike Safety Program</w:t>
+            </w:r>
+          </w:p>
+        </w:tc>
+        <w:tc>
+          <w:tcPr>
+            <w:tcW w:type="dxa" w:w="2592"/>
+            <w:vAlign w:val="center"/>
+          </w:tcPr>
+          <w:p>
+            <w:pPr>
+              <w:spacing w:after="0"/>
+            </w:pPr>
+            <w:r/>
+            <w:r>
+              <w:rPr>
+                <w:rFonts w:ascii="Arial" w:hAnsi="Arial" w:eastAsia="Arial"/>
+                <w:b w:val="0"/>
+                <w:i w:val="0"/>
+                <w:sz w:val="17"/>
+              </w:rPr>
+              <w:t>Rochester, MN</w:t>
+            </w:r>
+          </w:p>
+        </w:tc>
+        <w:tc>
+          <w:tcPr>
+            <w:tcW w:type="dxa" w:w="2592"/>
+            <w:vAlign w:val="center"/>
+          </w:tcPr>
+          <w:p>
+            <w:pPr>
+              <w:spacing w:after="0"/>
+            </w:pPr>
+            <w:r/>
+            <w:r>
+              <w:rPr>
+                <w:rFonts w:ascii="Arial" w:hAnsi="Arial" w:eastAsia="Arial"/>
+                <w:b w:val="0"/>
+                <w:i w:val="0"/>
+                <w:sz w:val="17"/>
+              </w:rPr>
+              <w:t>Participated in a community injury-prevention and bike-safety program focused on education and safety awareness.</w:t>
+            </w:r>
+          </w:p>
+        </w:tc>
+      </w:tr>
+      <w:tr>
+        <w:tc>
+          <w:tcPr>
+            <w:tcW w:type="dxa" w:w="2592"/>
+            <w:vAlign w:val="center"/>
+          </w:tcPr>
+          <w:p>
+            <w:pPr>
+              <w:spacing w:after="0"/>
+            </w:pPr>
+            <w:r/>
+            <w:r>
+              <w:rPr>
+                <w:rFonts w:ascii="Arial" w:hAnsi="Arial" w:eastAsia="Arial"/>
+                <w:b w:val="0"/>
+                <w:i w:val="0"/>
+                <w:sz w:val="17"/>
+              </w:rPr>
+              <w:t>2026 – Present</w:t>
+            </w:r>
+          </w:p>
+        </w:tc>
+        <w:tc>
+          <w:tcPr>
+            <w:tcW w:type="dxa" w:w="2592"/>
+            <w:vAlign w:val="center"/>
+          </w:tcPr>
+          <w:p>
+            <w:pPr>
+              <w:spacing w:after="0"/>
+            </w:pPr>
+            <w:r/>
+            <w:r>
+              <w:rPr>
+                <w:rFonts w:ascii="Arial" w:hAnsi="Arial" w:eastAsia="Arial"/>
+                <w:b w:val="0"/>
+                <w:i w:val="0"/>
+                <w:sz w:val="17"/>
+              </w:rPr>
+              <w:t>MRFA Mentor-Mentee Program</w:t>
+            </w:r>
+          </w:p>
+        </w:tc>
+        <w:tc>
+          <w:tcPr>
+            <w:tcW w:type="dxa" w:w="2592"/>
+            <w:vAlign w:val="center"/>
+          </w:tcPr>
+          <w:p>
+            <w:pPr>
+              <w:spacing w:after="0"/>
+            </w:pPr>
+            <w:r/>
+            <w:r>
+              <w:rPr>
+                <w:rFonts w:ascii="Arial" w:hAnsi="Arial" w:eastAsia="Arial"/>
+                <w:b w:val="0"/>
+                <w:i w:val="0"/>
+                <w:sz w:val="17"/>
+              </w:rPr>
+              <w:t>Mayo Clinic, Rochester, MN</w:t>
+            </w:r>
+          </w:p>
+        </w:tc>
+        <w:tc>
+          <w:tcPr>
+            <w:tcW w:type="dxa" w:w="2592"/>
+            <w:vAlign w:val="center"/>
+          </w:tcPr>
+          <w:p>
+            <w:pPr>
+              <w:spacing w:after="0"/>
+            </w:pPr>
+            <w:r/>
+            <w:r>
+              <w:rPr>
+                <w:rFonts w:ascii="Arial" w:hAnsi="Arial" w:eastAsia="Arial"/>
+                <w:b w:val="0"/>
+                <w:i w:val="0"/>
+                <w:sz w:val="17"/>
+              </w:rPr>
+              <w:t>Supports mentorship and professional development for research fellows through the MRFA mentor-mentee program.</w:t>
+            </w:r>
+          </w:p>
+        </w:tc>
+      </w:tr>
+      <w:tr>
+        <w:tc>
+          <w:tcPr>
+            <w:tcW w:type="dxa" w:w="2592"/>
+            <w:vAlign w:val="center"/>
+          </w:tcPr>
+          <w:p>
+            <w:pPr>
+              <w:spacing w:after="0"/>
+            </w:pPr>
+            <w:r/>
+            <w:r>
+              <w:rPr>
+                <w:rFonts w:ascii="Arial" w:hAnsi="Arial" w:eastAsia="Arial"/>
+                <w:b w:val="0"/>
+                <w:i w:val="0"/>
+                <w:sz w:val="17"/>
+              </w:rPr>
+              <w:t>2024 – Present</w:t>
+            </w:r>
+          </w:p>
+        </w:tc>
+        <w:tc>
+          <w:tcPr>
+            <w:tcW w:type="dxa" w:w="2592"/>
+            <w:vAlign w:val="center"/>
+          </w:tcPr>
+          <w:p>
+            <w:pPr>
+              <w:spacing w:after="0"/>
+            </w:pPr>
+            <w:r/>
+            <w:r>
+              <w:rPr>
+                <w:rFonts w:ascii="Arial" w:hAnsi="Arial" w:eastAsia="Arial"/>
+                <w:b w:val="0"/>
+                <w:i w:val="0"/>
+                <w:sz w:val="17"/>
+              </w:rPr>
+              <w:t>Oraculi STEM Mentor – John Adams Middle School Science Fair</w:t>
+            </w:r>
+          </w:p>
+        </w:tc>
+        <w:tc>
+          <w:tcPr>
+            <w:tcW w:type="dxa" w:w="2592"/>
+            <w:vAlign w:val="center"/>
+          </w:tcPr>
+          <w:p>
+            <w:pPr>
+              <w:spacing w:after="0"/>
+            </w:pPr>
+            <w:r/>
+            <w:r>
+              <w:rPr>
+                <w:rFonts w:ascii="Arial" w:hAnsi="Arial" w:eastAsia="Arial"/>
+                <w:b w:val="0"/>
+                <w:i w:val="0"/>
+                <w:sz w:val="17"/>
+              </w:rPr>
+              <w:t>Rochester, MN</w:t>
+            </w:r>
+          </w:p>
+        </w:tc>
+        <w:tc>
+          <w:tcPr>
+            <w:tcW w:type="dxa" w:w="2592"/>
+            <w:vAlign w:val="center"/>
+          </w:tcPr>
+          <w:p>
+            <w:pPr>
+              <w:spacing w:after="0"/>
+            </w:pPr>
+            <w:r/>
+            <w:r>
+              <w:rPr>
+                <w:rFonts w:ascii="Arial" w:hAnsi="Arial" w:eastAsia="Arial"/>
+                <w:b w:val="0"/>
+                <w:i w:val="0"/>
+                <w:sz w:val="17"/>
+              </w:rPr>
+              <w:t>Mentors students through STEM and science-fair activities, supporting early exposure to scientific thinking and research methods.</w:t>
+            </w:r>
+          </w:p>
+        </w:tc>
+      </w:tr>
+      <w:tr>
+        <w:tc>
+          <w:tcPr>
+            <w:tcW w:type="dxa" w:w="2592"/>
+            <w:vAlign w:val="center"/>
+          </w:tcPr>
+          <w:p>
+            <w:pPr>
+              <w:spacing w:after="0"/>
+            </w:pPr>
+            <w:r/>
+            <w:r>
+              <w:rPr>
+                <w:rFonts w:ascii="Arial" w:hAnsi="Arial" w:eastAsia="Arial"/>
+                <w:b w:val="0"/>
+                <w:i w:val="0"/>
+                <w:sz w:val="17"/>
+              </w:rPr>
+              <w:t>2020 – Present</w:t>
+            </w:r>
+          </w:p>
+        </w:tc>
+        <w:tc>
+          <w:tcPr>
+            <w:tcW w:type="dxa" w:w="2592"/>
+            <w:vAlign w:val="center"/>
+          </w:tcPr>
+          <w:p>
+            <w:pPr>
+              <w:spacing w:after="0"/>
+            </w:pPr>
+            <w:r/>
+            <w:r>
+              <w:rPr>
+                <w:rFonts w:ascii="Arial" w:hAnsi="Arial" w:eastAsia="Arial"/>
+                <w:b w:val="0"/>
+                <w:i w:val="0"/>
+                <w:sz w:val="17"/>
+              </w:rPr>
+              <w:t>Research Project Manager and Mentoring Program</w:t>
+            </w:r>
+          </w:p>
+        </w:tc>
+        <w:tc>
+          <w:tcPr>
+            <w:tcW w:type="dxa" w:w="2592"/>
+            <w:vAlign w:val="center"/>
+          </w:tcPr>
+          <w:p>
+            <w:pPr>
+              <w:spacing w:after="0"/>
+            </w:pPr>
+            <w:r/>
+            <w:r>
+              <w:rPr>
+                <w:rFonts w:ascii="Arial" w:hAnsi="Arial" w:eastAsia="Arial"/>
+                <w:b w:val="0"/>
+                <w:i w:val="0"/>
+                <w:sz w:val="17"/>
+              </w:rPr>
+              <w:t>Thoracic and Vascular Surgery Research Center, Shiraz University of Medical Sciences, Shiraz, Iran</w:t>
+            </w:r>
+          </w:p>
+        </w:tc>
+        <w:tc>
+          <w:tcPr>
+            <w:tcW w:type="dxa" w:w="2592"/>
+            <w:vAlign w:val="center"/>
+          </w:tcPr>
+          <w:p>
+            <w:pPr>
+              <w:spacing w:after="0"/>
+            </w:pPr>
+            <w:r/>
+            <w:r>
+              <w:rPr>
+                <w:rFonts w:ascii="Arial" w:hAnsi="Arial" w:eastAsia="Arial"/>
+                <w:b w:val="0"/>
+                <w:i w:val="0"/>
+                <w:sz w:val="17"/>
+              </w:rPr>
+              <w:t>Founded and directed a research mentoring program at the Thoracic and Vascular Surgery Research Center, mentoring 15 medical students in research methodology, scientific writing, and publication strategy, with participating students contributing to more than 50 peer-reviewed publications.</w:t>
+            </w:r>
+          </w:p>
+        </w:tc>
+      </w:tr>
+    </w:tbl>
+    <w:p>
+      <w:pPr>
+        <w:spacing w:after="40" w:before="0"/>
+      </w:pPr>
+    </w:p>
+    <w:p>
+      <w:pPr>
+        <w:spacing w:before="180" w:after="60"/>
+        <w:pBdr>
+          <w:bottom w:val="single" w:sz="6" w:space="1" w:color="B8953A"/>
+        </w:pBdr>
+      </w:pPr>
+      <w:r>
+        <w:rPr>
+          <w:rFonts w:ascii="Arial" w:hAnsi="Arial" w:eastAsia="Arial"/>
+          <w:b/>
+          <w:i w:val="0"/>
+          <w:color w:val="1F3864"/>
+          <w:sz w:val="21"/>
+        </w:rPr>
+        <w:t>SKILLS</w:t>
+      </w:r>
+    </w:p>
+    <w:tbl>
+      <w:tblPr>
+        <w:tblStyle w:val="TableGrid"/>
+        <w:tblW w:type="auto" w:w="0"/>
+        <w:jc w:val="left"/>
+        <w:tblLayout w:type="autofit"/>
+        <w:tblLook w:firstColumn="1" w:firstRow="1" w:lastColumn="0" w:lastRow="0" w:noHBand="0" w:noVBand="1" w:val="04A0"/>
+      </w:tblPr>
+      <w:tblGrid>
+        <w:gridCol w:w="5184"/>
+        <w:gridCol w:w="5184"/>
+      </w:tblGrid>
+      <w:tr>
+        <w:tc>
+          <w:tcPr>
+            <w:tcW w:type="dxa" w:w="2448"/>
+            <w:vAlign w:val="center"/>
+          </w:tcPr>
+          <w:p>
+            <w:pPr>
+              <w:spacing w:after="0"/>
+            </w:pPr>
+            <w:r/>
+            <w:r>
+              <w:rPr>
+                <w:rFonts w:ascii="Arial" w:hAnsi="Arial" w:eastAsia="Arial"/>
+                <w:b w:val="0"/>
+                <w:i w:val="0"/>
+                <w:sz w:val="17"/>
+              </w:rPr>
+              <w:t>Technical &amp; Software</w:t>
+            </w:r>
+          </w:p>
+        </w:tc>
+        <w:tc>
+          <w:tcPr>
+            <w:tcW w:type="dxa" w:w="7056"/>
+            <w:vAlign w:val="center"/>
+          </w:tcPr>
+          <w:p>
+            <w:pPr>
+              <w:spacing w:after="0"/>
+            </w:pPr>
+            <w:r/>
+            <w:r>
+              <w:rPr>
+                <w:rFonts w:ascii="Arial" w:hAnsi="Arial" w:eastAsia="Arial"/>
+                <w:b w:val="0"/>
+                <w:i w:val="0"/>
+                <w:sz w:val="17"/>
+              </w:rPr>
+              <w:t>SPSS (Good); EndNote (Good); Microsoft Office (Good); Corel Video Studio (Good); Python (Beginner); MATLAB (Beginner); NCSS (Beginner); Azure DevOps (Beginner); Typing (90 wpm)</w:t>
+            </w:r>
+          </w:p>
+        </w:tc>
+      </w:tr>
+      <w:tr>
+        <w:tc>
+          <w:tcPr>
+            <w:tcW w:type="dxa" w:w="2448"/>
+            <w:vAlign w:val="center"/>
+          </w:tcPr>
+          <w:p>
+            <w:pPr>
+              <w:spacing w:after="0"/>
+            </w:pPr>
+            <w:r/>
+            <w:r>
+              <w:rPr>
+                <w:rFonts w:ascii="Arial" w:hAnsi="Arial" w:eastAsia="Arial"/>
+                <w:b w:val="0"/>
+                <w:i w:val="0"/>
+                <w:sz w:val="17"/>
+              </w:rPr>
+              <w:t>Research &amp; Analytical</w:t>
+            </w:r>
+          </w:p>
+        </w:tc>
+        <w:tc>
+          <w:tcPr>
+            <w:tcW w:type="dxa" w:w="7056"/>
+            <w:vAlign w:val="center"/>
+          </w:tcPr>
+          <w:p>
+            <w:pPr>
+              <w:spacing w:after="0"/>
+            </w:pPr>
+            <w:r/>
+            <w:r>
+              <w:rPr>
+                <w:rFonts w:ascii="Arial" w:hAnsi="Arial" w:eastAsia="Arial"/>
+                <w:b w:val="0"/>
+                <w:i w:val="0"/>
+                <w:sz w:val="17"/>
+              </w:rPr>
+              <w:t>Study design; RCT coordination; Data management; Statistical analysis; Systematic review and meta-analysis; Clinical research coordination; IRB preparation</w:t>
+            </w:r>
+          </w:p>
+        </w:tc>
+      </w:tr>
+      <w:tr>
+        <w:tc>
+          <w:tcPr>
+            <w:tcW w:type="dxa" w:w="2448"/>
+            <w:vAlign w:val="center"/>
+          </w:tcPr>
+          <w:p>
+            <w:pPr>
+              <w:spacing w:after="0"/>
+            </w:pPr>
+            <w:r/>
+            <w:r>
+              <w:rPr>
+                <w:rFonts w:ascii="Arial" w:hAnsi="Arial" w:eastAsia="Arial"/>
+                <w:b w:val="0"/>
+                <w:i w:val="0"/>
+                <w:sz w:val="17"/>
+              </w:rPr>
+              <w:t>Interpersonal</w:t>
+            </w:r>
+          </w:p>
+        </w:tc>
+        <w:tc>
+          <w:tcPr>
+            <w:tcW w:type="dxa" w:w="7056"/>
+            <w:vAlign w:val="center"/>
+          </w:tcPr>
+          <w:p>
+            <w:pPr>
+              <w:spacing w:after="0"/>
+            </w:pPr>
+            <w:r/>
+            <w:r>
+              <w:rPr>
+                <w:rFonts w:ascii="Arial" w:hAnsi="Arial" w:eastAsia="Arial"/>
+                <w:b w:val="0"/>
+                <w:i w:val="0"/>
+                <w:sz w:val="17"/>
+              </w:rPr>
+              <w:t>Scientific editing; Presentation skills; Mentoring; Time management; Multidisciplinary collaboration; English and Farsi fluency</w:t>
+            </w:r>
+          </w:p>
+        </w:tc>
+      </w:tr>
+    </w:tbl>
+    <w:p>
+      <w:pPr>
+        <w:spacing w:after="40" w:before="0"/>
+      </w:pPr>
+    </w:p>
+    <w:p>
+      <w:pPr>
+        <w:spacing w:before="180" w:after="60"/>
+        <w:pBdr>
+          <w:bottom w:val="single" w:sz="6" w:space="1" w:color="B8953A"/>
+        </w:pBdr>
+      </w:pPr>
+      <w:r>
+        <w:rPr>
+          <w:rFonts w:ascii="Arial" w:hAnsi="Arial" w:eastAsia="Arial"/>
+          <w:b/>
+          <w:i w:val="0"/>
+          <w:color w:val="1F3864"/>
+          <w:sz w:val="21"/>
+        </w:rPr>
+        <w:t>PATENTS AND INNOVATIONS</w:t>
+      </w:r>
+    </w:p>
+    <w:tbl>
+      <w:tblPr>
+        <w:tblStyle w:val="TableGrid"/>
+        <w:tblW w:type="auto" w:w="0"/>
+        <w:jc w:val="left"/>
+        <w:tblLayout w:type="autofit"/>
+        <w:tblLook w:firstColumn="1" w:firstRow="1" w:lastColumn="0" w:lastRow="0" w:noHBand="0" w:noVBand="1" w:val="04A0"/>
+      </w:tblPr>
+      <w:tblGrid>
+        <w:gridCol w:w="2592"/>
+        <w:gridCol w:w="2592"/>
+        <w:gridCol w:w="2592"/>
+        <w:gridCol w:w="2592"/>
+      </w:tblGrid>
+      <w:tr>
+        <w:tc>
+          <w:tcPr>
+            <w:tcW w:type="dxa" w:w="2592"/>
+            <w:vAlign w:val="center"/>
+            <w:shd w:fill="D9EAF7"/>
+          </w:tcPr>
+          <w:p>
+            <w:pPr>
+              <w:spacing w:after="0"/>
+            </w:pPr>
+            <w:r/>
+            <w:r>
+              <w:rPr>
+                <w:rFonts w:ascii="Arial" w:hAnsi="Arial" w:eastAsia="Arial"/>
+                <w:b/>
+                <w:i w:val="0"/>
+                <w:color w:val="1F3864"/>
+                <w:sz w:val="17"/>
+              </w:rPr>
+              <w:t>Date</w:t>
+            </w:r>
+          </w:p>
+        </w:tc>
+        <w:tc>
+          <w:tcPr>
+            <w:tcW w:type="dxa" w:w="2592"/>
+            <w:vAlign w:val="center"/>
+            <w:shd w:fill="D9EAF7"/>
+          </w:tcPr>
+          <w:p>
+            <w:pPr>
+              <w:spacing w:after="0"/>
+            </w:pPr>
+            <w:r/>
+            <w:r>
+              <w:rPr>
+                <w:rFonts w:ascii="Arial" w:hAnsi="Arial" w:eastAsia="Arial"/>
+                <w:b/>
+                <w:i w:val="0"/>
+                <w:color w:val="1F3864"/>
+                <w:sz w:val="17"/>
+              </w:rPr>
+              <w:t>Title</w:t>
+            </w:r>
+          </w:p>
+        </w:tc>
+        <w:tc>
+          <w:tcPr>
+            <w:tcW w:type="dxa" w:w="2592"/>
+            <w:vAlign w:val="center"/>
+            <w:shd w:fill="D9EAF7"/>
+          </w:tcPr>
+          <w:p>
+            <w:pPr>
+              <w:spacing w:after="0"/>
+            </w:pPr>
+            <w:r/>
+            <w:r>
+              <w:rPr>
+                <w:rFonts w:ascii="Arial" w:hAnsi="Arial" w:eastAsia="Arial"/>
+                <w:b/>
+                <w:i w:val="0"/>
+                <w:color w:val="1F3864"/>
+                <w:sz w:val="17"/>
+              </w:rPr>
+              <w:t>Issuer</w:t>
+            </w:r>
+          </w:p>
+        </w:tc>
+        <w:tc>
+          <w:tcPr>
+            <w:tcW w:type="dxa" w:w="2592"/>
+            <w:vAlign w:val="center"/>
+            <w:shd w:fill="D9EAF7"/>
+          </w:tcPr>
+          <w:p>
+            <w:pPr>
+              <w:spacing w:after="0"/>
+            </w:pPr>
+            <w:r/>
+            <w:r>
+              <w:rPr>
+                <w:rFonts w:ascii="Arial" w:hAnsi="Arial" w:eastAsia="Arial"/>
+                <w:b/>
+                <w:i w:val="0"/>
+                <w:color w:val="1F3864"/>
+                <w:sz w:val="17"/>
+              </w:rPr>
+              <w:t>Number</w:t>
+            </w:r>
+          </w:p>
+        </w:tc>
+      </w:tr>
+      <w:tr>
+        <w:tc>
+          <w:tcPr>
+            <w:tcW w:type="dxa" w:w="2592"/>
+            <w:vAlign w:val="center"/>
+          </w:tcPr>
+          <w:p>
+            <w:pPr>
+              <w:spacing w:after="0"/>
+            </w:pPr>
+            <w:r/>
+            <w:r>
+              <w:rPr>
+                <w:rFonts w:ascii="Arial" w:hAnsi="Arial" w:eastAsia="Arial"/>
+                <w:b w:val="0"/>
+                <w:i w:val="0"/>
+                <w:sz w:val="17"/>
+              </w:rPr>
+              <w:t>Apr 2021</w:t>
+            </w:r>
+          </w:p>
+        </w:tc>
+        <w:tc>
+          <w:tcPr>
+            <w:tcW w:type="dxa" w:w="2592"/>
+            <w:vAlign w:val="center"/>
+          </w:tcPr>
+          <w:p>
+            <w:pPr>
+              <w:spacing w:after="0"/>
+            </w:pPr>
+            <w:r/>
+            <w:r>
+              <w:rPr>
+                <w:rFonts w:ascii="Arial" w:hAnsi="Arial" w:eastAsia="Arial"/>
+                <w:b w:val="0"/>
+                <w:i w:val="0"/>
+                <w:sz w:val="17"/>
+              </w:rPr>
+              <w:t>A Machine Learning-Based System for Detecting Leishmaniasis in Microscopic Images</w:t>
+            </w:r>
+          </w:p>
+        </w:tc>
+        <w:tc>
+          <w:tcPr>
+            <w:tcW w:type="dxa" w:w="2592"/>
+            <w:vAlign w:val="center"/>
+          </w:tcPr>
+          <w:p>
+            <w:pPr>
+              <w:spacing w:after="0"/>
+            </w:pPr>
+            <w:r/>
+            <w:r>
+              <w:rPr>
+                <w:rFonts w:ascii="Arial" w:hAnsi="Arial" w:eastAsia="Arial"/>
+                <w:b w:val="0"/>
+                <w:i w:val="0"/>
+                <w:sz w:val="17"/>
+              </w:rPr>
+              <w:t>IR</w:t>
+            </w:r>
+          </w:p>
+        </w:tc>
+        <w:tc>
+          <w:tcPr>
+            <w:tcW w:type="dxa" w:w="2592"/>
+            <w:vAlign w:val="center"/>
+          </w:tcPr>
+          <w:p>
+            <w:pPr>
+              <w:spacing w:after="0"/>
+            </w:pPr>
+            <w:r/>
+            <w:r>
+              <w:rPr>
+                <w:rFonts w:ascii="Arial" w:hAnsi="Arial" w:eastAsia="Arial"/>
+                <w:b w:val="0"/>
+                <w:i w:val="0"/>
+                <w:sz w:val="17"/>
+              </w:rPr>
+              <w:t>140050140003000416</w:t>
+            </w:r>
+          </w:p>
+        </w:tc>
+      </w:tr>
+      <w:tr>
+        <w:tc>
+          <w:tcPr>
+            <w:tcW w:type="dxa" w:w="2592"/>
+            <w:vAlign w:val="center"/>
+          </w:tcPr>
+          <w:p>
+            <w:pPr>
+              <w:spacing w:after="0"/>
+            </w:pPr>
+            <w:r/>
+            <w:r>
+              <w:rPr>
+                <w:rFonts w:ascii="Arial" w:hAnsi="Arial" w:eastAsia="Arial"/>
+                <w:b w:val="0"/>
+                <w:i w:val="0"/>
+                <w:sz w:val="17"/>
+              </w:rPr>
+              <w:t>Oct 2020</w:t>
+            </w:r>
+          </w:p>
+        </w:tc>
+        <w:tc>
+          <w:tcPr>
+            <w:tcW w:type="dxa" w:w="2592"/>
+            <w:vAlign w:val="center"/>
+          </w:tcPr>
+          <w:p>
+            <w:pPr>
+              <w:spacing w:after="0"/>
+            </w:pPr>
+            <w:r/>
+            <w:r>
+              <w:rPr>
+                <w:rFonts w:ascii="Arial" w:hAnsi="Arial" w:eastAsia="Arial"/>
+                <w:b w:val="0"/>
+                <w:i w:val="0"/>
+                <w:sz w:val="17"/>
+              </w:rPr>
+              <w:t>Utilization of Chest Tube in Pediatric Caustic Injuries: A New Method for Esophageal Stenting</w:t>
+            </w:r>
+          </w:p>
+        </w:tc>
+        <w:tc>
+          <w:tcPr>
+            <w:tcW w:type="dxa" w:w="2592"/>
+            <w:vAlign w:val="center"/>
+          </w:tcPr>
+          <w:p>
+            <w:pPr>
+              <w:spacing w:after="0"/>
+            </w:pPr>
+            <w:r/>
+            <w:r>
+              <w:rPr>
+                <w:rFonts w:ascii="Arial" w:hAnsi="Arial" w:eastAsia="Arial"/>
+                <w:b w:val="0"/>
+                <w:i w:val="0"/>
+                <w:sz w:val="17"/>
+              </w:rPr>
+              <w:t>IR</w:t>
+            </w:r>
+          </w:p>
+        </w:tc>
+        <w:tc>
+          <w:tcPr>
+            <w:tcW w:type="dxa" w:w="2592"/>
+            <w:vAlign w:val="center"/>
+          </w:tcPr>
+          <w:p>
+            <w:pPr>
+              <w:spacing w:after="0"/>
+            </w:pPr>
+            <w:r/>
+            <w:r>
+              <w:rPr>
+                <w:rFonts w:ascii="Arial" w:hAnsi="Arial" w:eastAsia="Arial"/>
+                <w:b w:val="0"/>
+                <w:i w:val="0"/>
+                <w:sz w:val="17"/>
+              </w:rPr>
+              <w:t>139950140003006653</w:t>
             </w:r>
           </w:p>
         </w:tc>

--- a/Shahriarirad_Reza_CV.docx
+++ b/Shahriarirad_Reza_CV.docx
@@ -651,7 +651,7 @@
                 <w:i w:val="0"/>
                 <w:sz w:val="17"/>
               </w:rPr>
-              <w:t>May 26, 2026</w:t>
+              <w:t>May 27, 2026</w:t>
             </w:r>
           </w:p>
         </w:tc>

--- a/Shahriarirad_Reza_CV.docx
+++ b/Shahriarirad_Reza_CV.docx
@@ -89,2039 +89,22 @@
           <w:color w:val="1F3864"/>
           <w:sz w:val="21"/>
         </w:rPr>
-        <w:t>PERSONAL INFORMATION</w:t>
-      </w:r>
-    </w:p>
-    <w:tbl>
-      <w:tblPr>
-        <w:tblStyle w:val="TableGrid"/>
-        <w:tblW w:type="auto" w:w="0"/>
-        <w:jc w:val="left"/>
-        <w:tblLayout w:type="autofit"/>
-        <w:tblLook w:firstColumn="1" w:firstRow="1" w:lastColumn="0" w:lastRow="0" w:noHBand="0" w:noVBand="1" w:val="04A0"/>
-      </w:tblPr>
-      <w:tblGrid>
-        <w:gridCol w:w="5184"/>
-        <w:gridCol w:w="5184"/>
-      </w:tblGrid>
-      <w:tr>
-        <w:tc>
-          <w:tcPr>
-            <w:tcW w:type="dxa" w:w="2664"/>
-            <w:vAlign w:val="center"/>
-          </w:tcPr>
-          <w:p>
-            <w:pPr>
-              <w:spacing w:after="0"/>
-            </w:pPr>
-            <w:r/>
-            <w:r>
-              <w:rPr>
-                <w:rFonts w:ascii="Arial" w:hAnsi="Arial" w:eastAsia="Arial"/>
-                <w:b w:val="0"/>
-                <w:i w:val="0"/>
-                <w:sz w:val="17"/>
-              </w:rPr>
-              <w:t>Surname</w:t>
-            </w:r>
-          </w:p>
-        </w:tc>
-        <w:tc>
-          <w:tcPr>
-            <w:tcW w:type="dxa" w:w="6840"/>
-            <w:vAlign w:val="center"/>
-          </w:tcPr>
-          <w:p>
-            <w:pPr>
-              <w:spacing w:after="0"/>
-            </w:pPr>
-            <w:r/>
-            <w:r>
-              <w:rPr>
-                <w:rFonts w:ascii="Arial" w:hAnsi="Arial" w:eastAsia="Arial"/>
-                <w:b w:val="0"/>
-                <w:i w:val="0"/>
-                <w:sz w:val="17"/>
-              </w:rPr>
-              <w:t>Shahriarirad</w:t>
-            </w:r>
-          </w:p>
-        </w:tc>
-      </w:tr>
-      <w:tr>
-        <w:tc>
-          <w:tcPr>
-            <w:tcW w:type="dxa" w:w="2664"/>
-            <w:vAlign w:val="center"/>
-          </w:tcPr>
-          <w:p>
-            <w:pPr>
-              <w:spacing w:after="0"/>
-            </w:pPr>
-            <w:r/>
-            <w:r>
-              <w:rPr>
-                <w:rFonts w:ascii="Arial" w:hAnsi="Arial" w:eastAsia="Arial"/>
-                <w:b w:val="0"/>
-                <w:i w:val="0"/>
-                <w:sz w:val="17"/>
-              </w:rPr>
-              <w:t>Given name</w:t>
-            </w:r>
-          </w:p>
-        </w:tc>
-        <w:tc>
-          <w:tcPr>
-            <w:tcW w:type="dxa" w:w="6840"/>
-            <w:vAlign w:val="center"/>
-          </w:tcPr>
-          <w:p>
-            <w:pPr>
-              <w:spacing w:after="0"/>
-            </w:pPr>
-            <w:r/>
-            <w:r>
-              <w:rPr>
-                <w:rFonts w:ascii="Arial" w:hAnsi="Arial" w:eastAsia="Arial"/>
-                <w:b w:val="0"/>
-                <w:i w:val="0"/>
-                <w:sz w:val="17"/>
-              </w:rPr>
-              <w:t>Reza</w:t>
-            </w:r>
-          </w:p>
-        </w:tc>
-      </w:tr>
-      <w:tr>
-        <w:tc>
-          <w:tcPr>
-            <w:tcW w:type="dxa" w:w="2664"/>
-            <w:vAlign w:val="center"/>
-          </w:tcPr>
-          <w:p>
-            <w:pPr>
-              <w:spacing w:after="0"/>
-            </w:pPr>
-            <w:r/>
-            <w:r>
-              <w:rPr>
-                <w:rFonts w:ascii="Arial" w:hAnsi="Arial" w:eastAsia="Arial"/>
-                <w:b w:val="0"/>
-                <w:i w:val="0"/>
-                <w:sz w:val="17"/>
-              </w:rPr>
-              <w:t>Current residence</w:t>
-            </w:r>
-          </w:p>
-        </w:tc>
-        <w:tc>
-          <w:tcPr>
-            <w:tcW w:type="dxa" w:w="6840"/>
-            <w:vAlign w:val="center"/>
-          </w:tcPr>
-          <w:p>
-            <w:pPr>
-              <w:spacing w:after="0"/>
-            </w:pPr>
-            <w:r/>
-            <w:r>
-              <w:rPr>
-                <w:rFonts w:ascii="Arial" w:hAnsi="Arial" w:eastAsia="Arial"/>
-                <w:b w:val="0"/>
-                <w:i w:val="0"/>
-                <w:sz w:val="17"/>
-              </w:rPr>
-              <w:t>Rochester, MN, USA</w:t>
-            </w:r>
-          </w:p>
-        </w:tc>
-      </w:tr>
-      <w:tr>
-        <w:tc>
-          <w:tcPr>
-            <w:tcW w:type="dxa" w:w="2664"/>
-            <w:vAlign w:val="center"/>
-          </w:tcPr>
-          <w:p>
-            <w:pPr>
-              <w:spacing w:after="0"/>
-            </w:pPr>
-            <w:r/>
-            <w:r>
-              <w:rPr>
-                <w:rFonts w:ascii="Arial" w:hAnsi="Arial" w:eastAsia="Arial"/>
-                <w:b w:val="0"/>
-                <w:i w:val="0"/>
-                <w:sz w:val="17"/>
-              </w:rPr>
-              <w:t>Date of writing CV</w:t>
-            </w:r>
-          </w:p>
-        </w:tc>
-        <w:tc>
-          <w:tcPr>
-            <w:tcW w:type="dxa" w:w="6840"/>
-            <w:vAlign w:val="center"/>
-          </w:tcPr>
-          <w:p>
-            <w:pPr>
-              <w:spacing w:after="0"/>
-            </w:pPr>
-            <w:r/>
-            <w:r>
-              <w:rPr>
-                <w:rFonts w:ascii="Arial" w:hAnsi="Arial" w:eastAsia="Arial"/>
-                <w:b w:val="0"/>
-                <w:i w:val="0"/>
-                <w:sz w:val="17"/>
-              </w:rPr>
-              <w:t>May 25, 2026</w:t>
-            </w:r>
-          </w:p>
-        </w:tc>
-      </w:tr>
-      <w:tr>
-        <w:tc>
-          <w:tcPr>
-            <w:tcW w:type="dxa" w:w="2664"/>
-            <w:vAlign w:val="center"/>
-          </w:tcPr>
-          <w:p>
-            <w:pPr>
-              <w:spacing w:after="0"/>
-            </w:pPr>
-            <w:r/>
-            <w:r>
-              <w:rPr>
-                <w:rFonts w:ascii="Arial" w:hAnsi="Arial" w:eastAsia="Arial"/>
-                <w:b w:val="0"/>
-                <w:i w:val="0"/>
-                <w:sz w:val="17"/>
-              </w:rPr>
-              <w:t>Verified reviews / peer reviews</w:t>
-            </w:r>
-          </w:p>
-        </w:tc>
-        <w:tc>
-          <w:tcPr>
-            <w:tcW w:type="dxa" w:w="6840"/>
-            <w:vAlign w:val="center"/>
-          </w:tcPr>
-          <w:p>
-            <w:pPr>
-              <w:spacing w:after="0"/>
-            </w:pPr>
-            <w:r/>
-            <w:r>
-              <w:rPr>
-                <w:rFonts w:ascii="Arial" w:hAnsi="Arial" w:eastAsia="Arial"/>
-                <w:b w:val="0"/>
-                <w:i w:val="0"/>
-                <w:sz w:val="17"/>
-              </w:rPr>
-              <w:t>149</w:t>
-            </w:r>
-          </w:p>
-        </w:tc>
-      </w:tr>
-      <w:tr>
-        <w:tc>
-          <w:tcPr>
-            <w:tcW w:type="dxa" w:w="2664"/>
-            <w:vAlign w:val="center"/>
-          </w:tcPr>
-          <w:p>
-            <w:pPr>
-              <w:spacing w:after="0"/>
-            </w:pPr>
-            <w:r/>
-            <w:r>
-              <w:rPr>
-                <w:rFonts w:ascii="Arial" w:hAnsi="Arial" w:eastAsia="Arial"/>
-                <w:b w:val="0"/>
-                <w:i w:val="0"/>
-                <w:sz w:val="17"/>
-              </w:rPr>
-              <w:t>Total citations</w:t>
-            </w:r>
-          </w:p>
-        </w:tc>
-        <w:tc>
-          <w:tcPr>
-            <w:tcW w:type="dxa" w:w="6840"/>
-            <w:vAlign w:val="center"/>
-          </w:tcPr>
-          <w:p>
-            <w:pPr>
-              <w:spacing w:after="0"/>
-            </w:pPr>
-            <w:r/>
-            <w:r>
-              <w:rPr>
-                <w:rFonts w:ascii="Arial" w:hAnsi="Arial" w:eastAsia="Arial"/>
-                <w:b w:val="0"/>
-                <w:i w:val="0"/>
-                <w:sz w:val="17"/>
-              </w:rPr>
-              <w:t>3425</w:t>
-            </w:r>
-          </w:p>
-        </w:tc>
-      </w:tr>
-      <w:tr>
-        <w:tc>
-          <w:tcPr>
-            <w:tcW w:type="dxa" w:w="2664"/>
-            <w:vAlign w:val="center"/>
-          </w:tcPr>
-          <w:p>
-            <w:pPr>
-              <w:spacing w:after="0"/>
-            </w:pPr>
-            <w:r/>
-            <w:r>
-              <w:rPr>
-                <w:rFonts w:ascii="Arial" w:hAnsi="Arial" w:eastAsia="Arial"/>
-                <w:b w:val="0"/>
-                <w:i w:val="0"/>
-                <w:sz w:val="17"/>
-              </w:rPr>
-              <w:t>H-index</w:t>
-            </w:r>
-          </w:p>
-        </w:tc>
-        <w:tc>
-          <w:tcPr>
-            <w:tcW w:type="dxa" w:w="6840"/>
-            <w:vAlign w:val="center"/>
-          </w:tcPr>
-          <w:p>
-            <w:pPr>
-              <w:spacing w:after="0"/>
-            </w:pPr>
-            <w:r/>
-            <w:r>
-              <w:rPr>
-                <w:rFonts w:ascii="Arial" w:hAnsi="Arial" w:eastAsia="Arial"/>
-                <w:b w:val="0"/>
-                <w:i w:val="0"/>
-                <w:sz w:val="17"/>
-              </w:rPr>
-              <w:t>24</w:t>
-            </w:r>
-          </w:p>
-        </w:tc>
-      </w:tr>
-      <w:tr>
-        <w:tc>
-          <w:tcPr>
-            <w:tcW w:type="dxa" w:w="2664"/>
-            <w:vAlign w:val="center"/>
-          </w:tcPr>
-          <w:p>
-            <w:pPr>
-              <w:spacing w:after="0"/>
-            </w:pPr>
-            <w:r/>
-            <w:r>
-              <w:rPr>
-                <w:rFonts w:ascii="Arial" w:hAnsi="Arial" w:eastAsia="Arial"/>
-                <w:b w:val="0"/>
-                <w:i w:val="0"/>
-                <w:sz w:val="17"/>
-              </w:rPr>
-              <w:t>Research interests</w:t>
-            </w:r>
-          </w:p>
-        </w:tc>
-        <w:tc>
-          <w:tcPr>
-            <w:tcW w:type="dxa" w:w="6840"/>
-            <w:vAlign w:val="center"/>
-          </w:tcPr>
-          <w:p>
-            <w:pPr>
-              <w:spacing w:after="0"/>
-            </w:pPr>
-            <w:r/>
-            <w:r>
-              <w:rPr>
-                <w:rFonts w:ascii="Arial" w:hAnsi="Arial" w:eastAsia="Arial"/>
-                <w:b w:val="0"/>
-                <w:i w:val="0"/>
-                <w:sz w:val="17"/>
-              </w:rPr>
-              <w:t>Surgery · Minimally Invasive Surgery · Artificial Intelligence</w:t>
-            </w:r>
-          </w:p>
-        </w:tc>
-      </w:tr>
-    </w:tbl>
-    <w:p>
-      <w:pPr>
-        <w:spacing w:after="40" w:before="0"/>
-      </w:pPr>
+        <w:t>RESEARCH SUMMARY</w:t>
+      </w:r>
     </w:p>
     <w:p>
       <w:pPr>
-        <w:spacing w:before="180" w:after="60"/>
-        <w:pBdr>
-          <w:bottom w:val="single" w:sz="6" w:space="1" w:color="B8953A"/>
-        </w:pBdr>
+        <w:spacing w:after="80" w:before="0"/>
       </w:pPr>
       <w:r>
         <w:rPr>
           <w:rFonts w:ascii="Arial" w:hAnsi="Arial" w:eastAsia="Arial"/>
-          <w:b/>
-          <w:i w:val="0"/>
-          <w:color w:val="1F3864"/>
-          <w:sz w:val="21"/>
-        </w:rPr>
-        <w:t>EDUCATION</w:t>
-      </w:r>
-    </w:p>
-    <w:tbl>
-      <w:tblPr>
-        <w:tblStyle w:val="TableGrid"/>
-        <w:tblW w:type="auto" w:w="0"/>
-        <w:jc w:val="left"/>
-        <w:tblLayout w:type="autofit"/>
-        <w:tblLook w:firstColumn="1" w:firstRow="1" w:lastColumn="0" w:lastRow="0" w:noHBand="0" w:noVBand="1" w:val="04A0"/>
-      </w:tblPr>
-      <w:tblGrid>
-        <w:gridCol w:w="2592"/>
-        <w:gridCol w:w="2592"/>
-        <w:gridCol w:w="2592"/>
-        <w:gridCol w:w="2592"/>
-      </w:tblGrid>
-      <w:tr>
-        <w:tc>
-          <w:tcPr>
-            <w:tcW w:type="dxa" w:w="2592"/>
-            <w:vAlign w:val="center"/>
-            <w:shd w:fill="D9EAF7"/>
-          </w:tcPr>
-          <w:p>
-            <w:pPr>
-              <w:spacing w:after="0"/>
-            </w:pPr>
-            <w:r/>
-            <w:r>
-              <w:rPr>
-                <w:rFonts w:ascii="Arial" w:hAnsi="Arial" w:eastAsia="Arial"/>
-                <w:b/>
-                <w:i w:val="0"/>
-                <w:color w:val="1F3864"/>
-                <w:sz w:val="17"/>
-              </w:rPr>
-              <w:t>Period</w:t>
-            </w:r>
-          </w:p>
-        </w:tc>
-        <w:tc>
-          <w:tcPr>
-            <w:tcW w:type="dxa" w:w="2592"/>
-            <w:vAlign w:val="center"/>
-            <w:shd w:fill="D9EAF7"/>
-          </w:tcPr>
-          <w:p>
-            <w:pPr>
-              <w:spacing w:after="0"/>
-            </w:pPr>
-            <w:r/>
-            <w:r>
-              <w:rPr>
-                <w:rFonts w:ascii="Arial" w:hAnsi="Arial" w:eastAsia="Arial"/>
-                <w:b/>
-                <w:i w:val="0"/>
-                <w:color w:val="1F3864"/>
-                <w:sz w:val="17"/>
-              </w:rPr>
-              <w:t>Degree</w:t>
-            </w:r>
-          </w:p>
-        </w:tc>
-        <w:tc>
-          <w:tcPr>
-            <w:tcW w:type="dxa" w:w="2592"/>
-            <w:vAlign w:val="center"/>
-            <w:shd w:fill="D9EAF7"/>
-          </w:tcPr>
-          <w:p>
-            <w:pPr>
-              <w:spacing w:after="0"/>
-            </w:pPr>
-            <w:r/>
-            <w:r>
-              <w:rPr>
-                <w:rFonts w:ascii="Arial" w:hAnsi="Arial" w:eastAsia="Arial"/>
-                <w:b/>
-                <w:i w:val="0"/>
-                <w:color w:val="1F3864"/>
-                <w:sz w:val="17"/>
-              </w:rPr>
-              <w:t>Institution</w:t>
-            </w:r>
-          </w:p>
-        </w:tc>
-        <w:tc>
-          <w:tcPr>
-            <w:tcW w:type="dxa" w:w="2592"/>
-            <w:vAlign w:val="center"/>
-            <w:shd w:fill="D9EAF7"/>
-          </w:tcPr>
-          <w:p>
-            <w:pPr>
-              <w:spacing w:after="0"/>
-            </w:pPr>
-            <w:r/>
-            <w:r>
-              <w:rPr>
-                <w:rFonts w:ascii="Arial" w:hAnsi="Arial" w:eastAsia="Arial"/>
-                <w:b/>
-                <w:i w:val="0"/>
-                <w:color w:val="1F3864"/>
-                <w:sz w:val="17"/>
-              </w:rPr>
-              <w:t>Location</w:t>
-            </w:r>
-          </w:p>
-        </w:tc>
-      </w:tr>
-      <w:tr>
-        <w:tc>
-          <w:tcPr>
-            <w:tcW w:type="dxa" w:w="2592"/>
-            <w:vAlign w:val="center"/>
-          </w:tcPr>
-          <w:p>
-            <w:pPr>
-              <w:spacing w:after="0"/>
-            </w:pPr>
-            <w:r/>
-            <w:r>
-              <w:rPr>
-                <w:rFonts w:ascii="Arial" w:hAnsi="Arial" w:eastAsia="Arial"/>
-                <w:b w:val="0"/>
-                <w:i w:val="0"/>
-                <w:sz w:val="17"/>
-              </w:rPr>
-              <w:t>2013 – 2020</w:t>
-            </w:r>
-          </w:p>
-        </w:tc>
-        <w:tc>
-          <w:tcPr>
-            <w:tcW w:type="dxa" w:w="2592"/>
-            <w:vAlign w:val="center"/>
-          </w:tcPr>
-          <w:p>
-            <w:pPr>
-              <w:spacing w:after="0"/>
-            </w:pPr>
-            <w:r/>
-            <w:r>
-              <w:rPr>
-                <w:rFonts w:ascii="Arial" w:hAnsi="Arial" w:eastAsia="Arial"/>
-                <w:b w:val="0"/>
-                <w:i w:val="0"/>
-                <w:sz w:val="17"/>
-              </w:rPr>
-              <w:t>Doctor of Medicine (M.D.)</w:t>
-            </w:r>
-          </w:p>
-        </w:tc>
-        <w:tc>
-          <w:tcPr>
-            <w:tcW w:type="dxa" w:w="2592"/>
-            <w:vAlign w:val="center"/>
-          </w:tcPr>
-          <w:p>
-            <w:pPr>
-              <w:spacing w:after="0"/>
-            </w:pPr>
-            <w:r/>
-            <w:r>
-              <w:rPr>
-                <w:rFonts w:ascii="Arial" w:hAnsi="Arial" w:eastAsia="Arial"/>
-                <w:b w:val="0"/>
-                <w:i w:val="0"/>
-                <w:sz w:val="17"/>
-              </w:rPr>
-              <w:t>Shiraz University of Medical Sciences · Shiraz, Iran (SUMS)</w:t>
-            </w:r>
-          </w:p>
-        </w:tc>
-        <w:tc>
-          <w:tcPr>
-            <w:tcW w:type="dxa" w:w="2592"/>
-            <w:vAlign w:val="center"/>
-          </w:tcPr>
-          <w:p>
-            <w:pPr>
-              <w:spacing w:after="0"/>
-            </w:pPr>
-            <w:r/>
-            <w:r>
-              <w:rPr>
-                <w:rFonts w:ascii="Arial" w:hAnsi="Arial" w:eastAsia="Arial"/>
-                <w:b w:val="0"/>
-                <w:i w:val="0"/>
-                <w:sz w:val="17"/>
-              </w:rPr>
-              <w:t>Shiraz, Iran</w:t>
-            </w:r>
-          </w:p>
-        </w:tc>
-      </w:tr>
-      <w:tr>
-        <w:tc>
-          <w:tcPr>
-            <w:tcW w:type="dxa" w:w="2592"/>
-            <w:vAlign w:val="center"/>
-          </w:tcPr>
-          <w:p>
-            <w:pPr>
-              <w:spacing w:after="0"/>
-            </w:pPr>
-            <w:r/>
-            <w:r>
-              <w:rPr>
-                <w:rFonts w:ascii="Arial" w:hAnsi="Arial" w:eastAsia="Arial"/>
-                <w:b w:val="0"/>
-                <w:i w:val="0"/>
-                <w:sz w:val="17"/>
-              </w:rPr>
-              <w:t>2009 – 2013</w:t>
-            </w:r>
-          </w:p>
-        </w:tc>
-        <w:tc>
-          <w:tcPr>
-            <w:tcW w:type="dxa" w:w="2592"/>
-            <w:vAlign w:val="center"/>
-          </w:tcPr>
-          <w:p>
-            <w:pPr>
-              <w:spacing w:after="0"/>
-            </w:pPr>
-            <w:r/>
-            <w:r>
-              <w:rPr>
-                <w:rFonts w:ascii="Arial" w:hAnsi="Arial" w:eastAsia="Arial"/>
-                <w:b w:val="0"/>
-                <w:i w:val="0"/>
-                <w:sz w:val="17"/>
-              </w:rPr>
-              <w:t>High School Diploma</w:t>
-            </w:r>
-          </w:p>
-        </w:tc>
-        <w:tc>
-          <w:tcPr>
-            <w:tcW w:type="dxa" w:w="2592"/>
-            <w:vAlign w:val="center"/>
-          </w:tcPr>
-          <w:p>
-            <w:pPr>
-              <w:spacing w:after="0"/>
-            </w:pPr>
-            <w:r/>
-            <w:r>
-              <w:rPr>
-                <w:rFonts w:ascii="Arial" w:hAnsi="Arial" w:eastAsia="Arial"/>
-                <w:b w:val="0"/>
-                <w:i w:val="0"/>
-                <w:sz w:val="17"/>
-              </w:rPr>
-              <w:t>National Organization for Development of Exceptional Talents (SAMPAD)</w:t>
-            </w:r>
-          </w:p>
-        </w:tc>
-        <w:tc>
-          <w:tcPr>
-            <w:tcW w:type="dxa" w:w="2592"/>
-            <w:vAlign w:val="center"/>
-          </w:tcPr>
-          <w:p>
-            <w:pPr>
-              <w:spacing w:after="0"/>
-            </w:pPr>
-            <w:r/>
-            <w:r>
-              <w:rPr>
-                <w:rFonts w:ascii="Arial" w:hAnsi="Arial" w:eastAsia="Arial"/>
-                <w:b w:val="0"/>
-                <w:i w:val="0"/>
-                <w:sz w:val="17"/>
-              </w:rPr>
-              <w:t>Shiraz, Iran</w:t>
-            </w:r>
-          </w:p>
-        </w:tc>
-      </w:tr>
-    </w:tbl>
-    <w:p>
-      <w:pPr>
-        <w:spacing w:after="40" w:before="0"/>
-      </w:pPr>
-    </w:p>
-    <w:p>
-      <w:pPr>
-        <w:spacing w:before="180" w:after="60"/>
-        <w:pBdr>
-          <w:bottom w:val="single" w:sz="6" w:space="1" w:color="B8953A"/>
-        </w:pBdr>
-      </w:pPr>
-      <w:r>
-        <w:rPr>
-          <w:rFonts w:ascii="Arial" w:hAnsi="Arial" w:eastAsia="Arial"/>
-          <w:b/>
-          <w:i w:val="0"/>
-          <w:color w:val="1F3864"/>
-          <w:sz w:val="21"/>
-        </w:rPr>
-        <w:t>WORKING AND PROFESSIONAL EXPERIENCE</w:t>
-      </w:r>
-    </w:p>
-    <w:tbl>
-      <w:tblPr>
-        <w:tblStyle w:val="TableGrid"/>
-        <w:tblW w:type="auto" w:w="0"/>
-        <w:jc w:val="left"/>
-        <w:tblLayout w:type="autofit"/>
-        <w:tblLook w:firstColumn="1" w:firstRow="1" w:lastColumn="0" w:lastRow="0" w:noHBand="0" w:noVBand="1" w:val="04A0"/>
-      </w:tblPr>
-      <w:tblGrid>
-        <w:gridCol w:w="2592"/>
-        <w:gridCol w:w="2592"/>
-        <w:gridCol w:w="2592"/>
-        <w:gridCol w:w="2592"/>
-      </w:tblGrid>
-      <w:tr>
-        <w:tc>
-          <w:tcPr>
-            <w:tcW w:type="dxa" w:w="2592"/>
-            <w:vAlign w:val="center"/>
-            <w:shd w:fill="D9EAF7"/>
-          </w:tcPr>
-          <w:p>
-            <w:pPr>
-              <w:spacing w:after="0"/>
-            </w:pPr>
-            <w:r/>
-            <w:r>
-              <w:rPr>
-                <w:rFonts w:ascii="Arial" w:hAnsi="Arial" w:eastAsia="Arial"/>
-                <w:b/>
-                <w:i w:val="0"/>
-                <w:color w:val="1F3864"/>
-                <w:sz w:val="17"/>
-              </w:rPr>
-              <w:t>Period</w:t>
-            </w:r>
-          </w:p>
-        </w:tc>
-        <w:tc>
-          <w:tcPr>
-            <w:tcW w:type="dxa" w:w="2592"/>
-            <w:vAlign w:val="center"/>
-            <w:shd w:fill="D9EAF7"/>
-          </w:tcPr>
-          <w:p>
-            <w:pPr>
-              <w:spacing w:after="0"/>
-            </w:pPr>
-            <w:r/>
-            <w:r>
-              <w:rPr>
-                <w:rFonts w:ascii="Arial" w:hAnsi="Arial" w:eastAsia="Arial"/>
-                <w:b/>
-                <w:i w:val="0"/>
-                <w:color w:val="1F3864"/>
-                <w:sz w:val="17"/>
-              </w:rPr>
-              <w:t>Role / organization</w:t>
-            </w:r>
-          </w:p>
-        </w:tc>
-        <w:tc>
-          <w:tcPr>
-            <w:tcW w:type="dxa" w:w="2592"/>
-            <w:vAlign w:val="center"/>
-            <w:shd w:fill="D9EAF7"/>
-          </w:tcPr>
-          <w:p>
-            <w:pPr>
-              <w:spacing w:after="0"/>
-            </w:pPr>
-            <w:r/>
-            <w:r>
-              <w:rPr>
-                <w:rFonts w:ascii="Arial" w:hAnsi="Arial" w:eastAsia="Arial"/>
-                <w:b/>
-                <w:i w:val="0"/>
-                <w:color w:val="1F3864"/>
-                <w:sz w:val="17"/>
-              </w:rPr>
-              <w:t>Location</w:t>
-            </w:r>
-          </w:p>
-        </w:tc>
-        <w:tc>
-          <w:tcPr>
-            <w:tcW w:type="dxa" w:w="2592"/>
-            <w:vAlign w:val="center"/>
-            <w:shd w:fill="D9EAF7"/>
-          </w:tcPr>
-          <w:p>
-            <w:pPr>
-              <w:spacing w:after="0"/>
-            </w:pPr>
-            <w:r/>
-            <w:r>
-              <w:rPr>
-                <w:rFonts w:ascii="Arial" w:hAnsi="Arial" w:eastAsia="Arial"/>
-                <w:b/>
-                <w:i w:val="0"/>
-                <w:color w:val="1F3864"/>
-                <w:sz w:val="17"/>
-              </w:rPr>
-              <w:t>Description</w:t>
-            </w:r>
-          </w:p>
-        </w:tc>
-      </w:tr>
-      <w:tr>
-        <w:tc>
-          <w:tcPr>
-            <w:tcW w:type="dxa" w:w="2592"/>
-            <w:vAlign w:val="center"/>
-          </w:tcPr>
-          <w:p>
-            <w:pPr>
-              <w:spacing w:after="0"/>
-            </w:pPr>
-            <w:r/>
-            <w:r>
-              <w:rPr>
-                <w:rFonts w:ascii="Arial" w:hAnsi="Arial" w:eastAsia="Arial"/>
-                <w:b w:val="0"/>
-                <w:i w:val="0"/>
-                <w:sz w:val="17"/>
-              </w:rPr>
-              <w:t>2024 – Present</w:t>
-            </w:r>
-          </w:p>
-        </w:tc>
-        <w:tc>
-          <w:tcPr>
-            <w:tcW w:type="dxa" w:w="2592"/>
-            <w:vAlign w:val="center"/>
-          </w:tcPr>
-          <w:p>
-            <w:pPr>
-              <w:spacing w:after="0"/>
-            </w:pPr>
-            <w:r/>
-            <w:r>
-              <w:rPr>
-                <w:rFonts w:ascii="Arial" w:hAnsi="Arial" w:eastAsia="Arial"/>
-                <w:b w:val="0"/>
-                <w:i w:val="0"/>
-                <w:sz w:val="17"/>
-              </w:rPr>
-              <w:t>Research Fellow | Surgery Innovation Center · Mayo Clinic</w:t>
-            </w:r>
-          </w:p>
-        </w:tc>
-        <w:tc>
-          <w:tcPr>
-            <w:tcW w:type="dxa" w:w="2592"/>
-            <w:vAlign w:val="center"/>
-          </w:tcPr>
-          <w:p>
-            <w:pPr>
-              <w:spacing w:after="0"/>
-            </w:pPr>
-            <w:r/>
-            <w:r>
-              <w:rPr>
-                <w:rFonts w:ascii="Arial" w:hAnsi="Arial" w:eastAsia="Arial"/>
-                <w:b w:val="0"/>
-                <w:i w:val="0"/>
-                <w:sz w:val="17"/>
-              </w:rPr>
-              <w:t>Rochester, MN</w:t>
-            </w:r>
-          </w:p>
-        </w:tc>
-        <w:tc>
-          <w:tcPr>
-            <w:tcW w:type="dxa" w:w="2592"/>
-            <w:vAlign w:val="center"/>
-          </w:tcPr>
-          <w:p>
-            <w:pPr>
-              <w:spacing w:after="0"/>
-            </w:pPr>
-            <w:r/>
-            <w:r>
-              <w:rPr>
-                <w:rFonts w:ascii="Arial" w:hAnsi="Arial" w:eastAsia="Arial"/>
-                <w:b w:val="0"/>
-                <w:i w:val="0"/>
-                <w:sz w:val="17"/>
-              </w:rPr>
-            </w:r>
-          </w:p>
-        </w:tc>
-      </w:tr>
-      <w:tr>
-        <w:tc>
-          <w:tcPr>
-            <w:tcW w:type="dxa" w:w="2592"/>
-            <w:vAlign w:val="center"/>
-          </w:tcPr>
-          <w:p>
-            <w:pPr>
-              <w:spacing w:after="0"/>
-            </w:pPr>
-            <w:r/>
-            <w:r>
-              <w:rPr>
-                <w:rFonts w:ascii="Arial" w:hAnsi="Arial" w:eastAsia="Arial"/>
-                <w:b w:val="0"/>
-                <w:i w:val="0"/>
-                <w:sz w:val="17"/>
-              </w:rPr>
-              <w:t>2018 – 2024</w:t>
-            </w:r>
-          </w:p>
-        </w:tc>
-        <w:tc>
-          <w:tcPr>
-            <w:tcW w:type="dxa" w:w="2592"/>
-            <w:vAlign w:val="center"/>
-          </w:tcPr>
-          <w:p>
-            <w:pPr>
-              <w:spacing w:after="0"/>
-            </w:pPr>
-            <w:r/>
-            <w:r>
-              <w:rPr>
-                <w:rFonts w:ascii="Arial" w:hAnsi="Arial" w:eastAsia="Arial"/>
-                <w:b w:val="0"/>
-                <w:i w:val="0"/>
-                <w:sz w:val="17"/>
-              </w:rPr>
-              <w:t>Senior Researcher &amp; Project Manager | Thoracic &amp; Vascular Surgery Research Center · Shiraz University of Medical Sciences</w:t>
-            </w:r>
-          </w:p>
-        </w:tc>
-        <w:tc>
-          <w:tcPr>
-            <w:tcW w:type="dxa" w:w="2592"/>
-            <w:vAlign w:val="center"/>
-          </w:tcPr>
-          <w:p>
-            <w:pPr>
-              <w:spacing w:after="0"/>
-            </w:pPr>
-            <w:r/>
-            <w:r>
-              <w:rPr>
-                <w:rFonts w:ascii="Arial" w:hAnsi="Arial" w:eastAsia="Arial"/>
-                <w:b w:val="0"/>
-                <w:i w:val="0"/>
-                <w:sz w:val="17"/>
-              </w:rPr>
-              <w:t>Shiraz, Iran</w:t>
-            </w:r>
-          </w:p>
-        </w:tc>
-        <w:tc>
-          <w:tcPr>
-            <w:tcW w:type="dxa" w:w="2592"/>
-            <w:vAlign w:val="center"/>
-          </w:tcPr>
-          <w:p>
-            <w:pPr>
-              <w:spacing w:after="0"/>
-            </w:pPr>
-            <w:r/>
-            <w:r>
-              <w:rPr>
-                <w:rFonts w:ascii="Arial" w:hAnsi="Arial" w:eastAsia="Arial"/>
-                <w:b w:val="0"/>
-                <w:i w:val="0"/>
-                <w:sz w:val="17"/>
-              </w:rPr>
-            </w:r>
-          </w:p>
-        </w:tc>
-      </w:tr>
-      <w:tr>
-        <w:tc>
-          <w:tcPr>
-            <w:tcW w:type="dxa" w:w="2592"/>
-            <w:vAlign w:val="center"/>
-          </w:tcPr>
-          <w:p>
-            <w:pPr>
-              <w:spacing w:after="0"/>
-            </w:pPr>
-            <w:r/>
-            <w:r>
-              <w:rPr>
-                <w:rFonts w:ascii="Arial" w:hAnsi="Arial" w:eastAsia="Arial"/>
-                <w:b w:val="0"/>
-                <w:i w:val="0"/>
-                <w:sz w:val="17"/>
-              </w:rPr>
-              <w:t>2020 – 2022</w:t>
-            </w:r>
-          </w:p>
-        </w:tc>
-        <w:tc>
-          <w:tcPr>
-            <w:tcW w:type="dxa" w:w="2592"/>
-            <w:vAlign w:val="center"/>
-          </w:tcPr>
-          <w:p>
-            <w:pPr>
-              <w:spacing w:after="0"/>
-            </w:pPr>
-            <w:r/>
-            <w:r>
-              <w:rPr>
-                <w:rFonts w:ascii="Arial" w:hAnsi="Arial" w:eastAsia="Arial"/>
-                <w:b w:val="0"/>
-                <w:i w:val="0"/>
-                <w:sz w:val="17"/>
-              </w:rPr>
-              <w:t>General Practitioner — Emergency Department | Khatam-al-Anbiya Hospital</w:t>
-            </w:r>
-          </w:p>
-        </w:tc>
-        <w:tc>
-          <w:tcPr>
-            <w:tcW w:type="dxa" w:w="2592"/>
-            <w:vAlign w:val="center"/>
-          </w:tcPr>
-          <w:p>
-            <w:pPr>
-              <w:spacing w:after="0"/>
-            </w:pPr>
-            <w:r/>
-            <w:r>
-              <w:rPr>
-                <w:rFonts w:ascii="Arial" w:hAnsi="Arial" w:eastAsia="Arial"/>
-                <w:b w:val="0"/>
-                <w:i w:val="0"/>
-                <w:sz w:val="17"/>
-              </w:rPr>
-              <w:t>Bushehr, Iran</w:t>
-            </w:r>
-          </w:p>
-        </w:tc>
-        <w:tc>
-          <w:tcPr>
-            <w:tcW w:type="dxa" w:w="2592"/>
-            <w:vAlign w:val="center"/>
-          </w:tcPr>
-          <w:p>
-            <w:pPr>
-              <w:spacing w:after="0"/>
-            </w:pPr>
-            <w:r/>
-            <w:r>
-              <w:rPr>
-                <w:rFonts w:ascii="Arial" w:hAnsi="Arial" w:eastAsia="Arial"/>
-                <w:b w:val="0"/>
-                <w:i w:val="0"/>
-                <w:sz w:val="17"/>
-              </w:rPr>
-              <w:t>Ministry of Health mandatory medical service.</w:t>
-            </w:r>
-          </w:p>
-        </w:tc>
-      </w:tr>
-      <w:tr>
-        <w:tc>
-          <w:tcPr>
-            <w:tcW w:type="dxa" w:w="2592"/>
-            <w:vAlign w:val="center"/>
-          </w:tcPr>
-          <w:p>
-            <w:pPr>
-              <w:spacing w:after="0"/>
-            </w:pPr>
-            <w:r/>
-            <w:r>
-              <w:rPr>
-                <w:rFonts w:ascii="Arial" w:hAnsi="Arial" w:eastAsia="Arial"/>
-                <w:b w:val="0"/>
-                <w:i w:val="0"/>
-                <w:sz w:val="17"/>
-              </w:rPr>
-              <w:t>2014 – 2020</w:t>
-            </w:r>
-          </w:p>
-        </w:tc>
-        <w:tc>
-          <w:tcPr>
-            <w:tcW w:type="dxa" w:w="2592"/>
-            <w:vAlign w:val="center"/>
-          </w:tcPr>
-          <w:p>
-            <w:pPr>
-              <w:spacing w:after="0"/>
-            </w:pPr>
-            <w:r/>
-            <w:r>
-              <w:rPr>
-                <w:rFonts w:ascii="Arial" w:hAnsi="Arial" w:eastAsia="Arial"/>
-                <w:b w:val="0"/>
-                <w:i w:val="0"/>
-                <w:sz w:val="17"/>
-              </w:rPr>
-              <w:t>Research Trainee | Student Research Committee · Shiraz University of Medical Sciences</w:t>
-            </w:r>
-          </w:p>
-        </w:tc>
-        <w:tc>
-          <w:tcPr>
-            <w:tcW w:type="dxa" w:w="2592"/>
-            <w:vAlign w:val="center"/>
-          </w:tcPr>
-          <w:p>
-            <w:pPr>
-              <w:spacing w:after="0"/>
-            </w:pPr>
-            <w:r/>
-            <w:r>
-              <w:rPr>
-                <w:rFonts w:ascii="Arial" w:hAnsi="Arial" w:eastAsia="Arial"/>
-                <w:b w:val="0"/>
-                <w:i w:val="0"/>
-                <w:sz w:val="17"/>
-              </w:rPr>
-              <w:t>Shiraz, Iran</w:t>
-            </w:r>
-          </w:p>
-        </w:tc>
-        <w:tc>
-          <w:tcPr>
-            <w:tcW w:type="dxa" w:w="2592"/>
-            <w:vAlign w:val="center"/>
-          </w:tcPr>
-          <w:p>
-            <w:pPr>
-              <w:spacing w:after="0"/>
-            </w:pPr>
-            <w:r/>
-            <w:r>
-              <w:rPr>
-                <w:rFonts w:ascii="Arial" w:hAnsi="Arial" w:eastAsia="Arial"/>
-                <w:b w:val="0"/>
-                <w:i w:val="0"/>
-                <w:sz w:val="17"/>
-              </w:rPr>
-            </w:r>
-          </w:p>
-        </w:tc>
-      </w:tr>
-    </w:tbl>
-    <w:p>
-      <w:pPr>
-        <w:spacing w:after="40" w:before="0"/>
-      </w:pPr>
-    </w:p>
-    <w:p>
-      <w:pPr>
-        <w:spacing w:before="180" w:after="60"/>
-        <w:pBdr>
-          <w:bottom w:val="single" w:sz="6" w:space="1" w:color="B8953A"/>
-        </w:pBdr>
-      </w:pPr>
-      <w:r>
-        <w:rPr>
-          <w:rFonts w:ascii="Arial" w:hAnsi="Arial" w:eastAsia="Arial"/>
-          <w:b/>
-          <w:i w:val="0"/>
-          <w:color w:val="1F3864"/>
-          <w:sz w:val="21"/>
-        </w:rPr>
-        <w:t>AWARDS</w:t>
-      </w:r>
-    </w:p>
-    <w:tbl>
-      <w:tblPr>
-        <w:tblStyle w:val="TableGrid"/>
-        <w:tblW w:type="auto" w:w="0"/>
-        <w:jc w:val="left"/>
-        <w:tblLayout w:type="autofit"/>
-        <w:tblLook w:firstColumn="1" w:firstRow="1" w:lastColumn="0" w:lastRow="0" w:noHBand="0" w:noVBand="1" w:val="04A0"/>
-      </w:tblPr>
-      <w:tblGrid>
-        <w:gridCol w:w="3456"/>
-        <w:gridCol w:w="3456"/>
-        <w:gridCol w:w="3456"/>
-      </w:tblGrid>
-      <w:tr>
-        <w:tc>
-          <w:tcPr>
-            <w:tcW w:type="dxa" w:w="3456"/>
-            <w:vAlign w:val="center"/>
-            <w:shd w:fill="D9EAF7"/>
-          </w:tcPr>
-          <w:p>
-            <w:pPr>
-              <w:spacing w:after="0"/>
-            </w:pPr>
-            <w:r/>
-            <w:r>
-              <w:rPr>
-                <w:rFonts w:ascii="Arial" w:hAnsi="Arial" w:eastAsia="Arial"/>
-                <w:b/>
-                <w:i w:val="0"/>
-                <w:color w:val="1F3864"/>
-                <w:sz w:val="17"/>
-              </w:rPr>
-              <w:t>Year</w:t>
-            </w:r>
-          </w:p>
-        </w:tc>
-        <w:tc>
-          <w:tcPr>
-            <w:tcW w:type="dxa" w:w="3456"/>
-            <w:vAlign w:val="center"/>
-            <w:shd w:fill="D9EAF7"/>
-          </w:tcPr>
-          <w:p>
-            <w:pPr>
-              <w:spacing w:after="0"/>
-            </w:pPr>
-            <w:r/>
-            <w:r>
-              <w:rPr>
-                <w:rFonts w:ascii="Arial" w:hAnsi="Arial" w:eastAsia="Arial"/>
-                <w:b/>
-                <w:i w:val="0"/>
-                <w:color w:val="1F3864"/>
-                <w:sz w:val="17"/>
-              </w:rPr>
-              <w:t>Award</w:t>
-            </w:r>
-          </w:p>
-        </w:tc>
-        <w:tc>
-          <w:tcPr>
-            <w:tcW w:type="dxa" w:w="3456"/>
-            <w:vAlign w:val="center"/>
-            <w:shd w:fill="D9EAF7"/>
-          </w:tcPr>
-          <w:p>
-            <w:pPr>
-              <w:spacing w:after="0"/>
-            </w:pPr>
-            <w:r/>
-            <w:r>
-              <w:rPr>
-                <w:rFonts w:ascii="Arial" w:hAnsi="Arial" w:eastAsia="Arial"/>
-                <w:b/>
-                <w:i w:val="0"/>
-                <w:color w:val="1F3864"/>
-                <w:sz w:val="17"/>
-              </w:rPr>
-              <w:t>Organization</w:t>
-            </w:r>
-          </w:p>
-        </w:tc>
-      </w:tr>
-      <w:tr>
-        <w:tc>
-          <w:tcPr>
-            <w:tcW w:type="dxa" w:w="3456"/>
-            <w:vAlign w:val="center"/>
-          </w:tcPr>
-          <w:p>
-            <w:pPr>
-              <w:spacing w:after="0"/>
-            </w:pPr>
-            <w:r/>
-            <w:r>
-              <w:rPr>
-                <w:rFonts w:ascii="Arial" w:hAnsi="Arial" w:eastAsia="Arial"/>
-                <w:b w:val="0"/>
-                <w:i w:val="0"/>
-                <w:sz w:val="17"/>
-              </w:rPr>
-              <w:t>December 2023</w:t>
-            </w:r>
-          </w:p>
-        </w:tc>
-        <w:tc>
-          <w:tcPr>
-            <w:tcW w:type="dxa" w:w="3456"/>
-            <w:vAlign w:val="center"/>
-          </w:tcPr>
-          <w:p>
-            <w:pPr>
-              <w:spacing w:after="0"/>
-            </w:pPr>
-            <w:r/>
-            <w:r>
-              <w:rPr>
-                <w:rFonts w:ascii="Arial" w:hAnsi="Arial" w:eastAsia="Arial"/>
-                <w:b w:val="0"/>
-                <w:i w:val="0"/>
-                <w:sz w:val="17"/>
-              </w:rPr>
-              <w:t>World Top 2% Scientists</w:t>
-            </w:r>
-          </w:p>
-        </w:tc>
-        <w:tc>
-          <w:tcPr>
-            <w:tcW w:type="dxa" w:w="3456"/>
-            <w:vAlign w:val="center"/>
-          </w:tcPr>
-          <w:p>
-            <w:pPr>
-              <w:spacing w:after="0"/>
-            </w:pPr>
-            <w:r/>
-            <w:r>
-              <w:rPr>
-                <w:rFonts w:ascii="Arial" w:hAnsi="Arial" w:eastAsia="Arial"/>
-                <w:b w:val="0"/>
-                <w:i w:val="0"/>
-                <w:sz w:val="17"/>
-              </w:rPr>
-              <w:t>Elsevier Data Repository / Stanford University</w:t>
-            </w:r>
-          </w:p>
-        </w:tc>
-      </w:tr>
-      <w:tr>
-        <w:tc>
-          <w:tcPr>
-            <w:tcW w:type="dxa" w:w="3456"/>
-            <w:vAlign w:val="center"/>
-          </w:tcPr>
-          <w:p>
-            <w:pPr>
-              <w:spacing w:after="0"/>
-            </w:pPr>
-            <w:r/>
-            <w:r>
-              <w:rPr>
-                <w:rFonts w:ascii="Arial" w:hAnsi="Arial" w:eastAsia="Arial"/>
-                <w:b w:val="0"/>
-                <w:i w:val="0"/>
-                <w:sz w:val="17"/>
-              </w:rPr>
-              <w:t>October 2020</w:t>
-            </w:r>
-          </w:p>
-        </w:tc>
-        <w:tc>
-          <w:tcPr>
-            <w:tcW w:type="dxa" w:w="3456"/>
-            <w:vAlign w:val="center"/>
-          </w:tcPr>
-          <w:p>
-            <w:pPr>
-              <w:spacing w:after="0"/>
-            </w:pPr>
-            <w:r/>
-            <w:r>
-              <w:rPr>
-                <w:rFonts w:ascii="Arial" w:hAnsi="Arial" w:eastAsia="Arial"/>
-                <w:b w:val="0"/>
-                <w:i w:val="0"/>
-                <w:sz w:val="17"/>
-              </w:rPr>
-              <w:t>National Outstanding Student Researcher</w:t>
-            </w:r>
-          </w:p>
-        </w:tc>
-        <w:tc>
-          <w:tcPr>
-            <w:tcW w:type="dxa" w:w="3456"/>
-            <w:vAlign w:val="center"/>
-          </w:tcPr>
-          <w:p>
-            <w:pPr>
-              <w:spacing w:after="0"/>
-            </w:pPr>
-            <w:r/>
-            <w:r>
-              <w:rPr>
-                <w:rFonts w:ascii="Arial" w:hAnsi="Arial" w:eastAsia="Arial"/>
-                <w:b w:val="0"/>
-                <w:i w:val="0"/>
-                <w:sz w:val="17"/>
-              </w:rPr>
-              <w:t>Ministry of Health and Medical Education · National Student Research Committee, Iran</w:t>
-            </w:r>
-          </w:p>
-        </w:tc>
-      </w:tr>
-    </w:tbl>
-    <w:p>
-      <w:pPr>
-        <w:spacing w:after="40" w:before="0"/>
-      </w:pPr>
-    </w:p>
-    <w:p>
-      <w:pPr>
-        <w:spacing w:before="180" w:after="60"/>
-        <w:pBdr>
-          <w:bottom w:val="single" w:sz="6" w:space="1" w:color="B8953A"/>
-        </w:pBdr>
-      </w:pPr>
-      <w:r>
-        <w:rPr>
-          <w:rFonts w:ascii="Arial" w:hAnsi="Arial" w:eastAsia="Arial"/>
-          <w:b/>
-          <w:i w:val="0"/>
-          <w:color w:val="1F3864"/>
-          <w:sz w:val="21"/>
-        </w:rPr>
-        <w:t>LEADERSHIP &amp; COMMUNITY SERVICE</w:t>
-      </w:r>
-    </w:p>
-    <w:tbl>
-      <w:tblPr>
-        <w:tblStyle w:val="TableGrid"/>
-        <w:tblW w:type="auto" w:w="0"/>
-        <w:jc w:val="left"/>
-        <w:tblLayout w:type="autofit"/>
-        <w:tblLook w:firstColumn="1" w:firstRow="1" w:lastColumn="0" w:lastRow="0" w:noHBand="0" w:noVBand="1" w:val="04A0"/>
-      </w:tblPr>
-      <w:tblGrid>
-        <w:gridCol w:w="2592"/>
-        <w:gridCol w:w="2592"/>
-        <w:gridCol w:w="2592"/>
-        <w:gridCol w:w="2592"/>
-      </w:tblGrid>
-      <w:tr>
-        <w:tc>
-          <w:tcPr>
-            <w:tcW w:type="dxa" w:w="2592"/>
-            <w:vAlign w:val="center"/>
-            <w:shd w:fill="D9EAF7"/>
-          </w:tcPr>
-          <w:p>
-            <w:pPr>
-              <w:spacing w:after="0"/>
-            </w:pPr>
-            <w:r/>
-            <w:r>
-              <w:rPr>
-                <w:rFonts w:ascii="Arial" w:hAnsi="Arial" w:eastAsia="Arial"/>
-                <w:b/>
-                <w:i w:val="0"/>
-                <w:color w:val="1F3864"/>
-                <w:sz w:val="17"/>
-              </w:rPr>
-              <w:t>Period</w:t>
-            </w:r>
-          </w:p>
-        </w:tc>
-        <w:tc>
-          <w:tcPr>
-            <w:tcW w:type="dxa" w:w="2592"/>
-            <w:vAlign w:val="center"/>
-            <w:shd w:fill="D9EAF7"/>
-          </w:tcPr>
-          <w:p>
-            <w:pPr>
-              <w:spacing w:after="0"/>
-            </w:pPr>
-            <w:r/>
-            <w:r>
-              <w:rPr>
-                <w:rFonts w:ascii="Arial" w:hAnsi="Arial" w:eastAsia="Arial"/>
-                <w:b/>
-                <w:i w:val="0"/>
-                <w:color w:val="1F3864"/>
-                <w:sz w:val="17"/>
-              </w:rPr>
-              <w:t>Role</w:t>
-            </w:r>
-          </w:p>
-        </w:tc>
-        <w:tc>
-          <w:tcPr>
-            <w:tcW w:type="dxa" w:w="2592"/>
-            <w:vAlign w:val="center"/>
-            <w:shd w:fill="D9EAF7"/>
-          </w:tcPr>
-          <w:p>
-            <w:pPr>
-              <w:spacing w:after="0"/>
-            </w:pPr>
-            <w:r/>
-            <w:r>
-              <w:rPr>
-                <w:rFonts w:ascii="Arial" w:hAnsi="Arial" w:eastAsia="Arial"/>
-                <w:b/>
-                <w:i w:val="0"/>
-                <w:color w:val="1F3864"/>
-                <w:sz w:val="17"/>
-              </w:rPr>
-              <w:t>Organization</w:t>
-            </w:r>
-          </w:p>
-        </w:tc>
-        <w:tc>
-          <w:tcPr>
-            <w:tcW w:type="dxa" w:w="2592"/>
-            <w:vAlign w:val="center"/>
-            <w:shd w:fill="D9EAF7"/>
-          </w:tcPr>
-          <w:p>
-            <w:pPr>
-              <w:spacing w:after="0"/>
-            </w:pPr>
-            <w:r/>
-            <w:r>
-              <w:rPr>
-                <w:rFonts w:ascii="Arial" w:hAnsi="Arial" w:eastAsia="Arial"/>
-                <w:b/>
-                <w:i w:val="0"/>
-                <w:color w:val="1F3864"/>
-                <w:sz w:val="17"/>
-              </w:rPr>
-              <w:t>Description</w:t>
-            </w:r>
-          </w:p>
-        </w:tc>
-      </w:tr>
-      <w:tr>
-        <w:tc>
-          <w:tcPr>
-            <w:tcW w:type="dxa" w:w="2592"/>
-            <w:vAlign w:val="center"/>
-          </w:tcPr>
-          <w:p>
-            <w:pPr>
-              <w:spacing w:after="0"/>
-            </w:pPr>
-            <w:r/>
-            <w:r>
-              <w:rPr>
-                <w:rFonts w:ascii="Arial" w:hAnsi="Arial" w:eastAsia="Arial"/>
-                <w:b w:val="0"/>
-                <w:i w:val="0"/>
-                <w:sz w:val="17"/>
-              </w:rPr>
-              <w:t>2020 – Present</w:t>
-            </w:r>
-          </w:p>
-        </w:tc>
-        <w:tc>
-          <w:tcPr>
-            <w:tcW w:type="dxa" w:w="2592"/>
-            <w:vAlign w:val="center"/>
-          </w:tcPr>
-          <w:p>
-            <w:pPr>
-              <w:spacing w:after="0"/>
-            </w:pPr>
-            <w:r/>
-            <w:r>
-              <w:rPr>
-                <w:rFonts w:ascii="Arial" w:hAnsi="Arial" w:eastAsia="Arial"/>
-                <w:b w:val="0"/>
-                <w:i w:val="0"/>
-                <w:sz w:val="17"/>
-              </w:rPr>
-              <w:t>Research Project Inspector &amp; Mentoring Program — Founder and Director</w:t>
-            </w:r>
-          </w:p>
-        </w:tc>
-        <w:tc>
-          <w:tcPr>
-            <w:tcW w:type="dxa" w:w="2592"/>
-            <w:vAlign w:val="center"/>
-          </w:tcPr>
-          <w:p>
-            <w:pPr>
-              <w:spacing w:after="0"/>
-            </w:pPr>
-            <w:r/>
-            <w:r>
-              <w:rPr>
-                <w:rFonts w:ascii="Arial" w:hAnsi="Arial" w:eastAsia="Arial"/>
-                <w:b w:val="0"/>
-                <w:i w:val="0"/>
-                <w:sz w:val="17"/>
-              </w:rPr>
-              <w:t>Thoracic and Vascular Surgery Research Center · Shiraz University of Medical Sciences · Shiraz, Iran</w:t>
-            </w:r>
-          </w:p>
-        </w:tc>
-        <w:tc>
-          <w:tcPr>
-            <w:tcW w:type="dxa" w:w="2592"/>
-            <w:vAlign w:val="center"/>
-          </w:tcPr>
-          <w:p>
-            <w:pPr>
-              <w:spacing w:after="0"/>
-            </w:pPr>
-            <w:r/>
-            <w:r>
-              <w:rPr>
-                <w:rFonts w:ascii="Arial" w:hAnsi="Arial" w:eastAsia="Arial"/>
-                <w:b w:val="0"/>
-                <w:i w:val="0"/>
-                <w:sz w:val="17"/>
-              </w:rPr>
-              <w:t>Founded and directed a research mentoring program at the Thoracic and Vascular Surgery Research Center, mentoring 15 medical students in research methodology, scientific writing, and publication strategy, with participating students contributing to more than 50 peer-reviewed publications.</w:t>
-            </w:r>
-          </w:p>
-        </w:tc>
-      </w:tr>
-    </w:tbl>
-    <w:p>
-      <w:pPr>
-        <w:spacing w:after="40" w:before="0"/>
-      </w:pPr>
-    </w:p>
-    <w:p>
-      <w:pPr>
-        <w:spacing w:before="180" w:after="60"/>
-        <w:pBdr>
-          <w:bottom w:val="single" w:sz="6" w:space="1" w:color="B8953A"/>
-        </w:pBdr>
-      </w:pPr>
-      <w:r>
-        <w:rPr>
-          <w:rFonts w:ascii="Arial" w:hAnsi="Arial" w:eastAsia="Arial"/>
-          <w:b/>
-          <w:i w:val="0"/>
-          <w:color w:val="1F3864"/>
-          <w:sz w:val="21"/>
-        </w:rPr>
-        <w:t>SKILLS</w:t>
-      </w:r>
-    </w:p>
-    <w:tbl>
-      <w:tblPr>
-        <w:tblStyle w:val="TableGrid"/>
-        <w:tblW w:type="auto" w:w="0"/>
-        <w:jc w:val="left"/>
-        <w:tblLayout w:type="autofit"/>
-        <w:tblLook w:firstColumn="1" w:firstRow="1" w:lastColumn="0" w:lastRow="0" w:noHBand="0" w:noVBand="1" w:val="04A0"/>
-      </w:tblPr>
-      <w:tblGrid>
-        <w:gridCol w:w="5184"/>
-        <w:gridCol w:w="5184"/>
-      </w:tblGrid>
-      <w:tr>
-        <w:tc>
-          <w:tcPr>
-            <w:tcW w:type="dxa" w:w="2016"/>
-            <w:vAlign w:val="center"/>
-          </w:tcPr>
-          <w:p>
-            <w:pPr>
-              <w:spacing w:after="0"/>
-            </w:pPr>
-            <w:r/>
-            <w:r>
-              <w:rPr>
-                <w:rFonts w:ascii="Arial" w:hAnsi="Arial" w:eastAsia="Arial"/>
-                <w:b w:val="0"/>
-                <w:i w:val="0"/>
-                <w:sz w:val="17"/>
-              </w:rPr>
-              <w:t>Computing</w:t>
-            </w:r>
-          </w:p>
-        </w:tc>
-        <w:tc>
-          <w:tcPr>
-            <w:tcW w:type="dxa" w:w="7488"/>
-            <w:vAlign w:val="center"/>
-          </w:tcPr>
-          <w:p>
-            <w:pPr>
-              <w:spacing w:after="0"/>
-            </w:pPr>
-            <w:r/>
-            <w:r>
-              <w:rPr>
-                <w:rFonts w:ascii="Arial" w:hAnsi="Arial" w:eastAsia="Arial"/>
-                <w:b w:val="0"/>
-                <w:i w:val="0"/>
-                <w:sz w:val="17"/>
-              </w:rPr>
-              <w:t>SPSS (Good); MS Office (Good); Endnote (Good); Corel Video Studio (Good); Python (Beginner); MATLAB (Beginner); NCSS (Beginner); Azure DevOps (Beginner); Typing (90 wpm)</w:t>
-            </w:r>
-          </w:p>
-        </w:tc>
-      </w:tr>
-      <w:tr>
-        <w:tc>
-          <w:tcPr>
-            <w:tcW w:type="dxa" w:w="2016"/>
-            <w:vAlign w:val="center"/>
-          </w:tcPr>
-          <w:p>
-            <w:pPr>
-              <w:spacing w:after="0"/>
-            </w:pPr>
-            <w:r/>
-            <w:r>
-              <w:rPr>
-                <w:rFonts w:ascii="Arial" w:hAnsi="Arial" w:eastAsia="Arial"/>
-                <w:b w:val="0"/>
-                <w:i w:val="0"/>
-                <w:sz w:val="17"/>
-              </w:rPr>
-              <w:t>Interpersonal</w:t>
-            </w:r>
-          </w:p>
-        </w:tc>
-        <w:tc>
-          <w:tcPr>
-            <w:tcW w:type="dxa" w:w="7488"/>
-            <w:vAlign w:val="center"/>
-          </w:tcPr>
-          <w:p>
-            <w:pPr>
-              <w:spacing w:after="0"/>
-            </w:pPr>
-            <w:r/>
-            <w:r>
-              <w:rPr>
-                <w:rFonts w:ascii="Arial" w:hAnsi="Arial" w:eastAsia="Arial"/>
-                <w:b w:val="0"/>
-                <w:i w:val="0"/>
-                <w:sz w:val="17"/>
-              </w:rPr>
-              <w:t>Leadership; Presentation; Time Management; Effective Listening; Team Player; Problem-Solving; Scientific Editing; Translation EN↔FA</w:t>
-            </w:r>
-          </w:p>
-        </w:tc>
-      </w:tr>
-    </w:tbl>
-    <w:p>
-      <w:pPr>
-        <w:spacing w:after="40" w:before="0"/>
-      </w:pPr>
-    </w:p>
-    <w:p>
-      <w:pPr>
-        <w:spacing w:before="180" w:after="60"/>
-        <w:pBdr>
-          <w:bottom w:val="single" w:sz="6" w:space="1" w:color="B8953A"/>
-        </w:pBdr>
-      </w:pPr>
-      <w:r>
-        <w:rPr>
-          <w:rFonts w:ascii="Arial" w:hAnsi="Arial" w:eastAsia="Arial"/>
-          <w:b/>
-          <w:i w:val="0"/>
-          <w:color w:val="1F3864"/>
-          <w:sz w:val="21"/>
-        </w:rPr>
-        <w:t>PATENTS AND INNOVATIONS</w:t>
-      </w:r>
-    </w:p>
-    <w:tbl>
-      <w:tblPr>
-        <w:tblStyle w:val="TableGrid"/>
-        <w:tblW w:type="auto" w:w="0"/>
-        <w:jc w:val="left"/>
-        <w:tblLayout w:type="autofit"/>
-        <w:tblLook w:firstColumn="1" w:firstRow="1" w:lastColumn="0" w:lastRow="0" w:noHBand="0" w:noVBand="1" w:val="04A0"/>
-      </w:tblPr>
-      <w:tblGrid>
-        <w:gridCol w:w="2592"/>
-        <w:gridCol w:w="2592"/>
-        <w:gridCol w:w="2592"/>
-        <w:gridCol w:w="2592"/>
-      </w:tblGrid>
-      <w:tr>
-        <w:tc>
-          <w:tcPr>
-            <w:tcW w:type="dxa" w:w="2592"/>
-            <w:vAlign w:val="center"/>
-            <w:shd w:fill="D9EAF7"/>
-          </w:tcPr>
-          <w:p>
-            <w:pPr>
-              <w:spacing w:after="0"/>
-            </w:pPr>
-            <w:r/>
-            <w:r>
-              <w:rPr>
-                <w:rFonts w:ascii="Arial" w:hAnsi="Arial" w:eastAsia="Arial"/>
-                <w:b/>
-                <w:i w:val="0"/>
-                <w:color w:val="1F3864"/>
-                <w:sz w:val="17"/>
-              </w:rPr>
-              <w:t>Date</w:t>
-            </w:r>
-          </w:p>
-        </w:tc>
-        <w:tc>
-          <w:tcPr>
-            <w:tcW w:type="dxa" w:w="2592"/>
-            <w:vAlign w:val="center"/>
-            <w:shd w:fill="D9EAF7"/>
-          </w:tcPr>
-          <w:p>
-            <w:pPr>
-              <w:spacing w:after="0"/>
-            </w:pPr>
-            <w:r/>
-            <w:r>
-              <w:rPr>
-                <w:rFonts w:ascii="Arial" w:hAnsi="Arial" w:eastAsia="Arial"/>
-                <w:b/>
-                <w:i w:val="0"/>
-                <w:color w:val="1F3864"/>
-                <w:sz w:val="17"/>
-              </w:rPr>
-              <w:t>Title</w:t>
-            </w:r>
-          </w:p>
-        </w:tc>
-        <w:tc>
-          <w:tcPr>
-            <w:tcW w:type="dxa" w:w="2592"/>
-            <w:vAlign w:val="center"/>
-            <w:shd w:fill="D9EAF7"/>
-          </w:tcPr>
-          <w:p>
-            <w:pPr>
-              <w:spacing w:after="0"/>
-            </w:pPr>
-            <w:r/>
-            <w:r>
-              <w:rPr>
-                <w:rFonts w:ascii="Arial" w:hAnsi="Arial" w:eastAsia="Arial"/>
-                <w:b/>
-                <w:i w:val="0"/>
-                <w:color w:val="1F3864"/>
-                <w:sz w:val="17"/>
-              </w:rPr>
-              <w:t>Issuer</w:t>
-            </w:r>
-          </w:p>
-        </w:tc>
-        <w:tc>
-          <w:tcPr>
-            <w:tcW w:type="dxa" w:w="2592"/>
-            <w:vAlign w:val="center"/>
-            <w:shd w:fill="D9EAF7"/>
-          </w:tcPr>
-          <w:p>
-            <w:pPr>
-              <w:spacing w:after="0"/>
-            </w:pPr>
-            <w:r/>
-            <w:r>
-              <w:rPr>
-                <w:rFonts w:ascii="Arial" w:hAnsi="Arial" w:eastAsia="Arial"/>
-                <w:b/>
-                <w:i w:val="0"/>
-                <w:color w:val="1F3864"/>
-                <w:sz w:val="17"/>
-              </w:rPr>
-              <w:t>Number</w:t>
-            </w:r>
-          </w:p>
-        </w:tc>
-      </w:tr>
-      <w:tr>
-        <w:tc>
-          <w:tcPr>
-            <w:tcW w:type="dxa" w:w="2592"/>
-            <w:vAlign w:val="center"/>
-          </w:tcPr>
-          <w:p>
-            <w:pPr>
-              <w:spacing w:after="0"/>
-            </w:pPr>
-            <w:r/>
-            <w:r>
-              <w:rPr>
-                <w:rFonts w:ascii="Arial" w:hAnsi="Arial" w:eastAsia="Arial"/>
-                <w:b w:val="0"/>
-                <w:i w:val="0"/>
-                <w:sz w:val="17"/>
-              </w:rPr>
-              <w:t>Apr 2021</w:t>
-            </w:r>
-          </w:p>
-        </w:tc>
-        <w:tc>
-          <w:tcPr>
-            <w:tcW w:type="dxa" w:w="2592"/>
-            <w:vAlign w:val="center"/>
-          </w:tcPr>
-          <w:p>
-            <w:pPr>
-              <w:spacing w:after="0"/>
-            </w:pPr>
-            <w:r/>
-            <w:r>
-              <w:rPr>
-                <w:rFonts w:ascii="Arial" w:hAnsi="Arial" w:eastAsia="Arial"/>
-                <w:b w:val="0"/>
-                <w:i w:val="0"/>
-                <w:sz w:val="17"/>
-              </w:rPr>
-              <w:t>A Machine Learning-Based System for Detecting Leishmaniasis in Microscopic Images</w:t>
-            </w:r>
-          </w:p>
-        </w:tc>
-        <w:tc>
-          <w:tcPr>
-            <w:tcW w:type="dxa" w:w="2592"/>
-            <w:vAlign w:val="center"/>
-          </w:tcPr>
-          <w:p>
-            <w:pPr>
-              <w:spacing w:after="0"/>
-            </w:pPr>
-            <w:r/>
-            <w:r>
-              <w:rPr>
-                <w:rFonts w:ascii="Arial" w:hAnsi="Arial" w:eastAsia="Arial"/>
-                <w:b w:val="0"/>
-                <w:i w:val="0"/>
-                <w:sz w:val="17"/>
-              </w:rPr>
-              <w:t>IR</w:t>
-            </w:r>
-          </w:p>
-        </w:tc>
-        <w:tc>
-          <w:tcPr>
-            <w:tcW w:type="dxa" w:w="2592"/>
-            <w:vAlign w:val="center"/>
-          </w:tcPr>
-          <w:p>
-            <w:pPr>
-              <w:spacing w:after="0"/>
-            </w:pPr>
-            <w:r/>
-            <w:r>
-              <w:rPr>
-                <w:rFonts w:ascii="Arial" w:hAnsi="Arial" w:eastAsia="Arial"/>
-                <w:b w:val="0"/>
-                <w:i w:val="0"/>
-                <w:sz w:val="17"/>
-              </w:rPr>
-              <w:t>140050140003000416</w:t>
-            </w:r>
-          </w:p>
-        </w:tc>
-      </w:tr>
-      <w:tr>
-        <w:tc>
-          <w:tcPr>
-            <w:tcW w:type="dxa" w:w="2592"/>
-            <w:vAlign w:val="center"/>
-          </w:tcPr>
-          <w:p>
-            <w:pPr>
-              <w:spacing w:after="0"/>
-            </w:pPr>
-            <w:r/>
-            <w:r>
-              <w:rPr>
-                <w:rFonts w:ascii="Arial" w:hAnsi="Arial" w:eastAsia="Arial"/>
-                <w:b w:val="0"/>
-                <w:i w:val="0"/>
-                <w:sz w:val="17"/>
-              </w:rPr>
-              <w:t>Oct 2020</w:t>
-            </w:r>
-          </w:p>
-        </w:tc>
-        <w:tc>
-          <w:tcPr>
-            <w:tcW w:type="dxa" w:w="2592"/>
-            <w:vAlign w:val="center"/>
-          </w:tcPr>
-          <w:p>
-            <w:pPr>
-              <w:spacing w:after="0"/>
-            </w:pPr>
-            <w:r/>
-            <w:r>
-              <w:rPr>
-                <w:rFonts w:ascii="Arial" w:hAnsi="Arial" w:eastAsia="Arial"/>
-                <w:b w:val="0"/>
-                <w:i w:val="0"/>
-                <w:sz w:val="17"/>
-              </w:rPr>
-              <w:t>Utilization of Chest Tube in Pediatric Caustic Injuries: A New Method for Esophageal Stenting</w:t>
-            </w:r>
-          </w:p>
-        </w:tc>
-        <w:tc>
-          <w:tcPr>
-            <w:tcW w:type="dxa" w:w="2592"/>
-            <w:vAlign w:val="center"/>
-          </w:tcPr>
-          <w:p>
-            <w:pPr>
-              <w:spacing w:after="0"/>
-            </w:pPr>
-            <w:r/>
-            <w:r>
-              <w:rPr>
-                <w:rFonts w:ascii="Arial" w:hAnsi="Arial" w:eastAsia="Arial"/>
-                <w:b w:val="0"/>
-                <w:i w:val="0"/>
-                <w:sz w:val="17"/>
-              </w:rPr>
-              <w:t>IR</w:t>
-            </w:r>
-          </w:p>
-        </w:tc>
-        <w:tc>
-          <w:tcPr>
-            <w:tcW w:type="dxa" w:w="2592"/>
-            <w:vAlign w:val="center"/>
-          </w:tcPr>
-          <w:p>
-            <w:pPr>
-              <w:spacing w:after="0"/>
-            </w:pPr>
-            <w:r/>
-            <w:r>
-              <w:rPr>
-                <w:rFonts w:ascii="Arial" w:hAnsi="Arial" w:eastAsia="Arial"/>
-                <w:b w:val="0"/>
-                <w:i w:val="0"/>
-                <w:sz w:val="17"/>
-              </w:rPr>
-              <w:t>139950140003006653</w:t>
-            </w:r>
-          </w:p>
-        </w:tc>
-      </w:tr>
-    </w:tbl>
-    <w:p>
-      <w:pPr>
-        <w:spacing w:after="40" w:before="0"/>
-      </w:pPr>
+          <w:b w:val="0"/>
+          <w:i w:val="0"/>
+          <w:sz w:val="18"/>
+        </w:rPr>
+        <w:t>Physician-scientist and research fellow focused on surgical innovation, artificial intelligence in medicine, digital health, patient-centered outcomes, and surgical education. My work includes developing clinical research tools, leading multidisciplinary projects, evaluating online health information, designing AI- and computer vision-based studies, and translating clinical problems into practical scientific and technological solutions. My long-term goal is to become a surgeon-scientist who advances surgical care through innovative, evidence-based, and patient-centered approaches.</w:t>
+      </w:r>
     </w:p>
     <w:p>
       <w:pPr>
@@ -2456,7 +439,2590 @@
                 <w:i w:val="0"/>
                 <w:sz w:val="17"/>
               </w:rPr>
-              <w:t>3425</w:t>
+              <w:t>3428</w:t>
+            </w:r>
+          </w:p>
+        </w:tc>
+      </w:tr>
+    </w:tbl>
+    <w:p>
+      <w:pPr>
+        <w:spacing w:after="40" w:before="0"/>
+      </w:pPr>
+    </w:p>
+    <w:p>
+      <w:pPr>
+        <w:spacing w:before="180" w:after="60"/>
+        <w:pBdr>
+          <w:bottom w:val="single" w:sz="6" w:space="1" w:color="B8953A"/>
+        </w:pBdr>
+      </w:pPr>
+      <w:r>
+        <w:rPr>
+          <w:rFonts w:ascii="Arial" w:hAnsi="Arial" w:eastAsia="Arial"/>
+          <w:b/>
+          <w:i w:val="0"/>
+          <w:color w:val="1F3864"/>
+          <w:sz w:val="21"/>
+        </w:rPr>
+        <w:t>PERSONAL INFORMATION</w:t>
+      </w:r>
+    </w:p>
+    <w:tbl>
+      <w:tblPr>
+        <w:tblStyle w:val="TableGrid"/>
+        <w:tblW w:type="auto" w:w="0"/>
+        <w:jc w:val="left"/>
+        <w:tblLayout w:type="autofit"/>
+        <w:tblLook w:firstColumn="1" w:firstRow="1" w:lastColumn="0" w:lastRow="0" w:noHBand="0" w:noVBand="1" w:val="04A0"/>
+      </w:tblPr>
+      <w:tblGrid>
+        <w:gridCol w:w="5184"/>
+        <w:gridCol w:w="5184"/>
+      </w:tblGrid>
+      <w:tr>
+        <w:tc>
+          <w:tcPr>
+            <w:tcW w:type="dxa" w:w="2664"/>
+            <w:vAlign w:val="center"/>
+          </w:tcPr>
+          <w:p>
+            <w:pPr>
+              <w:spacing w:after="0"/>
+            </w:pPr>
+            <w:r/>
+            <w:r>
+              <w:rPr>
+                <w:rFonts w:ascii="Arial" w:hAnsi="Arial" w:eastAsia="Arial"/>
+                <w:b w:val="0"/>
+                <w:i w:val="0"/>
+                <w:sz w:val="17"/>
+              </w:rPr>
+              <w:t>Surname</w:t>
+            </w:r>
+          </w:p>
+        </w:tc>
+        <w:tc>
+          <w:tcPr>
+            <w:tcW w:type="dxa" w:w="6840"/>
+            <w:vAlign w:val="center"/>
+          </w:tcPr>
+          <w:p>
+            <w:pPr>
+              <w:spacing w:after="0"/>
+            </w:pPr>
+            <w:r/>
+            <w:r>
+              <w:rPr>
+                <w:rFonts w:ascii="Arial" w:hAnsi="Arial" w:eastAsia="Arial"/>
+                <w:b w:val="0"/>
+                <w:i w:val="0"/>
+                <w:sz w:val="17"/>
+              </w:rPr>
+              <w:t>Shahriarirad</w:t>
+            </w:r>
+          </w:p>
+        </w:tc>
+      </w:tr>
+      <w:tr>
+        <w:tc>
+          <w:tcPr>
+            <w:tcW w:type="dxa" w:w="2664"/>
+            <w:vAlign w:val="center"/>
+          </w:tcPr>
+          <w:p>
+            <w:pPr>
+              <w:spacing w:after="0"/>
+            </w:pPr>
+            <w:r/>
+            <w:r>
+              <w:rPr>
+                <w:rFonts w:ascii="Arial" w:hAnsi="Arial" w:eastAsia="Arial"/>
+                <w:b w:val="0"/>
+                <w:i w:val="0"/>
+                <w:sz w:val="17"/>
+              </w:rPr>
+              <w:t>Given name</w:t>
+            </w:r>
+          </w:p>
+        </w:tc>
+        <w:tc>
+          <w:tcPr>
+            <w:tcW w:type="dxa" w:w="6840"/>
+            <w:vAlign w:val="center"/>
+          </w:tcPr>
+          <w:p>
+            <w:pPr>
+              <w:spacing w:after="0"/>
+            </w:pPr>
+            <w:r/>
+            <w:r>
+              <w:rPr>
+                <w:rFonts w:ascii="Arial" w:hAnsi="Arial" w:eastAsia="Arial"/>
+                <w:b w:val="0"/>
+                <w:i w:val="0"/>
+                <w:sz w:val="17"/>
+              </w:rPr>
+              <w:t>Reza</w:t>
+            </w:r>
+          </w:p>
+        </w:tc>
+      </w:tr>
+      <w:tr>
+        <w:tc>
+          <w:tcPr>
+            <w:tcW w:type="dxa" w:w="2664"/>
+            <w:vAlign w:val="center"/>
+          </w:tcPr>
+          <w:p>
+            <w:pPr>
+              <w:spacing w:after="0"/>
+            </w:pPr>
+            <w:r/>
+            <w:r>
+              <w:rPr>
+                <w:rFonts w:ascii="Arial" w:hAnsi="Arial" w:eastAsia="Arial"/>
+                <w:b w:val="0"/>
+                <w:i w:val="0"/>
+                <w:sz w:val="17"/>
+              </w:rPr>
+              <w:t>Current residence</w:t>
+            </w:r>
+          </w:p>
+        </w:tc>
+        <w:tc>
+          <w:tcPr>
+            <w:tcW w:type="dxa" w:w="6840"/>
+            <w:vAlign w:val="center"/>
+          </w:tcPr>
+          <w:p>
+            <w:pPr>
+              <w:spacing w:after="0"/>
+            </w:pPr>
+            <w:r/>
+            <w:r>
+              <w:rPr>
+                <w:rFonts w:ascii="Arial" w:hAnsi="Arial" w:eastAsia="Arial"/>
+                <w:b w:val="0"/>
+                <w:i w:val="0"/>
+                <w:sz w:val="17"/>
+              </w:rPr>
+              <w:t>Rochester, MN, USA</w:t>
+            </w:r>
+          </w:p>
+        </w:tc>
+      </w:tr>
+      <w:tr>
+        <w:tc>
+          <w:tcPr>
+            <w:tcW w:type="dxa" w:w="2664"/>
+            <w:vAlign w:val="center"/>
+          </w:tcPr>
+          <w:p>
+            <w:pPr>
+              <w:spacing w:after="0"/>
+            </w:pPr>
+            <w:r/>
+            <w:r>
+              <w:rPr>
+                <w:rFonts w:ascii="Arial" w:hAnsi="Arial" w:eastAsia="Arial"/>
+                <w:b w:val="0"/>
+                <w:i w:val="0"/>
+                <w:sz w:val="17"/>
+              </w:rPr>
+              <w:t>Date of writing CV</w:t>
+            </w:r>
+          </w:p>
+        </w:tc>
+        <w:tc>
+          <w:tcPr>
+            <w:tcW w:type="dxa" w:w="6840"/>
+            <w:vAlign w:val="center"/>
+          </w:tcPr>
+          <w:p>
+            <w:pPr>
+              <w:spacing w:after="0"/>
+            </w:pPr>
+            <w:r/>
+            <w:r>
+              <w:rPr>
+                <w:rFonts w:ascii="Arial" w:hAnsi="Arial" w:eastAsia="Arial"/>
+                <w:b w:val="0"/>
+                <w:i w:val="0"/>
+                <w:sz w:val="17"/>
+              </w:rPr>
+              <w:t>May 27, 2026</w:t>
+            </w:r>
+          </w:p>
+        </w:tc>
+      </w:tr>
+      <w:tr>
+        <w:tc>
+          <w:tcPr>
+            <w:tcW w:type="dxa" w:w="2664"/>
+            <w:vAlign w:val="center"/>
+          </w:tcPr>
+          <w:p>
+            <w:pPr>
+              <w:spacing w:after="0"/>
+            </w:pPr>
+            <w:r/>
+            <w:r>
+              <w:rPr>
+                <w:rFonts w:ascii="Arial" w:hAnsi="Arial" w:eastAsia="Arial"/>
+                <w:b w:val="0"/>
+                <w:i w:val="0"/>
+                <w:sz w:val="17"/>
+              </w:rPr>
+              <w:t>Verified reviews / peer reviews</w:t>
+            </w:r>
+          </w:p>
+        </w:tc>
+        <w:tc>
+          <w:tcPr>
+            <w:tcW w:type="dxa" w:w="6840"/>
+            <w:vAlign w:val="center"/>
+          </w:tcPr>
+          <w:p>
+            <w:pPr>
+              <w:spacing w:after="0"/>
+            </w:pPr>
+            <w:r/>
+            <w:r>
+              <w:rPr>
+                <w:rFonts w:ascii="Arial" w:hAnsi="Arial" w:eastAsia="Arial"/>
+                <w:b w:val="0"/>
+                <w:i w:val="0"/>
+                <w:sz w:val="17"/>
+              </w:rPr>
+              <w:t>149</w:t>
+            </w:r>
+          </w:p>
+        </w:tc>
+      </w:tr>
+      <w:tr>
+        <w:tc>
+          <w:tcPr>
+            <w:tcW w:type="dxa" w:w="2664"/>
+            <w:vAlign w:val="center"/>
+          </w:tcPr>
+          <w:p>
+            <w:pPr>
+              <w:spacing w:after="0"/>
+            </w:pPr>
+            <w:r/>
+            <w:r>
+              <w:rPr>
+                <w:rFonts w:ascii="Arial" w:hAnsi="Arial" w:eastAsia="Arial"/>
+                <w:b w:val="0"/>
+                <w:i w:val="0"/>
+                <w:sz w:val="17"/>
+              </w:rPr>
+              <w:t>Total citations</w:t>
+            </w:r>
+          </w:p>
+        </w:tc>
+        <w:tc>
+          <w:tcPr>
+            <w:tcW w:type="dxa" w:w="6840"/>
+            <w:vAlign w:val="center"/>
+          </w:tcPr>
+          <w:p>
+            <w:pPr>
+              <w:spacing w:after="0"/>
+            </w:pPr>
+            <w:r/>
+            <w:r>
+              <w:rPr>
+                <w:rFonts w:ascii="Arial" w:hAnsi="Arial" w:eastAsia="Arial"/>
+                <w:b w:val="0"/>
+                <w:i w:val="0"/>
+                <w:sz w:val="17"/>
+              </w:rPr>
+              <w:t>3428</w:t>
+            </w:r>
+          </w:p>
+        </w:tc>
+      </w:tr>
+      <w:tr>
+        <w:tc>
+          <w:tcPr>
+            <w:tcW w:type="dxa" w:w="2664"/>
+            <w:vAlign w:val="center"/>
+          </w:tcPr>
+          <w:p>
+            <w:pPr>
+              <w:spacing w:after="0"/>
+            </w:pPr>
+            <w:r/>
+            <w:r>
+              <w:rPr>
+                <w:rFonts w:ascii="Arial" w:hAnsi="Arial" w:eastAsia="Arial"/>
+                <w:b w:val="0"/>
+                <w:i w:val="0"/>
+                <w:sz w:val="17"/>
+              </w:rPr>
+              <w:t>H-index</w:t>
+            </w:r>
+          </w:p>
+        </w:tc>
+        <w:tc>
+          <w:tcPr>
+            <w:tcW w:type="dxa" w:w="6840"/>
+            <w:vAlign w:val="center"/>
+          </w:tcPr>
+          <w:p>
+            <w:pPr>
+              <w:spacing w:after="0"/>
+            </w:pPr>
+            <w:r/>
+            <w:r>
+              <w:rPr>
+                <w:rFonts w:ascii="Arial" w:hAnsi="Arial" w:eastAsia="Arial"/>
+                <w:b w:val="0"/>
+                <w:i w:val="0"/>
+                <w:sz w:val="17"/>
+              </w:rPr>
+              <w:t>24</w:t>
+            </w:r>
+          </w:p>
+        </w:tc>
+      </w:tr>
+      <w:tr>
+        <w:tc>
+          <w:tcPr>
+            <w:tcW w:type="dxa" w:w="2664"/>
+            <w:vAlign w:val="center"/>
+          </w:tcPr>
+          <w:p>
+            <w:pPr>
+              <w:spacing w:after="0"/>
+            </w:pPr>
+            <w:r/>
+            <w:r>
+              <w:rPr>
+                <w:rFonts w:ascii="Arial" w:hAnsi="Arial" w:eastAsia="Arial"/>
+                <w:b w:val="0"/>
+                <w:i w:val="0"/>
+                <w:sz w:val="17"/>
+              </w:rPr>
+              <w:t>Research interests</w:t>
+            </w:r>
+          </w:p>
+        </w:tc>
+        <w:tc>
+          <w:tcPr>
+            <w:tcW w:type="dxa" w:w="6840"/>
+            <w:vAlign w:val="center"/>
+          </w:tcPr>
+          <w:p>
+            <w:pPr>
+              <w:spacing w:after="0"/>
+            </w:pPr>
+            <w:r/>
+            <w:r>
+              <w:rPr>
+                <w:rFonts w:ascii="Arial" w:hAnsi="Arial" w:eastAsia="Arial"/>
+                <w:b w:val="0"/>
+                <w:i w:val="0"/>
+                <w:sz w:val="17"/>
+              </w:rPr>
+              <w:t>Surgery · Minimally Invasive Surgery · Artificial Intelligence</w:t>
+            </w:r>
+          </w:p>
+        </w:tc>
+      </w:tr>
+    </w:tbl>
+    <w:p>
+      <w:pPr>
+        <w:spacing w:after="40" w:before="0"/>
+      </w:pPr>
+    </w:p>
+    <w:p>
+      <w:pPr>
+        <w:spacing w:before="180" w:after="60"/>
+        <w:pBdr>
+          <w:bottom w:val="single" w:sz="6" w:space="1" w:color="B8953A"/>
+        </w:pBdr>
+      </w:pPr>
+      <w:r>
+        <w:rPr>
+          <w:rFonts w:ascii="Arial" w:hAnsi="Arial" w:eastAsia="Arial"/>
+          <w:b/>
+          <w:i w:val="0"/>
+          <w:color w:val="1F3864"/>
+          <w:sz w:val="21"/>
+        </w:rPr>
+        <w:t>EDUCATION</w:t>
+      </w:r>
+    </w:p>
+    <w:tbl>
+      <w:tblPr>
+        <w:tblStyle w:val="TableGrid"/>
+        <w:tblW w:type="auto" w:w="0"/>
+        <w:jc w:val="left"/>
+        <w:tblLayout w:type="autofit"/>
+        <w:tblLook w:firstColumn="1" w:firstRow="1" w:lastColumn="0" w:lastRow="0" w:noHBand="0" w:noVBand="1" w:val="04A0"/>
+      </w:tblPr>
+      <w:tblGrid>
+        <w:gridCol w:w="2592"/>
+        <w:gridCol w:w="2592"/>
+        <w:gridCol w:w="2592"/>
+        <w:gridCol w:w="2592"/>
+      </w:tblGrid>
+      <w:tr>
+        <w:tc>
+          <w:tcPr>
+            <w:tcW w:type="dxa" w:w="2592"/>
+            <w:vAlign w:val="center"/>
+            <w:shd w:fill="D9EAF7"/>
+          </w:tcPr>
+          <w:p>
+            <w:pPr>
+              <w:spacing w:after="0"/>
+            </w:pPr>
+            <w:r/>
+            <w:r>
+              <w:rPr>
+                <w:rFonts w:ascii="Arial" w:hAnsi="Arial" w:eastAsia="Arial"/>
+                <w:b/>
+                <w:i w:val="0"/>
+                <w:color w:val="1F3864"/>
+                <w:sz w:val="17"/>
+              </w:rPr>
+              <w:t>Period</w:t>
+            </w:r>
+          </w:p>
+        </w:tc>
+        <w:tc>
+          <w:tcPr>
+            <w:tcW w:type="dxa" w:w="2592"/>
+            <w:vAlign w:val="center"/>
+            <w:shd w:fill="D9EAF7"/>
+          </w:tcPr>
+          <w:p>
+            <w:pPr>
+              <w:spacing w:after="0"/>
+            </w:pPr>
+            <w:r/>
+            <w:r>
+              <w:rPr>
+                <w:rFonts w:ascii="Arial" w:hAnsi="Arial" w:eastAsia="Arial"/>
+                <w:b/>
+                <w:i w:val="0"/>
+                <w:color w:val="1F3864"/>
+                <w:sz w:val="17"/>
+              </w:rPr>
+              <w:t>Degree</w:t>
+            </w:r>
+          </w:p>
+        </w:tc>
+        <w:tc>
+          <w:tcPr>
+            <w:tcW w:type="dxa" w:w="2592"/>
+            <w:vAlign w:val="center"/>
+            <w:shd w:fill="D9EAF7"/>
+          </w:tcPr>
+          <w:p>
+            <w:pPr>
+              <w:spacing w:after="0"/>
+            </w:pPr>
+            <w:r/>
+            <w:r>
+              <w:rPr>
+                <w:rFonts w:ascii="Arial" w:hAnsi="Arial" w:eastAsia="Arial"/>
+                <w:b/>
+                <w:i w:val="0"/>
+                <w:color w:val="1F3864"/>
+                <w:sz w:val="17"/>
+              </w:rPr>
+              <w:t>Institution</w:t>
+            </w:r>
+          </w:p>
+        </w:tc>
+        <w:tc>
+          <w:tcPr>
+            <w:tcW w:type="dxa" w:w="2592"/>
+            <w:vAlign w:val="center"/>
+            <w:shd w:fill="D9EAF7"/>
+          </w:tcPr>
+          <w:p>
+            <w:pPr>
+              <w:spacing w:after="0"/>
+            </w:pPr>
+            <w:r/>
+            <w:r>
+              <w:rPr>
+                <w:rFonts w:ascii="Arial" w:hAnsi="Arial" w:eastAsia="Arial"/>
+                <w:b/>
+                <w:i w:val="0"/>
+                <w:color w:val="1F3864"/>
+                <w:sz w:val="17"/>
+              </w:rPr>
+              <w:t>Location</w:t>
+            </w:r>
+          </w:p>
+        </w:tc>
+      </w:tr>
+      <w:tr>
+        <w:tc>
+          <w:tcPr>
+            <w:tcW w:type="dxa" w:w="2592"/>
+            <w:vAlign w:val="center"/>
+          </w:tcPr>
+          <w:p>
+            <w:pPr>
+              <w:spacing w:after="0"/>
+            </w:pPr>
+            <w:r/>
+            <w:r>
+              <w:rPr>
+                <w:rFonts w:ascii="Arial" w:hAnsi="Arial" w:eastAsia="Arial"/>
+                <w:b w:val="0"/>
+                <w:i w:val="0"/>
+                <w:sz w:val="17"/>
+              </w:rPr>
+              <w:t>2013 – 2020</w:t>
+            </w:r>
+          </w:p>
+        </w:tc>
+        <w:tc>
+          <w:tcPr>
+            <w:tcW w:type="dxa" w:w="2592"/>
+            <w:vAlign w:val="center"/>
+          </w:tcPr>
+          <w:p>
+            <w:pPr>
+              <w:spacing w:after="0"/>
+            </w:pPr>
+            <w:r/>
+            <w:r>
+              <w:rPr>
+                <w:rFonts w:ascii="Arial" w:hAnsi="Arial" w:eastAsia="Arial"/>
+                <w:b w:val="0"/>
+                <w:i w:val="0"/>
+                <w:sz w:val="17"/>
+              </w:rPr>
+              <w:t>Doctor of Medicine (M.D.)</w:t>
+            </w:r>
+          </w:p>
+        </w:tc>
+        <w:tc>
+          <w:tcPr>
+            <w:tcW w:type="dxa" w:w="2592"/>
+            <w:vAlign w:val="center"/>
+          </w:tcPr>
+          <w:p>
+            <w:pPr>
+              <w:spacing w:after="0"/>
+            </w:pPr>
+            <w:r/>
+            <w:r>
+              <w:rPr>
+                <w:rFonts w:ascii="Arial" w:hAnsi="Arial" w:eastAsia="Arial"/>
+                <w:b w:val="0"/>
+                <w:i w:val="0"/>
+                <w:sz w:val="17"/>
+              </w:rPr>
+              <w:t>Shiraz University of Medical Sciences · Shiraz, Iran (SUMS)</w:t>
+            </w:r>
+          </w:p>
+        </w:tc>
+        <w:tc>
+          <w:tcPr>
+            <w:tcW w:type="dxa" w:w="2592"/>
+            <w:vAlign w:val="center"/>
+          </w:tcPr>
+          <w:p>
+            <w:pPr>
+              <w:spacing w:after="0"/>
+            </w:pPr>
+            <w:r/>
+            <w:r>
+              <w:rPr>
+                <w:rFonts w:ascii="Arial" w:hAnsi="Arial" w:eastAsia="Arial"/>
+                <w:b w:val="0"/>
+                <w:i w:val="0"/>
+                <w:sz w:val="17"/>
+              </w:rPr>
+              <w:t>Shiraz, Iran</w:t>
+            </w:r>
+          </w:p>
+        </w:tc>
+      </w:tr>
+      <w:tr>
+        <w:tc>
+          <w:tcPr>
+            <w:tcW w:type="dxa" w:w="2592"/>
+            <w:vAlign w:val="center"/>
+          </w:tcPr>
+          <w:p>
+            <w:pPr>
+              <w:spacing w:after="0"/>
+            </w:pPr>
+            <w:r/>
+            <w:r>
+              <w:rPr>
+                <w:rFonts w:ascii="Arial" w:hAnsi="Arial" w:eastAsia="Arial"/>
+                <w:b w:val="0"/>
+                <w:i w:val="0"/>
+                <w:sz w:val="17"/>
+              </w:rPr>
+              <w:t>2009 – 2013</w:t>
+            </w:r>
+          </w:p>
+        </w:tc>
+        <w:tc>
+          <w:tcPr>
+            <w:tcW w:type="dxa" w:w="2592"/>
+            <w:vAlign w:val="center"/>
+          </w:tcPr>
+          <w:p>
+            <w:pPr>
+              <w:spacing w:after="0"/>
+            </w:pPr>
+            <w:r/>
+            <w:r>
+              <w:rPr>
+                <w:rFonts w:ascii="Arial" w:hAnsi="Arial" w:eastAsia="Arial"/>
+                <w:b w:val="0"/>
+                <w:i w:val="0"/>
+                <w:sz w:val="17"/>
+              </w:rPr>
+              <w:t>High School Diploma</w:t>
+            </w:r>
+          </w:p>
+        </w:tc>
+        <w:tc>
+          <w:tcPr>
+            <w:tcW w:type="dxa" w:w="2592"/>
+            <w:vAlign w:val="center"/>
+          </w:tcPr>
+          <w:p>
+            <w:pPr>
+              <w:spacing w:after="0"/>
+            </w:pPr>
+            <w:r/>
+            <w:r>
+              <w:rPr>
+                <w:rFonts w:ascii="Arial" w:hAnsi="Arial" w:eastAsia="Arial"/>
+                <w:b w:val="0"/>
+                <w:i w:val="0"/>
+                <w:sz w:val="17"/>
+              </w:rPr>
+              <w:t>National Organization for Development of Exceptional Talents (SAMPAD)</w:t>
+            </w:r>
+          </w:p>
+        </w:tc>
+        <w:tc>
+          <w:tcPr>
+            <w:tcW w:type="dxa" w:w="2592"/>
+            <w:vAlign w:val="center"/>
+          </w:tcPr>
+          <w:p>
+            <w:pPr>
+              <w:spacing w:after="0"/>
+            </w:pPr>
+            <w:r/>
+            <w:r>
+              <w:rPr>
+                <w:rFonts w:ascii="Arial" w:hAnsi="Arial" w:eastAsia="Arial"/>
+                <w:b w:val="0"/>
+                <w:i w:val="0"/>
+                <w:sz w:val="17"/>
+              </w:rPr>
+              <w:t>Shiraz, Iran</w:t>
+            </w:r>
+          </w:p>
+        </w:tc>
+      </w:tr>
+    </w:tbl>
+    <w:p>
+      <w:pPr>
+        <w:spacing w:after="40" w:before="0"/>
+      </w:pPr>
+    </w:p>
+    <w:p>
+      <w:pPr>
+        <w:spacing w:before="180" w:after="60"/>
+        <w:pBdr>
+          <w:bottom w:val="single" w:sz="6" w:space="1" w:color="B8953A"/>
+        </w:pBdr>
+      </w:pPr>
+      <w:r>
+        <w:rPr>
+          <w:rFonts w:ascii="Arial" w:hAnsi="Arial" w:eastAsia="Arial"/>
+          <w:b/>
+          <w:i w:val="0"/>
+          <w:color w:val="1F3864"/>
+          <w:sz w:val="21"/>
+        </w:rPr>
+        <w:t>WORKING AND PROFESSIONAL EXPERIENCE</w:t>
+      </w:r>
+    </w:p>
+    <w:tbl>
+      <w:tblPr>
+        <w:tblStyle w:val="TableGrid"/>
+        <w:tblW w:type="auto" w:w="0"/>
+        <w:jc w:val="left"/>
+        <w:tblLayout w:type="autofit"/>
+        <w:tblLook w:firstColumn="1" w:firstRow="1" w:lastColumn="0" w:lastRow="0" w:noHBand="0" w:noVBand="1" w:val="04A0"/>
+      </w:tblPr>
+      <w:tblGrid>
+        <w:gridCol w:w="2592"/>
+        <w:gridCol w:w="2592"/>
+        <w:gridCol w:w="2592"/>
+        <w:gridCol w:w="2592"/>
+      </w:tblGrid>
+      <w:tr>
+        <w:tc>
+          <w:tcPr>
+            <w:tcW w:type="dxa" w:w="2592"/>
+            <w:vAlign w:val="center"/>
+            <w:shd w:fill="D9EAF7"/>
+          </w:tcPr>
+          <w:p>
+            <w:pPr>
+              <w:spacing w:after="0"/>
+            </w:pPr>
+            <w:r/>
+            <w:r>
+              <w:rPr>
+                <w:rFonts w:ascii="Arial" w:hAnsi="Arial" w:eastAsia="Arial"/>
+                <w:b/>
+                <w:i w:val="0"/>
+                <w:color w:val="1F3864"/>
+                <w:sz w:val="17"/>
+              </w:rPr>
+              <w:t>Period</w:t>
+            </w:r>
+          </w:p>
+        </w:tc>
+        <w:tc>
+          <w:tcPr>
+            <w:tcW w:type="dxa" w:w="2592"/>
+            <w:vAlign w:val="center"/>
+            <w:shd w:fill="D9EAF7"/>
+          </w:tcPr>
+          <w:p>
+            <w:pPr>
+              <w:spacing w:after="0"/>
+            </w:pPr>
+            <w:r/>
+            <w:r>
+              <w:rPr>
+                <w:rFonts w:ascii="Arial" w:hAnsi="Arial" w:eastAsia="Arial"/>
+                <w:b/>
+                <w:i w:val="0"/>
+                <w:color w:val="1F3864"/>
+                <w:sz w:val="17"/>
+              </w:rPr>
+              <w:t>Role / organization</w:t>
+            </w:r>
+          </w:p>
+        </w:tc>
+        <w:tc>
+          <w:tcPr>
+            <w:tcW w:type="dxa" w:w="2592"/>
+            <w:vAlign w:val="center"/>
+            <w:shd w:fill="D9EAF7"/>
+          </w:tcPr>
+          <w:p>
+            <w:pPr>
+              <w:spacing w:after="0"/>
+            </w:pPr>
+            <w:r/>
+            <w:r>
+              <w:rPr>
+                <w:rFonts w:ascii="Arial" w:hAnsi="Arial" w:eastAsia="Arial"/>
+                <w:b/>
+                <w:i w:val="0"/>
+                <w:color w:val="1F3864"/>
+                <w:sz w:val="17"/>
+              </w:rPr>
+              <w:t>Location</w:t>
+            </w:r>
+          </w:p>
+        </w:tc>
+        <w:tc>
+          <w:tcPr>
+            <w:tcW w:type="dxa" w:w="2592"/>
+            <w:vAlign w:val="center"/>
+            <w:shd w:fill="D9EAF7"/>
+          </w:tcPr>
+          <w:p>
+            <w:pPr>
+              <w:spacing w:after="0"/>
+            </w:pPr>
+            <w:r/>
+            <w:r>
+              <w:rPr>
+                <w:rFonts w:ascii="Arial" w:hAnsi="Arial" w:eastAsia="Arial"/>
+                <w:b/>
+                <w:i w:val="0"/>
+                <w:color w:val="1F3864"/>
+                <w:sz w:val="17"/>
+              </w:rPr>
+              <w:t>Description</w:t>
+            </w:r>
+          </w:p>
+        </w:tc>
+      </w:tr>
+      <w:tr>
+        <w:tc>
+          <w:tcPr>
+            <w:tcW w:type="dxa" w:w="2592"/>
+            <w:vAlign w:val="center"/>
+          </w:tcPr>
+          <w:p>
+            <w:pPr>
+              <w:spacing w:after="0"/>
+            </w:pPr>
+            <w:r/>
+            <w:r>
+              <w:rPr>
+                <w:rFonts w:ascii="Arial" w:hAnsi="Arial" w:eastAsia="Arial"/>
+                <w:b w:val="0"/>
+                <w:i w:val="0"/>
+                <w:sz w:val="17"/>
+              </w:rPr>
+              <w:t>2024 – Present</w:t>
+            </w:r>
+          </w:p>
+        </w:tc>
+        <w:tc>
+          <w:tcPr>
+            <w:tcW w:type="dxa" w:w="2592"/>
+            <w:vAlign w:val="center"/>
+          </w:tcPr>
+          <w:p>
+            <w:pPr>
+              <w:spacing w:after="0"/>
+            </w:pPr>
+            <w:r/>
+            <w:r>
+              <w:rPr>
+                <w:rFonts w:ascii="Arial" w:hAnsi="Arial" w:eastAsia="Arial"/>
+                <w:b w:val="0"/>
+                <w:i w:val="0"/>
+                <w:sz w:val="17"/>
+              </w:rPr>
+              <w:t>Research Fellow | Surgery Innovation Center · Mayo Clinic</w:t>
+            </w:r>
+          </w:p>
+        </w:tc>
+        <w:tc>
+          <w:tcPr>
+            <w:tcW w:type="dxa" w:w="2592"/>
+            <w:vAlign w:val="center"/>
+          </w:tcPr>
+          <w:p>
+            <w:pPr>
+              <w:spacing w:after="0"/>
+            </w:pPr>
+            <w:r/>
+            <w:r>
+              <w:rPr>
+                <w:rFonts w:ascii="Arial" w:hAnsi="Arial" w:eastAsia="Arial"/>
+                <w:b w:val="0"/>
+                <w:i w:val="0"/>
+                <w:sz w:val="17"/>
+              </w:rPr>
+              <w:t>Rochester, MN</w:t>
+            </w:r>
+          </w:p>
+        </w:tc>
+        <w:tc>
+          <w:tcPr>
+            <w:tcW w:type="dxa" w:w="2592"/>
+            <w:vAlign w:val="center"/>
+          </w:tcPr>
+          <w:p>
+            <w:pPr>
+              <w:spacing w:after="0"/>
+            </w:pPr>
+            <w:r/>
+            <w:r>
+              <w:rPr>
+                <w:rFonts w:ascii="Arial" w:hAnsi="Arial" w:eastAsia="Arial"/>
+                <w:b w:val="0"/>
+                <w:i w:val="0"/>
+                <w:sz w:val="17"/>
+              </w:rPr>
+            </w:r>
+          </w:p>
+        </w:tc>
+      </w:tr>
+      <w:tr>
+        <w:tc>
+          <w:tcPr>
+            <w:tcW w:type="dxa" w:w="2592"/>
+            <w:vAlign w:val="center"/>
+          </w:tcPr>
+          <w:p>
+            <w:pPr>
+              <w:spacing w:after="0"/>
+            </w:pPr>
+            <w:r/>
+            <w:r>
+              <w:rPr>
+                <w:rFonts w:ascii="Arial" w:hAnsi="Arial" w:eastAsia="Arial"/>
+                <w:b w:val="0"/>
+                <w:i w:val="0"/>
+                <w:sz w:val="17"/>
+              </w:rPr>
+              <w:t>2025 – Present</w:t>
+            </w:r>
+          </w:p>
+        </w:tc>
+        <w:tc>
+          <w:tcPr>
+            <w:tcW w:type="dxa" w:w="2592"/>
+            <w:vAlign w:val="center"/>
+          </w:tcPr>
+          <w:p>
+            <w:pPr>
+              <w:spacing w:after="0"/>
+            </w:pPr>
+            <w:r/>
+            <w:r>
+              <w:rPr>
+                <w:rFonts w:ascii="Arial" w:hAnsi="Arial" w:eastAsia="Arial"/>
+                <w:b w:val="0"/>
+                <w:i w:val="0"/>
+                <w:sz w:val="17"/>
+              </w:rPr>
+              <w:t>Research Fellow – A-Star Lab | Mayo Clinic</w:t>
+            </w:r>
+          </w:p>
+        </w:tc>
+        <w:tc>
+          <w:tcPr>
+            <w:tcW w:type="dxa" w:w="2592"/>
+            <w:vAlign w:val="center"/>
+          </w:tcPr>
+          <w:p>
+            <w:pPr>
+              <w:spacing w:after="0"/>
+            </w:pPr>
+            <w:r/>
+            <w:r>
+              <w:rPr>
+                <w:rFonts w:ascii="Arial" w:hAnsi="Arial" w:eastAsia="Arial"/>
+                <w:b w:val="0"/>
+                <w:i w:val="0"/>
+                <w:sz w:val="17"/>
+              </w:rPr>
+              <w:t>Rochester, MN, USA</w:t>
+            </w:r>
+          </w:p>
+        </w:tc>
+        <w:tc>
+          <w:tcPr>
+            <w:tcW w:type="dxa" w:w="2592"/>
+            <w:vAlign w:val="center"/>
+          </w:tcPr>
+          <w:p>
+            <w:pPr>
+              <w:spacing w:after="0"/>
+            </w:pPr>
+            <w:r/>
+            <w:r>
+              <w:rPr>
+                <w:rFonts w:ascii="Arial" w:hAnsi="Arial" w:eastAsia="Arial"/>
+                <w:b w:val="0"/>
+                <w:i w:val="0"/>
+                <w:sz w:val="17"/>
+              </w:rPr>
+            </w:r>
+          </w:p>
+        </w:tc>
+      </w:tr>
+      <w:tr>
+        <w:tc>
+          <w:tcPr>
+            <w:tcW w:type="dxa" w:w="2592"/>
+            <w:vAlign w:val="center"/>
+          </w:tcPr>
+          <w:p>
+            <w:pPr>
+              <w:spacing w:after="0"/>
+            </w:pPr>
+            <w:r/>
+            <w:r>
+              <w:rPr>
+                <w:rFonts w:ascii="Arial" w:hAnsi="Arial" w:eastAsia="Arial"/>
+                <w:b w:val="0"/>
+                <w:i w:val="0"/>
+                <w:sz w:val="17"/>
+              </w:rPr>
+              <w:t>2018 – 2024</w:t>
+            </w:r>
+          </w:p>
+        </w:tc>
+        <w:tc>
+          <w:tcPr>
+            <w:tcW w:type="dxa" w:w="2592"/>
+            <w:vAlign w:val="center"/>
+          </w:tcPr>
+          <w:p>
+            <w:pPr>
+              <w:spacing w:after="0"/>
+            </w:pPr>
+            <w:r/>
+            <w:r>
+              <w:rPr>
+                <w:rFonts w:ascii="Arial" w:hAnsi="Arial" w:eastAsia="Arial"/>
+                <w:b w:val="0"/>
+                <w:i w:val="0"/>
+                <w:sz w:val="17"/>
+              </w:rPr>
+              <w:t>Senior Researcher &amp; Project Manager | Thoracic &amp; Vascular Surgery Research Center · Shiraz University of Medical Sciences</w:t>
+            </w:r>
+          </w:p>
+        </w:tc>
+        <w:tc>
+          <w:tcPr>
+            <w:tcW w:type="dxa" w:w="2592"/>
+            <w:vAlign w:val="center"/>
+          </w:tcPr>
+          <w:p>
+            <w:pPr>
+              <w:spacing w:after="0"/>
+            </w:pPr>
+            <w:r/>
+            <w:r>
+              <w:rPr>
+                <w:rFonts w:ascii="Arial" w:hAnsi="Arial" w:eastAsia="Arial"/>
+                <w:b w:val="0"/>
+                <w:i w:val="0"/>
+                <w:sz w:val="17"/>
+              </w:rPr>
+              <w:t>Shiraz, Iran</w:t>
+            </w:r>
+          </w:p>
+        </w:tc>
+        <w:tc>
+          <w:tcPr>
+            <w:tcW w:type="dxa" w:w="2592"/>
+            <w:vAlign w:val="center"/>
+          </w:tcPr>
+          <w:p>
+            <w:pPr>
+              <w:spacing w:after="0"/>
+            </w:pPr>
+            <w:r/>
+            <w:r>
+              <w:rPr>
+                <w:rFonts w:ascii="Arial" w:hAnsi="Arial" w:eastAsia="Arial"/>
+                <w:b w:val="0"/>
+                <w:i w:val="0"/>
+                <w:sz w:val="17"/>
+              </w:rPr>
+            </w:r>
+          </w:p>
+        </w:tc>
+      </w:tr>
+      <w:tr>
+        <w:tc>
+          <w:tcPr>
+            <w:tcW w:type="dxa" w:w="2592"/>
+            <w:vAlign w:val="center"/>
+          </w:tcPr>
+          <w:p>
+            <w:pPr>
+              <w:spacing w:after="0"/>
+            </w:pPr>
+            <w:r/>
+            <w:r>
+              <w:rPr>
+                <w:rFonts w:ascii="Arial" w:hAnsi="Arial" w:eastAsia="Arial"/>
+                <w:b w:val="0"/>
+                <w:i w:val="0"/>
+                <w:sz w:val="17"/>
+              </w:rPr>
+              <w:t>2020 – 2022</w:t>
+            </w:r>
+          </w:p>
+        </w:tc>
+        <w:tc>
+          <w:tcPr>
+            <w:tcW w:type="dxa" w:w="2592"/>
+            <w:vAlign w:val="center"/>
+          </w:tcPr>
+          <w:p>
+            <w:pPr>
+              <w:spacing w:after="0"/>
+            </w:pPr>
+            <w:r/>
+            <w:r>
+              <w:rPr>
+                <w:rFonts w:ascii="Arial" w:hAnsi="Arial" w:eastAsia="Arial"/>
+                <w:b w:val="0"/>
+                <w:i w:val="0"/>
+                <w:sz w:val="17"/>
+              </w:rPr>
+              <w:t>General Practitioner — Emergency Department | Khatam-al-Anbiya Hospital</w:t>
+            </w:r>
+          </w:p>
+        </w:tc>
+        <w:tc>
+          <w:tcPr>
+            <w:tcW w:type="dxa" w:w="2592"/>
+            <w:vAlign w:val="center"/>
+          </w:tcPr>
+          <w:p>
+            <w:pPr>
+              <w:spacing w:after="0"/>
+            </w:pPr>
+            <w:r/>
+            <w:r>
+              <w:rPr>
+                <w:rFonts w:ascii="Arial" w:hAnsi="Arial" w:eastAsia="Arial"/>
+                <w:b w:val="0"/>
+                <w:i w:val="0"/>
+                <w:sz w:val="17"/>
+              </w:rPr>
+              <w:t>Bushehr, Iran</w:t>
+            </w:r>
+          </w:p>
+        </w:tc>
+        <w:tc>
+          <w:tcPr>
+            <w:tcW w:type="dxa" w:w="2592"/>
+            <w:vAlign w:val="center"/>
+          </w:tcPr>
+          <w:p>
+            <w:pPr>
+              <w:spacing w:after="0"/>
+            </w:pPr>
+            <w:r/>
+            <w:r>
+              <w:rPr>
+                <w:rFonts w:ascii="Arial" w:hAnsi="Arial" w:eastAsia="Arial"/>
+                <w:b w:val="0"/>
+                <w:i w:val="0"/>
+                <w:sz w:val="17"/>
+              </w:rPr>
+              <w:t>Ministry of Health mandatory medical service.</w:t>
+            </w:r>
+          </w:p>
+        </w:tc>
+      </w:tr>
+      <w:tr>
+        <w:tc>
+          <w:tcPr>
+            <w:tcW w:type="dxa" w:w="2592"/>
+            <w:vAlign w:val="center"/>
+          </w:tcPr>
+          <w:p>
+            <w:pPr>
+              <w:spacing w:after="0"/>
+            </w:pPr>
+            <w:r/>
+            <w:r>
+              <w:rPr>
+                <w:rFonts w:ascii="Arial" w:hAnsi="Arial" w:eastAsia="Arial"/>
+                <w:b w:val="0"/>
+                <w:i w:val="0"/>
+                <w:sz w:val="17"/>
+              </w:rPr>
+              <w:t>2014 – 2020</w:t>
+            </w:r>
+          </w:p>
+        </w:tc>
+        <w:tc>
+          <w:tcPr>
+            <w:tcW w:type="dxa" w:w="2592"/>
+            <w:vAlign w:val="center"/>
+          </w:tcPr>
+          <w:p>
+            <w:pPr>
+              <w:spacing w:after="0"/>
+            </w:pPr>
+            <w:r/>
+            <w:r>
+              <w:rPr>
+                <w:rFonts w:ascii="Arial" w:hAnsi="Arial" w:eastAsia="Arial"/>
+                <w:b w:val="0"/>
+                <w:i w:val="0"/>
+                <w:sz w:val="17"/>
+              </w:rPr>
+              <w:t>Research Trainee – Student Research Committee | Shiraz University of Medical Sciences</w:t>
+            </w:r>
+          </w:p>
+        </w:tc>
+        <w:tc>
+          <w:tcPr>
+            <w:tcW w:type="dxa" w:w="2592"/>
+            <w:vAlign w:val="center"/>
+          </w:tcPr>
+          <w:p>
+            <w:pPr>
+              <w:spacing w:after="0"/>
+            </w:pPr>
+            <w:r/>
+            <w:r>
+              <w:rPr>
+                <w:rFonts w:ascii="Arial" w:hAnsi="Arial" w:eastAsia="Arial"/>
+                <w:b w:val="0"/>
+                <w:i w:val="0"/>
+                <w:sz w:val="17"/>
+              </w:rPr>
+              <w:t>Shiraz, Iran</w:t>
+            </w:r>
+          </w:p>
+        </w:tc>
+        <w:tc>
+          <w:tcPr>
+            <w:tcW w:type="dxa" w:w="2592"/>
+            <w:vAlign w:val="center"/>
+          </w:tcPr>
+          <w:p>
+            <w:pPr>
+              <w:spacing w:after="0"/>
+            </w:pPr>
+            <w:r/>
+            <w:r>
+              <w:rPr>
+                <w:rFonts w:ascii="Arial" w:hAnsi="Arial" w:eastAsia="Arial"/>
+                <w:b w:val="0"/>
+                <w:i w:val="0"/>
+                <w:sz w:val="17"/>
+              </w:rPr>
+              <w:t>Participated in student-led clinical and translational research activities, including study design, data collection, manuscript preparation, and scientific collaboration.</w:t>
+            </w:r>
+          </w:p>
+        </w:tc>
+      </w:tr>
+    </w:tbl>
+    <w:p>
+      <w:pPr>
+        <w:spacing w:after="40" w:before="0"/>
+      </w:pPr>
+    </w:p>
+    <w:p>
+      <w:pPr>
+        <w:spacing w:before="180" w:after="60"/>
+        <w:pBdr>
+          <w:bottom w:val="single" w:sz="6" w:space="1" w:color="B8953A"/>
+        </w:pBdr>
+      </w:pPr>
+      <w:r>
+        <w:rPr>
+          <w:rFonts w:ascii="Arial" w:hAnsi="Arial" w:eastAsia="Arial"/>
+          <w:b/>
+          <w:i w:val="0"/>
+          <w:color w:val="1F3864"/>
+          <w:sz w:val="21"/>
+        </w:rPr>
+        <w:t>WORK AT MAYO CLINIC</w:t>
+      </w:r>
+    </w:p>
+    <w:p>
+      <w:pPr>
+        <w:spacing w:after="60" w:before="0"/>
+      </w:pPr>
+      <w:r>
+        <w:rPr>
+          <w:rFonts w:ascii="Arial" w:hAnsi="Arial" w:eastAsia="Arial"/>
+          <w:b w:val="0"/>
+          <w:i w:val="0"/>
+          <w:sz w:val="17"/>
+        </w:rPr>
+        <w:t>Dr. Shahriarirad is currently involved in approximately 40 active projects across the Department of Surgery, including around 25 projects in active phases such as patient recruitment, data collection, data analysis, and manuscript preparation, with additional projects pending IRB approval or resource allocation. His work involves collaboration across Mayo Clinic surgical innovation programs with Drs. Cornelius Thiels, Janani Reisenauer, Simon Laplante, Aparna Vijayasekaran, Kitty Wu, Arman Arghami, and John Nathan.</w:t>
+      </w:r>
+    </w:p>
+    <w:p>
+      <w:pPr>
+        <w:spacing w:after="60" w:before="0"/>
+      </w:pPr>
+      <w:r>
+        <w:rPr>
+          <w:rFonts w:ascii="Arial" w:hAnsi="Arial" w:eastAsia="Arial"/>
+          <w:b w:val="0"/>
+          <w:i w:val="0"/>
+          <w:sz w:val="17"/>
+        </w:rPr>
+        <w:t>His contributions vary by project and include study conceptualization and design, research question development, methodology planning, IRB preparation, data acquisition and curation, statistical analysis, manuscript drafting and editing, project coordination, operating-room device demonstrations, and patient recruitment.</w:t>
+      </w:r>
+    </w:p>
+    <w:p>
+      <w:pPr>
+        <w:spacing w:after="60" w:before="0"/>
+      </w:pPr>
+      <w:r>
+        <w:rPr>
+          <w:rFonts w:ascii="Arial" w:hAnsi="Arial" w:eastAsia="Arial"/>
+          <w:b w:val="0"/>
+          <w:i w:val="0"/>
+          <w:sz w:val="17"/>
+        </w:rPr>
+        <w:t>His collaborative technology and innovation work at Mayo Clinic spans surgical visualization, artificial intelligence, robotics, digital pathology, wearable monitoring, rehabilitation, and surgical education. These efforts include ApoQlar/Apple Vision Pro for real-time stereoscopic 3D robotic visualization; GoNoGoNET for AI-assisted surgical video analysis and safety-zone identification; ALARM/OmniWatch for wearable-based postoperative monitoring; JelloX for 3D digital pathology; INTERCEPTION and Alpenglow for robotic bronchoscopy, biopsy, and molecular sampling; CTA Perforator for computer vision-based reconstructive planning; ExerAI and Bioness for rehabilitation and gait assessment; bariatric surgery and ECG-based prediction models for precision surgical risk assessment; MOSI System for obesity staging and bariatric decision support; Lexo Drain for surgical device innovation; and robotic surgery curriculum development to improve resident training and educational quality.</w:t>
+      </w:r>
+    </w:p>
+    <w:p>
+      <w:pPr>
+        <w:spacing w:before="180" w:after="60"/>
+        <w:pBdr>
+          <w:bottom w:val="single" w:sz="6" w:space="1" w:color="B8953A"/>
+        </w:pBdr>
+      </w:pPr>
+      <w:r>
+        <w:rPr>
+          <w:rFonts w:ascii="Arial" w:hAnsi="Arial" w:eastAsia="Arial"/>
+          <w:b/>
+          <w:i w:val="0"/>
+          <w:color w:val="1F3864"/>
+          <w:sz w:val="21"/>
+        </w:rPr>
+        <w:t>AWARDS</w:t>
+      </w:r>
+    </w:p>
+    <w:tbl>
+      <w:tblPr>
+        <w:tblStyle w:val="TableGrid"/>
+        <w:tblW w:type="auto" w:w="0"/>
+        <w:jc w:val="left"/>
+        <w:tblLayout w:type="autofit"/>
+        <w:tblLook w:firstColumn="1" w:firstRow="1" w:lastColumn="0" w:lastRow="0" w:noHBand="0" w:noVBand="1" w:val="04A0"/>
+      </w:tblPr>
+      <w:tblGrid>
+        <w:gridCol w:w="3456"/>
+        <w:gridCol w:w="3456"/>
+        <w:gridCol w:w="3456"/>
+      </w:tblGrid>
+      <w:tr>
+        <w:tc>
+          <w:tcPr>
+            <w:tcW w:type="dxa" w:w="3456"/>
+            <w:vAlign w:val="center"/>
+            <w:shd w:fill="D9EAF7"/>
+          </w:tcPr>
+          <w:p>
+            <w:pPr>
+              <w:spacing w:after="0"/>
+            </w:pPr>
+            <w:r/>
+            <w:r>
+              <w:rPr>
+                <w:rFonts w:ascii="Arial" w:hAnsi="Arial" w:eastAsia="Arial"/>
+                <w:b/>
+                <w:i w:val="0"/>
+                <w:color w:val="1F3864"/>
+                <w:sz w:val="17"/>
+              </w:rPr>
+              <w:t>Year</w:t>
+            </w:r>
+          </w:p>
+        </w:tc>
+        <w:tc>
+          <w:tcPr>
+            <w:tcW w:type="dxa" w:w="3456"/>
+            <w:vAlign w:val="center"/>
+            <w:shd w:fill="D9EAF7"/>
+          </w:tcPr>
+          <w:p>
+            <w:pPr>
+              <w:spacing w:after="0"/>
+            </w:pPr>
+            <w:r/>
+            <w:r>
+              <w:rPr>
+                <w:rFonts w:ascii="Arial" w:hAnsi="Arial" w:eastAsia="Arial"/>
+                <w:b/>
+                <w:i w:val="0"/>
+                <w:color w:val="1F3864"/>
+                <w:sz w:val="17"/>
+              </w:rPr>
+              <w:t>Award</w:t>
+            </w:r>
+          </w:p>
+        </w:tc>
+        <w:tc>
+          <w:tcPr>
+            <w:tcW w:type="dxa" w:w="3456"/>
+            <w:vAlign w:val="center"/>
+            <w:shd w:fill="D9EAF7"/>
+          </w:tcPr>
+          <w:p>
+            <w:pPr>
+              <w:spacing w:after="0"/>
+            </w:pPr>
+            <w:r/>
+            <w:r>
+              <w:rPr>
+                <w:rFonts w:ascii="Arial" w:hAnsi="Arial" w:eastAsia="Arial"/>
+                <w:b/>
+                <w:i w:val="0"/>
+                <w:color w:val="1F3864"/>
+                <w:sz w:val="17"/>
+              </w:rPr>
+              <w:t>Organization</w:t>
+            </w:r>
+          </w:p>
+        </w:tc>
+      </w:tr>
+      <w:tr>
+        <w:tc>
+          <w:tcPr>
+            <w:tcW w:type="dxa" w:w="3456"/>
+            <w:vAlign w:val="center"/>
+          </w:tcPr>
+          <w:p>
+            <w:pPr>
+              <w:spacing w:after="0"/>
+            </w:pPr>
+            <w:r/>
+            <w:r>
+              <w:rPr>
+                <w:rFonts w:ascii="Arial" w:hAnsi="Arial" w:eastAsia="Arial"/>
+                <w:b w:val="0"/>
+                <w:i w:val="0"/>
+                <w:sz w:val="17"/>
+              </w:rPr>
+              <w:t>Dec 2023</w:t>
+            </w:r>
+          </w:p>
+        </w:tc>
+        <w:tc>
+          <w:tcPr>
+            <w:tcW w:type="dxa" w:w="3456"/>
+            <w:vAlign w:val="center"/>
+          </w:tcPr>
+          <w:p>
+            <w:pPr>
+              <w:spacing w:after="0"/>
+            </w:pPr>
+            <w:r/>
+            <w:r>
+              <w:rPr>
+                <w:rFonts w:ascii="Arial" w:hAnsi="Arial" w:eastAsia="Arial"/>
+                <w:b w:val="0"/>
+                <w:i w:val="0"/>
+                <w:sz w:val="17"/>
+              </w:rPr>
+              <w:t>World's Top 2% Scientists</w:t>
+            </w:r>
+          </w:p>
+        </w:tc>
+        <w:tc>
+          <w:tcPr>
+            <w:tcW w:type="dxa" w:w="3456"/>
+            <w:vAlign w:val="center"/>
+          </w:tcPr>
+          <w:p>
+            <w:pPr>
+              <w:spacing w:after="0"/>
+            </w:pPr>
+            <w:r/>
+            <w:r>
+              <w:rPr>
+                <w:rFonts w:ascii="Arial" w:hAnsi="Arial" w:eastAsia="Arial"/>
+                <w:b w:val="0"/>
+                <w:i w:val="0"/>
+                <w:sz w:val="17"/>
+              </w:rPr>
+              <w:t>Elsevier Data Repository / Stanford</w:t>
+            </w:r>
+          </w:p>
+        </w:tc>
+      </w:tr>
+      <w:tr>
+        <w:tc>
+          <w:tcPr>
+            <w:tcW w:type="dxa" w:w="3456"/>
+            <w:vAlign w:val="center"/>
+          </w:tcPr>
+          <w:p>
+            <w:pPr>
+              <w:spacing w:after="0"/>
+            </w:pPr>
+            <w:r/>
+            <w:r>
+              <w:rPr>
+                <w:rFonts w:ascii="Arial" w:hAnsi="Arial" w:eastAsia="Arial"/>
+                <w:b w:val="0"/>
+                <w:i w:val="0"/>
+                <w:sz w:val="17"/>
+              </w:rPr>
+              <w:t>Oct 2020</w:t>
+            </w:r>
+          </w:p>
+        </w:tc>
+        <w:tc>
+          <w:tcPr>
+            <w:tcW w:type="dxa" w:w="3456"/>
+            <w:vAlign w:val="center"/>
+          </w:tcPr>
+          <w:p>
+            <w:pPr>
+              <w:spacing w:after="0"/>
+            </w:pPr>
+            <w:r/>
+            <w:r>
+              <w:rPr>
+                <w:rFonts w:ascii="Arial" w:hAnsi="Arial" w:eastAsia="Arial"/>
+                <w:b w:val="0"/>
+                <w:i w:val="0"/>
+                <w:sz w:val="17"/>
+              </w:rPr>
+              <w:t>National Outstanding Student Researcher</w:t>
+            </w:r>
+          </w:p>
+        </w:tc>
+        <w:tc>
+          <w:tcPr>
+            <w:tcW w:type="dxa" w:w="3456"/>
+            <w:vAlign w:val="center"/>
+          </w:tcPr>
+          <w:p>
+            <w:pPr>
+              <w:spacing w:after="0"/>
+            </w:pPr>
+            <w:r/>
+            <w:r>
+              <w:rPr>
+                <w:rFonts w:ascii="Arial" w:hAnsi="Arial" w:eastAsia="Arial"/>
+                <w:b w:val="0"/>
+                <w:i w:val="0"/>
+                <w:sz w:val="17"/>
+              </w:rPr>
+              <w:t>Iran Ministry of Health and Medical Education</w:t>
+            </w:r>
+          </w:p>
+        </w:tc>
+      </w:tr>
+    </w:tbl>
+    <w:p>
+      <w:pPr>
+        <w:spacing w:after="40" w:before="0"/>
+      </w:pPr>
+    </w:p>
+    <w:p>
+      <w:pPr>
+        <w:spacing w:before="180" w:after="60"/>
+        <w:pBdr>
+          <w:bottom w:val="single" w:sz="6" w:space="1" w:color="B8953A"/>
+        </w:pBdr>
+      </w:pPr>
+      <w:r>
+        <w:rPr>
+          <w:rFonts w:ascii="Arial" w:hAnsi="Arial" w:eastAsia="Arial"/>
+          <w:b/>
+          <w:i w:val="0"/>
+          <w:color w:val="1F3864"/>
+          <w:sz w:val="21"/>
+        </w:rPr>
+        <w:t>LEADERSHIP &amp; COMMUNITY SERVICE</w:t>
+      </w:r>
+    </w:p>
+    <w:tbl>
+      <w:tblPr>
+        <w:tblStyle w:val="TableGrid"/>
+        <w:tblW w:type="auto" w:w="0"/>
+        <w:jc w:val="left"/>
+        <w:tblLayout w:type="autofit"/>
+        <w:tblLook w:firstColumn="1" w:firstRow="1" w:lastColumn="0" w:lastRow="0" w:noHBand="0" w:noVBand="1" w:val="04A0"/>
+      </w:tblPr>
+      <w:tblGrid>
+        <w:gridCol w:w="2592"/>
+        <w:gridCol w:w="2592"/>
+        <w:gridCol w:w="2592"/>
+        <w:gridCol w:w="2592"/>
+      </w:tblGrid>
+      <w:tr>
+        <w:tc>
+          <w:tcPr>
+            <w:tcW w:type="dxa" w:w="2592"/>
+            <w:vAlign w:val="center"/>
+            <w:shd w:fill="D9EAF7"/>
+          </w:tcPr>
+          <w:p>
+            <w:pPr>
+              <w:spacing w:after="0"/>
+            </w:pPr>
+            <w:r/>
+            <w:r>
+              <w:rPr>
+                <w:rFonts w:ascii="Arial" w:hAnsi="Arial" w:eastAsia="Arial"/>
+                <w:b/>
+                <w:i w:val="0"/>
+                <w:color w:val="1F3864"/>
+                <w:sz w:val="17"/>
+              </w:rPr>
+              <w:t>Period</w:t>
+            </w:r>
+          </w:p>
+        </w:tc>
+        <w:tc>
+          <w:tcPr>
+            <w:tcW w:type="dxa" w:w="2592"/>
+            <w:vAlign w:val="center"/>
+            <w:shd w:fill="D9EAF7"/>
+          </w:tcPr>
+          <w:p>
+            <w:pPr>
+              <w:spacing w:after="0"/>
+            </w:pPr>
+            <w:r/>
+            <w:r>
+              <w:rPr>
+                <w:rFonts w:ascii="Arial" w:hAnsi="Arial" w:eastAsia="Arial"/>
+                <w:b/>
+                <w:i w:val="0"/>
+                <w:color w:val="1F3864"/>
+                <w:sz w:val="17"/>
+              </w:rPr>
+              <w:t>Role</w:t>
+            </w:r>
+          </w:p>
+        </w:tc>
+        <w:tc>
+          <w:tcPr>
+            <w:tcW w:type="dxa" w:w="2592"/>
+            <w:vAlign w:val="center"/>
+            <w:shd w:fill="D9EAF7"/>
+          </w:tcPr>
+          <w:p>
+            <w:pPr>
+              <w:spacing w:after="0"/>
+            </w:pPr>
+            <w:r/>
+            <w:r>
+              <w:rPr>
+                <w:rFonts w:ascii="Arial" w:hAnsi="Arial" w:eastAsia="Arial"/>
+                <w:b/>
+                <w:i w:val="0"/>
+                <w:color w:val="1F3864"/>
+                <w:sz w:val="17"/>
+              </w:rPr>
+              <w:t>Organization</w:t>
+            </w:r>
+          </w:p>
+        </w:tc>
+        <w:tc>
+          <w:tcPr>
+            <w:tcW w:type="dxa" w:w="2592"/>
+            <w:vAlign w:val="center"/>
+            <w:shd w:fill="D9EAF7"/>
+          </w:tcPr>
+          <w:p>
+            <w:pPr>
+              <w:spacing w:after="0"/>
+            </w:pPr>
+            <w:r/>
+            <w:r>
+              <w:rPr>
+                <w:rFonts w:ascii="Arial" w:hAnsi="Arial" w:eastAsia="Arial"/>
+                <w:b/>
+                <w:i w:val="0"/>
+                <w:color w:val="1F3864"/>
+                <w:sz w:val="17"/>
+              </w:rPr>
+              <w:t>Description</w:t>
+            </w:r>
+          </w:p>
+        </w:tc>
+      </w:tr>
+      <w:tr>
+        <w:tc>
+          <w:tcPr>
+            <w:tcW w:type="dxa" w:w="2592"/>
+            <w:vAlign w:val="center"/>
+          </w:tcPr>
+          <w:p>
+            <w:pPr>
+              <w:spacing w:after="0"/>
+            </w:pPr>
+            <w:r/>
+            <w:r>
+              <w:rPr>
+                <w:rFonts w:ascii="Arial" w:hAnsi="Arial" w:eastAsia="Arial"/>
+                <w:b w:val="0"/>
+                <w:i w:val="0"/>
+                <w:sz w:val="17"/>
+              </w:rPr>
+              <w:t>2026 – Present</w:t>
+            </w:r>
+          </w:p>
+        </w:tc>
+        <w:tc>
+          <w:tcPr>
+            <w:tcW w:type="dxa" w:w="2592"/>
+            <w:vAlign w:val="center"/>
+          </w:tcPr>
+          <w:p>
+            <w:pPr>
+              <w:spacing w:after="0"/>
+            </w:pPr>
+            <w:r/>
+            <w:r>
+              <w:rPr>
+                <w:rFonts w:ascii="Arial" w:hAnsi="Arial" w:eastAsia="Arial"/>
+                <w:b w:val="0"/>
+                <w:i w:val="0"/>
+                <w:sz w:val="17"/>
+              </w:rPr>
+              <w:t>Mayo Fellow Association Quality Improvement Committee</w:t>
+            </w:r>
+          </w:p>
+        </w:tc>
+        <w:tc>
+          <w:tcPr>
+            <w:tcW w:type="dxa" w:w="2592"/>
+            <w:vAlign w:val="center"/>
+          </w:tcPr>
+          <w:p>
+            <w:pPr>
+              <w:spacing w:after="0"/>
+            </w:pPr>
+            <w:r/>
+            <w:r>
+              <w:rPr>
+                <w:rFonts w:ascii="Arial" w:hAnsi="Arial" w:eastAsia="Arial"/>
+                <w:b w:val="0"/>
+                <w:i w:val="0"/>
+                <w:sz w:val="17"/>
+              </w:rPr>
+              <w:t>Mayo Clinic, Rochester, MN</w:t>
+            </w:r>
+          </w:p>
+        </w:tc>
+        <w:tc>
+          <w:tcPr>
+            <w:tcW w:type="dxa" w:w="2592"/>
+            <w:vAlign w:val="center"/>
+          </w:tcPr>
+          <w:p>
+            <w:pPr>
+              <w:spacing w:after="0"/>
+            </w:pPr>
+            <w:r/>
+            <w:r>
+              <w:rPr>
+                <w:rFonts w:ascii="Arial" w:hAnsi="Arial" w:eastAsia="Arial"/>
+                <w:b w:val="0"/>
+                <w:i w:val="0"/>
+                <w:sz w:val="17"/>
+              </w:rPr>
+              <w:t>Contributes to quality improvement initiatives supporting research fellows and trainee experience at Mayo Clinic.</w:t>
+            </w:r>
+          </w:p>
+        </w:tc>
+      </w:tr>
+      <w:tr>
+        <w:tc>
+          <w:tcPr>
+            <w:tcW w:type="dxa" w:w="2592"/>
+            <w:vAlign w:val="center"/>
+          </w:tcPr>
+          <w:p>
+            <w:pPr>
+              <w:spacing w:after="0"/>
+            </w:pPr>
+            <w:r/>
+            <w:r>
+              <w:rPr>
+                <w:rFonts w:ascii="Arial" w:hAnsi="Arial" w:eastAsia="Arial"/>
+                <w:b w:val="0"/>
+                <w:i w:val="0"/>
+                <w:sz w:val="17"/>
+              </w:rPr>
+              <w:t>May 2026</w:t>
+            </w:r>
+          </w:p>
+        </w:tc>
+        <w:tc>
+          <w:tcPr>
+            <w:tcW w:type="dxa" w:w="2592"/>
+            <w:vAlign w:val="center"/>
+          </w:tcPr>
+          <w:p>
+            <w:pPr>
+              <w:spacing w:after="0"/>
+            </w:pPr>
+            <w:r/>
+            <w:r>
+              <w:rPr>
+                <w:rFonts w:ascii="Arial" w:hAnsi="Arial" w:eastAsia="Arial"/>
+                <w:b w:val="0"/>
+                <w:i w:val="0"/>
+                <w:sz w:val="17"/>
+              </w:rPr>
+              <w:t>Trauma Center Injury Prevention – Bike Rodeo / Bike Safety Program</w:t>
+            </w:r>
+          </w:p>
+        </w:tc>
+        <w:tc>
+          <w:tcPr>
+            <w:tcW w:type="dxa" w:w="2592"/>
+            <w:vAlign w:val="center"/>
+          </w:tcPr>
+          <w:p>
+            <w:pPr>
+              <w:spacing w:after="0"/>
+            </w:pPr>
+            <w:r/>
+            <w:r>
+              <w:rPr>
+                <w:rFonts w:ascii="Arial" w:hAnsi="Arial" w:eastAsia="Arial"/>
+                <w:b w:val="0"/>
+                <w:i w:val="0"/>
+                <w:sz w:val="17"/>
+              </w:rPr>
+              <w:t>Rochester, MN</w:t>
+            </w:r>
+          </w:p>
+        </w:tc>
+        <w:tc>
+          <w:tcPr>
+            <w:tcW w:type="dxa" w:w="2592"/>
+            <w:vAlign w:val="center"/>
+          </w:tcPr>
+          <w:p>
+            <w:pPr>
+              <w:spacing w:after="0"/>
+            </w:pPr>
+            <w:r/>
+            <w:r>
+              <w:rPr>
+                <w:rFonts w:ascii="Arial" w:hAnsi="Arial" w:eastAsia="Arial"/>
+                <w:b w:val="0"/>
+                <w:i w:val="0"/>
+                <w:sz w:val="17"/>
+              </w:rPr>
+              <w:t>Participated in a community injury-prevention and bike-safety program focused on education and safety awareness.</w:t>
+            </w:r>
+          </w:p>
+        </w:tc>
+      </w:tr>
+      <w:tr>
+        <w:tc>
+          <w:tcPr>
+            <w:tcW w:type="dxa" w:w="2592"/>
+            <w:vAlign w:val="center"/>
+          </w:tcPr>
+          <w:p>
+            <w:pPr>
+              <w:spacing w:after="0"/>
+            </w:pPr>
+            <w:r/>
+            <w:r>
+              <w:rPr>
+                <w:rFonts w:ascii="Arial" w:hAnsi="Arial" w:eastAsia="Arial"/>
+                <w:b w:val="0"/>
+                <w:i w:val="0"/>
+                <w:sz w:val="17"/>
+              </w:rPr>
+              <w:t>2026 – Present</w:t>
+            </w:r>
+          </w:p>
+        </w:tc>
+        <w:tc>
+          <w:tcPr>
+            <w:tcW w:type="dxa" w:w="2592"/>
+            <w:vAlign w:val="center"/>
+          </w:tcPr>
+          <w:p>
+            <w:pPr>
+              <w:spacing w:after="0"/>
+            </w:pPr>
+            <w:r/>
+            <w:r>
+              <w:rPr>
+                <w:rFonts w:ascii="Arial" w:hAnsi="Arial" w:eastAsia="Arial"/>
+                <w:b w:val="0"/>
+                <w:i w:val="0"/>
+                <w:sz w:val="17"/>
+              </w:rPr>
+              <w:t>MRFA Mentor-Mentee Program</w:t>
+            </w:r>
+          </w:p>
+        </w:tc>
+        <w:tc>
+          <w:tcPr>
+            <w:tcW w:type="dxa" w:w="2592"/>
+            <w:vAlign w:val="center"/>
+          </w:tcPr>
+          <w:p>
+            <w:pPr>
+              <w:spacing w:after="0"/>
+            </w:pPr>
+            <w:r/>
+            <w:r>
+              <w:rPr>
+                <w:rFonts w:ascii="Arial" w:hAnsi="Arial" w:eastAsia="Arial"/>
+                <w:b w:val="0"/>
+                <w:i w:val="0"/>
+                <w:sz w:val="17"/>
+              </w:rPr>
+              <w:t>Mayo Clinic, Rochester, MN</w:t>
+            </w:r>
+          </w:p>
+        </w:tc>
+        <w:tc>
+          <w:tcPr>
+            <w:tcW w:type="dxa" w:w="2592"/>
+            <w:vAlign w:val="center"/>
+          </w:tcPr>
+          <w:p>
+            <w:pPr>
+              <w:spacing w:after="0"/>
+            </w:pPr>
+            <w:r/>
+            <w:r>
+              <w:rPr>
+                <w:rFonts w:ascii="Arial" w:hAnsi="Arial" w:eastAsia="Arial"/>
+                <w:b w:val="0"/>
+                <w:i w:val="0"/>
+                <w:sz w:val="17"/>
+              </w:rPr>
+              <w:t>Supports mentorship and professional development for research fellows through the MRFA mentor-mentee program.</w:t>
+            </w:r>
+          </w:p>
+        </w:tc>
+      </w:tr>
+      <w:tr>
+        <w:tc>
+          <w:tcPr>
+            <w:tcW w:type="dxa" w:w="2592"/>
+            <w:vAlign w:val="center"/>
+          </w:tcPr>
+          <w:p>
+            <w:pPr>
+              <w:spacing w:after="0"/>
+            </w:pPr>
+            <w:r/>
+            <w:r>
+              <w:rPr>
+                <w:rFonts w:ascii="Arial" w:hAnsi="Arial" w:eastAsia="Arial"/>
+                <w:b w:val="0"/>
+                <w:i w:val="0"/>
+                <w:sz w:val="17"/>
+              </w:rPr>
+              <w:t>2024 – Present</w:t>
+            </w:r>
+          </w:p>
+        </w:tc>
+        <w:tc>
+          <w:tcPr>
+            <w:tcW w:type="dxa" w:w="2592"/>
+            <w:vAlign w:val="center"/>
+          </w:tcPr>
+          <w:p>
+            <w:pPr>
+              <w:spacing w:after="0"/>
+            </w:pPr>
+            <w:r/>
+            <w:r>
+              <w:rPr>
+                <w:rFonts w:ascii="Arial" w:hAnsi="Arial" w:eastAsia="Arial"/>
+                <w:b w:val="0"/>
+                <w:i w:val="0"/>
+                <w:sz w:val="17"/>
+              </w:rPr>
+              <w:t>Oraculi STEM Mentor – John Adams Middle School Science Fair</w:t>
+            </w:r>
+          </w:p>
+        </w:tc>
+        <w:tc>
+          <w:tcPr>
+            <w:tcW w:type="dxa" w:w="2592"/>
+            <w:vAlign w:val="center"/>
+          </w:tcPr>
+          <w:p>
+            <w:pPr>
+              <w:spacing w:after="0"/>
+            </w:pPr>
+            <w:r/>
+            <w:r>
+              <w:rPr>
+                <w:rFonts w:ascii="Arial" w:hAnsi="Arial" w:eastAsia="Arial"/>
+                <w:b w:val="0"/>
+                <w:i w:val="0"/>
+                <w:sz w:val="17"/>
+              </w:rPr>
+              <w:t>Rochester, MN</w:t>
+            </w:r>
+          </w:p>
+        </w:tc>
+        <w:tc>
+          <w:tcPr>
+            <w:tcW w:type="dxa" w:w="2592"/>
+            <w:vAlign w:val="center"/>
+          </w:tcPr>
+          <w:p>
+            <w:pPr>
+              <w:spacing w:after="0"/>
+            </w:pPr>
+            <w:r/>
+            <w:r>
+              <w:rPr>
+                <w:rFonts w:ascii="Arial" w:hAnsi="Arial" w:eastAsia="Arial"/>
+                <w:b w:val="0"/>
+                <w:i w:val="0"/>
+                <w:sz w:val="17"/>
+              </w:rPr>
+              <w:t>Mentors students through STEM and science-fair activities, supporting early exposure to scientific thinking and research methods.</w:t>
+            </w:r>
+          </w:p>
+        </w:tc>
+      </w:tr>
+      <w:tr>
+        <w:tc>
+          <w:tcPr>
+            <w:tcW w:type="dxa" w:w="2592"/>
+            <w:vAlign w:val="center"/>
+          </w:tcPr>
+          <w:p>
+            <w:pPr>
+              <w:spacing w:after="0"/>
+            </w:pPr>
+            <w:r/>
+            <w:r>
+              <w:rPr>
+                <w:rFonts w:ascii="Arial" w:hAnsi="Arial" w:eastAsia="Arial"/>
+                <w:b w:val="0"/>
+                <w:i w:val="0"/>
+                <w:sz w:val="17"/>
+              </w:rPr>
+              <w:t>2020 – Present</w:t>
+            </w:r>
+          </w:p>
+        </w:tc>
+        <w:tc>
+          <w:tcPr>
+            <w:tcW w:type="dxa" w:w="2592"/>
+            <w:vAlign w:val="center"/>
+          </w:tcPr>
+          <w:p>
+            <w:pPr>
+              <w:spacing w:after="0"/>
+            </w:pPr>
+            <w:r/>
+            <w:r>
+              <w:rPr>
+                <w:rFonts w:ascii="Arial" w:hAnsi="Arial" w:eastAsia="Arial"/>
+                <w:b w:val="0"/>
+                <w:i w:val="0"/>
+                <w:sz w:val="17"/>
+              </w:rPr>
+              <w:t>Research Project Manager and Mentoring Program</w:t>
+            </w:r>
+          </w:p>
+        </w:tc>
+        <w:tc>
+          <w:tcPr>
+            <w:tcW w:type="dxa" w:w="2592"/>
+            <w:vAlign w:val="center"/>
+          </w:tcPr>
+          <w:p>
+            <w:pPr>
+              <w:spacing w:after="0"/>
+            </w:pPr>
+            <w:r/>
+            <w:r>
+              <w:rPr>
+                <w:rFonts w:ascii="Arial" w:hAnsi="Arial" w:eastAsia="Arial"/>
+                <w:b w:val="0"/>
+                <w:i w:val="0"/>
+                <w:sz w:val="17"/>
+              </w:rPr>
+              <w:t>Thoracic and Vascular Surgery Research Center, Shiraz University of Medical Sciences, Shiraz, Iran</w:t>
+            </w:r>
+          </w:p>
+        </w:tc>
+        <w:tc>
+          <w:tcPr>
+            <w:tcW w:type="dxa" w:w="2592"/>
+            <w:vAlign w:val="center"/>
+          </w:tcPr>
+          <w:p>
+            <w:pPr>
+              <w:spacing w:after="0"/>
+            </w:pPr>
+            <w:r/>
+            <w:r>
+              <w:rPr>
+                <w:rFonts w:ascii="Arial" w:hAnsi="Arial" w:eastAsia="Arial"/>
+                <w:b w:val="0"/>
+                <w:i w:val="0"/>
+                <w:sz w:val="17"/>
+              </w:rPr>
+              <w:t>Founded and directed a research mentoring program at the Thoracic and Vascular Surgery Research Center, mentoring 15 medical students in research methodology, scientific writing, and publication strategy, with participating students contributing to more than 50 peer-reviewed publications.</w:t>
+            </w:r>
+          </w:p>
+        </w:tc>
+      </w:tr>
+    </w:tbl>
+    <w:p>
+      <w:pPr>
+        <w:spacing w:after="40" w:before="0"/>
+      </w:pPr>
+    </w:p>
+    <w:p>
+      <w:pPr>
+        <w:spacing w:before="180" w:after="60"/>
+        <w:pBdr>
+          <w:bottom w:val="single" w:sz="6" w:space="1" w:color="B8953A"/>
+        </w:pBdr>
+      </w:pPr>
+      <w:r>
+        <w:rPr>
+          <w:rFonts w:ascii="Arial" w:hAnsi="Arial" w:eastAsia="Arial"/>
+          <w:b/>
+          <w:i w:val="0"/>
+          <w:color w:val="1F3864"/>
+          <w:sz w:val="21"/>
+        </w:rPr>
+        <w:t>SKILLS</w:t>
+      </w:r>
+    </w:p>
+    <w:tbl>
+      <w:tblPr>
+        <w:tblStyle w:val="TableGrid"/>
+        <w:tblW w:type="auto" w:w="0"/>
+        <w:jc w:val="left"/>
+        <w:tblLayout w:type="autofit"/>
+        <w:tblLook w:firstColumn="1" w:firstRow="1" w:lastColumn="0" w:lastRow="0" w:noHBand="0" w:noVBand="1" w:val="04A0"/>
+      </w:tblPr>
+      <w:tblGrid>
+        <w:gridCol w:w="5184"/>
+        <w:gridCol w:w="5184"/>
+      </w:tblGrid>
+      <w:tr>
+        <w:tc>
+          <w:tcPr>
+            <w:tcW w:type="dxa" w:w="2448"/>
+            <w:vAlign w:val="center"/>
+          </w:tcPr>
+          <w:p>
+            <w:pPr>
+              <w:spacing w:after="0"/>
+            </w:pPr>
+            <w:r/>
+            <w:r>
+              <w:rPr>
+                <w:rFonts w:ascii="Arial" w:hAnsi="Arial" w:eastAsia="Arial"/>
+                <w:b w:val="0"/>
+                <w:i w:val="0"/>
+                <w:sz w:val="17"/>
+              </w:rPr>
+              <w:t>Technical &amp; Software</w:t>
+            </w:r>
+          </w:p>
+        </w:tc>
+        <w:tc>
+          <w:tcPr>
+            <w:tcW w:type="dxa" w:w="7056"/>
+            <w:vAlign w:val="center"/>
+          </w:tcPr>
+          <w:p>
+            <w:pPr>
+              <w:spacing w:after="0"/>
+            </w:pPr>
+            <w:r/>
+            <w:r>
+              <w:rPr>
+                <w:rFonts w:ascii="Arial" w:hAnsi="Arial" w:eastAsia="Arial"/>
+                <w:b w:val="0"/>
+                <w:i w:val="0"/>
+                <w:sz w:val="17"/>
+              </w:rPr>
+              <w:t>SPSS (Good); EndNote (Good); Microsoft Office (Good); Corel Video Studio (Good); Python (Beginner); MATLAB (Beginner); NCSS (Beginner); Azure DevOps (Beginner); Typing (90 wpm)</w:t>
+            </w:r>
+          </w:p>
+        </w:tc>
+      </w:tr>
+      <w:tr>
+        <w:tc>
+          <w:tcPr>
+            <w:tcW w:type="dxa" w:w="2448"/>
+            <w:vAlign w:val="center"/>
+          </w:tcPr>
+          <w:p>
+            <w:pPr>
+              <w:spacing w:after="0"/>
+            </w:pPr>
+            <w:r/>
+            <w:r>
+              <w:rPr>
+                <w:rFonts w:ascii="Arial" w:hAnsi="Arial" w:eastAsia="Arial"/>
+                <w:b w:val="0"/>
+                <w:i w:val="0"/>
+                <w:sz w:val="17"/>
+              </w:rPr>
+              <w:t>Research &amp; Analytical</w:t>
+            </w:r>
+          </w:p>
+        </w:tc>
+        <w:tc>
+          <w:tcPr>
+            <w:tcW w:type="dxa" w:w="7056"/>
+            <w:vAlign w:val="center"/>
+          </w:tcPr>
+          <w:p>
+            <w:pPr>
+              <w:spacing w:after="0"/>
+            </w:pPr>
+            <w:r/>
+            <w:r>
+              <w:rPr>
+                <w:rFonts w:ascii="Arial" w:hAnsi="Arial" w:eastAsia="Arial"/>
+                <w:b w:val="0"/>
+                <w:i w:val="0"/>
+                <w:sz w:val="17"/>
+              </w:rPr>
+              <w:t>Study design; RCT coordination; Data management; Statistical analysis; Systematic review and meta-analysis; Clinical research coordination; IRB preparation</w:t>
+            </w:r>
+          </w:p>
+        </w:tc>
+      </w:tr>
+      <w:tr>
+        <w:tc>
+          <w:tcPr>
+            <w:tcW w:type="dxa" w:w="2448"/>
+            <w:vAlign w:val="center"/>
+          </w:tcPr>
+          <w:p>
+            <w:pPr>
+              <w:spacing w:after="0"/>
+            </w:pPr>
+            <w:r/>
+            <w:r>
+              <w:rPr>
+                <w:rFonts w:ascii="Arial" w:hAnsi="Arial" w:eastAsia="Arial"/>
+                <w:b w:val="0"/>
+                <w:i w:val="0"/>
+                <w:sz w:val="17"/>
+              </w:rPr>
+              <w:t>Interpersonal</w:t>
+            </w:r>
+          </w:p>
+        </w:tc>
+        <w:tc>
+          <w:tcPr>
+            <w:tcW w:type="dxa" w:w="7056"/>
+            <w:vAlign w:val="center"/>
+          </w:tcPr>
+          <w:p>
+            <w:pPr>
+              <w:spacing w:after="0"/>
+            </w:pPr>
+            <w:r/>
+            <w:r>
+              <w:rPr>
+                <w:rFonts w:ascii="Arial" w:hAnsi="Arial" w:eastAsia="Arial"/>
+                <w:b w:val="0"/>
+                <w:i w:val="0"/>
+                <w:sz w:val="17"/>
+              </w:rPr>
+              <w:t>Scientific editing; Presentation skills; Mentoring; Time management; Multidisciplinary collaboration; English and Farsi fluency</w:t>
+            </w:r>
+          </w:p>
+        </w:tc>
+      </w:tr>
+    </w:tbl>
+    <w:p>
+      <w:pPr>
+        <w:spacing w:after="40" w:before="0"/>
+      </w:pPr>
+    </w:p>
+    <w:p>
+      <w:pPr>
+        <w:spacing w:before="180" w:after="60"/>
+        <w:pBdr>
+          <w:bottom w:val="single" w:sz="6" w:space="1" w:color="B8953A"/>
+        </w:pBdr>
+      </w:pPr>
+      <w:r>
+        <w:rPr>
+          <w:rFonts w:ascii="Arial" w:hAnsi="Arial" w:eastAsia="Arial"/>
+          <w:b/>
+          <w:i w:val="0"/>
+          <w:color w:val="1F3864"/>
+          <w:sz w:val="21"/>
+        </w:rPr>
+        <w:t>PATENTS AND INNOVATIONS</w:t>
+      </w:r>
+    </w:p>
+    <w:tbl>
+      <w:tblPr>
+        <w:tblStyle w:val="TableGrid"/>
+        <w:tblW w:type="auto" w:w="0"/>
+        <w:jc w:val="left"/>
+        <w:tblLayout w:type="autofit"/>
+        <w:tblLook w:firstColumn="1" w:firstRow="1" w:lastColumn="0" w:lastRow="0" w:noHBand="0" w:noVBand="1" w:val="04A0"/>
+      </w:tblPr>
+      <w:tblGrid>
+        <w:gridCol w:w="2592"/>
+        <w:gridCol w:w="2592"/>
+        <w:gridCol w:w="2592"/>
+        <w:gridCol w:w="2592"/>
+      </w:tblGrid>
+      <w:tr>
+        <w:tc>
+          <w:tcPr>
+            <w:tcW w:type="dxa" w:w="2592"/>
+            <w:vAlign w:val="center"/>
+            <w:shd w:fill="D9EAF7"/>
+          </w:tcPr>
+          <w:p>
+            <w:pPr>
+              <w:spacing w:after="0"/>
+            </w:pPr>
+            <w:r/>
+            <w:r>
+              <w:rPr>
+                <w:rFonts w:ascii="Arial" w:hAnsi="Arial" w:eastAsia="Arial"/>
+                <w:b/>
+                <w:i w:val="0"/>
+                <w:color w:val="1F3864"/>
+                <w:sz w:val="17"/>
+              </w:rPr>
+              <w:t>Date</w:t>
+            </w:r>
+          </w:p>
+        </w:tc>
+        <w:tc>
+          <w:tcPr>
+            <w:tcW w:type="dxa" w:w="2592"/>
+            <w:vAlign w:val="center"/>
+            <w:shd w:fill="D9EAF7"/>
+          </w:tcPr>
+          <w:p>
+            <w:pPr>
+              <w:spacing w:after="0"/>
+            </w:pPr>
+            <w:r/>
+            <w:r>
+              <w:rPr>
+                <w:rFonts w:ascii="Arial" w:hAnsi="Arial" w:eastAsia="Arial"/>
+                <w:b/>
+                <w:i w:val="0"/>
+                <w:color w:val="1F3864"/>
+                <w:sz w:val="17"/>
+              </w:rPr>
+              <w:t>Title</w:t>
+            </w:r>
+          </w:p>
+        </w:tc>
+        <w:tc>
+          <w:tcPr>
+            <w:tcW w:type="dxa" w:w="2592"/>
+            <w:vAlign w:val="center"/>
+            <w:shd w:fill="D9EAF7"/>
+          </w:tcPr>
+          <w:p>
+            <w:pPr>
+              <w:spacing w:after="0"/>
+            </w:pPr>
+            <w:r/>
+            <w:r>
+              <w:rPr>
+                <w:rFonts w:ascii="Arial" w:hAnsi="Arial" w:eastAsia="Arial"/>
+                <w:b/>
+                <w:i w:val="0"/>
+                <w:color w:val="1F3864"/>
+                <w:sz w:val="17"/>
+              </w:rPr>
+              <w:t>Issuer</w:t>
+            </w:r>
+          </w:p>
+        </w:tc>
+        <w:tc>
+          <w:tcPr>
+            <w:tcW w:type="dxa" w:w="2592"/>
+            <w:vAlign w:val="center"/>
+            <w:shd w:fill="D9EAF7"/>
+          </w:tcPr>
+          <w:p>
+            <w:pPr>
+              <w:spacing w:after="0"/>
+            </w:pPr>
+            <w:r/>
+            <w:r>
+              <w:rPr>
+                <w:rFonts w:ascii="Arial" w:hAnsi="Arial" w:eastAsia="Arial"/>
+                <w:b/>
+                <w:i w:val="0"/>
+                <w:color w:val="1F3864"/>
+                <w:sz w:val="17"/>
+              </w:rPr>
+              <w:t>Number</w:t>
+            </w:r>
+          </w:p>
+        </w:tc>
+      </w:tr>
+      <w:tr>
+        <w:tc>
+          <w:tcPr>
+            <w:tcW w:type="dxa" w:w="2592"/>
+            <w:vAlign w:val="center"/>
+          </w:tcPr>
+          <w:p>
+            <w:pPr>
+              <w:spacing w:after="0"/>
+            </w:pPr>
+            <w:r/>
+            <w:r>
+              <w:rPr>
+                <w:rFonts w:ascii="Arial" w:hAnsi="Arial" w:eastAsia="Arial"/>
+                <w:b w:val="0"/>
+                <w:i w:val="0"/>
+                <w:sz w:val="17"/>
+              </w:rPr>
+              <w:t>Apr 2021</w:t>
+            </w:r>
+          </w:p>
+        </w:tc>
+        <w:tc>
+          <w:tcPr>
+            <w:tcW w:type="dxa" w:w="2592"/>
+            <w:vAlign w:val="center"/>
+          </w:tcPr>
+          <w:p>
+            <w:pPr>
+              <w:spacing w:after="0"/>
+            </w:pPr>
+            <w:r/>
+            <w:r>
+              <w:rPr>
+                <w:rFonts w:ascii="Arial" w:hAnsi="Arial" w:eastAsia="Arial"/>
+                <w:b w:val="0"/>
+                <w:i w:val="0"/>
+                <w:sz w:val="17"/>
+              </w:rPr>
+              <w:t>A Machine Learning-Based System for Detecting Leishmaniasis in Microscopic Images</w:t>
+            </w:r>
+          </w:p>
+        </w:tc>
+        <w:tc>
+          <w:tcPr>
+            <w:tcW w:type="dxa" w:w="2592"/>
+            <w:vAlign w:val="center"/>
+          </w:tcPr>
+          <w:p>
+            <w:pPr>
+              <w:spacing w:after="0"/>
+            </w:pPr>
+            <w:r/>
+            <w:r>
+              <w:rPr>
+                <w:rFonts w:ascii="Arial" w:hAnsi="Arial" w:eastAsia="Arial"/>
+                <w:b w:val="0"/>
+                <w:i w:val="0"/>
+                <w:sz w:val="17"/>
+              </w:rPr>
+              <w:t>IR</w:t>
+            </w:r>
+          </w:p>
+        </w:tc>
+        <w:tc>
+          <w:tcPr>
+            <w:tcW w:type="dxa" w:w="2592"/>
+            <w:vAlign w:val="center"/>
+          </w:tcPr>
+          <w:p>
+            <w:pPr>
+              <w:spacing w:after="0"/>
+            </w:pPr>
+            <w:r/>
+            <w:r>
+              <w:rPr>
+                <w:rFonts w:ascii="Arial" w:hAnsi="Arial" w:eastAsia="Arial"/>
+                <w:b w:val="0"/>
+                <w:i w:val="0"/>
+                <w:sz w:val="17"/>
+              </w:rPr>
+              <w:t>140050140003000416</w:t>
+            </w:r>
+          </w:p>
+        </w:tc>
+      </w:tr>
+      <w:tr>
+        <w:tc>
+          <w:tcPr>
+            <w:tcW w:type="dxa" w:w="2592"/>
+            <w:vAlign w:val="center"/>
+          </w:tcPr>
+          <w:p>
+            <w:pPr>
+              <w:spacing w:after="0"/>
+            </w:pPr>
+            <w:r/>
+            <w:r>
+              <w:rPr>
+                <w:rFonts w:ascii="Arial" w:hAnsi="Arial" w:eastAsia="Arial"/>
+                <w:b w:val="0"/>
+                <w:i w:val="0"/>
+                <w:sz w:val="17"/>
+              </w:rPr>
+              <w:t>Oct 2020</w:t>
+            </w:r>
+          </w:p>
+        </w:tc>
+        <w:tc>
+          <w:tcPr>
+            <w:tcW w:type="dxa" w:w="2592"/>
+            <w:vAlign w:val="center"/>
+          </w:tcPr>
+          <w:p>
+            <w:pPr>
+              <w:spacing w:after="0"/>
+            </w:pPr>
+            <w:r/>
+            <w:r>
+              <w:rPr>
+                <w:rFonts w:ascii="Arial" w:hAnsi="Arial" w:eastAsia="Arial"/>
+                <w:b w:val="0"/>
+                <w:i w:val="0"/>
+                <w:sz w:val="17"/>
+              </w:rPr>
+              <w:t>Utilization of Chest Tube in Pediatric Caustic Injuries: A New Method for Esophageal Stenting</w:t>
+            </w:r>
+          </w:p>
+        </w:tc>
+        <w:tc>
+          <w:tcPr>
+            <w:tcW w:type="dxa" w:w="2592"/>
+            <w:vAlign w:val="center"/>
+          </w:tcPr>
+          <w:p>
+            <w:pPr>
+              <w:spacing w:after="0"/>
+            </w:pPr>
+            <w:r/>
+            <w:r>
+              <w:rPr>
+                <w:rFonts w:ascii="Arial" w:hAnsi="Arial" w:eastAsia="Arial"/>
+                <w:b w:val="0"/>
+                <w:i w:val="0"/>
+                <w:sz w:val="17"/>
+              </w:rPr>
+              <w:t>IR</w:t>
+            </w:r>
+          </w:p>
+        </w:tc>
+        <w:tc>
+          <w:tcPr>
+            <w:tcW w:type="dxa" w:w="2592"/>
+            <w:vAlign w:val="center"/>
+          </w:tcPr>
+          <w:p>
+            <w:pPr>
+              <w:spacing w:after="0"/>
+            </w:pPr>
+            <w:r/>
+            <w:r>
+              <w:rPr>
+                <w:rFonts w:ascii="Arial" w:hAnsi="Arial" w:eastAsia="Arial"/>
+                <w:b w:val="0"/>
+                <w:i w:val="0"/>
+                <w:sz w:val="17"/>
+              </w:rPr>
+              <w:t>139950140003006653</w:t>
             </w:r>
           </w:p>
         </w:tc>

--- a/Shahriarirad_Reza_CV.docx
+++ b/Shahriarirad_Reza_CV.docx
@@ -651,7 +651,7 @@
                 <w:i w:val="0"/>
                 <w:sz w:val="17"/>
               </w:rPr>
-              <w:t>May 27, 2026</w:t>
+              <w:t>June 01, 2026</w:t>
             </w:r>
           </w:p>
         </w:tc>

--- a/Shahriarirad_Reza_CV.docx
+++ b/Shahriarirad_Reza_CV.docx
@@ -651,7 +651,7 @@
                 <w:i w:val="0"/>
                 <w:sz w:val="17"/>
               </w:rPr>
-              <w:t>June 01, 2026</w:t>
+              <w:t>June 08, 2026</w:t>
             </w:r>
           </w:p>
         </w:tc>

--- a/Shahriarirad_Reza_CV.docx
+++ b/Shahriarirad_Reza_CV.docx
@@ -651,7 +651,7 @@
                 <w:i w:val="0"/>
                 <w:sz w:val="17"/>
               </w:rPr>
-              <w:t>June 08, 2026</w:t>
+              <w:t>June 15, 2026</w:t>
             </w:r>
           </w:p>
         </w:tc>

--- a/Shahriarirad_Reza_CV.docx
+++ b/Shahriarirad_Reza_CV.docx
@@ -651,7 +651,7 @@
                 <w:i w:val="0"/>
                 <w:sz w:val="17"/>
               </w:rPr>
-              <w:t>June 15, 2026</w:t>
+              <w:t>June 22, 2026</w:t>
             </w:r>
           </w:p>
         </w:tc>

--- a/Shahriarirad_Reza_CV.docx
+++ b/Shahriarirad_Reza_CV.docx
@@ -651,7 +651,7 @@
                 <w:i w:val="0"/>
                 <w:sz w:val="17"/>
               </w:rPr>
-              <w:t>June 22, 2026</w:t>
+              <w:t>June 29, 2026</w:t>
             </w:r>
           </w:p>
         </w:tc>

--- a/Shahriarirad_Reza_CV.docx
+++ b/Shahriarirad_Reza_CV.docx
@@ -651,7 +651,7 @@
                 <w:i w:val="0"/>
                 <w:sz w:val="17"/>
               </w:rPr>
-              <w:t>June 29, 2026</w:t>
+              <w:t>July 06, 2026</w:t>
             </w:r>
           </w:p>
         </w:tc>

--- a/Shahriarirad_Reza_CV.docx
+++ b/Shahriarirad_Reza_CV.docx
@@ -651,7 +651,7 @@
                 <w:i w:val="0"/>
                 <w:sz w:val="17"/>
               </w:rPr>
-              <w:t>July 06, 2026</w:t>
+              <w:t>July 13, 2026</w:t>
             </w:r>
           </w:p>
         </w:tc>

--- a/Shahriarirad_Reza_CV.docx
+++ b/Shahriarirad_Reza_CV.docx
@@ -651,7 +651,7 @@
                 <w:i w:val="0"/>
                 <w:sz w:val="17"/>
               </w:rPr>
-          